--- a/assets/data/Mindset 01/Mindset1- Audio Scripts.docx
+++ b/assets/data/Mindset 01/Mindset1- Audio Scripts.docx
@@ -278,43 +278,7 @@
                 <w:sz w:val="23"/>
                 <w:szCs w:val="23"/>
               </w:rPr>
-              <w:t xml:space="preserve"> Yes, I'm looking for a gift for my sister. She's going to be 18 next week. </w:t>
-            </w:r>
-            <w:proofErr w:type="gramStart"/>
-            <w:r>
-              <w:rPr>
-                <w:rFonts w:ascii="Source Sans 3" w:hAnsi="Source Sans 3"/>
-                <w:sz w:val="23"/>
-                <w:szCs w:val="23"/>
-              </w:rPr>
-              <w:t>So</w:t>
-            </w:r>
-            <w:proofErr w:type="gramEnd"/>
-            <w:r>
-              <w:rPr>
-                <w:rFonts w:ascii="Source Sans 3" w:hAnsi="Source Sans 3"/>
-                <w:sz w:val="23"/>
-                <w:szCs w:val="23"/>
-              </w:rPr>
-              <w:t xml:space="preserve"> I thought a piece of </w:t>
-            </w:r>
-            <w:proofErr w:type="spellStart"/>
-            <w:r>
-              <w:rPr>
-                <w:rFonts w:ascii="Source Sans 3" w:hAnsi="Source Sans 3"/>
-                <w:sz w:val="23"/>
-                <w:szCs w:val="23"/>
-              </w:rPr>
-              <w:t>jewellery</w:t>
-            </w:r>
-            <w:proofErr w:type="spellEnd"/>
-            <w:r>
-              <w:rPr>
-                <w:rFonts w:ascii="Source Sans 3" w:hAnsi="Source Sans 3"/>
-                <w:sz w:val="23"/>
-                <w:szCs w:val="23"/>
-              </w:rPr>
-              <w:t xml:space="preserve"> would be nice.</w:t>
+              <w:t xml:space="preserve"> Yes, I'm looking for a gift for my sister. She's going to be 18 next week. So I thought a piece of jewellery would be nice.</w:t>
             </w:r>
           </w:p>
           <w:p>
@@ -404,43 +368,7 @@
                 <w:sz w:val="23"/>
                 <w:szCs w:val="23"/>
               </w:rPr>
-              <w:t xml:space="preserve">  Does she have a </w:t>
-            </w:r>
-            <w:proofErr w:type="spellStart"/>
-            <w:r>
-              <w:rPr>
-                <w:rFonts w:ascii="Source Sans 3" w:hAnsi="Source Sans 3"/>
-                <w:sz w:val="23"/>
-                <w:szCs w:val="23"/>
-              </w:rPr>
-              <w:t>favourite</w:t>
-            </w:r>
-            <w:proofErr w:type="spellEnd"/>
-            <w:r>
-              <w:rPr>
-                <w:rFonts w:ascii="Source Sans 3" w:hAnsi="Source Sans 3"/>
-                <w:sz w:val="23"/>
-                <w:szCs w:val="23"/>
-              </w:rPr>
-              <w:t xml:space="preserve"> </w:t>
-            </w:r>
-            <w:proofErr w:type="spellStart"/>
-            <w:r>
-              <w:rPr>
-                <w:rFonts w:ascii="Source Sans 3" w:hAnsi="Source Sans 3"/>
-                <w:sz w:val="23"/>
-                <w:szCs w:val="23"/>
-              </w:rPr>
-              <w:t>colour</w:t>
-            </w:r>
-            <w:proofErr w:type="spellEnd"/>
-            <w:r>
-              <w:rPr>
-                <w:rFonts w:ascii="Source Sans 3" w:hAnsi="Source Sans 3"/>
-                <w:sz w:val="23"/>
-                <w:szCs w:val="23"/>
-              </w:rPr>
-              <w:t>?</w:t>
+              <w:t xml:space="preserve">  Does she have a favourite colour?</w:t>
             </w:r>
           </w:p>
           <w:p>
@@ -1353,43 +1281,7 @@
                 <w:sz w:val="23"/>
                 <w:szCs w:val="23"/>
               </w:rPr>
-              <w:t xml:space="preserve"> Yes, I'm looking for a gift for my sister. She's going to be 18 next week. </w:t>
-            </w:r>
-            <w:proofErr w:type="gramStart"/>
-            <w:r>
-              <w:rPr>
-                <w:rFonts w:ascii="Source Sans 3" w:hAnsi="Source Sans 3"/>
-                <w:sz w:val="23"/>
-                <w:szCs w:val="23"/>
-              </w:rPr>
-              <w:t>So</w:t>
-            </w:r>
-            <w:proofErr w:type="gramEnd"/>
-            <w:r>
-              <w:rPr>
-                <w:rFonts w:ascii="Source Sans 3" w:hAnsi="Source Sans 3"/>
-                <w:sz w:val="23"/>
-                <w:szCs w:val="23"/>
-              </w:rPr>
-              <w:t xml:space="preserve"> I thought a piece of </w:t>
-            </w:r>
-            <w:proofErr w:type="spellStart"/>
-            <w:r>
-              <w:rPr>
-                <w:rFonts w:ascii="Source Sans 3" w:hAnsi="Source Sans 3"/>
-                <w:sz w:val="23"/>
-                <w:szCs w:val="23"/>
-              </w:rPr>
-              <w:t>jewellery</w:t>
-            </w:r>
-            <w:proofErr w:type="spellEnd"/>
-            <w:r>
-              <w:rPr>
-                <w:rFonts w:ascii="Source Sans 3" w:hAnsi="Source Sans 3"/>
-                <w:sz w:val="23"/>
-                <w:szCs w:val="23"/>
-              </w:rPr>
-              <w:t xml:space="preserve"> would be nice.</w:t>
+              <w:t xml:space="preserve"> Yes, I'm looking for a gift for my sister. She's going to be 18 next week. So I thought a piece of jewellery would be nice.</w:t>
             </w:r>
           </w:p>
           <w:p>
@@ -1476,43 +1368,7 @@
                 <w:sz w:val="23"/>
                 <w:szCs w:val="23"/>
               </w:rPr>
-              <w:t xml:space="preserve"> Does she have a </w:t>
-            </w:r>
-            <w:proofErr w:type="spellStart"/>
-            <w:r>
-              <w:rPr>
-                <w:rFonts w:ascii="Source Sans 3" w:hAnsi="Source Sans 3"/>
-                <w:sz w:val="23"/>
-                <w:szCs w:val="23"/>
-              </w:rPr>
-              <w:t>favourite</w:t>
-            </w:r>
-            <w:proofErr w:type="spellEnd"/>
-            <w:r>
-              <w:rPr>
-                <w:rFonts w:ascii="Source Sans 3" w:hAnsi="Source Sans 3"/>
-                <w:sz w:val="23"/>
-                <w:szCs w:val="23"/>
-              </w:rPr>
-              <w:t xml:space="preserve"> </w:t>
-            </w:r>
-            <w:proofErr w:type="spellStart"/>
-            <w:r>
-              <w:rPr>
-                <w:rFonts w:ascii="Source Sans 3" w:hAnsi="Source Sans 3"/>
-                <w:sz w:val="23"/>
-                <w:szCs w:val="23"/>
-              </w:rPr>
-              <w:t>colour</w:t>
-            </w:r>
-            <w:proofErr w:type="spellEnd"/>
-            <w:r>
-              <w:rPr>
-                <w:rFonts w:ascii="Source Sans 3" w:hAnsi="Source Sans 3"/>
-                <w:sz w:val="23"/>
-                <w:szCs w:val="23"/>
-              </w:rPr>
-              <w:t>?</w:t>
+              <w:t xml:space="preserve"> Does she have a favourite colour?</w:t>
             </w:r>
           </w:p>
           <w:p>
@@ -1686,25 +1542,7 @@
                 <w:sz w:val="23"/>
                 <w:szCs w:val="23"/>
               </w:rPr>
-              <w:t xml:space="preserve"> Well, they were £30, but actually we've got a sale on at the moment, so they're a little cheaper - only £20. </w:t>
-            </w:r>
-            <w:proofErr w:type="gramStart"/>
-            <w:r>
-              <w:rPr>
-                <w:rFonts w:ascii="Source Sans 3" w:hAnsi="Source Sans 3"/>
-                <w:sz w:val="23"/>
-                <w:szCs w:val="23"/>
-              </w:rPr>
-              <w:t>So</w:t>
-            </w:r>
-            <w:proofErr w:type="gramEnd"/>
-            <w:r>
-              <w:rPr>
-                <w:rFonts w:ascii="Source Sans 3" w:hAnsi="Source Sans 3"/>
-                <w:sz w:val="23"/>
-                <w:szCs w:val="23"/>
-              </w:rPr>
-              <w:t xml:space="preserve"> you can save £10!</w:t>
+              <w:t xml:space="preserve"> Well, they were £30, but actually we've got a sale on at the moment, so they're a little cheaper - only £20. So you can save £10!</w:t>
             </w:r>
           </w:p>
           <w:p>
@@ -1995,43 +1833,7 @@
                 <w:sz w:val="23"/>
                 <w:szCs w:val="23"/>
               </w:rPr>
-              <w:t xml:space="preserve"> </w:t>
-            </w:r>
-            <w:proofErr w:type="gramStart"/>
-            <w:r>
-              <w:rPr>
-                <w:rFonts w:ascii="Source Sans 3" w:hAnsi="Source Sans 3"/>
-                <w:sz w:val="23"/>
-                <w:szCs w:val="23"/>
-              </w:rPr>
-              <w:t>Well</w:t>
-            </w:r>
-            <w:proofErr w:type="gramEnd"/>
-            <w:r>
-              <w:rPr>
-                <w:rFonts w:ascii="Source Sans 3" w:hAnsi="Source Sans 3"/>
-                <w:sz w:val="23"/>
-                <w:szCs w:val="23"/>
-              </w:rPr>
-              <w:t xml:space="preserve"> they were £30, but actually we've got a sale on at the moment, so they're a little cheaper - only £20. </w:t>
-            </w:r>
-            <w:proofErr w:type="gramStart"/>
-            <w:r>
-              <w:rPr>
-                <w:rFonts w:ascii="Source Sans 3" w:hAnsi="Source Sans 3"/>
-                <w:sz w:val="23"/>
-                <w:szCs w:val="23"/>
-              </w:rPr>
-              <w:t>So</w:t>
-            </w:r>
-            <w:proofErr w:type="gramEnd"/>
-            <w:r>
-              <w:rPr>
-                <w:rFonts w:ascii="Source Sans 3" w:hAnsi="Source Sans 3"/>
-                <w:sz w:val="23"/>
-                <w:szCs w:val="23"/>
-              </w:rPr>
-              <w:t xml:space="preserve"> you can save £10!</w:t>
+              <w:t xml:space="preserve"> Well they were £30, but actually we've got a sale on at the moment, so they're a little cheaper - only £20. So you can save £10!</w:t>
             </w:r>
           </w:p>
         </w:tc>
@@ -2205,43 +2007,7 @@
                 <w:sz w:val="23"/>
                 <w:szCs w:val="23"/>
               </w:rPr>
-              <w:t xml:space="preserve"> She's my niece - my brother's daughter. Her name's Tae-Hee. She's one year old in this picture. It's a very important birthday in Korea - we call it 'Dol' or </w:t>
-            </w:r>
-            <w:proofErr w:type="spellStart"/>
-            <w:r>
-              <w:rPr>
-                <w:rFonts w:ascii="Source Sans 3" w:hAnsi="Source Sans 3"/>
-                <w:sz w:val="23"/>
-                <w:szCs w:val="23"/>
-              </w:rPr>
-              <w:t>Doljanchi</w:t>
-            </w:r>
-            <w:proofErr w:type="spellEnd"/>
-            <w:r>
-              <w:rPr>
-                <w:rFonts w:ascii="Source Sans 3" w:hAnsi="Source Sans 3"/>
-                <w:sz w:val="23"/>
-                <w:szCs w:val="23"/>
-              </w:rPr>
-              <w:t xml:space="preserve">. It's a very special celebration - in fact, I think it's probably more important than a wedding or a graduation! And we invite all our family and friends and sometimes our </w:t>
-            </w:r>
-            <w:proofErr w:type="spellStart"/>
-            <w:r>
-              <w:rPr>
-                <w:rFonts w:ascii="Source Sans 3" w:hAnsi="Source Sans 3"/>
-                <w:sz w:val="23"/>
-                <w:szCs w:val="23"/>
-              </w:rPr>
-              <w:t>neighbours</w:t>
-            </w:r>
-            <w:proofErr w:type="spellEnd"/>
-            <w:r>
-              <w:rPr>
-                <w:rFonts w:ascii="Source Sans 3" w:hAnsi="Source Sans 3"/>
-                <w:sz w:val="23"/>
-                <w:szCs w:val="23"/>
-              </w:rPr>
-              <w:t>. Here's a picture of the restaurant where we celebrated Tae-Hee's big day.</w:t>
+              <w:t xml:space="preserve"> She's my niece - my brother's daughter. Her name's Tae-Hee. She's one year old in this picture. It's a very important birthday in Korea - we call it 'Dol' or Doljanchi. It's a very special celebration - in fact, I think it's probably more important than a wedding or a graduation! And we invite all our family and friends and sometimes our neighbours. Here's a picture of the restaurant where we celebrated Tae-Hee's big day.</w:t>
             </w:r>
           </w:p>
           <w:p>
@@ -2444,25 +2210,7 @@
                 <w:sz w:val="23"/>
                 <w:szCs w:val="23"/>
               </w:rPr>
-              <w:t xml:space="preserve"> And what's this on the table there? It's very </w:t>
-            </w:r>
-            <w:proofErr w:type="spellStart"/>
-            <w:r>
-              <w:rPr>
-                <w:rFonts w:ascii="Source Sans 3" w:hAnsi="Source Sans 3"/>
-                <w:sz w:val="23"/>
-                <w:szCs w:val="23"/>
-              </w:rPr>
-              <w:t>colourful</w:t>
-            </w:r>
-            <w:proofErr w:type="spellEnd"/>
-            <w:r>
-              <w:rPr>
-                <w:rFonts w:ascii="Source Sans 3" w:hAnsi="Source Sans 3"/>
-                <w:sz w:val="23"/>
-                <w:szCs w:val="23"/>
-              </w:rPr>
-              <w:t>.</w:t>
+              <w:t xml:space="preserve"> And what's this on the table there? It's very colourful.</w:t>
             </w:r>
           </w:p>
           <w:p>
@@ -2549,25 +2297,7 @@
                 <w:sz w:val="23"/>
                 <w:szCs w:val="23"/>
               </w:rPr>
-              <w:t xml:space="preserve"> We always eat rice cakes at a baby's party. There are usually 12 different types of them on the table. Look - this rice cake is completely orange in </w:t>
-            </w:r>
-            <w:proofErr w:type="spellStart"/>
-            <w:r>
-              <w:rPr>
-                <w:rFonts w:ascii="Source Sans 3" w:hAnsi="Source Sans 3"/>
-                <w:sz w:val="23"/>
-                <w:szCs w:val="23"/>
-              </w:rPr>
-              <w:t>colour</w:t>
-            </w:r>
-            <w:proofErr w:type="spellEnd"/>
-            <w:r>
-              <w:rPr>
-                <w:rFonts w:ascii="Source Sans 3" w:hAnsi="Source Sans 3"/>
-                <w:sz w:val="23"/>
-                <w:szCs w:val="23"/>
-              </w:rPr>
-              <w:t xml:space="preserve"> and this one here is bright green!</w:t>
+              <w:t xml:space="preserve"> We always eat rice cakes at a baby's party. There are usually 12 different types of them on the table. Look - this rice cake is completely orange in colour and this one here is bright green!</w:t>
             </w:r>
           </w:p>
           <w:p>
@@ -2683,25 +2413,7 @@
                 <w:sz w:val="23"/>
                 <w:szCs w:val="23"/>
               </w:rPr>
-              <w:t xml:space="preserve"> Oh, it's a little bag. All the guests get a gift bag at the end of the party. And inside there's a present from the baby's parents. It's really fun to open it because you don't know what you'll get. </w:t>
-            </w:r>
-            <w:proofErr w:type="gramStart"/>
-            <w:r>
-              <w:rPr>
-                <w:rFonts w:ascii="Source Sans 3" w:hAnsi="Source Sans 3"/>
-                <w:sz w:val="23"/>
-                <w:szCs w:val="23"/>
-              </w:rPr>
-              <w:t>So</w:t>
-            </w:r>
-            <w:proofErr w:type="gramEnd"/>
-            <w:r>
-              <w:rPr>
-                <w:rFonts w:ascii="Source Sans 3" w:hAnsi="Source Sans 3"/>
-                <w:sz w:val="23"/>
-                <w:szCs w:val="23"/>
-              </w:rPr>
-              <w:t xml:space="preserve"> it could be a candle, or some chocolates. Guess what I got? You can see it in this next photo.</w:t>
+              <w:t xml:space="preserve"> Oh, it's a little bag. All the guests get a gift bag at the end of the party. And inside there's a present from the baby's parents. It's really fun to open it because you don't know what you'll get. So it could be a candle, or some chocolates. Guess what I got? You can see it in this next photo.</w:t>
             </w:r>
           </w:p>
           <w:p>
@@ -3087,27 +2799,7 @@
                 <w:sz w:val="23"/>
                 <w:szCs w:val="23"/>
               </w:rPr>
-              <w:t xml:space="preserve"> Well... we're a close </w:t>
-            </w:r>
-            <w:proofErr w:type="gramStart"/>
-            <w:r>
-              <w:rPr>
-                <w:rFonts w:ascii="Source Sans 3" w:hAnsi="Source Sans 3"/>
-                <w:bCs/>
-                <w:sz w:val="23"/>
-                <w:szCs w:val="23"/>
-              </w:rPr>
-              <w:t>family,</w:t>
-            </w:r>
-            <w:proofErr w:type="gramEnd"/>
-            <w:r>
-              <w:rPr>
-                <w:rFonts w:ascii="Source Sans 3" w:hAnsi="Source Sans 3"/>
-                <w:bCs/>
-                <w:sz w:val="23"/>
-                <w:szCs w:val="23"/>
-              </w:rPr>
-              <w:t xml:space="preserve"> we like spending a lot of time together. We try to go out once a week - usually at weekends - on Saturdays or Sundays. We all really like being in the fresh air so we often go for a long walk along the beach. We enjoy going early in the morning when it's quiet. We never go when it's crowded! We live near a big park, so we sometimes go there. We usually go for a long walk and sometimes have a barbecue by the lake. Sometimes our cousin comes along too. He loves running around in the sunshine. He even enjoys swimming in the lake, so it's a good day out for him too!</w:t>
+              <w:t xml:space="preserve"> Well... we're a close family, we like spending a lot of time together. We try to go out once a week - usually at weekends - on Saturdays or Sundays. We all really like being in the fresh air so we often go for a long walk along the beach. We enjoy going early in the morning when it's quiet. We never go when it's crowded! We live near a big park, so we sometimes go there. We usually go for a long walk and sometimes have a barbecue by the lake. Sometimes our cousin comes along too. He loves running around in the sunshine. He even enjoys swimming in the lake, so it's a good day out for him too!</w:t>
             </w:r>
           </w:p>
         </w:tc>
@@ -3198,19 +2890,15 @@
               </w:rPr>
               <w:t xml:space="preserve"> My family? Well, my family isn't a large family. It's quite a</w:t>
             </w:r>
-          </w:p>
-          <w:p>
-            <w:pPr>
-              <w:tabs>
-                <w:tab w:val="left" w:pos="4413"/>
-              </w:tabs>
-              <w:rPr>
-                <w:rFonts w:ascii="Source Sans 3" w:hAnsi="Source Sans 3"/>
-                <w:bCs/>
-                <w:sz w:val="23"/>
-                <w:szCs w:val="23"/>
-              </w:rPr>
-            </w:pPr>
+            <w:r>
+              <w:rPr>
+                <w:rFonts w:ascii="Source Sans 3" w:hAnsi="Source Sans 3"/>
+                <w:bCs/>
+                <w:sz w:val="23"/>
+                <w:szCs w:val="23"/>
+              </w:rPr>
+              <w:t xml:space="preserve"> </w:t>
+            </w:r>
             <w:r>
               <w:rPr>
                 <w:rFonts w:ascii="Source Sans 3" w:hAnsi="Source Sans 3"/>
@@ -3900,39 +3588,39 @@
                 <w:sz w:val="23"/>
                 <w:szCs w:val="23"/>
               </w:rPr>
+              <w:t>Customer:</w:t>
+            </w:r>
+            <w:r>
+              <w:rPr>
+                <w:rFonts w:ascii="Source Sans 3" w:hAnsi="Source Sans 3"/>
+                <w:bCs/>
+                <w:sz w:val="23"/>
+                <w:szCs w:val="23"/>
+              </w:rPr>
+              <w:t xml:space="preserve"> I'd like to open a new account please.</w:t>
+            </w:r>
+          </w:p>
+          <w:p>
+            <w:pPr>
+              <w:tabs>
+                <w:tab w:val="left" w:pos="4413"/>
+              </w:tabs>
+              <w:rPr>
+                <w:rFonts w:ascii="Source Sans 3" w:hAnsi="Source Sans 3"/>
+                <w:bCs/>
+                <w:sz w:val="23"/>
+                <w:szCs w:val="23"/>
+              </w:rPr>
+            </w:pPr>
+            <w:r>
+              <w:rPr>
+                <w:rFonts w:ascii="Source Sans 3" w:hAnsi="Source Sans 3"/>
+                <w:b/>
+                <w:bCs/>
+                <w:sz w:val="23"/>
+                <w:szCs w:val="23"/>
+              </w:rPr>
               <w:lastRenderedPageBreak/>
-              <w:t>Customer:</w:t>
-            </w:r>
-            <w:r>
-              <w:rPr>
-                <w:rFonts w:ascii="Source Sans 3" w:hAnsi="Source Sans 3"/>
-                <w:bCs/>
-                <w:sz w:val="23"/>
-                <w:szCs w:val="23"/>
-              </w:rPr>
-              <w:t xml:space="preserve"> I'd like to open a new account please.</w:t>
-            </w:r>
-          </w:p>
-          <w:p>
-            <w:pPr>
-              <w:tabs>
-                <w:tab w:val="left" w:pos="4413"/>
-              </w:tabs>
-              <w:rPr>
-                <w:rFonts w:ascii="Source Sans 3" w:hAnsi="Source Sans 3"/>
-                <w:bCs/>
-                <w:sz w:val="23"/>
-                <w:szCs w:val="23"/>
-              </w:rPr>
-            </w:pPr>
-            <w:r>
-              <w:rPr>
-                <w:rFonts w:ascii="Source Sans 3" w:hAnsi="Source Sans 3"/>
-                <w:b/>
-                <w:bCs/>
-                <w:sz w:val="23"/>
-                <w:szCs w:val="23"/>
-              </w:rPr>
               <w:t>Bank clerk:</w:t>
             </w:r>
             <w:r>
@@ -4245,47 +3933,7 @@
                 <w:sz w:val="23"/>
                 <w:szCs w:val="23"/>
               </w:rPr>
-              <w:t xml:space="preserve"> OK, it's W </w:t>
-            </w:r>
-            <w:proofErr w:type="spellStart"/>
-            <w:r>
-              <w:rPr>
-                <w:rFonts w:ascii="Source Sans 3" w:hAnsi="Source Sans 3"/>
-                <w:bCs/>
-                <w:sz w:val="23"/>
-                <w:szCs w:val="23"/>
-              </w:rPr>
-              <w:t>W</w:t>
-            </w:r>
-            <w:proofErr w:type="spellEnd"/>
-            <w:r>
-              <w:rPr>
-                <w:rFonts w:ascii="Source Sans 3" w:hAnsi="Source Sans 3"/>
-                <w:bCs/>
-                <w:sz w:val="23"/>
-                <w:szCs w:val="23"/>
-              </w:rPr>
-              <w:t xml:space="preserve"> W dot </w:t>
-            </w:r>
-            <w:proofErr w:type="spellStart"/>
-            <w:r>
-              <w:rPr>
-                <w:rFonts w:ascii="Source Sans 3" w:hAnsi="Source Sans 3"/>
-                <w:bCs/>
-                <w:sz w:val="23"/>
-                <w:szCs w:val="23"/>
-              </w:rPr>
-              <w:t>getactive</w:t>
-            </w:r>
-            <w:proofErr w:type="spellEnd"/>
-            <w:r>
-              <w:rPr>
-                <w:rFonts w:ascii="Source Sans 3" w:hAnsi="Source Sans 3"/>
-                <w:bCs/>
-                <w:sz w:val="23"/>
-                <w:szCs w:val="23"/>
-              </w:rPr>
-              <w:t xml:space="preserve"> dot com. That's G-E-T-A-C-T-I-V-E dot com.</w:t>
+              <w:t xml:space="preserve"> OK, it's W W W dot getactive dot com. That's G-E-T-A-C-T-I-V-E dot com.</w:t>
             </w:r>
           </w:p>
           <w:p>
@@ -5036,47 +4684,7 @@
                 <w:sz w:val="23"/>
                 <w:szCs w:val="23"/>
               </w:rPr>
-              <w:t xml:space="preserve"> OK, it's W </w:t>
-            </w:r>
-            <w:proofErr w:type="spellStart"/>
-            <w:r>
-              <w:rPr>
-                <w:rFonts w:ascii="Source Sans 3" w:hAnsi="Source Sans 3"/>
-                <w:bCs/>
-                <w:sz w:val="23"/>
-                <w:szCs w:val="23"/>
-              </w:rPr>
-              <w:t>W</w:t>
-            </w:r>
-            <w:proofErr w:type="spellEnd"/>
-            <w:r>
-              <w:rPr>
-                <w:rFonts w:ascii="Source Sans 3" w:hAnsi="Source Sans 3"/>
-                <w:bCs/>
-                <w:sz w:val="23"/>
-                <w:szCs w:val="23"/>
-              </w:rPr>
-              <w:t xml:space="preserve"> W dot </w:t>
-            </w:r>
-            <w:proofErr w:type="spellStart"/>
-            <w:r>
-              <w:rPr>
-                <w:rFonts w:ascii="Source Sans 3" w:hAnsi="Source Sans 3"/>
-                <w:bCs/>
-                <w:sz w:val="23"/>
-                <w:szCs w:val="23"/>
-              </w:rPr>
-              <w:t>getactive</w:t>
-            </w:r>
-            <w:proofErr w:type="spellEnd"/>
-            <w:r>
-              <w:rPr>
-                <w:rFonts w:ascii="Source Sans 3" w:hAnsi="Source Sans 3"/>
-                <w:bCs/>
-                <w:sz w:val="23"/>
-                <w:szCs w:val="23"/>
-              </w:rPr>
-              <w:t xml:space="preserve"> dot com. That's G-E-T-A-C-T-I-V-E dot com.</w:t>
+              <w:t xml:space="preserve"> OK, it's W W W dot getactive dot com. That's G-E-T-A-C-T-I-V-E dot com.</w:t>
             </w:r>
           </w:p>
           <w:p>
@@ -5677,47 +5285,7 @@
                 <w:sz w:val="23"/>
                 <w:szCs w:val="23"/>
               </w:rPr>
-              <w:t xml:space="preserve"> Well, I thought it was pretty reasonable. In </w:t>
-            </w:r>
-            <w:proofErr w:type="gramStart"/>
-            <w:r>
-              <w:rPr>
-                <w:rFonts w:ascii="Source Sans 3" w:hAnsi="Source Sans 3"/>
-                <w:bCs/>
-                <w:sz w:val="23"/>
-                <w:szCs w:val="23"/>
-              </w:rPr>
-              <w:t>fact</w:t>
-            </w:r>
-            <w:proofErr w:type="gramEnd"/>
-            <w:r>
-              <w:rPr>
-                <w:rFonts w:ascii="Source Sans 3" w:hAnsi="Source Sans 3"/>
-                <w:bCs/>
-                <w:sz w:val="23"/>
-                <w:szCs w:val="23"/>
-              </w:rPr>
-              <w:t xml:space="preserve"> I couldn't believe it when the bill arrived. £40, including a tip. </w:t>
-            </w:r>
-            <w:proofErr w:type="spellStart"/>
-            <w:r>
-              <w:rPr>
-                <w:rFonts w:ascii="Source Sans 3" w:hAnsi="Source Sans 3"/>
-                <w:bCs/>
-                <w:sz w:val="23"/>
-                <w:szCs w:val="23"/>
-              </w:rPr>
-              <w:t>That'sonly</w:t>
-            </w:r>
-            <w:proofErr w:type="spellEnd"/>
-            <w:r>
-              <w:rPr>
-                <w:rFonts w:ascii="Source Sans 3" w:hAnsi="Source Sans 3"/>
-                <w:bCs/>
-                <w:sz w:val="23"/>
-                <w:szCs w:val="23"/>
-              </w:rPr>
-              <w:t xml:space="preserve"> £20 per person. You can't get steak for less than £15 anywhere in town.</w:t>
+              <w:t xml:space="preserve"> Well, I thought it was pretty reasonable. In fact I couldn't believe it when the bill arrived. £40, including a tip. That'sonly £20 per person. You can't get steak for less than £15 anywhere in town.</w:t>
             </w:r>
           </w:p>
         </w:tc>
@@ -6030,27 +5598,7 @@
                 <w:sz w:val="23"/>
                 <w:szCs w:val="23"/>
               </w:rPr>
-              <w:t xml:space="preserve"> Actually, David - no need to pick me up. The traffic lights have just changed and I can see the bus coming now. I'd better go - </w:t>
-            </w:r>
-            <w:proofErr w:type="spellStart"/>
-            <w:r>
-              <w:rPr>
-                <w:rFonts w:ascii="Source Sans 3" w:hAnsi="Source Sans 3"/>
-                <w:bCs/>
-                <w:sz w:val="23"/>
-                <w:szCs w:val="23"/>
-              </w:rPr>
-              <w:t>IP'll</w:t>
-            </w:r>
-            <w:proofErr w:type="spellEnd"/>
-            <w:r>
-              <w:rPr>
-                <w:rFonts w:ascii="Source Sans 3" w:hAnsi="Source Sans 3"/>
-                <w:bCs/>
-                <w:sz w:val="23"/>
-                <w:szCs w:val="23"/>
-              </w:rPr>
-              <w:t xml:space="preserve"> see you at home in a few minutes.</w:t>
+              <w:t xml:space="preserve"> Actually, David - no need to pick me up. The traffic lights have just changed and I can see the bus coming now. I'd better go - IP'll see you at home in a few minutes.</w:t>
             </w:r>
           </w:p>
         </w:tc>
@@ -6139,47 +5687,7 @@
                 <w:sz w:val="23"/>
                 <w:szCs w:val="23"/>
               </w:rPr>
-              <w:t xml:space="preserve"> </w:t>
-            </w:r>
-            <w:proofErr w:type="spellStart"/>
-            <w:r>
-              <w:rPr>
-                <w:rFonts w:ascii="Source Sans 3" w:hAnsi="Source Sans 3"/>
-                <w:bCs/>
-                <w:sz w:val="23"/>
-                <w:szCs w:val="23"/>
-              </w:rPr>
-              <w:t>Hithere</w:t>
-            </w:r>
-            <w:proofErr w:type="spellEnd"/>
-            <w:r>
-              <w:rPr>
-                <w:rFonts w:ascii="Source Sans 3" w:hAnsi="Source Sans 3"/>
-                <w:bCs/>
-                <w:sz w:val="23"/>
-                <w:szCs w:val="23"/>
-              </w:rPr>
-              <w:t xml:space="preserve">, Alicia! How was your weekend? You were on a sailing course down at the </w:t>
-            </w:r>
-            <w:proofErr w:type="spellStart"/>
-            <w:r>
-              <w:rPr>
-                <w:rFonts w:ascii="Source Sans 3" w:hAnsi="Source Sans 3"/>
-                <w:bCs/>
-                <w:sz w:val="23"/>
-                <w:szCs w:val="23"/>
-              </w:rPr>
-              <w:t>harbour</w:t>
-            </w:r>
-            <w:proofErr w:type="spellEnd"/>
-            <w:r>
-              <w:rPr>
-                <w:rFonts w:ascii="Source Sans 3" w:hAnsi="Source Sans 3"/>
-                <w:bCs/>
-                <w:sz w:val="23"/>
-                <w:szCs w:val="23"/>
-              </w:rPr>
-              <w:t>, weren't you?</w:t>
+              <w:t xml:space="preserve"> Hithere, Alicia! How was your weekend? You were on a sailing course down at the harbour, weren't you?</w:t>
             </w:r>
           </w:p>
           <w:p>
@@ -6557,27 +6065,7 @@
                 <w:sz w:val="23"/>
                 <w:szCs w:val="23"/>
               </w:rPr>
-              <w:t xml:space="preserve"> So, how's your very first week at university going, Rita? It's Orientation Week for all you </w:t>
-            </w:r>
-            <w:proofErr w:type="spellStart"/>
-            <w:r>
-              <w:rPr>
-                <w:rFonts w:ascii="Source Sans 3" w:hAnsi="Source Sans 3"/>
-                <w:bCs/>
-                <w:sz w:val="23"/>
-                <w:szCs w:val="23"/>
-              </w:rPr>
-              <w:t>new</w:t>
-            </w:r>
-            <w:proofErr w:type="spellEnd"/>
-            <w:r>
-              <w:rPr>
-                <w:rFonts w:ascii="Source Sans 3" w:hAnsi="Source Sans 3"/>
-                <w:bCs/>
-                <w:sz w:val="23"/>
-                <w:szCs w:val="23"/>
-              </w:rPr>
-              <w:t xml:space="preserve"> students, isn't it?</w:t>
+              <w:t xml:space="preserve"> So, how's your very first week at university going, Rita? It's Orientation Week for all you new students, isn't it?</w:t>
             </w:r>
           </w:p>
           <w:p>
@@ -6737,27 +6225,7 @@
                 <w:sz w:val="23"/>
                 <w:szCs w:val="23"/>
               </w:rPr>
-              <w:t xml:space="preserve"> I don't have a bike but that didn't matter. We all hired them -from a little cycle hire shop on </w:t>
-            </w:r>
-            <w:proofErr w:type="spellStart"/>
-            <w:r>
-              <w:rPr>
-                <w:rFonts w:ascii="Source Sans 3" w:hAnsi="Source Sans 3"/>
-                <w:bCs/>
-                <w:sz w:val="23"/>
-                <w:szCs w:val="23"/>
-              </w:rPr>
-              <w:t>Barkway</w:t>
-            </w:r>
-            <w:proofErr w:type="spellEnd"/>
-            <w:r>
-              <w:rPr>
-                <w:rFonts w:ascii="Source Sans 3" w:hAnsi="Source Sans 3"/>
-                <w:bCs/>
-                <w:sz w:val="23"/>
-                <w:szCs w:val="23"/>
-              </w:rPr>
-              <w:t xml:space="preserve"> Street. You probably know the place.</w:t>
+              <w:t xml:space="preserve"> I don't have a bike but that didn't matter. We all hired them -from a little cycle hire shop on Barkway Street. You probably know the place.</w:t>
             </w:r>
           </w:p>
           <w:p>
@@ -6821,47 +6289,7 @@
                 <w:sz w:val="23"/>
                 <w:szCs w:val="23"/>
               </w:rPr>
-              <w:t xml:space="preserve"> No, it's </w:t>
-            </w:r>
-            <w:proofErr w:type="spellStart"/>
-            <w:r>
-              <w:rPr>
-                <w:rFonts w:ascii="Source Sans 3" w:hAnsi="Source Sans 3"/>
-                <w:bCs/>
-                <w:sz w:val="23"/>
-                <w:szCs w:val="23"/>
-              </w:rPr>
-              <w:t>Barkway</w:t>
-            </w:r>
-            <w:proofErr w:type="spellEnd"/>
-            <w:r>
-              <w:rPr>
-                <w:rFonts w:ascii="Source Sans 3" w:hAnsi="Source Sans 3"/>
-                <w:bCs/>
-                <w:sz w:val="23"/>
-                <w:szCs w:val="23"/>
-              </w:rPr>
-              <w:t xml:space="preserve"> Street -B-A-R-K-W-A-Y. Number 22 </w:t>
-            </w:r>
-            <w:proofErr w:type="spellStart"/>
-            <w:r>
-              <w:rPr>
-                <w:rFonts w:ascii="Source Sans 3" w:hAnsi="Source Sans 3"/>
-                <w:bCs/>
-                <w:sz w:val="23"/>
-                <w:szCs w:val="23"/>
-              </w:rPr>
-              <w:t>Barkway</w:t>
-            </w:r>
-            <w:proofErr w:type="spellEnd"/>
-            <w:r>
-              <w:rPr>
-                <w:rFonts w:ascii="Source Sans 3" w:hAnsi="Source Sans 3"/>
-                <w:bCs/>
-                <w:sz w:val="23"/>
-                <w:szCs w:val="23"/>
-              </w:rPr>
-              <w:t xml:space="preserve"> Street, to be exact. It was great - we could choose a traditional bike or an electric one.</w:t>
+              <w:t xml:space="preserve"> No, it's Barkway Street -B-A-R-K-W-A-Y. Number 22 Barkway Street, to be exact. It was great - we could choose a traditional bike or an electric one.</w:t>
             </w:r>
           </w:p>
           <w:p>
@@ -6893,27 +6321,7 @@
                 <w:sz w:val="23"/>
                 <w:szCs w:val="23"/>
               </w:rPr>
-              <w:t xml:space="preserve"> </w:t>
-            </w:r>
-            <w:proofErr w:type="gramStart"/>
-            <w:r>
-              <w:rPr>
-                <w:rFonts w:ascii="Source Sans 3" w:hAnsi="Source Sans 3"/>
-                <w:bCs/>
-                <w:sz w:val="23"/>
-                <w:szCs w:val="23"/>
-              </w:rPr>
-              <w:t>So</w:t>
-            </w:r>
-            <w:proofErr w:type="gramEnd"/>
-            <w:r>
-              <w:rPr>
-                <w:rFonts w:ascii="Source Sans 3" w:hAnsi="Source Sans 3"/>
-                <w:bCs/>
-                <w:sz w:val="23"/>
-                <w:szCs w:val="23"/>
-              </w:rPr>
-              <w:t xml:space="preserve"> I take it you went electric!</w:t>
+              <w:t xml:space="preserve"> So I take it you went electric!</w:t>
             </w:r>
           </w:p>
           <w:p>
@@ -6945,47 +6353,7 @@
                 <w:sz w:val="23"/>
                 <w:szCs w:val="23"/>
               </w:rPr>
-              <w:t xml:space="preserve"> Yes, of course I did! Well, think about it why ride a traditional bike when you can get around the city much faster on an electric one! And because there was a group of us, it wasn't too expensive. In </w:t>
-            </w:r>
-            <w:proofErr w:type="gramStart"/>
-            <w:r>
-              <w:rPr>
-                <w:rFonts w:ascii="Source Sans 3" w:hAnsi="Source Sans 3"/>
-                <w:bCs/>
-                <w:sz w:val="23"/>
-                <w:szCs w:val="23"/>
-              </w:rPr>
-              <w:t>fact</w:t>
-            </w:r>
-            <w:proofErr w:type="gramEnd"/>
-            <w:r>
-              <w:rPr>
-                <w:rFonts w:ascii="Source Sans 3" w:hAnsi="Source Sans 3"/>
-                <w:bCs/>
-                <w:sz w:val="23"/>
-                <w:szCs w:val="23"/>
-              </w:rPr>
-              <w:t xml:space="preserve"> the cycle hire was only a $120 for the whole group. </w:t>
-            </w:r>
-            <w:proofErr w:type="gramStart"/>
-            <w:r>
-              <w:rPr>
-                <w:rFonts w:ascii="Source Sans 3" w:hAnsi="Source Sans 3"/>
-                <w:bCs/>
-                <w:sz w:val="23"/>
-                <w:szCs w:val="23"/>
-              </w:rPr>
-              <w:t>So</w:t>
-            </w:r>
-            <w:proofErr w:type="gramEnd"/>
-            <w:r>
-              <w:rPr>
-                <w:rFonts w:ascii="Source Sans 3" w:hAnsi="Source Sans 3"/>
-                <w:bCs/>
-                <w:sz w:val="23"/>
-                <w:szCs w:val="23"/>
-              </w:rPr>
-              <w:t xml:space="preserve"> the cost was only $15 per person and that was for three whole hours!</w:t>
+              <w:t xml:space="preserve"> Yes, of course I did! Well, think about it why ride a traditional bike when you can get around the city much faster on an electric one! And because there was a group of us, it wasn't too expensive. In fact the cycle hire was only a $120 for the whole group. So the cost was only $15 per person and that was for three whole hours!</w:t>
             </w:r>
           </w:p>
           <w:p>
@@ -7049,27 +6417,7 @@
                 <w:sz w:val="23"/>
                 <w:szCs w:val="23"/>
               </w:rPr>
-              <w:t xml:space="preserve"> No, $15. </w:t>
-            </w:r>
-            <w:proofErr w:type="gramStart"/>
-            <w:r>
-              <w:rPr>
-                <w:rFonts w:ascii="Source Sans 3" w:hAnsi="Source Sans 3"/>
-                <w:bCs/>
-                <w:sz w:val="23"/>
-                <w:szCs w:val="23"/>
-              </w:rPr>
-              <w:t>So</w:t>
-            </w:r>
-            <w:proofErr w:type="gramEnd"/>
-            <w:r>
-              <w:rPr>
-                <w:rFonts w:ascii="Source Sans 3" w:hAnsi="Source Sans 3"/>
-                <w:bCs/>
-                <w:sz w:val="23"/>
-                <w:szCs w:val="23"/>
-              </w:rPr>
-              <w:t xml:space="preserve"> I thought it was really quite cheap. And I didn't have to bring along a helmet to wear either. That was included - and we also got a lock, so it was easy to park our bikes safely when we wanted to stop and take a break!</w:t>
+              <w:t xml:space="preserve"> No, $15. So I thought it was really quite cheap. And I didn't have to bring along a helmet to wear either. That was included - and we also got a lock, so it was easy to park our bikes safely when we wanted to stop and take a break!</w:t>
             </w:r>
           </w:p>
           <w:p>
@@ -7133,27 +6481,7 @@
                 <w:sz w:val="23"/>
                 <w:szCs w:val="23"/>
               </w:rPr>
-              <w:t xml:space="preserve"> </w:t>
-            </w:r>
-            <w:proofErr w:type="gramStart"/>
-            <w:r>
-              <w:rPr>
-                <w:rFonts w:ascii="Source Sans 3" w:hAnsi="Source Sans 3"/>
-                <w:bCs/>
-                <w:sz w:val="23"/>
-                <w:szCs w:val="23"/>
-              </w:rPr>
-              <w:t>Yes</w:t>
-            </w:r>
-            <w:proofErr w:type="gramEnd"/>
-            <w:r>
-              <w:rPr>
-                <w:rFonts w:ascii="Source Sans 3" w:hAnsi="Source Sans 3"/>
-                <w:bCs/>
-                <w:sz w:val="23"/>
-                <w:szCs w:val="23"/>
-              </w:rPr>
-              <w:t xml:space="preserve"> it's a really easy one to remember. It's tradelectric.com</w:t>
+              <w:t xml:space="preserve"> Yes it's a really easy one to remember. It's tradelectric.com</w:t>
             </w:r>
           </w:p>
           <w:p>
@@ -7217,47 +6545,7 @@
                 <w:sz w:val="23"/>
                 <w:szCs w:val="23"/>
               </w:rPr>
-              <w:t xml:space="preserve"> </w:t>
-            </w:r>
-            <w:proofErr w:type="spellStart"/>
-            <w:r>
-              <w:rPr>
-                <w:rFonts w:ascii="Source Sans 3" w:hAnsi="Source Sans 3"/>
-                <w:bCs/>
-                <w:sz w:val="23"/>
-                <w:szCs w:val="23"/>
-              </w:rPr>
-              <w:t>tradelectric</w:t>
-            </w:r>
-            <w:proofErr w:type="spellEnd"/>
-            <w:r>
-              <w:rPr>
-                <w:rFonts w:ascii="Source Sans 3" w:hAnsi="Source Sans 3"/>
-                <w:bCs/>
-                <w:sz w:val="23"/>
-                <w:szCs w:val="23"/>
-              </w:rPr>
-              <w:t xml:space="preserve">-T-R-A-D-E-L-E-C-T-R-I-C all </w:t>
-            </w:r>
-            <w:proofErr w:type="gramStart"/>
-            <w:r>
-              <w:rPr>
-                <w:rFonts w:ascii="Source Sans 3" w:hAnsi="Source Sans 3"/>
-                <w:bCs/>
-                <w:sz w:val="23"/>
-                <w:szCs w:val="23"/>
-              </w:rPr>
-              <w:t>one word</w:t>
-            </w:r>
-            <w:proofErr w:type="gramEnd"/>
-            <w:r>
-              <w:rPr>
-                <w:rFonts w:ascii="Source Sans 3" w:hAnsi="Source Sans 3"/>
-                <w:bCs/>
-                <w:sz w:val="23"/>
-                <w:szCs w:val="23"/>
-              </w:rPr>
-              <w:t xml:space="preserve"> dot com.</w:t>
+              <w:t xml:space="preserve"> tradelectric-T-R-A-D-E-L-E-C-T-R-I-C all one word dot com.</w:t>
             </w:r>
           </w:p>
           <w:p>
@@ -7321,27 +6609,7 @@
                 <w:sz w:val="23"/>
                 <w:szCs w:val="23"/>
               </w:rPr>
-              <w:t xml:space="preserve"> No problem. Hey, maybe we can do a bike tour together. I'd love to cycle as far as the </w:t>
-            </w:r>
-            <w:proofErr w:type="spellStart"/>
-            <w:r>
-              <w:rPr>
-                <w:rFonts w:ascii="Source Sans 3" w:hAnsi="Source Sans 3"/>
-                <w:bCs/>
-                <w:sz w:val="23"/>
-                <w:szCs w:val="23"/>
-              </w:rPr>
-              <w:t>harbour</w:t>
-            </w:r>
-            <w:proofErr w:type="spellEnd"/>
-            <w:r>
-              <w:rPr>
-                <w:rFonts w:ascii="Source Sans 3" w:hAnsi="Source Sans 3"/>
-                <w:bCs/>
-                <w:sz w:val="23"/>
-                <w:szCs w:val="23"/>
-              </w:rPr>
-              <w:t xml:space="preserve"> next time.</w:t>
+              <w:t xml:space="preserve"> No problem. Hey, maybe we can do a bike tour together. I'd love to cycle as far as the harbour next time.</w:t>
             </w:r>
           </w:p>
           <w:p>
@@ -7461,89 +6729,29 @@
                 <w:sz w:val="23"/>
                 <w:szCs w:val="23"/>
               </w:rPr>
-              <w:t xml:space="preserve"> Well, I live in a small town in the north of my country. It has quite a few interesting places to visit. For example, in the </w:t>
-            </w:r>
-            <w:proofErr w:type="spellStart"/>
-            <w:r>
-              <w:rPr>
-                <w:rFonts w:ascii="Source Sans 3" w:hAnsi="Source Sans 3"/>
-                <w:bCs/>
-                <w:sz w:val="23"/>
-                <w:szCs w:val="23"/>
-              </w:rPr>
-              <w:t>centre</w:t>
-            </w:r>
-            <w:proofErr w:type="spellEnd"/>
-            <w:r>
-              <w:rPr>
-                <w:rFonts w:ascii="Source Sans 3" w:hAnsi="Source Sans 3"/>
-                <w:bCs/>
-                <w:sz w:val="23"/>
-                <w:szCs w:val="23"/>
-              </w:rPr>
-              <w:t xml:space="preserve"> of town, on the north side of the square we have the historic town hall, which was built in 1895. In front of it, there's a beautiful fountain. Opposite the town hall there's the library. Then if you go over the bridge, we have the art gallery, a big modern building, which often has interesting exhibitions. The art gallery is actually between the cinema (to the north) and a big shopping mall, where I often meet up with my friends.</w:t>
-            </w:r>
-          </w:p>
-          <w:p>
-            <w:pPr>
-              <w:tabs>
-                <w:tab w:val="left" w:pos="4413"/>
-              </w:tabs>
-              <w:rPr>
-                <w:rFonts w:ascii="Source Sans 3" w:hAnsi="Source Sans 3"/>
-                <w:bCs/>
-                <w:sz w:val="23"/>
-                <w:szCs w:val="23"/>
-              </w:rPr>
-            </w:pPr>
-            <w:r>
-              <w:rPr>
-                <w:rFonts w:ascii="Source Sans 3" w:hAnsi="Source Sans 3"/>
-                <w:bCs/>
-                <w:sz w:val="23"/>
-                <w:szCs w:val="23"/>
-              </w:rPr>
-              <w:t xml:space="preserve">To the south of the town, there's a </w:t>
-            </w:r>
-            <w:proofErr w:type="spellStart"/>
-            <w:r>
-              <w:rPr>
-                <w:rFonts w:ascii="Source Sans 3" w:hAnsi="Source Sans 3"/>
-                <w:bCs/>
-                <w:sz w:val="23"/>
-                <w:szCs w:val="23"/>
-              </w:rPr>
-              <w:t>harbour</w:t>
-            </w:r>
-            <w:proofErr w:type="spellEnd"/>
-            <w:r>
-              <w:rPr>
-                <w:rFonts w:ascii="Source Sans 3" w:hAnsi="Source Sans 3"/>
-                <w:bCs/>
-                <w:sz w:val="23"/>
-                <w:szCs w:val="23"/>
-              </w:rPr>
-              <w:t xml:space="preserve">, where you can take a boat to the islands. And then next to the </w:t>
-            </w:r>
-            <w:proofErr w:type="spellStart"/>
-            <w:r>
-              <w:rPr>
-                <w:rFonts w:ascii="Source Sans 3" w:hAnsi="Source Sans 3"/>
-                <w:bCs/>
-                <w:sz w:val="23"/>
-                <w:szCs w:val="23"/>
-              </w:rPr>
-              <w:t>harbour</w:t>
-            </w:r>
-            <w:proofErr w:type="spellEnd"/>
-            <w:r>
-              <w:rPr>
-                <w:rFonts w:ascii="Source Sans 3" w:hAnsi="Source Sans 3"/>
-                <w:bCs/>
-                <w:sz w:val="23"/>
-                <w:szCs w:val="23"/>
-              </w:rPr>
-              <w:t xml:space="preserve"> is the stadium, where people go to watch our local football team. And just behind it is the public swimming pool. It's an outdoor pool - lovely in summer, but very chilly the rest of the year.</w:t>
+              <w:t xml:space="preserve"> Well, I live in a small town in the north of my country. It has quite a few interesting places to visit. For example, in the centre of town, on the north side of the square we have the historic town hall, which was built in 1895. In front of it, there's a beautiful fountain. Opposite the town hall there's the library. Then if you go over the bridge, we have the art gallery, a big modern building, which often has interesting exhibitions. The art gallery is actually between the cinema (to the north) and a big shopping mall, where I often meet up with my friends.</w:t>
+            </w:r>
+          </w:p>
+          <w:p>
+            <w:pPr>
+              <w:tabs>
+                <w:tab w:val="left" w:pos="4413"/>
+              </w:tabs>
+              <w:rPr>
+                <w:rFonts w:ascii="Source Sans 3" w:hAnsi="Source Sans 3"/>
+                <w:bCs/>
+                <w:sz w:val="23"/>
+                <w:szCs w:val="23"/>
+              </w:rPr>
+            </w:pPr>
+            <w:r>
+              <w:rPr>
+                <w:rFonts w:ascii="Source Sans 3" w:hAnsi="Source Sans 3"/>
+                <w:bCs/>
+                <w:sz w:val="23"/>
+                <w:szCs w:val="23"/>
+              </w:rPr>
+              <w:t>To the south of the town, there's a harbour, where you can take a boat to the islands. And then next to the harbour is the stadium, where people go to watch our local football team. And just behind it is the public swimming pool. It's an outdoor pool - lovely in summer, but very chilly the rest of the year.</w:t>
             </w:r>
           </w:p>
         </w:tc>
@@ -7795,27 +7003,7 @@
                 <w:sz w:val="23"/>
                 <w:szCs w:val="23"/>
               </w:rPr>
-              <w:t xml:space="preserve"> In the last ten years Baku has changed a lot. Ten years </w:t>
-            </w:r>
-            <w:proofErr w:type="gramStart"/>
-            <w:r>
-              <w:rPr>
-                <w:rFonts w:ascii="Source Sans 3" w:hAnsi="Source Sans 3"/>
-                <w:bCs/>
-                <w:sz w:val="23"/>
-                <w:szCs w:val="23"/>
-              </w:rPr>
-              <w:t>ago</w:t>
-            </w:r>
-            <w:proofErr w:type="gramEnd"/>
-            <w:r>
-              <w:rPr>
-                <w:rFonts w:ascii="Source Sans 3" w:hAnsi="Source Sans 3"/>
-                <w:bCs/>
-                <w:sz w:val="23"/>
-                <w:szCs w:val="23"/>
-              </w:rPr>
-              <w:t xml:space="preserve"> we didn't have so many tall buildings and there wasn't as much to do then. The biggest problem is that everything is more expensive now.</w:t>
+              <w:t xml:space="preserve"> In the last ten years Baku has changed a lot. Ten years ago we didn't have so many tall buildings and there wasn't as much to do then. The biggest problem is that everything is more expensive now.</w:t>
             </w:r>
           </w:p>
           <w:p>
@@ -8047,27 +7235,7 @@
                 <w:sz w:val="23"/>
                 <w:szCs w:val="23"/>
               </w:rPr>
-              <w:t xml:space="preserve"> Our town is situated on the </w:t>
-            </w:r>
-            <w:proofErr w:type="gramStart"/>
-            <w:r>
-              <w:rPr>
-                <w:rFonts w:ascii="Source Sans 3" w:hAnsi="Source Sans 3"/>
-                <w:bCs/>
-                <w:sz w:val="23"/>
-                <w:szCs w:val="23"/>
-              </w:rPr>
-              <w:t>Yangtze river</w:t>
-            </w:r>
-            <w:proofErr w:type="gramEnd"/>
-            <w:r>
-              <w:rPr>
-                <w:rFonts w:ascii="Source Sans 3" w:hAnsi="Source Sans 3"/>
-                <w:bCs/>
-                <w:sz w:val="23"/>
-                <w:szCs w:val="23"/>
-              </w:rPr>
-              <w:t>.</w:t>
+              <w:t xml:space="preserve"> Our town is situated on the Yangtze river.</w:t>
             </w:r>
           </w:p>
           <w:p>
@@ -8195,27 +7363,7 @@
                 <w:sz w:val="23"/>
                 <w:szCs w:val="23"/>
               </w:rPr>
-              <w:t xml:space="preserve"> A number of new apartments were developed by the </w:t>
-            </w:r>
-            <w:proofErr w:type="spellStart"/>
-            <w:r>
-              <w:rPr>
-                <w:rFonts w:ascii="Source Sans 3" w:hAnsi="Source Sans 3"/>
-                <w:bCs/>
-                <w:sz w:val="23"/>
-                <w:szCs w:val="23"/>
-              </w:rPr>
-              <w:t>harbour</w:t>
-            </w:r>
-            <w:proofErr w:type="spellEnd"/>
-            <w:r>
-              <w:rPr>
-                <w:rFonts w:ascii="Source Sans 3" w:hAnsi="Source Sans 3"/>
-                <w:bCs/>
-                <w:sz w:val="23"/>
-                <w:szCs w:val="23"/>
-              </w:rPr>
-              <w:t>.</w:t>
+              <w:t xml:space="preserve"> A number of new apartments were developed by the harbour.</w:t>
             </w:r>
           </w:p>
           <w:p>
@@ -8526,47 +7674,7 @@
                 <w:sz w:val="23"/>
                 <w:szCs w:val="23"/>
               </w:rPr>
-              <w:t xml:space="preserve"> Most of the city is pretty modern, but there's an ancient castle where the </w:t>
-            </w:r>
-            <w:proofErr w:type="gramStart"/>
-            <w:r>
-              <w:rPr>
-                <w:rFonts w:ascii="Source Sans 3" w:hAnsi="Source Sans 3"/>
-                <w:bCs/>
-                <w:sz w:val="23"/>
-                <w:szCs w:val="23"/>
-              </w:rPr>
-              <w:t>Emperor</w:t>
-            </w:r>
-            <w:proofErr w:type="gramEnd"/>
-            <w:r>
-              <w:rPr>
-                <w:rFonts w:ascii="Source Sans 3" w:hAnsi="Source Sans 3"/>
-                <w:bCs/>
-                <w:sz w:val="23"/>
-                <w:szCs w:val="23"/>
-              </w:rPr>
-              <w:t xml:space="preserve"> used to live. It's just a place for tourists to visit now, but in the </w:t>
-            </w:r>
-            <w:proofErr w:type="gramStart"/>
-            <w:r>
-              <w:rPr>
-                <w:rFonts w:ascii="Source Sans 3" w:hAnsi="Source Sans 3"/>
-                <w:bCs/>
-                <w:sz w:val="23"/>
-                <w:szCs w:val="23"/>
-              </w:rPr>
-              <w:t>past</w:t>
-            </w:r>
-            <w:proofErr w:type="gramEnd"/>
-            <w:r>
-              <w:rPr>
-                <w:rFonts w:ascii="Source Sans 3" w:hAnsi="Source Sans 3"/>
-                <w:bCs/>
-                <w:sz w:val="23"/>
-                <w:szCs w:val="23"/>
-              </w:rPr>
-              <w:t xml:space="preserve"> it was the most important place in the country and it's over 1000 years old.</w:t>
+              <w:t xml:space="preserve"> Most of the city is pretty modern, but there's an ancient castle where the Emperor used to live. It's just a place for tourists to visit now, but in the past it was the most important place in the country and it's over 1000 years old.</w:t>
             </w:r>
           </w:p>
           <w:p>
@@ -9764,27 +8872,7 @@
                 <w:sz w:val="23"/>
                 <w:szCs w:val="23"/>
               </w:rPr>
-              <w:t xml:space="preserve">Now, I'll just give you a bit more information about the course itself. Basically, you'll learn how to take good photos of food using a digital camera. </w:t>
-            </w:r>
-            <w:proofErr w:type="gramStart"/>
-            <w:r>
-              <w:rPr>
-                <w:rFonts w:ascii="Source Sans 3" w:hAnsi="Source Sans 3"/>
-                <w:bCs/>
-                <w:sz w:val="23"/>
-                <w:szCs w:val="23"/>
-              </w:rPr>
-              <w:t>So</w:t>
-            </w:r>
-            <w:proofErr w:type="gramEnd"/>
-            <w:r>
-              <w:rPr>
-                <w:rFonts w:ascii="Source Sans 3" w:hAnsi="Source Sans 3"/>
-                <w:bCs/>
-                <w:sz w:val="23"/>
-                <w:szCs w:val="23"/>
-              </w:rPr>
-              <w:t xml:space="preserve"> it'll train you in the basics of using a range of camera angles.</w:t>
+              <w:t>Now, I'll just give you a bit more information about the course itself. Basically, you'll learn how to take good photos of food using a digital camera. So it'll train you in the basics of using a range of camera angles.</w:t>
             </w:r>
           </w:p>
           <w:p>
@@ -9934,27 +9022,7 @@
                 <w:sz w:val="23"/>
                 <w:szCs w:val="23"/>
               </w:rPr>
-              <w:t xml:space="preserve">the Lincoln Hotel - so you'll have the opportunity to </w:t>
-            </w:r>
-            <w:proofErr w:type="spellStart"/>
-            <w:r>
-              <w:rPr>
-                <w:rFonts w:ascii="Source Sans 3" w:hAnsi="Source Sans 3"/>
-                <w:bCs/>
-                <w:sz w:val="23"/>
-                <w:szCs w:val="23"/>
-              </w:rPr>
-              <w:t>practise</w:t>
-            </w:r>
-            <w:proofErr w:type="spellEnd"/>
-            <w:r>
-              <w:rPr>
-                <w:rFonts w:ascii="Source Sans 3" w:hAnsi="Source Sans 3"/>
-                <w:bCs/>
-                <w:sz w:val="23"/>
-                <w:szCs w:val="23"/>
-              </w:rPr>
-              <w:t xml:space="preserve"> taking photographs using real dishes!</w:t>
+              <w:t>the Lincoln Hotel - so you'll have the opportunity to practise taking photographs using real dishes!</w:t>
             </w:r>
           </w:p>
           <w:p>
@@ -10203,27 +9271,7 @@
                 <w:sz w:val="23"/>
                 <w:szCs w:val="23"/>
               </w:rPr>
-              <w:t xml:space="preserve">I'm a student. I'm doing a part-time fashion and textiles course. I'm at Milton College, in the </w:t>
-            </w:r>
-            <w:proofErr w:type="spellStart"/>
-            <w:r>
-              <w:rPr>
-                <w:rFonts w:ascii="Source Sans 3" w:hAnsi="Source Sans 3"/>
-                <w:bCs/>
-                <w:sz w:val="23"/>
-                <w:szCs w:val="23"/>
-              </w:rPr>
-              <w:t>centre</w:t>
-            </w:r>
-            <w:proofErr w:type="spellEnd"/>
-            <w:r>
-              <w:rPr>
-                <w:rFonts w:ascii="Source Sans 3" w:hAnsi="Source Sans 3"/>
-                <w:bCs/>
-                <w:sz w:val="23"/>
-                <w:szCs w:val="23"/>
-              </w:rPr>
-              <w:t xml:space="preserve"> of the city. I'm in my third year and at the moment I'm studying 12 hours a week.</w:t>
+              <w:t>I'm a student. I'm doing a part-time fashion and textiles course. I'm at Milton College, in the centre of the city. I'm in my third year and at the moment I'm studying 12 hours a week.</w:t>
             </w:r>
           </w:p>
           <w:p>
@@ -10352,27 +9400,7 @@
                 <w:sz w:val="23"/>
                 <w:szCs w:val="23"/>
               </w:rPr>
-              <w:t xml:space="preserve">Yes, I would. I'd really like to learn how to use computer software to create new designs. This should also help me create new shades of </w:t>
-            </w:r>
-            <w:proofErr w:type="spellStart"/>
-            <w:r>
-              <w:rPr>
-                <w:rFonts w:ascii="Source Sans 3" w:hAnsi="Source Sans 3"/>
-                <w:bCs/>
-                <w:sz w:val="23"/>
-                <w:szCs w:val="23"/>
-              </w:rPr>
-              <w:t>colour</w:t>
-            </w:r>
-            <w:proofErr w:type="spellEnd"/>
-            <w:r>
-              <w:rPr>
-                <w:rFonts w:ascii="Source Sans 3" w:hAnsi="Source Sans 3"/>
-                <w:bCs/>
-                <w:sz w:val="23"/>
-                <w:szCs w:val="23"/>
-              </w:rPr>
-              <w:t>. Using technology in this way would be really challenging for me, I think.</w:t>
+              <w:t>Yes, I would. I'd really like to learn how to use computer software to create new designs. This should also help me create new shades of colour. Using technology in this way would be really challenging for me, I think.</w:t>
             </w:r>
           </w:p>
           <w:p>
@@ -11008,25 +10036,14 @@
               </w:rPr>
               <w:t xml:space="preserve">A: </w:t>
             </w:r>
-            <w:proofErr w:type="gramStart"/>
-            <w:r>
-              <w:rPr>
-                <w:rFonts w:ascii="Source Sans 3" w:hAnsi="Source Sans 3"/>
-                <w:bCs/>
-                <w:sz w:val="23"/>
-                <w:szCs w:val="23"/>
-              </w:rPr>
-              <w:t>So</w:t>
-            </w:r>
-            <w:proofErr w:type="gramEnd"/>
-            <w:r>
-              <w:rPr>
-                <w:rFonts w:ascii="Source Sans 3" w:hAnsi="Source Sans 3"/>
-                <w:bCs/>
-                <w:sz w:val="23"/>
-                <w:szCs w:val="23"/>
-              </w:rPr>
-              <w:t xml:space="preserve"> do you think that we now have everything ready for the meal?</w:t>
+            <w:r>
+              <w:rPr>
+                <w:rFonts w:ascii="Source Sans 3" w:hAnsi="Source Sans 3"/>
+                <w:bCs/>
+                <w:sz w:val="23"/>
+                <w:szCs w:val="23"/>
+              </w:rPr>
+              <w:t>So do you think that we now have everything ready for the meal?</w:t>
             </w:r>
           </w:p>
           <w:p>
@@ -11492,25 +10509,14 @@
               </w:rPr>
               <w:t xml:space="preserve">B: </w:t>
             </w:r>
-            <w:proofErr w:type="gramStart"/>
-            <w:r>
-              <w:rPr>
-                <w:rFonts w:ascii="Source Sans 3" w:hAnsi="Source Sans 3"/>
-                <w:bCs/>
-                <w:sz w:val="23"/>
-                <w:szCs w:val="23"/>
-              </w:rPr>
-              <w:t>Well</w:t>
-            </w:r>
-            <w:proofErr w:type="gramEnd"/>
-            <w:r>
-              <w:rPr>
-                <w:rFonts w:ascii="Source Sans 3" w:hAnsi="Source Sans 3"/>
-                <w:bCs/>
-                <w:sz w:val="23"/>
-                <w:szCs w:val="23"/>
-              </w:rPr>
-              <w:t xml:space="preserve"> I went over to Best Buy, and I got some nice carrots and peas, but I didn't like the look of the cucumbers.</w:t>
+            <w:r>
+              <w:rPr>
+                <w:rFonts w:ascii="Source Sans 3" w:hAnsi="Source Sans 3"/>
+                <w:bCs/>
+                <w:sz w:val="23"/>
+                <w:szCs w:val="23"/>
+              </w:rPr>
+              <w:t>Well I went over to Best Buy, and I got some nice carrots and peas, but I didn't like the look of the cucumbers.</w:t>
             </w:r>
           </w:p>
           <w:p>
@@ -11695,47 +10701,7 @@
                 <w:sz w:val="23"/>
                 <w:szCs w:val="23"/>
               </w:rPr>
-              <w:t xml:space="preserve">In this new series of 'Talk of the Town' we'll be looking at the different restaurants in and around </w:t>
-            </w:r>
-            <w:proofErr w:type="spellStart"/>
-            <w:r>
-              <w:rPr>
-                <w:rFonts w:ascii="Source Sans 3" w:hAnsi="Source Sans 3"/>
-                <w:bCs/>
-                <w:sz w:val="23"/>
-                <w:szCs w:val="23"/>
-              </w:rPr>
-              <w:t>Ogdenville</w:t>
-            </w:r>
-            <w:proofErr w:type="spellEnd"/>
-            <w:r>
-              <w:rPr>
-                <w:rFonts w:ascii="Source Sans 3" w:hAnsi="Source Sans 3"/>
-                <w:bCs/>
-                <w:sz w:val="23"/>
-                <w:szCs w:val="23"/>
-              </w:rPr>
-              <w:t xml:space="preserve"> and getting some tips and recommendations from our resident food critic, Chris Griffin. </w:t>
-            </w:r>
-            <w:proofErr w:type="gramStart"/>
-            <w:r>
-              <w:rPr>
-                <w:rFonts w:ascii="Source Sans 3" w:hAnsi="Source Sans 3"/>
-                <w:bCs/>
-                <w:sz w:val="23"/>
-                <w:szCs w:val="23"/>
-              </w:rPr>
-              <w:t>So</w:t>
-            </w:r>
-            <w:proofErr w:type="gramEnd"/>
-            <w:r>
-              <w:rPr>
-                <w:rFonts w:ascii="Source Sans 3" w:hAnsi="Source Sans 3"/>
-                <w:bCs/>
-                <w:sz w:val="23"/>
-                <w:szCs w:val="23"/>
-              </w:rPr>
-              <w:t xml:space="preserve"> Chris, where have you been this week?</w:t>
+              <w:t>In this new series of 'Talk of the Town' we'll be looking at the different restaurants in and around Ogdenville and getting some tips and recommendations from our resident food critic, Chris Griffin. So Chris, where have you been this week?</w:t>
             </w:r>
           </w:p>
           <w:p>
@@ -12023,67 +10989,7 @@
                 <w:sz w:val="23"/>
                 <w:szCs w:val="23"/>
               </w:rPr>
-              <w:t xml:space="preserve">Yes, I have. The Tower in Market Street is a fashionable restaurant where people can get a good meal at a reasonable price. I had a pizza, but it isn't a </w:t>
-            </w:r>
-            <w:proofErr w:type="gramStart"/>
-            <w:r>
-              <w:rPr>
-                <w:rFonts w:ascii="Source Sans 3" w:hAnsi="Source Sans 3"/>
-                <w:bCs/>
-                <w:sz w:val="23"/>
-                <w:szCs w:val="23"/>
-              </w:rPr>
-              <w:t>fast food</w:t>
-            </w:r>
-            <w:proofErr w:type="gramEnd"/>
-            <w:r>
-              <w:rPr>
-                <w:rFonts w:ascii="Source Sans 3" w:hAnsi="Source Sans 3"/>
-                <w:bCs/>
-                <w:sz w:val="23"/>
-                <w:szCs w:val="23"/>
-              </w:rPr>
-              <w:t xml:space="preserve"> restaurant, it </w:t>
-            </w:r>
-            <w:proofErr w:type="spellStart"/>
-            <w:r>
-              <w:rPr>
-                <w:rFonts w:ascii="Source Sans 3" w:hAnsi="Source Sans 3"/>
-                <w:bCs/>
-                <w:sz w:val="23"/>
-                <w:szCs w:val="23"/>
-              </w:rPr>
-              <w:t>specialises</w:t>
-            </w:r>
-            <w:proofErr w:type="spellEnd"/>
-            <w:r>
-              <w:rPr>
-                <w:rFonts w:ascii="Source Sans 3" w:hAnsi="Source Sans 3"/>
-                <w:bCs/>
-                <w:sz w:val="23"/>
-                <w:szCs w:val="23"/>
-              </w:rPr>
-              <w:t xml:space="preserve"> in all different types of food from Italy. I've heard that the </w:t>
-            </w:r>
-            <w:proofErr w:type="spellStart"/>
-            <w:r>
-              <w:rPr>
-                <w:rFonts w:ascii="Source Sans 3" w:hAnsi="Source Sans 3"/>
-                <w:bCs/>
-                <w:sz w:val="23"/>
-                <w:szCs w:val="23"/>
-              </w:rPr>
-              <w:t>lasagne</w:t>
-            </w:r>
-            <w:proofErr w:type="spellEnd"/>
-            <w:r>
-              <w:rPr>
-                <w:rFonts w:ascii="Source Sans 3" w:hAnsi="Source Sans 3"/>
-                <w:bCs/>
-                <w:sz w:val="23"/>
-                <w:szCs w:val="23"/>
-              </w:rPr>
-              <w:t xml:space="preserve"> is especially good.</w:t>
+              <w:t>Yes, I have. The Tower in Market Street is a fashionable restaurant where people can get a good meal at a reasonable price. I had a pizza, but it isn't a fast food restaurant, it specialises in all different types of food from Italy. I've heard that the lasagne is especially good.</w:t>
             </w:r>
           </w:p>
           <w:p>
@@ -12233,69 +11139,29 @@
                 <w:sz w:val="23"/>
                 <w:szCs w:val="23"/>
               </w:rPr>
-              <w:t xml:space="preserve">Chinese and Korean cooking is that they all use chopsticks rather than knives and forks like people in the West. The chopsticks that people use in the different countries are quite different though. In China the chopsticks tend to be made of wood and are round at the end, whereas in Korea they're made of stainless steel and are rough at the end. This is because in the past the emperor would use silver chopsticks, as they changed </w:t>
-            </w:r>
-            <w:proofErr w:type="spellStart"/>
-            <w:r>
-              <w:rPr>
-                <w:rFonts w:ascii="Source Sans 3" w:hAnsi="Source Sans 3"/>
-                <w:bCs/>
-                <w:sz w:val="23"/>
-                <w:szCs w:val="23"/>
-              </w:rPr>
-              <w:t>colour</w:t>
-            </w:r>
-            <w:proofErr w:type="spellEnd"/>
-            <w:r>
-              <w:rPr>
-                <w:rFonts w:ascii="Source Sans 3" w:hAnsi="Source Sans 3"/>
-                <w:bCs/>
-                <w:sz w:val="23"/>
-                <w:szCs w:val="23"/>
-              </w:rPr>
-              <w:t xml:space="preserve"> if there was any poison in the dish. They can be quite tricky to use, but in Korea people use a spoon to eat their rice. In Japan they use a variety of things to make chopsticks. Wood and plastic are the most popular now, but you can find bone, metal and even ivory ones.</w:t>
-            </w:r>
-          </w:p>
-          <w:p>
-            <w:pPr>
-              <w:tabs>
-                <w:tab w:val="left" w:pos="4413"/>
-              </w:tabs>
-              <w:rPr>
-                <w:rFonts w:ascii="Source Sans 3" w:hAnsi="Source Sans 3"/>
-                <w:bCs/>
-                <w:sz w:val="23"/>
-                <w:szCs w:val="23"/>
-              </w:rPr>
-            </w:pPr>
-            <w:r>
-              <w:rPr>
-                <w:rFonts w:ascii="Source Sans 3" w:hAnsi="Source Sans 3"/>
-                <w:bCs/>
-                <w:sz w:val="23"/>
-                <w:szCs w:val="23"/>
-              </w:rPr>
-              <w:t xml:space="preserve">If we look at the food of the different countries, it's very difficult to talk about China in general terms because it has many different cuisines. </w:t>
-            </w:r>
-            <w:proofErr w:type="gramStart"/>
-            <w:r>
-              <w:rPr>
-                <w:rFonts w:ascii="Source Sans 3" w:hAnsi="Source Sans 3"/>
-                <w:bCs/>
-                <w:sz w:val="23"/>
-                <w:szCs w:val="23"/>
-              </w:rPr>
-              <w:t>So</w:t>
-            </w:r>
-            <w:proofErr w:type="gramEnd"/>
-            <w:r>
-              <w:rPr>
-                <w:rFonts w:ascii="Source Sans 3" w:hAnsi="Source Sans 3"/>
-                <w:bCs/>
-                <w:sz w:val="23"/>
-                <w:szCs w:val="23"/>
-              </w:rPr>
-              <w:t xml:space="preserve"> it might be better if we look at Korean and Japanese food a little more. It's well known that Koreans tend to like spicier food and red peppers can be </w:t>
+              <w:t>Chinese and Korean cooking is that they all use chopsticks rather than knives and forks like people in the West. The chopsticks that people use in the different countries are quite different though. In China the chopsticks tend to be made of wood and are round at the end, whereas in Korea they're made of stainless steel and are rough at the end. This is because in the past the emperor would use silver chopsticks, as they changed colour if there was any poison in the dish. They can be quite tricky to use, but in Korea people use a spoon to eat their rice. In Japan they use a variety of things to make chopsticks. Wood and plastic are the most popular now, but you can find bone, metal and even ivory ones.</w:t>
+            </w:r>
+          </w:p>
+          <w:p>
+            <w:pPr>
+              <w:tabs>
+                <w:tab w:val="left" w:pos="4413"/>
+              </w:tabs>
+              <w:rPr>
+                <w:rFonts w:ascii="Source Sans 3" w:hAnsi="Source Sans 3"/>
+                <w:bCs/>
+                <w:sz w:val="23"/>
+                <w:szCs w:val="23"/>
+              </w:rPr>
+            </w:pPr>
+            <w:r>
+              <w:rPr>
+                <w:rFonts w:ascii="Source Sans 3" w:hAnsi="Source Sans 3"/>
+                <w:bCs/>
+                <w:sz w:val="23"/>
+                <w:szCs w:val="23"/>
+              </w:rPr>
+              <w:t xml:space="preserve">If we look at the food of the different countries, it's very difficult to talk about China in general terms because it has many different cuisines. So it might be better if we look at Korean and Japanese food a little more. It's well known that Koreans tend to like spicier food and red peppers can be </w:t>
             </w:r>
             <w:r>
               <w:rPr>
@@ -12423,25 +11289,7 @@
                 <w:sz w:val="23"/>
                 <w:szCs w:val="23"/>
               </w:rPr>
-              <w:t xml:space="preserve">Today in the studio I am pleased to have with me the famous chef, Graham Shepherd. Graham has just come back from Beijing in China, where he was making a TV </w:t>
-            </w:r>
-            <w:proofErr w:type="spellStart"/>
-            <w:r>
-              <w:rPr>
-                <w:rFonts w:ascii="Source Sans 3" w:hAnsi="Source Sans 3"/>
-                <w:sz w:val="23"/>
-                <w:szCs w:val="23"/>
-              </w:rPr>
-              <w:t>programme</w:t>
-            </w:r>
-            <w:proofErr w:type="spellEnd"/>
-            <w:r>
-              <w:rPr>
-                <w:rFonts w:ascii="Source Sans 3" w:hAnsi="Source Sans 3"/>
-                <w:sz w:val="23"/>
-                <w:szCs w:val="23"/>
-              </w:rPr>
-              <w:t xml:space="preserve"> on the food you can try in this historic city. So, Graham, what can you tell us about your trip? Was it how you expected it to be?</w:t>
+              <w:t>Today in the studio I am pleased to have with me the famous chef, Graham Shepherd. Graham has just come back from Beijing in China, where he was making a TV programme on the food you can try in this historic city. So, Graham, what can you tell us about your trip? Was it how you expected it to be?</w:t>
             </w:r>
           </w:p>
           <w:p>
@@ -12548,25 +11396,7 @@
                 <w:sz w:val="23"/>
                 <w:szCs w:val="23"/>
               </w:rPr>
-              <w:t xml:space="preserve">Oh, yes. One of the things that I had was jellyfish. It added a nice texture to the dish, but I thought it didn't taste of much. One dish that did have a strong taste was hotpot. The dish I had was made in the Sichuan style, so it was very spicy. What I found interesting was that the hotpot was put on a hotplate in the </w:t>
-            </w:r>
-            <w:proofErr w:type="spellStart"/>
-            <w:r>
-              <w:rPr>
-                <w:rFonts w:ascii="Source Sans 3" w:hAnsi="Source Sans 3"/>
-                <w:sz w:val="23"/>
-                <w:szCs w:val="23"/>
-              </w:rPr>
-              <w:t>centre</w:t>
-            </w:r>
-            <w:proofErr w:type="spellEnd"/>
-            <w:r>
-              <w:rPr>
-                <w:rFonts w:ascii="Source Sans 3" w:hAnsi="Source Sans 3"/>
-                <w:sz w:val="23"/>
-                <w:szCs w:val="23"/>
-              </w:rPr>
-              <w:t xml:space="preserve"> of the table, and we were given a dish of raw food and we chose what we wanted and put it into the pot ourselves, and got it out when it was ready. It was great fun and very sociable. And very tasty!</w:t>
+              <w:t>Oh, yes. One of the things that I had was jellyfish. It added a nice texture to the dish, but I thought it didn't taste of much. One dish that did have a strong taste was hotpot. The dish I had was made in the Sichuan style, so it was very spicy. What I found interesting was that the hotpot was put on a hotplate in the centre of the table, and we were given a dish of raw food and we chose what we wanted and put it into the pot ourselves, and got it out when it was ready. It was great fun and very sociable. And very tasty!</w:t>
             </w:r>
           </w:p>
           <w:p>
@@ -12624,25 +11454,7 @@
                 <w:sz w:val="23"/>
                 <w:szCs w:val="23"/>
               </w:rPr>
-              <w:t xml:space="preserve">Of course, everybody knows about noodles and dumplings, but I doubt many people know how many different types there are! One of the highlights for me was learning how to make fresh noodles with a chef from Northern China. The recipe of egg, salt and wheat flour is quite simple, but to make the noodles by hand you need to be quite a </w:t>
-            </w:r>
-            <w:proofErr w:type="spellStart"/>
-            <w:r>
-              <w:rPr>
-                <w:rFonts w:ascii="Source Sans 3" w:hAnsi="Source Sans 3"/>
-                <w:sz w:val="23"/>
-                <w:szCs w:val="23"/>
-              </w:rPr>
-              <w:t>skilful</w:t>
-            </w:r>
-            <w:proofErr w:type="spellEnd"/>
-            <w:r>
-              <w:rPr>
-                <w:rFonts w:ascii="Source Sans 3" w:hAnsi="Source Sans 3"/>
-                <w:sz w:val="23"/>
-                <w:szCs w:val="23"/>
-              </w:rPr>
-              <w:t xml:space="preserve"> chef.</w:t>
+              <w:t>Of course, everybody knows about noodles and dumplings, but I doubt many people know how many different types there are! One of the highlights for me was learning how to make fresh noodles with a chef from Northern China. The recipe of egg, salt and wheat flour is quite simple, but to make the noodles by hand you need to be quite a skilful chef.</w:t>
             </w:r>
           </w:p>
           <w:p>
@@ -12691,25 +11503,7 @@
                 <w:sz w:val="23"/>
                 <w:szCs w:val="23"/>
               </w:rPr>
-              <w:t xml:space="preserve">Thanks Graham, that's really interesting, but </w:t>
-            </w:r>
-            <w:proofErr w:type="gramStart"/>
-            <w:r>
-              <w:rPr>
-                <w:rFonts w:ascii="Source Sans 3" w:hAnsi="Source Sans 3"/>
-                <w:sz w:val="23"/>
-                <w:szCs w:val="23"/>
-              </w:rPr>
-              <w:t>unfortunately</w:t>
-            </w:r>
-            <w:proofErr w:type="gramEnd"/>
-            <w:r>
-              <w:rPr>
-                <w:rFonts w:ascii="Source Sans 3" w:hAnsi="Source Sans 3"/>
-                <w:sz w:val="23"/>
-                <w:szCs w:val="23"/>
-              </w:rPr>
-              <w:t xml:space="preserve"> we've run out of time. If you'd like to know more about Graham's adventures, the series will be starting on Thursday at 7 o'clock on Channel 9.</w:t>
+              <w:t>Thanks Graham, that's really interesting, but unfortunately we've run out of time. If you'd like to know more about Graham's adventures, the series will be starting on Thursday at 7 o'clock on Channel 9.</w:t>
             </w:r>
           </w:p>
         </w:tc>
@@ -13031,25 +11825,7 @@
                 <w:sz w:val="23"/>
                 <w:szCs w:val="23"/>
               </w:rPr>
-              <w:t xml:space="preserve">dish and most people in my country enjoy it. Unlike in most countries, we fry the rice with onion in olive oil before we add any liquid. We don't cook it in water, but a kind of soup or broth, which can be made of meat, fish or chicken. I'm from Milan, and our traditional risotto is made using saffron, which gives the dish a beautiful yellow </w:t>
-            </w:r>
-            <w:proofErr w:type="spellStart"/>
-            <w:r>
-              <w:rPr>
-                <w:rFonts w:ascii="Source Sans 3" w:hAnsi="Source Sans 3"/>
-                <w:sz w:val="23"/>
-                <w:szCs w:val="23"/>
-              </w:rPr>
-              <w:t>colour</w:t>
-            </w:r>
-            <w:proofErr w:type="spellEnd"/>
-            <w:r>
-              <w:rPr>
-                <w:rFonts w:ascii="Source Sans 3" w:hAnsi="Source Sans 3"/>
-                <w:sz w:val="23"/>
-                <w:szCs w:val="23"/>
-              </w:rPr>
-              <w:t>. It's a very creamy and delicious dish. We usually have it as a starter, not as the main meal.</w:t>
+              <w:t>dish and most people in my country enjoy it. Unlike in most countries, we fry the rice with onion in olive oil before we add any liquid. We don't cook it in water, but a kind of soup or broth, which can be made of meat, fish or chicken. I'm from Milan, and our traditional risotto is made using saffron, which gives the dish a beautiful yellow colour. It's a very creamy and delicious dish. We usually have it as a starter, not as the main meal.</w:t>
             </w:r>
           </w:p>
           <w:p>
@@ -13222,25 +11998,7 @@
                 <w:sz w:val="23"/>
                 <w:szCs w:val="23"/>
               </w:rPr>
-              <w:t xml:space="preserve">And if you're looking for shoes, you'll want to visit the fourth floor. You'll find a good selection of styles and </w:t>
-            </w:r>
-            <w:proofErr w:type="spellStart"/>
-            <w:r>
-              <w:rPr>
-                <w:rFonts w:ascii="Source Sans 3" w:hAnsi="Source Sans 3"/>
-                <w:sz w:val="23"/>
-                <w:szCs w:val="23"/>
-              </w:rPr>
-              <w:t>colours</w:t>
-            </w:r>
-            <w:proofErr w:type="spellEnd"/>
-            <w:r>
-              <w:rPr>
-                <w:rFonts w:ascii="Source Sans 3" w:hAnsi="Source Sans 3"/>
-                <w:sz w:val="23"/>
-                <w:szCs w:val="23"/>
-              </w:rPr>
-              <w:t xml:space="preserve"> in our footwear department situated right next to the coffee shop. This weekend, they're all half price and that includes a wide choice of sports shoes in most sizes! So, hurry before they're all gone! Sale ends Sunday! Miss our sale? Miss out!</w:t>
+              <w:t>And if you're looking for shoes, you'll want to visit the fourth floor. You'll find a good selection of styles and colours in our footwear department situated right next to the coffee shop. This weekend, they're all half price and that includes a wide choice of sports shoes in most sizes! So, hurry before they're all gone! Sale ends Sunday! Miss our sale? Miss out!</w:t>
             </w:r>
           </w:p>
           <w:p>
@@ -13322,25 +12080,7 @@
                 <w:sz w:val="23"/>
                 <w:szCs w:val="23"/>
               </w:rPr>
-              <w:t xml:space="preserve">It's very nice - I like the </w:t>
-            </w:r>
-            <w:proofErr w:type="spellStart"/>
-            <w:r>
-              <w:rPr>
-                <w:rFonts w:ascii="Source Sans 3" w:hAnsi="Source Sans 3"/>
-                <w:sz w:val="23"/>
-                <w:szCs w:val="23"/>
-              </w:rPr>
-              <w:t>colour</w:t>
-            </w:r>
-            <w:proofErr w:type="spellEnd"/>
-            <w:r>
-              <w:rPr>
-                <w:rFonts w:ascii="Source Sans 3" w:hAnsi="Source Sans 3"/>
-                <w:sz w:val="23"/>
-                <w:szCs w:val="23"/>
-              </w:rPr>
-              <w:t>, and it'll definitely keep the sun off your face. Actually, I didn't notice the clothing stalls.</w:t>
+              <w:t>It's very nice - I like the colour, and it'll definitely keep the sun off your face. Actually, I didn't notice the clothing stalls.</w:t>
             </w:r>
           </w:p>
           <w:p>
@@ -13369,25 +12109,7 @@
                 <w:sz w:val="23"/>
                 <w:szCs w:val="23"/>
               </w:rPr>
-              <w:t xml:space="preserve">I know you didn't! That's because you spent most of your time there looking at all the </w:t>
-            </w:r>
-            <w:proofErr w:type="spellStart"/>
-            <w:r>
-              <w:rPr>
-                <w:rFonts w:ascii="Source Sans 3" w:hAnsi="Source Sans 3"/>
-                <w:sz w:val="23"/>
-                <w:szCs w:val="23"/>
-              </w:rPr>
-              <w:t>jewellery</w:t>
-            </w:r>
-            <w:proofErr w:type="spellEnd"/>
-            <w:r>
-              <w:rPr>
-                <w:rFonts w:ascii="Source Sans 3" w:hAnsi="Source Sans 3"/>
-                <w:sz w:val="23"/>
-                <w:szCs w:val="23"/>
-              </w:rPr>
-              <w:t>! And relaxing in all that fresh air, of course!</w:t>
+              <w:t>I know you didn't! That's because you spent most of your time there looking at all the jewellery! And relaxing in all that fresh air, of course!</w:t>
             </w:r>
           </w:p>
           <w:p>
@@ -13463,23 +12185,13 @@
               </w:rPr>
               <w:t xml:space="preserve">A: </w:t>
             </w:r>
-            <w:proofErr w:type="gramStart"/>
-            <w:r>
-              <w:rPr>
-                <w:rFonts w:ascii="Source Sans 3" w:hAnsi="Source Sans 3"/>
-                <w:sz w:val="23"/>
-                <w:szCs w:val="23"/>
-              </w:rPr>
-              <w:t>So</w:t>
-            </w:r>
-            <w:proofErr w:type="gramEnd"/>
-            <w:r>
-              <w:rPr>
-                <w:rFonts w:ascii="Source Sans 3" w:hAnsi="Source Sans 3"/>
-                <w:sz w:val="23"/>
-                <w:szCs w:val="23"/>
-              </w:rPr>
-              <w:t xml:space="preserve"> what did you think of it? It only opened a few weeks ago, didn't it?</w:t>
+            <w:r>
+              <w:rPr>
+                <w:rFonts w:ascii="Source Sans 3" w:hAnsi="Source Sans 3"/>
+                <w:sz w:val="23"/>
+                <w:szCs w:val="23"/>
+              </w:rPr>
+              <w:t>So what did you think of it? It only opened a few weeks ago, didn't it?</w:t>
             </w:r>
           </w:p>
           <w:p>
@@ -13676,25 +12388,7 @@
                 <w:sz w:val="23"/>
                 <w:szCs w:val="23"/>
               </w:rPr>
-              <w:t xml:space="preserve">That's the end of our tour of the city, so you now have a couple of hours to spend exploring the city </w:t>
-            </w:r>
-            <w:proofErr w:type="spellStart"/>
-            <w:r>
-              <w:rPr>
-                <w:rFonts w:ascii="Source Sans 3" w:hAnsi="Source Sans 3"/>
-                <w:sz w:val="23"/>
-                <w:szCs w:val="23"/>
-              </w:rPr>
-              <w:t>centre</w:t>
-            </w:r>
-            <w:proofErr w:type="spellEnd"/>
-            <w:r>
-              <w:rPr>
-                <w:rFonts w:ascii="Source Sans 3" w:hAnsi="Source Sans 3"/>
-                <w:sz w:val="23"/>
-                <w:szCs w:val="23"/>
-              </w:rPr>
-              <w:t>. If you want to buy souvenirs, you might find them cheaper near the hotel. However, if you're feeling a bit tired, there are plenty of teashops nearby and they also sell boxes of tea that make really good presents. A word of warning, you'll find a lot of cheap electronic stores offering cameras at really low prices. They might seem good quality, but we've had a lot of complaints from tourists who have bought them, only to find they break after about a week.</w:t>
+              <w:t>That's the end of our tour of the city, so you now have a couple of hours to spend exploring the city centre. If you want to buy souvenirs, you might find them cheaper near the hotel. However, if you're feeling a bit tired, there are plenty of teashops nearby and they also sell boxes of tea that make really good presents. A word of warning, you'll find a lot of cheap electronic stores offering cameras at really low prices. They might seem good quality, but we've had a lot of complaints from tourists who have bought them, only to find they break after about a week.</w:t>
             </w:r>
           </w:p>
           <w:p>
@@ -13738,25 +12432,7 @@
                 <w:sz w:val="23"/>
                 <w:szCs w:val="23"/>
               </w:rPr>
-              <w:t xml:space="preserve">Thank you for calling the Eastgate Shopping Centre. The </w:t>
-            </w:r>
-            <w:proofErr w:type="spellStart"/>
-            <w:r>
-              <w:rPr>
-                <w:rFonts w:ascii="Source Sans 3" w:hAnsi="Source Sans 3"/>
-                <w:sz w:val="23"/>
-                <w:szCs w:val="23"/>
-              </w:rPr>
-              <w:t>centre</w:t>
-            </w:r>
-            <w:proofErr w:type="spellEnd"/>
-            <w:r>
-              <w:rPr>
-                <w:rFonts w:ascii="Source Sans 3" w:hAnsi="Source Sans 3"/>
-                <w:sz w:val="23"/>
-                <w:szCs w:val="23"/>
-              </w:rPr>
-              <w:t xml:space="preserve"> is currently closed. Our opening days and times are as follows... Monday to Saturday we are open from nine o'clock until six o'clock and on Sunday, our doors open at eleven o'clock and we close at five o'clock.</w:t>
+              <w:t>Thank you for calling the Eastgate Shopping Centre. The centre is currently closed. Our opening days and times are as follows... Monday to Saturday we are open from nine o'clock until six o'clock and on Sunday, our doors open at eleven o'clock and we close at five o'clock.</w:t>
             </w:r>
           </w:p>
           <w:p>
@@ -13800,25 +12476,7 @@
                 <w:sz w:val="23"/>
                 <w:szCs w:val="23"/>
               </w:rPr>
-              <w:t xml:space="preserve">When I first opened the shop three years ago, we mainly sold shirts and jackets that I had designed, and these proved very popular. However, we added more products as the business started to grow. We also started selling online. The jackets and shirts are still </w:t>
-            </w:r>
-            <w:proofErr w:type="spellStart"/>
-            <w:r>
-              <w:rPr>
-                <w:rFonts w:ascii="Source Sans 3" w:hAnsi="Source Sans 3"/>
-                <w:sz w:val="23"/>
-                <w:szCs w:val="23"/>
-              </w:rPr>
-              <w:t>reaily</w:t>
-            </w:r>
-            <w:proofErr w:type="spellEnd"/>
-            <w:r>
-              <w:rPr>
-                <w:rFonts w:ascii="Source Sans 3" w:hAnsi="Source Sans 3"/>
-                <w:sz w:val="23"/>
-                <w:szCs w:val="23"/>
-              </w:rPr>
-              <w:t xml:space="preserve"> popular, especially online, but in the shop itself, we sell trousers more than any other item.</w:t>
+              <w:t>When I first opened the shop three years ago, we mainly sold shirts and jackets that I had designed, and these proved very popular. However, we added more products as the business started to grow. We also started selling online. The jackets and shirts are still reaily popular, especially online, but in the shop itself, we sell trousers more than any other item.</w:t>
             </w:r>
           </w:p>
         </w:tc>
@@ -13887,25 +12545,7 @@
                 <w:sz w:val="23"/>
                 <w:szCs w:val="23"/>
               </w:rPr>
-              <w:t xml:space="preserve">We also sell a lot of T-shirts. When I first opened the shop, I had a lot of designs that I'd worked on at university and in general these </w:t>
-            </w:r>
-            <w:proofErr w:type="spellStart"/>
-            <w:r>
-              <w:rPr>
-                <w:rFonts w:ascii="Source Sans 3" w:hAnsi="Source Sans 3"/>
-                <w:sz w:val="23"/>
-                <w:szCs w:val="23"/>
-              </w:rPr>
-              <w:t>had</w:t>
-            </w:r>
-            <w:proofErr w:type="spellEnd"/>
-            <w:r>
-              <w:rPr>
-                <w:rFonts w:ascii="Source Sans 3" w:hAnsi="Source Sans 3"/>
-                <w:sz w:val="23"/>
-                <w:szCs w:val="23"/>
-              </w:rPr>
-              <w:t xml:space="preserve"> writing on the front. I thought that it might be fun if people could put a photograph on the T-shirts as well. I invested quite a bit of money in this and they were popular at first. We sometimes have young children who come in with their parents and they buy T-shirts with photographs on. I've stopped designing T-shirts with writing on them, because I don't have the time, so now we sell more T-shirts with nothing on them at all. If fashions change, I might go back to designing them and if you want a photograph on your T-shirt, you know where to come.</w:t>
+              <w:t>We also sell a lot of T-shirts. When I first opened the shop, I had a lot of designs that I'd worked on at university and in general these had writing on the front. I thought that it might be fun if people could put a photograph on the T-shirts as well. I invested quite a bit of money in this and they were popular at first. We sometimes have young children who come in with their parents and they buy T-shirts with photographs on. I've stopped designing T-shirts with writing on them, because I don't have the time, so now we sell more T-shirts with nothing on them at all. If fashions change, I might go back to designing them and if you want a photograph on your T-shirt, you know where to come.</w:t>
             </w:r>
           </w:p>
         </w:tc>
@@ -13968,59 +12608,13 @@
                 <w:szCs w:val="23"/>
               </w:rPr>
             </w:pPr>
-            <w:proofErr w:type="spellStart"/>
-            <w:r>
-              <w:rPr>
-                <w:rFonts w:ascii="Source Sans 3" w:hAnsi="Source Sans 3"/>
-                <w:sz w:val="23"/>
-                <w:szCs w:val="23"/>
-              </w:rPr>
-              <w:t>Callingall</w:t>
-            </w:r>
-            <w:proofErr w:type="spellEnd"/>
-            <w:r>
-              <w:rPr>
-                <w:rFonts w:ascii="Source Sans 3" w:hAnsi="Source Sans 3"/>
-                <w:sz w:val="23"/>
-                <w:szCs w:val="23"/>
-              </w:rPr>
-              <w:t xml:space="preserve"> fans of Sam West! This famous adventure writer will be in Westfield shopping </w:t>
-            </w:r>
-            <w:proofErr w:type="spellStart"/>
-            <w:r>
-              <w:rPr>
-                <w:rFonts w:ascii="Source Sans 3" w:hAnsi="Source Sans 3"/>
-                <w:sz w:val="23"/>
-                <w:szCs w:val="23"/>
-              </w:rPr>
-              <w:t>centre</w:t>
-            </w:r>
-            <w:proofErr w:type="spellEnd"/>
-            <w:r>
-              <w:rPr>
-                <w:rFonts w:ascii="Source Sans 3" w:hAnsi="Source Sans 3"/>
-                <w:sz w:val="23"/>
-                <w:szCs w:val="23"/>
-              </w:rPr>
-              <w:t xml:space="preserve"> tomorrow in Bookworms Bookshop on the first floor. He will be signing copies of his latest book, Timed Out. He is expected to get there at quarter past two and will stay until half past three. Get there as soon as you can because queues will start to form as early as noon. Don't miss this great opportunity to meet everyone's </w:t>
-            </w:r>
-            <w:proofErr w:type="spellStart"/>
-            <w:r>
-              <w:rPr>
-                <w:rFonts w:ascii="Source Sans 3" w:hAnsi="Source Sans 3"/>
-                <w:sz w:val="23"/>
-                <w:szCs w:val="23"/>
-              </w:rPr>
-              <w:t>favourite</w:t>
-            </w:r>
-            <w:proofErr w:type="spellEnd"/>
-            <w:r>
-              <w:rPr>
-                <w:rFonts w:ascii="Source Sans 3" w:hAnsi="Source Sans 3"/>
-                <w:sz w:val="23"/>
-                <w:szCs w:val="23"/>
-              </w:rPr>
-              <w:t xml:space="preserve"> writer!</w:t>
+            <w:r>
+              <w:rPr>
+                <w:rFonts w:ascii="Source Sans 3" w:hAnsi="Source Sans 3"/>
+                <w:sz w:val="23"/>
+                <w:szCs w:val="23"/>
+              </w:rPr>
+              <w:t>Callingall fans of Sam West! This famous adventure writer will be in Westfield shopping centre tomorrow in Bookworms Bookshop on the first floor. He will be signing copies of his latest book, Timed Out. He is expected to get there at quarter past two and will stay until half past three. Get there as soon as you can because queues will start to form as early as noon. Don't miss this great opportunity to meet everyone's favourite writer!</w:t>
             </w:r>
           </w:p>
         </w:tc>
@@ -14089,25 +12683,7 @@
                 <w:sz w:val="23"/>
                 <w:szCs w:val="23"/>
               </w:rPr>
-              <w:t xml:space="preserve">I had a great day at that new shopping </w:t>
-            </w:r>
-            <w:proofErr w:type="spellStart"/>
-            <w:r>
-              <w:rPr>
-                <w:rFonts w:ascii="Source Sans 3" w:hAnsi="Source Sans 3"/>
-                <w:sz w:val="23"/>
-                <w:szCs w:val="23"/>
-              </w:rPr>
-              <w:t>centre</w:t>
-            </w:r>
-            <w:proofErr w:type="spellEnd"/>
-            <w:r>
-              <w:rPr>
-                <w:rFonts w:ascii="Source Sans 3" w:hAnsi="Source Sans 3"/>
-                <w:sz w:val="23"/>
-                <w:szCs w:val="23"/>
-              </w:rPr>
-              <w:t xml:space="preserve"> but I would complain about one thing-and not the usual kind of thing - the service in all the shops was good, and I had a delicious</w:t>
+              <w:t>I had a great day at that new shopping centre but I would complain about one thing-and not the usual kind of thing - the service in all the shops was good, and I had a delicious</w:t>
             </w:r>
             <w:r>
               <w:rPr>
@@ -14216,61 +12792,7 @@
                 <w:sz w:val="23"/>
                 <w:szCs w:val="23"/>
               </w:rPr>
-              <w:t xml:space="preserve">Hello everyone. </w:t>
-            </w:r>
-            <w:proofErr w:type="gramStart"/>
-            <w:r>
-              <w:rPr>
-                <w:rFonts w:ascii="Source Sans 3" w:hAnsi="Source Sans 3"/>
-                <w:sz w:val="23"/>
-                <w:szCs w:val="23"/>
-              </w:rPr>
-              <w:t>So</w:t>
-            </w:r>
-            <w:proofErr w:type="gramEnd"/>
-            <w:r>
-              <w:rPr>
-                <w:rFonts w:ascii="Source Sans 3" w:hAnsi="Source Sans 3"/>
-                <w:sz w:val="23"/>
-                <w:szCs w:val="23"/>
-              </w:rPr>
-              <w:t xml:space="preserve"> can you all hear me and see me? OK, my name's David Edwards and I'm your tour leader for your shopping tour today. Now, as you can see, we're parked just in front of the main theatre. if any of you would like tickets for tonight's performance, we can </w:t>
-            </w:r>
-            <w:proofErr w:type="spellStart"/>
-            <w:r>
-              <w:rPr>
-                <w:rFonts w:ascii="Source Sans 3" w:hAnsi="Source Sans 3"/>
-                <w:sz w:val="23"/>
-                <w:szCs w:val="23"/>
-              </w:rPr>
-              <w:t>arrangethat</w:t>
-            </w:r>
-            <w:proofErr w:type="spellEnd"/>
-            <w:r>
-              <w:rPr>
-                <w:rFonts w:ascii="Source Sans 3" w:hAnsi="Source Sans 3"/>
-                <w:sz w:val="23"/>
-                <w:szCs w:val="23"/>
-              </w:rPr>
-              <w:t xml:space="preserve"> for you. We're just round the corner from the railway station. If you want. to come on our Historic Buildings tour tomorrow, the coach will leave from just outside the station. And if you want to go for a drink at the end. of our tour today, there are plenty of cafés just behind the station. We're still waiting for a few people, but while we </w:t>
-            </w:r>
-            <w:proofErr w:type="gramStart"/>
-            <w:r>
-              <w:rPr>
-                <w:rFonts w:ascii="Source Sans 3" w:hAnsi="Source Sans 3"/>
-                <w:sz w:val="23"/>
-                <w:szCs w:val="23"/>
-              </w:rPr>
-              <w:t>wait</w:t>
-            </w:r>
-            <w:proofErr w:type="gramEnd"/>
-            <w:r>
-              <w:rPr>
-                <w:rFonts w:ascii="Source Sans 3" w:hAnsi="Source Sans 3"/>
-                <w:sz w:val="23"/>
-                <w:szCs w:val="23"/>
-              </w:rPr>
-              <w:t xml:space="preserve"> I can tell you a little about the theatre. Although the building is very modern, in fact a theatre has existed on this site for over 200 years. The original theatre used to be very popular because of the musicals it put on. However, it had to be rebuilt after a fire. Some</w:t>
+              <w:t>Hello everyone. So can you all hear me and see me? OK, my name's David Edwards and I'm your tour leader for your shopping tour today. Now, as you can see, we're parked just in front of the main theatre. if any of you would like tickets for tonight's performance, we can arrangethat for you. We're just round the corner from the railway station. If you want. to come on our Historic Buildings tour tomorrow, the coach will leave from just outside the station. And if you want to go for a drink at the end. of our tour today, there are plenty of cafés just behind the station. We're still waiting for a few people, but while we wait I can tell you a little about the theatre. Although the building is very modern, in fact a theatre has existed on this site for over 200 years. The original theatre used to be very popular because of the musicals it put on. However, it had to be rebuilt after a fire. Some</w:t>
             </w:r>
             <w:r>
               <w:rPr>
@@ -14338,25 +12860,7 @@
                 <w:sz w:val="23"/>
                 <w:szCs w:val="23"/>
               </w:rPr>
-              <w:t xml:space="preserve">Now, in a few minutes' time at 9.30-we'll be starting our tour. </w:t>
-            </w:r>
-            <w:proofErr w:type="gramStart"/>
-            <w:r>
-              <w:rPr>
-                <w:rFonts w:ascii="Source Sans 3" w:hAnsi="Source Sans 3"/>
-                <w:sz w:val="23"/>
-                <w:szCs w:val="23"/>
-              </w:rPr>
-              <w:t>First</w:t>
-            </w:r>
-            <w:proofErr w:type="gramEnd"/>
-            <w:r>
-              <w:rPr>
-                <w:rFonts w:ascii="Source Sans 3" w:hAnsi="Source Sans 3"/>
-                <w:sz w:val="23"/>
-                <w:szCs w:val="23"/>
-              </w:rPr>
-              <w:t xml:space="preserve"> we're going to make our way down to Market Place, which is one of the most famous squares in the city that should take us about ten minutes. There's not too much traffic on the roads, so we should get there at quarter to ten at the latest</w:t>
+              <w:t>Now, in a few minutes' time at 9.30-we'll be starting our tour. First we're going to make our way down to Market Place, which is one of the most famous squares in the city that should take us about ten minutes. There's not too much traffic on the roads, so we should get there at quarter to ten at the latest</w:t>
             </w:r>
             <w:r>
               <w:rPr>
@@ -14400,18 +12904,8 @@
                 <w:sz w:val="23"/>
                 <w:szCs w:val="23"/>
               </w:rPr>
-              <w:t xml:space="preserve">local pottery and leather goods. Personally, I suggest that you visit the </w:t>
-            </w:r>
-            <w:proofErr w:type="spellStart"/>
-            <w:r>
-              <w:rPr>
-                <w:rFonts w:ascii="Source Sans 3" w:hAnsi="Source Sans 3"/>
-                <w:sz w:val="23"/>
-                <w:szCs w:val="23"/>
-              </w:rPr>
-              <w:t>jewellery</w:t>
-            </w:r>
-            <w:proofErr w:type="spellEnd"/>
+              <w:t>local pottery and leather goods. Personally, I suggest that you visit the jewellery</w:t>
+            </w:r>
             <w:r>
               <w:rPr>
                 <w:rFonts w:ascii="Source Sans 3" w:hAnsi="Source Sans 3"/>
@@ -14478,43 +12972,7 @@
                 <w:sz w:val="23"/>
                 <w:szCs w:val="23"/>
               </w:rPr>
-              <w:t xml:space="preserve">And finally, in the afternoon we will be visiting the Fashion Fair in the exhibition </w:t>
-            </w:r>
-            <w:proofErr w:type="spellStart"/>
-            <w:r>
-              <w:rPr>
-                <w:rFonts w:ascii="Source Sans 3" w:hAnsi="Source Sans 3"/>
-                <w:sz w:val="23"/>
-                <w:szCs w:val="23"/>
-              </w:rPr>
-              <w:t>centre</w:t>
-            </w:r>
-            <w:proofErr w:type="spellEnd"/>
-            <w:r>
-              <w:rPr>
-                <w:rFonts w:ascii="Source Sans 3" w:hAnsi="Source Sans 3"/>
-                <w:sz w:val="23"/>
-                <w:szCs w:val="23"/>
-              </w:rPr>
-              <w:t xml:space="preserve"> on the outskirts of the city. This is a huge venue, so try not to get lost. There is a whole hall devoted just to footwear - every kind of shoes and boots you can imagine. You can easily find it because it has a green roof. Just don't go through the blue doors at the entrance of the </w:t>
-            </w:r>
-            <w:proofErr w:type="spellStart"/>
-            <w:r>
-              <w:rPr>
-                <w:rFonts w:ascii="Source Sans 3" w:hAnsi="Source Sans 3"/>
-                <w:sz w:val="23"/>
-                <w:szCs w:val="23"/>
-              </w:rPr>
-              <w:t>centre</w:t>
-            </w:r>
-            <w:proofErr w:type="spellEnd"/>
-            <w:r>
-              <w:rPr>
-                <w:rFonts w:ascii="Source Sans 3" w:hAnsi="Source Sans 3"/>
-                <w:sz w:val="23"/>
-                <w:szCs w:val="23"/>
-              </w:rPr>
-              <w:t xml:space="preserve"> - you have to pay for that part of the exhibition. And if all that shopping has exhausted you, there's a café where you can rest your weary feet! That's in the building with a red sign. But don't worry, I'll remind you all about that later.</w:t>
+              <w:t>And finally, in the afternoon we will be visiting the Fashion Fair in the exhibition centre on the outskirts of the city. This is a huge venue, so try not to get lost. There is a whole hall devoted just to footwear - every kind of shoes and boots you can imagine. You can easily find it because it has a green roof. Just don't go through the blue doors at the entrance of the centre - you have to pay for that part of the exhibition. And if all that shopping has exhausted you, there's a café where you can rest your weary feet! That's in the building with a red sign. But don't worry, I'll remind you all about that later.</w:t>
             </w:r>
           </w:p>
           <w:p>
@@ -14603,63 +13061,27 @@
                 <w:sz w:val="23"/>
                 <w:szCs w:val="23"/>
               </w:rPr>
-              <w:t xml:space="preserve">The place where I really enjoy shopping is Covent Garden Market. It's very convenient because it isn't far from where I live. It isn't a traditional food market, though at one time it used to sell fruit and vegetables. Now, it's a collection of all sorts of independent shops and stalls. There's an amazing selection of things to buy clothes, </w:t>
-            </w:r>
-            <w:proofErr w:type="spellStart"/>
-            <w:r>
-              <w:rPr>
-                <w:rFonts w:ascii="Source Sans 3" w:hAnsi="Source Sans 3"/>
-                <w:sz w:val="23"/>
-                <w:szCs w:val="23"/>
-              </w:rPr>
-              <w:t>jewellery</w:t>
-            </w:r>
-            <w:proofErr w:type="spellEnd"/>
-            <w:r>
-              <w:rPr>
-                <w:rFonts w:ascii="Source Sans 3" w:hAnsi="Source Sans 3"/>
-                <w:sz w:val="23"/>
-                <w:szCs w:val="23"/>
-              </w:rPr>
-              <w:t>, books, art and crafts. I love it because it has a great atmosphere. There are cafés outside in the square, and often you can see street performers. It's very lively and friendly. I avoid the big malls because they're often out-of-the-way-you need a car to get to them.</w:t>
-            </w:r>
-          </w:p>
-          <w:p>
-            <w:pPr>
-              <w:tabs>
-                <w:tab w:val="left" w:pos="4413"/>
-              </w:tabs>
-              <w:rPr>
-                <w:rFonts w:ascii="Source Sans 3" w:hAnsi="Source Sans 3"/>
-                <w:sz w:val="23"/>
-                <w:szCs w:val="23"/>
-              </w:rPr>
-            </w:pPr>
-            <w:r>
-              <w:rPr>
-                <w:rFonts w:ascii="Source Sans 3" w:hAnsi="Source Sans 3"/>
-                <w:sz w:val="23"/>
-                <w:szCs w:val="23"/>
-              </w:rPr>
-              <w:t xml:space="preserve">And what do I enjoy buying? Well, I'm keen on fashion and like to go clothes shopping whenever I can. I love trying on clothes even if I can't afford to buy them! And I absolutely love going to the sales! Sometimes I manage to find great designer shoes at very reasonable prices. And I like shopping for really fun and original gifts for my </w:t>
-            </w:r>
-            <w:proofErr w:type="gramStart"/>
-            <w:r>
-              <w:rPr>
-                <w:rFonts w:ascii="Source Sans 3" w:hAnsi="Source Sans 3"/>
-                <w:sz w:val="23"/>
-                <w:szCs w:val="23"/>
-              </w:rPr>
-              <w:t>friends</w:t>
-            </w:r>
-            <w:proofErr w:type="gramEnd"/>
-            <w:r>
-              <w:rPr>
-                <w:rFonts w:ascii="Source Sans 3" w:hAnsi="Source Sans 3"/>
-                <w:sz w:val="23"/>
-                <w:szCs w:val="23"/>
-              </w:rPr>
-              <w:t xml:space="preserve"> things that nobody else has. Covent Garden's a great place to do that.</w:t>
+              <w:t>The place where I really enjoy shopping is Covent Garden Market. It's very convenient because it isn't far from where I live. It isn't a traditional food market, though at one time it used to sell fruit and vegetables. Now, it's a collection of all sorts of independent shops and stalls. There's an amazing selection of things to buy clothes, jewellery, books, art and crafts. I love it because it has a great atmosphere. There are cafés outside in the square, and often you can see street performers. It's very lively and friendly. I avoid the big malls because they're often out-of-the-way-you need a car to get to them.</w:t>
+            </w:r>
+          </w:p>
+          <w:p>
+            <w:pPr>
+              <w:tabs>
+                <w:tab w:val="left" w:pos="4413"/>
+              </w:tabs>
+              <w:rPr>
+                <w:rFonts w:ascii="Source Sans 3" w:hAnsi="Source Sans 3"/>
+                <w:sz w:val="23"/>
+                <w:szCs w:val="23"/>
+              </w:rPr>
+            </w:pPr>
+            <w:r>
+              <w:rPr>
+                <w:rFonts w:ascii="Source Sans 3" w:hAnsi="Source Sans 3"/>
+                <w:sz w:val="23"/>
+                <w:szCs w:val="23"/>
+              </w:rPr>
+              <w:t>And what do I enjoy buying? Well, I'm keen on fashion and like to go clothes shopping whenever I can. I love trying on clothes even if I can't afford to buy them! And I absolutely love going to the sales! Sometimes I manage to find great designer shoes at very reasonable prices. And I like shopping for really fun and original gifts for my friends things that nobody else has. Covent Garden's a great place to do that.</w:t>
             </w:r>
           </w:p>
         </w:tc>
@@ -14729,43 +13151,7 @@
                 <w:szCs w:val="23"/>
               </w:rPr>
               <w:lastRenderedPageBreak/>
-              <w:t xml:space="preserve">You asked me to describe a place where I like going shopping, so I'm going to talk about a department store in my town. It's called </w:t>
-            </w:r>
-            <w:proofErr w:type="spellStart"/>
-            <w:r>
-              <w:rPr>
-                <w:rFonts w:ascii="Source Sans 3" w:hAnsi="Source Sans 3"/>
-                <w:sz w:val="23"/>
-                <w:szCs w:val="23"/>
-              </w:rPr>
-              <w:t>Judies</w:t>
-            </w:r>
-            <w:proofErr w:type="spellEnd"/>
-            <w:r>
-              <w:rPr>
-                <w:rFonts w:ascii="Source Sans 3" w:hAnsi="Source Sans 3"/>
-                <w:sz w:val="23"/>
-                <w:szCs w:val="23"/>
-              </w:rPr>
-              <w:t xml:space="preserve"> and it's a very old store. In fact, it's about </w:t>
-            </w:r>
-            <w:proofErr w:type="gramStart"/>
-            <w:r>
-              <w:rPr>
-                <w:rFonts w:ascii="Source Sans 3" w:hAnsi="Source Sans 3"/>
-                <w:sz w:val="23"/>
-                <w:szCs w:val="23"/>
-              </w:rPr>
-              <w:t>a 100 years</w:t>
-            </w:r>
-            <w:proofErr w:type="gramEnd"/>
-            <w:r>
-              <w:rPr>
-                <w:rFonts w:ascii="Source Sans 3" w:hAnsi="Source Sans 3"/>
-                <w:sz w:val="23"/>
-                <w:szCs w:val="23"/>
-              </w:rPr>
-              <w:t xml:space="preserve"> old, so it's very famous. I would say that it's a landmark because everyone knows it.</w:t>
+              <w:t>You asked me to describe a place where I like going shopping, so I'm going to talk about a department store in my town. It's called Judies and it's a very old store. In fact, it's about a 100 years old, so it's very famous. I would say that it's a landmark because everyone knows it.</w:t>
             </w:r>
           </w:p>
           <w:p>
@@ -14805,99 +13191,27 @@
                 <w:sz w:val="23"/>
                 <w:szCs w:val="23"/>
               </w:rPr>
-              <w:t xml:space="preserve">I think it's in a good location because it's right in the </w:t>
-            </w:r>
-            <w:proofErr w:type="spellStart"/>
-            <w:r>
-              <w:rPr>
-                <w:rFonts w:ascii="Source Sans 3" w:hAnsi="Source Sans 3"/>
-                <w:sz w:val="23"/>
-                <w:szCs w:val="23"/>
-              </w:rPr>
-              <w:t>centre</w:t>
-            </w:r>
-            <w:proofErr w:type="spellEnd"/>
-            <w:r>
-              <w:rPr>
-                <w:rFonts w:ascii="Source Sans 3" w:hAnsi="Source Sans 3"/>
-                <w:sz w:val="23"/>
-                <w:szCs w:val="23"/>
-              </w:rPr>
-              <w:t xml:space="preserve"> of the town, which is very convenient. It's also very close to the railway station and a multi-</w:t>
-            </w:r>
-            <w:proofErr w:type="spellStart"/>
-            <w:r>
-              <w:rPr>
-                <w:rFonts w:ascii="Source Sans 3" w:hAnsi="Source Sans 3"/>
-                <w:sz w:val="23"/>
-                <w:szCs w:val="23"/>
-              </w:rPr>
-              <w:t>storey</w:t>
-            </w:r>
-            <w:proofErr w:type="spellEnd"/>
-            <w:r>
-              <w:rPr>
-                <w:rFonts w:ascii="Source Sans 3" w:hAnsi="Source Sans 3"/>
-                <w:sz w:val="23"/>
-                <w:szCs w:val="23"/>
-              </w:rPr>
-              <w:t xml:space="preserve"> car park too, so that's good for you if you have lots of shopping bags to carry.</w:t>
-            </w:r>
-          </w:p>
-          <w:p>
-            <w:pPr>
-              <w:tabs>
-                <w:tab w:val="left" w:pos="4413"/>
-              </w:tabs>
-              <w:rPr>
-                <w:rFonts w:ascii="Source Sans 3" w:hAnsi="Source Sans 3"/>
-                <w:sz w:val="23"/>
-                <w:szCs w:val="23"/>
-              </w:rPr>
-            </w:pPr>
-            <w:r>
-              <w:rPr>
-                <w:rFonts w:ascii="Source Sans 3" w:hAnsi="Source Sans 3"/>
-                <w:sz w:val="23"/>
-                <w:szCs w:val="23"/>
-              </w:rPr>
-              <w:t xml:space="preserve">What do I like to do there? Well, I really like spending time in the </w:t>
-            </w:r>
-            <w:proofErr w:type="spellStart"/>
-            <w:r>
-              <w:rPr>
-                <w:rFonts w:ascii="Source Sans 3" w:hAnsi="Source Sans 3"/>
-                <w:sz w:val="23"/>
-                <w:szCs w:val="23"/>
-              </w:rPr>
-              <w:t>jewellery</w:t>
-            </w:r>
-            <w:proofErr w:type="spellEnd"/>
-            <w:r>
-              <w:rPr>
-                <w:rFonts w:ascii="Source Sans 3" w:hAnsi="Source Sans 3"/>
-                <w:sz w:val="23"/>
-                <w:szCs w:val="23"/>
-              </w:rPr>
-              <w:t xml:space="preserve"> department and this is on the ground floor of the building. I love looking at the different rings and necklaces. I enjoy trying them on too! I like gold </w:t>
-            </w:r>
-            <w:proofErr w:type="spellStart"/>
-            <w:r>
-              <w:rPr>
-                <w:rFonts w:ascii="Source Sans 3" w:hAnsi="Source Sans 3"/>
-                <w:sz w:val="23"/>
-                <w:szCs w:val="23"/>
-              </w:rPr>
-              <w:t>jewellery</w:t>
-            </w:r>
-            <w:proofErr w:type="spellEnd"/>
-            <w:r>
-              <w:rPr>
-                <w:rFonts w:ascii="Source Sans 3" w:hAnsi="Source Sans 3"/>
-                <w:sz w:val="23"/>
-                <w:szCs w:val="23"/>
-              </w:rPr>
-              <w:t xml:space="preserve"> the best but I can't afford it.</w:t>
+              <w:t>I think it's in a good location because it's right in the centre of the town, which is very convenient. It's also very close to the railway station and a multi-storey car park too, so that's good for you if you have lots of shopping bags to carry.</w:t>
+            </w:r>
+          </w:p>
+          <w:p>
+            <w:pPr>
+              <w:tabs>
+                <w:tab w:val="left" w:pos="4413"/>
+              </w:tabs>
+              <w:rPr>
+                <w:rFonts w:ascii="Source Sans 3" w:hAnsi="Source Sans 3"/>
+                <w:sz w:val="23"/>
+                <w:szCs w:val="23"/>
+              </w:rPr>
+            </w:pPr>
+            <w:r>
+              <w:rPr>
+                <w:rFonts w:ascii="Source Sans 3" w:hAnsi="Source Sans 3"/>
+                <w:sz w:val="23"/>
+                <w:szCs w:val="23"/>
+              </w:rPr>
+              <w:t>What do I like to do there? Well, I really like spending time in the jewellery department and this is on the ground floor of the building. I love looking at the different rings and necklaces. I enjoy trying them on too! I like gold jewellery the best but I can't afford it.</w:t>
             </w:r>
           </w:p>
           <w:p>
@@ -15214,129 +13528,47 @@
                 <w:sz w:val="23"/>
                 <w:szCs w:val="23"/>
               </w:rPr>
-              <w:t xml:space="preserve">As you walk through the main entrance, you come to a square with a big fountain in the middle. This is where people usually arrange to meet up and </w:t>
-            </w:r>
-            <w:proofErr w:type="gramStart"/>
-            <w:r>
-              <w:rPr>
-                <w:rFonts w:ascii="Source Sans 3" w:hAnsi="Source Sans 3"/>
-                <w:sz w:val="23"/>
-                <w:szCs w:val="23"/>
-              </w:rPr>
-              <w:t>sometimes</w:t>
-            </w:r>
-            <w:proofErr w:type="gramEnd"/>
-            <w:r>
-              <w:rPr>
-                <w:rFonts w:ascii="Source Sans 3" w:hAnsi="Source Sans 3"/>
-                <w:sz w:val="23"/>
-                <w:szCs w:val="23"/>
-              </w:rPr>
-              <w:t xml:space="preserve"> they have live music here. Beyond the square, on Main Avenue, on your right, there are several restaurants, and opposite these on your left is an exhibition </w:t>
-            </w:r>
-            <w:proofErr w:type="spellStart"/>
-            <w:r>
-              <w:rPr>
-                <w:rFonts w:ascii="Source Sans 3" w:hAnsi="Source Sans 3"/>
-                <w:sz w:val="23"/>
-                <w:szCs w:val="23"/>
-              </w:rPr>
-              <w:t>centre</w:t>
-            </w:r>
-            <w:proofErr w:type="spellEnd"/>
-            <w:r>
-              <w:rPr>
-                <w:rFonts w:ascii="Source Sans 3" w:hAnsi="Source Sans 3"/>
-                <w:sz w:val="23"/>
-                <w:szCs w:val="23"/>
-              </w:rPr>
-              <w:t>. There used to be a cinema here, but they moved it when they finished building the Arena.</w:t>
-            </w:r>
-          </w:p>
-          <w:p>
-            <w:pPr>
-              <w:tabs>
-                <w:tab w:val="left" w:pos="4413"/>
-              </w:tabs>
-              <w:rPr>
-                <w:rFonts w:ascii="Source Sans 3" w:hAnsi="Source Sans 3"/>
-                <w:sz w:val="23"/>
-                <w:szCs w:val="23"/>
-              </w:rPr>
-            </w:pPr>
-            <w:proofErr w:type="gramStart"/>
-            <w:r>
-              <w:rPr>
-                <w:rFonts w:ascii="Source Sans 3" w:hAnsi="Source Sans 3"/>
-                <w:sz w:val="23"/>
-                <w:szCs w:val="23"/>
-              </w:rPr>
-              <w:t>So</w:t>
-            </w:r>
-            <w:proofErr w:type="gramEnd"/>
-            <w:r>
-              <w:rPr>
-                <w:rFonts w:ascii="Source Sans 3" w:hAnsi="Source Sans 3"/>
-                <w:sz w:val="23"/>
-                <w:szCs w:val="23"/>
-              </w:rPr>
-              <w:t xml:space="preserve"> there are several coffee shops to choose from, one near the fountain and one in the north end of the building, but I suggest that we go to the one at the end of Main Avenue, because it'll probably be less busy than the others. It's right at the end, after you pass the art gallery on the right. </w:t>
-            </w:r>
-            <w:proofErr w:type="gramStart"/>
-            <w:r>
-              <w:rPr>
-                <w:rFonts w:ascii="Source Sans 3" w:hAnsi="Source Sans 3"/>
-                <w:sz w:val="23"/>
-                <w:szCs w:val="23"/>
-              </w:rPr>
-              <w:t>So</w:t>
-            </w:r>
-            <w:proofErr w:type="gramEnd"/>
-            <w:r>
-              <w:rPr>
-                <w:rFonts w:ascii="Source Sans 3" w:hAnsi="Source Sans 3"/>
-                <w:sz w:val="23"/>
-                <w:szCs w:val="23"/>
-              </w:rPr>
-              <w:t xml:space="preserve"> shall we all meet there at seven o'clock?</w:t>
-            </w:r>
-          </w:p>
-          <w:p>
-            <w:pPr>
-              <w:tabs>
-                <w:tab w:val="left" w:pos="4413"/>
-              </w:tabs>
-              <w:rPr>
-                <w:rFonts w:ascii="Source Sans 3" w:hAnsi="Source Sans 3"/>
-                <w:sz w:val="23"/>
-                <w:szCs w:val="23"/>
-              </w:rPr>
-            </w:pPr>
-            <w:r>
-              <w:rPr>
-                <w:rFonts w:ascii="Source Sans 3" w:hAnsi="Source Sans 3"/>
-                <w:sz w:val="23"/>
-                <w:szCs w:val="23"/>
-              </w:rPr>
-              <w:t xml:space="preserve">Then, after we've had a coffee, to get into the Arena we just need to go through the shopping </w:t>
-            </w:r>
-            <w:proofErr w:type="spellStart"/>
-            <w:r>
-              <w:rPr>
-                <w:rFonts w:ascii="Source Sans 3" w:hAnsi="Source Sans 3"/>
-                <w:sz w:val="23"/>
-                <w:szCs w:val="23"/>
-              </w:rPr>
-              <w:t>centre</w:t>
-            </w:r>
-            <w:proofErr w:type="spellEnd"/>
-            <w:r>
-              <w:rPr>
-                <w:rFonts w:ascii="Source Sans 3" w:hAnsi="Source Sans 3"/>
-                <w:sz w:val="23"/>
-                <w:szCs w:val="23"/>
-              </w:rPr>
-              <w:t>, which will be on our right once we go back down Main Avenue. It can be a bit tempting, but there's no other way to get there, as the Arena is the other side of it. Oh, and there are toilets beside the entrance if you need them. And then after the concert, they open the door opposite and you can go straight out into the car park, which is very convenient.</w:t>
+              <w:t>As you walk through the main entrance, you come to a square with a big fountain in the middle. This is where people usually arrange to meet up and sometimes they have live music here. Beyond the square, on Main Avenue, on your right, there are several restaurants, and opposite these on your left is an exhibition centre. There used to be a cinema here, but they moved it when they finished building the Arena.</w:t>
+            </w:r>
+          </w:p>
+          <w:p>
+            <w:pPr>
+              <w:tabs>
+                <w:tab w:val="left" w:pos="4413"/>
+              </w:tabs>
+              <w:rPr>
+                <w:rFonts w:ascii="Source Sans 3" w:hAnsi="Source Sans 3"/>
+                <w:sz w:val="23"/>
+                <w:szCs w:val="23"/>
+              </w:rPr>
+            </w:pPr>
+            <w:r>
+              <w:rPr>
+                <w:rFonts w:ascii="Source Sans 3" w:hAnsi="Source Sans 3"/>
+                <w:sz w:val="23"/>
+                <w:szCs w:val="23"/>
+              </w:rPr>
+              <w:t>So there are several coffee shops to choose from, one near the fountain and one in the north end of the building, but I suggest that we go to the one at the end of Main Avenue, because it'll probably be less busy than the others. It's right at the end, after you pass the art gallery on the right. So shall we all meet there at seven o'clock?</w:t>
+            </w:r>
+          </w:p>
+          <w:p>
+            <w:pPr>
+              <w:tabs>
+                <w:tab w:val="left" w:pos="4413"/>
+              </w:tabs>
+              <w:rPr>
+                <w:rFonts w:ascii="Source Sans 3" w:hAnsi="Source Sans 3"/>
+                <w:sz w:val="23"/>
+                <w:szCs w:val="23"/>
+              </w:rPr>
+            </w:pPr>
+            <w:r>
+              <w:rPr>
+                <w:rFonts w:ascii="Source Sans 3" w:hAnsi="Source Sans 3"/>
+                <w:sz w:val="23"/>
+                <w:szCs w:val="23"/>
+              </w:rPr>
+              <w:t>Then, after we've had a coffee, to get into the Arena we just need to go through the shopping centre, which will be on our right once we go back down Main Avenue. It can be a bit tempting, but there's no other way to get there, as the Arena is the other side of it. Oh, and there are toilets beside the entrance if you need them. And then after the concert, they open the door opposite and you can go straight out into the car park, which is very convenient.</w:t>
             </w:r>
           </w:p>
           <w:p>
@@ -15425,139 +13657,67 @@
                 <w:sz w:val="23"/>
                 <w:szCs w:val="23"/>
               </w:rPr>
-              <w:t xml:space="preserve">First of all, welcome to our activity summer camp. I hope you enjoy all the activities we have on offer. We start our tour at the outdoor theatre here, where we hold many of our evening activities. From here you can see our various watersport activities. Directly in front of the campsite, on the edge of the lake, we have the kayaking </w:t>
-            </w:r>
-            <w:proofErr w:type="spellStart"/>
-            <w:r>
-              <w:rPr>
-                <w:rFonts w:ascii="Source Sans 3" w:hAnsi="Source Sans 3"/>
-                <w:sz w:val="23"/>
-                <w:szCs w:val="23"/>
-              </w:rPr>
-              <w:t>centre</w:t>
-            </w:r>
-            <w:proofErr w:type="spellEnd"/>
-            <w:r>
-              <w:rPr>
-                <w:rFonts w:ascii="Source Sans 3" w:hAnsi="Source Sans 3"/>
-                <w:sz w:val="23"/>
-                <w:szCs w:val="23"/>
-              </w:rPr>
-              <w:t>. And then in front of the beach, we have an area reserved for diving. Swimming isn't permitted here.</w:t>
-            </w:r>
-          </w:p>
-          <w:p>
-            <w:pPr>
-              <w:tabs>
-                <w:tab w:val="left" w:pos="4413"/>
-              </w:tabs>
-              <w:rPr>
-                <w:rFonts w:ascii="Source Sans 3" w:hAnsi="Source Sans 3"/>
-                <w:sz w:val="23"/>
-                <w:szCs w:val="23"/>
-              </w:rPr>
-            </w:pPr>
-            <w:r>
-              <w:rPr>
-                <w:rFonts w:ascii="Source Sans 3" w:hAnsi="Source Sans 3"/>
-                <w:sz w:val="23"/>
-                <w:szCs w:val="23"/>
-              </w:rPr>
-              <w:t xml:space="preserve">If you like racket sports, just behind the beach you can </w:t>
-            </w:r>
-            <w:proofErr w:type="spellStart"/>
-            <w:r>
-              <w:rPr>
-                <w:rFonts w:ascii="Source Sans 3" w:hAnsi="Source Sans 3"/>
-                <w:sz w:val="23"/>
-                <w:szCs w:val="23"/>
-              </w:rPr>
-              <w:t>practise</w:t>
-            </w:r>
-            <w:proofErr w:type="spellEnd"/>
-            <w:r>
-              <w:rPr>
-                <w:rFonts w:ascii="Source Sans 3" w:hAnsi="Source Sans 3"/>
-                <w:sz w:val="23"/>
-                <w:szCs w:val="23"/>
-              </w:rPr>
-              <w:t xml:space="preserve"> badminton in the large building. That's quite popular in the evenings. We also have some outdoor tennis courts. We used to have basketball in the building too, but now you can play it on the court behind the building. And if these activities make you hungry, the path from there takes you straight to the café and dining hall.</w:t>
-            </w:r>
-          </w:p>
-          <w:p>
-            <w:pPr>
-              <w:tabs>
-                <w:tab w:val="left" w:pos="4413"/>
-              </w:tabs>
-              <w:rPr>
-                <w:rFonts w:ascii="Source Sans 3" w:hAnsi="Source Sans 3"/>
-                <w:sz w:val="23"/>
-                <w:szCs w:val="23"/>
-              </w:rPr>
-            </w:pPr>
-            <w:r>
-              <w:rPr>
-                <w:rFonts w:ascii="Source Sans 3" w:hAnsi="Source Sans 3"/>
-                <w:sz w:val="23"/>
-                <w:szCs w:val="23"/>
-              </w:rPr>
-              <w:t xml:space="preserve">However, we'll continue our walk along the lake shore and I'd like to draw your attention to two other areas. One is this part of the lake, which is perfect for swimming, but, for safety reasons, only when an instructor is present. </w:t>
-            </w:r>
-            <w:proofErr w:type="gramStart"/>
-            <w:r>
-              <w:rPr>
-                <w:rFonts w:ascii="Source Sans 3" w:hAnsi="Source Sans 3"/>
-                <w:sz w:val="23"/>
-                <w:szCs w:val="23"/>
-              </w:rPr>
-              <w:t>Unfortunately</w:t>
-            </w:r>
-            <w:proofErr w:type="gramEnd"/>
-            <w:r>
-              <w:rPr>
-                <w:rFonts w:ascii="Source Sans 3" w:hAnsi="Source Sans 3"/>
-                <w:sz w:val="23"/>
-                <w:szCs w:val="23"/>
-              </w:rPr>
-              <w:t xml:space="preserve"> we can't offer sailing as an option here this year. And I also want to point out, just across the lake, a track for cycling. Some people in the past have also gone running on the track, but there were a few accidents because there isn't enough space for runners and cyclists, so now running isn't allowed.</w:t>
-            </w:r>
-          </w:p>
-          <w:p>
-            <w:pPr>
-              <w:tabs>
-                <w:tab w:val="left" w:pos="4413"/>
-              </w:tabs>
-              <w:rPr>
-                <w:rFonts w:ascii="Source Sans 3" w:hAnsi="Source Sans 3"/>
-                <w:sz w:val="23"/>
-                <w:szCs w:val="23"/>
-              </w:rPr>
-            </w:pPr>
-            <w:r>
-              <w:rPr>
-                <w:rFonts w:ascii="Source Sans 3" w:hAnsi="Source Sans 3"/>
-                <w:sz w:val="23"/>
-                <w:szCs w:val="23"/>
-              </w:rPr>
-              <w:t xml:space="preserve">So now let's take this path here, towards the tennis courts. On our left, you can see there's a football field. Gary's our coach and he'll be </w:t>
-            </w:r>
-            <w:proofErr w:type="spellStart"/>
-            <w:r>
-              <w:rPr>
-                <w:rFonts w:ascii="Source Sans 3" w:hAnsi="Source Sans 3"/>
-                <w:sz w:val="23"/>
-                <w:szCs w:val="23"/>
-              </w:rPr>
-              <w:t>organising</w:t>
-            </w:r>
-            <w:proofErr w:type="spellEnd"/>
-            <w:r>
-              <w:rPr>
-                <w:rFonts w:ascii="Source Sans 3" w:hAnsi="Source Sans 3"/>
-                <w:sz w:val="23"/>
-                <w:szCs w:val="23"/>
-              </w:rPr>
-              <w:t xml:space="preserve"> tournaments during the week. He'll arrive tomorrow, because he's taking part in a rugby game today.</w:t>
+              <w:t>First of all, welcome to our activity summer camp. I hope you enjoy all the activities we have on offer. We start our tour at the outdoor theatre here, where we hold many of our evening activities. From here you can see our various watersport activities. Directly in front of the campsite, on the edge of the lake, we have the kayaking centre. And then in front of the beach, we have an area reserved for diving. Swimming isn't permitted here.</w:t>
+            </w:r>
+          </w:p>
+          <w:p>
+            <w:pPr>
+              <w:tabs>
+                <w:tab w:val="left" w:pos="4413"/>
+              </w:tabs>
+              <w:rPr>
+                <w:rFonts w:ascii="Source Sans 3" w:hAnsi="Source Sans 3"/>
+                <w:sz w:val="23"/>
+                <w:szCs w:val="23"/>
+              </w:rPr>
+            </w:pPr>
+            <w:r>
+              <w:rPr>
+                <w:rFonts w:ascii="Source Sans 3" w:hAnsi="Source Sans 3"/>
+                <w:sz w:val="23"/>
+                <w:szCs w:val="23"/>
+              </w:rPr>
+              <w:t>If you like racket sports, just behind the beach you can practise badminton in the large building. That's quite popular in the evenings. We also have some outdoor tennis courts. We used to have basketball in the building too, but now you can play it on the court behind the building. And if these activities make you hungry, the path from there takes you straight to the café and dining hall.</w:t>
+            </w:r>
+          </w:p>
+          <w:p>
+            <w:pPr>
+              <w:tabs>
+                <w:tab w:val="left" w:pos="4413"/>
+              </w:tabs>
+              <w:rPr>
+                <w:rFonts w:ascii="Source Sans 3" w:hAnsi="Source Sans 3"/>
+                <w:sz w:val="23"/>
+                <w:szCs w:val="23"/>
+              </w:rPr>
+            </w:pPr>
+            <w:r>
+              <w:rPr>
+                <w:rFonts w:ascii="Source Sans 3" w:hAnsi="Source Sans 3"/>
+                <w:sz w:val="23"/>
+                <w:szCs w:val="23"/>
+              </w:rPr>
+              <w:t>However, we'll continue our walk along the lake shore and I'd like to draw your attention to two other areas. One is this part of the lake, which is perfect for swimming, but, for safety reasons, only when an instructor is present. Unfortunately we can't offer sailing as an option here this year. And I also want to point out, just across the lake, a track for cycling. Some people in the past have also gone running on the track, but there were a few accidents because there isn't enough space for runners and cyclists, so now running isn't allowed.</w:t>
+            </w:r>
+          </w:p>
+          <w:p>
+            <w:pPr>
+              <w:tabs>
+                <w:tab w:val="left" w:pos="4413"/>
+              </w:tabs>
+              <w:rPr>
+                <w:rFonts w:ascii="Source Sans 3" w:hAnsi="Source Sans 3"/>
+                <w:sz w:val="23"/>
+                <w:szCs w:val="23"/>
+              </w:rPr>
+            </w:pPr>
+            <w:r>
+              <w:rPr>
+                <w:rFonts w:ascii="Source Sans 3" w:hAnsi="Source Sans 3"/>
+                <w:sz w:val="23"/>
+                <w:szCs w:val="23"/>
+              </w:rPr>
+              <w:t>So now let's take this path here, towards the tennis courts. On our left, you can see there's a football field. Gary's our coach and he'll be organising tournaments during the week. He'll arrive tomorrow, because he's taking part in a rugby game today.</w:t>
             </w:r>
           </w:p>
           <w:p>
@@ -15646,110 +13806,28 @@
                 <w:sz w:val="23"/>
                 <w:szCs w:val="23"/>
               </w:rPr>
-              <w:t xml:space="preserve">Good morning. I'd like to thank the council for agreeing to this meeting and for welcoming us here today to explain to you our plans for Pine Woods Centre. Our aim is to make Pine Woods a place where people of all ages can come and enjoy their free time. The </w:t>
-            </w:r>
-            <w:proofErr w:type="spellStart"/>
-            <w:r>
-              <w:rPr>
-                <w:rFonts w:ascii="Source Sans 3" w:hAnsi="Source Sans 3"/>
-                <w:sz w:val="23"/>
-                <w:szCs w:val="23"/>
-              </w:rPr>
-              <w:t>centre</w:t>
-            </w:r>
-            <w:proofErr w:type="spellEnd"/>
-            <w:r>
-              <w:rPr>
-                <w:rFonts w:ascii="Source Sans 3" w:hAnsi="Source Sans 3"/>
-                <w:sz w:val="23"/>
-                <w:szCs w:val="23"/>
-              </w:rPr>
-              <w:t xml:space="preserve"> will feature our Tree Tops Challenge-only for the brave and fearless! For the less brave, and for families with children, there will be adventure playgrounds, indoor and outdoor, and a feeding area for farm animals and we will also offer cycle trails through the woods.</w:t>
-            </w:r>
-          </w:p>
-          <w:p>
-            <w:pPr>
-              <w:tabs>
-                <w:tab w:val="left" w:pos="4413"/>
-              </w:tabs>
-              <w:rPr>
-                <w:rFonts w:ascii="Source Sans 3" w:hAnsi="Source Sans 3"/>
-                <w:sz w:val="23"/>
-                <w:szCs w:val="23"/>
-              </w:rPr>
-            </w:pPr>
-            <w:r>
-              <w:rPr>
-                <w:rFonts w:ascii="Source Sans 3" w:hAnsi="Source Sans 3"/>
-                <w:sz w:val="23"/>
-                <w:szCs w:val="23"/>
-              </w:rPr>
-              <w:t xml:space="preserve">I'll give you an overview of Pine Woods first and then tell you more about each area in more detail. This first slide shows the overall layout of the </w:t>
-            </w:r>
-            <w:proofErr w:type="spellStart"/>
-            <w:r>
-              <w:rPr>
-                <w:rFonts w:ascii="Source Sans 3" w:hAnsi="Source Sans 3"/>
-                <w:sz w:val="23"/>
-                <w:szCs w:val="23"/>
-              </w:rPr>
-              <w:t>centre</w:t>
-            </w:r>
-            <w:proofErr w:type="spellEnd"/>
-            <w:r>
-              <w:rPr>
-                <w:rFonts w:ascii="Source Sans 3" w:hAnsi="Source Sans 3"/>
-                <w:sz w:val="23"/>
-                <w:szCs w:val="23"/>
-              </w:rPr>
-              <w:t xml:space="preserve"> and where all the activities will be situated. As you can see from the map, the entrance to this attraction will be on the south side. As visitors enter from the car park, they will walk along this path leading them to the café and gift shop. The gift shop will be where tickets are on sale and therefore needs to be near the entrance. </w:t>
-            </w:r>
-            <w:proofErr w:type="gramStart"/>
-            <w:r>
-              <w:rPr>
-                <w:rFonts w:ascii="Source Sans 3" w:hAnsi="Source Sans 3"/>
-                <w:sz w:val="23"/>
-                <w:szCs w:val="23"/>
-              </w:rPr>
-              <w:t>So</w:t>
-            </w:r>
-            <w:proofErr w:type="gramEnd"/>
-            <w:r>
-              <w:rPr>
-                <w:rFonts w:ascii="Source Sans 3" w:hAnsi="Source Sans 3"/>
-                <w:sz w:val="23"/>
-                <w:szCs w:val="23"/>
-              </w:rPr>
-              <w:t xml:space="preserve"> this building here on the right will be the café and the building on the left will be the gift shop. There will also be a picnic field behind the café for the warmer months. It's the area just to the right of the café as you look at the map. And in the bottom right-hand corner of the picnic </w:t>
-            </w:r>
-            <w:proofErr w:type="gramStart"/>
-            <w:r>
-              <w:rPr>
-                <w:rFonts w:ascii="Source Sans 3" w:hAnsi="Source Sans 3"/>
-                <w:sz w:val="23"/>
-                <w:szCs w:val="23"/>
-              </w:rPr>
-              <w:t>field</w:t>
-            </w:r>
-            <w:proofErr w:type="gramEnd"/>
-            <w:r>
-              <w:rPr>
-                <w:rFonts w:ascii="Source Sans 3" w:hAnsi="Source Sans 3"/>
-                <w:sz w:val="23"/>
-                <w:szCs w:val="23"/>
-              </w:rPr>
-              <w:t xml:space="preserve"> we're planning to have a barbecue area, where people can hire a barbecue and bring their own food to cook. It'll be great for parties. In summer we plan to have bands performing here in the </w:t>
-            </w:r>
-            <w:proofErr w:type="gramStart"/>
-            <w:r>
-              <w:rPr>
-                <w:rFonts w:ascii="Source Sans 3" w:hAnsi="Source Sans 3"/>
-                <w:sz w:val="23"/>
-                <w:szCs w:val="23"/>
-              </w:rPr>
-              <w:t>evenings..</w:t>
-            </w:r>
-            <w:proofErr w:type="gramEnd"/>
+              <w:t>Good morning. I'd like to thank the council for agreeing to this meeting and for welcoming us here today to explain to you our plans for Pine Woods Centre. Our aim is to make Pine Woods a place where people of all ages can come and enjoy their free time. The centre will feature our Tree Tops Challenge-only for the brave and fearless! For the less brave, and for families with children, there will be adventure playgrounds, indoor and outdoor, and a feeding area for farm animals and we will also offer cycle trails through the woods.</w:t>
+            </w:r>
+          </w:p>
+          <w:p>
+            <w:pPr>
+              <w:tabs>
+                <w:tab w:val="left" w:pos="4413"/>
+              </w:tabs>
+              <w:rPr>
+                <w:rFonts w:ascii="Source Sans 3" w:hAnsi="Source Sans 3"/>
+                <w:sz w:val="23"/>
+                <w:szCs w:val="23"/>
+              </w:rPr>
+            </w:pPr>
+            <w:r>
+              <w:rPr>
+                <w:rFonts w:ascii="Source Sans 3" w:hAnsi="Source Sans 3"/>
+                <w:sz w:val="23"/>
+                <w:szCs w:val="23"/>
+              </w:rPr>
+              <w:t>I'll give you an overview of Pine Woods first and then tell you more about each area in more detail. This first slide shows the overall layout of the centre and where all the activities will be situated. As you can see from the map, the entrance to this attraction will be on the south side. As visitors enter from the car park, they will walk along this path leading them to the café and gift shop. The gift shop will be where tickets are on sale and therefore needs to be near the entrance. So this building here on the right will be the café and the building on the left will be the gift shop. There will also be a picnic field behind the café for the warmer months. It's the area just to the right of the café as you look at the map. And in the bottom right-hand corner of the picnic field we're planning to have a barbecue area, where people can hire a barbecue and bring their own food to cook. It'll be great for parties. In summer we plan to have bands performing here in the evenings..</w:t>
+            </w:r>
           </w:p>
           <w:p>
             <w:pPr>
@@ -15809,63 +13887,27 @@
                 <w:sz w:val="23"/>
                 <w:szCs w:val="23"/>
               </w:rPr>
-              <w:t xml:space="preserve">And finally, let's turn our attention back to this area here, where the paths meet and form a crossroads. This path leading to the east end of the farm will take our visitors to the area which houses the farm animals. Children will be able to watch the animals being fed and cared for, and in some </w:t>
-            </w:r>
-            <w:proofErr w:type="gramStart"/>
-            <w:r>
-              <w:rPr>
-                <w:rFonts w:ascii="Source Sans 3" w:hAnsi="Source Sans 3"/>
-                <w:sz w:val="23"/>
-                <w:szCs w:val="23"/>
-              </w:rPr>
-              <w:t>instances</w:t>
-            </w:r>
-            <w:proofErr w:type="gramEnd"/>
-            <w:r>
-              <w:rPr>
-                <w:rFonts w:ascii="Source Sans 3" w:hAnsi="Source Sans 3"/>
-                <w:sz w:val="23"/>
-                <w:szCs w:val="23"/>
-              </w:rPr>
-              <w:t xml:space="preserve"> they will be able to feed the animals. themselves. The sheep will be in this first area on the right here, directly opposite the pigs, and the goats will go at the very end there. We haven't quite decided on the other areas yet.</w:t>
-            </w:r>
-          </w:p>
-          <w:p>
-            <w:pPr>
-              <w:tabs>
-                <w:tab w:val="left" w:pos="4413"/>
-              </w:tabs>
-              <w:rPr>
-                <w:rFonts w:ascii="Source Sans 3" w:hAnsi="Source Sans 3"/>
-                <w:sz w:val="23"/>
-                <w:szCs w:val="23"/>
-              </w:rPr>
-            </w:pPr>
-            <w:r>
-              <w:rPr>
-                <w:rFonts w:ascii="Source Sans 3" w:hAnsi="Source Sans 3"/>
-                <w:sz w:val="23"/>
-                <w:szCs w:val="23"/>
-              </w:rPr>
-              <w:t xml:space="preserve">So those are our plans. We hope they will be approved, and we look forward to welcoming you back in the </w:t>
-            </w:r>
-            <w:proofErr w:type="gramStart"/>
-            <w:r>
-              <w:rPr>
-                <w:rFonts w:ascii="Source Sans 3" w:hAnsi="Source Sans 3"/>
-                <w:sz w:val="23"/>
-                <w:szCs w:val="23"/>
-              </w:rPr>
-              <w:t>not too distant</w:t>
-            </w:r>
-            <w:proofErr w:type="gramEnd"/>
-            <w:r>
-              <w:rPr>
-                <w:rFonts w:ascii="Source Sans 3" w:hAnsi="Source Sans 3"/>
-                <w:sz w:val="23"/>
-                <w:szCs w:val="23"/>
-              </w:rPr>
-              <w:t xml:space="preserve"> future to see the final result.</w:t>
+              <w:t>And finally, let's turn our attention back to this area here, where the paths meet and form a crossroads. This path leading to the east end of the farm will take our visitors to the area which houses the farm animals. Children will be able to watch the animals being fed and cared for, and in some instances they will be able to feed the animals. themselves. The sheep will be in this first area on the right here, directly opposite the pigs, and the goats will go at the very end there. We haven't quite decided on the other areas yet.</w:t>
+            </w:r>
+          </w:p>
+          <w:p>
+            <w:pPr>
+              <w:tabs>
+                <w:tab w:val="left" w:pos="4413"/>
+              </w:tabs>
+              <w:rPr>
+                <w:rFonts w:ascii="Source Sans 3" w:hAnsi="Source Sans 3"/>
+                <w:sz w:val="23"/>
+                <w:szCs w:val="23"/>
+              </w:rPr>
+            </w:pPr>
+            <w:r>
+              <w:rPr>
+                <w:rFonts w:ascii="Source Sans 3" w:hAnsi="Source Sans 3"/>
+                <w:sz w:val="23"/>
+                <w:szCs w:val="23"/>
+              </w:rPr>
+              <w:t>So those are our plans. We hope they will be approved, and we look forward to welcoming you back in the not too distant future to see the final result.</w:t>
             </w:r>
           </w:p>
         </w:tc>
@@ -15934,25 +13976,7 @@
                 <w:sz w:val="23"/>
                 <w:szCs w:val="23"/>
               </w:rPr>
-              <w:t xml:space="preserve">I'm going to talk about a hobby I'd like to take up in the future. I really want to learn ballroom dancing. This is because I love Latin music and I love the way the dancers move and shake. I also want to give myself a challenge and learn something new. Watching ballroom dancing always makes me feel excited. I don't think it'll be too difficult for me, because I already do ballet and tap dancing. I like learning new steps. For example, I really want to learn the tango or the samba because these are exciting and look good to people watching. I've tried Flamenco dancing but I'm not very good. I'm also worried about finding the right dance partner, because I'll be a little slow to learn in the beginning. </w:t>
-            </w:r>
-            <w:proofErr w:type="gramStart"/>
-            <w:r>
-              <w:rPr>
-                <w:rFonts w:ascii="Source Sans 3" w:hAnsi="Source Sans 3"/>
-                <w:sz w:val="23"/>
-                <w:szCs w:val="23"/>
-              </w:rPr>
-              <w:t>So</w:t>
-            </w:r>
-            <w:proofErr w:type="gramEnd"/>
-            <w:r>
-              <w:rPr>
-                <w:rFonts w:ascii="Source Sans 3" w:hAnsi="Source Sans 3"/>
-                <w:sz w:val="23"/>
-                <w:szCs w:val="23"/>
-              </w:rPr>
-              <w:t xml:space="preserve"> I might</w:t>
+              <w:t>I'm going to talk about a hobby I'd like to take up in the future. I really want to learn ballroom dancing. This is because I love Latin music and I love the way the dancers move and shake. I also want to give myself a challenge and learn something new. Watching ballroom dancing always makes me feel excited. I don't think it'll be too difficult for me, because I already do ballet and tap dancing. I like learning new steps. For example, I really want to learn the tango or the samba because these are exciting and look good to people watching. I've tried Flamenco dancing but I'm not very good. I'm also worried about finding the right dance partner, because I'll be a little slow to learn in the beginning. So I might</w:t>
             </w:r>
             <w:r>
               <w:rPr>
@@ -15984,18 +14008,8 @@
                 <w:sz w:val="23"/>
                 <w:szCs w:val="23"/>
               </w:rPr>
-              <w:t xml:space="preserve">over sometimes. In </w:t>
-            </w:r>
-            <w:proofErr w:type="gramStart"/>
-            <w:r>
-              <w:rPr>
-                <w:rFonts w:ascii="Source Sans 3" w:hAnsi="Source Sans 3"/>
-                <w:sz w:val="23"/>
-                <w:szCs w:val="23"/>
-              </w:rPr>
-              <w:t>fact</w:t>
-            </w:r>
-            <w:proofErr w:type="gramEnd"/>
+              <w:t>over sometimes. In fact</w:t>
+            </w:r>
             <w:r>
               <w:rPr>
                 <w:rFonts w:ascii="Source Sans 3" w:hAnsi="Source Sans 3"/>
@@ -16079,25 +14093,7 @@
                 <w:sz w:val="23"/>
                 <w:szCs w:val="23"/>
               </w:rPr>
-              <w:t xml:space="preserve">I'm going to tell you about a leisure activity I'd like to do in the future. I'd really like to learn how to play the acoustic guitar. This is because I love music and I love the beautiful sound this kind of guitar makes. I also want to give myself a challenge and learn something new. I don't think it'll be too difficult for me because I already know how to read music. I play the piano but I'm not very good. I think playing the guitar will be easier. I also like the fact that you can carry a guitar round easily and play it anywhere. For </w:t>
-            </w:r>
-            <w:proofErr w:type="gramStart"/>
-            <w:r>
-              <w:rPr>
-                <w:rFonts w:ascii="Source Sans 3" w:hAnsi="Source Sans 3"/>
-                <w:sz w:val="23"/>
-                <w:szCs w:val="23"/>
-              </w:rPr>
-              <w:t>example</w:t>
-            </w:r>
-            <w:proofErr w:type="gramEnd"/>
-            <w:r>
-              <w:rPr>
-                <w:rFonts w:ascii="Source Sans 3" w:hAnsi="Source Sans 3"/>
-                <w:sz w:val="23"/>
-                <w:szCs w:val="23"/>
-              </w:rPr>
-              <w:t xml:space="preserve"> I can play it in the park or on the beach.</w:t>
+              <w:t>I'm going to tell you about a leisure activity I'd like to do in the future. I'd really like to learn how to play the acoustic guitar. This is because I love music and I love the beautiful sound this kind of guitar makes. I also want to give myself a challenge and learn something new. I don't think it'll be too difficult for me because I already know how to read music. I play the piano but I'm not very good. I think playing the guitar will be easier. I also like the fact that you can carry a guitar round easily and play it anywhere. For example I can play it in the park or on the beach.</w:t>
             </w:r>
           </w:p>
           <w:p>
@@ -16411,25 +14407,7 @@
                 <w:sz w:val="23"/>
                 <w:szCs w:val="23"/>
               </w:rPr>
-              <w:t xml:space="preserve">: You have to wear a shirt </w:t>
-            </w:r>
-            <w:proofErr w:type="gramStart"/>
-            <w:r>
-              <w:rPr>
-                <w:rFonts w:ascii="Source Sans 3" w:hAnsi="Source Sans 3"/>
-                <w:sz w:val="23"/>
-                <w:szCs w:val="23"/>
-              </w:rPr>
-              <w:t>an</w:t>
-            </w:r>
-            <w:proofErr w:type="gramEnd"/>
-            <w:r>
-              <w:rPr>
-                <w:rFonts w:ascii="Source Sans 3" w:hAnsi="Source Sans 3"/>
-                <w:sz w:val="23"/>
-                <w:szCs w:val="23"/>
-              </w:rPr>
-              <w:t>' tie.</w:t>
+              <w:t>: You have to wear a shirt an' tie.</w:t>
             </w:r>
           </w:p>
           <w:p>
@@ -16684,25 +14662,7 @@
                 <w:sz w:val="23"/>
                 <w:szCs w:val="23"/>
               </w:rPr>
-              <w:t xml:space="preserve">He was clearly gifted, and his mother used to arrange for him to take part in local competitions. He came second in one, and his mother posted his performance on YouTube. She kept posting other clips of him singing, and soon these attracted a number of fans who started following him, though at this point he still hadn't found fame. His big break came when a music executive came across these videos by accident when he was looking for a performance by a different artist. He immediately </w:t>
-            </w:r>
-            <w:proofErr w:type="spellStart"/>
-            <w:r>
-              <w:rPr>
-                <w:rFonts w:ascii="Source Sans 3" w:hAnsi="Source Sans 3"/>
-                <w:sz w:val="23"/>
-                <w:szCs w:val="23"/>
-              </w:rPr>
-              <w:t>recognised</w:t>
-            </w:r>
-            <w:proofErr w:type="spellEnd"/>
-            <w:r>
-              <w:rPr>
-                <w:rFonts w:ascii="Source Sans 3" w:hAnsi="Source Sans 3"/>
-                <w:sz w:val="23"/>
-                <w:szCs w:val="23"/>
-              </w:rPr>
-              <w:t xml:space="preserve"> Bieber's talent and gave the teenager a contract with his recording company. His first record was a worldwide hit. He shot to fame in just two years and is now a global superstar, one of the most well-known performers the world has ever seen.</w:t>
+              <w:t>He was clearly gifted, and his mother used to arrange for him to take part in local competitions. He came second in one, and his mother posted his performance on YouTube. She kept posting other clips of him singing, and soon these attracted a number of fans who started following him, though at this point he still hadn't found fame. His big break came when a music executive came across these videos by accident when he was looking for a performance by a different artist. He immediately recognised Bieber's talent and gave the teenager a contract with his recording company. His first record was a worldwide hit. He shot to fame in just two years and is now a global superstar, one of the most well-known performers the world has ever seen.</w:t>
             </w:r>
           </w:p>
         </w:tc>
@@ -16797,25 +14757,7 @@
                 <w:sz w:val="23"/>
                 <w:szCs w:val="23"/>
               </w:rPr>
-              <w:t xml:space="preserve">: I wouldn't like to be famous. I would hate people to </w:t>
-            </w:r>
-            <w:proofErr w:type="spellStart"/>
-            <w:r>
-              <w:rPr>
-                <w:rFonts w:ascii="Source Sans 3" w:hAnsi="Source Sans 3"/>
-                <w:sz w:val="23"/>
-                <w:szCs w:val="23"/>
-              </w:rPr>
-              <w:t>recognise</w:t>
-            </w:r>
-            <w:proofErr w:type="spellEnd"/>
-            <w:r>
-              <w:rPr>
-                <w:rFonts w:ascii="Source Sans 3" w:hAnsi="Source Sans 3"/>
-                <w:sz w:val="23"/>
-                <w:szCs w:val="23"/>
-              </w:rPr>
-              <w:t xml:space="preserve"> me all the time. You would always be followed by journalists and never able to have a private life. Being followed on a good day, when you've been to the hairdresser and are wearing your best jeans, is perhaps acceptable, but can you imagine how it would make you feel on a bad day?</w:t>
+              <w:t>: I wouldn't like to be famous. I would hate people to recognise me all the time. You would always be followed by journalists and never able to have a private life. Being followed on a good day, when you've been to the hairdresser and are wearing your best jeans, is perhaps acceptable, but can you imagine how it would make you feel on a bad day?</w:t>
             </w:r>
           </w:p>
           <w:p>
@@ -17125,25 +15067,7 @@
                 <w:sz w:val="23"/>
                 <w:szCs w:val="23"/>
               </w:rPr>
-              <w:t xml:space="preserve">work on. One thing is for </w:t>
-            </w:r>
-            <w:proofErr w:type="gramStart"/>
-            <w:r>
-              <w:rPr>
-                <w:rFonts w:ascii="Source Sans 3" w:hAnsi="Source Sans 3"/>
-                <w:sz w:val="23"/>
-                <w:szCs w:val="23"/>
-              </w:rPr>
-              <w:t>sure,</w:t>
-            </w:r>
-            <w:proofErr w:type="gramEnd"/>
-            <w:r>
-              <w:rPr>
-                <w:rFonts w:ascii="Source Sans 3" w:hAnsi="Source Sans 3"/>
-                <w:sz w:val="23"/>
-                <w:szCs w:val="23"/>
-              </w:rPr>
-              <w:t xml:space="preserve"> nobody is going to come to you. You have to make opportunities for yourself. You have a product to sell and the product is you. It's much easier to do that these days, especially with the internet around. Many people use social media for this.</w:t>
+              <w:t>work on. One thing is for sure, nobody is going to come to you. You have to make opportunities for yourself. You have a product to sell and the product is you. It's much easier to do that these days, especially with the internet around. Many people use social media for this.</w:t>
             </w:r>
           </w:p>
           <w:p>
@@ -17451,43 +15375,7 @@
                 <w:sz w:val="23"/>
                 <w:szCs w:val="23"/>
               </w:rPr>
-              <w:t xml:space="preserve">Remember that a film is really a story in pictures. There are lots of ways of telling a story. </w:t>
-            </w:r>
-            <w:proofErr w:type="gramStart"/>
-            <w:r>
-              <w:rPr>
-                <w:rFonts w:ascii="Source Sans 3" w:hAnsi="Source Sans 3"/>
-                <w:sz w:val="23"/>
-                <w:szCs w:val="23"/>
-              </w:rPr>
-              <w:t>So</w:t>
-            </w:r>
-            <w:proofErr w:type="gramEnd"/>
-            <w:r>
-              <w:rPr>
-                <w:rFonts w:ascii="Source Sans 3" w:hAnsi="Source Sans 3"/>
-                <w:sz w:val="23"/>
-                <w:szCs w:val="23"/>
-              </w:rPr>
-              <w:t xml:space="preserve"> choose a style of film that suits the talents of the group. If you have talented artists, but no good writers, or actors, you might want to make your film in the style of a cartoon or </w:t>
-            </w:r>
-            <w:proofErr w:type="spellStart"/>
-            <w:r>
-              <w:rPr>
-                <w:rFonts w:ascii="Source Sans 3" w:hAnsi="Source Sans 3"/>
-                <w:sz w:val="23"/>
-                <w:szCs w:val="23"/>
-              </w:rPr>
-              <w:t>someother</w:t>
-            </w:r>
-            <w:proofErr w:type="spellEnd"/>
-            <w:r>
-              <w:rPr>
-                <w:rFonts w:ascii="Source Sans 3" w:hAnsi="Source Sans 3"/>
-                <w:sz w:val="23"/>
-                <w:szCs w:val="23"/>
-              </w:rPr>
-              <w:t xml:space="preserve"> kind of animation. Last year a group made an excellent film using Lego bricks.</w:t>
+              <w:t>Remember that a film is really a story in pictures. There are lots of ways of telling a story. So choose a style of film that suits the talents of the group. If you have talented artists, but no good writers, or actors, you might want to make your film in the style of a cartoon or someother kind of animation. Last year a group made an excellent film using Lego bricks.</w:t>
             </w:r>
           </w:p>
           <w:p>
@@ -17587,25 +15475,7 @@
                 <w:sz w:val="23"/>
                 <w:szCs w:val="23"/>
               </w:rPr>
-              <w:t xml:space="preserve">That brings me to the next stage-casting your film-finding the actors. Don't just rely on your friends. Be creative! Perhaps you could advertise on social media. Or if your film needs a doctor, perhaps you could ask one from the </w:t>
-            </w:r>
-            <w:proofErr w:type="spellStart"/>
-            <w:r>
-              <w:rPr>
-                <w:rFonts w:ascii="Source Sans 3" w:hAnsi="Source Sans 3"/>
-                <w:sz w:val="23"/>
-                <w:szCs w:val="23"/>
-              </w:rPr>
-              <w:t>localhospital</w:t>
-            </w:r>
-            <w:proofErr w:type="spellEnd"/>
-            <w:r>
-              <w:rPr>
-                <w:rFonts w:ascii="Source Sans 3" w:hAnsi="Source Sans 3"/>
-                <w:sz w:val="23"/>
-                <w:szCs w:val="23"/>
-              </w:rPr>
-              <w:t xml:space="preserve"> if they could spare a couple of hours for you?</w:t>
+              <w:t>That brings me to the next stage-casting your film-finding the actors. Don't just rely on your friends. Be creative! Perhaps you could advertise on social media. Or if your film needs a doctor, perhaps you could ask one from the localhospital if they could spare a couple of hours for you?</w:t>
             </w:r>
           </w:p>
           <w:p>
@@ -17855,25 +15725,7 @@
                 <w:sz w:val="23"/>
                 <w:szCs w:val="23"/>
               </w:rPr>
-              <w:t xml:space="preserve">David Beckham became famous because he was a very talented footballer. His </w:t>
-            </w:r>
-            <w:proofErr w:type="spellStart"/>
-            <w:r>
-              <w:rPr>
-                <w:rFonts w:ascii="Source Sans 3" w:hAnsi="Source Sans 3"/>
-                <w:sz w:val="23"/>
-                <w:szCs w:val="23"/>
-              </w:rPr>
-              <w:t>speciality</w:t>
-            </w:r>
-            <w:proofErr w:type="spellEnd"/>
-            <w:r>
-              <w:rPr>
-                <w:rFonts w:ascii="Source Sans 3" w:hAnsi="Source Sans 3"/>
-                <w:sz w:val="23"/>
-                <w:szCs w:val="23"/>
-              </w:rPr>
-              <w:t xml:space="preserve"> was scoring amazing goals from free kicks. But he wasn't well-known only for his football skills. He became even more famous when he married a pop star - Victoria, one of the Spice Girls. And another reason for his fame was his good looks and his style. I think almost every boy in the world wanted to have a David Beckham haircut! I know I did.</w:t>
+              <w:t>David Beckham became famous because he was a very talented footballer. His speciality was scoring amazing goals from free kicks. But he wasn't well-known only for his football skills. He became even more famous when he married a pop star - Victoria, one of the Spice Girls. And another reason for his fame was his good looks and his style. I think almost every boy in the world wanted to have a David Beckham haircut! I know I did.</w:t>
             </w:r>
           </w:p>
           <w:p>
@@ -18047,25 +15899,7 @@
                 <w:sz w:val="23"/>
                 <w:szCs w:val="23"/>
               </w:rPr>
-              <w:t xml:space="preserve">This creature lives in the ocean from Australia up to Japan. Many of them are quite small, with a body that grows up to five </w:t>
-            </w:r>
-            <w:proofErr w:type="spellStart"/>
-            <w:r>
-              <w:rPr>
-                <w:rFonts w:ascii="Source Sans 3" w:hAnsi="Source Sans 3"/>
-                <w:sz w:val="23"/>
-                <w:szCs w:val="23"/>
-              </w:rPr>
-              <w:t>centimetres</w:t>
-            </w:r>
-            <w:proofErr w:type="spellEnd"/>
-            <w:r>
-              <w:rPr>
-                <w:rFonts w:ascii="Source Sans 3" w:hAnsi="Source Sans 3"/>
-                <w:sz w:val="23"/>
-                <w:szCs w:val="23"/>
-              </w:rPr>
-              <w:t xml:space="preserve"> long, and they have long tentacles, or arms. Its name comes from the bright blue rings that show up when it's frightened. You need to be careful in the sea around them as they are very poisonous.</w:t>
+              <w:t>This creature lives in the ocean from Australia up to Japan. Many of them are quite small, with a body that grows up to five centimetres long, and they have long tentacles, or arms. Its name comes from the bright blue rings that show up when it's frightened. You need to be careful in the sea around them as they are very poisonous.</w:t>
             </w:r>
           </w:p>
           <w:p>
@@ -18334,25 +16168,7 @@
                 <w:sz w:val="23"/>
                 <w:szCs w:val="23"/>
               </w:rPr>
-              <w:t xml:space="preserve">gorillas make them on the ground instead. And they sleep wherever they end their day and they rarely sleep in the same bed twice! So, I'll move on to talk about the physical features of the mountain gorilla. In other words, what it looks like. So here are some more photographs on screen for you all to have a look at. This gorilla here on the left is a male gorilla. We know that he's an older male gorilla because of the </w:t>
-            </w:r>
-            <w:proofErr w:type="spellStart"/>
-            <w:r>
-              <w:rPr>
-                <w:rFonts w:ascii="Source Sans 3" w:hAnsi="Source Sans 3"/>
-                <w:sz w:val="23"/>
-                <w:szCs w:val="23"/>
-              </w:rPr>
-              <w:t>colour</w:t>
-            </w:r>
-            <w:proofErr w:type="spellEnd"/>
-            <w:r>
-              <w:rPr>
-                <w:rFonts w:ascii="Source Sans 3" w:hAnsi="Source Sans 3"/>
-                <w:sz w:val="23"/>
-                <w:szCs w:val="23"/>
-              </w:rPr>
-              <w:t xml:space="preserve"> of his coat. As you can see, his coat is grey. He's called a silverback. Younger male gorillas are called blackbacks. And there's an obvious reason for that! Yes, a young adult male has a black coat. As he gets older, his coat turns from black to grey.</w:t>
+              <w:t>gorillas make them on the ground instead. And they sleep wherever they end their day and they rarely sleep in the same bed twice! So, I'll move on to talk about the physical features of the mountain gorilla. In other words, what it looks like. So here are some more photographs on screen for you all to have a look at. This gorilla here on the left is a male gorilla. We know that he's an older male gorilla because of the colour of his coat. As you can see, his coat is grey. He's called a silverback. Younger male gorillas are called blackbacks. And there's an obvious reason for that! Yes, a young adult male has a black coat. As he gets older, his coat turns from black to grey.</w:t>
             </w:r>
           </w:p>
           <w:p>
@@ -18392,25 +16208,7 @@
                 <w:sz w:val="23"/>
                 <w:szCs w:val="23"/>
               </w:rPr>
-              <w:t xml:space="preserve">I'd like to conclude by talking about some of the threats that mountain gorillas face. They are in serious danger of disappearing from our world altogether. Let's have a look at two reasons why they're in such danger. And both of these reasons are connected to human activity. Firstly, people are damaging the mountain forests where these gorillas live. They're cutting down the trees to build farms and towns. Mountain gorillas live in close family groups and this means that it's difficult for them to get enough to eat in the small areas they now have to live in. Secondly, gorillas are also suffering as a result of hunting. Sadly, some people find and kill them to sell. </w:t>
-            </w:r>
-            <w:proofErr w:type="gramStart"/>
-            <w:r>
-              <w:rPr>
-                <w:rFonts w:ascii="Source Sans 3" w:hAnsi="Source Sans 3"/>
-                <w:sz w:val="23"/>
-                <w:szCs w:val="23"/>
-              </w:rPr>
-              <w:t>So</w:t>
-            </w:r>
-            <w:proofErr w:type="gramEnd"/>
-            <w:r>
-              <w:rPr>
-                <w:rFonts w:ascii="Source Sans 3" w:hAnsi="Source Sans 3"/>
-                <w:sz w:val="23"/>
-                <w:szCs w:val="23"/>
-              </w:rPr>
-              <w:t xml:space="preserve"> it's a very sad situation indeed for these beautiful animals.</w:t>
+              <w:t>I'd like to conclude by talking about some of the threats that mountain gorillas face. They are in serious danger of disappearing from our world altogether. Let's have a look at two reasons why they're in such danger. And both of these reasons are connected to human activity. Firstly, people are damaging the mountain forests where these gorillas live. They're cutting down the trees to build farms and towns. Mountain gorillas live in close family groups and this means that it's difficult for them to get enough to eat in the small areas they now have to live in. Secondly, gorillas are also suffering as a result of hunting. Sadly, some people find and kill them to sell. So it's a very sad situation indeed for these beautiful animals.</w:t>
             </w:r>
           </w:p>
         </w:tc>
@@ -18535,25 +16333,7 @@
                 <w:sz w:val="23"/>
                 <w:szCs w:val="23"/>
               </w:rPr>
-              <w:t xml:space="preserve">Now, both the male and the female American bullfrogs have green or brown bodies and have dark spots on the top. But there's one important difference between them - the male's throat is yellow but the female has a white one instead. And the other difference is their eardrums, here just behind their eyes. Those of the male are much larger than the </w:t>
-            </w:r>
-            <w:proofErr w:type="gramStart"/>
-            <w:r>
-              <w:rPr>
-                <w:rFonts w:ascii="Source Sans 3" w:hAnsi="Source Sans 3"/>
-                <w:sz w:val="23"/>
-                <w:szCs w:val="23"/>
-              </w:rPr>
-              <w:t>female's</w:t>
-            </w:r>
-            <w:proofErr w:type="gramEnd"/>
-            <w:r>
-              <w:rPr>
-                <w:rFonts w:ascii="Source Sans 3" w:hAnsi="Source Sans 3"/>
-                <w:sz w:val="23"/>
-                <w:szCs w:val="23"/>
-              </w:rPr>
-              <w:t>.</w:t>
+              <w:t>Now, both the male and the female American bullfrogs have green or brown bodies and have dark spots on the top. But there's one important difference between them - the male's throat is yellow but the female has a white one instead. And the other difference is their eardrums, here just behind their eyes. Those of the male are much larger than the female's.</w:t>
             </w:r>
           </w:p>
           <w:p>
@@ -18778,25 +16558,7 @@
                 <w:sz w:val="23"/>
                 <w:szCs w:val="23"/>
               </w:rPr>
-              <w:t xml:space="preserve">It's got 15 of these growing from each of the four corners of the box. Now, you may be surprised to learn that these tentacles can grow to a length of three </w:t>
-            </w:r>
-            <w:proofErr w:type="spellStart"/>
-            <w:r>
-              <w:rPr>
-                <w:rFonts w:ascii="Source Sans 3" w:hAnsi="Source Sans 3"/>
-                <w:sz w:val="23"/>
-                <w:szCs w:val="23"/>
-              </w:rPr>
-              <w:t>metres</w:t>
-            </w:r>
-            <w:proofErr w:type="spellEnd"/>
-            <w:r>
-              <w:rPr>
-                <w:rFonts w:ascii="Source Sans 3" w:hAnsi="Source Sans 3"/>
-                <w:sz w:val="23"/>
-                <w:szCs w:val="23"/>
-              </w:rPr>
-              <w:t>! And another surprising thing is its large number of eyes, that's six eyes on each of its four sides, so 24 altogether.</w:t>
+              <w:t>It's got 15 of these growing from each of the four corners of the box. Now, you may be surprised to learn that these tentacles can grow to a length of three metres! And another surprising thing is its large number of eyes, that's six eyes on each of its four sides, so 24 altogether.</w:t>
             </w:r>
           </w:p>
           <w:p>

--- a/assets/data/Mindset 01/Mindset1- Audio Scripts.docx
+++ b/assets/data/Mindset 01/Mindset1- Audio Scripts.docx
@@ -278,7 +278,43 @@
                 <w:sz w:val="23"/>
                 <w:szCs w:val="23"/>
               </w:rPr>
-              <w:t xml:space="preserve"> Yes, I'm looking for a gift for my sister. She's going to be 18 next week. So I thought a piece of jewellery would be nice.</w:t>
+              <w:t xml:space="preserve"> Yes, I'm looking for a gift for my sister. She's going to be 18 next week. </w:t>
+            </w:r>
+            <w:proofErr w:type="gramStart"/>
+            <w:r>
+              <w:rPr>
+                <w:rFonts w:ascii="Source Sans 3" w:hAnsi="Source Sans 3"/>
+                <w:sz w:val="23"/>
+                <w:szCs w:val="23"/>
+              </w:rPr>
+              <w:t>So</w:t>
+            </w:r>
+            <w:proofErr w:type="gramEnd"/>
+            <w:r>
+              <w:rPr>
+                <w:rFonts w:ascii="Source Sans 3" w:hAnsi="Source Sans 3"/>
+                <w:sz w:val="23"/>
+                <w:szCs w:val="23"/>
+              </w:rPr>
+              <w:t xml:space="preserve"> I thought a piece of </w:t>
+            </w:r>
+            <w:proofErr w:type="spellStart"/>
+            <w:r>
+              <w:rPr>
+                <w:rFonts w:ascii="Source Sans 3" w:hAnsi="Source Sans 3"/>
+                <w:sz w:val="23"/>
+                <w:szCs w:val="23"/>
+              </w:rPr>
+              <w:t>jewellery</w:t>
+            </w:r>
+            <w:proofErr w:type="spellEnd"/>
+            <w:r>
+              <w:rPr>
+                <w:rFonts w:ascii="Source Sans 3" w:hAnsi="Source Sans 3"/>
+                <w:sz w:val="23"/>
+                <w:szCs w:val="23"/>
+              </w:rPr>
+              <w:t xml:space="preserve"> would be nice.</w:t>
             </w:r>
           </w:p>
           <w:p>
@@ -368,7 +404,43 @@
                 <w:sz w:val="23"/>
                 <w:szCs w:val="23"/>
               </w:rPr>
-              <w:t xml:space="preserve">  Does she have a favourite colour?</w:t>
+              <w:t xml:space="preserve">  Does she have a </w:t>
+            </w:r>
+            <w:proofErr w:type="spellStart"/>
+            <w:r>
+              <w:rPr>
+                <w:rFonts w:ascii="Source Sans 3" w:hAnsi="Source Sans 3"/>
+                <w:sz w:val="23"/>
+                <w:szCs w:val="23"/>
+              </w:rPr>
+              <w:t>favourite</w:t>
+            </w:r>
+            <w:proofErr w:type="spellEnd"/>
+            <w:r>
+              <w:rPr>
+                <w:rFonts w:ascii="Source Sans 3" w:hAnsi="Source Sans 3"/>
+                <w:sz w:val="23"/>
+                <w:szCs w:val="23"/>
+              </w:rPr>
+              <w:t xml:space="preserve"> </w:t>
+            </w:r>
+            <w:proofErr w:type="spellStart"/>
+            <w:r>
+              <w:rPr>
+                <w:rFonts w:ascii="Source Sans 3" w:hAnsi="Source Sans 3"/>
+                <w:sz w:val="23"/>
+                <w:szCs w:val="23"/>
+              </w:rPr>
+              <w:t>colour</w:t>
+            </w:r>
+            <w:proofErr w:type="spellEnd"/>
+            <w:r>
+              <w:rPr>
+                <w:rFonts w:ascii="Source Sans 3" w:hAnsi="Source Sans 3"/>
+                <w:sz w:val="23"/>
+                <w:szCs w:val="23"/>
+              </w:rPr>
+              <w:t>?</w:t>
             </w:r>
           </w:p>
           <w:p>
@@ -1281,7 +1353,43 @@
                 <w:sz w:val="23"/>
                 <w:szCs w:val="23"/>
               </w:rPr>
-              <w:t xml:space="preserve"> Yes, I'm looking for a gift for my sister. She's going to be 18 next week. So I thought a piece of jewellery would be nice.</w:t>
+              <w:t xml:space="preserve"> Yes, I'm looking for a gift for my sister. She's going to be 18 next week. </w:t>
+            </w:r>
+            <w:proofErr w:type="gramStart"/>
+            <w:r>
+              <w:rPr>
+                <w:rFonts w:ascii="Source Sans 3" w:hAnsi="Source Sans 3"/>
+                <w:sz w:val="23"/>
+                <w:szCs w:val="23"/>
+              </w:rPr>
+              <w:t>So</w:t>
+            </w:r>
+            <w:proofErr w:type="gramEnd"/>
+            <w:r>
+              <w:rPr>
+                <w:rFonts w:ascii="Source Sans 3" w:hAnsi="Source Sans 3"/>
+                <w:sz w:val="23"/>
+                <w:szCs w:val="23"/>
+              </w:rPr>
+              <w:t xml:space="preserve"> I thought a piece of </w:t>
+            </w:r>
+            <w:proofErr w:type="spellStart"/>
+            <w:r>
+              <w:rPr>
+                <w:rFonts w:ascii="Source Sans 3" w:hAnsi="Source Sans 3"/>
+                <w:sz w:val="23"/>
+                <w:szCs w:val="23"/>
+              </w:rPr>
+              <w:t>jewellery</w:t>
+            </w:r>
+            <w:proofErr w:type="spellEnd"/>
+            <w:r>
+              <w:rPr>
+                <w:rFonts w:ascii="Source Sans 3" w:hAnsi="Source Sans 3"/>
+                <w:sz w:val="23"/>
+                <w:szCs w:val="23"/>
+              </w:rPr>
+              <w:t xml:space="preserve"> would be nice.</w:t>
             </w:r>
           </w:p>
           <w:p>
@@ -1368,7 +1476,43 @@
                 <w:sz w:val="23"/>
                 <w:szCs w:val="23"/>
               </w:rPr>
-              <w:t xml:space="preserve"> Does she have a favourite colour?</w:t>
+              <w:t xml:space="preserve"> Does she have a </w:t>
+            </w:r>
+            <w:proofErr w:type="spellStart"/>
+            <w:r>
+              <w:rPr>
+                <w:rFonts w:ascii="Source Sans 3" w:hAnsi="Source Sans 3"/>
+                <w:sz w:val="23"/>
+                <w:szCs w:val="23"/>
+              </w:rPr>
+              <w:t>favourite</w:t>
+            </w:r>
+            <w:proofErr w:type="spellEnd"/>
+            <w:r>
+              <w:rPr>
+                <w:rFonts w:ascii="Source Sans 3" w:hAnsi="Source Sans 3"/>
+                <w:sz w:val="23"/>
+                <w:szCs w:val="23"/>
+              </w:rPr>
+              <w:t xml:space="preserve"> </w:t>
+            </w:r>
+            <w:proofErr w:type="spellStart"/>
+            <w:r>
+              <w:rPr>
+                <w:rFonts w:ascii="Source Sans 3" w:hAnsi="Source Sans 3"/>
+                <w:sz w:val="23"/>
+                <w:szCs w:val="23"/>
+              </w:rPr>
+              <w:t>colour</w:t>
+            </w:r>
+            <w:proofErr w:type="spellEnd"/>
+            <w:r>
+              <w:rPr>
+                <w:rFonts w:ascii="Source Sans 3" w:hAnsi="Source Sans 3"/>
+                <w:sz w:val="23"/>
+                <w:szCs w:val="23"/>
+              </w:rPr>
+              <w:t>?</w:t>
             </w:r>
           </w:p>
           <w:p>
@@ -1542,7 +1686,25 @@
                 <w:sz w:val="23"/>
                 <w:szCs w:val="23"/>
               </w:rPr>
-              <w:t xml:space="preserve"> Well, they were £30, but actually we've got a sale on at the moment, so they're a little cheaper - only £20. So you can save £10!</w:t>
+              <w:t xml:space="preserve"> Well, they were £30, but actually we've got a sale on at the moment, so they're a little cheaper - only £20. </w:t>
+            </w:r>
+            <w:proofErr w:type="gramStart"/>
+            <w:r>
+              <w:rPr>
+                <w:rFonts w:ascii="Source Sans 3" w:hAnsi="Source Sans 3"/>
+                <w:sz w:val="23"/>
+                <w:szCs w:val="23"/>
+              </w:rPr>
+              <w:t>So</w:t>
+            </w:r>
+            <w:proofErr w:type="gramEnd"/>
+            <w:r>
+              <w:rPr>
+                <w:rFonts w:ascii="Source Sans 3" w:hAnsi="Source Sans 3"/>
+                <w:sz w:val="23"/>
+                <w:szCs w:val="23"/>
+              </w:rPr>
+              <w:t xml:space="preserve"> you can save £10!</w:t>
             </w:r>
           </w:p>
           <w:p>
@@ -1833,7 +1995,43 @@
                 <w:sz w:val="23"/>
                 <w:szCs w:val="23"/>
               </w:rPr>
-              <w:t xml:space="preserve"> Well they were £30, but actually we've got a sale on at the moment, so they're a little cheaper - only £20. So you can save £10!</w:t>
+              <w:t xml:space="preserve"> </w:t>
+            </w:r>
+            <w:proofErr w:type="gramStart"/>
+            <w:r>
+              <w:rPr>
+                <w:rFonts w:ascii="Source Sans 3" w:hAnsi="Source Sans 3"/>
+                <w:sz w:val="23"/>
+                <w:szCs w:val="23"/>
+              </w:rPr>
+              <w:t>Well</w:t>
+            </w:r>
+            <w:proofErr w:type="gramEnd"/>
+            <w:r>
+              <w:rPr>
+                <w:rFonts w:ascii="Source Sans 3" w:hAnsi="Source Sans 3"/>
+                <w:sz w:val="23"/>
+                <w:szCs w:val="23"/>
+              </w:rPr>
+              <w:t xml:space="preserve"> they were £30, but actually we've got a sale on at the moment, so they're a little cheaper - only £20. </w:t>
+            </w:r>
+            <w:proofErr w:type="gramStart"/>
+            <w:r>
+              <w:rPr>
+                <w:rFonts w:ascii="Source Sans 3" w:hAnsi="Source Sans 3"/>
+                <w:sz w:val="23"/>
+                <w:szCs w:val="23"/>
+              </w:rPr>
+              <w:t>So</w:t>
+            </w:r>
+            <w:proofErr w:type="gramEnd"/>
+            <w:r>
+              <w:rPr>
+                <w:rFonts w:ascii="Source Sans 3" w:hAnsi="Source Sans 3"/>
+                <w:sz w:val="23"/>
+                <w:szCs w:val="23"/>
+              </w:rPr>
+              <w:t xml:space="preserve"> you can save £10!</w:t>
             </w:r>
           </w:p>
         </w:tc>
@@ -2007,7 +2205,43 @@
                 <w:sz w:val="23"/>
                 <w:szCs w:val="23"/>
               </w:rPr>
-              <w:t xml:space="preserve"> She's my niece - my brother's daughter. Her name's Tae-Hee. She's one year old in this picture. It's a very important birthday in Korea - we call it 'Dol' or Doljanchi. It's a very special celebration - in fact, I think it's probably more important than a wedding or a graduation! And we invite all our family and friends and sometimes our neighbours. Here's a picture of the restaurant where we celebrated Tae-Hee's big day.</w:t>
+              <w:t xml:space="preserve"> She's my niece - my brother's daughter. Her name's Tae-Hee. She's one year old in this picture. It's a very important birthday in Korea - we call it 'Dol' or </w:t>
+            </w:r>
+            <w:proofErr w:type="spellStart"/>
+            <w:r>
+              <w:rPr>
+                <w:rFonts w:ascii="Source Sans 3" w:hAnsi="Source Sans 3"/>
+                <w:sz w:val="23"/>
+                <w:szCs w:val="23"/>
+              </w:rPr>
+              <w:t>Doljanchi</w:t>
+            </w:r>
+            <w:proofErr w:type="spellEnd"/>
+            <w:r>
+              <w:rPr>
+                <w:rFonts w:ascii="Source Sans 3" w:hAnsi="Source Sans 3"/>
+                <w:sz w:val="23"/>
+                <w:szCs w:val="23"/>
+              </w:rPr>
+              <w:t xml:space="preserve">. It's a very special celebration - in fact, I think it's probably more important than a wedding or a graduation! And we invite all our family and friends and sometimes our </w:t>
+            </w:r>
+            <w:proofErr w:type="spellStart"/>
+            <w:r>
+              <w:rPr>
+                <w:rFonts w:ascii="Source Sans 3" w:hAnsi="Source Sans 3"/>
+                <w:sz w:val="23"/>
+                <w:szCs w:val="23"/>
+              </w:rPr>
+              <w:t>neighbours</w:t>
+            </w:r>
+            <w:proofErr w:type="spellEnd"/>
+            <w:r>
+              <w:rPr>
+                <w:rFonts w:ascii="Source Sans 3" w:hAnsi="Source Sans 3"/>
+                <w:sz w:val="23"/>
+                <w:szCs w:val="23"/>
+              </w:rPr>
+              <w:t>. Here's a picture of the restaurant where we celebrated Tae-Hee's big day.</w:t>
             </w:r>
           </w:p>
           <w:p>
@@ -2210,7 +2444,25 @@
                 <w:sz w:val="23"/>
                 <w:szCs w:val="23"/>
               </w:rPr>
-              <w:t xml:space="preserve"> And what's this on the table there? It's very colourful.</w:t>
+              <w:t xml:space="preserve"> And what's this on the table there? It's very </w:t>
+            </w:r>
+            <w:proofErr w:type="spellStart"/>
+            <w:r>
+              <w:rPr>
+                <w:rFonts w:ascii="Source Sans 3" w:hAnsi="Source Sans 3"/>
+                <w:sz w:val="23"/>
+                <w:szCs w:val="23"/>
+              </w:rPr>
+              <w:t>colourful</w:t>
+            </w:r>
+            <w:proofErr w:type="spellEnd"/>
+            <w:r>
+              <w:rPr>
+                <w:rFonts w:ascii="Source Sans 3" w:hAnsi="Source Sans 3"/>
+                <w:sz w:val="23"/>
+                <w:szCs w:val="23"/>
+              </w:rPr>
+              <w:t>.</w:t>
             </w:r>
           </w:p>
           <w:p>
@@ -2297,7 +2549,25 @@
                 <w:sz w:val="23"/>
                 <w:szCs w:val="23"/>
               </w:rPr>
-              <w:t xml:space="preserve"> We always eat rice cakes at a baby's party. There are usually 12 different types of them on the table. Look - this rice cake is completely orange in colour and this one here is bright green!</w:t>
+              <w:t xml:space="preserve"> We always eat rice cakes at a baby's party. There are usually 12 different types of them on the table. Look - this rice cake is completely orange in </w:t>
+            </w:r>
+            <w:proofErr w:type="spellStart"/>
+            <w:r>
+              <w:rPr>
+                <w:rFonts w:ascii="Source Sans 3" w:hAnsi="Source Sans 3"/>
+                <w:sz w:val="23"/>
+                <w:szCs w:val="23"/>
+              </w:rPr>
+              <w:t>colour</w:t>
+            </w:r>
+            <w:proofErr w:type="spellEnd"/>
+            <w:r>
+              <w:rPr>
+                <w:rFonts w:ascii="Source Sans 3" w:hAnsi="Source Sans 3"/>
+                <w:sz w:val="23"/>
+                <w:szCs w:val="23"/>
+              </w:rPr>
+              <w:t xml:space="preserve"> and this one here is bright green!</w:t>
             </w:r>
           </w:p>
           <w:p>
@@ -2413,7 +2683,25 @@
                 <w:sz w:val="23"/>
                 <w:szCs w:val="23"/>
               </w:rPr>
-              <w:t xml:space="preserve"> Oh, it's a little bag. All the guests get a gift bag at the end of the party. And inside there's a present from the baby's parents. It's really fun to open it because you don't know what you'll get. So it could be a candle, or some chocolates. Guess what I got? You can see it in this next photo.</w:t>
+              <w:t xml:space="preserve"> Oh, it's a little bag. All the guests get a gift bag at the end of the party. And inside there's a present from the baby's parents. It's really fun to open it because you don't know what you'll get. </w:t>
+            </w:r>
+            <w:proofErr w:type="gramStart"/>
+            <w:r>
+              <w:rPr>
+                <w:rFonts w:ascii="Source Sans 3" w:hAnsi="Source Sans 3"/>
+                <w:sz w:val="23"/>
+                <w:szCs w:val="23"/>
+              </w:rPr>
+              <w:t>So</w:t>
+            </w:r>
+            <w:proofErr w:type="gramEnd"/>
+            <w:r>
+              <w:rPr>
+                <w:rFonts w:ascii="Source Sans 3" w:hAnsi="Source Sans 3"/>
+                <w:sz w:val="23"/>
+                <w:szCs w:val="23"/>
+              </w:rPr>
+              <w:t xml:space="preserve"> it could be a candle, or some chocolates. Guess what I got? You can see it in this next photo.</w:t>
             </w:r>
           </w:p>
           <w:p>
@@ -3933,7 +4221,67 @@
                 <w:sz w:val="23"/>
                 <w:szCs w:val="23"/>
               </w:rPr>
-              <w:t xml:space="preserve"> OK, it's W W W dot getactive dot com. That's G-E-T-A-C-T-I-V-E dot com.</w:t>
+              <w:t xml:space="preserve"> OK, it's W </w:t>
+            </w:r>
+            <w:proofErr w:type="spellStart"/>
+            <w:r>
+              <w:rPr>
+                <w:rFonts w:ascii="Source Sans 3" w:hAnsi="Source Sans 3"/>
+                <w:bCs/>
+                <w:sz w:val="23"/>
+                <w:szCs w:val="23"/>
+              </w:rPr>
+              <w:t>W</w:t>
+            </w:r>
+            <w:proofErr w:type="spellEnd"/>
+            <w:r>
+              <w:rPr>
+                <w:rFonts w:ascii="Source Sans 3" w:hAnsi="Source Sans 3"/>
+                <w:bCs/>
+                <w:sz w:val="23"/>
+                <w:szCs w:val="23"/>
+              </w:rPr>
+              <w:t xml:space="preserve"> </w:t>
+            </w:r>
+            <w:proofErr w:type="spellStart"/>
+            <w:r>
+              <w:rPr>
+                <w:rFonts w:ascii="Source Sans 3" w:hAnsi="Source Sans 3"/>
+                <w:bCs/>
+                <w:sz w:val="23"/>
+                <w:szCs w:val="23"/>
+              </w:rPr>
+              <w:t>W</w:t>
+            </w:r>
+            <w:proofErr w:type="spellEnd"/>
+            <w:r>
+              <w:rPr>
+                <w:rFonts w:ascii="Source Sans 3" w:hAnsi="Source Sans 3"/>
+                <w:bCs/>
+                <w:sz w:val="23"/>
+                <w:szCs w:val="23"/>
+              </w:rPr>
+              <w:t xml:space="preserve"> dot </w:t>
+            </w:r>
+            <w:proofErr w:type="spellStart"/>
+            <w:r>
+              <w:rPr>
+                <w:rFonts w:ascii="Source Sans 3" w:hAnsi="Source Sans 3"/>
+                <w:bCs/>
+                <w:sz w:val="23"/>
+                <w:szCs w:val="23"/>
+              </w:rPr>
+              <w:t>getactive</w:t>
+            </w:r>
+            <w:proofErr w:type="spellEnd"/>
+            <w:r>
+              <w:rPr>
+                <w:rFonts w:ascii="Source Sans 3" w:hAnsi="Source Sans 3"/>
+                <w:bCs/>
+                <w:sz w:val="23"/>
+                <w:szCs w:val="23"/>
+              </w:rPr>
+              <w:t xml:space="preserve"> dot com. That's G-E-T-A-C-T-I-V-E dot com.</w:t>
             </w:r>
           </w:p>
           <w:p>
@@ -4684,7 +5032,67 @@
                 <w:sz w:val="23"/>
                 <w:szCs w:val="23"/>
               </w:rPr>
-              <w:t xml:space="preserve"> OK, it's W W W dot getactive dot com. That's G-E-T-A-C-T-I-V-E dot com.</w:t>
+              <w:t xml:space="preserve"> OK, it's W </w:t>
+            </w:r>
+            <w:proofErr w:type="spellStart"/>
+            <w:r>
+              <w:rPr>
+                <w:rFonts w:ascii="Source Sans 3" w:hAnsi="Source Sans 3"/>
+                <w:bCs/>
+                <w:sz w:val="23"/>
+                <w:szCs w:val="23"/>
+              </w:rPr>
+              <w:t>W</w:t>
+            </w:r>
+            <w:proofErr w:type="spellEnd"/>
+            <w:r>
+              <w:rPr>
+                <w:rFonts w:ascii="Source Sans 3" w:hAnsi="Source Sans 3"/>
+                <w:bCs/>
+                <w:sz w:val="23"/>
+                <w:szCs w:val="23"/>
+              </w:rPr>
+              <w:t xml:space="preserve"> </w:t>
+            </w:r>
+            <w:proofErr w:type="spellStart"/>
+            <w:r>
+              <w:rPr>
+                <w:rFonts w:ascii="Source Sans 3" w:hAnsi="Source Sans 3"/>
+                <w:bCs/>
+                <w:sz w:val="23"/>
+                <w:szCs w:val="23"/>
+              </w:rPr>
+              <w:t>W</w:t>
+            </w:r>
+            <w:proofErr w:type="spellEnd"/>
+            <w:r>
+              <w:rPr>
+                <w:rFonts w:ascii="Source Sans 3" w:hAnsi="Source Sans 3"/>
+                <w:bCs/>
+                <w:sz w:val="23"/>
+                <w:szCs w:val="23"/>
+              </w:rPr>
+              <w:t xml:space="preserve"> dot </w:t>
+            </w:r>
+            <w:proofErr w:type="spellStart"/>
+            <w:r>
+              <w:rPr>
+                <w:rFonts w:ascii="Source Sans 3" w:hAnsi="Source Sans 3"/>
+                <w:bCs/>
+                <w:sz w:val="23"/>
+                <w:szCs w:val="23"/>
+              </w:rPr>
+              <w:t>getactive</w:t>
+            </w:r>
+            <w:proofErr w:type="spellEnd"/>
+            <w:r>
+              <w:rPr>
+                <w:rFonts w:ascii="Source Sans 3" w:hAnsi="Source Sans 3"/>
+                <w:bCs/>
+                <w:sz w:val="23"/>
+                <w:szCs w:val="23"/>
+              </w:rPr>
+              <w:t xml:space="preserve"> dot com. That's G-E-T-A-C-T-I-V-E dot com.</w:t>
             </w:r>
           </w:p>
           <w:p>
@@ -5285,7 +5693,47 @@
                 <w:sz w:val="23"/>
                 <w:szCs w:val="23"/>
               </w:rPr>
-              <w:t xml:space="preserve"> Well, I thought it was pretty reasonable. In fact I couldn't believe it when the bill arrived. £40, including a tip. That'sonly £20 per person. You can't get steak for less than £15 anywhere in town.</w:t>
+              <w:t xml:space="preserve"> Well, I thought it was pretty reasonable. In </w:t>
+            </w:r>
+            <w:proofErr w:type="gramStart"/>
+            <w:r>
+              <w:rPr>
+                <w:rFonts w:ascii="Source Sans 3" w:hAnsi="Source Sans 3"/>
+                <w:bCs/>
+                <w:sz w:val="23"/>
+                <w:szCs w:val="23"/>
+              </w:rPr>
+              <w:t>fact</w:t>
+            </w:r>
+            <w:proofErr w:type="gramEnd"/>
+            <w:r>
+              <w:rPr>
+                <w:rFonts w:ascii="Source Sans 3" w:hAnsi="Source Sans 3"/>
+                <w:bCs/>
+                <w:sz w:val="23"/>
+                <w:szCs w:val="23"/>
+              </w:rPr>
+              <w:t xml:space="preserve"> I couldn't believe it when the bill arrived. £40, including a tip. </w:t>
+            </w:r>
+            <w:proofErr w:type="spellStart"/>
+            <w:r>
+              <w:rPr>
+                <w:rFonts w:ascii="Source Sans 3" w:hAnsi="Source Sans 3"/>
+                <w:bCs/>
+                <w:sz w:val="23"/>
+                <w:szCs w:val="23"/>
+              </w:rPr>
+              <w:t>That'sonly</w:t>
+            </w:r>
+            <w:proofErr w:type="spellEnd"/>
+            <w:r>
+              <w:rPr>
+                <w:rFonts w:ascii="Source Sans 3" w:hAnsi="Source Sans 3"/>
+                <w:bCs/>
+                <w:sz w:val="23"/>
+                <w:szCs w:val="23"/>
+              </w:rPr>
+              <w:t xml:space="preserve"> £20 per person. You can't get steak for less than £15 anywhere in town.</w:t>
             </w:r>
           </w:p>
         </w:tc>
@@ -5598,7 +6046,27 @@
                 <w:sz w:val="23"/>
                 <w:szCs w:val="23"/>
               </w:rPr>
-              <w:t xml:space="preserve"> Actually, David - no need to pick me up. The traffic lights have just changed and I can see the bus coming now. I'd better go - IP'll see you at home in a few minutes.</w:t>
+              <w:t xml:space="preserve"> Actually, David - no need to pick me up. The traffic lights have just changed and I can see the bus coming now. I'd better go - </w:t>
+            </w:r>
+            <w:proofErr w:type="spellStart"/>
+            <w:r>
+              <w:rPr>
+                <w:rFonts w:ascii="Source Sans 3" w:hAnsi="Source Sans 3"/>
+                <w:bCs/>
+                <w:sz w:val="23"/>
+                <w:szCs w:val="23"/>
+              </w:rPr>
+              <w:t>IP'll</w:t>
+            </w:r>
+            <w:proofErr w:type="spellEnd"/>
+            <w:r>
+              <w:rPr>
+                <w:rFonts w:ascii="Source Sans 3" w:hAnsi="Source Sans 3"/>
+                <w:bCs/>
+                <w:sz w:val="23"/>
+                <w:szCs w:val="23"/>
+              </w:rPr>
+              <w:t xml:space="preserve"> see you at home in a few minutes.</w:t>
             </w:r>
           </w:p>
         </w:tc>
@@ -5687,7 +6155,47 @@
                 <w:sz w:val="23"/>
                 <w:szCs w:val="23"/>
               </w:rPr>
-              <w:t xml:space="preserve"> Hithere, Alicia! How was your weekend? You were on a sailing course down at the harbour, weren't you?</w:t>
+              <w:t xml:space="preserve"> </w:t>
+            </w:r>
+            <w:proofErr w:type="spellStart"/>
+            <w:r>
+              <w:rPr>
+                <w:rFonts w:ascii="Source Sans 3" w:hAnsi="Source Sans 3"/>
+                <w:bCs/>
+                <w:sz w:val="23"/>
+                <w:szCs w:val="23"/>
+              </w:rPr>
+              <w:t>Hithere</w:t>
+            </w:r>
+            <w:proofErr w:type="spellEnd"/>
+            <w:r>
+              <w:rPr>
+                <w:rFonts w:ascii="Source Sans 3" w:hAnsi="Source Sans 3"/>
+                <w:bCs/>
+                <w:sz w:val="23"/>
+                <w:szCs w:val="23"/>
+              </w:rPr>
+              <w:t xml:space="preserve">, Alicia! How was your weekend? You were on a sailing course down at the </w:t>
+            </w:r>
+            <w:proofErr w:type="spellStart"/>
+            <w:r>
+              <w:rPr>
+                <w:rFonts w:ascii="Source Sans 3" w:hAnsi="Source Sans 3"/>
+                <w:bCs/>
+                <w:sz w:val="23"/>
+                <w:szCs w:val="23"/>
+              </w:rPr>
+              <w:t>harbour</w:t>
+            </w:r>
+            <w:proofErr w:type="spellEnd"/>
+            <w:r>
+              <w:rPr>
+                <w:rFonts w:ascii="Source Sans 3" w:hAnsi="Source Sans 3"/>
+                <w:bCs/>
+                <w:sz w:val="23"/>
+                <w:szCs w:val="23"/>
+              </w:rPr>
+              <w:t>, weren't you?</w:t>
             </w:r>
           </w:p>
           <w:p>
@@ -6065,7 +6573,27 @@
                 <w:sz w:val="23"/>
                 <w:szCs w:val="23"/>
               </w:rPr>
-              <w:t xml:space="preserve"> So, how's your very first week at university going, Rita? It's Orientation Week for all you new students, isn't it?</w:t>
+              <w:t xml:space="preserve"> So, how's your very first week at university going, Rita? It's Orientation Week for all you </w:t>
+            </w:r>
+            <w:proofErr w:type="spellStart"/>
+            <w:r>
+              <w:rPr>
+                <w:rFonts w:ascii="Source Sans 3" w:hAnsi="Source Sans 3"/>
+                <w:bCs/>
+                <w:sz w:val="23"/>
+                <w:szCs w:val="23"/>
+              </w:rPr>
+              <w:t>new</w:t>
+            </w:r>
+            <w:proofErr w:type="spellEnd"/>
+            <w:r>
+              <w:rPr>
+                <w:rFonts w:ascii="Source Sans 3" w:hAnsi="Source Sans 3"/>
+                <w:bCs/>
+                <w:sz w:val="23"/>
+                <w:szCs w:val="23"/>
+              </w:rPr>
+              <w:t xml:space="preserve"> students, isn't it?</w:t>
             </w:r>
           </w:p>
           <w:p>
@@ -6225,7 +6753,27 @@
                 <w:sz w:val="23"/>
                 <w:szCs w:val="23"/>
               </w:rPr>
-              <w:t xml:space="preserve"> I don't have a bike but that didn't matter. We all hired them -from a little cycle hire shop on Barkway Street. You probably know the place.</w:t>
+              <w:t xml:space="preserve"> I don't have a bike but that didn't matter. We all hired them -from a little cycle hire shop on </w:t>
+            </w:r>
+            <w:proofErr w:type="spellStart"/>
+            <w:r>
+              <w:rPr>
+                <w:rFonts w:ascii="Source Sans 3" w:hAnsi="Source Sans 3"/>
+                <w:bCs/>
+                <w:sz w:val="23"/>
+                <w:szCs w:val="23"/>
+              </w:rPr>
+              <w:t>Barkway</w:t>
+            </w:r>
+            <w:proofErr w:type="spellEnd"/>
+            <w:r>
+              <w:rPr>
+                <w:rFonts w:ascii="Source Sans 3" w:hAnsi="Source Sans 3"/>
+                <w:bCs/>
+                <w:sz w:val="23"/>
+                <w:szCs w:val="23"/>
+              </w:rPr>
+              <w:t xml:space="preserve"> Street. You probably know the place.</w:t>
             </w:r>
           </w:p>
           <w:p>
@@ -6289,7 +6837,47 @@
                 <w:sz w:val="23"/>
                 <w:szCs w:val="23"/>
               </w:rPr>
-              <w:t xml:space="preserve"> No, it's Barkway Street -B-A-R-K-W-A-Y. Number 22 Barkway Street, to be exact. It was great - we could choose a traditional bike or an electric one.</w:t>
+              <w:t xml:space="preserve"> No, it's </w:t>
+            </w:r>
+            <w:proofErr w:type="spellStart"/>
+            <w:r>
+              <w:rPr>
+                <w:rFonts w:ascii="Source Sans 3" w:hAnsi="Source Sans 3"/>
+                <w:bCs/>
+                <w:sz w:val="23"/>
+                <w:szCs w:val="23"/>
+              </w:rPr>
+              <w:t>Barkway</w:t>
+            </w:r>
+            <w:proofErr w:type="spellEnd"/>
+            <w:r>
+              <w:rPr>
+                <w:rFonts w:ascii="Source Sans 3" w:hAnsi="Source Sans 3"/>
+                <w:bCs/>
+                <w:sz w:val="23"/>
+                <w:szCs w:val="23"/>
+              </w:rPr>
+              <w:t xml:space="preserve"> Street -B-A-R-K-W-A-Y. Number 22 </w:t>
+            </w:r>
+            <w:proofErr w:type="spellStart"/>
+            <w:r>
+              <w:rPr>
+                <w:rFonts w:ascii="Source Sans 3" w:hAnsi="Source Sans 3"/>
+                <w:bCs/>
+                <w:sz w:val="23"/>
+                <w:szCs w:val="23"/>
+              </w:rPr>
+              <w:t>Barkway</w:t>
+            </w:r>
+            <w:proofErr w:type="spellEnd"/>
+            <w:r>
+              <w:rPr>
+                <w:rFonts w:ascii="Source Sans 3" w:hAnsi="Source Sans 3"/>
+                <w:bCs/>
+                <w:sz w:val="23"/>
+                <w:szCs w:val="23"/>
+              </w:rPr>
+              <w:t xml:space="preserve"> Street, to be exact. It was great - we could choose a traditional bike or an electric one.</w:t>
             </w:r>
           </w:p>
           <w:p>
@@ -6321,7 +6909,27 @@
                 <w:sz w:val="23"/>
                 <w:szCs w:val="23"/>
               </w:rPr>
-              <w:t xml:space="preserve"> So I take it you went electric!</w:t>
+              <w:t xml:space="preserve"> </w:t>
+            </w:r>
+            <w:proofErr w:type="gramStart"/>
+            <w:r>
+              <w:rPr>
+                <w:rFonts w:ascii="Source Sans 3" w:hAnsi="Source Sans 3"/>
+                <w:bCs/>
+                <w:sz w:val="23"/>
+                <w:szCs w:val="23"/>
+              </w:rPr>
+              <w:t>So</w:t>
+            </w:r>
+            <w:proofErr w:type="gramEnd"/>
+            <w:r>
+              <w:rPr>
+                <w:rFonts w:ascii="Source Sans 3" w:hAnsi="Source Sans 3"/>
+                <w:bCs/>
+                <w:sz w:val="23"/>
+                <w:szCs w:val="23"/>
+              </w:rPr>
+              <w:t xml:space="preserve"> I take it you went electric!</w:t>
             </w:r>
           </w:p>
           <w:p>
@@ -6353,7 +6961,47 @@
                 <w:sz w:val="23"/>
                 <w:szCs w:val="23"/>
               </w:rPr>
-              <w:t xml:space="preserve"> Yes, of course I did! Well, think about it why ride a traditional bike when you can get around the city much faster on an electric one! And because there was a group of us, it wasn't too expensive. In fact the cycle hire was only a $120 for the whole group. So the cost was only $15 per person and that was for three whole hours!</w:t>
+              <w:t xml:space="preserve"> Yes, of course I did! Well, think about it why ride a traditional bike when you can get around the city much faster on an electric one! And because there was a group of us, it wasn't too expensive. In </w:t>
+            </w:r>
+            <w:proofErr w:type="gramStart"/>
+            <w:r>
+              <w:rPr>
+                <w:rFonts w:ascii="Source Sans 3" w:hAnsi="Source Sans 3"/>
+                <w:bCs/>
+                <w:sz w:val="23"/>
+                <w:szCs w:val="23"/>
+              </w:rPr>
+              <w:t>fact</w:t>
+            </w:r>
+            <w:proofErr w:type="gramEnd"/>
+            <w:r>
+              <w:rPr>
+                <w:rFonts w:ascii="Source Sans 3" w:hAnsi="Source Sans 3"/>
+                <w:bCs/>
+                <w:sz w:val="23"/>
+                <w:szCs w:val="23"/>
+              </w:rPr>
+              <w:t xml:space="preserve"> the cycle hire was only a $120 for the whole group. </w:t>
+            </w:r>
+            <w:proofErr w:type="gramStart"/>
+            <w:r>
+              <w:rPr>
+                <w:rFonts w:ascii="Source Sans 3" w:hAnsi="Source Sans 3"/>
+                <w:bCs/>
+                <w:sz w:val="23"/>
+                <w:szCs w:val="23"/>
+              </w:rPr>
+              <w:t>So</w:t>
+            </w:r>
+            <w:proofErr w:type="gramEnd"/>
+            <w:r>
+              <w:rPr>
+                <w:rFonts w:ascii="Source Sans 3" w:hAnsi="Source Sans 3"/>
+                <w:bCs/>
+                <w:sz w:val="23"/>
+                <w:szCs w:val="23"/>
+              </w:rPr>
+              <w:t xml:space="preserve"> the cost was only $15 per person and that was for three whole hours!</w:t>
             </w:r>
           </w:p>
           <w:p>
@@ -6417,7 +7065,27 @@
                 <w:sz w:val="23"/>
                 <w:szCs w:val="23"/>
               </w:rPr>
-              <w:t xml:space="preserve"> No, $15. So I thought it was really quite cheap. And I didn't have to bring along a helmet to wear either. That was included - and we also got a lock, so it was easy to park our bikes safely when we wanted to stop and take a break!</w:t>
+              <w:t xml:space="preserve"> No, $15. </w:t>
+            </w:r>
+            <w:proofErr w:type="gramStart"/>
+            <w:r>
+              <w:rPr>
+                <w:rFonts w:ascii="Source Sans 3" w:hAnsi="Source Sans 3"/>
+                <w:bCs/>
+                <w:sz w:val="23"/>
+                <w:szCs w:val="23"/>
+              </w:rPr>
+              <w:t>So</w:t>
+            </w:r>
+            <w:proofErr w:type="gramEnd"/>
+            <w:r>
+              <w:rPr>
+                <w:rFonts w:ascii="Source Sans 3" w:hAnsi="Source Sans 3"/>
+                <w:bCs/>
+                <w:sz w:val="23"/>
+                <w:szCs w:val="23"/>
+              </w:rPr>
+              <w:t xml:space="preserve"> I thought it was really quite cheap. And I didn't have to bring along a helmet to wear either. That was included - and we also got a lock, so it was easy to park our bikes safely when we wanted to stop and take a break!</w:t>
             </w:r>
           </w:p>
           <w:p>
@@ -6481,7 +7149,27 @@
                 <w:sz w:val="23"/>
                 <w:szCs w:val="23"/>
               </w:rPr>
-              <w:t xml:space="preserve"> Yes it's a really easy one to remember. It's tradelectric.com</w:t>
+              <w:t xml:space="preserve"> </w:t>
+            </w:r>
+            <w:proofErr w:type="gramStart"/>
+            <w:r>
+              <w:rPr>
+                <w:rFonts w:ascii="Source Sans 3" w:hAnsi="Source Sans 3"/>
+                <w:bCs/>
+                <w:sz w:val="23"/>
+                <w:szCs w:val="23"/>
+              </w:rPr>
+              <w:t>Yes</w:t>
+            </w:r>
+            <w:proofErr w:type="gramEnd"/>
+            <w:r>
+              <w:rPr>
+                <w:rFonts w:ascii="Source Sans 3" w:hAnsi="Source Sans 3"/>
+                <w:bCs/>
+                <w:sz w:val="23"/>
+                <w:szCs w:val="23"/>
+              </w:rPr>
+              <w:t xml:space="preserve"> it's a really easy one to remember. It's tradelectric.com</w:t>
             </w:r>
           </w:p>
           <w:p>
@@ -6545,7 +7233,47 @@
                 <w:sz w:val="23"/>
                 <w:szCs w:val="23"/>
               </w:rPr>
-              <w:t xml:space="preserve"> tradelectric-T-R-A-D-E-L-E-C-T-R-I-C all one word dot com.</w:t>
+              <w:t xml:space="preserve"> </w:t>
+            </w:r>
+            <w:proofErr w:type="spellStart"/>
+            <w:r>
+              <w:rPr>
+                <w:rFonts w:ascii="Source Sans 3" w:hAnsi="Source Sans 3"/>
+                <w:bCs/>
+                <w:sz w:val="23"/>
+                <w:szCs w:val="23"/>
+              </w:rPr>
+              <w:t>tradelectric</w:t>
+            </w:r>
+            <w:proofErr w:type="spellEnd"/>
+            <w:r>
+              <w:rPr>
+                <w:rFonts w:ascii="Source Sans 3" w:hAnsi="Source Sans 3"/>
+                <w:bCs/>
+                <w:sz w:val="23"/>
+                <w:szCs w:val="23"/>
+              </w:rPr>
+              <w:t xml:space="preserve">-T-R-A-D-E-L-E-C-T-R-I-C all </w:t>
+            </w:r>
+            <w:proofErr w:type="gramStart"/>
+            <w:r>
+              <w:rPr>
+                <w:rFonts w:ascii="Source Sans 3" w:hAnsi="Source Sans 3"/>
+                <w:bCs/>
+                <w:sz w:val="23"/>
+                <w:szCs w:val="23"/>
+              </w:rPr>
+              <w:t>one word</w:t>
+            </w:r>
+            <w:proofErr w:type="gramEnd"/>
+            <w:r>
+              <w:rPr>
+                <w:rFonts w:ascii="Source Sans 3" w:hAnsi="Source Sans 3"/>
+                <w:bCs/>
+                <w:sz w:val="23"/>
+                <w:szCs w:val="23"/>
+              </w:rPr>
+              <w:t xml:space="preserve"> dot com.</w:t>
             </w:r>
           </w:p>
           <w:p>
@@ -6609,7 +7337,27 @@
                 <w:sz w:val="23"/>
                 <w:szCs w:val="23"/>
               </w:rPr>
-              <w:t xml:space="preserve"> No problem. Hey, maybe we can do a bike tour together. I'd love to cycle as far as the harbour next time.</w:t>
+              <w:t xml:space="preserve"> No problem. Hey, maybe we can do a bike tour together. I'd love to cycle as far as the </w:t>
+            </w:r>
+            <w:proofErr w:type="spellStart"/>
+            <w:r>
+              <w:rPr>
+                <w:rFonts w:ascii="Source Sans 3" w:hAnsi="Source Sans 3"/>
+                <w:bCs/>
+                <w:sz w:val="23"/>
+                <w:szCs w:val="23"/>
+              </w:rPr>
+              <w:t>harbour</w:t>
+            </w:r>
+            <w:proofErr w:type="spellEnd"/>
+            <w:r>
+              <w:rPr>
+                <w:rFonts w:ascii="Source Sans 3" w:hAnsi="Source Sans 3"/>
+                <w:bCs/>
+                <w:sz w:val="23"/>
+                <w:szCs w:val="23"/>
+              </w:rPr>
+              <w:t xml:space="preserve"> next time.</w:t>
             </w:r>
           </w:p>
           <w:p>
@@ -6729,29 +7477,89 @@
                 <w:sz w:val="23"/>
                 <w:szCs w:val="23"/>
               </w:rPr>
-              <w:t xml:space="preserve"> Well, I live in a small town in the north of my country. It has quite a few interesting places to visit. For example, in the centre of town, on the north side of the square we have the historic town hall, which was built in 1895. In front of it, there's a beautiful fountain. Opposite the town hall there's the library. Then if you go over the bridge, we have the art gallery, a big modern building, which often has interesting exhibitions. The art gallery is actually between the cinema (to the north) and a big shopping mall, where I often meet up with my friends.</w:t>
-            </w:r>
-          </w:p>
-          <w:p>
-            <w:pPr>
-              <w:tabs>
-                <w:tab w:val="left" w:pos="4413"/>
-              </w:tabs>
-              <w:rPr>
-                <w:rFonts w:ascii="Source Sans 3" w:hAnsi="Source Sans 3"/>
-                <w:bCs/>
-                <w:sz w:val="23"/>
-                <w:szCs w:val="23"/>
-              </w:rPr>
-            </w:pPr>
-            <w:r>
-              <w:rPr>
-                <w:rFonts w:ascii="Source Sans 3" w:hAnsi="Source Sans 3"/>
-                <w:bCs/>
-                <w:sz w:val="23"/>
-                <w:szCs w:val="23"/>
-              </w:rPr>
-              <w:t>To the south of the town, there's a harbour, where you can take a boat to the islands. And then next to the harbour is the stadium, where people go to watch our local football team. And just behind it is the public swimming pool. It's an outdoor pool - lovely in summer, but very chilly the rest of the year.</w:t>
+              <w:t xml:space="preserve"> Well, I live in a small town in the north of my country. It has quite a few interesting places to visit. For example, in the </w:t>
+            </w:r>
+            <w:proofErr w:type="spellStart"/>
+            <w:r>
+              <w:rPr>
+                <w:rFonts w:ascii="Source Sans 3" w:hAnsi="Source Sans 3"/>
+                <w:bCs/>
+                <w:sz w:val="23"/>
+                <w:szCs w:val="23"/>
+              </w:rPr>
+              <w:t>centre</w:t>
+            </w:r>
+            <w:proofErr w:type="spellEnd"/>
+            <w:r>
+              <w:rPr>
+                <w:rFonts w:ascii="Source Sans 3" w:hAnsi="Source Sans 3"/>
+                <w:bCs/>
+                <w:sz w:val="23"/>
+                <w:szCs w:val="23"/>
+              </w:rPr>
+              <w:t xml:space="preserve"> of town, on the north side of the square we have the historic town hall, which was built in 1895. In front of it, there's a beautiful fountain. Opposite the town hall there's the library. Then if you go over the bridge, we have the art gallery, a big modern building, which often has interesting exhibitions. The art gallery is actually between the cinema (to the north) and a big shopping mall, where I often meet up with my friends.</w:t>
+            </w:r>
+          </w:p>
+          <w:p>
+            <w:pPr>
+              <w:tabs>
+                <w:tab w:val="left" w:pos="4413"/>
+              </w:tabs>
+              <w:rPr>
+                <w:rFonts w:ascii="Source Sans 3" w:hAnsi="Source Sans 3"/>
+                <w:bCs/>
+                <w:sz w:val="23"/>
+                <w:szCs w:val="23"/>
+              </w:rPr>
+            </w:pPr>
+            <w:r>
+              <w:rPr>
+                <w:rFonts w:ascii="Source Sans 3" w:hAnsi="Source Sans 3"/>
+                <w:bCs/>
+                <w:sz w:val="23"/>
+                <w:szCs w:val="23"/>
+              </w:rPr>
+              <w:t xml:space="preserve">To the south of the town, there's a </w:t>
+            </w:r>
+            <w:proofErr w:type="spellStart"/>
+            <w:r>
+              <w:rPr>
+                <w:rFonts w:ascii="Source Sans 3" w:hAnsi="Source Sans 3"/>
+                <w:bCs/>
+                <w:sz w:val="23"/>
+                <w:szCs w:val="23"/>
+              </w:rPr>
+              <w:t>harbour</w:t>
+            </w:r>
+            <w:proofErr w:type="spellEnd"/>
+            <w:r>
+              <w:rPr>
+                <w:rFonts w:ascii="Source Sans 3" w:hAnsi="Source Sans 3"/>
+                <w:bCs/>
+                <w:sz w:val="23"/>
+                <w:szCs w:val="23"/>
+              </w:rPr>
+              <w:t xml:space="preserve">, where you can take a boat to the islands. And then next to the </w:t>
+            </w:r>
+            <w:proofErr w:type="spellStart"/>
+            <w:r>
+              <w:rPr>
+                <w:rFonts w:ascii="Source Sans 3" w:hAnsi="Source Sans 3"/>
+                <w:bCs/>
+                <w:sz w:val="23"/>
+                <w:szCs w:val="23"/>
+              </w:rPr>
+              <w:t>harbour</w:t>
+            </w:r>
+            <w:proofErr w:type="spellEnd"/>
+            <w:r>
+              <w:rPr>
+                <w:rFonts w:ascii="Source Sans 3" w:hAnsi="Source Sans 3"/>
+                <w:bCs/>
+                <w:sz w:val="23"/>
+                <w:szCs w:val="23"/>
+              </w:rPr>
+              <w:t xml:space="preserve"> is the stadium, where people go to watch our local football team. And just behind it is the public swimming pool. It's an outdoor pool - lovely in summer, but very chilly the rest of the year.</w:t>
             </w:r>
           </w:p>
         </w:tc>
@@ -7003,7 +7811,27 @@
                 <w:sz w:val="23"/>
                 <w:szCs w:val="23"/>
               </w:rPr>
-              <w:t xml:space="preserve"> In the last ten years Baku has changed a lot. Ten years ago we didn't have so many tall buildings and there wasn't as much to do then. The biggest problem is that everything is more expensive now.</w:t>
+              <w:t xml:space="preserve"> In the last ten years Baku has changed a lot. Ten years </w:t>
+            </w:r>
+            <w:proofErr w:type="gramStart"/>
+            <w:r>
+              <w:rPr>
+                <w:rFonts w:ascii="Source Sans 3" w:hAnsi="Source Sans 3"/>
+                <w:bCs/>
+                <w:sz w:val="23"/>
+                <w:szCs w:val="23"/>
+              </w:rPr>
+              <w:t>ago</w:t>
+            </w:r>
+            <w:proofErr w:type="gramEnd"/>
+            <w:r>
+              <w:rPr>
+                <w:rFonts w:ascii="Source Sans 3" w:hAnsi="Source Sans 3"/>
+                <w:bCs/>
+                <w:sz w:val="23"/>
+                <w:szCs w:val="23"/>
+              </w:rPr>
+              <w:t xml:space="preserve"> we didn't have so many tall buildings and there wasn't as much to do then. The biggest problem is that everything is more expensive now.</w:t>
             </w:r>
           </w:p>
           <w:p>
@@ -7235,7 +8063,27 @@
                 <w:sz w:val="23"/>
                 <w:szCs w:val="23"/>
               </w:rPr>
-              <w:t xml:space="preserve"> Our town is situated on the Yangtze river.</w:t>
+              <w:t xml:space="preserve"> Our town is situated on the </w:t>
+            </w:r>
+            <w:proofErr w:type="gramStart"/>
+            <w:r>
+              <w:rPr>
+                <w:rFonts w:ascii="Source Sans 3" w:hAnsi="Source Sans 3"/>
+                <w:bCs/>
+                <w:sz w:val="23"/>
+                <w:szCs w:val="23"/>
+              </w:rPr>
+              <w:t>Yangtze river</w:t>
+            </w:r>
+            <w:proofErr w:type="gramEnd"/>
+            <w:r>
+              <w:rPr>
+                <w:rFonts w:ascii="Source Sans 3" w:hAnsi="Source Sans 3"/>
+                <w:bCs/>
+                <w:sz w:val="23"/>
+                <w:szCs w:val="23"/>
+              </w:rPr>
+              <w:t>.</w:t>
             </w:r>
           </w:p>
           <w:p>
@@ -7363,7 +8211,27 @@
                 <w:sz w:val="23"/>
                 <w:szCs w:val="23"/>
               </w:rPr>
-              <w:t xml:space="preserve"> A number of new apartments were developed by the harbour.</w:t>
+              <w:t xml:space="preserve"> A number of new apartments were developed by the </w:t>
+            </w:r>
+            <w:proofErr w:type="spellStart"/>
+            <w:r>
+              <w:rPr>
+                <w:rFonts w:ascii="Source Sans 3" w:hAnsi="Source Sans 3"/>
+                <w:bCs/>
+                <w:sz w:val="23"/>
+                <w:szCs w:val="23"/>
+              </w:rPr>
+              <w:t>harbour</w:t>
+            </w:r>
+            <w:proofErr w:type="spellEnd"/>
+            <w:r>
+              <w:rPr>
+                <w:rFonts w:ascii="Source Sans 3" w:hAnsi="Source Sans 3"/>
+                <w:bCs/>
+                <w:sz w:val="23"/>
+                <w:szCs w:val="23"/>
+              </w:rPr>
+              <w:t>.</w:t>
             </w:r>
           </w:p>
           <w:p>
@@ -7674,7 +8542,47 @@
                 <w:sz w:val="23"/>
                 <w:szCs w:val="23"/>
               </w:rPr>
-              <w:t xml:space="preserve"> Most of the city is pretty modern, but there's an ancient castle where the Emperor used to live. It's just a place for tourists to visit now, but in the past it was the most important place in the country and it's over 1000 years old.</w:t>
+              <w:t xml:space="preserve"> Most of the city is pretty modern, but there's an ancient castle where the </w:t>
+            </w:r>
+            <w:proofErr w:type="gramStart"/>
+            <w:r>
+              <w:rPr>
+                <w:rFonts w:ascii="Source Sans 3" w:hAnsi="Source Sans 3"/>
+                <w:bCs/>
+                <w:sz w:val="23"/>
+                <w:szCs w:val="23"/>
+              </w:rPr>
+              <w:t>Emperor</w:t>
+            </w:r>
+            <w:proofErr w:type="gramEnd"/>
+            <w:r>
+              <w:rPr>
+                <w:rFonts w:ascii="Source Sans 3" w:hAnsi="Source Sans 3"/>
+                <w:bCs/>
+                <w:sz w:val="23"/>
+                <w:szCs w:val="23"/>
+              </w:rPr>
+              <w:t xml:space="preserve"> used to live. It's just a place for tourists to visit now, but in the </w:t>
+            </w:r>
+            <w:proofErr w:type="gramStart"/>
+            <w:r>
+              <w:rPr>
+                <w:rFonts w:ascii="Source Sans 3" w:hAnsi="Source Sans 3"/>
+                <w:bCs/>
+                <w:sz w:val="23"/>
+                <w:szCs w:val="23"/>
+              </w:rPr>
+              <w:t>past</w:t>
+            </w:r>
+            <w:proofErr w:type="gramEnd"/>
+            <w:r>
+              <w:rPr>
+                <w:rFonts w:ascii="Source Sans 3" w:hAnsi="Source Sans 3"/>
+                <w:bCs/>
+                <w:sz w:val="23"/>
+                <w:szCs w:val="23"/>
+              </w:rPr>
+              <w:t xml:space="preserve"> it was the most important place in the country and it's over 1000 years old.</w:t>
             </w:r>
           </w:p>
           <w:p>
@@ -8872,7 +9780,27 @@
                 <w:sz w:val="23"/>
                 <w:szCs w:val="23"/>
               </w:rPr>
-              <w:t>Now, I'll just give you a bit more information about the course itself. Basically, you'll learn how to take good photos of food using a digital camera. So it'll train you in the basics of using a range of camera angles.</w:t>
+              <w:t xml:space="preserve">Now, I'll just give you a bit more information about the course itself. Basically, you'll learn how to take good photos of food using a digital camera. </w:t>
+            </w:r>
+            <w:proofErr w:type="gramStart"/>
+            <w:r>
+              <w:rPr>
+                <w:rFonts w:ascii="Source Sans 3" w:hAnsi="Source Sans 3"/>
+                <w:bCs/>
+                <w:sz w:val="23"/>
+                <w:szCs w:val="23"/>
+              </w:rPr>
+              <w:t>So</w:t>
+            </w:r>
+            <w:proofErr w:type="gramEnd"/>
+            <w:r>
+              <w:rPr>
+                <w:rFonts w:ascii="Source Sans 3" w:hAnsi="Source Sans 3"/>
+                <w:bCs/>
+                <w:sz w:val="23"/>
+                <w:szCs w:val="23"/>
+              </w:rPr>
+              <w:t xml:space="preserve"> it'll train you in the basics of using a range of camera angles.</w:t>
             </w:r>
           </w:p>
           <w:p>
@@ -9022,7 +9950,27 @@
                 <w:sz w:val="23"/>
                 <w:szCs w:val="23"/>
               </w:rPr>
-              <w:t>the Lincoln Hotel - so you'll have the opportunity to practise taking photographs using real dishes!</w:t>
+              <w:t xml:space="preserve">the Lincoln Hotel - so you'll have the opportunity to </w:t>
+            </w:r>
+            <w:proofErr w:type="spellStart"/>
+            <w:r>
+              <w:rPr>
+                <w:rFonts w:ascii="Source Sans 3" w:hAnsi="Source Sans 3"/>
+                <w:bCs/>
+                <w:sz w:val="23"/>
+                <w:szCs w:val="23"/>
+              </w:rPr>
+              <w:t>practise</w:t>
+            </w:r>
+            <w:proofErr w:type="spellEnd"/>
+            <w:r>
+              <w:rPr>
+                <w:rFonts w:ascii="Source Sans 3" w:hAnsi="Source Sans 3"/>
+                <w:bCs/>
+                <w:sz w:val="23"/>
+                <w:szCs w:val="23"/>
+              </w:rPr>
+              <w:t xml:space="preserve"> taking photographs using real dishes!</w:t>
             </w:r>
           </w:p>
           <w:p>
@@ -9271,7 +10219,27 @@
                 <w:sz w:val="23"/>
                 <w:szCs w:val="23"/>
               </w:rPr>
-              <w:t>I'm a student. I'm doing a part-time fashion and textiles course. I'm at Milton College, in the centre of the city. I'm in my third year and at the moment I'm studying 12 hours a week.</w:t>
+              <w:t xml:space="preserve">I'm a student. I'm doing a part-time fashion and textiles course. I'm at Milton College, in the </w:t>
+            </w:r>
+            <w:proofErr w:type="spellStart"/>
+            <w:r>
+              <w:rPr>
+                <w:rFonts w:ascii="Source Sans 3" w:hAnsi="Source Sans 3"/>
+                <w:bCs/>
+                <w:sz w:val="23"/>
+                <w:szCs w:val="23"/>
+              </w:rPr>
+              <w:t>centre</w:t>
+            </w:r>
+            <w:proofErr w:type="spellEnd"/>
+            <w:r>
+              <w:rPr>
+                <w:rFonts w:ascii="Source Sans 3" w:hAnsi="Source Sans 3"/>
+                <w:bCs/>
+                <w:sz w:val="23"/>
+                <w:szCs w:val="23"/>
+              </w:rPr>
+              <w:t xml:space="preserve"> of the city. I'm in my third year and at the moment I'm studying 12 hours a week.</w:t>
             </w:r>
           </w:p>
           <w:p>
@@ -9400,7 +10368,27 @@
                 <w:sz w:val="23"/>
                 <w:szCs w:val="23"/>
               </w:rPr>
-              <w:t>Yes, I would. I'd really like to learn how to use computer software to create new designs. This should also help me create new shades of colour. Using technology in this way would be really challenging for me, I think.</w:t>
+              <w:t xml:space="preserve">Yes, I would. I'd really like to learn how to use computer software to create new designs. This should also help me create new shades of </w:t>
+            </w:r>
+            <w:proofErr w:type="spellStart"/>
+            <w:r>
+              <w:rPr>
+                <w:rFonts w:ascii="Source Sans 3" w:hAnsi="Source Sans 3"/>
+                <w:bCs/>
+                <w:sz w:val="23"/>
+                <w:szCs w:val="23"/>
+              </w:rPr>
+              <w:t>colour</w:t>
+            </w:r>
+            <w:proofErr w:type="spellEnd"/>
+            <w:r>
+              <w:rPr>
+                <w:rFonts w:ascii="Source Sans 3" w:hAnsi="Source Sans 3"/>
+                <w:bCs/>
+                <w:sz w:val="23"/>
+                <w:szCs w:val="23"/>
+              </w:rPr>
+              <w:t>. Using technology in this way would be really challenging for me, I think.</w:t>
             </w:r>
           </w:p>
           <w:p>
@@ -10036,14 +11024,25 @@
               </w:rPr>
               <w:t xml:space="preserve">A: </w:t>
             </w:r>
-            <w:r>
-              <w:rPr>
-                <w:rFonts w:ascii="Source Sans 3" w:hAnsi="Source Sans 3"/>
-                <w:bCs/>
-                <w:sz w:val="23"/>
-                <w:szCs w:val="23"/>
-              </w:rPr>
-              <w:t>So do you think that we now have everything ready for the meal?</w:t>
+            <w:proofErr w:type="gramStart"/>
+            <w:r>
+              <w:rPr>
+                <w:rFonts w:ascii="Source Sans 3" w:hAnsi="Source Sans 3"/>
+                <w:bCs/>
+                <w:sz w:val="23"/>
+                <w:szCs w:val="23"/>
+              </w:rPr>
+              <w:t>So</w:t>
+            </w:r>
+            <w:proofErr w:type="gramEnd"/>
+            <w:r>
+              <w:rPr>
+                <w:rFonts w:ascii="Source Sans 3" w:hAnsi="Source Sans 3"/>
+                <w:bCs/>
+                <w:sz w:val="23"/>
+                <w:szCs w:val="23"/>
+              </w:rPr>
+              <w:t xml:space="preserve"> do you think that we now have everything ready for the meal?</w:t>
             </w:r>
           </w:p>
           <w:p>
@@ -10509,14 +11508,25 @@
               </w:rPr>
               <w:t xml:space="preserve">B: </w:t>
             </w:r>
-            <w:r>
-              <w:rPr>
-                <w:rFonts w:ascii="Source Sans 3" w:hAnsi="Source Sans 3"/>
-                <w:bCs/>
-                <w:sz w:val="23"/>
-                <w:szCs w:val="23"/>
-              </w:rPr>
-              <w:t>Well I went over to Best Buy, and I got some nice carrots and peas, but I didn't like the look of the cucumbers.</w:t>
+            <w:proofErr w:type="gramStart"/>
+            <w:r>
+              <w:rPr>
+                <w:rFonts w:ascii="Source Sans 3" w:hAnsi="Source Sans 3"/>
+                <w:bCs/>
+                <w:sz w:val="23"/>
+                <w:szCs w:val="23"/>
+              </w:rPr>
+              <w:t>Well</w:t>
+            </w:r>
+            <w:proofErr w:type="gramEnd"/>
+            <w:r>
+              <w:rPr>
+                <w:rFonts w:ascii="Source Sans 3" w:hAnsi="Source Sans 3"/>
+                <w:bCs/>
+                <w:sz w:val="23"/>
+                <w:szCs w:val="23"/>
+              </w:rPr>
+              <w:t xml:space="preserve"> I went over to Best Buy, and I got some nice carrots and peas, but I didn't like the look of the cucumbers.</w:t>
             </w:r>
           </w:p>
           <w:p>
@@ -10701,7 +11711,47 @@
                 <w:sz w:val="23"/>
                 <w:szCs w:val="23"/>
               </w:rPr>
-              <w:t>In this new series of 'Talk of the Town' we'll be looking at the different restaurants in and around Ogdenville and getting some tips and recommendations from our resident food critic, Chris Griffin. So Chris, where have you been this week?</w:t>
+              <w:t xml:space="preserve">In this new series of 'Talk of the Town' we'll be looking at the different restaurants in and around </w:t>
+            </w:r>
+            <w:proofErr w:type="spellStart"/>
+            <w:r>
+              <w:rPr>
+                <w:rFonts w:ascii="Source Sans 3" w:hAnsi="Source Sans 3"/>
+                <w:bCs/>
+                <w:sz w:val="23"/>
+                <w:szCs w:val="23"/>
+              </w:rPr>
+              <w:t>Ogdenville</w:t>
+            </w:r>
+            <w:proofErr w:type="spellEnd"/>
+            <w:r>
+              <w:rPr>
+                <w:rFonts w:ascii="Source Sans 3" w:hAnsi="Source Sans 3"/>
+                <w:bCs/>
+                <w:sz w:val="23"/>
+                <w:szCs w:val="23"/>
+              </w:rPr>
+              <w:t xml:space="preserve"> and getting some tips and recommendations from our resident food critic, Chris Griffin. </w:t>
+            </w:r>
+            <w:proofErr w:type="gramStart"/>
+            <w:r>
+              <w:rPr>
+                <w:rFonts w:ascii="Source Sans 3" w:hAnsi="Source Sans 3"/>
+                <w:bCs/>
+                <w:sz w:val="23"/>
+                <w:szCs w:val="23"/>
+              </w:rPr>
+              <w:t>So</w:t>
+            </w:r>
+            <w:proofErr w:type="gramEnd"/>
+            <w:r>
+              <w:rPr>
+                <w:rFonts w:ascii="Source Sans 3" w:hAnsi="Source Sans 3"/>
+                <w:bCs/>
+                <w:sz w:val="23"/>
+                <w:szCs w:val="23"/>
+              </w:rPr>
+              <w:t xml:space="preserve"> Chris, where have you been this week?</w:t>
             </w:r>
           </w:p>
           <w:p>
@@ -10989,7 +12039,67 @@
                 <w:sz w:val="23"/>
                 <w:szCs w:val="23"/>
               </w:rPr>
-              <w:t>Yes, I have. The Tower in Market Street is a fashionable restaurant where people can get a good meal at a reasonable price. I had a pizza, but it isn't a fast food restaurant, it specialises in all different types of food from Italy. I've heard that the lasagne is especially good.</w:t>
+              <w:t xml:space="preserve">Yes, I have. The Tower in Market Street is a fashionable restaurant where people can get a good meal at a reasonable price. I had a pizza, but it isn't a </w:t>
+            </w:r>
+            <w:proofErr w:type="gramStart"/>
+            <w:r>
+              <w:rPr>
+                <w:rFonts w:ascii="Source Sans 3" w:hAnsi="Source Sans 3"/>
+                <w:bCs/>
+                <w:sz w:val="23"/>
+                <w:szCs w:val="23"/>
+              </w:rPr>
+              <w:t>fast food</w:t>
+            </w:r>
+            <w:proofErr w:type="gramEnd"/>
+            <w:r>
+              <w:rPr>
+                <w:rFonts w:ascii="Source Sans 3" w:hAnsi="Source Sans 3"/>
+                <w:bCs/>
+                <w:sz w:val="23"/>
+                <w:szCs w:val="23"/>
+              </w:rPr>
+              <w:t xml:space="preserve"> restaurant, it </w:t>
+            </w:r>
+            <w:proofErr w:type="spellStart"/>
+            <w:r>
+              <w:rPr>
+                <w:rFonts w:ascii="Source Sans 3" w:hAnsi="Source Sans 3"/>
+                <w:bCs/>
+                <w:sz w:val="23"/>
+                <w:szCs w:val="23"/>
+              </w:rPr>
+              <w:t>specialises</w:t>
+            </w:r>
+            <w:proofErr w:type="spellEnd"/>
+            <w:r>
+              <w:rPr>
+                <w:rFonts w:ascii="Source Sans 3" w:hAnsi="Source Sans 3"/>
+                <w:bCs/>
+                <w:sz w:val="23"/>
+                <w:szCs w:val="23"/>
+              </w:rPr>
+              <w:t xml:space="preserve"> in all different types of food from Italy. I've heard that the </w:t>
+            </w:r>
+            <w:proofErr w:type="spellStart"/>
+            <w:r>
+              <w:rPr>
+                <w:rFonts w:ascii="Source Sans 3" w:hAnsi="Source Sans 3"/>
+                <w:bCs/>
+                <w:sz w:val="23"/>
+                <w:szCs w:val="23"/>
+              </w:rPr>
+              <w:t>lasagne</w:t>
+            </w:r>
+            <w:proofErr w:type="spellEnd"/>
+            <w:r>
+              <w:rPr>
+                <w:rFonts w:ascii="Source Sans 3" w:hAnsi="Source Sans 3"/>
+                <w:bCs/>
+                <w:sz w:val="23"/>
+                <w:szCs w:val="23"/>
+              </w:rPr>
+              <w:t xml:space="preserve"> is especially good.</w:t>
             </w:r>
           </w:p>
           <w:p>
@@ -11139,29 +12249,69 @@
                 <w:sz w:val="23"/>
                 <w:szCs w:val="23"/>
               </w:rPr>
-              <w:t>Chinese and Korean cooking is that they all use chopsticks rather than knives and forks like people in the West. The chopsticks that people use in the different countries are quite different though. In China the chopsticks tend to be made of wood and are round at the end, whereas in Korea they're made of stainless steel and are rough at the end. This is because in the past the emperor would use silver chopsticks, as they changed colour if there was any poison in the dish. They can be quite tricky to use, but in Korea people use a spoon to eat their rice. In Japan they use a variety of things to make chopsticks. Wood and plastic are the most popular now, but you can find bone, metal and even ivory ones.</w:t>
-            </w:r>
-          </w:p>
-          <w:p>
-            <w:pPr>
-              <w:tabs>
-                <w:tab w:val="left" w:pos="4413"/>
-              </w:tabs>
-              <w:rPr>
-                <w:rFonts w:ascii="Source Sans 3" w:hAnsi="Source Sans 3"/>
-                <w:bCs/>
-                <w:sz w:val="23"/>
-                <w:szCs w:val="23"/>
-              </w:rPr>
-            </w:pPr>
-            <w:r>
-              <w:rPr>
-                <w:rFonts w:ascii="Source Sans 3" w:hAnsi="Source Sans 3"/>
-                <w:bCs/>
-                <w:sz w:val="23"/>
-                <w:szCs w:val="23"/>
-              </w:rPr>
-              <w:t xml:space="preserve">If we look at the food of the different countries, it's very difficult to talk about China in general terms because it has many different cuisines. So it might be better if we look at Korean and Japanese food a little more. It's well known that Koreans tend to like spicier food and red peppers can be </w:t>
+              <w:t xml:space="preserve">Chinese and Korean cooking is that they all use chopsticks rather than knives and forks like people in the West. The chopsticks that people use in the different countries are quite different though. In China the chopsticks tend to be made of wood and are round at the end, whereas in Korea they're made of stainless steel and are rough at the end. This is because in the past the emperor would use silver chopsticks, as they changed </w:t>
+            </w:r>
+            <w:proofErr w:type="spellStart"/>
+            <w:r>
+              <w:rPr>
+                <w:rFonts w:ascii="Source Sans 3" w:hAnsi="Source Sans 3"/>
+                <w:bCs/>
+                <w:sz w:val="23"/>
+                <w:szCs w:val="23"/>
+              </w:rPr>
+              <w:t>colour</w:t>
+            </w:r>
+            <w:proofErr w:type="spellEnd"/>
+            <w:r>
+              <w:rPr>
+                <w:rFonts w:ascii="Source Sans 3" w:hAnsi="Source Sans 3"/>
+                <w:bCs/>
+                <w:sz w:val="23"/>
+                <w:szCs w:val="23"/>
+              </w:rPr>
+              <w:t xml:space="preserve"> if there was any poison in the dish. They can be quite tricky to use, but in Korea people use a spoon to eat their rice. In Japan they use a variety of things to make chopsticks. Wood and plastic are the most popular now, but you can find bone, metal and even ivory ones.</w:t>
+            </w:r>
+          </w:p>
+          <w:p>
+            <w:pPr>
+              <w:tabs>
+                <w:tab w:val="left" w:pos="4413"/>
+              </w:tabs>
+              <w:rPr>
+                <w:rFonts w:ascii="Source Sans 3" w:hAnsi="Source Sans 3"/>
+                <w:bCs/>
+                <w:sz w:val="23"/>
+                <w:szCs w:val="23"/>
+              </w:rPr>
+            </w:pPr>
+            <w:r>
+              <w:rPr>
+                <w:rFonts w:ascii="Source Sans 3" w:hAnsi="Source Sans 3"/>
+                <w:bCs/>
+                <w:sz w:val="23"/>
+                <w:szCs w:val="23"/>
+              </w:rPr>
+              <w:t xml:space="preserve">If we look at the food of the different countries, it's very difficult to talk about China in general terms because it has many different cuisines. </w:t>
+            </w:r>
+            <w:proofErr w:type="gramStart"/>
+            <w:r>
+              <w:rPr>
+                <w:rFonts w:ascii="Source Sans 3" w:hAnsi="Source Sans 3"/>
+                <w:bCs/>
+                <w:sz w:val="23"/>
+                <w:szCs w:val="23"/>
+              </w:rPr>
+              <w:t>So</w:t>
+            </w:r>
+            <w:proofErr w:type="gramEnd"/>
+            <w:r>
+              <w:rPr>
+                <w:rFonts w:ascii="Source Sans 3" w:hAnsi="Source Sans 3"/>
+                <w:bCs/>
+                <w:sz w:val="23"/>
+                <w:szCs w:val="23"/>
+              </w:rPr>
+              <w:t xml:space="preserve"> it might be better if we look at Korean and Japanese food a little more. It's well known that Koreans tend to like spicier food and red peppers can be </w:t>
             </w:r>
             <w:r>
               <w:rPr>
@@ -11289,7 +12439,25 @@
                 <w:sz w:val="23"/>
                 <w:szCs w:val="23"/>
               </w:rPr>
-              <w:t>Today in the studio I am pleased to have with me the famous chef, Graham Shepherd. Graham has just come back from Beijing in China, where he was making a TV programme on the food you can try in this historic city. So, Graham, what can you tell us about your trip? Was it how you expected it to be?</w:t>
+              <w:t xml:space="preserve">Today in the studio I am pleased to have with me the famous chef, Graham Shepherd. Graham has just come back from Beijing in China, where he was making a TV </w:t>
+            </w:r>
+            <w:proofErr w:type="spellStart"/>
+            <w:r>
+              <w:rPr>
+                <w:rFonts w:ascii="Source Sans 3" w:hAnsi="Source Sans 3"/>
+                <w:sz w:val="23"/>
+                <w:szCs w:val="23"/>
+              </w:rPr>
+              <w:t>programme</w:t>
+            </w:r>
+            <w:proofErr w:type="spellEnd"/>
+            <w:r>
+              <w:rPr>
+                <w:rFonts w:ascii="Source Sans 3" w:hAnsi="Source Sans 3"/>
+                <w:sz w:val="23"/>
+                <w:szCs w:val="23"/>
+              </w:rPr>
+              <w:t xml:space="preserve"> on the food you can try in this historic city. So, Graham, what can you tell us about your trip? Was it how you expected it to be?</w:t>
             </w:r>
           </w:p>
           <w:p>
@@ -11396,7 +12564,25 @@
                 <w:sz w:val="23"/>
                 <w:szCs w:val="23"/>
               </w:rPr>
-              <w:t>Oh, yes. One of the things that I had was jellyfish. It added a nice texture to the dish, but I thought it didn't taste of much. One dish that did have a strong taste was hotpot. The dish I had was made in the Sichuan style, so it was very spicy. What I found interesting was that the hotpot was put on a hotplate in the centre of the table, and we were given a dish of raw food and we chose what we wanted and put it into the pot ourselves, and got it out when it was ready. It was great fun and very sociable. And very tasty!</w:t>
+              <w:t xml:space="preserve">Oh, yes. One of the things that I had was jellyfish. It added a nice texture to the dish, but I thought it didn't taste of much. One dish that did have a strong taste was hotpot. The dish I had was made in the Sichuan style, so it was very spicy. What I found interesting was that the hotpot was put on a hotplate in the </w:t>
+            </w:r>
+            <w:proofErr w:type="spellStart"/>
+            <w:r>
+              <w:rPr>
+                <w:rFonts w:ascii="Source Sans 3" w:hAnsi="Source Sans 3"/>
+                <w:sz w:val="23"/>
+                <w:szCs w:val="23"/>
+              </w:rPr>
+              <w:t>centre</w:t>
+            </w:r>
+            <w:proofErr w:type="spellEnd"/>
+            <w:r>
+              <w:rPr>
+                <w:rFonts w:ascii="Source Sans 3" w:hAnsi="Source Sans 3"/>
+                <w:sz w:val="23"/>
+                <w:szCs w:val="23"/>
+              </w:rPr>
+              <w:t xml:space="preserve"> of the table, and we were given a dish of raw food and we chose what we wanted and put it into the pot ourselves, and got it out when it was ready. It was great fun and very sociable. And very tasty!</w:t>
             </w:r>
           </w:p>
           <w:p>
@@ -11454,7 +12640,25 @@
                 <w:sz w:val="23"/>
                 <w:szCs w:val="23"/>
               </w:rPr>
-              <w:t>Of course, everybody knows about noodles and dumplings, but I doubt many people know how many different types there are! One of the highlights for me was learning how to make fresh noodles with a chef from Northern China. The recipe of egg, salt and wheat flour is quite simple, but to make the noodles by hand you need to be quite a skilful chef.</w:t>
+              <w:t xml:space="preserve">Of course, everybody knows about noodles and dumplings, but I doubt many people know how many different types there are! One of the highlights for me was learning how to make fresh noodles with a chef from Northern China. The recipe of egg, salt and wheat flour is quite simple, but to make the noodles by hand you need to be quite a </w:t>
+            </w:r>
+            <w:proofErr w:type="spellStart"/>
+            <w:r>
+              <w:rPr>
+                <w:rFonts w:ascii="Source Sans 3" w:hAnsi="Source Sans 3"/>
+                <w:sz w:val="23"/>
+                <w:szCs w:val="23"/>
+              </w:rPr>
+              <w:t>skilful</w:t>
+            </w:r>
+            <w:proofErr w:type="spellEnd"/>
+            <w:r>
+              <w:rPr>
+                <w:rFonts w:ascii="Source Sans 3" w:hAnsi="Source Sans 3"/>
+                <w:sz w:val="23"/>
+                <w:szCs w:val="23"/>
+              </w:rPr>
+              <w:t xml:space="preserve"> chef.</w:t>
             </w:r>
           </w:p>
           <w:p>
@@ -11503,7 +12707,25 @@
                 <w:sz w:val="23"/>
                 <w:szCs w:val="23"/>
               </w:rPr>
-              <w:t>Thanks Graham, that's really interesting, but unfortunately we've run out of time. If you'd like to know more about Graham's adventures, the series will be starting on Thursday at 7 o'clock on Channel 9.</w:t>
+              <w:t xml:space="preserve">Thanks Graham, that's really interesting, but </w:t>
+            </w:r>
+            <w:proofErr w:type="gramStart"/>
+            <w:r>
+              <w:rPr>
+                <w:rFonts w:ascii="Source Sans 3" w:hAnsi="Source Sans 3"/>
+                <w:sz w:val="23"/>
+                <w:szCs w:val="23"/>
+              </w:rPr>
+              <w:t>unfortunately</w:t>
+            </w:r>
+            <w:proofErr w:type="gramEnd"/>
+            <w:r>
+              <w:rPr>
+                <w:rFonts w:ascii="Source Sans 3" w:hAnsi="Source Sans 3"/>
+                <w:sz w:val="23"/>
+                <w:szCs w:val="23"/>
+              </w:rPr>
+              <w:t xml:space="preserve"> we've run out of time. If you'd like to know more about Graham's adventures, the series will be starting on Thursday at 7 o'clock on Channel 9.</w:t>
             </w:r>
           </w:p>
         </w:tc>
@@ -11610,7 +12832,25 @@
                 <w:sz w:val="23"/>
                 <w:szCs w:val="23"/>
               </w:rPr>
-              <w:t>These days a lot of young people actually enjoy Western food like pizza and fried chicken. Our national food is often too spicy, especially for children and foreigners, and also it takes too long to cook. I think that it's delicious though!</w:t>
+              <w:t xml:space="preserve">These days a lot of young people actually enjoy Western food like pizza and fried chicken. Our national food is often too spicy, especially for children and foreigners, and </w:t>
+            </w:r>
+            <w:proofErr w:type="gramStart"/>
+            <w:r>
+              <w:rPr>
+                <w:rFonts w:ascii="Source Sans 3" w:hAnsi="Source Sans 3"/>
+                <w:sz w:val="23"/>
+                <w:szCs w:val="23"/>
+              </w:rPr>
+              <w:t>also</w:t>
+            </w:r>
+            <w:proofErr w:type="gramEnd"/>
+            <w:r>
+              <w:rPr>
+                <w:rFonts w:ascii="Source Sans 3" w:hAnsi="Source Sans 3"/>
+                <w:sz w:val="23"/>
+                <w:szCs w:val="23"/>
+              </w:rPr>
+              <w:t xml:space="preserve"> it takes too long to cook. I think that it's delicious though!</w:t>
             </w:r>
           </w:p>
           <w:p>
@@ -11825,7 +13065,25 @@
                 <w:sz w:val="23"/>
                 <w:szCs w:val="23"/>
               </w:rPr>
-              <w:t>dish and most people in my country enjoy it. Unlike in most countries, we fry the rice with onion in olive oil before we add any liquid. We don't cook it in water, but a kind of soup or broth, which can be made of meat, fish or chicken. I'm from Milan, and our traditional risotto is made using saffron, which gives the dish a beautiful yellow colour. It's a very creamy and delicious dish. We usually have it as a starter, not as the main meal.</w:t>
+              <w:t xml:space="preserve">dish and most people in my country enjoy it. Unlike in most countries, we fry the rice with onion in olive oil before we add any liquid. We don't cook it in water, but a kind of soup or broth, which can be made of meat, fish or chicken. I'm from Milan, and our traditional risotto is made using saffron, which gives the dish a beautiful yellow </w:t>
+            </w:r>
+            <w:proofErr w:type="spellStart"/>
+            <w:r>
+              <w:rPr>
+                <w:rFonts w:ascii="Source Sans 3" w:hAnsi="Source Sans 3"/>
+                <w:sz w:val="23"/>
+                <w:szCs w:val="23"/>
+              </w:rPr>
+              <w:t>colour</w:t>
+            </w:r>
+            <w:proofErr w:type="spellEnd"/>
+            <w:r>
+              <w:rPr>
+                <w:rFonts w:ascii="Source Sans 3" w:hAnsi="Source Sans 3"/>
+                <w:sz w:val="23"/>
+                <w:szCs w:val="23"/>
+              </w:rPr>
+              <w:t>. It's a very creamy and delicious dish. We usually have it as a starter, not as the main meal.</w:t>
             </w:r>
           </w:p>
           <w:p>
@@ -11998,7 +13256,25 @@
                 <w:sz w:val="23"/>
                 <w:szCs w:val="23"/>
               </w:rPr>
-              <w:t>And if you're looking for shoes, you'll want to visit the fourth floor. You'll find a good selection of styles and colours in our footwear department situated right next to the coffee shop. This weekend, they're all half price and that includes a wide choice of sports shoes in most sizes! So, hurry before they're all gone! Sale ends Sunday! Miss our sale? Miss out!</w:t>
+              <w:t xml:space="preserve">And if you're looking for shoes, you'll want to visit the fourth floor. You'll find a good selection of styles and </w:t>
+            </w:r>
+            <w:proofErr w:type="spellStart"/>
+            <w:r>
+              <w:rPr>
+                <w:rFonts w:ascii="Source Sans 3" w:hAnsi="Source Sans 3"/>
+                <w:sz w:val="23"/>
+                <w:szCs w:val="23"/>
+              </w:rPr>
+              <w:t>colours</w:t>
+            </w:r>
+            <w:proofErr w:type="spellEnd"/>
+            <w:r>
+              <w:rPr>
+                <w:rFonts w:ascii="Source Sans 3" w:hAnsi="Source Sans 3"/>
+                <w:sz w:val="23"/>
+                <w:szCs w:val="23"/>
+              </w:rPr>
+              <w:t xml:space="preserve"> in our footwear department situated right next to the coffee shop. This weekend, they're all half price and that includes a wide choice of sports shoes in most sizes! So, hurry before they're all gone! Sale ends Sunday! Miss our sale? Miss out!</w:t>
             </w:r>
           </w:p>
           <w:p>
@@ -12080,7 +13356,25 @@
                 <w:sz w:val="23"/>
                 <w:szCs w:val="23"/>
               </w:rPr>
-              <w:t>It's very nice - I like the colour, and it'll definitely keep the sun off your face. Actually, I didn't notice the clothing stalls.</w:t>
+              <w:t xml:space="preserve">It's very nice - I like the </w:t>
+            </w:r>
+            <w:proofErr w:type="spellStart"/>
+            <w:r>
+              <w:rPr>
+                <w:rFonts w:ascii="Source Sans 3" w:hAnsi="Source Sans 3"/>
+                <w:sz w:val="23"/>
+                <w:szCs w:val="23"/>
+              </w:rPr>
+              <w:t>colour</w:t>
+            </w:r>
+            <w:proofErr w:type="spellEnd"/>
+            <w:r>
+              <w:rPr>
+                <w:rFonts w:ascii="Source Sans 3" w:hAnsi="Source Sans 3"/>
+                <w:sz w:val="23"/>
+                <w:szCs w:val="23"/>
+              </w:rPr>
+              <w:t>, and it'll definitely keep the sun off your face. Actually, I didn't notice the clothing stalls.</w:t>
             </w:r>
           </w:p>
           <w:p>
@@ -12109,7 +13403,25 @@
                 <w:sz w:val="23"/>
                 <w:szCs w:val="23"/>
               </w:rPr>
-              <w:t>I know you didn't! That's because you spent most of your time there looking at all the jewellery! And relaxing in all that fresh air, of course!</w:t>
+              <w:t xml:space="preserve">I know you didn't! That's because you spent most of your time there looking at all the </w:t>
+            </w:r>
+            <w:proofErr w:type="spellStart"/>
+            <w:r>
+              <w:rPr>
+                <w:rFonts w:ascii="Source Sans 3" w:hAnsi="Source Sans 3"/>
+                <w:sz w:val="23"/>
+                <w:szCs w:val="23"/>
+              </w:rPr>
+              <w:t>jewellery</w:t>
+            </w:r>
+            <w:proofErr w:type="spellEnd"/>
+            <w:r>
+              <w:rPr>
+                <w:rFonts w:ascii="Source Sans 3" w:hAnsi="Source Sans 3"/>
+                <w:sz w:val="23"/>
+                <w:szCs w:val="23"/>
+              </w:rPr>
+              <w:t>! And relaxing in all that fresh air, of course!</w:t>
             </w:r>
           </w:p>
           <w:p>
@@ -12185,13 +13497,23 @@
               </w:rPr>
               <w:t xml:space="preserve">A: </w:t>
             </w:r>
-            <w:r>
-              <w:rPr>
-                <w:rFonts w:ascii="Source Sans 3" w:hAnsi="Source Sans 3"/>
-                <w:sz w:val="23"/>
-                <w:szCs w:val="23"/>
-              </w:rPr>
-              <w:t>So what did you think of it? It only opened a few weeks ago, didn't it?</w:t>
+            <w:proofErr w:type="gramStart"/>
+            <w:r>
+              <w:rPr>
+                <w:rFonts w:ascii="Source Sans 3" w:hAnsi="Source Sans 3"/>
+                <w:sz w:val="23"/>
+                <w:szCs w:val="23"/>
+              </w:rPr>
+              <w:t>So</w:t>
+            </w:r>
+            <w:proofErr w:type="gramEnd"/>
+            <w:r>
+              <w:rPr>
+                <w:rFonts w:ascii="Source Sans 3" w:hAnsi="Source Sans 3"/>
+                <w:sz w:val="23"/>
+                <w:szCs w:val="23"/>
+              </w:rPr>
+              <w:t xml:space="preserve"> what did you think of it? It only opened a few weeks ago, didn't it?</w:t>
             </w:r>
           </w:p>
           <w:p>
@@ -12388,7 +13710,25 @@
                 <w:sz w:val="23"/>
                 <w:szCs w:val="23"/>
               </w:rPr>
-              <w:t>That's the end of our tour of the city, so you now have a couple of hours to spend exploring the city centre. If you want to buy souvenirs, you might find them cheaper near the hotel. However, if you're feeling a bit tired, there are plenty of teashops nearby and they also sell boxes of tea that make really good presents. A word of warning, you'll find a lot of cheap electronic stores offering cameras at really low prices. They might seem good quality, but we've had a lot of complaints from tourists who have bought them, only to find they break after about a week.</w:t>
+              <w:t xml:space="preserve">That's the end of our tour of the city, so you now have a couple of hours to spend exploring the city </w:t>
+            </w:r>
+            <w:proofErr w:type="spellStart"/>
+            <w:r>
+              <w:rPr>
+                <w:rFonts w:ascii="Source Sans 3" w:hAnsi="Source Sans 3"/>
+                <w:sz w:val="23"/>
+                <w:szCs w:val="23"/>
+              </w:rPr>
+              <w:t>centre</w:t>
+            </w:r>
+            <w:proofErr w:type="spellEnd"/>
+            <w:r>
+              <w:rPr>
+                <w:rFonts w:ascii="Source Sans 3" w:hAnsi="Source Sans 3"/>
+                <w:sz w:val="23"/>
+                <w:szCs w:val="23"/>
+              </w:rPr>
+              <w:t>. If you want to buy souvenirs, you might find them cheaper near the hotel. However, if you're feeling a bit tired, there are plenty of teashops nearby and they also sell boxes of tea that make really good presents. A word of warning, you'll find a lot of cheap electronic stores offering cameras at really low prices. They might seem good quality, but we've had a lot of complaints from tourists who have bought them, only to find they break after about a week.</w:t>
             </w:r>
           </w:p>
           <w:p>
@@ -12432,7 +13772,25 @@
                 <w:sz w:val="23"/>
                 <w:szCs w:val="23"/>
               </w:rPr>
-              <w:t>Thank you for calling the Eastgate Shopping Centre. The centre is currently closed. Our opening days and times are as follows... Monday to Saturday we are open from nine o'clock until six o'clock and on Sunday, our doors open at eleven o'clock and we close at five o'clock.</w:t>
+              <w:t xml:space="preserve">Thank you for calling the Eastgate Shopping Centre. The </w:t>
+            </w:r>
+            <w:proofErr w:type="spellStart"/>
+            <w:r>
+              <w:rPr>
+                <w:rFonts w:ascii="Source Sans 3" w:hAnsi="Source Sans 3"/>
+                <w:sz w:val="23"/>
+                <w:szCs w:val="23"/>
+              </w:rPr>
+              <w:t>centre</w:t>
+            </w:r>
+            <w:proofErr w:type="spellEnd"/>
+            <w:r>
+              <w:rPr>
+                <w:rFonts w:ascii="Source Sans 3" w:hAnsi="Source Sans 3"/>
+                <w:sz w:val="23"/>
+                <w:szCs w:val="23"/>
+              </w:rPr>
+              <w:t xml:space="preserve"> is currently closed. Our opening days and times are as follows... Monday to Saturday we are open from nine o'clock until six o'clock and on Sunday, our doors open at eleven o'clock and we close at five o'clock.</w:t>
             </w:r>
           </w:p>
           <w:p>
@@ -12476,7 +13834,25 @@
                 <w:sz w:val="23"/>
                 <w:szCs w:val="23"/>
               </w:rPr>
-              <w:t>When I first opened the shop three years ago, we mainly sold shirts and jackets that I had designed, and these proved very popular. However, we added more products as the business started to grow. We also started selling online. The jackets and shirts are still reaily popular, especially online, but in the shop itself, we sell trousers more than any other item.</w:t>
+              <w:t xml:space="preserve">When I first opened the shop three years ago, we mainly sold shirts and jackets that I had designed, and these proved very popular. However, we added more products as the business started to grow. We also started selling online. The jackets and shirts are still </w:t>
+            </w:r>
+            <w:proofErr w:type="spellStart"/>
+            <w:r>
+              <w:rPr>
+                <w:rFonts w:ascii="Source Sans 3" w:hAnsi="Source Sans 3"/>
+                <w:sz w:val="23"/>
+                <w:szCs w:val="23"/>
+              </w:rPr>
+              <w:t>reaily</w:t>
+            </w:r>
+            <w:proofErr w:type="spellEnd"/>
+            <w:r>
+              <w:rPr>
+                <w:rFonts w:ascii="Source Sans 3" w:hAnsi="Source Sans 3"/>
+                <w:sz w:val="23"/>
+                <w:szCs w:val="23"/>
+              </w:rPr>
+              <w:t xml:space="preserve"> popular, especially online, but in the shop itself, we sell trousers more than any other item.</w:t>
             </w:r>
           </w:p>
         </w:tc>
@@ -12545,7 +13921,25 @@
                 <w:sz w:val="23"/>
                 <w:szCs w:val="23"/>
               </w:rPr>
-              <w:t>We also sell a lot of T-shirts. When I first opened the shop, I had a lot of designs that I'd worked on at university and in general these had writing on the front. I thought that it might be fun if people could put a photograph on the T-shirts as well. I invested quite a bit of money in this and they were popular at first. We sometimes have young children who come in with their parents and they buy T-shirts with photographs on. I've stopped designing T-shirts with writing on them, because I don't have the time, so now we sell more T-shirts with nothing on them at all. If fashions change, I might go back to designing them and if you want a photograph on your T-shirt, you know where to come.</w:t>
+              <w:t xml:space="preserve">We also sell a lot of T-shirts. When I first opened the shop, I had a lot of designs that I'd worked on at university and in general these </w:t>
+            </w:r>
+            <w:proofErr w:type="spellStart"/>
+            <w:r>
+              <w:rPr>
+                <w:rFonts w:ascii="Source Sans 3" w:hAnsi="Source Sans 3"/>
+                <w:sz w:val="23"/>
+                <w:szCs w:val="23"/>
+              </w:rPr>
+              <w:t>had</w:t>
+            </w:r>
+            <w:proofErr w:type="spellEnd"/>
+            <w:r>
+              <w:rPr>
+                <w:rFonts w:ascii="Source Sans 3" w:hAnsi="Source Sans 3"/>
+                <w:sz w:val="23"/>
+                <w:szCs w:val="23"/>
+              </w:rPr>
+              <w:t xml:space="preserve"> writing on the front. I thought that it might be fun if people could put a photograph on the T-shirts as well. I invested quite a bit of money in this and they were popular at first. We sometimes have young children who come in with their parents and they buy T-shirts with photographs on. I've stopped designing T-shirts with writing on them, because I don't have the time, so now we sell more T-shirts with nothing on them at all. If fashions change, I might go back to designing them and if you want a photograph on your T-shirt, you know where to come.</w:t>
             </w:r>
           </w:p>
         </w:tc>
@@ -12608,13 +14002,59 @@
                 <w:szCs w:val="23"/>
               </w:rPr>
             </w:pPr>
-            <w:r>
-              <w:rPr>
-                <w:rFonts w:ascii="Source Sans 3" w:hAnsi="Source Sans 3"/>
-                <w:sz w:val="23"/>
-                <w:szCs w:val="23"/>
-              </w:rPr>
-              <w:t>Callingall fans of Sam West! This famous adventure writer will be in Westfield shopping centre tomorrow in Bookworms Bookshop on the first floor. He will be signing copies of his latest book, Timed Out. He is expected to get there at quarter past two and will stay until half past three. Get there as soon as you can because queues will start to form as early as noon. Don't miss this great opportunity to meet everyone's favourite writer!</w:t>
+            <w:proofErr w:type="spellStart"/>
+            <w:r>
+              <w:rPr>
+                <w:rFonts w:ascii="Source Sans 3" w:hAnsi="Source Sans 3"/>
+                <w:sz w:val="23"/>
+                <w:szCs w:val="23"/>
+              </w:rPr>
+              <w:t>Callingall</w:t>
+            </w:r>
+            <w:proofErr w:type="spellEnd"/>
+            <w:r>
+              <w:rPr>
+                <w:rFonts w:ascii="Source Sans 3" w:hAnsi="Source Sans 3"/>
+                <w:sz w:val="23"/>
+                <w:szCs w:val="23"/>
+              </w:rPr>
+              <w:t xml:space="preserve"> fans of Sam West! This famous adventure writer will be in Westfield shopping </w:t>
+            </w:r>
+            <w:proofErr w:type="spellStart"/>
+            <w:r>
+              <w:rPr>
+                <w:rFonts w:ascii="Source Sans 3" w:hAnsi="Source Sans 3"/>
+                <w:sz w:val="23"/>
+                <w:szCs w:val="23"/>
+              </w:rPr>
+              <w:t>centre</w:t>
+            </w:r>
+            <w:proofErr w:type="spellEnd"/>
+            <w:r>
+              <w:rPr>
+                <w:rFonts w:ascii="Source Sans 3" w:hAnsi="Source Sans 3"/>
+                <w:sz w:val="23"/>
+                <w:szCs w:val="23"/>
+              </w:rPr>
+              <w:t xml:space="preserve"> tomorrow in Bookworms Bookshop on the first floor. He will be signing copies of his latest book, Timed Out. He is expected to get there at quarter past two and will stay until half past three. Get there as soon as you can because queues will start to form as early as noon. Don't miss this great opportunity to meet everyone's </w:t>
+            </w:r>
+            <w:proofErr w:type="spellStart"/>
+            <w:r>
+              <w:rPr>
+                <w:rFonts w:ascii="Source Sans 3" w:hAnsi="Source Sans 3"/>
+                <w:sz w:val="23"/>
+                <w:szCs w:val="23"/>
+              </w:rPr>
+              <w:t>favourite</w:t>
+            </w:r>
+            <w:proofErr w:type="spellEnd"/>
+            <w:r>
+              <w:rPr>
+                <w:rFonts w:ascii="Source Sans 3" w:hAnsi="Source Sans 3"/>
+                <w:sz w:val="23"/>
+                <w:szCs w:val="23"/>
+              </w:rPr>
+              <w:t xml:space="preserve"> writer!</w:t>
             </w:r>
           </w:p>
         </w:tc>
@@ -12683,7 +14123,25 @@
                 <w:sz w:val="23"/>
                 <w:szCs w:val="23"/>
               </w:rPr>
-              <w:t>I had a great day at that new shopping centre but I would complain about one thing-and not the usual kind of thing - the service in all the shops was good, and I had a delicious</w:t>
+              <w:t xml:space="preserve">I had a great day at that new shopping </w:t>
+            </w:r>
+            <w:proofErr w:type="spellStart"/>
+            <w:r>
+              <w:rPr>
+                <w:rFonts w:ascii="Source Sans 3" w:hAnsi="Source Sans 3"/>
+                <w:sz w:val="23"/>
+                <w:szCs w:val="23"/>
+              </w:rPr>
+              <w:t>centre</w:t>
+            </w:r>
+            <w:proofErr w:type="spellEnd"/>
+            <w:r>
+              <w:rPr>
+                <w:rFonts w:ascii="Source Sans 3" w:hAnsi="Source Sans 3"/>
+                <w:sz w:val="23"/>
+                <w:szCs w:val="23"/>
+              </w:rPr>
+              <w:t xml:space="preserve"> but I would complain about one thing-and not the usual kind of thing - the service in all the shops was good, and I had a delicious</w:t>
             </w:r>
             <w:r>
               <w:rPr>
@@ -12792,7 +14250,61 @@
                 <w:sz w:val="23"/>
                 <w:szCs w:val="23"/>
               </w:rPr>
-              <w:t>Hello everyone. So can you all hear me and see me? OK, my name's David Edwards and I'm your tour leader for your shopping tour today. Now, as you can see, we're parked just in front of the main theatre. if any of you would like tickets for tonight's performance, we can arrangethat for you. We're just round the corner from the railway station. If you want. to come on our Historic Buildings tour tomorrow, the coach will leave from just outside the station. And if you want to go for a drink at the end. of our tour today, there are plenty of cafés just behind the station. We're still waiting for a few people, but while we wait I can tell you a little about the theatre. Although the building is very modern, in fact a theatre has existed on this site for over 200 years. The original theatre used to be very popular because of the musicals it put on. However, it had to be rebuilt after a fire. Some</w:t>
+              <w:t xml:space="preserve">Hello everyone. </w:t>
+            </w:r>
+            <w:proofErr w:type="gramStart"/>
+            <w:r>
+              <w:rPr>
+                <w:rFonts w:ascii="Source Sans 3" w:hAnsi="Source Sans 3"/>
+                <w:sz w:val="23"/>
+                <w:szCs w:val="23"/>
+              </w:rPr>
+              <w:t>So</w:t>
+            </w:r>
+            <w:proofErr w:type="gramEnd"/>
+            <w:r>
+              <w:rPr>
+                <w:rFonts w:ascii="Source Sans 3" w:hAnsi="Source Sans 3"/>
+                <w:sz w:val="23"/>
+                <w:szCs w:val="23"/>
+              </w:rPr>
+              <w:t xml:space="preserve"> can you all hear me and see me? OK, my name's David Edwards and I'm your tour leader for your shopping tour today. Now, as you can see, we're parked just in front of the main theatre. if any of you would like tickets for tonight's performance, we can </w:t>
+            </w:r>
+            <w:proofErr w:type="spellStart"/>
+            <w:r>
+              <w:rPr>
+                <w:rFonts w:ascii="Source Sans 3" w:hAnsi="Source Sans 3"/>
+                <w:sz w:val="23"/>
+                <w:szCs w:val="23"/>
+              </w:rPr>
+              <w:t>arrangethat</w:t>
+            </w:r>
+            <w:proofErr w:type="spellEnd"/>
+            <w:r>
+              <w:rPr>
+                <w:rFonts w:ascii="Source Sans 3" w:hAnsi="Source Sans 3"/>
+                <w:sz w:val="23"/>
+                <w:szCs w:val="23"/>
+              </w:rPr>
+              <w:t xml:space="preserve"> for you. We're just round the corner from the railway station. If you want. to come on our Historic Buildings tour tomorrow, the coach will leave from just outside the station. And if you want to go for a drink at the end. of our tour today, there are plenty of cafés just behind the station. We're still waiting for a few people, but while we </w:t>
+            </w:r>
+            <w:proofErr w:type="gramStart"/>
+            <w:r>
+              <w:rPr>
+                <w:rFonts w:ascii="Source Sans 3" w:hAnsi="Source Sans 3"/>
+                <w:sz w:val="23"/>
+                <w:szCs w:val="23"/>
+              </w:rPr>
+              <w:t>wait</w:t>
+            </w:r>
+            <w:proofErr w:type="gramEnd"/>
+            <w:r>
+              <w:rPr>
+                <w:rFonts w:ascii="Source Sans 3" w:hAnsi="Source Sans 3"/>
+                <w:sz w:val="23"/>
+                <w:szCs w:val="23"/>
+              </w:rPr>
+              <w:t xml:space="preserve"> I can tell you a little about the theatre. Although the building is very modern, in fact a theatre has existed on this site for over 200 years. The original theatre used to be very popular because of the musicals it put on. However, it had to be rebuilt after a fire. Some</w:t>
             </w:r>
             <w:r>
               <w:rPr>
@@ -12860,7 +14372,25 @@
                 <w:sz w:val="23"/>
                 <w:szCs w:val="23"/>
               </w:rPr>
-              <w:t>Now, in a few minutes' time at 9.30-we'll be starting our tour. First we're going to make our way down to Market Place, which is one of the most famous squares in the city that should take us about ten minutes. There's not too much traffic on the roads, so we should get there at quarter to ten at the latest</w:t>
+              <w:t xml:space="preserve">Now, in a few minutes' time at 9.30-we'll be starting our tour. </w:t>
+            </w:r>
+            <w:proofErr w:type="gramStart"/>
+            <w:r>
+              <w:rPr>
+                <w:rFonts w:ascii="Source Sans 3" w:hAnsi="Source Sans 3"/>
+                <w:sz w:val="23"/>
+                <w:szCs w:val="23"/>
+              </w:rPr>
+              <w:t>First</w:t>
+            </w:r>
+            <w:proofErr w:type="gramEnd"/>
+            <w:r>
+              <w:rPr>
+                <w:rFonts w:ascii="Source Sans 3" w:hAnsi="Source Sans 3"/>
+                <w:sz w:val="23"/>
+                <w:szCs w:val="23"/>
+              </w:rPr>
+              <w:t xml:space="preserve"> we're going to make our way down to Market Place, which is one of the most famous squares in the city that should take us about ten minutes. There's not too much traffic on the roads, so we should get there at quarter to ten at the latest</w:t>
             </w:r>
             <w:r>
               <w:rPr>
@@ -12904,8 +14434,18 @@
                 <w:sz w:val="23"/>
                 <w:szCs w:val="23"/>
               </w:rPr>
-              <w:t>local pottery and leather goods. Personally, I suggest that you visit the jewellery</w:t>
-            </w:r>
+              <w:t xml:space="preserve">local pottery and leather goods. Personally, I suggest that you visit the </w:t>
+            </w:r>
+            <w:proofErr w:type="spellStart"/>
+            <w:r>
+              <w:rPr>
+                <w:rFonts w:ascii="Source Sans 3" w:hAnsi="Source Sans 3"/>
+                <w:sz w:val="23"/>
+                <w:szCs w:val="23"/>
+              </w:rPr>
+              <w:t>jewellery</w:t>
+            </w:r>
+            <w:proofErr w:type="spellEnd"/>
             <w:r>
               <w:rPr>
                 <w:rFonts w:ascii="Source Sans 3" w:hAnsi="Source Sans 3"/>
@@ -12972,7 +14512,43 @@
                 <w:sz w:val="23"/>
                 <w:szCs w:val="23"/>
               </w:rPr>
-              <w:t>And finally, in the afternoon we will be visiting the Fashion Fair in the exhibition centre on the outskirts of the city. This is a huge venue, so try not to get lost. There is a whole hall devoted just to footwear - every kind of shoes and boots you can imagine. You can easily find it because it has a green roof. Just don't go through the blue doors at the entrance of the centre - you have to pay for that part of the exhibition. And if all that shopping has exhausted you, there's a café where you can rest your weary feet! That's in the building with a red sign. But don't worry, I'll remind you all about that later.</w:t>
+              <w:t xml:space="preserve">And finally, in the afternoon we will be visiting the Fashion Fair in the exhibition </w:t>
+            </w:r>
+            <w:proofErr w:type="spellStart"/>
+            <w:r>
+              <w:rPr>
+                <w:rFonts w:ascii="Source Sans 3" w:hAnsi="Source Sans 3"/>
+                <w:sz w:val="23"/>
+                <w:szCs w:val="23"/>
+              </w:rPr>
+              <w:t>centre</w:t>
+            </w:r>
+            <w:proofErr w:type="spellEnd"/>
+            <w:r>
+              <w:rPr>
+                <w:rFonts w:ascii="Source Sans 3" w:hAnsi="Source Sans 3"/>
+                <w:sz w:val="23"/>
+                <w:szCs w:val="23"/>
+              </w:rPr>
+              <w:t xml:space="preserve"> on the outskirts of the city. This is a huge venue, so try not to get lost. There is a whole hall devoted just to footwear - every kind of shoes and boots you can imagine. You can easily find it because it has a green roof. Just don't go through the blue doors at the entrance of the </w:t>
+            </w:r>
+            <w:proofErr w:type="spellStart"/>
+            <w:r>
+              <w:rPr>
+                <w:rFonts w:ascii="Source Sans 3" w:hAnsi="Source Sans 3"/>
+                <w:sz w:val="23"/>
+                <w:szCs w:val="23"/>
+              </w:rPr>
+              <w:t>centre</w:t>
+            </w:r>
+            <w:proofErr w:type="spellEnd"/>
+            <w:r>
+              <w:rPr>
+                <w:rFonts w:ascii="Source Sans 3" w:hAnsi="Source Sans 3"/>
+                <w:sz w:val="23"/>
+                <w:szCs w:val="23"/>
+              </w:rPr>
+              <w:t xml:space="preserve"> - you have to pay for that part of the exhibition. And if all that shopping has exhausted you, there's a café where you can rest your weary feet! That's in the building with a red sign. But don't worry, I'll remind you all about that later.</w:t>
             </w:r>
           </w:p>
           <w:p>
@@ -13061,27 +14637,63 @@
                 <w:sz w:val="23"/>
                 <w:szCs w:val="23"/>
               </w:rPr>
-              <w:t>The place where I really enjoy shopping is Covent Garden Market. It's very convenient because it isn't far from where I live. It isn't a traditional food market, though at one time it used to sell fruit and vegetables. Now, it's a collection of all sorts of independent shops and stalls. There's an amazing selection of things to buy clothes, jewellery, books, art and crafts. I love it because it has a great atmosphere. There are cafés outside in the square, and often you can see street performers. It's very lively and friendly. I avoid the big malls because they're often out-of-the-way-you need a car to get to them.</w:t>
-            </w:r>
-          </w:p>
-          <w:p>
-            <w:pPr>
-              <w:tabs>
-                <w:tab w:val="left" w:pos="4413"/>
-              </w:tabs>
-              <w:rPr>
-                <w:rFonts w:ascii="Source Sans 3" w:hAnsi="Source Sans 3"/>
-                <w:sz w:val="23"/>
-                <w:szCs w:val="23"/>
-              </w:rPr>
-            </w:pPr>
-            <w:r>
-              <w:rPr>
-                <w:rFonts w:ascii="Source Sans 3" w:hAnsi="Source Sans 3"/>
-                <w:sz w:val="23"/>
-                <w:szCs w:val="23"/>
-              </w:rPr>
-              <w:t>And what do I enjoy buying? Well, I'm keen on fashion and like to go clothes shopping whenever I can. I love trying on clothes even if I can't afford to buy them! And I absolutely love going to the sales! Sometimes I manage to find great designer shoes at very reasonable prices. And I like shopping for really fun and original gifts for my friends things that nobody else has. Covent Garden's a great place to do that.</w:t>
+              <w:t xml:space="preserve">The place where I really enjoy shopping is Covent Garden Market. It's very convenient because it isn't far from where I live. It isn't a traditional food market, though at one time it used to sell fruit and vegetables. Now, it's a collection of all sorts of independent shops and stalls. There's an amazing selection of things to buy clothes, </w:t>
+            </w:r>
+            <w:proofErr w:type="spellStart"/>
+            <w:r>
+              <w:rPr>
+                <w:rFonts w:ascii="Source Sans 3" w:hAnsi="Source Sans 3"/>
+                <w:sz w:val="23"/>
+                <w:szCs w:val="23"/>
+              </w:rPr>
+              <w:t>jewellery</w:t>
+            </w:r>
+            <w:proofErr w:type="spellEnd"/>
+            <w:r>
+              <w:rPr>
+                <w:rFonts w:ascii="Source Sans 3" w:hAnsi="Source Sans 3"/>
+                <w:sz w:val="23"/>
+                <w:szCs w:val="23"/>
+              </w:rPr>
+              <w:t>, books, art and crafts. I love it because it has a great atmosphere. There are cafés outside in the square, and often you can see street performers. It's very lively and friendly. I avoid the big malls because they're often out-of-the-way-you need a car to get to them.</w:t>
+            </w:r>
+          </w:p>
+          <w:p>
+            <w:pPr>
+              <w:tabs>
+                <w:tab w:val="left" w:pos="4413"/>
+              </w:tabs>
+              <w:rPr>
+                <w:rFonts w:ascii="Source Sans 3" w:hAnsi="Source Sans 3"/>
+                <w:sz w:val="23"/>
+                <w:szCs w:val="23"/>
+              </w:rPr>
+            </w:pPr>
+            <w:r>
+              <w:rPr>
+                <w:rFonts w:ascii="Source Sans 3" w:hAnsi="Source Sans 3"/>
+                <w:sz w:val="23"/>
+                <w:szCs w:val="23"/>
+              </w:rPr>
+              <w:t xml:space="preserve">And what do I enjoy buying? Well, I'm keen on fashion and like to go clothes shopping whenever I can. I love trying on clothes even if I can't afford to buy them! And I absolutely love going to the sales! Sometimes I manage to find great designer shoes at very reasonable prices. And I like shopping for really fun and original gifts for my </w:t>
+            </w:r>
+            <w:proofErr w:type="gramStart"/>
+            <w:r>
+              <w:rPr>
+                <w:rFonts w:ascii="Source Sans 3" w:hAnsi="Source Sans 3"/>
+                <w:sz w:val="23"/>
+                <w:szCs w:val="23"/>
+              </w:rPr>
+              <w:t>friends</w:t>
+            </w:r>
+            <w:proofErr w:type="gramEnd"/>
+            <w:r>
+              <w:rPr>
+                <w:rFonts w:ascii="Source Sans 3" w:hAnsi="Source Sans 3"/>
+                <w:sz w:val="23"/>
+                <w:szCs w:val="23"/>
+              </w:rPr>
+              <w:t xml:space="preserve"> things that nobody else has. Covent Garden's a great place to do that.</w:t>
             </w:r>
           </w:p>
         </w:tc>
@@ -13151,7 +14763,43 @@
                 <w:szCs w:val="23"/>
               </w:rPr>
               <w:lastRenderedPageBreak/>
-              <w:t>You asked me to describe a place where I like going shopping, so I'm going to talk about a department store in my town. It's called Judies and it's a very old store. In fact, it's about a 100 years old, so it's very famous. I would say that it's a landmark because everyone knows it.</w:t>
+              <w:t xml:space="preserve">You asked me to describe a place where I like going shopping, so I'm going to talk about a department store in my town. It's called </w:t>
+            </w:r>
+            <w:proofErr w:type="spellStart"/>
+            <w:r>
+              <w:rPr>
+                <w:rFonts w:ascii="Source Sans 3" w:hAnsi="Source Sans 3"/>
+                <w:sz w:val="23"/>
+                <w:szCs w:val="23"/>
+              </w:rPr>
+              <w:t>Judies</w:t>
+            </w:r>
+            <w:proofErr w:type="spellEnd"/>
+            <w:r>
+              <w:rPr>
+                <w:rFonts w:ascii="Source Sans 3" w:hAnsi="Source Sans 3"/>
+                <w:sz w:val="23"/>
+                <w:szCs w:val="23"/>
+              </w:rPr>
+              <w:t xml:space="preserve"> and it's a very old store. In fact, it's about </w:t>
+            </w:r>
+            <w:proofErr w:type="gramStart"/>
+            <w:r>
+              <w:rPr>
+                <w:rFonts w:ascii="Source Sans 3" w:hAnsi="Source Sans 3"/>
+                <w:sz w:val="23"/>
+                <w:szCs w:val="23"/>
+              </w:rPr>
+              <w:t>a 100 years</w:t>
+            </w:r>
+            <w:proofErr w:type="gramEnd"/>
+            <w:r>
+              <w:rPr>
+                <w:rFonts w:ascii="Source Sans 3" w:hAnsi="Source Sans 3"/>
+                <w:sz w:val="23"/>
+                <w:szCs w:val="23"/>
+              </w:rPr>
+              <w:t xml:space="preserve"> old, so it's very famous. I would say that it's a landmark because everyone knows it.</w:t>
             </w:r>
           </w:p>
           <w:p>
@@ -13191,27 +14839,99 @@
                 <w:sz w:val="23"/>
                 <w:szCs w:val="23"/>
               </w:rPr>
-              <w:t>I think it's in a good location because it's right in the centre of the town, which is very convenient. It's also very close to the railway station and a multi-storey car park too, so that's good for you if you have lots of shopping bags to carry.</w:t>
-            </w:r>
-          </w:p>
-          <w:p>
-            <w:pPr>
-              <w:tabs>
-                <w:tab w:val="left" w:pos="4413"/>
-              </w:tabs>
-              <w:rPr>
-                <w:rFonts w:ascii="Source Sans 3" w:hAnsi="Source Sans 3"/>
-                <w:sz w:val="23"/>
-                <w:szCs w:val="23"/>
-              </w:rPr>
-            </w:pPr>
-            <w:r>
-              <w:rPr>
-                <w:rFonts w:ascii="Source Sans 3" w:hAnsi="Source Sans 3"/>
-                <w:sz w:val="23"/>
-                <w:szCs w:val="23"/>
-              </w:rPr>
-              <w:t>What do I like to do there? Well, I really like spending time in the jewellery department and this is on the ground floor of the building. I love looking at the different rings and necklaces. I enjoy trying them on too! I like gold jewellery the best but I can't afford it.</w:t>
+              <w:t xml:space="preserve">I think it's in a good location because it's right in the </w:t>
+            </w:r>
+            <w:proofErr w:type="spellStart"/>
+            <w:r>
+              <w:rPr>
+                <w:rFonts w:ascii="Source Sans 3" w:hAnsi="Source Sans 3"/>
+                <w:sz w:val="23"/>
+                <w:szCs w:val="23"/>
+              </w:rPr>
+              <w:t>centre</w:t>
+            </w:r>
+            <w:proofErr w:type="spellEnd"/>
+            <w:r>
+              <w:rPr>
+                <w:rFonts w:ascii="Source Sans 3" w:hAnsi="Source Sans 3"/>
+                <w:sz w:val="23"/>
+                <w:szCs w:val="23"/>
+              </w:rPr>
+              <w:t xml:space="preserve"> of the town, which is very convenient. It's also very close to the railway station and a multi-</w:t>
+            </w:r>
+            <w:proofErr w:type="spellStart"/>
+            <w:r>
+              <w:rPr>
+                <w:rFonts w:ascii="Source Sans 3" w:hAnsi="Source Sans 3"/>
+                <w:sz w:val="23"/>
+                <w:szCs w:val="23"/>
+              </w:rPr>
+              <w:t>storey</w:t>
+            </w:r>
+            <w:proofErr w:type="spellEnd"/>
+            <w:r>
+              <w:rPr>
+                <w:rFonts w:ascii="Source Sans 3" w:hAnsi="Source Sans 3"/>
+                <w:sz w:val="23"/>
+                <w:szCs w:val="23"/>
+              </w:rPr>
+              <w:t xml:space="preserve"> car park too, so that's good for you if you have lots of shopping bags to carry.</w:t>
+            </w:r>
+          </w:p>
+          <w:p>
+            <w:pPr>
+              <w:tabs>
+                <w:tab w:val="left" w:pos="4413"/>
+              </w:tabs>
+              <w:rPr>
+                <w:rFonts w:ascii="Source Sans 3" w:hAnsi="Source Sans 3"/>
+                <w:sz w:val="23"/>
+                <w:szCs w:val="23"/>
+              </w:rPr>
+            </w:pPr>
+            <w:r>
+              <w:rPr>
+                <w:rFonts w:ascii="Source Sans 3" w:hAnsi="Source Sans 3"/>
+                <w:sz w:val="23"/>
+                <w:szCs w:val="23"/>
+              </w:rPr>
+              <w:t xml:space="preserve">What do I like to do there? Well, I really like spending time in the </w:t>
+            </w:r>
+            <w:proofErr w:type="spellStart"/>
+            <w:r>
+              <w:rPr>
+                <w:rFonts w:ascii="Source Sans 3" w:hAnsi="Source Sans 3"/>
+                <w:sz w:val="23"/>
+                <w:szCs w:val="23"/>
+              </w:rPr>
+              <w:t>jewellery</w:t>
+            </w:r>
+            <w:proofErr w:type="spellEnd"/>
+            <w:r>
+              <w:rPr>
+                <w:rFonts w:ascii="Source Sans 3" w:hAnsi="Source Sans 3"/>
+                <w:sz w:val="23"/>
+                <w:szCs w:val="23"/>
+              </w:rPr>
+              <w:t xml:space="preserve"> department and this is on the ground floor of the building. I love looking at the different rings and necklaces. I enjoy trying them on too! I like gold </w:t>
+            </w:r>
+            <w:proofErr w:type="spellStart"/>
+            <w:r>
+              <w:rPr>
+                <w:rFonts w:ascii="Source Sans 3" w:hAnsi="Source Sans 3"/>
+                <w:sz w:val="23"/>
+                <w:szCs w:val="23"/>
+              </w:rPr>
+              <w:t>jewellery</w:t>
+            </w:r>
+            <w:proofErr w:type="spellEnd"/>
+            <w:r>
+              <w:rPr>
+                <w:rFonts w:ascii="Source Sans 3" w:hAnsi="Source Sans 3"/>
+                <w:sz w:val="23"/>
+                <w:szCs w:val="23"/>
+              </w:rPr>
+              <w:t xml:space="preserve"> the best but I can't afford it.</w:t>
             </w:r>
           </w:p>
           <w:p>
@@ -13273,7 +14993,23 @@
                 <w:sz w:val="23"/>
                 <w:szCs w:val="23"/>
               </w:rPr>
-              <w:t>Mindset_L1_49.mp3</w:t>
+              <w:t>Mindset_L1_4</w:t>
+            </w:r>
+            <w:r>
+              <w:rPr>
+                <w:rFonts w:ascii="Source Sans 3" w:hAnsi="Source Sans 3" w:cs="Arial"/>
+                <w:sz w:val="23"/>
+                <w:szCs w:val="23"/>
+              </w:rPr>
+              <w:t>8</w:t>
+            </w:r>
+            <w:r>
+              <w:rPr>
+                <w:rFonts w:ascii="Source Sans 3" w:hAnsi="Source Sans 3" w:cs="Arial"/>
+                <w:sz w:val="23"/>
+                <w:szCs w:val="23"/>
+              </w:rPr>
+              <w:t>.mp3</w:t>
             </w:r>
           </w:p>
         </w:tc>
@@ -13302,35 +15038,189 @@
                 <w:sz w:val="23"/>
                 <w:szCs w:val="23"/>
               </w:rPr>
-              <w:t>Melissa</w:t>
-            </w:r>
-            <w:r>
-              <w:rPr>
-                <w:rFonts w:ascii="Source Sans 3" w:hAnsi="Source Sans 3"/>
-                <w:sz w:val="23"/>
-                <w:szCs w:val="23"/>
-              </w:rPr>
-              <w:t>: Thanks for offering to drive us all to the concert. It's really</w:t>
-            </w:r>
-          </w:p>
-          <w:p>
-            <w:pPr>
-              <w:tabs>
-                <w:tab w:val="left" w:pos="4413"/>
-              </w:tabs>
-              <w:rPr>
-                <w:rFonts w:ascii="Source Sans 3" w:hAnsi="Source Sans 3"/>
-                <w:sz w:val="23"/>
-                <w:szCs w:val="23"/>
-              </w:rPr>
-            </w:pPr>
-            <w:r>
-              <w:rPr>
-                <w:rFonts w:ascii="Source Sans 3" w:hAnsi="Source Sans 3"/>
-                <w:sz w:val="23"/>
-                <w:szCs w:val="23"/>
-              </w:rPr>
-              <w:t>kind of you and makes getting there much easier. I don't live far from you at all. First, you need to turn right onto Maple Avenue and drive to the bottom of the road, passing the supermarket on your left. Then, you need to turn left at the traffic lights and then take a sharp right onto Main Street. You can also go straight on here, past the surgery, but I usually drive down Main Street. Follow this road until you reach a roundabout - you'll pass a park and some shops on your right. When you get to the roundabout, take the first turning on the left, onto Silver Street. As you approach the crossroads here, my house is the first on the corner.</w:t>
+              <w:t>Dylan:</w:t>
+            </w:r>
+            <w:r>
+              <w:rPr>
+                <w:rFonts w:ascii="Source Sans 3" w:hAnsi="Source Sans 3"/>
+                <w:sz w:val="23"/>
+                <w:szCs w:val="23"/>
+              </w:rPr>
+              <w:t xml:space="preserve"> Good idea. And my note-taking skills need work as well, but science and technology students don't seem to get much help. In laboratory tutorials, it sometimes seems like everyone's a little nervous about coming up with ideas for particular experiments, so I just start talking, even if I don't know what I'm talking about. I always feel like I'm dominating the conversation and speaking too much, but </w:t>
+            </w:r>
+            <w:r>
+              <w:rPr>
+                <w:rFonts w:ascii="Source Sans 3" w:hAnsi="Source Sans 3"/>
+                <w:sz w:val="23"/>
+                <w:szCs w:val="23"/>
+                <w:u w:val="single"/>
+              </w:rPr>
+              <w:t>after I've made my point everyone else suddenly discovers what they want to say and we can relax</w:t>
+            </w:r>
+            <w:r>
+              <w:rPr>
+                <w:rFonts w:ascii="Source Sans 3" w:hAnsi="Source Sans 3"/>
+                <w:sz w:val="23"/>
+                <w:szCs w:val="23"/>
+              </w:rPr>
+              <w:t>.</w:t>
+            </w:r>
+          </w:p>
+          <w:p>
+            <w:pPr>
+              <w:tabs>
+                <w:tab w:val="left" w:pos="4413"/>
+              </w:tabs>
+              <w:rPr>
+                <w:rFonts w:ascii="Source Sans 3" w:hAnsi="Source Sans 3"/>
+                <w:sz w:val="23"/>
+                <w:szCs w:val="23"/>
+              </w:rPr>
+            </w:pPr>
+            <w:r>
+              <w:rPr>
+                <w:rFonts w:ascii="Source Sans 3" w:hAnsi="Source Sans 3"/>
+                <w:b/>
+                <w:bCs/>
+                <w:sz w:val="23"/>
+                <w:szCs w:val="23"/>
+              </w:rPr>
+              <w:t>Tanya:</w:t>
+            </w:r>
+            <w:r>
+              <w:rPr>
+                <w:rFonts w:ascii="Source Sans 3" w:hAnsi="Source Sans 3"/>
+                <w:sz w:val="23"/>
+                <w:szCs w:val="23"/>
+              </w:rPr>
+              <w:t xml:space="preserve"> Mm, I know how you feel. Anyway, let's think about what to do after the keynote speech on Tuesday. There are two talks which immediately follow it, but neither of them </w:t>
+            </w:r>
+            <w:proofErr w:type="gramStart"/>
+            <w:r>
+              <w:rPr>
+                <w:rFonts w:ascii="Source Sans 3" w:hAnsi="Source Sans 3"/>
+                <w:sz w:val="23"/>
+                <w:szCs w:val="23"/>
+              </w:rPr>
+              <w:t>look</w:t>
+            </w:r>
+            <w:proofErr w:type="gramEnd"/>
+            <w:r>
+              <w:rPr>
+                <w:rFonts w:ascii="Source Sans 3" w:hAnsi="Source Sans 3"/>
+                <w:sz w:val="23"/>
+                <w:szCs w:val="23"/>
+              </w:rPr>
+              <w:t xml:space="preserve"> that interesting, </w:t>
+            </w:r>
+            <w:r>
+              <w:rPr>
+                <w:rFonts w:ascii="Source Sans 3" w:hAnsi="Source Sans 3"/>
+                <w:sz w:val="23"/>
+                <w:szCs w:val="23"/>
+                <w:u w:val="single"/>
+              </w:rPr>
+              <w:t xml:space="preserve">so it would probably be a </w:t>
+            </w:r>
+            <w:proofErr w:type="spellStart"/>
+            <w:r>
+              <w:rPr>
+                <w:rFonts w:ascii="Source Sans 3" w:hAnsi="Source Sans 3"/>
+                <w:sz w:val="23"/>
+                <w:szCs w:val="23"/>
+                <w:u w:val="single"/>
+              </w:rPr>
+              <w:t>betteridea</w:t>
+            </w:r>
+            <w:proofErr w:type="spellEnd"/>
+            <w:r>
+              <w:rPr>
+                <w:rFonts w:ascii="Source Sans 3" w:hAnsi="Source Sans 3"/>
+                <w:sz w:val="23"/>
+                <w:szCs w:val="23"/>
+                <w:u w:val="single"/>
+              </w:rPr>
+              <w:t xml:space="preserve"> if we used that time to decide which of tomorrow's </w:t>
+            </w:r>
+            <w:proofErr w:type="gramStart"/>
+            <w:r>
+              <w:rPr>
+                <w:rFonts w:ascii="Source Sans 3" w:hAnsi="Source Sans 3"/>
+                <w:sz w:val="23"/>
+                <w:szCs w:val="23"/>
+                <w:u w:val="single"/>
+              </w:rPr>
+              <w:t>lectures</w:t>
+            </w:r>
+            <w:proofErr w:type="gramEnd"/>
+            <w:r>
+              <w:rPr>
+                <w:rFonts w:ascii="Source Sans 3" w:hAnsi="Source Sans 3"/>
+                <w:sz w:val="23"/>
+                <w:szCs w:val="23"/>
+                <w:u w:val="single"/>
+              </w:rPr>
+              <w:t xml:space="preserve"> we should attend. Shall we grab a coffee while we're doing that?</w:t>
+            </w:r>
+          </w:p>
+          <w:p>
+            <w:pPr>
+              <w:tabs>
+                <w:tab w:val="left" w:pos="4413"/>
+              </w:tabs>
+              <w:rPr>
+                <w:rFonts w:ascii="Source Sans 3" w:hAnsi="Source Sans 3"/>
+                <w:sz w:val="23"/>
+                <w:szCs w:val="23"/>
+              </w:rPr>
+            </w:pPr>
+            <w:r>
+              <w:rPr>
+                <w:rFonts w:ascii="Source Sans 3" w:hAnsi="Source Sans 3"/>
+                <w:b/>
+                <w:bCs/>
+                <w:sz w:val="23"/>
+                <w:szCs w:val="23"/>
+              </w:rPr>
+              <w:t>Dylan:</w:t>
+            </w:r>
+            <w:r>
+              <w:rPr>
+                <w:rFonts w:ascii="Source Sans 3" w:hAnsi="Source Sans 3"/>
+                <w:sz w:val="23"/>
+                <w:szCs w:val="23"/>
+              </w:rPr>
+              <w:t xml:space="preserve"> That's a great idea. Then we can go to that final lecture on virtual reality applications a bit more refreshed. Once that one has finished, let's head over to that cheap Italian restaurant for something to eat. We'll be starving by then.</w:t>
+            </w:r>
+          </w:p>
+          <w:p>
+            <w:pPr>
+              <w:tabs>
+                <w:tab w:val="left" w:pos="4413"/>
+              </w:tabs>
+              <w:rPr>
+                <w:rFonts w:ascii="Source Sans 3" w:hAnsi="Source Sans 3"/>
+                <w:sz w:val="23"/>
+                <w:szCs w:val="23"/>
+              </w:rPr>
+            </w:pPr>
+            <w:r>
+              <w:rPr>
+                <w:rFonts w:ascii="Source Sans 3" w:hAnsi="Source Sans 3"/>
+                <w:b/>
+                <w:bCs/>
+                <w:sz w:val="23"/>
+                <w:szCs w:val="23"/>
+              </w:rPr>
+              <w:t>Tanya:</w:t>
+            </w:r>
+            <w:r>
+              <w:rPr>
+                <w:rFonts w:ascii="Source Sans 3" w:hAnsi="Source Sans 3"/>
+                <w:sz w:val="23"/>
+                <w:szCs w:val="23"/>
+              </w:rPr>
+              <w:t xml:space="preserve"> You're on. And it's your turn to pay.</w:t>
             </w:r>
           </w:p>
         </w:tc>
@@ -13372,7 +15262,7 @@
                 <w:sz w:val="23"/>
                 <w:szCs w:val="23"/>
               </w:rPr>
-              <w:t>Mindset_L1_50.mp3</w:t>
+              <w:t>Mindset_L1_49.mp3</w:t>
             </w:r>
           </w:p>
         </w:tc>
@@ -13409,27 +15299,27 @@
                 <w:sz w:val="23"/>
                 <w:szCs w:val="23"/>
               </w:rPr>
-              <w:t>: Sorry, I've just remembered, I told Sarah you would collect</w:t>
-            </w:r>
-          </w:p>
-          <w:p>
-            <w:pPr>
-              <w:tabs>
-                <w:tab w:val="left" w:pos="4413"/>
-              </w:tabs>
-              <w:rPr>
-                <w:rFonts w:ascii="Source Sans 3" w:hAnsi="Source Sans 3"/>
-                <w:sz w:val="23"/>
-                <w:szCs w:val="23"/>
-              </w:rPr>
-            </w:pPr>
-            <w:r>
-              <w:rPr>
-                <w:rFonts w:ascii="Source Sans 3" w:hAnsi="Source Sans 3"/>
-                <w:sz w:val="23"/>
-                <w:szCs w:val="23"/>
-              </w:rPr>
-              <w:t>her on the way. Forget the route I just gave you, I'll give you another set of directions. This route might even be easier. Again, you need to turn right onto Maple Avenue, and go up to the lights. Instead of turning left here, turn right, with the park on your left. Then after the zebra crossing, take the first turning on your left onto New Road. Drive along New Road until you reach the bridge. Sarah's house is the second house after the bridge. That's on the right; there are shops on the left. Once you've picked up Sarah, take the first turning on the left, onto Silver Street, and go straight ahead until you reach the roundabout. Go straight ahead at the roundabout and then take the first turning on the right, Oak Avenue. My house is number 1. It's on the corner.</w:t>
+              <w:t>: Thanks for offering to drive us all to the concert. It's really</w:t>
+            </w:r>
+          </w:p>
+          <w:p>
+            <w:pPr>
+              <w:tabs>
+                <w:tab w:val="left" w:pos="4413"/>
+              </w:tabs>
+              <w:rPr>
+                <w:rFonts w:ascii="Source Sans 3" w:hAnsi="Source Sans 3"/>
+                <w:sz w:val="23"/>
+                <w:szCs w:val="23"/>
+              </w:rPr>
+            </w:pPr>
+            <w:r>
+              <w:rPr>
+                <w:rFonts w:ascii="Source Sans 3" w:hAnsi="Source Sans 3"/>
+                <w:sz w:val="23"/>
+                <w:szCs w:val="23"/>
+              </w:rPr>
+              <w:t>kind of you and makes getting there much easier. I don't live far from you at all. First, you need to turn right onto Maple Avenue and drive to the bottom of the road, passing the supermarket on your left. Then, you need to turn left at the traffic lights and then take a sharp right onto Main Street. You can also go straight on here, past the surgery, but I usually drive down Main Street. Follow this road until you reach a roundabout - you'll pass a park and some shops on your right. When you get to the roundabout, take the first turning on the left, onto Silver Street. As you approach the crossroads here, my house is the first on the corner.</w:t>
             </w:r>
           </w:p>
         </w:tc>
@@ -13471,7 +15361,7 @@
                 <w:sz w:val="23"/>
                 <w:szCs w:val="23"/>
               </w:rPr>
-              <w:t>Mindset_L1_51.mp3</w:t>
+              <w:t>Mindset_L1_50.mp3</w:t>
             </w:r>
           </w:p>
         </w:tc>
@@ -13500,95 +15390,35 @@
                 <w:sz w:val="23"/>
                 <w:szCs w:val="23"/>
               </w:rPr>
-              <w:t>Tanya</w:t>
-            </w:r>
-            <w:r>
-              <w:rPr>
-                <w:rFonts w:ascii="Source Sans 3" w:hAnsi="Source Sans 3"/>
-                <w:sz w:val="23"/>
-                <w:szCs w:val="23"/>
-              </w:rPr>
-              <w:t>: Hi Jane, this is Tanya. I'm calling to make arrangements for the concert on Saturday. I can't believe you've never been to the Arena before. I often go at the weekend. There isn't just the Arena concert venue, there are also lots of other things to do: shopping, restaurants, exhibitions. I'm giving Melissa and Sarah a lift, so shall we all meet up for a coffee before the concert? I'll give you directions. OK, listen carefully.</w:t>
-            </w:r>
-          </w:p>
-          <w:p>
-            <w:pPr>
-              <w:tabs>
-                <w:tab w:val="left" w:pos="4413"/>
-              </w:tabs>
-              <w:rPr>
-                <w:rFonts w:ascii="Source Sans 3" w:hAnsi="Source Sans 3"/>
-                <w:sz w:val="23"/>
-                <w:szCs w:val="23"/>
-              </w:rPr>
-            </w:pPr>
-            <w:r>
-              <w:rPr>
-                <w:rFonts w:ascii="Source Sans 3" w:hAnsi="Source Sans 3"/>
-                <w:sz w:val="23"/>
-                <w:szCs w:val="23"/>
-              </w:rPr>
-              <w:t>As you walk through the main entrance, you come to a square with a big fountain in the middle. This is where people usually arrange to meet up and sometimes they have live music here. Beyond the square, on Main Avenue, on your right, there are several restaurants, and opposite these on your left is an exhibition centre. There used to be a cinema here, but they moved it when they finished building the Arena.</w:t>
-            </w:r>
-          </w:p>
-          <w:p>
-            <w:pPr>
-              <w:tabs>
-                <w:tab w:val="left" w:pos="4413"/>
-              </w:tabs>
-              <w:rPr>
-                <w:rFonts w:ascii="Source Sans 3" w:hAnsi="Source Sans 3"/>
-                <w:sz w:val="23"/>
-                <w:szCs w:val="23"/>
-              </w:rPr>
-            </w:pPr>
-            <w:r>
-              <w:rPr>
-                <w:rFonts w:ascii="Source Sans 3" w:hAnsi="Source Sans 3"/>
-                <w:sz w:val="23"/>
-                <w:szCs w:val="23"/>
-              </w:rPr>
-              <w:t>So there are several coffee shops to choose from, one near the fountain and one in the north end of the building, but I suggest that we go to the one at the end of Main Avenue, because it'll probably be less busy than the others. It's right at the end, after you pass the art gallery on the right. So shall we all meet there at seven o'clock?</w:t>
-            </w:r>
-          </w:p>
-          <w:p>
-            <w:pPr>
-              <w:tabs>
-                <w:tab w:val="left" w:pos="4413"/>
-              </w:tabs>
-              <w:rPr>
-                <w:rFonts w:ascii="Source Sans 3" w:hAnsi="Source Sans 3"/>
-                <w:sz w:val="23"/>
-                <w:szCs w:val="23"/>
-              </w:rPr>
-            </w:pPr>
-            <w:r>
-              <w:rPr>
-                <w:rFonts w:ascii="Source Sans 3" w:hAnsi="Source Sans 3"/>
-                <w:sz w:val="23"/>
-                <w:szCs w:val="23"/>
-              </w:rPr>
-              <w:t>Then, after we've had a coffee, to get into the Arena we just need to go through the shopping centre, which will be on our right once we go back down Main Avenue. It can be a bit tempting, but there's no other way to get there, as the Arena is the other side of it. Oh, and there are toilets beside the entrance if you need them. And then after the concert, they open the door opposite and you can go straight out into the car park, which is very convenient.</w:t>
-            </w:r>
-          </w:p>
-          <w:p>
-            <w:pPr>
-              <w:tabs>
-                <w:tab w:val="left" w:pos="4413"/>
-              </w:tabs>
-              <w:rPr>
-                <w:rFonts w:ascii="Source Sans 3" w:hAnsi="Source Sans 3"/>
-                <w:sz w:val="23"/>
-                <w:szCs w:val="23"/>
-              </w:rPr>
-            </w:pPr>
-            <w:r>
-              <w:rPr>
-                <w:rFonts w:ascii="Source Sans 3" w:hAnsi="Source Sans 3"/>
-                <w:sz w:val="23"/>
-                <w:szCs w:val="23"/>
-              </w:rPr>
-              <w:t>Let me know if you can make it for seven. I'm looking forward to seeing you - it's been a while.</w:t>
+              <w:t>Melissa</w:t>
+            </w:r>
+            <w:r>
+              <w:rPr>
+                <w:rFonts w:ascii="Source Sans 3" w:hAnsi="Source Sans 3"/>
+                <w:sz w:val="23"/>
+                <w:szCs w:val="23"/>
+              </w:rPr>
+              <w:t>: Sorry, I've just remembered, I told Sarah you would collect</w:t>
+            </w:r>
+          </w:p>
+          <w:p>
+            <w:pPr>
+              <w:tabs>
+                <w:tab w:val="left" w:pos="4413"/>
+              </w:tabs>
+              <w:rPr>
+                <w:rFonts w:ascii="Source Sans 3" w:hAnsi="Source Sans 3"/>
+                <w:sz w:val="23"/>
+                <w:szCs w:val="23"/>
+              </w:rPr>
+            </w:pPr>
+            <w:r>
+              <w:rPr>
+                <w:rFonts w:ascii="Source Sans 3" w:hAnsi="Source Sans 3"/>
+                <w:sz w:val="23"/>
+                <w:szCs w:val="23"/>
+              </w:rPr>
+              <w:t>her on the way. Forget the route I just gave you, I'll give you another set of directions. This route might even be easier. Again, you need to turn right onto Maple Avenue, and go up to the lights. Instead of turning left here, turn right, with the park on your left. Then after the zebra crossing, take the first turning on your left onto New Road. Drive along New Road until you reach the bridge. Sarah's house is the second house after the bridge. That's on the right; there are shops on the left. Once you've picked up Sarah, take the first turning on the left, onto Silver Street, and go straight ahead until you reach the roundabout. Go straight ahead at the roundabout and then take the first turning on the right, Oak Avenue. My house is number 1. It's on the corner.</w:t>
             </w:r>
           </w:p>
         </w:tc>
@@ -13630,7 +15460,7 @@
                 <w:sz w:val="23"/>
                 <w:szCs w:val="23"/>
               </w:rPr>
-              <w:t>Mindset_L1_52.mp3</w:t>
+              <w:t>Mindset_L1_51.mp3</w:t>
             </w:r>
           </w:p>
         </w:tc>
@@ -13654,90 +15484,182 @@
             <w:r>
               <w:rPr>
                 <w:rFonts w:ascii="Source Sans 3" w:hAnsi="Source Sans 3"/>
-                <w:sz w:val="23"/>
-                <w:szCs w:val="23"/>
-              </w:rPr>
-              <w:t>First of all, welcome to our activity summer camp. I hope you enjoy all the activities we have on offer. We start our tour at the outdoor theatre here, where we hold many of our evening activities. From here you can see our various watersport activities. Directly in front of the campsite, on the edge of the lake, we have the kayaking centre. And then in front of the beach, we have an area reserved for diving. Swimming isn't permitted here.</w:t>
-            </w:r>
-          </w:p>
-          <w:p>
-            <w:pPr>
-              <w:tabs>
-                <w:tab w:val="left" w:pos="4413"/>
-              </w:tabs>
-              <w:rPr>
-                <w:rFonts w:ascii="Source Sans 3" w:hAnsi="Source Sans 3"/>
-                <w:sz w:val="23"/>
-                <w:szCs w:val="23"/>
-              </w:rPr>
-            </w:pPr>
-            <w:r>
-              <w:rPr>
-                <w:rFonts w:ascii="Source Sans 3" w:hAnsi="Source Sans 3"/>
-                <w:sz w:val="23"/>
-                <w:szCs w:val="23"/>
-              </w:rPr>
-              <w:t>If you like racket sports, just behind the beach you can practise badminton in the large building. That's quite popular in the evenings. We also have some outdoor tennis courts. We used to have basketball in the building too, but now you can play it on the court behind the building. And if these activities make you hungry, the path from there takes you straight to the café and dining hall.</w:t>
-            </w:r>
-          </w:p>
-          <w:p>
-            <w:pPr>
-              <w:tabs>
-                <w:tab w:val="left" w:pos="4413"/>
-              </w:tabs>
-              <w:rPr>
-                <w:rFonts w:ascii="Source Sans 3" w:hAnsi="Source Sans 3"/>
-                <w:sz w:val="23"/>
-                <w:szCs w:val="23"/>
-              </w:rPr>
-            </w:pPr>
-            <w:r>
-              <w:rPr>
-                <w:rFonts w:ascii="Source Sans 3" w:hAnsi="Source Sans 3"/>
-                <w:sz w:val="23"/>
-                <w:szCs w:val="23"/>
-              </w:rPr>
-              <w:t>However, we'll continue our walk along the lake shore and I'd like to draw your attention to two other areas. One is this part of the lake, which is perfect for swimming, but, for safety reasons, only when an instructor is present. Unfortunately we can't offer sailing as an option here this year. And I also want to point out, just across the lake, a track for cycling. Some people in the past have also gone running on the track, but there were a few accidents because there isn't enough space for runners and cyclists, so now running isn't allowed.</w:t>
-            </w:r>
-          </w:p>
-          <w:p>
-            <w:pPr>
-              <w:tabs>
-                <w:tab w:val="left" w:pos="4413"/>
-              </w:tabs>
-              <w:rPr>
-                <w:rFonts w:ascii="Source Sans 3" w:hAnsi="Source Sans 3"/>
-                <w:sz w:val="23"/>
-                <w:szCs w:val="23"/>
-              </w:rPr>
-            </w:pPr>
-            <w:r>
-              <w:rPr>
-                <w:rFonts w:ascii="Source Sans 3" w:hAnsi="Source Sans 3"/>
-                <w:sz w:val="23"/>
-                <w:szCs w:val="23"/>
-              </w:rPr>
-              <w:t>So now let's take this path here, towards the tennis courts. On our left, you can see there's a football field. Gary's our coach and he'll be organising tournaments during the week. He'll arrive tomorrow, because he's taking part in a rugby game today.</w:t>
-            </w:r>
-          </w:p>
-          <w:p>
-            <w:pPr>
-              <w:tabs>
-                <w:tab w:val="left" w:pos="4413"/>
-              </w:tabs>
-              <w:rPr>
-                <w:rFonts w:ascii="Source Sans 3" w:hAnsi="Source Sans 3"/>
-                <w:sz w:val="23"/>
-                <w:szCs w:val="23"/>
-              </w:rPr>
-            </w:pPr>
-            <w:r>
-              <w:rPr>
-                <w:rFonts w:ascii="Source Sans 3" w:hAnsi="Source Sans 3"/>
-                <w:sz w:val="23"/>
-                <w:szCs w:val="23"/>
-              </w:rPr>
-              <w:t>And now if we walk up to the right of the tennis courts, we can see the archery field, surrounded by trees. And in the building just to the right of this, you can hire equipment for the archery and buy snacks and drinks. It also has some table tennis tables, so you can go there and have a game if the weather turns bad.</w:t>
+                <w:b/>
+                <w:bCs/>
+                <w:sz w:val="23"/>
+                <w:szCs w:val="23"/>
+              </w:rPr>
+              <w:t>Tanya</w:t>
+            </w:r>
+            <w:r>
+              <w:rPr>
+                <w:rFonts w:ascii="Source Sans 3" w:hAnsi="Source Sans 3"/>
+                <w:sz w:val="23"/>
+                <w:szCs w:val="23"/>
+              </w:rPr>
+              <w:t>: Hi Jane, this is Tanya. I'm calling to make arrangements for the concert on Saturday. I can't believe you've never been to the Arena before. I often go at the weekend. There isn't just the Arena concert venue, there are also lots of other things to do: shopping, restaurants, exhibitions. I'm giving Melissa and Sarah a lift, so shall we all meet up for a coffee before the concert? I'll give you directions. OK, listen carefully.</w:t>
+            </w:r>
+          </w:p>
+          <w:p>
+            <w:pPr>
+              <w:tabs>
+                <w:tab w:val="left" w:pos="4413"/>
+              </w:tabs>
+              <w:rPr>
+                <w:rFonts w:ascii="Source Sans 3" w:hAnsi="Source Sans 3"/>
+                <w:sz w:val="23"/>
+                <w:szCs w:val="23"/>
+              </w:rPr>
+            </w:pPr>
+            <w:r>
+              <w:rPr>
+                <w:rFonts w:ascii="Source Sans 3" w:hAnsi="Source Sans 3"/>
+                <w:sz w:val="23"/>
+                <w:szCs w:val="23"/>
+              </w:rPr>
+              <w:t xml:space="preserve">As you walk through the main entrance, you come to a square with a big fountain in the middle. This is where people usually arrange to meet up and </w:t>
+            </w:r>
+            <w:proofErr w:type="gramStart"/>
+            <w:r>
+              <w:rPr>
+                <w:rFonts w:ascii="Source Sans 3" w:hAnsi="Source Sans 3"/>
+                <w:sz w:val="23"/>
+                <w:szCs w:val="23"/>
+              </w:rPr>
+              <w:t>sometimes</w:t>
+            </w:r>
+            <w:proofErr w:type="gramEnd"/>
+            <w:r>
+              <w:rPr>
+                <w:rFonts w:ascii="Source Sans 3" w:hAnsi="Source Sans 3"/>
+                <w:sz w:val="23"/>
+                <w:szCs w:val="23"/>
+              </w:rPr>
+              <w:t xml:space="preserve"> they have live music here. Beyond the square, on Main Avenue, on your right, there are several restaurants, and opposite these on your left is an exhibition </w:t>
+            </w:r>
+            <w:proofErr w:type="spellStart"/>
+            <w:r>
+              <w:rPr>
+                <w:rFonts w:ascii="Source Sans 3" w:hAnsi="Source Sans 3"/>
+                <w:sz w:val="23"/>
+                <w:szCs w:val="23"/>
+              </w:rPr>
+              <w:t>centre</w:t>
+            </w:r>
+            <w:proofErr w:type="spellEnd"/>
+            <w:r>
+              <w:rPr>
+                <w:rFonts w:ascii="Source Sans 3" w:hAnsi="Source Sans 3"/>
+                <w:sz w:val="23"/>
+                <w:szCs w:val="23"/>
+              </w:rPr>
+              <w:t>. There used to be a cinema here, but they moved it when they finished building the Arena.</w:t>
+            </w:r>
+          </w:p>
+          <w:p>
+            <w:pPr>
+              <w:tabs>
+                <w:tab w:val="left" w:pos="4413"/>
+              </w:tabs>
+              <w:rPr>
+                <w:rFonts w:ascii="Source Sans 3" w:hAnsi="Source Sans 3"/>
+                <w:sz w:val="23"/>
+                <w:szCs w:val="23"/>
+              </w:rPr>
+            </w:pPr>
+            <w:proofErr w:type="gramStart"/>
+            <w:r>
+              <w:rPr>
+                <w:rFonts w:ascii="Source Sans 3" w:hAnsi="Source Sans 3"/>
+                <w:sz w:val="23"/>
+                <w:szCs w:val="23"/>
+              </w:rPr>
+              <w:t>So</w:t>
+            </w:r>
+            <w:proofErr w:type="gramEnd"/>
+            <w:r>
+              <w:rPr>
+                <w:rFonts w:ascii="Source Sans 3" w:hAnsi="Source Sans 3"/>
+                <w:sz w:val="23"/>
+                <w:szCs w:val="23"/>
+              </w:rPr>
+              <w:t xml:space="preserve"> there are several coffee shops to choose from, one near the fountain and one in the north end of the building, but I suggest that we go to the one at the end of Main Avenue, because it'll probably be less busy than the others. It's right at the end, after you pass the art gallery on the right. </w:t>
+            </w:r>
+            <w:proofErr w:type="gramStart"/>
+            <w:r>
+              <w:rPr>
+                <w:rFonts w:ascii="Source Sans 3" w:hAnsi="Source Sans 3"/>
+                <w:sz w:val="23"/>
+                <w:szCs w:val="23"/>
+              </w:rPr>
+              <w:t>So</w:t>
+            </w:r>
+            <w:proofErr w:type="gramEnd"/>
+            <w:r>
+              <w:rPr>
+                <w:rFonts w:ascii="Source Sans 3" w:hAnsi="Source Sans 3"/>
+                <w:sz w:val="23"/>
+                <w:szCs w:val="23"/>
+              </w:rPr>
+              <w:t xml:space="preserve"> shall we all meet there at seven o'clock?</w:t>
+            </w:r>
+          </w:p>
+          <w:p>
+            <w:pPr>
+              <w:tabs>
+                <w:tab w:val="left" w:pos="4413"/>
+              </w:tabs>
+              <w:rPr>
+                <w:rFonts w:ascii="Source Sans 3" w:hAnsi="Source Sans 3"/>
+                <w:sz w:val="23"/>
+                <w:szCs w:val="23"/>
+              </w:rPr>
+            </w:pPr>
+            <w:r>
+              <w:rPr>
+                <w:rFonts w:ascii="Source Sans 3" w:hAnsi="Source Sans 3"/>
+                <w:sz w:val="23"/>
+                <w:szCs w:val="23"/>
+              </w:rPr>
+              <w:t xml:space="preserve">Then, after we've had a coffee, to get into the Arena we just need to go through the shopping </w:t>
+            </w:r>
+            <w:proofErr w:type="spellStart"/>
+            <w:r>
+              <w:rPr>
+                <w:rFonts w:ascii="Source Sans 3" w:hAnsi="Source Sans 3"/>
+                <w:sz w:val="23"/>
+                <w:szCs w:val="23"/>
+              </w:rPr>
+              <w:t>centre</w:t>
+            </w:r>
+            <w:proofErr w:type="spellEnd"/>
+            <w:r>
+              <w:rPr>
+                <w:rFonts w:ascii="Source Sans 3" w:hAnsi="Source Sans 3"/>
+                <w:sz w:val="23"/>
+                <w:szCs w:val="23"/>
+              </w:rPr>
+              <w:t>, which will be on our right once we go back down Main Avenue. It can be a bit tempting, but there's no other way to get there, as the Arena is the other side of it. Oh, and there are toilets beside the entrance if you need them. And then after the concert, they open the door opposite and you can go straight out into the car park, which is very convenient.</w:t>
+            </w:r>
+          </w:p>
+          <w:p>
+            <w:pPr>
+              <w:tabs>
+                <w:tab w:val="left" w:pos="4413"/>
+              </w:tabs>
+              <w:rPr>
+                <w:rFonts w:ascii="Source Sans 3" w:hAnsi="Source Sans 3"/>
+                <w:sz w:val="23"/>
+                <w:szCs w:val="23"/>
+              </w:rPr>
+            </w:pPr>
+            <w:r>
+              <w:rPr>
+                <w:rFonts w:ascii="Source Sans 3" w:hAnsi="Source Sans 3"/>
+                <w:sz w:val="23"/>
+                <w:szCs w:val="23"/>
+              </w:rPr>
+              <w:t>Let me know if you can make it for seven. I'm looking forward to seeing you - it's been a while.</w:t>
             </w:r>
           </w:p>
         </w:tc>
@@ -13779,7 +15701,7 @@
                 <w:sz w:val="23"/>
                 <w:szCs w:val="23"/>
               </w:rPr>
-              <w:t>Mindset_L1_53.mp3</w:t>
+              <w:t>Mindset_L1_52.mp3</w:t>
             </w:r>
           </w:p>
         </w:tc>
@@ -13806,108 +15728,159 @@
                 <w:sz w:val="23"/>
                 <w:szCs w:val="23"/>
               </w:rPr>
-              <w:t>Good morning. I'd like to thank the council for agreeing to this meeting and for welcoming us here today to explain to you our plans for Pine Woods Centre. Our aim is to make Pine Woods a place where people of all ages can come and enjoy their free time. The centre will feature our Tree Tops Challenge-only for the brave and fearless! For the less brave, and for families with children, there will be adventure playgrounds, indoor and outdoor, and a feeding area for farm animals and we will also offer cycle trails through the woods.</w:t>
-            </w:r>
-          </w:p>
-          <w:p>
-            <w:pPr>
-              <w:tabs>
-                <w:tab w:val="left" w:pos="4413"/>
-              </w:tabs>
-              <w:rPr>
-                <w:rFonts w:ascii="Source Sans 3" w:hAnsi="Source Sans 3"/>
-                <w:sz w:val="23"/>
-                <w:szCs w:val="23"/>
-              </w:rPr>
-            </w:pPr>
-            <w:r>
-              <w:rPr>
-                <w:rFonts w:ascii="Source Sans 3" w:hAnsi="Source Sans 3"/>
-                <w:sz w:val="23"/>
-                <w:szCs w:val="23"/>
-              </w:rPr>
-              <w:t>I'll give you an overview of Pine Woods first and then tell you more about each area in more detail. This first slide shows the overall layout of the centre and where all the activities will be situated. As you can see from the map, the entrance to this attraction will be on the south side. As visitors enter from the car park, they will walk along this path leading them to the café and gift shop. The gift shop will be where tickets are on sale and therefore needs to be near the entrance. So this building here on the right will be the café and the building on the left will be the gift shop. There will also be a picnic field behind the café for the warmer months. It's the area just to the right of the café as you look at the map. And in the bottom right-hand corner of the picnic field we're planning to have a barbecue area, where people can hire a barbecue and bring their own food to cook. It'll be great for parties. In summer we plan to have bands performing here in the evenings..</w:t>
-            </w:r>
-          </w:p>
-          <w:p>
-            <w:pPr>
-              <w:tabs>
-                <w:tab w:val="left" w:pos="4413"/>
-              </w:tabs>
-              <w:rPr>
-                <w:rFonts w:ascii="Source Sans 3" w:hAnsi="Source Sans 3"/>
-                <w:sz w:val="23"/>
-                <w:szCs w:val="23"/>
-              </w:rPr>
-            </w:pPr>
-            <w:r>
-              <w:rPr>
-                <w:rFonts w:ascii="Source Sans 3" w:hAnsi="Source Sans 3"/>
-                <w:sz w:val="23"/>
-                <w:szCs w:val="23"/>
-              </w:rPr>
-              <w:lastRenderedPageBreak/>
-              <w:t>To the west of the gift shop is where the Tree Tops Challenge will take place. There's a path here winding through the forest, and up in the trees there will be all sorts of high-level adventure apparatus-rope swings, awesome rope bridges and tunnels, and zip wires where you can fly way above the forest floor. This adventure experience will only be open to those aged 15 and over.</w:t>
-            </w:r>
-          </w:p>
-          <w:p>
-            <w:pPr>
-              <w:tabs>
-                <w:tab w:val="left" w:pos="4413"/>
-              </w:tabs>
-              <w:rPr>
-                <w:rFonts w:ascii="Source Sans 3" w:hAnsi="Source Sans 3"/>
-                <w:sz w:val="23"/>
-                <w:szCs w:val="23"/>
-              </w:rPr>
-            </w:pPr>
-            <w:r>
-              <w:rPr>
-                <w:rFonts w:ascii="Source Sans 3" w:hAnsi="Source Sans 3"/>
-                <w:sz w:val="23"/>
-                <w:szCs w:val="23"/>
-              </w:rPr>
-              <w:t>Beyond the Tree Tops Challenge there will be an adventure playground. To get to it, you go along this path from the entrance until you reach the crossroads, then you turn left. The young children's playground will have a fence around it, making it safer and keeping them away from the lake. The indoor play area, only for the very young, will be on the east side of the farm, near the café and just inside the picnic area.</w:t>
-            </w:r>
-          </w:p>
-          <w:p>
-            <w:pPr>
-              <w:tabs>
-                <w:tab w:val="left" w:pos="4413"/>
-              </w:tabs>
-              <w:rPr>
-                <w:rFonts w:ascii="Source Sans 3" w:hAnsi="Source Sans 3"/>
-                <w:sz w:val="23"/>
-                <w:szCs w:val="23"/>
-              </w:rPr>
-            </w:pPr>
-            <w:r>
-              <w:rPr>
-                <w:rFonts w:ascii="Source Sans 3" w:hAnsi="Source Sans 3"/>
-                <w:sz w:val="23"/>
-                <w:szCs w:val="23"/>
-              </w:rPr>
-              <w:t>And finally, let's turn our attention back to this area here, where the paths meet and form a crossroads. This path leading to the east end of the farm will take our visitors to the area which houses the farm animals. Children will be able to watch the animals being fed and cared for, and in some instances they will be able to feed the animals. themselves. The sheep will be in this first area on the right here, directly opposite the pigs, and the goats will go at the very end there. We haven't quite decided on the other areas yet.</w:t>
-            </w:r>
-          </w:p>
-          <w:p>
-            <w:pPr>
-              <w:tabs>
-                <w:tab w:val="left" w:pos="4413"/>
-              </w:tabs>
-              <w:rPr>
-                <w:rFonts w:ascii="Source Sans 3" w:hAnsi="Source Sans 3"/>
-                <w:sz w:val="23"/>
-                <w:szCs w:val="23"/>
-              </w:rPr>
-            </w:pPr>
-            <w:r>
-              <w:rPr>
-                <w:rFonts w:ascii="Source Sans 3" w:hAnsi="Source Sans 3"/>
-                <w:sz w:val="23"/>
-                <w:szCs w:val="23"/>
-              </w:rPr>
-              <w:t>So those are our plans. We hope they will be approved, and we look forward to welcoming you back in the not too distant future to see the final result.</w:t>
+              <w:t xml:space="preserve">First of all, welcome to our activity summer camp. I hope you enjoy all the activities we have on offer. We start our tour at the outdoor theatre here, where we hold many of our evening activities. From here you can see our various watersport activities. Directly in front of the campsite, on the edge of the lake, we have the kayaking </w:t>
+            </w:r>
+            <w:proofErr w:type="spellStart"/>
+            <w:r>
+              <w:rPr>
+                <w:rFonts w:ascii="Source Sans 3" w:hAnsi="Source Sans 3"/>
+                <w:sz w:val="23"/>
+                <w:szCs w:val="23"/>
+              </w:rPr>
+              <w:t>centre</w:t>
+            </w:r>
+            <w:proofErr w:type="spellEnd"/>
+            <w:r>
+              <w:rPr>
+                <w:rFonts w:ascii="Source Sans 3" w:hAnsi="Source Sans 3"/>
+                <w:sz w:val="23"/>
+                <w:szCs w:val="23"/>
+              </w:rPr>
+              <w:t>. And then in front of the beach, we have an area reserved for diving. Swimming isn't permitted here.</w:t>
+            </w:r>
+          </w:p>
+          <w:p>
+            <w:pPr>
+              <w:tabs>
+                <w:tab w:val="left" w:pos="4413"/>
+              </w:tabs>
+              <w:rPr>
+                <w:rFonts w:ascii="Source Sans 3" w:hAnsi="Source Sans 3"/>
+                <w:sz w:val="23"/>
+                <w:szCs w:val="23"/>
+              </w:rPr>
+            </w:pPr>
+            <w:r>
+              <w:rPr>
+                <w:rFonts w:ascii="Source Sans 3" w:hAnsi="Source Sans 3"/>
+                <w:sz w:val="23"/>
+                <w:szCs w:val="23"/>
+              </w:rPr>
+              <w:t xml:space="preserve">If you like racket sports, just behind the beach you can </w:t>
+            </w:r>
+            <w:proofErr w:type="spellStart"/>
+            <w:r>
+              <w:rPr>
+                <w:rFonts w:ascii="Source Sans 3" w:hAnsi="Source Sans 3"/>
+                <w:sz w:val="23"/>
+                <w:szCs w:val="23"/>
+              </w:rPr>
+              <w:t>practise</w:t>
+            </w:r>
+            <w:proofErr w:type="spellEnd"/>
+            <w:r>
+              <w:rPr>
+                <w:rFonts w:ascii="Source Sans 3" w:hAnsi="Source Sans 3"/>
+                <w:sz w:val="23"/>
+                <w:szCs w:val="23"/>
+              </w:rPr>
+              <w:t xml:space="preserve"> badminton in the large building. That's quite popular in the evenings. We also have some outdoor tennis courts. We used to have basketball in the building too, but now you can play it on the court behind the building. And if these activities make you hungry, the path from there takes you straight to the café and dining hall.</w:t>
+            </w:r>
+          </w:p>
+          <w:p>
+            <w:pPr>
+              <w:tabs>
+                <w:tab w:val="left" w:pos="4413"/>
+              </w:tabs>
+              <w:rPr>
+                <w:rFonts w:ascii="Source Sans 3" w:hAnsi="Source Sans 3"/>
+                <w:sz w:val="23"/>
+                <w:szCs w:val="23"/>
+              </w:rPr>
+            </w:pPr>
+            <w:r>
+              <w:rPr>
+                <w:rFonts w:ascii="Source Sans 3" w:hAnsi="Source Sans 3"/>
+                <w:sz w:val="23"/>
+                <w:szCs w:val="23"/>
+              </w:rPr>
+              <w:t xml:space="preserve">However, we'll continue our walk along the lake shore and I'd like to draw your attention to two other areas. One is this part of the lake, which is perfect for swimming, but, for safety reasons, only when an instructor is present. </w:t>
+            </w:r>
+            <w:proofErr w:type="gramStart"/>
+            <w:r>
+              <w:rPr>
+                <w:rFonts w:ascii="Source Sans 3" w:hAnsi="Source Sans 3"/>
+                <w:sz w:val="23"/>
+                <w:szCs w:val="23"/>
+              </w:rPr>
+              <w:t>Unfortunately</w:t>
+            </w:r>
+            <w:proofErr w:type="gramEnd"/>
+            <w:r>
+              <w:rPr>
+                <w:rFonts w:ascii="Source Sans 3" w:hAnsi="Source Sans 3"/>
+                <w:sz w:val="23"/>
+                <w:szCs w:val="23"/>
+              </w:rPr>
+              <w:t xml:space="preserve"> we can't offer sailing as an option here this year. And I also want to point out, just across the lake, a track for cycling. Some people in the past have also gone running on the track, but there were a few accidents because there isn't enough space for runners and cyclists, so now running isn't allowed.</w:t>
+            </w:r>
+          </w:p>
+          <w:p>
+            <w:pPr>
+              <w:tabs>
+                <w:tab w:val="left" w:pos="4413"/>
+              </w:tabs>
+              <w:rPr>
+                <w:rFonts w:ascii="Source Sans 3" w:hAnsi="Source Sans 3"/>
+                <w:sz w:val="23"/>
+                <w:szCs w:val="23"/>
+              </w:rPr>
+            </w:pPr>
+            <w:r>
+              <w:rPr>
+                <w:rFonts w:ascii="Source Sans 3" w:hAnsi="Source Sans 3"/>
+                <w:sz w:val="23"/>
+                <w:szCs w:val="23"/>
+              </w:rPr>
+              <w:t xml:space="preserve">So now let's take this path here, towards the tennis courts. On our left, you can see there's a football field. Gary's our coach and he'll be </w:t>
+            </w:r>
+            <w:proofErr w:type="spellStart"/>
+            <w:r>
+              <w:rPr>
+                <w:rFonts w:ascii="Source Sans 3" w:hAnsi="Source Sans 3"/>
+                <w:sz w:val="23"/>
+                <w:szCs w:val="23"/>
+              </w:rPr>
+              <w:t>organising</w:t>
+            </w:r>
+            <w:proofErr w:type="spellEnd"/>
+            <w:r>
+              <w:rPr>
+                <w:rFonts w:ascii="Source Sans 3" w:hAnsi="Source Sans 3"/>
+                <w:sz w:val="23"/>
+                <w:szCs w:val="23"/>
+              </w:rPr>
+              <w:t xml:space="preserve"> tournaments during the week. He'll arrive tomorrow, because he's taking part in a rugby game today.</w:t>
+            </w:r>
+          </w:p>
+          <w:p>
+            <w:pPr>
+              <w:tabs>
+                <w:tab w:val="left" w:pos="4413"/>
+              </w:tabs>
+              <w:rPr>
+                <w:rFonts w:ascii="Source Sans 3" w:hAnsi="Source Sans 3"/>
+                <w:sz w:val="23"/>
+                <w:szCs w:val="23"/>
+              </w:rPr>
+            </w:pPr>
+            <w:r>
+              <w:rPr>
+                <w:rFonts w:ascii="Source Sans 3" w:hAnsi="Source Sans 3"/>
+                <w:sz w:val="23"/>
+                <w:szCs w:val="23"/>
+              </w:rPr>
+              <w:t>And now if we walk up to the right of the tennis courts, we can see the archery field, surrounded by trees. And in the building just to the right of this, you can hire equipment for the archery and buy snacks and drinks. It also has some table tennis tables, so you can go there and have a game if the weather turns bad.</w:t>
             </w:r>
           </w:p>
         </w:tc>
@@ -13949,7 +15922,7 @@
                 <w:sz w:val="23"/>
                 <w:szCs w:val="23"/>
               </w:rPr>
-              <w:t>Mindset_L1_54.mp3</w:t>
+              <w:t>Mindset_L1_53.mp3</w:t>
             </w:r>
           </w:p>
         </w:tc>
@@ -13976,55 +15949,226 @@
                 <w:sz w:val="23"/>
                 <w:szCs w:val="23"/>
               </w:rPr>
-              <w:t>I'm going to talk about a hobby I'd like to take up in the future. I really want to learn ballroom dancing. This is because I love Latin music and I love the way the dancers move and shake. I also want to give myself a challenge and learn something new. Watching ballroom dancing always makes me feel excited. I don't think it'll be too difficult for me, because I already do ballet and tap dancing. I like learning new steps. For example, I really want to learn the tango or the samba because these are exciting and look good to people watching. I've tried Flamenco dancing but I'm not very good. I'm also worried about finding the right dance partner, because I'll be a little slow to learn in the beginning. So I might</w:t>
-            </w:r>
-            <w:r>
-              <w:rPr>
-                <w:rFonts w:ascii="Source Sans 3" w:hAnsi="Source Sans 3"/>
-                <w:sz w:val="23"/>
-                <w:szCs w:val="23"/>
-              </w:rPr>
-              <w:t xml:space="preserve"> </w:t>
-            </w:r>
-            <w:r>
-              <w:rPr>
-                <w:rFonts w:ascii="Source Sans 3" w:hAnsi="Source Sans 3"/>
-                <w:sz w:val="23"/>
-                <w:szCs w:val="23"/>
-              </w:rPr>
-              <w:t>fall</w:t>
-            </w:r>
-            <w:r>
-              <w:rPr>
-                <w:rFonts w:ascii="Source Sans 3" w:hAnsi="Source Sans 3"/>
-                <w:sz w:val="23"/>
-                <w:szCs w:val="23"/>
-              </w:rPr>
-              <w:t xml:space="preserve"> </w:t>
-            </w:r>
-            <w:r>
-              <w:rPr>
-                <w:rFonts w:ascii="Source Sans 3" w:hAnsi="Source Sans 3"/>
-                <w:sz w:val="23"/>
-                <w:szCs w:val="23"/>
-              </w:rPr>
-              <w:t>over sometimes. In fact</w:t>
-            </w:r>
-            <w:r>
-              <w:rPr>
-                <w:rFonts w:ascii="Source Sans 3" w:hAnsi="Source Sans 3"/>
-                <w:sz w:val="23"/>
-                <w:szCs w:val="23"/>
-              </w:rPr>
-              <w:t xml:space="preserve"> </w:t>
-            </w:r>
-            <w:r>
-              <w:rPr>
-                <w:rFonts w:ascii="Source Sans 3" w:hAnsi="Source Sans 3"/>
-                <w:sz w:val="23"/>
-                <w:szCs w:val="23"/>
-              </w:rPr>
-              <w:t>I'll probably fall over quite a lot!</w:t>
+              <w:lastRenderedPageBreak/>
+              <w:t xml:space="preserve">Good morning. I'd like to thank the council for agreeing to this meeting and for welcoming us here today to explain to you our plans for Pine Woods Centre. Our aim is to make Pine Woods a place where people of all ages can come and enjoy their free time. The </w:t>
+            </w:r>
+            <w:proofErr w:type="spellStart"/>
+            <w:r>
+              <w:rPr>
+                <w:rFonts w:ascii="Source Sans 3" w:hAnsi="Source Sans 3"/>
+                <w:sz w:val="23"/>
+                <w:szCs w:val="23"/>
+              </w:rPr>
+              <w:t>centre</w:t>
+            </w:r>
+            <w:proofErr w:type="spellEnd"/>
+            <w:r>
+              <w:rPr>
+                <w:rFonts w:ascii="Source Sans 3" w:hAnsi="Source Sans 3"/>
+                <w:sz w:val="23"/>
+                <w:szCs w:val="23"/>
+              </w:rPr>
+              <w:t xml:space="preserve"> will feature our Tree Tops Challenge-only for the brave and fearless! For the less brave, and for families with children, there will be adventure playgrounds, indoor and outdoor, and a feeding area for farm animals and we will also offer cycle trails through the woods.</w:t>
+            </w:r>
+          </w:p>
+          <w:p>
+            <w:pPr>
+              <w:tabs>
+                <w:tab w:val="left" w:pos="4413"/>
+              </w:tabs>
+              <w:rPr>
+                <w:rFonts w:ascii="Source Sans 3" w:hAnsi="Source Sans 3"/>
+                <w:sz w:val="23"/>
+                <w:szCs w:val="23"/>
+              </w:rPr>
+            </w:pPr>
+            <w:r>
+              <w:rPr>
+                <w:rFonts w:ascii="Source Sans 3" w:hAnsi="Source Sans 3"/>
+                <w:sz w:val="23"/>
+                <w:szCs w:val="23"/>
+              </w:rPr>
+              <w:t xml:space="preserve">I'll give you an overview of Pine Woods first and then tell you more about each area in more detail. This first slide shows the overall layout of the </w:t>
+            </w:r>
+            <w:proofErr w:type="spellStart"/>
+            <w:r>
+              <w:rPr>
+                <w:rFonts w:ascii="Source Sans 3" w:hAnsi="Source Sans 3"/>
+                <w:sz w:val="23"/>
+                <w:szCs w:val="23"/>
+              </w:rPr>
+              <w:t>centre</w:t>
+            </w:r>
+            <w:proofErr w:type="spellEnd"/>
+            <w:r>
+              <w:rPr>
+                <w:rFonts w:ascii="Source Sans 3" w:hAnsi="Source Sans 3"/>
+                <w:sz w:val="23"/>
+                <w:szCs w:val="23"/>
+              </w:rPr>
+              <w:t xml:space="preserve"> and where all the activities will be situated. As you can see from the map, the entrance to this attraction will be on the south side. As visitors enter from the car park, they will walk along this path leading them to the café and gift shop. The gift shop will be where tickets are on sale and therefore needs to be near the entrance. </w:t>
+            </w:r>
+            <w:proofErr w:type="gramStart"/>
+            <w:r>
+              <w:rPr>
+                <w:rFonts w:ascii="Source Sans 3" w:hAnsi="Source Sans 3"/>
+                <w:sz w:val="23"/>
+                <w:szCs w:val="23"/>
+              </w:rPr>
+              <w:t>So</w:t>
+            </w:r>
+            <w:proofErr w:type="gramEnd"/>
+            <w:r>
+              <w:rPr>
+                <w:rFonts w:ascii="Source Sans 3" w:hAnsi="Source Sans 3"/>
+                <w:sz w:val="23"/>
+                <w:szCs w:val="23"/>
+              </w:rPr>
+              <w:t xml:space="preserve"> this building here on the right will be the café and the building on the left will be the gift shop. There will also be a picnic field behind the café for the warmer months. It's the area just to the right of the café as you look at the map. And in the bottom right-hand corner of the picnic </w:t>
+            </w:r>
+            <w:proofErr w:type="gramStart"/>
+            <w:r>
+              <w:rPr>
+                <w:rFonts w:ascii="Source Sans 3" w:hAnsi="Source Sans 3"/>
+                <w:sz w:val="23"/>
+                <w:szCs w:val="23"/>
+              </w:rPr>
+              <w:t>field</w:t>
+            </w:r>
+            <w:proofErr w:type="gramEnd"/>
+            <w:r>
+              <w:rPr>
+                <w:rFonts w:ascii="Source Sans 3" w:hAnsi="Source Sans 3"/>
+                <w:sz w:val="23"/>
+                <w:szCs w:val="23"/>
+              </w:rPr>
+              <w:t xml:space="preserve"> we're planning to have a barbecue area, where people can hire a barbecue and bring their own food to cook. It'll be great for parties. In summer we plan to have bands performing here in the </w:t>
+            </w:r>
+            <w:proofErr w:type="gramStart"/>
+            <w:r>
+              <w:rPr>
+                <w:rFonts w:ascii="Source Sans 3" w:hAnsi="Source Sans 3"/>
+                <w:sz w:val="23"/>
+                <w:szCs w:val="23"/>
+              </w:rPr>
+              <w:t>evenings..</w:t>
+            </w:r>
+            <w:proofErr w:type="gramEnd"/>
+          </w:p>
+          <w:p>
+            <w:pPr>
+              <w:tabs>
+                <w:tab w:val="left" w:pos="4413"/>
+              </w:tabs>
+              <w:rPr>
+                <w:rFonts w:ascii="Source Sans 3" w:hAnsi="Source Sans 3"/>
+                <w:sz w:val="23"/>
+                <w:szCs w:val="23"/>
+              </w:rPr>
+            </w:pPr>
+            <w:r>
+              <w:rPr>
+                <w:rFonts w:ascii="Source Sans 3" w:hAnsi="Source Sans 3"/>
+                <w:sz w:val="23"/>
+                <w:szCs w:val="23"/>
+              </w:rPr>
+              <w:t>To the west of the gift shop is where the Tree Tops Challenge will take place. There's a path here winding through the forest, and up in the trees there will be all sorts of high-level adventure apparatus-rope swings, awesome rope bridges and tunnels, and zip wires where you can fly way above the forest floor. This adventure experience will only be open to those aged 15 and over.</w:t>
+            </w:r>
+          </w:p>
+          <w:p>
+            <w:pPr>
+              <w:tabs>
+                <w:tab w:val="left" w:pos="4413"/>
+              </w:tabs>
+              <w:rPr>
+                <w:rFonts w:ascii="Source Sans 3" w:hAnsi="Source Sans 3"/>
+                <w:sz w:val="23"/>
+                <w:szCs w:val="23"/>
+              </w:rPr>
+            </w:pPr>
+            <w:r>
+              <w:rPr>
+                <w:rFonts w:ascii="Source Sans 3" w:hAnsi="Source Sans 3"/>
+                <w:sz w:val="23"/>
+                <w:szCs w:val="23"/>
+              </w:rPr>
+              <w:t>Beyond the Tree Tops Challenge there will be an adventure playground. To get to it, you go along this path from the entrance until you reach the crossroads, then you turn left. The young children's playground will have a fence around it, making it safer and keeping them away from the lake. The indoor play area, only for the very young, will be on the east side of the farm, near the café and just inside the picnic area.</w:t>
+            </w:r>
+          </w:p>
+          <w:p>
+            <w:pPr>
+              <w:tabs>
+                <w:tab w:val="left" w:pos="4413"/>
+              </w:tabs>
+              <w:rPr>
+                <w:rFonts w:ascii="Source Sans 3" w:hAnsi="Source Sans 3"/>
+                <w:sz w:val="23"/>
+                <w:szCs w:val="23"/>
+              </w:rPr>
+            </w:pPr>
+            <w:r>
+              <w:rPr>
+                <w:rFonts w:ascii="Source Sans 3" w:hAnsi="Source Sans 3"/>
+                <w:sz w:val="23"/>
+                <w:szCs w:val="23"/>
+              </w:rPr>
+              <w:t xml:space="preserve">And finally, let's turn our attention back to this area here, where the paths meet and form a crossroads. This path leading to the east end of the farm will take our visitors to the area which houses the farm animals. Children will be able to watch the animals being fed and cared for, and in some </w:t>
+            </w:r>
+            <w:proofErr w:type="gramStart"/>
+            <w:r>
+              <w:rPr>
+                <w:rFonts w:ascii="Source Sans 3" w:hAnsi="Source Sans 3"/>
+                <w:sz w:val="23"/>
+                <w:szCs w:val="23"/>
+              </w:rPr>
+              <w:t>instances</w:t>
+            </w:r>
+            <w:proofErr w:type="gramEnd"/>
+            <w:r>
+              <w:rPr>
+                <w:rFonts w:ascii="Source Sans 3" w:hAnsi="Source Sans 3"/>
+                <w:sz w:val="23"/>
+                <w:szCs w:val="23"/>
+              </w:rPr>
+              <w:t xml:space="preserve"> they will be able to feed the animals. themselves. The sheep will be in this first area on the right here, directly opposite the pigs, and the goats will go at the very end there. We haven't quite decided on the other areas yet.</w:t>
+            </w:r>
+          </w:p>
+          <w:p>
+            <w:pPr>
+              <w:tabs>
+                <w:tab w:val="left" w:pos="4413"/>
+              </w:tabs>
+              <w:rPr>
+                <w:rFonts w:ascii="Source Sans 3" w:hAnsi="Source Sans 3"/>
+                <w:sz w:val="23"/>
+                <w:szCs w:val="23"/>
+              </w:rPr>
+            </w:pPr>
+            <w:r>
+              <w:rPr>
+                <w:rFonts w:ascii="Source Sans 3" w:hAnsi="Source Sans 3"/>
+                <w:sz w:val="23"/>
+                <w:szCs w:val="23"/>
+              </w:rPr>
+              <w:t xml:space="preserve">So those are our plans. We hope they will be approved, and we look forward to welcoming you back in the </w:t>
+            </w:r>
+            <w:proofErr w:type="gramStart"/>
+            <w:r>
+              <w:rPr>
+                <w:rFonts w:ascii="Source Sans 3" w:hAnsi="Source Sans 3"/>
+                <w:sz w:val="23"/>
+                <w:szCs w:val="23"/>
+              </w:rPr>
+              <w:t>not too distant</w:t>
+            </w:r>
+            <w:proofErr w:type="gramEnd"/>
+            <w:r>
+              <w:rPr>
+                <w:rFonts w:ascii="Source Sans 3" w:hAnsi="Source Sans 3"/>
+                <w:sz w:val="23"/>
+                <w:szCs w:val="23"/>
+              </w:rPr>
+              <w:t xml:space="preserve"> future to see the final result.</w:t>
             </w:r>
           </w:p>
         </w:tc>
@@ -14066,7 +16210,7 @@
                 <w:sz w:val="23"/>
                 <w:szCs w:val="23"/>
               </w:rPr>
-              <w:t>Mindset_L1_55.mp3</w:t>
+              <w:t>Mindset_L1_54.mp3</w:t>
             </w:r>
           </w:p>
         </w:tc>
@@ -14093,27 +16237,83 @@
                 <w:sz w:val="23"/>
                 <w:szCs w:val="23"/>
               </w:rPr>
-              <w:t>I'm going to tell you about a leisure activity I'd like to do in the future. I'd really like to learn how to play the acoustic guitar. This is because I love music and I love the beautiful sound this kind of guitar makes. I also want to give myself a challenge and learn something new. I don't think it'll be too difficult for me because I already know how to read music. I play the piano but I'm not very good. I think playing the guitar will be easier. I also like the fact that you can carry a guitar round easily and play it anywhere. For example I can play it in the park or on the beach.</w:t>
-            </w:r>
-          </w:p>
-          <w:p>
-            <w:pPr>
-              <w:tabs>
-                <w:tab w:val="left" w:pos="4413"/>
-              </w:tabs>
-              <w:rPr>
-                <w:rFonts w:ascii="Source Sans 3" w:hAnsi="Source Sans 3"/>
-                <w:sz w:val="23"/>
-                <w:szCs w:val="23"/>
-              </w:rPr>
-            </w:pPr>
-            <w:r>
-              <w:rPr>
-                <w:rFonts w:ascii="Source Sans 3" w:hAnsi="Source Sans 3"/>
-                <w:sz w:val="23"/>
-                <w:szCs w:val="23"/>
-              </w:rPr>
-              <w:t>I can't think about learning it at the moment because I'm too busy. I need to focus on my studies and prepare for my exams. I think that I'd like to take up the guitar next year. All my exams will be over by then, so I'll have more time, and more money too. In fact, I'll need money to pay for lessons! I think that learning the guitar would change my life in a positive way. If I learn to play it really well, I'll start my own band. I'd love to perform live on stage at a concert. I think that would be fantastic!</w:t>
+              <w:t xml:space="preserve">I'm going to talk about a hobby I'd like to take up in the future. I really want to learn ballroom dancing. This is because I love Latin music and I love the way the dancers move and shake. I also want to give myself a challenge and learn something new. Watching ballroom dancing always makes me feel excited. I don't think it'll be too difficult for me, because I already do ballet and tap dancing. I like learning new steps. For example, I really want to learn the tango or the samba because these are exciting and look good to people watching. I've tried Flamenco dancing but I'm not very good. I'm also worried about finding the right dance partner, because I'll be a little slow to learn in the beginning. </w:t>
+            </w:r>
+            <w:proofErr w:type="gramStart"/>
+            <w:r>
+              <w:rPr>
+                <w:rFonts w:ascii="Source Sans 3" w:hAnsi="Source Sans 3"/>
+                <w:sz w:val="23"/>
+                <w:szCs w:val="23"/>
+              </w:rPr>
+              <w:t>So</w:t>
+            </w:r>
+            <w:proofErr w:type="gramEnd"/>
+            <w:r>
+              <w:rPr>
+                <w:rFonts w:ascii="Source Sans 3" w:hAnsi="Source Sans 3"/>
+                <w:sz w:val="23"/>
+                <w:szCs w:val="23"/>
+              </w:rPr>
+              <w:t xml:space="preserve"> I might</w:t>
+            </w:r>
+            <w:r>
+              <w:rPr>
+                <w:rFonts w:ascii="Source Sans 3" w:hAnsi="Source Sans 3"/>
+                <w:sz w:val="23"/>
+                <w:szCs w:val="23"/>
+              </w:rPr>
+              <w:t xml:space="preserve"> </w:t>
+            </w:r>
+            <w:r>
+              <w:rPr>
+                <w:rFonts w:ascii="Source Sans 3" w:hAnsi="Source Sans 3"/>
+                <w:sz w:val="23"/>
+                <w:szCs w:val="23"/>
+              </w:rPr>
+              <w:t>fall</w:t>
+            </w:r>
+            <w:r>
+              <w:rPr>
+                <w:rFonts w:ascii="Source Sans 3" w:hAnsi="Source Sans 3"/>
+                <w:sz w:val="23"/>
+                <w:szCs w:val="23"/>
+              </w:rPr>
+              <w:t xml:space="preserve"> </w:t>
+            </w:r>
+            <w:r>
+              <w:rPr>
+                <w:rFonts w:ascii="Source Sans 3" w:hAnsi="Source Sans 3"/>
+                <w:sz w:val="23"/>
+                <w:szCs w:val="23"/>
+              </w:rPr>
+              <w:t xml:space="preserve">over sometimes. In </w:t>
+            </w:r>
+            <w:proofErr w:type="gramStart"/>
+            <w:r>
+              <w:rPr>
+                <w:rFonts w:ascii="Source Sans 3" w:hAnsi="Source Sans 3"/>
+                <w:sz w:val="23"/>
+                <w:szCs w:val="23"/>
+              </w:rPr>
+              <w:t>fact</w:t>
+            </w:r>
+            <w:proofErr w:type="gramEnd"/>
+            <w:r>
+              <w:rPr>
+                <w:rFonts w:ascii="Source Sans 3" w:hAnsi="Source Sans 3"/>
+                <w:sz w:val="23"/>
+                <w:szCs w:val="23"/>
+              </w:rPr>
+              <w:t xml:space="preserve"> </w:t>
+            </w:r>
+            <w:r>
+              <w:rPr>
+                <w:rFonts w:ascii="Source Sans 3" w:hAnsi="Source Sans 3"/>
+                <w:sz w:val="23"/>
+                <w:szCs w:val="23"/>
+              </w:rPr>
+              <w:t>I'll probably fall over quite a lot!</w:t>
             </w:r>
           </w:p>
         </w:tc>
@@ -14155,7 +16355,7 @@
                 <w:sz w:val="23"/>
                 <w:szCs w:val="23"/>
               </w:rPr>
-              <w:t>Mindset_L1_56.mp3</w:t>
+              <w:t>Mindset_L1_55.mp3</w:t>
             </w:r>
           </w:p>
         </w:tc>
@@ -14179,110 +16379,48 @@
             <w:r>
               <w:rPr>
                 <w:rFonts w:ascii="Source Sans 3" w:hAnsi="Source Sans 3"/>
-                <w:b/>
-                <w:bCs/>
-                <w:sz w:val="23"/>
-                <w:szCs w:val="23"/>
-              </w:rPr>
-              <w:t>Examiner</w:t>
-            </w:r>
-            <w:r>
-              <w:rPr>
-                <w:rFonts w:ascii="Source Sans 3" w:hAnsi="Source Sans 3"/>
-                <w:sz w:val="23"/>
-                <w:szCs w:val="23"/>
-              </w:rPr>
-              <w:t>: Do you generally enjoy trying new things?</w:t>
-            </w:r>
-          </w:p>
-          <w:p>
-            <w:pPr>
-              <w:tabs>
-                <w:tab w:val="left" w:pos="4413"/>
-              </w:tabs>
-              <w:rPr>
-                <w:rFonts w:ascii="Source Sans 3" w:hAnsi="Source Sans 3"/>
-                <w:sz w:val="23"/>
-                <w:szCs w:val="23"/>
-              </w:rPr>
-            </w:pPr>
-            <w:r>
-              <w:rPr>
-                <w:rFonts w:ascii="Source Sans 3" w:hAnsi="Source Sans 3"/>
-                <w:b/>
-                <w:bCs/>
-                <w:sz w:val="23"/>
-                <w:szCs w:val="23"/>
-              </w:rPr>
-              <w:t>Candidate 1</w:t>
-            </w:r>
-            <w:r>
-              <w:rPr>
-                <w:rFonts w:ascii="Source Sans 3" w:hAnsi="Source Sans 3"/>
-                <w:sz w:val="23"/>
-                <w:szCs w:val="23"/>
-              </w:rPr>
-              <w:t>: Yes, I would say I like to try new things, meet new people. It's something that is very important to me.</w:t>
-            </w:r>
-          </w:p>
-          <w:p>
-            <w:pPr>
-              <w:tabs>
-                <w:tab w:val="left" w:pos="4413"/>
-              </w:tabs>
-              <w:rPr>
-                <w:rFonts w:ascii="Source Sans 3" w:hAnsi="Source Sans 3"/>
-                <w:sz w:val="23"/>
-                <w:szCs w:val="23"/>
-              </w:rPr>
-            </w:pPr>
-            <w:r>
-              <w:rPr>
-                <w:rFonts w:ascii="Source Sans 3" w:hAnsi="Source Sans 3"/>
-                <w:b/>
-                <w:bCs/>
-                <w:sz w:val="23"/>
-                <w:szCs w:val="23"/>
-              </w:rPr>
-              <w:t>Examiner</w:t>
-            </w:r>
-            <w:r>
-              <w:rPr>
-                <w:rFonts w:ascii="Source Sans 3" w:hAnsi="Source Sans 3"/>
-                <w:sz w:val="23"/>
-                <w:szCs w:val="23"/>
-              </w:rPr>
-              <w:t>: Is there any other activity you would like to try one day?</w:t>
-            </w:r>
-          </w:p>
-          <w:p>
-            <w:pPr>
-              <w:tabs>
-                <w:tab w:val="left" w:pos="4413"/>
-              </w:tabs>
-              <w:rPr>
-                <w:rFonts w:ascii="Source Sans 3" w:hAnsi="Source Sans 3"/>
-                <w:sz w:val="23"/>
-                <w:szCs w:val="23"/>
-              </w:rPr>
-            </w:pPr>
-            <w:r>
-              <w:rPr>
-                <w:rFonts w:ascii="Source Sans 3" w:hAnsi="Source Sans 3"/>
-                <w:b/>
-                <w:bCs/>
-                <w:sz w:val="23"/>
-                <w:szCs w:val="23"/>
-              </w:rPr>
-              <w:t>Candidate 2</w:t>
-            </w:r>
-            <w:r>
-              <w:rPr>
-                <w:rFonts w:ascii="Source Sans 3" w:hAnsi="Source Sans 3"/>
-                <w:sz w:val="23"/>
-                <w:szCs w:val="23"/>
-              </w:rPr>
-              <w:t>: Yes, I've always thought about windsurfing, I mean, I'm a big fan of the ocean and love water sports, so it's next on my list of things to do.</w:t>
+                <w:sz w:val="23"/>
+                <w:szCs w:val="23"/>
+              </w:rPr>
+              <w:t xml:space="preserve">I'm going to tell you about a leisure activity I'd like to do in the future. I'd really like to learn how to play the acoustic guitar. This is because I love music and I love the beautiful sound this kind of guitar makes. I also want to give myself a challenge and learn something new. I don't think it'll be too difficult for me because I already know how to read music. I play the piano but I'm not very good. I think playing the guitar will be easier. I also like the fact that you can carry a guitar round easily and play it anywhere. For </w:t>
+            </w:r>
+            <w:proofErr w:type="gramStart"/>
+            <w:r>
+              <w:rPr>
+                <w:rFonts w:ascii="Source Sans 3" w:hAnsi="Source Sans 3"/>
+                <w:sz w:val="23"/>
+                <w:szCs w:val="23"/>
+              </w:rPr>
+              <w:t>example</w:t>
+            </w:r>
+            <w:proofErr w:type="gramEnd"/>
+            <w:r>
+              <w:rPr>
+                <w:rFonts w:ascii="Source Sans 3" w:hAnsi="Source Sans 3"/>
+                <w:sz w:val="23"/>
+                <w:szCs w:val="23"/>
+              </w:rPr>
+              <w:t xml:space="preserve"> I can play it in the park or on the beach.</w:t>
+            </w:r>
+          </w:p>
+          <w:p>
+            <w:pPr>
+              <w:tabs>
+                <w:tab w:val="left" w:pos="4413"/>
+              </w:tabs>
+              <w:rPr>
+                <w:rFonts w:ascii="Source Sans 3" w:hAnsi="Source Sans 3"/>
+                <w:sz w:val="23"/>
+                <w:szCs w:val="23"/>
+              </w:rPr>
+            </w:pPr>
+            <w:r>
+              <w:rPr>
+                <w:rFonts w:ascii="Source Sans 3" w:hAnsi="Source Sans 3"/>
+                <w:sz w:val="23"/>
+                <w:szCs w:val="23"/>
+              </w:rPr>
+              <w:t>I can't think about learning it at the moment because I'm too busy. I need to focus on my studies and prepare for my exams. I think that I'd like to take up the guitar next year. All my exams will be over by then, so I'll have more time, and more money too. In fact, I'll need money to pay for lessons! I think that learning the guitar would change my life in a positive way. If I learn to play it really well, I'll start my own band. I'd love to perform live on stage at a concert. I think that would be fantastic!</w:t>
             </w:r>
           </w:p>
         </w:tc>
@@ -14324,23 +16462,7 @@
                 <w:sz w:val="23"/>
                 <w:szCs w:val="23"/>
               </w:rPr>
-              <w:t>Mindset_L1_</w:t>
-            </w:r>
-            <w:r>
-              <w:rPr>
-                <w:rFonts w:ascii="Source Sans 3" w:hAnsi="Source Sans 3" w:cs="Arial"/>
-                <w:sz w:val="23"/>
-                <w:szCs w:val="23"/>
-              </w:rPr>
-              <w:t>57</w:t>
-            </w:r>
-            <w:r>
-              <w:rPr>
-                <w:rFonts w:ascii="Source Sans 3" w:hAnsi="Source Sans 3" w:cs="Arial"/>
-                <w:sz w:val="23"/>
-                <w:szCs w:val="23"/>
-              </w:rPr>
-              <w:t>.mp3</w:t>
+              <w:t>Mindset_L1_56.mp3</w:t>
             </w:r>
           </w:p>
         </w:tc>
@@ -14369,195 +16491,105 @@
                 <w:sz w:val="23"/>
                 <w:szCs w:val="23"/>
               </w:rPr>
-              <w:t>to</w:t>
-            </w:r>
-            <w:r>
-              <w:rPr>
-                <w:rFonts w:ascii="Source Sans 3" w:hAnsi="Source Sans 3"/>
-                <w:sz w:val="23"/>
-                <w:szCs w:val="23"/>
-              </w:rPr>
-              <w:t>: I want to go now.</w:t>
-            </w:r>
-          </w:p>
-          <w:p>
-            <w:pPr>
-              <w:tabs>
-                <w:tab w:val="left" w:pos="4413"/>
-              </w:tabs>
-              <w:rPr>
-                <w:rFonts w:ascii="Source Sans 3" w:hAnsi="Source Sans 3"/>
-                <w:sz w:val="23"/>
-                <w:szCs w:val="23"/>
-              </w:rPr>
-            </w:pPr>
-            <w:r>
-              <w:rPr>
-                <w:rFonts w:ascii="Source Sans 3" w:hAnsi="Source Sans 3"/>
-                <w:b/>
-                <w:bCs/>
-                <w:sz w:val="23"/>
-                <w:szCs w:val="23"/>
-              </w:rPr>
-              <w:t>and</w:t>
-            </w:r>
-            <w:r>
-              <w:rPr>
-                <w:rFonts w:ascii="Source Sans 3" w:hAnsi="Source Sans 3"/>
-                <w:sz w:val="23"/>
-                <w:szCs w:val="23"/>
-              </w:rPr>
-              <w:t>: You have to wear a shirt an' tie.</w:t>
-            </w:r>
-          </w:p>
-          <w:p>
-            <w:pPr>
-              <w:tabs>
-                <w:tab w:val="left" w:pos="4413"/>
-              </w:tabs>
-              <w:rPr>
-                <w:rFonts w:ascii="Source Sans 3" w:hAnsi="Source Sans 3"/>
-                <w:sz w:val="23"/>
-                <w:szCs w:val="23"/>
-              </w:rPr>
-            </w:pPr>
-            <w:r>
-              <w:rPr>
-                <w:rFonts w:ascii="Source Sans 3" w:hAnsi="Source Sans 3"/>
-                <w:b/>
-                <w:bCs/>
-                <w:sz w:val="23"/>
-                <w:szCs w:val="23"/>
-              </w:rPr>
-              <w:t>a</w:t>
-            </w:r>
-            <w:r>
-              <w:rPr>
-                <w:rFonts w:ascii="Source Sans 3" w:hAnsi="Source Sans 3"/>
-                <w:sz w:val="23"/>
-                <w:szCs w:val="23"/>
-              </w:rPr>
-              <w:t>: Wait a minute.</w:t>
-            </w:r>
-          </w:p>
-          <w:p>
-            <w:pPr>
-              <w:tabs>
-                <w:tab w:val="left" w:pos="4413"/>
-              </w:tabs>
-              <w:rPr>
-                <w:rFonts w:ascii="Source Sans 3" w:hAnsi="Source Sans 3"/>
-                <w:sz w:val="23"/>
-                <w:szCs w:val="23"/>
-              </w:rPr>
-            </w:pPr>
-            <w:r>
-              <w:rPr>
-                <w:rFonts w:ascii="Source Sans 3" w:hAnsi="Source Sans 3"/>
-                <w:b/>
-                <w:bCs/>
-                <w:sz w:val="23"/>
-                <w:szCs w:val="23"/>
-              </w:rPr>
-              <w:t>of</w:t>
-            </w:r>
-            <w:r>
-              <w:rPr>
-                <w:rFonts w:ascii="Source Sans 3" w:hAnsi="Source Sans 3"/>
-                <w:sz w:val="23"/>
-                <w:szCs w:val="23"/>
-              </w:rPr>
-              <w:t>: Get me a glass of water.</w:t>
-            </w:r>
-          </w:p>
-          <w:p>
-            <w:pPr>
-              <w:tabs>
-                <w:tab w:val="left" w:pos="4413"/>
-              </w:tabs>
-              <w:rPr>
-                <w:rFonts w:ascii="Source Sans 3" w:hAnsi="Source Sans 3"/>
-                <w:sz w:val="23"/>
-                <w:szCs w:val="23"/>
-              </w:rPr>
-            </w:pPr>
-            <w:r>
-              <w:rPr>
-                <w:rFonts w:ascii="Source Sans 3" w:hAnsi="Source Sans 3"/>
-                <w:b/>
-                <w:bCs/>
-                <w:sz w:val="23"/>
-                <w:szCs w:val="23"/>
-              </w:rPr>
-              <w:t>some</w:t>
-            </w:r>
-            <w:r>
-              <w:rPr>
-                <w:rFonts w:ascii="Source Sans 3" w:hAnsi="Source Sans 3"/>
-                <w:sz w:val="23"/>
-                <w:szCs w:val="23"/>
-              </w:rPr>
-              <w:t>: Will you lend me some money?</w:t>
-            </w:r>
-          </w:p>
-          <w:p>
-            <w:pPr>
-              <w:tabs>
-                <w:tab w:val="left" w:pos="4413"/>
-              </w:tabs>
-              <w:rPr>
-                <w:rFonts w:ascii="Source Sans 3" w:hAnsi="Source Sans 3"/>
-                <w:sz w:val="23"/>
-                <w:szCs w:val="23"/>
-              </w:rPr>
-            </w:pPr>
-            <w:r>
-              <w:rPr>
-                <w:rFonts w:ascii="Source Sans 3" w:hAnsi="Source Sans 3"/>
-                <w:b/>
-                <w:bCs/>
-                <w:sz w:val="23"/>
-                <w:szCs w:val="23"/>
-              </w:rPr>
-              <w:t>for</w:t>
-            </w:r>
-            <w:r>
-              <w:rPr>
-                <w:rFonts w:ascii="Source Sans 3" w:hAnsi="Source Sans 3"/>
-                <w:sz w:val="23"/>
-                <w:szCs w:val="23"/>
-              </w:rPr>
-              <w:t>: This is for you.</w:t>
-            </w:r>
-          </w:p>
-          <w:p>
-            <w:pPr>
-              <w:tabs>
-                <w:tab w:val="left" w:pos="4413"/>
-              </w:tabs>
-              <w:rPr>
-                <w:rFonts w:ascii="Source Sans 3" w:hAnsi="Source Sans 3"/>
-                <w:sz w:val="23"/>
-                <w:szCs w:val="23"/>
-              </w:rPr>
-            </w:pPr>
-            <w:r>
-              <w:rPr>
-                <w:rFonts w:ascii="Source Sans 3" w:hAnsi="Source Sans 3"/>
-                <w:b/>
-                <w:bCs/>
-                <w:sz w:val="23"/>
-                <w:szCs w:val="23"/>
-              </w:rPr>
-              <w:t>from</w:t>
-            </w:r>
-            <w:r>
-              <w:rPr>
-                <w:rFonts w:ascii="Source Sans 3" w:hAnsi="Source Sans 3"/>
-                <w:sz w:val="23"/>
-                <w:szCs w:val="23"/>
-              </w:rPr>
-              <w:t>: I come from London.</w:t>
+              <w:t>Examiner</w:t>
+            </w:r>
+            <w:r>
+              <w:rPr>
+                <w:rFonts w:ascii="Source Sans 3" w:hAnsi="Source Sans 3"/>
+                <w:sz w:val="23"/>
+                <w:szCs w:val="23"/>
+              </w:rPr>
+              <w:t>: Do you generally enjoy trying new things?</w:t>
+            </w:r>
+          </w:p>
+          <w:p>
+            <w:pPr>
+              <w:tabs>
+                <w:tab w:val="left" w:pos="4413"/>
+              </w:tabs>
+              <w:rPr>
+                <w:rFonts w:ascii="Source Sans 3" w:hAnsi="Source Sans 3"/>
+                <w:sz w:val="23"/>
+                <w:szCs w:val="23"/>
+              </w:rPr>
+            </w:pPr>
+            <w:r>
+              <w:rPr>
+                <w:rFonts w:ascii="Source Sans 3" w:hAnsi="Source Sans 3"/>
+                <w:b/>
+                <w:bCs/>
+                <w:sz w:val="23"/>
+                <w:szCs w:val="23"/>
+              </w:rPr>
+              <w:t>Candidate 1</w:t>
+            </w:r>
+            <w:r>
+              <w:rPr>
+                <w:rFonts w:ascii="Source Sans 3" w:hAnsi="Source Sans 3"/>
+                <w:sz w:val="23"/>
+                <w:szCs w:val="23"/>
+              </w:rPr>
+              <w:t>: Yes, I would say I like to try new things, meet new people. It's something that is very important to me.</w:t>
+            </w:r>
+          </w:p>
+          <w:p>
+            <w:pPr>
+              <w:tabs>
+                <w:tab w:val="left" w:pos="4413"/>
+              </w:tabs>
+              <w:rPr>
+                <w:rFonts w:ascii="Source Sans 3" w:hAnsi="Source Sans 3"/>
+                <w:sz w:val="23"/>
+                <w:szCs w:val="23"/>
+              </w:rPr>
+            </w:pPr>
+            <w:r>
+              <w:rPr>
+                <w:rFonts w:ascii="Source Sans 3" w:hAnsi="Source Sans 3"/>
+                <w:b/>
+                <w:bCs/>
+                <w:sz w:val="23"/>
+                <w:szCs w:val="23"/>
+              </w:rPr>
+              <w:t>Examiner</w:t>
+            </w:r>
+            <w:r>
+              <w:rPr>
+                <w:rFonts w:ascii="Source Sans 3" w:hAnsi="Source Sans 3"/>
+                <w:sz w:val="23"/>
+                <w:szCs w:val="23"/>
+              </w:rPr>
+              <w:t>: Is there any other activity you would like to try one day?</w:t>
+            </w:r>
+          </w:p>
+          <w:p>
+            <w:pPr>
+              <w:tabs>
+                <w:tab w:val="left" w:pos="4413"/>
+              </w:tabs>
+              <w:rPr>
+                <w:rFonts w:ascii="Source Sans 3" w:hAnsi="Source Sans 3"/>
+                <w:sz w:val="23"/>
+                <w:szCs w:val="23"/>
+              </w:rPr>
+            </w:pPr>
+            <w:r>
+              <w:rPr>
+                <w:rFonts w:ascii="Source Sans 3" w:hAnsi="Source Sans 3"/>
+                <w:b/>
+                <w:bCs/>
+                <w:sz w:val="23"/>
+                <w:szCs w:val="23"/>
+              </w:rPr>
+              <w:t>Candidate 2</w:t>
+            </w:r>
+            <w:r>
+              <w:rPr>
+                <w:rFonts w:ascii="Source Sans 3" w:hAnsi="Source Sans 3"/>
+                <w:sz w:val="23"/>
+                <w:szCs w:val="23"/>
+              </w:rPr>
+              <w:t>: Yes, I've always thought about windsurfing, I mean, I'm a big fan of the ocean and love water sports, so it's next on my list of things to do.</w:t>
             </w:r>
           </w:p>
         </w:tc>
@@ -14607,7 +16639,7 @@
                 <w:sz w:val="23"/>
                 <w:szCs w:val="23"/>
               </w:rPr>
-              <w:t>59</w:t>
+              <w:t>57</w:t>
             </w:r>
             <w:r>
               <w:rPr>
@@ -14639,30 +16671,218 @@
             <w:r>
               <w:rPr>
                 <w:rFonts w:ascii="Source Sans 3" w:hAnsi="Source Sans 3"/>
-                <w:sz w:val="23"/>
-                <w:szCs w:val="23"/>
-              </w:rPr>
-              <w:t>Justin Bieber's rise to fame is an interesting story. He was interested in music from a very early age and he taught himself how to play a whole selection of musical instruments, which I think is rare in youngsters these days. Like a lot of teenagers who want to be pop stars, he learnt the guitar. But, whereas very few of those teenagers put in the effort needed to be successful, Bieber, on the other hand, not only learnt how to play the piano as well, but also mastered the drums and even the trumpet! One day he hopes to learn the violin.</w:t>
-            </w:r>
-          </w:p>
-          <w:p>
-            <w:pPr>
-              <w:tabs>
-                <w:tab w:val="left" w:pos="4413"/>
-              </w:tabs>
-              <w:rPr>
-                <w:rFonts w:ascii="Source Sans 3" w:hAnsi="Source Sans 3"/>
-                <w:sz w:val="23"/>
-                <w:szCs w:val="23"/>
-              </w:rPr>
-            </w:pPr>
-            <w:r>
-              <w:rPr>
-                <w:rFonts w:ascii="Source Sans 3" w:hAnsi="Source Sans 3"/>
-                <w:sz w:val="23"/>
-                <w:szCs w:val="23"/>
-              </w:rPr>
-              <w:t>He was clearly gifted, and his mother used to arrange for him to take part in local competitions. He came second in one, and his mother posted his performance on YouTube. She kept posting other clips of him singing, and soon these attracted a number of fans who started following him, though at this point he still hadn't found fame. His big break came when a music executive came across these videos by accident when he was looking for a performance by a different artist. He immediately recognised Bieber's talent and gave the teenager a contract with his recording company. His first record was a worldwide hit. He shot to fame in just two years and is now a global superstar, one of the most well-known performers the world has ever seen.</w:t>
+                <w:b/>
+                <w:bCs/>
+                <w:sz w:val="23"/>
+                <w:szCs w:val="23"/>
+              </w:rPr>
+              <w:t>to</w:t>
+            </w:r>
+            <w:r>
+              <w:rPr>
+                <w:rFonts w:ascii="Source Sans 3" w:hAnsi="Source Sans 3"/>
+                <w:sz w:val="23"/>
+                <w:szCs w:val="23"/>
+              </w:rPr>
+              <w:t>: I want to go now.</w:t>
+            </w:r>
+          </w:p>
+          <w:p>
+            <w:pPr>
+              <w:tabs>
+                <w:tab w:val="left" w:pos="4413"/>
+              </w:tabs>
+              <w:rPr>
+                <w:rFonts w:ascii="Source Sans 3" w:hAnsi="Source Sans 3"/>
+                <w:sz w:val="23"/>
+                <w:szCs w:val="23"/>
+              </w:rPr>
+            </w:pPr>
+            <w:r>
+              <w:rPr>
+                <w:rFonts w:ascii="Source Sans 3" w:hAnsi="Source Sans 3"/>
+                <w:b/>
+                <w:bCs/>
+                <w:sz w:val="23"/>
+                <w:szCs w:val="23"/>
+              </w:rPr>
+              <w:t>and</w:t>
+            </w:r>
+            <w:r>
+              <w:rPr>
+                <w:rFonts w:ascii="Source Sans 3" w:hAnsi="Source Sans 3"/>
+                <w:sz w:val="23"/>
+                <w:szCs w:val="23"/>
+              </w:rPr>
+              <w:t xml:space="preserve">: You have to wear a shirt </w:t>
+            </w:r>
+            <w:proofErr w:type="gramStart"/>
+            <w:r>
+              <w:rPr>
+                <w:rFonts w:ascii="Source Sans 3" w:hAnsi="Source Sans 3"/>
+                <w:sz w:val="23"/>
+                <w:szCs w:val="23"/>
+              </w:rPr>
+              <w:t>an</w:t>
+            </w:r>
+            <w:proofErr w:type="gramEnd"/>
+            <w:r>
+              <w:rPr>
+                <w:rFonts w:ascii="Source Sans 3" w:hAnsi="Source Sans 3"/>
+                <w:sz w:val="23"/>
+                <w:szCs w:val="23"/>
+              </w:rPr>
+              <w:t>' tie.</w:t>
+            </w:r>
+          </w:p>
+          <w:p>
+            <w:pPr>
+              <w:tabs>
+                <w:tab w:val="left" w:pos="4413"/>
+              </w:tabs>
+              <w:rPr>
+                <w:rFonts w:ascii="Source Sans 3" w:hAnsi="Source Sans 3"/>
+                <w:sz w:val="23"/>
+                <w:szCs w:val="23"/>
+              </w:rPr>
+            </w:pPr>
+            <w:r>
+              <w:rPr>
+                <w:rFonts w:ascii="Source Sans 3" w:hAnsi="Source Sans 3"/>
+                <w:b/>
+                <w:bCs/>
+                <w:sz w:val="23"/>
+                <w:szCs w:val="23"/>
+              </w:rPr>
+              <w:t>a</w:t>
+            </w:r>
+            <w:r>
+              <w:rPr>
+                <w:rFonts w:ascii="Source Sans 3" w:hAnsi="Source Sans 3"/>
+                <w:sz w:val="23"/>
+                <w:szCs w:val="23"/>
+              </w:rPr>
+              <w:t>: Wait a minute.</w:t>
+            </w:r>
+          </w:p>
+          <w:p>
+            <w:pPr>
+              <w:tabs>
+                <w:tab w:val="left" w:pos="4413"/>
+              </w:tabs>
+              <w:rPr>
+                <w:rFonts w:ascii="Source Sans 3" w:hAnsi="Source Sans 3"/>
+                <w:sz w:val="23"/>
+                <w:szCs w:val="23"/>
+              </w:rPr>
+            </w:pPr>
+            <w:r>
+              <w:rPr>
+                <w:rFonts w:ascii="Source Sans 3" w:hAnsi="Source Sans 3"/>
+                <w:b/>
+                <w:bCs/>
+                <w:sz w:val="23"/>
+                <w:szCs w:val="23"/>
+              </w:rPr>
+              <w:t>of</w:t>
+            </w:r>
+            <w:r>
+              <w:rPr>
+                <w:rFonts w:ascii="Source Sans 3" w:hAnsi="Source Sans 3"/>
+                <w:sz w:val="23"/>
+                <w:szCs w:val="23"/>
+              </w:rPr>
+              <w:t>: Get me a glass of water.</w:t>
+            </w:r>
+          </w:p>
+          <w:p>
+            <w:pPr>
+              <w:tabs>
+                <w:tab w:val="left" w:pos="4413"/>
+              </w:tabs>
+              <w:rPr>
+                <w:rFonts w:ascii="Source Sans 3" w:hAnsi="Source Sans 3"/>
+                <w:sz w:val="23"/>
+                <w:szCs w:val="23"/>
+              </w:rPr>
+            </w:pPr>
+            <w:r>
+              <w:rPr>
+                <w:rFonts w:ascii="Source Sans 3" w:hAnsi="Source Sans 3"/>
+                <w:b/>
+                <w:bCs/>
+                <w:sz w:val="23"/>
+                <w:szCs w:val="23"/>
+              </w:rPr>
+              <w:t>some</w:t>
+            </w:r>
+            <w:r>
+              <w:rPr>
+                <w:rFonts w:ascii="Source Sans 3" w:hAnsi="Source Sans 3"/>
+                <w:sz w:val="23"/>
+                <w:szCs w:val="23"/>
+              </w:rPr>
+              <w:t>: Will you lend me some money?</w:t>
+            </w:r>
+          </w:p>
+          <w:p>
+            <w:pPr>
+              <w:tabs>
+                <w:tab w:val="left" w:pos="4413"/>
+              </w:tabs>
+              <w:rPr>
+                <w:rFonts w:ascii="Source Sans 3" w:hAnsi="Source Sans 3"/>
+                <w:sz w:val="23"/>
+                <w:szCs w:val="23"/>
+              </w:rPr>
+            </w:pPr>
+            <w:r>
+              <w:rPr>
+                <w:rFonts w:ascii="Source Sans 3" w:hAnsi="Source Sans 3"/>
+                <w:b/>
+                <w:bCs/>
+                <w:sz w:val="23"/>
+                <w:szCs w:val="23"/>
+              </w:rPr>
+              <w:t>for</w:t>
+            </w:r>
+            <w:r>
+              <w:rPr>
+                <w:rFonts w:ascii="Source Sans 3" w:hAnsi="Source Sans 3"/>
+                <w:sz w:val="23"/>
+                <w:szCs w:val="23"/>
+              </w:rPr>
+              <w:t>: This is for you.</w:t>
+            </w:r>
+          </w:p>
+          <w:p>
+            <w:pPr>
+              <w:tabs>
+                <w:tab w:val="left" w:pos="4413"/>
+              </w:tabs>
+              <w:rPr>
+                <w:rFonts w:ascii="Source Sans 3" w:hAnsi="Source Sans 3"/>
+                <w:sz w:val="23"/>
+                <w:szCs w:val="23"/>
+              </w:rPr>
+            </w:pPr>
+            <w:r>
+              <w:rPr>
+                <w:rFonts w:ascii="Source Sans 3" w:hAnsi="Source Sans 3"/>
+                <w:b/>
+                <w:bCs/>
+                <w:sz w:val="23"/>
+                <w:szCs w:val="23"/>
+              </w:rPr>
+              <w:t>from</w:t>
+            </w:r>
+            <w:r>
+              <w:rPr>
+                <w:rFonts w:ascii="Source Sans 3" w:hAnsi="Source Sans 3"/>
+                <w:sz w:val="23"/>
+                <w:szCs w:val="23"/>
+              </w:rPr>
+              <w:t>: I come from London.</w:t>
             </w:r>
           </w:p>
         </w:tc>
@@ -14712,7 +16932,7 @@
                 <w:sz w:val="23"/>
                 <w:szCs w:val="23"/>
               </w:rPr>
-              <w:t>60</w:t>
+              <w:t>59</w:t>
             </w:r>
             <w:r>
               <w:rPr>
@@ -14744,50 +16964,48 @@
             <w:r>
               <w:rPr>
                 <w:rFonts w:ascii="Source Sans 3" w:hAnsi="Source Sans 3"/>
-                <w:b/>
-                <w:bCs/>
-                <w:sz w:val="23"/>
-                <w:szCs w:val="23"/>
-              </w:rPr>
-              <w:t>A</w:t>
-            </w:r>
-            <w:r>
-              <w:rPr>
-                <w:rFonts w:ascii="Source Sans 3" w:hAnsi="Source Sans 3"/>
-                <w:sz w:val="23"/>
-                <w:szCs w:val="23"/>
-              </w:rPr>
-              <w:t>: I wouldn't like to be famous. I would hate people to recognise me all the time. You would always be followed by journalists and never able to have a private life. Being followed on a good day, when you've been to the hairdresser and are wearing your best jeans, is perhaps acceptable, but can you imagine how it would make you feel on a bad day?</w:t>
-            </w:r>
-          </w:p>
-          <w:p>
-            <w:pPr>
-              <w:tabs>
-                <w:tab w:val="left" w:pos="4413"/>
-              </w:tabs>
-              <w:rPr>
-                <w:rFonts w:ascii="Source Sans 3" w:hAnsi="Source Sans 3"/>
-                <w:sz w:val="23"/>
-                <w:szCs w:val="23"/>
-              </w:rPr>
-            </w:pPr>
-            <w:r>
-              <w:rPr>
-                <w:rFonts w:ascii="Source Sans 3" w:hAnsi="Source Sans 3"/>
-                <w:b/>
-                <w:bCs/>
-                <w:sz w:val="23"/>
-                <w:szCs w:val="23"/>
-              </w:rPr>
-              <w:t>B</w:t>
-            </w:r>
-            <w:r>
-              <w:rPr>
-                <w:rFonts w:ascii="Source Sans 3" w:hAnsi="Source Sans 3"/>
-                <w:sz w:val="23"/>
-                <w:szCs w:val="23"/>
-              </w:rPr>
-              <w:t>: I would love to be famous. I would adore all the attention and the special treatment. Everywhere I went, people would know my name and I wouldn't need to queue any more. The best part, though, would be meeting other famous people. I can imagine that would be so interesting. They would come to my private yacht and I would visit their mansions.</w:t>
+                <w:sz w:val="23"/>
+                <w:szCs w:val="23"/>
+              </w:rPr>
+              <w:t>Justin Bieber's rise to fame is an interesting story. He was interested in music from a very early age and he taught himself how to play a whole selection of musical instruments, which I think is rare in youngsters these days. Like a lot of teenagers who want to be pop stars, he learnt the guitar. But, whereas very few of those teenagers put in the effort needed to be successful, Bieber, on the other hand, not only learnt how to play the piano as well, but also mastered the drums and even the trumpet! One day he hopes to learn the violin.</w:t>
+            </w:r>
+          </w:p>
+          <w:p>
+            <w:pPr>
+              <w:tabs>
+                <w:tab w:val="left" w:pos="4413"/>
+              </w:tabs>
+              <w:rPr>
+                <w:rFonts w:ascii="Source Sans 3" w:hAnsi="Source Sans 3"/>
+                <w:sz w:val="23"/>
+                <w:szCs w:val="23"/>
+              </w:rPr>
+            </w:pPr>
+            <w:r>
+              <w:rPr>
+                <w:rFonts w:ascii="Source Sans 3" w:hAnsi="Source Sans 3"/>
+                <w:sz w:val="23"/>
+                <w:szCs w:val="23"/>
+              </w:rPr>
+              <w:t xml:space="preserve">He was clearly gifted, and his mother used to arrange for him to take part in local competitions. He came second in one, and his mother posted his performance on YouTube. She kept posting other clips of him singing, and soon these attracted a number of fans who started following him, though at this point he still hadn't found fame. His big break came when a music executive came across these videos by accident when he was looking for a performance by a different artist. He immediately </w:t>
+            </w:r>
+            <w:proofErr w:type="spellStart"/>
+            <w:r>
+              <w:rPr>
+                <w:rFonts w:ascii="Source Sans 3" w:hAnsi="Source Sans 3"/>
+                <w:sz w:val="23"/>
+                <w:szCs w:val="23"/>
+              </w:rPr>
+              <w:t>recognised</w:t>
+            </w:r>
+            <w:proofErr w:type="spellEnd"/>
+            <w:r>
+              <w:rPr>
+                <w:rFonts w:ascii="Source Sans 3" w:hAnsi="Source Sans 3"/>
+                <w:sz w:val="23"/>
+                <w:szCs w:val="23"/>
+              </w:rPr>
+              <w:t xml:space="preserve"> Bieber's talent and gave the teenager a contract with his recording company. His first record was a worldwide hit. He shot to fame in just two years and is now a global superstar, one of the most well-known performers the world has ever seen.</w:t>
             </w:r>
           </w:p>
         </w:tc>
@@ -14837,7 +17055,7 @@
                 <w:sz w:val="23"/>
                 <w:szCs w:val="23"/>
               </w:rPr>
-              <w:t>61</w:t>
+              <w:t>60</w:t>
             </w:r>
             <w:r>
               <w:rPr>
@@ -14870,262 +17088,68 @@
               <w:rPr>
                 <w:rFonts w:ascii="Source Sans 3" w:hAnsi="Source Sans 3"/>
                 <w:b/>
-                <w:sz w:val="23"/>
-                <w:szCs w:val="23"/>
-              </w:rPr>
-              <w:t>Interviewer:</w:t>
-            </w:r>
-            <w:r>
-              <w:rPr>
-                <w:rFonts w:ascii="Source Sans 3" w:hAnsi="Source Sans 3"/>
-                <w:sz w:val="23"/>
-                <w:szCs w:val="23"/>
-              </w:rPr>
-              <w:t xml:space="preserve"> So, you've been a famous singer for over three decades now. What advice would you give to someone wanting to become famous?</w:t>
-            </w:r>
-          </w:p>
-          <w:p>
-            <w:pPr>
-              <w:tabs>
-                <w:tab w:val="left" w:pos="4413"/>
-              </w:tabs>
-              <w:rPr>
-                <w:rFonts w:ascii="Source Sans 3" w:hAnsi="Source Sans 3"/>
-                <w:sz w:val="23"/>
-                <w:szCs w:val="23"/>
-              </w:rPr>
-            </w:pPr>
-            <w:r>
-              <w:rPr>
-                <w:rFonts w:ascii="Source Sans 3" w:hAnsi="Source Sans 3"/>
-                <w:b/>
-                <w:sz w:val="23"/>
-                <w:szCs w:val="23"/>
-              </w:rPr>
-              <w:t>Celebrity:</w:t>
-            </w:r>
-            <w:r>
-              <w:rPr>
-                <w:rFonts w:ascii="Source Sans 3" w:hAnsi="Source Sans 3"/>
-                <w:sz w:val="23"/>
-                <w:szCs w:val="23"/>
-              </w:rPr>
-              <w:t xml:space="preserve"> Well, my first piece of advice is - don't try and become famous. Instead focus on being good at something. Choose something you enjoy and then work hard at doing well in that area.</w:t>
-            </w:r>
-          </w:p>
-          <w:p>
-            <w:pPr>
-              <w:tabs>
-                <w:tab w:val="left" w:pos="4413"/>
-              </w:tabs>
-              <w:rPr>
-                <w:rFonts w:ascii="Source Sans 3" w:hAnsi="Source Sans 3"/>
-                <w:sz w:val="23"/>
-                <w:szCs w:val="23"/>
-              </w:rPr>
-            </w:pPr>
-            <w:r>
-              <w:rPr>
-                <w:rFonts w:ascii="Source Sans 3" w:hAnsi="Source Sans 3"/>
-                <w:b/>
-                <w:sz w:val="23"/>
-                <w:szCs w:val="23"/>
-              </w:rPr>
-              <w:t>Interviewer:</w:t>
-            </w:r>
-            <w:r>
-              <w:rPr>
-                <w:rFonts w:ascii="Source Sans 3" w:hAnsi="Source Sans 3"/>
-                <w:sz w:val="23"/>
-                <w:szCs w:val="23"/>
-              </w:rPr>
-              <w:t xml:space="preserve"> What did you do to become such a successful singer?</w:t>
-            </w:r>
-          </w:p>
-          <w:p>
-            <w:pPr>
-              <w:tabs>
-                <w:tab w:val="left" w:pos="4413"/>
-              </w:tabs>
-              <w:rPr>
-                <w:rFonts w:ascii="Source Sans 3" w:hAnsi="Source Sans 3"/>
-                <w:sz w:val="23"/>
-                <w:szCs w:val="23"/>
-              </w:rPr>
-            </w:pPr>
-            <w:r>
-              <w:rPr>
-                <w:rFonts w:ascii="Source Sans 3" w:hAnsi="Source Sans 3"/>
-                <w:b/>
-                <w:sz w:val="23"/>
-                <w:szCs w:val="23"/>
-              </w:rPr>
-              <w:t>Celebrity:</w:t>
-            </w:r>
-            <w:r>
-              <w:rPr>
-                <w:rFonts w:ascii="Source Sans 3" w:hAnsi="Source Sans 3"/>
-                <w:sz w:val="23"/>
-                <w:szCs w:val="23"/>
-              </w:rPr>
-              <w:t xml:space="preserve"> Well, a good way to be the best is to learn from the</w:t>
-            </w:r>
-          </w:p>
-          <w:p>
-            <w:pPr>
-              <w:tabs>
-                <w:tab w:val="left" w:pos="4413"/>
-              </w:tabs>
-              <w:rPr>
-                <w:rFonts w:ascii="Source Sans 3" w:hAnsi="Source Sans 3"/>
-                <w:sz w:val="23"/>
-                <w:szCs w:val="23"/>
-              </w:rPr>
-            </w:pPr>
-            <w:r>
-              <w:rPr>
-                <w:rFonts w:ascii="Source Sans 3" w:hAnsi="Source Sans 3"/>
+                <w:bCs/>
+                <w:sz w:val="23"/>
+                <w:szCs w:val="23"/>
+              </w:rPr>
+              <w:t>A</w:t>
+            </w:r>
+            <w:r>
+              <w:rPr>
+                <w:rFonts w:ascii="Source Sans 3" w:hAnsi="Source Sans 3"/>
+                <w:sz w:val="23"/>
+                <w:szCs w:val="23"/>
+              </w:rPr>
+              <w:t xml:space="preserve">: I wouldn't like to be famous. I would hate people to </w:t>
+            </w:r>
+            <w:proofErr w:type="spellStart"/>
+            <w:r>
+              <w:rPr>
+                <w:rFonts w:ascii="Source Sans 3" w:hAnsi="Source Sans 3"/>
+                <w:sz w:val="23"/>
+                <w:szCs w:val="23"/>
+              </w:rPr>
+              <w:t>recognise</w:t>
+            </w:r>
+            <w:proofErr w:type="spellEnd"/>
+            <w:r>
+              <w:rPr>
+                <w:rFonts w:ascii="Source Sans 3" w:hAnsi="Source Sans 3"/>
+                <w:sz w:val="23"/>
+                <w:szCs w:val="23"/>
+              </w:rPr>
+              <w:t xml:space="preserve"> me all the time. You would always be followed by journalists and never able to have a private life. Being followed on a good day, when you've been to the hairdresser and are wearing your best jeans, is perhaps acceptable, but can you imagine how it would make you feel on a bad day?</w:t>
+            </w:r>
+          </w:p>
+          <w:p>
+            <w:pPr>
+              <w:tabs>
+                <w:tab w:val="left" w:pos="4413"/>
+              </w:tabs>
+              <w:rPr>
+                <w:rFonts w:ascii="Source Sans 3" w:hAnsi="Source Sans 3"/>
+                <w:sz w:val="23"/>
+                <w:szCs w:val="23"/>
+              </w:rPr>
+            </w:pPr>
+            <w:r>
+              <w:rPr>
+                <w:rFonts w:ascii="Source Sans 3" w:hAnsi="Source Sans 3"/>
+                <w:b/>
+                <w:bCs/>
                 <w:sz w:val="23"/>
                 <w:szCs w:val="23"/>
               </w:rPr>
               <w:lastRenderedPageBreak/>
-              <w:t>experts. Find people you admire in your area of interest. Try to get as close to them as possible. Observe them carefully. If possible, talk to them. Ask lots of questions. Don't copy them, but try to learn from them. And don't be afraid to experiment, try something new.</w:t>
-            </w:r>
-          </w:p>
-          <w:p>
-            <w:pPr>
-              <w:tabs>
-                <w:tab w:val="left" w:pos="4413"/>
-              </w:tabs>
-              <w:rPr>
-                <w:rFonts w:ascii="Source Sans 3" w:hAnsi="Source Sans 3"/>
-                <w:sz w:val="23"/>
-                <w:szCs w:val="23"/>
-              </w:rPr>
-            </w:pPr>
-            <w:r>
-              <w:rPr>
-                <w:rFonts w:ascii="Source Sans 3" w:hAnsi="Source Sans 3"/>
-                <w:b/>
-                <w:sz w:val="23"/>
-                <w:szCs w:val="23"/>
-              </w:rPr>
-              <w:t>Interviewer:</w:t>
-            </w:r>
-            <w:r>
-              <w:rPr>
-                <w:rFonts w:ascii="Source Sans 3" w:hAnsi="Source Sans 3"/>
-                <w:sz w:val="23"/>
-                <w:szCs w:val="23"/>
-              </w:rPr>
-              <w:t xml:space="preserve"> Being the best is one thing, but how did you get yourself known?</w:t>
-            </w:r>
-          </w:p>
-          <w:p>
-            <w:pPr>
-              <w:tabs>
-                <w:tab w:val="left" w:pos="4413"/>
-              </w:tabs>
-              <w:rPr>
-                <w:rFonts w:ascii="Source Sans 3" w:hAnsi="Source Sans 3"/>
-                <w:sz w:val="23"/>
-                <w:szCs w:val="23"/>
-              </w:rPr>
-            </w:pPr>
-            <w:r>
-              <w:rPr>
-                <w:rFonts w:ascii="Source Sans 3" w:hAnsi="Source Sans 3"/>
-                <w:b/>
-                <w:sz w:val="23"/>
-                <w:szCs w:val="23"/>
-              </w:rPr>
-              <w:t>Celebrity:</w:t>
-            </w:r>
-            <w:r>
-              <w:rPr>
-                <w:rFonts w:ascii="Source Sans 3" w:hAnsi="Source Sans 3"/>
-                <w:sz w:val="23"/>
-                <w:szCs w:val="23"/>
-              </w:rPr>
-              <w:t xml:space="preserve"> Getting yourself known is indeed another skill you must</w:t>
-            </w:r>
-          </w:p>
-          <w:p>
-            <w:pPr>
-              <w:tabs>
-                <w:tab w:val="left" w:pos="4413"/>
-              </w:tabs>
-              <w:rPr>
-                <w:rFonts w:ascii="Source Sans 3" w:hAnsi="Source Sans 3"/>
-                <w:sz w:val="23"/>
-                <w:szCs w:val="23"/>
-              </w:rPr>
-            </w:pPr>
-            <w:r>
-              <w:rPr>
-                <w:rFonts w:ascii="Source Sans 3" w:hAnsi="Source Sans 3"/>
-                <w:sz w:val="23"/>
-                <w:szCs w:val="23"/>
-              </w:rPr>
-              <w:t>work on. One thing is for sure, nobody is going to come to you. You have to make opportunities for yourself. You have a product to sell and the product is you. It's much easier to do that these days, especially with the internet around. Many people use social media for this.</w:t>
-            </w:r>
-          </w:p>
-          <w:p>
-            <w:pPr>
-              <w:tabs>
-                <w:tab w:val="left" w:pos="4413"/>
-              </w:tabs>
-              <w:rPr>
-                <w:rFonts w:ascii="Source Sans 3" w:hAnsi="Source Sans 3"/>
-                <w:sz w:val="23"/>
-                <w:szCs w:val="23"/>
-              </w:rPr>
-            </w:pPr>
-            <w:r>
-              <w:rPr>
-                <w:rFonts w:ascii="Source Sans 3" w:hAnsi="Source Sans 3"/>
-                <w:b/>
-                <w:sz w:val="23"/>
-                <w:szCs w:val="23"/>
-              </w:rPr>
-              <w:t>Interviewer:</w:t>
-            </w:r>
-            <w:r>
-              <w:rPr>
-                <w:rFonts w:ascii="Source Sans 3" w:hAnsi="Source Sans 3"/>
-                <w:sz w:val="23"/>
-                <w:szCs w:val="23"/>
-              </w:rPr>
-              <w:t xml:space="preserve"> Any other piece of advice?</w:t>
-            </w:r>
-          </w:p>
-          <w:p>
-            <w:pPr>
-              <w:tabs>
-                <w:tab w:val="left" w:pos="4413"/>
-              </w:tabs>
-              <w:rPr>
-                <w:rFonts w:ascii="Source Sans 3" w:hAnsi="Source Sans 3"/>
-                <w:sz w:val="23"/>
-                <w:szCs w:val="23"/>
-              </w:rPr>
-            </w:pPr>
-            <w:r>
-              <w:rPr>
-                <w:rFonts w:ascii="Source Sans 3" w:hAnsi="Source Sans 3"/>
-                <w:b/>
-                <w:sz w:val="23"/>
-                <w:szCs w:val="23"/>
-              </w:rPr>
-              <w:t>Celebrity:</w:t>
-            </w:r>
-            <w:r>
-              <w:rPr>
-                <w:rFonts w:ascii="Source Sans 3" w:hAnsi="Source Sans 3"/>
-                <w:sz w:val="23"/>
-                <w:szCs w:val="23"/>
-              </w:rPr>
-              <w:t xml:space="preserve"> Yes, the last thing I would say is, if you want to be really successful in something, you will most likely experience a certain amount of failure. People who fail at some point often say that the experience has been a great lesson and helped them on the road to success. Try to learn from these moments instead of being frightened of them. In fact, some of the most successful people have often failed countless times before reaching their end goal. What makes them successful, is that they kept on trying regardless.</w:t>
+              <w:t>B</w:t>
+            </w:r>
+            <w:r>
+              <w:rPr>
+                <w:rFonts w:ascii="Source Sans 3" w:hAnsi="Source Sans 3"/>
+                <w:sz w:val="23"/>
+                <w:szCs w:val="23"/>
+              </w:rPr>
+              <w:t>: I would love to be famous. I would adore all the attention and the special treatment. Everywhere I went, people would know my name and I wouldn't need to queue any more. The best part, though, would be meeting other famous people. I can imagine that would be so interesting. They would come to my private yacht and I would visit their mansions.</w:t>
             </w:r>
           </w:p>
         </w:tc>
@@ -15175,7 +17199,7 @@
                 <w:sz w:val="23"/>
                 <w:szCs w:val="23"/>
               </w:rPr>
-              <w:t>62</w:t>
+              <w:t>61</w:t>
             </w:r>
             <w:r>
               <w:rPr>
@@ -15207,70 +17231,280 @@
             <w:r>
               <w:rPr>
                 <w:rFonts w:ascii="Source Sans 3" w:hAnsi="Source Sans 3"/>
-                <w:sz w:val="23"/>
-                <w:szCs w:val="23"/>
-              </w:rPr>
-              <w:t>If you're going to take film-making seriously, you need to learn how to get the best from your camcorder. Many people use camcorders these days, to make short videos of their friends and family, and often people just use the automatic functions. These work well enough for those types of occasion, but if you want to take a more professional approach for the production of your short film, you should have some knowledge of the camcorder's manual functions too.</w:t>
-            </w:r>
-          </w:p>
-          <w:p>
-            <w:pPr>
-              <w:tabs>
-                <w:tab w:val="left" w:pos="4413"/>
-              </w:tabs>
-              <w:rPr>
-                <w:rFonts w:ascii="Source Sans 3" w:hAnsi="Source Sans 3"/>
-                <w:sz w:val="23"/>
-                <w:szCs w:val="23"/>
-              </w:rPr>
-            </w:pPr>
-            <w:r>
-              <w:rPr>
-                <w:rFonts w:ascii="Source Sans 3" w:hAnsi="Source Sans 3"/>
-                <w:sz w:val="23"/>
-                <w:szCs w:val="23"/>
-              </w:rPr>
-              <w:t>In this tutorial I will start by discussing three of the most basic functions: the focus, the iris and the zoom. The focus control is usually the manual focus ring at the front of the lens, well certainly with professional cameras. It's a particularly useful function if used correctly. The ring turns anti-clockwise for a more distant focus and clockwise for a closer focus.</w:t>
-            </w:r>
-          </w:p>
-          <w:p>
-            <w:pPr>
-              <w:tabs>
-                <w:tab w:val="left" w:pos="4413"/>
-              </w:tabs>
-              <w:rPr>
-                <w:rFonts w:ascii="Source Sans 3" w:hAnsi="Source Sans 3"/>
-                <w:sz w:val="23"/>
-                <w:szCs w:val="23"/>
-              </w:rPr>
-            </w:pPr>
-            <w:r>
-              <w:rPr>
-                <w:rFonts w:ascii="Source Sans 3" w:hAnsi="Source Sans 3"/>
-                <w:sz w:val="23"/>
-                <w:szCs w:val="23"/>
-              </w:rPr>
-              <w:t>Next, I will talk about the iris ring. This is also located on the lens. It manages how much light appears through the lens, through the adjustable opening called the aperture. As you let more light into the shot, it naturally becomes brighter.</w:t>
-            </w:r>
-          </w:p>
-          <w:p>
-            <w:pPr>
-              <w:tabs>
-                <w:tab w:val="left" w:pos="4413"/>
-              </w:tabs>
-              <w:rPr>
-                <w:rFonts w:ascii="Source Sans 3" w:hAnsi="Source Sans 3"/>
-                <w:sz w:val="23"/>
-                <w:szCs w:val="23"/>
-              </w:rPr>
-            </w:pPr>
-            <w:r>
-              <w:rPr>
-                <w:rFonts w:ascii="Source Sans 3" w:hAnsi="Source Sans 3"/>
-                <w:sz w:val="23"/>
-                <w:szCs w:val="23"/>
-              </w:rPr>
-              <w:t>Finally, I will talk about the zoom function. Many people use this function and it's often over-used! Used in moderation, however, this very popular feature can be a really useful tool. It moves your perspective closer or further away from your chosen subject. I would advise, however, that whilst shooting a long zoom, you use a tripod.</w:t>
+                <w:b/>
+                <w:sz w:val="23"/>
+                <w:szCs w:val="23"/>
+              </w:rPr>
+              <w:t>Interviewer:</w:t>
+            </w:r>
+            <w:r>
+              <w:rPr>
+                <w:rFonts w:ascii="Source Sans 3" w:hAnsi="Source Sans 3"/>
+                <w:sz w:val="23"/>
+                <w:szCs w:val="23"/>
+              </w:rPr>
+              <w:t xml:space="preserve"> So, you've been a famous singer for over three decades now. What advice would you give to someone wanting to become famous?</w:t>
+            </w:r>
+          </w:p>
+          <w:p>
+            <w:pPr>
+              <w:tabs>
+                <w:tab w:val="left" w:pos="4413"/>
+              </w:tabs>
+              <w:rPr>
+                <w:rFonts w:ascii="Source Sans 3" w:hAnsi="Source Sans 3"/>
+                <w:sz w:val="23"/>
+                <w:szCs w:val="23"/>
+              </w:rPr>
+            </w:pPr>
+            <w:r>
+              <w:rPr>
+                <w:rFonts w:ascii="Source Sans 3" w:hAnsi="Source Sans 3"/>
+                <w:b/>
+                <w:sz w:val="23"/>
+                <w:szCs w:val="23"/>
+              </w:rPr>
+              <w:t>Celebrity:</w:t>
+            </w:r>
+            <w:r>
+              <w:rPr>
+                <w:rFonts w:ascii="Source Sans 3" w:hAnsi="Source Sans 3"/>
+                <w:sz w:val="23"/>
+                <w:szCs w:val="23"/>
+              </w:rPr>
+              <w:t xml:space="preserve"> Well, my first piece of advice is - don't try and become famous. Instead focus on being good at something. Choose something you enjoy and then work hard at doing well in that area.</w:t>
+            </w:r>
+          </w:p>
+          <w:p>
+            <w:pPr>
+              <w:tabs>
+                <w:tab w:val="left" w:pos="4413"/>
+              </w:tabs>
+              <w:rPr>
+                <w:rFonts w:ascii="Source Sans 3" w:hAnsi="Source Sans 3"/>
+                <w:sz w:val="23"/>
+                <w:szCs w:val="23"/>
+              </w:rPr>
+            </w:pPr>
+            <w:r>
+              <w:rPr>
+                <w:rFonts w:ascii="Source Sans 3" w:hAnsi="Source Sans 3"/>
+                <w:b/>
+                <w:sz w:val="23"/>
+                <w:szCs w:val="23"/>
+              </w:rPr>
+              <w:t>Interviewer:</w:t>
+            </w:r>
+            <w:r>
+              <w:rPr>
+                <w:rFonts w:ascii="Source Sans 3" w:hAnsi="Source Sans 3"/>
+                <w:sz w:val="23"/>
+                <w:szCs w:val="23"/>
+              </w:rPr>
+              <w:t xml:space="preserve"> What did you do to become such a successful singer?</w:t>
+            </w:r>
+          </w:p>
+          <w:p>
+            <w:pPr>
+              <w:tabs>
+                <w:tab w:val="left" w:pos="4413"/>
+              </w:tabs>
+              <w:rPr>
+                <w:rFonts w:ascii="Source Sans 3" w:hAnsi="Source Sans 3"/>
+                <w:sz w:val="23"/>
+                <w:szCs w:val="23"/>
+              </w:rPr>
+            </w:pPr>
+            <w:r>
+              <w:rPr>
+                <w:rFonts w:ascii="Source Sans 3" w:hAnsi="Source Sans 3"/>
+                <w:b/>
+                <w:sz w:val="23"/>
+                <w:szCs w:val="23"/>
+              </w:rPr>
+              <w:t>Celebrity:</w:t>
+            </w:r>
+            <w:r>
+              <w:rPr>
+                <w:rFonts w:ascii="Source Sans 3" w:hAnsi="Source Sans 3"/>
+                <w:sz w:val="23"/>
+                <w:szCs w:val="23"/>
+              </w:rPr>
+              <w:t xml:space="preserve"> Well, a good way to be the best is to learn from the</w:t>
+            </w:r>
+          </w:p>
+          <w:p>
+            <w:pPr>
+              <w:tabs>
+                <w:tab w:val="left" w:pos="4413"/>
+              </w:tabs>
+              <w:rPr>
+                <w:rFonts w:ascii="Source Sans 3" w:hAnsi="Source Sans 3"/>
+                <w:sz w:val="23"/>
+                <w:szCs w:val="23"/>
+              </w:rPr>
+            </w:pPr>
+            <w:r>
+              <w:rPr>
+                <w:rFonts w:ascii="Source Sans 3" w:hAnsi="Source Sans 3"/>
+                <w:sz w:val="23"/>
+                <w:szCs w:val="23"/>
+              </w:rPr>
+              <w:t>experts. Find people you admire in your area of interest. Try to get as close to them as possible. Observe them carefully. If possible, talk to them. Ask lots of questions. Don't copy them, but try to learn from them. And don't be afraid to experiment, try something new.</w:t>
+            </w:r>
+          </w:p>
+          <w:p>
+            <w:pPr>
+              <w:tabs>
+                <w:tab w:val="left" w:pos="4413"/>
+              </w:tabs>
+              <w:rPr>
+                <w:rFonts w:ascii="Source Sans 3" w:hAnsi="Source Sans 3"/>
+                <w:sz w:val="23"/>
+                <w:szCs w:val="23"/>
+              </w:rPr>
+            </w:pPr>
+            <w:r>
+              <w:rPr>
+                <w:rFonts w:ascii="Source Sans 3" w:hAnsi="Source Sans 3"/>
+                <w:b/>
+                <w:sz w:val="23"/>
+                <w:szCs w:val="23"/>
+              </w:rPr>
+              <w:t>Interviewer:</w:t>
+            </w:r>
+            <w:r>
+              <w:rPr>
+                <w:rFonts w:ascii="Source Sans 3" w:hAnsi="Source Sans 3"/>
+                <w:sz w:val="23"/>
+                <w:szCs w:val="23"/>
+              </w:rPr>
+              <w:t xml:space="preserve"> Being the best is one thing, but how did you get yourself known?</w:t>
+            </w:r>
+          </w:p>
+          <w:p>
+            <w:pPr>
+              <w:tabs>
+                <w:tab w:val="left" w:pos="4413"/>
+              </w:tabs>
+              <w:rPr>
+                <w:rFonts w:ascii="Source Sans 3" w:hAnsi="Source Sans 3"/>
+                <w:sz w:val="23"/>
+                <w:szCs w:val="23"/>
+              </w:rPr>
+            </w:pPr>
+            <w:r>
+              <w:rPr>
+                <w:rFonts w:ascii="Source Sans 3" w:hAnsi="Source Sans 3"/>
+                <w:b/>
+                <w:sz w:val="23"/>
+                <w:szCs w:val="23"/>
+              </w:rPr>
+              <w:t>Celebrity:</w:t>
+            </w:r>
+            <w:r>
+              <w:rPr>
+                <w:rFonts w:ascii="Source Sans 3" w:hAnsi="Source Sans 3"/>
+                <w:sz w:val="23"/>
+                <w:szCs w:val="23"/>
+              </w:rPr>
+              <w:t xml:space="preserve"> Getting yourself known is indeed another skill you must</w:t>
+            </w:r>
+          </w:p>
+          <w:p>
+            <w:pPr>
+              <w:tabs>
+                <w:tab w:val="left" w:pos="4413"/>
+              </w:tabs>
+              <w:rPr>
+                <w:rFonts w:ascii="Source Sans 3" w:hAnsi="Source Sans 3"/>
+                <w:sz w:val="23"/>
+                <w:szCs w:val="23"/>
+              </w:rPr>
+            </w:pPr>
+            <w:r>
+              <w:rPr>
+                <w:rFonts w:ascii="Source Sans 3" w:hAnsi="Source Sans 3"/>
+                <w:sz w:val="23"/>
+                <w:szCs w:val="23"/>
+              </w:rPr>
+              <w:t xml:space="preserve">work on. One thing is for </w:t>
+            </w:r>
+            <w:proofErr w:type="gramStart"/>
+            <w:r>
+              <w:rPr>
+                <w:rFonts w:ascii="Source Sans 3" w:hAnsi="Source Sans 3"/>
+                <w:sz w:val="23"/>
+                <w:szCs w:val="23"/>
+              </w:rPr>
+              <w:t>sure,</w:t>
+            </w:r>
+            <w:proofErr w:type="gramEnd"/>
+            <w:r>
+              <w:rPr>
+                <w:rFonts w:ascii="Source Sans 3" w:hAnsi="Source Sans 3"/>
+                <w:sz w:val="23"/>
+                <w:szCs w:val="23"/>
+              </w:rPr>
+              <w:t xml:space="preserve"> nobody is going to come to you. You have to make opportunities for yourself. You have a product to sell and the product is you. It's much easier to do that these days, especially with the internet around. Many people use social media for this.</w:t>
+            </w:r>
+          </w:p>
+          <w:p>
+            <w:pPr>
+              <w:tabs>
+                <w:tab w:val="left" w:pos="4413"/>
+              </w:tabs>
+              <w:rPr>
+                <w:rFonts w:ascii="Source Sans 3" w:hAnsi="Source Sans 3"/>
+                <w:sz w:val="23"/>
+                <w:szCs w:val="23"/>
+              </w:rPr>
+            </w:pPr>
+            <w:r>
+              <w:rPr>
+                <w:rFonts w:ascii="Source Sans 3" w:hAnsi="Source Sans 3"/>
+                <w:b/>
+                <w:sz w:val="23"/>
+                <w:szCs w:val="23"/>
+              </w:rPr>
+              <w:t>Interviewer:</w:t>
+            </w:r>
+            <w:r>
+              <w:rPr>
+                <w:rFonts w:ascii="Source Sans 3" w:hAnsi="Source Sans 3"/>
+                <w:sz w:val="23"/>
+                <w:szCs w:val="23"/>
+              </w:rPr>
+              <w:t xml:space="preserve"> Any other piece of advice?</w:t>
+            </w:r>
+          </w:p>
+          <w:p>
+            <w:pPr>
+              <w:tabs>
+                <w:tab w:val="left" w:pos="4413"/>
+              </w:tabs>
+              <w:rPr>
+                <w:rFonts w:ascii="Source Sans 3" w:hAnsi="Source Sans 3"/>
+                <w:sz w:val="23"/>
+                <w:szCs w:val="23"/>
+              </w:rPr>
+            </w:pPr>
+            <w:r>
+              <w:rPr>
+                <w:rFonts w:ascii="Source Sans 3" w:hAnsi="Source Sans 3"/>
+                <w:b/>
+                <w:sz w:val="23"/>
+                <w:szCs w:val="23"/>
+              </w:rPr>
+              <w:t>Celebrity:</w:t>
+            </w:r>
+            <w:r>
+              <w:rPr>
+                <w:rFonts w:ascii="Source Sans 3" w:hAnsi="Source Sans 3"/>
+                <w:sz w:val="23"/>
+                <w:szCs w:val="23"/>
+              </w:rPr>
+              <w:t xml:space="preserve"> Yes, the last thing I would say is, if you want to be really successful in something, you will most likely experience a certain amount of failure. People who fail at some point often say that the experience has been a great lesson and helped them on the road to success. Try to learn from these moments instead of being frightened of them. In fact, some of the most successful people have often failed countless times before reaching their end goal. What makes them successful, is that they kept on trying regardless.</w:t>
             </w:r>
           </w:p>
         </w:tc>
@@ -15320,7 +17554,7 @@
                 <w:sz w:val="23"/>
                 <w:szCs w:val="23"/>
               </w:rPr>
-              <w:t>63</w:t>
+              <w:t>62</w:t>
             </w:r>
             <w:r>
               <w:rPr>
@@ -15355,147 +17589,67 @@
                 <w:sz w:val="23"/>
                 <w:szCs w:val="23"/>
               </w:rPr>
-              <w:t>So welcome to Film-makers' Club. I hope you're excited at the thought of making a film and that you're bursting with great ideas. I've put you all into groups, so here's what you're going to do. Now you might think the first thing that you need to do is to come up with an idea for a story, but even before that you need to think about what type of film you want to make.</w:t>
-            </w:r>
-          </w:p>
-          <w:p>
-            <w:pPr>
-              <w:tabs>
-                <w:tab w:val="left" w:pos="4413"/>
-              </w:tabs>
-              <w:rPr>
-                <w:rFonts w:ascii="Source Sans 3" w:hAnsi="Source Sans 3"/>
-                <w:sz w:val="23"/>
-                <w:szCs w:val="23"/>
-              </w:rPr>
-            </w:pPr>
-            <w:r>
-              <w:rPr>
-                <w:rFonts w:ascii="Source Sans 3" w:hAnsi="Source Sans 3"/>
-                <w:sz w:val="23"/>
-                <w:szCs w:val="23"/>
-              </w:rPr>
-              <w:t>Remember that a film is really a story in pictures. There are lots of ways of telling a story. So choose a style of film that suits the talents of the group. If you have talented artists, but no good writers, or actors, you might want to make your film in the style of a cartoon or someother kind of animation. Last year a group made an excellent film using Lego bricks.</w:t>
-            </w:r>
-          </w:p>
-          <w:p>
-            <w:pPr>
-              <w:tabs>
-                <w:tab w:val="left" w:pos="4413"/>
-              </w:tabs>
-              <w:rPr>
-                <w:rFonts w:ascii="Source Sans 3" w:hAnsi="Source Sans 3"/>
-                <w:sz w:val="23"/>
-                <w:szCs w:val="23"/>
-              </w:rPr>
-            </w:pPr>
-            <w:r>
-              <w:rPr>
-                <w:rFonts w:ascii="Source Sans 3" w:hAnsi="Source Sans 3"/>
-                <w:sz w:val="23"/>
-                <w:szCs w:val="23"/>
-              </w:rPr>
-              <w:t>So having decided that, you can start to think of your idea for the story. Think about the movies you like to watch. What is it that makes them interesting? Is it the characters, the plot? As regards plot, my advice is - don't be too ambitious, don't make it complicated. Keep it simple-the simplest ideas are often the ones that work the best. Initially you just need to find the basic concept. You can fill in the details later. It's a good idea to keep a notebook in your pocket and carry it everywhere. You never know when a great idea will suddenly come to you! And the more ideas, the better, in my opinion.</w:t>
-            </w:r>
-          </w:p>
-          <w:p>
-            <w:pPr>
-              <w:tabs>
-                <w:tab w:val="left" w:pos="4413"/>
-              </w:tabs>
-              <w:rPr>
-                <w:rFonts w:ascii="Source Sans 3" w:hAnsi="Source Sans 3"/>
-                <w:sz w:val="23"/>
-                <w:szCs w:val="23"/>
-              </w:rPr>
-            </w:pPr>
-            <w:r>
-              <w:rPr>
-                <w:rFonts w:ascii="Source Sans 3" w:hAnsi="Source Sans 3"/>
-                <w:sz w:val="23"/>
-                <w:szCs w:val="23"/>
-              </w:rPr>
-              <w:t>The next stage is to write the screenplay-for this you need to divide the story up into a series of scenes. For each scene, the screenplay should begin with a short description of where it takes place and the time of day, that is day or night. Then the rest consists of the script - the lines the actors will speak, and it should also describe the camera movements, and give directions to the actors about how they should move.</w:t>
-            </w:r>
-          </w:p>
-          <w:p>
-            <w:pPr>
-              <w:tabs>
-                <w:tab w:val="left" w:pos="4413"/>
-              </w:tabs>
-              <w:rPr>
-                <w:rFonts w:ascii="Source Sans 3" w:hAnsi="Source Sans 3"/>
-                <w:sz w:val="23"/>
-                <w:szCs w:val="23"/>
-              </w:rPr>
-            </w:pPr>
-            <w:r>
-              <w:rPr>
-                <w:rFonts w:ascii="Source Sans 3" w:hAnsi="Source Sans 3"/>
-                <w:sz w:val="23"/>
-                <w:szCs w:val="23"/>
-              </w:rPr>
-              <w:t>Before you can start filming, you need to prepare a storyboard of your film to help everyone involved to imagine the scenes clearly and to understand what you are trying to achieve. This is similar to a comic-book version of your film, but without speech balloons.</w:t>
-            </w:r>
-          </w:p>
-          <w:p>
-            <w:pPr>
-              <w:tabs>
-                <w:tab w:val="left" w:pos="4413"/>
-              </w:tabs>
-              <w:rPr>
-                <w:rFonts w:ascii="Source Sans 3" w:hAnsi="Source Sans 3"/>
-                <w:sz w:val="23"/>
-                <w:szCs w:val="23"/>
-              </w:rPr>
-            </w:pPr>
-            <w:r>
-              <w:rPr>
-                <w:rFonts w:ascii="Source Sans 3" w:hAnsi="Source Sans 3"/>
-                <w:sz w:val="23"/>
-                <w:szCs w:val="23"/>
-              </w:rPr>
-              <w:t>And at this point you need to appoint a director. This is a major role and it's vital that he or she is a good communicator, as they are the key link between the actors and the rest of the team. This person will have responsibility for the creative side of the project. He or she will have the final say in the choice of the main actors and in directing the action of the film.</w:t>
-            </w:r>
-          </w:p>
-          <w:p>
-            <w:pPr>
-              <w:tabs>
-                <w:tab w:val="left" w:pos="4413"/>
-              </w:tabs>
-              <w:rPr>
-                <w:rFonts w:ascii="Source Sans 3" w:hAnsi="Source Sans 3"/>
-                <w:sz w:val="23"/>
-                <w:szCs w:val="23"/>
-              </w:rPr>
-            </w:pPr>
-            <w:r>
-              <w:rPr>
-                <w:rFonts w:ascii="Source Sans 3" w:hAnsi="Source Sans 3"/>
-                <w:sz w:val="23"/>
-                <w:szCs w:val="23"/>
-              </w:rPr>
-              <w:t>That brings me to the next stage-casting your film-finding the actors. Don't just rely on your friends. Be creative! Perhaps you could advertise on social media. Or if your film needs a doctor, perhaps you could ask one from the localhospital if they could spare a couple of hours for you?</w:t>
-            </w:r>
-          </w:p>
-          <w:p>
-            <w:pPr>
-              <w:tabs>
-                <w:tab w:val="left" w:pos="4413"/>
-              </w:tabs>
-              <w:rPr>
-                <w:rFonts w:ascii="Source Sans 3" w:hAnsi="Source Sans 3"/>
-                <w:sz w:val="23"/>
-                <w:szCs w:val="23"/>
-              </w:rPr>
-            </w:pPr>
-            <w:r>
-              <w:rPr>
-                <w:rFonts w:ascii="Source Sans 3" w:hAnsi="Source Sans 3"/>
-                <w:sz w:val="23"/>
-                <w:szCs w:val="23"/>
-              </w:rPr>
-              <w:t>And then before filming finally starts, you will need to assign other jobs, such as director of photography - in your case this will be the person who operates the camera; someone in charge of sound and music, and someone in charge of costumes and props (including furniture and any other objects needed) and also someone to look after hair and make-up. But we'll look at these roles in more detail in our next session.</w:t>
+              <w:t>If you're going to take film-making seriously, you need to learn how to get the best from your camcorder. Many people use camcorders these days, to make short videos of their friends and family, and often people just use the automatic functions. These work well enough for those types of occasion, but if you want to take a more professional approach for the production of your short film, you should have some knowledge of the camcorder's manual functions too.</w:t>
+            </w:r>
+          </w:p>
+          <w:p>
+            <w:pPr>
+              <w:tabs>
+                <w:tab w:val="left" w:pos="4413"/>
+              </w:tabs>
+              <w:rPr>
+                <w:rFonts w:ascii="Source Sans 3" w:hAnsi="Source Sans 3"/>
+                <w:sz w:val="23"/>
+                <w:szCs w:val="23"/>
+              </w:rPr>
+            </w:pPr>
+            <w:r>
+              <w:rPr>
+                <w:rFonts w:ascii="Source Sans 3" w:hAnsi="Source Sans 3"/>
+                <w:sz w:val="23"/>
+                <w:szCs w:val="23"/>
+              </w:rPr>
+              <w:t>In this tutorial I will start by discussing three of the most basic functions: the focus, the iris and the zoom. The focus control is usually the manual focus ring at the front of the lens, well certainly with professional cameras. It's a particularly useful function if used correctly. The ring turns anti-clockwise for a more distant focus and clockwise for a closer focus.</w:t>
+            </w:r>
+          </w:p>
+          <w:p>
+            <w:pPr>
+              <w:tabs>
+                <w:tab w:val="left" w:pos="4413"/>
+              </w:tabs>
+              <w:rPr>
+                <w:rFonts w:ascii="Source Sans 3" w:hAnsi="Source Sans 3"/>
+                <w:sz w:val="23"/>
+                <w:szCs w:val="23"/>
+              </w:rPr>
+            </w:pPr>
+            <w:r>
+              <w:rPr>
+                <w:rFonts w:ascii="Source Sans 3" w:hAnsi="Source Sans 3"/>
+                <w:sz w:val="23"/>
+                <w:szCs w:val="23"/>
+              </w:rPr>
+              <w:t>Next, I will talk about the iris ring. This is also located on the lens. It manages how much light appears through the lens, through the adjustable opening called the aperture. As you let more light into the shot, it naturally becomes brighter.</w:t>
+            </w:r>
+          </w:p>
+          <w:p>
+            <w:pPr>
+              <w:tabs>
+                <w:tab w:val="left" w:pos="4413"/>
+              </w:tabs>
+              <w:rPr>
+                <w:rFonts w:ascii="Source Sans 3" w:hAnsi="Source Sans 3"/>
+                <w:sz w:val="23"/>
+                <w:szCs w:val="23"/>
+              </w:rPr>
+            </w:pPr>
+            <w:r>
+              <w:rPr>
+                <w:rFonts w:ascii="Source Sans 3" w:hAnsi="Source Sans 3"/>
+                <w:sz w:val="23"/>
+                <w:szCs w:val="23"/>
+              </w:rPr>
+              <w:t>Finally, I will talk about the zoom function. Many people use this function and it's often over-used! Used in moderation, however, this very popular feature can be a really useful tool. It moves your perspective closer or further away from your chosen subject. I would advise, however, that whilst shooting a long zoom, you use a tripod.</w:t>
             </w:r>
           </w:p>
         </w:tc>
@@ -15545,7 +17699,7 @@
                 <w:sz w:val="23"/>
                 <w:szCs w:val="23"/>
               </w:rPr>
-              <w:t>64</w:t>
+              <w:t>63</w:t>
             </w:r>
             <w:r>
               <w:rPr>
@@ -15580,47 +17734,201 @@
                 <w:sz w:val="23"/>
                 <w:szCs w:val="23"/>
               </w:rPr>
-              <w:t>Well, for this task I'd like to talk about Bill Gates. He's the brilliant computer programmer who created Microsoft and the Windows operating system. I first saw Bill Gates on television in 2001. He was talking about Windows XP, which came out that year. I remember thinking that he is the richest man in the world, but if you look at him, you'd never know that. He just looks like a typical computer programmer.</w:t>
-            </w:r>
-          </w:p>
-          <w:p>
-            <w:pPr>
-              <w:tabs>
-                <w:tab w:val="left" w:pos="4413"/>
-              </w:tabs>
-              <w:rPr>
-                <w:rFonts w:ascii="Source Sans 3" w:hAnsi="Source Sans 3"/>
-                <w:sz w:val="23"/>
-                <w:szCs w:val="23"/>
-              </w:rPr>
-            </w:pPr>
-            <w:r>
-              <w:rPr>
-                <w:rFonts w:ascii="Source Sans 3" w:hAnsi="Source Sans 3"/>
-                <w:sz w:val="23"/>
-                <w:szCs w:val="23"/>
-              </w:rPr>
-              <w:t>I like Bill Gates because he's responsible for bringing computers to millions of family homes around the world with his Windows operating system. This made computers easier to use for everyone and also at a price that many families could afford.</w:t>
-            </w:r>
-          </w:p>
-          <w:p>
-            <w:pPr>
-              <w:tabs>
-                <w:tab w:val="left" w:pos="4413"/>
-              </w:tabs>
-              <w:rPr>
-                <w:rFonts w:ascii="Source Sans 3" w:hAnsi="Source Sans 3"/>
-                <w:sz w:val="23"/>
-                <w:szCs w:val="23"/>
-              </w:rPr>
-            </w:pPr>
-            <w:r>
-              <w:rPr>
-                <w:rFonts w:ascii="Source Sans 3" w:hAnsi="Source Sans 3"/>
-                <w:sz w:val="23"/>
-                <w:szCs w:val="23"/>
-              </w:rPr>
-              <w:t>I also like him because he was the world's youngest self-made billionaire at the time. If he could do it, I like to I think I could do it too. Finally, I admire him because he's very generous and uses his money to help people. He has given away a huge amount of his money to charity, and I believe he plans to give most of it away in the end. I think this is an excellent idea and I hope this can show other rich and powerful people that they should also help others.</w:t>
+              <w:t>So welcome to Film-makers' Club. I hope you're excited at the thought of making a film and that you're bursting with great ideas. I've put you all into groups, so here's what you're going to do. Now you might think the first thing that you need to do is to come up with an idea for a story, but even before that you need to think about what type of film you want to make.</w:t>
+            </w:r>
+          </w:p>
+          <w:p>
+            <w:pPr>
+              <w:tabs>
+                <w:tab w:val="left" w:pos="4413"/>
+              </w:tabs>
+              <w:rPr>
+                <w:rFonts w:ascii="Source Sans 3" w:hAnsi="Source Sans 3"/>
+                <w:sz w:val="23"/>
+                <w:szCs w:val="23"/>
+              </w:rPr>
+            </w:pPr>
+            <w:r>
+              <w:rPr>
+                <w:rFonts w:ascii="Source Sans 3" w:hAnsi="Source Sans 3"/>
+                <w:sz w:val="23"/>
+                <w:szCs w:val="23"/>
+              </w:rPr>
+              <w:t xml:space="preserve">Remember that a film is really a story in pictures. There are lots of ways of telling a story. </w:t>
+            </w:r>
+            <w:proofErr w:type="gramStart"/>
+            <w:r>
+              <w:rPr>
+                <w:rFonts w:ascii="Source Sans 3" w:hAnsi="Source Sans 3"/>
+                <w:sz w:val="23"/>
+                <w:szCs w:val="23"/>
+              </w:rPr>
+              <w:t>So</w:t>
+            </w:r>
+            <w:proofErr w:type="gramEnd"/>
+            <w:r>
+              <w:rPr>
+                <w:rFonts w:ascii="Source Sans 3" w:hAnsi="Source Sans 3"/>
+                <w:sz w:val="23"/>
+                <w:szCs w:val="23"/>
+              </w:rPr>
+              <w:t xml:space="preserve"> choose a style of film that suits the talents of the group. If you have talented artists, but no good writers, or actors, you might want to make your film in the style of a cartoon or </w:t>
+            </w:r>
+            <w:proofErr w:type="spellStart"/>
+            <w:r>
+              <w:rPr>
+                <w:rFonts w:ascii="Source Sans 3" w:hAnsi="Source Sans 3"/>
+                <w:sz w:val="23"/>
+                <w:szCs w:val="23"/>
+              </w:rPr>
+              <w:t>someother</w:t>
+            </w:r>
+            <w:proofErr w:type="spellEnd"/>
+            <w:r>
+              <w:rPr>
+                <w:rFonts w:ascii="Source Sans 3" w:hAnsi="Source Sans 3"/>
+                <w:sz w:val="23"/>
+                <w:szCs w:val="23"/>
+              </w:rPr>
+              <w:t xml:space="preserve"> kind of animation. Last year a group made an excellent film using Lego bricks.</w:t>
+            </w:r>
+          </w:p>
+          <w:p>
+            <w:pPr>
+              <w:tabs>
+                <w:tab w:val="left" w:pos="4413"/>
+              </w:tabs>
+              <w:rPr>
+                <w:rFonts w:ascii="Source Sans 3" w:hAnsi="Source Sans 3"/>
+                <w:sz w:val="23"/>
+                <w:szCs w:val="23"/>
+              </w:rPr>
+            </w:pPr>
+            <w:r>
+              <w:rPr>
+                <w:rFonts w:ascii="Source Sans 3" w:hAnsi="Source Sans 3"/>
+                <w:sz w:val="23"/>
+                <w:szCs w:val="23"/>
+              </w:rPr>
+              <w:t>So having decided that, you can start to think of your idea for the story. Think about the movies you like to watch. What is it that makes them interesting? Is it the characters, the plot? As regards plot, my advice is - don't be too ambitious, don't make it complicated. Keep it simple-the simplest ideas are often the ones that work the best. Initially you just need to find the basic concept. You can fill in the details later. It's a good idea to keep a notebook in your pocket and carry it everywhere. You never know when a great idea will suddenly come to you! And the more ideas, the better, in my opinion.</w:t>
+            </w:r>
+          </w:p>
+          <w:p>
+            <w:pPr>
+              <w:tabs>
+                <w:tab w:val="left" w:pos="4413"/>
+              </w:tabs>
+              <w:rPr>
+                <w:rFonts w:ascii="Source Sans 3" w:hAnsi="Source Sans 3"/>
+                <w:sz w:val="23"/>
+                <w:szCs w:val="23"/>
+              </w:rPr>
+            </w:pPr>
+            <w:r>
+              <w:rPr>
+                <w:rFonts w:ascii="Source Sans 3" w:hAnsi="Source Sans 3"/>
+                <w:sz w:val="23"/>
+                <w:szCs w:val="23"/>
+              </w:rPr>
+              <w:t>The next stage is to write the screenplay-for this you need to divide the story up into a series of scenes. For each scene, the screenplay should begin with a short description of where it takes place and the time of day, that is day or night. Then the rest consists of the script - the lines the actors will speak, and it should also describe the camera movements, and give directions to the actors about how they should move.</w:t>
+            </w:r>
+          </w:p>
+          <w:p>
+            <w:pPr>
+              <w:tabs>
+                <w:tab w:val="left" w:pos="4413"/>
+              </w:tabs>
+              <w:rPr>
+                <w:rFonts w:ascii="Source Sans 3" w:hAnsi="Source Sans 3"/>
+                <w:sz w:val="23"/>
+                <w:szCs w:val="23"/>
+              </w:rPr>
+            </w:pPr>
+            <w:r>
+              <w:rPr>
+                <w:rFonts w:ascii="Source Sans 3" w:hAnsi="Source Sans 3"/>
+                <w:sz w:val="23"/>
+                <w:szCs w:val="23"/>
+              </w:rPr>
+              <w:t>Before you can start filming, you need to prepare a storyboard of your film to help everyone involved to imagine the scenes clearly and to understand what you are trying to achieve. This is similar to a comic-book version of your film, but without speech balloons.</w:t>
+            </w:r>
+          </w:p>
+          <w:p>
+            <w:pPr>
+              <w:tabs>
+                <w:tab w:val="left" w:pos="4413"/>
+              </w:tabs>
+              <w:rPr>
+                <w:rFonts w:ascii="Source Sans 3" w:hAnsi="Source Sans 3"/>
+                <w:sz w:val="23"/>
+                <w:szCs w:val="23"/>
+              </w:rPr>
+            </w:pPr>
+            <w:r>
+              <w:rPr>
+                <w:rFonts w:ascii="Source Sans 3" w:hAnsi="Source Sans 3"/>
+                <w:sz w:val="23"/>
+                <w:szCs w:val="23"/>
+              </w:rPr>
+              <w:t>And at this point you need to appoint a director. This is a major role and it's vital that he or she is a good communicator, as they are the key link between the actors and the rest of the team. This person will have responsibility for the creative side of the project. He or she will have the final say in the choice of the main actors and in directing the action of the film.</w:t>
+            </w:r>
+          </w:p>
+          <w:p>
+            <w:pPr>
+              <w:tabs>
+                <w:tab w:val="left" w:pos="4413"/>
+              </w:tabs>
+              <w:rPr>
+                <w:rFonts w:ascii="Source Sans 3" w:hAnsi="Source Sans 3"/>
+                <w:sz w:val="23"/>
+                <w:szCs w:val="23"/>
+              </w:rPr>
+            </w:pPr>
+            <w:r>
+              <w:rPr>
+                <w:rFonts w:ascii="Source Sans 3" w:hAnsi="Source Sans 3"/>
+                <w:sz w:val="23"/>
+                <w:szCs w:val="23"/>
+              </w:rPr>
+              <w:t xml:space="preserve">That brings me to the next stage-casting your film-finding the actors. Don't just rely on your friends. Be creative! Perhaps you could advertise on social media. Or if your film needs a doctor, perhaps you could ask one from the </w:t>
+            </w:r>
+            <w:proofErr w:type="spellStart"/>
+            <w:r>
+              <w:rPr>
+                <w:rFonts w:ascii="Source Sans 3" w:hAnsi="Source Sans 3"/>
+                <w:sz w:val="23"/>
+                <w:szCs w:val="23"/>
+              </w:rPr>
+              <w:t>localhospital</w:t>
+            </w:r>
+            <w:proofErr w:type="spellEnd"/>
+            <w:r>
+              <w:rPr>
+                <w:rFonts w:ascii="Source Sans 3" w:hAnsi="Source Sans 3"/>
+                <w:sz w:val="23"/>
+                <w:szCs w:val="23"/>
+              </w:rPr>
+              <w:t xml:space="preserve"> if they could spare a couple of hours for you?</w:t>
+            </w:r>
+          </w:p>
+          <w:p>
+            <w:pPr>
+              <w:tabs>
+                <w:tab w:val="left" w:pos="4413"/>
+              </w:tabs>
+              <w:rPr>
+                <w:rFonts w:ascii="Source Sans 3" w:hAnsi="Source Sans 3"/>
+                <w:sz w:val="23"/>
+                <w:szCs w:val="23"/>
+              </w:rPr>
+            </w:pPr>
+            <w:r>
+              <w:rPr>
+                <w:rFonts w:ascii="Source Sans 3" w:hAnsi="Source Sans 3"/>
+                <w:sz w:val="23"/>
+                <w:szCs w:val="23"/>
+              </w:rPr>
+              <w:t>And then before filming finally starts, you will need to assign other jobs, such as director of photography - in your case this will be the person who operates the camera; someone in charge of sound and music, and someone in charge of costumes and props (including furniture and any other objects needed) and also someone to look after hair and make-up. But we'll look at these roles in more detail in our next session.</w:t>
             </w:r>
           </w:p>
         </w:tc>
@@ -15670,7 +17978,7 @@
                 <w:sz w:val="23"/>
                 <w:szCs w:val="23"/>
               </w:rPr>
-              <w:t>65</w:t>
+              <w:t>64</w:t>
             </w:r>
             <w:r>
               <w:rPr>
@@ -15705,47 +18013,47 @@
                 <w:sz w:val="23"/>
                 <w:szCs w:val="23"/>
               </w:rPr>
-              <w:t>Well, the famous person I'm going to describe is David Beckham. He was a footballer who played for Manchester United, and he also played for England. I first saw him play for United when I was only seven, so that was probably in about 2002. I remember it as one of the most exciting days in my life!</w:t>
-            </w:r>
-          </w:p>
-          <w:p>
-            <w:pPr>
-              <w:tabs>
-                <w:tab w:val="left" w:pos="4413"/>
-              </w:tabs>
-              <w:rPr>
-                <w:rFonts w:ascii="Source Sans 3" w:hAnsi="Source Sans 3"/>
-                <w:sz w:val="23"/>
-                <w:szCs w:val="23"/>
-              </w:rPr>
-            </w:pPr>
-            <w:r>
-              <w:rPr>
-                <w:rFonts w:ascii="Source Sans 3" w:hAnsi="Source Sans 3"/>
-                <w:sz w:val="23"/>
-                <w:szCs w:val="23"/>
-              </w:rPr>
-              <w:t>David Beckham became famous because he was a very talented footballer. His speciality was scoring amazing goals from free kicks. But he wasn't well-known only for his football skills. He became even more famous when he married a pop star - Victoria, one of the Spice Girls. And another reason for his fame was his good looks and his style. I think almost every boy in the world wanted to have a David Beckham haircut! I know I did.</w:t>
-            </w:r>
-          </w:p>
-          <w:p>
-            <w:pPr>
-              <w:tabs>
-                <w:tab w:val="left" w:pos="4413"/>
-              </w:tabs>
-              <w:rPr>
-                <w:rFonts w:ascii="Source Sans 3" w:hAnsi="Source Sans 3"/>
-                <w:sz w:val="23"/>
-                <w:szCs w:val="23"/>
-              </w:rPr>
-            </w:pPr>
-            <w:r>
-              <w:rPr>
-                <w:rFonts w:ascii="Source Sans 3" w:hAnsi="Source Sans 3"/>
-                <w:sz w:val="23"/>
-                <w:szCs w:val="23"/>
-              </w:rPr>
-              <w:t>I adored him as a boy because I was mad about football and he was my hero. The reason why I still like him is that in spite of his fame he behaves like a normal guy. I heard a story from someone whose car was broken down in the middle of the countryside. And then a car stopped and a man got out and asked him if he needed a push. It was David Beckham!</w:t>
+              <w:t>Well, for this task I'd like to talk about Bill Gates. He's the brilliant computer programmer who created Microsoft and the Windows operating system. I first saw Bill Gates on television in 2001. He was talking about Windows XP, which came out that year. I remember thinking that he is the richest man in the world, but if you look at him, you'd never know that. He just looks like a typical computer programmer.</w:t>
+            </w:r>
+          </w:p>
+          <w:p>
+            <w:pPr>
+              <w:tabs>
+                <w:tab w:val="left" w:pos="4413"/>
+              </w:tabs>
+              <w:rPr>
+                <w:rFonts w:ascii="Source Sans 3" w:hAnsi="Source Sans 3"/>
+                <w:sz w:val="23"/>
+                <w:szCs w:val="23"/>
+              </w:rPr>
+            </w:pPr>
+            <w:r>
+              <w:rPr>
+                <w:rFonts w:ascii="Source Sans 3" w:hAnsi="Source Sans 3"/>
+                <w:sz w:val="23"/>
+                <w:szCs w:val="23"/>
+              </w:rPr>
+              <w:t>I like Bill Gates because he's responsible for bringing computers to millions of family homes around the world with his Windows operating system. This made computers easier to use for everyone and also at a price that many families could afford.</w:t>
+            </w:r>
+          </w:p>
+          <w:p>
+            <w:pPr>
+              <w:tabs>
+                <w:tab w:val="left" w:pos="4413"/>
+              </w:tabs>
+              <w:rPr>
+                <w:rFonts w:ascii="Source Sans 3" w:hAnsi="Source Sans 3"/>
+                <w:sz w:val="23"/>
+                <w:szCs w:val="23"/>
+              </w:rPr>
+            </w:pPr>
+            <w:r>
+              <w:rPr>
+                <w:rFonts w:ascii="Source Sans 3" w:hAnsi="Source Sans 3"/>
+                <w:sz w:val="23"/>
+                <w:szCs w:val="23"/>
+              </w:rPr>
+              <w:t>I also like him because he was the world's youngest self-made billionaire at the time. If he could do it, I like to I think I could do it too. Finally, I admire him because he's very generous and uses his money to help people. He has given away a huge amount of his money to charity, and I believe he plans to give most of it away in the end. I think this is an excellent idea and I hope this can show other rich and powerful people that they should also help others.</w:t>
             </w:r>
           </w:p>
         </w:tc>
@@ -15795,7 +18103,7 @@
                 <w:sz w:val="23"/>
                 <w:szCs w:val="23"/>
               </w:rPr>
-              <w:t>66</w:t>
+              <w:t>65</w:t>
             </w:r>
             <w:r>
               <w:rPr>
@@ -15819,30 +18127,6 @@
                 <w:tab w:val="left" w:pos="4413"/>
               </w:tabs>
               <w:rPr>
-                <w:rFonts w:ascii="Source Sans 3 Black" w:hAnsi="Source Sans 3 Black"/>
-                <w:b/>
-                <w:bCs/>
-                <w:sz w:val="23"/>
-                <w:szCs w:val="23"/>
-              </w:rPr>
-            </w:pPr>
-            <w:r>
-              <w:rPr>
-                <w:rFonts w:ascii="Source Sans 3 Black" w:hAnsi="Source Sans 3 Black"/>
-                <w:b/>
-                <w:bCs/>
-                <w:sz w:val="23"/>
-                <w:szCs w:val="23"/>
-              </w:rPr>
-              <w:t>Speaker 1</w:t>
-            </w:r>
-          </w:p>
-          <w:p>
-            <w:pPr>
-              <w:tabs>
-                <w:tab w:val="left" w:pos="4413"/>
-              </w:tabs>
-              <w:rPr>
                 <w:rFonts w:ascii="Source Sans 3" w:hAnsi="Source Sans 3"/>
                 <w:sz w:val="23"/>
                 <w:szCs w:val="23"/>
@@ -15855,139 +18139,65 @@
                 <w:szCs w:val="23"/>
               </w:rPr>
               <w:lastRenderedPageBreak/>
-              <w:t>This creature is found in the mountains of Central Africa. It has black hair all over its body, which is much thicker than that of other members of the species. This means that it can live in colder temperatures. There are only about 900 of these apes in the wild. A lot of the green plants they eat have been destroyed, and they have also been killed in the past for their fur.</w:t>
-            </w:r>
-          </w:p>
-          <w:p>
-            <w:pPr>
-              <w:tabs>
-                <w:tab w:val="left" w:pos="4413"/>
-              </w:tabs>
-              <w:rPr>
-                <w:rFonts w:ascii="Source Sans 3 Black" w:hAnsi="Source Sans 3 Black"/>
-                <w:b/>
-                <w:bCs/>
-                <w:sz w:val="23"/>
-                <w:szCs w:val="23"/>
-              </w:rPr>
-            </w:pPr>
-            <w:r>
-              <w:rPr>
-                <w:rFonts w:ascii="Source Sans 3 Black" w:hAnsi="Source Sans 3 Black"/>
-                <w:b/>
-                <w:bCs/>
-                <w:sz w:val="23"/>
-                <w:szCs w:val="23"/>
-              </w:rPr>
-              <w:t>Speaker 2</w:t>
-            </w:r>
-          </w:p>
-          <w:p>
-            <w:pPr>
-              <w:tabs>
-                <w:tab w:val="left" w:pos="4413"/>
-              </w:tabs>
-              <w:rPr>
-                <w:rFonts w:ascii="Source Sans 3" w:hAnsi="Source Sans 3"/>
-                <w:sz w:val="23"/>
-                <w:szCs w:val="23"/>
-              </w:rPr>
-            </w:pPr>
-            <w:r>
-              <w:rPr>
-                <w:rFonts w:ascii="Source Sans 3" w:hAnsi="Source Sans 3"/>
-                <w:sz w:val="23"/>
-                <w:szCs w:val="23"/>
-              </w:rPr>
-              <w:t>This creature lives in the ocean from Australia up to Japan. Many of them are quite small, with a body that grows up to five centimetres long, and they have long tentacles, or arms. Its name comes from the bright blue rings that show up when it's frightened. You need to be careful in the sea around them as they are very poisonous.</w:t>
-            </w:r>
-          </w:p>
-          <w:p>
-            <w:pPr>
-              <w:tabs>
-                <w:tab w:val="left" w:pos="4413"/>
-              </w:tabs>
-              <w:rPr>
-                <w:rFonts w:ascii="Source Sans 3 Black" w:hAnsi="Source Sans 3 Black"/>
-                <w:b/>
-                <w:bCs/>
-                <w:sz w:val="23"/>
-                <w:szCs w:val="23"/>
-              </w:rPr>
-            </w:pPr>
-            <w:r>
-              <w:rPr>
-                <w:rFonts w:ascii="Source Sans 3 Black" w:hAnsi="Source Sans 3 Black"/>
-                <w:b/>
-                <w:bCs/>
-                <w:sz w:val="23"/>
-                <w:szCs w:val="23"/>
-              </w:rPr>
-              <w:t>Speaker 3</w:t>
-            </w:r>
-          </w:p>
-          <w:p>
-            <w:pPr>
-              <w:tabs>
-                <w:tab w:val="left" w:pos="4413"/>
-              </w:tabs>
-              <w:rPr>
-                <w:rFonts w:ascii="Source Sans 3" w:hAnsi="Source Sans 3"/>
-                <w:sz w:val="23"/>
-                <w:szCs w:val="23"/>
-              </w:rPr>
-            </w:pPr>
-            <w:r>
-              <w:rPr>
-                <w:rFonts w:ascii="Source Sans 3" w:hAnsi="Source Sans 3"/>
-                <w:sz w:val="23"/>
-                <w:szCs w:val="23"/>
-              </w:rPr>
-              <w:t>These creatures live mainly in desert areas and can survive in both mountains and valleys. Their tails help them to balance when they are climbing or sleeping in trees. Their black and yellow coats help them to hide in the places where they live. Unfortunately, there are only about 250 of these beautiful big cats left in the wild today.</w:t>
-            </w:r>
-          </w:p>
-          <w:p>
-            <w:pPr>
-              <w:tabs>
-                <w:tab w:val="left" w:pos="4413"/>
-              </w:tabs>
-              <w:rPr>
-                <w:rFonts w:ascii="Source Sans 3 Black" w:hAnsi="Source Sans 3 Black"/>
-                <w:b/>
-                <w:bCs/>
-                <w:sz w:val="23"/>
-                <w:szCs w:val="23"/>
-              </w:rPr>
-            </w:pPr>
-            <w:r>
-              <w:rPr>
-                <w:rFonts w:ascii="Source Sans 3 Black" w:hAnsi="Source Sans 3 Black"/>
-                <w:b/>
-                <w:bCs/>
-                <w:sz w:val="23"/>
-                <w:szCs w:val="23"/>
-              </w:rPr>
-              <w:t>Speaker 4</w:t>
-            </w:r>
-          </w:p>
-          <w:p>
-            <w:pPr>
-              <w:tabs>
-                <w:tab w:val="left" w:pos="4413"/>
-              </w:tabs>
-              <w:rPr>
-                <w:rFonts w:ascii="Source Sans 3" w:hAnsi="Source Sans 3"/>
-                <w:sz w:val="23"/>
-                <w:szCs w:val="23"/>
-              </w:rPr>
-            </w:pPr>
-            <w:r>
-              <w:rPr>
-                <w:rFonts w:ascii="Source Sans 3" w:hAnsi="Source Sans 3"/>
-                <w:sz w:val="23"/>
-                <w:szCs w:val="23"/>
-              </w:rPr>
-              <w:t>This strange-looking animal lives in wet areas and comes from the area south of the tropics in China. There are very few in the wild now. As you can see, it has antlers like most deer, but it has a neck like a camel and hooves or feet like a cow. They eat mainly grass and live partly on land and partly in water.</w:t>
+              <w:t>Well, the famous person I'm going to describe is David Beckham. He was a footballer who played for Manchester United, and he also played for England. I first saw him play for United when I was only seven, so that was probably in about 2002. I remember it as one of the most exciting days in my life!</w:t>
+            </w:r>
+          </w:p>
+          <w:p>
+            <w:pPr>
+              <w:tabs>
+                <w:tab w:val="left" w:pos="4413"/>
+              </w:tabs>
+              <w:rPr>
+                <w:rFonts w:ascii="Source Sans 3" w:hAnsi="Source Sans 3"/>
+                <w:sz w:val="23"/>
+                <w:szCs w:val="23"/>
+              </w:rPr>
+            </w:pPr>
+            <w:r>
+              <w:rPr>
+                <w:rFonts w:ascii="Source Sans 3" w:hAnsi="Source Sans 3"/>
+                <w:sz w:val="23"/>
+                <w:szCs w:val="23"/>
+              </w:rPr>
+              <w:t xml:space="preserve">David Beckham became famous because he was a very talented footballer. His </w:t>
+            </w:r>
+            <w:proofErr w:type="spellStart"/>
+            <w:r>
+              <w:rPr>
+                <w:rFonts w:ascii="Source Sans 3" w:hAnsi="Source Sans 3"/>
+                <w:sz w:val="23"/>
+                <w:szCs w:val="23"/>
+              </w:rPr>
+              <w:t>speciality</w:t>
+            </w:r>
+            <w:proofErr w:type="spellEnd"/>
+            <w:r>
+              <w:rPr>
+                <w:rFonts w:ascii="Source Sans 3" w:hAnsi="Source Sans 3"/>
+                <w:sz w:val="23"/>
+                <w:szCs w:val="23"/>
+              </w:rPr>
+              <w:t xml:space="preserve"> was scoring amazing goals from free kicks. But he wasn't well-known only for his football skills. He became even more famous when he married a pop star - Victoria, one of the Spice Girls. And another reason for his fame was his good looks and his style. I think almost every boy in the world wanted to have a David Beckham haircut! I know I did.</w:t>
+            </w:r>
+          </w:p>
+          <w:p>
+            <w:pPr>
+              <w:tabs>
+                <w:tab w:val="left" w:pos="4413"/>
+              </w:tabs>
+              <w:rPr>
+                <w:rFonts w:ascii="Source Sans 3" w:hAnsi="Source Sans 3"/>
+                <w:sz w:val="23"/>
+                <w:szCs w:val="23"/>
+              </w:rPr>
+            </w:pPr>
+            <w:r>
+              <w:rPr>
+                <w:rFonts w:ascii="Source Sans 3" w:hAnsi="Source Sans 3"/>
+                <w:sz w:val="23"/>
+                <w:szCs w:val="23"/>
+              </w:rPr>
+              <w:t>I adored him as a boy because I was mad about football and he was my hero. The reason why I still like him is that in spite of his fame he behaves like a normal guy. I heard a story from someone whose car was broken down in the middle of the countryside. And then a car stopped and a man got out and asked him if he needed a push. It was David Beckham!</w:t>
             </w:r>
           </w:p>
         </w:tc>
@@ -16037,7 +18247,7 @@
                 <w:sz w:val="23"/>
                 <w:szCs w:val="23"/>
               </w:rPr>
-              <w:t>67</w:t>
+              <w:t>66</w:t>
             </w:r>
             <w:r>
               <w:rPr>
@@ -16061,154 +18271,192 @@
                 <w:tab w:val="left" w:pos="4413"/>
               </w:tabs>
               <w:rPr>
-                <w:rFonts w:ascii="Source Sans 3" w:hAnsi="Source Sans 3"/>
-                <w:sz w:val="23"/>
-                <w:szCs w:val="23"/>
-              </w:rPr>
-            </w:pPr>
-            <w:r>
-              <w:rPr>
-                <w:rFonts w:ascii="Source Sans 3" w:hAnsi="Source Sans 3"/>
-                <w:sz w:val="23"/>
-                <w:szCs w:val="23"/>
-              </w:rPr>
-              <w:t>Hello everyone. Today I'm going to talk about a project I've done about the mountain gorilla. I think it's a truly fascinating animal. They originate in Africa - Central Africa, in fact.</w:t>
-            </w:r>
-          </w:p>
-          <w:p>
-            <w:pPr>
-              <w:tabs>
-                <w:tab w:val="left" w:pos="4413"/>
-              </w:tabs>
-              <w:rPr>
-                <w:rFonts w:ascii="Source Sans 3" w:hAnsi="Source Sans 3"/>
-                <w:sz w:val="23"/>
-                <w:szCs w:val="23"/>
-              </w:rPr>
-            </w:pPr>
-            <w:r>
-              <w:rPr>
-                <w:rFonts w:ascii="Source Sans 3" w:hAnsi="Source Sans 3"/>
-                <w:sz w:val="23"/>
-                <w:szCs w:val="23"/>
-              </w:rPr>
-              <w:t>So now I'm going to talk a little about where they live. As you can probably guess, and as you can see in this first photo, their name reflects the environment they live in-tropical</w:t>
-            </w:r>
-            <w:r>
-              <w:rPr>
-                <w:rFonts w:ascii="Source Sans 3" w:hAnsi="Source Sans 3"/>
-                <w:sz w:val="23"/>
-                <w:szCs w:val="23"/>
-              </w:rPr>
-              <w:t xml:space="preserve"> </w:t>
-            </w:r>
-            <w:r>
-              <w:rPr>
-                <w:rFonts w:ascii="Source Sans 3" w:hAnsi="Source Sans 3"/>
-                <w:sz w:val="23"/>
-                <w:szCs w:val="23"/>
-              </w:rPr>
-              <w:t>mountain forests.</w:t>
-            </w:r>
-          </w:p>
-          <w:p>
-            <w:pPr>
-              <w:tabs>
-                <w:tab w:val="left" w:pos="4413"/>
-              </w:tabs>
-              <w:rPr>
-                <w:rFonts w:ascii="Source Sans 3" w:hAnsi="Source Sans 3"/>
-                <w:sz w:val="23"/>
-                <w:szCs w:val="23"/>
-              </w:rPr>
-            </w:pPr>
-            <w:r>
-              <w:rPr>
-                <w:rFonts w:ascii="Source Sans 3" w:hAnsi="Source Sans 3"/>
-                <w:sz w:val="23"/>
-                <w:szCs w:val="23"/>
-              </w:rPr>
-              <w:t>Now just like all other apes, they build nests out of leaves. But they</w:t>
-            </w:r>
-          </w:p>
-          <w:p>
-            <w:pPr>
-              <w:tabs>
-                <w:tab w:val="left" w:pos="4413"/>
-              </w:tabs>
-              <w:rPr>
-                <w:rFonts w:ascii="Source Sans 3" w:hAnsi="Source Sans 3"/>
-                <w:sz w:val="23"/>
-                <w:szCs w:val="23"/>
-              </w:rPr>
-            </w:pPr>
-            <w:r>
-              <w:rPr>
-                <w:rFonts w:ascii="Source Sans 3" w:hAnsi="Source Sans 3"/>
-                <w:sz w:val="23"/>
-                <w:szCs w:val="23"/>
-              </w:rPr>
-              <w:t>don't make their nests high up as other species do mountain</w:t>
-            </w:r>
-          </w:p>
-          <w:p>
-            <w:pPr>
-              <w:tabs>
-                <w:tab w:val="left" w:pos="4413"/>
-              </w:tabs>
-              <w:rPr>
-                <w:rFonts w:ascii="Source Sans 3" w:hAnsi="Source Sans 3"/>
-                <w:sz w:val="23"/>
-                <w:szCs w:val="23"/>
-              </w:rPr>
-            </w:pPr>
-            <w:r>
-              <w:rPr>
-                <w:rFonts w:ascii="Source Sans 3" w:hAnsi="Source Sans 3"/>
-                <w:sz w:val="23"/>
-                <w:szCs w:val="23"/>
-              </w:rPr>
-              <w:t>gorillas make them on the ground instead. And they sleep wherever they end their day and they rarely sleep in the same bed twice! So, I'll move on to talk about the physical features of the mountain gorilla. In other words, what it looks like. So here are some more photographs on screen for you all to have a look at. This gorilla here on the left is a male gorilla. We know that he's an older male gorilla because of the colour of his coat. As you can see, his coat is grey. He's called a silverback. Younger male gorillas are called blackbacks. And there's an obvious reason for that! Yes, a young adult male has a black coat. As he gets older, his coat turns from black to grey.</w:t>
-            </w:r>
-          </w:p>
-          <w:p>
-            <w:pPr>
-              <w:tabs>
-                <w:tab w:val="left" w:pos="4413"/>
-              </w:tabs>
-              <w:rPr>
-                <w:rFonts w:ascii="Source Sans 3" w:hAnsi="Source Sans 3"/>
-                <w:sz w:val="23"/>
-                <w:szCs w:val="23"/>
-              </w:rPr>
-            </w:pPr>
-            <w:r>
-              <w:rPr>
-                <w:rFonts w:ascii="Source Sans 3" w:hAnsi="Source Sans 3"/>
-                <w:sz w:val="23"/>
-                <w:szCs w:val="23"/>
-              </w:rPr>
-              <w:t>Next, I'm going to tell you a little about the diet of the mountain gorilla. Interestingly, mountain gorillas are herbivores. In other words, they survive on a diet of plants. As you can see from this next picture, this gorilla is eating leaves. They also eat fruit and flowers. They occasionally eat insects too, but only when they're very hungry! And it might interest you to know that mountain gorillas very rarely drink water, even though they live in a very warm climate. It appears they get all the water they need from plants.</w:t>
-            </w:r>
-          </w:p>
-          <w:p>
-            <w:pPr>
-              <w:tabs>
-                <w:tab w:val="left" w:pos="4413"/>
-              </w:tabs>
-              <w:rPr>
-                <w:rFonts w:ascii="Source Sans 3" w:hAnsi="Source Sans 3"/>
-                <w:sz w:val="23"/>
-                <w:szCs w:val="23"/>
-              </w:rPr>
-            </w:pPr>
-            <w:r>
-              <w:rPr>
-                <w:rFonts w:ascii="Source Sans 3" w:hAnsi="Source Sans 3"/>
-                <w:sz w:val="23"/>
-                <w:szCs w:val="23"/>
-              </w:rPr>
-              <w:t>I'd like to conclude by talking about some of the threats that mountain gorillas face. They are in serious danger of disappearing from our world altogether. Let's have a look at two reasons why they're in such danger. And both of these reasons are connected to human activity. Firstly, people are damaging the mountain forests where these gorillas live. They're cutting down the trees to build farms and towns. Mountain gorillas live in close family groups and this means that it's difficult for them to get enough to eat in the small areas they now have to live in. Secondly, gorillas are also suffering as a result of hunting. Sadly, some people find and kill them to sell. So it's a very sad situation indeed for these beautiful animals.</w:t>
+                <w:rFonts w:ascii="Source Sans 3 Black" w:hAnsi="Source Sans 3 Black"/>
+                <w:b/>
+                <w:bCs/>
+                <w:sz w:val="23"/>
+                <w:szCs w:val="23"/>
+              </w:rPr>
+            </w:pPr>
+            <w:r>
+              <w:rPr>
+                <w:rFonts w:ascii="Source Sans 3 Black" w:hAnsi="Source Sans 3 Black"/>
+                <w:b/>
+                <w:bCs/>
+                <w:sz w:val="23"/>
+                <w:szCs w:val="23"/>
+              </w:rPr>
+              <w:t>Speaker 1</w:t>
+            </w:r>
+          </w:p>
+          <w:p>
+            <w:pPr>
+              <w:tabs>
+                <w:tab w:val="left" w:pos="4413"/>
+              </w:tabs>
+              <w:rPr>
+                <w:rFonts w:ascii="Source Sans 3" w:hAnsi="Source Sans 3"/>
+                <w:sz w:val="23"/>
+                <w:szCs w:val="23"/>
+              </w:rPr>
+            </w:pPr>
+            <w:r>
+              <w:rPr>
+                <w:rFonts w:ascii="Source Sans 3" w:hAnsi="Source Sans 3"/>
+                <w:sz w:val="23"/>
+                <w:szCs w:val="23"/>
+              </w:rPr>
+              <w:t>This creature is found in the mountains of Central Africa. It has black hair all over its body, which is much thicker than that of other members of the species. This means that it can live in colder temperatures. There are only about 900 of these apes in the wild. A lot of the green plants they eat have been destroyed, and they have also been killed in the past for their fur.</w:t>
+            </w:r>
+          </w:p>
+          <w:p>
+            <w:pPr>
+              <w:tabs>
+                <w:tab w:val="left" w:pos="4413"/>
+              </w:tabs>
+              <w:rPr>
+                <w:rFonts w:ascii="Source Sans 3 Black" w:hAnsi="Source Sans 3 Black"/>
+                <w:b/>
+                <w:bCs/>
+                <w:sz w:val="23"/>
+                <w:szCs w:val="23"/>
+              </w:rPr>
+            </w:pPr>
+            <w:r>
+              <w:rPr>
+                <w:rFonts w:ascii="Source Sans 3 Black" w:hAnsi="Source Sans 3 Black"/>
+                <w:b/>
+                <w:bCs/>
+                <w:sz w:val="23"/>
+                <w:szCs w:val="23"/>
+              </w:rPr>
+              <w:t>Speaker 2</w:t>
+            </w:r>
+          </w:p>
+          <w:p>
+            <w:pPr>
+              <w:tabs>
+                <w:tab w:val="left" w:pos="4413"/>
+              </w:tabs>
+              <w:rPr>
+                <w:rFonts w:ascii="Source Sans 3" w:hAnsi="Source Sans 3"/>
+                <w:sz w:val="23"/>
+                <w:szCs w:val="23"/>
+              </w:rPr>
+            </w:pPr>
+            <w:r>
+              <w:rPr>
+                <w:rFonts w:ascii="Source Sans 3" w:hAnsi="Source Sans 3"/>
+                <w:sz w:val="23"/>
+                <w:szCs w:val="23"/>
+              </w:rPr>
+              <w:t xml:space="preserve">This creature lives in the ocean from Australia up to Japan. Many of them are quite small, with a body that grows up to five </w:t>
+            </w:r>
+            <w:proofErr w:type="spellStart"/>
+            <w:r>
+              <w:rPr>
+                <w:rFonts w:ascii="Source Sans 3" w:hAnsi="Source Sans 3"/>
+                <w:sz w:val="23"/>
+                <w:szCs w:val="23"/>
+              </w:rPr>
+              <w:t>centimetres</w:t>
+            </w:r>
+            <w:proofErr w:type="spellEnd"/>
+            <w:r>
+              <w:rPr>
+                <w:rFonts w:ascii="Source Sans 3" w:hAnsi="Source Sans 3"/>
+                <w:sz w:val="23"/>
+                <w:szCs w:val="23"/>
+              </w:rPr>
+              <w:t xml:space="preserve"> long, and they have long tentacles, or arms. Its name comes from the bright blue rings that show up when it's frightened. You need to be careful in the sea around them as they are very poisonous.</w:t>
+            </w:r>
+          </w:p>
+          <w:p>
+            <w:pPr>
+              <w:tabs>
+                <w:tab w:val="left" w:pos="4413"/>
+              </w:tabs>
+              <w:rPr>
+                <w:rFonts w:ascii="Source Sans 3 Black" w:hAnsi="Source Sans 3 Black"/>
+                <w:b/>
+                <w:bCs/>
+                <w:sz w:val="23"/>
+                <w:szCs w:val="23"/>
+              </w:rPr>
+            </w:pPr>
+            <w:r>
+              <w:rPr>
+                <w:rFonts w:ascii="Source Sans 3 Black" w:hAnsi="Source Sans 3 Black"/>
+                <w:b/>
+                <w:bCs/>
+                <w:sz w:val="23"/>
+                <w:szCs w:val="23"/>
+              </w:rPr>
+              <w:t>Speaker 3</w:t>
+            </w:r>
+          </w:p>
+          <w:p>
+            <w:pPr>
+              <w:tabs>
+                <w:tab w:val="left" w:pos="4413"/>
+              </w:tabs>
+              <w:rPr>
+                <w:rFonts w:ascii="Source Sans 3" w:hAnsi="Source Sans 3"/>
+                <w:sz w:val="23"/>
+                <w:szCs w:val="23"/>
+              </w:rPr>
+            </w:pPr>
+            <w:r>
+              <w:rPr>
+                <w:rFonts w:ascii="Source Sans 3" w:hAnsi="Source Sans 3"/>
+                <w:sz w:val="23"/>
+                <w:szCs w:val="23"/>
+              </w:rPr>
+              <w:t>These creatures live mainly in desert areas and can survive in both mountains and valleys. Their tails help them to balance when they are climbing or sleeping in trees. Their black and yellow coats help them to hide in the places where they live. Unfortunately, there are only about 250 of these beautiful big cats left in the wild today.</w:t>
+            </w:r>
+          </w:p>
+          <w:p>
+            <w:pPr>
+              <w:tabs>
+                <w:tab w:val="left" w:pos="4413"/>
+              </w:tabs>
+              <w:rPr>
+                <w:rFonts w:ascii="Source Sans 3 Black" w:hAnsi="Source Sans 3 Black"/>
+                <w:b/>
+                <w:bCs/>
+                <w:sz w:val="23"/>
+                <w:szCs w:val="23"/>
+              </w:rPr>
+            </w:pPr>
+            <w:r>
+              <w:rPr>
+                <w:rFonts w:ascii="Source Sans 3 Black" w:hAnsi="Source Sans 3 Black"/>
+                <w:b/>
+                <w:bCs/>
+                <w:sz w:val="23"/>
+                <w:szCs w:val="23"/>
+              </w:rPr>
+              <w:t>Speaker 4</w:t>
+            </w:r>
+          </w:p>
+          <w:p>
+            <w:pPr>
+              <w:tabs>
+                <w:tab w:val="left" w:pos="4413"/>
+              </w:tabs>
+              <w:rPr>
+                <w:rFonts w:ascii="Source Sans 3" w:hAnsi="Source Sans 3"/>
+                <w:sz w:val="23"/>
+                <w:szCs w:val="23"/>
+              </w:rPr>
+            </w:pPr>
+            <w:r>
+              <w:rPr>
+                <w:rFonts w:ascii="Source Sans 3" w:hAnsi="Source Sans 3"/>
+                <w:sz w:val="23"/>
+                <w:szCs w:val="23"/>
+              </w:rPr>
+              <w:t>This strange-looking animal lives in wet areas and comes from the area south of the tropics in China. There are very few in the wild now. As you can see, it has antlers like most deer, but it has a neck like a camel and hooves or feet like a cow. They eat mainly grass and live partly on land and partly in water.</w:t>
             </w:r>
           </w:p>
         </w:tc>
@@ -16258,7 +18506,7 @@
                 <w:sz w:val="23"/>
                 <w:szCs w:val="23"/>
               </w:rPr>
-              <w:t>68</w:t>
+              <w:t>67</w:t>
             </w:r>
             <w:r>
               <w:rPr>
@@ -16293,87 +18541,179 @@
                 <w:sz w:val="23"/>
                 <w:szCs w:val="23"/>
               </w:rPr>
-              <w:t>Good morning, everyone. In today's lecture I want to talk to you about a very unpopular animal here in Britain. In fact, you could say that it's one of our least loved animals! It's called the American bullfrog and yes, it does in fact come from America - the east of America, to be exact - and it was brought to Britain in the early 19th century, so you could say that it's been here for quite a long time. It wasn't brought here on purpose - it actually arrived in a big container of aquatic plants. In other words, it was accidentally introduced into Britain.</w:t>
-            </w:r>
-          </w:p>
-          <w:p>
-            <w:pPr>
-              <w:tabs>
-                <w:tab w:val="left" w:pos="4413"/>
-              </w:tabs>
-              <w:rPr>
-                <w:rFonts w:ascii="Source Sans 3" w:hAnsi="Source Sans 3"/>
-                <w:sz w:val="23"/>
-                <w:szCs w:val="23"/>
-              </w:rPr>
-            </w:pPr>
-            <w:r>
-              <w:rPr>
-                <w:rFonts w:ascii="Source Sans 3" w:hAnsi="Source Sans 3"/>
-                <w:sz w:val="23"/>
-                <w:szCs w:val="23"/>
-              </w:rPr>
-              <w:t>Now, I'll tell you a little about its appearance. The American bullfrog is a very large - and ugly - species of frog. And when I say it's large, I mean large. Interestingly, female American bullfrogs are usually much larger than the males. In fact, they can weigh up to 750 grams, whereas the males only go up to about 600 grams. Take a look at its head - it's really broad and flat, isn't it? And you can see its mouth -just here - that's quite large too.</w:t>
-            </w:r>
-          </w:p>
-          <w:p>
-            <w:pPr>
-              <w:tabs>
-                <w:tab w:val="left" w:pos="4413"/>
-              </w:tabs>
-              <w:rPr>
-                <w:rFonts w:ascii="Source Sans 3" w:hAnsi="Source Sans 3"/>
-                <w:sz w:val="23"/>
-                <w:szCs w:val="23"/>
-              </w:rPr>
-            </w:pPr>
-            <w:r>
-              <w:rPr>
-                <w:rFonts w:ascii="Source Sans 3" w:hAnsi="Source Sans 3"/>
-                <w:sz w:val="23"/>
-                <w:szCs w:val="23"/>
-              </w:rPr>
-              <w:t>Now, both the male and the female American bullfrogs have green or brown bodies and have dark spots on the top. But there's one important difference between them - the male's throat is yellow but the female has a white one instead. And the other difference is their eardrums, here just behind their eyes. Those of the male are much larger than the female's.</w:t>
-            </w:r>
-          </w:p>
-          <w:p>
-            <w:pPr>
-              <w:tabs>
-                <w:tab w:val="left" w:pos="4413"/>
-              </w:tabs>
-              <w:rPr>
-                <w:rFonts w:ascii="Source Sans 3" w:hAnsi="Source Sans 3"/>
-                <w:sz w:val="23"/>
-                <w:szCs w:val="23"/>
-              </w:rPr>
-            </w:pPr>
-            <w:r>
-              <w:rPr>
-                <w:rFonts w:ascii="Source Sans 3" w:hAnsi="Source Sans 3"/>
-                <w:sz w:val="23"/>
-                <w:szCs w:val="23"/>
-              </w:rPr>
-              <w:t>So, let's move on to why we so dislike the American bullfrog. Well, this is because it has threatened our own native species of frogs. Firstly, it breeds very quickly indeed. For example, female bullfrogs can lay up to 25,000 eggs every single season. And secondly, the American bullfrog is very greedy. In fact, they eat just about anything they can put into their mouths! As well as other frogs, they eat insects, fish and have even been known to eat birds and snakes! So, in other words, they eat the food sources of our own native species. Thirdly, they carry a disease that is dangerous to other frogs. And finally, they don't just damage our natural world, they cause financial damage too. Around £100,000 has been spent monitoring the American bullfrog in the wild.</w:t>
-            </w:r>
-          </w:p>
-          <w:p>
-            <w:pPr>
-              <w:tabs>
-                <w:tab w:val="left" w:pos="4413"/>
-              </w:tabs>
-              <w:rPr>
-                <w:rFonts w:ascii="Source Sans 3" w:hAnsi="Source Sans 3"/>
-                <w:sz w:val="23"/>
-                <w:szCs w:val="23"/>
-              </w:rPr>
-            </w:pPr>
-            <w:r>
-              <w:rPr>
-                <w:rFonts w:ascii="Source Sans 3" w:hAnsi="Source Sans 3"/>
-                <w:sz w:val="23"/>
-                <w:szCs w:val="23"/>
-              </w:rPr>
-              <w:t>So, as scientists, we can learn a lesson from this about the dangers of introducing any living species into a new environment.</w:t>
+              <w:t>Hello everyone. Today I'm going to talk about a project I've done about the mountain gorilla. I think it's a truly fascinating animal. They originate in Africa - Central Africa, in fact.</w:t>
+            </w:r>
+          </w:p>
+          <w:p>
+            <w:pPr>
+              <w:tabs>
+                <w:tab w:val="left" w:pos="4413"/>
+              </w:tabs>
+              <w:rPr>
+                <w:rFonts w:ascii="Source Sans 3" w:hAnsi="Source Sans 3"/>
+                <w:sz w:val="23"/>
+                <w:szCs w:val="23"/>
+              </w:rPr>
+            </w:pPr>
+            <w:r>
+              <w:rPr>
+                <w:rFonts w:ascii="Source Sans 3" w:hAnsi="Source Sans 3"/>
+                <w:sz w:val="23"/>
+                <w:szCs w:val="23"/>
+              </w:rPr>
+              <w:t>So now I'm going to talk a little about where they live. As you can probably guess, and as you can see in this first photo, their name reflects the environment they live in-tropical</w:t>
+            </w:r>
+            <w:r>
+              <w:rPr>
+                <w:rFonts w:ascii="Source Sans 3" w:hAnsi="Source Sans 3"/>
+                <w:sz w:val="23"/>
+                <w:szCs w:val="23"/>
+              </w:rPr>
+              <w:t xml:space="preserve"> </w:t>
+            </w:r>
+            <w:r>
+              <w:rPr>
+                <w:rFonts w:ascii="Source Sans 3" w:hAnsi="Source Sans 3"/>
+                <w:sz w:val="23"/>
+                <w:szCs w:val="23"/>
+              </w:rPr>
+              <w:t>mountain forests.</w:t>
+            </w:r>
+          </w:p>
+          <w:p>
+            <w:pPr>
+              <w:tabs>
+                <w:tab w:val="left" w:pos="4413"/>
+              </w:tabs>
+              <w:rPr>
+                <w:rFonts w:ascii="Source Sans 3" w:hAnsi="Source Sans 3"/>
+                <w:sz w:val="23"/>
+                <w:szCs w:val="23"/>
+              </w:rPr>
+            </w:pPr>
+            <w:r>
+              <w:rPr>
+                <w:rFonts w:ascii="Source Sans 3" w:hAnsi="Source Sans 3"/>
+                <w:sz w:val="23"/>
+                <w:szCs w:val="23"/>
+              </w:rPr>
+              <w:t>Now just like all other apes, they build nests out of leaves. But they</w:t>
+            </w:r>
+          </w:p>
+          <w:p>
+            <w:pPr>
+              <w:tabs>
+                <w:tab w:val="left" w:pos="4413"/>
+              </w:tabs>
+              <w:rPr>
+                <w:rFonts w:ascii="Source Sans 3" w:hAnsi="Source Sans 3"/>
+                <w:sz w:val="23"/>
+                <w:szCs w:val="23"/>
+              </w:rPr>
+            </w:pPr>
+            <w:r>
+              <w:rPr>
+                <w:rFonts w:ascii="Source Sans 3" w:hAnsi="Source Sans 3"/>
+                <w:sz w:val="23"/>
+                <w:szCs w:val="23"/>
+              </w:rPr>
+              <w:t>don't make their nests high up as other species do mountain</w:t>
+            </w:r>
+          </w:p>
+          <w:p>
+            <w:pPr>
+              <w:tabs>
+                <w:tab w:val="left" w:pos="4413"/>
+              </w:tabs>
+              <w:rPr>
+                <w:rFonts w:ascii="Source Sans 3" w:hAnsi="Source Sans 3"/>
+                <w:sz w:val="23"/>
+                <w:szCs w:val="23"/>
+              </w:rPr>
+            </w:pPr>
+            <w:r>
+              <w:rPr>
+                <w:rFonts w:ascii="Source Sans 3" w:hAnsi="Source Sans 3"/>
+                <w:sz w:val="23"/>
+                <w:szCs w:val="23"/>
+              </w:rPr>
+              <w:t xml:space="preserve">gorillas make them on the ground instead. And they sleep wherever they end their day and they rarely sleep in the same bed twice! So, I'll move on to talk about the physical features of the mountain gorilla. In other words, what it looks like. So here are some more photographs on screen for you all to have a look at. This gorilla here on the left is a male gorilla. We know that he's an older male gorilla because of the </w:t>
+            </w:r>
+            <w:proofErr w:type="spellStart"/>
+            <w:r>
+              <w:rPr>
+                <w:rFonts w:ascii="Source Sans 3" w:hAnsi="Source Sans 3"/>
+                <w:sz w:val="23"/>
+                <w:szCs w:val="23"/>
+              </w:rPr>
+              <w:t>colour</w:t>
+            </w:r>
+            <w:proofErr w:type="spellEnd"/>
+            <w:r>
+              <w:rPr>
+                <w:rFonts w:ascii="Source Sans 3" w:hAnsi="Source Sans 3"/>
+                <w:sz w:val="23"/>
+                <w:szCs w:val="23"/>
+              </w:rPr>
+              <w:t xml:space="preserve"> of his coat. As you can see, his coat is grey. He's called a silverback. Younger male gorillas are called blackbacks. And there's an obvious reason for that! Yes, a young adult male has a black coat. As he gets older, his coat turns from black to grey.</w:t>
+            </w:r>
+          </w:p>
+          <w:p>
+            <w:pPr>
+              <w:tabs>
+                <w:tab w:val="left" w:pos="4413"/>
+              </w:tabs>
+              <w:rPr>
+                <w:rFonts w:ascii="Source Sans 3" w:hAnsi="Source Sans 3"/>
+                <w:sz w:val="23"/>
+                <w:szCs w:val="23"/>
+              </w:rPr>
+            </w:pPr>
+            <w:r>
+              <w:rPr>
+                <w:rFonts w:ascii="Source Sans 3" w:hAnsi="Source Sans 3"/>
+                <w:sz w:val="23"/>
+                <w:szCs w:val="23"/>
+              </w:rPr>
+              <w:t>Next, I'm going to tell you a little about the diet of the mountain gorilla. Interestingly, mountain gorillas are herbivores. In other words, they survive on a diet of plants. As you can see from this next picture, this gorilla is eating leaves. They also eat fruit and flowers. They occasionally eat insects too, but only when they're very hungry! And it might interest you to know that mountain gorillas very rarely drink water, even though they live in a very warm climate. It appears they get all the water they need from plants.</w:t>
+            </w:r>
+          </w:p>
+          <w:p>
+            <w:pPr>
+              <w:tabs>
+                <w:tab w:val="left" w:pos="4413"/>
+              </w:tabs>
+              <w:rPr>
+                <w:rFonts w:ascii="Source Sans 3" w:hAnsi="Source Sans 3"/>
+                <w:sz w:val="23"/>
+                <w:szCs w:val="23"/>
+              </w:rPr>
+            </w:pPr>
+            <w:r>
+              <w:rPr>
+                <w:rFonts w:ascii="Source Sans 3" w:hAnsi="Source Sans 3"/>
+                <w:sz w:val="23"/>
+                <w:szCs w:val="23"/>
+              </w:rPr>
+              <w:t xml:space="preserve">I'd like to conclude by talking about some of the threats that mountain gorillas face. They are in serious danger of disappearing from our world altogether. Let's have a look at two reasons why they're in such danger. And both of these reasons are connected to human activity. Firstly, people are damaging the mountain forests where these gorillas live. They're cutting down the trees to build farms and towns. Mountain gorillas live in close family groups and this means that it's difficult for them to get enough to eat in the small areas they now have to live in. Secondly, gorillas are also suffering as a result of hunting. Sadly, some people find and kill them to sell. </w:t>
+            </w:r>
+            <w:proofErr w:type="gramStart"/>
+            <w:r>
+              <w:rPr>
+                <w:rFonts w:ascii="Source Sans 3" w:hAnsi="Source Sans 3"/>
+                <w:sz w:val="23"/>
+                <w:szCs w:val="23"/>
+              </w:rPr>
+              <w:t>So</w:t>
+            </w:r>
+            <w:proofErr w:type="gramEnd"/>
+            <w:r>
+              <w:rPr>
+                <w:rFonts w:ascii="Source Sans 3" w:hAnsi="Source Sans 3"/>
+                <w:sz w:val="23"/>
+                <w:szCs w:val="23"/>
+              </w:rPr>
+              <w:t xml:space="preserve"> it's a very sad situation indeed for these beautiful animals.</w:t>
             </w:r>
           </w:p>
         </w:tc>
@@ -16423,7 +18763,7 @@
                 <w:sz w:val="23"/>
                 <w:szCs w:val="23"/>
               </w:rPr>
-              <w:t>69</w:t>
+              <w:t>68</w:t>
             </w:r>
             <w:r>
               <w:rPr>
@@ -16458,6 +18798,189 @@
                 <w:sz w:val="23"/>
                 <w:szCs w:val="23"/>
               </w:rPr>
+              <w:t>Good morning, everyone. In today's lecture I want to talk to you about a very unpopular animal here in Britain. In fact, you could say that it's one of our least loved animals! It's called the American bullfrog and yes, it does in fact come from America - the east of America, to be exact - and it was brought to Britain in the early 19th century, so you could say that it's been here for quite a long time. It wasn't brought here on purpose - it actually arrived in a big container of aquatic plants. In other words, it was accidentally introduced into Britain.</w:t>
+            </w:r>
+          </w:p>
+          <w:p>
+            <w:pPr>
+              <w:tabs>
+                <w:tab w:val="left" w:pos="4413"/>
+              </w:tabs>
+              <w:rPr>
+                <w:rFonts w:ascii="Source Sans 3" w:hAnsi="Source Sans 3"/>
+                <w:sz w:val="23"/>
+                <w:szCs w:val="23"/>
+              </w:rPr>
+            </w:pPr>
+            <w:r>
+              <w:rPr>
+                <w:rFonts w:ascii="Source Sans 3" w:hAnsi="Source Sans 3"/>
+                <w:sz w:val="23"/>
+                <w:szCs w:val="23"/>
+              </w:rPr>
+              <w:t>Now, I'll tell you a little about its appearance. The American bullfrog is a very large - and ugly - species of frog. And when I say it's large, I mean large. Interestingly, female American bullfrogs are usually much larger than the males. In fact, they can weigh up to 750 grams, whereas the males only go up to about 600 grams. Take a look at its head - it's really broad and flat, isn't it? And you can see its mouth -just here - that's quite large too.</w:t>
+            </w:r>
+          </w:p>
+          <w:p>
+            <w:pPr>
+              <w:tabs>
+                <w:tab w:val="left" w:pos="4413"/>
+              </w:tabs>
+              <w:rPr>
+                <w:rFonts w:ascii="Source Sans 3" w:hAnsi="Source Sans 3"/>
+                <w:sz w:val="23"/>
+                <w:szCs w:val="23"/>
+              </w:rPr>
+            </w:pPr>
+            <w:r>
+              <w:rPr>
+                <w:rFonts w:ascii="Source Sans 3" w:hAnsi="Source Sans 3"/>
+                <w:sz w:val="23"/>
+                <w:szCs w:val="23"/>
+              </w:rPr>
+              <w:t xml:space="preserve">Now, both the male and the female American bullfrogs have green or brown bodies and have dark spots on the top. But there's one important difference between them - the male's throat is yellow but the female has a white one instead. And the other difference is their eardrums, here just behind their eyes. Those of the male are much larger than the </w:t>
+            </w:r>
+            <w:proofErr w:type="gramStart"/>
+            <w:r>
+              <w:rPr>
+                <w:rFonts w:ascii="Source Sans 3" w:hAnsi="Source Sans 3"/>
+                <w:sz w:val="23"/>
+                <w:szCs w:val="23"/>
+              </w:rPr>
+              <w:t>female's</w:t>
+            </w:r>
+            <w:proofErr w:type="gramEnd"/>
+            <w:r>
+              <w:rPr>
+                <w:rFonts w:ascii="Source Sans 3" w:hAnsi="Source Sans 3"/>
+                <w:sz w:val="23"/>
+                <w:szCs w:val="23"/>
+              </w:rPr>
+              <w:t>.</w:t>
+            </w:r>
+          </w:p>
+          <w:p>
+            <w:pPr>
+              <w:tabs>
+                <w:tab w:val="left" w:pos="4413"/>
+              </w:tabs>
+              <w:rPr>
+                <w:rFonts w:ascii="Source Sans 3" w:hAnsi="Source Sans 3"/>
+                <w:sz w:val="23"/>
+                <w:szCs w:val="23"/>
+              </w:rPr>
+            </w:pPr>
+            <w:r>
+              <w:rPr>
+                <w:rFonts w:ascii="Source Sans 3" w:hAnsi="Source Sans 3"/>
+                <w:sz w:val="23"/>
+                <w:szCs w:val="23"/>
+              </w:rPr>
+              <w:t>So, let's move on to why we so dislike the American bullfrog. Well, this is because it has threatened our own native species of frogs. Firstly, it breeds very quickly indeed. For example, female bullfrogs can lay up to 25,000 eggs every single season. And secondly, the American bullfrog is very greedy. In fact, they eat just about anything they can put into their mouths! As well as other frogs, they eat insects, fish and have even been known to eat birds and snakes! So, in other words, they eat the food sources of our own native species. Thirdly, they carry a disease that is dangerous to other frogs. And finally, they don't just damage our natural world, they cause financial damage too. Around £100,000 has been spent monitoring the American bullfrog in the wild.</w:t>
+            </w:r>
+          </w:p>
+          <w:p>
+            <w:pPr>
+              <w:tabs>
+                <w:tab w:val="left" w:pos="4413"/>
+              </w:tabs>
+              <w:rPr>
+                <w:rFonts w:ascii="Source Sans 3" w:hAnsi="Source Sans 3"/>
+                <w:sz w:val="23"/>
+                <w:szCs w:val="23"/>
+              </w:rPr>
+            </w:pPr>
+            <w:r>
+              <w:rPr>
+                <w:rFonts w:ascii="Source Sans 3" w:hAnsi="Source Sans 3"/>
+                <w:sz w:val="23"/>
+                <w:szCs w:val="23"/>
+              </w:rPr>
+              <w:t>So, as scientists, we can learn a lesson from this about the dangers of introducing any living species into a new environment.</w:t>
+            </w:r>
+          </w:p>
+        </w:tc>
+      </w:tr>
+    </w:tbl>
+    <w:p>
+      <w:pPr>
+        <w:tabs>
+          <w:tab w:val="left" w:pos="4413"/>
+        </w:tabs>
+        <w:rPr>
+          <w:rFonts w:ascii="Source Sans 3" w:hAnsi="Source Sans 3"/>
+          <w:sz w:val="23"/>
+          <w:szCs w:val="23"/>
+        </w:rPr>
+      </w:pPr>
+    </w:p>
+    <w:tbl>
+      <w:tblPr>
+        <w:tblStyle w:val="TableGrid"/>
+        <w:tblW w:w="0" w:type="auto"/>
+        <w:tblLook w:val="04A0" w:firstRow="1" w:lastRow="0" w:firstColumn="1" w:lastColumn="0" w:noHBand="0" w:noVBand="1"/>
+      </w:tblPr>
+      <w:tblGrid>
+        <w:gridCol w:w="14392"/>
+      </w:tblGrid>
+      <w:tr>
+        <w:tc>
+          <w:tcPr>
+            <w:tcW w:w="14392" w:type="dxa"/>
+          </w:tcPr>
+          <w:p>
+            <w:pPr>
+              <w:spacing w:after="160"/>
+            </w:pPr>
+            <w:r>
+              <w:rPr>
+                <w:rFonts w:ascii="Source Sans 3" w:hAnsi="Source Sans 3" w:cs="Arial"/>
+                <w:sz w:val="23"/>
+                <w:szCs w:val="23"/>
+              </w:rPr>
+              <w:t>Mindset_L1_</w:t>
+            </w:r>
+            <w:r>
+              <w:rPr>
+                <w:rFonts w:ascii="Source Sans 3" w:hAnsi="Source Sans 3" w:cs="Arial"/>
+                <w:sz w:val="23"/>
+                <w:szCs w:val="23"/>
+              </w:rPr>
+              <w:t>69</w:t>
+            </w:r>
+            <w:r>
+              <w:rPr>
+                <w:rFonts w:ascii="Source Sans 3" w:hAnsi="Source Sans 3" w:cs="Arial"/>
+                <w:sz w:val="23"/>
+                <w:szCs w:val="23"/>
+              </w:rPr>
+              <w:t>.mp3</w:t>
+            </w:r>
+          </w:p>
+        </w:tc>
+      </w:tr>
+      <w:tr>
+        <w:tc>
+          <w:tcPr>
+            <w:tcW w:w="14392" w:type="dxa"/>
+          </w:tcPr>
+          <w:p>
+            <w:pPr>
+              <w:tabs>
+                <w:tab w:val="left" w:pos="4413"/>
+              </w:tabs>
+              <w:rPr>
+                <w:rFonts w:ascii="Source Sans 3" w:hAnsi="Source Sans 3"/>
+                <w:sz w:val="23"/>
+                <w:szCs w:val="23"/>
+              </w:rPr>
+            </w:pPr>
+            <w:r>
+              <w:rPr>
+                <w:rFonts w:ascii="Source Sans 3" w:hAnsi="Source Sans 3"/>
+                <w:sz w:val="23"/>
+                <w:szCs w:val="23"/>
+              </w:rPr>
               <w:t>OK everyone, I think we're ready to make a start. Now, when you think of a dangerous animal, what do you think of? A tiger perhaps? Or maybe a leopard? Most people think that all dangerous animals live on land, but in fact, some of the most dangerous animals on the planet live in our seas and oceans. I'm going to talk today about one of these - the box jellyfish.</w:t>
             </w:r>
           </w:p>
@@ -16518,6 +19041,7 @@
                 <w:sz w:val="23"/>
                 <w:szCs w:val="23"/>
               </w:rPr>
+              <w:lastRenderedPageBreak/>
               <w:t>And you can also see that its body is light blue.</w:t>
             </w:r>
           </w:p>
@@ -16558,7 +19082,25 @@
                 <w:sz w:val="23"/>
                 <w:szCs w:val="23"/>
               </w:rPr>
-              <w:t>It's got 15 of these growing from each of the four corners of the box. Now, you may be surprised to learn that these tentacles can grow to a length of three metres! And another surprising thing is its large number of eyes, that's six eyes on each of its four sides, so 24 altogether.</w:t>
+              <w:t xml:space="preserve">It's got 15 of these growing from each of the four corners of the box. Now, you may be surprised to learn that these tentacles can grow to a length of three </w:t>
+            </w:r>
+            <w:proofErr w:type="spellStart"/>
+            <w:r>
+              <w:rPr>
+                <w:rFonts w:ascii="Source Sans 3" w:hAnsi="Source Sans 3"/>
+                <w:sz w:val="23"/>
+                <w:szCs w:val="23"/>
+              </w:rPr>
+              <w:t>metres</w:t>
+            </w:r>
+            <w:proofErr w:type="spellEnd"/>
+            <w:r>
+              <w:rPr>
+                <w:rFonts w:ascii="Source Sans 3" w:hAnsi="Source Sans 3"/>
+                <w:sz w:val="23"/>
+                <w:szCs w:val="23"/>
+              </w:rPr>
+              <w:t>! And another surprising thing is its large number of eyes, that's six eyes on each of its four sides, so 24 altogether.</w:t>
             </w:r>
           </w:p>
           <w:p>
@@ -16638,7 +19180,6 @@
                 <w:sz w:val="23"/>
                 <w:szCs w:val="23"/>
               </w:rPr>
-              <w:lastRenderedPageBreak/>
               <w:t>And then, the best thing to help is vinegar. Yes, the same vinegar you use when you're cooking! Many Australian beaches keep bottles of it near the jellyfish warning signs. You should pour a bottle over the tentacles for 30 seconds, and then the tentacles can be removed. However, if you get stung and don't have any vinegar, you should pour seawater on the skin. This will help to ease the pain before you can get further medical help.</w:t>
             </w:r>
           </w:p>

--- a/assets/data/Mindset 01/Mindset1- Audio Scripts.docx
+++ b/assets/data/Mindset 01/Mindset1- Audio Scripts.docx
@@ -4241,27 +4241,7 @@
                 <w:sz w:val="23"/>
                 <w:szCs w:val="23"/>
               </w:rPr>
-              <w:t xml:space="preserve"> </w:t>
-            </w:r>
-            <w:proofErr w:type="spellStart"/>
-            <w:r>
-              <w:rPr>
-                <w:rFonts w:ascii="Source Sans 3" w:hAnsi="Source Sans 3"/>
-                <w:bCs/>
-                <w:sz w:val="23"/>
-                <w:szCs w:val="23"/>
-              </w:rPr>
-              <w:t>W</w:t>
-            </w:r>
-            <w:proofErr w:type="spellEnd"/>
-            <w:r>
-              <w:rPr>
-                <w:rFonts w:ascii="Source Sans 3" w:hAnsi="Source Sans 3"/>
-                <w:bCs/>
-                <w:sz w:val="23"/>
-                <w:szCs w:val="23"/>
-              </w:rPr>
-              <w:t xml:space="preserve"> dot </w:t>
+              <w:t xml:space="preserve"> W dot </w:t>
             </w:r>
             <w:proofErr w:type="spellStart"/>
             <w:r>
@@ -5052,27 +5032,7 @@
                 <w:sz w:val="23"/>
                 <w:szCs w:val="23"/>
               </w:rPr>
-              <w:t xml:space="preserve"> </w:t>
-            </w:r>
-            <w:proofErr w:type="spellStart"/>
-            <w:r>
-              <w:rPr>
-                <w:rFonts w:ascii="Source Sans 3" w:hAnsi="Source Sans 3"/>
-                <w:bCs/>
-                <w:sz w:val="23"/>
-                <w:szCs w:val="23"/>
-              </w:rPr>
-              <w:t>W</w:t>
-            </w:r>
-            <w:proofErr w:type="spellEnd"/>
-            <w:r>
-              <w:rPr>
-                <w:rFonts w:ascii="Source Sans 3" w:hAnsi="Source Sans 3"/>
-                <w:bCs/>
-                <w:sz w:val="23"/>
-                <w:szCs w:val="23"/>
-              </w:rPr>
-              <w:t xml:space="preserve"> dot </w:t>
+              <w:t xml:space="preserve"> W dot </w:t>
             </w:r>
             <w:proofErr w:type="spellStart"/>
             <w:r>
@@ -14993,23 +14953,7 @@
                 <w:sz w:val="23"/>
                 <w:szCs w:val="23"/>
               </w:rPr>
-              <w:t>Mindset_L1_4</w:t>
-            </w:r>
-            <w:r>
-              <w:rPr>
-                <w:rFonts w:ascii="Source Sans 3" w:hAnsi="Source Sans 3" w:cs="Arial"/>
-                <w:sz w:val="23"/>
-                <w:szCs w:val="23"/>
-              </w:rPr>
-              <w:t>8</w:t>
-            </w:r>
-            <w:r>
-              <w:rPr>
-                <w:rFonts w:ascii="Source Sans 3" w:hAnsi="Source Sans 3" w:cs="Arial"/>
-                <w:sz w:val="23"/>
-                <w:szCs w:val="23"/>
-              </w:rPr>
-              <w:t>.mp3</w:t>
+              <w:t>Mindset_L1_48.mp3</w:t>
             </w:r>
           </w:p>
         </w:tc>
@@ -16932,7 +16876,7 @@
                 <w:sz w:val="23"/>
                 <w:szCs w:val="23"/>
               </w:rPr>
-              <w:t>59</w:t>
+              <w:t>58</w:t>
             </w:r>
             <w:r>
               <w:rPr>
@@ -16967,45 +16911,78 @@
                 <w:sz w:val="23"/>
                 <w:szCs w:val="23"/>
               </w:rPr>
-              <w:t>Justin Bieber's rise to fame is an interesting story. He was interested in music from a very early age and he taught himself how to play a whole selection of musical instruments, which I think is rare in youngsters these days. Like a lot of teenagers who want to be pop stars, he learnt the guitar. But, whereas very few of those teenagers put in the effort needed to be successful, Bieber, on the other hand, not only learnt how to play the piano as well, but also mastered the drums and even the trumpet! One day he hopes to learn the violin.</w:t>
-            </w:r>
-          </w:p>
-          <w:p>
-            <w:pPr>
-              <w:tabs>
-                <w:tab w:val="left" w:pos="4413"/>
-              </w:tabs>
-              <w:rPr>
-                <w:rFonts w:ascii="Source Sans 3" w:hAnsi="Source Sans 3"/>
-                <w:sz w:val="23"/>
-                <w:szCs w:val="23"/>
-              </w:rPr>
-            </w:pPr>
-            <w:r>
-              <w:rPr>
-                <w:rFonts w:ascii="Source Sans 3" w:hAnsi="Source Sans 3"/>
-                <w:sz w:val="23"/>
-                <w:szCs w:val="23"/>
-              </w:rPr>
-              <w:t xml:space="preserve">He was clearly gifted, and his mother used to arrange for him to take part in local competitions. He came second in one, and his mother posted his performance on YouTube. She kept posting other clips of him singing, and soon these attracted a number of fans who started following him, though at this point he still hadn't found fame. His big break came when a music executive came across these videos by accident when he was looking for a performance by a different artist. He immediately </w:t>
-            </w:r>
-            <w:proofErr w:type="spellStart"/>
-            <w:r>
-              <w:rPr>
-                <w:rFonts w:ascii="Source Sans 3" w:hAnsi="Source Sans 3"/>
-                <w:sz w:val="23"/>
-                <w:szCs w:val="23"/>
-              </w:rPr>
-              <w:t>recognised</w:t>
-            </w:r>
-            <w:proofErr w:type="spellEnd"/>
-            <w:r>
-              <w:rPr>
-                <w:rFonts w:ascii="Source Sans 3" w:hAnsi="Source Sans 3"/>
-                <w:sz w:val="23"/>
-                <w:szCs w:val="23"/>
-              </w:rPr>
-              <w:t xml:space="preserve"> Bieber's talent and gave the teenager a contract with his recording company. His first record was a worldwide hit. He shot to fame in just two years and is now a global superstar, one of the most well-known performers the world has ever seen.</w:t>
+              <w:t xml:space="preserve">Let's begin our talk with a few general points. The first one is </w:t>
+            </w:r>
+            <w:proofErr w:type="gramStart"/>
+            <w:r>
+              <w:rPr>
+                <w:rFonts w:ascii="Source Sans 3" w:hAnsi="Source Sans 3"/>
+                <w:sz w:val="23"/>
+                <w:szCs w:val="23"/>
+                <w:u w:val="single"/>
+              </w:rPr>
+              <w:t>know</w:t>
+            </w:r>
+            <w:proofErr w:type="gramEnd"/>
+            <w:r>
+              <w:rPr>
+                <w:rFonts w:ascii="Source Sans 3" w:hAnsi="Source Sans 3"/>
+                <w:sz w:val="23"/>
+                <w:szCs w:val="23"/>
+                <w:u w:val="single"/>
+              </w:rPr>
+              <w:t xml:space="preserve"> your audience</w:t>
+            </w:r>
+            <w:r>
+              <w:rPr>
+                <w:rFonts w:ascii="Source Sans 3" w:hAnsi="Source Sans 3"/>
+                <w:sz w:val="23"/>
+                <w:szCs w:val="23"/>
+              </w:rPr>
+              <w:t xml:space="preserve">. By that I mean, are they older or younger viewers, where are they from, what are their values, ideas or beliefs, what level of education do they have? The reason we try to find out as much as possible about the audience is that </w:t>
+            </w:r>
+            <w:r>
+              <w:rPr>
+                <w:rFonts w:ascii="Source Sans 3" w:hAnsi="Source Sans 3"/>
+                <w:sz w:val="23"/>
+                <w:szCs w:val="23"/>
+                <w:u w:val="single"/>
+              </w:rPr>
+              <w:t>we want to interest them</w:t>
+            </w:r>
+            <w:r>
+              <w:rPr>
+                <w:rFonts w:ascii="Source Sans 3" w:hAnsi="Source Sans 3"/>
+                <w:sz w:val="23"/>
+                <w:szCs w:val="23"/>
+              </w:rPr>
+              <w:t xml:space="preserve">. If they can't engage with or relate to the stories we choose or how we present them, </w:t>
+            </w:r>
+            <w:r>
+              <w:rPr>
+                <w:rFonts w:ascii="Source Sans 3" w:hAnsi="Source Sans 3"/>
+                <w:sz w:val="23"/>
+                <w:szCs w:val="23"/>
+                <w:u w:val="single"/>
+              </w:rPr>
+              <w:t>they'll choose another news channel</w:t>
+            </w:r>
+            <w:r>
+              <w:rPr>
+                <w:rFonts w:ascii="Source Sans 3" w:hAnsi="Source Sans 3"/>
+                <w:sz w:val="23"/>
+                <w:szCs w:val="23"/>
+              </w:rPr>
+              <w:t xml:space="preserve">. The same story can be presented in different ways for different audiences. So, for example, if there's an oil spill into the sea, will our audience </w:t>
+            </w:r>
+            <w:r>
+              <w:rPr>
+                <w:rFonts w:ascii="Source Sans 3" w:hAnsi="Source Sans 3"/>
+                <w:sz w:val="23"/>
+                <w:szCs w:val="23"/>
+                <w:u w:val="single"/>
+              </w:rPr>
+              <w:t>be more concerned about the environmental or the economic consequences?</w:t>
             </w:r>
           </w:p>
         </w:tc>
@@ -17055,7 +17032,7 @@
                 <w:sz w:val="23"/>
                 <w:szCs w:val="23"/>
               </w:rPr>
-              <w:t>60</w:t>
+              <w:t>59</w:t>
             </w:r>
             <w:r>
               <w:rPr>
@@ -17087,20 +17064,30 @@
             <w:r>
               <w:rPr>
                 <w:rFonts w:ascii="Source Sans 3" w:hAnsi="Source Sans 3"/>
-                <w:b/>
-                <w:bCs/>
-                <w:sz w:val="23"/>
-                <w:szCs w:val="23"/>
-              </w:rPr>
-              <w:t>A</w:t>
-            </w:r>
-            <w:r>
-              <w:rPr>
-                <w:rFonts w:ascii="Source Sans 3" w:hAnsi="Source Sans 3"/>
-                <w:sz w:val="23"/>
-                <w:szCs w:val="23"/>
-              </w:rPr>
-              <w:t xml:space="preserve">: I wouldn't like to be famous. I would hate people to </w:t>
+                <w:sz w:val="23"/>
+                <w:szCs w:val="23"/>
+              </w:rPr>
+              <w:t>Justin Bieber's rise to fame is an interesting story. He was interested in music from a very early age and he taught himself how to play a whole selection of musical instruments, which I think is rare in youngsters these days. Like a lot of teenagers who want to be pop stars, he learnt the guitar. But, whereas very few of those teenagers put in the effort needed to be successful, Bieber, on the other hand, not only learnt how to play the piano as well, but also mastered the drums and even the trumpet! One day he hopes to learn the violin.</w:t>
+            </w:r>
+          </w:p>
+          <w:p>
+            <w:pPr>
+              <w:tabs>
+                <w:tab w:val="left" w:pos="4413"/>
+              </w:tabs>
+              <w:rPr>
+                <w:rFonts w:ascii="Source Sans 3" w:hAnsi="Source Sans 3"/>
+                <w:sz w:val="23"/>
+                <w:szCs w:val="23"/>
+              </w:rPr>
+            </w:pPr>
+            <w:r>
+              <w:rPr>
+                <w:rFonts w:ascii="Source Sans 3" w:hAnsi="Source Sans 3"/>
+                <w:sz w:val="23"/>
+                <w:szCs w:val="23"/>
+              </w:rPr>
+              <w:t xml:space="preserve">He was clearly gifted, and his mother used to arrange for him to take part in local competitions. He came second in one, and his mother posted his performance on YouTube. She kept posting other clips of him singing, and soon these attracted a number of fans who started following him, though at this point he still hadn't found fame. His big break came when a music executive came across these videos by accident when he was looking for a performance by a different artist. He immediately </w:t>
             </w:r>
             <w:proofErr w:type="spellStart"/>
             <w:r>
@@ -17109,7 +17096,7 @@
                 <w:sz w:val="23"/>
                 <w:szCs w:val="23"/>
               </w:rPr>
-              <w:t>recognise</w:t>
+              <w:t>recognised</w:t>
             </w:r>
             <w:proofErr w:type="spellEnd"/>
             <w:r>
@@ -17118,38 +17105,16 @@
                 <w:sz w:val="23"/>
                 <w:szCs w:val="23"/>
               </w:rPr>
-              <w:t xml:space="preserve"> me all the time. You would always be followed by journalists and never able to have a private life. Being followed on a good day, when you've been to the hairdresser and are wearing your best jeans, is perhaps acceptable, but can you imagine how it would make you feel on a bad day?</w:t>
-            </w:r>
-          </w:p>
-          <w:p>
-            <w:pPr>
-              <w:tabs>
-                <w:tab w:val="left" w:pos="4413"/>
-              </w:tabs>
-              <w:rPr>
-                <w:rFonts w:ascii="Source Sans 3" w:hAnsi="Source Sans 3"/>
-                <w:sz w:val="23"/>
-                <w:szCs w:val="23"/>
-              </w:rPr>
-            </w:pPr>
-            <w:r>
-              <w:rPr>
-                <w:rFonts w:ascii="Source Sans 3" w:hAnsi="Source Sans 3"/>
-                <w:b/>
-                <w:bCs/>
+              <w:t xml:space="preserve"> Bieber's talent and gave the teenager a contract with his recording company. His first </w:t>
+            </w:r>
+            <w:r>
+              <w:rPr>
+                <w:rFonts w:ascii="Source Sans 3" w:hAnsi="Source Sans 3"/>
                 <w:sz w:val="23"/>
                 <w:szCs w:val="23"/>
               </w:rPr>
               <w:lastRenderedPageBreak/>
-              <w:t>B</w:t>
-            </w:r>
-            <w:r>
-              <w:rPr>
-                <w:rFonts w:ascii="Source Sans 3" w:hAnsi="Source Sans 3"/>
-                <w:sz w:val="23"/>
-                <w:szCs w:val="23"/>
-              </w:rPr>
-              <w:t>: I would love to be famous. I would adore all the attention and the special treatment. Everywhere I went, people would know my name and I wouldn't need to queue any more. The best part, though, would be meeting other famous people. I can imagine that would be so interesting. They would come to my private yacht and I would visit their mansions.</w:t>
+              <w:t>record was a worldwide hit. He shot to fame in just two years and is now a global superstar, one of the most well-known performers the world has ever seen.</w:t>
             </w:r>
           </w:p>
         </w:tc>
@@ -17199,7 +17164,7 @@
                 <w:sz w:val="23"/>
                 <w:szCs w:val="23"/>
               </w:rPr>
-              <w:t>61</w:t>
+              <w:t>60</w:t>
             </w:r>
             <w:r>
               <w:rPr>
@@ -17232,279 +17197,67 @@
               <w:rPr>
                 <w:rFonts w:ascii="Source Sans 3" w:hAnsi="Source Sans 3"/>
                 <w:b/>
-                <w:sz w:val="23"/>
-                <w:szCs w:val="23"/>
-              </w:rPr>
-              <w:t>Interviewer:</w:t>
-            </w:r>
-            <w:r>
-              <w:rPr>
-                <w:rFonts w:ascii="Source Sans 3" w:hAnsi="Source Sans 3"/>
-                <w:sz w:val="23"/>
-                <w:szCs w:val="23"/>
-              </w:rPr>
-              <w:t xml:space="preserve"> So, you've been a famous singer for over three decades now. What advice would you give to someone wanting to become famous?</w:t>
-            </w:r>
-          </w:p>
-          <w:p>
-            <w:pPr>
-              <w:tabs>
-                <w:tab w:val="left" w:pos="4413"/>
-              </w:tabs>
-              <w:rPr>
-                <w:rFonts w:ascii="Source Sans 3" w:hAnsi="Source Sans 3"/>
-                <w:sz w:val="23"/>
-                <w:szCs w:val="23"/>
-              </w:rPr>
-            </w:pPr>
-            <w:r>
-              <w:rPr>
-                <w:rFonts w:ascii="Source Sans 3" w:hAnsi="Source Sans 3"/>
-                <w:b/>
-                <w:sz w:val="23"/>
-                <w:szCs w:val="23"/>
-              </w:rPr>
-              <w:t>Celebrity:</w:t>
-            </w:r>
-            <w:r>
-              <w:rPr>
-                <w:rFonts w:ascii="Source Sans 3" w:hAnsi="Source Sans 3"/>
-                <w:sz w:val="23"/>
-                <w:szCs w:val="23"/>
-              </w:rPr>
-              <w:t xml:space="preserve"> Well, my first piece of advice is - don't try and become famous. Instead focus on being good at something. Choose something you enjoy and then work hard at doing well in that area.</w:t>
-            </w:r>
-          </w:p>
-          <w:p>
-            <w:pPr>
-              <w:tabs>
-                <w:tab w:val="left" w:pos="4413"/>
-              </w:tabs>
-              <w:rPr>
-                <w:rFonts w:ascii="Source Sans 3" w:hAnsi="Source Sans 3"/>
-                <w:sz w:val="23"/>
-                <w:szCs w:val="23"/>
-              </w:rPr>
-            </w:pPr>
-            <w:r>
-              <w:rPr>
-                <w:rFonts w:ascii="Source Sans 3" w:hAnsi="Source Sans 3"/>
-                <w:b/>
-                <w:sz w:val="23"/>
-                <w:szCs w:val="23"/>
-              </w:rPr>
-              <w:t>Interviewer:</w:t>
-            </w:r>
-            <w:r>
-              <w:rPr>
-                <w:rFonts w:ascii="Source Sans 3" w:hAnsi="Source Sans 3"/>
-                <w:sz w:val="23"/>
-                <w:szCs w:val="23"/>
-              </w:rPr>
-              <w:t xml:space="preserve"> What did you do to become such a successful singer?</w:t>
-            </w:r>
-          </w:p>
-          <w:p>
-            <w:pPr>
-              <w:tabs>
-                <w:tab w:val="left" w:pos="4413"/>
-              </w:tabs>
-              <w:rPr>
-                <w:rFonts w:ascii="Source Sans 3" w:hAnsi="Source Sans 3"/>
-                <w:sz w:val="23"/>
-                <w:szCs w:val="23"/>
-              </w:rPr>
-            </w:pPr>
-            <w:r>
-              <w:rPr>
-                <w:rFonts w:ascii="Source Sans 3" w:hAnsi="Source Sans 3"/>
-                <w:b/>
-                <w:sz w:val="23"/>
-                <w:szCs w:val="23"/>
-              </w:rPr>
-              <w:t>Celebrity:</w:t>
-            </w:r>
-            <w:r>
-              <w:rPr>
-                <w:rFonts w:ascii="Source Sans 3" w:hAnsi="Source Sans 3"/>
-                <w:sz w:val="23"/>
-                <w:szCs w:val="23"/>
-              </w:rPr>
-              <w:t xml:space="preserve"> Well, a good way to be the best is to learn from the</w:t>
-            </w:r>
-          </w:p>
-          <w:p>
-            <w:pPr>
-              <w:tabs>
-                <w:tab w:val="left" w:pos="4413"/>
-              </w:tabs>
-              <w:rPr>
-                <w:rFonts w:ascii="Source Sans 3" w:hAnsi="Source Sans 3"/>
-                <w:sz w:val="23"/>
-                <w:szCs w:val="23"/>
-              </w:rPr>
-            </w:pPr>
-            <w:r>
-              <w:rPr>
-                <w:rFonts w:ascii="Source Sans 3" w:hAnsi="Source Sans 3"/>
-                <w:sz w:val="23"/>
-                <w:szCs w:val="23"/>
-              </w:rPr>
-              <w:t>experts. Find people you admire in your area of interest. Try to get as close to them as possible. Observe them carefully. If possible, talk to them. Ask lots of questions. Don't copy them, but try to learn from them. And don't be afraid to experiment, try something new.</w:t>
-            </w:r>
-          </w:p>
-          <w:p>
-            <w:pPr>
-              <w:tabs>
-                <w:tab w:val="left" w:pos="4413"/>
-              </w:tabs>
-              <w:rPr>
-                <w:rFonts w:ascii="Source Sans 3" w:hAnsi="Source Sans 3"/>
-                <w:sz w:val="23"/>
-                <w:szCs w:val="23"/>
-              </w:rPr>
-            </w:pPr>
-            <w:r>
-              <w:rPr>
-                <w:rFonts w:ascii="Source Sans 3" w:hAnsi="Source Sans 3"/>
-                <w:b/>
-                <w:sz w:val="23"/>
-                <w:szCs w:val="23"/>
-              </w:rPr>
-              <w:t>Interviewer:</w:t>
-            </w:r>
-            <w:r>
-              <w:rPr>
-                <w:rFonts w:ascii="Source Sans 3" w:hAnsi="Source Sans 3"/>
-                <w:sz w:val="23"/>
-                <w:szCs w:val="23"/>
-              </w:rPr>
-              <w:t xml:space="preserve"> Being the best is one thing, but how did you get yourself known?</w:t>
-            </w:r>
-          </w:p>
-          <w:p>
-            <w:pPr>
-              <w:tabs>
-                <w:tab w:val="left" w:pos="4413"/>
-              </w:tabs>
-              <w:rPr>
-                <w:rFonts w:ascii="Source Sans 3" w:hAnsi="Source Sans 3"/>
-                <w:sz w:val="23"/>
-                <w:szCs w:val="23"/>
-              </w:rPr>
-            </w:pPr>
-            <w:r>
-              <w:rPr>
-                <w:rFonts w:ascii="Source Sans 3" w:hAnsi="Source Sans 3"/>
-                <w:b/>
-                <w:sz w:val="23"/>
-                <w:szCs w:val="23"/>
-              </w:rPr>
-              <w:t>Celebrity:</w:t>
-            </w:r>
-            <w:r>
-              <w:rPr>
-                <w:rFonts w:ascii="Source Sans 3" w:hAnsi="Source Sans 3"/>
-                <w:sz w:val="23"/>
-                <w:szCs w:val="23"/>
-              </w:rPr>
-              <w:t xml:space="preserve"> Getting yourself known is indeed another skill you must</w:t>
-            </w:r>
-          </w:p>
-          <w:p>
-            <w:pPr>
-              <w:tabs>
-                <w:tab w:val="left" w:pos="4413"/>
-              </w:tabs>
-              <w:rPr>
-                <w:rFonts w:ascii="Source Sans 3" w:hAnsi="Source Sans 3"/>
-                <w:sz w:val="23"/>
-                <w:szCs w:val="23"/>
-              </w:rPr>
-            </w:pPr>
-            <w:r>
-              <w:rPr>
-                <w:rFonts w:ascii="Source Sans 3" w:hAnsi="Source Sans 3"/>
-                <w:sz w:val="23"/>
-                <w:szCs w:val="23"/>
-              </w:rPr>
-              <w:t xml:space="preserve">work on. One thing is for </w:t>
-            </w:r>
-            <w:proofErr w:type="gramStart"/>
-            <w:r>
-              <w:rPr>
-                <w:rFonts w:ascii="Source Sans 3" w:hAnsi="Source Sans 3"/>
-                <w:sz w:val="23"/>
-                <w:szCs w:val="23"/>
-              </w:rPr>
-              <w:t>sure,</w:t>
-            </w:r>
-            <w:proofErr w:type="gramEnd"/>
-            <w:r>
-              <w:rPr>
-                <w:rFonts w:ascii="Source Sans 3" w:hAnsi="Source Sans 3"/>
-                <w:sz w:val="23"/>
-                <w:szCs w:val="23"/>
-              </w:rPr>
-              <w:t xml:space="preserve"> nobody is going to come to you. You have to make opportunities for yourself. You have a product to sell and the product is you. It's much easier to do that these days, especially with the internet around. Many people use social media for this.</w:t>
-            </w:r>
-          </w:p>
-          <w:p>
-            <w:pPr>
-              <w:tabs>
-                <w:tab w:val="left" w:pos="4413"/>
-              </w:tabs>
-              <w:rPr>
-                <w:rFonts w:ascii="Source Sans 3" w:hAnsi="Source Sans 3"/>
-                <w:sz w:val="23"/>
-                <w:szCs w:val="23"/>
-              </w:rPr>
-            </w:pPr>
-            <w:r>
-              <w:rPr>
-                <w:rFonts w:ascii="Source Sans 3" w:hAnsi="Source Sans 3"/>
-                <w:b/>
-                <w:sz w:val="23"/>
-                <w:szCs w:val="23"/>
-              </w:rPr>
-              <w:t>Interviewer:</w:t>
-            </w:r>
-            <w:r>
-              <w:rPr>
-                <w:rFonts w:ascii="Source Sans 3" w:hAnsi="Source Sans 3"/>
-                <w:sz w:val="23"/>
-                <w:szCs w:val="23"/>
-              </w:rPr>
-              <w:t xml:space="preserve"> Any other piece of advice?</w:t>
-            </w:r>
-          </w:p>
-          <w:p>
-            <w:pPr>
-              <w:tabs>
-                <w:tab w:val="left" w:pos="4413"/>
-              </w:tabs>
-              <w:rPr>
-                <w:rFonts w:ascii="Source Sans 3" w:hAnsi="Source Sans 3"/>
-                <w:sz w:val="23"/>
-                <w:szCs w:val="23"/>
-              </w:rPr>
-            </w:pPr>
-            <w:r>
-              <w:rPr>
-                <w:rFonts w:ascii="Source Sans 3" w:hAnsi="Source Sans 3"/>
-                <w:b/>
-                <w:sz w:val="23"/>
-                <w:szCs w:val="23"/>
-              </w:rPr>
-              <w:t>Celebrity:</w:t>
-            </w:r>
-            <w:r>
-              <w:rPr>
-                <w:rFonts w:ascii="Source Sans 3" w:hAnsi="Source Sans 3"/>
-                <w:sz w:val="23"/>
-                <w:szCs w:val="23"/>
-              </w:rPr>
-              <w:t xml:space="preserve"> Yes, the last thing I would say is, if you want to be really successful in something, you will most likely experience a certain amount of failure. People who fail at some point often say that the experience has been a great lesson and helped them on the road to success. Try to learn from these moments instead of being frightened of them. In fact, some of the most successful people have often failed countless times before reaching their end goal. What makes them successful, is that they kept on trying regardless.</w:t>
+                <w:bCs/>
+                <w:sz w:val="23"/>
+                <w:szCs w:val="23"/>
+              </w:rPr>
+              <w:t>A</w:t>
+            </w:r>
+            <w:r>
+              <w:rPr>
+                <w:rFonts w:ascii="Source Sans 3" w:hAnsi="Source Sans 3"/>
+                <w:sz w:val="23"/>
+                <w:szCs w:val="23"/>
+              </w:rPr>
+              <w:t xml:space="preserve">: I wouldn't like to be famous. I would hate people to </w:t>
+            </w:r>
+            <w:proofErr w:type="spellStart"/>
+            <w:r>
+              <w:rPr>
+                <w:rFonts w:ascii="Source Sans 3" w:hAnsi="Source Sans 3"/>
+                <w:sz w:val="23"/>
+                <w:szCs w:val="23"/>
+              </w:rPr>
+              <w:t>recognise</w:t>
+            </w:r>
+            <w:proofErr w:type="spellEnd"/>
+            <w:r>
+              <w:rPr>
+                <w:rFonts w:ascii="Source Sans 3" w:hAnsi="Source Sans 3"/>
+                <w:sz w:val="23"/>
+                <w:szCs w:val="23"/>
+              </w:rPr>
+              <w:t xml:space="preserve"> me all the time. You would always be followed by journalists and never able to have a private life. Being followed on a good day, when you've been to the hairdresser and are wearing your best jeans, is perhaps acceptable, but can you imagine how it would make you feel on a bad day?</w:t>
+            </w:r>
+          </w:p>
+          <w:p>
+            <w:pPr>
+              <w:tabs>
+                <w:tab w:val="left" w:pos="4413"/>
+              </w:tabs>
+              <w:rPr>
+                <w:rFonts w:ascii="Source Sans 3" w:hAnsi="Source Sans 3"/>
+                <w:sz w:val="23"/>
+                <w:szCs w:val="23"/>
+              </w:rPr>
+            </w:pPr>
+            <w:r>
+              <w:rPr>
+                <w:rFonts w:ascii="Source Sans 3" w:hAnsi="Source Sans 3"/>
+                <w:b/>
+                <w:bCs/>
+                <w:sz w:val="23"/>
+                <w:szCs w:val="23"/>
+              </w:rPr>
+              <w:t>B</w:t>
+            </w:r>
+            <w:r>
+              <w:rPr>
+                <w:rFonts w:ascii="Source Sans 3" w:hAnsi="Source Sans 3"/>
+                <w:sz w:val="23"/>
+                <w:szCs w:val="23"/>
+              </w:rPr>
+              <w:t>: I would love to be famous. I would adore all the attention and the special treatment. Everywhere I went, people would know my name and I wouldn't need to queue any more. The best part, though, would be meeting other famous people. I can imagine that would be so interesting. They would come to my private yacht and I would visit their mansions.</w:t>
             </w:r>
           </w:p>
         </w:tc>
@@ -17554,7 +17307,7 @@
                 <w:sz w:val="23"/>
                 <w:szCs w:val="23"/>
               </w:rPr>
-              <w:t>62</w:t>
+              <w:t>61</w:t>
             </w:r>
             <w:r>
               <w:rPr>
@@ -17586,70 +17339,280 @@
             <w:r>
               <w:rPr>
                 <w:rFonts w:ascii="Source Sans 3" w:hAnsi="Source Sans 3"/>
-                <w:sz w:val="23"/>
-                <w:szCs w:val="23"/>
-              </w:rPr>
-              <w:t>If you're going to take film-making seriously, you need to learn how to get the best from your camcorder. Many people use camcorders these days, to make short videos of their friends and family, and often people just use the automatic functions. These work well enough for those types of occasion, but if you want to take a more professional approach for the production of your short film, you should have some knowledge of the camcorder's manual functions too.</w:t>
-            </w:r>
-          </w:p>
-          <w:p>
-            <w:pPr>
-              <w:tabs>
-                <w:tab w:val="left" w:pos="4413"/>
-              </w:tabs>
-              <w:rPr>
-                <w:rFonts w:ascii="Source Sans 3" w:hAnsi="Source Sans 3"/>
-                <w:sz w:val="23"/>
-                <w:szCs w:val="23"/>
-              </w:rPr>
-            </w:pPr>
-            <w:r>
-              <w:rPr>
-                <w:rFonts w:ascii="Source Sans 3" w:hAnsi="Source Sans 3"/>
-                <w:sz w:val="23"/>
-                <w:szCs w:val="23"/>
-              </w:rPr>
-              <w:t>In this tutorial I will start by discussing three of the most basic functions: the focus, the iris and the zoom. The focus control is usually the manual focus ring at the front of the lens, well certainly with professional cameras. It's a particularly useful function if used correctly. The ring turns anti-clockwise for a more distant focus and clockwise for a closer focus.</w:t>
-            </w:r>
-          </w:p>
-          <w:p>
-            <w:pPr>
-              <w:tabs>
-                <w:tab w:val="left" w:pos="4413"/>
-              </w:tabs>
-              <w:rPr>
-                <w:rFonts w:ascii="Source Sans 3" w:hAnsi="Source Sans 3"/>
-                <w:sz w:val="23"/>
-                <w:szCs w:val="23"/>
-              </w:rPr>
-            </w:pPr>
-            <w:r>
-              <w:rPr>
-                <w:rFonts w:ascii="Source Sans 3" w:hAnsi="Source Sans 3"/>
-                <w:sz w:val="23"/>
-                <w:szCs w:val="23"/>
-              </w:rPr>
-              <w:t>Next, I will talk about the iris ring. This is also located on the lens. It manages how much light appears through the lens, through the adjustable opening called the aperture. As you let more light into the shot, it naturally becomes brighter.</w:t>
-            </w:r>
-          </w:p>
-          <w:p>
-            <w:pPr>
-              <w:tabs>
-                <w:tab w:val="left" w:pos="4413"/>
-              </w:tabs>
-              <w:rPr>
-                <w:rFonts w:ascii="Source Sans 3" w:hAnsi="Source Sans 3"/>
-                <w:sz w:val="23"/>
-                <w:szCs w:val="23"/>
-              </w:rPr>
-            </w:pPr>
-            <w:r>
-              <w:rPr>
-                <w:rFonts w:ascii="Source Sans 3" w:hAnsi="Source Sans 3"/>
-                <w:sz w:val="23"/>
-                <w:szCs w:val="23"/>
-              </w:rPr>
-              <w:t>Finally, I will talk about the zoom function. Many people use this function and it's often over-used! Used in moderation, however, this very popular feature can be a really useful tool. It moves your perspective closer or further away from your chosen subject. I would advise, however, that whilst shooting a long zoom, you use a tripod.</w:t>
+                <w:b/>
+                <w:sz w:val="23"/>
+                <w:szCs w:val="23"/>
+              </w:rPr>
+              <w:t>Interviewer:</w:t>
+            </w:r>
+            <w:r>
+              <w:rPr>
+                <w:rFonts w:ascii="Source Sans 3" w:hAnsi="Source Sans 3"/>
+                <w:sz w:val="23"/>
+                <w:szCs w:val="23"/>
+              </w:rPr>
+              <w:t xml:space="preserve"> So, you've been a famous singer for over three decades now. What advice would you give to someone wanting to become famous?</w:t>
+            </w:r>
+          </w:p>
+          <w:p>
+            <w:pPr>
+              <w:tabs>
+                <w:tab w:val="left" w:pos="4413"/>
+              </w:tabs>
+              <w:rPr>
+                <w:rFonts w:ascii="Source Sans 3" w:hAnsi="Source Sans 3"/>
+                <w:sz w:val="23"/>
+                <w:szCs w:val="23"/>
+              </w:rPr>
+            </w:pPr>
+            <w:r>
+              <w:rPr>
+                <w:rFonts w:ascii="Source Sans 3" w:hAnsi="Source Sans 3"/>
+                <w:b/>
+                <w:sz w:val="23"/>
+                <w:szCs w:val="23"/>
+              </w:rPr>
+              <w:t>Celebrity:</w:t>
+            </w:r>
+            <w:r>
+              <w:rPr>
+                <w:rFonts w:ascii="Source Sans 3" w:hAnsi="Source Sans 3"/>
+                <w:sz w:val="23"/>
+                <w:szCs w:val="23"/>
+              </w:rPr>
+              <w:t xml:space="preserve"> Well, my first piece of advice is - don't try and become famous. Instead focus on being good at something. Choose something you enjoy and then work hard at doing well in that area.</w:t>
+            </w:r>
+          </w:p>
+          <w:p>
+            <w:pPr>
+              <w:tabs>
+                <w:tab w:val="left" w:pos="4413"/>
+              </w:tabs>
+              <w:rPr>
+                <w:rFonts w:ascii="Source Sans 3" w:hAnsi="Source Sans 3"/>
+                <w:sz w:val="23"/>
+                <w:szCs w:val="23"/>
+              </w:rPr>
+            </w:pPr>
+            <w:r>
+              <w:rPr>
+                <w:rFonts w:ascii="Source Sans 3" w:hAnsi="Source Sans 3"/>
+                <w:b/>
+                <w:sz w:val="23"/>
+                <w:szCs w:val="23"/>
+              </w:rPr>
+              <w:t>Interviewer:</w:t>
+            </w:r>
+            <w:r>
+              <w:rPr>
+                <w:rFonts w:ascii="Source Sans 3" w:hAnsi="Source Sans 3"/>
+                <w:sz w:val="23"/>
+                <w:szCs w:val="23"/>
+              </w:rPr>
+              <w:t xml:space="preserve"> What did you do to become such a successful singer?</w:t>
+            </w:r>
+          </w:p>
+          <w:p>
+            <w:pPr>
+              <w:tabs>
+                <w:tab w:val="left" w:pos="4413"/>
+              </w:tabs>
+              <w:rPr>
+                <w:rFonts w:ascii="Source Sans 3" w:hAnsi="Source Sans 3"/>
+                <w:sz w:val="23"/>
+                <w:szCs w:val="23"/>
+              </w:rPr>
+            </w:pPr>
+            <w:r>
+              <w:rPr>
+                <w:rFonts w:ascii="Source Sans 3" w:hAnsi="Source Sans 3"/>
+                <w:b/>
+                <w:sz w:val="23"/>
+                <w:szCs w:val="23"/>
+              </w:rPr>
+              <w:t>Celebrity:</w:t>
+            </w:r>
+            <w:r>
+              <w:rPr>
+                <w:rFonts w:ascii="Source Sans 3" w:hAnsi="Source Sans 3"/>
+                <w:sz w:val="23"/>
+                <w:szCs w:val="23"/>
+              </w:rPr>
+              <w:t xml:space="preserve"> Well, a good way to be the best is to learn from the</w:t>
+            </w:r>
+          </w:p>
+          <w:p>
+            <w:pPr>
+              <w:tabs>
+                <w:tab w:val="left" w:pos="4413"/>
+              </w:tabs>
+              <w:rPr>
+                <w:rFonts w:ascii="Source Sans 3" w:hAnsi="Source Sans 3"/>
+                <w:sz w:val="23"/>
+                <w:szCs w:val="23"/>
+              </w:rPr>
+            </w:pPr>
+            <w:r>
+              <w:rPr>
+                <w:rFonts w:ascii="Source Sans 3" w:hAnsi="Source Sans 3"/>
+                <w:sz w:val="23"/>
+                <w:szCs w:val="23"/>
+              </w:rPr>
+              <w:t>experts. Find people you admire in your area of interest. Try to get as close to them as possible. Observe them carefully. If possible, talk to them. Ask lots of questions. Don't copy them, but try to learn from them. And don't be afraid to experiment, try something new.</w:t>
+            </w:r>
+          </w:p>
+          <w:p>
+            <w:pPr>
+              <w:tabs>
+                <w:tab w:val="left" w:pos="4413"/>
+              </w:tabs>
+              <w:rPr>
+                <w:rFonts w:ascii="Source Sans 3" w:hAnsi="Source Sans 3"/>
+                <w:sz w:val="23"/>
+                <w:szCs w:val="23"/>
+              </w:rPr>
+            </w:pPr>
+            <w:r>
+              <w:rPr>
+                <w:rFonts w:ascii="Source Sans 3" w:hAnsi="Source Sans 3"/>
+                <w:b/>
+                <w:sz w:val="23"/>
+                <w:szCs w:val="23"/>
+              </w:rPr>
+              <w:t>Interviewer:</w:t>
+            </w:r>
+            <w:r>
+              <w:rPr>
+                <w:rFonts w:ascii="Source Sans 3" w:hAnsi="Source Sans 3"/>
+                <w:sz w:val="23"/>
+                <w:szCs w:val="23"/>
+              </w:rPr>
+              <w:t xml:space="preserve"> Being the best is one thing, but how did you get yourself known?</w:t>
+            </w:r>
+          </w:p>
+          <w:p>
+            <w:pPr>
+              <w:tabs>
+                <w:tab w:val="left" w:pos="4413"/>
+              </w:tabs>
+              <w:rPr>
+                <w:rFonts w:ascii="Source Sans 3" w:hAnsi="Source Sans 3"/>
+                <w:sz w:val="23"/>
+                <w:szCs w:val="23"/>
+              </w:rPr>
+            </w:pPr>
+            <w:r>
+              <w:rPr>
+                <w:rFonts w:ascii="Source Sans 3" w:hAnsi="Source Sans 3"/>
+                <w:b/>
+                <w:sz w:val="23"/>
+                <w:szCs w:val="23"/>
+              </w:rPr>
+              <w:t>Celebrity:</w:t>
+            </w:r>
+            <w:r>
+              <w:rPr>
+                <w:rFonts w:ascii="Source Sans 3" w:hAnsi="Source Sans 3"/>
+                <w:sz w:val="23"/>
+                <w:szCs w:val="23"/>
+              </w:rPr>
+              <w:t xml:space="preserve"> Getting yourself known is indeed another skill you must</w:t>
+            </w:r>
+          </w:p>
+          <w:p>
+            <w:pPr>
+              <w:tabs>
+                <w:tab w:val="left" w:pos="4413"/>
+              </w:tabs>
+              <w:rPr>
+                <w:rFonts w:ascii="Source Sans 3" w:hAnsi="Source Sans 3"/>
+                <w:sz w:val="23"/>
+                <w:szCs w:val="23"/>
+              </w:rPr>
+            </w:pPr>
+            <w:r>
+              <w:rPr>
+                <w:rFonts w:ascii="Source Sans 3" w:hAnsi="Source Sans 3"/>
+                <w:sz w:val="23"/>
+                <w:szCs w:val="23"/>
+              </w:rPr>
+              <w:t xml:space="preserve">work on. One thing is for </w:t>
+            </w:r>
+            <w:proofErr w:type="gramStart"/>
+            <w:r>
+              <w:rPr>
+                <w:rFonts w:ascii="Source Sans 3" w:hAnsi="Source Sans 3"/>
+                <w:sz w:val="23"/>
+                <w:szCs w:val="23"/>
+              </w:rPr>
+              <w:t>sure,</w:t>
+            </w:r>
+            <w:proofErr w:type="gramEnd"/>
+            <w:r>
+              <w:rPr>
+                <w:rFonts w:ascii="Source Sans 3" w:hAnsi="Source Sans 3"/>
+                <w:sz w:val="23"/>
+                <w:szCs w:val="23"/>
+              </w:rPr>
+              <w:t xml:space="preserve"> nobody is going to come to you. You have to make opportunities for yourself. You have a product to sell and the product is you. It's much easier to do that these days, especially with the internet around. Many people use social media for this.</w:t>
+            </w:r>
+          </w:p>
+          <w:p>
+            <w:pPr>
+              <w:tabs>
+                <w:tab w:val="left" w:pos="4413"/>
+              </w:tabs>
+              <w:rPr>
+                <w:rFonts w:ascii="Source Sans 3" w:hAnsi="Source Sans 3"/>
+                <w:sz w:val="23"/>
+                <w:szCs w:val="23"/>
+              </w:rPr>
+            </w:pPr>
+            <w:r>
+              <w:rPr>
+                <w:rFonts w:ascii="Source Sans 3" w:hAnsi="Source Sans 3"/>
+                <w:b/>
+                <w:sz w:val="23"/>
+                <w:szCs w:val="23"/>
+              </w:rPr>
+              <w:t>Interviewer:</w:t>
+            </w:r>
+            <w:r>
+              <w:rPr>
+                <w:rFonts w:ascii="Source Sans 3" w:hAnsi="Source Sans 3"/>
+                <w:sz w:val="23"/>
+                <w:szCs w:val="23"/>
+              </w:rPr>
+              <w:t xml:space="preserve"> Any other piece of advice?</w:t>
+            </w:r>
+          </w:p>
+          <w:p>
+            <w:pPr>
+              <w:tabs>
+                <w:tab w:val="left" w:pos="4413"/>
+              </w:tabs>
+              <w:rPr>
+                <w:rFonts w:ascii="Source Sans 3" w:hAnsi="Source Sans 3"/>
+                <w:sz w:val="23"/>
+                <w:szCs w:val="23"/>
+              </w:rPr>
+            </w:pPr>
+            <w:r>
+              <w:rPr>
+                <w:rFonts w:ascii="Source Sans 3" w:hAnsi="Source Sans 3"/>
+                <w:b/>
+                <w:sz w:val="23"/>
+                <w:szCs w:val="23"/>
+              </w:rPr>
+              <w:t>Celebrity:</w:t>
+            </w:r>
+            <w:r>
+              <w:rPr>
+                <w:rFonts w:ascii="Source Sans 3" w:hAnsi="Source Sans 3"/>
+                <w:sz w:val="23"/>
+                <w:szCs w:val="23"/>
+              </w:rPr>
+              <w:t xml:space="preserve"> Yes, the last thing I would say is, if you want to be really successful in something, you will most likely experience a certain amount of failure. People who fail at some point often say that the experience has been a great lesson and helped them on the road to success. Try to learn from these moments instead of being frightened of them. In fact, some of the most successful people have often failed countless times before reaching their end goal. What makes them successful, is that they kept on trying regardless.</w:t>
             </w:r>
           </w:p>
         </w:tc>
@@ -17699,7 +17662,7 @@
                 <w:sz w:val="23"/>
                 <w:szCs w:val="23"/>
               </w:rPr>
-              <w:t>63</w:t>
+              <w:t>62</w:t>
             </w:r>
             <w:r>
               <w:rPr>
@@ -17734,201 +17697,67 @@
                 <w:sz w:val="23"/>
                 <w:szCs w:val="23"/>
               </w:rPr>
-              <w:t>So welcome to Film-makers' Club. I hope you're excited at the thought of making a film and that you're bursting with great ideas. I've put you all into groups, so here's what you're going to do. Now you might think the first thing that you need to do is to come up with an idea for a story, but even before that you need to think about what type of film you want to make.</w:t>
-            </w:r>
-          </w:p>
-          <w:p>
-            <w:pPr>
-              <w:tabs>
-                <w:tab w:val="left" w:pos="4413"/>
-              </w:tabs>
-              <w:rPr>
-                <w:rFonts w:ascii="Source Sans 3" w:hAnsi="Source Sans 3"/>
-                <w:sz w:val="23"/>
-                <w:szCs w:val="23"/>
-              </w:rPr>
-            </w:pPr>
-            <w:r>
-              <w:rPr>
-                <w:rFonts w:ascii="Source Sans 3" w:hAnsi="Source Sans 3"/>
-                <w:sz w:val="23"/>
-                <w:szCs w:val="23"/>
-              </w:rPr>
-              <w:t xml:space="preserve">Remember that a film is really a story in pictures. There are lots of ways of telling a story. </w:t>
-            </w:r>
-            <w:proofErr w:type="gramStart"/>
-            <w:r>
-              <w:rPr>
-                <w:rFonts w:ascii="Source Sans 3" w:hAnsi="Source Sans 3"/>
-                <w:sz w:val="23"/>
-                <w:szCs w:val="23"/>
-              </w:rPr>
-              <w:t>So</w:t>
-            </w:r>
-            <w:proofErr w:type="gramEnd"/>
-            <w:r>
-              <w:rPr>
-                <w:rFonts w:ascii="Source Sans 3" w:hAnsi="Source Sans 3"/>
-                <w:sz w:val="23"/>
-                <w:szCs w:val="23"/>
-              </w:rPr>
-              <w:t xml:space="preserve"> choose a style of film that suits the talents of the group. If you have talented artists, but no good writers, or actors, you might want to make your film in the style of a cartoon or </w:t>
-            </w:r>
-            <w:proofErr w:type="spellStart"/>
-            <w:r>
-              <w:rPr>
-                <w:rFonts w:ascii="Source Sans 3" w:hAnsi="Source Sans 3"/>
-                <w:sz w:val="23"/>
-                <w:szCs w:val="23"/>
-              </w:rPr>
-              <w:t>someother</w:t>
-            </w:r>
-            <w:proofErr w:type="spellEnd"/>
-            <w:r>
-              <w:rPr>
-                <w:rFonts w:ascii="Source Sans 3" w:hAnsi="Source Sans 3"/>
-                <w:sz w:val="23"/>
-                <w:szCs w:val="23"/>
-              </w:rPr>
-              <w:t xml:space="preserve"> kind of animation. Last year a group made an excellent film using Lego bricks.</w:t>
-            </w:r>
-          </w:p>
-          <w:p>
-            <w:pPr>
-              <w:tabs>
-                <w:tab w:val="left" w:pos="4413"/>
-              </w:tabs>
-              <w:rPr>
-                <w:rFonts w:ascii="Source Sans 3" w:hAnsi="Source Sans 3"/>
-                <w:sz w:val="23"/>
-                <w:szCs w:val="23"/>
-              </w:rPr>
-            </w:pPr>
-            <w:r>
-              <w:rPr>
-                <w:rFonts w:ascii="Source Sans 3" w:hAnsi="Source Sans 3"/>
-                <w:sz w:val="23"/>
-                <w:szCs w:val="23"/>
-              </w:rPr>
-              <w:t>So having decided that, you can start to think of your idea for the story. Think about the movies you like to watch. What is it that makes them interesting? Is it the characters, the plot? As regards plot, my advice is - don't be too ambitious, don't make it complicated. Keep it simple-the simplest ideas are often the ones that work the best. Initially you just need to find the basic concept. You can fill in the details later. It's a good idea to keep a notebook in your pocket and carry it everywhere. You never know when a great idea will suddenly come to you! And the more ideas, the better, in my opinion.</w:t>
-            </w:r>
-          </w:p>
-          <w:p>
-            <w:pPr>
-              <w:tabs>
-                <w:tab w:val="left" w:pos="4413"/>
-              </w:tabs>
-              <w:rPr>
-                <w:rFonts w:ascii="Source Sans 3" w:hAnsi="Source Sans 3"/>
-                <w:sz w:val="23"/>
-                <w:szCs w:val="23"/>
-              </w:rPr>
-            </w:pPr>
-            <w:r>
-              <w:rPr>
-                <w:rFonts w:ascii="Source Sans 3" w:hAnsi="Source Sans 3"/>
-                <w:sz w:val="23"/>
-                <w:szCs w:val="23"/>
-              </w:rPr>
-              <w:t>The next stage is to write the screenplay-for this you need to divide the story up into a series of scenes. For each scene, the screenplay should begin with a short description of where it takes place and the time of day, that is day or night. Then the rest consists of the script - the lines the actors will speak, and it should also describe the camera movements, and give directions to the actors about how they should move.</w:t>
-            </w:r>
-          </w:p>
-          <w:p>
-            <w:pPr>
-              <w:tabs>
-                <w:tab w:val="left" w:pos="4413"/>
-              </w:tabs>
-              <w:rPr>
-                <w:rFonts w:ascii="Source Sans 3" w:hAnsi="Source Sans 3"/>
-                <w:sz w:val="23"/>
-                <w:szCs w:val="23"/>
-              </w:rPr>
-            </w:pPr>
-            <w:r>
-              <w:rPr>
-                <w:rFonts w:ascii="Source Sans 3" w:hAnsi="Source Sans 3"/>
-                <w:sz w:val="23"/>
-                <w:szCs w:val="23"/>
-              </w:rPr>
-              <w:t>Before you can start filming, you need to prepare a storyboard of your film to help everyone involved to imagine the scenes clearly and to understand what you are trying to achieve. This is similar to a comic-book version of your film, but without speech balloons.</w:t>
-            </w:r>
-          </w:p>
-          <w:p>
-            <w:pPr>
-              <w:tabs>
-                <w:tab w:val="left" w:pos="4413"/>
-              </w:tabs>
-              <w:rPr>
-                <w:rFonts w:ascii="Source Sans 3" w:hAnsi="Source Sans 3"/>
-                <w:sz w:val="23"/>
-                <w:szCs w:val="23"/>
-              </w:rPr>
-            </w:pPr>
-            <w:r>
-              <w:rPr>
-                <w:rFonts w:ascii="Source Sans 3" w:hAnsi="Source Sans 3"/>
-                <w:sz w:val="23"/>
-                <w:szCs w:val="23"/>
-              </w:rPr>
-              <w:t>And at this point you need to appoint a director. This is a major role and it's vital that he or she is a good communicator, as they are the key link between the actors and the rest of the team. This person will have responsibility for the creative side of the project. He or she will have the final say in the choice of the main actors and in directing the action of the film.</w:t>
-            </w:r>
-          </w:p>
-          <w:p>
-            <w:pPr>
-              <w:tabs>
-                <w:tab w:val="left" w:pos="4413"/>
-              </w:tabs>
-              <w:rPr>
-                <w:rFonts w:ascii="Source Sans 3" w:hAnsi="Source Sans 3"/>
-                <w:sz w:val="23"/>
-                <w:szCs w:val="23"/>
-              </w:rPr>
-            </w:pPr>
-            <w:r>
-              <w:rPr>
-                <w:rFonts w:ascii="Source Sans 3" w:hAnsi="Source Sans 3"/>
-                <w:sz w:val="23"/>
-                <w:szCs w:val="23"/>
-              </w:rPr>
-              <w:t xml:space="preserve">That brings me to the next stage-casting your film-finding the actors. Don't just rely on your friends. Be creative! Perhaps you could advertise on social media. Or if your film needs a doctor, perhaps you could ask one from the </w:t>
-            </w:r>
-            <w:proofErr w:type="spellStart"/>
-            <w:r>
-              <w:rPr>
-                <w:rFonts w:ascii="Source Sans 3" w:hAnsi="Source Sans 3"/>
-                <w:sz w:val="23"/>
-                <w:szCs w:val="23"/>
-              </w:rPr>
-              <w:t>localhospital</w:t>
-            </w:r>
-            <w:proofErr w:type="spellEnd"/>
-            <w:r>
-              <w:rPr>
-                <w:rFonts w:ascii="Source Sans 3" w:hAnsi="Source Sans 3"/>
-                <w:sz w:val="23"/>
-                <w:szCs w:val="23"/>
-              </w:rPr>
-              <w:t xml:space="preserve"> if they could spare a couple of hours for you?</w:t>
-            </w:r>
-          </w:p>
-          <w:p>
-            <w:pPr>
-              <w:tabs>
-                <w:tab w:val="left" w:pos="4413"/>
-              </w:tabs>
-              <w:rPr>
-                <w:rFonts w:ascii="Source Sans 3" w:hAnsi="Source Sans 3"/>
-                <w:sz w:val="23"/>
-                <w:szCs w:val="23"/>
-              </w:rPr>
-            </w:pPr>
-            <w:r>
-              <w:rPr>
-                <w:rFonts w:ascii="Source Sans 3" w:hAnsi="Source Sans 3"/>
-                <w:sz w:val="23"/>
-                <w:szCs w:val="23"/>
-              </w:rPr>
-              <w:t>And then before filming finally starts, you will need to assign other jobs, such as director of photography - in your case this will be the person who operates the camera; someone in charge of sound and music, and someone in charge of costumes and props (including furniture and any other objects needed) and also someone to look after hair and make-up. But we'll look at these roles in more detail in our next session.</w:t>
+              <w:t>If you're going to take film-making seriously, you need to learn how to get the best from your camcorder. Many people use camcorders these days, to make short videos of their friends and family, and often people just use the automatic functions. These work well enough for those types of occasion, but if you want to take a more professional approach for the production of your short film, you should have some knowledge of the camcorder's manual functions too.</w:t>
+            </w:r>
+          </w:p>
+          <w:p>
+            <w:pPr>
+              <w:tabs>
+                <w:tab w:val="left" w:pos="4413"/>
+              </w:tabs>
+              <w:rPr>
+                <w:rFonts w:ascii="Source Sans 3" w:hAnsi="Source Sans 3"/>
+                <w:sz w:val="23"/>
+                <w:szCs w:val="23"/>
+              </w:rPr>
+            </w:pPr>
+            <w:r>
+              <w:rPr>
+                <w:rFonts w:ascii="Source Sans 3" w:hAnsi="Source Sans 3"/>
+                <w:sz w:val="23"/>
+                <w:szCs w:val="23"/>
+              </w:rPr>
+              <w:t>In this tutorial I will start by discussing three of the most basic functions: the focus, the iris and the zoom. The focus control is usually the manual focus ring at the front of the lens, well certainly with professional cameras. It's a particularly useful function if used correctly. The ring turns anti-clockwise for a more distant focus and clockwise for a closer focus.</w:t>
+            </w:r>
+          </w:p>
+          <w:p>
+            <w:pPr>
+              <w:tabs>
+                <w:tab w:val="left" w:pos="4413"/>
+              </w:tabs>
+              <w:rPr>
+                <w:rFonts w:ascii="Source Sans 3" w:hAnsi="Source Sans 3"/>
+                <w:sz w:val="23"/>
+                <w:szCs w:val="23"/>
+              </w:rPr>
+            </w:pPr>
+            <w:r>
+              <w:rPr>
+                <w:rFonts w:ascii="Source Sans 3" w:hAnsi="Source Sans 3"/>
+                <w:sz w:val="23"/>
+                <w:szCs w:val="23"/>
+              </w:rPr>
+              <w:t>Next, I will talk about the iris ring. This is also located on the lens. It manages how much light appears through the lens, through the adjustable opening called the aperture. As you let more light into the shot, it naturally becomes brighter.</w:t>
+            </w:r>
+          </w:p>
+          <w:p>
+            <w:pPr>
+              <w:tabs>
+                <w:tab w:val="left" w:pos="4413"/>
+              </w:tabs>
+              <w:rPr>
+                <w:rFonts w:ascii="Source Sans 3" w:hAnsi="Source Sans 3"/>
+                <w:sz w:val="23"/>
+                <w:szCs w:val="23"/>
+              </w:rPr>
+            </w:pPr>
+            <w:r>
+              <w:rPr>
+                <w:rFonts w:ascii="Source Sans 3" w:hAnsi="Source Sans 3"/>
+                <w:sz w:val="23"/>
+                <w:szCs w:val="23"/>
+              </w:rPr>
+              <w:t>Finally, I will talk about the zoom function. Many people use this function and it's often over-used! Used in moderation, however, this very popular feature can be a really useful tool. It moves your perspective closer or further away from your chosen subject. I would advise, however, that whilst shooting a long zoom, you use a tripod.</w:t>
             </w:r>
           </w:p>
         </w:tc>
@@ -17978,7 +17807,7 @@
                 <w:sz w:val="23"/>
                 <w:szCs w:val="23"/>
               </w:rPr>
-              <w:t>64</w:t>
+              <w:t>63</w:t>
             </w:r>
             <w:r>
               <w:rPr>
@@ -18013,47 +17842,201 @@
                 <w:sz w:val="23"/>
                 <w:szCs w:val="23"/>
               </w:rPr>
-              <w:t>Well, for this task I'd like to talk about Bill Gates. He's the brilliant computer programmer who created Microsoft and the Windows operating system. I first saw Bill Gates on television in 2001. He was talking about Windows XP, which came out that year. I remember thinking that he is the richest man in the world, but if you look at him, you'd never know that. He just looks like a typical computer programmer.</w:t>
-            </w:r>
-          </w:p>
-          <w:p>
-            <w:pPr>
-              <w:tabs>
-                <w:tab w:val="left" w:pos="4413"/>
-              </w:tabs>
-              <w:rPr>
-                <w:rFonts w:ascii="Source Sans 3" w:hAnsi="Source Sans 3"/>
-                <w:sz w:val="23"/>
-                <w:szCs w:val="23"/>
-              </w:rPr>
-            </w:pPr>
-            <w:r>
-              <w:rPr>
-                <w:rFonts w:ascii="Source Sans 3" w:hAnsi="Source Sans 3"/>
-                <w:sz w:val="23"/>
-                <w:szCs w:val="23"/>
-              </w:rPr>
-              <w:t>I like Bill Gates because he's responsible for bringing computers to millions of family homes around the world with his Windows operating system. This made computers easier to use for everyone and also at a price that many families could afford.</w:t>
-            </w:r>
-          </w:p>
-          <w:p>
-            <w:pPr>
-              <w:tabs>
-                <w:tab w:val="left" w:pos="4413"/>
-              </w:tabs>
-              <w:rPr>
-                <w:rFonts w:ascii="Source Sans 3" w:hAnsi="Source Sans 3"/>
-                <w:sz w:val="23"/>
-                <w:szCs w:val="23"/>
-              </w:rPr>
-            </w:pPr>
-            <w:r>
-              <w:rPr>
-                <w:rFonts w:ascii="Source Sans 3" w:hAnsi="Source Sans 3"/>
-                <w:sz w:val="23"/>
-                <w:szCs w:val="23"/>
-              </w:rPr>
-              <w:t>I also like him because he was the world's youngest self-made billionaire at the time. If he could do it, I like to I think I could do it too. Finally, I admire him because he's very generous and uses his money to help people. He has given away a huge amount of his money to charity, and I believe he plans to give most of it away in the end. I think this is an excellent idea and I hope this can show other rich and powerful people that they should also help others.</w:t>
+              <w:t>So welcome to Film-makers' Club. I hope you're excited at the thought of making a film and that you're bursting with great ideas. I've put you all into groups, so here's what you're going to do. Now you might think the first thing that you need to do is to come up with an idea for a story, but even before that you need to think about what type of film you want to make.</w:t>
+            </w:r>
+          </w:p>
+          <w:p>
+            <w:pPr>
+              <w:tabs>
+                <w:tab w:val="left" w:pos="4413"/>
+              </w:tabs>
+              <w:rPr>
+                <w:rFonts w:ascii="Source Sans 3" w:hAnsi="Source Sans 3"/>
+                <w:sz w:val="23"/>
+                <w:szCs w:val="23"/>
+              </w:rPr>
+            </w:pPr>
+            <w:r>
+              <w:rPr>
+                <w:rFonts w:ascii="Source Sans 3" w:hAnsi="Source Sans 3"/>
+                <w:sz w:val="23"/>
+                <w:szCs w:val="23"/>
+              </w:rPr>
+              <w:t xml:space="preserve">Remember that a film is really a story in pictures. There are lots of ways of telling a story. </w:t>
+            </w:r>
+            <w:proofErr w:type="gramStart"/>
+            <w:r>
+              <w:rPr>
+                <w:rFonts w:ascii="Source Sans 3" w:hAnsi="Source Sans 3"/>
+                <w:sz w:val="23"/>
+                <w:szCs w:val="23"/>
+              </w:rPr>
+              <w:t>So</w:t>
+            </w:r>
+            <w:proofErr w:type="gramEnd"/>
+            <w:r>
+              <w:rPr>
+                <w:rFonts w:ascii="Source Sans 3" w:hAnsi="Source Sans 3"/>
+                <w:sz w:val="23"/>
+                <w:szCs w:val="23"/>
+              </w:rPr>
+              <w:t xml:space="preserve"> choose a style of film that suits the talents of the group. If you have talented artists, but no good writers, or actors, you might want to make your film in the style of a cartoon or </w:t>
+            </w:r>
+            <w:proofErr w:type="spellStart"/>
+            <w:r>
+              <w:rPr>
+                <w:rFonts w:ascii="Source Sans 3" w:hAnsi="Source Sans 3"/>
+                <w:sz w:val="23"/>
+                <w:szCs w:val="23"/>
+              </w:rPr>
+              <w:t>someother</w:t>
+            </w:r>
+            <w:proofErr w:type="spellEnd"/>
+            <w:r>
+              <w:rPr>
+                <w:rFonts w:ascii="Source Sans 3" w:hAnsi="Source Sans 3"/>
+                <w:sz w:val="23"/>
+                <w:szCs w:val="23"/>
+              </w:rPr>
+              <w:t xml:space="preserve"> kind of animation. Last year a group made an excellent film using Lego bricks.</w:t>
+            </w:r>
+          </w:p>
+          <w:p>
+            <w:pPr>
+              <w:tabs>
+                <w:tab w:val="left" w:pos="4413"/>
+              </w:tabs>
+              <w:rPr>
+                <w:rFonts w:ascii="Source Sans 3" w:hAnsi="Source Sans 3"/>
+                <w:sz w:val="23"/>
+                <w:szCs w:val="23"/>
+              </w:rPr>
+            </w:pPr>
+            <w:r>
+              <w:rPr>
+                <w:rFonts w:ascii="Source Sans 3" w:hAnsi="Source Sans 3"/>
+                <w:sz w:val="23"/>
+                <w:szCs w:val="23"/>
+              </w:rPr>
+              <w:t>So having decided that, you can start to think of your idea for the story. Think about the movies you like to watch. What is it that makes them interesting? Is it the characters, the plot? As regards plot, my advice is - don't be too ambitious, don't make it complicated. Keep it simple-the simplest ideas are often the ones that work the best. Initially you just need to find the basic concept. You can fill in the details later. It's a good idea to keep a notebook in your pocket and carry it everywhere. You never know when a great idea will suddenly come to you! And the more ideas, the better, in my opinion.</w:t>
+            </w:r>
+          </w:p>
+          <w:p>
+            <w:pPr>
+              <w:tabs>
+                <w:tab w:val="left" w:pos="4413"/>
+              </w:tabs>
+              <w:rPr>
+                <w:rFonts w:ascii="Source Sans 3" w:hAnsi="Source Sans 3"/>
+                <w:sz w:val="23"/>
+                <w:szCs w:val="23"/>
+              </w:rPr>
+            </w:pPr>
+            <w:r>
+              <w:rPr>
+                <w:rFonts w:ascii="Source Sans 3" w:hAnsi="Source Sans 3"/>
+                <w:sz w:val="23"/>
+                <w:szCs w:val="23"/>
+              </w:rPr>
+              <w:t>The next stage is to write the screenplay-for this you need to divide the story up into a series of scenes. For each scene, the screenplay should begin with a short description of where it takes place and the time of day, that is day or night. Then the rest consists of the script - the lines the actors will speak, and it should also describe the camera movements, and give directions to the actors about how they should move.</w:t>
+            </w:r>
+          </w:p>
+          <w:p>
+            <w:pPr>
+              <w:tabs>
+                <w:tab w:val="left" w:pos="4413"/>
+              </w:tabs>
+              <w:rPr>
+                <w:rFonts w:ascii="Source Sans 3" w:hAnsi="Source Sans 3"/>
+                <w:sz w:val="23"/>
+                <w:szCs w:val="23"/>
+              </w:rPr>
+            </w:pPr>
+            <w:r>
+              <w:rPr>
+                <w:rFonts w:ascii="Source Sans 3" w:hAnsi="Source Sans 3"/>
+                <w:sz w:val="23"/>
+                <w:szCs w:val="23"/>
+              </w:rPr>
+              <w:t>Before you can start filming, you need to prepare a storyboard of your film to help everyone involved to imagine the scenes clearly and to understand what you are trying to achieve. This is similar to a comic-book version of your film, but without speech balloons.</w:t>
+            </w:r>
+          </w:p>
+          <w:p>
+            <w:pPr>
+              <w:tabs>
+                <w:tab w:val="left" w:pos="4413"/>
+              </w:tabs>
+              <w:rPr>
+                <w:rFonts w:ascii="Source Sans 3" w:hAnsi="Source Sans 3"/>
+                <w:sz w:val="23"/>
+                <w:szCs w:val="23"/>
+              </w:rPr>
+            </w:pPr>
+            <w:r>
+              <w:rPr>
+                <w:rFonts w:ascii="Source Sans 3" w:hAnsi="Source Sans 3"/>
+                <w:sz w:val="23"/>
+                <w:szCs w:val="23"/>
+              </w:rPr>
+              <w:t>And at this point you need to appoint a director. This is a major role and it's vital that he or she is a good communicator, as they are the key link between the actors and the rest of the team. This person will have responsibility for the creative side of the project. He or she will have the final say in the choice of the main actors and in directing the action of the film.</w:t>
+            </w:r>
+          </w:p>
+          <w:p>
+            <w:pPr>
+              <w:tabs>
+                <w:tab w:val="left" w:pos="4413"/>
+              </w:tabs>
+              <w:rPr>
+                <w:rFonts w:ascii="Source Sans 3" w:hAnsi="Source Sans 3"/>
+                <w:sz w:val="23"/>
+                <w:szCs w:val="23"/>
+              </w:rPr>
+            </w:pPr>
+            <w:r>
+              <w:rPr>
+                <w:rFonts w:ascii="Source Sans 3" w:hAnsi="Source Sans 3"/>
+                <w:sz w:val="23"/>
+                <w:szCs w:val="23"/>
+              </w:rPr>
+              <w:t xml:space="preserve">That brings me to the next stage-casting your film-finding the actors. Don't just rely on your friends. Be creative! Perhaps you could advertise on social media. Or if your film needs a doctor, perhaps you could ask one from the </w:t>
+            </w:r>
+            <w:proofErr w:type="spellStart"/>
+            <w:r>
+              <w:rPr>
+                <w:rFonts w:ascii="Source Sans 3" w:hAnsi="Source Sans 3"/>
+                <w:sz w:val="23"/>
+                <w:szCs w:val="23"/>
+              </w:rPr>
+              <w:t>localhospital</w:t>
+            </w:r>
+            <w:proofErr w:type="spellEnd"/>
+            <w:r>
+              <w:rPr>
+                <w:rFonts w:ascii="Source Sans 3" w:hAnsi="Source Sans 3"/>
+                <w:sz w:val="23"/>
+                <w:szCs w:val="23"/>
+              </w:rPr>
+              <w:t xml:space="preserve"> if they could spare a couple of hours for you?</w:t>
+            </w:r>
+          </w:p>
+          <w:p>
+            <w:pPr>
+              <w:tabs>
+                <w:tab w:val="left" w:pos="4413"/>
+              </w:tabs>
+              <w:rPr>
+                <w:rFonts w:ascii="Source Sans 3" w:hAnsi="Source Sans 3"/>
+                <w:sz w:val="23"/>
+                <w:szCs w:val="23"/>
+              </w:rPr>
+            </w:pPr>
+            <w:r>
+              <w:rPr>
+                <w:rFonts w:ascii="Source Sans 3" w:hAnsi="Source Sans 3"/>
+                <w:sz w:val="23"/>
+                <w:szCs w:val="23"/>
+              </w:rPr>
+              <w:t>And then before filming finally starts, you will need to assign other jobs, such as director of photography - in your case this will be the person who operates the camera; someone in charge of sound and music, and someone in charge of costumes and props (including furniture and any other objects needed) and also someone to look after hair and make-up. But we'll look at these roles in more detail in our next session.</w:t>
             </w:r>
           </w:p>
         </w:tc>
@@ -18103,7 +18086,7 @@
                 <w:sz w:val="23"/>
                 <w:szCs w:val="23"/>
               </w:rPr>
-              <w:t>65</w:t>
+              <w:t>64</w:t>
             </w:r>
             <w:r>
               <w:rPr>
@@ -18138,66 +18121,48 @@
                 <w:sz w:val="23"/>
                 <w:szCs w:val="23"/>
               </w:rPr>
+              <w:t>Well, for this task I'd like to talk about Bill Gates. He's the brilliant computer programmer who created Microsoft and the Windows operating system. I first saw Bill Gates on television in 2001. He was talking about Windows XP, which came out that year. I remember thinking that he is the richest man in the world, but if you look at him, you'd never know that. He just looks like a typical computer programmer.</w:t>
+            </w:r>
+          </w:p>
+          <w:p>
+            <w:pPr>
+              <w:tabs>
+                <w:tab w:val="left" w:pos="4413"/>
+              </w:tabs>
+              <w:rPr>
+                <w:rFonts w:ascii="Source Sans 3" w:hAnsi="Source Sans 3"/>
+                <w:sz w:val="23"/>
+                <w:szCs w:val="23"/>
+              </w:rPr>
+            </w:pPr>
+            <w:r>
+              <w:rPr>
+                <w:rFonts w:ascii="Source Sans 3" w:hAnsi="Source Sans 3"/>
+                <w:sz w:val="23"/>
+                <w:szCs w:val="23"/>
+              </w:rPr>
+              <w:t>I like Bill Gates because he's responsible for bringing computers to millions of family homes around the world with his Windows operating system. This made computers easier to use for everyone and also at a price that many families could afford.</w:t>
+            </w:r>
+          </w:p>
+          <w:p>
+            <w:pPr>
+              <w:tabs>
+                <w:tab w:val="left" w:pos="4413"/>
+              </w:tabs>
+              <w:rPr>
+                <w:rFonts w:ascii="Source Sans 3" w:hAnsi="Source Sans 3"/>
+                <w:sz w:val="23"/>
+                <w:szCs w:val="23"/>
+              </w:rPr>
+            </w:pPr>
+            <w:r>
+              <w:rPr>
+                <w:rFonts w:ascii="Source Sans 3" w:hAnsi="Source Sans 3"/>
+                <w:sz w:val="23"/>
+                <w:szCs w:val="23"/>
+              </w:rPr>
               <w:lastRenderedPageBreak/>
-              <w:t>Well, the famous person I'm going to describe is David Beckham. He was a footballer who played for Manchester United, and he also played for England. I first saw him play for United when I was only seven, so that was probably in about 2002. I remember it as one of the most exciting days in my life!</w:t>
-            </w:r>
-          </w:p>
-          <w:p>
-            <w:pPr>
-              <w:tabs>
-                <w:tab w:val="left" w:pos="4413"/>
-              </w:tabs>
-              <w:rPr>
-                <w:rFonts w:ascii="Source Sans 3" w:hAnsi="Source Sans 3"/>
-                <w:sz w:val="23"/>
-                <w:szCs w:val="23"/>
-              </w:rPr>
-            </w:pPr>
-            <w:r>
-              <w:rPr>
-                <w:rFonts w:ascii="Source Sans 3" w:hAnsi="Source Sans 3"/>
-                <w:sz w:val="23"/>
-                <w:szCs w:val="23"/>
-              </w:rPr>
-              <w:t xml:space="preserve">David Beckham became famous because he was a very talented footballer. His </w:t>
-            </w:r>
-            <w:proofErr w:type="spellStart"/>
-            <w:r>
-              <w:rPr>
-                <w:rFonts w:ascii="Source Sans 3" w:hAnsi="Source Sans 3"/>
-                <w:sz w:val="23"/>
-                <w:szCs w:val="23"/>
-              </w:rPr>
-              <w:t>speciality</w:t>
-            </w:r>
-            <w:proofErr w:type="spellEnd"/>
-            <w:r>
-              <w:rPr>
-                <w:rFonts w:ascii="Source Sans 3" w:hAnsi="Source Sans 3"/>
-                <w:sz w:val="23"/>
-                <w:szCs w:val="23"/>
-              </w:rPr>
-              <w:t xml:space="preserve"> was scoring amazing goals from free kicks. But he wasn't well-known only for his football skills. He became even more famous when he married a pop star - Victoria, one of the Spice Girls. And another reason for his fame was his good looks and his style. I think almost every boy in the world wanted to have a David Beckham haircut! I know I did.</w:t>
-            </w:r>
-          </w:p>
-          <w:p>
-            <w:pPr>
-              <w:tabs>
-                <w:tab w:val="left" w:pos="4413"/>
-              </w:tabs>
-              <w:rPr>
-                <w:rFonts w:ascii="Source Sans 3" w:hAnsi="Source Sans 3"/>
-                <w:sz w:val="23"/>
-                <w:szCs w:val="23"/>
-              </w:rPr>
-            </w:pPr>
-            <w:r>
-              <w:rPr>
-                <w:rFonts w:ascii="Source Sans 3" w:hAnsi="Source Sans 3"/>
-                <w:sz w:val="23"/>
-                <w:szCs w:val="23"/>
-              </w:rPr>
-              <w:t>I adored him as a boy because I was mad about football and he was my hero. The reason why I still like him is that in spite of his fame he behaves like a normal guy. I heard a story from someone whose car was broken down in the middle of the countryside. And then a car stopped and a man got out and asked him if he needed a push. It was David Beckham!</w:t>
+              <w:t>I also like him because he was the world's youngest self-made billionaire at the time. If he could do it, I like to I think I could do it too. Finally, I admire him because he's very generous and uses his money to help people. He has given away a huge amount of his money to charity, and I believe he plans to give most of it away in the end. I think this is an excellent idea and I hope this can show other rich and powerful people that they should also help others.</w:t>
             </w:r>
           </w:p>
         </w:tc>
@@ -18247,7 +18212,7 @@
                 <w:sz w:val="23"/>
                 <w:szCs w:val="23"/>
               </w:rPr>
-              <w:t>66</w:t>
+              <w:t>65</w:t>
             </w:r>
             <w:r>
               <w:rPr>
@@ -18271,86 +18236,38 @@
                 <w:tab w:val="left" w:pos="4413"/>
               </w:tabs>
               <w:rPr>
-                <w:rFonts w:ascii="Source Sans 3 Black" w:hAnsi="Source Sans 3 Black"/>
-                <w:b/>
-                <w:bCs/>
-                <w:sz w:val="23"/>
-                <w:szCs w:val="23"/>
-              </w:rPr>
-            </w:pPr>
-            <w:r>
-              <w:rPr>
-                <w:rFonts w:ascii="Source Sans 3 Black" w:hAnsi="Source Sans 3 Black"/>
-                <w:b/>
-                <w:bCs/>
-                <w:sz w:val="23"/>
-                <w:szCs w:val="23"/>
-              </w:rPr>
-              <w:t>Speaker 1</w:t>
-            </w:r>
-          </w:p>
-          <w:p>
-            <w:pPr>
-              <w:tabs>
-                <w:tab w:val="left" w:pos="4413"/>
-              </w:tabs>
-              <w:rPr>
-                <w:rFonts w:ascii="Source Sans 3" w:hAnsi="Source Sans 3"/>
-                <w:sz w:val="23"/>
-                <w:szCs w:val="23"/>
-              </w:rPr>
-            </w:pPr>
-            <w:r>
-              <w:rPr>
-                <w:rFonts w:ascii="Source Sans 3" w:hAnsi="Source Sans 3"/>
-                <w:sz w:val="23"/>
-                <w:szCs w:val="23"/>
-              </w:rPr>
-              <w:t>This creature is found in the mountains of Central Africa. It has black hair all over its body, which is much thicker than that of other members of the species. This means that it can live in colder temperatures. There are only about 900 of these apes in the wild. A lot of the green plants they eat have been destroyed, and they have also been killed in the past for their fur.</w:t>
-            </w:r>
-          </w:p>
-          <w:p>
-            <w:pPr>
-              <w:tabs>
-                <w:tab w:val="left" w:pos="4413"/>
-              </w:tabs>
-              <w:rPr>
-                <w:rFonts w:ascii="Source Sans 3 Black" w:hAnsi="Source Sans 3 Black"/>
-                <w:b/>
-                <w:bCs/>
-                <w:sz w:val="23"/>
-                <w:szCs w:val="23"/>
-              </w:rPr>
-            </w:pPr>
-            <w:r>
-              <w:rPr>
-                <w:rFonts w:ascii="Source Sans 3 Black" w:hAnsi="Source Sans 3 Black"/>
-                <w:b/>
-                <w:bCs/>
-                <w:sz w:val="23"/>
-                <w:szCs w:val="23"/>
-              </w:rPr>
-              <w:t>Speaker 2</w:t>
-            </w:r>
-          </w:p>
-          <w:p>
-            <w:pPr>
-              <w:tabs>
-                <w:tab w:val="left" w:pos="4413"/>
-              </w:tabs>
-              <w:rPr>
-                <w:rFonts w:ascii="Source Sans 3" w:hAnsi="Source Sans 3"/>
-                <w:sz w:val="23"/>
-                <w:szCs w:val="23"/>
-              </w:rPr>
-            </w:pPr>
-            <w:r>
-              <w:rPr>
-                <w:rFonts w:ascii="Source Sans 3" w:hAnsi="Source Sans 3"/>
-                <w:sz w:val="23"/>
-                <w:szCs w:val="23"/>
-              </w:rPr>
-              <w:t xml:space="preserve">This creature lives in the ocean from Australia up to Japan. Many of them are quite small, with a body that grows up to five </w:t>
+                <w:rFonts w:ascii="Source Sans 3" w:hAnsi="Source Sans 3"/>
+                <w:sz w:val="23"/>
+                <w:szCs w:val="23"/>
+              </w:rPr>
+            </w:pPr>
+            <w:r>
+              <w:rPr>
+                <w:rFonts w:ascii="Source Sans 3" w:hAnsi="Source Sans 3"/>
+                <w:sz w:val="23"/>
+                <w:szCs w:val="23"/>
+              </w:rPr>
+              <w:t>Well, the famous person I'm going to describe is David Beckham. He was a footballer who played for Manchester United, and he also played for England. I first saw him play for United when I was only seven, so that was probably in about 2002. I remember it as one of the most exciting days in my life!</w:t>
+            </w:r>
+          </w:p>
+          <w:p>
+            <w:pPr>
+              <w:tabs>
+                <w:tab w:val="left" w:pos="4413"/>
+              </w:tabs>
+              <w:rPr>
+                <w:rFonts w:ascii="Source Sans 3" w:hAnsi="Source Sans 3"/>
+                <w:sz w:val="23"/>
+                <w:szCs w:val="23"/>
+              </w:rPr>
+            </w:pPr>
+            <w:r>
+              <w:rPr>
+                <w:rFonts w:ascii="Source Sans 3" w:hAnsi="Source Sans 3"/>
+                <w:sz w:val="23"/>
+                <w:szCs w:val="23"/>
+              </w:rPr>
+              <w:t xml:space="preserve">David Beckham became famous because he was a very talented footballer. His </w:t>
             </w:r>
             <w:proofErr w:type="spellStart"/>
             <w:r>
@@ -18359,7 +18276,7 @@
                 <w:sz w:val="23"/>
                 <w:szCs w:val="23"/>
               </w:rPr>
-              <w:t>centimetres</w:t>
+              <w:t>speciality</w:t>
             </w:r>
             <w:proofErr w:type="spellEnd"/>
             <w:r>
@@ -18368,95 +18285,27 @@
                 <w:sz w:val="23"/>
                 <w:szCs w:val="23"/>
               </w:rPr>
-              <w:t xml:space="preserve"> long, and they have long tentacles, or arms. Its name comes from the bright blue rings that show up when it's frightened. You need to be careful in the sea around them as they are very poisonous.</w:t>
-            </w:r>
-          </w:p>
-          <w:p>
-            <w:pPr>
-              <w:tabs>
-                <w:tab w:val="left" w:pos="4413"/>
-              </w:tabs>
-              <w:rPr>
-                <w:rFonts w:ascii="Source Sans 3 Black" w:hAnsi="Source Sans 3 Black"/>
-                <w:b/>
-                <w:bCs/>
-                <w:sz w:val="23"/>
-                <w:szCs w:val="23"/>
-              </w:rPr>
-            </w:pPr>
-            <w:r>
-              <w:rPr>
-                <w:rFonts w:ascii="Source Sans 3 Black" w:hAnsi="Source Sans 3 Black"/>
-                <w:b/>
-                <w:bCs/>
-                <w:sz w:val="23"/>
-                <w:szCs w:val="23"/>
-              </w:rPr>
-              <w:t>Speaker 3</w:t>
-            </w:r>
-          </w:p>
-          <w:p>
-            <w:pPr>
-              <w:tabs>
-                <w:tab w:val="left" w:pos="4413"/>
-              </w:tabs>
-              <w:rPr>
-                <w:rFonts w:ascii="Source Sans 3" w:hAnsi="Source Sans 3"/>
-                <w:sz w:val="23"/>
-                <w:szCs w:val="23"/>
-              </w:rPr>
-            </w:pPr>
-            <w:r>
-              <w:rPr>
-                <w:rFonts w:ascii="Source Sans 3" w:hAnsi="Source Sans 3"/>
-                <w:sz w:val="23"/>
-                <w:szCs w:val="23"/>
-              </w:rPr>
-              <w:t>These creatures live mainly in desert areas and can survive in both mountains and valleys. Their tails help them to balance when they are climbing or sleeping in trees. Their black and yellow coats help them to hide in the places where they live. Unfortunately, there are only about 250 of these beautiful big cats left in the wild today.</w:t>
-            </w:r>
-          </w:p>
-          <w:p>
-            <w:pPr>
-              <w:tabs>
-                <w:tab w:val="left" w:pos="4413"/>
-              </w:tabs>
-              <w:rPr>
-                <w:rFonts w:ascii="Source Sans 3 Black" w:hAnsi="Source Sans 3 Black"/>
-                <w:b/>
-                <w:bCs/>
-                <w:sz w:val="23"/>
-                <w:szCs w:val="23"/>
-              </w:rPr>
-            </w:pPr>
-            <w:r>
-              <w:rPr>
-                <w:rFonts w:ascii="Source Sans 3 Black" w:hAnsi="Source Sans 3 Black"/>
-                <w:b/>
-                <w:bCs/>
-                <w:sz w:val="23"/>
-                <w:szCs w:val="23"/>
-              </w:rPr>
-              <w:t>Speaker 4</w:t>
-            </w:r>
-          </w:p>
-          <w:p>
-            <w:pPr>
-              <w:tabs>
-                <w:tab w:val="left" w:pos="4413"/>
-              </w:tabs>
-              <w:rPr>
-                <w:rFonts w:ascii="Source Sans 3" w:hAnsi="Source Sans 3"/>
-                <w:sz w:val="23"/>
-                <w:szCs w:val="23"/>
-              </w:rPr>
-            </w:pPr>
-            <w:r>
-              <w:rPr>
-                <w:rFonts w:ascii="Source Sans 3" w:hAnsi="Source Sans 3"/>
-                <w:sz w:val="23"/>
-                <w:szCs w:val="23"/>
-              </w:rPr>
-              <w:t>This strange-looking animal lives in wet areas and comes from the area south of the tropics in China. There are very few in the wild now. As you can see, it has antlers like most deer, but it has a neck like a camel and hooves or feet like a cow. They eat mainly grass and live partly on land and partly in water.</w:t>
+              <w:t xml:space="preserve"> was scoring amazing goals from free kicks. But he wasn't well-known only for his football skills. He became even more famous when he married a pop star - Victoria, one of the Spice Girls. And another reason for his fame was his good looks and his style. I think almost every boy in the world wanted to have a David Beckham haircut! I know I did.</w:t>
+            </w:r>
+          </w:p>
+          <w:p>
+            <w:pPr>
+              <w:tabs>
+                <w:tab w:val="left" w:pos="4413"/>
+              </w:tabs>
+              <w:rPr>
+                <w:rFonts w:ascii="Source Sans 3" w:hAnsi="Source Sans 3"/>
+                <w:sz w:val="23"/>
+                <w:szCs w:val="23"/>
+              </w:rPr>
+            </w:pPr>
+            <w:r>
+              <w:rPr>
+                <w:rFonts w:ascii="Source Sans 3" w:hAnsi="Source Sans 3"/>
+                <w:sz w:val="23"/>
+                <w:szCs w:val="23"/>
+              </w:rPr>
+              <w:t>I adored him as a boy because I was mad about football and he was my hero. The reason why I still like him is that in spite of his fame he behaves like a normal guy. I heard a story from someone whose car was broken down in the middle of the countryside. And then a car stopped and a man got out and asked him if he needed a push. It was David Beckham!</w:t>
             </w:r>
           </w:p>
         </w:tc>
@@ -18506,7 +18355,7 @@
                 <w:sz w:val="23"/>
                 <w:szCs w:val="23"/>
               </w:rPr>
-              <w:t>67</w:t>
+              <w:t>66</w:t>
             </w:r>
             <w:r>
               <w:rPr>
@@ -18530,114 +18379,86 @@
                 <w:tab w:val="left" w:pos="4413"/>
               </w:tabs>
               <w:rPr>
-                <w:rFonts w:ascii="Source Sans 3" w:hAnsi="Source Sans 3"/>
-                <w:sz w:val="23"/>
-                <w:szCs w:val="23"/>
-              </w:rPr>
-            </w:pPr>
-            <w:r>
-              <w:rPr>
-                <w:rFonts w:ascii="Source Sans 3" w:hAnsi="Source Sans 3"/>
-                <w:sz w:val="23"/>
-                <w:szCs w:val="23"/>
-              </w:rPr>
-              <w:t>Hello everyone. Today I'm going to talk about a project I've done about the mountain gorilla. I think it's a truly fascinating animal. They originate in Africa - Central Africa, in fact.</w:t>
-            </w:r>
-          </w:p>
-          <w:p>
-            <w:pPr>
-              <w:tabs>
-                <w:tab w:val="left" w:pos="4413"/>
-              </w:tabs>
-              <w:rPr>
-                <w:rFonts w:ascii="Source Sans 3" w:hAnsi="Source Sans 3"/>
-                <w:sz w:val="23"/>
-                <w:szCs w:val="23"/>
-              </w:rPr>
-            </w:pPr>
-            <w:r>
-              <w:rPr>
-                <w:rFonts w:ascii="Source Sans 3" w:hAnsi="Source Sans 3"/>
-                <w:sz w:val="23"/>
-                <w:szCs w:val="23"/>
-              </w:rPr>
-              <w:t>So now I'm going to talk a little about where they live. As you can probably guess, and as you can see in this first photo, their name reflects the environment they live in-tropical</w:t>
-            </w:r>
-            <w:r>
-              <w:rPr>
-                <w:rFonts w:ascii="Source Sans 3" w:hAnsi="Source Sans 3"/>
-                <w:sz w:val="23"/>
-                <w:szCs w:val="23"/>
-              </w:rPr>
-              <w:t xml:space="preserve"> </w:t>
-            </w:r>
-            <w:r>
-              <w:rPr>
-                <w:rFonts w:ascii="Source Sans 3" w:hAnsi="Source Sans 3"/>
-                <w:sz w:val="23"/>
-                <w:szCs w:val="23"/>
-              </w:rPr>
-              <w:t>mountain forests.</w:t>
-            </w:r>
-          </w:p>
-          <w:p>
-            <w:pPr>
-              <w:tabs>
-                <w:tab w:val="left" w:pos="4413"/>
-              </w:tabs>
-              <w:rPr>
-                <w:rFonts w:ascii="Source Sans 3" w:hAnsi="Source Sans 3"/>
-                <w:sz w:val="23"/>
-                <w:szCs w:val="23"/>
-              </w:rPr>
-            </w:pPr>
-            <w:r>
-              <w:rPr>
-                <w:rFonts w:ascii="Source Sans 3" w:hAnsi="Source Sans 3"/>
-                <w:sz w:val="23"/>
-                <w:szCs w:val="23"/>
-              </w:rPr>
-              <w:t>Now just like all other apes, they build nests out of leaves. But they</w:t>
-            </w:r>
-          </w:p>
-          <w:p>
-            <w:pPr>
-              <w:tabs>
-                <w:tab w:val="left" w:pos="4413"/>
-              </w:tabs>
-              <w:rPr>
-                <w:rFonts w:ascii="Source Sans 3" w:hAnsi="Source Sans 3"/>
-                <w:sz w:val="23"/>
-                <w:szCs w:val="23"/>
-              </w:rPr>
-            </w:pPr>
-            <w:r>
-              <w:rPr>
-                <w:rFonts w:ascii="Source Sans 3" w:hAnsi="Source Sans 3"/>
-                <w:sz w:val="23"/>
-                <w:szCs w:val="23"/>
-              </w:rPr>
-              <w:t>don't make their nests high up as other species do mountain</w:t>
-            </w:r>
-          </w:p>
-          <w:p>
-            <w:pPr>
-              <w:tabs>
-                <w:tab w:val="left" w:pos="4413"/>
-              </w:tabs>
-              <w:rPr>
-                <w:rFonts w:ascii="Source Sans 3" w:hAnsi="Source Sans 3"/>
-                <w:sz w:val="23"/>
-                <w:szCs w:val="23"/>
-              </w:rPr>
-            </w:pPr>
-            <w:r>
-              <w:rPr>
-                <w:rFonts w:ascii="Source Sans 3" w:hAnsi="Source Sans 3"/>
-                <w:sz w:val="23"/>
-                <w:szCs w:val="23"/>
-              </w:rPr>
-              <w:t xml:space="preserve">gorillas make them on the ground instead. And they sleep wherever they end their day and they rarely sleep in the same bed twice! So, I'll move on to talk about the physical features of the mountain gorilla. In other words, what it looks like. So here are some more photographs on screen for you all to have a look at. This gorilla here on the left is a male gorilla. We know that he's an older male gorilla because of the </w:t>
+                <w:rFonts w:ascii="Source Sans 3 Black" w:hAnsi="Source Sans 3 Black"/>
+                <w:b/>
+                <w:bCs/>
+                <w:sz w:val="23"/>
+                <w:szCs w:val="23"/>
+              </w:rPr>
+            </w:pPr>
+            <w:r>
+              <w:rPr>
+                <w:rFonts w:ascii="Source Sans 3 Black" w:hAnsi="Source Sans 3 Black"/>
+                <w:b/>
+                <w:bCs/>
+                <w:sz w:val="23"/>
+                <w:szCs w:val="23"/>
+              </w:rPr>
+              <w:t>Speaker 1</w:t>
+            </w:r>
+          </w:p>
+          <w:p>
+            <w:pPr>
+              <w:tabs>
+                <w:tab w:val="left" w:pos="4413"/>
+              </w:tabs>
+              <w:rPr>
+                <w:rFonts w:ascii="Source Sans 3" w:hAnsi="Source Sans 3"/>
+                <w:sz w:val="23"/>
+                <w:szCs w:val="23"/>
+              </w:rPr>
+            </w:pPr>
+            <w:r>
+              <w:rPr>
+                <w:rFonts w:ascii="Source Sans 3" w:hAnsi="Source Sans 3"/>
+                <w:sz w:val="23"/>
+                <w:szCs w:val="23"/>
+              </w:rPr>
+              <w:t>This creature is found in the mountains of Central Africa. It has black hair all over its body, which is much thicker than that of other members of the species. This means that it can live in colder temperatures. There are only about 900 of these apes in the wild. A lot of the green plants they eat have been destroyed, and they have also been killed in the past for their fur.</w:t>
+            </w:r>
+          </w:p>
+          <w:p>
+            <w:pPr>
+              <w:tabs>
+                <w:tab w:val="left" w:pos="4413"/>
+              </w:tabs>
+              <w:rPr>
+                <w:rFonts w:ascii="Source Sans 3 Black" w:hAnsi="Source Sans 3 Black"/>
+                <w:b/>
+                <w:bCs/>
+                <w:sz w:val="23"/>
+                <w:szCs w:val="23"/>
+              </w:rPr>
+            </w:pPr>
+            <w:r>
+              <w:rPr>
+                <w:rFonts w:ascii="Source Sans 3 Black" w:hAnsi="Source Sans 3 Black"/>
+                <w:b/>
+                <w:bCs/>
+                <w:sz w:val="23"/>
+                <w:szCs w:val="23"/>
+              </w:rPr>
+              <w:t>Speaker 2</w:t>
+            </w:r>
+          </w:p>
+          <w:p>
+            <w:pPr>
+              <w:tabs>
+                <w:tab w:val="left" w:pos="4413"/>
+              </w:tabs>
+              <w:rPr>
+                <w:rFonts w:ascii="Source Sans 3" w:hAnsi="Source Sans 3"/>
+                <w:sz w:val="23"/>
+                <w:szCs w:val="23"/>
+              </w:rPr>
+            </w:pPr>
+            <w:r>
+              <w:rPr>
+                <w:rFonts w:ascii="Source Sans 3" w:hAnsi="Source Sans 3"/>
+                <w:sz w:val="23"/>
+                <w:szCs w:val="23"/>
+              </w:rPr>
+              <w:t xml:space="preserve">This creature lives in the ocean from Australia up to Japan. Many of them are quite small, with a body that grows up to five </w:t>
             </w:r>
             <w:proofErr w:type="spellStart"/>
             <w:r>
@@ -18646,7 +18467,7 @@
                 <w:sz w:val="23"/>
                 <w:szCs w:val="23"/>
               </w:rPr>
-              <w:t>colour</w:t>
+              <w:t>centimetres</w:t>
             </w:r>
             <w:proofErr w:type="spellEnd"/>
             <w:r>
@@ -18655,65 +18476,95 @@
                 <w:sz w:val="23"/>
                 <w:szCs w:val="23"/>
               </w:rPr>
-              <w:t xml:space="preserve"> of his coat. As you can see, his coat is grey. He's called a silverback. Younger male gorillas are called blackbacks. And there's an obvious reason for that! Yes, a young adult male has a black coat. As he gets older, his coat turns from black to grey.</w:t>
-            </w:r>
-          </w:p>
-          <w:p>
-            <w:pPr>
-              <w:tabs>
-                <w:tab w:val="left" w:pos="4413"/>
-              </w:tabs>
-              <w:rPr>
-                <w:rFonts w:ascii="Source Sans 3" w:hAnsi="Source Sans 3"/>
-                <w:sz w:val="23"/>
-                <w:szCs w:val="23"/>
-              </w:rPr>
-            </w:pPr>
-            <w:r>
-              <w:rPr>
-                <w:rFonts w:ascii="Source Sans 3" w:hAnsi="Source Sans 3"/>
-                <w:sz w:val="23"/>
-                <w:szCs w:val="23"/>
-              </w:rPr>
-              <w:t>Next, I'm going to tell you a little about the diet of the mountain gorilla. Interestingly, mountain gorillas are herbivores. In other words, they survive on a diet of plants. As you can see from this next picture, this gorilla is eating leaves. They also eat fruit and flowers. They occasionally eat insects too, but only when they're very hungry! And it might interest you to know that mountain gorillas very rarely drink water, even though they live in a very warm climate. It appears they get all the water they need from plants.</w:t>
-            </w:r>
-          </w:p>
-          <w:p>
-            <w:pPr>
-              <w:tabs>
-                <w:tab w:val="left" w:pos="4413"/>
-              </w:tabs>
-              <w:rPr>
-                <w:rFonts w:ascii="Source Sans 3" w:hAnsi="Source Sans 3"/>
-                <w:sz w:val="23"/>
-                <w:szCs w:val="23"/>
-              </w:rPr>
-            </w:pPr>
-            <w:r>
-              <w:rPr>
-                <w:rFonts w:ascii="Source Sans 3" w:hAnsi="Source Sans 3"/>
-                <w:sz w:val="23"/>
-                <w:szCs w:val="23"/>
-              </w:rPr>
-              <w:t xml:space="preserve">I'd like to conclude by talking about some of the threats that mountain gorillas face. They are in serious danger of disappearing from our world altogether. Let's have a look at two reasons why they're in such danger. And both of these reasons are connected to human activity. Firstly, people are damaging the mountain forests where these gorillas live. They're cutting down the trees to build farms and towns. Mountain gorillas live in close family groups and this means that it's difficult for them to get enough to eat in the small areas they now have to live in. Secondly, gorillas are also suffering as a result of hunting. Sadly, some people find and kill them to sell. </w:t>
-            </w:r>
-            <w:proofErr w:type="gramStart"/>
-            <w:r>
-              <w:rPr>
-                <w:rFonts w:ascii="Source Sans 3" w:hAnsi="Source Sans 3"/>
-                <w:sz w:val="23"/>
-                <w:szCs w:val="23"/>
-              </w:rPr>
-              <w:t>So</w:t>
-            </w:r>
-            <w:proofErr w:type="gramEnd"/>
-            <w:r>
-              <w:rPr>
-                <w:rFonts w:ascii="Source Sans 3" w:hAnsi="Source Sans 3"/>
-                <w:sz w:val="23"/>
-                <w:szCs w:val="23"/>
-              </w:rPr>
-              <w:t xml:space="preserve"> it's a very sad situation indeed for these beautiful animals.</w:t>
+              <w:t xml:space="preserve"> long, and they have long tentacles, or arms. Its name comes from the bright blue rings that show up when it's frightened. You need to be careful in the sea around them as they are very poisonous.</w:t>
+            </w:r>
+          </w:p>
+          <w:p>
+            <w:pPr>
+              <w:tabs>
+                <w:tab w:val="left" w:pos="4413"/>
+              </w:tabs>
+              <w:rPr>
+                <w:rFonts w:ascii="Source Sans 3 Black" w:hAnsi="Source Sans 3 Black"/>
+                <w:b/>
+                <w:bCs/>
+                <w:sz w:val="23"/>
+                <w:szCs w:val="23"/>
+              </w:rPr>
+            </w:pPr>
+            <w:r>
+              <w:rPr>
+                <w:rFonts w:ascii="Source Sans 3 Black" w:hAnsi="Source Sans 3 Black"/>
+                <w:b/>
+                <w:bCs/>
+                <w:sz w:val="23"/>
+                <w:szCs w:val="23"/>
+              </w:rPr>
+              <w:t>Speaker 3</w:t>
+            </w:r>
+          </w:p>
+          <w:p>
+            <w:pPr>
+              <w:tabs>
+                <w:tab w:val="left" w:pos="4413"/>
+              </w:tabs>
+              <w:rPr>
+                <w:rFonts w:ascii="Source Sans 3" w:hAnsi="Source Sans 3"/>
+                <w:sz w:val="23"/>
+                <w:szCs w:val="23"/>
+              </w:rPr>
+            </w:pPr>
+            <w:r>
+              <w:rPr>
+                <w:rFonts w:ascii="Source Sans 3" w:hAnsi="Source Sans 3"/>
+                <w:sz w:val="23"/>
+                <w:szCs w:val="23"/>
+              </w:rPr>
+              <w:t>These creatures live mainly in desert areas and can survive in both mountains and valleys. Their tails help them to balance when they are climbing or sleeping in trees. Their black and yellow coats help them to hide in the places where they live. Unfortunately, there are only about 250 of these beautiful big cats left in the wild today.</w:t>
+            </w:r>
+          </w:p>
+          <w:p>
+            <w:pPr>
+              <w:tabs>
+                <w:tab w:val="left" w:pos="4413"/>
+              </w:tabs>
+              <w:rPr>
+                <w:rFonts w:ascii="Source Sans 3 Black" w:hAnsi="Source Sans 3 Black"/>
+                <w:b/>
+                <w:bCs/>
+                <w:sz w:val="23"/>
+                <w:szCs w:val="23"/>
+              </w:rPr>
+            </w:pPr>
+            <w:r>
+              <w:rPr>
+                <w:rFonts w:ascii="Source Sans 3 Black" w:hAnsi="Source Sans 3 Black"/>
+                <w:b/>
+                <w:bCs/>
+                <w:sz w:val="23"/>
+                <w:szCs w:val="23"/>
+              </w:rPr>
+              <w:t>Speaker 4</w:t>
+            </w:r>
+          </w:p>
+          <w:p>
+            <w:pPr>
+              <w:tabs>
+                <w:tab w:val="left" w:pos="4413"/>
+              </w:tabs>
+              <w:rPr>
+                <w:rFonts w:ascii="Source Sans 3" w:hAnsi="Source Sans 3"/>
+                <w:sz w:val="23"/>
+                <w:szCs w:val="23"/>
+              </w:rPr>
+            </w:pPr>
+            <w:r>
+              <w:rPr>
+                <w:rFonts w:ascii="Source Sans 3" w:hAnsi="Source Sans 3"/>
+                <w:sz w:val="23"/>
+                <w:szCs w:val="23"/>
+              </w:rPr>
+              <w:t>This strange-looking animal lives in wet areas and comes from the area south of the tropics in China. There are very few in the wild now. As you can see, it has antlers like most deer, but it has a neck like a camel and hooves or feet like a cow. They eat mainly grass and live partly on land and partly in water.</w:t>
             </w:r>
           </w:p>
         </w:tc>
@@ -18763,7 +18614,7 @@
                 <w:sz w:val="23"/>
                 <w:szCs w:val="23"/>
               </w:rPr>
-              <w:t>68</w:t>
+              <w:t>67</w:t>
             </w:r>
             <w:r>
               <w:rPr>
@@ -18798,47 +18649,161 @@
                 <w:sz w:val="23"/>
                 <w:szCs w:val="23"/>
               </w:rPr>
-              <w:t>Good morning, everyone. In today's lecture I want to talk to you about a very unpopular animal here in Britain. In fact, you could say that it's one of our least loved animals! It's called the American bullfrog and yes, it does in fact come from America - the east of America, to be exact - and it was brought to Britain in the early 19th century, so you could say that it's been here for quite a long time. It wasn't brought here on purpose - it actually arrived in a big container of aquatic plants. In other words, it was accidentally introduced into Britain.</w:t>
-            </w:r>
-          </w:p>
-          <w:p>
-            <w:pPr>
-              <w:tabs>
-                <w:tab w:val="left" w:pos="4413"/>
-              </w:tabs>
-              <w:rPr>
-                <w:rFonts w:ascii="Source Sans 3" w:hAnsi="Source Sans 3"/>
-                <w:sz w:val="23"/>
-                <w:szCs w:val="23"/>
-              </w:rPr>
-            </w:pPr>
-            <w:r>
-              <w:rPr>
-                <w:rFonts w:ascii="Source Sans 3" w:hAnsi="Source Sans 3"/>
-                <w:sz w:val="23"/>
-                <w:szCs w:val="23"/>
-              </w:rPr>
-              <w:t>Now, I'll tell you a little about its appearance. The American bullfrog is a very large - and ugly - species of frog. And when I say it's large, I mean large. Interestingly, female American bullfrogs are usually much larger than the males. In fact, they can weigh up to 750 grams, whereas the males only go up to about 600 grams. Take a look at its head - it's really broad and flat, isn't it? And you can see its mouth -just here - that's quite large too.</w:t>
-            </w:r>
-          </w:p>
-          <w:p>
-            <w:pPr>
-              <w:tabs>
-                <w:tab w:val="left" w:pos="4413"/>
-              </w:tabs>
-              <w:rPr>
-                <w:rFonts w:ascii="Source Sans 3" w:hAnsi="Source Sans 3"/>
-                <w:sz w:val="23"/>
-                <w:szCs w:val="23"/>
-              </w:rPr>
-            </w:pPr>
-            <w:r>
-              <w:rPr>
-                <w:rFonts w:ascii="Source Sans 3" w:hAnsi="Source Sans 3"/>
-                <w:sz w:val="23"/>
-                <w:szCs w:val="23"/>
-              </w:rPr>
-              <w:t xml:space="preserve">Now, both the male and the female American bullfrogs have green or brown bodies and have dark spots on the top. But there's one important difference between them - the male's throat is yellow but the female has a white one instead. And the other difference is their eardrums, here just behind their eyes. Those of the male are much larger than the </w:t>
+              <w:t>Hello everyone. Today I'm going to talk about a project I've done about the mountain gorilla. I think it's a truly fascinating animal. They originate in Africa - Central Africa, in fact.</w:t>
+            </w:r>
+          </w:p>
+          <w:p>
+            <w:pPr>
+              <w:tabs>
+                <w:tab w:val="left" w:pos="4413"/>
+              </w:tabs>
+              <w:rPr>
+                <w:rFonts w:ascii="Source Sans 3" w:hAnsi="Source Sans 3"/>
+                <w:sz w:val="23"/>
+                <w:szCs w:val="23"/>
+              </w:rPr>
+            </w:pPr>
+            <w:r>
+              <w:rPr>
+                <w:rFonts w:ascii="Source Sans 3" w:hAnsi="Source Sans 3"/>
+                <w:sz w:val="23"/>
+                <w:szCs w:val="23"/>
+              </w:rPr>
+              <w:t>So now I'm going to talk a little about where they live. As you can probably guess, and as you can see in this first photo, their name reflects the environment they live in-tropical</w:t>
+            </w:r>
+            <w:r>
+              <w:rPr>
+                <w:rFonts w:ascii="Source Sans 3" w:hAnsi="Source Sans 3"/>
+                <w:sz w:val="23"/>
+                <w:szCs w:val="23"/>
+              </w:rPr>
+              <w:t xml:space="preserve"> </w:t>
+            </w:r>
+            <w:r>
+              <w:rPr>
+                <w:rFonts w:ascii="Source Sans 3" w:hAnsi="Source Sans 3"/>
+                <w:sz w:val="23"/>
+                <w:szCs w:val="23"/>
+              </w:rPr>
+              <w:t>mountain forests.</w:t>
+            </w:r>
+          </w:p>
+          <w:p>
+            <w:pPr>
+              <w:tabs>
+                <w:tab w:val="left" w:pos="4413"/>
+              </w:tabs>
+              <w:rPr>
+                <w:rFonts w:ascii="Source Sans 3" w:hAnsi="Source Sans 3"/>
+                <w:sz w:val="23"/>
+                <w:szCs w:val="23"/>
+              </w:rPr>
+            </w:pPr>
+            <w:r>
+              <w:rPr>
+                <w:rFonts w:ascii="Source Sans 3" w:hAnsi="Source Sans 3"/>
+                <w:sz w:val="23"/>
+                <w:szCs w:val="23"/>
+              </w:rPr>
+              <w:t>Now just like all other apes, they build nests out of leaves. But they</w:t>
+            </w:r>
+          </w:p>
+          <w:p>
+            <w:pPr>
+              <w:tabs>
+                <w:tab w:val="left" w:pos="4413"/>
+              </w:tabs>
+              <w:rPr>
+                <w:rFonts w:ascii="Source Sans 3" w:hAnsi="Source Sans 3"/>
+                <w:sz w:val="23"/>
+                <w:szCs w:val="23"/>
+              </w:rPr>
+            </w:pPr>
+            <w:r>
+              <w:rPr>
+                <w:rFonts w:ascii="Source Sans 3" w:hAnsi="Source Sans 3"/>
+                <w:sz w:val="23"/>
+                <w:szCs w:val="23"/>
+              </w:rPr>
+              <w:t>don't make their nests high up as other species do mountain</w:t>
+            </w:r>
+          </w:p>
+          <w:p>
+            <w:pPr>
+              <w:tabs>
+                <w:tab w:val="left" w:pos="4413"/>
+              </w:tabs>
+              <w:rPr>
+                <w:rFonts w:ascii="Source Sans 3" w:hAnsi="Source Sans 3"/>
+                <w:sz w:val="23"/>
+                <w:szCs w:val="23"/>
+              </w:rPr>
+            </w:pPr>
+            <w:r>
+              <w:rPr>
+                <w:rFonts w:ascii="Source Sans 3" w:hAnsi="Source Sans 3"/>
+                <w:sz w:val="23"/>
+                <w:szCs w:val="23"/>
+              </w:rPr>
+              <w:t xml:space="preserve">gorillas make them on the ground instead. And they sleep wherever they end their day and they rarely sleep in the same bed twice! So, I'll move on to talk about the physical features of the mountain gorilla. In other words, what it looks like. So here are some more photographs on screen for you all to have a look at. This gorilla here on the left is a male gorilla. We know that he's an older male gorilla because of the </w:t>
+            </w:r>
+            <w:proofErr w:type="spellStart"/>
+            <w:r>
+              <w:rPr>
+                <w:rFonts w:ascii="Source Sans 3" w:hAnsi="Source Sans 3"/>
+                <w:sz w:val="23"/>
+                <w:szCs w:val="23"/>
+              </w:rPr>
+              <w:t>colour</w:t>
+            </w:r>
+            <w:proofErr w:type="spellEnd"/>
+            <w:r>
+              <w:rPr>
+                <w:rFonts w:ascii="Source Sans 3" w:hAnsi="Source Sans 3"/>
+                <w:sz w:val="23"/>
+                <w:szCs w:val="23"/>
+              </w:rPr>
+              <w:t xml:space="preserve"> of his coat. As you can see, his coat is grey. He's called a silverback. Younger male gorillas are called blackbacks. And there's an obvious reason for that! Yes, a young adult male has a black coat. As he gets older, his coat turns from black to grey.</w:t>
+            </w:r>
+          </w:p>
+          <w:p>
+            <w:pPr>
+              <w:tabs>
+                <w:tab w:val="left" w:pos="4413"/>
+              </w:tabs>
+              <w:rPr>
+                <w:rFonts w:ascii="Source Sans 3" w:hAnsi="Source Sans 3"/>
+                <w:sz w:val="23"/>
+                <w:szCs w:val="23"/>
+              </w:rPr>
+            </w:pPr>
+            <w:r>
+              <w:rPr>
+                <w:rFonts w:ascii="Source Sans 3" w:hAnsi="Source Sans 3"/>
+                <w:sz w:val="23"/>
+                <w:szCs w:val="23"/>
+              </w:rPr>
+              <w:t>Next, I'm going to tell you a little about the diet of the mountain gorilla. Interestingly, mountain gorillas are herbivores. In other words, they survive on a diet of plants. As you can see from this next picture, this gorilla is eating leaves. They also eat fruit and flowers. They occasionally eat insects too, but only when they're very hungry! And it might interest you to know that mountain gorillas very rarely drink water, even though they live in a very warm climate. It appears they get all the water they need from plants.</w:t>
+            </w:r>
+          </w:p>
+          <w:p>
+            <w:pPr>
+              <w:tabs>
+                <w:tab w:val="left" w:pos="4413"/>
+              </w:tabs>
+              <w:rPr>
+                <w:rFonts w:ascii="Source Sans 3" w:hAnsi="Source Sans 3"/>
+                <w:sz w:val="23"/>
+                <w:szCs w:val="23"/>
+              </w:rPr>
+            </w:pPr>
+            <w:r>
+              <w:rPr>
+                <w:rFonts w:ascii="Source Sans 3" w:hAnsi="Source Sans 3"/>
+                <w:sz w:val="23"/>
+                <w:szCs w:val="23"/>
+              </w:rPr>
+              <w:t xml:space="preserve">I'd like to conclude by talking about some of the threats that mountain gorillas face. They are in serious danger of disappearing from our world altogether. Let's have a look at two reasons why they're in such danger. And both of these reasons are connected to human activity. Firstly, people are damaging the mountain forests where these gorillas live. They're cutting down the trees to build farms and towns. Mountain gorillas live in close family groups and this means that it's difficult for them to get enough to eat in the small areas they now have to live in. Secondly, gorillas are also suffering as a result of hunting. Sadly, some people find and kill them to sell. </w:t>
             </w:r>
             <w:proofErr w:type="gramStart"/>
             <w:r>
@@ -18847,7 +18812,7 @@
                 <w:sz w:val="23"/>
                 <w:szCs w:val="23"/>
               </w:rPr>
-              <w:t>female's</w:t>
+              <w:t>So</w:t>
             </w:r>
             <w:proofErr w:type="gramEnd"/>
             <w:r>
@@ -18856,47 +18821,7 @@
                 <w:sz w:val="23"/>
                 <w:szCs w:val="23"/>
               </w:rPr>
-              <w:t>.</w:t>
-            </w:r>
-          </w:p>
-          <w:p>
-            <w:pPr>
-              <w:tabs>
-                <w:tab w:val="left" w:pos="4413"/>
-              </w:tabs>
-              <w:rPr>
-                <w:rFonts w:ascii="Source Sans 3" w:hAnsi="Source Sans 3"/>
-                <w:sz w:val="23"/>
-                <w:szCs w:val="23"/>
-              </w:rPr>
-            </w:pPr>
-            <w:r>
-              <w:rPr>
-                <w:rFonts w:ascii="Source Sans 3" w:hAnsi="Source Sans 3"/>
-                <w:sz w:val="23"/>
-                <w:szCs w:val="23"/>
-              </w:rPr>
-              <w:t>So, let's move on to why we so dislike the American bullfrog. Well, this is because it has threatened our own native species of frogs. Firstly, it breeds very quickly indeed. For example, female bullfrogs can lay up to 25,000 eggs every single season. And secondly, the American bullfrog is very greedy. In fact, they eat just about anything they can put into their mouths! As well as other frogs, they eat insects, fish and have even been known to eat birds and snakes! So, in other words, they eat the food sources of our own native species. Thirdly, they carry a disease that is dangerous to other frogs. And finally, they don't just damage our natural world, they cause financial damage too. Around £100,000 has been spent monitoring the American bullfrog in the wild.</w:t>
-            </w:r>
-          </w:p>
-          <w:p>
-            <w:pPr>
-              <w:tabs>
-                <w:tab w:val="left" w:pos="4413"/>
-              </w:tabs>
-              <w:rPr>
-                <w:rFonts w:ascii="Source Sans 3" w:hAnsi="Source Sans 3"/>
-                <w:sz w:val="23"/>
-                <w:szCs w:val="23"/>
-              </w:rPr>
-            </w:pPr>
-            <w:r>
-              <w:rPr>
-                <w:rFonts w:ascii="Source Sans 3" w:hAnsi="Source Sans 3"/>
-                <w:sz w:val="23"/>
-                <w:szCs w:val="23"/>
-              </w:rPr>
-              <w:t>So, as scientists, we can learn a lesson from this about the dangers of introducing any living species into a new environment.</w:t>
+              <w:t xml:space="preserve"> it's a very sad situation indeed for these beautiful animals.</w:t>
             </w:r>
           </w:p>
         </w:tc>
@@ -18946,7 +18871,7 @@
                 <w:sz w:val="23"/>
                 <w:szCs w:val="23"/>
               </w:rPr>
-              <w:t>69</w:t>
+              <w:t>68</w:t>
             </w:r>
             <w:r>
               <w:rPr>
@@ -18981,6 +18906,190 @@
                 <w:sz w:val="23"/>
                 <w:szCs w:val="23"/>
               </w:rPr>
+              <w:t>Good morning, everyone. In today's lecture I want to talk to you about a very unpopular animal here in Britain. In fact, you could say that it's one of our least loved animals! It's called the American bullfrog and yes, it does in fact come from America - the east of America, to be exact - and it was brought to Britain in the early 19th century, so you could say that it's been here for quite a long time. It wasn't brought here on purpose - it actually arrived in a big container of aquatic plants. In other words, it was accidentally introduced into Britain.</w:t>
+            </w:r>
+          </w:p>
+          <w:p>
+            <w:pPr>
+              <w:tabs>
+                <w:tab w:val="left" w:pos="4413"/>
+              </w:tabs>
+              <w:rPr>
+                <w:rFonts w:ascii="Source Sans 3" w:hAnsi="Source Sans 3"/>
+                <w:sz w:val="23"/>
+                <w:szCs w:val="23"/>
+              </w:rPr>
+            </w:pPr>
+            <w:r>
+              <w:rPr>
+                <w:rFonts w:ascii="Source Sans 3" w:hAnsi="Source Sans 3"/>
+                <w:sz w:val="23"/>
+                <w:szCs w:val="23"/>
+              </w:rPr>
+              <w:t>Now, I'll tell you a little about its appearance. The American bullfrog is a very large - and ugly - species of frog. And when I say it's large, I mean large. Interestingly, female American bullfrogs are usually much larger than the males. In fact, they can weigh up to 750 grams, whereas the males only go up to about 600 grams. Take a look at its head - it's really broad and flat, isn't it? And you can see its mouth -just here - that's quite large too.</w:t>
+            </w:r>
+          </w:p>
+          <w:p>
+            <w:pPr>
+              <w:tabs>
+                <w:tab w:val="left" w:pos="4413"/>
+              </w:tabs>
+              <w:rPr>
+                <w:rFonts w:ascii="Source Sans 3" w:hAnsi="Source Sans 3"/>
+                <w:sz w:val="23"/>
+                <w:szCs w:val="23"/>
+              </w:rPr>
+            </w:pPr>
+            <w:r>
+              <w:rPr>
+                <w:rFonts w:ascii="Source Sans 3" w:hAnsi="Source Sans 3"/>
+                <w:sz w:val="23"/>
+                <w:szCs w:val="23"/>
+              </w:rPr>
+              <w:t xml:space="preserve">Now, both the male and the female American bullfrogs have green or brown bodies and have dark spots on the top. But there's one important difference between them - the male's throat is yellow but the female has a white one instead. And the other difference is their eardrums, here just behind their eyes. Those of the male are much larger than the </w:t>
+            </w:r>
+            <w:proofErr w:type="gramStart"/>
+            <w:r>
+              <w:rPr>
+                <w:rFonts w:ascii="Source Sans 3" w:hAnsi="Source Sans 3"/>
+                <w:sz w:val="23"/>
+                <w:szCs w:val="23"/>
+              </w:rPr>
+              <w:t>female's</w:t>
+            </w:r>
+            <w:proofErr w:type="gramEnd"/>
+            <w:r>
+              <w:rPr>
+                <w:rFonts w:ascii="Source Sans 3" w:hAnsi="Source Sans 3"/>
+                <w:sz w:val="23"/>
+                <w:szCs w:val="23"/>
+              </w:rPr>
+              <w:t>.</w:t>
+            </w:r>
+          </w:p>
+          <w:p>
+            <w:pPr>
+              <w:tabs>
+                <w:tab w:val="left" w:pos="4413"/>
+              </w:tabs>
+              <w:rPr>
+                <w:rFonts w:ascii="Source Sans 3" w:hAnsi="Source Sans 3"/>
+                <w:sz w:val="23"/>
+                <w:szCs w:val="23"/>
+              </w:rPr>
+            </w:pPr>
+            <w:r>
+              <w:rPr>
+                <w:rFonts w:ascii="Source Sans 3" w:hAnsi="Source Sans 3"/>
+                <w:sz w:val="23"/>
+                <w:szCs w:val="23"/>
+              </w:rPr>
+              <w:t>So, let's move on to why we so dislike the American bullfrog. Well, this is because it has threatened our own native species of frogs. Firstly, it breeds very quickly indeed. For example, female bullfrogs can lay up to 25,000 eggs every single season. And secondly, the American bullfrog is very greedy. In fact, they eat just about anything they can put into their mouths! As well as other frogs, they eat insects, fish and have even been known to eat birds and snakes! So, in other words, they eat the food sources of our own native species. Thirdly, they carry a disease that is dangerous to other frogs. And finally, they don't just damage our natural world, they cause financial damage too. Around £100,000 has been spent monitoring the American bullfrog in the wild.</w:t>
+            </w:r>
+          </w:p>
+          <w:p>
+            <w:pPr>
+              <w:tabs>
+                <w:tab w:val="left" w:pos="4413"/>
+              </w:tabs>
+              <w:rPr>
+                <w:rFonts w:ascii="Source Sans 3" w:hAnsi="Source Sans 3"/>
+                <w:sz w:val="23"/>
+                <w:szCs w:val="23"/>
+              </w:rPr>
+            </w:pPr>
+            <w:r>
+              <w:rPr>
+                <w:rFonts w:ascii="Source Sans 3" w:hAnsi="Source Sans 3"/>
+                <w:sz w:val="23"/>
+                <w:szCs w:val="23"/>
+              </w:rPr>
+              <w:t>So, as scientists, we can learn a lesson from this about the dangers of introducing any living species into a new environment.</w:t>
+            </w:r>
+          </w:p>
+        </w:tc>
+      </w:tr>
+    </w:tbl>
+    <w:p>
+      <w:pPr>
+        <w:tabs>
+          <w:tab w:val="left" w:pos="4413"/>
+        </w:tabs>
+        <w:rPr>
+          <w:rFonts w:ascii="Source Sans 3" w:hAnsi="Source Sans 3"/>
+          <w:sz w:val="23"/>
+          <w:szCs w:val="23"/>
+        </w:rPr>
+      </w:pPr>
+    </w:p>
+    <w:tbl>
+      <w:tblPr>
+        <w:tblStyle w:val="TableGrid"/>
+        <w:tblW w:w="0" w:type="auto"/>
+        <w:tblLook w:val="04A0" w:firstRow="1" w:lastRow="0" w:firstColumn="1" w:lastColumn="0" w:noHBand="0" w:noVBand="1"/>
+      </w:tblPr>
+      <w:tblGrid>
+        <w:gridCol w:w="14392"/>
+      </w:tblGrid>
+      <w:tr>
+        <w:tc>
+          <w:tcPr>
+            <w:tcW w:w="14392" w:type="dxa"/>
+          </w:tcPr>
+          <w:p>
+            <w:pPr>
+              <w:spacing w:after="160"/>
+            </w:pPr>
+            <w:r>
+              <w:rPr>
+                <w:rFonts w:ascii="Source Sans 3" w:hAnsi="Source Sans 3" w:cs="Arial"/>
+                <w:sz w:val="23"/>
+                <w:szCs w:val="23"/>
+              </w:rPr>
+              <w:t>Mindset_L1_</w:t>
+            </w:r>
+            <w:r>
+              <w:rPr>
+                <w:rFonts w:ascii="Source Sans 3" w:hAnsi="Source Sans 3" w:cs="Arial"/>
+                <w:sz w:val="23"/>
+                <w:szCs w:val="23"/>
+              </w:rPr>
+              <w:t>69</w:t>
+            </w:r>
+            <w:r>
+              <w:rPr>
+                <w:rFonts w:ascii="Source Sans 3" w:hAnsi="Source Sans 3" w:cs="Arial"/>
+                <w:sz w:val="23"/>
+                <w:szCs w:val="23"/>
+              </w:rPr>
+              <w:t>.mp3</w:t>
+            </w:r>
+          </w:p>
+        </w:tc>
+      </w:tr>
+      <w:tr>
+        <w:tc>
+          <w:tcPr>
+            <w:tcW w:w="14392" w:type="dxa"/>
+          </w:tcPr>
+          <w:p>
+            <w:pPr>
+              <w:tabs>
+                <w:tab w:val="left" w:pos="4413"/>
+              </w:tabs>
+              <w:rPr>
+                <w:rFonts w:ascii="Source Sans 3" w:hAnsi="Source Sans 3"/>
+                <w:sz w:val="23"/>
+                <w:szCs w:val="23"/>
+              </w:rPr>
+            </w:pPr>
+            <w:r>
+              <w:rPr>
+                <w:rFonts w:ascii="Source Sans 3" w:hAnsi="Source Sans 3"/>
+                <w:sz w:val="23"/>
+                <w:szCs w:val="23"/>
+              </w:rPr>
+              <w:lastRenderedPageBreak/>
               <w:t>OK everyone, I think we're ready to make a start. Now, when you think of a dangerous animal, what do you think of? A tiger perhaps? Or maybe a leopard? Most people think that all dangerous animals live on land, but in fact, some of the most dangerous animals on the planet live in our seas and oceans. I'm going to talk today about one of these - the box jellyfish.</w:t>
             </w:r>
           </w:p>
@@ -19041,7 +19150,6 @@
                 <w:sz w:val="23"/>
                 <w:szCs w:val="23"/>
               </w:rPr>
-              <w:lastRenderedPageBreak/>
               <w:t>And you can also see that its body is light blue.</w:t>
             </w:r>
           </w:p>

--- a/assets/data/Mindset 01/Mindset1- Audio Scripts.docx
+++ b/assets/data/Mindset 01/Mindset1- Audio Scripts.docx
@@ -278,43 +278,7 @@
                 <w:sz w:val="23"/>
                 <w:szCs w:val="23"/>
               </w:rPr>
-              <w:t xml:space="preserve"> Yes, I'm looking for a gift for my sister. She's going to be 18 next week. </w:t>
-            </w:r>
-            <w:proofErr w:type="gramStart"/>
-            <w:r>
-              <w:rPr>
-                <w:rFonts w:ascii="Source Sans 3" w:hAnsi="Source Sans 3"/>
-                <w:sz w:val="23"/>
-                <w:szCs w:val="23"/>
-              </w:rPr>
-              <w:t>So</w:t>
-            </w:r>
-            <w:proofErr w:type="gramEnd"/>
-            <w:r>
-              <w:rPr>
-                <w:rFonts w:ascii="Source Sans 3" w:hAnsi="Source Sans 3"/>
-                <w:sz w:val="23"/>
-                <w:szCs w:val="23"/>
-              </w:rPr>
-              <w:t xml:space="preserve"> I thought a piece of </w:t>
-            </w:r>
-            <w:proofErr w:type="spellStart"/>
-            <w:r>
-              <w:rPr>
-                <w:rFonts w:ascii="Source Sans 3" w:hAnsi="Source Sans 3"/>
-                <w:sz w:val="23"/>
-                <w:szCs w:val="23"/>
-              </w:rPr>
-              <w:t>jewellery</w:t>
-            </w:r>
-            <w:proofErr w:type="spellEnd"/>
-            <w:r>
-              <w:rPr>
-                <w:rFonts w:ascii="Source Sans 3" w:hAnsi="Source Sans 3"/>
-                <w:sz w:val="23"/>
-                <w:szCs w:val="23"/>
-              </w:rPr>
-              <w:t xml:space="preserve"> would be nice.</w:t>
+              <w:t xml:space="preserve"> Yes, I'm looking for a gift for my sister. She's going to be 18 next week. So I thought a piece of jewellery would be nice.</w:t>
             </w:r>
           </w:p>
           <w:p>
@@ -404,43 +368,7 @@
                 <w:sz w:val="23"/>
                 <w:szCs w:val="23"/>
               </w:rPr>
-              <w:t xml:space="preserve">  Does she have a </w:t>
-            </w:r>
-            <w:proofErr w:type="spellStart"/>
-            <w:r>
-              <w:rPr>
-                <w:rFonts w:ascii="Source Sans 3" w:hAnsi="Source Sans 3"/>
-                <w:sz w:val="23"/>
-                <w:szCs w:val="23"/>
-              </w:rPr>
-              <w:t>favourite</w:t>
-            </w:r>
-            <w:proofErr w:type="spellEnd"/>
-            <w:r>
-              <w:rPr>
-                <w:rFonts w:ascii="Source Sans 3" w:hAnsi="Source Sans 3"/>
-                <w:sz w:val="23"/>
-                <w:szCs w:val="23"/>
-              </w:rPr>
-              <w:t xml:space="preserve"> </w:t>
-            </w:r>
-            <w:proofErr w:type="spellStart"/>
-            <w:r>
-              <w:rPr>
-                <w:rFonts w:ascii="Source Sans 3" w:hAnsi="Source Sans 3"/>
-                <w:sz w:val="23"/>
-                <w:szCs w:val="23"/>
-              </w:rPr>
-              <w:t>colour</w:t>
-            </w:r>
-            <w:proofErr w:type="spellEnd"/>
-            <w:r>
-              <w:rPr>
-                <w:rFonts w:ascii="Source Sans 3" w:hAnsi="Source Sans 3"/>
-                <w:sz w:val="23"/>
-                <w:szCs w:val="23"/>
-              </w:rPr>
-              <w:t>?</w:t>
+              <w:t xml:space="preserve">  Does she have a favourite colour?</w:t>
             </w:r>
           </w:p>
           <w:p>
@@ -1353,43 +1281,7 @@
                 <w:sz w:val="23"/>
                 <w:szCs w:val="23"/>
               </w:rPr>
-              <w:t xml:space="preserve"> Yes, I'm looking for a gift for my sister. She's going to be 18 next week. </w:t>
-            </w:r>
-            <w:proofErr w:type="gramStart"/>
-            <w:r>
-              <w:rPr>
-                <w:rFonts w:ascii="Source Sans 3" w:hAnsi="Source Sans 3"/>
-                <w:sz w:val="23"/>
-                <w:szCs w:val="23"/>
-              </w:rPr>
-              <w:t>So</w:t>
-            </w:r>
-            <w:proofErr w:type="gramEnd"/>
-            <w:r>
-              <w:rPr>
-                <w:rFonts w:ascii="Source Sans 3" w:hAnsi="Source Sans 3"/>
-                <w:sz w:val="23"/>
-                <w:szCs w:val="23"/>
-              </w:rPr>
-              <w:t xml:space="preserve"> I thought a piece of </w:t>
-            </w:r>
-            <w:proofErr w:type="spellStart"/>
-            <w:r>
-              <w:rPr>
-                <w:rFonts w:ascii="Source Sans 3" w:hAnsi="Source Sans 3"/>
-                <w:sz w:val="23"/>
-                <w:szCs w:val="23"/>
-              </w:rPr>
-              <w:t>jewellery</w:t>
-            </w:r>
-            <w:proofErr w:type="spellEnd"/>
-            <w:r>
-              <w:rPr>
-                <w:rFonts w:ascii="Source Sans 3" w:hAnsi="Source Sans 3"/>
-                <w:sz w:val="23"/>
-                <w:szCs w:val="23"/>
-              </w:rPr>
-              <w:t xml:space="preserve"> would be nice.</w:t>
+              <w:t xml:space="preserve"> Yes, I'm looking for a gift for my sister. She's going to be 18 next week. So I thought a piece of jewellery would be nice.</w:t>
             </w:r>
           </w:p>
           <w:p>
@@ -1476,43 +1368,7 @@
                 <w:sz w:val="23"/>
                 <w:szCs w:val="23"/>
               </w:rPr>
-              <w:t xml:space="preserve"> Does she have a </w:t>
-            </w:r>
-            <w:proofErr w:type="spellStart"/>
-            <w:r>
-              <w:rPr>
-                <w:rFonts w:ascii="Source Sans 3" w:hAnsi="Source Sans 3"/>
-                <w:sz w:val="23"/>
-                <w:szCs w:val="23"/>
-              </w:rPr>
-              <w:t>favourite</w:t>
-            </w:r>
-            <w:proofErr w:type="spellEnd"/>
-            <w:r>
-              <w:rPr>
-                <w:rFonts w:ascii="Source Sans 3" w:hAnsi="Source Sans 3"/>
-                <w:sz w:val="23"/>
-                <w:szCs w:val="23"/>
-              </w:rPr>
-              <w:t xml:space="preserve"> </w:t>
-            </w:r>
-            <w:proofErr w:type="spellStart"/>
-            <w:r>
-              <w:rPr>
-                <w:rFonts w:ascii="Source Sans 3" w:hAnsi="Source Sans 3"/>
-                <w:sz w:val="23"/>
-                <w:szCs w:val="23"/>
-              </w:rPr>
-              <w:t>colour</w:t>
-            </w:r>
-            <w:proofErr w:type="spellEnd"/>
-            <w:r>
-              <w:rPr>
-                <w:rFonts w:ascii="Source Sans 3" w:hAnsi="Source Sans 3"/>
-                <w:sz w:val="23"/>
-                <w:szCs w:val="23"/>
-              </w:rPr>
-              <w:t>?</w:t>
+              <w:t xml:space="preserve"> Does she have a favourite colour?</w:t>
             </w:r>
           </w:p>
           <w:p>
@@ -1686,25 +1542,7 @@
                 <w:sz w:val="23"/>
                 <w:szCs w:val="23"/>
               </w:rPr>
-              <w:t xml:space="preserve"> Well, they were £30, but actually we've got a sale on at the moment, so they're a little cheaper - only £20. </w:t>
-            </w:r>
-            <w:proofErr w:type="gramStart"/>
-            <w:r>
-              <w:rPr>
-                <w:rFonts w:ascii="Source Sans 3" w:hAnsi="Source Sans 3"/>
-                <w:sz w:val="23"/>
-                <w:szCs w:val="23"/>
-              </w:rPr>
-              <w:t>So</w:t>
-            </w:r>
-            <w:proofErr w:type="gramEnd"/>
-            <w:r>
-              <w:rPr>
-                <w:rFonts w:ascii="Source Sans 3" w:hAnsi="Source Sans 3"/>
-                <w:sz w:val="23"/>
-                <w:szCs w:val="23"/>
-              </w:rPr>
-              <w:t xml:space="preserve"> you can save £10!</w:t>
+              <w:t xml:space="preserve"> Well, they were £30, but actually we've got a sale on at the moment, so they're a little cheaper - only £20. So you can save £10!</w:t>
             </w:r>
           </w:p>
           <w:p>
@@ -1995,43 +1833,7 @@
                 <w:sz w:val="23"/>
                 <w:szCs w:val="23"/>
               </w:rPr>
-              <w:t xml:space="preserve"> </w:t>
-            </w:r>
-            <w:proofErr w:type="gramStart"/>
-            <w:r>
-              <w:rPr>
-                <w:rFonts w:ascii="Source Sans 3" w:hAnsi="Source Sans 3"/>
-                <w:sz w:val="23"/>
-                <w:szCs w:val="23"/>
-              </w:rPr>
-              <w:t>Well</w:t>
-            </w:r>
-            <w:proofErr w:type="gramEnd"/>
-            <w:r>
-              <w:rPr>
-                <w:rFonts w:ascii="Source Sans 3" w:hAnsi="Source Sans 3"/>
-                <w:sz w:val="23"/>
-                <w:szCs w:val="23"/>
-              </w:rPr>
-              <w:t xml:space="preserve"> they were £30, but actually we've got a sale on at the moment, so they're a little cheaper - only £20. </w:t>
-            </w:r>
-            <w:proofErr w:type="gramStart"/>
-            <w:r>
-              <w:rPr>
-                <w:rFonts w:ascii="Source Sans 3" w:hAnsi="Source Sans 3"/>
-                <w:sz w:val="23"/>
-                <w:szCs w:val="23"/>
-              </w:rPr>
-              <w:t>So</w:t>
-            </w:r>
-            <w:proofErr w:type="gramEnd"/>
-            <w:r>
-              <w:rPr>
-                <w:rFonts w:ascii="Source Sans 3" w:hAnsi="Source Sans 3"/>
-                <w:sz w:val="23"/>
-                <w:szCs w:val="23"/>
-              </w:rPr>
-              <w:t xml:space="preserve"> you can save £10!</w:t>
+              <w:t xml:space="preserve"> Well they were £30, but actually we've got a sale on at the moment, so they're a little cheaper - only £20. So you can save £10!</w:t>
             </w:r>
           </w:p>
         </w:tc>
@@ -2205,43 +2007,7 @@
                 <w:sz w:val="23"/>
                 <w:szCs w:val="23"/>
               </w:rPr>
-              <w:t xml:space="preserve"> She's my niece - my brother's daughter. Her name's Tae-Hee. She's one year old in this picture. It's a very important birthday in Korea - we call it 'Dol' or </w:t>
-            </w:r>
-            <w:proofErr w:type="spellStart"/>
-            <w:r>
-              <w:rPr>
-                <w:rFonts w:ascii="Source Sans 3" w:hAnsi="Source Sans 3"/>
-                <w:sz w:val="23"/>
-                <w:szCs w:val="23"/>
-              </w:rPr>
-              <w:t>Doljanchi</w:t>
-            </w:r>
-            <w:proofErr w:type="spellEnd"/>
-            <w:r>
-              <w:rPr>
-                <w:rFonts w:ascii="Source Sans 3" w:hAnsi="Source Sans 3"/>
-                <w:sz w:val="23"/>
-                <w:szCs w:val="23"/>
-              </w:rPr>
-              <w:t xml:space="preserve">. It's a very special celebration - in fact, I think it's probably more important than a wedding or a graduation! And we invite all our family and friends and sometimes our </w:t>
-            </w:r>
-            <w:proofErr w:type="spellStart"/>
-            <w:r>
-              <w:rPr>
-                <w:rFonts w:ascii="Source Sans 3" w:hAnsi="Source Sans 3"/>
-                <w:sz w:val="23"/>
-                <w:szCs w:val="23"/>
-              </w:rPr>
-              <w:t>neighbours</w:t>
-            </w:r>
-            <w:proofErr w:type="spellEnd"/>
-            <w:r>
-              <w:rPr>
-                <w:rFonts w:ascii="Source Sans 3" w:hAnsi="Source Sans 3"/>
-                <w:sz w:val="23"/>
-                <w:szCs w:val="23"/>
-              </w:rPr>
-              <w:t>. Here's a picture of the restaurant where we celebrated Tae-Hee's big day.</w:t>
+              <w:t xml:space="preserve"> She's my niece - my brother's daughter. Her name's Tae-Hee. She's one year old in this picture. It's a very important birthday in Korea - we call it 'Dol' or Doljanchi. It's a very special celebration - in fact, I think it's probably more important than a wedding or a graduation! And we invite all our family and friends and sometimes our neighbours. Here's a picture of the restaurant where we celebrated Tae-Hee's big day.</w:t>
             </w:r>
           </w:p>
           <w:p>
@@ -2444,25 +2210,7 @@
                 <w:sz w:val="23"/>
                 <w:szCs w:val="23"/>
               </w:rPr>
-              <w:t xml:space="preserve"> And what's this on the table there? It's very </w:t>
-            </w:r>
-            <w:proofErr w:type="spellStart"/>
-            <w:r>
-              <w:rPr>
-                <w:rFonts w:ascii="Source Sans 3" w:hAnsi="Source Sans 3"/>
-                <w:sz w:val="23"/>
-                <w:szCs w:val="23"/>
-              </w:rPr>
-              <w:t>colourful</w:t>
-            </w:r>
-            <w:proofErr w:type="spellEnd"/>
-            <w:r>
-              <w:rPr>
-                <w:rFonts w:ascii="Source Sans 3" w:hAnsi="Source Sans 3"/>
-                <w:sz w:val="23"/>
-                <w:szCs w:val="23"/>
-              </w:rPr>
-              <w:t>.</w:t>
+              <w:t xml:space="preserve"> And what's this on the table there? It's very colourful.</w:t>
             </w:r>
           </w:p>
           <w:p>
@@ -2549,25 +2297,7 @@
                 <w:sz w:val="23"/>
                 <w:szCs w:val="23"/>
               </w:rPr>
-              <w:t xml:space="preserve"> We always eat rice cakes at a baby's party. There are usually 12 different types of them on the table. Look - this rice cake is completely orange in </w:t>
-            </w:r>
-            <w:proofErr w:type="spellStart"/>
-            <w:r>
-              <w:rPr>
-                <w:rFonts w:ascii="Source Sans 3" w:hAnsi="Source Sans 3"/>
-                <w:sz w:val="23"/>
-                <w:szCs w:val="23"/>
-              </w:rPr>
-              <w:t>colour</w:t>
-            </w:r>
-            <w:proofErr w:type="spellEnd"/>
-            <w:r>
-              <w:rPr>
-                <w:rFonts w:ascii="Source Sans 3" w:hAnsi="Source Sans 3"/>
-                <w:sz w:val="23"/>
-                <w:szCs w:val="23"/>
-              </w:rPr>
-              <w:t xml:space="preserve"> and this one here is bright green!</w:t>
+              <w:t xml:space="preserve"> We always eat rice cakes at a baby's party. There are usually 12 different types of them on the table. Look - this rice cake is completely orange in colour and this one here is bright green!</w:t>
             </w:r>
           </w:p>
           <w:p>
@@ -2683,25 +2413,7 @@
                 <w:sz w:val="23"/>
                 <w:szCs w:val="23"/>
               </w:rPr>
-              <w:t xml:space="preserve"> Oh, it's a little bag. All the guests get a gift bag at the end of the party. And inside there's a present from the baby's parents. It's really fun to open it because you don't know what you'll get. </w:t>
-            </w:r>
-            <w:proofErr w:type="gramStart"/>
-            <w:r>
-              <w:rPr>
-                <w:rFonts w:ascii="Source Sans 3" w:hAnsi="Source Sans 3"/>
-                <w:sz w:val="23"/>
-                <w:szCs w:val="23"/>
-              </w:rPr>
-              <w:t>So</w:t>
-            </w:r>
-            <w:proofErr w:type="gramEnd"/>
-            <w:r>
-              <w:rPr>
-                <w:rFonts w:ascii="Source Sans 3" w:hAnsi="Source Sans 3"/>
-                <w:sz w:val="23"/>
-                <w:szCs w:val="23"/>
-              </w:rPr>
-              <w:t xml:space="preserve"> it could be a candle, or some chocolates. Guess what I got? You can see it in this next photo.</w:t>
+              <w:t xml:space="preserve"> Oh, it's a little bag. All the guests get a gift bag at the end of the party. And inside there's a present from the baby's parents. It's really fun to open it because you don't know what you'll get. So it could be a candle, or some chocolates. Guess what I got? You can see it in this next photo.</w:t>
             </w:r>
           </w:p>
           <w:p>
@@ -4221,47 +3933,7 @@
                 <w:sz w:val="23"/>
                 <w:szCs w:val="23"/>
               </w:rPr>
-              <w:t xml:space="preserve"> OK, it's W </w:t>
-            </w:r>
-            <w:proofErr w:type="spellStart"/>
-            <w:r>
-              <w:rPr>
-                <w:rFonts w:ascii="Source Sans 3" w:hAnsi="Source Sans 3"/>
-                <w:bCs/>
-                <w:sz w:val="23"/>
-                <w:szCs w:val="23"/>
-              </w:rPr>
-              <w:t>W</w:t>
-            </w:r>
-            <w:proofErr w:type="spellEnd"/>
-            <w:r>
-              <w:rPr>
-                <w:rFonts w:ascii="Source Sans 3" w:hAnsi="Source Sans 3"/>
-                <w:bCs/>
-                <w:sz w:val="23"/>
-                <w:szCs w:val="23"/>
-              </w:rPr>
-              <w:t xml:space="preserve"> W dot </w:t>
-            </w:r>
-            <w:proofErr w:type="spellStart"/>
-            <w:r>
-              <w:rPr>
-                <w:rFonts w:ascii="Source Sans 3" w:hAnsi="Source Sans 3"/>
-                <w:bCs/>
-                <w:sz w:val="23"/>
-                <w:szCs w:val="23"/>
-              </w:rPr>
-              <w:t>getactive</w:t>
-            </w:r>
-            <w:proofErr w:type="spellEnd"/>
-            <w:r>
-              <w:rPr>
-                <w:rFonts w:ascii="Source Sans 3" w:hAnsi="Source Sans 3"/>
-                <w:bCs/>
-                <w:sz w:val="23"/>
-                <w:szCs w:val="23"/>
-              </w:rPr>
-              <w:t xml:space="preserve"> dot com. That's G-E-T-A-C-T-I-V-E dot com.</w:t>
+              <w:t xml:space="preserve"> OK, it's W W W dot getactive dot com. That's G-E-T-A-C-T-I-V-E dot com.</w:t>
             </w:r>
           </w:p>
           <w:p>
@@ -5012,47 +4684,7 @@
                 <w:sz w:val="23"/>
                 <w:szCs w:val="23"/>
               </w:rPr>
-              <w:t xml:space="preserve"> OK, it's W </w:t>
-            </w:r>
-            <w:proofErr w:type="spellStart"/>
-            <w:r>
-              <w:rPr>
-                <w:rFonts w:ascii="Source Sans 3" w:hAnsi="Source Sans 3"/>
-                <w:bCs/>
-                <w:sz w:val="23"/>
-                <w:szCs w:val="23"/>
-              </w:rPr>
-              <w:t>W</w:t>
-            </w:r>
-            <w:proofErr w:type="spellEnd"/>
-            <w:r>
-              <w:rPr>
-                <w:rFonts w:ascii="Source Sans 3" w:hAnsi="Source Sans 3"/>
-                <w:bCs/>
-                <w:sz w:val="23"/>
-                <w:szCs w:val="23"/>
-              </w:rPr>
-              <w:t xml:space="preserve"> W dot </w:t>
-            </w:r>
-            <w:proofErr w:type="spellStart"/>
-            <w:r>
-              <w:rPr>
-                <w:rFonts w:ascii="Source Sans 3" w:hAnsi="Source Sans 3"/>
-                <w:bCs/>
-                <w:sz w:val="23"/>
-                <w:szCs w:val="23"/>
-              </w:rPr>
-              <w:t>getactive</w:t>
-            </w:r>
-            <w:proofErr w:type="spellEnd"/>
-            <w:r>
-              <w:rPr>
-                <w:rFonts w:ascii="Source Sans 3" w:hAnsi="Source Sans 3"/>
-                <w:bCs/>
-                <w:sz w:val="23"/>
-                <w:szCs w:val="23"/>
-              </w:rPr>
-              <w:t xml:space="preserve"> dot com. That's G-E-T-A-C-T-I-V-E dot com.</w:t>
+              <w:t xml:space="preserve"> OK, it's W W W dot getactive dot com. That's G-E-T-A-C-T-I-V-E dot com.</w:t>
             </w:r>
           </w:p>
           <w:p>
@@ -5653,47 +5285,7 @@
                 <w:sz w:val="23"/>
                 <w:szCs w:val="23"/>
               </w:rPr>
-              <w:t xml:space="preserve"> Well, I thought it was pretty reasonable. In </w:t>
-            </w:r>
-            <w:proofErr w:type="gramStart"/>
-            <w:r>
-              <w:rPr>
-                <w:rFonts w:ascii="Source Sans 3" w:hAnsi="Source Sans 3"/>
-                <w:bCs/>
-                <w:sz w:val="23"/>
-                <w:szCs w:val="23"/>
-              </w:rPr>
-              <w:t>fact</w:t>
-            </w:r>
-            <w:proofErr w:type="gramEnd"/>
-            <w:r>
-              <w:rPr>
-                <w:rFonts w:ascii="Source Sans 3" w:hAnsi="Source Sans 3"/>
-                <w:bCs/>
-                <w:sz w:val="23"/>
-                <w:szCs w:val="23"/>
-              </w:rPr>
-              <w:t xml:space="preserve"> I couldn't believe it when the bill arrived. £40, including a tip. </w:t>
-            </w:r>
-            <w:proofErr w:type="spellStart"/>
-            <w:r>
-              <w:rPr>
-                <w:rFonts w:ascii="Source Sans 3" w:hAnsi="Source Sans 3"/>
-                <w:bCs/>
-                <w:sz w:val="23"/>
-                <w:szCs w:val="23"/>
-              </w:rPr>
-              <w:t>That'sonly</w:t>
-            </w:r>
-            <w:proofErr w:type="spellEnd"/>
-            <w:r>
-              <w:rPr>
-                <w:rFonts w:ascii="Source Sans 3" w:hAnsi="Source Sans 3"/>
-                <w:bCs/>
-                <w:sz w:val="23"/>
-                <w:szCs w:val="23"/>
-              </w:rPr>
-              <w:t xml:space="preserve"> £20 per person. You can't get steak for less than £15 anywhere in town.</w:t>
+              <w:t xml:space="preserve"> Well, I thought it was pretty reasonable. In fact I couldn't believe it when the bill arrived. £40, including a tip. That'sonly £20 per person. You can't get steak for less than £15 anywhere in town.</w:t>
             </w:r>
           </w:p>
         </w:tc>
@@ -6006,27 +5598,7 @@
                 <w:sz w:val="23"/>
                 <w:szCs w:val="23"/>
               </w:rPr>
-              <w:t xml:space="preserve"> Actually, David - no need to pick me up. The traffic lights have just changed and I can see the bus coming now. I'd better go - </w:t>
-            </w:r>
-            <w:proofErr w:type="spellStart"/>
-            <w:r>
-              <w:rPr>
-                <w:rFonts w:ascii="Source Sans 3" w:hAnsi="Source Sans 3"/>
-                <w:bCs/>
-                <w:sz w:val="23"/>
-                <w:szCs w:val="23"/>
-              </w:rPr>
-              <w:t>IP'll</w:t>
-            </w:r>
-            <w:proofErr w:type="spellEnd"/>
-            <w:r>
-              <w:rPr>
-                <w:rFonts w:ascii="Source Sans 3" w:hAnsi="Source Sans 3"/>
-                <w:bCs/>
-                <w:sz w:val="23"/>
-                <w:szCs w:val="23"/>
-              </w:rPr>
-              <w:t xml:space="preserve"> see you at home in a few minutes.</w:t>
+              <w:t xml:space="preserve"> Actually, David - no need to pick me up. The traffic lights have just changed and I can see the bus coming now. I'd better go - IP'll see you at home in a few minutes.</w:t>
             </w:r>
           </w:p>
         </w:tc>
@@ -6115,47 +5687,7 @@
                 <w:sz w:val="23"/>
                 <w:szCs w:val="23"/>
               </w:rPr>
-              <w:t xml:space="preserve"> </w:t>
-            </w:r>
-            <w:proofErr w:type="spellStart"/>
-            <w:r>
-              <w:rPr>
-                <w:rFonts w:ascii="Source Sans 3" w:hAnsi="Source Sans 3"/>
-                <w:bCs/>
-                <w:sz w:val="23"/>
-                <w:szCs w:val="23"/>
-              </w:rPr>
-              <w:t>Hithere</w:t>
-            </w:r>
-            <w:proofErr w:type="spellEnd"/>
-            <w:r>
-              <w:rPr>
-                <w:rFonts w:ascii="Source Sans 3" w:hAnsi="Source Sans 3"/>
-                <w:bCs/>
-                <w:sz w:val="23"/>
-                <w:szCs w:val="23"/>
-              </w:rPr>
-              <w:t xml:space="preserve">, Alicia! How was your weekend? You were on a sailing course down at the </w:t>
-            </w:r>
-            <w:proofErr w:type="spellStart"/>
-            <w:r>
-              <w:rPr>
-                <w:rFonts w:ascii="Source Sans 3" w:hAnsi="Source Sans 3"/>
-                <w:bCs/>
-                <w:sz w:val="23"/>
-                <w:szCs w:val="23"/>
-              </w:rPr>
-              <w:t>harbour</w:t>
-            </w:r>
-            <w:proofErr w:type="spellEnd"/>
-            <w:r>
-              <w:rPr>
-                <w:rFonts w:ascii="Source Sans 3" w:hAnsi="Source Sans 3"/>
-                <w:bCs/>
-                <w:sz w:val="23"/>
-                <w:szCs w:val="23"/>
-              </w:rPr>
-              <w:t>, weren't you?</w:t>
+              <w:t xml:space="preserve"> Hithere, Alicia! How was your weekend? You were on a sailing course down at the harbour, weren't you?</w:t>
             </w:r>
           </w:p>
           <w:p>
@@ -6533,27 +6065,7 @@
                 <w:sz w:val="23"/>
                 <w:szCs w:val="23"/>
               </w:rPr>
-              <w:t xml:space="preserve"> So, how's your very first week at university going, Rita? It's Orientation Week for all you </w:t>
-            </w:r>
-            <w:proofErr w:type="spellStart"/>
-            <w:r>
-              <w:rPr>
-                <w:rFonts w:ascii="Source Sans 3" w:hAnsi="Source Sans 3"/>
-                <w:bCs/>
-                <w:sz w:val="23"/>
-                <w:szCs w:val="23"/>
-              </w:rPr>
-              <w:t>new</w:t>
-            </w:r>
-            <w:proofErr w:type="spellEnd"/>
-            <w:r>
-              <w:rPr>
-                <w:rFonts w:ascii="Source Sans 3" w:hAnsi="Source Sans 3"/>
-                <w:bCs/>
-                <w:sz w:val="23"/>
-                <w:szCs w:val="23"/>
-              </w:rPr>
-              <w:t xml:space="preserve"> students, isn't it?</w:t>
+              <w:t xml:space="preserve"> So, how's your very first week at university going, Rita? It's Orientation Week for all you new students, isn't it?</w:t>
             </w:r>
           </w:p>
           <w:p>
@@ -6713,27 +6225,7 @@
                 <w:sz w:val="23"/>
                 <w:szCs w:val="23"/>
               </w:rPr>
-              <w:t xml:space="preserve"> I don't have a bike but that didn't matter. We all hired them -from a little cycle hire shop on </w:t>
-            </w:r>
-            <w:proofErr w:type="spellStart"/>
-            <w:r>
-              <w:rPr>
-                <w:rFonts w:ascii="Source Sans 3" w:hAnsi="Source Sans 3"/>
-                <w:bCs/>
-                <w:sz w:val="23"/>
-                <w:szCs w:val="23"/>
-              </w:rPr>
-              <w:t>Barkway</w:t>
-            </w:r>
-            <w:proofErr w:type="spellEnd"/>
-            <w:r>
-              <w:rPr>
-                <w:rFonts w:ascii="Source Sans 3" w:hAnsi="Source Sans 3"/>
-                <w:bCs/>
-                <w:sz w:val="23"/>
-                <w:szCs w:val="23"/>
-              </w:rPr>
-              <w:t xml:space="preserve"> Street. You probably know the place.</w:t>
+              <w:t xml:space="preserve"> I don't have a bike but that didn't matter. We all hired them -from a little cycle hire shop on Barkway Street. You probably know the place.</w:t>
             </w:r>
           </w:p>
           <w:p>
@@ -6797,47 +6289,7 @@
                 <w:sz w:val="23"/>
                 <w:szCs w:val="23"/>
               </w:rPr>
-              <w:t xml:space="preserve"> No, it's </w:t>
-            </w:r>
-            <w:proofErr w:type="spellStart"/>
-            <w:r>
-              <w:rPr>
-                <w:rFonts w:ascii="Source Sans 3" w:hAnsi="Source Sans 3"/>
-                <w:bCs/>
-                <w:sz w:val="23"/>
-                <w:szCs w:val="23"/>
-              </w:rPr>
-              <w:t>Barkway</w:t>
-            </w:r>
-            <w:proofErr w:type="spellEnd"/>
-            <w:r>
-              <w:rPr>
-                <w:rFonts w:ascii="Source Sans 3" w:hAnsi="Source Sans 3"/>
-                <w:bCs/>
-                <w:sz w:val="23"/>
-                <w:szCs w:val="23"/>
-              </w:rPr>
-              <w:t xml:space="preserve"> Street -B-A-R-K-W-A-Y. Number 22 </w:t>
-            </w:r>
-            <w:proofErr w:type="spellStart"/>
-            <w:r>
-              <w:rPr>
-                <w:rFonts w:ascii="Source Sans 3" w:hAnsi="Source Sans 3"/>
-                <w:bCs/>
-                <w:sz w:val="23"/>
-                <w:szCs w:val="23"/>
-              </w:rPr>
-              <w:t>Barkway</w:t>
-            </w:r>
-            <w:proofErr w:type="spellEnd"/>
-            <w:r>
-              <w:rPr>
-                <w:rFonts w:ascii="Source Sans 3" w:hAnsi="Source Sans 3"/>
-                <w:bCs/>
-                <w:sz w:val="23"/>
-                <w:szCs w:val="23"/>
-              </w:rPr>
-              <w:t xml:space="preserve"> Street, to be exact. It was great - we could choose a traditional bike or an electric one.</w:t>
+              <w:t xml:space="preserve"> No, it's Barkway Street -B-A-R-K-W-A-Y. Number 22 Barkway Street, to be exact. It was great - we could choose a traditional bike or an electric one.</w:t>
             </w:r>
           </w:p>
           <w:p>
@@ -6869,27 +6321,7 @@
                 <w:sz w:val="23"/>
                 <w:szCs w:val="23"/>
               </w:rPr>
-              <w:t xml:space="preserve"> </w:t>
-            </w:r>
-            <w:proofErr w:type="gramStart"/>
-            <w:r>
-              <w:rPr>
-                <w:rFonts w:ascii="Source Sans 3" w:hAnsi="Source Sans 3"/>
-                <w:bCs/>
-                <w:sz w:val="23"/>
-                <w:szCs w:val="23"/>
-              </w:rPr>
-              <w:t>So</w:t>
-            </w:r>
-            <w:proofErr w:type="gramEnd"/>
-            <w:r>
-              <w:rPr>
-                <w:rFonts w:ascii="Source Sans 3" w:hAnsi="Source Sans 3"/>
-                <w:bCs/>
-                <w:sz w:val="23"/>
-                <w:szCs w:val="23"/>
-              </w:rPr>
-              <w:t xml:space="preserve"> I take it you went electric!</w:t>
+              <w:t xml:space="preserve"> So I take it you went electric!</w:t>
             </w:r>
           </w:p>
           <w:p>
@@ -6921,47 +6353,7 @@
                 <w:sz w:val="23"/>
                 <w:szCs w:val="23"/>
               </w:rPr>
-              <w:t xml:space="preserve"> Yes, of course I did! Well, think about it why ride a traditional bike when you can get around the city much faster on an electric one! And because there was a group of us, it wasn't too expensive. In </w:t>
-            </w:r>
-            <w:proofErr w:type="gramStart"/>
-            <w:r>
-              <w:rPr>
-                <w:rFonts w:ascii="Source Sans 3" w:hAnsi="Source Sans 3"/>
-                <w:bCs/>
-                <w:sz w:val="23"/>
-                <w:szCs w:val="23"/>
-              </w:rPr>
-              <w:t>fact</w:t>
-            </w:r>
-            <w:proofErr w:type="gramEnd"/>
-            <w:r>
-              <w:rPr>
-                <w:rFonts w:ascii="Source Sans 3" w:hAnsi="Source Sans 3"/>
-                <w:bCs/>
-                <w:sz w:val="23"/>
-                <w:szCs w:val="23"/>
-              </w:rPr>
-              <w:t xml:space="preserve"> the cycle hire was only a $120 for the whole group. </w:t>
-            </w:r>
-            <w:proofErr w:type="gramStart"/>
-            <w:r>
-              <w:rPr>
-                <w:rFonts w:ascii="Source Sans 3" w:hAnsi="Source Sans 3"/>
-                <w:bCs/>
-                <w:sz w:val="23"/>
-                <w:szCs w:val="23"/>
-              </w:rPr>
-              <w:t>So</w:t>
-            </w:r>
-            <w:proofErr w:type="gramEnd"/>
-            <w:r>
-              <w:rPr>
-                <w:rFonts w:ascii="Source Sans 3" w:hAnsi="Source Sans 3"/>
-                <w:bCs/>
-                <w:sz w:val="23"/>
-                <w:szCs w:val="23"/>
-              </w:rPr>
-              <w:t xml:space="preserve"> the cost was only $15 per person and that was for three whole hours!</w:t>
+              <w:t xml:space="preserve"> Yes, of course I did! Well, think about it why ride a traditional bike when you can get around the city much faster on an electric one! And because there was a group of us, it wasn't too expensive. In fact the cycle hire was only a $120 for the whole group. So the cost was only $15 per person and that was for three whole hours!</w:t>
             </w:r>
           </w:p>
           <w:p>
@@ -7025,27 +6417,7 @@
                 <w:sz w:val="23"/>
                 <w:szCs w:val="23"/>
               </w:rPr>
-              <w:t xml:space="preserve"> No, $15. </w:t>
-            </w:r>
-            <w:proofErr w:type="gramStart"/>
-            <w:r>
-              <w:rPr>
-                <w:rFonts w:ascii="Source Sans 3" w:hAnsi="Source Sans 3"/>
-                <w:bCs/>
-                <w:sz w:val="23"/>
-                <w:szCs w:val="23"/>
-              </w:rPr>
-              <w:t>So</w:t>
-            </w:r>
-            <w:proofErr w:type="gramEnd"/>
-            <w:r>
-              <w:rPr>
-                <w:rFonts w:ascii="Source Sans 3" w:hAnsi="Source Sans 3"/>
-                <w:bCs/>
-                <w:sz w:val="23"/>
-                <w:szCs w:val="23"/>
-              </w:rPr>
-              <w:t xml:space="preserve"> I thought it was really quite cheap. And I didn't have to bring along a helmet to wear either. That was included - and we also got a lock, so it was easy to park our bikes safely when we wanted to stop and take a break!</w:t>
+              <w:t xml:space="preserve"> No, $15. So I thought it was really quite cheap. And I didn't have to bring along a helmet to wear either. That was included - and we also got a lock, so it was easy to park our bikes safely when we wanted to stop and take a break!</w:t>
             </w:r>
           </w:p>
           <w:p>
@@ -7109,27 +6481,7 @@
                 <w:sz w:val="23"/>
                 <w:szCs w:val="23"/>
               </w:rPr>
-              <w:t xml:space="preserve"> </w:t>
-            </w:r>
-            <w:proofErr w:type="gramStart"/>
-            <w:r>
-              <w:rPr>
-                <w:rFonts w:ascii="Source Sans 3" w:hAnsi="Source Sans 3"/>
-                <w:bCs/>
-                <w:sz w:val="23"/>
-                <w:szCs w:val="23"/>
-              </w:rPr>
-              <w:t>Yes</w:t>
-            </w:r>
-            <w:proofErr w:type="gramEnd"/>
-            <w:r>
-              <w:rPr>
-                <w:rFonts w:ascii="Source Sans 3" w:hAnsi="Source Sans 3"/>
-                <w:bCs/>
-                <w:sz w:val="23"/>
-                <w:szCs w:val="23"/>
-              </w:rPr>
-              <w:t xml:space="preserve"> it's a really easy one to remember. It's tradelectric.com</w:t>
+              <w:t xml:space="preserve"> Yes it's a really easy one to remember. It's tradelectric.com</w:t>
             </w:r>
           </w:p>
           <w:p>
@@ -7193,47 +6545,7 @@
                 <w:sz w:val="23"/>
                 <w:szCs w:val="23"/>
               </w:rPr>
-              <w:t xml:space="preserve"> </w:t>
-            </w:r>
-            <w:proofErr w:type="spellStart"/>
-            <w:r>
-              <w:rPr>
-                <w:rFonts w:ascii="Source Sans 3" w:hAnsi="Source Sans 3"/>
-                <w:bCs/>
-                <w:sz w:val="23"/>
-                <w:szCs w:val="23"/>
-              </w:rPr>
-              <w:t>tradelectric</w:t>
-            </w:r>
-            <w:proofErr w:type="spellEnd"/>
-            <w:r>
-              <w:rPr>
-                <w:rFonts w:ascii="Source Sans 3" w:hAnsi="Source Sans 3"/>
-                <w:bCs/>
-                <w:sz w:val="23"/>
-                <w:szCs w:val="23"/>
-              </w:rPr>
-              <w:t xml:space="preserve">-T-R-A-D-E-L-E-C-T-R-I-C all </w:t>
-            </w:r>
-            <w:proofErr w:type="gramStart"/>
-            <w:r>
-              <w:rPr>
-                <w:rFonts w:ascii="Source Sans 3" w:hAnsi="Source Sans 3"/>
-                <w:bCs/>
-                <w:sz w:val="23"/>
-                <w:szCs w:val="23"/>
-              </w:rPr>
-              <w:t>one word</w:t>
-            </w:r>
-            <w:proofErr w:type="gramEnd"/>
-            <w:r>
-              <w:rPr>
-                <w:rFonts w:ascii="Source Sans 3" w:hAnsi="Source Sans 3"/>
-                <w:bCs/>
-                <w:sz w:val="23"/>
-                <w:szCs w:val="23"/>
-              </w:rPr>
-              <w:t xml:space="preserve"> dot com.</w:t>
+              <w:t xml:space="preserve"> tradelectric-T-R-A-D-E-L-E-C-T-R-I-C all one word dot com.</w:t>
             </w:r>
           </w:p>
           <w:p>
@@ -7297,27 +6609,7 @@
                 <w:sz w:val="23"/>
                 <w:szCs w:val="23"/>
               </w:rPr>
-              <w:t xml:space="preserve"> No problem. Hey, maybe we can do a bike tour together. I'd love to cycle as far as the </w:t>
-            </w:r>
-            <w:proofErr w:type="spellStart"/>
-            <w:r>
-              <w:rPr>
-                <w:rFonts w:ascii="Source Sans 3" w:hAnsi="Source Sans 3"/>
-                <w:bCs/>
-                <w:sz w:val="23"/>
-                <w:szCs w:val="23"/>
-              </w:rPr>
-              <w:t>harbour</w:t>
-            </w:r>
-            <w:proofErr w:type="spellEnd"/>
-            <w:r>
-              <w:rPr>
-                <w:rFonts w:ascii="Source Sans 3" w:hAnsi="Source Sans 3"/>
-                <w:bCs/>
-                <w:sz w:val="23"/>
-                <w:szCs w:val="23"/>
-              </w:rPr>
-              <w:t xml:space="preserve"> next time.</w:t>
+              <w:t xml:space="preserve"> No problem. Hey, maybe we can do a bike tour together. I'd love to cycle as far as the harbour next time.</w:t>
             </w:r>
           </w:p>
           <w:p>
@@ -7437,89 +6729,29 @@
                 <w:sz w:val="23"/>
                 <w:szCs w:val="23"/>
               </w:rPr>
-              <w:t xml:space="preserve"> Well, I live in a small town in the north of my country. It has quite a few interesting places to visit. For example, in the </w:t>
-            </w:r>
-            <w:proofErr w:type="spellStart"/>
-            <w:r>
-              <w:rPr>
-                <w:rFonts w:ascii="Source Sans 3" w:hAnsi="Source Sans 3"/>
-                <w:bCs/>
-                <w:sz w:val="23"/>
-                <w:szCs w:val="23"/>
-              </w:rPr>
-              <w:t>centre</w:t>
-            </w:r>
-            <w:proofErr w:type="spellEnd"/>
-            <w:r>
-              <w:rPr>
-                <w:rFonts w:ascii="Source Sans 3" w:hAnsi="Source Sans 3"/>
-                <w:bCs/>
-                <w:sz w:val="23"/>
-                <w:szCs w:val="23"/>
-              </w:rPr>
-              <w:t xml:space="preserve"> of town, on the north side of the square we have the historic town hall, which was built in 1895. In front of it, there's a beautiful fountain. Opposite the town hall there's the library. Then if you go over the bridge, we have the art gallery, a big modern building, which often has interesting exhibitions. The art gallery is actually between the cinema (to the north) and a big shopping mall, where I often meet up with my friends.</w:t>
-            </w:r>
-          </w:p>
-          <w:p>
-            <w:pPr>
-              <w:tabs>
-                <w:tab w:val="left" w:pos="4413"/>
-              </w:tabs>
-              <w:rPr>
-                <w:rFonts w:ascii="Source Sans 3" w:hAnsi="Source Sans 3"/>
-                <w:bCs/>
-                <w:sz w:val="23"/>
-                <w:szCs w:val="23"/>
-              </w:rPr>
-            </w:pPr>
-            <w:r>
-              <w:rPr>
-                <w:rFonts w:ascii="Source Sans 3" w:hAnsi="Source Sans 3"/>
-                <w:bCs/>
-                <w:sz w:val="23"/>
-                <w:szCs w:val="23"/>
-              </w:rPr>
-              <w:t xml:space="preserve">To the south of the town, there's a </w:t>
-            </w:r>
-            <w:proofErr w:type="spellStart"/>
-            <w:r>
-              <w:rPr>
-                <w:rFonts w:ascii="Source Sans 3" w:hAnsi="Source Sans 3"/>
-                <w:bCs/>
-                <w:sz w:val="23"/>
-                <w:szCs w:val="23"/>
-              </w:rPr>
-              <w:t>harbour</w:t>
-            </w:r>
-            <w:proofErr w:type="spellEnd"/>
-            <w:r>
-              <w:rPr>
-                <w:rFonts w:ascii="Source Sans 3" w:hAnsi="Source Sans 3"/>
-                <w:bCs/>
-                <w:sz w:val="23"/>
-                <w:szCs w:val="23"/>
-              </w:rPr>
-              <w:t xml:space="preserve">, where you can take a boat to the islands. And then next to the </w:t>
-            </w:r>
-            <w:proofErr w:type="spellStart"/>
-            <w:r>
-              <w:rPr>
-                <w:rFonts w:ascii="Source Sans 3" w:hAnsi="Source Sans 3"/>
-                <w:bCs/>
-                <w:sz w:val="23"/>
-                <w:szCs w:val="23"/>
-              </w:rPr>
-              <w:t>harbour</w:t>
-            </w:r>
-            <w:proofErr w:type="spellEnd"/>
-            <w:r>
-              <w:rPr>
-                <w:rFonts w:ascii="Source Sans 3" w:hAnsi="Source Sans 3"/>
-                <w:bCs/>
-                <w:sz w:val="23"/>
-                <w:szCs w:val="23"/>
-              </w:rPr>
-              <w:t xml:space="preserve"> is the stadium, where people go to watch our local football team. And just behind it is the public swimming pool. It's an outdoor pool - lovely in summer, but very chilly the rest of the year.</w:t>
+              <w:t xml:space="preserve"> Well, I live in a small town in the north of my country. It has quite a few interesting places to visit. For example, in the centre of town, on the north side of the square we have the historic town hall, which was built in 1895. In front of it, there's a beautiful fountain. Opposite the town hall there's the library. Then if you go over the bridge, we have the art gallery, a big modern building, which often has interesting exhibitions. The art gallery is actually between the cinema (to the north) and a big shopping mall, where I often meet up with my friends.</w:t>
+            </w:r>
+          </w:p>
+          <w:p>
+            <w:pPr>
+              <w:tabs>
+                <w:tab w:val="left" w:pos="4413"/>
+              </w:tabs>
+              <w:rPr>
+                <w:rFonts w:ascii="Source Sans 3" w:hAnsi="Source Sans 3"/>
+                <w:bCs/>
+                <w:sz w:val="23"/>
+                <w:szCs w:val="23"/>
+              </w:rPr>
+            </w:pPr>
+            <w:r>
+              <w:rPr>
+                <w:rFonts w:ascii="Source Sans 3" w:hAnsi="Source Sans 3"/>
+                <w:bCs/>
+                <w:sz w:val="23"/>
+                <w:szCs w:val="23"/>
+              </w:rPr>
+              <w:t>To the south of the town, there's a harbour, where you can take a boat to the islands. And then next to the harbour is the stadium, where people go to watch our local football team. And just behind it is the public swimming pool. It's an outdoor pool - lovely in summer, but very chilly the rest of the year.</w:t>
             </w:r>
           </w:p>
         </w:tc>
@@ -7771,27 +7003,7 @@
                 <w:sz w:val="23"/>
                 <w:szCs w:val="23"/>
               </w:rPr>
-              <w:t xml:space="preserve"> In the last ten years Baku has changed a lot. Ten years </w:t>
-            </w:r>
-            <w:proofErr w:type="gramStart"/>
-            <w:r>
-              <w:rPr>
-                <w:rFonts w:ascii="Source Sans 3" w:hAnsi="Source Sans 3"/>
-                <w:bCs/>
-                <w:sz w:val="23"/>
-                <w:szCs w:val="23"/>
-              </w:rPr>
-              <w:t>ago</w:t>
-            </w:r>
-            <w:proofErr w:type="gramEnd"/>
-            <w:r>
-              <w:rPr>
-                <w:rFonts w:ascii="Source Sans 3" w:hAnsi="Source Sans 3"/>
-                <w:bCs/>
-                <w:sz w:val="23"/>
-                <w:szCs w:val="23"/>
-              </w:rPr>
-              <w:t xml:space="preserve"> we didn't have so many tall buildings and there wasn't as much to do then. The biggest problem is that everything is more expensive now.</w:t>
+              <w:t xml:space="preserve"> In the last ten years Baku has changed a lot. Ten years ago we didn't have so many tall buildings and there wasn't as much to do then. The biggest problem is that everything is more expensive now.</w:t>
             </w:r>
           </w:p>
           <w:p>
@@ -8023,27 +7235,7 @@
                 <w:sz w:val="23"/>
                 <w:szCs w:val="23"/>
               </w:rPr>
-              <w:t xml:space="preserve"> Our town is situated on the </w:t>
-            </w:r>
-            <w:proofErr w:type="gramStart"/>
-            <w:r>
-              <w:rPr>
-                <w:rFonts w:ascii="Source Sans 3" w:hAnsi="Source Sans 3"/>
-                <w:bCs/>
-                <w:sz w:val="23"/>
-                <w:szCs w:val="23"/>
-              </w:rPr>
-              <w:t>Yangtze river</w:t>
-            </w:r>
-            <w:proofErr w:type="gramEnd"/>
-            <w:r>
-              <w:rPr>
-                <w:rFonts w:ascii="Source Sans 3" w:hAnsi="Source Sans 3"/>
-                <w:bCs/>
-                <w:sz w:val="23"/>
-                <w:szCs w:val="23"/>
-              </w:rPr>
-              <w:t>.</w:t>
+              <w:t xml:space="preserve"> Our town is situated on the Yangtze river.</w:t>
             </w:r>
           </w:p>
           <w:p>
@@ -8171,27 +7363,7 @@
                 <w:sz w:val="23"/>
                 <w:szCs w:val="23"/>
               </w:rPr>
-              <w:t xml:space="preserve"> A number of new apartments were developed by the </w:t>
-            </w:r>
-            <w:proofErr w:type="spellStart"/>
-            <w:r>
-              <w:rPr>
-                <w:rFonts w:ascii="Source Sans 3" w:hAnsi="Source Sans 3"/>
-                <w:bCs/>
-                <w:sz w:val="23"/>
-                <w:szCs w:val="23"/>
-              </w:rPr>
-              <w:t>harbour</w:t>
-            </w:r>
-            <w:proofErr w:type="spellEnd"/>
-            <w:r>
-              <w:rPr>
-                <w:rFonts w:ascii="Source Sans 3" w:hAnsi="Source Sans 3"/>
-                <w:bCs/>
-                <w:sz w:val="23"/>
-                <w:szCs w:val="23"/>
-              </w:rPr>
-              <w:t>.</w:t>
+              <w:t xml:space="preserve"> A number of new apartments were developed by the harbour.</w:t>
             </w:r>
           </w:p>
           <w:p>
@@ -8502,47 +7674,7 @@
                 <w:sz w:val="23"/>
                 <w:szCs w:val="23"/>
               </w:rPr>
-              <w:t xml:space="preserve"> Most of the city is pretty modern, but there's an ancient castle where the </w:t>
-            </w:r>
-            <w:proofErr w:type="gramStart"/>
-            <w:r>
-              <w:rPr>
-                <w:rFonts w:ascii="Source Sans 3" w:hAnsi="Source Sans 3"/>
-                <w:bCs/>
-                <w:sz w:val="23"/>
-                <w:szCs w:val="23"/>
-              </w:rPr>
-              <w:t>Emperor</w:t>
-            </w:r>
-            <w:proofErr w:type="gramEnd"/>
-            <w:r>
-              <w:rPr>
-                <w:rFonts w:ascii="Source Sans 3" w:hAnsi="Source Sans 3"/>
-                <w:bCs/>
-                <w:sz w:val="23"/>
-                <w:szCs w:val="23"/>
-              </w:rPr>
-              <w:t xml:space="preserve"> used to live. It's just a place for tourists to visit now, but in the </w:t>
-            </w:r>
-            <w:proofErr w:type="gramStart"/>
-            <w:r>
-              <w:rPr>
-                <w:rFonts w:ascii="Source Sans 3" w:hAnsi="Source Sans 3"/>
-                <w:bCs/>
-                <w:sz w:val="23"/>
-                <w:szCs w:val="23"/>
-              </w:rPr>
-              <w:t>past</w:t>
-            </w:r>
-            <w:proofErr w:type="gramEnd"/>
-            <w:r>
-              <w:rPr>
-                <w:rFonts w:ascii="Source Sans 3" w:hAnsi="Source Sans 3"/>
-                <w:bCs/>
-                <w:sz w:val="23"/>
-                <w:szCs w:val="23"/>
-              </w:rPr>
-              <w:t xml:space="preserve"> it was the most important place in the country and it's over 1000 years old.</w:t>
+              <w:t xml:space="preserve"> Most of the city is pretty modern, but there's an ancient castle where the Emperor used to live. It's just a place for tourists to visit now, but in the past it was the most important place in the country and it's over 1000 years old.</w:t>
             </w:r>
           </w:p>
           <w:p>
@@ -9740,27 +8872,7 @@
                 <w:sz w:val="23"/>
                 <w:szCs w:val="23"/>
               </w:rPr>
-              <w:t xml:space="preserve">Now, I'll just give you a bit more information about the course itself. Basically, you'll learn how to take good photos of food using a digital camera. </w:t>
-            </w:r>
-            <w:proofErr w:type="gramStart"/>
-            <w:r>
-              <w:rPr>
-                <w:rFonts w:ascii="Source Sans 3" w:hAnsi="Source Sans 3"/>
-                <w:bCs/>
-                <w:sz w:val="23"/>
-                <w:szCs w:val="23"/>
-              </w:rPr>
-              <w:t>So</w:t>
-            </w:r>
-            <w:proofErr w:type="gramEnd"/>
-            <w:r>
-              <w:rPr>
-                <w:rFonts w:ascii="Source Sans 3" w:hAnsi="Source Sans 3"/>
-                <w:bCs/>
-                <w:sz w:val="23"/>
-                <w:szCs w:val="23"/>
-              </w:rPr>
-              <w:t xml:space="preserve"> it'll train you in the basics of using a range of camera angles.</w:t>
+              <w:t>Now, I'll just give you a bit more information about the course itself. Basically, you'll learn how to take good photos of food using a digital camera. So it'll train you in the basics of using a range of camera angles.</w:t>
             </w:r>
           </w:p>
           <w:p>
@@ -9910,27 +9022,7 @@
                 <w:sz w:val="23"/>
                 <w:szCs w:val="23"/>
               </w:rPr>
-              <w:t xml:space="preserve">the Lincoln Hotel - so you'll have the opportunity to </w:t>
-            </w:r>
-            <w:proofErr w:type="spellStart"/>
-            <w:r>
-              <w:rPr>
-                <w:rFonts w:ascii="Source Sans 3" w:hAnsi="Source Sans 3"/>
-                <w:bCs/>
-                <w:sz w:val="23"/>
-                <w:szCs w:val="23"/>
-              </w:rPr>
-              <w:t>practise</w:t>
-            </w:r>
-            <w:proofErr w:type="spellEnd"/>
-            <w:r>
-              <w:rPr>
-                <w:rFonts w:ascii="Source Sans 3" w:hAnsi="Source Sans 3"/>
-                <w:bCs/>
-                <w:sz w:val="23"/>
-                <w:szCs w:val="23"/>
-              </w:rPr>
-              <w:t xml:space="preserve"> taking photographs using real dishes!</w:t>
+              <w:t>the Lincoln Hotel - so you'll have the opportunity to practise taking photographs using real dishes!</w:t>
             </w:r>
           </w:p>
           <w:p>
@@ -10179,27 +9271,7 @@
                 <w:sz w:val="23"/>
                 <w:szCs w:val="23"/>
               </w:rPr>
-              <w:t xml:space="preserve">I'm a student. I'm doing a part-time fashion and textiles course. I'm at Milton College, in the </w:t>
-            </w:r>
-            <w:proofErr w:type="spellStart"/>
-            <w:r>
-              <w:rPr>
-                <w:rFonts w:ascii="Source Sans 3" w:hAnsi="Source Sans 3"/>
-                <w:bCs/>
-                <w:sz w:val="23"/>
-                <w:szCs w:val="23"/>
-              </w:rPr>
-              <w:t>centre</w:t>
-            </w:r>
-            <w:proofErr w:type="spellEnd"/>
-            <w:r>
-              <w:rPr>
-                <w:rFonts w:ascii="Source Sans 3" w:hAnsi="Source Sans 3"/>
-                <w:bCs/>
-                <w:sz w:val="23"/>
-                <w:szCs w:val="23"/>
-              </w:rPr>
-              <w:t xml:space="preserve"> of the city. I'm in my third year and at the moment I'm studying 12 hours a week.</w:t>
+              <w:t>I'm a student. I'm doing a part-time fashion and textiles course. I'm at Milton College, in the centre of the city. I'm in my third year and at the moment I'm studying 12 hours a week.</w:t>
             </w:r>
           </w:p>
           <w:p>
@@ -10328,27 +9400,7 @@
                 <w:sz w:val="23"/>
                 <w:szCs w:val="23"/>
               </w:rPr>
-              <w:t xml:space="preserve">Yes, I would. I'd really like to learn how to use computer software to create new designs. This should also help me create new shades of </w:t>
-            </w:r>
-            <w:proofErr w:type="spellStart"/>
-            <w:r>
-              <w:rPr>
-                <w:rFonts w:ascii="Source Sans 3" w:hAnsi="Source Sans 3"/>
-                <w:bCs/>
-                <w:sz w:val="23"/>
-                <w:szCs w:val="23"/>
-              </w:rPr>
-              <w:t>colour</w:t>
-            </w:r>
-            <w:proofErr w:type="spellEnd"/>
-            <w:r>
-              <w:rPr>
-                <w:rFonts w:ascii="Source Sans 3" w:hAnsi="Source Sans 3"/>
-                <w:bCs/>
-                <w:sz w:val="23"/>
-                <w:szCs w:val="23"/>
-              </w:rPr>
-              <w:t>. Using technology in this way would be really challenging for me, I think.</w:t>
+              <w:t>Yes, I would. I'd really like to learn how to use computer software to create new designs. This should also help me create new shades of colour. Using technology in this way would be really challenging for me, I think.</w:t>
             </w:r>
           </w:p>
           <w:p>
@@ -10984,25 +10036,14 @@
               </w:rPr>
               <w:t xml:space="preserve">A: </w:t>
             </w:r>
-            <w:proofErr w:type="gramStart"/>
-            <w:r>
-              <w:rPr>
-                <w:rFonts w:ascii="Source Sans 3" w:hAnsi="Source Sans 3"/>
-                <w:bCs/>
-                <w:sz w:val="23"/>
-                <w:szCs w:val="23"/>
-              </w:rPr>
-              <w:t>So</w:t>
-            </w:r>
-            <w:proofErr w:type="gramEnd"/>
-            <w:r>
-              <w:rPr>
-                <w:rFonts w:ascii="Source Sans 3" w:hAnsi="Source Sans 3"/>
-                <w:bCs/>
-                <w:sz w:val="23"/>
-                <w:szCs w:val="23"/>
-              </w:rPr>
-              <w:t xml:space="preserve"> do you think that we now have everything ready for the meal?</w:t>
+            <w:r>
+              <w:rPr>
+                <w:rFonts w:ascii="Source Sans 3" w:hAnsi="Source Sans 3"/>
+                <w:bCs/>
+                <w:sz w:val="23"/>
+                <w:szCs w:val="23"/>
+              </w:rPr>
+              <w:t>So do you think that we now have everything ready for the meal?</w:t>
             </w:r>
           </w:p>
           <w:p>
@@ -11468,25 +10509,14 @@
               </w:rPr>
               <w:t xml:space="preserve">B: </w:t>
             </w:r>
-            <w:proofErr w:type="gramStart"/>
-            <w:r>
-              <w:rPr>
-                <w:rFonts w:ascii="Source Sans 3" w:hAnsi="Source Sans 3"/>
-                <w:bCs/>
-                <w:sz w:val="23"/>
-                <w:szCs w:val="23"/>
-              </w:rPr>
-              <w:t>Well</w:t>
-            </w:r>
-            <w:proofErr w:type="gramEnd"/>
-            <w:r>
-              <w:rPr>
-                <w:rFonts w:ascii="Source Sans 3" w:hAnsi="Source Sans 3"/>
-                <w:bCs/>
-                <w:sz w:val="23"/>
-                <w:szCs w:val="23"/>
-              </w:rPr>
-              <w:t xml:space="preserve"> I went over to Best Buy, and I got some nice carrots and peas, but I didn't like the look of the cucumbers.</w:t>
+            <w:r>
+              <w:rPr>
+                <w:rFonts w:ascii="Source Sans 3" w:hAnsi="Source Sans 3"/>
+                <w:bCs/>
+                <w:sz w:val="23"/>
+                <w:szCs w:val="23"/>
+              </w:rPr>
+              <w:t>Well I went over to Best Buy, and I got some nice carrots and peas, but I didn't like the look of the cucumbers.</w:t>
             </w:r>
           </w:p>
           <w:p>
@@ -11671,47 +10701,7 @@
                 <w:sz w:val="23"/>
                 <w:szCs w:val="23"/>
               </w:rPr>
-              <w:t xml:space="preserve">In this new series of 'Talk of the Town' we'll be looking at the different restaurants in and around </w:t>
-            </w:r>
-            <w:proofErr w:type="spellStart"/>
-            <w:r>
-              <w:rPr>
-                <w:rFonts w:ascii="Source Sans 3" w:hAnsi="Source Sans 3"/>
-                <w:bCs/>
-                <w:sz w:val="23"/>
-                <w:szCs w:val="23"/>
-              </w:rPr>
-              <w:t>Ogdenville</w:t>
-            </w:r>
-            <w:proofErr w:type="spellEnd"/>
-            <w:r>
-              <w:rPr>
-                <w:rFonts w:ascii="Source Sans 3" w:hAnsi="Source Sans 3"/>
-                <w:bCs/>
-                <w:sz w:val="23"/>
-                <w:szCs w:val="23"/>
-              </w:rPr>
-              <w:t xml:space="preserve"> and getting some tips and recommendations from our resident food critic, Chris Griffin. </w:t>
-            </w:r>
-            <w:proofErr w:type="gramStart"/>
-            <w:r>
-              <w:rPr>
-                <w:rFonts w:ascii="Source Sans 3" w:hAnsi="Source Sans 3"/>
-                <w:bCs/>
-                <w:sz w:val="23"/>
-                <w:szCs w:val="23"/>
-              </w:rPr>
-              <w:t>So</w:t>
-            </w:r>
-            <w:proofErr w:type="gramEnd"/>
-            <w:r>
-              <w:rPr>
-                <w:rFonts w:ascii="Source Sans 3" w:hAnsi="Source Sans 3"/>
-                <w:bCs/>
-                <w:sz w:val="23"/>
-                <w:szCs w:val="23"/>
-              </w:rPr>
-              <w:t xml:space="preserve"> Chris, where have you been this week?</w:t>
+              <w:t>In this new series of 'Talk of the Town' we'll be looking at the different restaurants in and around Ogdenville and getting some tips and recommendations from our resident food critic, Chris Griffin. So Chris, where have you been this week?</w:t>
             </w:r>
           </w:p>
           <w:p>
@@ -11999,67 +10989,7 @@
                 <w:sz w:val="23"/>
                 <w:szCs w:val="23"/>
               </w:rPr>
-              <w:t xml:space="preserve">Yes, I have. The Tower in Market Street is a fashionable restaurant where people can get a good meal at a reasonable price. I had a pizza, but it isn't a </w:t>
-            </w:r>
-            <w:proofErr w:type="gramStart"/>
-            <w:r>
-              <w:rPr>
-                <w:rFonts w:ascii="Source Sans 3" w:hAnsi="Source Sans 3"/>
-                <w:bCs/>
-                <w:sz w:val="23"/>
-                <w:szCs w:val="23"/>
-              </w:rPr>
-              <w:t>fast food</w:t>
-            </w:r>
-            <w:proofErr w:type="gramEnd"/>
-            <w:r>
-              <w:rPr>
-                <w:rFonts w:ascii="Source Sans 3" w:hAnsi="Source Sans 3"/>
-                <w:bCs/>
-                <w:sz w:val="23"/>
-                <w:szCs w:val="23"/>
-              </w:rPr>
-              <w:t xml:space="preserve"> restaurant, it </w:t>
-            </w:r>
-            <w:proofErr w:type="spellStart"/>
-            <w:r>
-              <w:rPr>
-                <w:rFonts w:ascii="Source Sans 3" w:hAnsi="Source Sans 3"/>
-                <w:bCs/>
-                <w:sz w:val="23"/>
-                <w:szCs w:val="23"/>
-              </w:rPr>
-              <w:t>specialises</w:t>
-            </w:r>
-            <w:proofErr w:type="spellEnd"/>
-            <w:r>
-              <w:rPr>
-                <w:rFonts w:ascii="Source Sans 3" w:hAnsi="Source Sans 3"/>
-                <w:bCs/>
-                <w:sz w:val="23"/>
-                <w:szCs w:val="23"/>
-              </w:rPr>
-              <w:t xml:space="preserve"> in all different types of food from Italy. I've heard that the </w:t>
-            </w:r>
-            <w:proofErr w:type="spellStart"/>
-            <w:r>
-              <w:rPr>
-                <w:rFonts w:ascii="Source Sans 3" w:hAnsi="Source Sans 3"/>
-                <w:bCs/>
-                <w:sz w:val="23"/>
-                <w:szCs w:val="23"/>
-              </w:rPr>
-              <w:t>lasagne</w:t>
-            </w:r>
-            <w:proofErr w:type="spellEnd"/>
-            <w:r>
-              <w:rPr>
-                <w:rFonts w:ascii="Source Sans 3" w:hAnsi="Source Sans 3"/>
-                <w:bCs/>
-                <w:sz w:val="23"/>
-                <w:szCs w:val="23"/>
-              </w:rPr>
-              <w:t xml:space="preserve"> is especially good.</w:t>
+              <w:t>Yes, I have. The Tower in Market Street is a fashionable restaurant where people can get a good meal at a reasonable price. I had a pizza, but it isn't a fast food restaurant, it specialises in all different types of food from Italy. I've heard that the lasagne is especially good.</w:t>
             </w:r>
           </w:p>
           <w:p>
@@ -12209,69 +11139,29 @@
                 <w:sz w:val="23"/>
                 <w:szCs w:val="23"/>
               </w:rPr>
-              <w:t xml:space="preserve">Chinese and Korean cooking is that they all use chopsticks rather than knives and forks like people in the West. The chopsticks that people use in the different countries are quite different though. In China the chopsticks tend to be made of wood and are round at the end, whereas in Korea they're made of stainless steel and are rough at the end. This is because in the past the emperor would use silver chopsticks, as they changed </w:t>
-            </w:r>
-            <w:proofErr w:type="spellStart"/>
-            <w:r>
-              <w:rPr>
-                <w:rFonts w:ascii="Source Sans 3" w:hAnsi="Source Sans 3"/>
-                <w:bCs/>
-                <w:sz w:val="23"/>
-                <w:szCs w:val="23"/>
-              </w:rPr>
-              <w:t>colour</w:t>
-            </w:r>
-            <w:proofErr w:type="spellEnd"/>
-            <w:r>
-              <w:rPr>
-                <w:rFonts w:ascii="Source Sans 3" w:hAnsi="Source Sans 3"/>
-                <w:bCs/>
-                <w:sz w:val="23"/>
-                <w:szCs w:val="23"/>
-              </w:rPr>
-              <w:t xml:space="preserve"> if there was any poison in the dish. They can be quite tricky to use, but in Korea people use a spoon to eat their rice. In Japan they use a variety of things to make chopsticks. Wood and plastic are the most popular now, but you can find bone, metal and even ivory ones.</w:t>
-            </w:r>
-          </w:p>
-          <w:p>
-            <w:pPr>
-              <w:tabs>
-                <w:tab w:val="left" w:pos="4413"/>
-              </w:tabs>
-              <w:rPr>
-                <w:rFonts w:ascii="Source Sans 3" w:hAnsi="Source Sans 3"/>
-                <w:bCs/>
-                <w:sz w:val="23"/>
-                <w:szCs w:val="23"/>
-              </w:rPr>
-            </w:pPr>
-            <w:r>
-              <w:rPr>
-                <w:rFonts w:ascii="Source Sans 3" w:hAnsi="Source Sans 3"/>
-                <w:bCs/>
-                <w:sz w:val="23"/>
-                <w:szCs w:val="23"/>
-              </w:rPr>
-              <w:t xml:space="preserve">If we look at the food of the different countries, it's very difficult to talk about China in general terms because it has many different cuisines. </w:t>
-            </w:r>
-            <w:proofErr w:type="gramStart"/>
-            <w:r>
-              <w:rPr>
-                <w:rFonts w:ascii="Source Sans 3" w:hAnsi="Source Sans 3"/>
-                <w:bCs/>
-                <w:sz w:val="23"/>
-                <w:szCs w:val="23"/>
-              </w:rPr>
-              <w:t>So</w:t>
-            </w:r>
-            <w:proofErr w:type="gramEnd"/>
-            <w:r>
-              <w:rPr>
-                <w:rFonts w:ascii="Source Sans 3" w:hAnsi="Source Sans 3"/>
-                <w:bCs/>
-                <w:sz w:val="23"/>
-                <w:szCs w:val="23"/>
-              </w:rPr>
-              <w:t xml:space="preserve"> it might be better if we look at Korean and Japanese food a little more. It's well known that Koreans tend to like spicier food and red peppers can be </w:t>
+              <w:t>Chinese and Korean cooking is that they all use chopsticks rather than knives and forks like people in the West. The chopsticks that people use in the different countries are quite different though. In China the chopsticks tend to be made of wood and are round at the end, whereas in Korea they're made of stainless steel and are rough at the end. This is because in the past the emperor would use silver chopsticks, as they changed colour if there was any poison in the dish. They can be quite tricky to use, but in Korea people use a spoon to eat their rice. In Japan they use a variety of things to make chopsticks. Wood and plastic are the most popular now, but you can find bone, metal and even ivory ones.</w:t>
+            </w:r>
+          </w:p>
+          <w:p>
+            <w:pPr>
+              <w:tabs>
+                <w:tab w:val="left" w:pos="4413"/>
+              </w:tabs>
+              <w:rPr>
+                <w:rFonts w:ascii="Source Sans 3" w:hAnsi="Source Sans 3"/>
+                <w:bCs/>
+                <w:sz w:val="23"/>
+                <w:szCs w:val="23"/>
+              </w:rPr>
+            </w:pPr>
+            <w:r>
+              <w:rPr>
+                <w:rFonts w:ascii="Source Sans 3" w:hAnsi="Source Sans 3"/>
+                <w:bCs/>
+                <w:sz w:val="23"/>
+                <w:szCs w:val="23"/>
+              </w:rPr>
+              <w:t xml:space="preserve">If we look at the food of the different countries, it's very difficult to talk about China in general terms because it has many different cuisines. So it might be better if we look at Korean and Japanese food a little more. It's well known that Koreans tend to like spicier food and red peppers can be </w:t>
             </w:r>
             <w:r>
               <w:rPr>
@@ -12399,25 +11289,7 @@
                 <w:sz w:val="23"/>
                 <w:szCs w:val="23"/>
               </w:rPr>
-              <w:t xml:space="preserve">Today in the studio I am pleased to have with me the famous chef, Graham Shepherd. Graham has just come back from Beijing in China, where he was making a TV </w:t>
-            </w:r>
-            <w:proofErr w:type="spellStart"/>
-            <w:r>
-              <w:rPr>
-                <w:rFonts w:ascii="Source Sans 3" w:hAnsi="Source Sans 3"/>
-                <w:sz w:val="23"/>
-                <w:szCs w:val="23"/>
-              </w:rPr>
-              <w:t>programme</w:t>
-            </w:r>
-            <w:proofErr w:type="spellEnd"/>
-            <w:r>
-              <w:rPr>
-                <w:rFonts w:ascii="Source Sans 3" w:hAnsi="Source Sans 3"/>
-                <w:sz w:val="23"/>
-                <w:szCs w:val="23"/>
-              </w:rPr>
-              <w:t xml:space="preserve"> on the food you can try in this historic city. So, Graham, what can you tell us about your trip? Was it how you expected it to be?</w:t>
+              <w:t>Today in the studio I am pleased to have with me the famous chef, Graham Shepherd. Graham has just come back from Beijing in China, where he was making a TV programme on the food you can try in this historic city. So, Graham, what can you tell us about your trip? Was it how you expected it to be?</w:t>
             </w:r>
           </w:p>
           <w:p>
@@ -12524,25 +11396,7 @@
                 <w:sz w:val="23"/>
                 <w:szCs w:val="23"/>
               </w:rPr>
-              <w:t xml:space="preserve">Oh, yes. One of the things that I had was jellyfish. It added a nice texture to the dish, but I thought it didn't taste of much. One dish that did have a strong taste was hotpot. The dish I had was made in the Sichuan style, so it was very spicy. What I found interesting was that the hotpot was put on a hotplate in the </w:t>
-            </w:r>
-            <w:proofErr w:type="spellStart"/>
-            <w:r>
-              <w:rPr>
-                <w:rFonts w:ascii="Source Sans 3" w:hAnsi="Source Sans 3"/>
-                <w:sz w:val="23"/>
-                <w:szCs w:val="23"/>
-              </w:rPr>
-              <w:t>centre</w:t>
-            </w:r>
-            <w:proofErr w:type="spellEnd"/>
-            <w:r>
-              <w:rPr>
-                <w:rFonts w:ascii="Source Sans 3" w:hAnsi="Source Sans 3"/>
-                <w:sz w:val="23"/>
-                <w:szCs w:val="23"/>
-              </w:rPr>
-              <w:t xml:space="preserve"> of the table, and we were given a dish of raw food and we chose what we wanted and put it into the pot ourselves, and got it out when it was ready. It was great fun and very sociable. And very tasty!</w:t>
+              <w:t>Oh, yes. One of the things that I had was jellyfish. It added a nice texture to the dish, but I thought it didn't taste of much. One dish that did have a strong taste was hotpot. The dish I had was made in the Sichuan style, so it was very spicy. What I found interesting was that the hotpot was put on a hotplate in the centre of the table, and we were given a dish of raw food and we chose what we wanted and put it into the pot ourselves, and got it out when it was ready. It was great fun and very sociable. And very tasty!</w:t>
             </w:r>
           </w:p>
           <w:p>
@@ -12600,25 +11454,7 @@
                 <w:sz w:val="23"/>
                 <w:szCs w:val="23"/>
               </w:rPr>
-              <w:t xml:space="preserve">Of course, everybody knows about noodles and dumplings, but I doubt many people know how many different types there are! One of the highlights for me was learning how to make fresh noodles with a chef from Northern China. The recipe of egg, salt and wheat flour is quite simple, but to make the noodles by hand you need to be quite a </w:t>
-            </w:r>
-            <w:proofErr w:type="spellStart"/>
-            <w:r>
-              <w:rPr>
-                <w:rFonts w:ascii="Source Sans 3" w:hAnsi="Source Sans 3"/>
-                <w:sz w:val="23"/>
-                <w:szCs w:val="23"/>
-              </w:rPr>
-              <w:t>skilful</w:t>
-            </w:r>
-            <w:proofErr w:type="spellEnd"/>
-            <w:r>
-              <w:rPr>
-                <w:rFonts w:ascii="Source Sans 3" w:hAnsi="Source Sans 3"/>
-                <w:sz w:val="23"/>
-                <w:szCs w:val="23"/>
-              </w:rPr>
-              <w:t xml:space="preserve"> chef.</w:t>
+              <w:t>Of course, everybody knows about noodles and dumplings, but I doubt many people know how many different types there are! One of the highlights for me was learning how to make fresh noodles with a chef from Northern China. The recipe of egg, salt and wheat flour is quite simple, but to make the noodles by hand you need to be quite a skilful chef.</w:t>
             </w:r>
           </w:p>
           <w:p>
@@ -12667,25 +11503,7 @@
                 <w:sz w:val="23"/>
                 <w:szCs w:val="23"/>
               </w:rPr>
-              <w:t xml:space="preserve">Thanks Graham, that's really interesting, but </w:t>
-            </w:r>
-            <w:proofErr w:type="gramStart"/>
-            <w:r>
-              <w:rPr>
-                <w:rFonts w:ascii="Source Sans 3" w:hAnsi="Source Sans 3"/>
-                <w:sz w:val="23"/>
-                <w:szCs w:val="23"/>
-              </w:rPr>
-              <w:t>unfortunately</w:t>
-            </w:r>
-            <w:proofErr w:type="gramEnd"/>
-            <w:r>
-              <w:rPr>
-                <w:rFonts w:ascii="Source Sans 3" w:hAnsi="Source Sans 3"/>
-                <w:sz w:val="23"/>
-                <w:szCs w:val="23"/>
-              </w:rPr>
-              <w:t xml:space="preserve"> we've run out of time. If you'd like to know more about Graham's adventures, the series will be starting on Thursday at 7 o'clock on Channel 9.</w:t>
+              <w:t>Thanks Graham, that's really interesting, but unfortunately we've run out of time. If you'd like to know more about Graham's adventures, the series will be starting on Thursday at 7 o'clock on Channel 9.</w:t>
             </w:r>
           </w:p>
         </w:tc>
@@ -12792,25 +11610,7 @@
                 <w:sz w:val="23"/>
                 <w:szCs w:val="23"/>
               </w:rPr>
-              <w:t xml:space="preserve">These days a lot of young people actually enjoy Western food like pizza and fried chicken. Our national food is often too spicy, especially for children and foreigners, and </w:t>
-            </w:r>
-            <w:proofErr w:type="gramStart"/>
-            <w:r>
-              <w:rPr>
-                <w:rFonts w:ascii="Source Sans 3" w:hAnsi="Source Sans 3"/>
-                <w:sz w:val="23"/>
-                <w:szCs w:val="23"/>
-              </w:rPr>
-              <w:t>also</w:t>
-            </w:r>
-            <w:proofErr w:type="gramEnd"/>
-            <w:r>
-              <w:rPr>
-                <w:rFonts w:ascii="Source Sans 3" w:hAnsi="Source Sans 3"/>
-                <w:sz w:val="23"/>
-                <w:szCs w:val="23"/>
-              </w:rPr>
-              <w:t xml:space="preserve"> it takes too long to cook. I think that it's delicious though!</w:t>
+              <w:t>These days a lot of young people actually enjoy Western food like pizza and fried chicken. Our national food is often too spicy, especially for children and foreigners, and also it takes too long to cook. I think that it's delicious though!</w:t>
             </w:r>
           </w:p>
           <w:p>
@@ -13025,25 +11825,7 @@
                 <w:sz w:val="23"/>
                 <w:szCs w:val="23"/>
               </w:rPr>
-              <w:t xml:space="preserve">dish and most people in my country enjoy it. Unlike in most countries, we fry the rice with onion in olive oil before we add any liquid. We don't cook it in water, but a kind of soup or broth, which can be made of meat, fish or chicken. I'm from Milan, and our traditional risotto is made using saffron, which gives the dish a beautiful yellow </w:t>
-            </w:r>
-            <w:proofErr w:type="spellStart"/>
-            <w:r>
-              <w:rPr>
-                <w:rFonts w:ascii="Source Sans 3" w:hAnsi="Source Sans 3"/>
-                <w:sz w:val="23"/>
-                <w:szCs w:val="23"/>
-              </w:rPr>
-              <w:t>colour</w:t>
-            </w:r>
-            <w:proofErr w:type="spellEnd"/>
-            <w:r>
-              <w:rPr>
-                <w:rFonts w:ascii="Source Sans 3" w:hAnsi="Source Sans 3"/>
-                <w:sz w:val="23"/>
-                <w:szCs w:val="23"/>
-              </w:rPr>
-              <w:t>. It's a very creamy and delicious dish. We usually have it as a starter, not as the main meal.</w:t>
+              <w:t>dish and most people in my country enjoy it. Unlike in most countries, we fry the rice with onion in olive oil before we add any liquid. We don't cook it in water, but a kind of soup or broth, which can be made of meat, fish or chicken. I'm from Milan, and our traditional risotto is made using saffron, which gives the dish a beautiful yellow colour. It's a very creamy and delicious dish. We usually have it as a starter, not as the main meal.</w:t>
             </w:r>
           </w:p>
           <w:p>
@@ -13216,25 +11998,7 @@
                 <w:sz w:val="23"/>
                 <w:szCs w:val="23"/>
               </w:rPr>
-              <w:t xml:space="preserve">And if you're looking for shoes, you'll want to visit the fourth floor. You'll find a good selection of styles and </w:t>
-            </w:r>
-            <w:proofErr w:type="spellStart"/>
-            <w:r>
-              <w:rPr>
-                <w:rFonts w:ascii="Source Sans 3" w:hAnsi="Source Sans 3"/>
-                <w:sz w:val="23"/>
-                <w:szCs w:val="23"/>
-              </w:rPr>
-              <w:t>colours</w:t>
-            </w:r>
-            <w:proofErr w:type="spellEnd"/>
-            <w:r>
-              <w:rPr>
-                <w:rFonts w:ascii="Source Sans 3" w:hAnsi="Source Sans 3"/>
-                <w:sz w:val="23"/>
-                <w:szCs w:val="23"/>
-              </w:rPr>
-              <w:t xml:space="preserve"> in our footwear department situated right next to the coffee shop. This weekend, they're all half price and that includes a wide choice of sports shoes in most sizes! So, hurry before they're all gone! Sale ends Sunday! Miss our sale? Miss out!</w:t>
+              <w:t>And if you're looking for shoes, you'll want to visit the fourth floor. You'll find a good selection of styles and colours in our footwear department situated right next to the coffee shop. This weekend, they're all half price and that includes a wide choice of sports shoes in most sizes! So, hurry before they're all gone! Sale ends Sunday! Miss our sale? Miss out!</w:t>
             </w:r>
           </w:p>
           <w:p>
@@ -13316,25 +12080,7 @@
                 <w:sz w:val="23"/>
                 <w:szCs w:val="23"/>
               </w:rPr>
-              <w:t xml:space="preserve">It's very nice - I like the </w:t>
-            </w:r>
-            <w:proofErr w:type="spellStart"/>
-            <w:r>
-              <w:rPr>
-                <w:rFonts w:ascii="Source Sans 3" w:hAnsi="Source Sans 3"/>
-                <w:sz w:val="23"/>
-                <w:szCs w:val="23"/>
-              </w:rPr>
-              <w:t>colour</w:t>
-            </w:r>
-            <w:proofErr w:type="spellEnd"/>
-            <w:r>
-              <w:rPr>
-                <w:rFonts w:ascii="Source Sans 3" w:hAnsi="Source Sans 3"/>
-                <w:sz w:val="23"/>
-                <w:szCs w:val="23"/>
-              </w:rPr>
-              <w:t>, and it'll definitely keep the sun off your face. Actually, I didn't notice the clothing stalls.</w:t>
+              <w:t>It's very nice - I like the colour, and it'll definitely keep the sun off your face. Actually, I didn't notice the clothing stalls.</w:t>
             </w:r>
           </w:p>
           <w:p>
@@ -13363,25 +12109,7 @@
                 <w:sz w:val="23"/>
                 <w:szCs w:val="23"/>
               </w:rPr>
-              <w:t xml:space="preserve">I know you didn't! That's because you spent most of your time there looking at all the </w:t>
-            </w:r>
-            <w:proofErr w:type="spellStart"/>
-            <w:r>
-              <w:rPr>
-                <w:rFonts w:ascii="Source Sans 3" w:hAnsi="Source Sans 3"/>
-                <w:sz w:val="23"/>
-                <w:szCs w:val="23"/>
-              </w:rPr>
-              <w:t>jewellery</w:t>
-            </w:r>
-            <w:proofErr w:type="spellEnd"/>
-            <w:r>
-              <w:rPr>
-                <w:rFonts w:ascii="Source Sans 3" w:hAnsi="Source Sans 3"/>
-                <w:sz w:val="23"/>
-                <w:szCs w:val="23"/>
-              </w:rPr>
-              <w:t>! And relaxing in all that fresh air, of course!</w:t>
+              <w:t>I know you didn't! That's because you spent most of your time there looking at all the jewellery! And relaxing in all that fresh air, of course!</w:t>
             </w:r>
           </w:p>
           <w:p>
@@ -13457,23 +12185,13 @@
               </w:rPr>
               <w:t xml:space="preserve">A: </w:t>
             </w:r>
-            <w:proofErr w:type="gramStart"/>
-            <w:r>
-              <w:rPr>
-                <w:rFonts w:ascii="Source Sans 3" w:hAnsi="Source Sans 3"/>
-                <w:sz w:val="23"/>
-                <w:szCs w:val="23"/>
-              </w:rPr>
-              <w:t>So</w:t>
-            </w:r>
-            <w:proofErr w:type="gramEnd"/>
-            <w:r>
-              <w:rPr>
-                <w:rFonts w:ascii="Source Sans 3" w:hAnsi="Source Sans 3"/>
-                <w:sz w:val="23"/>
-                <w:szCs w:val="23"/>
-              </w:rPr>
-              <w:t xml:space="preserve"> what did you think of it? It only opened a few weeks ago, didn't it?</w:t>
+            <w:r>
+              <w:rPr>
+                <w:rFonts w:ascii="Source Sans 3" w:hAnsi="Source Sans 3"/>
+                <w:sz w:val="23"/>
+                <w:szCs w:val="23"/>
+              </w:rPr>
+              <w:t>So what did you think of it? It only opened a few weeks ago, didn't it?</w:t>
             </w:r>
           </w:p>
           <w:p>
@@ -13670,25 +12388,7 @@
                 <w:sz w:val="23"/>
                 <w:szCs w:val="23"/>
               </w:rPr>
-              <w:t xml:space="preserve">That's the end of our tour of the city, so you now have a couple of hours to spend exploring the city </w:t>
-            </w:r>
-            <w:proofErr w:type="spellStart"/>
-            <w:r>
-              <w:rPr>
-                <w:rFonts w:ascii="Source Sans 3" w:hAnsi="Source Sans 3"/>
-                <w:sz w:val="23"/>
-                <w:szCs w:val="23"/>
-              </w:rPr>
-              <w:t>centre</w:t>
-            </w:r>
-            <w:proofErr w:type="spellEnd"/>
-            <w:r>
-              <w:rPr>
-                <w:rFonts w:ascii="Source Sans 3" w:hAnsi="Source Sans 3"/>
-                <w:sz w:val="23"/>
-                <w:szCs w:val="23"/>
-              </w:rPr>
-              <w:t>. If you want to buy souvenirs, you might find them cheaper near the hotel. However, if you're feeling a bit tired, there are plenty of teashops nearby and they also sell boxes of tea that make really good presents. A word of warning, you'll find a lot of cheap electronic stores offering cameras at really low prices. They might seem good quality, but we've had a lot of complaints from tourists who have bought them, only to find they break after about a week.</w:t>
+              <w:t>That's the end of our tour of the city, so you now have a couple of hours to spend exploring the city centre. If you want to buy souvenirs, you might find them cheaper near the hotel. However, if you're feeling a bit tired, there are plenty of teashops nearby and they also sell boxes of tea that make really good presents. A word of warning, you'll find a lot of cheap electronic stores offering cameras at really low prices. They might seem good quality, but we've had a lot of complaints from tourists who have bought them, only to find they break after about a week.</w:t>
             </w:r>
           </w:p>
           <w:p>
@@ -13732,25 +12432,7 @@
                 <w:sz w:val="23"/>
                 <w:szCs w:val="23"/>
               </w:rPr>
-              <w:t xml:space="preserve">Thank you for calling the Eastgate Shopping Centre. The </w:t>
-            </w:r>
-            <w:proofErr w:type="spellStart"/>
-            <w:r>
-              <w:rPr>
-                <w:rFonts w:ascii="Source Sans 3" w:hAnsi="Source Sans 3"/>
-                <w:sz w:val="23"/>
-                <w:szCs w:val="23"/>
-              </w:rPr>
-              <w:t>centre</w:t>
-            </w:r>
-            <w:proofErr w:type="spellEnd"/>
-            <w:r>
-              <w:rPr>
-                <w:rFonts w:ascii="Source Sans 3" w:hAnsi="Source Sans 3"/>
-                <w:sz w:val="23"/>
-                <w:szCs w:val="23"/>
-              </w:rPr>
-              <w:t xml:space="preserve"> is currently closed. Our opening days and times are as follows... Monday to Saturday we are open from nine o'clock until six o'clock and on Sunday, our doors open at eleven o'clock and we close at five o'clock.</w:t>
+              <w:t>Thank you for calling the Eastgate Shopping Centre. The centre is currently closed. Our opening days and times are as follows... Monday to Saturday we are open from nine o'clock until six o'clock and on Sunday, our doors open at eleven o'clock and we close at five o'clock.</w:t>
             </w:r>
           </w:p>
           <w:p>
@@ -13794,25 +12476,7 @@
                 <w:sz w:val="23"/>
                 <w:szCs w:val="23"/>
               </w:rPr>
-              <w:t xml:space="preserve">When I first opened the shop three years ago, we mainly sold shirts and jackets that I had designed, and these proved very popular. However, we added more products as the business started to grow. We also started selling online. The jackets and shirts are still </w:t>
-            </w:r>
-            <w:proofErr w:type="spellStart"/>
-            <w:r>
-              <w:rPr>
-                <w:rFonts w:ascii="Source Sans 3" w:hAnsi="Source Sans 3"/>
-                <w:sz w:val="23"/>
-                <w:szCs w:val="23"/>
-              </w:rPr>
-              <w:t>reaily</w:t>
-            </w:r>
-            <w:proofErr w:type="spellEnd"/>
-            <w:r>
-              <w:rPr>
-                <w:rFonts w:ascii="Source Sans 3" w:hAnsi="Source Sans 3"/>
-                <w:sz w:val="23"/>
-                <w:szCs w:val="23"/>
-              </w:rPr>
-              <w:t xml:space="preserve"> popular, especially online, but in the shop itself, we sell trousers more than any other item.</w:t>
+              <w:t>When I first opened the shop three years ago, we mainly sold shirts and jackets that I had designed, and these proved very popular. However, we added more products as the business started to grow. We also started selling online. The jackets and shirts are still reaily popular, especially online, but in the shop itself, we sell trousers more than any other item.</w:t>
             </w:r>
           </w:p>
         </w:tc>
@@ -13881,25 +12545,7 @@
                 <w:sz w:val="23"/>
                 <w:szCs w:val="23"/>
               </w:rPr>
-              <w:t xml:space="preserve">We also sell a lot of T-shirts. When I first opened the shop, I had a lot of designs that I'd worked on at university and in general these </w:t>
-            </w:r>
-            <w:proofErr w:type="spellStart"/>
-            <w:r>
-              <w:rPr>
-                <w:rFonts w:ascii="Source Sans 3" w:hAnsi="Source Sans 3"/>
-                <w:sz w:val="23"/>
-                <w:szCs w:val="23"/>
-              </w:rPr>
-              <w:t>had</w:t>
-            </w:r>
-            <w:proofErr w:type="spellEnd"/>
-            <w:r>
-              <w:rPr>
-                <w:rFonts w:ascii="Source Sans 3" w:hAnsi="Source Sans 3"/>
-                <w:sz w:val="23"/>
-                <w:szCs w:val="23"/>
-              </w:rPr>
-              <w:t xml:space="preserve"> writing on the front. I thought that it might be fun if people could put a photograph on the T-shirts as well. I invested quite a bit of money in this and they were popular at first. We sometimes have young children who come in with their parents and they buy T-shirts with photographs on. I've stopped designing T-shirts with writing on them, because I don't have the time, so now we sell more T-shirts with nothing on them at all. If fashions change, I might go back to designing them and if you want a photograph on your T-shirt, you know where to come.</w:t>
+              <w:t>We also sell a lot of T-shirts. When I first opened the shop, I had a lot of designs that I'd worked on at university and in general these had writing on the front. I thought that it might be fun if people could put a photograph on the T-shirts as well. I invested quite a bit of money in this and they were popular at first. We sometimes have young children who come in with their parents and they buy T-shirts with photographs on. I've stopped designing T-shirts with writing on them, because I don't have the time, so now we sell more T-shirts with nothing on them at all. If fashions change, I might go back to designing them and if you want a photograph on your T-shirt, you know where to come.</w:t>
             </w:r>
           </w:p>
         </w:tc>
@@ -13962,59 +12608,31 @@
                 <w:szCs w:val="23"/>
               </w:rPr>
             </w:pPr>
-            <w:proofErr w:type="spellStart"/>
-            <w:r>
-              <w:rPr>
-                <w:rFonts w:ascii="Source Sans 3" w:hAnsi="Source Sans 3"/>
-                <w:sz w:val="23"/>
-                <w:szCs w:val="23"/>
-              </w:rPr>
-              <w:t>Callingall</w:t>
-            </w:r>
-            <w:proofErr w:type="spellEnd"/>
-            <w:r>
-              <w:rPr>
-                <w:rFonts w:ascii="Source Sans 3" w:hAnsi="Source Sans 3"/>
-                <w:sz w:val="23"/>
-                <w:szCs w:val="23"/>
-              </w:rPr>
-              <w:t xml:space="preserve"> fans of Sam West! This famous adventure writer will be in Westfield shopping </w:t>
-            </w:r>
-            <w:proofErr w:type="spellStart"/>
-            <w:r>
-              <w:rPr>
-                <w:rFonts w:ascii="Source Sans 3" w:hAnsi="Source Sans 3"/>
-                <w:sz w:val="23"/>
-                <w:szCs w:val="23"/>
-              </w:rPr>
-              <w:t>centre</w:t>
-            </w:r>
-            <w:proofErr w:type="spellEnd"/>
-            <w:r>
-              <w:rPr>
-                <w:rFonts w:ascii="Source Sans 3" w:hAnsi="Source Sans 3"/>
-                <w:sz w:val="23"/>
-                <w:szCs w:val="23"/>
-              </w:rPr>
-              <w:t xml:space="preserve"> tomorrow in Bookworms Bookshop on the first floor. He will be signing copies of his latest book, Timed Out. He is expected to get there at quarter past two and will stay until half past three. Get there as soon as you can because queues will start to form as early as noon. Don't miss this great opportunity to meet everyone's </w:t>
-            </w:r>
-            <w:proofErr w:type="spellStart"/>
-            <w:r>
-              <w:rPr>
-                <w:rFonts w:ascii="Source Sans 3" w:hAnsi="Source Sans 3"/>
-                <w:sz w:val="23"/>
-                <w:szCs w:val="23"/>
-              </w:rPr>
-              <w:t>favourite</w:t>
-            </w:r>
-            <w:proofErr w:type="spellEnd"/>
-            <w:r>
-              <w:rPr>
-                <w:rFonts w:ascii="Source Sans 3" w:hAnsi="Source Sans 3"/>
-                <w:sz w:val="23"/>
-                <w:szCs w:val="23"/>
-              </w:rPr>
-              <w:t xml:space="preserve"> writer!</w:t>
+            <w:r>
+              <w:rPr>
+                <w:rFonts w:ascii="Source Sans 3" w:hAnsi="Source Sans 3"/>
+                <w:sz w:val="23"/>
+                <w:szCs w:val="23"/>
+              </w:rPr>
+              <w:t xml:space="preserve">Calling all fans of Sam West! This famous adventure writer will be in Westfield shopping centre tomorrow in Bookworms Bookshop on the first floor. He will be signing copies of his latest book, </w:t>
+            </w:r>
+            <w:r>
+              <w:rPr>
+                <w:rFonts w:ascii="Source Sans 3" w:hAnsi="Source Sans 3"/>
+                <w:i/>
+                <w:iCs/>
+                <w:sz w:val="23"/>
+                <w:szCs w:val="23"/>
+              </w:rPr>
+              <w:t>Timed Out</w:t>
+            </w:r>
+            <w:r>
+              <w:rPr>
+                <w:rFonts w:ascii="Source Sans 3" w:hAnsi="Source Sans 3"/>
+                <w:sz w:val="23"/>
+                <w:szCs w:val="23"/>
+              </w:rPr>
+              <w:t>. He is expected to get there at quarter past two and will stay until half past three. Get there as soon as you can because queues will start to form as early as noon. Don't miss this great opportunity to meet everyone's favourite writer!</w:t>
             </w:r>
           </w:p>
         </w:tc>
@@ -14083,25 +12701,7 @@
                 <w:sz w:val="23"/>
                 <w:szCs w:val="23"/>
               </w:rPr>
-              <w:t xml:space="preserve">I had a great day at that new shopping </w:t>
-            </w:r>
-            <w:proofErr w:type="spellStart"/>
-            <w:r>
-              <w:rPr>
-                <w:rFonts w:ascii="Source Sans 3" w:hAnsi="Source Sans 3"/>
-                <w:sz w:val="23"/>
-                <w:szCs w:val="23"/>
-              </w:rPr>
-              <w:t>centre</w:t>
-            </w:r>
-            <w:proofErr w:type="spellEnd"/>
-            <w:r>
-              <w:rPr>
-                <w:rFonts w:ascii="Source Sans 3" w:hAnsi="Source Sans 3"/>
-                <w:sz w:val="23"/>
-                <w:szCs w:val="23"/>
-              </w:rPr>
-              <w:t xml:space="preserve"> but I would complain about one thing-and not the usual kind of thing - the service in all the shops was good, and I had a delicious</w:t>
+              <w:t>I had a great day at that new shopping centre but I would complain about one thing-and not the usual kind of thing - the service in all the shops was good, and I had a delicious</w:t>
             </w:r>
             <w:r>
               <w:rPr>
@@ -14210,61 +12810,7 @@
                 <w:sz w:val="23"/>
                 <w:szCs w:val="23"/>
               </w:rPr>
-              <w:t xml:space="preserve">Hello everyone. </w:t>
-            </w:r>
-            <w:proofErr w:type="gramStart"/>
-            <w:r>
-              <w:rPr>
-                <w:rFonts w:ascii="Source Sans 3" w:hAnsi="Source Sans 3"/>
-                <w:sz w:val="23"/>
-                <w:szCs w:val="23"/>
-              </w:rPr>
-              <w:t>So</w:t>
-            </w:r>
-            <w:proofErr w:type="gramEnd"/>
-            <w:r>
-              <w:rPr>
-                <w:rFonts w:ascii="Source Sans 3" w:hAnsi="Source Sans 3"/>
-                <w:sz w:val="23"/>
-                <w:szCs w:val="23"/>
-              </w:rPr>
-              <w:t xml:space="preserve"> can you all hear me and see me? OK, my name's David Edwards and I'm your tour leader for your shopping tour today. Now, as you can see, we're parked just in front of the main theatre. if any of you would like tickets for tonight's performance, we can </w:t>
-            </w:r>
-            <w:proofErr w:type="spellStart"/>
-            <w:r>
-              <w:rPr>
-                <w:rFonts w:ascii="Source Sans 3" w:hAnsi="Source Sans 3"/>
-                <w:sz w:val="23"/>
-                <w:szCs w:val="23"/>
-              </w:rPr>
-              <w:t>arrangethat</w:t>
-            </w:r>
-            <w:proofErr w:type="spellEnd"/>
-            <w:r>
-              <w:rPr>
-                <w:rFonts w:ascii="Source Sans 3" w:hAnsi="Source Sans 3"/>
-                <w:sz w:val="23"/>
-                <w:szCs w:val="23"/>
-              </w:rPr>
-              <w:t xml:space="preserve"> for you. We're just round the corner from the railway station. If you want. to come on our Historic Buildings tour tomorrow, the coach will leave from just outside the station. And if you want to go for a drink at the end. of our tour today, there are plenty of cafés just behind the station. We're still waiting for a few people, but while we </w:t>
-            </w:r>
-            <w:proofErr w:type="gramStart"/>
-            <w:r>
-              <w:rPr>
-                <w:rFonts w:ascii="Source Sans 3" w:hAnsi="Source Sans 3"/>
-                <w:sz w:val="23"/>
-                <w:szCs w:val="23"/>
-              </w:rPr>
-              <w:t>wait</w:t>
-            </w:r>
-            <w:proofErr w:type="gramEnd"/>
-            <w:r>
-              <w:rPr>
-                <w:rFonts w:ascii="Source Sans 3" w:hAnsi="Source Sans 3"/>
-                <w:sz w:val="23"/>
-                <w:szCs w:val="23"/>
-              </w:rPr>
-              <w:t xml:space="preserve"> I can tell you a little about the theatre. Although the building is very modern, in fact a theatre has existed on this site for over 200 years. The original theatre used to be very popular because of the musicals it put on. However, it had to be rebuilt after a fire. Some</w:t>
+              <w:t>Hello everyone. So can you all hear me and see me? OK, my name's David Edwards and I'm your tour leader for your shopping tour today. Now, as you can see, we're parked just in front of the main theatre. if any of you would like tickets for tonight's performance, we can arrangethat for you. We're just round the corner from the railway station. If you want. to come on our Historic Buildings tour tomorrow, the coach will leave from just outside the station. And if you want to go for a drink at the end. of our tour today, there are plenty of cafés just behind the station. We're still waiting for a few people, but while we wait I can tell you a little about the theatre. Although the building is very modern, in fact a theatre has existed on this site for over 200 years. The original theatre used to be very popular because of the musicals it put on. However, it had to be rebuilt after a fire. Some</w:t>
             </w:r>
             <w:r>
               <w:rPr>
@@ -14332,25 +12878,7 @@
                 <w:sz w:val="23"/>
                 <w:szCs w:val="23"/>
               </w:rPr>
-              <w:t xml:space="preserve">Now, in a few minutes' time at 9.30-we'll be starting our tour. </w:t>
-            </w:r>
-            <w:proofErr w:type="gramStart"/>
-            <w:r>
-              <w:rPr>
-                <w:rFonts w:ascii="Source Sans 3" w:hAnsi="Source Sans 3"/>
-                <w:sz w:val="23"/>
-                <w:szCs w:val="23"/>
-              </w:rPr>
-              <w:t>First</w:t>
-            </w:r>
-            <w:proofErr w:type="gramEnd"/>
-            <w:r>
-              <w:rPr>
-                <w:rFonts w:ascii="Source Sans 3" w:hAnsi="Source Sans 3"/>
-                <w:sz w:val="23"/>
-                <w:szCs w:val="23"/>
-              </w:rPr>
-              <w:t xml:space="preserve"> we're going to make our way down to Market Place, which is one of the most famous squares in the city that should take us about ten minutes. There's not too much traffic on the roads, so we should get there at quarter to ten at the latest</w:t>
+              <w:t>Now, in a few minutes' time at 9.30-we'll be starting our tour. First we're going to make our way down to Market Place, which is one of the most famous squares in the city that should take us about ten minutes. There's not too much traffic on the roads, so we should get there at quarter to ten at the latest</w:t>
             </w:r>
             <w:r>
               <w:rPr>
@@ -14394,18 +12922,8 @@
                 <w:sz w:val="23"/>
                 <w:szCs w:val="23"/>
               </w:rPr>
-              <w:t xml:space="preserve">local pottery and leather goods. Personally, I suggest that you visit the </w:t>
-            </w:r>
-            <w:proofErr w:type="spellStart"/>
-            <w:r>
-              <w:rPr>
-                <w:rFonts w:ascii="Source Sans 3" w:hAnsi="Source Sans 3"/>
-                <w:sz w:val="23"/>
-                <w:szCs w:val="23"/>
-              </w:rPr>
-              <w:t>jewellery</w:t>
-            </w:r>
-            <w:proofErr w:type="spellEnd"/>
+              <w:t>local pottery and leather goods. Personally, I suggest that you visit the jewellery</w:t>
+            </w:r>
             <w:r>
               <w:rPr>
                 <w:rFonts w:ascii="Source Sans 3" w:hAnsi="Source Sans 3"/>
@@ -14472,43 +12990,7 @@
                 <w:sz w:val="23"/>
                 <w:szCs w:val="23"/>
               </w:rPr>
-              <w:t xml:space="preserve">And finally, in the afternoon we will be visiting the Fashion Fair in the exhibition </w:t>
-            </w:r>
-            <w:proofErr w:type="spellStart"/>
-            <w:r>
-              <w:rPr>
-                <w:rFonts w:ascii="Source Sans 3" w:hAnsi="Source Sans 3"/>
-                <w:sz w:val="23"/>
-                <w:szCs w:val="23"/>
-              </w:rPr>
-              <w:t>centre</w:t>
-            </w:r>
-            <w:proofErr w:type="spellEnd"/>
-            <w:r>
-              <w:rPr>
-                <w:rFonts w:ascii="Source Sans 3" w:hAnsi="Source Sans 3"/>
-                <w:sz w:val="23"/>
-                <w:szCs w:val="23"/>
-              </w:rPr>
-              <w:t xml:space="preserve"> on the outskirts of the city. This is a huge venue, so try not to get lost. There is a whole hall devoted just to footwear - every kind of shoes and boots you can imagine. You can easily find it because it has a green roof. Just don't go through the blue doors at the entrance of the </w:t>
-            </w:r>
-            <w:proofErr w:type="spellStart"/>
-            <w:r>
-              <w:rPr>
-                <w:rFonts w:ascii="Source Sans 3" w:hAnsi="Source Sans 3"/>
-                <w:sz w:val="23"/>
-                <w:szCs w:val="23"/>
-              </w:rPr>
-              <w:t>centre</w:t>
-            </w:r>
-            <w:proofErr w:type="spellEnd"/>
-            <w:r>
-              <w:rPr>
-                <w:rFonts w:ascii="Source Sans 3" w:hAnsi="Source Sans 3"/>
-                <w:sz w:val="23"/>
-                <w:szCs w:val="23"/>
-              </w:rPr>
-              <w:t xml:space="preserve"> - you have to pay for that part of the exhibition. And if all that shopping has exhausted you, there's a café where you can rest your weary feet! That's in the building with a red sign. But don't worry, I'll remind you all about that later.</w:t>
+              <w:t>And finally, in the afternoon we will be visiting the Fashion Fair in the exhibition centre on the outskirts of the city. This is a huge venue, so try not to get lost. There is a whole hall devoted just to footwear - every kind of shoes and boots you can imagine. You can easily find it because it has a green roof. Just don't go through the blue doors at the entrance of the centre - you have to pay for that part of the exhibition. And if all that shopping has exhausted you, there's a café where you can rest your weary feet! That's in the building with a red sign. But don't worry, I'll remind you all about that later.</w:t>
             </w:r>
           </w:p>
           <w:p>
@@ -14597,63 +13079,27 @@
                 <w:sz w:val="23"/>
                 <w:szCs w:val="23"/>
               </w:rPr>
-              <w:t xml:space="preserve">The place where I really enjoy shopping is Covent Garden Market. It's very convenient because it isn't far from where I live. It isn't a traditional food market, though at one time it used to sell fruit and vegetables. Now, it's a collection of all sorts of independent shops and stalls. There's an amazing selection of things to buy clothes, </w:t>
-            </w:r>
-            <w:proofErr w:type="spellStart"/>
-            <w:r>
-              <w:rPr>
-                <w:rFonts w:ascii="Source Sans 3" w:hAnsi="Source Sans 3"/>
-                <w:sz w:val="23"/>
-                <w:szCs w:val="23"/>
-              </w:rPr>
-              <w:t>jewellery</w:t>
-            </w:r>
-            <w:proofErr w:type="spellEnd"/>
-            <w:r>
-              <w:rPr>
-                <w:rFonts w:ascii="Source Sans 3" w:hAnsi="Source Sans 3"/>
-                <w:sz w:val="23"/>
-                <w:szCs w:val="23"/>
-              </w:rPr>
-              <w:t>, books, art and crafts. I love it because it has a great atmosphere. There are cafés outside in the square, and often you can see street performers. It's very lively and friendly. I avoid the big malls because they're often out-of-the-way-you need a car to get to them.</w:t>
-            </w:r>
-          </w:p>
-          <w:p>
-            <w:pPr>
-              <w:tabs>
-                <w:tab w:val="left" w:pos="4413"/>
-              </w:tabs>
-              <w:rPr>
-                <w:rFonts w:ascii="Source Sans 3" w:hAnsi="Source Sans 3"/>
-                <w:sz w:val="23"/>
-                <w:szCs w:val="23"/>
-              </w:rPr>
-            </w:pPr>
-            <w:r>
-              <w:rPr>
-                <w:rFonts w:ascii="Source Sans 3" w:hAnsi="Source Sans 3"/>
-                <w:sz w:val="23"/>
-                <w:szCs w:val="23"/>
-              </w:rPr>
-              <w:t xml:space="preserve">And what do I enjoy buying? Well, I'm keen on fashion and like to go clothes shopping whenever I can. I love trying on clothes even if I can't afford to buy them! And I absolutely love going to the sales! Sometimes I manage to find great designer shoes at very reasonable prices. And I like shopping for really fun and original gifts for my </w:t>
-            </w:r>
-            <w:proofErr w:type="gramStart"/>
-            <w:r>
-              <w:rPr>
-                <w:rFonts w:ascii="Source Sans 3" w:hAnsi="Source Sans 3"/>
-                <w:sz w:val="23"/>
-                <w:szCs w:val="23"/>
-              </w:rPr>
-              <w:t>friends</w:t>
-            </w:r>
-            <w:proofErr w:type="gramEnd"/>
-            <w:r>
-              <w:rPr>
-                <w:rFonts w:ascii="Source Sans 3" w:hAnsi="Source Sans 3"/>
-                <w:sz w:val="23"/>
-                <w:szCs w:val="23"/>
-              </w:rPr>
-              <w:t xml:space="preserve"> things that nobody else has. Covent Garden's a great place to do that.</w:t>
+              <w:t>The place where I really enjoy shopping is Covent Garden Market. It's very convenient because it isn't far from where I live. It isn't a traditional food market, though at one time it used to sell fruit and vegetables. Now, it's a collection of all sorts of independent shops and stalls. There's an amazing selection of things to buy clothes, jewellery, books, art and crafts. I love it because it has a great atmosphere. There are cafés outside in the square, and often you can see street performers. It's very lively and friendly. I avoid the big malls because they're often out-of-the-way-you need a car to get to them.</w:t>
+            </w:r>
+          </w:p>
+          <w:p>
+            <w:pPr>
+              <w:tabs>
+                <w:tab w:val="left" w:pos="4413"/>
+              </w:tabs>
+              <w:rPr>
+                <w:rFonts w:ascii="Source Sans 3" w:hAnsi="Source Sans 3"/>
+                <w:sz w:val="23"/>
+                <w:szCs w:val="23"/>
+              </w:rPr>
+            </w:pPr>
+            <w:r>
+              <w:rPr>
+                <w:rFonts w:ascii="Source Sans 3" w:hAnsi="Source Sans 3"/>
+                <w:sz w:val="23"/>
+                <w:szCs w:val="23"/>
+              </w:rPr>
+              <w:t>And what do I enjoy buying? Well, I'm keen on fashion and like to go clothes shopping whenever I can. I love trying on clothes even if I can't afford to buy them! And I absolutely love going to the sales! Sometimes I manage to find great designer shoes at very reasonable prices. And I like shopping for really fun and original gifts for my friends things that nobody else has. Covent Garden's a great place to do that.</w:t>
             </w:r>
           </w:p>
         </w:tc>
@@ -14723,43 +13169,7 @@
                 <w:szCs w:val="23"/>
               </w:rPr>
               <w:lastRenderedPageBreak/>
-              <w:t xml:space="preserve">You asked me to describe a place where I like going shopping, so I'm going to talk about a department store in my town. It's called </w:t>
-            </w:r>
-            <w:proofErr w:type="spellStart"/>
-            <w:r>
-              <w:rPr>
-                <w:rFonts w:ascii="Source Sans 3" w:hAnsi="Source Sans 3"/>
-                <w:sz w:val="23"/>
-                <w:szCs w:val="23"/>
-              </w:rPr>
-              <w:t>Judies</w:t>
-            </w:r>
-            <w:proofErr w:type="spellEnd"/>
-            <w:r>
-              <w:rPr>
-                <w:rFonts w:ascii="Source Sans 3" w:hAnsi="Source Sans 3"/>
-                <w:sz w:val="23"/>
-                <w:szCs w:val="23"/>
-              </w:rPr>
-              <w:t xml:space="preserve"> and it's a very old store. In fact, it's about </w:t>
-            </w:r>
-            <w:proofErr w:type="gramStart"/>
-            <w:r>
-              <w:rPr>
-                <w:rFonts w:ascii="Source Sans 3" w:hAnsi="Source Sans 3"/>
-                <w:sz w:val="23"/>
-                <w:szCs w:val="23"/>
-              </w:rPr>
-              <w:t>a 100 years</w:t>
-            </w:r>
-            <w:proofErr w:type="gramEnd"/>
-            <w:r>
-              <w:rPr>
-                <w:rFonts w:ascii="Source Sans 3" w:hAnsi="Source Sans 3"/>
-                <w:sz w:val="23"/>
-                <w:szCs w:val="23"/>
-              </w:rPr>
-              <w:t xml:space="preserve"> old, so it's very famous. I would say that it's a landmark because everyone knows it.</w:t>
+              <w:t>You asked me to describe a place where I like going shopping, so I'm going to talk about a department store in my town. It's called Judies and it's a very old store. In fact, it's about a 100 years old, so it's very famous. I would say that it's a landmark because everyone knows it.</w:t>
             </w:r>
           </w:p>
           <w:p>
@@ -14799,99 +13209,27 @@
                 <w:sz w:val="23"/>
                 <w:szCs w:val="23"/>
               </w:rPr>
-              <w:t xml:space="preserve">I think it's in a good location because it's right in the </w:t>
-            </w:r>
-            <w:proofErr w:type="spellStart"/>
-            <w:r>
-              <w:rPr>
-                <w:rFonts w:ascii="Source Sans 3" w:hAnsi="Source Sans 3"/>
-                <w:sz w:val="23"/>
-                <w:szCs w:val="23"/>
-              </w:rPr>
-              <w:t>centre</w:t>
-            </w:r>
-            <w:proofErr w:type="spellEnd"/>
-            <w:r>
-              <w:rPr>
-                <w:rFonts w:ascii="Source Sans 3" w:hAnsi="Source Sans 3"/>
-                <w:sz w:val="23"/>
-                <w:szCs w:val="23"/>
-              </w:rPr>
-              <w:t xml:space="preserve"> of the town, which is very convenient. It's also very close to the railway station and a multi-</w:t>
-            </w:r>
-            <w:proofErr w:type="spellStart"/>
-            <w:r>
-              <w:rPr>
-                <w:rFonts w:ascii="Source Sans 3" w:hAnsi="Source Sans 3"/>
-                <w:sz w:val="23"/>
-                <w:szCs w:val="23"/>
-              </w:rPr>
-              <w:t>storey</w:t>
-            </w:r>
-            <w:proofErr w:type="spellEnd"/>
-            <w:r>
-              <w:rPr>
-                <w:rFonts w:ascii="Source Sans 3" w:hAnsi="Source Sans 3"/>
-                <w:sz w:val="23"/>
-                <w:szCs w:val="23"/>
-              </w:rPr>
-              <w:t xml:space="preserve"> car park too, so that's good for you if you have lots of shopping bags to carry.</w:t>
-            </w:r>
-          </w:p>
-          <w:p>
-            <w:pPr>
-              <w:tabs>
-                <w:tab w:val="left" w:pos="4413"/>
-              </w:tabs>
-              <w:rPr>
-                <w:rFonts w:ascii="Source Sans 3" w:hAnsi="Source Sans 3"/>
-                <w:sz w:val="23"/>
-                <w:szCs w:val="23"/>
-              </w:rPr>
-            </w:pPr>
-            <w:r>
-              <w:rPr>
-                <w:rFonts w:ascii="Source Sans 3" w:hAnsi="Source Sans 3"/>
-                <w:sz w:val="23"/>
-                <w:szCs w:val="23"/>
-              </w:rPr>
-              <w:t xml:space="preserve">What do I like to do there? Well, I really like spending time in the </w:t>
-            </w:r>
-            <w:proofErr w:type="spellStart"/>
-            <w:r>
-              <w:rPr>
-                <w:rFonts w:ascii="Source Sans 3" w:hAnsi="Source Sans 3"/>
-                <w:sz w:val="23"/>
-                <w:szCs w:val="23"/>
-              </w:rPr>
-              <w:t>jewellery</w:t>
-            </w:r>
-            <w:proofErr w:type="spellEnd"/>
-            <w:r>
-              <w:rPr>
-                <w:rFonts w:ascii="Source Sans 3" w:hAnsi="Source Sans 3"/>
-                <w:sz w:val="23"/>
-                <w:szCs w:val="23"/>
-              </w:rPr>
-              <w:t xml:space="preserve"> department and this is on the ground floor of the building. I love looking at the different rings and necklaces. I enjoy trying them on too! I like gold </w:t>
-            </w:r>
-            <w:proofErr w:type="spellStart"/>
-            <w:r>
-              <w:rPr>
-                <w:rFonts w:ascii="Source Sans 3" w:hAnsi="Source Sans 3"/>
-                <w:sz w:val="23"/>
-                <w:szCs w:val="23"/>
-              </w:rPr>
-              <w:t>jewellery</w:t>
-            </w:r>
-            <w:proofErr w:type="spellEnd"/>
-            <w:r>
-              <w:rPr>
-                <w:rFonts w:ascii="Source Sans 3" w:hAnsi="Source Sans 3"/>
-                <w:sz w:val="23"/>
-                <w:szCs w:val="23"/>
-              </w:rPr>
-              <w:t xml:space="preserve"> the best but I can't afford it.</w:t>
+              <w:t>I think it's in a good location because it's right in the centre of the town, which is very convenient. It's also very close to the railway station and a multi-storey car park too, so that's good for you if you have lots of shopping bags to carry.</w:t>
+            </w:r>
+          </w:p>
+          <w:p>
+            <w:pPr>
+              <w:tabs>
+                <w:tab w:val="left" w:pos="4413"/>
+              </w:tabs>
+              <w:rPr>
+                <w:rFonts w:ascii="Source Sans 3" w:hAnsi="Source Sans 3"/>
+                <w:sz w:val="23"/>
+                <w:szCs w:val="23"/>
+              </w:rPr>
+            </w:pPr>
+            <w:r>
+              <w:rPr>
+                <w:rFonts w:ascii="Source Sans 3" w:hAnsi="Source Sans 3"/>
+                <w:sz w:val="23"/>
+                <w:szCs w:val="23"/>
+              </w:rPr>
+              <w:t>What do I like to do there? Well, I really like spending time in the jewellery department and this is on the ground floor of the building. I love looking at the different rings and necklaces. I enjoy trying them on too! I like gold jewellery the best but I can't afford it.</w:t>
             </w:r>
           </w:p>
           <w:p>
@@ -14953,7 +13291,7 @@
                 <w:sz w:val="23"/>
                 <w:szCs w:val="23"/>
               </w:rPr>
-              <w:t>Mindset_L1_48.mp3</w:t>
+              <w:t>Mindset_L1_49.mp3</w:t>
             </w:r>
           </w:p>
         </w:tc>
@@ -14982,189 +13320,35 @@
                 <w:sz w:val="23"/>
                 <w:szCs w:val="23"/>
               </w:rPr>
-              <w:t>Dylan:</w:t>
-            </w:r>
-            <w:r>
-              <w:rPr>
-                <w:rFonts w:ascii="Source Sans 3" w:hAnsi="Source Sans 3"/>
-                <w:sz w:val="23"/>
-                <w:szCs w:val="23"/>
-              </w:rPr>
-              <w:t xml:space="preserve"> Good idea. And my note-taking skills need work as well, but science and technology students don't seem to get much help. In laboratory tutorials, it sometimes seems like everyone's a little nervous about coming up with ideas for particular experiments, so I just start talking, even if I don't know what I'm talking about. I always feel like I'm dominating the conversation and speaking too much, but </w:t>
-            </w:r>
-            <w:r>
-              <w:rPr>
-                <w:rFonts w:ascii="Source Sans 3" w:hAnsi="Source Sans 3"/>
-                <w:sz w:val="23"/>
-                <w:szCs w:val="23"/>
-                <w:u w:val="single"/>
-              </w:rPr>
-              <w:t>after I've made my point everyone else suddenly discovers what they want to say and we can relax</w:t>
-            </w:r>
-            <w:r>
-              <w:rPr>
-                <w:rFonts w:ascii="Source Sans 3" w:hAnsi="Source Sans 3"/>
-                <w:sz w:val="23"/>
-                <w:szCs w:val="23"/>
-              </w:rPr>
-              <w:t>.</w:t>
-            </w:r>
-          </w:p>
-          <w:p>
-            <w:pPr>
-              <w:tabs>
-                <w:tab w:val="left" w:pos="4413"/>
-              </w:tabs>
-              <w:rPr>
-                <w:rFonts w:ascii="Source Sans 3" w:hAnsi="Source Sans 3"/>
-                <w:sz w:val="23"/>
-                <w:szCs w:val="23"/>
-              </w:rPr>
-            </w:pPr>
-            <w:r>
-              <w:rPr>
-                <w:rFonts w:ascii="Source Sans 3" w:hAnsi="Source Sans 3"/>
-                <w:b/>
-                <w:bCs/>
-                <w:sz w:val="23"/>
-                <w:szCs w:val="23"/>
-              </w:rPr>
-              <w:t>Tanya:</w:t>
-            </w:r>
-            <w:r>
-              <w:rPr>
-                <w:rFonts w:ascii="Source Sans 3" w:hAnsi="Source Sans 3"/>
-                <w:sz w:val="23"/>
-                <w:szCs w:val="23"/>
-              </w:rPr>
-              <w:t xml:space="preserve"> Mm, I know how you feel. Anyway, let's think about what to do after the keynote speech on Tuesday. There are two talks which immediately follow it, but neither of them </w:t>
-            </w:r>
-            <w:proofErr w:type="gramStart"/>
-            <w:r>
-              <w:rPr>
-                <w:rFonts w:ascii="Source Sans 3" w:hAnsi="Source Sans 3"/>
-                <w:sz w:val="23"/>
-                <w:szCs w:val="23"/>
-              </w:rPr>
-              <w:t>look</w:t>
-            </w:r>
-            <w:proofErr w:type="gramEnd"/>
-            <w:r>
-              <w:rPr>
-                <w:rFonts w:ascii="Source Sans 3" w:hAnsi="Source Sans 3"/>
-                <w:sz w:val="23"/>
-                <w:szCs w:val="23"/>
-              </w:rPr>
-              <w:t xml:space="preserve"> that interesting, </w:t>
-            </w:r>
-            <w:r>
-              <w:rPr>
-                <w:rFonts w:ascii="Source Sans 3" w:hAnsi="Source Sans 3"/>
-                <w:sz w:val="23"/>
-                <w:szCs w:val="23"/>
-                <w:u w:val="single"/>
-              </w:rPr>
-              <w:t xml:space="preserve">so it would probably be a </w:t>
-            </w:r>
-            <w:proofErr w:type="spellStart"/>
-            <w:r>
-              <w:rPr>
-                <w:rFonts w:ascii="Source Sans 3" w:hAnsi="Source Sans 3"/>
-                <w:sz w:val="23"/>
-                <w:szCs w:val="23"/>
-                <w:u w:val="single"/>
-              </w:rPr>
-              <w:t>betteridea</w:t>
-            </w:r>
-            <w:proofErr w:type="spellEnd"/>
-            <w:r>
-              <w:rPr>
-                <w:rFonts w:ascii="Source Sans 3" w:hAnsi="Source Sans 3"/>
-                <w:sz w:val="23"/>
-                <w:szCs w:val="23"/>
-                <w:u w:val="single"/>
-              </w:rPr>
-              <w:t xml:space="preserve"> if we used that time to decide which of tomorrow's </w:t>
-            </w:r>
-            <w:proofErr w:type="gramStart"/>
-            <w:r>
-              <w:rPr>
-                <w:rFonts w:ascii="Source Sans 3" w:hAnsi="Source Sans 3"/>
-                <w:sz w:val="23"/>
-                <w:szCs w:val="23"/>
-                <w:u w:val="single"/>
-              </w:rPr>
-              <w:t>lectures</w:t>
-            </w:r>
-            <w:proofErr w:type="gramEnd"/>
-            <w:r>
-              <w:rPr>
-                <w:rFonts w:ascii="Source Sans 3" w:hAnsi="Source Sans 3"/>
-                <w:sz w:val="23"/>
-                <w:szCs w:val="23"/>
-                <w:u w:val="single"/>
-              </w:rPr>
-              <w:t xml:space="preserve"> we should attend. Shall we grab a coffee while we're doing that?</w:t>
-            </w:r>
-          </w:p>
-          <w:p>
-            <w:pPr>
-              <w:tabs>
-                <w:tab w:val="left" w:pos="4413"/>
-              </w:tabs>
-              <w:rPr>
-                <w:rFonts w:ascii="Source Sans 3" w:hAnsi="Source Sans 3"/>
-                <w:sz w:val="23"/>
-                <w:szCs w:val="23"/>
-              </w:rPr>
-            </w:pPr>
-            <w:r>
-              <w:rPr>
-                <w:rFonts w:ascii="Source Sans 3" w:hAnsi="Source Sans 3"/>
-                <w:b/>
-                <w:bCs/>
-                <w:sz w:val="23"/>
-                <w:szCs w:val="23"/>
-              </w:rPr>
-              <w:t>Dylan:</w:t>
-            </w:r>
-            <w:r>
-              <w:rPr>
-                <w:rFonts w:ascii="Source Sans 3" w:hAnsi="Source Sans 3"/>
-                <w:sz w:val="23"/>
-                <w:szCs w:val="23"/>
-              </w:rPr>
-              <w:t xml:space="preserve"> That's a great idea. Then we can go to that final lecture on virtual reality applications a bit more refreshed. Once that one has finished, let's head over to that cheap Italian restaurant for something to eat. We'll be starving by then.</w:t>
-            </w:r>
-          </w:p>
-          <w:p>
-            <w:pPr>
-              <w:tabs>
-                <w:tab w:val="left" w:pos="4413"/>
-              </w:tabs>
-              <w:rPr>
-                <w:rFonts w:ascii="Source Sans 3" w:hAnsi="Source Sans 3"/>
-                <w:sz w:val="23"/>
-                <w:szCs w:val="23"/>
-              </w:rPr>
-            </w:pPr>
-            <w:r>
-              <w:rPr>
-                <w:rFonts w:ascii="Source Sans 3" w:hAnsi="Source Sans 3"/>
-                <w:b/>
-                <w:bCs/>
-                <w:sz w:val="23"/>
-                <w:szCs w:val="23"/>
-              </w:rPr>
-              <w:t>Tanya:</w:t>
-            </w:r>
-            <w:r>
-              <w:rPr>
-                <w:rFonts w:ascii="Source Sans 3" w:hAnsi="Source Sans 3"/>
-                <w:sz w:val="23"/>
-                <w:szCs w:val="23"/>
-              </w:rPr>
-              <w:t xml:space="preserve"> You're on. And it's your turn to pay.</w:t>
+              <w:t>Melissa</w:t>
+            </w:r>
+            <w:r>
+              <w:rPr>
+                <w:rFonts w:ascii="Source Sans 3" w:hAnsi="Source Sans 3"/>
+                <w:sz w:val="23"/>
+                <w:szCs w:val="23"/>
+              </w:rPr>
+              <w:t>: Thanks for offering to drive us all to the concert. It's really</w:t>
+            </w:r>
+          </w:p>
+          <w:p>
+            <w:pPr>
+              <w:tabs>
+                <w:tab w:val="left" w:pos="4413"/>
+              </w:tabs>
+              <w:rPr>
+                <w:rFonts w:ascii="Source Sans 3" w:hAnsi="Source Sans 3"/>
+                <w:sz w:val="23"/>
+                <w:szCs w:val="23"/>
+              </w:rPr>
+            </w:pPr>
+            <w:r>
+              <w:rPr>
+                <w:rFonts w:ascii="Source Sans 3" w:hAnsi="Source Sans 3"/>
+                <w:sz w:val="23"/>
+                <w:szCs w:val="23"/>
+              </w:rPr>
+              <w:t>kind of you and makes getting there much easier. I don't live far from you at all. First, you need to turn right onto Maple Avenue and drive to the bottom of the road, passing the supermarket on your left. Then, you need to turn left at the traffic lights and then take a sharp right onto Main Street. You can also go straight on here, past the surgery, but I usually drive down Main Street. Follow this road until you reach a roundabout - you'll pass a park and some shops on your right. When you get to the roundabout, take the first turning on the left, onto Silver Street. As you approach the crossroads here, my house is the first on the corner.</w:t>
             </w:r>
           </w:p>
         </w:tc>
@@ -15206,7 +13390,7 @@
                 <w:sz w:val="23"/>
                 <w:szCs w:val="23"/>
               </w:rPr>
-              <w:t>Mindset_L1_49.mp3</w:t>
+              <w:t>Mindset_L1_50.mp3</w:t>
             </w:r>
           </w:p>
         </w:tc>
@@ -15243,27 +13427,27 @@
                 <w:sz w:val="23"/>
                 <w:szCs w:val="23"/>
               </w:rPr>
-              <w:t>: Thanks for offering to drive us all to the concert. It's really</w:t>
-            </w:r>
-          </w:p>
-          <w:p>
-            <w:pPr>
-              <w:tabs>
-                <w:tab w:val="left" w:pos="4413"/>
-              </w:tabs>
-              <w:rPr>
-                <w:rFonts w:ascii="Source Sans 3" w:hAnsi="Source Sans 3"/>
-                <w:sz w:val="23"/>
-                <w:szCs w:val="23"/>
-              </w:rPr>
-            </w:pPr>
-            <w:r>
-              <w:rPr>
-                <w:rFonts w:ascii="Source Sans 3" w:hAnsi="Source Sans 3"/>
-                <w:sz w:val="23"/>
-                <w:szCs w:val="23"/>
-              </w:rPr>
-              <w:t>kind of you and makes getting there much easier. I don't live far from you at all. First, you need to turn right onto Maple Avenue and drive to the bottom of the road, passing the supermarket on your left. Then, you need to turn left at the traffic lights and then take a sharp right onto Main Street. You can also go straight on here, past the surgery, but I usually drive down Main Street. Follow this road until you reach a roundabout - you'll pass a park and some shops on your right. When you get to the roundabout, take the first turning on the left, onto Silver Street. As you approach the crossroads here, my house is the first on the corner.</w:t>
+              <w:t>: Sorry, I've just remembered, I told Sarah you would collect</w:t>
+            </w:r>
+          </w:p>
+          <w:p>
+            <w:pPr>
+              <w:tabs>
+                <w:tab w:val="left" w:pos="4413"/>
+              </w:tabs>
+              <w:rPr>
+                <w:rFonts w:ascii="Source Sans 3" w:hAnsi="Source Sans 3"/>
+                <w:sz w:val="23"/>
+                <w:szCs w:val="23"/>
+              </w:rPr>
+            </w:pPr>
+            <w:r>
+              <w:rPr>
+                <w:rFonts w:ascii="Source Sans 3" w:hAnsi="Source Sans 3"/>
+                <w:sz w:val="23"/>
+                <w:szCs w:val="23"/>
+              </w:rPr>
+              <w:t>her on the way. Forget the route I just gave you, I'll give you another set of directions. This route might even be easier. Again, you need to turn right onto Maple Avenue, and go up to the lights. Instead of turning left here, turn right, with the park on your left. Then after the zebra crossing, take the first turning on your left onto New Road. Drive along New Road until you reach the bridge. Sarah's house is the second house after the bridge. That's on the right; there are shops on the left. Once you've picked up Sarah, take the first turning on the left, onto Silver Street, and go straight ahead until you reach the roundabout. Go straight ahead at the roundabout and then take the first turning on the right, Oak Avenue. My house is number 1. It's on the corner.</w:t>
             </w:r>
           </w:p>
         </w:tc>
@@ -15305,7 +13489,7 @@
                 <w:sz w:val="23"/>
                 <w:szCs w:val="23"/>
               </w:rPr>
-              <w:t>Mindset_L1_50.mp3</w:t>
+              <w:t>Mindset_L1_51.mp3</w:t>
             </w:r>
           </w:p>
         </w:tc>
@@ -15334,35 +13518,95 @@
                 <w:sz w:val="23"/>
                 <w:szCs w:val="23"/>
               </w:rPr>
-              <w:t>Melissa</w:t>
-            </w:r>
-            <w:r>
-              <w:rPr>
-                <w:rFonts w:ascii="Source Sans 3" w:hAnsi="Source Sans 3"/>
-                <w:sz w:val="23"/>
-                <w:szCs w:val="23"/>
-              </w:rPr>
-              <w:t>: Sorry, I've just remembered, I told Sarah you would collect</w:t>
-            </w:r>
-          </w:p>
-          <w:p>
-            <w:pPr>
-              <w:tabs>
-                <w:tab w:val="left" w:pos="4413"/>
-              </w:tabs>
-              <w:rPr>
-                <w:rFonts w:ascii="Source Sans 3" w:hAnsi="Source Sans 3"/>
-                <w:sz w:val="23"/>
-                <w:szCs w:val="23"/>
-              </w:rPr>
-            </w:pPr>
-            <w:r>
-              <w:rPr>
-                <w:rFonts w:ascii="Source Sans 3" w:hAnsi="Source Sans 3"/>
-                <w:sz w:val="23"/>
-                <w:szCs w:val="23"/>
-              </w:rPr>
-              <w:t>her on the way. Forget the route I just gave you, I'll give you another set of directions. This route might even be easier. Again, you need to turn right onto Maple Avenue, and go up to the lights. Instead of turning left here, turn right, with the park on your left. Then after the zebra crossing, take the first turning on your left onto New Road. Drive along New Road until you reach the bridge. Sarah's house is the second house after the bridge. That's on the right; there are shops on the left. Once you've picked up Sarah, take the first turning on the left, onto Silver Street, and go straight ahead until you reach the roundabout. Go straight ahead at the roundabout and then take the first turning on the right, Oak Avenue. My house is number 1. It's on the corner.</w:t>
+              <w:t>Tanya</w:t>
+            </w:r>
+            <w:r>
+              <w:rPr>
+                <w:rFonts w:ascii="Source Sans 3" w:hAnsi="Source Sans 3"/>
+                <w:sz w:val="23"/>
+                <w:szCs w:val="23"/>
+              </w:rPr>
+              <w:t>: Hi Jane, this is Tanya. I'm calling to make arrangements for the concert on Saturday. I can't believe you've never been to the Arena before. I often go at the weekend. There isn't just the Arena concert venue, there are also lots of other things to do: shopping, restaurants, exhibitions. I'm giving Melissa and Sarah a lift, so shall we all meet up for a coffee before the concert? I'll give you directions. OK, listen carefully.</w:t>
+            </w:r>
+          </w:p>
+          <w:p>
+            <w:pPr>
+              <w:tabs>
+                <w:tab w:val="left" w:pos="4413"/>
+              </w:tabs>
+              <w:rPr>
+                <w:rFonts w:ascii="Source Sans 3" w:hAnsi="Source Sans 3"/>
+                <w:sz w:val="23"/>
+                <w:szCs w:val="23"/>
+              </w:rPr>
+            </w:pPr>
+            <w:r>
+              <w:rPr>
+                <w:rFonts w:ascii="Source Sans 3" w:hAnsi="Source Sans 3"/>
+                <w:sz w:val="23"/>
+                <w:szCs w:val="23"/>
+              </w:rPr>
+              <w:t>As you walk through the main entrance, you come to a square with a big fountain in the middle. This is where people usually arrange to meet up and sometimes they have live music here. Beyond the square, on Main Avenue, on your right, there are several restaurants, and opposite these on your left is an exhibition centre. There used to be a cinema here, but they moved it when they finished building the Arena.</w:t>
+            </w:r>
+          </w:p>
+          <w:p>
+            <w:pPr>
+              <w:tabs>
+                <w:tab w:val="left" w:pos="4413"/>
+              </w:tabs>
+              <w:rPr>
+                <w:rFonts w:ascii="Source Sans 3" w:hAnsi="Source Sans 3"/>
+                <w:sz w:val="23"/>
+                <w:szCs w:val="23"/>
+              </w:rPr>
+            </w:pPr>
+            <w:r>
+              <w:rPr>
+                <w:rFonts w:ascii="Source Sans 3" w:hAnsi="Source Sans 3"/>
+                <w:sz w:val="23"/>
+                <w:szCs w:val="23"/>
+              </w:rPr>
+              <w:t>So there are several coffee shops to choose from, one near the fountain and one in the north end of the building, but I suggest that we go to the one at the end of Main Avenue, because it'll probably be less busy than the others. It's right at the end, after you pass the art gallery on the right. So shall we all meet there at seven o'clock?</w:t>
+            </w:r>
+          </w:p>
+          <w:p>
+            <w:pPr>
+              <w:tabs>
+                <w:tab w:val="left" w:pos="4413"/>
+              </w:tabs>
+              <w:rPr>
+                <w:rFonts w:ascii="Source Sans 3" w:hAnsi="Source Sans 3"/>
+                <w:sz w:val="23"/>
+                <w:szCs w:val="23"/>
+              </w:rPr>
+            </w:pPr>
+            <w:r>
+              <w:rPr>
+                <w:rFonts w:ascii="Source Sans 3" w:hAnsi="Source Sans 3"/>
+                <w:sz w:val="23"/>
+                <w:szCs w:val="23"/>
+              </w:rPr>
+              <w:t>Then, after we've had a coffee, to get into the Arena we just need to go through the shopping centre, which will be on our right once we go back down Main Avenue. It can be a bit tempting, but there's no other way to get there, as the Arena is the other side of it. Oh, and there are toilets beside the entrance if you need them. And then after the concert, they open the door opposite and you can go straight out into the car park, which is very convenient.</w:t>
+            </w:r>
+          </w:p>
+          <w:p>
+            <w:pPr>
+              <w:tabs>
+                <w:tab w:val="left" w:pos="4413"/>
+              </w:tabs>
+              <w:rPr>
+                <w:rFonts w:ascii="Source Sans 3" w:hAnsi="Source Sans 3"/>
+                <w:sz w:val="23"/>
+                <w:szCs w:val="23"/>
+              </w:rPr>
+            </w:pPr>
+            <w:r>
+              <w:rPr>
+                <w:rFonts w:ascii="Source Sans 3" w:hAnsi="Source Sans 3"/>
+                <w:sz w:val="23"/>
+                <w:szCs w:val="23"/>
+              </w:rPr>
+              <w:t>Let me know if you can make it for seven. I'm looking forward to seeing you - it's been a while.</w:t>
             </w:r>
           </w:p>
         </w:tc>
@@ -15404,7 +13648,7 @@
                 <w:sz w:val="23"/>
                 <w:szCs w:val="23"/>
               </w:rPr>
-              <w:t>Mindset_L1_51.mp3</w:t>
+              <w:t>Mindset_L1_52.mp3</w:t>
             </w:r>
           </w:p>
         </w:tc>
@@ -15428,182 +13672,90 @@
             <w:r>
               <w:rPr>
                 <w:rFonts w:ascii="Source Sans 3" w:hAnsi="Source Sans 3"/>
-                <w:b/>
-                <w:bCs/>
-                <w:sz w:val="23"/>
-                <w:szCs w:val="23"/>
-              </w:rPr>
-              <w:t>Tanya</w:t>
-            </w:r>
-            <w:r>
-              <w:rPr>
-                <w:rFonts w:ascii="Source Sans 3" w:hAnsi="Source Sans 3"/>
-                <w:sz w:val="23"/>
-                <w:szCs w:val="23"/>
-              </w:rPr>
-              <w:t>: Hi Jane, this is Tanya. I'm calling to make arrangements for the concert on Saturday. I can't believe you've never been to the Arena before. I often go at the weekend. There isn't just the Arena concert venue, there are also lots of other things to do: shopping, restaurants, exhibitions. I'm giving Melissa and Sarah a lift, so shall we all meet up for a coffee before the concert? I'll give you directions. OK, listen carefully.</w:t>
-            </w:r>
-          </w:p>
-          <w:p>
-            <w:pPr>
-              <w:tabs>
-                <w:tab w:val="left" w:pos="4413"/>
-              </w:tabs>
-              <w:rPr>
-                <w:rFonts w:ascii="Source Sans 3" w:hAnsi="Source Sans 3"/>
-                <w:sz w:val="23"/>
-                <w:szCs w:val="23"/>
-              </w:rPr>
-            </w:pPr>
-            <w:r>
-              <w:rPr>
-                <w:rFonts w:ascii="Source Sans 3" w:hAnsi="Source Sans 3"/>
-                <w:sz w:val="23"/>
-                <w:szCs w:val="23"/>
-              </w:rPr>
-              <w:t xml:space="preserve">As you walk through the main entrance, you come to a square with a big fountain in the middle. This is where people usually arrange to meet up and </w:t>
-            </w:r>
-            <w:proofErr w:type="gramStart"/>
-            <w:r>
-              <w:rPr>
-                <w:rFonts w:ascii="Source Sans 3" w:hAnsi="Source Sans 3"/>
-                <w:sz w:val="23"/>
-                <w:szCs w:val="23"/>
-              </w:rPr>
-              <w:t>sometimes</w:t>
-            </w:r>
-            <w:proofErr w:type="gramEnd"/>
-            <w:r>
-              <w:rPr>
-                <w:rFonts w:ascii="Source Sans 3" w:hAnsi="Source Sans 3"/>
-                <w:sz w:val="23"/>
-                <w:szCs w:val="23"/>
-              </w:rPr>
-              <w:t xml:space="preserve"> they have live music here. Beyond the square, on Main Avenue, on your right, there are several restaurants, and opposite these on your left is an exhibition </w:t>
-            </w:r>
-            <w:proofErr w:type="spellStart"/>
-            <w:r>
-              <w:rPr>
-                <w:rFonts w:ascii="Source Sans 3" w:hAnsi="Source Sans 3"/>
-                <w:sz w:val="23"/>
-                <w:szCs w:val="23"/>
-              </w:rPr>
-              <w:t>centre</w:t>
-            </w:r>
-            <w:proofErr w:type="spellEnd"/>
-            <w:r>
-              <w:rPr>
-                <w:rFonts w:ascii="Source Sans 3" w:hAnsi="Source Sans 3"/>
-                <w:sz w:val="23"/>
-                <w:szCs w:val="23"/>
-              </w:rPr>
-              <w:t>. There used to be a cinema here, but they moved it when they finished building the Arena.</w:t>
-            </w:r>
-          </w:p>
-          <w:p>
-            <w:pPr>
-              <w:tabs>
-                <w:tab w:val="left" w:pos="4413"/>
-              </w:tabs>
-              <w:rPr>
-                <w:rFonts w:ascii="Source Sans 3" w:hAnsi="Source Sans 3"/>
-                <w:sz w:val="23"/>
-                <w:szCs w:val="23"/>
-              </w:rPr>
-            </w:pPr>
-            <w:proofErr w:type="gramStart"/>
-            <w:r>
-              <w:rPr>
-                <w:rFonts w:ascii="Source Sans 3" w:hAnsi="Source Sans 3"/>
-                <w:sz w:val="23"/>
-                <w:szCs w:val="23"/>
-              </w:rPr>
-              <w:t>So</w:t>
-            </w:r>
-            <w:proofErr w:type="gramEnd"/>
-            <w:r>
-              <w:rPr>
-                <w:rFonts w:ascii="Source Sans 3" w:hAnsi="Source Sans 3"/>
-                <w:sz w:val="23"/>
-                <w:szCs w:val="23"/>
-              </w:rPr>
-              <w:t xml:space="preserve"> there are several coffee shops to choose from, one near the fountain and one in the north end of the building, but I suggest that we go to the one at the end of Main Avenue, because it'll probably be less busy than the others. It's right at the end, after you pass the art gallery on the right. </w:t>
-            </w:r>
-            <w:proofErr w:type="gramStart"/>
-            <w:r>
-              <w:rPr>
-                <w:rFonts w:ascii="Source Sans 3" w:hAnsi="Source Sans 3"/>
-                <w:sz w:val="23"/>
-                <w:szCs w:val="23"/>
-              </w:rPr>
-              <w:t>So</w:t>
-            </w:r>
-            <w:proofErr w:type="gramEnd"/>
-            <w:r>
-              <w:rPr>
-                <w:rFonts w:ascii="Source Sans 3" w:hAnsi="Source Sans 3"/>
-                <w:sz w:val="23"/>
-                <w:szCs w:val="23"/>
-              </w:rPr>
-              <w:t xml:space="preserve"> shall we all meet there at seven o'clock?</w:t>
-            </w:r>
-          </w:p>
-          <w:p>
-            <w:pPr>
-              <w:tabs>
-                <w:tab w:val="left" w:pos="4413"/>
-              </w:tabs>
-              <w:rPr>
-                <w:rFonts w:ascii="Source Sans 3" w:hAnsi="Source Sans 3"/>
-                <w:sz w:val="23"/>
-                <w:szCs w:val="23"/>
-              </w:rPr>
-            </w:pPr>
-            <w:r>
-              <w:rPr>
-                <w:rFonts w:ascii="Source Sans 3" w:hAnsi="Source Sans 3"/>
-                <w:sz w:val="23"/>
-                <w:szCs w:val="23"/>
-              </w:rPr>
-              <w:t xml:space="preserve">Then, after we've had a coffee, to get into the Arena we just need to go through the shopping </w:t>
-            </w:r>
-            <w:proofErr w:type="spellStart"/>
-            <w:r>
-              <w:rPr>
-                <w:rFonts w:ascii="Source Sans 3" w:hAnsi="Source Sans 3"/>
-                <w:sz w:val="23"/>
-                <w:szCs w:val="23"/>
-              </w:rPr>
-              <w:t>centre</w:t>
-            </w:r>
-            <w:proofErr w:type="spellEnd"/>
-            <w:r>
-              <w:rPr>
-                <w:rFonts w:ascii="Source Sans 3" w:hAnsi="Source Sans 3"/>
-                <w:sz w:val="23"/>
-                <w:szCs w:val="23"/>
-              </w:rPr>
-              <w:t>, which will be on our right once we go back down Main Avenue. It can be a bit tempting, but there's no other way to get there, as the Arena is the other side of it. Oh, and there are toilets beside the entrance if you need them. And then after the concert, they open the door opposite and you can go straight out into the car park, which is very convenient.</w:t>
-            </w:r>
-          </w:p>
-          <w:p>
-            <w:pPr>
-              <w:tabs>
-                <w:tab w:val="left" w:pos="4413"/>
-              </w:tabs>
-              <w:rPr>
-                <w:rFonts w:ascii="Source Sans 3" w:hAnsi="Source Sans 3"/>
-                <w:sz w:val="23"/>
-                <w:szCs w:val="23"/>
-              </w:rPr>
-            </w:pPr>
-            <w:r>
-              <w:rPr>
-                <w:rFonts w:ascii="Source Sans 3" w:hAnsi="Source Sans 3"/>
-                <w:sz w:val="23"/>
-                <w:szCs w:val="23"/>
-              </w:rPr>
-              <w:t>Let me know if you can make it for seven. I'm looking forward to seeing you - it's been a while.</w:t>
+                <w:sz w:val="23"/>
+                <w:szCs w:val="23"/>
+              </w:rPr>
+              <w:t>First of all, welcome to our activity summer camp. I hope you enjoy all the activities we have on offer. We start our tour at the outdoor theatre here, where we hold many of our evening activities. From here you can see our various watersport activities. Directly in front of the campsite, on the edge of the lake, we have the kayaking centre. And then in front of the beach, we have an area reserved for diving. Swimming isn't permitted here.</w:t>
+            </w:r>
+          </w:p>
+          <w:p>
+            <w:pPr>
+              <w:tabs>
+                <w:tab w:val="left" w:pos="4413"/>
+              </w:tabs>
+              <w:rPr>
+                <w:rFonts w:ascii="Source Sans 3" w:hAnsi="Source Sans 3"/>
+                <w:sz w:val="23"/>
+                <w:szCs w:val="23"/>
+              </w:rPr>
+            </w:pPr>
+            <w:r>
+              <w:rPr>
+                <w:rFonts w:ascii="Source Sans 3" w:hAnsi="Source Sans 3"/>
+                <w:sz w:val="23"/>
+                <w:szCs w:val="23"/>
+              </w:rPr>
+              <w:t>If you like racket sports, just behind the beach you can practise badminton in the large building. That's quite popular in the evenings. We also have some outdoor tennis courts. We used to have basketball in the building too, but now you can play it on the court behind the building. And if these activities make you hungry, the path from there takes you straight to the café and dining hall.</w:t>
+            </w:r>
+          </w:p>
+          <w:p>
+            <w:pPr>
+              <w:tabs>
+                <w:tab w:val="left" w:pos="4413"/>
+              </w:tabs>
+              <w:rPr>
+                <w:rFonts w:ascii="Source Sans 3" w:hAnsi="Source Sans 3"/>
+                <w:sz w:val="23"/>
+                <w:szCs w:val="23"/>
+              </w:rPr>
+            </w:pPr>
+            <w:r>
+              <w:rPr>
+                <w:rFonts w:ascii="Source Sans 3" w:hAnsi="Source Sans 3"/>
+                <w:sz w:val="23"/>
+                <w:szCs w:val="23"/>
+              </w:rPr>
+              <w:t>However, we'll continue our walk along the lake shore and I'd like to draw your attention to two other areas. One is this part of the lake, which is perfect for swimming, but, for safety reasons, only when an instructor is present. Unfortunately we can't offer sailing as an option here this year. And I also want to point out, just across the lake, a track for cycling. Some people in the past have also gone running on the track, but there were a few accidents because there isn't enough space for runners and cyclists, so now running isn't allowed.</w:t>
+            </w:r>
+          </w:p>
+          <w:p>
+            <w:pPr>
+              <w:tabs>
+                <w:tab w:val="left" w:pos="4413"/>
+              </w:tabs>
+              <w:rPr>
+                <w:rFonts w:ascii="Source Sans 3" w:hAnsi="Source Sans 3"/>
+                <w:sz w:val="23"/>
+                <w:szCs w:val="23"/>
+              </w:rPr>
+            </w:pPr>
+            <w:r>
+              <w:rPr>
+                <w:rFonts w:ascii="Source Sans 3" w:hAnsi="Source Sans 3"/>
+                <w:sz w:val="23"/>
+                <w:szCs w:val="23"/>
+              </w:rPr>
+              <w:t>So now let's take this path here, towards the tennis courts. On our left, you can see there's a football field. Gary's our coach and he'll be organising tournaments during the week. He'll arrive tomorrow, because he's taking part in a rugby game today.</w:t>
+            </w:r>
+          </w:p>
+          <w:p>
+            <w:pPr>
+              <w:tabs>
+                <w:tab w:val="left" w:pos="4413"/>
+              </w:tabs>
+              <w:rPr>
+                <w:rFonts w:ascii="Source Sans 3" w:hAnsi="Source Sans 3"/>
+                <w:sz w:val="23"/>
+                <w:szCs w:val="23"/>
+              </w:rPr>
+            </w:pPr>
+            <w:r>
+              <w:rPr>
+                <w:rFonts w:ascii="Source Sans 3" w:hAnsi="Source Sans 3"/>
+                <w:sz w:val="23"/>
+                <w:szCs w:val="23"/>
+              </w:rPr>
+              <w:t>And now if we walk up to the right of the tennis courts, we can see the archery field, surrounded by trees. And in the building just to the right of this, you can hire equipment for the archery and buy snacks and drinks. It also has some table tennis tables, so you can go there and have a game if the weather turns bad.</w:t>
             </w:r>
           </w:p>
         </w:tc>
@@ -15645,7 +13797,7 @@
                 <w:sz w:val="23"/>
                 <w:szCs w:val="23"/>
               </w:rPr>
-              <w:t>Mindset_L1_52.mp3</w:t>
+              <w:t>Mindset_L1_53.mp3</w:t>
             </w:r>
           </w:p>
         </w:tc>
@@ -15672,159 +13824,108 @@
                 <w:sz w:val="23"/>
                 <w:szCs w:val="23"/>
               </w:rPr>
-              <w:t xml:space="preserve">First of all, welcome to our activity summer camp. I hope you enjoy all the activities we have on offer. We start our tour at the outdoor theatre here, where we hold many of our evening activities. From here you can see our various watersport activities. Directly in front of the campsite, on the edge of the lake, we have the kayaking </w:t>
-            </w:r>
-            <w:proofErr w:type="spellStart"/>
-            <w:r>
-              <w:rPr>
-                <w:rFonts w:ascii="Source Sans 3" w:hAnsi="Source Sans 3"/>
-                <w:sz w:val="23"/>
-                <w:szCs w:val="23"/>
-              </w:rPr>
-              <w:t>centre</w:t>
-            </w:r>
-            <w:proofErr w:type="spellEnd"/>
-            <w:r>
-              <w:rPr>
-                <w:rFonts w:ascii="Source Sans 3" w:hAnsi="Source Sans 3"/>
-                <w:sz w:val="23"/>
-                <w:szCs w:val="23"/>
-              </w:rPr>
-              <w:t>. And then in front of the beach, we have an area reserved for diving. Swimming isn't permitted here.</w:t>
-            </w:r>
-          </w:p>
-          <w:p>
-            <w:pPr>
-              <w:tabs>
-                <w:tab w:val="left" w:pos="4413"/>
-              </w:tabs>
-              <w:rPr>
-                <w:rFonts w:ascii="Source Sans 3" w:hAnsi="Source Sans 3"/>
-                <w:sz w:val="23"/>
-                <w:szCs w:val="23"/>
-              </w:rPr>
-            </w:pPr>
-            <w:r>
-              <w:rPr>
-                <w:rFonts w:ascii="Source Sans 3" w:hAnsi="Source Sans 3"/>
-                <w:sz w:val="23"/>
-                <w:szCs w:val="23"/>
-              </w:rPr>
-              <w:t xml:space="preserve">If you like racket sports, just behind the beach you can </w:t>
-            </w:r>
-            <w:proofErr w:type="spellStart"/>
-            <w:r>
-              <w:rPr>
-                <w:rFonts w:ascii="Source Sans 3" w:hAnsi="Source Sans 3"/>
-                <w:sz w:val="23"/>
-                <w:szCs w:val="23"/>
-              </w:rPr>
-              <w:t>practise</w:t>
-            </w:r>
-            <w:proofErr w:type="spellEnd"/>
-            <w:r>
-              <w:rPr>
-                <w:rFonts w:ascii="Source Sans 3" w:hAnsi="Source Sans 3"/>
-                <w:sz w:val="23"/>
-                <w:szCs w:val="23"/>
-              </w:rPr>
-              <w:t xml:space="preserve"> badminton in the large building. That's quite popular in the evenings. We also have some outdoor tennis courts. We used to have basketball in the building too, but now you can play it on the court behind the building. And if these activities make you hungry, the path from there takes you straight to the café and dining hall.</w:t>
-            </w:r>
-          </w:p>
-          <w:p>
-            <w:pPr>
-              <w:tabs>
-                <w:tab w:val="left" w:pos="4413"/>
-              </w:tabs>
-              <w:rPr>
-                <w:rFonts w:ascii="Source Sans 3" w:hAnsi="Source Sans 3"/>
-                <w:sz w:val="23"/>
-                <w:szCs w:val="23"/>
-              </w:rPr>
-            </w:pPr>
-            <w:r>
-              <w:rPr>
-                <w:rFonts w:ascii="Source Sans 3" w:hAnsi="Source Sans 3"/>
-                <w:sz w:val="23"/>
-                <w:szCs w:val="23"/>
-              </w:rPr>
-              <w:t xml:space="preserve">However, we'll continue our walk along the lake shore and I'd like to draw your attention to two other areas. One is this part of the lake, which is perfect for swimming, but, for safety reasons, only when an instructor is present. </w:t>
-            </w:r>
-            <w:proofErr w:type="gramStart"/>
-            <w:r>
-              <w:rPr>
-                <w:rFonts w:ascii="Source Sans 3" w:hAnsi="Source Sans 3"/>
-                <w:sz w:val="23"/>
-                <w:szCs w:val="23"/>
-              </w:rPr>
-              <w:t>Unfortunately</w:t>
-            </w:r>
-            <w:proofErr w:type="gramEnd"/>
-            <w:r>
-              <w:rPr>
-                <w:rFonts w:ascii="Source Sans 3" w:hAnsi="Source Sans 3"/>
-                <w:sz w:val="23"/>
-                <w:szCs w:val="23"/>
-              </w:rPr>
-              <w:t xml:space="preserve"> we can't offer sailing as an option here this year. And I also want to point out, just across the lake, a track for cycling. Some people in the past have also gone running on the track, but there were a few accidents because there isn't enough space for runners and cyclists, so now running isn't allowed.</w:t>
-            </w:r>
-          </w:p>
-          <w:p>
-            <w:pPr>
-              <w:tabs>
-                <w:tab w:val="left" w:pos="4413"/>
-              </w:tabs>
-              <w:rPr>
-                <w:rFonts w:ascii="Source Sans 3" w:hAnsi="Source Sans 3"/>
-                <w:sz w:val="23"/>
-                <w:szCs w:val="23"/>
-              </w:rPr>
-            </w:pPr>
-            <w:r>
-              <w:rPr>
-                <w:rFonts w:ascii="Source Sans 3" w:hAnsi="Source Sans 3"/>
-                <w:sz w:val="23"/>
-                <w:szCs w:val="23"/>
-              </w:rPr>
-              <w:t xml:space="preserve">So now let's take this path here, towards the tennis courts. On our left, you can see there's a football field. Gary's our coach and he'll be </w:t>
-            </w:r>
-            <w:proofErr w:type="spellStart"/>
-            <w:r>
-              <w:rPr>
-                <w:rFonts w:ascii="Source Sans 3" w:hAnsi="Source Sans 3"/>
-                <w:sz w:val="23"/>
-                <w:szCs w:val="23"/>
-              </w:rPr>
-              <w:t>organising</w:t>
-            </w:r>
-            <w:proofErr w:type="spellEnd"/>
-            <w:r>
-              <w:rPr>
-                <w:rFonts w:ascii="Source Sans 3" w:hAnsi="Source Sans 3"/>
-                <w:sz w:val="23"/>
-                <w:szCs w:val="23"/>
-              </w:rPr>
-              <w:t xml:space="preserve"> tournaments during the week. He'll arrive tomorrow, because he's taking part in a rugby game today.</w:t>
-            </w:r>
-          </w:p>
-          <w:p>
-            <w:pPr>
-              <w:tabs>
-                <w:tab w:val="left" w:pos="4413"/>
-              </w:tabs>
-              <w:rPr>
-                <w:rFonts w:ascii="Source Sans 3" w:hAnsi="Source Sans 3"/>
-                <w:sz w:val="23"/>
-                <w:szCs w:val="23"/>
-              </w:rPr>
-            </w:pPr>
-            <w:r>
-              <w:rPr>
-                <w:rFonts w:ascii="Source Sans 3" w:hAnsi="Source Sans 3"/>
-                <w:sz w:val="23"/>
-                <w:szCs w:val="23"/>
-              </w:rPr>
-              <w:t>And now if we walk up to the right of the tennis courts, we can see the archery field, surrounded by trees. And in the building just to the right of this, you can hire equipment for the archery and buy snacks and drinks. It also has some table tennis tables, so you can go there and have a game if the weather turns bad.</w:t>
+              <w:t>Good morning. I'd like to thank the council for agreeing to this meeting and for welcoming us here today to explain to you our plans for Pine Woods Centre. Our aim is to make Pine Woods a place where people of all ages can come and enjoy their free time. The centre will feature our Tree Tops Challenge-only for the brave and fearless! For the less brave, and for families with children, there will be adventure playgrounds, indoor and outdoor, and a feeding area for farm animals and we will also offer cycle trails through the woods.</w:t>
+            </w:r>
+          </w:p>
+          <w:p>
+            <w:pPr>
+              <w:tabs>
+                <w:tab w:val="left" w:pos="4413"/>
+              </w:tabs>
+              <w:rPr>
+                <w:rFonts w:ascii="Source Sans 3" w:hAnsi="Source Sans 3"/>
+                <w:sz w:val="23"/>
+                <w:szCs w:val="23"/>
+              </w:rPr>
+            </w:pPr>
+            <w:r>
+              <w:rPr>
+                <w:rFonts w:ascii="Source Sans 3" w:hAnsi="Source Sans 3"/>
+                <w:sz w:val="23"/>
+                <w:szCs w:val="23"/>
+              </w:rPr>
+              <w:t>I'll give you an overview of Pine Woods first and then tell you more about each area in more detail. This first slide shows the overall layout of the centre and where all the activities will be situated. As you can see from the map, the entrance to this attraction will be on the south side. As visitors enter from the car park, they will walk along this path leading them to the café and gift shop. The gift shop will be where tickets are on sale and therefore needs to be near the entrance. So this building here on the right will be the café and the building on the left will be the gift shop. There will also be a picnic field behind the café for the warmer months. It's the area just to the right of the café as you look at the map. And in the bottom right-hand corner of the picnic field we're planning to have a barbecue area, where people can hire a barbecue and bring their own food to cook. It'll be great for parties. In summer we plan to have bands performing here in the evenings..</w:t>
+            </w:r>
+          </w:p>
+          <w:p>
+            <w:pPr>
+              <w:tabs>
+                <w:tab w:val="left" w:pos="4413"/>
+              </w:tabs>
+              <w:rPr>
+                <w:rFonts w:ascii="Source Sans 3" w:hAnsi="Source Sans 3"/>
+                <w:sz w:val="23"/>
+                <w:szCs w:val="23"/>
+              </w:rPr>
+            </w:pPr>
+            <w:r>
+              <w:rPr>
+                <w:rFonts w:ascii="Source Sans 3" w:hAnsi="Source Sans 3"/>
+                <w:sz w:val="23"/>
+                <w:szCs w:val="23"/>
+              </w:rPr>
+              <w:lastRenderedPageBreak/>
+              <w:t>To the west of the gift shop is where the Tree Tops Challenge will take place. There's a path here winding through the forest, and up in the trees there will be all sorts of high-level adventure apparatus-rope swings, awesome rope bridges and tunnels, and zip wires where you can fly way above the forest floor. This adventure experience will only be open to those aged 15 and over.</w:t>
+            </w:r>
+          </w:p>
+          <w:p>
+            <w:pPr>
+              <w:tabs>
+                <w:tab w:val="left" w:pos="4413"/>
+              </w:tabs>
+              <w:rPr>
+                <w:rFonts w:ascii="Source Sans 3" w:hAnsi="Source Sans 3"/>
+                <w:sz w:val="23"/>
+                <w:szCs w:val="23"/>
+              </w:rPr>
+            </w:pPr>
+            <w:r>
+              <w:rPr>
+                <w:rFonts w:ascii="Source Sans 3" w:hAnsi="Source Sans 3"/>
+                <w:sz w:val="23"/>
+                <w:szCs w:val="23"/>
+              </w:rPr>
+              <w:t>Beyond the Tree Tops Challenge there will be an adventure playground. To get to it, you go along this path from the entrance until you reach the crossroads, then you turn left. The young children's playground will have a fence around it, making it safer and keeping them away from the lake. The indoor play area, only for the very young, will be on the east side of the farm, near the café and just inside the picnic area.</w:t>
+            </w:r>
+          </w:p>
+          <w:p>
+            <w:pPr>
+              <w:tabs>
+                <w:tab w:val="left" w:pos="4413"/>
+              </w:tabs>
+              <w:rPr>
+                <w:rFonts w:ascii="Source Sans 3" w:hAnsi="Source Sans 3"/>
+                <w:sz w:val="23"/>
+                <w:szCs w:val="23"/>
+              </w:rPr>
+            </w:pPr>
+            <w:r>
+              <w:rPr>
+                <w:rFonts w:ascii="Source Sans 3" w:hAnsi="Source Sans 3"/>
+                <w:sz w:val="23"/>
+                <w:szCs w:val="23"/>
+              </w:rPr>
+              <w:t>And finally, let's turn our attention back to this area here, where the paths meet and form a crossroads. This path leading to the east end of the farm will take our visitors to the area which houses the farm animals. Children will be able to watch the animals being fed and cared for, and in some instances they will be able to feed the animals. themselves. The sheep will be in this first area on the right here, directly opposite the pigs, and the goats will go at the very end there. We haven't quite decided on the other areas yet.</w:t>
+            </w:r>
+          </w:p>
+          <w:p>
+            <w:pPr>
+              <w:tabs>
+                <w:tab w:val="left" w:pos="4413"/>
+              </w:tabs>
+              <w:rPr>
+                <w:rFonts w:ascii="Source Sans 3" w:hAnsi="Source Sans 3"/>
+                <w:sz w:val="23"/>
+                <w:szCs w:val="23"/>
+              </w:rPr>
+            </w:pPr>
+            <w:r>
+              <w:rPr>
+                <w:rFonts w:ascii="Source Sans 3" w:hAnsi="Source Sans 3"/>
+                <w:sz w:val="23"/>
+                <w:szCs w:val="23"/>
+              </w:rPr>
+              <w:t>So those are our plans. We hope they will be approved, and we look forward to welcoming you back in the not too distant future to see the final result.</w:t>
             </w:r>
           </w:p>
         </w:tc>
@@ -15866,7 +13967,7 @@
                 <w:sz w:val="23"/>
                 <w:szCs w:val="23"/>
               </w:rPr>
-              <w:t>Mindset_L1_53.mp3</w:t>
+              <w:t>Mindset_L1_54.mp3</w:t>
             </w:r>
           </w:p>
         </w:tc>
@@ -15893,226 +13994,55 @@
                 <w:sz w:val="23"/>
                 <w:szCs w:val="23"/>
               </w:rPr>
-              <w:lastRenderedPageBreak/>
-              <w:t xml:space="preserve">Good morning. I'd like to thank the council for agreeing to this meeting and for welcoming us here today to explain to you our plans for Pine Woods Centre. Our aim is to make Pine Woods a place where people of all ages can come and enjoy their free time. The </w:t>
-            </w:r>
-            <w:proofErr w:type="spellStart"/>
-            <w:r>
-              <w:rPr>
-                <w:rFonts w:ascii="Source Sans 3" w:hAnsi="Source Sans 3"/>
-                <w:sz w:val="23"/>
-                <w:szCs w:val="23"/>
-              </w:rPr>
-              <w:t>centre</w:t>
-            </w:r>
-            <w:proofErr w:type="spellEnd"/>
-            <w:r>
-              <w:rPr>
-                <w:rFonts w:ascii="Source Sans 3" w:hAnsi="Source Sans 3"/>
-                <w:sz w:val="23"/>
-                <w:szCs w:val="23"/>
-              </w:rPr>
-              <w:t xml:space="preserve"> will feature our Tree Tops Challenge-only for the brave and fearless! For the less brave, and for families with children, there will be adventure playgrounds, indoor and outdoor, and a feeding area for farm animals and we will also offer cycle trails through the woods.</w:t>
-            </w:r>
-          </w:p>
-          <w:p>
-            <w:pPr>
-              <w:tabs>
-                <w:tab w:val="left" w:pos="4413"/>
-              </w:tabs>
-              <w:rPr>
-                <w:rFonts w:ascii="Source Sans 3" w:hAnsi="Source Sans 3"/>
-                <w:sz w:val="23"/>
-                <w:szCs w:val="23"/>
-              </w:rPr>
-            </w:pPr>
-            <w:r>
-              <w:rPr>
-                <w:rFonts w:ascii="Source Sans 3" w:hAnsi="Source Sans 3"/>
-                <w:sz w:val="23"/>
-                <w:szCs w:val="23"/>
-              </w:rPr>
-              <w:t xml:space="preserve">I'll give you an overview of Pine Woods first and then tell you more about each area in more detail. This first slide shows the overall layout of the </w:t>
-            </w:r>
-            <w:proofErr w:type="spellStart"/>
-            <w:r>
-              <w:rPr>
-                <w:rFonts w:ascii="Source Sans 3" w:hAnsi="Source Sans 3"/>
-                <w:sz w:val="23"/>
-                <w:szCs w:val="23"/>
-              </w:rPr>
-              <w:t>centre</w:t>
-            </w:r>
-            <w:proofErr w:type="spellEnd"/>
-            <w:r>
-              <w:rPr>
-                <w:rFonts w:ascii="Source Sans 3" w:hAnsi="Source Sans 3"/>
-                <w:sz w:val="23"/>
-                <w:szCs w:val="23"/>
-              </w:rPr>
-              <w:t xml:space="preserve"> and where all the activities will be situated. As you can see from the map, the entrance to this attraction will be on the south side. As visitors enter from the car park, they will walk along this path leading them to the café and gift shop. The gift shop will be where tickets are on sale and therefore needs to be near the entrance. </w:t>
-            </w:r>
-            <w:proofErr w:type="gramStart"/>
-            <w:r>
-              <w:rPr>
-                <w:rFonts w:ascii="Source Sans 3" w:hAnsi="Source Sans 3"/>
-                <w:sz w:val="23"/>
-                <w:szCs w:val="23"/>
-              </w:rPr>
-              <w:t>So</w:t>
-            </w:r>
-            <w:proofErr w:type="gramEnd"/>
-            <w:r>
-              <w:rPr>
-                <w:rFonts w:ascii="Source Sans 3" w:hAnsi="Source Sans 3"/>
-                <w:sz w:val="23"/>
-                <w:szCs w:val="23"/>
-              </w:rPr>
-              <w:t xml:space="preserve"> this building here on the right will be the café and the building on the left will be the gift shop. There will also be a picnic field behind the café for the warmer months. It's the area just to the right of the café as you look at the map. And in the bottom right-hand corner of the picnic </w:t>
-            </w:r>
-            <w:proofErr w:type="gramStart"/>
-            <w:r>
-              <w:rPr>
-                <w:rFonts w:ascii="Source Sans 3" w:hAnsi="Source Sans 3"/>
-                <w:sz w:val="23"/>
-                <w:szCs w:val="23"/>
-              </w:rPr>
-              <w:t>field</w:t>
-            </w:r>
-            <w:proofErr w:type="gramEnd"/>
-            <w:r>
-              <w:rPr>
-                <w:rFonts w:ascii="Source Sans 3" w:hAnsi="Source Sans 3"/>
-                <w:sz w:val="23"/>
-                <w:szCs w:val="23"/>
-              </w:rPr>
-              <w:t xml:space="preserve"> we're planning to have a barbecue area, where people can hire a barbecue and bring their own food to cook. It'll be great for parties. In summer we plan to have bands performing here in the </w:t>
-            </w:r>
-            <w:proofErr w:type="gramStart"/>
-            <w:r>
-              <w:rPr>
-                <w:rFonts w:ascii="Source Sans 3" w:hAnsi="Source Sans 3"/>
-                <w:sz w:val="23"/>
-                <w:szCs w:val="23"/>
-              </w:rPr>
-              <w:t>evenings..</w:t>
-            </w:r>
-            <w:proofErr w:type="gramEnd"/>
-          </w:p>
-          <w:p>
-            <w:pPr>
-              <w:tabs>
-                <w:tab w:val="left" w:pos="4413"/>
-              </w:tabs>
-              <w:rPr>
-                <w:rFonts w:ascii="Source Sans 3" w:hAnsi="Source Sans 3"/>
-                <w:sz w:val="23"/>
-                <w:szCs w:val="23"/>
-              </w:rPr>
-            </w:pPr>
-            <w:r>
-              <w:rPr>
-                <w:rFonts w:ascii="Source Sans 3" w:hAnsi="Source Sans 3"/>
-                <w:sz w:val="23"/>
-                <w:szCs w:val="23"/>
-              </w:rPr>
-              <w:t>To the west of the gift shop is where the Tree Tops Challenge will take place. There's a path here winding through the forest, and up in the trees there will be all sorts of high-level adventure apparatus-rope swings, awesome rope bridges and tunnels, and zip wires where you can fly way above the forest floor. This adventure experience will only be open to those aged 15 and over.</w:t>
-            </w:r>
-          </w:p>
-          <w:p>
-            <w:pPr>
-              <w:tabs>
-                <w:tab w:val="left" w:pos="4413"/>
-              </w:tabs>
-              <w:rPr>
-                <w:rFonts w:ascii="Source Sans 3" w:hAnsi="Source Sans 3"/>
-                <w:sz w:val="23"/>
-                <w:szCs w:val="23"/>
-              </w:rPr>
-            </w:pPr>
-            <w:r>
-              <w:rPr>
-                <w:rFonts w:ascii="Source Sans 3" w:hAnsi="Source Sans 3"/>
-                <w:sz w:val="23"/>
-                <w:szCs w:val="23"/>
-              </w:rPr>
-              <w:t>Beyond the Tree Tops Challenge there will be an adventure playground. To get to it, you go along this path from the entrance until you reach the crossroads, then you turn left. The young children's playground will have a fence around it, making it safer and keeping them away from the lake. The indoor play area, only for the very young, will be on the east side of the farm, near the café and just inside the picnic area.</w:t>
-            </w:r>
-          </w:p>
-          <w:p>
-            <w:pPr>
-              <w:tabs>
-                <w:tab w:val="left" w:pos="4413"/>
-              </w:tabs>
-              <w:rPr>
-                <w:rFonts w:ascii="Source Sans 3" w:hAnsi="Source Sans 3"/>
-                <w:sz w:val="23"/>
-                <w:szCs w:val="23"/>
-              </w:rPr>
-            </w:pPr>
-            <w:r>
-              <w:rPr>
-                <w:rFonts w:ascii="Source Sans 3" w:hAnsi="Source Sans 3"/>
-                <w:sz w:val="23"/>
-                <w:szCs w:val="23"/>
-              </w:rPr>
-              <w:t xml:space="preserve">And finally, let's turn our attention back to this area here, where the paths meet and form a crossroads. This path leading to the east end of the farm will take our visitors to the area which houses the farm animals. Children will be able to watch the animals being fed and cared for, and in some </w:t>
-            </w:r>
-            <w:proofErr w:type="gramStart"/>
-            <w:r>
-              <w:rPr>
-                <w:rFonts w:ascii="Source Sans 3" w:hAnsi="Source Sans 3"/>
-                <w:sz w:val="23"/>
-                <w:szCs w:val="23"/>
-              </w:rPr>
-              <w:t>instances</w:t>
-            </w:r>
-            <w:proofErr w:type="gramEnd"/>
-            <w:r>
-              <w:rPr>
-                <w:rFonts w:ascii="Source Sans 3" w:hAnsi="Source Sans 3"/>
-                <w:sz w:val="23"/>
-                <w:szCs w:val="23"/>
-              </w:rPr>
-              <w:t xml:space="preserve"> they will be able to feed the animals. themselves. The sheep will be in this first area on the right here, directly opposite the pigs, and the goats will go at the very end there. We haven't quite decided on the other areas yet.</w:t>
-            </w:r>
-          </w:p>
-          <w:p>
-            <w:pPr>
-              <w:tabs>
-                <w:tab w:val="left" w:pos="4413"/>
-              </w:tabs>
-              <w:rPr>
-                <w:rFonts w:ascii="Source Sans 3" w:hAnsi="Source Sans 3"/>
-                <w:sz w:val="23"/>
-                <w:szCs w:val="23"/>
-              </w:rPr>
-            </w:pPr>
-            <w:r>
-              <w:rPr>
-                <w:rFonts w:ascii="Source Sans 3" w:hAnsi="Source Sans 3"/>
-                <w:sz w:val="23"/>
-                <w:szCs w:val="23"/>
-              </w:rPr>
-              <w:t xml:space="preserve">So those are our plans. We hope they will be approved, and we look forward to welcoming you back in the </w:t>
-            </w:r>
-            <w:proofErr w:type="gramStart"/>
-            <w:r>
-              <w:rPr>
-                <w:rFonts w:ascii="Source Sans 3" w:hAnsi="Source Sans 3"/>
-                <w:sz w:val="23"/>
-                <w:szCs w:val="23"/>
-              </w:rPr>
-              <w:t>not too distant</w:t>
-            </w:r>
-            <w:proofErr w:type="gramEnd"/>
-            <w:r>
-              <w:rPr>
-                <w:rFonts w:ascii="Source Sans 3" w:hAnsi="Source Sans 3"/>
-                <w:sz w:val="23"/>
-                <w:szCs w:val="23"/>
-              </w:rPr>
-              <w:t xml:space="preserve"> future to see the final result.</w:t>
+              <w:t>I'm going to talk about a hobby I'd like to take up in the future. I really want to learn ballroom dancing. This is because I love Latin music and I love the way the dancers move and shake. I also want to give myself a challenge and learn something new. Watching ballroom dancing always makes me feel excited. I don't think it'll be too difficult for me, because I already do ballet and tap dancing. I like learning new steps. For example, I really want to learn the tango or the samba because these are exciting and look good to people watching. I've tried Flamenco dancing but I'm not very good. I'm also worried about finding the right dance partner, because I'll be a little slow to learn in the beginning. So I might</w:t>
+            </w:r>
+            <w:r>
+              <w:rPr>
+                <w:rFonts w:ascii="Source Sans 3" w:hAnsi="Source Sans 3"/>
+                <w:sz w:val="23"/>
+                <w:szCs w:val="23"/>
+              </w:rPr>
+              <w:t xml:space="preserve"> </w:t>
+            </w:r>
+            <w:r>
+              <w:rPr>
+                <w:rFonts w:ascii="Source Sans 3" w:hAnsi="Source Sans 3"/>
+                <w:sz w:val="23"/>
+                <w:szCs w:val="23"/>
+              </w:rPr>
+              <w:t>fall</w:t>
+            </w:r>
+            <w:r>
+              <w:rPr>
+                <w:rFonts w:ascii="Source Sans 3" w:hAnsi="Source Sans 3"/>
+                <w:sz w:val="23"/>
+                <w:szCs w:val="23"/>
+              </w:rPr>
+              <w:t xml:space="preserve"> </w:t>
+            </w:r>
+            <w:r>
+              <w:rPr>
+                <w:rFonts w:ascii="Source Sans 3" w:hAnsi="Source Sans 3"/>
+                <w:sz w:val="23"/>
+                <w:szCs w:val="23"/>
+              </w:rPr>
+              <w:t>over sometimes. In fact</w:t>
+            </w:r>
+            <w:r>
+              <w:rPr>
+                <w:rFonts w:ascii="Source Sans 3" w:hAnsi="Source Sans 3"/>
+                <w:sz w:val="23"/>
+                <w:szCs w:val="23"/>
+              </w:rPr>
+              <w:t xml:space="preserve"> </w:t>
+            </w:r>
+            <w:r>
+              <w:rPr>
+                <w:rFonts w:ascii="Source Sans 3" w:hAnsi="Source Sans 3"/>
+                <w:sz w:val="23"/>
+                <w:szCs w:val="23"/>
+              </w:rPr>
+              <w:t>I'll probably fall over quite a lot!</w:t>
             </w:r>
           </w:p>
         </w:tc>
@@ -16154,7 +14084,7 @@
                 <w:sz w:val="23"/>
                 <w:szCs w:val="23"/>
               </w:rPr>
-              <w:t>Mindset_L1_54.mp3</w:t>
+              <w:t>Mindset_L1_55.mp3</w:t>
             </w:r>
           </w:p>
         </w:tc>
@@ -16181,83 +14111,27 @@
                 <w:sz w:val="23"/>
                 <w:szCs w:val="23"/>
               </w:rPr>
-              <w:t xml:space="preserve">I'm going to talk about a hobby I'd like to take up in the future. I really want to learn ballroom dancing. This is because I love Latin music and I love the way the dancers move and shake. I also want to give myself a challenge and learn something new. Watching ballroom dancing always makes me feel excited. I don't think it'll be too difficult for me, because I already do ballet and tap dancing. I like learning new steps. For example, I really want to learn the tango or the samba because these are exciting and look good to people watching. I've tried Flamenco dancing but I'm not very good. I'm also worried about finding the right dance partner, because I'll be a little slow to learn in the beginning. </w:t>
-            </w:r>
-            <w:proofErr w:type="gramStart"/>
-            <w:r>
-              <w:rPr>
-                <w:rFonts w:ascii="Source Sans 3" w:hAnsi="Source Sans 3"/>
-                <w:sz w:val="23"/>
-                <w:szCs w:val="23"/>
-              </w:rPr>
-              <w:t>So</w:t>
-            </w:r>
-            <w:proofErr w:type="gramEnd"/>
-            <w:r>
-              <w:rPr>
-                <w:rFonts w:ascii="Source Sans 3" w:hAnsi="Source Sans 3"/>
-                <w:sz w:val="23"/>
-                <w:szCs w:val="23"/>
-              </w:rPr>
-              <w:t xml:space="preserve"> I might</w:t>
-            </w:r>
-            <w:r>
-              <w:rPr>
-                <w:rFonts w:ascii="Source Sans 3" w:hAnsi="Source Sans 3"/>
-                <w:sz w:val="23"/>
-                <w:szCs w:val="23"/>
-              </w:rPr>
-              <w:t xml:space="preserve"> </w:t>
-            </w:r>
-            <w:r>
-              <w:rPr>
-                <w:rFonts w:ascii="Source Sans 3" w:hAnsi="Source Sans 3"/>
-                <w:sz w:val="23"/>
-                <w:szCs w:val="23"/>
-              </w:rPr>
-              <w:t>fall</w:t>
-            </w:r>
-            <w:r>
-              <w:rPr>
-                <w:rFonts w:ascii="Source Sans 3" w:hAnsi="Source Sans 3"/>
-                <w:sz w:val="23"/>
-                <w:szCs w:val="23"/>
-              </w:rPr>
-              <w:t xml:space="preserve"> </w:t>
-            </w:r>
-            <w:r>
-              <w:rPr>
-                <w:rFonts w:ascii="Source Sans 3" w:hAnsi="Source Sans 3"/>
-                <w:sz w:val="23"/>
-                <w:szCs w:val="23"/>
-              </w:rPr>
-              <w:t xml:space="preserve">over sometimes. In </w:t>
-            </w:r>
-            <w:proofErr w:type="gramStart"/>
-            <w:r>
-              <w:rPr>
-                <w:rFonts w:ascii="Source Sans 3" w:hAnsi="Source Sans 3"/>
-                <w:sz w:val="23"/>
-                <w:szCs w:val="23"/>
-              </w:rPr>
-              <w:t>fact</w:t>
-            </w:r>
-            <w:proofErr w:type="gramEnd"/>
-            <w:r>
-              <w:rPr>
-                <w:rFonts w:ascii="Source Sans 3" w:hAnsi="Source Sans 3"/>
-                <w:sz w:val="23"/>
-                <w:szCs w:val="23"/>
-              </w:rPr>
-              <w:t xml:space="preserve"> </w:t>
-            </w:r>
-            <w:r>
-              <w:rPr>
-                <w:rFonts w:ascii="Source Sans 3" w:hAnsi="Source Sans 3"/>
-                <w:sz w:val="23"/>
-                <w:szCs w:val="23"/>
-              </w:rPr>
-              <w:t>I'll probably fall over quite a lot!</w:t>
+              <w:t>I'm going to tell you about a leisure activity I'd like to do in the future. I'd really like to learn how to play the acoustic guitar. This is because I love music and I love the beautiful sound this kind of guitar makes. I also want to give myself a challenge and learn something new. I don't think it'll be too difficult for me because I already know how to read music. I play the piano but I'm not very good. I think playing the guitar will be easier. I also like the fact that you can carry a guitar round easily and play it anywhere. For example I can play it in the park or on the beach.</w:t>
+            </w:r>
+          </w:p>
+          <w:p>
+            <w:pPr>
+              <w:tabs>
+                <w:tab w:val="left" w:pos="4413"/>
+              </w:tabs>
+              <w:rPr>
+                <w:rFonts w:ascii="Source Sans 3" w:hAnsi="Source Sans 3"/>
+                <w:sz w:val="23"/>
+                <w:szCs w:val="23"/>
+              </w:rPr>
+            </w:pPr>
+            <w:r>
+              <w:rPr>
+                <w:rFonts w:ascii="Source Sans 3" w:hAnsi="Source Sans 3"/>
+                <w:sz w:val="23"/>
+                <w:szCs w:val="23"/>
+              </w:rPr>
+              <w:t>I can't think about learning it at the moment because I'm too busy. I need to focus on my studies and prepare for my exams. I think that I'd like to take up the guitar next year. All my exams will be over by then, so I'll have more time, and more money too. In fact, I'll need money to pay for lessons! I think that learning the guitar would change my life in a positive way. If I learn to play it really well, I'll start my own band. I'd love to perform live on stage at a concert. I think that would be fantastic!</w:t>
             </w:r>
           </w:p>
         </w:tc>
@@ -16299,7 +14173,7 @@
                 <w:sz w:val="23"/>
                 <w:szCs w:val="23"/>
               </w:rPr>
-              <w:t>Mindset_L1_55.mp3</w:t>
+              <w:t>Mindset_L1_56.mp3</w:t>
             </w:r>
           </w:p>
         </w:tc>
@@ -16323,48 +14197,110 @@
             <w:r>
               <w:rPr>
                 <w:rFonts w:ascii="Source Sans 3" w:hAnsi="Source Sans 3"/>
-                <w:sz w:val="23"/>
-                <w:szCs w:val="23"/>
-              </w:rPr>
-              <w:t xml:space="preserve">I'm going to tell you about a leisure activity I'd like to do in the future. I'd really like to learn how to play the acoustic guitar. This is because I love music and I love the beautiful sound this kind of guitar makes. I also want to give myself a challenge and learn something new. I don't think it'll be too difficult for me because I already know how to read music. I play the piano but I'm not very good. I think playing the guitar will be easier. I also like the fact that you can carry a guitar round easily and play it anywhere. For </w:t>
-            </w:r>
-            <w:proofErr w:type="gramStart"/>
-            <w:r>
-              <w:rPr>
-                <w:rFonts w:ascii="Source Sans 3" w:hAnsi="Source Sans 3"/>
-                <w:sz w:val="23"/>
-                <w:szCs w:val="23"/>
-              </w:rPr>
-              <w:t>example</w:t>
-            </w:r>
-            <w:proofErr w:type="gramEnd"/>
-            <w:r>
-              <w:rPr>
-                <w:rFonts w:ascii="Source Sans 3" w:hAnsi="Source Sans 3"/>
-                <w:sz w:val="23"/>
-                <w:szCs w:val="23"/>
-              </w:rPr>
-              <w:t xml:space="preserve"> I can play it in the park or on the beach.</w:t>
-            </w:r>
-          </w:p>
-          <w:p>
-            <w:pPr>
-              <w:tabs>
-                <w:tab w:val="left" w:pos="4413"/>
-              </w:tabs>
-              <w:rPr>
-                <w:rFonts w:ascii="Source Sans 3" w:hAnsi="Source Sans 3"/>
-                <w:sz w:val="23"/>
-                <w:szCs w:val="23"/>
-              </w:rPr>
-            </w:pPr>
-            <w:r>
-              <w:rPr>
-                <w:rFonts w:ascii="Source Sans 3" w:hAnsi="Source Sans 3"/>
-                <w:sz w:val="23"/>
-                <w:szCs w:val="23"/>
-              </w:rPr>
-              <w:t>I can't think about learning it at the moment because I'm too busy. I need to focus on my studies and prepare for my exams. I think that I'd like to take up the guitar next year. All my exams will be over by then, so I'll have more time, and more money too. In fact, I'll need money to pay for lessons! I think that learning the guitar would change my life in a positive way. If I learn to play it really well, I'll start my own band. I'd love to perform live on stage at a concert. I think that would be fantastic!</w:t>
+                <w:b/>
+                <w:bCs/>
+                <w:sz w:val="23"/>
+                <w:szCs w:val="23"/>
+              </w:rPr>
+              <w:t>Examiner</w:t>
+            </w:r>
+            <w:r>
+              <w:rPr>
+                <w:rFonts w:ascii="Source Sans 3" w:hAnsi="Source Sans 3"/>
+                <w:sz w:val="23"/>
+                <w:szCs w:val="23"/>
+              </w:rPr>
+              <w:t>: Do you generally enjoy trying new things?</w:t>
+            </w:r>
+          </w:p>
+          <w:p>
+            <w:pPr>
+              <w:tabs>
+                <w:tab w:val="left" w:pos="4413"/>
+              </w:tabs>
+              <w:rPr>
+                <w:rFonts w:ascii="Source Sans 3" w:hAnsi="Source Sans 3"/>
+                <w:sz w:val="23"/>
+                <w:szCs w:val="23"/>
+              </w:rPr>
+            </w:pPr>
+            <w:r>
+              <w:rPr>
+                <w:rFonts w:ascii="Source Sans 3" w:hAnsi="Source Sans 3"/>
+                <w:b/>
+                <w:bCs/>
+                <w:sz w:val="23"/>
+                <w:szCs w:val="23"/>
+              </w:rPr>
+              <w:t>Candidate 1</w:t>
+            </w:r>
+            <w:r>
+              <w:rPr>
+                <w:rFonts w:ascii="Source Sans 3" w:hAnsi="Source Sans 3"/>
+                <w:sz w:val="23"/>
+                <w:szCs w:val="23"/>
+              </w:rPr>
+              <w:t>: Yes, I would say I like to try new things, meet new people. It's something that is very important to me.</w:t>
+            </w:r>
+          </w:p>
+          <w:p>
+            <w:pPr>
+              <w:tabs>
+                <w:tab w:val="left" w:pos="4413"/>
+              </w:tabs>
+              <w:rPr>
+                <w:rFonts w:ascii="Source Sans 3" w:hAnsi="Source Sans 3"/>
+                <w:sz w:val="23"/>
+                <w:szCs w:val="23"/>
+              </w:rPr>
+            </w:pPr>
+            <w:r>
+              <w:rPr>
+                <w:rFonts w:ascii="Source Sans 3" w:hAnsi="Source Sans 3"/>
+                <w:b/>
+                <w:bCs/>
+                <w:sz w:val="23"/>
+                <w:szCs w:val="23"/>
+              </w:rPr>
+              <w:t>Examiner</w:t>
+            </w:r>
+            <w:r>
+              <w:rPr>
+                <w:rFonts w:ascii="Source Sans 3" w:hAnsi="Source Sans 3"/>
+                <w:sz w:val="23"/>
+                <w:szCs w:val="23"/>
+              </w:rPr>
+              <w:t>: Is there any other activity you would like to try one day?</w:t>
+            </w:r>
+          </w:p>
+          <w:p>
+            <w:pPr>
+              <w:tabs>
+                <w:tab w:val="left" w:pos="4413"/>
+              </w:tabs>
+              <w:rPr>
+                <w:rFonts w:ascii="Source Sans 3" w:hAnsi="Source Sans 3"/>
+                <w:sz w:val="23"/>
+                <w:szCs w:val="23"/>
+              </w:rPr>
+            </w:pPr>
+            <w:r>
+              <w:rPr>
+                <w:rFonts w:ascii="Source Sans 3" w:hAnsi="Source Sans 3"/>
+                <w:b/>
+                <w:bCs/>
+                <w:sz w:val="23"/>
+                <w:szCs w:val="23"/>
+              </w:rPr>
+              <w:t>Candidate 2</w:t>
+            </w:r>
+            <w:r>
+              <w:rPr>
+                <w:rFonts w:ascii="Source Sans 3" w:hAnsi="Source Sans 3"/>
+                <w:sz w:val="23"/>
+                <w:szCs w:val="23"/>
+              </w:rPr>
+              <w:t>: Yes, I've always thought about windsurfing, I mean, I'm a big fan of the ocean and love water sports, so it's next on my list of things to do.</w:t>
             </w:r>
           </w:p>
         </w:tc>
@@ -16406,7 +14342,7 @@
                 <w:sz w:val="23"/>
                 <w:szCs w:val="23"/>
               </w:rPr>
-              <w:t>Mindset_L1_56.mp3</w:t>
+              <w:t>Mindset_L1_57.mp3</w:t>
             </w:r>
           </w:p>
         </w:tc>
@@ -16435,105 +14371,195 @@
                 <w:sz w:val="23"/>
                 <w:szCs w:val="23"/>
               </w:rPr>
-              <w:t>Examiner</w:t>
-            </w:r>
-            <w:r>
-              <w:rPr>
-                <w:rFonts w:ascii="Source Sans 3" w:hAnsi="Source Sans 3"/>
-                <w:sz w:val="23"/>
-                <w:szCs w:val="23"/>
-              </w:rPr>
-              <w:t>: Do you generally enjoy trying new things?</w:t>
-            </w:r>
-          </w:p>
-          <w:p>
-            <w:pPr>
-              <w:tabs>
-                <w:tab w:val="left" w:pos="4413"/>
-              </w:tabs>
-              <w:rPr>
-                <w:rFonts w:ascii="Source Sans 3" w:hAnsi="Source Sans 3"/>
-                <w:sz w:val="23"/>
-                <w:szCs w:val="23"/>
-              </w:rPr>
-            </w:pPr>
-            <w:r>
-              <w:rPr>
-                <w:rFonts w:ascii="Source Sans 3" w:hAnsi="Source Sans 3"/>
-                <w:b/>
-                <w:bCs/>
-                <w:sz w:val="23"/>
-                <w:szCs w:val="23"/>
-              </w:rPr>
-              <w:t>Candidate 1</w:t>
-            </w:r>
-            <w:r>
-              <w:rPr>
-                <w:rFonts w:ascii="Source Sans 3" w:hAnsi="Source Sans 3"/>
-                <w:sz w:val="23"/>
-                <w:szCs w:val="23"/>
-              </w:rPr>
-              <w:t>: Yes, I would say I like to try new things, meet new people. It's something that is very important to me.</w:t>
-            </w:r>
-          </w:p>
-          <w:p>
-            <w:pPr>
-              <w:tabs>
-                <w:tab w:val="left" w:pos="4413"/>
-              </w:tabs>
-              <w:rPr>
-                <w:rFonts w:ascii="Source Sans 3" w:hAnsi="Source Sans 3"/>
-                <w:sz w:val="23"/>
-                <w:szCs w:val="23"/>
-              </w:rPr>
-            </w:pPr>
-            <w:r>
-              <w:rPr>
-                <w:rFonts w:ascii="Source Sans 3" w:hAnsi="Source Sans 3"/>
-                <w:b/>
-                <w:bCs/>
-                <w:sz w:val="23"/>
-                <w:szCs w:val="23"/>
-              </w:rPr>
-              <w:t>Examiner</w:t>
-            </w:r>
-            <w:r>
-              <w:rPr>
-                <w:rFonts w:ascii="Source Sans 3" w:hAnsi="Source Sans 3"/>
-                <w:sz w:val="23"/>
-                <w:szCs w:val="23"/>
-              </w:rPr>
-              <w:t>: Is there any other activity you would like to try one day?</w:t>
-            </w:r>
-          </w:p>
-          <w:p>
-            <w:pPr>
-              <w:tabs>
-                <w:tab w:val="left" w:pos="4413"/>
-              </w:tabs>
-              <w:rPr>
-                <w:rFonts w:ascii="Source Sans 3" w:hAnsi="Source Sans 3"/>
-                <w:sz w:val="23"/>
-                <w:szCs w:val="23"/>
-              </w:rPr>
-            </w:pPr>
-            <w:r>
-              <w:rPr>
-                <w:rFonts w:ascii="Source Sans 3" w:hAnsi="Source Sans 3"/>
-                <w:b/>
-                <w:bCs/>
-                <w:sz w:val="23"/>
-                <w:szCs w:val="23"/>
-              </w:rPr>
-              <w:t>Candidate 2</w:t>
-            </w:r>
-            <w:r>
-              <w:rPr>
-                <w:rFonts w:ascii="Source Sans 3" w:hAnsi="Source Sans 3"/>
-                <w:sz w:val="23"/>
-                <w:szCs w:val="23"/>
-              </w:rPr>
-              <w:t>: Yes, I've always thought about windsurfing, I mean, I'm a big fan of the ocean and love water sports, so it's next on my list of things to do.</w:t>
+              <w:t>to</w:t>
+            </w:r>
+            <w:r>
+              <w:rPr>
+                <w:rFonts w:ascii="Source Sans 3" w:hAnsi="Source Sans 3"/>
+                <w:sz w:val="23"/>
+                <w:szCs w:val="23"/>
+              </w:rPr>
+              <w:t>: I want to go now.</w:t>
+            </w:r>
+          </w:p>
+          <w:p>
+            <w:pPr>
+              <w:tabs>
+                <w:tab w:val="left" w:pos="4413"/>
+              </w:tabs>
+              <w:rPr>
+                <w:rFonts w:ascii="Source Sans 3" w:hAnsi="Source Sans 3"/>
+                <w:sz w:val="23"/>
+                <w:szCs w:val="23"/>
+              </w:rPr>
+            </w:pPr>
+            <w:r>
+              <w:rPr>
+                <w:rFonts w:ascii="Source Sans 3" w:hAnsi="Source Sans 3"/>
+                <w:b/>
+                <w:bCs/>
+                <w:sz w:val="23"/>
+                <w:szCs w:val="23"/>
+              </w:rPr>
+              <w:t>and</w:t>
+            </w:r>
+            <w:r>
+              <w:rPr>
+                <w:rFonts w:ascii="Source Sans 3" w:hAnsi="Source Sans 3"/>
+                <w:sz w:val="23"/>
+                <w:szCs w:val="23"/>
+              </w:rPr>
+              <w:t>: You have to wear a shirt an' tie.</w:t>
+            </w:r>
+          </w:p>
+          <w:p>
+            <w:pPr>
+              <w:tabs>
+                <w:tab w:val="left" w:pos="4413"/>
+              </w:tabs>
+              <w:rPr>
+                <w:rFonts w:ascii="Source Sans 3" w:hAnsi="Source Sans 3"/>
+                <w:sz w:val="23"/>
+                <w:szCs w:val="23"/>
+              </w:rPr>
+            </w:pPr>
+            <w:r>
+              <w:rPr>
+                <w:rFonts w:ascii="Source Sans 3" w:hAnsi="Source Sans 3"/>
+                <w:b/>
+                <w:bCs/>
+                <w:sz w:val="23"/>
+                <w:szCs w:val="23"/>
+              </w:rPr>
+              <w:t>a</w:t>
+            </w:r>
+            <w:r>
+              <w:rPr>
+                <w:rFonts w:ascii="Source Sans 3" w:hAnsi="Source Sans 3"/>
+                <w:sz w:val="23"/>
+                <w:szCs w:val="23"/>
+              </w:rPr>
+              <w:t>: Wait a minute.</w:t>
+            </w:r>
+          </w:p>
+          <w:p>
+            <w:pPr>
+              <w:tabs>
+                <w:tab w:val="left" w:pos="4413"/>
+              </w:tabs>
+              <w:rPr>
+                <w:rFonts w:ascii="Source Sans 3" w:hAnsi="Source Sans 3"/>
+                <w:sz w:val="23"/>
+                <w:szCs w:val="23"/>
+              </w:rPr>
+            </w:pPr>
+            <w:r>
+              <w:rPr>
+                <w:rFonts w:ascii="Source Sans 3" w:hAnsi="Source Sans 3"/>
+                <w:b/>
+                <w:bCs/>
+                <w:sz w:val="23"/>
+                <w:szCs w:val="23"/>
+              </w:rPr>
+              <w:t>of</w:t>
+            </w:r>
+            <w:r>
+              <w:rPr>
+                <w:rFonts w:ascii="Source Sans 3" w:hAnsi="Source Sans 3"/>
+                <w:sz w:val="23"/>
+                <w:szCs w:val="23"/>
+              </w:rPr>
+              <w:t>: Get me a glass of water.</w:t>
+            </w:r>
+          </w:p>
+          <w:p>
+            <w:pPr>
+              <w:tabs>
+                <w:tab w:val="left" w:pos="4413"/>
+              </w:tabs>
+              <w:rPr>
+                <w:rFonts w:ascii="Source Sans 3" w:hAnsi="Source Sans 3"/>
+                <w:sz w:val="23"/>
+                <w:szCs w:val="23"/>
+              </w:rPr>
+            </w:pPr>
+            <w:r>
+              <w:rPr>
+                <w:rFonts w:ascii="Source Sans 3" w:hAnsi="Source Sans 3"/>
+                <w:b/>
+                <w:bCs/>
+                <w:sz w:val="23"/>
+                <w:szCs w:val="23"/>
+              </w:rPr>
+              <w:t>some</w:t>
+            </w:r>
+            <w:r>
+              <w:rPr>
+                <w:rFonts w:ascii="Source Sans 3" w:hAnsi="Source Sans 3"/>
+                <w:sz w:val="23"/>
+                <w:szCs w:val="23"/>
+              </w:rPr>
+              <w:t>: Will you lend me some money?</w:t>
+            </w:r>
+          </w:p>
+          <w:p>
+            <w:pPr>
+              <w:tabs>
+                <w:tab w:val="left" w:pos="4413"/>
+              </w:tabs>
+              <w:rPr>
+                <w:rFonts w:ascii="Source Sans 3" w:hAnsi="Source Sans 3"/>
+                <w:sz w:val="23"/>
+                <w:szCs w:val="23"/>
+              </w:rPr>
+            </w:pPr>
+            <w:r>
+              <w:rPr>
+                <w:rFonts w:ascii="Source Sans 3" w:hAnsi="Source Sans 3"/>
+                <w:b/>
+                <w:bCs/>
+                <w:sz w:val="23"/>
+                <w:szCs w:val="23"/>
+              </w:rPr>
+              <w:t>for</w:t>
+            </w:r>
+            <w:r>
+              <w:rPr>
+                <w:rFonts w:ascii="Source Sans 3" w:hAnsi="Source Sans 3"/>
+                <w:sz w:val="23"/>
+                <w:szCs w:val="23"/>
+              </w:rPr>
+              <w:t>: This is for you.</w:t>
+            </w:r>
+          </w:p>
+          <w:p>
+            <w:pPr>
+              <w:tabs>
+                <w:tab w:val="left" w:pos="4413"/>
+              </w:tabs>
+              <w:rPr>
+                <w:rFonts w:ascii="Source Sans 3" w:hAnsi="Source Sans 3"/>
+                <w:sz w:val="23"/>
+                <w:szCs w:val="23"/>
+              </w:rPr>
+            </w:pPr>
+            <w:r>
+              <w:rPr>
+                <w:rFonts w:ascii="Source Sans 3" w:hAnsi="Source Sans 3"/>
+                <w:b/>
+                <w:bCs/>
+                <w:sz w:val="23"/>
+                <w:szCs w:val="23"/>
+              </w:rPr>
+              <w:t>from</w:t>
+            </w:r>
+            <w:r>
+              <w:rPr>
+                <w:rFonts w:ascii="Source Sans 3" w:hAnsi="Source Sans 3"/>
+                <w:sz w:val="23"/>
+                <w:szCs w:val="23"/>
+              </w:rPr>
+              <w:t>: I come from London.</w:t>
             </w:r>
           </w:p>
         </w:tc>
@@ -16575,23 +14601,7 @@
                 <w:sz w:val="23"/>
                 <w:szCs w:val="23"/>
               </w:rPr>
-              <w:t>Mindset_L1_</w:t>
-            </w:r>
-            <w:r>
-              <w:rPr>
-                <w:rFonts w:ascii="Source Sans 3" w:hAnsi="Source Sans 3" w:cs="Arial"/>
-                <w:sz w:val="23"/>
-                <w:szCs w:val="23"/>
-              </w:rPr>
-              <w:t>57</w:t>
-            </w:r>
-            <w:r>
-              <w:rPr>
-                <w:rFonts w:ascii="Source Sans 3" w:hAnsi="Source Sans 3" w:cs="Arial"/>
-                <w:sz w:val="23"/>
-                <w:szCs w:val="23"/>
-              </w:rPr>
-              <w:t>.mp3</w:t>
+              <w:t>Mindset_L1_59.mp3</w:t>
             </w:r>
           </w:p>
         </w:tc>
@@ -16615,218 +14625,30 @@
             <w:r>
               <w:rPr>
                 <w:rFonts w:ascii="Source Sans 3" w:hAnsi="Source Sans 3"/>
-                <w:b/>
-                <w:bCs/>
-                <w:sz w:val="23"/>
-                <w:szCs w:val="23"/>
-              </w:rPr>
-              <w:t>to</w:t>
-            </w:r>
-            <w:r>
-              <w:rPr>
-                <w:rFonts w:ascii="Source Sans 3" w:hAnsi="Source Sans 3"/>
-                <w:sz w:val="23"/>
-                <w:szCs w:val="23"/>
-              </w:rPr>
-              <w:t>: I want to go now.</w:t>
-            </w:r>
-          </w:p>
-          <w:p>
-            <w:pPr>
-              <w:tabs>
-                <w:tab w:val="left" w:pos="4413"/>
-              </w:tabs>
-              <w:rPr>
-                <w:rFonts w:ascii="Source Sans 3" w:hAnsi="Source Sans 3"/>
-                <w:sz w:val="23"/>
-                <w:szCs w:val="23"/>
-              </w:rPr>
-            </w:pPr>
-            <w:r>
-              <w:rPr>
-                <w:rFonts w:ascii="Source Sans 3" w:hAnsi="Source Sans 3"/>
-                <w:b/>
-                <w:bCs/>
-                <w:sz w:val="23"/>
-                <w:szCs w:val="23"/>
-              </w:rPr>
-              <w:t>and</w:t>
-            </w:r>
-            <w:r>
-              <w:rPr>
-                <w:rFonts w:ascii="Source Sans 3" w:hAnsi="Source Sans 3"/>
-                <w:sz w:val="23"/>
-                <w:szCs w:val="23"/>
-              </w:rPr>
-              <w:t xml:space="preserve">: You have to wear a shirt </w:t>
-            </w:r>
-            <w:proofErr w:type="gramStart"/>
-            <w:r>
-              <w:rPr>
-                <w:rFonts w:ascii="Source Sans 3" w:hAnsi="Source Sans 3"/>
-                <w:sz w:val="23"/>
-                <w:szCs w:val="23"/>
-              </w:rPr>
-              <w:t>an</w:t>
-            </w:r>
-            <w:proofErr w:type="gramEnd"/>
-            <w:r>
-              <w:rPr>
-                <w:rFonts w:ascii="Source Sans 3" w:hAnsi="Source Sans 3"/>
-                <w:sz w:val="23"/>
-                <w:szCs w:val="23"/>
-              </w:rPr>
-              <w:t>' tie.</w:t>
-            </w:r>
-          </w:p>
-          <w:p>
-            <w:pPr>
-              <w:tabs>
-                <w:tab w:val="left" w:pos="4413"/>
-              </w:tabs>
-              <w:rPr>
-                <w:rFonts w:ascii="Source Sans 3" w:hAnsi="Source Sans 3"/>
-                <w:sz w:val="23"/>
-                <w:szCs w:val="23"/>
-              </w:rPr>
-            </w:pPr>
-            <w:r>
-              <w:rPr>
-                <w:rFonts w:ascii="Source Sans 3" w:hAnsi="Source Sans 3"/>
-                <w:b/>
-                <w:bCs/>
-                <w:sz w:val="23"/>
-                <w:szCs w:val="23"/>
-              </w:rPr>
-              <w:t>a</w:t>
-            </w:r>
-            <w:r>
-              <w:rPr>
-                <w:rFonts w:ascii="Source Sans 3" w:hAnsi="Source Sans 3"/>
-                <w:sz w:val="23"/>
-                <w:szCs w:val="23"/>
-              </w:rPr>
-              <w:t>: Wait a minute.</w:t>
-            </w:r>
-          </w:p>
-          <w:p>
-            <w:pPr>
-              <w:tabs>
-                <w:tab w:val="left" w:pos="4413"/>
-              </w:tabs>
-              <w:rPr>
-                <w:rFonts w:ascii="Source Sans 3" w:hAnsi="Source Sans 3"/>
-                <w:sz w:val="23"/>
-                <w:szCs w:val="23"/>
-              </w:rPr>
-            </w:pPr>
-            <w:r>
-              <w:rPr>
-                <w:rFonts w:ascii="Source Sans 3" w:hAnsi="Source Sans 3"/>
-                <w:b/>
-                <w:bCs/>
-                <w:sz w:val="23"/>
-                <w:szCs w:val="23"/>
-              </w:rPr>
-              <w:t>of</w:t>
-            </w:r>
-            <w:r>
-              <w:rPr>
-                <w:rFonts w:ascii="Source Sans 3" w:hAnsi="Source Sans 3"/>
-                <w:sz w:val="23"/>
-                <w:szCs w:val="23"/>
-              </w:rPr>
-              <w:t>: Get me a glass of water.</w:t>
-            </w:r>
-          </w:p>
-          <w:p>
-            <w:pPr>
-              <w:tabs>
-                <w:tab w:val="left" w:pos="4413"/>
-              </w:tabs>
-              <w:rPr>
-                <w:rFonts w:ascii="Source Sans 3" w:hAnsi="Source Sans 3"/>
-                <w:sz w:val="23"/>
-                <w:szCs w:val="23"/>
-              </w:rPr>
-            </w:pPr>
-            <w:r>
-              <w:rPr>
-                <w:rFonts w:ascii="Source Sans 3" w:hAnsi="Source Sans 3"/>
-                <w:b/>
-                <w:bCs/>
-                <w:sz w:val="23"/>
-                <w:szCs w:val="23"/>
-              </w:rPr>
-              <w:t>some</w:t>
-            </w:r>
-            <w:r>
-              <w:rPr>
-                <w:rFonts w:ascii="Source Sans 3" w:hAnsi="Source Sans 3"/>
-                <w:sz w:val="23"/>
-                <w:szCs w:val="23"/>
-              </w:rPr>
-              <w:t>: Will you lend me some money?</w:t>
-            </w:r>
-          </w:p>
-          <w:p>
-            <w:pPr>
-              <w:tabs>
-                <w:tab w:val="left" w:pos="4413"/>
-              </w:tabs>
-              <w:rPr>
-                <w:rFonts w:ascii="Source Sans 3" w:hAnsi="Source Sans 3"/>
-                <w:sz w:val="23"/>
-                <w:szCs w:val="23"/>
-              </w:rPr>
-            </w:pPr>
-            <w:r>
-              <w:rPr>
-                <w:rFonts w:ascii="Source Sans 3" w:hAnsi="Source Sans 3"/>
-                <w:b/>
-                <w:bCs/>
-                <w:sz w:val="23"/>
-                <w:szCs w:val="23"/>
-              </w:rPr>
-              <w:t>for</w:t>
-            </w:r>
-            <w:r>
-              <w:rPr>
-                <w:rFonts w:ascii="Source Sans 3" w:hAnsi="Source Sans 3"/>
-                <w:sz w:val="23"/>
-                <w:szCs w:val="23"/>
-              </w:rPr>
-              <w:t>: This is for you.</w:t>
-            </w:r>
-          </w:p>
-          <w:p>
-            <w:pPr>
-              <w:tabs>
-                <w:tab w:val="left" w:pos="4413"/>
-              </w:tabs>
-              <w:rPr>
-                <w:rFonts w:ascii="Source Sans 3" w:hAnsi="Source Sans 3"/>
-                <w:sz w:val="23"/>
-                <w:szCs w:val="23"/>
-              </w:rPr>
-            </w:pPr>
-            <w:r>
-              <w:rPr>
-                <w:rFonts w:ascii="Source Sans 3" w:hAnsi="Source Sans 3"/>
-                <w:b/>
-                <w:bCs/>
-                <w:sz w:val="23"/>
-                <w:szCs w:val="23"/>
-              </w:rPr>
-              <w:t>from</w:t>
-            </w:r>
-            <w:r>
-              <w:rPr>
-                <w:rFonts w:ascii="Source Sans 3" w:hAnsi="Source Sans 3"/>
-                <w:sz w:val="23"/>
-                <w:szCs w:val="23"/>
-              </w:rPr>
-              <w:t>: I come from London.</w:t>
+                <w:sz w:val="23"/>
+                <w:szCs w:val="23"/>
+              </w:rPr>
+              <w:t>Justin Bieber's rise to fame is an interesting story. He was interested in music from a very early age and he taught himself how to play a whole selection of musical instruments, which I think is rare in youngsters these days. Like a lot of teenagers who want to be pop stars, he learnt the guitar. But, whereas very few of those teenagers put in the effort needed to be successful, Bieber, on the other hand, not only learnt how to play the piano as well, but also mastered the drums and even the trumpet! One day he hopes to learn the violin.</w:t>
+            </w:r>
+          </w:p>
+          <w:p>
+            <w:pPr>
+              <w:tabs>
+                <w:tab w:val="left" w:pos="4413"/>
+              </w:tabs>
+              <w:rPr>
+                <w:rFonts w:ascii="Source Sans 3" w:hAnsi="Source Sans 3"/>
+                <w:sz w:val="23"/>
+                <w:szCs w:val="23"/>
+              </w:rPr>
+            </w:pPr>
+            <w:r>
+              <w:rPr>
+                <w:rFonts w:ascii="Source Sans 3" w:hAnsi="Source Sans 3"/>
+                <w:sz w:val="23"/>
+                <w:szCs w:val="23"/>
+              </w:rPr>
+              <w:t>He was clearly gifted, and his mother used to arrange for him to take part in local competitions. He came second in one, and his mother posted his performance on YouTube. She kept posting other clips of him singing, and soon these attracted a number of fans who started following him, though at this point he still hadn't found fame. His big break came when a music executive came across these videos by accident when he was looking for a performance by a different artist. He immediately recognised Bieber's talent and gave the teenager a contract with his recording company. His first record was a worldwide hit. He shot to fame in just two years and is now a global superstar, one of the most well-known performers the world has ever seen.</w:t>
             </w:r>
           </w:p>
         </w:tc>
@@ -16868,23 +14690,7 @@
                 <w:sz w:val="23"/>
                 <w:szCs w:val="23"/>
               </w:rPr>
-              <w:t>Mindset_L1_</w:t>
-            </w:r>
-            <w:r>
-              <w:rPr>
-                <w:rFonts w:ascii="Source Sans 3" w:hAnsi="Source Sans 3" w:cs="Arial"/>
-                <w:sz w:val="23"/>
-                <w:szCs w:val="23"/>
-              </w:rPr>
-              <w:t>58</w:t>
-            </w:r>
-            <w:r>
-              <w:rPr>
-                <w:rFonts w:ascii="Source Sans 3" w:hAnsi="Source Sans 3" w:cs="Arial"/>
-                <w:sz w:val="23"/>
-                <w:szCs w:val="23"/>
-              </w:rPr>
-              <w:t>.mp3</w:t>
+              <w:t>Mindset_L1_60.mp3</w:t>
             </w:r>
           </w:p>
         </w:tc>
@@ -16908,81 +14714,50 @@
             <w:r>
               <w:rPr>
                 <w:rFonts w:ascii="Source Sans 3" w:hAnsi="Source Sans 3"/>
-                <w:sz w:val="23"/>
-                <w:szCs w:val="23"/>
-              </w:rPr>
-              <w:t xml:space="preserve">Let's begin our talk with a few general points. The first one is </w:t>
-            </w:r>
-            <w:proofErr w:type="gramStart"/>
-            <w:r>
-              <w:rPr>
-                <w:rFonts w:ascii="Source Sans 3" w:hAnsi="Source Sans 3"/>
-                <w:sz w:val="23"/>
-                <w:szCs w:val="23"/>
-                <w:u w:val="single"/>
-              </w:rPr>
-              <w:t>know</w:t>
-            </w:r>
-            <w:proofErr w:type="gramEnd"/>
-            <w:r>
-              <w:rPr>
-                <w:rFonts w:ascii="Source Sans 3" w:hAnsi="Source Sans 3"/>
-                <w:sz w:val="23"/>
-                <w:szCs w:val="23"/>
-                <w:u w:val="single"/>
-              </w:rPr>
-              <w:t xml:space="preserve"> your audience</w:t>
-            </w:r>
-            <w:r>
-              <w:rPr>
-                <w:rFonts w:ascii="Source Sans 3" w:hAnsi="Source Sans 3"/>
-                <w:sz w:val="23"/>
-                <w:szCs w:val="23"/>
-              </w:rPr>
-              <w:t xml:space="preserve">. By that I mean, are they older or younger viewers, where are they from, what are their values, ideas or beliefs, what level of education do they have? The reason we try to find out as much as possible about the audience is that </w:t>
-            </w:r>
-            <w:r>
-              <w:rPr>
-                <w:rFonts w:ascii="Source Sans 3" w:hAnsi="Source Sans 3"/>
-                <w:sz w:val="23"/>
-                <w:szCs w:val="23"/>
-                <w:u w:val="single"/>
-              </w:rPr>
-              <w:t>we want to interest them</w:t>
-            </w:r>
-            <w:r>
-              <w:rPr>
-                <w:rFonts w:ascii="Source Sans 3" w:hAnsi="Source Sans 3"/>
-                <w:sz w:val="23"/>
-                <w:szCs w:val="23"/>
-              </w:rPr>
-              <w:t xml:space="preserve">. If they can't engage with or relate to the stories we choose or how we present them, </w:t>
-            </w:r>
-            <w:r>
-              <w:rPr>
-                <w:rFonts w:ascii="Source Sans 3" w:hAnsi="Source Sans 3"/>
-                <w:sz w:val="23"/>
-                <w:szCs w:val="23"/>
-                <w:u w:val="single"/>
-              </w:rPr>
-              <w:t>they'll choose another news channel</w:t>
-            </w:r>
-            <w:r>
-              <w:rPr>
-                <w:rFonts w:ascii="Source Sans 3" w:hAnsi="Source Sans 3"/>
-                <w:sz w:val="23"/>
-                <w:szCs w:val="23"/>
-              </w:rPr>
-              <w:t xml:space="preserve">. The same story can be presented in different ways for different audiences. So, for example, if there's an oil spill into the sea, will our audience </w:t>
-            </w:r>
-            <w:r>
-              <w:rPr>
-                <w:rFonts w:ascii="Source Sans 3" w:hAnsi="Source Sans 3"/>
-                <w:sz w:val="23"/>
-                <w:szCs w:val="23"/>
-                <w:u w:val="single"/>
-              </w:rPr>
-              <w:t>be more concerned about the environmental or the economic consequences?</w:t>
+                <w:b/>
+                <w:bCs/>
+                <w:sz w:val="23"/>
+                <w:szCs w:val="23"/>
+              </w:rPr>
+              <w:t>A</w:t>
+            </w:r>
+            <w:r>
+              <w:rPr>
+                <w:rFonts w:ascii="Source Sans 3" w:hAnsi="Source Sans 3"/>
+                <w:sz w:val="23"/>
+                <w:szCs w:val="23"/>
+              </w:rPr>
+              <w:t>: I wouldn't like to be famous. I would hate people to recognise me all the time. You would always be followed by journalists and never able to have a private life. Being followed on a good day, when you've been to the hairdresser and are wearing your best jeans, is perhaps acceptable, but can you imagine how it would make you feel on a bad day?</w:t>
+            </w:r>
+          </w:p>
+          <w:p>
+            <w:pPr>
+              <w:tabs>
+                <w:tab w:val="left" w:pos="4413"/>
+              </w:tabs>
+              <w:rPr>
+                <w:rFonts w:ascii="Source Sans 3" w:hAnsi="Source Sans 3"/>
+                <w:sz w:val="23"/>
+                <w:szCs w:val="23"/>
+              </w:rPr>
+            </w:pPr>
+            <w:r>
+              <w:rPr>
+                <w:rFonts w:ascii="Source Sans 3" w:hAnsi="Source Sans 3"/>
+                <w:b/>
+                <w:bCs/>
+                <w:sz w:val="23"/>
+                <w:szCs w:val="23"/>
+              </w:rPr>
+              <w:t>B</w:t>
+            </w:r>
+            <w:r>
+              <w:rPr>
+                <w:rFonts w:ascii="Source Sans 3" w:hAnsi="Source Sans 3"/>
+                <w:sz w:val="23"/>
+                <w:szCs w:val="23"/>
+              </w:rPr>
+              <w:t>: I would love to be famous. I would adore all the attention and the special treatment. Everywhere I went, people would know my name and I wouldn't need to queue any more. The best part, though, would be meeting other famous people. I can imagine that would be so interesting. They would come to my private yacht and I would visit their mansions.</w:t>
             </w:r>
           </w:p>
         </w:tc>
@@ -17024,23 +14799,7 @@
                 <w:sz w:val="23"/>
                 <w:szCs w:val="23"/>
               </w:rPr>
-              <w:t>Mindset_L1_</w:t>
-            </w:r>
-            <w:r>
-              <w:rPr>
-                <w:rFonts w:ascii="Source Sans 3" w:hAnsi="Source Sans 3" w:cs="Arial"/>
-                <w:sz w:val="23"/>
-                <w:szCs w:val="23"/>
-              </w:rPr>
-              <w:t>59</w:t>
-            </w:r>
-            <w:r>
-              <w:rPr>
-                <w:rFonts w:ascii="Source Sans 3" w:hAnsi="Source Sans 3" w:cs="Arial"/>
-                <w:sz w:val="23"/>
-                <w:szCs w:val="23"/>
-              </w:rPr>
-              <w:t>.mp3</w:t>
+              <w:t>Mindset_L1_61.mp3</w:t>
             </w:r>
           </w:p>
         </w:tc>
@@ -17064,49 +14823,119 @@
             <w:r>
               <w:rPr>
                 <w:rFonts w:ascii="Source Sans 3" w:hAnsi="Source Sans 3"/>
-                <w:sz w:val="23"/>
-                <w:szCs w:val="23"/>
-              </w:rPr>
-              <w:t>Justin Bieber's rise to fame is an interesting story. He was interested in music from a very early age and he taught himself how to play a whole selection of musical instruments, which I think is rare in youngsters these days. Like a lot of teenagers who want to be pop stars, he learnt the guitar. But, whereas very few of those teenagers put in the effort needed to be successful, Bieber, on the other hand, not only learnt how to play the piano as well, but also mastered the drums and even the trumpet! One day he hopes to learn the violin.</w:t>
-            </w:r>
-          </w:p>
-          <w:p>
-            <w:pPr>
-              <w:tabs>
-                <w:tab w:val="left" w:pos="4413"/>
-              </w:tabs>
-              <w:rPr>
-                <w:rFonts w:ascii="Source Sans 3" w:hAnsi="Source Sans 3"/>
-                <w:sz w:val="23"/>
-                <w:szCs w:val="23"/>
-              </w:rPr>
-            </w:pPr>
-            <w:r>
-              <w:rPr>
-                <w:rFonts w:ascii="Source Sans 3" w:hAnsi="Source Sans 3"/>
-                <w:sz w:val="23"/>
-                <w:szCs w:val="23"/>
-              </w:rPr>
-              <w:t xml:space="preserve">He was clearly gifted, and his mother used to arrange for him to take part in local competitions. He came second in one, and his mother posted his performance on YouTube. She kept posting other clips of him singing, and soon these attracted a number of fans who started following him, though at this point he still hadn't found fame. His big break came when a music executive came across these videos by accident when he was looking for a performance by a different artist. He immediately </w:t>
-            </w:r>
-            <w:proofErr w:type="spellStart"/>
-            <w:r>
-              <w:rPr>
-                <w:rFonts w:ascii="Source Sans 3" w:hAnsi="Source Sans 3"/>
-                <w:sz w:val="23"/>
-                <w:szCs w:val="23"/>
-              </w:rPr>
-              <w:t>recognised</w:t>
-            </w:r>
-            <w:proofErr w:type="spellEnd"/>
-            <w:r>
-              <w:rPr>
-                <w:rFonts w:ascii="Source Sans 3" w:hAnsi="Source Sans 3"/>
-                <w:sz w:val="23"/>
-                <w:szCs w:val="23"/>
-              </w:rPr>
-              <w:t xml:space="preserve"> Bieber's talent and gave the teenager a contract with his recording company. His first </w:t>
-            </w:r>
+                <w:b/>
+                <w:sz w:val="23"/>
+                <w:szCs w:val="23"/>
+              </w:rPr>
+              <w:t>Interviewer:</w:t>
+            </w:r>
+            <w:r>
+              <w:rPr>
+                <w:rFonts w:ascii="Source Sans 3" w:hAnsi="Source Sans 3"/>
+                <w:sz w:val="23"/>
+                <w:szCs w:val="23"/>
+              </w:rPr>
+              <w:t xml:space="preserve"> So, you've been a famous singer for over three decades now. What advice would you give to someone wanting to become famous?</w:t>
+            </w:r>
+          </w:p>
+          <w:p>
+            <w:pPr>
+              <w:tabs>
+                <w:tab w:val="left" w:pos="4413"/>
+              </w:tabs>
+              <w:rPr>
+                <w:rFonts w:ascii="Source Sans 3" w:hAnsi="Source Sans 3"/>
+                <w:sz w:val="23"/>
+                <w:szCs w:val="23"/>
+              </w:rPr>
+            </w:pPr>
+            <w:r>
+              <w:rPr>
+                <w:rFonts w:ascii="Source Sans 3" w:hAnsi="Source Sans 3"/>
+                <w:b/>
+                <w:sz w:val="23"/>
+                <w:szCs w:val="23"/>
+              </w:rPr>
+              <w:t>Celebrity:</w:t>
+            </w:r>
+            <w:r>
+              <w:rPr>
+                <w:rFonts w:ascii="Source Sans 3" w:hAnsi="Source Sans 3"/>
+                <w:sz w:val="23"/>
+                <w:szCs w:val="23"/>
+              </w:rPr>
+              <w:t xml:space="preserve"> Well, my first piece of advice is - don't try and become famous. Instead focus on being good at something. Choose something you enjoy and then work hard at doing well in that area.</w:t>
+            </w:r>
+          </w:p>
+          <w:p>
+            <w:pPr>
+              <w:tabs>
+                <w:tab w:val="left" w:pos="4413"/>
+              </w:tabs>
+              <w:rPr>
+                <w:rFonts w:ascii="Source Sans 3" w:hAnsi="Source Sans 3"/>
+                <w:sz w:val="23"/>
+                <w:szCs w:val="23"/>
+              </w:rPr>
+            </w:pPr>
+            <w:r>
+              <w:rPr>
+                <w:rFonts w:ascii="Source Sans 3" w:hAnsi="Source Sans 3"/>
+                <w:b/>
+                <w:sz w:val="23"/>
+                <w:szCs w:val="23"/>
+              </w:rPr>
+              <w:t>Interviewer:</w:t>
+            </w:r>
+            <w:r>
+              <w:rPr>
+                <w:rFonts w:ascii="Source Sans 3" w:hAnsi="Source Sans 3"/>
+                <w:sz w:val="23"/>
+                <w:szCs w:val="23"/>
+              </w:rPr>
+              <w:t xml:space="preserve"> What did you do to become such a successful singer?</w:t>
+            </w:r>
+          </w:p>
+          <w:p>
+            <w:pPr>
+              <w:tabs>
+                <w:tab w:val="left" w:pos="4413"/>
+              </w:tabs>
+              <w:rPr>
+                <w:rFonts w:ascii="Source Sans 3" w:hAnsi="Source Sans 3"/>
+                <w:sz w:val="23"/>
+                <w:szCs w:val="23"/>
+              </w:rPr>
+            </w:pPr>
+            <w:r>
+              <w:rPr>
+                <w:rFonts w:ascii="Source Sans 3" w:hAnsi="Source Sans 3"/>
+                <w:b/>
+                <w:sz w:val="23"/>
+                <w:szCs w:val="23"/>
+              </w:rPr>
+              <w:t>Celebrity:</w:t>
+            </w:r>
+            <w:r>
+              <w:rPr>
+                <w:rFonts w:ascii="Source Sans 3" w:hAnsi="Source Sans 3"/>
+                <w:sz w:val="23"/>
+                <w:szCs w:val="23"/>
+              </w:rPr>
+              <w:t xml:space="preserve"> Well, a good way to be the best is to learn from the</w:t>
+            </w:r>
+          </w:p>
+          <w:p>
+            <w:pPr>
+              <w:tabs>
+                <w:tab w:val="left" w:pos="4413"/>
+              </w:tabs>
+              <w:rPr>
+                <w:rFonts w:ascii="Source Sans 3" w:hAnsi="Source Sans 3"/>
+                <w:sz w:val="23"/>
+                <w:szCs w:val="23"/>
+              </w:rPr>
+            </w:pPr>
             <w:r>
               <w:rPr>
                 <w:rFonts w:ascii="Source Sans 3" w:hAnsi="Source Sans 3"/>
@@ -17114,7 +14943,143 @@
                 <w:szCs w:val="23"/>
               </w:rPr>
               <w:lastRenderedPageBreak/>
-              <w:t>record was a worldwide hit. He shot to fame in just two years and is now a global superstar, one of the most well-known performers the world has ever seen.</w:t>
+              <w:t>experts. Find people you admire in your area of interest. Try to get as close to them as possible. Observe them carefully. If possible, talk to them. Ask lots of questions. Don't copy them, but try to learn from them. And don't be afraid to experiment, try something new.</w:t>
+            </w:r>
+          </w:p>
+          <w:p>
+            <w:pPr>
+              <w:tabs>
+                <w:tab w:val="left" w:pos="4413"/>
+              </w:tabs>
+              <w:rPr>
+                <w:rFonts w:ascii="Source Sans 3" w:hAnsi="Source Sans 3"/>
+                <w:sz w:val="23"/>
+                <w:szCs w:val="23"/>
+              </w:rPr>
+            </w:pPr>
+            <w:r>
+              <w:rPr>
+                <w:rFonts w:ascii="Source Sans 3" w:hAnsi="Source Sans 3"/>
+                <w:b/>
+                <w:sz w:val="23"/>
+                <w:szCs w:val="23"/>
+              </w:rPr>
+              <w:t>Interviewer:</w:t>
+            </w:r>
+            <w:r>
+              <w:rPr>
+                <w:rFonts w:ascii="Source Sans 3" w:hAnsi="Source Sans 3"/>
+                <w:sz w:val="23"/>
+                <w:szCs w:val="23"/>
+              </w:rPr>
+              <w:t xml:space="preserve"> Being the best is one thing, but how did you get yourself known?</w:t>
+            </w:r>
+          </w:p>
+          <w:p>
+            <w:pPr>
+              <w:tabs>
+                <w:tab w:val="left" w:pos="4413"/>
+              </w:tabs>
+              <w:rPr>
+                <w:rFonts w:ascii="Source Sans 3" w:hAnsi="Source Sans 3"/>
+                <w:sz w:val="23"/>
+                <w:szCs w:val="23"/>
+              </w:rPr>
+            </w:pPr>
+            <w:r>
+              <w:rPr>
+                <w:rFonts w:ascii="Source Sans 3" w:hAnsi="Source Sans 3"/>
+                <w:b/>
+                <w:sz w:val="23"/>
+                <w:szCs w:val="23"/>
+              </w:rPr>
+              <w:t>Celebrity:</w:t>
+            </w:r>
+            <w:r>
+              <w:rPr>
+                <w:rFonts w:ascii="Source Sans 3" w:hAnsi="Source Sans 3"/>
+                <w:sz w:val="23"/>
+                <w:szCs w:val="23"/>
+              </w:rPr>
+              <w:t xml:space="preserve"> Getting yourself known is indeed another skill you must</w:t>
+            </w:r>
+          </w:p>
+          <w:p>
+            <w:pPr>
+              <w:tabs>
+                <w:tab w:val="left" w:pos="4413"/>
+              </w:tabs>
+              <w:rPr>
+                <w:rFonts w:ascii="Source Sans 3" w:hAnsi="Source Sans 3"/>
+                <w:sz w:val="23"/>
+                <w:szCs w:val="23"/>
+              </w:rPr>
+            </w:pPr>
+            <w:r>
+              <w:rPr>
+                <w:rFonts w:ascii="Source Sans 3" w:hAnsi="Source Sans 3"/>
+                <w:sz w:val="23"/>
+                <w:szCs w:val="23"/>
+              </w:rPr>
+              <w:t>work on. One thing is for sure, nobody is going to come to you. You have to make opportunities for yourself. You have a product to sell and the product is you. It's much easier to do that these days, especially with the internet around. Many people use social media for this.</w:t>
+            </w:r>
+          </w:p>
+          <w:p>
+            <w:pPr>
+              <w:tabs>
+                <w:tab w:val="left" w:pos="4413"/>
+              </w:tabs>
+              <w:rPr>
+                <w:rFonts w:ascii="Source Sans 3" w:hAnsi="Source Sans 3"/>
+                <w:sz w:val="23"/>
+                <w:szCs w:val="23"/>
+              </w:rPr>
+            </w:pPr>
+            <w:r>
+              <w:rPr>
+                <w:rFonts w:ascii="Source Sans 3" w:hAnsi="Source Sans 3"/>
+                <w:b/>
+                <w:sz w:val="23"/>
+                <w:szCs w:val="23"/>
+              </w:rPr>
+              <w:t>Interviewer:</w:t>
+            </w:r>
+            <w:r>
+              <w:rPr>
+                <w:rFonts w:ascii="Source Sans 3" w:hAnsi="Source Sans 3"/>
+                <w:sz w:val="23"/>
+                <w:szCs w:val="23"/>
+              </w:rPr>
+              <w:t xml:space="preserve"> Any other piece of advice?</w:t>
+            </w:r>
+          </w:p>
+          <w:p>
+            <w:pPr>
+              <w:tabs>
+                <w:tab w:val="left" w:pos="4413"/>
+              </w:tabs>
+              <w:rPr>
+                <w:rFonts w:ascii="Source Sans 3" w:hAnsi="Source Sans 3"/>
+                <w:sz w:val="23"/>
+                <w:szCs w:val="23"/>
+              </w:rPr>
+            </w:pPr>
+            <w:r>
+              <w:rPr>
+                <w:rFonts w:ascii="Source Sans 3" w:hAnsi="Source Sans 3"/>
+                <w:b/>
+                <w:sz w:val="23"/>
+                <w:szCs w:val="23"/>
+              </w:rPr>
+              <w:t>Celebrity:</w:t>
+            </w:r>
+            <w:r>
+              <w:rPr>
+                <w:rFonts w:ascii="Source Sans 3" w:hAnsi="Source Sans 3"/>
+                <w:sz w:val="23"/>
+                <w:szCs w:val="23"/>
+              </w:rPr>
+              <w:t xml:space="preserve"> Yes, the last thing I would say is, if you want to be really successful in something, you will most likely experience a certain amount of failure. People who fail at some point often say that the experience has been a great lesson and helped them on the road to success. Try to learn from these moments instead of being frightened of them. In fact, some of the most successful people have often failed countless times before reaching their end goal. What makes them successful, is that they kept on trying regardless.</w:t>
             </w:r>
           </w:p>
         </w:tc>
@@ -17156,23 +15121,7 @@
                 <w:sz w:val="23"/>
                 <w:szCs w:val="23"/>
               </w:rPr>
-              <w:t>Mindset_L1_</w:t>
-            </w:r>
-            <w:r>
-              <w:rPr>
-                <w:rFonts w:ascii="Source Sans 3" w:hAnsi="Source Sans 3" w:cs="Arial"/>
-                <w:sz w:val="23"/>
-                <w:szCs w:val="23"/>
-              </w:rPr>
-              <w:t>60</w:t>
-            </w:r>
-            <w:r>
-              <w:rPr>
-                <w:rFonts w:ascii="Source Sans 3" w:hAnsi="Source Sans 3" w:cs="Arial"/>
-                <w:sz w:val="23"/>
-                <w:szCs w:val="23"/>
-              </w:rPr>
-              <w:t>.mp3</w:t>
+              <w:t>Mindset_L1_62.mp3</w:t>
             </w:r>
           </w:p>
         </w:tc>
@@ -17196,68 +15145,70 @@
             <w:r>
               <w:rPr>
                 <w:rFonts w:ascii="Source Sans 3" w:hAnsi="Source Sans 3"/>
-                <w:b/>
-                <w:bCs/>
-                <w:sz w:val="23"/>
-                <w:szCs w:val="23"/>
-              </w:rPr>
-              <w:t>A</w:t>
-            </w:r>
-            <w:r>
-              <w:rPr>
-                <w:rFonts w:ascii="Source Sans 3" w:hAnsi="Source Sans 3"/>
-                <w:sz w:val="23"/>
-                <w:szCs w:val="23"/>
-              </w:rPr>
-              <w:t xml:space="preserve">: I wouldn't like to be famous. I would hate people to </w:t>
-            </w:r>
-            <w:proofErr w:type="spellStart"/>
-            <w:r>
-              <w:rPr>
-                <w:rFonts w:ascii="Source Sans 3" w:hAnsi="Source Sans 3"/>
-                <w:sz w:val="23"/>
-                <w:szCs w:val="23"/>
-              </w:rPr>
-              <w:t>recognise</w:t>
-            </w:r>
-            <w:proofErr w:type="spellEnd"/>
-            <w:r>
-              <w:rPr>
-                <w:rFonts w:ascii="Source Sans 3" w:hAnsi="Source Sans 3"/>
-                <w:sz w:val="23"/>
-                <w:szCs w:val="23"/>
-              </w:rPr>
-              <w:t xml:space="preserve"> me all the time. You would always be followed by journalists and never able to have a private life. Being followed on a good day, when you've been to the hairdresser and are wearing your best jeans, is perhaps acceptable, but can you imagine how it would make you feel on a bad day?</w:t>
-            </w:r>
-          </w:p>
-          <w:p>
-            <w:pPr>
-              <w:tabs>
-                <w:tab w:val="left" w:pos="4413"/>
-              </w:tabs>
-              <w:rPr>
-                <w:rFonts w:ascii="Source Sans 3" w:hAnsi="Source Sans 3"/>
-                <w:sz w:val="23"/>
-                <w:szCs w:val="23"/>
-              </w:rPr>
-            </w:pPr>
-            <w:r>
-              <w:rPr>
-                <w:rFonts w:ascii="Source Sans 3" w:hAnsi="Source Sans 3"/>
-                <w:b/>
-                <w:bCs/>
-                <w:sz w:val="23"/>
-                <w:szCs w:val="23"/>
-              </w:rPr>
-              <w:t>B</w:t>
-            </w:r>
-            <w:r>
-              <w:rPr>
-                <w:rFonts w:ascii="Source Sans 3" w:hAnsi="Source Sans 3"/>
-                <w:sz w:val="23"/>
-                <w:szCs w:val="23"/>
-              </w:rPr>
-              <w:t>: I would love to be famous. I would adore all the attention and the special treatment. Everywhere I went, people would know my name and I wouldn't need to queue any more. The best part, though, would be meeting other famous people. I can imagine that would be so interesting. They would come to my private yacht and I would visit their mansions.</w:t>
+                <w:sz w:val="23"/>
+                <w:szCs w:val="23"/>
+              </w:rPr>
+              <w:t>If you're going to take film-making seriously, you need to learn how to get the best from your camcorder. Many people use camcorders these days, to make short videos of their friends and family, and often people just use the automatic functions. These work well enough for those types of occasion, but if you want to take a more professional approach for the production of your short film, you should have some knowledge of the camcorder's manual functions too.</w:t>
+            </w:r>
+          </w:p>
+          <w:p>
+            <w:pPr>
+              <w:tabs>
+                <w:tab w:val="left" w:pos="4413"/>
+              </w:tabs>
+              <w:rPr>
+                <w:rFonts w:ascii="Source Sans 3" w:hAnsi="Source Sans 3"/>
+                <w:sz w:val="23"/>
+                <w:szCs w:val="23"/>
+              </w:rPr>
+            </w:pPr>
+            <w:r>
+              <w:rPr>
+                <w:rFonts w:ascii="Source Sans 3" w:hAnsi="Source Sans 3"/>
+                <w:sz w:val="23"/>
+                <w:szCs w:val="23"/>
+              </w:rPr>
+              <w:t>In this tutorial I will start by discussing three of the most basic functions: the focus, the iris and the zoom. The focus control is usually the manual focus ring at the front of the lens, well certainly with professional cameras. It's a particularly useful function if used correctly. The ring turns anti-clockwise for a more distant focus and clockwise for a closer focus.</w:t>
+            </w:r>
+          </w:p>
+          <w:p>
+            <w:pPr>
+              <w:tabs>
+                <w:tab w:val="left" w:pos="4413"/>
+              </w:tabs>
+              <w:rPr>
+                <w:rFonts w:ascii="Source Sans 3" w:hAnsi="Source Sans 3"/>
+                <w:sz w:val="23"/>
+                <w:szCs w:val="23"/>
+              </w:rPr>
+            </w:pPr>
+            <w:r>
+              <w:rPr>
+                <w:rFonts w:ascii="Source Sans 3" w:hAnsi="Source Sans 3"/>
+                <w:sz w:val="23"/>
+                <w:szCs w:val="23"/>
+              </w:rPr>
+              <w:t>Next, I will talk about the iris ring. This is also located on the lens. It manages how much light appears through the lens, through the adjustable opening called the aperture. As you let more light into the shot, it naturally becomes brighter.</w:t>
+            </w:r>
+          </w:p>
+          <w:p>
+            <w:pPr>
+              <w:tabs>
+                <w:tab w:val="left" w:pos="4413"/>
+              </w:tabs>
+              <w:rPr>
+                <w:rFonts w:ascii="Source Sans 3" w:hAnsi="Source Sans 3"/>
+                <w:sz w:val="23"/>
+                <w:szCs w:val="23"/>
+              </w:rPr>
+            </w:pPr>
+            <w:r>
+              <w:rPr>
+                <w:rFonts w:ascii="Source Sans 3" w:hAnsi="Source Sans 3"/>
+                <w:sz w:val="23"/>
+                <w:szCs w:val="23"/>
+              </w:rPr>
+              <w:t>Finally, I will talk about the zoom function. Many people use this function and it's often over-used! Used in moderation, however, this very popular feature can be a really useful tool. It moves your perspective closer or further away from your chosen subject. I would advise, however, that whilst shooting a long zoom, you use a tripod.</w:t>
             </w:r>
           </w:p>
         </w:tc>
@@ -17299,23 +15250,7 @@
                 <w:sz w:val="23"/>
                 <w:szCs w:val="23"/>
               </w:rPr>
-              <w:t>Mindset_L1_</w:t>
-            </w:r>
-            <w:r>
-              <w:rPr>
-                <w:rFonts w:ascii="Source Sans 3" w:hAnsi="Source Sans 3" w:cs="Arial"/>
-                <w:sz w:val="23"/>
-                <w:szCs w:val="23"/>
-              </w:rPr>
-              <w:t>61</w:t>
-            </w:r>
-            <w:r>
-              <w:rPr>
-                <w:rFonts w:ascii="Source Sans 3" w:hAnsi="Source Sans 3" w:cs="Arial"/>
-                <w:sz w:val="23"/>
-                <w:szCs w:val="23"/>
-              </w:rPr>
-              <w:t>.mp3</w:t>
+              <w:t>Mindset_L1_63.mp3</w:t>
             </w:r>
           </w:p>
         </w:tc>
@@ -17339,280 +15274,150 @@
             <w:r>
               <w:rPr>
                 <w:rFonts w:ascii="Source Sans 3" w:hAnsi="Source Sans 3"/>
-                <w:b/>
-                <w:sz w:val="23"/>
-                <w:szCs w:val="23"/>
-              </w:rPr>
-              <w:t>Interviewer:</w:t>
-            </w:r>
-            <w:r>
-              <w:rPr>
-                <w:rFonts w:ascii="Source Sans 3" w:hAnsi="Source Sans 3"/>
-                <w:sz w:val="23"/>
-                <w:szCs w:val="23"/>
-              </w:rPr>
-              <w:t xml:space="preserve"> So, you've been a famous singer for over three decades now. What advice would you give to someone wanting to become famous?</w:t>
-            </w:r>
-          </w:p>
-          <w:p>
-            <w:pPr>
-              <w:tabs>
-                <w:tab w:val="left" w:pos="4413"/>
-              </w:tabs>
-              <w:rPr>
-                <w:rFonts w:ascii="Source Sans 3" w:hAnsi="Source Sans 3"/>
-                <w:sz w:val="23"/>
-                <w:szCs w:val="23"/>
-              </w:rPr>
-            </w:pPr>
-            <w:r>
-              <w:rPr>
-                <w:rFonts w:ascii="Source Sans 3" w:hAnsi="Source Sans 3"/>
-                <w:b/>
-                <w:sz w:val="23"/>
-                <w:szCs w:val="23"/>
-              </w:rPr>
-              <w:t>Celebrity:</w:t>
-            </w:r>
-            <w:r>
-              <w:rPr>
-                <w:rFonts w:ascii="Source Sans 3" w:hAnsi="Source Sans 3"/>
-                <w:sz w:val="23"/>
-                <w:szCs w:val="23"/>
-              </w:rPr>
-              <w:t xml:space="preserve"> Well, my first piece of advice is - don't try and become famous. Instead focus on being good at something. Choose something you enjoy and then work hard at doing well in that area.</w:t>
-            </w:r>
-          </w:p>
-          <w:p>
-            <w:pPr>
-              <w:tabs>
-                <w:tab w:val="left" w:pos="4413"/>
-              </w:tabs>
-              <w:rPr>
-                <w:rFonts w:ascii="Source Sans 3" w:hAnsi="Source Sans 3"/>
-                <w:sz w:val="23"/>
-                <w:szCs w:val="23"/>
-              </w:rPr>
-            </w:pPr>
-            <w:r>
-              <w:rPr>
-                <w:rFonts w:ascii="Source Sans 3" w:hAnsi="Source Sans 3"/>
-                <w:b/>
-                <w:sz w:val="23"/>
-                <w:szCs w:val="23"/>
-              </w:rPr>
-              <w:t>Interviewer:</w:t>
-            </w:r>
-            <w:r>
-              <w:rPr>
-                <w:rFonts w:ascii="Source Sans 3" w:hAnsi="Source Sans 3"/>
-                <w:sz w:val="23"/>
-                <w:szCs w:val="23"/>
-              </w:rPr>
-              <w:t xml:space="preserve"> What did you do to become such a successful singer?</w:t>
-            </w:r>
-          </w:p>
-          <w:p>
-            <w:pPr>
-              <w:tabs>
-                <w:tab w:val="left" w:pos="4413"/>
-              </w:tabs>
-              <w:rPr>
-                <w:rFonts w:ascii="Source Sans 3" w:hAnsi="Source Sans 3"/>
-                <w:sz w:val="23"/>
-                <w:szCs w:val="23"/>
-              </w:rPr>
-            </w:pPr>
-            <w:r>
-              <w:rPr>
-                <w:rFonts w:ascii="Source Sans 3" w:hAnsi="Source Sans 3"/>
-                <w:b/>
-                <w:sz w:val="23"/>
-                <w:szCs w:val="23"/>
-              </w:rPr>
-              <w:t>Celebrity:</w:t>
-            </w:r>
-            <w:r>
-              <w:rPr>
-                <w:rFonts w:ascii="Source Sans 3" w:hAnsi="Source Sans 3"/>
-                <w:sz w:val="23"/>
-                <w:szCs w:val="23"/>
-              </w:rPr>
-              <w:t xml:space="preserve"> Well, a good way to be the best is to learn from the</w:t>
-            </w:r>
-          </w:p>
-          <w:p>
-            <w:pPr>
-              <w:tabs>
-                <w:tab w:val="left" w:pos="4413"/>
-              </w:tabs>
-              <w:rPr>
-                <w:rFonts w:ascii="Source Sans 3" w:hAnsi="Source Sans 3"/>
-                <w:sz w:val="23"/>
-                <w:szCs w:val="23"/>
-              </w:rPr>
-            </w:pPr>
-            <w:r>
-              <w:rPr>
-                <w:rFonts w:ascii="Source Sans 3" w:hAnsi="Source Sans 3"/>
-                <w:sz w:val="23"/>
-                <w:szCs w:val="23"/>
-              </w:rPr>
-              <w:t>experts. Find people you admire in your area of interest. Try to get as close to them as possible. Observe them carefully. If possible, talk to them. Ask lots of questions. Don't copy them, but try to learn from them. And don't be afraid to experiment, try something new.</w:t>
-            </w:r>
-          </w:p>
-          <w:p>
-            <w:pPr>
-              <w:tabs>
-                <w:tab w:val="left" w:pos="4413"/>
-              </w:tabs>
-              <w:rPr>
-                <w:rFonts w:ascii="Source Sans 3" w:hAnsi="Source Sans 3"/>
-                <w:sz w:val="23"/>
-                <w:szCs w:val="23"/>
-              </w:rPr>
-            </w:pPr>
-            <w:r>
-              <w:rPr>
-                <w:rFonts w:ascii="Source Sans 3" w:hAnsi="Source Sans 3"/>
-                <w:b/>
-                <w:sz w:val="23"/>
-                <w:szCs w:val="23"/>
-              </w:rPr>
-              <w:t>Interviewer:</w:t>
-            </w:r>
-            <w:r>
-              <w:rPr>
-                <w:rFonts w:ascii="Source Sans 3" w:hAnsi="Source Sans 3"/>
-                <w:sz w:val="23"/>
-                <w:szCs w:val="23"/>
-              </w:rPr>
-              <w:t xml:space="preserve"> Being the best is one thing, but how did you get yourself known?</w:t>
-            </w:r>
-          </w:p>
-          <w:p>
-            <w:pPr>
-              <w:tabs>
-                <w:tab w:val="left" w:pos="4413"/>
-              </w:tabs>
-              <w:rPr>
-                <w:rFonts w:ascii="Source Sans 3" w:hAnsi="Source Sans 3"/>
-                <w:sz w:val="23"/>
-                <w:szCs w:val="23"/>
-              </w:rPr>
-            </w:pPr>
-            <w:r>
-              <w:rPr>
-                <w:rFonts w:ascii="Source Sans 3" w:hAnsi="Source Sans 3"/>
-                <w:b/>
-                <w:sz w:val="23"/>
-                <w:szCs w:val="23"/>
-              </w:rPr>
-              <w:t>Celebrity:</w:t>
-            </w:r>
-            <w:r>
-              <w:rPr>
-                <w:rFonts w:ascii="Source Sans 3" w:hAnsi="Source Sans 3"/>
-                <w:sz w:val="23"/>
-                <w:szCs w:val="23"/>
-              </w:rPr>
-              <w:t xml:space="preserve"> Getting yourself known is indeed another skill you must</w:t>
-            </w:r>
-          </w:p>
-          <w:p>
-            <w:pPr>
-              <w:tabs>
-                <w:tab w:val="left" w:pos="4413"/>
-              </w:tabs>
-              <w:rPr>
-                <w:rFonts w:ascii="Source Sans 3" w:hAnsi="Source Sans 3"/>
-                <w:sz w:val="23"/>
-                <w:szCs w:val="23"/>
-              </w:rPr>
-            </w:pPr>
-            <w:r>
-              <w:rPr>
-                <w:rFonts w:ascii="Source Sans 3" w:hAnsi="Source Sans 3"/>
-                <w:sz w:val="23"/>
-                <w:szCs w:val="23"/>
-              </w:rPr>
-              <w:t xml:space="preserve">work on. One thing is for </w:t>
-            </w:r>
-            <w:proofErr w:type="gramStart"/>
-            <w:r>
-              <w:rPr>
-                <w:rFonts w:ascii="Source Sans 3" w:hAnsi="Source Sans 3"/>
-                <w:sz w:val="23"/>
-                <w:szCs w:val="23"/>
-              </w:rPr>
-              <w:t>sure,</w:t>
-            </w:r>
-            <w:proofErr w:type="gramEnd"/>
-            <w:r>
-              <w:rPr>
-                <w:rFonts w:ascii="Source Sans 3" w:hAnsi="Source Sans 3"/>
-                <w:sz w:val="23"/>
-                <w:szCs w:val="23"/>
-              </w:rPr>
-              <w:t xml:space="preserve"> nobody is going to come to you. You have to make opportunities for yourself. You have a product to sell and the product is you. It's much easier to do that these days, especially with the internet around. Many people use social media for this.</w:t>
-            </w:r>
-          </w:p>
-          <w:p>
-            <w:pPr>
-              <w:tabs>
-                <w:tab w:val="left" w:pos="4413"/>
-              </w:tabs>
-              <w:rPr>
-                <w:rFonts w:ascii="Source Sans 3" w:hAnsi="Source Sans 3"/>
-                <w:sz w:val="23"/>
-                <w:szCs w:val="23"/>
-              </w:rPr>
-            </w:pPr>
-            <w:r>
-              <w:rPr>
-                <w:rFonts w:ascii="Source Sans 3" w:hAnsi="Source Sans 3"/>
-                <w:b/>
-                <w:sz w:val="23"/>
-                <w:szCs w:val="23"/>
-              </w:rPr>
-              <w:t>Interviewer:</w:t>
-            </w:r>
-            <w:r>
-              <w:rPr>
-                <w:rFonts w:ascii="Source Sans 3" w:hAnsi="Source Sans 3"/>
-                <w:sz w:val="23"/>
-                <w:szCs w:val="23"/>
-              </w:rPr>
-              <w:t xml:space="preserve"> Any other piece of advice?</w:t>
-            </w:r>
-          </w:p>
-          <w:p>
-            <w:pPr>
-              <w:tabs>
-                <w:tab w:val="left" w:pos="4413"/>
-              </w:tabs>
-              <w:rPr>
-                <w:rFonts w:ascii="Source Sans 3" w:hAnsi="Source Sans 3"/>
-                <w:sz w:val="23"/>
-                <w:szCs w:val="23"/>
-              </w:rPr>
-            </w:pPr>
-            <w:r>
-              <w:rPr>
-                <w:rFonts w:ascii="Source Sans 3" w:hAnsi="Source Sans 3"/>
-                <w:b/>
-                <w:sz w:val="23"/>
-                <w:szCs w:val="23"/>
-              </w:rPr>
-              <w:t>Celebrity:</w:t>
-            </w:r>
-            <w:r>
-              <w:rPr>
-                <w:rFonts w:ascii="Source Sans 3" w:hAnsi="Source Sans 3"/>
-                <w:sz w:val="23"/>
-                <w:szCs w:val="23"/>
-              </w:rPr>
-              <w:t xml:space="preserve"> Yes, the last thing I would say is, if you want to be really successful in something, you will most likely experience a certain amount of failure. People who fail at some point often say that the experience has been a great lesson and helped them on the road to success. Try to learn from these moments instead of being frightened of them. In fact, some of the most successful people have often failed countless times before reaching their end goal. What makes them successful, is that they kept on trying regardless.</w:t>
+                <w:sz w:val="23"/>
+                <w:szCs w:val="23"/>
+              </w:rPr>
+              <w:t>So welcome to Film-makers' Club. I hope you're excited at the thought of making a film and that you're bursting with great ideas. I've put you all into groups, so here's what you're going to do. Now you might think the first thing that you need to do is to come up with an idea for a story, but even before that you need to think about what type of film you want to make.</w:t>
+            </w:r>
+          </w:p>
+          <w:p>
+            <w:pPr>
+              <w:tabs>
+                <w:tab w:val="left" w:pos="4413"/>
+              </w:tabs>
+              <w:rPr>
+                <w:rFonts w:ascii="Source Sans 3" w:hAnsi="Source Sans 3"/>
+                <w:sz w:val="23"/>
+                <w:szCs w:val="23"/>
+              </w:rPr>
+            </w:pPr>
+            <w:r>
+              <w:rPr>
+                <w:rFonts w:ascii="Source Sans 3" w:hAnsi="Source Sans 3"/>
+                <w:sz w:val="23"/>
+                <w:szCs w:val="23"/>
+              </w:rPr>
+              <w:t>Remember that a film is really a story in pictures. There are lots of ways of telling a story. So choose a style of film that suits the talents of the group. If you have talented artists, but no good writers, or actors, you might want to make your film in the style of a cartoon or someother kind of animation. Last year a group made an excellent film using Lego bricks.</w:t>
+            </w:r>
+          </w:p>
+          <w:p>
+            <w:pPr>
+              <w:tabs>
+                <w:tab w:val="left" w:pos="4413"/>
+              </w:tabs>
+              <w:rPr>
+                <w:rFonts w:ascii="Source Sans 3" w:hAnsi="Source Sans 3"/>
+                <w:sz w:val="23"/>
+                <w:szCs w:val="23"/>
+              </w:rPr>
+            </w:pPr>
+            <w:r>
+              <w:rPr>
+                <w:rFonts w:ascii="Source Sans 3" w:hAnsi="Source Sans 3"/>
+                <w:sz w:val="23"/>
+                <w:szCs w:val="23"/>
+              </w:rPr>
+              <w:t>So having decided that, you can start to think of your idea for the story. Think about the movies you like to watch. What is it that makes them interesting? Is it the characters, the plot? As regards plot, my advice is - don't be too ambitious, don't make it complicated. Keep it simple-the simplest ideas are often the ones that work the best. Initially you just need to find the basic concept. You can fill in the details later. It's a good idea to keep a notebook in your pocket and carry it everywhere. You never know when a great idea will suddenly come to you! And the more ideas, the better, in my opinion.</w:t>
+            </w:r>
+          </w:p>
+          <w:p>
+            <w:pPr>
+              <w:tabs>
+                <w:tab w:val="left" w:pos="4413"/>
+              </w:tabs>
+              <w:rPr>
+                <w:rFonts w:ascii="Source Sans 3" w:hAnsi="Source Sans 3"/>
+                <w:sz w:val="23"/>
+                <w:szCs w:val="23"/>
+              </w:rPr>
+            </w:pPr>
+            <w:r>
+              <w:rPr>
+                <w:rFonts w:ascii="Source Sans 3" w:hAnsi="Source Sans 3"/>
+                <w:sz w:val="23"/>
+                <w:szCs w:val="23"/>
+              </w:rPr>
+              <w:t>The next stage is to write the screenplay-for this you need to divide the story up into a series of scenes. For each scene, the screenplay should begin with a short description of where it takes place and the time of day, that is day or night. Then the rest consists of the script - the lines the actors will speak, and it should also describe the camera movements, and give directions to the actors about how they should move.</w:t>
+            </w:r>
+          </w:p>
+          <w:p>
+            <w:pPr>
+              <w:tabs>
+                <w:tab w:val="left" w:pos="4413"/>
+              </w:tabs>
+              <w:rPr>
+                <w:rFonts w:ascii="Source Sans 3" w:hAnsi="Source Sans 3"/>
+                <w:sz w:val="23"/>
+                <w:szCs w:val="23"/>
+              </w:rPr>
+            </w:pPr>
+            <w:r>
+              <w:rPr>
+                <w:rFonts w:ascii="Source Sans 3" w:hAnsi="Source Sans 3"/>
+                <w:sz w:val="23"/>
+                <w:szCs w:val="23"/>
+              </w:rPr>
+              <w:t>Before you can start filming, you need to prepare a storyboard of your film to help everyone involved to imagine the scenes clearly and to understand what you are trying to achieve. This is similar to a comic-book version of your film, but without speech balloons.</w:t>
+            </w:r>
+          </w:p>
+          <w:p>
+            <w:pPr>
+              <w:tabs>
+                <w:tab w:val="left" w:pos="4413"/>
+              </w:tabs>
+              <w:rPr>
+                <w:rFonts w:ascii="Source Sans 3" w:hAnsi="Source Sans 3"/>
+                <w:sz w:val="23"/>
+                <w:szCs w:val="23"/>
+              </w:rPr>
+            </w:pPr>
+            <w:r>
+              <w:rPr>
+                <w:rFonts w:ascii="Source Sans 3" w:hAnsi="Source Sans 3"/>
+                <w:sz w:val="23"/>
+                <w:szCs w:val="23"/>
+              </w:rPr>
+              <w:t>And at this point you need to appoint a director. This is a major role and it's vital that he or she is a good communicator, as they are the key link between the actors and the rest of the team. This person will have responsibility for the creative side of the project. He or she will have the final say in the choice of the main actors and in directing the action of the film.</w:t>
+            </w:r>
+          </w:p>
+          <w:p>
+            <w:pPr>
+              <w:tabs>
+                <w:tab w:val="left" w:pos="4413"/>
+              </w:tabs>
+              <w:rPr>
+                <w:rFonts w:ascii="Source Sans 3" w:hAnsi="Source Sans 3"/>
+                <w:sz w:val="23"/>
+                <w:szCs w:val="23"/>
+              </w:rPr>
+            </w:pPr>
+            <w:r>
+              <w:rPr>
+                <w:rFonts w:ascii="Source Sans 3" w:hAnsi="Source Sans 3"/>
+                <w:sz w:val="23"/>
+                <w:szCs w:val="23"/>
+              </w:rPr>
+              <w:t>That brings me to the next stage-casting your film-finding the actors. Don't just rely on your friends. Be creative! Perhaps you could advertise on social media. Or if your film needs a doctor, perhaps you could ask one from the localhospital if they could spare a couple of hours for you?</w:t>
+            </w:r>
+          </w:p>
+          <w:p>
+            <w:pPr>
+              <w:tabs>
+                <w:tab w:val="left" w:pos="4413"/>
+              </w:tabs>
+              <w:rPr>
+                <w:rFonts w:ascii="Source Sans 3" w:hAnsi="Source Sans 3"/>
+                <w:sz w:val="23"/>
+                <w:szCs w:val="23"/>
+              </w:rPr>
+            </w:pPr>
+            <w:r>
+              <w:rPr>
+                <w:rFonts w:ascii="Source Sans 3" w:hAnsi="Source Sans 3"/>
+                <w:sz w:val="23"/>
+                <w:szCs w:val="23"/>
+              </w:rPr>
+              <w:t>And then before filming finally starts, you will need to assign other jobs, such as director of photography - in your case this will be the person who operates the camera; someone in charge of sound and music, and someone in charge of costumes and props (including furniture and any other objects needed) and also someone to look after hair and make-up. But we'll look at these roles in more detail in our next session.</w:t>
             </w:r>
           </w:p>
         </w:tc>
@@ -17654,23 +15459,7 @@
                 <w:sz w:val="23"/>
                 <w:szCs w:val="23"/>
               </w:rPr>
-              <w:t>Mindset_L1_</w:t>
-            </w:r>
-            <w:r>
-              <w:rPr>
-                <w:rFonts w:ascii="Source Sans 3" w:hAnsi="Source Sans 3" w:cs="Arial"/>
-                <w:sz w:val="23"/>
-                <w:szCs w:val="23"/>
-              </w:rPr>
-              <w:t>62</w:t>
-            </w:r>
-            <w:r>
-              <w:rPr>
-                <w:rFonts w:ascii="Source Sans 3" w:hAnsi="Source Sans 3" w:cs="Arial"/>
-                <w:sz w:val="23"/>
-                <w:szCs w:val="23"/>
-              </w:rPr>
-              <w:t>.mp3</w:t>
+              <w:t>Mindset_L1_64.mp3</w:t>
             </w:r>
           </w:p>
         </w:tc>
@@ -17697,67 +15486,47 @@
                 <w:sz w:val="23"/>
                 <w:szCs w:val="23"/>
               </w:rPr>
-              <w:t>If you're going to take film-making seriously, you need to learn how to get the best from your camcorder. Many people use camcorders these days, to make short videos of their friends and family, and often people just use the automatic functions. These work well enough for those types of occasion, but if you want to take a more professional approach for the production of your short film, you should have some knowledge of the camcorder's manual functions too.</w:t>
-            </w:r>
-          </w:p>
-          <w:p>
-            <w:pPr>
-              <w:tabs>
-                <w:tab w:val="left" w:pos="4413"/>
-              </w:tabs>
-              <w:rPr>
-                <w:rFonts w:ascii="Source Sans 3" w:hAnsi="Source Sans 3"/>
-                <w:sz w:val="23"/>
-                <w:szCs w:val="23"/>
-              </w:rPr>
-            </w:pPr>
-            <w:r>
-              <w:rPr>
-                <w:rFonts w:ascii="Source Sans 3" w:hAnsi="Source Sans 3"/>
-                <w:sz w:val="23"/>
-                <w:szCs w:val="23"/>
-              </w:rPr>
-              <w:t>In this tutorial I will start by discussing three of the most basic functions: the focus, the iris and the zoom. The focus control is usually the manual focus ring at the front of the lens, well certainly with professional cameras. It's a particularly useful function if used correctly. The ring turns anti-clockwise for a more distant focus and clockwise for a closer focus.</w:t>
-            </w:r>
-          </w:p>
-          <w:p>
-            <w:pPr>
-              <w:tabs>
-                <w:tab w:val="left" w:pos="4413"/>
-              </w:tabs>
-              <w:rPr>
-                <w:rFonts w:ascii="Source Sans 3" w:hAnsi="Source Sans 3"/>
-                <w:sz w:val="23"/>
-                <w:szCs w:val="23"/>
-              </w:rPr>
-            </w:pPr>
-            <w:r>
-              <w:rPr>
-                <w:rFonts w:ascii="Source Sans 3" w:hAnsi="Source Sans 3"/>
-                <w:sz w:val="23"/>
-                <w:szCs w:val="23"/>
-              </w:rPr>
-              <w:t>Next, I will talk about the iris ring. This is also located on the lens. It manages how much light appears through the lens, through the adjustable opening called the aperture. As you let more light into the shot, it naturally becomes brighter.</w:t>
-            </w:r>
-          </w:p>
-          <w:p>
-            <w:pPr>
-              <w:tabs>
-                <w:tab w:val="left" w:pos="4413"/>
-              </w:tabs>
-              <w:rPr>
-                <w:rFonts w:ascii="Source Sans 3" w:hAnsi="Source Sans 3"/>
-                <w:sz w:val="23"/>
-                <w:szCs w:val="23"/>
-              </w:rPr>
-            </w:pPr>
-            <w:r>
-              <w:rPr>
-                <w:rFonts w:ascii="Source Sans 3" w:hAnsi="Source Sans 3"/>
-                <w:sz w:val="23"/>
-                <w:szCs w:val="23"/>
-              </w:rPr>
-              <w:t>Finally, I will talk about the zoom function. Many people use this function and it's often over-used! Used in moderation, however, this very popular feature can be a really useful tool. It moves your perspective closer or further away from your chosen subject. I would advise, however, that whilst shooting a long zoom, you use a tripod.</w:t>
+              <w:t>Well, for this task I'd like to talk about Bill Gates. He's the brilliant computer programmer who created Microsoft and the Windows operating system. I first saw Bill Gates on television in 2001. He was talking about Windows XP, which came out that year. I remember thinking that he is the richest man in the world, but if you look at him, you'd never know that. He just looks like a typical computer programmer.</w:t>
+            </w:r>
+          </w:p>
+          <w:p>
+            <w:pPr>
+              <w:tabs>
+                <w:tab w:val="left" w:pos="4413"/>
+              </w:tabs>
+              <w:rPr>
+                <w:rFonts w:ascii="Source Sans 3" w:hAnsi="Source Sans 3"/>
+                <w:sz w:val="23"/>
+                <w:szCs w:val="23"/>
+              </w:rPr>
+            </w:pPr>
+            <w:r>
+              <w:rPr>
+                <w:rFonts w:ascii="Source Sans 3" w:hAnsi="Source Sans 3"/>
+                <w:sz w:val="23"/>
+                <w:szCs w:val="23"/>
+              </w:rPr>
+              <w:t>I like Bill Gates because he's responsible for bringing computers to millions of family homes around the world with his Windows operating system. This made computers easier to use for everyone and also at a price that many families could afford.</w:t>
+            </w:r>
+          </w:p>
+          <w:p>
+            <w:pPr>
+              <w:tabs>
+                <w:tab w:val="left" w:pos="4413"/>
+              </w:tabs>
+              <w:rPr>
+                <w:rFonts w:ascii="Source Sans 3" w:hAnsi="Source Sans 3"/>
+                <w:sz w:val="23"/>
+                <w:szCs w:val="23"/>
+              </w:rPr>
+            </w:pPr>
+            <w:r>
+              <w:rPr>
+                <w:rFonts w:ascii="Source Sans 3" w:hAnsi="Source Sans 3"/>
+                <w:sz w:val="23"/>
+                <w:szCs w:val="23"/>
+              </w:rPr>
+              <w:t>I also like him because he was the world's youngest self-made billionaire at the time. If he could do it, I like to I think I could do it too. Finally, I admire him because he's very generous and uses his money to help people. He has given away a huge amount of his money to charity, and I believe he plans to give most of it away in the end. I think this is an excellent idea and I hope this can show other rich and powerful people that they should also help others.</w:t>
             </w:r>
           </w:p>
         </w:tc>
@@ -17799,23 +15568,7 @@
                 <w:sz w:val="23"/>
                 <w:szCs w:val="23"/>
               </w:rPr>
-              <w:t>Mindset_L1_</w:t>
-            </w:r>
-            <w:r>
-              <w:rPr>
-                <w:rFonts w:ascii="Source Sans 3" w:hAnsi="Source Sans 3" w:cs="Arial"/>
-                <w:sz w:val="23"/>
-                <w:szCs w:val="23"/>
-              </w:rPr>
-              <w:t>63</w:t>
-            </w:r>
-            <w:r>
-              <w:rPr>
-                <w:rFonts w:ascii="Source Sans 3" w:hAnsi="Source Sans 3" w:cs="Arial"/>
-                <w:sz w:val="23"/>
-                <w:szCs w:val="23"/>
-              </w:rPr>
-              <w:t>.mp3</w:t>
+              <w:t>Mindset_L1_65.mp3</w:t>
             </w:r>
           </w:p>
         </w:tc>
@@ -17842,201 +15595,47 @@
                 <w:sz w:val="23"/>
                 <w:szCs w:val="23"/>
               </w:rPr>
-              <w:t>So welcome to Film-makers' Club. I hope you're excited at the thought of making a film and that you're bursting with great ideas. I've put you all into groups, so here's what you're going to do. Now you might think the first thing that you need to do is to come up with an idea for a story, but even before that you need to think about what type of film you want to make.</w:t>
-            </w:r>
-          </w:p>
-          <w:p>
-            <w:pPr>
-              <w:tabs>
-                <w:tab w:val="left" w:pos="4413"/>
-              </w:tabs>
-              <w:rPr>
-                <w:rFonts w:ascii="Source Sans 3" w:hAnsi="Source Sans 3"/>
-                <w:sz w:val="23"/>
-                <w:szCs w:val="23"/>
-              </w:rPr>
-            </w:pPr>
-            <w:r>
-              <w:rPr>
-                <w:rFonts w:ascii="Source Sans 3" w:hAnsi="Source Sans 3"/>
-                <w:sz w:val="23"/>
-                <w:szCs w:val="23"/>
-              </w:rPr>
-              <w:t xml:space="preserve">Remember that a film is really a story in pictures. There are lots of ways of telling a story. </w:t>
-            </w:r>
-            <w:proofErr w:type="gramStart"/>
-            <w:r>
-              <w:rPr>
-                <w:rFonts w:ascii="Source Sans 3" w:hAnsi="Source Sans 3"/>
-                <w:sz w:val="23"/>
-                <w:szCs w:val="23"/>
-              </w:rPr>
-              <w:t>So</w:t>
-            </w:r>
-            <w:proofErr w:type="gramEnd"/>
-            <w:r>
-              <w:rPr>
-                <w:rFonts w:ascii="Source Sans 3" w:hAnsi="Source Sans 3"/>
-                <w:sz w:val="23"/>
-                <w:szCs w:val="23"/>
-              </w:rPr>
-              <w:t xml:space="preserve"> choose a style of film that suits the talents of the group. If you have talented artists, but no good writers, or actors, you might want to make your film in the style of a cartoon or </w:t>
-            </w:r>
-            <w:proofErr w:type="spellStart"/>
-            <w:r>
-              <w:rPr>
-                <w:rFonts w:ascii="Source Sans 3" w:hAnsi="Source Sans 3"/>
-                <w:sz w:val="23"/>
-                <w:szCs w:val="23"/>
-              </w:rPr>
-              <w:t>someother</w:t>
-            </w:r>
-            <w:proofErr w:type="spellEnd"/>
-            <w:r>
-              <w:rPr>
-                <w:rFonts w:ascii="Source Sans 3" w:hAnsi="Source Sans 3"/>
-                <w:sz w:val="23"/>
-                <w:szCs w:val="23"/>
-              </w:rPr>
-              <w:t xml:space="preserve"> kind of animation. Last year a group made an excellent film using Lego bricks.</w:t>
-            </w:r>
-          </w:p>
-          <w:p>
-            <w:pPr>
-              <w:tabs>
-                <w:tab w:val="left" w:pos="4413"/>
-              </w:tabs>
-              <w:rPr>
-                <w:rFonts w:ascii="Source Sans 3" w:hAnsi="Source Sans 3"/>
-                <w:sz w:val="23"/>
-                <w:szCs w:val="23"/>
-              </w:rPr>
-            </w:pPr>
-            <w:r>
-              <w:rPr>
-                <w:rFonts w:ascii="Source Sans 3" w:hAnsi="Source Sans 3"/>
-                <w:sz w:val="23"/>
-                <w:szCs w:val="23"/>
-              </w:rPr>
-              <w:t>So having decided that, you can start to think of your idea for the story. Think about the movies you like to watch. What is it that makes them interesting? Is it the characters, the plot? As regards plot, my advice is - don't be too ambitious, don't make it complicated. Keep it simple-the simplest ideas are often the ones that work the best. Initially you just need to find the basic concept. You can fill in the details later. It's a good idea to keep a notebook in your pocket and carry it everywhere. You never know when a great idea will suddenly come to you! And the more ideas, the better, in my opinion.</w:t>
-            </w:r>
-          </w:p>
-          <w:p>
-            <w:pPr>
-              <w:tabs>
-                <w:tab w:val="left" w:pos="4413"/>
-              </w:tabs>
-              <w:rPr>
-                <w:rFonts w:ascii="Source Sans 3" w:hAnsi="Source Sans 3"/>
-                <w:sz w:val="23"/>
-                <w:szCs w:val="23"/>
-              </w:rPr>
-            </w:pPr>
-            <w:r>
-              <w:rPr>
-                <w:rFonts w:ascii="Source Sans 3" w:hAnsi="Source Sans 3"/>
-                <w:sz w:val="23"/>
-                <w:szCs w:val="23"/>
-              </w:rPr>
-              <w:t>The next stage is to write the screenplay-for this you need to divide the story up into a series of scenes. For each scene, the screenplay should begin with a short description of where it takes place and the time of day, that is day or night. Then the rest consists of the script - the lines the actors will speak, and it should also describe the camera movements, and give directions to the actors about how they should move.</w:t>
-            </w:r>
-          </w:p>
-          <w:p>
-            <w:pPr>
-              <w:tabs>
-                <w:tab w:val="left" w:pos="4413"/>
-              </w:tabs>
-              <w:rPr>
-                <w:rFonts w:ascii="Source Sans 3" w:hAnsi="Source Sans 3"/>
-                <w:sz w:val="23"/>
-                <w:szCs w:val="23"/>
-              </w:rPr>
-            </w:pPr>
-            <w:r>
-              <w:rPr>
-                <w:rFonts w:ascii="Source Sans 3" w:hAnsi="Source Sans 3"/>
-                <w:sz w:val="23"/>
-                <w:szCs w:val="23"/>
-              </w:rPr>
-              <w:t>Before you can start filming, you need to prepare a storyboard of your film to help everyone involved to imagine the scenes clearly and to understand what you are trying to achieve. This is similar to a comic-book version of your film, but without speech balloons.</w:t>
-            </w:r>
-          </w:p>
-          <w:p>
-            <w:pPr>
-              <w:tabs>
-                <w:tab w:val="left" w:pos="4413"/>
-              </w:tabs>
-              <w:rPr>
-                <w:rFonts w:ascii="Source Sans 3" w:hAnsi="Source Sans 3"/>
-                <w:sz w:val="23"/>
-                <w:szCs w:val="23"/>
-              </w:rPr>
-            </w:pPr>
-            <w:r>
-              <w:rPr>
-                <w:rFonts w:ascii="Source Sans 3" w:hAnsi="Source Sans 3"/>
-                <w:sz w:val="23"/>
-                <w:szCs w:val="23"/>
-              </w:rPr>
-              <w:t>And at this point you need to appoint a director. This is a major role and it's vital that he or she is a good communicator, as they are the key link between the actors and the rest of the team. This person will have responsibility for the creative side of the project. He or she will have the final say in the choice of the main actors and in directing the action of the film.</w:t>
-            </w:r>
-          </w:p>
-          <w:p>
-            <w:pPr>
-              <w:tabs>
-                <w:tab w:val="left" w:pos="4413"/>
-              </w:tabs>
-              <w:rPr>
-                <w:rFonts w:ascii="Source Sans 3" w:hAnsi="Source Sans 3"/>
-                <w:sz w:val="23"/>
-                <w:szCs w:val="23"/>
-              </w:rPr>
-            </w:pPr>
-            <w:r>
-              <w:rPr>
-                <w:rFonts w:ascii="Source Sans 3" w:hAnsi="Source Sans 3"/>
-                <w:sz w:val="23"/>
-                <w:szCs w:val="23"/>
-              </w:rPr>
-              <w:t xml:space="preserve">That brings me to the next stage-casting your film-finding the actors. Don't just rely on your friends. Be creative! Perhaps you could advertise on social media. Or if your film needs a doctor, perhaps you could ask one from the </w:t>
-            </w:r>
-            <w:proofErr w:type="spellStart"/>
-            <w:r>
-              <w:rPr>
-                <w:rFonts w:ascii="Source Sans 3" w:hAnsi="Source Sans 3"/>
-                <w:sz w:val="23"/>
-                <w:szCs w:val="23"/>
-              </w:rPr>
-              <w:t>localhospital</w:t>
-            </w:r>
-            <w:proofErr w:type="spellEnd"/>
-            <w:r>
-              <w:rPr>
-                <w:rFonts w:ascii="Source Sans 3" w:hAnsi="Source Sans 3"/>
-                <w:sz w:val="23"/>
-                <w:szCs w:val="23"/>
-              </w:rPr>
-              <w:t xml:space="preserve"> if they could spare a couple of hours for you?</w:t>
-            </w:r>
-          </w:p>
-          <w:p>
-            <w:pPr>
-              <w:tabs>
-                <w:tab w:val="left" w:pos="4413"/>
-              </w:tabs>
-              <w:rPr>
-                <w:rFonts w:ascii="Source Sans 3" w:hAnsi="Source Sans 3"/>
-                <w:sz w:val="23"/>
-                <w:szCs w:val="23"/>
-              </w:rPr>
-            </w:pPr>
-            <w:r>
-              <w:rPr>
-                <w:rFonts w:ascii="Source Sans 3" w:hAnsi="Source Sans 3"/>
-                <w:sz w:val="23"/>
-                <w:szCs w:val="23"/>
-              </w:rPr>
-              <w:t>And then before filming finally starts, you will need to assign other jobs, such as director of photography - in your case this will be the person who operates the camera; someone in charge of sound and music, and someone in charge of costumes and props (including furniture and any other objects needed) and also someone to look after hair and make-up. But we'll look at these roles in more detail in our next session.</w:t>
+              <w:t>Well, the famous person I'm going to describe is David Beckham. He was a footballer who played for Manchester United, and he also played for England. I first saw him play for United when I was only seven, so that was probably in about 2002. I remember it as one of the most exciting days in my life!</w:t>
+            </w:r>
+          </w:p>
+          <w:p>
+            <w:pPr>
+              <w:tabs>
+                <w:tab w:val="left" w:pos="4413"/>
+              </w:tabs>
+              <w:rPr>
+                <w:rFonts w:ascii="Source Sans 3" w:hAnsi="Source Sans 3"/>
+                <w:sz w:val="23"/>
+                <w:szCs w:val="23"/>
+              </w:rPr>
+            </w:pPr>
+            <w:r>
+              <w:rPr>
+                <w:rFonts w:ascii="Source Sans 3" w:hAnsi="Source Sans 3"/>
+                <w:sz w:val="23"/>
+                <w:szCs w:val="23"/>
+              </w:rPr>
+              <w:t>David Beckham became famous because he was a very talented footballer. His speciality was scoring amazing goals from free kicks. But he wasn't well-known only for his football skills. He became even more famous when he married a pop star - Victoria, one of the Spice Girls. And another reason for his fame was his good looks and his style. I think almost every boy in the world wanted to have a David Beckham haircut! I know I did.</w:t>
+            </w:r>
+          </w:p>
+          <w:p>
+            <w:pPr>
+              <w:tabs>
+                <w:tab w:val="left" w:pos="4413"/>
+              </w:tabs>
+              <w:rPr>
+                <w:rFonts w:ascii="Source Sans 3" w:hAnsi="Source Sans 3"/>
+                <w:sz w:val="23"/>
+                <w:szCs w:val="23"/>
+              </w:rPr>
+            </w:pPr>
+            <w:r>
+              <w:rPr>
+                <w:rFonts w:ascii="Source Sans 3" w:hAnsi="Source Sans 3"/>
+                <w:sz w:val="23"/>
+                <w:szCs w:val="23"/>
+              </w:rPr>
+              <w:t>I adored him as a boy because I was mad about football and he was my hero. The reason why I still like him is that in spite of his fame he behaves like a normal guy. I heard a story from someone whose car was broken down in the middle of the countryside. And then a car stopped and a man got out and asked him if he needed a push. It was David Beckham!</w:t>
             </w:r>
           </w:p>
         </w:tc>
@@ -18078,23 +15677,7 @@
                 <w:sz w:val="23"/>
                 <w:szCs w:val="23"/>
               </w:rPr>
-              <w:t>Mindset_L1_</w:t>
-            </w:r>
-            <w:r>
-              <w:rPr>
-                <w:rFonts w:ascii="Source Sans 3" w:hAnsi="Source Sans 3" w:cs="Arial"/>
-                <w:sz w:val="23"/>
-                <w:szCs w:val="23"/>
-              </w:rPr>
-              <w:t>64</w:t>
-            </w:r>
-            <w:r>
-              <w:rPr>
-                <w:rFonts w:ascii="Source Sans 3" w:hAnsi="Source Sans 3" w:cs="Arial"/>
-                <w:sz w:val="23"/>
-                <w:szCs w:val="23"/>
-              </w:rPr>
-              <w:t>.mp3</w:t>
+              <w:t>Mindset_L1_66.mp3</w:t>
             </w:r>
           </w:p>
         </w:tc>
@@ -18110,38 +15693,22 @@
                 <w:tab w:val="left" w:pos="4413"/>
               </w:tabs>
               <w:rPr>
-                <w:rFonts w:ascii="Source Sans 3" w:hAnsi="Source Sans 3"/>
-                <w:sz w:val="23"/>
-                <w:szCs w:val="23"/>
-              </w:rPr>
-            </w:pPr>
-            <w:r>
-              <w:rPr>
-                <w:rFonts w:ascii="Source Sans 3" w:hAnsi="Source Sans 3"/>
-                <w:sz w:val="23"/>
-                <w:szCs w:val="23"/>
-              </w:rPr>
-              <w:t>Well, for this task I'd like to talk about Bill Gates. He's the brilliant computer programmer who created Microsoft and the Windows operating system. I first saw Bill Gates on television in 2001. He was talking about Windows XP, which came out that year. I remember thinking that he is the richest man in the world, but if you look at him, you'd never know that. He just looks like a typical computer programmer.</w:t>
-            </w:r>
-          </w:p>
-          <w:p>
-            <w:pPr>
-              <w:tabs>
-                <w:tab w:val="left" w:pos="4413"/>
-              </w:tabs>
-              <w:rPr>
-                <w:rFonts w:ascii="Source Sans 3" w:hAnsi="Source Sans 3"/>
-                <w:sz w:val="23"/>
-                <w:szCs w:val="23"/>
-              </w:rPr>
-            </w:pPr>
-            <w:r>
-              <w:rPr>
-                <w:rFonts w:ascii="Source Sans 3" w:hAnsi="Source Sans 3"/>
-                <w:sz w:val="23"/>
-                <w:szCs w:val="23"/>
-              </w:rPr>
-              <w:t>I like Bill Gates because he's responsible for bringing computers to millions of family homes around the world with his Windows operating system. This made computers easier to use for everyone and also at a price that many families could afford.</w:t>
+                <w:rFonts w:ascii="Source Sans 3 Black" w:hAnsi="Source Sans 3 Black"/>
+                <w:b/>
+                <w:bCs/>
+                <w:sz w:val="23"/>
+                <w:szCs w:val="23"/>
+              </w:rPr>
+            </w:pPr>
+            <w:r>
+              <w:rPr>
+                <w:rFonts w:ascii="Source Sans 3 Black" w:hAnsi="Source Sans 3 Black"/>
+                <w:b/>
+                <w:bCs/>
+                <w:sz w:val="23"/>
+                <w:szCs w:val="23"/>
+              </w:rPr>
+              <w:t>Speaker 1</w:t>
             </w:r>
           </w:p>
           <w:p>
@@ -18162,7 +15729,139 @@
                 <w:szCs w:val="23"/>
               </w:rPr>
               <w:lastRenderedPageBreak/>
-              <w:t>I also like him because he was the world's youngest self-made billionaire at the time. If he could do it, I like to I think I could do it too. Finally, I admire him because he's very generous and uses his money to help people. He has given away a huge amount of his money to charity, and I believe he plans to give most of it away in the end. I think this is an excellent idea and I hope this can show other rich and powerful people that they should also help others.</w:t>
+              <w:t>This creature is found in the mountains of Central Africa. It has black hair all over its body, which is much thicker than that of other members of the species. This means that it can live in colder temperatures. There are only about 900 of these apes in the wild. A lot of the green plants they eat have been destroyed, and they have also been killed in the past for their fur.</w:t>
+            </w:r>
+          </w:p>
+          <w:p>
+            <w:pPr>
+              <w:tabs>
+                <w:tab w:val="left" w:pos="4413"/>
+              </w:tabs>
+              <w:rPr>
+                <w:rFonts w:ascii="Source Sans 3 Black" w:hAnsi="Source Sans 3 Black"/>
+                <w:b/>
+                <w:bCs/>
+                <w:sz w:val="23"/>
+                <w:szCs w:val="23"/>
+              </w:rPr>
+            </w:pPr>
+            <w:r>
+              <w:rPr>
+                <w:rFonts w:ascii="Source Sans 3 Black" w:hAnsi="Source Sans 3 Black"/>
+                <w:b/>
+                <w:bCs/>
+                <w:sz w:val="23"/>
+                <w:szCs w:val="23"/>
+              </w:rPr>
+              <w:t>Speaker 2</w:t>
+            </w:r>
+          </w:p>
+          <w:p>
+            <w:pPr>
+              <w:tabs>
+                <w:tab w:val="left" w:pos="4413"/>
+              </w:tabs>
+              <w:rPr>
+                <w:rFonts w:ascii="Source Sans 3" w:hAnsi="Source Sans 3"/>
+                <w:sz w:val="23"/>
+                <w:szCs w:val="23"/>
+              </w:rPr>
+            </w:pPr>
+            <w:r>
+              <w:rPr>
+                <w:rFonts w:ascii="Source Sans 3" w:hAnsi="Source Sans 3"/>
+                <w:sz w:val="23"/>
+                <w:szCs w:val="23"/>
+              </w:rPr>
+              <w:t>This creature lives in the ocean from Australia up to Japan. Many of them are quite small, with a body that grows up to five centimetres long, and they have long tentacles, or arms. Its name comes from the bright blue rings that show up when it's frightened. You need to be careful in the sea around them as they are very poisonous.</w:t>
+            </w:r>
+          </w:p>
+          <w:p>
+            <w:pPr>
+              <w:tabs>
+                <w:tab w:val="left" w:pos="4413"/>
+              </w:tabs>
+              <w:rPr>
+                <w:rFonts w:ascii="Source Sans 3 Black" w:hAnsi="Source Sans 3 Black"/>
+                <w:b/>
+                <w:bCs/>
+                <w:sz w:val="23"/>
+                <w:szCs w:val="23"/>
+              </w:rPr>
+            </w:pPr>
+            <w:r>
+              <w:rPr>
+                <w:rFonts w:ascii="Source Sans 3 Black" w:hAnsi="Source Sans 3 Black"/>
+                <w:b/>
+                <w:bCs/>
+                <w:sz w:val="23"/>
+                <w:szCs w:val="23"/>
+              </w:rPr>
+              <w:t>Speaker 3</w:t>
+            </w:r>
+          </w:p>
+          <w:p>
+            <w:pPr>
+              <w:tabs>
+                <w:tab w:val="left" w:pos="4413"/>
+              </w:tabs>
+              <w:rPr>
+                <w:rFonts w:ascii="Source Sans 3" w:hAnsi="Source Sans 3"/>
+                <w:sz w:val="23"/>
+                <w:szCs w:val="23"/>
+              </w:rPr>
+            </w:pPr>
+            <w:r>
+              <w:rPr>
+                <w:rFonts w:ascii="Source Sans 3" w:hAnsi="Source Sans 3"/>
+                <w:sz w:val="23"/>
+                <w:szCs w:val="23"/>
+              </w:rPr>
+              <w:t>These creatures live mainly in desert areas and can survive in both mountains and valleys. Their tails help them to balance when they are climbing or sleeping in trees. Their black and yellow coats help them to hide in the places where they live. Unfortunately, there are only about 250 of these beautiful big cats left in the wild today.</w:t>
+            </w:r>
+          </w:p>
+          <w:p>
+            <w:pPr>
+              <w:tabs>
+                <w:tab w:val="left" w:pos="4413"/>
+              </w:tabs>
+              <w:rPr>
+                <w:rFonts w:ascii="Source Sans 3 Black" w:hAnsi="Source Sans 3 Black"/>
+                <w:b/>
+                <w:bCs/>
+                <w:sz w:val="23"/>
+                <w:szCs w:val="23"/>
+              </w:rPr>
+            </w:pPr>
+            <w:r>
+              <w:rPr>
+                <w:rFonts w:ascii="Source Sans 3 Black" w:hAnsi="Source Sans 3 Black"/>
+                <w:b/>
+                <w:bCs/>
+                <w:sz w:val="23"/>
+                <w:szCs w:val="23"/>
+              </w:rPr>
+              <w:t>Speaker 4</w:t>
+            </w:r>
+          </w:p>
+          <w:p>
+            <w:pPr>
+              <w:tabs>
+                <w:tab w:val="left" w:pos="4413"/>
+              </w:tabs>
+              <w:rPr>
+                <w:rFonts w:ascii="Source Sans 3" w:hAnsi="Source Sans 3"/>
+                <w:sz w:val="23"/>
+                <w:szCs w:val="23"/>
+              </w:rPr>
+            </w:pPr>
+            <w:r>
+              <w:rPr>
+                <w:rFonts w:ascii="Source Sans 3" w:hAnsi="Source Sans 3"/>
+                <w:sz w:val="23"/>
+                <w:szCs w:val="23"/>
+              </w:rPr>
+              <w:t>This strange-looking animal lives in wet areas and comes from the area south of the tropics in China. There are very few in the wild now. As you can see, it has antlers like most deer, but it has a neck like a camel and hooves or feet like a cow. They eat mainly grass and live partly on land and partly in water.</w:t>
             </w:r>
           </w:p>
         </w:tc>
@@ -18204,23 +15903,7 @@
                 <w:sz w:val="23"/>
                 <w:szCs w:val="23"/>
               </w:rPr>
-              <w:t>Mindset_L1_</w:t>
-            </w:r>
-            <w:r>
-              <w:rPr>
-                <w:rFonts w:ascii="Source Sans 3" w:hAnsi="Source Sans 3" w:cs="Arial"/>
-                <w:sz w:val="23"/>
-                <w:szCs w:val="23"/>
-              </w:rPr>
-              <w:t>65</w:t>
-            </w:r>
-            <w:r>
-              <w:rPr>
-                <w:rFonts w:ascii="Source Sans 3" w:hAnsi="Source Sans 3" w:cs="Arial"/>
-                <w:sz w:val="23"/>
-                <w:szCs w:val="23"/>
-              </w:rPr>
-              <w:t>.mp3</w:t>
+              <w:t>Mindset_L1_67.mp3</w:t>
             </w:r>
           </w:p>
         </w:tc>
@@ -18247,65 +15930,143 @@
                 <w:sz w:val="23"/>
                 <w:szCs w:val="23"/>
               </w:rPr>
-              <w:t>Well, the famous person I'm going to describe is David Beckham. He was a footballer who played for Manchester United, and he also played for England. I first saw him play for United when I was only seven, so that was probably in about 2002. I remember it as one of the most exciting days in my life!</w:t>
-            </w:r>
-          </w:p>
-          <w:p>
-            <w:pPr>
-              <w:tabs>
-                <w:tab w:val="left" w:pos="4413"/>
-              </w:tabs>
-              <w:rPr>
-                <w:rFonts w:ascii="Source Sans 3" w:hAnsi="Source Sans 3"/>
-                <w:sz w:val="23"/>
-                <w:szCs w:val="23"/>
-              </w:rPr>
-            </w:pPr>
-            <w:r>
-              <w:rPr>
-                <w:rFonts w:ascii="Source Sans 3" w:hAnsi="Source Sans 3"/>
-                <w:sz w:val="23"/>
-                <w:szCs w:val="23"/>
-              </w:rPr>
-              <w:t xml:space="preserve">David Beckham became famous because he was a very talented footballer. His </w:t>
-            </w:r>
-            <w:proofErr w:type="spellStart"/>
-            <w:r>
-              <w:rPr>
-                <w:rFonts w:ascii="Source Sans 3" w:hAnsi="Source Sans 3"/>
-                <w:sz w:val="23"/>
-                <w:szCs w:val="23"/>
-              </w:rPr>
-              <w:t>speciality</w:t>
-            </w:r>
-            <w:proofErr w:type="spellEnd"/>
-            <w:r>
-              <w:rPr>
-                <w:rFonts w:ascii="Source Sans 3" w:hAnsi="Source Sans 3"/>
-                <w:sz w:val="23"/>
-                <w:szCs w:val="23"/>
-              </w:rPr>
-              <w:t xml:space="preserve"> was scoring amazing goals from free kicks. But he wasn't well-known only for his football skills. He became even more famous when he married a pop star - Victoria, one of the Spice Girls. And another reason for his fame was his good looks and his style. I think almost every boy in the world wanted to have a David Beckham haircut! I know I did.</w:t>
-            </w:r>
-          </w:p>
-          <w:p>
-            <w:pPr>
-              <w:tabs>
-                <w:tab w:val="left" w:pos="4413"/>
-              </w:tabs>
-              <w:rPr>
-                <w:rFonts w:ascii="Source Sans 3" w:hAnsi="Source Sans 3"/>
-                <w:sz w:val="23"/>
-                <w:szCs w:val="23"/>
-              </w:rPr>
-            </w:pPr>
-            <w:r>
-              <w:rPr>
-                <w:rFonts w:ascii="Source Sans 3" w:hAnsi="Source Sans 3"/>
-                <w:sz w:val="23"/>
-                <w:szCs w:val="23"/>
-              </w:rPr>
-              <w:t>I adored him as a boy because I was mad about football and he was my hero. The reason why I still like him is that in spite of his fame he behaves like a normal guy. I heard a story from someone whose car was broken down in the middle of the countryside. And then a car stopped and a man got out and asked him if he needed a push. It was David Beckham!</w:t>
+              <w:t>Hello everyone. Today I'm going to talk about a project I've done about the mountain gorilla. I think it's a truly fascinating animal. They originate in Africa - Central Africa, in fact.</w:t>
+            </w:r>
+          </w:p>
+          <w:p>
+            <w:pPr>
+              <w:tabs>
+                <w:tab w:val="left" w:pos="4413"/>
+              </w:tabs>
+              <w:rPr>
+                <w:rFonts w:ascii="Source Sans 3" w:hAnsi="Source Sans 3"/>
+                <w:sz w:val="23"/>
+                <w:szCs w:val="23"/>
+              </w:rPr>
+            </w:pPr>
+            <w:r>
+              <w:rPr>
+                <w:rFonts w:ascii="Source Sans 3" w:hAnsi="Source Sans 3"/>
+                <w:sz w:val="23"/>
+                <w:szCs w:val="23"/>
+              </w:rPr>
+              <w:t>So now I'm going to talk a little about where they live. As you can probably guess, and as you can see in this first photo, their name reflects the environment they live in-tropical</w:t>
+            </w:r>
+            <w:r>
+              <w:rPr>
+                <w:rFonts w:ascii="Source Sans 3" w:hAnsi="Source Sans 3"/>
+                <w:sz w:val="23"/>
+                <w:szCs w:val="23"/>
+              </w:rPr>
+              <w:t xml:space="preserve"> </w:t>
+            </w:r>
+            <w:r>
+              <w:rPr>
+                <w:rFonts w:ascii="Source Sans 3" w:hAnsi="Source Sans 3"/>
+                <w:sz w:val="23"/>
+                <w:szCs w:val="23"/>
+              </w:rPr>
+              <w:t>mountain forests.</w:t>
+            </w:r>
+          </w:p>
+          <w:p>
+            <w:pPr>
+              <w:tabs>
+                <w:tab w:val="left" w:pos="4413"/>
+              </w:tabs>
+              <w:rPr>
+                <w:rFonts w:ascii="Source Sans 3" w:hAnsi="Source Sans 3"/>
+                <w:sz w:val="23"/>
+                <w:szCs w:val="23"/>
+              </w:rPr>
+            </w:pPr>
+            <w:r>
+              <w:rPr>
+                <w:rFonts w:ascii="Source Sans 3" w:hAnsi="Source Sans 3"/>
+                <w:sz w:val="23"/>
+                <w:szCs w:val="23"/>
+              </w:rPr>
+              <w:t>Now just like all other apes, they build nests out of leaves. But they</w:t>
+            </w:r>
+          </w:p>
+          <w:p>
+            <w:pPr>
+              <w:tabs>
+                <w:tab w:val="left" w:pos="4413"/>
+              </w:tabs>
+              <w:rPr>
+                <w:rFonts w:ascii="Source Sans 3" w:hAnsi="Source Sans 3"/>
+                <w:sz w:val="23"/>
+                <w:szCs w:val="23"/>
+              </w:rPr>
+            </w:pPr>
+            <w:r>
+              <w:rPr>
+                <w:rFonts w:ascii="Source Sans 3" w:hAnsi="Source Sans 3"/>
+                <w:sz w:val="23"/>
+                <w:szCs w:val="23"/>
+              </w:rPr>
+              <w:t>don't make their nests high up as other species do mountain</w:t>
+            </w:r>
+          </w:p>
+          <w:p>
+            <w:pPr>
+              <w:tabs>
+                <w:tab w:val="left" w:pos="4413"/>
+              </w:tabs>
+              <w:rPr>
+                <w:rFonts w:ascii="Source Sans 3" w:hAnsi="Source Sans 3"/>
+                <w:sz w:val="23"/>
+                <w:szCs w:val="23"/>
+              </w:rPr>
+            </w:pPr>
+            <w:r>
+              <w:rPr>
+                <w:rFonts w:ascii="Source Sans 3" w:hAnsi="Source Sans 3"/>
+                <w:sz w:val="23"/>
+                <w:szCs w:val="23"/>
+              </w:rPr>
+              <w:t>gorillas make them on the ground instead. And they sleep wherever they end their day and they rarely sleep in the same bed twice! So, I'll move on to talk about the physical features of the mountain gorilla. In other words, what it looks like. So here are some more photographs on screen for you all to have a look at. This gorilla here on the left is a male gorilla. We know that he's an older male gorilla because of the colour of his coat. As you can see, his coat is grey. He's called a silverback. Younger male gorillas are called blackbacks. And there's an obvious reason for that! Yes, a young adult male has a black coat. As he gets older, his coat turns from black to grey.</w:t>
+            </w:r>
+          </w:p>
+          <w:p>
+            <w:pPr>
+              <w:tabs>
+                <w:tab w:val="left" w:pos="4413"/>
+              </w:tabs>
+              <w:rPr>
+                <w:rFonts w:ascii="Source Sans 3" w:hAnsi="Source Sans 3"/>
+                <w:sz w:val="23"/>
+                <w:szCs w:val="23"/>
+              </w:rPr>
+            </w:pPr>
+            <w:r>
+              <w:rPr>
+                <w:rFonts w:ascii="Source Sans 3" w:hAnsi="Source Sans 3"/>
+                <w:sz w:val="23"/>
+                <w:szCs w:val="23"/>
+              </w:rPr>
+              <w:t>Next, I'm going to tell you a little about the diet of the mountain gorilla. Interestingly, mountain gorillas are herbivores. In other words, they survive on a diet of plants. As you can see from this next picture, this gorilla is eating leaves. They also eat fruit and flowers. They occasionally eat insects too, but only when they're very hungry! And it might interest you to know that mountain gorillas very rarely drink water, even though they live in a very warm climate. It appears they get all the water they need from plants.</w:t>
+            </w:r>
+          </w:p>
+          <w:p>
+            <w:pPr>
+              <w:tabs>
+                <w:tab w:val="left" w:pos="4413"/>
+              </w:tabs>
+              <w:rPr>
+                <w:rFonts w:ascii="Source Sans 3" w:hAnsi="Source Sans 3"/>
+                <w:sz w:val="23"/>
+                <w:szCs w:val="23"/>
+              </w:rPr>
+            </w:pPr>
+            <w:r>
+              <w:rPr>
+                <w:rFonts w:ascii="Source Sans 3" w:hAnsi="Source Sans 3"/>
+                <w:sz w:val="23"/>
+                <w:szCs w:val="23"/>
+              </w:rPr>
+              <w:t>I'd like to conclude by talking about some of the threats that mountain gorillas face. They are in serious danger of disappearing from our world altogether. Let's have a look at two reasons why they're in such danger. And both of these reasons are connected to human activity. Firstly, people are damaging the mountain forests where these gorillas live. They're cutting down the trees to build farms and towns. Mountain gorillas live in close family groups and this means that it's difficult for them to get enough to eat in the small areas they now have to live in. Secondly, gorillas are also suffering as a result of hunting. Sadly, some people find and kill them to sell. So it's a very sad situation indeed for these beautiful animals.</w:t>
             </w:r>
           </w:p>
         </w:tc>
@@ -18347,23 +16108,7 @@
                 <w:sz w:val="23"/>
                 <w:szCs w:val="23"/>
               </w:rPr>
-              <w:t>Mindset_L1_</w:t>
-            </w:r>
-            <w:r>
-              <w:rPr>
-                <w:rFonts w:ascii="Source Sans 3" w:hAnsi="Source Sans 3" w:cs="Arial"/>
-                <w:sz w:val="23"/>
-                <w:szCs w:val="23"/>
-              </w:rPr>
-              <w:t>66</w:t>
-            </w:r>
-            <w:r>
-              <w:rPr>
-                <w:rFonts w:ascii="Source Sans 3" w:hAnsi="Source Sans 3" w:cs="Arial"/>
-                <w:sz w:val="23"/>
-                <w:szCs w:val="23"/>
-              </w:rPr>
-              <w:t>.mp3</w:t>
+              <w:t>Mindset_L1_68.mp3</w:t>
             </w:r>
           </w:p>
         </w:tc>
@@ -18379,192 +16124,98 @@
                 <w:tab w:val="left" w:pos="4413"/>
               </w:tabs>
               <w:rPr>
-                <w:rFonts w:ascii="Source Sans 3 Black" w:hAnsi="Source Sans 3 Black"/>
-                <w:b/>
-                <w:bCs/>
-                <w:sz w:val="23"/>
-                <w:szCs w:val="23"/>
-              </w:rPr>
-            </w:pPr>
-            <w:r>
-              <w:rPr>
-                <w:rFonts w:ascii="Source Sans 3 Black" w:hAnsi="Source Sans 3 Black"/>
-                <w:b/>
-                <w:bCs/>
-                <w:sz w:val="23"/>
-                <w:szCs w:val="23"/>
-              </w:rPr>
-              <w:t>Speaker 1</w:t>
-            </w:r>
-          </w:p>
-          <w:p>
-            <w:pPr>
-              <w:tabs>
-                <w:tab w:val="left" w:pos="4413"/>
-              </w:tabs>
-              <w:rPr>
-                <w:rFonts w:ascii="Source Sans 3" w:hAnsi="Source Sans 3"/>
-                <w:sz w:val="23"/>
-                <w:szCs w:val="23"/>
-              </w:rPr>
-            </w:pPr>
-            <w:r>
-              <w:rPr>
-                <w:rFonts w:ascii="Source Sans 3" w:hAnsi="Source Sans 3"/>
-                <w:sz w:val="23"/>
-                <w:szCs w:val="23"/>
-              </w:rPr>
-              <w:t>This creature is found in the mountains of Central Africa. It has black hair all over its body, which is much thicker than that of other members of the species. This means that it can live in colder temperatures. There are only about 900 of these apes in the wild. A lot of the green plants they eat have been destroyed, and they have also been killed in the past for their fur.</w:t>
-            </w:r>
-          </w:p>
-          <w:p>
-            <w:pPr>
-              <w:tabs>
-                <w:tab w:val="left" w:pos="4413"/>
-              </w:tabs>
-              <w:rPr>
-                <w:rFonts w:ascii="Source Sans 3 Black" w:hAnsi="Source Sans 3 Black"/>
-                <w:b/>
-                <w:bCs/>
-                <w:sz w:val="23"/>
-                <w:szCs w:val="23"/>
-              </w:rPr>
-            </w:pPr>
-            <w:r>
-              <w:rPr>
-                <w:rFonts w:ascii="Source Sans 3 Black" w:hAnsi="Source Sans 3 Black"/>
-                <w:b/>
-                <w:bCs/>
-                <w:sz w:val="23"/>
-                <w:szCs w:val="23"/>
-              </w:rPr>
-              <w:t>Speaker 2</w:t>
-            </w:r>
-          </w:p>
-          <w:p>
-            <w:pPr>
-              <w:tabs>
-                <w:tab w:val="left" w:pos="4413"/>
-              </w:tabs>
-              <w:rPr>
-                <w:rFonts w:ascii="Source Sans 3" w:hAnsi="Source Sans 3"/>
-                <w:sz w:val="23"/>
-                <w:szCs w:val="23"/>
-              </w:rPr>
-            </w:pPr>
-            <w:r>
-              <w:rPr>
-                <w:rFonts w:ascii="Source Sans 3" w:hAnsi="Source Sans 3"/>
-                <w:sz w:val="23"/>
-                <w:szCs w:val="23"/>
-              </w:rPr>
-              <w:t xml:space="preserve">This creature lives in the ocean from Australia up to Japan. Many of them are quite small, with a body that grows up to five </w:t>
-            </w:r>
-            <w:proofErr w:type="spellStart"/>
-            <w:r>
-              <w:rPr>
-                <w:rFonts w:ascii="Source Sans 3" w:hAnsi="Source Sans 3"/>
-                <w:sz w:val="23"/>
-                <w:szCs w:val="23"/>
-              </w:rPr>
-              <w:t>centimetres</w:t>
-            </w:r>
-            <w:proofErr w:type="spellEnd"/>
-            <w:r>
-              <w:rPr>
-                <w:rFonts w:ascii="Source Sans 3" w:hAnsi="Source Sans 3"/>
-                <w:sz w:val="23"/>
-                <w:szCs w:val="23"/>
-              </w:rPr>
-              <w:t xml:space="preserve"> long, and they have long tentacles, or arms. Its name comes from the bright blue rings that show up when it's frightened. You need to be careful in the sea around them as they are very poisonous.</w:t>
-            </w:r>
-          </w:p>
-          <w:p>
-            <w:pPr>
-              <w:tabs>
-                <w:tab w:val="left" w:pos="4413"/>
-              </w:tabs>
-              <w:rPr>
-                <w:rFonts w:ascii="Source Sans 3 Black" w:hAnsi="Source Sans 3 Black"/>
-                <w:b/>
-                <w:bCs/>
-                <w:sz w:val="23"/>
-                <w:szCs w:val="23"/>
-              </w:rPr>
-            </w:pPr>
-            <w:r>
-              <w:rPr>
-                <w:rFonts w:ascii="Source Sans 3 Black" w:hAnsi="Source Sans 3 Black"/>
-                <w:b/>
-                <w:bCs/>
-                <w:sz w:val="23"/>
-                <w:szCs w:val="23"/>
-              </w:rPr>
-              <w:t>Speaker 3</w:t>
-            </w:r>
-          </w:p>
-          <w:p>
-            <w:pPr>
-              <w:tabs>
-                <w:tab w:val="left" w:pos="4413"/>
-              </w:tabs>
-              <w:rPr>
-                <w:rFonts w:ascii="Source Sans 3" w:hAnsi="Source Sans 3"/>
-                <w:sz w:val="23"/>
-                <w:szCs w:val="23"/>
-              </w:rPr>
-            </w:pPr>
-            <w:r>
-              <w:rPr>
-                <w:rFonts w:ascii="Source Sans 3" w:hAnsi="Source Sans 3"/>
-                <w:sz w:val="23"/>
-                <w:szCs w:val="23"/>
-              </w:rPr>
-              <w:t>These creatures live mainly in desert areas and can survive in both mountains and valleys. Their tails help them to balance when they are climbing or sleeping in trees. Their black and yellow coats help them to hide in the places where they live. Unfortunately, there are only about 250 of these beautiful big cats left in the wild today.</w:t>
-            </w:r>
-          </w:p>
-          <w:p>
-            <w:pPr>
-              <w:tabs>
-                <w:tab w:val="left" w:pos="4413"/>
-              </w:tabs>
-              <w:rPr>
-                <w:rFonts w:ascii="Source Sans 3 Black" w:hAnsi="Source Sans 3 Black"/>
-                <w:b/>
-                <w:bCs/>
-                <w:sz w:val="23"/>
-                <w:szCs w:val="23"/>
-              </w:rPr>
-            </w:pPr>
-            <w:r>
-              <w:rPr>
-                <w:rFonts w:ascii="Source Sans 3 Black" w:hAnsi="Source Sans 3 Black"/>
-                <w:b/>
-                <w:bCs/>
-                <w:sz w:val="23"/>
-                <w:szCs w:val="23"/>
-              </w:rPr>
-              <w:t>Speaker 4</w:t>
-            </w:r>
-          </w:p>
-          <w:p>
-            <w:pPr>
-              <w:tabs>
-                <w:tab w:val="left" w:pos="4413"/>
-              </w:tabs>
-              <w:rPr>
-                <w:rFonts w:ascii="Source Sans 3" w:hAnsi="Source Sans 3"/>
-                <w:sz w:val="23"/>
-                <w:szCs w:val="23"/>
-              </w:rPr>
-            </w:pPr>
-            <w:r>
-              <w:rPr>
-                <w:rFonts w:ascii="Source Sans 3" w:hAnsi="Source Sans 3"/>
-                <w:sz w:val="23"/>
-                <w:szCs w:val="23"/>
-              </w:rPr>
-              <w:t>This strange-looking animal lives in wet areas and comes from the area south of the tropics in China. There are very few in the wild now. As you can see, it has antlers like most deer, but it has a neck like a camel and hooves or feet like a cow. They eat mainly grass and live partly on land and partly in water.</w:t>
+                <w:rFonts w:ascii="Source Sans 3" w:hAnsi="Source Sans 3"/>
+                <w:sz w:val="23"/>
+                <w:szCs w:val="23"/>
+              </w:rPr>
+            </w:pPr>
+            <w:r>
+              <w:rPr>
+                <w:rFonts w:ascii="Source Sans 3" w:hAnsi="Source Sans 3"/>
+                <w:sz w:val="23"/>
+                <w:szCs w:val="23"/>
+              </w:rPr>
+              <w:t>Good morning, everyone. In today's lecture I want to talk to you about a very unpopular animal here in Britain. In fact, you could say that it's one of our least loved animals! It's called the American bullfrog and yes, it does in fact come from America - the east of America, to be exact - and it was brought to Britain in the early 19th century, so you could say that it's been here for quite a long time. It wasn't brought here on purpose - it actually arrived in a big container of aquatic plants. In other words, it was accidentally introduced into Britain.</w:t>
+            </w:r>
+          </w:p>
+          <w:p>
+            <w:pPr>
+              <w:tabs>
+                <w:tab w:val="left" w:pos="4413"/>
+              </w:tabs>
+              <w:rPr>
+                <w:rFonts w:ascii="Source Sans 3" w:hAnsi="Source Sans 3"/>
+                <w:sz w:val="23"/>
+                <w:szCs w:val="23"/>
+              </w:rPr>
+            </w:pPr>
+            <w:r>
+              <w:rPr>
+                <w:rFonts w:ascii="Source Sans 3" w:hAnsi="Source Sans 3"/>
+                <w:sz w:val="23"/>
+                <w:szCs w:val="23"/>
+              </w:rPr>
+              <w:t>Now, I'll tell you a little about its appearance. The American bullfrog is a very large - and ugly - species of frog. And when I say it's large, I mean large. Interestingly, female American bullfrogs are usually much larger than the males. In fact, they can weigh up to 750 grams, whereas the males only go up to about 600 grams. Take a look at its head - it's really broad and flat, isn't it? And you can see its mouth -just here - that's quite large too.</w:t>
+            </w:r>
+          </w:p>
+          <w:p>
+            <w:pPr>
+              <w:tabs>
+                <w:tab w:val="left" w:pos="4413"/>
+              </w:tabs>
+              <w:rPr>
+                <w:rFonts w:ascii="Source Sans 3" w:hAnsi="Source Sans 3"/>
+                <w:sz w:val="23"/>
+                <w:szCs w:val="23"/>
+              </w:rPr>
+            </w:pPr>
+            <w:r>
+              <w:rPr>
+                <w:rFonts w:ascii="Source Sans 3" w:hAnsi="Source Sans 3"/>
+                <w:sz w:val="23"/>
+                <w:szCs w:val="23"/>
+              </w:rPr>
+              <w:t>Now, both the male and the female American bullfrogs have green or brown bodies and have dark spots on the top. But there's one important difference between them - the male's throat is yellow but the female has a white one instead. And the other difference is their eardrums, here just behind their eyes. Those of the male are much larger than the female's.</w:t>
+            </w:r>
+          </w:p>
+          <w:p>
+            <w:pPr>
+              <w:tabs>
+                <w:tab w:val="left" w:pos="4413"/>
+              </w:tabs>
+              <w:rPr>
+                <w:rFonts w:ascii="Source Sans 3" w:hAnsi="Source Sans 3"/>
+                <w:sz w:val="23"/>
+                <w:szCs w:val="23"/>
+              </w:rPr>
+            </w:pPr>
+            <w:r>
+              <w:rPr>
+                <w:rFonts w:ascii="Source Sans 3" w:hAnsi="Source Sans 3"/>
+                <w:sz w:val="23"/>
+                <w:szCs w:val="23"/>
+              </w:rPr>
+              <w:t>So, let's move on to why we so dislike the American bullfrog. Well, this is because it has threatened our own native species of frogs. Firstly, it breeds very quickly indeed. For example, female bullfrogs can lay up to 25,000 eggs every single season. And secondly, the American bullfrog is very greedy. In fact, they eat just about anything they can put into their mouths! As well as other frogs, they eat insects, fish and have even been known to eat birds and snakes! So, in other words, they eat the food sources of our own native species. Thirdly, they carry a disease that is dangerous to other frogs. And finally, they don't just damage our natural world, they cause financial damage too. Around £100,000 has been spent monitoring the American bullfrog in the wild.</w:t>
+            </w:r>
+          </w:p>
+          <w:p>
+            <w:pPr>
+              <w:tabs>
+                <w:tab w:val="left" w:pos="4413"/>
+              </w:tabs>
+              <w:rPr>
+                <w:rFonts w:ascii="Source Sans 3" w:hAnsi="Source Sans 3"/>
+                <w:sz w:val="23"/>
+                <w:szCs w:val="23"/>
+              </w:rPr>
+            </w:pPr>
+            <w:r>
+              <w:rPr>
+                <w:rFonts w:ascii="Source Sans 3" w:hAnsi="Source Sans 3"/>
+                <w:sz w:val="23"/>
+                <w:szCs w:val="23"/>
+              </w:rPr>
+              <w:t>So, as scientists, we can learn a lesson from this about the dangers of introducing any living species into a new environment.</w:t>
             </w:r>
           </w:p>
         </w:tc>
@@ -18606,23 +16257,7 @@
                 <w:sz w:val="23"/>
                 <w:szCs w:val="23"/>
               </w:rPr>
-              <w:t>Mindset_L1_</w:t>
-            </w:r>
-            <w:r>
-              <w:rPr>
-                <w:rFonts w:ascii="Source Sans 3" w:hAnsi="Source Sans 3" w:cs="Arial"/>
-                <w:sz w:val="23"/>
-                <w:szCs w:val="23"/>
-              </w:rPr>
-              <w:t>67</w:t>
-            </w:r>
-            <w:r>
-              <w:rPr>
-                <w:rFonts w:ascii="Source Sans 3" w:hAnsi="Source Sans 3" w:cs="Arial"/>
-                <w:sz w:val="23"/>
-                <w:szCs w:val="23"/>
-              </w:rPr>
-              <w:t>.mp3</w:t>
+              <w:t>Mindset_L1_69.mp3</w:t>
             </w:r>
           </w:p>
         </w:tc>
@@ -18649,179 +16284,188 @@
                 <w:sz w:val="23"/>
                 <w:szCs w:val="23"/>
               </w:rPr>
-              <w:t>Hello everyone. Today I'm going to talk about a project I've done about the mountain gorilla. I think it's a truly fascinating animal. They originate in Africa - Central Africa, in fact.</w:t>
-            </w:r>
-          </w:p>
-          <w:p>
-            <w:pPr>
-              <w:tabs>
-                <w:tab w:val="left" w:pos="4413"/>
-              </w:tabs>
-              <w:rPr>
-                <w:rFonts w:ascii="Source Sans 3" w:hAnsi="Source Sans 3"/>
-                <w:sz w:val="23"/>
-                <w:szCs w:val="23"/>
-              </w:rPr>
-            </w:pPr>
-            <w:r>
-              <w:rPr>
-                <w:rFonts w:ascii="Source Sans 3" w:hAnsi="Source Sans 3"/>
-                <w:sz w:val="23"/>
-                <w:szCs w:val="23"/>
-              </w:rPr>
-              <w:t>So now I'm going to talk a little about where they live. As you can probably guess, and as you can see in this first photo, their name reflects the environment they live in-tropical</w:t>
-            </w:r>
-            <w:r>
-              <w:rPr>
-                <w:rFonts w:ascii="Source Sans 3" w:hAnsi="Source Sans 3"/>
-                <w:sz w:val="23"/>
-                <w:szCs w:val="23"/>
-              </w:rPr>
-              <w:t xml:space="preserve"> </w:t>
-            </w:r>
-            <w:r>
-              <w:rPr>
-                <w:rFonts w:ascii="Source Sans 3" w:hAnsi="Source Sans 3"/>
-                <w:sz w:val="23"/>
-                <w:szCs w:val="23"/>
-              </w:rPr>
-              <w:t>mountain forests.</w:t>
-            </w:r>
-          </w:p>
-          <w:p>
-            <w:pPr>
-              <w:tabs>
-                <w:tab w:val="left" w:pos="4413"/>
-              </w:tabs>
-              <w:rPr>
-                <w:rFonts w:ascii="Source Sans 3" w:hAnsi="Source Sans 3"/>
-                <w:sz w:val="23"/>
-                <w:szCs w:val="23"/>
-              </w:rPr>
-            </w:pPr>
-            <w:r>
-              <w:rPr>
-                <w:rFonts w:ascii="Source Sans 3" w:hAnsi="Source Sans 3"/>
-                <w:sz w:val="23"/>
-                <w:szCs w:val="23"/>
-              </w:rPr>
-              <w:t>Now just like all other apes, they build nests out of leaves. But they</w:t>
-            </w:r>
-          </w:p>
-          <w:p>
-            <w:pPr>
-              <w:tabs>
-                <w:tab w:val="left" w:pos="4413"/>
-              </w:tabs>
-              <w:rPr>
-                <w:rFonts w:ascii="Source Sans 3" w:hAnsi="Source Sans 3"/>
-                <w:sz w:val="23"/>
-                <w:szCs w:val="23"/>
-              </w:rPr>
-            </w:pPr>
-            <w:r>
-              <w:rPr>
-                <w:rFonts w:ascii="Source Sans 3" w:hAnsi="Source Sans 3"/>
-                <w:sz w:val="23"/>
-                <w:szCs w:val="23"/>
-              </w:rPr>
-              <w:t>don't make their nests high up as other species do mountain</w:t>
-            </w:r>
-          </w:p>
-          <w:p>
-            <w:pPr>
-              <w:tabs>
-                <w:tab w:val="left" w:pos="4413"/>
-              </w:tabs>
-              <w:rPr>
-                <w:rFonts w:ascii="Source Sans 3" w:hAnsi="Source Sans 3"/>
-                <w:sz w:val="23"/>
-                <w:szCs w:val="23"/>
-              </w:rPr>
-            </w:pPr>
-            <w:r>
-              <w:rPr>
-                <w:rFonts w:ascii="Source Sans 3" w:hAnsi="Source Sans 3"/>
-                <w:sz w:val="23"/>
-                <w:szCs w:val="23"/>
-              </w:rPr>
-              <w:t xml:space="preserve">gorillas make them on the ground instead. And they sleep wherever they end their day and they rarely sleep in the same bed twice! So, I'll move on to talk about the physical features of the mountain gorilla. In other words, what it looks like. So here are some more photographs on screen for you all to have a look at. This gorilla here on the left is a male gorilla. We know that he's an older male gorilla because of the </w:t>
-            </w:r>
-            <w:proofErr w:type="spellStart"/>
-            <w:r>
-              <w:rPr>
-                <w:rFonts w:ascii="Source Sans 3" w:hAnsi="Source Sans 3"/>
-                <w:sz w:val="23"/>
-                <w:szCs w:val="23"/>
-              </w:rPr>
-              <w:t>colour</w:t>
-            </w:r>
-            <w:proofErr w:type="spellEnd"/>
-            <w:r>
-              <w:rPr>
-                <w:rFonts w:ascii="Source Sans 3" w:hAnsi="Source Sans 3"/>
-                <w:sz w:val="23"/>
-                <w:szCs w:val="23"/>
-              </w:rPr>
-              <w:t xml:space="preserve"> of his coat. As you can see, his coat is grey. He's called a silverback. Younger male gorillas are called blackbacks. And there's an obvious reason for that! Yes, a young adult male has a black coat. As he gets older, his coat turns from black to grey.</w:t>
-            </w:r>
-          </w:p>
-          <w:p>
-            <w:pPr>
-              <w:tabs>
-                <w:tab w:val="left" w:pos="4413"/>
-              </w:tabs>
-              <w:rPr>
-                <w:rFonts w:ascii="Source Sans 3" w:hAnsi="Source Sans 3"/>
-                <w:sz w:val="23"/>
-                <w:szCs w:val="23"/>
-              </w:rPr>
-            </w:pPr>
-            <w:r>
-              <w:rPr>
-                <w:rFonts w:ascii="Source Sans 3" w:hAnsi="Source Sans 3"/>
-                <w:sz w:val="23"/>
-                <w:szCs w:val="23"/>
-              </w:rPr>
-              <w:t>Next, I'm going to tell you a little about the diet of the mountain gorilla. Interestingly, mountain gorillas are herbivores. In other words, they survive on a diet of plants. As you can see from this next picture, this gorilla is eating leaves. They also eat fruit and flowers. They occasionally eat insects too, but only when they're very hungry! And it might interest you to know that mountain gorillas very rarely drink water, even though they live in a very warm climate. It appears they get all the water they need from plants.</w:t>
-            </w:r>
-          </w:p>
-          <w:p>
-            <w:pPr>
-              <w:tabs>
-                <w:tab w:val="left" w:pos="4413"/>
-              </w:tabs>
-              <w:rPr>
-                <w:rFonts w:ascii="Source Sans 3" w:hAnsi="Source Sans 3"/>
-                <w:sz w:val="23"/>
-                <w:szCs w:val="23"/>
-              </w:rPr>
-            </w:pPr>
-            <w:r>
-              <w:rPr>
-                <w:rFonts w:ascii="Source Sans 3" w:hAnsi="Source Sans 3"/>
-                <w:sz w:val="23"/>
-                <w:szCs w:val="23"/>
-              </w:rPr>
-              <w:t xml:space="preserve">I'd like to conclude by talking about some of the threats that mountain gorillas face. They are in serious danger of disappearing from our world altogether. Let's have a look at two reasons why they're in such danger. And both of these reasons are connected to human activity. Firstly, people are damaging the mountain forests where these gorillas live. They're cutting down the trees to build farms and towns. Mountain gorillas live in close family groups and this means that it's difficult for them to get enough to eat in the small areas they now have to live in. Secondly, gorillas are also suffering as a result of hunting. Sadly, some people find and kill them to sell. </w:t>
-            </w:r>
-            <w:proofErr w:type="gramStart"/>
-            <w:r>
-              <w:rPr>
-                <w:rFonts w:ascii="Source Sans 3" w:hAnsi="Source Sans 3"/>
-                <w:sz w:val="23"/>
-                <w:szCs w:val="23"/>
-              </w:rPr>
-              <w:t>So</w:t>
-            </w:r>
-            <w:proofErr w:type="gramEnd"/>
-            <w:r>
-              <w:rPr>
-                <w:rFonts w:ascii="Source Sans 3" w:hAnsi="Source Sans 3"/>
-                <w:sz w:val="23"/>
-                <w:szCs w:val="23"/>
-              </w:rPr>
-              <w:t xml:space="preserve"> it's a very sad situation indeed for these beautiful animals.</w:t>
+              <w:t>OK everyone, I think we're ready to make a start. Now, when you think of a dangerous animal, what do you think of? A tiger perhaps? Or maybe a leopard? Most people think that all dangerous animals live on land, but in fact, some of the most dangerous animals on the planet live in our seas and oceans. I'm going to talk today about one of these - the box jellyfish.</w:t>
+            </w:r>
+          </w:p>
+          <w:p>
+            <w:pPr>
+              <w:tabs>
+                <w:tab w:val="left" w:pos="4413"/>
+              </w:tabs>
+              <w:rPr>
+                <w:rFonts w:ascii="Source Sans 3" w:hAnsi="Source Sans 3"/>
+                <w:sz w:val="23"/>
+                <w:szCs w:val="23"/>
+              </w:rPr>
+            </w:pPr>
+            <w:r>
+              <w:rPr>
+                <w:rFonts w:ascii="Source Sans 3" w:hAnsi="Source Sans 3"/>
+                <w:sz w:val="23"/>
+                <w:szCs w:val="23"/>
+              </w:rPr>
+              <w:t>There are different types of box jellyfish, and they are found in warm coastal seas anywhere from the Indian Ocean to as far north as Japan, but the most dangerous ones are found in the oceans around Australia.</w:t>
+            </w:r>
+          </w:p>
+          <w:p>
+            <w:pPr>
+              <w:tabs>
+                <w:tab w:val="left" w:pos="4413"/>
+              </w:tabs>
+              <w:rPr>
+                <w:rFonts w:ascii="Source Sans 3" w:hAnsi="Source Sans 3"/>
+                <w:sz w:val="23"/>
+                <w:szCs w:val="23"/>
+              </w:rPr>
+            </w:pPr>
+            <w:r>
+              <w:rPr>
+                <w:rFonts w:ascii="Source Sans 3" w:hAnsi="Source Sans 3"/>
+                <w:sz w:val="23"/>
+                <w:szCs w:val="23"/>
+              </w:rPr>
+              <w:t>OK, so now let's examine what these box jellyfish look like. There are no prizes for guessing why it's called a box jellyfish! You can see that it's shaped like a box or a cube, with four sides and rounded corners.</w:t>
+            </w:r>
+          </w:p>
+          <w:p>
+            <w:pPr>
+              <w:tabs>
+                <w:tab w:val="left" w:pos="4413"/>
+              </w:tabs>
+              <w:rPr>
+                <w:rFonts w:ascii="Source Sans 3" w:hAnsi="Source Sans 3"/>
+                <w:sz w:val="23"/>
+                <w:szCs w:val="23"/>
+              </w:rPr>
+            </w:pPr>
+            <w:r>
+              <w:rPr>
+                <w:rFonts w:ascii="Source Sans 3" w:hAnsi="Source Sans 3"/>
+                <w:sz w:val="23"/>
+                <w:szCs w:val="23"/>
+              </w:rPr>
+              <w:t>And you can also see that its body is light blue.</w:t>
+            </w:r>
+          </w:p>
+          <w:p>
+            <w:pPr>
+              <w:tabs>
+                <w:tab w:val="left" w:pos="4413"/>
+              </w:tabs>
+              <w:rPr>
+                <w:rFonts w:ascii="Source Sans 3" w:hAnsi="Source Sans 3"/>
+                <w:sz w:val="23"/>
+                <w:szCs w:val="23"/>
+              </w:rPr>
+            </w:pPr>
+            <w:r>
+              <w:rPr>
+                <w:rFonts w:ascii="Source Sans 3" w:hAnsi="Source Sans 3"/>
+                <w:sz w:val="23"/>
+                <w:szCs w:val="23"/>
+              </w:rPr>
+              <w:t>So, let's take a look at the tentacles of the box jellyfish more closely.</w:t>
+            </w:r>
+          </w:p>
+          <w:p>
+            <w:pPr>
+              <w:tabs>
+                <w:tab w:val="left" w:pos="4413"/>
+              </w:tabs>
+              <w:rPr>
+                <w:rFonts w:ascii="Source Sans 3" w:hAnsi="Source Sans 3"/>
+                <w:sz w:val="23"/>
+                <w:szCs w:val="23"/>
+              </w:rPr>
+            </w:pPr>
+            <w:r>
+              <w:rPr>
+                <w:rFonts w:ascii="Source Sans 3" w:hAnsi="Source Sans 3"/>
+                <w:sz w:val="23"/>
+                <w:szCs w:val="23"/>
+              </w:rPr>
+              <w:t>It's got 15 of these growing from each of the four corners of the box. Now, you may be surprised to learn that these tentacles can grow to a length of three metres! And another surprising thing is its large number of eyes, that's six eyes on each of its four sides, so 24 altogether.</w:t>
+            </w:r>
+          </w:p>
+          <w:p>
+            <w:pPr>
+              <w:tabs>
+                <w:tab w:val="left" w:pos="4413"/>
+              </w:tabs>
+              <w:rPr>
+                <w:rFonts w:ascii="Source Sans 3" w:hAnsi="Source Sans 3"/>
+                <w:sz w:val="23"/>
+                <w:szCs w:val="23"/>
+              </w:rPr>
+            </w:pPr>
+            <w:r>
+              <w:rPr>
+                <w:rFonts w:ascii="Source Sans 3" w:hAnsi="Source Sans 3"/>
+                <w:sz w:val="23"/>
+                <w:szCs w:val="23"/>
+              </w:rPr>
+              <w:t>So now let's move on to talk about the sting of a box jellyfish. What is it? Well, a jellyfish has a lot of tentacles, and each tentacle has thousands of cells which can produce a poison. If the tentacles come into contact with a fish, or a person, they stick to their skin. If the tentacles are very long, they are in contact with a lot of the body, giving a bad sting which hurts terribly. This can be dangerous to the victim.</w:t>
+            </w:r>
+          </w:p>
+          <w:p>
+            <w:pPr>
+              <w:tabs>
+                <w:tab w:val="left" w:pos="4413"/>
+              </w:tabs>
+              <w:rPr>
+                <w:rFonts w:ascii="Source Sans 3" w:hAnsi="Source Sans 3"/>
+                <w:sz w:val="23"/>
+                <w:szCs w:val="23"/>
+              </w:rPr>
+            </w:pPr>
+            <w:r>
+              <w:rPr>
+                <w:rFonts w:ascii="Source Sans 3" w:hAnsi="Source Sans 3"/>
+                <w:sz w:val="23"/>
+                <w:szCs w:val="23"/>
+              </w:rPr>
+              <w:t>There are two ways that people can die as the result of a jellyfish sting. Firstly, a very severe sting can cause a person to have a heart attack. This can happen within minutes. Secondly, sometimes a swimmer goes into shock and can't make it back to the beach because they are in such extreme pain. If they're in the water alone, they'll die.</w:t>
+            </w:r>
+          </w:p>
+          <w:p>
+            <w:pPr>
+              <w:tabs>
+                <w:tab w:val="left" w:pos="4413"/>
+              </w:tabs>
+              <w:rPr>
+                <w:rFonts w:ascii="Source Sans 3" w:hAnsi="Source Sans 3"/>
+                <w:sz w:val="23"/>
+                <w:szCs w:val="23"/>
+              </w:rPr>
+            </w:pPr>
+            <w:r>
+              <w:rPr>
+                <w:rFonts w:ascii="Source Sans 3" w:hAnsi="Source Sans 3"/>
+                <w:sz w:val="23"/>
+                <w:szCs w:val="23"/>
+              </w:rPr>
+              <w:t>And now I'd like to conclude with advice on how to help someone who has been stung by a box jellyfish. If they have had a heart attack, of course the most important thing is to try to revive them first of all.</w:t>
+            </w:r>
+          </w:p>
+          <w:p>
+            <w:pPr>
+              <w:tabs>
+                <w:tab w:val="left" w:pos="4413"/>
+              </w:tabs>
+              <w:rPr>
+                <w:rFonts w:ascii="Source Sans 3" w:hAnsi="Source Sans 3"/>
+                <w:sz w:val="23"/>
+                <w:szCs w:val="23"/>
+              </w:rPr>
+            </w:pPr>
+            <w:r>
+              <w:rPr>
+                <w:rFonts w:ascii="Source Sans 3" w:hAnsi="Source Sans 3"/>
+                <w:sz w:val="23"/>
+                <w:szCs w:val="23"/>
+              </w:rPr>
+              <w:lastRenderedPageBreak/>
+              <w:t>And then, the best thing to help is vinegar. Yes, the same vinegar you use when you're cooking! Many Australian beaches keep bottles of it near the jellyfish warning signs. You should pour a bottle over the tentacles for 30 seconds, and then the tentacles can be removed. However, if you get stung and don't have any vinegar, you should pour seawater on the skin. This will help to ease the pain before you can get further medical help.</w:t>
             </w:r>
           </w:p>
         </w:tc>
@@ -18863,23 +16507,7 @@
                 <w:sz w:val="23"/>
                 <w:szCs w:val="23"/>
               </w:rPr>
-              <w:t>Mindset_L1_</w:t>
-            </w:r>
-            <w:r>
-              <w:rPr>
-                <w:rFonts w:ascii="Source Sans 3" w:hAnsi="Source Sans 3" w:cs="Arial"/>
-                <w:sz w:val="23"/>
-                <w:szCs w:val="23"/>
-              </w:rPr>
-              <w:t>68</w:t>
-            </w:r>
-            <w:r>
-              <w:rPr>
-                <w:rFonts w:ascii="Source Sans 3" w:hAnsi="Source Sans 3" w:cs="Arial"/>
-                <w:sz w:val="23"/>
-                <w:szCs w:val="23"/>
-              </w:rPr>
-              <w:t>.mp3</w:t>
+              <w:t>Mindset_L1_70.mp3</w:t>
             </w:r>
           </w:p>
         </w:tc>
@@ -18896,115 +16524,333 @@
               </w:tabs>
               <w:rPr>
                 <w:rFonts w:ascii="Source Sans 3" w:hAnsi="Source Sans 3"/>
-                <w:sz w:val="23"/>
-                <w:szCs w:val="23"/>
-              </w:rPr>
-            </w:pPr>
-            <w:r>
-              <w:rPr>
-                <w:rFonts w:ascii="Source Sans 3" w:hAnsi="Source Sans 3"/>
-                <w:sz w:val="23"/>
-                <w:szCs w:val="23"/>
-              </w:rPr>
-              <w:t>Good morning, everyone. In today's lecture I want to talk to you about a very unpopular animal here in Britain. In fact, you could say that it's one of our least loved animals! It's called the American bullfrog and yes, it does in fact come from America - the east of America, to be exact - and it was brought to Britain in the early 19th century, so you could say that it's been here for quite a long time. It wasn't brought here on purpose - it actually arrived in a big container of aquatic plants. In other words, it was accidentally introduced into Britain.</w:t>
-            </w:r>
-          </w:p>
-          <w:p>
-            <w:pPr>
-              <w:tabs>
-                <w:tab w:val="left" w:pos="4413"/>
-              </w:tabs>
-              <w:rPr>
-                <w:rFonts w:ascii="Source Sans 3" w:hAnsi="Source Sans 3"/>
-                <w:sz w:val="23"/>
-                <w:szCs w:val="23"/>
-              </w:rPr>
-            </w:pPr>
-            <w:r>
-              <w:rPr>
-                <w:rFonts w:ascii="Source Sans 3" w:hAnsi="Source Sans 3"/>
-                <w:sz w:val="23"/>
-                <w:szCs w:val="23"/>
-              </w:rPr>
-              <w:t>Now, I'll tell you a little about its appearance. The American bullfrog is a very large - and ugly - species of frog. And when I say it's large, I mean large. Interestingly, female American bullfrogs are usually much larger than the males. In fact, they can weigh up to 750 grams, whereas the males only go up to about 600 grams. Take a look at its head - it's really broad and flat, isn't it? And you can see its mouth -just here - that's quite large too.</w:t>
-            </w:r>
-          </w:p>
-          <w:p>
-            <w:pPr>
-              <w:tabs>
-                <w:tab w:val="left" w:pos="4413"/>
-              </w:tabs>
-              <w:rPr>
-                <w:rFonts w:ascii="Source Sans 3" w:hAnsi="Source Sans 3"/>
-                <w:sz w:val="23"/>
-                <w:szCs w:val="23"/>
-              </w:rPr>
-            </w:pPr>
-            <w:r>
-              <w:rPr>
-                <w:rFonts w:ascii="Source Sans 3" w:hAnsi="Source Sans 3"/>
-                <w:sz w:val="23"/>
-                <w:szCs w:val="23"/>
-              </w:rPr>
-              <w:t xml:space="preserve">Now, both the male and the female American bullfrogs have green or brown bodies and have dark spots on the top. But there's one important difference between them - the male's throat is yellow but the female has a white one instead. And the other difference is their eardrums, here just behind their eyes. Those of the male are much larger than the </w:t>
-            </w:r>
-            <w:proofErr w:type="gramStart"/>
-            <w:r>
-              <w:rPr>
-                <w:rFonts w:ascii="Source Sans 3" w:hAnsi="Source Sans 3"/>
-                <w:sz w:val="23"/>
-                <w:szCs w:val="23"/>
-              </w:rPr>
-              <w:t>female's</w:t>
-            </w:r>
-            <w:proofErr w:type="gramEnd"/>
-            <w:r>
-              <w:rPr>
-                <w:rFonts w:ascii="Source Sans 3" w:hAnsi="Source Sans 3"/>
-                <w:sz w:val="23"/>
-                <w:szCs w:val="23"/>
-              </w:rPr>
-              <w:t>.</w:t>
-            </w:r>
-          </w:p>
-          <w:p>
-            <w:pPr>
-              <w:tabs>
-                <w:tab w:val="left" w:pos="4413"/>
-              </w:tabs>
-              <w:rPr>
-                <w:rFonts w:ascii="Source Sans 3" w:hAnsi="Source Sans 3"/>
-                <w:sz w:val="23"/>
-                <w:szCs w:val="23"/>
-              </w:rPr>
-            </w:pPr>
-            <w:r>
-              <w:rPr>
-                <w:rFonts w:ascii="Source Sans 3" w:hAnsi="Source Sans 3"/>
-                <w:sz w:val="23"/>
-                <w:szCs w:val="23"/>
-              </w:rPr>
-              <w:t>So, let's move on to why we so dislike the American bullfrog. Well, this is because it has threatened our own native species of frogs. Firstly, it breeds very quickly indeed. For example, female bullfrogs can lay up to 25,000 eggs every single season. And secondly, the American bullfrog is very greedy. In fact, they eat just about anything they can put into their mouths! As well as other frogs, they eat insects, fish and have even been known to eat birds and snakes! So, in other words, they eat the food sources of our own native species. Thirdly, they carry a disease that is dangerous to other frogs. And finally, they don't just damage our natural world, they cause financial damage too. Around £100,000 has been spent monitoring the American bullfrog in the wild.</w:t>
-            </w:r>
-          </w:p>
-          <w:p>
-            <w:pPr>
-              <w:tabs>
-                <w:tab w:val="left" w:pos="4413"/>
-              </w:tabs>
-              <w:rPr>
-                <w:rFonts w:ascii="Source Sans 3" w:hAnsi="Source Sans 3"/>
-                <w:sz w:val="23"/>
-                <w:szCs w:val="23"/>
-              </w:rPr>
-            </w:pPr>
-            <w:r>
-              <w:rPr>
-                <w:rFonts w:ascii="Source Sans 3" w:hAnsi="Source Sans 3"/>
-                <w:sz w:val="23"/>
-                <w:szCs w:val="23"/>
-              </w:rPr>
-              <w:t>So, as scientists, we can learn a lesson from this about the dangers of introducing any living species into a new environment.</w:t>
+                <w:b/>
+                <w:bCs/>
+                <w:sz w:val="23"/>
+                <w:szCs w:val="23"/>
+              </w:rPr>
+            </w:pPr>
+            <w:r>
+              <w:rPr>
+                <w:rFonts w:ascii="Source Sans 3" w:hAnsi="Source Sans 3"/>
+                <w:b/>
+                <w:bCs/>
+                <w:sz w:val="23"/>
+                <w:szCs w:val="23"/>
+              </w:rPr>
+              <w:t>1</w:t>
+            </w:r>
+          </w:p>
+          <w:p>
+            <w:pPr>
+              <w:tabs>
+                <w:tab w:val="left" w:pos="4413"/>
+              </w:tabs>
+              <w:rPr>
+                <w:rFonts w:ascii="Source Sans 3" w:hAnsi="Source Sans 3"/>
+                <w:sz w:val="23"/>
+                <w:szCs w:val="23"/>
+              </w:rPr>
+            </w:pPr>
+            <w:r>
+              <w:rPr>
+                <w:rFonts w:ascii="Source Sans 3" w:hAnsi="Source Sans 3"/>
+                <w:b/>
+                <w:bCs/>
+                <w:sz w:val="23"/>
+                <w:szCs w:val="23"/>
+              </w:rPr>
+              <w:t>Examiner</w:t>
+            </w:r>
+            <w:r>
+              <w:rPr>
+                <w:rFonts w:ascii="Source Sans 3" w:hAnsi="Source Sans 3"/>
+                <w:sz w:val="23"/>
+                <w:szCs w:val="23"/>
+              </w:rPr>
+              <w:t>: What can governments do to prevent illegal hunting?</w:t>
+            </w:r>
+          </w:p>
+          <w:p>
+            <w:pPr>
+              <w:tabs>
+                <w:tab w:val="left" w:pos="4413"/>
+              </w:tabs>
+              <w:rPr>
+                <w:rFonts w:ascii="Source Sans 3" w:hAnsi="Source Sans 3"/>
+                <w:sz w:val="23"/>
+                <w:szCs w:val="23"/>
+              </w:rPr>
+            </w:pPr>
+            <w:r>
+              <w:rPr>
+                <w:rFonts w:ascii="Source Sans 3" w:hAnsi="Source Sans 3"/>
+                <w:b/>
+                <w:bCs/>
+                <w:sz w:val="23"/>
+                <w:szCs w:val="23"/>
+              </w:rPr>
+              <w:t>Student 1</w:t>
+            </w:r>
+            <w:r>
+              <w:rPr>
+                <w:rFonts w:ascii="Source Sans 3" w:hAnsi="Source Sans 3"/>
+                <w:sz w:val="23"/>
+                <w:szCs w:val="23"/>
+              </w:rPr>
+              <w:t>: There are two things the government can do to prevent illegal hunting. The first is to be more serious about punishing hunters, for example...</w:t>
+            </w:r>
+          </w:p>
+          <w:p>
+            <w:pPr>
+              <w:tabs>
+                <w:tab w:val="left" w:pos="4413"/>
+              </w:tabs>
+              <w:rPr>
+                <w:rFonts w:ascii="Source Sans 3" w:hAnsi="Source Sans 3"/>
+                <w:b/>
+                <w:bCs/>
+                <w:sz w:val="23"/>
+                <w:szCs w:val="23"/>
+              </w:rPr>
+            </w:pPr>
+            <w:r>
+              <w:rPr>
+                <w:rFonts w:ascii="Source Sans 3" w:hAnsi="Source Sans 3"/>
+                <w:b/>
+                <w:bCs/>
+                <w:sz w:val="23"/>
+                <w:szCs w:val="23"/>
+              </w:rPr>
+              <w:t>2</w:t>
+            </w:r>
+          </w:p>
+          <w:p>
+            <w:pPr>
+              <w:tabs>
+                <w:tab w:val="left" w:pos="4413"/>
+              </w:tabs>
+              <w:rPr>
+                <w:rFonts w:ascii="Source Sans 3" w:hAnsi="Source Sans 3"/>
+                <w:sz w:val="23"/>
+                <w:szCs w:val="23"/>
+              </w:rPr>
+            </w:pPr>
+            <w:r>
+              <w:rPr>
+                <w:rFonts w:ascii="Source Sans 3" w:hAnsi="Source Sans 3"/>
+                <w:b/>
+                <w:bCs/>
+                <w:sz w:val="23"/>
+                <w:szCs w:val="23"/>
+              </w:rPr>
+              <w:t>Examiner</w:t>
+            </w:r>
+            <w:r>
+              <w:rPr>
+                <w:rFonts w:ascii="Source Sans 3" w:hAnsi="Source Sans 3"/>
+                <w:sz w:val="23"/>
+                <w:szCs w:val="23"/>
+              </w:rPr>
+              <w:t>: Should the government provide more money for zoos?</w:t>
+            </w:r>
+          </w:p>
+          <w:p>
+            <w:pPr>
+              <w:tabs>
+                <w:tab w:val="left" w:pos="4413"/>
+              </w:tabs>
+              <w:rPr>
+                <w:rFonts w:ascii="Source Sans 3" w:hAnsi="Source Sans 3"/>
+                <w:sz w:val="23"/>
+                <w:szCs w:val="23"/>
+              </w:rPr>
+            </w:pPr>
+            <w:r>
+              <w:rPr>
+                <w:rFonts w:ascii="Source Sans 3" w:hAnsi="Source Sans 3"/>
+                <w:b/>
+                <w:bCs/>
+                <w:sz w:val="23"/>
+                <w:szCs w:val="23"/>
+              </w:rPr>
+              <w:t>Student 2</w:t>
+            </w:r>
+            <w:r>
+              <w:rPr>
+                <w:rFonts w:ascii="Source Sans 3" w:hAnsi="Source Sans 3"/>
+                <w:sz w:val="23"/>
+                <w:szCs w:val="23"/>
+              </w:rPr>
+              <w:t>: They definitely should. It seems to me that zoos need money now more than ever. Many of them have very old facilities for the animals....</w:t>
+            </w:r>
+          </w:p>
+          <w:p>
+            <w:pPr>
+              <w:tabs>
+                <w:tab w:val="left" w:pos="4413"/>
+              </w:tabs>
+              <w:rPr>
+                <w:rFonts w:ascii="Source Sans 3" w:hAnsi="Source Sans 3"/>
+                <w:b/>
+                <w:bCs/>
+                <w:sz w:val="23"/>
+                <w:szCs w:val="23"/>
+              </w:rPr>
+            </w:pPr>
+            <w:r>
+              <w:rPr>
+                <w:rFonts w:ascii="Source Sans 3" w:hAnsi="Source Sans 3"/>
+                <w:b/>
+                <w:bCs/>
+                <w:sz w:val="23"/>
+                <w:szCs w:val="23"/>
+              </w:rPr>
+              <w:t>3</w:t>
+            </w:r>
+          </w:p>
+          <w:p>
+            <w:pPr>
+              <w:tabs>
+                <w:tab w:val="left" w:pos="4413"/>
+              </w:tabs>
+              <w:rPr>
+                <w:rFonts w:ascii="Source Sans 3" w:hAnsi="Source Sans 3"/>
+                <w:sz w:val="23"/>
+                <w:szCs w:val="23"/>
+              </w:rPr>
+            </w:pPr>
+            <w:r>
+              <w:rPr>
+                <w:rFonts w:ascii="Source Sans 3" w:hAnsi="Source Sans 3"/>
+                <w:b/>
+                <w:bCs/>
+                <w:sz w:val="23"/>
+                <w:szCs w:val="23"/>
+              </w:rPr>
+              <w:t>Examiner</w:t>
+            </w:r>
+            <w:r>
+              <w:rPr>
+                <w:rFonts w:ascii="Source Sans 3" w:hAnsi="Source Sans 3"/>
+                <w:sz w:val="23"/>
+                <w:szCs w:val="23"/>
+              </w:rPr>
+              <w:t>: How might we be able to protect wildlife in the future?</w:t>
+            </w:r>
+          </w:p>
+          <w:p>
+            <w:pPr>
+              <w:tabs>
+                <w:tab w:val="left" w:pos="4413"/>
+              </w:tabs>
+              <w:rPr>
+                <w:rFonts w:ascii="Source Sans 3" w:hAnsi="Source Sans 3"/>
+                <w:sz w:val="23"/>
+                <w:szCs w:val="23"/>
+              </w:rPr>
+            </w:pPr>
+            <w:r>
+              <w:rPr>
+                <w:rFonts w:ascii="Source Sans 3" w:hAnsi="Source Sans 3"/>
+                <w:b/>
+                <w:bCs/>
+                <w:sz w:val="23"/>
+                <w:szCs w:val="23"/>
+              </w:rPr>
+              <w:t>Student 3</w:t>
+            </w:r>
+            <w:r>
+              <w:rPr>
+                <w:rFonts w:ascii="Source Sans 3" w:hAnsi="Source Sans 3"/>
+                <w:sz w:val="23"/>
+                <w:szCs w:val="23"/>
+              </w:rPr>
+              <w:t>: Well, in the future, it might be a good idea to use technology to track where wild animals are...</w:t>
+            </w:r>
+          </w:p>
+          <w:p>
+            <w:pPr>
+              <w:tabs>
+                <w:tab w:val="left" w:pos="4413"/>
+              </w:tabs>
+              <w:rPr>
+                <w:rFonts w:ascii="Source Sans 3" w:hAnsi="Source Sans 3"/>
+                <w:b/>
+                <w:bCs/>
+                <w:sz w:val="23"/>
+                <w:szCs w:val="23"/>
+              </w:rPr>
+            </w:pPr>
+            <w:r>
+              <w:rPr>
+                <w:rFonts w:ascii="Source Sans 3" w:hAnsi="Source Sans 3"/>
+                <w:b/>
+                <w:bCs/>
+                <w:sz w:val="23"/>
+                <w:szCs w:val="23"/>
+              </w:rPr>
+              <w:t>4</w:t>
+            </w:r>
+          </w:p>
+          <w:p>
+            <w:pPr>
+              <w:tabs>
+                <w:tab w:val="left" w:pos="4413"/>
+              </w:tabs>
+              <w:rPr>
+                <w:rFonts w:ascii="Source Sans 3" w:hAnsi="Source Sans 3"/>
+                <w:sz w:val="23"/>
+                <w:szCs w:val="23"/>
+              </w:rPr>
+            </w:pPr>
+            <w:r>
+              <w:rPr>
+                <w:rFonts w:ascii="Source Sans 3" w:hAnsi="Source Sans 3"/>
+                <w:b/>
+                <w:bCs/>
+                <w:sz w:val="23"/>
+                <w:szCs w:val="23"/>
+              </w:rPr>
+              <w:t>Examiner</w:t>
+            </w:r>
+            <w:r>
+              <w:rPr>
+                <w:rFonts w:ascii="Source Sans 3" w:hAnsi="Source Sans 3"/>
+                <w:sz w:val="23"/>
+                <w:szCs w:val="23"/>
+              </w:rPr>
+              <w:t>: is there any difference in how children learn about wildlife now than in the past?</w:t>
+            </w:r>
+          </w:p>
+          <w:p>
+            <w:pPr>
+              <w:tabs>
+                <w:tab w:val="left" w:pos="4413"/>
+              </w:tabs>
+              <w:rPr>
+                <w:rFonts w:ascii="Source Sans 3" w:hAnsi="Source Sans 3"/>
+                <w:sz w:val="23"/>
+                <w:szCs w:val="23"/>
+              </w:rPr>
+            </w:pPr>
+            <w:r>
+              <w:rPr>
+                <w:rFonts w:ascii="Source Sans 3" w:hAnsi="Source Sans 3"/>
+                <w:b/>
+                <w:bCs/>
+                <w:sz w:val="23"/>
+                <w:szCs w:val="23"/>
+              </w:rPr>
+              <w:t>Student 4</w:t>
+            </w:r>
+            <w:r>
+              <w:rPr>
+                <w:rFonts w:ascii="Source Sans 3" w:hAnsi="Source Sans 3"/>
+                <w:sz w:val="23"/>
+                <w:szCs w:val="23"/>
+              </w:rPr>
+              <w:t>: There's a big difference, I think. In the past, we used to go on more field trips to places to see wild animals, but now we mostly just see them on the internet.</w:t>
             </w:r>
           </w:p>
         </w:tc>
@@ -19046,23 +16892,7 @@
                 <w:sz w:val="23"/>
                 <w:szCs w:val="23"/>
               </w:rPr>
-              <w:t>Mindset_L1_</w:t>
-            </w:r>
-            <w:r>
-              <w:rPr>
-                <w:rFonts w:ascii="Source Sans 3" w:hAnsi="Source Sans 3" w:cs="Arial"/>
-                <w:sz w:val="23"/>
-                <w:szCs w:val="23"/>
-              </w:rPr>
-              <w:t>69</w:t>
-            </w:r>
-            <w:r>
-              <w:rPr>
-                <w:rFonts w:ascii="Source Sans 3" w:hAnsi="Source Sans 3" w:cs="Arial"/>
-                <w:sz w:val="23"/>
-                <w:szCs w:val="23"/>
-              </w:rPr>
-              <w:t>.mp3</w:t>
+              <w:t>Mindset_L1_71.mp3</w:t>
             </w:r>
           </w:p>
         </w:tc>
@@ -19079,971 +16909,274 @@
               </w:tabs>
               <w:rPr>
                 <w:rFonts w:ascii="Source Sans 3" w:hAnsi="Source Sans 3"/>
-                <w:sz w:val="23"/>
-                <w:szCs w:val="23"/>
-              </w:rPr>
-            </w:pPr>
-            <w:r>
-              <w:rPr>
-                <w:rFonts w:ascii="Source Sans 3" w:hAnsi="Source Sans 3"/>
-                <w:sz w:val="23"/>
-                <w:szCs w:val="23"/>
-              </w:rPr>
-              <w:lastRenderedPageBreak/>
-              <w:t>OK everyone, I think we're ready to make a start. Now, when you think of a dangerous animal, what do you think of? A tiger perhaps? Or maybe a leopard? Most people think that all dangerous animals live on land, but in fact, some of the most dangerous animals on the planet live in our seas and oceans. I'm going to talk today about one of these - the box jellyfish.</w:t>
-            </w:r>
-          </w:p>
-          <w:p>
-            <w:pPr>
-              <w:tabs>
-                <w:tab w:val="left" w:pos="4413"/>
-              </w:tabs>
-              <w:rPr>
-                <w:rFonts w:ascii="Source Sans 3" w:hAnsi="Source Sans 3"/>
-                <w:sz w:val="23"/>
-                <w:szCs w:val="23"/>
-              </w:rPr>
-            </w:pPr>
-            <w:r>
-              <w:rPr>
-                <w:rFonts w:ascii="Source Sans 3" w:hAnsi="Source Sans 3"/>
-                <w:sz w:val="23"/>
-                <w:szCs w:val="23"/>
-              </w:rPr>
-              <w:t>There are different types of box jellyfish, and they are found in warm coastal seas anywhere from the Indian Ocean to as far north as Japan, but the most dangerous ones are found in the oceans around Australia.</w:t>
-            </w:r>
-          </w:p>
-          <w:p>
-            <w:pPr>
-              <w:tabs>
-                <w:tab w:val="left" w:pos="4413"/>
-              </w:tabs>
-              <w:rPr>
-                <w:rFonts w:ascii="Source Sans 3" w:hAnsi="Source Sans 3"/>
-                <w:sz w:val="23"/>
-                <w:szCs w:val="23"/>
-              </w:rPr>
-            </w:pPr>
-            <w:r>
-              <w:rPr>
-                <w:rFonts w:ascii="Source Sans 3" w:hAnsi="Source Sans 3"/>
-                <w:sz w:val="23"/>
-                <w:szCs w:val="23"/>
-              </w:rPr>
-              <w:t>OK, so now let's examine what these box jellyfish look like. There are no prizes for guessing why it's called a box jellyfish! You can see that it's shaped like a box or a cube, with four sides and rounded corners.</w:t>
-            </w:r>
-          </w:p>
-          <w:p>
-            <w:pPr>
-              <w:tabs>
-                <w:tab w:val="left" w:pos="4413"/>
-              </w:tabs>
-              <w:rPr>
-                <w:rFonts w:ascii="Source Sans 3" w:hAnsi="Source Sans 3"/>
-                <w:sz w:val="23"/>
-                <w:szCs w:val="23"/>
-              </w:rPr>
-            </w:pPr>
-            <w:r>
-              <w:rPr>
-                <w:rFonts w:ascii="Source Sans 3" w:hAnsi="Source Sans 3"/>
-                <w:sz w:val="23"/>
-                <w:szCs w:val="23"/>
-              </w:rPr>
-              <w:t>And you can also see that its body is light blue.</w:t>
-            </w:r>
-          </w:p>
-          <w:p>
-            <w:pPr>
-              <w:tabs>
-                <w:tab w:val="left" w:pos="4413"/>
-              </w:tabs>
-              <w:rPr>
-                <w:rFonts w:ascii="Source Sans 3" w:hAnsi="Source Sans 3"/>
-                <w:sz w:val="23"/>
-                <w:szCs w:val="23"/>
-              </w:rPr>
-            </w:pPr>
-            <w:r>
-              <w:rPr>
-                <w:rFonts w:ascii="Source Sans 3" w:hAnsi="Source Sans 3"/>
-                <w:sz w:val="23"/>
-                <w:szCs w:val="23"/>
-              </w:rPr>
-              <w:t>So, let's take a look at the tentacles of the box jellyfish more closely.</w:t>
-            </w:r>
-          </w:p>
-          <w:p>
-            <w:pPr>
-              <w:tabs>
-                <w:tab w:val="left" w:pos="4413"/>
-              </w:tabs>
-              <w:rPr>
-                <w:rFonts w:ascii="Source Sans 3" w:hAnsi="Source Sans 3"/>
-                <w:sz w:val="23"/>
-                <w:szCs w:val="23"/>
-              </w:rPr>
-            </w:pPr>
-            <w:r>
-              <w:rPr>
-                <w:rFonts w:ascii="Source Sans 3" w:hAnsi="Source Sans 3"/>
-                <w:sz w:val="23"/>
-                <w:szCs w:val="23"/>
-              </w:rPr>
-              <w:t xml:space="preserve">It's got 15 of these growing from each of the four corners of the box. Now, you may be surprised to learn that these tentacles can grow to a length of three </w:t>
-            </w:r>
-            <w:proofErr w:type="spellStart"/>
-            <w:r>
-              <w:rPr>
-                <w:rFonts w:ascii="Source Sans 3" w:hAnsi="Source Sans 3"/>
-                <w:sz w:val="23"/>
-                <w:szCs w:val="23"/>
-              </w:rPr>
-              <w:t>metres</w:t>
-            </w:r>
-            <w:proofErr w:type="spellEnd"/>
-            <w:r>
-              <w:rPr>
-                <w:rFonts w:ascii="Source Sans 3" w:hAnsi="Source Sans 3"/>
-                <w:sz w:val="23"/>
-                <w:szCs w:val="23"/>
-              </w:rPr>
-              <w:t>! And another surprising thing is its large number of eyes, that's six eyes on each of its four sides, so 24 altogether.</w:t>
-            </w:r>
-          </w:p>
-          <w:p>
-            <w:pPr>
-              <w:tabs>
-                <w:tab w:val="left" w:pos="4413"/>
-              </w:tabs>
-              <w:rPr>
-                <w:rFonts w:ascii="Source Sans 3" w:hAnsi="Source Sans 3"/>
-                <w:sz w:val="23"/>
-                <w:szCs w:val="23"/>
-              </w:rPr>
-            </w:pPr>
-            <w:r>
-              <w:rPr>
-                <w:rFonts w:ascii="Source Sans 3" w:hAnsi="Source Sans 3"/>
-                <w:sz w:val="23"/>
-                <w:szCs w:val="23"/>
-              </w:rPr>
-              <w:t>So now let's move on to talk about the sting of a box jellyfish. What is it? Well, a jellyfish has a lot of tentacles, and each tentacle has thousands of cells which can produce a poison. If the tentacles come into contact with a fish, or a person, they stick to their skin. If the tentacles are very long, they are in contact with a lot of the body, giving a bad sting which hurts terribly. This can be dangerous to the victim.</w:t>
-            </w:r>
-          </w:p>
-          <w:p>
-            <w:pPr>
-              <w:tabs>
-                <w:tab w:val="left" w:pos="4413"/>
-              </w:tabs>
-              <w:rPr>
-                <w:rFonts w:ascii="Source Sans 3" w:hAnsi="Source Sans 3"/>
-                <w:sz w:val="23"/>
-                <w:szCs w:val="23"/>
-              </w:rPr>
-            </w:pPr>
-            <w:r>
-              <w:rPr>
-                <w:rFonts w:ascii="Source Sans 3" w:hAnsi="Source Sans 3"/>
-                <w:sz w:val="23"/>
-                <w:szCs w:val="23"/>
-              </w:rPr>
-              <w:t>There are two ways that people can die as the result of a jellyfish sting. Firstly, a very severe sting can cause a person to have a heart attack. This can happen within minutes. Secondly, sometimes a swimmer goes into shock and can't make it back to the beach because they are in such extreme pain. If they're in the water alone, they'll die.</w:t>
-            </w:r>
-          </w:p>
-          <w:p>
-            <w:pPr>
-              <w:tabs>
-                <w:tab w:val="left" w:pos="4413"/>
-              </w:tabs>
-              <w:rPr>
-                <w:rFonts w:ascii="Source Sans 3" w:hAnsi="Source Sans 3"/>
-                <w:sz w:val="23"/>
-                <w:szCs w:val="23"/>
-              </w:rPr>
-            </w:pPr>
-            <w:r>
-              <w:rPr>
-                <w:rFonts w:ascii="Source Sans 3" w:hAnsi="Source Sans 3"/>
-                <w:sz w:val="23"/>
-                <w:szCs w:val="23"/>
-              </w:rPr>
-              <w:t>And now I'd like to conclude with advice on how to help someone who has been stung by a box jellyfish. If they have had a heart attack, of course the most important thing is to try to revive them first of all.</w:t>
-            </w:r>
-          </w:p>
-          <w:p>
-            <w:pPr>
-              <w:tabs>
-                <w:tab w:val="left" w:pos="4413"/>
-              </w:tabs>
-              <w:rPr>
-                <w:rFonts w:ascii="Source Sans 3" w:hAnsi="Source Sans 3"/>
-                <w:sz w:val="23"/>
-                <w:szCs w:val="23"/>
-              </w:rPr>
-            </w:pPr>
-            <w:r>
-              <w:rPr>
-                <w:rFonts w:ascii="Source Sans 3" w:hAnsi="Source Sans 3"/>
-                <w:sz w:val="23"/>
-                <w:szCs w:val="23"/>
-              </w:rPr>
-              <w:t>And then, the best thing to help is vinegar. Yes, the same vinegar you use when you're cooking! Many Australian beaches keep bottles of it near the jellyfish warning signs. You should pour a bottle over the tentacles for 30 seconds, and then the tentacles can be removed. However, if you get stung and don't have any vinegar, you should pour seawater on the skin. This will help to ease the pain before you can get further medical help.</w:t>
+                <w:b/>
+                <w:bCs/>
+                <w:sz w:val="23"/>
+                <w:szCs w:val="23"/>
+              </w:rPr>
+            </w:pPr>
+            <w:r>
+              <w:rPr>
+                <w:rFonts w:ascii="Source Sans 3" w:hAnsi="Source Sans 3"/>
+                <w:b/>
+                <w:bCs/>
+                <w:sz w:val="23"/>
+                <w:szCs w:val="23"/>
+              </w:rPr>
+              <w:t>1</w:t>
+            </w:r>
+          </w:p>
+          <w:p>
+            <w:pPr>
+              <w:tabs>
+                <w:tab w:val="left" w:pos="4413"/>
+              </w:tabs>
+              <w:rPr>
+                <w:rFonts w:ascii="Source Sans 3" w:hAnsi="Source Sans 3"/>
+                <w:sz w:val="23"/>
+                <w:szCs w:val="23"/>
+              </w:rPr>
+            </w:pPr>
+            <w:r>
+              <w:rPr>
+                <w:rFonts w:ascii="Source Sans 3" w:hAnsi="Source Sans 3"/>
+                <w:b/>
+                <w:bCs/>
+                <w:sz w:val="23"/>
+                <w:szCs w:val="23"/>
+              </w:rPr>
+              <w:t>Examiner</w:t>
+            </w:r>
+            <w:r>
+              <w:rPr>
+                <w:rFonts w:ascii="Source Sans 3" w:hAnsi="Source Sans 3"/>
+                <w:sz w:val="23"/>
+                <w:szCs w:val="23"/>
+              </w:rPr>
+              <w:t>: What should be done to people caught hunting illegally?</w:t>
+            </w:r>
+          </w:p>
+          <w:p>
+            <w:pPr>
+              <w:tabs>
+                <w:tab w:val="left" w:pos="4413"/>
+              </w:tabs>
+              <w:rPr>
+                <w:rFonts w:ascii="Source Sans 3" w:hAnsi="Source Sans 3"/>
+                <w:sz w:val="23"/>
+                <w:szCs w:val="23"/>
+              </w:rPr>
+            </w:pPr>
+            <w:r>
+              <w:rPr>
+                <w:rFonts w:ascii="Source Sans 3" w:hAnsi="Source Sans 3"/>
+                <w:b/>
+                <w:bCs/>
+                <w:sz w:val="23"/>
+                <w:szCs w:val="23"/>
+              </w:rPr>
+              <w:t>Student</w:t>
+            </w:r>
+            <w:r>
+              <w:rPr>
+                <w:rFonts w:ascii="Source Sans 3" w:hAnsi="Source Sans 3"/>
+                <w:sz w:val="23"/>
+                <w:szCs w:val="23"/>
+              </w:rPr>
+              <w:t>: Well, if you ask me, I think people caught hunting should pay all the money they made to charities that help to protect animals. And the same for people caught buying these animal products. For example, I read that the government in Kenya took money from people who were caught buying animals' furs. The reason why is that it will help charities better protect wild animals, and hopefully make hunting more difficult.</w:t>
+            </w:r>
+          </w:p>
+          <w:p>
+            <w:pPr>
+              <w:tabs>
+                <w:tab w:val="left" w:pos="4413"/>
+              </w:tabs>
+              <w:rPr>
+                <w:rFonts w:ascii="Source Sans 3" w:hAnsi="Source Sans 3"/>
+                <w:b/>
+                <w:bCs/>
+                <w:sz w:val="23"/>
+                <w:szCs w:val="23"/>
+              </w:rPr>
+            </w:pPr>
+            <w:r>
+              <w:rPr>
+                <w:rFonts w:ascii="Source Sans 3" w:hAnsi="Source Sans 3"/>
+                <w:b/>
+                <w:bCs/>
+                <w:sz w:val="23"/>
+                <w:szCs w:val="23"/>
+              </w:rPr>
+              <w:t>2</w:t>
+            </w:r>
+          </w:p>
+          <w:p>
+            <w:pPr>
+              <w:tabs>
+                <w:tab w:val="left" w:pos="4413"/>
+              </w:tabs>
+              <w:rPr>
+                <w:rFonts w:ascii="Source Sans 3" w:hAnsi="Source Sans 3"/>
+                <w:sz w:val="23"/>
+                <w:szCs w:val="23"/>
+              </w:rPr>
+            </w:pPr>
+            <w:r>
+              <w:rPr>
+                <w:rFonts w:ascii="Source Sans 3" w:hAnsi="Source Sans 3"/>
+                <w:b/>
+                <w:bCs/>
+                <w:sz w:val="23"/>
+                <w:szCs w:val="23"/>
+              </w:rPr>
+              <w:t>Examiner</w:t>
+            </w:r>
+            <w:r>
+              <w:rPr>
+                <w:rFonts w:ascii="Source Sans 3" w:hAnsi="Source Sans 3"/>
+                <w:sz w:val="23"/>
+                <w:szCs w:val="23"/>
+              </w:rPr>
+              <w:t>: Is there anything we as individuals can do to prevent hunting?</w:t>
+            </w:r>
+          </w:p>
+          <w:p>
+            <w:pPr>
+              <w:tabs>
+                <w:tab w:val="left" w:pos="4413"/>
+              </w:tabs>
+              <w:rPr>
+                <w:rFonts w:ascii="Source Sans 3" w:hAnsi="Source Sans 3"/>
+                <w:sz w:val="23"/>
+                <w:szCs w:val="23"/>
+              </w:rPr>
+            </w:pPr>
+            <w:r>
+              <w:rPr>
+                <w:rFonts w:ascii="Source Sans 3" w:hAnsi="Source Sans 3"/>
+                <w:b/>
+                <w:bCs/>
+                <w:sz w:val="23"/>
+                <w:szCs w:val="23"/>
+              </w:rPr>
+              <w:t>Student</w:t>
+            </w:r>
+            <w:r>
+              <w:rPr>
+                <w:rFonts w:ascii="Source Sans 3" w:hAnsi="Source Sans 3"/>
+                <w:sz w:val="23"/>
+                <w:szCs w:val="23"/>
+              </w:rPr>
+              <w:t>: Yes, there are many things we can do, and perhaps the most important one is to stop buying things made from animals.</w:t>
+            </w:r>
+          </w:p>
+          <w:p>
+            <w:pPr>
+              <w:tabs>
+                <w:tab w:val="left" w:pos="4413"/>
+              </w:tabs>
+              <w:rPr>
+                <w:rFonts w:ascii="Source Sans 3" w:hAnsi="Source Sans 3"/>
+                <w:sz w:val="23"/>
+                <w:szCs w:val="23"/>
+              </w:rPr>
+            </w:pPr>
+            <w:r>
+              <w:rPr>
+                <w:rFonts w:ascii="Source Sans 3" w:hAnsi="Source Sans 3"/>
+                <w:sz w:val="23"/>
+                <w:szCs w:val="23"/>
+              </w:rPr>
+              <w:t>A good reason for this is that it might cause the demand for things made from animals to drop. For instance, many of the world's most famous fashion designers have stopped using real animal fur in their clothes.</w:t>
+            </w:r>
+          </w:p>
+          <w:p>
+            <w:pPr>
+              <w:tabs>
+                <w:tab w:val="left" w:pos="4413"/>
+              </w:tabs>
+              <w:rPr>
+                <w:rFonts w:ascii="Source Sans 3" w:hAnsi="Source Sans 3"/>
+                <w:b/>
+                <w:bCs/>
+                <w:sz w:val="23"/>
+                <w:szCs w:val="23"/>
+              </w:rPr>
+            </w:pPr>
+            <w:r>
+              <w:rPr>
+                <w:rFonts w:ascii="Source Sans 3" w:hAnsi="Source Sans 3"/>
+                <w:b/>
+                <w:bCs/>
+                <w:sz w:val="23"/>
+                <w:szCs w:val="23"/>
+              </w:rPr>
+              <w:t>3</w:t>
+            </w:r>
+          </w:p>
+          <w:p>
+            <w:pPr>
+              <w:tabs>
+                <w:tab w:val="left" w:pos="4413"/>
+              </w:tabs>
+              <w:rPr>
+                <w:rFonts w:ascii="Source Sans 3" w:hAnsi="Source Sans 3"/>
+                <w:sz w:val="23"/>
+                <w:szCs w:val="23"/>
+              </w:rPr>
+            </w:pPr>
+            <w:r>
+              <w:rPr>
+                <w:rFonts w:ascii="Source Sans 3" w:hAnsi="Source Sans 3"/>
+                <w:b/>
+                <w:bCs/>
+                <w:sz w:val="23"/>
+                <w:szCs w:val="23"/>
+              </w:rPr>
+              <w:t>Examiner</w:t>
+            </w:r>
+            <w:r>
+              <w:rPr>
+                <w:rFonts w:ascii="Source Sans 3" w:hAnsi="Source Sans 3"/>
+                <w:sz w:val="23"/>
+                <w:szCs w:val="23"/>
+              </w:rPr>
+              <w:t>: Will there be more or less hunting in the future?</w:t>
+            </w:r>
+          </w:p>
+          <w:p>
+            <w:pPr>
+              <w:tabs>
+                <w:tab w:val="left" w:pos="4413"/>
+              </w:tabs>
+              <w:rPr>
+                <w:rFonts w:ascii="Source Sans 3" w:hAnsi="Source Sans 3"/>
+                <w:sz w:val="23"/>
+                <w:szCs w:val="23"/>
+              </w:rPr>
+            </w:pPr>
+            <w:r>
+              <w:rPr>
+                <w:rFonts w:ascii="Source Sans 3" w:hAnsi="Source Sans 3"/>
+                <w:b/>
+                <w:bCs/>
+                <w:sz w:val="23"/>
+                <w:szCs w:val="23"/>
+              </w:rPr>
+              <w:t>Student</w:t>
+            </w:r>
+            <w:r>
+              <w:rPr>
+                <w:rFonts w:ascii="Source Sans 3" w:hAnsi="Source Sans 3"/>
+                <w:sz w:val="23"/>
+                <w:szCs w:val="23"/>
+              </w:rPr>
+              <w:t>: In my opinion, there will be less hunting in the future. The reason for this is that many of our animals are already close to becoming extinct, so when they are gone, there will be nothing left to hunt. By way of example, the white rhino in Africa was hunted for many years, but now there are almost no white rhinos left to hunt.</w:t>
             </w:r>
           </w:p>
         </w:tc>
       </w:tr>
     </w:tbl>
-    <w:p>
-      <w:pPr>
-        <w:tabs>
-          <w:tab w:val="left" w:pos="4413"/>
-        </w:tabs>
-        <w:rPr>
-          <w:rFonts w:ascii="Source Sans 3" w:hAnsi="Source Sans 3"/>
-          <w:sz w:val="23"/>
-          <w:szCs w:val="23"/>
-        </w:rPr>
-      </w:pPr>
-    </w:p>
-    <w:tbl>
-      <w:tblPr>
-        <w:tblStyle w:val="TableGrid"/>
-        <w:tblW w:w="0" w:type="auto"/>
-        <w:tblLook w:val="04A0" w:firstRow="1" w:lastRow="0" w:firstColumn="1" w:lastColumn="0" w:noHBand="0" w:noVBand="1"/>
-      </w:tblPr>
-      <w:tblGrid>
-        <w:gridCol w:w="14392"/>
-      </w:tblGrid>
-      <w:tr>
-        <w:tc>
-          <w:tcPr>
-            <w:tcW w:w="14392" w:type="dxa"/>
-          </w:tcPr>
-          <w:p>
-            <w:pPr>
-              <w:spacing w:after="160"/>
-            </w:pPr>
-            <w:r>
-              <w:rPr>
-                <w:rFonts w:ascii="Source Sans 3" w:hAnsi="Source Sans 3" w:cs="Arial"/>
-                <w:sz w:val="23"/>
-                <w:szCs w:val="23"/>
-              </w:rPr>
-              <w:t>Mindset_L1_</w:t>
-            </w:r>
-            <w:r>
-              <w:rPr>
-                <w:rFonts w:ascii="Source Sans 3" w:hAnsi="Source Sans 3" w:cs="Arial"/>
-                <w:sz w:val="23"/>
-                <w:szCs w:val="23"/>
-              </w:rPr>
-              <w:t>70</w:t>
-            </w:r>
-            <w:r>
-              <w:rPr>
-                <w:rFonts w:ascii="Source Sans 3" w:hAnsi="Source Sans 3" w:cs="Arial"/>
-                <w:sz w:val="23"/>
-                <w:szCs w:val="23"/>
-              </w:rPr>
-              <w:t>.mp3</w:t>
-            </w:r>
-          </w:p>
-        </w:tc>
-      </w:tr>
-      <w:tr>
-        <w:tc>
-          <w:tcPr>
-            <w:tcW w:w="14392" w:type="dxa"/>
-          </w:tcPr>
-          <w:p>
-            <w:pPr>
-              <w:tabs>
-                <w:tab w:val="left" w:pos="4413"/>
-              </w:tabs>
-              <w:rPr>
-                <w:rFonts w:ascii="Source Sans 3" w:hAnsi="Source Sans 3"/>
-                <w:b/>
-                <w:bCs/>
-                <w:sz w:val="23"/>
-                <w:szCs w:val="23"/>
-              </w:rPr>
-            </w:pPr>
-            <w:r>
-              <w:rPr>
-                <w:rFonts w:ascii="Source Sans 3" w:hAnsi="Source Sans 3"/>
-                <w:b/>
-                <w:bCs/>
-                <w:sz w:val="23"/>
-                <w:szCs w:val="23"/>
-              </w:rPr>
-              <w:t>1</w:t>
-            </w:r>
-          </w:p>
-          <w:p>
-            <w:pPr>
-              <w:tabs>
-                <w:tab w:val="left" w:pos="4413"/>
-              </w:tabs>
-              <w:rPr>
-                <w:rFonts w:ascii="Source Sans 3" w:hAnsi="Source Sans 3"/>
-                <w:sz w:val="23"/>
-                <w:szCs w:val="23"/>
-              </w:rPr>
-            </w:pPr>
-            <w:r>
-              <w:rPr>
-                <w:rFonts w:ascii="Source Sans 3" w:hAnsi="Source Sans 3"/>
-                <w:b/>
-                <w:bCs/>
-                <w:sz w:val="23"/>
-                <w:szCs w:val="23"/>
-              </w:rPr>
-              <w:t>Examiner</w:t>
-            </w:r>
-            <w:r>
-              <w:rPr>
-                <w:rFonts w:ascii="Source Sans 3" w:hAnsi="Source Sans 3"/>
-                <w:sz w:val="23"/>
-                <w:szCs w:val="23"/>
-              </w:rPr>
-              <w:t>: What can governments do to prevent illegal hunting?</w:t>
-            </w:r>
-          </w:p>
-          <w:p>
-            <w:pPr>
-              <w:tabs>
-                <w:tab w:val="left" w:pos="4413"/>
-              </w:tabs>
-              <w:rPr>
-                <w:rFonts w:ascii="Source Sans 3" w:hAnsi="Source Sans 3"/>
-                <w:sz w:val="23"/>
-                <w:szCs w:val="23"/>
-              </w:rPr>
-            </w:pPr>
-            <w:r>
-              <w:rPr>
-                <w:rFonts w:ascii="Source Sans 3" w:hAnsi="Source Sans 3"/>
-                <w:b/>
-                <w:bCs/>
-                <w:sz w:val="23"/>
-                <w:szCs w:val="23"/>
-              </w:rPr>
-              <w:t>Student 1</w:t>
-            </w:r>
-            <w:r>
-              <w:rPr>
-                <w:rFonts w:ascii="Source Sans 3" w:hAnsi="Source Sans 3"/>
-                <w:sz w:val="23"/>
-                <w:szCs w:val="23"/>
-              </w:rPr>
-              <w:t>: There are two things the government can do to prevent illegal hunting. The first is to be more serious about punishing hunters, for example...</w:t>
-            </w:r>
-          </w:p>
-          <w:p>
-            <w:pPr>
-              <w:tabs>
-                <w:tab w:val="left" w:pos="4413"/>
-              </w:tabs>
-              <w:rPr>
-                <w:rFonts w:ascii="Source Sans 3" w:hAnsi="Source Sans 3"/>
-                <w:b/>
-                <w:bCs/>
-                <w:sz w:val="23"/>
-                <w:szCs w:val="23"/>
-              </w:rPr>
-            </w:pPr>
-            <w:r>
-              <w:rPr>
-                <w:rFonts w:ascii="Source Sans 3" w:hAnsi="Source Sans 3"/>
-                <w:b/>
-                <w:bCs/>
-                <w:sz w:val="23"/>
-                <w:szCs w:val="23"/>
-              </w:rPr>
-              <w:t>2</w:t>
-            </w:r>
-          </w:p>
-          <w:p>
-            <w:pPr>
-              <w:tabs>
-                <w:tab w:val="left" w:pos="4413"/>
-              </w:tabs>
-              <w:rPr>
-                <w:rFonts w:ascii="Source Sans 3" w:hAnsi="Source Sans 3"/>
-                <w:sz w:val="23"/>
-                <w:szCs w:val="23"/>
-              </w:rPr>
-            </w:pPr>
-            <w:r>
-              <w:rPr>
-                <w:rFonts w:ascii="Source Sans 3" w:hAnsi="Source Sans 3"/>
-                <w:b/>
-                <w:bCs/>
-                <w:sz w:val="23"/>
-                <w:szCs w:val="23"/>
-              </w:rPr>
-              <w:t>Examiner</w:t>
-            </w:r>
-            <w:r>
-              <w:rPr>
-                <w:rFonts w:ascii="Source Sans 3" w:hAnsi="Source Sans 3"/>
-                <w:sz w:val="23"/>
-                <w:szCs w:val="23"/>
-              </w:rPr>
-              <w:t>: Should the government provide more money for zoos?</w:t>
-            </w:r>
-          </w:p>
-          <w:p>
-            <w:pPr>
-              <w:tabs>
-                <w:tab w:val="left" w:pos="4413"/>
-              </w:tabs>
-              <w:rPr>
-                <w:rFonts w:ascii="Source Sans 3" w:hAnsi="Source Sans 3"/>
-                <w:sz w:val="23"/>
-                <w:szCs w:val="23"/>
-              </w:rPr>
-            </w:pPr>
-            <w:r>
-              <w:rPr>
-                <w:rFonts w:ascii="Source Sans 3" w:hAnsi="Source Sans 3"/>
-                <w:b/>
-                <w:bCs/>
-                <w:sz w:val="23"/>
-                <w:szCs w:val="23"/>
-              </w:rPr>
-              <w:t>Student 2</w:t>
-            </w:r>
-            <w:r>
-              <w:rPr>
-                <w:rFonts w:ascii="Source Sans 3" w:hAnsi="Source Sans 3"/>
-                <w:sz w:val="23"/>
-                <w:szCs w:val="23"/>
-              </w:rPr>
-              <w:t>: They definitely should. It seems to me that zoos need money now more than ever. Many of them have very old facilities for the animals....</w:t>
-            </w:r>
-          </w:p>
-          <w:p>
-            <w:pPr>
-              <w:tabs>
-                <w:tab w:val="left" w:pos="4413"/>
-              </w:tabs>
-              <w:rPr>
-                <w:rFonts w:ascii="Source Sans 3" w:hAnsi="Source Sans 3"/>
-                <w:b/>
-                <w:bCs/>
-                <w:sz w:val="23"/>
-                <w:szCs w:val="23"/>
-              </w:rPr>
-            </w:pPr>
-            <w:r>
-              <w:rPr>
-                <w:rFonts w:ascii="Source Sans 3" w:hAnsi="Source Sans 3"/>
-                <w:b/>
-                <w:bCs/>
-                <w:sz w:val="23"/>
-                <w:szCs w:val="23"/>
-              </w:rPr>
-              <w:t>3</w:t>
-            </w:r>
-          </w:p>
-          <w:p>
-            <w:pPr>
-              <w:tabs>
-                <w:tab w:val="left" w:pos="4413"/>
-              </w:tabs>
-              <w:rPr>
-                <w:rFonts w:ascii="Source Sans 3" w:hAnsi="Source Sans 3"/>
-                <w:sz w:val="23"/>
-                <w:szCs w:val="23"/>
-              </w:rPr>
-            </w:pPr>
-            <w:r>
-              <w:rPr>
-                <w:rFonts w:ascii="Source Sans 3" w:hAnsi="Source Sans 3"/>
-                <w:b/>
-                <w:bCs/>
-                <w:sz w:val="23"/>
-                <w:szCs w:val="23"/>
-              </w:rPr>
-              <w:t>Examiner</w:t>
-            </w:r>
-            <w:r>
-              <w:rPr>
-                <w:rFonts w:ascii="Source Sans 3" w:hAnsi="Source Sans 3"/>
-                <w:sz w:val="23"/>
-                <w:szCs w:val="23"/>
-              </w:rPr>
-              <w:t>: How might we be able to protect wildlife in the future?</w:t>
-            </w:r>
-          </w:p>
-          <w:p>
-            <w:pPr>
-              <w:tabs>
-                <w:tab w:val="left" w:pos="4413"/>
-              </w:tabs>
-              <w:rPr>
-                <w:rFonts w:ascii="Source Sans 3" w:hAnsi="Source Sans 3"/>
-                <w:sz w:val="23"/>
-                <w:szCs w:val="23"/>
-              </w:rPr>
-            </w:pPr>
-            <w:r>
-              <w:rPr>
-                <w:rFonts w:ascii="Source Sans 3" w:hAnsi="Source Sans 3"/>
-                <w:b/>
-                <w:bCs/>
-                <w:sz w:val="23"/>
-                <w:szCs w:val="23"/>
-              </w:rPr>
-              <w:t>Student 3</w:t>
-            </w:r>
-            <w:r>
-              <w:rPr>
-                <w:rFonts w:ascii="Source Sans 3" w:hAnsi="Source Sans 3"/>
-                <w:sz w:val="23"/>
-                <w:szCs w:val="23"/>
-              </w:rPr>
-              <w:t>: Well, in the future, it might be a good idea to use technology to track where wild animals are...</w:t>
-            </w:r>
-          </w:p>
-          <w:p>
-            <w:pPr>
-              <w:tabs>
-                <w:tab w:val="left" w:pos="4413"/>
-              </w:tabs>
-              <w:rPr>
-                <w:rFonts w:ascii="Source Sans 3" w:hAnsi="Source Sans 3"/>
-                <w:b/>
-                <w:bCs/>
-                <w:sz w:val="23"/>
-                <w:szCs w:val="23"/>
-              </w:rPr>
-            </w:pPr>
-            <w:r>
-              <w:rPr>
-                <w:rFonts w:ascii="Source Sans 3" w:hAnsi="Source Sans 3"/>
-                <w:b/>
-                <w:bCs/>
-                <w:sz w:val="23"/>
-                <w:szCs w:val="23"/>
-              </w:rPr>
-              <w:t>4</w:t>
-            </w:r>
-          </w:p>
-          <w:p>
-            <w:pPr>
-              <w:tabs>
-                <w:tab w:val="left" w:pos="4413"/>
-              </w:tabs>
-              <w:rPr>
-                <w:rFonts w:ascii="Source Sans 3" w:hAnsi="Source Sans 3"/>
-                <w:sz w:val="23"/>
-                <w:szCs w:val="23"/>
-              </w:rPr>
-            </w:pPr>
-            <w:r>
-              <w:rPr>
-                <w:rFonts w:ascii="Source Sans 3" w:hAnsi="Source Sans 3"/>
-                <w:b/>
-                <w:bCs/>
-                <w:sz w:val="23"/>
-                <w:szCs w:val="23"/>
-              </w:rPr>
-              <w:t>Examiner</w:t>
-            </w:r>
-            <w:r>
-              <w:rPr>
-                <w:rFonts w:ascii="Source Sans 3" w:hAnsi="Source Sans 3"/>
-                <w:sz w:val="23"/>
-                <w:szCs w:val="23"/>
-              </w:rPr>
-              <w:t>: is there any difference in how children learn about wildlife now than in the past?</w:t>
-            </w:r>
-          </w:p>
-          <w:p>
-            <w:pPr>
-              <w:tabs>
-                <w:tab w:val="left" w:pos="4413"/>
-              </w:tabs>
-              <w:rPr>
-                <w:rFonts w:ascii="Source Sans 3" w:hAnsi="Source Sans 3"/>
-                <w:sz w:val="23"/>
-                <w:szCs w:val="23"/>
-              </w:rPr>
-            </w:pPr>
-            <w:r>
-              <w:rPr>
-                <w:rFonts w:ascii="Source Sans 3" w:hAnsi="Source Sans 3"/>
-                <w:b/>
-                <w:bCs/>
-                <w:sz w:val="23"/>
-                <w:szCs w:val="23"/>
-              </w:rPr>
-              <w:t>Student 4</w:t>
-            </w:r>
-            <w:r>
-              <w:rPr>
-                <w:rFonts w:ascii="Source Sans 3" w:hAnsi="Source Sans 3"/>
-                <w:sz w:val="23"/>
-                <w:szCs w:val="23"/>
-              </w:rPr>
-              <w:t>: There's a big difference, I think. In the past, we used to go on more field trips to places to see wild animals, but now we mostly just see them on the internet.</w:t>
-            </w:r>
-          </w:p>
-        </w:tc>
-      </w:tr>
-    </w:tbl>
-    <w:p>
-      <w:pPr>
-        <w:tabs>
-          <w:tab w:val="left" w:pos="4413"/>
-        </w:tabs>
-        <w:rPr>
-          <w:rFonts w:ascii="Source Sans 3" w:hAnsi="Source Sans 3"/>
-          <w:sz w:val="23"/>
-          <w:szCs w:val="23"/>
-        </w:rPr>
-      </w:pPr>
-    </w:p>
-    <w:tbl>
-      <w:tblPr>
-        <w:tblStyle w:val="TableGrid"/>
-        <w:tblW w:w="0" w:type="auto"/>
-        <w:tblLook w:val="04A0" w:firstRow="1" w:lastRow="0" w:firstColumn="1" w:lastColumn="0" w:noHBand="0" w:noVBand="1"/>
-      </w:tblPr>
-      <w:tblGrid>
-        <w:gridCol w:w="14392"/>
-      </w:tblGrid>
-      <w:tr>
-        <w:tc>
-          <w:tcPr>
-            <w:tcW w:w="14392" w:type="dxa"/>
-          </w:tcPr>
-          <w:p>
-            <w:pPr>
-              <w:spacing w:after="160"/>
-            </w:pPr>
-            <w:r>
-              <w:rPr>
-                <w:rFonts w:ascii="Source Sans 3" w:hAnsi="Source Sans 3" w:cs="Arial"/>
-                <w:sz w:val="23"/>
-                <w:szCs w:val="23"/>
-              </w:rPr>
-              <w:t>Mindset_L1_</w:t>
-            </w:r>
-            <w:r>
-              <w:rPr>
-                <w:rFonts w:ascii="Source Sans 3" w:hAnsi="Source Sans 3" w:cs="Arial"/>
-                <w:sz w:val="23"/>
-                <w:szCs w:val="23"/>
-              </w:rPr>
-              <w:t>71</w:t>
-            </w:r>
-            <w:r>
-              <w:rPr>
-                <w:rFonts w:ascii="Source Sans 3" w:hAnsi="Source Sans 3" w:cs="Arial"/>
-                <w:sz w:val="23"/>
-                <w:szCs w:val="23"/>
-              </w:rPr>
-              <w:t>.mp3</w:t>
-            </w:r>
-          </w:p>
-        </w:tc>
-      </w:tr>
-      <w:tr>
-        <w:tc>
-          <w:tcPr>
-            <w:tcW w:w="14392" w:type="dxa"/>
-          </w:tcPr>
-          <w:p>
-            <w:pPr>
-              <w:tabs>
-                <w:tab w:val="left" w:pos="4413"/>
-              </w:tabs>
-              <w:rPr>
-                <w:rFonts w:ascii="Source Sans 3" w:hAnsi="Source Sans 3"/>
-                <w:b/>
-                <w:bCs/>
-                <w:sz w:val="23"/>
-                <w:szCs w:val="23"/>
-              </w:rPr>
-            </w:pPr>
-            <w:r>
-              <w:rPr>
-                <w:rFonts w:ascii="Source Sans 3" w:hAnsi="Source Sans 3"/>
-                <w:b/>
-                <w:bCs/>
-                <w:sz w:val="23"/>
-                <w:szCs w:val="23"/>
-              </w:rPr>
-              <w:t>1</w:t>
-            </w:r>
-          </w:p>
-          <w:p>
-            <w:pPr>
-              <w:tabs>
-                <w:tab w:val="left" w:pos="4413"/>
-              </w:tabs>
-              <w:rPr>
-                <w:rFonts w:ascii="Source Sans 3" w:hAnsi="Source Sans 3"/>
-                <w:sz w:val="23"/>
-                <w:szCs w:val="23"/>
-              </w:rPr>
-            </w:pPr>
-            <w:r>
-              <w:rPr>
-                <w:rFonts w:ascii="Source Sans 3" w:hAnsi="Source Sans 3"/>
-                <w:b/>
-                <w:bCs/>
-                <w:sz w:val="23"/>
-                <w:szCs w:val="23"/>
-              </w:rPr>
-              <w:t>Examiner</w:t>
-            </w:r>
-            <w:r>
-              <w:rPr>
-                <w:rFonts w:ascii="Source Sans 3" w:hAnsi="Source Sans 3"/>
-                <w:sz w:val="23"/>
-                <w:szCs w:val="23"/>
-              </w:rPr>
-              <w:t>: What should be done to people caught hunting illegally?</w:t>
-            </w:r>
-          </w:p>
-          <w:p>
-            <w:pPr>
-              <w:tabs>
-                <w:tab w:val="left" w:pos="4413"/>
-              </w:tabs>
-              <w:rPr>
-                <w:rFonts w:ascii="Source Sans 3" w:hAnsi="Source Sans 3"/>
-                <w:sz w:val="23"/>
-                <w:szCs w:val="23"/>
-              </w:rPr>
-            </w:pPr>
-            <w:r>
-              <w:rPr>
-                <w:rFonts w:ascii="Source Sans 3" w:hAnsi="Source Sans 3"/>
-                <w:b/>
-                <w:bCs/>
-                <w:sz w:val="23"/>
-                <w:szCs w:val="23"/>
-              </w:rPr>
-              <w:t>Student</w:t>
-            </w:r>
-            <w:r>
-              <w:rPr>
-                <w:rFonts w:ascii="Source Sans 3" w:hAnsi="Source Sans 3"/>
-                <w:sz w:val="23"/>
-                <w:szCs w:val="23"/>
-              </w:rPr>
-              <w:t>: Well, if you ask me, I think people caught hunting should pay all the money they made to charities that help to protect animals. And the same for people caught buying these animal products. For example, I read that the government in Kenya took money from people who were caught buying animals' furs. The reason why is that it will help charities better protect wild animals, and hopefully make hunting more difficult.</w:t>
-            </w:r>
-          </w:p>
-          <w:p>
-            <w:pPr>
-              <w:tabs>
-                <w:tab w:val="left" w:pos="4413"/>
-              </w:tabs>
-              <w:rPr>
-                <w:rFonts w:ascii="Source Sans 3" w:hAnsi="Source Sans 3"/>
-                <w:b/>
-                <w:bCs/>
-                <w:sz w:val="23"/>
-                <w:szCs w:val="23"/>
-              </w:rPr>
-            </w:pPr>
-            <w:r>
-              <w:rPr>
-                <w:rFonts w:ascii="Source Sans 3" w:hAnsi="Source Sans 3"/>
-                <w:b/>
-                <w:bCs/>
-                <w:sz w:val="23"/>
-                <w:szCs w:val="23"/>
-              </w:rPr>
-              <w:t>2</w:t>
-            </w:r>
-          </w:p>
-          <w:p>
-            <w:pPr>
-              <w:tabs>
-                <w:tab w:val="left" w:pos="4413"/>
-              </w:tabs>
-              <w:rPr>
-                <w:rFonts w:ascii="Source Sans 3" w:hAnsi="Source Sans 3"/>
-                <w:sz w:val="23"/>
-                <w:szCs w:val="23"/>
-              </w:rPr>
-            </w:pPr>
-            <w:r>
-              <w:rPr>
-                <w:rFonts w:ascii="Source Sans 3" w:hAnsi="Source Sans 3"/>
-                <w:b/>
-                <w:bCs/>
-                <w:sz w:val="23"/>
-                <w:szCs w:val="23"/>
-              </w:rPr>
-              <w:t>Examiner</w:t>
-            </w:r>
-            <w:r>
-              <w:rPr>
-                <w:rFonts w:ascii="Source Sans 3" w:hAnsi="Source Sans 3"/>
-                <w:sz w:val="23"/>
-                <w:szCs w:val="23"/>
-              </w:rPr>
-              <w:t>: Is there anything we as individuals can do to prevent hunting?</w:t>
-            </w:r>
-          </w:p>
-          <w:p>
-            <w:pPr>
-              <w:tabs>
-                <w:tab w:val="left" w:pos="4413"/>
-              </w:tabs>
-              <w:rPr>
-                <w:rFonts w:ascii="Source Sans 3" w:hAnsi="Source Sans 3"/>
-                <w:sz w:val="23"/>
-                <w:szCs w:val="23"/>
-              </w:rPr>
-            </w:pPr>
-            <w:r>
-              <w:rPr>
-                <w:rFonts w:ascii="Source Sans 3" w:hAnsi="Source Sans 3"/>
-                <w:b/>
-                <w:bCs/>
-                <w:sz w:val="23"/>
-                <w:szCs w:val="23"/>
-              </w:rPr>
-              <w:t>Student</w:t>
-            </w:r>
-            <w:r>
-              <w:rPr>
-                <w:rFonts w:ascii="Source Sans 3" w:hAnsi="Source Sans 3"/>
-                <w:sz w:val="23"/>
-                <w:szCs w:val="23"/>
-              </w:rPr>
-              <w:t>: Yes, there are many things we can do, and perhaps the most important one is to stop buying things made from animals.</w:t>
-            </w:r>
-          </w:p>
-          <w:p>
-            <w:pPr>
-              <w:tabs>
-                <w:tab w:val="left" w:pos="4413"/>
-              </w:tabs>
-              <w:rPr>
-                <w:rFonts w:ascii="Source Sans 3" w:hAnsi="Source Sans 3"/>
-                <w:sz w:val="23"/>
-                <w:szCs w:val="23"/>
-              </w:rPr>
-            </w:pPr>
-            <w:r>
-              <w:rPr>
-                <w:rFonts w:ascii="Source Sans 3" w:hAnsi="Source Sans 3"/>
-                <w:sz w:val="23"/>
-                <w:szCs w:val="23"/>
-              </w:rPr>
-              <w:t>A good reason for this is that it might cause the demand for things made from animals to drop. For instance, many of the world's most famous fashion designers have stopped using real animal fur in their clothes.</w:t>
-            </w:r>
-          </w:p>
-          <w:p>
-            <w:pPr>
-              <w:tabs>
-                <w:tab w:val="left" w:pos="4413"/>
-              </w:tabs>
-              <w:rPr>
-                <w:rFonts w:ascii="Source Sans 3" w:hAnsi="Source Sans 3"/>
-                <w:b/>
-                <w:bCs/>
-                <w:sz w:val="23"/>
-                <w:szCs w:val="23"/>
-              </w:rPr>
-            </w:pPr>
-            <w:r>
-              <w:rPr>
-                <w:rFonts w:ascii="Source Sans 3" w:hAnsi="Source Sans 3"/>
-                <w:b/>
-                <w:bCs/>
-                <w:sz w:val="23"/>
-                <w:szCs w:val="23"/>
-              </w:rPr>
-              <w:t>3</w:t>
-            </w:r>
-          </w:p>
-          <w:p>
-            <w:pPr>
-              <w:tabs>
-                <w:tab w:val="left" w:pos="4413"/>
-              </w:tabs>
-              <w:rPr>
-                <w:rFonts w:ascii="Source Sans 3" w:hAnsi="Source Sans 3"/>
-                <w:sz w:val="23"/>
-                <w:szCs w:val="23"/>
-              </w:rPr>
-            </w:pPr>
-            <w:r>
-              <w:rPr>
-                <w:rFonts w:ascii="Source Sans 3" w:hAnsi="Source Sans 3"/>
-                <w:b/>
-                <w:bCs/>
-                <w:sz w:val="23"/>
-                <w:szCs w:val="23"/>
-              </w:rPr>
-              <w:t>Examiner</w:t>
-            </w:r>
-            <w:r>
-              <w:rPr>
-                <w:rFonts w:ascii="Source Sans 3" w:hAnsi="Source Sans 3"/>
-                <w:sz w:val="23"/>
-                <w:szCs w:val="23"/>
-              </w:rPr>
-              <w:t>: Will there be more or less hunting in the future?</w:t>
-            </w:r>
-          </w:p>
-          <w:p>
-            <w:pPr>
-              <w:tabs>
-                <w:tab w:val="left" w:pos="4413"/>
-              </w:tabs>
-              <w:rPr>
-                <w:rFonts w:ascii="Source Sans 3" w:hAnsi="Source Sans 3"/>
-                <w:sz w:val="23"/>
-                <w:szCs w:val="23"/>
-              </w:rPr>
-            </w:pPr>
-            <w:r>
-              <w:rPr>
-                <w:rFonts w:ascii="Source Sans 3" w:hAnsi="Source Sans 3"/>
-                <w:b/>
-                <w:bCs/>
-                <w:sz w:val="23"/>
-                <w:szCs w:val="23"/>
-              </w:rPr>
-              <w:t>Student</w:t>
-            </w:r>
-            <w:r>
-              <w:rPr>
-                <w:rFonts w:ascii="Source Sans 3" w:hAnsi="Source Sans 3"/>
-                <w:sz w:val="23"/>
-                <w:szCs w:val="23"/>
-              </w:rPr>
-              <w:t>: In my opinion, there will be less hunting in the future. The reason for this is that many of our animals are already close to becoming extinct, so when they are gone, there will be nothing left to hunt. By way of example, the white rhino in Africa was hunted for many years, but now there are almost no white rhinos left to hunt.</w:t>
-            </w:r>
-          </w:p>
-        </w:tc>
-      </w:tr>
-    </w:tbl>
-    <w:p>
-      <w:pPr>
-        <w:tabs>
-          <w:tab w:val="left" w:pos="4413"/>
-        </w:tabs>
-        <w:rPr>
-          <w:rFonts w:ascii="Source Sans 3" w:hAnsi="Source Sans 3"/>
-          <w:sz w:val="23"/>
-          <w:szCs w:val="23"/>
-        </w:rPr>
-      </w:pPr>
-    </w:p>
     <w:p>
       <w:pPr>
         <w:tabs>

--- a/assets/data/Mindset 01/Mindset1- Audio Scripts.docx
+++ b/assets/data/Mindset 01/Mindset1- Audio Scripts.docx
@@ -1,6 +1,6 @@
 
 <file path=word/document.xml><?xml version="1.0" encoding="utf-8"?>
-<w:document xmlns:wpc="http://schemas.microsoft.com/office/word/2010/wordprocessingCanvas" xmlns:cx="http://schemas.microsoft.com/office/drawing/2014/chartex" xmlns:cx1="http://schemas.microsoft.com/office/drawing/2015/9/8/chartex" xmlns:cx2="http://schemas.microsoft.com/office/drawing/2015/10/21/chartex" xmlns:cx3="http://schemas.microsoft.com/office/drawing/2016/5/9/chartex" xmlns:cx4="http://schemas.microsoft.com/office/drawing/2016/5/10/chartex" xmlns:cx5="http://schemas.microsoft.com/office/drawing/2016/5/11/chartex" xmlns:cx6="http://schemas.microsoft.com/office/drawing/2016/5/12/chartex" xmlns:cx7="http://schemas.microsoft.com/office/drawing/2016/5/13/chartex" xmlns:cx8="http://schemas.microsoft.com/office/drawing/2016/5/14/chartex" xmlns:mc="http://schemas.openxmlformats.org/markup-compatibility/2006" xmlns:aink="http://schemas.microsoft.com/office/drawing/2016/ink" xmlns:am3d="http://schemas.microsoft.com/office/drawing/2017/model3d" xmlns:o="urn:schemas-microsoft-com:office:office" xmlns:oel="http://schemas.microsoft.com/office/2019/extlst" xmlns:r="http://schemas.openxmlformats.org/officeDocument/2006/relationships" xmlns:m="http://schemas.openxmlformats.org/officeDocument/2006/math" xmlns:v="urn:schemas-microsoft-com:vml" xmlns:wp14="http://schemas.microsoft.com/office/word/2010/wordprocessingDrawing" xmlns:wp="http://schemas.openxmlformats.org/drawingml/2006/wordprocessingDrawing" xmlns:w10="urn:schemas-microsoft-com:office:word" xmlns:w="http://schemas.openxmlformats.org/wordprocessingml/2006/main" xmlns:w14="http://schemas.microsoft.com/office/word/2010/wordml" xmlns:w15="http://schemas.microsoft.com/office/word/2012/wordml" xmlns:w16cex="http://schemas.microsoft.com/office/word/2018/wordml/cex" xmlns:w16cid="http://schemas.microsoft.com/office/word/2016/wordml/cid" xmlns:w16="http://schemas.microsoft.com/office/word/2018/wordml" xmlns:w16du="http://schemas.microsoft.com/office/word/2023/wordml/word16du" xmlns:w16sdtdh="http://schemas.microsoft.com/office/word/2020/wordml/sdtdatahash" xmlns:w16sdtfl="http://schemas.microsoft.com/office/word/2024/wordml/sdtformatlock" xmlns:w16se="http://schemas.microsoft.com/office/word/2015/wordml/symex" xmlns:wpg="http://schemas.microsoft.com/office/word/2010/wordprocessingGroup" xmlns:wpi="http://schemas.microsoft.com/office/word/2010/wordprocessingInk" xmlns:wne="http://schemas.microsoft.com/office/word/2006/wordml" xmlns:wps="http://schemas.microsoft.com/office/word/2010/wordprocessingShape" mc:Ignorable="w14 w15 w16se w16cid w16 w16cex w16sdtdh w16sdtfl w16du wp14">
+<w:document xmlns:wpc="http://schemas.microsoft.com/office/word/2010/wordprocessingCanvas" xmlns:cx="http://schemas.microsoft.com/office/drawing/2014/chartex" xmlns:cx1="http://schemas.microsoft.com/office/drawing/2015/9/8/chartex" xmlns:cx2="http://schemas.microsoft.com/office/drawing/2015/10/21/chartex" xmlns:cx3="http://schemas.microsoft.com/office/drawing/2016/5/9/chartex" xmlns:cx4="http://schemas.microsoft.com/office/drawing/2016/5/10/chartex" xmlns:cx5="http://schemas.microsoft.com/office/drawing/2016/5/11/chartex" xmlns:cx6="http://schemas.microsoft.com/office/drawing/2016/5/12/chartex" xmlns:cx7="http://schemas.microsoft.com/office/drawing/2016/5/13/chartex" xmlns:cx8="http://schemas.microsoft.com/office/drawing/2016/5/14/chartex" xmlns:mc="http://schemas.openxmlformats.org/markup-compatibility/2006" xmlns:aink="http://schemas.microsoft.com/office/drawing/2016/ink" xmlns:am3d="http://schemas.microsoft.com/office/drawing/2017/model3d" xmlns:o="urn:schemas-microsoft-com:office:office" xmlns:oel="http://schemas.microsoft.com/office/2019/extlst" xmlns:r="http://schemas.openxmlformats.org/officeDocument/2006/relationships" xmlns:m="http://schemas.openxmlformats.org/officeDocument/2006/math" xmlns:v="urn:schemas-microsoft-com:vml" xmlns:wp14="http://schemas.microsoft.com/office/word/2010/wordprocessingDrawing" xmlns:wp="http://schemas.openxmlformats.org/drawingml/2006/wordprocessingDrawing" xmlns:w10="urn:schemas-microsoft-com:office:word" xmlns:w="http://schemas.openxmlformats.org/wordprocessingml/2006/main" xmlns:w14="http://schemas.microsoft.com/office/word/2010/wordml" xmlns:w15="http://schemas.microsoft.com/office/word/2012/wordml" xmlns:w16cex="http://schemas.microsoft.com/office/word/2018/wordml/cex" xmlns:w16cid="http://schemas.microsoft.com/office/word/2016/wordml/cid" xmlns:w16="http://schemas.microsoft.com/office/word/2018/wordml" xmlns:w16sdtdh="http://schemas.microsoft.com/office/word/2020/wordml/sdtdatahash" xmlns:w16se="http://schemas.microsoft.com/office/word/2015/wordml/symex" xmlns:wpg="http://schemas.microsoft.com/office/word/2010/wordprocessingGroup" xmlns:wpi="http://schemas.microsoft.com/office/word/2010/wordprocessingInk" xmlns:wne="http://schemas.microsoft.com/office/word/2006/wordml" xmlns:wps="http://schemas.microsoft.com/office/word/2010/wordprocessingShape" mc:Ignorable="w14 w15 w16se w16cid w16 w16cex w16sdtdh wp14">
   <w:body>
     <w:tbl>
       <w:tblPr>
@@ -12476,7 +12476,23 @@
                 <w:sz w:val="23"/>
                 <w:szCs w:val="23"/>
               </w:rPr>
-              <w:t>When I first opened the shop three years ago, we mainly sold shirts and jackets that I had designed, and these proved very popular. However, we added more products as the business started to grow. We also started selling online. The jackets and shirts are still reaily popular, especially online, but in the shop itself, we sell trousers more than any other item.</w:t>
+              <w:t>When I first opened the shop three years ago, we mainly sold shirts and jackets that I had designed, and these proved very popular. However, we added more products as the business started to grow. We also started selling online. The jackets and shirts are still rea</w:t>
+            </w:r>
+            <w:r>
+              <w:rPr>
+                <w:rFonts w:ascii="Source Sans 3" w:hAnsi="Source Sans 3"/>
+                <w:sz w:val="23"/>
+                <w:szCs w:val="23"/>
+              </w:rPr>
+              <w:t>l</w:t>
+            </w:r>
+            <w:r>
+              <w:rPr>
+                <w:rFonts w:ascii="Source Sans 3" w:hAnsi="Source Sans 3"/>
+                <w:sz w:val="23"/>
+                <w:szCs w:val="23"/>
+              </w:rPr>
+              <w:t>ly popular, especially online, but in the shop itself, we sell trousers more than any other item.</w:t>
             </w:r>
           </w:p>
         </w:tc>
@@ -12810,7 +12826,23 @@
                 <w:sz w:val="23"/>
                 <w:szCs w:val="23"/>
               </w:rPr>
-              <w:t>Hello everyone. So can you all hear me and see me? OK, my name's David Edwards and I'm your tour leader for your shopping tour today. Now, as you can see, we're parked just in front of the main theatre. if any of you would like tickets for tonight's performance, we can arrangethat for you. We're just round the corner from the railway station. If you want. to come on our Historic Buildings tour tomorrow, the coach will leave from just outside the station. And if you want to go for a drink at the end. of our tour today, there are plenty of cafés just behind the station. We're still waiting for a few people, but while we wait I can tell you a little about the theatre. Although the building is very modern, in fact a theatre has existed on this site for over 200 years. The original theatre used to be very popular because of the musicals it put on. However, it had to be rebuilt after a fire. Some</w:t>
+              <w:t>Hello everyone. So can you all hear me and see me? OK, my name's David Edwards and I'm your tour leader for your shopping tour today. Now, as you can see, we're parked just in front of the main theatre. if any of you would like tickets for tonight's performance, we can arrange</w:t>
+            </w:r>
+            <w:r>
+              <w:rPr>
+                <w:rFonts w:ascii="Source Sans 3" w:hAnsi="Source Sans 3"/>
+                <w:sz w:val="23"/>
+                <w:szCs w:val="23"/>
+              </w:rPr>
+              <w:t xml:space="preserve"> </w:t>
+            </w:r>
+            <w:r>
+              <w:rPr>
+                <w:rFonts w:ascii="Source Sans 3" w:hAnsi="Source Sans 3"/>
+                <w:sz w:val="23"/>
+                <w:szCs w:val="23"/>
+              </w:rPr>
+              <w:t>that for you. We're just round the corner from the railway station. If you want. to come on our Historic Buildings tour tomorrow, the coach will leave from just outside the station. And if you want to go for a drink at the end. of our tour today, there are plenty of cafés just behind the station. We're still waiting for a few people, but while we wait I can tell you a little about the theatre. Although the building is very modern, in fact a theatre has existed on this site for over 200 years. The original theatre used to be very popular because of the musicals it put on. However, it had to be rebuilt after a fire. Some</w:t>
             </w:r>
             <w:r>
               <w:rPr>
@@ -17201,7 +17233,7 @@
 </file>
 
 <file path=word/numbering.xml><?xml version="1.0" encoding="utf-8"?>
-<w:numbering xmlns:wpc="http://schemas.microsoft.com/office/word/2010/wordprocessingCanvas" xmlns:cx="http://schemas.microsoft.com/office/drawing/2014/chartex" xmlns:cx1="http://schemas.microsoft.com/office/drawing/2015/9/8/chartex" xmlns:cx2="http://schemas.microsoft.com/office/drawing/2015/10/21/chartex" xmlns:cx3="http://schemas.microsoft.com/office/drawing/2016/5/9/chartex" xmlns:cx4="http://schemas.microsoft.com/office/drawing/2016/5/10/chartex" xmlns:cx5="http://schemas.microsoft.com/office/drawing/2016/5/11/chartex" xmlns:cx6="http://schemas.microsoft.com/office/drawing/2016/5/12/chartex" xmlns:cx7="http://schemas.microsoft.com/office/drawing/2016/5/13/chartex" xmlns:cx8="http://schemas.microsoft.com/office/drawing/2016/5/14/chartex" xmlns:mc="http://schemas.openxmlformats.org/markup-compatibility/2006" xmlns:aink="http://schemas.microsoft.com/office/drawing/2016/ink" xmlns:am3d="http://schemas.microsoft.com/office/drawing/2017/model3d" xmlns:o="urn:schemas-microsoft-com:office:office" xmlns:oel="http://schemas.microsoft.com/office/2019/extlst" xmlns:r="http://schemas.openxmlformats.org/officeDocument/2006/relationships" xmlns:m="http://schemas.openxmlformats.org/officeDocument/2006/math" xmlns:v="urn:schemas-microsoft-com:vml" xmlns:wp14="http://schemas.microsoft.com/office/word/2010/wordprocessingDrawing" xmlns:wp="http://schemas.openxmlformats.org/drawingml/2006/wordprocessingDrawing" xmlns:w10="urn:schemas-microsoft-com:office:word" xmlns:w="http://schemas.openxmlformats.org/wordprocessingml/2006/main" xmlns:w14="http://schemas.microsoft.com/office/word/2010/wordml" xmlns:w15="http://schemas.microsoft.com/office/word/2012/wordml" xmlns:w16cex="http://schemas.microsoft.com/office/word/2018/wordml/cex" xmlns:w16cid="http://schemas.microsoft.com/office/word/2016/wordml/cid" xmlns:w16="http://schemas.microsoft.com/office/word/2018/wordml" xmlns:w16du="http://schemas.microsoft.com/office/word/2023/wordml/word16du" xmlns:w16sdtdh="http://schemas.microsoft.com/office/word/2020/wordml/sdtdatahash" xmlns:w16sdtfl="http://schemas.microsoft.com/office/word/2024/wordml/sdtformatlock" xmlns:w16se="http://schemas.microsoft.com/office/word/2015/wordml/symex" xmlns:wpg="http://schemas.microsoft.com/office/word/2010/wordprocessingGroup" xmlns:wpi="http://schemas.microsoft.com/office/word/2010/wordprocessingInk" xmlns:wne="http://schemas.microsoft.com/office/word/2006/wordml" xmlns:wps="http://schemas.microsoft.com/office/word/2010/wordprocessingShape" mc:Ignorable="w14 w15 w16se w16cid w16 w16cex w16sdtdh w16sdtfl w16du wp14">
+<w:numbering xmlns:wpc="http://schemas.microsoft.com/office/word/2010/wordprocessingCanvas" xmlns:cx="http://schemas.microsoft.com/office/drawing/2014/chartex" xmlns:cx1="http://schemas.microsoft.com/office/drawing/2015/9/8/chartex" xmlns:cx2="http://schemas.microsoft.com/office/drawing/2015/10/21/chartex" xmlns:cx3="http://schemas.microsoft.com/office/drawing/2016/5/9/chartex" xmlns:cx4="http://schemas.microsoft.com/office/drawing/2016/5/10/chartex" xmlns:cx5="http://schemas.microsoft.com/office/drawing/2016/5/11/chartex" xmlns:cx6="http://schemas.microsoft.com/office/drawing/2016/5/12/chartex" xmlns:cx7="http://schemas.microsoft.com/office/drawing/2016/5/13/chartex" xmlns:cx8="http://schemas.microsoft.com/office/drawing/2016/5/14/chartex" xmlns:mc="http://schemas.openxmlformats.org/markup-compatibility/2006" xmlns:aink="http://schemas.microsoft.com/office/drawing/2016/ink" xmlns:am3d="http://schemas.microsoft.com/office/drawing/2017/model3d" xmlns:o="urn:schemas-microsoft-com:office:office" xmlns:oel="http://schemas.microsoft.com/office/2019/extlst" xmlns:r="http://schemas.openxmlformats.org/officeDocument/2006/relationships" xmlns:m="http://schemas.openxmlformats.org/officeDocument/2006/math" xmlns:v="urn:schemas-microsoft-com:vml" xmlns:wp14="http://schemas.microsoft.com/office/word/2010/wordprocessingDrawing" xmlns:wp="http://schemas.openxmlformats.org/drawingml/2006/wordprocessingDrawing" xmlns:w10="urn:schemas-microsoft-com:office:word" xmlns:w="http://schemas.openxmlformats.org/wordprocessingml/2006/main" xmlns:w14="http://schemas.microsoft.com/office/word/2010/wordml" xmlns:w15="http://schemas.microsoft.com/office/word/2012/wordml" xmlns:w16cex="http://schemas.microsoft.com/office/word/2018/wordml/cex" xmlns:w16cid="http://schemas.microsoft.com/office/word/2016/wordml/cid" xmlns:w16="http://schemas.microsoft.com/office/word/2018/wordml" xmlns:w16sdtdh="http://schemas.microsoft.com/office/word/2020/wordml/sdtdatahash" xmlns:w16se="http://schemas.microsoft.com/office/word/2015/wordml/symex" xmlns:wpg="http://schemas.microsoft.com/office/word/2010/wordprocessingGroup" xmlns:wpi="http://schemas.microsoft.com/office/word/2010/wordprocessingInk" xmlns:wne="http://schemas.microsoft.com/office/word/2006/wordml" xmlns:wps="http://schemas.microsoft.com/office/word/2010/wordprocessingShape" mc:Ignorable="w14 w15 w16se w16cid w16 w16cex w16sdtdh wp14">
   <w:abstractNum w:abstractNumId="0" w15:restartNumberingAfterBreak="0">
     <w:nsid w:val="216960B9"/>
     <w:multiLevelType w:val="hybridMultilevel"/>
@@ -17488,7 +17520,7 @@
 </file>
 
 <file path=word/styles.xml><?xml version="1.0" encoding="utf-8"?>
-<w:styles xmlns:mc="http://schemas.openxmlformats.org/markup-compatibility/2006" xmlns:r="http://schemas.openxmlformats.org/officeDocument/2006/relationships" xmlns:w="http://schemas.openxmlformats.org/wordprocessingml/2006/main" xmlns:w14="http://schemas.microsoft.com/office/word/2010/wordml" xmlns:w15="http://schemas.microsoft.com/office/word/2012/wordml" xmlns:w16cex="http://schemas.microsoft.com/office/word/2018/wordml/cex" xmlns:w16cid="http://schemas.microsoft.com/office/word/2016/wordml/cid" xmlns:w16="http://schemas.microsoft.com/office/word/2018/wordml" xmlns:w16du="http://schemas.microsoft.com/office/word/2023/wordml/word16du" xmlns:w16sdtdh="http://schemas.microsoft.com/office/word/2020/wordml/sdtdatahash" xmlns:w16sdtfl="http://schemas.microsoft.com/office/word/2024/wordml/sdtformatlock" xmlns:w16se="http://schemas.microsoft.com/office/word/2015/wordml/symex" mc:Ignorable="w14 w15 w16se w16cid w16 w16cex w16sdtdh w16sdtfl w16du">
+<w:styles xmlns:mc="http://schemas.openxmlformats.org/markup-compatibility/2006" xmlns:r="http://schemas.openxmlformats.org/officeDocument/2006/relationships" xmlns:w="http://schemas.openxmlformats.org/wordprocessingml/2006/main" xmlns:w14="http://schemas.microsoft.com/office/word/2010/wordml" xmlns:w15="http://schemas.microsoft.com/office/word/2012/wordml" xmlns:w16cex="http://schemas.microsoft.com/office/word/2018/wordml/cex" xmlns:w16cid="http://schemas.microsoft.com/office/word/2016/wordml/cid" xmlns:w16="http://schemas.microsoft.com/office/word/2018/wordml" xmlns:w16sdtdh="http://schemas.microsoft.com/office/word/2020/wordml/sdtdatahash" xmlns:w16se="http://schemas.microsoft.com/office/word/2015/wordml/symex" mc:Ignorable="w14 w15 w16se w16cid w16 w16cex w16sdtdh">
   <w:docDefaults>
     <w:rPrDefault>
       <w:rPr>

--- a/assets/data/Mindset 01/Mindset1- Audio Scripts.docx
+++ b/assets/data/Mindset 01/Mindset1- Audio Scripts.docx
@@ -1,6 +1,6 @@
 
 <file path=word/document.xml><?xml version="1.0" encoding="utf-8"?>
-<w:document xmlns:wpc="http://schemas.microsoft.com/office/word/2010/wordprocessingCanvas" xmlns:cx="http://schemas.microsoft.com/office/drawing/2014/chartex" xmlns:cx1="http://schemas.microsoft.com/office/drawing/2015/9/8/chartex" xmlns:cx2="http://schemas.microsoft.com/office/drawing/2015/10/21/chartex" xmlns:cx3="http://schemas.microsoft.com/office/drawing/2016/5/9/chartex" xmlns:cx4="http://schemas.microsoft.com/office/drawing/2016/5/10/chartex" xmlns:cx5="http://schemas.microsoft.com/office/drawing/2016/5/11/chartex" xmlns:cx6="http://schemas.microsoft.com/office/drawing/2016/5/12/chartex" xmlns:cx7="http://schemas.microsoft.com/office/drawing/2016/5/13/chartex" xmlns:cx8="http://schemas.microsoft.com/office/drawing/2016/5/14/chartex" xmlns:mc="http://schemas.openxmlformats.org/markup-compatibility/2006" xmlns:aink="http://schemas.microsoft.com/office/drawing/2016/ink" xmlns:am3d="http://schemas.microsoft.com/office/drawing/2017/model3d" xmlns:o="urn:schemas-microsoft-com:office:office" xmlns:oel="http://schemas.microsoft.com/office/2019/extlst" xmlns:r="http://schemas.openxmlformats.org/officeDocument/2006/relationships" xmlns:m="http://schemas.openxmlformats.org/officeDocument/2006/math" xmlns:v="urn:schemas-microsoft-com:vml" xmlns:wp14="http://schemas.microsoft.com/office/word/2010/wordprocessingDrawing" xmlns:wp="http://schemas.openxmlformats.org/drawingml/2006/wordprocessingDrawing" xmlns:w10="urn:schemas-microsoft-com:office:word" xmlns:w="http://schemas.openxmlformats.org/wordprocessingml/2006/main" xmlns:w14="http://schemas.microsoft.com/office/word/2010/wordml" xmlns:w15="http://schemas.microsoft.com/office/word/2012/wordml" xmlns:w16cex="http://schemas.microsoft.com/office/word/2018/wordml/cex" xmlns:w16cid="http://schemas.microsoft.com/office/word/2016/wordml/cid" xmlns:w16="http://schemas.microsoft.com/office/word/2018/wordml" xmlns:w16sdtdh="http://schemas.microsoft.com/office/word/2020/wordml/sdtdatahash" xmlns:w16se="http://schemas.microsoft.com/office/word/2015/wordml/symex" xmlns:wpg="http://schemas.microsoft.com/office/word/2010/wordprocessingGroup" xmlns:wpi="http://schemas.microsoft.com/office/word/2010/wordprocessingInk" xmlns:wne="http://schemas.microsoft.com/office/word/2006/wordml" xmlns:wps="http://schemas.microsoft.com/office/word/2010/wordprocessingShape" mc:Ignorable="w14 w15 w16se w16cid w16 w16cex w16sdtdh wp14">
+<w:document xmlns:wpc="http://schemas.microsoft.com/office/word/2010/wordprocessingCanvas" xmlns:cx="http://schemas.microsoft.com/office/drawing/2014/chartex" xmlns:cx1="http://schemas.microsoft.com/office/drawing/2015/9/8/chartex" xmlns:cx2="http://schemas.microsoft.com/office/drawing/2015/10/21/chartex" xmlns:cx3="http://schemas.microsoft.com/office/drawing/2016/5/9/chartex" xmlns:cx4="http://schemas.microsoft.com/office/drawing/2016/5/10/chartex" xmlns:cx5="http://schemas.microsoft.com/office/drawing/2016/5/11/chartex" xmlns:cx6="http://schemas.microsoft.com/office/drawing/2016/5/12/chartex" xmlns:cx7="http://schemas.microsoft.com/office/drawing/2016/5/13/chartex" xmlns:cx8="http://schemas.microsoft.com/office/drawing/2016/5/14/chartex" xmlns:mc="http://schemas.openxmlformats.org/markup-compatibility/2006" xmlns:aink="http://schemas.microsoft.com/office/drawing/2016/ink" xmlns:am3d="http://schemas.microsoft.com/office/drawing/2017/model3d" xmlns:o="urn:schemas-microsoft-com:office:office" xmlns:oel="http://schemas.microsoft.com/office/2019/extlst" xmlns:r="http://schemas.openxmlformats.org/officeDocument/2006/relationships" xmlns:m="http://schemas.openxmlformats.org/officeDocument/2006/math" xmlns:v="urn:schemas-microsoft-com:vml" xmlns:wp14="http://schemas.microsoft.com/office/word/2010/wordprocessingDrawing" xmlns:wp="http://schemas.openxmlformats.org/drawingml/2006/wordprocessingDrawing" xmlns:w10="urn:schemas-microsoft-com:office:word" xmlns:w="http://schemas.openxmlformats.org/wordprocessingml/2006/main" xmlns:w14="http://schemas.microsoft.com/office/word/2010/wordml" xmlns:w15="http://schemas.microsoft.com/office/word/2012/wordml" xmlns:w16cex="http://schemas.microsoft.com/office/word/2018/wordml/cex" xmlns:w16cid="http://schemas.microsoft.com/office/word/2016/wordml/cid" xmlns:w16="http://schemas.microsoft.com/office/word/2018/wordml" xmlns:w16du="http://schemas.microsoft.com/office/word/2023/wordml/word16du" xmlns:w16sdtdh="http://schemas.microsoft.com/office/word/2020/wordml/sdtdatahash" xmlns:w16sdtfl="http://schemas.microsoft.com/office/word/2024/wordml/sdtformatlock" xmlns:w16se="http://schemas.microsoft.com/office/word/2015/wordml/symex" xmlns:wpg="http://schemas.microsoft.com/office/word/2010/wordprocessingGroup" xmlns:wpi="http://schemas.microsoft.com/office/word/2010/wordprocessingInk" xmlns:wne="http://schemas.microsoft.com/office/word/2006/wordml" xmlns:wps="http://schemas.microsoft.com/office/word/2010/wordprocessingShape" mc:Ignorable="w14 w15 w16se w16cid w16 w16cex w16sdtdh w16sdtfl w16du wp14">
   <w:body>
     <w:tbl>
       <w:tblPr>
@@ -13362,18 +13362,14 @@
               </w:rPr>
               <w:t>: Thanks for offering to drive us all to the concert. It's really</w:t>
             </w:r>
-          </w:p>
-          <w:p>
-            <w:pPr>
-              <w:tabs>
-                <w:tab w:val="left" w:pos="4413"/>
-              </w:tabs>
-              <w:rPr>
-                <w:rFonts w:ascii="Source Sans 3" w:hAnsi="Source Sans 3"/>
-                <w:sz w:val="23"/>
-                <w:szCs w:val="23"/>
-              </w:rPr>
-            </w:pPr>
+            <w:r>
+              <w:rPr>
+                <w:rFonts w:ascii="Source Sans 3" w:hAnsi="Source Sans 3"/>
+                <w:sz w:val="23"/>
+                <w:szCs w:val="23"/>
+              </w:rPr>
+              <w:t xml:space="preserve"> </w:t>
+            </w:r>
             <w:r>
               <w:rPr>
                 <w:rFonts w:ascii="Source Sans 3" w:hAnsi="Source Sans 3"/>
@@ -13461,18 +13457,14 @@
               </w:rPr>
               <w:t>: Sorry, I've just remembered, I told Sarah you would collect</w:t>
             </w:r>
-          </w:p>
-          <w:p>
-            <w:pPr>
-              <w:tabs>
-                <w:tab w:val="left" w:pos="4413"/>
-              </w:tabs>
-              <w:rPr>
-                <w:rFonts w:ascii="Source Sans 3" w:hAnsi="Source Sans 3"/>
-                <w:sz w:val="23"/>
-                <w:szCs w:val="23"/>
-              </w:rPr>
-            </w:pPr>
+            <w:r>
+              <w:rPr>
+                <w:rFonts w:ascii="Source Sans 3" w:hAnsi="Source Sans 3"/>
+                <w:sz w:val="23"/>
+                <w:szCs w:val="23"/>
+              </w:rPr>
+              <w:t xml:space="preserve"> </w:t>
+            </w:r>
             <w:r>
               <w:rPr>
                 <w:rFonts w:ascii="Source Sans 3" w:hAnsi="Source Sans 3"/>
@@ -13727,7 +13719,23 @@
                 <w:sz w:val="23"/>
                 <w:szCs w:val="23"/>
               </w:rPr>
-              <w:t>If you like racket sports, just behind the beach you can practise badminton in the large building. That's quite popular in the evenings. We also have some outdoor tennis courts. We used to have basketball in the building too, but now you can play it on the court behind the building. And if these activities make you hungry, the path from there takes you straight to the café and dining hall.</w:t>
+              <w:t>If you like racket sports, just behind the beach you can practise badminton in the large building. That's quite popular in the evenings</w:t>
+            </w:r>
+            <w:r>
+              <w:rPr>
+                <w:rFonts w:ascii="Source Sans 3" w:hAnsi="Source Sans 3"/>
+                <w:sz w:val="23"/>
+                <w:szCs w:val="23"/>
+              </w:rPr>
+              <w:t>.</w:t>
+            </w:r>
+            <w:r>
+              <w:rPr>
+                <w:rFonts w:ascii="Source Sans 3" w:hAnsi="Source Sans 3"/>
+                <w:sz w:val="23"/>
+                <w:szCs w:val="23"/>
+              </w:rPr>
+              <w:t>. We also have some outdoor tennis courts. We used to have basketball in the building too, but now you can play it on the court behind the building. And if these activities make you hungry, the path from there takes you straight to the café and dining hall.</w:t>
             </w:r>
           </w:p>
           <w:p>
@@ -13896,27 +13904,27 @@
                 <w:sz w:val="23"/>
                 <w:szCs w:val="23"/>
               </w:rPr>
+              <w:t>To the west of the gift shop is where the Tree Tops Challenge will take place. There's a path here winding through the forest, and up in the trees there will be all sorts of high-level adventure apparatus-rope swings, awesome rope bridges and tunnels, and zip wires where you can fly way above the forest floor. This adventure experience will only be open to those aged 15 and over.</w:t>
+            </w:r>
+          </w:p>
+          <w:p>
+            <w:pPr>
+              <w:tabs>
+                <w:tab w:val="left" w:pos="4413"/>
+              </w:tabs>
+              <w:rPr>
+                <w:rFonts w:ascii="Source Sans 3" w:hAnsi="Source Sans 3"/>
+                <w:sz w:val="23"/>
+                <w:szCs w:val="23"/>
+              </w:rPr>
+            </w:pPr>
+            <w:r>
+              <w:rPr>
+                <w:rFonts w:ascii="Source Sans 3" w:hAnsi="Source Sans 3"/>
+                <w:sz w:val="23"/>
+                <w:szCs w:val="23"/>
+              </w:rPr>
               <w:lastRenderedPageBreak/>
-              <w:t>To the west of the gift shop is where the Tree Tops Challenge will take place. There's a path here winding through the forest, and up in the trees there will be all sorts of high-level adventure apparatus-rope swings, awesome rope bridges and tunnels, and zip wires where you can fly way above the forest floor. This adventure experience will only be open to those aged 15 and over.</w:t>
-            </w:r>
-          </w:p>
-          <w:p>
-            <w:pPr>
-              <w:tabs>
-                <w:tab w:val="left" w:pos="4413"/>
-              </w:tabs>
-              <w:rPr>
-                <w:rFonts w:ascii="Source Sans 3" w:hAnsi="Source Sans 3"/>
-                <w:sz w:val="23"/>
-                <w:szCs w:val="23"/>
-              </w:rPr>
-            </w:pPr>
-            <w:r>
-              <w:rPr>
-                <w:rFonts w:ascii="Source Sans 3" w:hAnsi="Source Sans 3"/>
-                <w:sz w:val="23"/>
-                <w:szCs w:val="23"/>
-              </w:rPr>
               <w:t>Beyond the Tree Tops Challenge there will be an adventure playground. To get to it, you go along this path from the entrance until you reach the crossroads, then you turn left. The young children's playground will have a fence around it, making it safer and keeping them away from the lake. The indoor play area, only for the very young, will be on the east side of the farm, near the café and just inside the picnic area.</w:t>
             </w:r>
           </w:p>
@@ -13937,7 +13945,7 @@
                 <w:sz w:val="23"/>
                 <w:szCs w:val="23"/>
               </w:rPr>
-              <w:t>And finally, let's turn our attention back to this area here, where the paths meet and form a crossroads. This path leading to the east end of the farm will take our visitors to the area which houses the farm animals. Children will be able to watch the animals being fed and cared for, and in some instances they will be able to feed the animals. themselves. The sheep will be in this first area on the right here, directly opposite the pigs, and the goats will go at the very end there. We haven't quite decided on the other areas yet.</w:t>
+              <w:t>And finally, let's turn our attention back to this area here, where the paths meet and form a crossroads. This path leading to the east end of the farm will take our visitors to the area which houses the farm animals. Children will be able to watch the animals being fed and cared for, and in some instances they will be able to feed the animals themselves. The sheep will be in this first area on the right here, directly opposite the pigs, and the goats will go at the very end there. We haven't quite decided on the other areas yet.</w:t>
             </w:r>
           </w:p>
           <w:p>
@@ -14974,85 +14982,85 @@
                 <w:sz w:val="23"/>
                 <w:szCs w:val="23"/>
               </w:rPr>
+              <w:t>experts. Find people you admire in your area of interest. Try to get as close to them as possible. Observe them carefully. If possible, talk to them. Ask lots of questions. Don't copy them, but try to learn from them. And don't be afraid to experiment, try something new.</w:t>
+            </w:r>
+          </w:p>
+          <w:p>
+            <w:pPr>
+              <w:tabs>
+                <w:tab w:val="left" w:pos="4413"/>
+              </w:tabs>
+              <w:rPr>
+                <w:rFonts w:ascii="Source Sans 3" w:hAnsi="Source Sans 3"/>
+                <w:sz w:val="23"/>
+                <w:szCs w:val="23"/>
+              </w:rPr>
+            </w:pPr>
+            <w:r>
+              <w:rPr>
+                <w:rFonts w:ascii="Source Sans 3" w:hAnsi="Source Sans 3"/>
+                <w:b/>
+                <w:sz w:val="23"/>
+                <w:szCs w:val="23"/>
+              </w:rPr>
+              <w:t>Interviewer:</w:t>
+            </w:r>
+            <w:r>
+              <w:rPr>
+                <w:rFonts w:ascii="Source Sans 3" w:hAnsi="Source Sans 3"/>
+                <w:sz w:val="23"/>
+                <w:szCs w:val="23"/>
+              </w:rPr>
+              <w:t xml:space="preserve"> Being the best is one thing, but how did you get yourself known?</w:t>
+            </w:r>
+          </w:p>
+          <w:p>
+            <w:pPr>
+              <w:tabs>
+                <w:tab w:val="left" w:pos="4413"/>
+              </w:tabs>
+              <w:rPr>
+                <w:rFonts w:ascii="Source Sans 3" w:hAnsi="Source Sans 3"/>
+                <w:sz w:val="23"/>
+                <w:szCs w:val="23"/>
+              </w:rPr>
+            </w:pPr>
+            <w:r>
+              <w:rPr>
+                <w:rFonts w:ascii="Source Sans 3" w:hAnsi="Source Sans 3"/>
+                <w:b/>
+                <w:sz w:val="23"/>
+                <w:szCs w:val="23"/>
+              </w:rPr>
+              <w:t>Celebrity:</w:t>
+            </w:r>
+            <w:r>
+              <w:rPr>
+                <w:rFonts w:ascii="Source Sans 3" w:hAnsi="Source Sans 3"/>
+                <w:sz w:val="23"/>
+                <w:szCs w:val="23"/>
+              </w:rPr>
+              <w:t xml:space="preserve"> Getting yourself known is indeed another skill you must</w:t>
+            </w:r>
+          </w:p>
+          <w:p>
+            <w:pPr>
+              <w:tabs>
+                <w:tab w:val="left" w:pos="4413"/>
+              </w:tabs>
+              <w:rPr>
+                <w:rFonts w:ascii="Source Sans 3" w:hAnsi="Source Sans 3"/>
+                <w:sz w:val="23"/>
+                <w:szCs w:val="23"/>
+              </w:rPr>
+            </w:pPr>
+            <w:r>
+              <w:rPr>
+                <w:rFonts w:ascii="Source Sans 3" w:hAnsi="Source Sans 3"/>
+                <w:sz w:val="23"/>
+                <w:szCs w:val="23"/>
+              </w:rPr>
               <w:lastRenderedPageBreak/>
-              <w:t>experts. Find people you admire in your area of interest. Try to get as close to them as possible. Observe them carefully. If possible, talk to them. Ask lots of questions. Don't copy them, but try to learn from them. And don't be afraid to experiment, try something new.</w:t>
-            </w:r>
-          </w:p>
-          <w:p>
-            <w:pPr>
-              <w:tabs>
-                <w:tab w:val="left" w:pos="4413"/>
-              </w:tabs>
-              <w:rPr>
-                <w:rFonts w:ascii="Source Sans 3" w:hAnsi="Source Sans 3"/>
-                <w:sz w:val="23"/>
-                <w:szCs w:val="23"/>
-              </w:rPr>
-            </w:pPr>
-            <w:r>
-              <w:rPr>
-                <w:rFonts w:ascii="Source Sans 3" w:hAnsi="Source Sans 3"/>
-                <w:b/>
-                <w:sz w:val="23"/>
-                <w:szCs w:val="23"/>
-              </w:rPr>
-              <w:t>Interviewer:</w:t>
-            </w:r>
-            <w:r>
-              <w:rPr>
-                <w:rFonts w:ascii="Source Sans 3" w:hAnsi="Source Sans 3"/>
-                <w:sz w:val="23"/>
-                <w:szCs w:val="23"/>
-              </w:rPr>
-              <w:t xml:space="preserve"> Being the best is one thing, but how did you get yourself known?</w:t>
-            </w:r>
-          </w:p>
-          <w:p>
-            <w:pPr>
-              <w:tabs>
-                <w:tab w:val="left" w:pos="4413"/>
-              </w:tabs>
-              <w:rPr>
-                <w:rFonts w:ascii="Source Sans 3" w:hAnsi="Source Sans 3"/>
-                <w:sz w:val="23"/>
-                <w:szCs w:val="23"/>
-              </w:rPr>
-            </w:pPr>
-            <w:r>
-              <w:rPr>
-                <w:rFonts w:ascii="Source Sans 3" w:hAnsi="Source Sans 3"/>
-                <w:b/>
-                <w:sz w:val="23"/>
-                <w:szCs w:val="23"/>
-              </w:rPr>
-              <w:t>Celebrity:</w:t>
-            </w:r>
-            <w:r>
-              <w:rPr>
-                <w:rFonts w:ascii="Source Sans 3" w:hAnsi="Source Sans 3"/>
-                <w:sz w:val="23"/>
-                <w:szCs w:val="23"/>
-              </w:rPr>
-              <w:t xml:space="preserve"> Getting yourself known is indeed another skill you must</w:t>
-            </w:r>
-          </w:p>
-          <w:p>
-            <w:pPr>
-              <w:tabs>
-                <w:tab w:val="left" w:pos="4413"/>
-              </w:tabs>
-              <w:rPr>
-                <w:rFonts w:ascii="Source Sans 3" w:hAnsi="Source Sans 3"/>
-                <w:sz w:val="23"/>
-                <w:szCs w:val="23"/>
-              </w:rPr>
-            </w:pPr>
-            <w:r>
-              <w:rPr>
-                <w:rFonts w:ascii="Source Sans 3" w:hAnsi="Source Sans 3"/>
-                <w:sz w:val="23"/>
-                <w:szCs w:val="23"/>
-              </w:rPr>
               <w:t>work on. One thing is for sure, nobody is going to come to you. You have to make opportunities for yourself. You have a product to sell and the product is you. It's much easier to do that these days, especially with the internet around. Many people use social media for this.</w:t>
             </w:r>
           </w:p>
@@ -15760,51 +15768,51 @@
                 <w:sz w:val="23"/>
                 <w:szCs w:val="23"/>
               </w:rPr>
+              <w:t>This creature is found in the mountains of Central Africa. It has black hair all over its body, which is much thicker than that of other members of the species. This means that it can live in colder temperatures. There are only about 900 of these apes in the wild. A lot of the green plants they eat have been destroyed, and they have also been killed in the past for their fur.</w:t>
+            </w:r>
+          </w:p>
+          <w:p>
+            <w:pPr>
+              <w:tabs>
+                <w:tab w:val="left" w:pos="4413"/>
+              </w:tabs>
+              <w:rPr>
+                <w:rFonts w:ascii="Source Sans 3 Black" w:hAnsi="Source Sans 3 Black"/>
+                <w:b/>
+                <w:bCs/>
+                <w:sz w:val="23"/>
+                <w:szCs w:val="23"/>
+              </w:rPr>
+            </w:pPr>
+            <w:r>
+              <w:rPr>
+                <w:rFonts w:ascii="Source Sans 3 Black" w:hAnsi="Source Sans 3 Black"/>
+                <w:b/>
+                <w:bCs/>
+                <w:sz w:val="23"/>
+                <w:szCs w:val="23"/>
+              </w:rPr>
+              <w:t>Speaker 2</w:t>
+            </w:r>
+          </w:p>
+          <w:p>
+            <w:pPr>
+              <w:tabs>
+                <w:tab w:val="left" w:pos="4413"/>
+              </w:tabs>
+              <w:rPr>
+                <w:rFonts w:ascii="Source Sans 3" w:hAnsi="Source Sans 3"/>
+                <w:sz w:val="23"/>
+                <w:szCs w:val="23"/>
+              </w:rPr>
+            </w:pPr>
+            <w:r>
+              <w:rPr>
+                <w:rFonts w:ascii="Source Sans 3" w:hAnsi="Source Sans 3"/>
+                <w:sz w:val="23"/>
+                <w:szCs w:val="23"/>
+              </w:rPr>
               <w:lastRenderedPageBreak/>
-              <w:t>This creature is found in the mountains of Central Africa. It has black hair all over its body, which is much thicker than that of other members of the species. This means that it can live in colder temperatures. There are only about 900 of these apes in the wild. A lot of the green plants they eat have been destroyed, and they have also been killed in the past for their fur.</w:t>
-            </w:r>
-          </w:p>
-          <w:p>
-            <w:pPr>
-              <w:tabs>
-                <w:tab w:val="left" w:pos="4413"/>
-              </w:tabs>
-              <w:rPr>
-                <w:rFonts w:ascii="Source Sans 3 Black" w:hAnsi="Source Sans 3 Black"/>
-                <w:b/>
-                <w:bCs/>
-                <w:sz w:val="23"/>
-                <w:szCs w:val="23"/>
-              </w:rPr>
-            </w:pPr>
-            <w:r>
-              <w:rPr>
-                <w:rFonts w:ascii="Source Sans 3 Black" w:hAnsi="Source Sans 3 Black"/>
-                <w:b/>
-                <w:bCs/>
-                <w:sz w:val="23"/>
-                <w:szCs w:val="23"/>
-              </w:rPr>
-              <w:t>Speaker 2</w:t>
-            </w:r>
-          </w:p>
-          <w:p>
-            <w:pPr>
-              <w:tabs>
-                <w:tab w:val="left" w:pos="4413"/>
-              </w:tabs>
-              <w:rPr>
-                <w:rFonts w:ascii="Source Sans 3" w:hAnsi="Source Sans 3"/>
-                <w:sz w:val="23"/>
-                <w:szCs w:val="23"/>
-              </w:rPr>
-            </w:pPr>
-            <w:r>
-              <w:rPr>
-                <w:rFonts w:ascii="Source Sans 3" w:hAnsi="Source Sans 3"/>
-                <w:sz w:val="23"/>
-                <w:szCs w:val="23"/>
-              </w:rPr>
               <w:t>This creature lives in the ocean from Australia up to Japan. Many of them are quite small, with a body that grows up to five centimetres long, and they have long tentacles, or arms. Its name comes from the bright blue rings that show up when it's frightened. You need to be careful in the sea around them as they are very poisonous.</w:t>
             </w:r>
           </w:p>
@@ -16496,7 +16504,6 @@
                 <w:sz w:val="23"/>
                 <w:szCs w:val="23"/>
               </w:rPr>
-              <w:lastRenderedPageBreak/>
               <w:t>And then, the best thing to help is vinegar. Yes, the same vinegar you use when you're cooking! Many Australian beaches keep bottles of it near the jellyfish warning signs. You should pour a bottle over the tentacles for 30 seconds, and then the tentacles can be removed. However, if you get stung and don't have any vinegar, you should pour seawater on the skin. This will help to ease the pain before you can get further medical help.</w:t>
             </w:r>
           </w:p>
@@ -16539,6 +16546,7 @@
                 <w:sz w:val="23"/>
                 <w:szCs w:val="23"/>
               </w:rPr>
+              <w:lastRenderedPageBreak/>
               <w:t>Mindset_L1_70.mp3</w:t>
             </w:r>
           </w:p>
@@ -17233,7 +17241,7 @@
 </file>
 
 <file path=word/numbering.xml><?xml version="1.0" encoding="utf-8"?>
-<w:numbering xmlns:wpc="http://schemas.microsoft.com/office/word/2010/wordprocessingCanvas" xmlns:cx="http://schemas.microsoft.com/office/drawing/2014/chartex" xmlns:cx1="http://schemas.microsoft.com/office/drawing/2015/9/8/chartex" xmlns:cx2="http://schemas.microsoft.com/office/drawing/2015/10/21/chartex" xmlns:cx3="http://schemas.microsoft.com/office/drawing/2016/5/9/chartex" xmlns:cx4="http://schemas.microsoft.com/office/drawing/2016/5/10/chartex" xmlns:cx5="http://schemas.microsoft.com/office/drawing/2016/5/11/chartex" xmlns:cx6="http://schemas.microsoft.com/office/drawing/2016/5/12/chartex" xmlns:cx7="http://schemas.microsoft.com/office/drawing/2016/5/13/chartex" xmlns:cx8="http://schemas.microsoft.com/office/drawing/2016/5/14/chartex" xmlns:mc="http://schemas.openxmlformats.org/markup-compatibility/2006" xmlns:aink="http://schemas.microsoft.com/office/drawing/2016/ink" xmlns:am3d="http://schemas.microsoft.com/office/drawing/2017/model3d" xmlns:o="urn:schemas-microsoft-com:office:office" xmlns:oel="http://schemas.microsoft.com/office/2019/extlst" xmlns:r="http://schemas.openxmlformats.org/officeDocument/2006/relationships" xmlns:m="http://schemas.openxmlformats.org/officeDocument/2006/math" xmlns:v="urn:schemas-microsoft-com:vml" xmlns:wp14="http://schemas.microsoft.com/office/word/2010/wordprocessingDrawing" xmlns:wp="http://schemas.openxmlformats.org/drawingml/2006/wordprocessingDrawing" xmlns:w10="urn:schemas-microsoft-com:office:word" xmlns:w="http://schemas.openxmlformats.org/wordprocessingml/2006/main" xmlns:w14="http://schemas.microsoft.com/office/word/2010/wordml" xmlns:w15="http://schemas.microsoft.com/office/word/2012/wordml" xmlns:w16cex="http://schemas.microsoft.com/office/word/2018/wordml/cex" xmlns:w16cid="http://schemas.microsoft.com/office/word/2016/wordml/cid" xmlns:w16="http://schemas.microsoft.com/office/word/2018/wordml" xmlns:w16sdtdh="http://schemas.microsoft.com/office/word/2020/wordml/sdtdatahash" xmlns:w16se="http://schemas.microsoft.com/office/word/2015/wordml/symex" xmlns:wpg="http://schemas.microsoft.com/office/word/2010/wordprocessingGroup" xmlns:wpi="http://schemas.microsoft.com/office/word/2010/wordprocessingInk" xmlns:wne="http://schemas.microsoft.com/office/word/2006/wordml" xmlns:wps="http://schemas.microsoft.com/office/word/2010/wordprocessingShape" mc:Ignorable="w14 w15 w16se w16cid w16 w16cex w16sdtdh wp14">
+<w:numbering xmlns:wpc="http://schemas.microsoft.com/office/word/2010/wordprocessingCanvas" xmlns:cx="http://schemas.microsoft.com/office/drawing/2014/chartex" xmlns:cx1="http://schemas.microsoft.com/office/drawing/2015/9/8/chartex" xmlns:cx2="http://schemas.microsoft.com/office/drawing/2015/10/21/chartex" xmlns:cx3="http://schemas.microsoft.com/office/drawing/2016/5/9/chartex" xmlns:cx4="http://schemas.microsoft.com/office/drawing/2016/5/10/chartex" xmlns:cx5="http://schemas.microsoft.com/office/drawing/2016/5/11/chartex" xmlns:cx6="http://schemas.microsoft.com/office/drawing/2016/5/12/chartex" xmlns:cx7="http://schemas.microsoft.com/office/drawing/2016/5/13/chartex" xmlns:cx8="http://schemas.microsoft.com/office/drawing/2016/5/14/chartex" xmlns:mc="http://schemas.openxmlformats.org/markup-compatibility/2006" xmlns:aink="http://schemas.microsoft.com/office/drawing/2016/ink" xmlns:am3d="http://schemas.microsoft.com/office/drawing/2017/model3d" xmlns:o="urn:schemas-microsoft-com:office:office" xmlns:oel="http://schemas.microsoft.com/office/2019/extlst" xmlns:r="http://schemas.openxmlformats.org/officeDocument/2006/relationships" xmlns:m="http://schemas.openxmlformats.org/officeDocument/2006/math" xmlns:v="urn:schemas-microsoft-com:vml" xmlns:wp14="http://schemas.microsoft.com/office/word/2010/wordprocessingDrawing" xmlns:wp="http://schemas.openxmlformats.org/drawingml/2006/wordprocessingDrawing" xmlns:w10="urn:schemas-microsoft-com:office:word" xmlns:w="http://schemas.openxmlformats.org/wordprocessingml/2006/main" xmlns:w14="http://schemas.microsoft.com/office/word/2010/wordml" xmlns:w15="http://schemas.microsoft.com/office/word/2012/wordml" xmlns:w16cex="http://schemas.microsoft.com/office/word/2018/wordml/cex" xmlns:w16cid="http://schemas.microsoft.com/office/word/2016/wordml/cid" xmlns:w16="http://schemas.microsoft.com/office/word/2018/wordml" xmlns:w16du="http://schemas.microsoft.com/office/word/2023/wordml/word16du" xmlns:w16sdtdh="http://schemas.microsoft.com/office/word/2020/wordml/sdtdatahash" xmlns:w16sdtfl="http://schemas.microsoft.com/office/word/2024/wordml/sdtformatlock" xmlns:w16se="http://schemas.microsoft.com/office/word/2015/wordml/symex" xmlns:wpg="http://schemas.microsoft.com/office/word/2010/wordprocessingGroup" xmlns:wpi="http://schemas.microsoft.com/office/word/2010/wordprocessingInk" xmlns:wne="http://schemas.microsoft.com/office/word/2006/wordml" xmlns:wps="http://schemas.microsoft.com/office/word/2010/wordprocessingShape" mc:Ignorable="w14 w15 w16se w16cid w16 w16cex w16sdtdh w16sdtfl w16du wp14">
   <w:abstractNum w:abstractNumId="0" w15:restartNumberingAfterBreak="0">
     <w:nsid w:val="216960B9"/>
     <w:multiLevelType w:val="hybridMultilevel"/>
@@ -17520,7 +17528,7 @@
 </file>
 
 <file path=word/styles.xml><?xml version="1.0" encoding="utf-8"?>
-<w:styles xmlns:mc="http://schemas.openxmlformats.org/markup-compatibility/2006" xmlns:r="http://schemas.openxmlformats.org/officeDocument/2006/relationships" xmlns:w="http://schemas.openxmlformats.org/wordprocessingml/2006/main" xmlns:w14="http://schemas.microsoft.com/office/word/2010/wordml" xmlns:w15="http://schemas.microsoft.com/office/word/2012/wordml" xmlns:w16cex="http://schemas.microsoft.com/office/word/2018/wordml/cex" xmlns:w16cid="http://schemas.microsoft.com/office/word/2016/wordml/cid" xmlns:w16="http://schemas.microsoft.com/office/word/2018/wordml" xmlns:w16sdtdh="http://schemas.microsoft.com/office/word/2020/wordml/sdtdatahash" xmlns:w16se="http://schemas.microsoft.com/office/word/2015/wordml/symex" mc:Ignorable="w14 w15 w16se w16cid w16 w16cex w16sdtdh">
+<w:styles xmlns:mc="http://schemas.openxmlformats.org/markup-compatibility/2006" xmlns:r="http://schemas.openxmlformats.org/officeDocument/2006/relationships" xmlns:w="http://schemas.openxmlformats.org/wordprocessingml/2006/main" xmlns:w14="http://schemas.microsoft.com/office/word/2010/wordml" xmlns:w15="http://schemas.microsoft.com/office/word/2012/wordml" xmlns:w16cex="http://schemas.microsoft.com/office/word/2018/wordml/cex" xmlns:w16cid="http://schemas.microsoft.com/office/word/2016/wordml/cid" xmlns:w16="http://schemas.microsoft.com/office/word/2018/wordml" xmlns:w16du="http://schemas.microsoft.com/office/word/2023/wordml/word16du" xmlns:w16sdtdh="http://schemas.microsoft.com/office/word/2020/wordml/sdtdatahash" xmlns:w16sdtfl="http://schemas.microsoft.com/office/word/2024/wordml/sdtformatlock" xmlns:w16se="http://schemas.microsoft.com/office/word/2015/wordml/symex" mc:Ignorable="w14 w15 w16se w16cid w16 w16cex w16sdtdh w16sdtfl w16du">
   <w:docDefaults>
     <w:rPrDefault>
       <w:rPr>

--- a/assets/data/Mindset 01/Mindset1- Audio Scripts.docx
+++ b/assets/data/Mindset 01/Mindset1- Audio Scripts.docx
@@ -278,7 +278,25 @@
                 <w:sz w:val="23"/>
                 <w:szCs w:val="23"/>
               </w:rPr>
-              <w:t xml:space="preserve"> Yes, I'm looking for a gift for my sister. She's going to be 18 next week. So I thought a piece of jewellery would be nice.</w:t>
+              <w:t xml:space="preserve"> Yes, I'm looking for a gift for my sister. She's going to be 18 next week. </w:t>
+            </w:r>
+            <w:proofErr w:type="gramStart"/>
+            <w:r>
+              <w:rPr>
+                <w:rFonts w:ascii="Source Sans 3" w:hAnsi="Source Sans 3"/>
+                <w:sz w:val="23"/>
+                <w:szCs w:val="23"/>
+              </w:rPr>
+              <w:t>So</w:t>
+            </w:r>
+            <w:proofErr w:type="gramEnd"/>
+            <w:r>
+              <w:rPr>
+                <w:rFonts w:ascii="Source Sans 3" w:hAnsi="Source Sans 3"/>
+                <w:sz w:val="23"/>
+                <w:szCs w:val="23"/>
+              </w:rPr>
+              <w:t xml:space="preserve"> I thought a piece of jewellery would be nice.</w:t>
             </w:r>
           </w:p>
           <w:p>
@@ -1281,7 +1299,25 @@
                 <w:sz w:val="23"/>
                 <w:szCs w:val="23"/>
               </w:rPr>
-              <w:t xml:space="preserve"> Yes, I'm looking for a gift for my sister. She's going to be 18 next week. So I thought a piece of jewellery would be nice.</w:t>
+              <w:t xml:space="preserve"> Yes, I'm looking for a gift for my sister. She's going to be 18 next week. </w:t>
+            </w:r>
+            <w:proofErr w:type="gramStart"/>
+            <w:r>
+              <w:rPr>
+                <w:rFonts w:ascii="Source Sans 3" w:hAnsi="Source Sans 3"/>
+                <w:sz w:val="23"/>
+                <w:szCs w:val="23"/>
+              </w:rPr>
+              <w:t>So</w:t>
+            </w:r>
+            <w:proofErr w:type="gramEnd"/>
+            <w:r>
+              <w:rPr>
+                <w:rFonts w:ascii="Source Sans 3" w:hAnsi="Source Sans 3"/>
+                <w:sz w:val="23"/>
+                <w:szCs w:val="23"/>
+              </w:rPr>
+              <w:t xml:space="preserve"> I thought a piece of jewellery would be nice.</w:t>
             </w:r>
           </w:p>
           <w:p>
@@ -1542,7 +1578,25 @@
                 <w:sz w:val="23"/>
                 <w:szCs w:val="23"/>
               </w:rPr>
-              <w:t xml:space="preserve"> Well, they were £30, but actually we've got a sale on at the moment, so they're a little cheaper - only £20. So you can save £10!</w:t>
+              <w:t xml:space="preserve"> Well, they were £30, but actually we've got a sale on at the moment, so they're a little cheaper - only £20. </w:t>
+            </w:r>
+            <w:proofErr w:type="gramStart"/>
+            <w:r>
+              <w:rPr>
+                <w:rFonts w:ascii="Source Sans 3" w:hAnsi="Source Sans 3"/>
+                <w:sz w:val="23"/>
+                <w:szCs w:val="23"/>
+              </w:rPr>
+              <w:t>So</w:t>
+            </w:r>
+            <w:proofErr w:type="gramEnd"/>
+            <w:r>
+              <w:rPr>
+                <w:rFonts w:ascii="Source Sans 3" w:hAnsi="Source Sans 3"/>
+                <w:sz w:val="23"/>
+                <w:szCs w:val="23"/>
+              </w:rPr>
+              <w:t xml:space="preserve"> you can save £10!</w:t>
             </w:r>
           </w:p>
           <w:p>
@@ -1833,7 +1887,43 @@
                 <w:sz w:val="23"/>
                 <w:szCs w:val="23"/>
               </w:rPr>
-              <w:t xml:space="preserve"> Well they were £30, but actually we've got a sale on at the moment, so they're a little cheaper - only £20. So you can save £10!</w:t>
+              <w:t xml:space="preserve"> </w:t>
+            </w:r>
+            <w:proofErr w:type="gramStart"/>
+            <w:r>
+              <w:rPr>
+                <w:rFonts w:ascii="Source Sans 3" w:hAnsi="Source Sans 3"/>
+                <w:sz w:val="23"/>
+                <w:szCs w:val="23"/>
+              </w:rPr>
+              <w:t>Well</w:t>
+            </w:r>
+            <w:proofErr w:type="gramEnd"/>
+            <w:r>
+              <w:rPr>
+                <w:rFonts w:ascii="Source Sans 3" w:hAnsi="Source Sans 3"/>
+                <w:sz w:val="23"/>
+                <w:szCs w:val="23"/>
+              </w:rPr>
+              <w:t xml:space="preserve"> they were £30, but actually we've got a sale on at the moment, so they're a little cheaper - only £20. </w:t>
+            </w:r>
+            <w:proofErr w:type="gramStart"/>
+            <w:r>
+              <w:rPr>
+                <w:rFonts w:ascii="Source Sans 3" w:hAnsi="Source Sans 3"/>
+                <w:sz w:val="23"/>
+                <w:szCs w:val="23"/>
+              </w:rPr>
+              <w:t>So</w:t>
+            </w:r>
+            <w:proofErr w:type="gramEnd"/>
+            <w:r>
+              <w:rPr>
+                <w:rFonts w:ascii="Source Sans 3" w:hAnsi="Source Sans 3"/>
+                <w:sz w:val="23"/>
+                <w:szCs w:val="23"/>
+              </w:rPr>
+              <w:t xml:space="preserve"> you can save £10!</w:t>
             </w:r>
           </w:p>
         </w:tc>
@@ -2413,7 +2503,25 @@
                 <w:sz w:val="23"/>
                 <w:szCs w:val="23"/>
               </w:rPr>
-              <w:t xml:space="preserve"> Oh, it's a little bag. All the guests get a gift bag at the end of the party. And inside there's a present from the baby's parents. It's really fun to open it because you don't know what you'll get. So it could be a candle, or some chocolates. Guess what I got? You can see it in this next photo.</w:t>
+              <w:t xml:space="preserve"> Oh, it's a little bag. All the guests get a gift bag at the end of the party. And inside there's a present from the baby's parents. It's really fun to open it because you don't know what you'll get. </w:t>
+            </w:r>
+            <w:proofErr w:type="gramStart"/>
+            <w:r>
+              <w:rPr>
+                <w:rFonts w:ascii="Source Sans 3" w:hAnsi="Source Sans 3"/>
+                <w:sz w:val="23"/>
+                <w:szCs w:val="23"/>
+              </w:rPr>
+              <w:t>So</w:t>
+            </w:r>
+            <w:proofErr w:type="gramEnd"/>
+            <w:r>
+              <w:rPr>
+                <w:rFonts w:ascii="Source Sans 3" w:hAnsi="Source Sans 3"/>
+                <w:sz w:val="23"/>
+                <w:szCs w:val="23"/>
+              </w:rPr>
+              <w:t xml:space="preserve"> it could be a candle, or some chocolates. Guess what I got? You can see it in this next photo.</w:t>
             </w:r>
           </w:p>
           <w:p>
@@ -5285,7 +5393,27 @@
                 <w:sz w:val="23"/>
                 <w:szCs w:val="23"/>
               </w:rPr>
-              <w:t xml:space="preserve"> Well, I thought it was pretty reasonable. In fact I couldn't believe it when the bill arrived. £40, including a tip. That'sonly £20 per person. You can't get steak for less than £15 anywhere in town.</w:t>
+              <w:t xml:space="preserve"> Well, I thought it was pretty reasonable. In </w:t>
+            </w:r>
+            <w:proofErr w:type="gramStart"/>
+            <w:r>
+              <w:rPr>
+                <w:rFonts w:ascii="Source Sans 3" w:hAnsi="Source Sans 3"/>
+                <w:bCs/>
+                <w:sz w:val="23"/>
+                <w:szCs w:val="23"/>
+              </w:rPr>
+              <w:t>fact</w:t>
+            </w:r>
+            <w:proofErr w:type="gramEnd"/>
+            <w:r>
+              <w:rPr>
+                <w:rFonts w:ascii="Source Sans 3" w:hAnsi="Source Sans 3"/>
+                <w:bCs/>
+                <w:sz w:val="23"/>
+                <w:szCs w:val="23"/>
+              </w:rPr>
+              <w:t xml:space="preserve"> I couldn't believe it when the bill arrived. £40, including a tip. That'sonly £20 per person. You can't get steak for less than £15 anywhere in town.</w:t>
             </w:r>
           </w:p>
         </w:tc>
@@ -6321,7 +6449,27 @@
                 <w:sz w:val="23"/>
                 <w:szCs w:val="23"/>
               </w:rPr>
-              <w:t xml:space="preserve"> So I take it you went electric!</w:t>
+              <w:t xml:space="preserve"> </w:t>
+            </w:r>
+            <w:proofErr w:type="gramStart"/>
+            <w:r>
+              <w:rPr>
+                <w:rFonts w:ascii="Source Sans 3" w:hAnsi="Source Sans 3"/>
+                <w:bCs/>
+                <w:sz w:val="23"/>
+                <w:szCs w:val="23"/>
+              </w:rPr>
+              <w:t>So</w:t>
+            </w:r>
+            <w:proofErr w:type="gramEnd"/>
+            <w:r>
+              <w:rPr>
+                <w:rFonts w:ascii="Source Sans 3" w:hAnsi="Source Sans 3"/>
+                <w:bCs/>
+                <w:sz w:val="23"/>
+                <w:szCs w:val="23"/>
+              </w:rPr>
+              <w:t xml:space="preserve"> I take it you went electric!</w:t>
             </w:r>
           </w:p>
           <w:p>
@@ -6353,7 +6501,47 @@
                 <w:sz w:val="23"/>
                 <w:szCs w:val="23"/>
               </w:rPr>
-              <w:t xml:space="preserve"> Yes, of course I did! Well, think about it why ride a traditional bike when you can get around the city much faster on an electric one! And because there was a group of us, it wasn't too expensive. In fact the cycle hire was only a $120 for the whole group. So the cost was only $15 per person and that was for three whole hours!</w:t>
+              <w:t xml:space="preserve"> Yes, of course I did! Well, think about it why ride a traditional bike when you can get around the city much faster on an electric one! And because there was a group of us, it wasn't too expensive. In </w:t>
+            </w:r>
+            <w:proofErr w:type="gramStart"/>
+            <w:r>
+              <w:rPr>
+                <w:rFonts w:ascii="Source Sans 3" w:hAnsi="Source Sans 3"/>
+                <w:bCs/>
+                <w:sz w:val="23"/>
+                <w:szCs w:val="23"/>
+              </w:rPr>
+              <w:t>fact</w:t>
+            </w:r>
+            <w:proofErr w:type="gramEnd"/>
+            <w:r>
+              <w:rPr>
+                <w:rFonts w:ascii="Source Sans 3" w:hAnsi="Source Sans 3"/>
+                <w:bCs/>
+                <w:sz w:val="23"/>
+                <w:szCs w:val="23"/>
+              </w:rPr>
+              <w:t xml:space="preserve"> the cycle hire was only a $120 for the whole group. </w:t>
+            </w:r>
+            <w:proofErr w:type="gramStart"/>
+            <w:r>
+              <w:rPr>
+                <w:rFonts w:ascii="Source Sans 3" w:hAnsi="Source Sans 3"/>
+                <w:bCs/>
+                <w:sz w:val="23"/>
+                <w:szCs w:val="23"/>
+              </w:rPr>
+              <w:t>So</w:t>
+            </w:r>
+            <w:proofErr w:type="gramEnd"/>
+            <w:r>
+              <w:rPr>
+                <w:rFonts w:ascii="Source Sans 3" w:hAnsi="Source Sans 3"/>
+                <w:bCs/>
+                <w:sz w:val="23"/>
+                <w:szCs w:val="23"/>
+              </w:rPr>
+              <w:t xml:space="preserve"> the cost was only $15 per person and that was for three whole hours!</w:t>
             </w:r>
           </w:p>
           <w:p>
@@ -6417,7 +6605,27 @@
                 <w:sz w:val="23"/>
                 <w:szCs w:val="23"/>
               </w:rPr>
-              <w:t xml:space="preserve"> No, $15. So I thought it was really quite cheap. And I didn't have to bring along a helmet to wear either. That was included - and we also got a lock, so it was easy to park our bikes safely when we wanted to stop and take a break!</w:t>
+              <w:t xml:space="preserve"> No, $15. </w:t>
+            </w:r>
+            <w:proofErr w:type="gramStart"/>
+            <w:r>
+              <w:rPr>
+                <w:rFonts w:ascii="Source Sans 3" w:hAnsi="Source Sans 3"/>
+                <w:bCs/>
+                <w:sz w:val="23"/>
+                <w:szCs w:val="23"/>
+              </w:rPr>
+              <w:t>So</w:t>
+            </w:r>
+            <w:proofErr w:type="gramEnd"/>
+            <w:r>
+              <w:rPr>
+                <w:rFonts w:ascii="Source Sans 3" w:hAnsi="Source Sans 3"/>
+                <w:bCs/>
+                <w:sz w:val="23"/>
+                <w:szCs w:val="23"/>
+              </w:rPr>
+              <w:t xml:space="preserve"> I thought it was really quite cheap. And I didn't have to bring along a helmet to wear either. That was included - and we also got a lock, so it was easy to park our bikes safely when we wanted to stop and take a break!</w:t>
             </w:r>
           </w:p>
           <w:p>
@@ -6481,7 +6689,27 @@
                 <w:sz w:val="23"/>
                 <w:szCs w:val="23"/>
               </w:rPr>
-              <w:t xml:space="preserve"> Yes it's a really easy one to remember. It's tradelectric.com</w:t>
+              <w:t xml:space="preserve"> </w:t>
+            </w:r>
+            <w:proofErr w:type="gramStart"/>
+            <w:r>
+              <w:rPr>
+                <w:rFonts w:ascii="Source Sans 3" w:hAnsi="Source Sans 3"/>
+                <w:bCs/>
+                <w:sz w:val="23"/>
+                <w:szCs w:val="23"/>
+              </w:rPr>
+              <w:t>Yes</w:t>
+            </w:r>
+            <w:proofErr w:type="gramEnd"/>
+            <w:r>
+              <w:rPr>
+                <w:rFonts w:ascii="Source Sans 3" w:hAnsi="Source Sans 3"/>
+                <w:bCs/>
+                <w:sz w:val="23"/>
+                <w:szCs w:val="23"/>
+              </w:rPr>
+              <w:t xml:space="preserve"> it's a really easy one to remember. It's tradelectric.com</w:t>
             </w:r>
           </w:p>
           <w:p>
@@ -6545,7 +6773,27 @@
                 <w:sz w:val="23"/>
                 <w:szCs w:val="23"/>
               </w:rPr>
-              <w:t xml:space="preserve"> tradelectric-T-R-A-D-E-L-E-C-T-R-I-C all one word dot com.</w:t>
+              <w:t xml:space="preserve"> tradelectric-T-R-A-D-E-L-E-C-T-R-I-C all </w:t>
+            </w:r>
+            <w:proofErr w:type="gramStart"/>
+            <w:r>
+              <w:rPr>
+                <w:rFonts w:ascii="Source Sans 3" w:hAnsi="Source Sans 3"/>
+                <w:bCs/>
+                <w:sz w:val="23"/>
+                <w:szCs w:val="23"/>
+              </w:rPr>
+              <w:t>one word</w:t>
+            </w:r>
+            <w:proofErr w:type="gramEnd"/>
+            <w:r>
+              <w:rPr>
+                <w:rFonts w:ascii="Source Sans 3" w:hAnsi="Source Sans 3"/>
+                <w:bCs/>
+                <w:sz w:val="23"/>
+                <w:szCs w:val="23"/>
+              </w:rPr>
+              <w:t xml:space="preserve"> dot com.</w:t>
             </w:r>
           </w:p>
           <w:p>
@@ -7003,7 +7251,27 @@
                 <w:sz w:val="23"/>
                 <w:szCs w:val="23"/>
               </w:rPr>
-              <w:t xml:space="preserve"> In the last ten years Baku has changed a lot. Ten years ago we didn't have so many tall buildings and there wasn't as much to do then. The biggest problem is that everything is more expensive now.</w:t>
+              <w:t xml:space="preserve"> In the last ten years Baku has changed a lot. Ten years </w:t>
+            </w:r>
+            <w:proofErr w:type="gramStart"/>
+            <w:r>
+              <w:rPr>
+                <w:rFonts w:ascii="Source Sans 3" w:hAnsi="Source Sans 3"/>
+                <w:bCs/>
+                <w:sz w:val="23"/>
+                <w:szCs w:val="23"/>
+              </w:rPr>
+              <w:t>ago</w:t>
+            </w:r>
+            <w:proofErr w:type="gramEnd"/>
+            <w:r>
+              <w:rPr>
+                <w:rFonts w:ascii="Source Sans 3" w:hAnsi="Source Sans 3"/>
+                <w:bCs/>
+                <w:sz w:val="23"/>
+                <w:szCs w:val="23"/>
+              </w:rPr>
+              <w:t xml:space="preserve"> we didn't have so many tall buildings and there wasn't as much to do then. The biggest problem is that everything is more expensive now.</w:t>
             </w:r>
           </w:p>
           <w:p>
@@ -7235,7 +7503,27 @@
                 <w:sz w:val="23"/>
                 <w:szCs w:val="23"/>
               </w:rPr>
-              <w:t xml:space="preserve"> Our town is situated on the Yangtze river.</w:t>
+              <w:t xml:space="preserve"> Our town is situated on the </w:t>
+            </w:r>
+            <w:proofErr w:type="gramStart"/>
+            <w:r>
+              <w:rPr>
+                <w:rFonts w:ascii="Source Sans 3" w:hAnsi="Source Sans 3"/>
+                <w:bCs/>
+                <w:sz w:val="23"/>
+                <w:szCs w:val="23"/>
+              </w:rPr>
+              <w:t>Yangtze river</w:t>
+            </w:r>
+            <w:proofErr w:type="gramEnd"/>
+            <w:r>
+              <w:rPr>
+                <w:rFonts w:ascii="Source Sans 3" w:hAnsi="Source Sans 3"/>
+                <w:bCs/>
+                <w:sz w:val="23"/>
+                <w:szCs w:val="23"/>
+              </w:rPr>
+              <w:t>.</w:t>
             </w:r>
           </w:p>
           <w:p>
@@ -7674,7 +7962,47 @@
                 <w:sz w:val="23"/>
                 <w:szCs w:val="23"/>
               </w:rPr>
-              <w:t xml:space="preserve"> Most of the city is pretty modern, but there's an ancient castle where the Emperor used to live. It's just a place for tourists to visit now, but in the past it was the most important place in the country and it's over 1000 years old.</w:t>
+              <w:t xml:space="preserve"> Most of the city is pretty modern, but there's an ancient castle where the </w:t>
+            </w:r>
+            <w:proofErr w:type="gramStart"/>
+            <w:r>
+              <w:rPr>
+                <w:rFonts w:ascii="Source Sans 3" w:hAnsi="Source Sans 3"/>
+                <w:bCs/>
+                <w:sz w:val="23"/>
+                <w:szCs w:val="23"/>
+              </w:rPr>
+              <w:t>Emperor</w:t>
+            </w:r>
+            <w:proofErr w:type="gramEnd"/>
+            <w:r>
+              <w:rPr>
+                <w:rFonts w:ascii="Source Sans 3" w:hAnsi="Source Sans 3"/>
+                <w:bCs/>
+                <w:sz w:val="23"/>
+                <w:szCs w:val="23"/>
+              </w:rPr>
+              <w:t xml:space="preserve"> used to live. It's just a place for tourists to visit now, but in the </w:t>
+            </w:r>
+            <w:proofErr w:type="gramStart"/>
+            <w:r>
+              <w:rPr>
+                <w:rFonts w:ascii="Source Sans 3" w:hAnsi="Source Sans 3"/>
+                <w:bCs/>
+                <w:sz w:val="23"/>
+                <w:szCs w:val="23"/>
+              </w:rPr>
+              <w:t>past</w:t>
+            </w:r>
+            <w:proofErr w:type="gramEnd"/>
+            <w:r>
+              <w:rPr>
+                <w:rFonts w:ascii="Source Sans 3" w:hAnsi="Source Sans 3"/>
+                <w:bCs/>
+                <w:sz w:val="23"/>
+                <w:szCs w:val="23"/>
+              </w:rPr>
+              <w:t xml:space="preserve"> it was the most important place in the country and it's over 1000 years old.</w:t>
             </w:r>
           </w:p>
           <w:p>
@@ -8872,7 +9200,27 @@
                 <w:sz w:val="23"/>
                 <w:szCs w:val="23"/>
               </w:rPr>
-              <w:t>Now, I'll just give you a bit more information about the course itself. Basically, you'll learn how to take good photos of food using a digital camera. So it'll train you in the basics of using a range of camera angles.</w:t>
+              <w:t xml:space="preserve">Now, I'll just give you a bit more information about the course itself. Basically, you'll learn how to take good photos of food using a digital camera. </w:t>
+            </w:r>
+            <w:proofErr w:type="gramStart"/>
+            <w:r>
+              <w:rPr>
+                <w:rFonts w:ascii="Source Sans 3" w:hAnsi="Source Sans 3"/>
+                <w:bCs/>
+                <w:sz w:val="23"/>
+                <w:szCs w:val="23"/>
+              </w:rPr>
+              <w:t>So</w:t>
+            </w:r>
+            <w:proofErr w:type="gramEnd"/>
+            <w:r>
+              <w:rPr>
+                <w:rFonts w:ascii="Source Sans 3" w:hAnsi="Source Sans 3"/>
+                <w:bCs/>
+                <w:sz w:val="23"/>
+                <w:szCs w:val="23"/>
+              </w:rPr>
+              <w:t xml:space="preserve"> it'll train you in the basics of using a range of camera angles.</w:t>
             </w:r>
           </w:p>
           <w:p>
@@ -10036,14 +10384,25 @@
               </w:rPr>
               <w:t xml:space="preserve">A: </w:t>
             </w:r>
-            <w:r>
-              <w:rPr>
-                <w:rFonts w:ascii="Source Sans 3" w:hAnsi="Source Sans 3"/>
-                <w:bCs/>
-                <w:sz w:val="23"/>
-                <w:szCs w:val="23"/>
-              </w:rPr>
-              <w:t>So do you think that we now have everything ready for the meal?</w:t>
+            <w:proofErr w:type="gramStart"/>
+            <w:r>
+              <w:rPr>
+                <w:rFonts w:ascii="Source Sans 3" w:hAnsi="Source Sans 3"/>
+                <w:bCs/>
+                <w:sz w:val="23"/>
+                <w:szCs w:val="23"/>
+              </w:rPr>
+              <w:t>So</w:t>
+            </w:r>
+            <w:proofErr w:type="gramEnd"/>
+            <w:r>
+              <w:rPr>
+                <w:rFonts w:ascii="Source Sans 3" w:hAnsi="Source Sans 3"/>
+                <w:bCs/>
+                <w:sz w:val="23"/>
+                <w:szCs w:val="23"/>
+              </w:rPr>
+              <w:t xml:space="preserve"> do you think that we now have everything ready for the meal?</w:t>
             </w:r>
           </w:p>
           <w:p>
@@ -10509,14 +10868,25 @@
               </w:rPr>
               <w:t xml:space="preserve">B: </w:t>
             </w:r>
-            <w:r>
-              <w:rPr>
-                <w:rFonts w:ascii="Source Sans 3" w:hAnsi="Source Sans 3"/>
-                <w:bCs/>
-                <w:sz w:val="23"/>
-                <w:szCs w:val="23"/>
-              </w:rPr>
-              <w:t>Well I went over to Best Buy, and I got some nice carrots and peas, but I didn't like the look of the cucumbers.</w:t>
+            <w:proofErr w:type="gramStart"/>
+            <w:r>
+              <w:rPr>
+                <w:rFonts w:ascii="Source Sans 3" w:hAnsi="Source Sans 3"/>
+                <w:bCs/>
+                <w:sz w:val="23"/>
+                <w:szCs w:val="23"/>
+              </w:rPr>
+              <w:t>Well</w:t>
+            </w:r>
+            <w:proofErr w:type="gramEnd"/>
+            <w:r>
+              <w:rPr>
+                <w:rFonts w:ascii="Source Sans 3" w:hAnsi="Source Sans 3"/>
+                <w:bCs/>
+                <w:sz w:val="23"/>
+                <w:szCs w:val="23"/>
+              </w:rPr>
+              <w:t xml:space="preserve"> I went over to Best Buy, and I got some nice carrots and peas, but I didn't like the look of the cucumbers.</w:t>
             </w:r>
           </w:p>
           <w:p>
@@ -10701,7 +11071,27 @@
                 <w:sz w:val="23"/>
                 <w:szCs w:val="23"/>
               </w:rPr>
-              <w:t>In this new series of 'Talk of the Town' we'll be looking at the different restaurants in and around Ogdenville and getting some tips and recommendations from our resident food critic, Chris Griffin. So Chris, where have you been this week?</w:t>
+              <w:t xml:space="preserve">In this new series of 'Talk of the Town' we'll be looking at the different restaurants in and around Ogdenville and getting some tips and recommendations from our resident food critic, Chris Griffin. </w:t>
+            </w:r>
+            <w:proofErr w:type="gramStart"/>
+            <w:r>
+              <w:rPr>
+                <w:rFonts w:ascii="Source Sans 3" w:hAnsi="Source Sans 3"/>
+                <w:bCs/>
+                <w:sz w:val="23"/>
+                <w:szCs w:val="23"/>
+              </w:rPr>
+              <w:t>So</w:t>
+            </w:r>
+            <w:proofErr w:type="gramEnd"/>
+            <w:r>
+              <w:rPr>
+                <w:rFonts w:ascii="Source Sans 3" w:hAnsi="Source Sans 3"/>
+                <w:bCs/>
+                <w:sz w:val="23"/>
+                <w:szCs w:val="23"/>
+              </w:rPr>
+              <w:t xml:space="preserve"> Chris, where have you been this week?</w:t>
             </w:r>
           </w:p>
           <w:p>
@@ -10989,7 +11379,27 @@
                 <w:sz w:val="23"/>
                 <w:szCs w:val="23"/>
               </w:rPr>
-              <w:t>Yes, I have. The Tower in Market Street is a fashionable restaurant where people can get a good meal at a reasonable price. I had a pizza, but it isn't a fast food restaurant, it specialises in all different types of food from Italy. I've heard that the lasagne is especially good.</w:t>
+              <w:t xml:space="preserve">Yes, I have. The Tower in Market Street is a fashionable restaurant where people can get a good meal at a reasonable price. I had a pizza, but it isn't a </w:t>
+            </w:r>
+            <w:proofErr w:type="gramStart"/>
+            <w:r>
+              <w:rPr>
+                <w:rFonts w:ascii="Source Sans 3" w:hAnsi="Source Sans 3"/>
+                <w:bCs/>
+                <w:sz w:val="23"/>
+                <w:szCs w:val="23"/>
+              </w:rPr>
+              <w:t>fast food</w:t>
+            </w:r>
+            <w:proofErr w:type="gramEnd"/>
+            <w:r>
+              <w:rPr>
+                <w:rFonts w:ascii="Source Sans 3" w:hAnsi="Source Sans 3"/>
+                <w:bCs/>
+                <w:sz w:val="23"/>
+                <w:szCs w:val="23"/>
+              </w:rPr>
+              <w:t xml:space="preserve"> restaurant, it specialises in all different types of food from Italy. I've heard that the lasagne is especially good.</w:t>
             </w:r>
           </w:p>
           <w:p>
@@ -11161,7 +11571,27 @@
                 <w:sz w:val="23"/>
                 <w:szCs w:val="23"/>
               </w:rPr>
-              <w:t xml:space="preserve">If we look at the food of the different countries, it's very difficult to talk about China in general terms because it has many different cuisines. So it might be better if we look at Korean and Japanese food a little more. It's well known that Koreans tend to like spicier food and red peppers can be </w:t>
+              <w:t xml:space="preserve">If we look at the food of the different countries, it's very difficult to talk about China in general terms because it has many different cuisines. </w:t>
+            </w:r>
+            <w:proofErr w:type="gramStart"/>
+            <w:r>
+              <w:rPr>
+                <w:rFonts w:ascii="Source Sans 3" w:hAnsi="Source Sans 3"/>
+                <w:bCs/>
+                <w:sz w:val="23"/>
+                <w:szCs w:val="23"/>
+              </w:rPr>
+              <w:t>So</w:t>
+            </w:r>
+            <w:proofErr w:type="gramEnd"/>
+            <w:r>
+              <w:rPr>
+                <w:rFonts w:ascii="Source Sans 3" w:hAnsi="Source Sans 3"/>
+                <w:bCs/>
+                <w:sz w:val="23"/>
+                <w:szCs w:val="23"/>
+              </w:rPr>
+              <w:t xml:space="preserve"> it might be better if we look at Korean and Japanese food a little more. It's well known that Koreans tend to like spicier food and red peppers can be </w:t>
             </w:r>
             <w:r>
               <w:rPr>
@@ -11503,7 +11933,25 @@
                 <w:sz w:val="23"/>
                 <w:szCs w:val="23"/>
               </w:rPr>
-              <w:t>Thanks Graham, that's really interesting, but unfortunately we've run out of time. If you'd like to know more about Graham's adventures, the series will be starting on Thursday at 7 o'clock on Channel 9.</w:t>
+              <w:t xml:space="preserve">Thanks Graham, that's really interesting, but </w:t>
+            </w:r>
+            <w:proofErr w:type="gramStart"/>
+            <w:r>
+              <w:rPr>
+                <w:rFonts w:ascii="Source Sans 3" w:hAnsi="Source Sans 3"/>
+                <w:sz w:val="23"/>
+                <w:szCs w:val="23"/>
+              </w:rPr>
+              <w:t>unfortunately</w:t>
+            </w:r>
+            <w:proofErr w:type="gramEnd"/>
+            <w:r>
+              <w:rPr>
+                <w:rFonts w:ascii="Source Sans 3" w:hAnsi="Source Sans 3"/>
+                <w:sz w:val="23"/>
+                <w:szCs w:val="23"/>
+              </w:rPr>
+              <w:t xml:space="preserve"> we've run out of time. If you'd like to know more about Graham's adventures, the series will be starting on Thursday at 7 o'clock on Channel 9.</w:t>
             </w:r>
           </w:p>
         </w:tc>
@@ -11610,7 +12058,25 @@
                 <w:sz w:val="23"/>
                 <w:szCs w:val="23"/>
               </w:rPr>
-              <w:t>These days a lot of young people actually enjoy Western food like pizza and fried chicken. Our national food is often too spicy, especially for children and foreigners, and also it takes too long to cook. I think that it's delicious though!</w:t>
+              <w:t xml:space="preserve">These days a lot of young people actually enjoy Western food like pizza and fried chicken. Our national food is often too spicy, especially for children and foreigners, and </w:t>
+            </w:r>
+            <w:proofErr w:type="gramStart"/>
+            <w:r>
+              <w:rPr>
+                <w:rFonts w:ascii="Source Sans 3" w:hAnsi="Source Sans 3"/>
+                <w:sz w:val="23"/>
+                <w:szCs w:val="23"/>
+              </w:rPr>
+              <w:t>also</w:t>
+            </w:r>
+            <w:proofErr w:type="gramEnd"/>
+            <w:r>
+              <w:rPr>
+                <w:rFonts w:ascii="Source Sans 3" w:hAnsi="Source Sans 3"/>
+                <w:sz w:val="23"/>
+                <w:szCs w:val="23"/>
+              </w:rPr>
+              <w:t xml:space="preserve"> it takes too long to cook. I think that it's delicious though!</w:t>
             </w:r>
           </w:p>
           <w:p>
@@ -12185,13 +12651,23 @@
               </w:rPr>
               <w:t xml:space="preserve">A: </w:t>
             </w:r>
-            <w:r>
-              <w:rPr>
-                <w:rFonts w:ascii="Source Sans 3" w:hAnsi="Source Sans 3"/>
-                <w:sz w:val="23"/>
-                <w:szCs w:val="23"/>
-              </w:rPr>
-              <w:t>So what did you think of it? It only opened a few weeks ago, didn't it?</w:t>
+            <w:proofErr w:type="gramStart"/>
+            <w:r>
+              <w:rPr>
+                <w:rFonts w:ascii="Source Sans 3" w:hAnsi="Source Sans 3"/>
+                <w:sz w:val="23"/>
+                <w:szCs w:val="23"/>
+              </w:rPr>
+              <w:t>So</w:t>
+            </w:r>
+            <w:proofErr w:type="gramEnd"/>
+            <w:r>
+              <w:rPr>
+                <w:rFonts w:ascii="Source Sans 3" w:hAnsi="Source Sans 3"/>
+                <w:sz w:val="23"/>
+                <w:szCs w:val="23"/>
+              </w:rPr>
+              <w:t xml:space="preserve"> what did you think of it? It only opened a few weeks ago, didn't it?</w:t>
             </w:r>
           </w:p>
           <w:p>
@@ -12826,7 +13302,25 @@
                 <w:sz w:val="23"/>
                 <w:szCs w:val="23"/>
               </w:rPr>
-              <w:t>Hello everyone. So can you all hear me and see me? OK, my name's David Edwards and I'm your tour leader for your shopping tour today. Now, as you can see, we're parked just in front of the main theatre. if any of you would like tickets for tonight's performance, we can arrange</w:t>
+              <w:t xml:space="preserve">Hello everyone. </w:t>
+            </w:r>
+            <w:proofErr w:type="gramStart"/>
+            <w:r>
+              <w:rPr>
+                <w:rFonts w:ascii="Source Sans 3" w:hAnsi="Source Sans 3"/>
+                <w:sz w:val="23"/>
+                <w:szCs w:val="23"/>
+              </w:rPr>
+              <w:t>So</w:t>
+            </w:r>
+            <w:proofErr w:type="gramEnd"/>
+            <w:r>
+              <w:rPr>
+                <w:rFonts w:ascii="Source Sans 3" w:hAnsi="Source Sans 3"/>
+                <w:sz w:val="23"/>
+                <w:szCs w:val="23"/>
+              </w:rPr>
+              <w:t xml:space="preserve"> can you all hear me and see me? OK, my name's David Edwards and I'm your tour leader for your shopping tour today. Now, as you can see, we're parked just in front of the main theatre. if any of you would like tickets for tonight's performance, we can arrange</w:t>
             </w:r>
             <w:r>
               <w:rPr>
@@ -12842,7 +13336,25 @@
                 <w:sz w:val="23"/>
                 <w:szCs w:val="23"/>
               </w:rPr>
-              <w:t>that for you. We're just round the corner from the railway station. If you want. to come on our Historic Buildings tour tomorrow, the coach will leave from just outside the station. And if you want to go for a drink at the end. of our tour today, there are plenty of cafés just behind the station. We're still waiting for a few people, but while we wait I can tell you a little about the theatre. Although the building is very modern, in fact a theatre has existed on this site for over 200 years. The original theatre used to be very popular because of the musicals it put on. However, it had to be rebuilt after a fire. Some</w:t>
+              <w:t xml:space="preserve">that for you. We're just round the corner from the railway station. If you want. to come on our Historic Buildings tour tomorrow, the coach will leave from just outside the station. And if you want to go for a drink at the end. of our tour today, there are plenty of cafés just behind the station. We're still waiting for a few people, but while we </w:t>
+            </w:r>
+            <w:proofErr w:type="gramStart"/>
+            <w:r>
+              <w:rPr>
+                <w:rFonts w:ascii="Source Sans 3" w:hAnsi="Source Sans 3"/>
+                <w:sz w:val="23"/>
+                <w:szCs w:val="23"/>
+              </w:rPr>
+              <w:t>wait</w:t>
+            </w:r>
+            <w:proofErr w:type="gramEnd"/>
+            <w:r>
+              <w:rPr>
+                <w:rFonts w:ascii="Source Sans 3" w:hAnsi="Source Sans 3"/>
+                <w:sz w:val="23"/>
+                <w:szCs w:val="23"/>
+              </w:rPr>
+              <w:t xml:space="preserve"> I can tell you a little about the theatre. Although the building is very modern, in fact a theatre has existed on this site for over 200 years. The original theatre used to be very popular because of the musicals it put on. However, it had to be rebuilt after a fire. Some</w:t>
             </w:r>
             <w:r>
               <w:rPr>
@@ -12910,7 +13422,25 @@
                 <w:sz w:val="23"/>
                 <w:szCs w:val="23"/>
               </w:rPr>
-              <w:t>Now, in a few minutes' time at 9.30-we'll be starting our tour. First we're going to make our way down to Market Place, which is one of the most famous squares in the city that should take us about ten minutes. There's not too much traffic on the roads, so we should get there at quarter to ten at the latest</w:t>
+              <w:t xml:space="preserve">Now, in a few minutes' time at 9.30-we'll be starting our tour. </w:t>
+            </w:r>
+            <w:proofErr w:type="gramStart"/>
+            <w:r>
+              <w:rPr>
+                <w:rFonts w:ascii="Source Sans 3" w:hAnsi="Source Sans 3"/>
+                <w:sz w:val="23"/>
+                <w:szCs w:val="23"/>
+              </w:rPr>
+              <w:t>First</w:t>
+            </w:r>
+            <w:proofErr w:type="gramEnd"/>
+            <w:r>
+              <w:rPr>
+                <w:rFonts w:ascii="Source Sans 3" w:hAnsi="Source Sans 3"/>
+                <w:sz w:val="23"/>
+                <w:szCs w:val="23"/>
+              </w:rPr>
+              <w:t xml:space="preserve"> we're going to make our way down to Market Place, which is one of the most famous squares in the city that should take us about ten minutes. There's not too much traffic on the roads, so we should get there at quarter to ten at the latest</w:t>
             </w:r>
             <w:r>
               <w:rPr>
@@ -13131,7 +13661,25 @@
                 <w:sz w:val="23"/>
                 <w:szCs w:val="23"/>
               </w:rPr>
-              <w:t>And what do I enjoy buying? Well, I'm keen on fashion and like to go clothes shopping whenever I can. I love trying on clothes even if I can't afford to buy them! And I absolutely love going to the sales! Sometimes I manage to find great designer shoes at very reasonable prices. And I like shopping for really fun and original gifts for my friends things that nobody else has. Covent Garden's a great place to do that.</w:t>
+              <w:t xml:space="preserve">And what do I enjoy buying? Well, I'm keen on fashion and like to go clothes shopping whenever I can. I love trying on clothes even if I can't afford to buy them! And I absolutely love going to the sales! Sometimes I manage to find great designer shoes at very reasonable prices. And I like shopping for really fun and original gifts for my </w:t>
+            </w:r>
+            <w:proofErr w:type="gramStart"/>
+            <w:r>
+              <w:rPr>
+                <w:rFonts w:ascii="Source Sans 3" w:hAnsi="Source Sans 3"/>
+                <w:sz w:val="23"/>
+                <w:szCs w:val="23"/>
+              </w:rPr>
+              <w:t>friends</w:t>
+            </w:r>
+            <w:proofErr w:type="gramEnd"/>
+            <w:r>
+              <w:rPr>
+                <w:rFonts w:ascii="Source Sans 3" w:hAnsi="Source Sans 3"/>
+                <w:sz w:val="23"/>
+                <w:szCs w:val="23"/>
+              </w:rPr>
+              <w:t xml:space="preserve"> things that nobody else has. Covent Garden's a great place to do that.</w:t>
             </w:r>
           </w:p>
         </w:tc>
@@ -13201,7 +13749,25 @@
                 <w:szCs w:val="23"/>
               </w:rPr>
               <w:lastRenderedPageBreak/>
-              <w:t>You asked me to describe a place where I like going shopping, so I'm going to talk about a department store in my town. It's called Judies and it's a very old store. In fact, it's about a 100 years old, so it's very famous. I would say that it's a landmark because everyone knows it.</w:t>
+              <w:t xml:space="preserve">You asked me to describe a place where I like going shopping, so I'm going to talk about a department store in my town. It's called Judies and it's a very old store. In fact, it's about </w:t>
+            </w:r>
+            <w:proofErr w:type="gramStart"/>
+            <w:r>
+              <w:rPr>
+                <w:rFonts w:ascii="Source Sans 3" w:hAnsi="Source Sans 3"/>
+                <w:sz w:val="23"/>
+                <w:szCs w:val="23"/>
+              </w:rPr>
+              <w:t>a 100 years</w:t>
+            </w:r>
+            <w:proofErr w:type="gramEnd"/>
+            <w:r>
+              <w:rPr>
+                <w:rFonts w:ascii="Source Sans 3" w:hAnsi="Source Sans 3"/>
+                <w:sz w:val="23"/>
+                <w:szCs w:val="23"/>
+              </w:rPr>
+              <w:t xml:space="preserve"> old, so it's very famous. I would say that it's a landmark because everyone knows it.</w:t>
             </w:r>
           </w:p>
           <w:p>
@@ -13570,27 +14136,73 @@
                 <w:sz w:val="23"/>
                 <w:szCs w:val="23"/>
               </w:rPr>
-              <w:t>As you walk through the main entrance, you come to a square with a big fountain in the middle. This is where people usually arrange to meet up and sometimes they have live music here. Beyond the square, on Main Avenue, on your right, there are several restaurants, and opposite these on your left is an exhibition centre. There used to be a cinema here, but they moved it when they finished building the Arena.</w:t>
-            </w:r>
-          </w:p>
-          <w:p>
-            <w:pPr>
-              <w:tabs>
-                <w:tab w:val="left" w:pos="4413"/>
-              </w:tabs>
-              <w:rPr>
-                <w:rFonts w:ascii="Source Sans 3" w:hAnsi="Source Sans 3"/>
-                <w:sz w:val="23"/>
-                <w:szCs w:val="23"/>
-              </w:rPr>
-            </w:pPr>
-            <w:r>
-              <w:rPr>
-                <w:rFonts w:ascii="Source Sans 3" w:hAnsi="Source Sans 3"/>
-                <w:sz w:val="23"/>
-                <w:szCs w:val="23"/>
-              </w:rPr>
-              <w:t>So there are several coffee shops to choose from, one near the fountain and one in the north end of the building, but I suggest that we go to the one at the end of Main Avenue, because it'll probably be less busy than the others. It's right at the end, after you pass the art gallery on the right. So shall we all meet there at seven o'clock?</w:t>
+              <w:t xml:space="preserve">As you walk through the main entrance, you come to a square with a big fountain in the middle. This is where people usually arrange to meet up and </w:t>
+            </w:r>
+            <w:proofErr w:type="gramStart"/>
+            <w:r>
+              <w:rPr>
+                <w:rFonts w:ascii="Source Sans 3" w:hAnsi="Source Sans 3"/>
+                <w:sz w:val="23"/>
+                <w:szCs w:val="23"/>
+              </w:rPr>
+              <w:t>sometimes</w:t>
+            </w:r>
+            <w:proofErr w:type="gramEnd"/>
+            <w:r>
+              <w:rPr>
+                <w:rFonts w:ascii="Source Sans 3" w:hAnsi="Source Sans 3"/>
+                <w:sz w:val="23"/>
+                <w:szCs w:val="23"/>
+              </w:rPr>
+              <w:t xml:space="preserve"> they have live music here. Beyond the square, on Main Avenue, on your right, there are several restaurants, and opposite these on your left is an exhibition centre. There used to be a cinema here, but they moved it when they finished building the Arena.</w:t>
+            </w:r>
+          </w:p>
+          <w:p>
+            <w:pPr>
+              <w:tabs>
+                <w:tab w:val="left" w:pos="4413"/>
+              </w:tabs>
+              <w:rPr>
+                <w:rFonts w:ascii="Source Sans 3" w:hAnsi="Source Sans 3"/>
+                <w:sz w:val="23"/>
+                <w:szCs w:val="23"/>
+              </w:rPr>
+            </w:pPr>
+            <w:proofErr w:type="gramStart"/>
+            <w:r>
+              <w:rPr>
+                <w:rFonts w:ascii="Source Sans 3" w:hAnsi="Source Sans 3"/>
+                <w:sz w:val="23"/>
+                <w:szCs w:val="23"/>
+              </w:rPr>
+              <w:t>So</w:t>
+            </w:r>
+            <w:proofErr w:type="gramEnd"/>
+            <w:r>
+              <w:rPr>
+                <w:rFonts w:ascii="Source Sans 3" w:hAnsi="Source Sans 3"/>
+                <w:sz w:val="23"/>
+                <w:szCs w:val="23"/>
+              </w:rPr>
+              <w:t xml:space="preserve"> there are several coffee shops to choose from, one near the fountain and one in the north end of the building, but I suggest that we go to the one at the end of Main Avenue, because it'll probably be less busy than the others. It's right at the end, after you pass the art gallery on the right. </w:t>
+            </w:r>
+            <w:proofErr w:type="gramStart"/>
+            <w:r>
+              <w:rPr>
+                <w:rFonts w:ascii="Source Sans 3" w:hAnsi="Source Sans 3"/>
+                <w:sz w:val="23"/>
+                <w:szCs w:val="23"/>
+              </w:rPr>
+              <w:t>So</w:t>
+            </w:r>
+            <w:proofErr w:type="gramEnd"/>
+            <w:r>
+              <w:rPr>
+                <w:rFonts w:ascii="Source Sans 3" w:hAnsi="Source Sans 3"/>
+                <w:sz w:val="23"/>
+                <w:szCs w:val="23"/>
+              </w:rPr>
+              <w:t xml:space="preserve"> shall we all meet there at seven o'clock?</w:t>
             </w:r>
           </w:p>
           <w:p>
@@ -13719,43 +14331,45 @@
                 <w:sz w:val="23"/>
                 <w:szCs w:val="23"/>
               </w:rPr>
-              <w:t>If you like racket sports, just behind the beach you can practise badminton in the large building. That's quite popular in the evenings</w:t>
-            </w:r>
-            <w:r>
-              <w:rPr>
-                <w:rFonts w:ascii="Source Sans 3" w:hAnsi="Source Sans 3"/>
-                <w:sz w:val="23"/>
-                <w:szCs w:val="23"/>
-              </w:rPr>
-              <w:t>.</w:t>
-            </w:r>
-            <w:r>
-              <w:rPr>
-                <w:rFonts w:ascii="Source Sans 3" w:hAnsi="Source Sans 3"/>
-                <w:sz w:val="23"/>
-                <w:szCs w:val="23"/>
-              </w:rPr>
-              <w:t>. We also have some outdoor tennis courts. We used to have basketball in the building too, but now you can play it on the court behind the building. And if these activities make you hungry, the path from there takes you straight to the café and dining hall.</w:t>
-            </w:r>
-          </w:p>
-          <w:p>
-            <w:pPr>
-              <w:tabs>
-                <w:tab w:val="left" w:pos="4413"/>
-              </w:tabs>
-              <w:rPr>
-                <w:rFonts w:ascii="Source Sans 3" w:hAnsi="Source Sans 3"/>
-                <w:sz w:val="23"/>
-                <w:szCs w:val="23"/>
-              </w:rPr>
-            </w:pPr>
-            <w:r>
-              <w:rPr>
-                <w:rFonts w:ascii="Source Sans 3" w:hAnsi="Source Sans 3"/>
-                <w:sz w:val="23"/>
-                <w:szCs w:val="23"/>
-              </w:rPr>
-              <w:t>However, we'll continue our walk along the lake shore and I'd like to draw your attention to two other areas. One is this part of the lake, which is perfect for swimming, but, for safety reasons, only when an instructor is present. Unfortunately we can't offer sailing as an option here this year. And I also want to point out, just across the lake, a track for cycling. Some people in the past have also gone running on the track, but there were a few accidents because there isn't enough space for runners and cyclists, so now running isn't allowed.</w:t>
+              <w:t>If you like racket sports, just behind the beach you can practise badminton in the large building. That's quite popular in the evenings. We also have some outdoor tennis courts. We used to have basketball in the building too, but now you can play it on the court behind the building. And if these activities make you hungry, the path from there takes you straight to the café and dining hall.</w:t>
+            </w:r>
+          </w:p>
+          <w:p>
+            <w:pPr>
+              <w:tabs>
+                <w:tab w:val="left" w:pos="4413"/>
+              </w:tabs>
+              <w:rPr>
+                <w:rFonts w:ascii="Source Sans 3" w:hAnsi="Source Sans 3"/>
+                <w:sz w:val="23"/>
+                <w:szCs w:val="23"/>
+              </w:rPr>
+            </w:pPr>
+            <w:r>
+              <w:rPr>
+                <w:rFonts w:ascii="Source Sans 3" w:hAnsi="Source Sans 3"/>
+                <w:sz w:val="23"/>
+                <w:szCs w:val="23"/>
+              </w:rPr>
+              <w:t xml:space="preserve">However, we'll continue our walk along the lake shore and I'd like to draw your attention to two other areas. One is this part of the lake, which is perfect for swimming, but, for safety reasons, only when an instructor is present. </w:t>
+            </w:r>
+            <w:proofErr w:type="gramStart"/>
+            <w:r>
+              <w:rPr>
+                <w:rFonts w:ascii="Source Sans 3" w:hAnsi="Source Sans 3"/>
+                <w:sz w:val="23"/>
+                <w:szCs w:val="23"/>
+              </w:rPr>
+              <w:t>Unfortunately</w:t>
+            </w:r>
+            <w:proofErr w:type="gramEnd"/>
+            <w:r>
+              <w:rPr>
+                <w:rFonts w:ascii="Source Sans 3" w:hAnsi="Source Sans 3"/>
+                <w:sz w:val="23"/>
+                <w:szCs w:val="23"/>
+              </w:rPr>
+              <w:t xml:space="preserve"> we can't offer sailing as an option here this year. And I also want to point out, just across the lake, a track for cycling. Some people in the past have also gone running on the track, but there were a few accidents because there isn't enough space for runners and cyclists, so now running isn't allowed.</w:t>
             </w:r>
           </w:p>
           <w:p>
@@ -13884,8 +14498,54 @@
                 <w:sz w:val="23"/>
                 <w:szCs w:val="23"/>
               </w:rPr>
-              <w:t>I'll give you an overview of Pine Woods first and then tell you more about each area in more detail. This first slide shows the overall layout of the centre and where all the activities will be situated. As you can see from the map, the entrance to this attraction will be on the south side. As visitors enter from the car park, they will walk along this path leading them to the café and gift shop. The gift shop will be where tickets are on sale and therefore needs to be near the entrance. So this building here on the right will be the café and the building on the left will be the gift shop. There will also be a picnic field behind the café for the warmer months. It's the area just to the right of the café as you look at the map. And in the bottom right-hand corner of the picnic field we're planning to have a barbecue area, where people can hire a barbecue and bring their own food to cook. It'll be great for parties. In summer we plan to have bands performing here in the evenings..</w:t>
-            </w:r>
+              <w:t xml:space="preserve">I'll give you an overview of Pine Woods first and then tell you more about each area in more detail. This first slide shows the overall layout of the centre and where all the activities will be situated. As you can see from the map, the entrance to this attraction will be on the south side. As visitors enter from the car park, they will walk along this path leading them to the café and gift shop. The gift shop will be where tickets are on sale and therefore needs to be near the entrance. </w:t>
+            </w:r>
+            <w:proofErr w:type="gramStart"/>
+            <w:r>
+              <w:rPr>
+                <w:rFonts w:ascii="Source Sans 3" w:hAnsi="Source Sans 3"/>
+                <w:sz w:val="23"/>
+                <w:szCs w:val="23"/>
+              </w:rPr>
+              <w:t>So</w:t>
+            </w:r>
+            <w:proofErr w:type="gramEnd"/>
+            <w:r>
+              <w:rPr>
+                <w:rFonts w:ascii="Source Sans 3" w:hAnsi="Source Sans 3"/>
+                <w:sz w:val="23"/>
+                <w:szCs w:val="23"/>
+              </w:rPr>
+              <w:t xml:space="preserve"> this building here on the right will be the café and the building on the left will be the gift shop. There will also be a picnic field behind the café for the warmer months. It's the area just to the right of the café as you look at the map. And in the bottom right-hand corner of the picnic </w:t>
+            </w:r>
+            <w:proofErr w:type="gramStart"/>
+            <w:r>
+              <w:rPr>
+                <w:rFonts w:ascii="Source Sans 3" w:hAnsi="Source Sans 3"/>
+                <w:sz w:val="23"/>
+                <w:szCs w:val="23"/>
+              </w:rPr>
+              <w:t>field</w:t>
+            </w:r>
+            <w:proofErr w:type="gramEnd"/>
+            <w:r>
+              <w:rPr>
+                <w:rFonts w:ascii="Source Sans 3" w:hAnsi="Source Sans 3"/>
+                <w:sz w:val="23"/>
+                <w:szCs w:val="23"/>
+              </w:rPr>
+              <w:t xml:space="preserve"> we're planning to have a barbecue area, where people can hire a barbecue and bring their own food to cook. It'll be great for parties. In summer we plan to have bands performing here in the </w:t>
+            </w:r>
+            <w:proofErr w:type="gramStart"/>
+            <w:r>
+              <w:rPr>
+                <w:rFonts w:ascii="Source Sans 3" w:hAnsi="Source Sans 3"/>
+                <w:sz w:val="23"/>
+                <w:szCs w:val="23"/>
+              </w:rPr>
+              <w:t>evenings..</w:t>
+            </w:r>
+            <w:proofErr w:type="gramEnd"/>
           </w:p>
           <w:p>
             <w:pPr>
@@ -13945,27 +14605,63 @@
                 <w:sz w:val="23"/>
                 <w:szCs w:val="23"/>
               </w:rPr>
-              <w:t>And finally, let's turn our attention back to this area here, where the paths meet and form a crossroads. This path leading to the east end of the farm will take our visitors to the area which houses the farm animals. Children will be able to watch the animals being fed and cared for, and in some instances they will be able to feed the animals themselves. The sheep will be in this first area on the right here, directly opposite the pigs, and the goats will go at the very end there. We haven't quite decided on the other areas yet.</w:t>
-            </w:r>
-          </w:p>
-          <w:p>
-            <w:pPr>
-              <w:tabs>
-                <w:tab w:val="left" w:pos="4413"/>
-              </w:tabs>
-              <w:rPr>
-                <w:rFonts w:ascii="Source Sans 3" w:hAnsi="Source Sans 3"/>
-                <w:sz w:val="23"/>
-                <w:szCs w:val="23"/>
-              </w:rPr>
-            </w:pPr>
-            <w:r>
-              <w:rPr>
-                <w:rFonts w:ascii="Source Sans 3" w:hAnsi="Source Sans 3"/>
-                <w:sz w:val="23"/>
-                <w:szCs w:val="23"/>
-              </w:rPr>
-              <w:t>So those are our plans. We hope they will be approved, and we look forward to welcoming you back in the not too distant future to see the final result.</w:t>
+              <w:t xml:space="preserve">And finally, let's turn our attention back to this area here, where the paths meet and form a crossroads. This path leading to the east end of the farm will take our visitors to the area which houses the farm animals. Children will be able to watch the animals being fed and cared for, and in some </w:t>
+            </w:r>
+            <w:proofErr w:type="gramStart"/>
+            <w:r>
+              <w:rPr>
+                <w:rFonts w:ascii="Source Sans 3" w:hAnsi="Source Sans 3"/>
+                <w:sz w:val="23"/>
+                <w:szCs w:val="23"/>
+              </w:rPr>
+              <w:t>instances</w:t>
+            </w:r>
+            <w:proofErr w:type="gramEnd"/>
+            <w:r>
+              <w:rPr>
+                <w:rFonts w:ascii="Source Sans 3" w:hAnsi="Source Sans 3"/>
+                <w:sz w:val="23"/>
+                <w:szCs w:val="23"/>
+              </w:rPr>
+              <w:t xml:space="preserve"> they will be able to feed the animals themselves. The sheep will be in this first area on the right here, directly opposite the pigs, and the goats will go at the very end there. We haven't quite decided on the other areas yet.</w:t>
+            </w:r>
+          </w:p>
+          <w:p>
+            <w:pPr>
+              <w:tabs>
+                <w:tab w:val="left" w:pos="4413"/>
+              </w:tabs>
+              <w:rPr>
+                <w:rFonts w:ascii="Source Sans 3" w:hAnsi="Source Sans 3"/>
+                <w:sz w:val="23"/>
+                <w:szCs w:val="23"/>
+              </w:rPr>
+            </w:pPr>
+            <w:r>
+              <w:rPr>
+                <w:rFonts w:ascii="Source Sans 3" w:hAnsi="Source Sans 3"/>
+                <w:sz w:val="23"/>
+                <w:szCs w:val="23"/>
+              </w:rPr>
+              <w:t xml:space="preserve">So those are our plans. We hope they will be approved, and we look forward to welcoming you back in the </w:t>
+            </w:r>
+            <w:proofErr w:type="gramStart"/>
+            <w:r>
+              <w:rPr>
+                <w:rFonts w:ascii="Source Sans 3" w:hAnsi="Source Sans 3"/>
+                <w:sz w:val="23"/>
+                <w:szCs w:val="23"/>
+              </w:rPr>
+              <w:t>not too distant</w:t>
+            </w:r>
+            <w:proofErr w:type="gramEnd"/>
+            <w:r>
+              <w:rPr>
+                <w:rFonts w:ascii="Source Sans 3" w:hAnsi="Source Sans 3"/>
+                <w:sz w:val="23"/>
+                <w:szCs w:val="23"/>
+              </w:rPr>
+              <w:t xml:space="preserve"> future to see the final result.</w:t>
             </w:r>
           </w:p>
         </w:tc>
@@ -14034,7 +14730,25 @@
                 <w:sz w:val="23"/>
                 <w:szCs w:val="23"/>
               </w:rPr>
-              <w:t>I'm going to talk about a hobby I'd like to take up in the future. I really want to learn ballroom dancing. This is because I love Latin music and I love the way the dancers move and shake. I also want to give myself a challenge and learn something new. Watching ballroom dancing always makes me feel excited. I don't think it'll be too difficult for me, because I already do ballet and tap dancing. I like learning new steps. For example, I really want to learn the tango or the samba because these are exciting and look good to people watching. I've tried Flamenco dancing but I'm not very good. I'm also worried about finding the right dance partner, because I'll be a little slow to learn in the beginning. So I might</w:t>
+              <w:t xml:space="preserve">I'm going to talk about a hobby I'd like to take up in the future. I really want to learn ballroom dancing. This is because I love Latin music and I love the way the dancers move and shake. I also want to give myself a challenge and learn something new. Watching ballroom dancing always makes me feel excited. I don't think it'll be too difficult for me, because I already do ballet and tap dancing. I like learning new steps. For example, I really want to learn the tango or the samba because these are exciting and look good to people watching. I've tried Flamenco dancing but I'm not very good. I'm also worried about finding the right dance partner, because I'll be a little slow to learn in the beginning. </w:t>
+            </w:r>
+            <w:proofErr w:type="gramStart"/>
+            <w:r>
+              <w:rPr>
+                <w:rFonts w:ascii="Source Sans 3" w:hAnsi="Source Sans 3"/>
+                <w:sz w:val="23"/>
+                <w:szCs w:val="23"/>
+              </w:rPr>
+              <w:t>So</w:t>
+            </w:r>
+            <w:proofErr w:type="gramEnd"/>
+            <w:r>
+              <w:rPr>
+                <w:rFonts w:ascii="Source Sans 3" w:hAnsi="Source Sans 3"/>
+                <w:sz w:val="23"/>
+                <w:szCs w:val="23"/>
+              </w:rPr>
+              <w:t xml:space="preserve"> I might</w:t>
             </w:r>
             <w:r>
               <w:rPr>
@@ -14066,8 +14780,18 @@
                 <w:sz w:val="23"/>
                 <w:szCs w:val="23"/>
               </w:rPr>
-              <w:t>over sometimes. In fact</w:t>
-            </w:r>
+              <w:t xml:space="preserve">over sometimes. In </w:t>
+            </w:r>
+            <w:proofErr w:type="gramStart"/>
+            <w:r>
+              <w:rPr>
+                <w:rFonts w:ascii="Source Sans 3" w:hAnsi="Source Sans 3"/>
+                <w:sz w:val="23"/>
+                <w:szCs w:val="23"/>
+              </w:rPr>
+              <w:t>fact</w:t>
+            </w:r>
+            <w:proofErr w:type="gramEnd"/>
             <w:r>
               <w:rPr>
                 <w:rFonts w:ascii="Source Sans 3" w:hAnsi="Source Sans 3"/>
@@ -14151,7 +14875,25 @@
                 <w:sz w:val="23"/>
                 <w:szCs w:val="23"/>
               </w:rPr>
-              <w:t>I'm going to tell you about a leisure activity I'd like to do in the future. I'd really like to learn how to play the acoustic guitar. This is because I love music and I love the beautiful sound this kind of guitar makes. I also want to give myself a challenge and learn something new. I don't think it'll be too difficult for me because I already know how to read music. I play the piano but I'm not very good. I think playing the guitar will be easier. I also like the fact that you can carry a guitar round easily and play it anywhere. For example I can play it in the park or on the beach.</w:t>
+              <w:t xml:space="preserve">I'm going to tell you about a leisure activity I'd like to do in the future. I'd really like to learn how to play the acoustic guitar. This is because I love music and I love the beautiful sound this kind of guitar makes. I also want to give myself a challenge and learn something new. I don't think it'll be too difficult for me because I already know how to read music. I play the piano but I'm not very good. I think playing the guitar will be easier. I also like the fact that you can carry a guitar round easily and play it anywhere. For </w:t>
+            </w:r>
+            <w:proofErr w:type="gramStart"/>
+            <w:r>
+              <w:rPr>
+                <w:rFonts w:ascii="Source Sans 3" w:hAnsi="Source Sans 3"/>
+                <w:sz w:val="23"/>
+                <w:szCs w:val="23"/>
+              </w:rPr>
+              <w:t>example</w:t>
+            </w:r>
+            <w:proofErr w:type="gramEnd"/>
+            <w:r>
+              <w:rPr>
+                <w:rFonts w:ascii="Source Sans 3" w:hAnsi="Source Sans 3"/>
+                <w:sz w:val="23"/>
+                <w:szCs w:val="23"/>
+              </w:rPr>
+              <w:t xml:space="preserve"> I can play it in the park or on the beach.</w:t>
             </w:r>
           </w:p>
           <w:p>
@@ -14449,7 +15191,25 @@
                 <w:sz w:val="23"/>
                 <w:szCs w:val="23"/>
               </w:rPr>
-              <w:t>: You have to wear a shirt an' tie.</w:t>
+              <w:t xml:space="preserve">: You have to wear a shirt </w:t>
+            </w:r>
+            <w:proofErr w:type="gramStart"/>
+            <w:r>
+              <w:rPr>
+                <w:rFonts w:ascii="Source Sans 3" w:hAnsi="Source Sans 3"/>
+                <w:sz w:val="23"/>
+                <w:szCs w:val="23"/>
+              </w:rPr>
+              <w:t>an</w:t>
+            </w:r>
+            <w:proofErr w:type="gramEnd"/>
+            <w:r>
+              <w:rPr>
+                <w:rFonts w:ascii="Source Sans 3" w:hAnsi="Source Sans 3"/>
+                <w:sz w:val="23"/>
+                <w:szCs w:val="23"/>
+              </w:rPr>
+              <w:t>' tie.</w:t>
             </w:r>
           </w:p>
           <w:p>
@@ -15061,7 +15821,25 @@
                 <w:szCs w:val="23"/>
               </w:rPr>
               <w:lastRenderedPageBreak/>
-              <w:t>work on. One thing is for sure, nobody is going to come to you. You have to make opportunities for yourself. You have a product to sell and the product is you. It's much easier to do that these days, especially with the internet around. Many people use social media for this.</w:t>
+              <w:t xml:space="preserve">work on. One thing is for </w:t>
+            </w:r>
+            <w:proofErr w:type="gramStart"/>
+            <w:r>
+              <w:rPr>
+                <w:rFonts w:ascii="Source Sans 3" w:hAnsi="Source Sans 3"/>
+                <w:sz w:val="23"/>
+                <w:szCs w:val="23"/>
+              </w:rPr>
+              <w:t>sure,</w:t>
+            </w:r>
+            <w:proofErr w:type="gramEnd"/>
+            <w:r>
+              <w:rPr>
+                <w:rFonts w:ascii="Source Sans 3" w:hAnsi="Source Sans 3"/>
+                <w:sz w:val="23"/>
+                <w:szCs w:val="23"/>
+              </w:rPr>
+              <w:t xml:space="preserve"> nobody is going to come to you. You have to make opportunities for yourself. You have a product to sell and the product is you. It's much easier to do that these days, especially with the internet around. Many people use social media for this.</w:t>
             </w:r>
           </w:p>
           <w:p>
@@ -15337,7 +16115,25 @@
                 <w:sz w:val="23"/>
                 <w:szCs w:val="23"/>
               </w:rPr>
-              <w:t>Remember that a film is really a story in pictures. There are lots of ways of telling a story. So choose a style of film that suits the talents of the group. If you have talented artists, but no good writers, or actors, you might want to make your film in the style of a cartoon or someother kind of animation. Last year a group made an excellent film using Lego bricks.</w:t>
+              <w:t xml:space="preserve">Remember that a film is really a story in pictures. There are lots of ways of telling a story. </w:t>
+            </w:r>
+            <w:proofErr w:type="gramStart"/>
+            <w:r>
+              <w:rPr>
+                <w:rFonts w:ascii="Source Sans 3" w:hAnsi="Source Sans 3"/>
+                <w:sz w:val="23"/>
+                <w:szCs w:val="23"/>
+              </w:rPr>
+              <w:t>So</w:t>
+            </w:r>
+            <w:proofErr w:type="gramEnd"/>
+            <w:r>
+              <w:rPr>
+                <w:rFonts w:ascii="Source Sans 3" w:hAnsi="Source Sans 3"/>
+                <w:sz w:val="23"/>
+                <w:szCs w:val="23"/>
+              </w:rPr>
+              <w:t xml:space="preserve"> choose a style of film that suits the talents of the group. If you have talented artists, but no good writers, or actors, you might want to make your film in the style of a cartoon or someother kind of animation. Last year a group made an excellent film using Lego bricks.</w:t>
             </w:r>
           </w:p>
           <w:p>
@@ -16106,7 +16902,25 @@
                 <w:sz w:val="23"/>
                 <w:szCs w:val="23"/>
               </w:rPr>
-              <w:t>I'd like to conclude by talking about some of the threats that mountain gorillas face. They are in serious danger of disappearing from our world altogether. Let's have a look at two reasons why they're in such danger. And both of these reasons are connected to human activity. Firstly, people are damaging the mountain forests where these gorillas live. They're cutting down the trees to build farms and towns. Mountain gorillas live in close family groups and this means that it's difficult for them to get enough to eat in the small areas they now have to live in. Secondly, gorillas are also suffering as a result of hunting. Sadly, some people find and kill them to sell. So it's a very sad situation indeed for these beautiful animals.</w:t>
+              <w:t xml:space="preserve">I'd like to conclude by talking about some of the threats that mountain gorillas face. They are in serious danger of disappearing from our world altogether. Let's have a look at two reasons why they're in such danger. And both of these reasons are connected to human activity. Firstly, people are damaging the mountain forests where these gorillas live. They're cutting down the trees to build farms and towns. Mountain gorillas live in close family groups and this means that it's difficult for them to get enough to eat in the small areas they now have to live in. Secondly, gorillas are also suffering as a result of hunting. Sadly, some people find and kill them to sell. </w:t>
+            </w:r>
+            <w:proofErr w:type="gramStart"/>
+            <w:r>
+              <w:rPr>
+                <w:rFonts w:ascii="Source Sans 3" w:hAnsi="Source Sans 3"/>
+                <w:sz w:val="23"/>
+                <w:szCs w:val="23"/>
+              </w:rPr>
+              <w:t>So</w:t>
+            </w:r>
+            <w:proofErr w:type="gramEnd"/>
+            <w:r>
+              <w:rPr>
+                <w:rFonts w:ascii="Source Sans 3" w:hAnsi="Source Sans 3"/>
+                <w:sz w:val="23"/>
+                <w:szCs w:val="23"/>
+              </w:rPr>
+              <w:t xml:space="preserve"> it's a very sad situation indeed for these beautiful animals.</w:t>
             </w:r>
           </w:p>
         </w:tc>
@@ -16215,7 +17029,25 @@
                 <w:sz w:val="23"/>
                 <w:szCs w:val="23"/>
               </w:rPr>
-              <w:t>Now, both the male and the female American bullfrogs have green or brown bodies and have dark spots on the top. But there's one important difference between them - the male's throat is yellow but the female has a white one instead. And the other difference is their eardrums, here just behind their eyes. Those of the male are much larger than the female's.</w:t>
+              <w:t xml:space="preserve">Now, both the male and the female American bullfrogs have green or brown bodies and have dark spots on the top. But there's one important difference between them - the male's throat is yellow but the female has a white one instead. And the other difference is their eardrums, here just behind their eyes. Those of the male are much larger than the </w:t>
+            </w:r>
+            <w:proofErr w:type="gramStart"/>
+            <w:r>
+              <w:rPr>
+                <w:rFonts w:ascii="Source Sans 3" w:hAnsi="Source Sans 3"/>
+                <w:sz w:val="23"/>
+                <w:szCs w:val="23"/>
+              </w:rPr>
+              <w:t>female's</w:t>
+            </w:r>
+            <w:proofErr w:type="gramEnd"/>
+            <w:r>
+              <w:rPr>
+                <w:rFonts w:ascii="Source Sans 3" w:hAnsi="Source Sans 3"/>
+                <w:sz w:val="23"/>
+                <w:szCs w:val="23"/>
+              </w:rPr>
+              <w:t>.</w:t>
             </w:r>
           </w:p>
           <w:p>

--- a/assets/data/Mindset 01/Mindset1- Audio Scripts.docx
+++ b/assets/data/Mindset 01/Mindset1- Audio Scripts.docx
@@ -4415,7 +4415,7 @@
                 <w:sz w:val="23"/>
                 <w:szCs w:val="23"/>
               </w:rPr>
-              <w:t xml:space="preserve"> It's got an 'e' at the end. C-L-A-R-K-Ε.</w:t>
+              <w:t xml:space="preserve"> It's got an 'e' at the end. C-L-A-R-K-E.</w:t>
             </w:r>
           </w:p>
           <w:p>
@@ -5726,7 +5726,7 @@
                 <w:sz w:val="23"/>
                 <w:szCs w:val="23"/>
               </w:rPr>
-              <w:t xml:space="preserve"> Actually, David - no need to pick me up. The traffic lights have just changed and I can see the bus coming now. I'd better go - IP'll see you at home in a few minutes.</w:t>
+              <w:t xml:space="preserve"> Actually, David - no need to pick me up. The traffic lights have just changed and I can see the bus coming now. I'd better go - I'll see you at home in a few minutes.</w:t>
             </w:r>
           </w:p>
         </w:tc>
@@ -5815,7 +5815,7 @@
                 <w:sz w:val="23"/>
                 <w:szCs w:val="23"/>
               </w:rPr>
-              <w:t xml:space="preserve"> Hithere, Alicia! How was your weekend? You were on a sailing course down at the harbour, weren't you?</w:t>
+              <w:t xml:space="preserve"> Hi there, Alicia! How was your weekend? You were on a sailing course down at the harbour, weren't you?</w:t>
             </w:r>
           </w:p>
           <w:p>

--- a/assets/data/Mindset 01/Mindset1- Audio Scripts.docx
+++ b/assets/data/Mindset 01/Mindset1- Audio Scripts.docx
@@ -278,25 +278,25 @@
                 <w:sz w:val="23"/>
                 <w:szCs w:val="23"/>
               </w:rPr>
-              <w:t xml:space="preserve"> Yes, I'm looking for a gift for my sister. She's going to be 18 next week. </w:t>
-            </w:r>
-            <w:proofErr w:type="gramStart"/>
-            <w:r>
-              <w:rPr>
-                <w:rFonts w:ascii="Source Sans 3" w:hAnsi="Source Sans 3"/>
-                <w:sz w:val="23"/>
-                <w:szCs w:val="23"/>
-              </w:rPr>
-              <w:t>So</w:t>
-            </w:r>
-            <w:proofErr w:type="gramEnd"/>
-            <w:r>
-              <w:rPr>
-                <w:rFonts w:ascii="Source Sans 3" w:hAnsi="Source Sans 3"/>
-                <w:sz w:val="23"/>
-                <w:szCs w:val="23"/>
-              </w:rPr>
-              <w:t xml:space="preserve"> I thought a piece of jewellery would be nice.</w:t>
+              <w:t xml:space="preserve"> Yes, I'm looking for a gift for my sister. She's going to be 18 next week. So I thought a piece of </w:t>
+            </w:r>
+            <w:proofErr w:type="spellStart"/>
+            <w:r>
+              <w:rPr>
+                <w:rFonts w:ascii="Source Sans 3" w:hAnsi="Source Sans 3"/>
+                <w:sz w:val="23"/>
+                <w:szCs w:val="23"/>
+              </w:rPr>
+              <w:t>jewellery</w:t>
+            </w:r>
+            <w:proofErr w:type="spellEnd"/>
+            <w:r>
+              <w:rPr>
+                <w:rFonts w:ascii="Source Sans 3" w:hAnsi="Source Sans 3"/>
+                <w:sz w:val="23"/>
+                <w:szCs w:val="23"/>
+              </w:rPr>
+              <w:t xml:space="preserve"> would be nice.</w:t>
             </w:r>
           </w:p>
           <w:p>
@@ -378,15 +378,61 @@
                 <w:sz w:val="23"/>
                 <w:szCs w:val="23"/>
               </w:rPr>
-              <w:t>Manager:</w:t>
-            </w:r>
-            <w:r>
-              <w:rPr>
-                <w:rFonts w:ascii="Source Sans 3" w:hAnsi="Source Sans 3"/>
-                <w:sz w:val="23"/>
-                <w:szCs w:val="23"/>
-              </w:rPr>
-              <w:t xml:space="preserve">  Does she have a favourite colour?</w:t>
+              <w:t>Sales assistant</w:t>
+            </w:r>
+            <w:r>
+              <w:rPr>
+                <w:rFonts w:ascii="Source Sans 3" w:hAnsi="Source Sans 3"/>
+                <w:b/>
+                <w:bCs/>
+                <w:sz w:val="23"/>
+                <w:szCs w:val="23"/>
+              </w:rPr>
+              <w:t>:</w:t>
+            </w:r>
+            <w:r>
+              <w:rPr>
+                <w:rFonts w:ascii="Source Sans 3" w:hAnsi="Source Sans 3"/>
+                <w:sz w:val="23"/>
+                <w:szCs w:val="23"/>
+              </w:rPr>
+              <w:t xml:space="preserve">  Does she have a </w:t>
+            </w:r>
+            <w:proofErr w:type="spellStart"/>
+            <w:r>
+              <w:rPr>
+                <w:rFonts w:ascii="Source Sans 3" w:hAnsi="Source Sans 3"/>
+                <w:sz w:val="23"/>
+                <w:szCs w:val="23"/>
+              </w:rPr>
+              <w:t>favourite</w:t>
+            </w:r>
+            <w:proofErr w:type="spellEnd"/>
+            <w:r>
+              <w:rPr>
+                <w:rFonts w:ascii="Source Sans 3" w:hAnsi="Source Sans 3"/>
+                <w:sz w:val="23"/>
+                <w:szCs w:val="23"/>
+              </w:rPr>
+              <w:t xml:space="preserve"> </w:t>
+            </w:r>
+            <w:proofErr w:type="spellStart"/>
+            <w:r>
+              <w:rPr>
+                <w:rFonts w:ascii="Source Sans 3" w:hAnsi="Source Sans 3"/>
+                <w:sz w:val="23"/>
+                <w:szCs w:val="23"/>
+              </w:rPr>
+              <w:t>colour</w:t>
+            </w:r>
+            <w:proofErr w:type="spellEnd"/>
+            <w:r>
+              <w:rPr>
+                <w:rFonts w:ascii="Source Sans 3" w:hAnsi="Source Sans 3"/>
+                <w:sz w:val="23"/>
+                <w:szCs w:val="23"/>
+              </w:rPr>
+              <w:t>?</w:t>
             </w:r>
           </w:p>
           <w:p>
@@ -1299,25 +1345,25 @@
                 <w:sz w:val="23"/>
                 <w:szCs w:val="23"/>
               </w:rPr>
-              <w:t xml:space="preserve"> Yes, I'm looking for a gift for my sister. She's going to be 18 next week. </w:t>
-            </w:r>
-            <w:proofErr w:type="gramStart"/>
-            <w:r>
-              <w:rPr>
-                <w:rFonts w:ascii="Source Sans 3" w:hAnsi="Source Sans 3"/>
-                <w:sz w:val="23"/>
-                <w:szCs w:val="23"/>
-              </w:rPr>
-              <w:t>So</w:t>
-            </w:r>
-            <w:proofErr w:type="gramEnd"/>
-            <w:r>
-              <w:rPr>
-                <w:rFonts w:ascii="Source Sans 3" w:hAnsi="Source Sans 3"/>
-                <w:sz w:val="23"/>
-                <w:szCs w:val="23"/>
-              </w:rPr>
-              <w:t xml:space="preserve"> I thought a piece of jewellery would be nice.</w:t>
+              <w:t xml:space="preserve"> Yes, I'm looking for a gift for my sister. She's going to be 18 next week. So I thought a piece of </w:t>
+            </w:r>
+            <w:proofErr w:type="spellStart"/>
+            <w:r>
+              <w:rPr>
+                <w:rFonts w:ascii="Source Sans 3" w:hAnsi="Source Sans 3"/>
+                <w:sz w:val="23"/>
+                <w:szCs w:val="23"/>
+              </w:rPr>
+              <w:t>jewellery</w:t>
+            </w:r>
+            <w:proofErr w:type="spellEnd"/>
+            <w:r>
+              <w:rPr>
+                <w:rFonts w:ascii="Source Sans 3" w:hAnsi="Source Sans 3"/>
+                <w:sz w:val="23"/>
+                <w:szCs w:val="23"/>
+              </w:rPr>
+              <w:t xml:space="preserve"> would be nice.</w:t>
             </w:r>
           </w:p>
           <w:p>
@@ -1404,7 +1450,43 @@
                 <w:sz w:val="23"/>
                 <w:szCs w:val="23"/>
               </w:rPr>
-              <w:t xml:space="preserve"> Does she have a favourite colour?</w:t>
+              <w:t xml:space="preserve"> Does she have a </w:t>
+            </w:r>
+            <w:proofErr w:type="spellStart"/>
+            <w:r>
+              <w:rPr>
+                <w:rFonts w:ascii="Source Sans 3" w:hAnsi="Source Sans 3"/>
+                <w:sz w:val="23"/>
+                <w:szCs w:val="23"/>
+              </w:rPr>
+              <w:t>favourite</w:t>
+            </w:r>
+            <w:proofErr w:type="spellEnd"/>
+            <w:r>
+              <w:rPr>
+                <w:rFonts w:ascii="Source Sans 3" w:hAnsi="Source Sans 3"/>
+                <w:sz w:val="23"/>
+                <w:szCs w:val="23"/>
+              </w:rPr>
+              <w:t xml:space="preserve"> </w:t>
+            </w:r>
+            <w:proofErr w:type="spellStart"/>
+            <w:r>
+              <w:rPr>
+                <w:rFonts w:ascii="Source Sans 3" w:hAnsi="Source Sans 3"/>
+                <w:sz w:val="23"/>
+                <w:szCs w:val="23"/>
+              </w:rPr>
+              <w:t>colour</w:t>
+            </w:r>
+            <w:proofErr w:type="spellEnd"/>
+            <w:r>
+              <w:rPr>
+                <w:rFonts w:ascii="Source Sans 3" w:hAnsi="Source Sans 3"/>
+                <w:sz w:val="23"/>
+                <w:szCs w:val="23"/>
+              </w:rPr>
+              <w:t>?</w:t>
             </w:r>
           </w:p>
           <w:p>
@@ -1578,25 +1660,7 @@
                 <w:sz w:val="23"/>
                 <w:szCs w:val="23"/>
               </w:rPr>
-              <w:t xml:space="preserve"> Well, they were £30, but actually we've got a sale on at the moment, so they're a little cheaper - only £20. </w:t>
-            </w:r>
-            <w:proofErr w:type="gramStart"/>
-            <w:r>
-              <w:rPr>
-                <w:rFonts w:ascii="Source Sans 3" w:hAnsi="Source Sans 3"/>
-                <w:sz w:val="23"/>
-                <w:szCs w:val="23"/>
-              </w:rPr>
-              <w:t>So</w:t>
-            </w:r>
-            <w:proofErr w:type="gramEnd"/>
-            <w:r>
-              <w:rPr>
-                <w:rFonts w:ascii="Source Sans 3" w:hAnsi="Source Sans 3"/>
-                <w:sz w:val="23"/>
-                <w:szCs w:val="23"/>
-              </w:rPr>
-              <w:t xml:space="preserve"> you can save £10!</w:t>
+              <w:t xml:space="preserve"> Well, they were £30, but actually we've got a sale on at the moment, so they're a little cheaper - only £20. So you can save £10!</w:t>
             </w:r>
           </w:p>
           <w:p>
@@ -1887,43 +1951,7 @@
                 <w:sz w:val="23"/>
                 <w:szCs w:val="23"/>
               </w:rPr>
-              <w:t xml:space="preserve"> </w:t>
-            </w:r>
-            <w:proofErr w:type="gramStart"/>
-            <w:r>
-              <w:rPr>
-                <w:rFonts w:ascii="Source Sans 3" w:hAnsi="Source Sans 3"/>
-                <w:sz w:val="23"/>
-                <w:szCs w:val="23"/>
-              </w:rPr>
-              <w:t>Well</w:t>
-            </w:r>
-            <w:proofErr w:type="gramEnd"/>
-            <w:r>
-              <w:rPr>
-                <w:rFonts w:ascii="Source Sans 3" w:hAnsi="Source Sans 3"/>
-                <w:sz w:val="23"/>
-                <w:szCs w:val="23"/>
-              </w:rPr>
-              <w:t xml:space="preserve"> they were £30, but actually we've got a sale on at the moment, so they're a little cheaper - only £20. </w:t>
-            </w:r>
-            <w:proofErr w:type="gramStart"/>
-            <w:r>
-              <w:rPr>
-                <w:rFonts w:ascii="Source Sans 3" w:hAnsi="Source Sans 3"/>
-                <w:sz w:val="23"/>
-                <w:szCs w:val="23"/>
-              </w:rPr>
-              <w:t>So</w:t>
-            </w:r>
-            <w:proofErr w:type="gramEnd"/>
-            <w:r>
-              <w:rPr>
-                <w:rFonts w:ascii="Source Sans 3" w:hAnsi="Source Sans 3"/>
-                <w:sz w:val="23"/>
-                <w:szCs w:val="23"/>
-              </w:rPr>
-              <w:t xml:space="preserve"> you can save £10!</w:t>
+              <w:t xml:space="preserve"> Well they were £30, but actually we've got a sale on at the moment, so they're a little cheaper - only £20. So you can save £10!</w:t>
             </w:r>
           </w:p>
         </w:tc>
@@ -2097,7 +2125,43 @@
                 <w:sz w:val="23"/>
                 <w:szCs w:val="23"/>
               </w:rPr>
-              <w:t xml:space="preserve"> She's my niece - my brother's daughter. Her name's Tae-Hee. She's one year old in this picture. It's a very important birthday in Korea - we call it 'Dol' or Doljanchi. It's a very special celebration - in fact, I think it's probably more important than a wedding or a graduation! And we invite all our family and friends and sometimes our neighbours. Here's a picture of the restaurant where we celebrated Tae-Hee's big day.</w:t>
+              <w:t xml:space="preserve"> She's my niece - my brother's daughter. Her name's Tae-Hee. She's one year old in this picture. It's a very important birthday in Korea - we call it 'Dol' or </w:t>
+            </w:r>
+            <w:proofErr w:type="spellStart"/>
+            <w:r>
+              <w:rPr>
+                <w:rFonts w:ascii="Source Sans 3" w:hAnsi="Source Sans 3"/>
+                <w:sz w:val="23"/>
+                <w:szCs w:val="23"/>
+              </w:rPr>
+              <w:t>Doljanchi</w:t>
+            </w:r>
+            <w:proofErr w:type="spellEnd"/>
+            <w:r>
+              <w:rPr>
+                <w:rFonts w:ascii="Source Sans 3" w:hAnsi="Source Sans 3"/>
+                <w:sz w:val="23"/>
+                <w:szCs w:val="23"/>
+              </w:rPr>
+              <w:t xml:space="preserve">. It's a very special celebration - in fact, I think it's probably more important than a wedding or a graduation! And we invite all our family and friends and sometimes our </w:t>
+            </w:r>
+            <w:proofErr w:type="spellStart"/>
+            <w:r>
+              <w:rPr>
+                <w:rFonts w:ascii="Source Sans 3" w:hAnsi="Source Sans 3"/>
+                <w:sz w:val="23"/>
+                <w:szCs w:val="23"/>
+              </w:rPr>
+              <w:t>neighbours</w:t>
+            </w:r>
+            <w:proofErr w:type="spellEnd"/>
+            <w:r>
+              <w:rPr>
+                <w:rFonts w:ascii="Source Sans 3" w:hAnsi="Source Sans 3"/>
+                <w:sz w:val="23"/>
+                <w:szCs w:val="23"/>
+              </w:rPr>
+              <w:t>. Here's a picture of the restaurant where we celebrated Tae-Hee's big day.</w:t>
             </w:r>
           </w:p>
           <w:p>
@@ -2300,7 +2364,25 @@
                 <w:sz w:val="23"/>
                 <w:szCs w:val="23"/>
               </w:rPr>
-              <w:t xml:space="preserve"> And what's this on the table there? It's very colourful.</w:t>
+              <w:t xml:space="preserve"> And what's this on the table there? It's very </w:t>
+            </w:r>
+            <w:proofErr w:type="spellStart"/>
+            <w:r>
+              <w:rPr>
+                <w:rFonts w:ascii="Source Sans 3" w:hAnsi="Source Sans 3"/>
+                <w:sz w:val="23"/>
+                <w:szCs w:val="23"/>
+              </w:rPr>
+              <w:t>colourful</w:t>
+            </w:r>
+            <w:proofErr w:type="spellEnd"/>
+            <w:r>
+              <w:rPr>
+                <w:rFonts w:ascii="Source Sans 3" w:hAnsi="Source Sans 3"/>
+                <w:sz w:val="23"/>
+                <w:szCs w:val="23"/>
+              </w:rPr>
+              <w:t>.</w:t>
             </w:r>
           </w:p>
           <w:p>
@@ -2387,7 +2469,25 @@
                 <w:sz w:val="23"/>
                 <w:szCs w:val="23"/>
               </w:rPr>
-              <w:t xml:space="preserve"> We always eat rice cakes at a baby's party. There are usually 12 different types of them on the table. Look - this rice cake is completely orange in colour and this one here is bright green!</w:t>
+              <w:t xml:space="preserve"> We always eat rice cakes at a baby's party. There are usually 12 different types of them on the table. Look - this rice cake is completely orange in </w:t>
+            </w:r>
+            <w:proofErr w:type="spellStart"/>
+            <w:r>
+              <w:rPr>
+                <w:rFonts w:ascii="Source Sans 3" w:hAnsi="Source Sans 3"/>
+                <w:sz w:val="23"/>
+                <w:szCs w:val="23"/>
+              </w:rPr>
+              <w:t>colour</w:t>
+            </w:r>
+            <w:proofErr w:type="spellEnd"/>
+            <w:r>
+              <w:rPr>
+                <w:rFonts w:ascii="Source Sans 3" w:hAnsi="Source Sans 3"/>
+                <w:sz w:val="23"/>
+                <w:szCs w:val="23"/>
+              </w:rPr>
+              <w:t xml:space="preserve"> and this one here is bright green!</w:t>
             </w:r>
           </w:p>
           <w:p>
@@ -2503,25 +2603,7 @@
                 <w:sz w:val="23"/>
                 <w:szCs w:val="23"/>
               </w:rPr>
-              <w:t xml:space="preserve"> Oh, it's a little bag. All the guests get a gift bag at the end of the party. And inside there's a present from the baby's parents. It's really fun to open it because you don't know what you'll get. </w:t>
-            </w:r>
-            <w:proofErr w:type="gramStart"/>
-            <w:r>
-              <w:rPr>
-                <w:rFonts w:ascii="Source Sans 3" w:hAnsi="Source Sans 3"/>
-                <w:sz w:val="23"/>
-                <w:szCs w:val="23"/>
-              </w:rPr>
-              <w:t>So</w:t>
-            </w:r>
-            <w:proofErr w:type="gramEnd"/>
-            <w:r>
-              <w:rPr>
-                <w:rFonts w:ascii="Source Sans 3" w:hAnsi="Source Sans 3"/>
-                <w:sz w:val="23"/>
-                <w:szCs w:val="23"/>
-              </w:rPr>
-              <w:t xml:space="preserve"> it could be a candle, or some chocolates. Guess what I got? You can see it in this next photo.</w:t>
+              <w:t xml:space="preserve"> Oh, it's a little bag. All the guests get a gift bag at the end of the party. And inside there's a present from the baby's parents. It's really fun to open it because you don't know what you'll get. So it could be a candle, or some chocolates. Guess what I got? You can see it in this next photo.</w:t>
             </w:r>
           </w:p>
           <w:p>
@@ -4041,7 +4123,67 @@
                 <w:sz w:val="23"/>
                 <w:szCs w:val="23"/>
               </w:rPr>
-              <w:t xml:space="preserve"> OK, it's W W W dot getactive dot com. That's G-E-T-A-C-T-I-V-E dot com.</w:t>
+              <w:t xml:space="preserve"> OK, it's W </w:t>
+            </w:r>
+            <w:proofErr w:type="spellStart"/>
+            <w:r>
+              <w:rPr>
+                <w:rFonts w:ascii="Source Sans 3" w:hAnsi="Source Sans 3"/>
+                <w:bCs/>
+                <w:sz w:val="23"/>
+                <w:szCs w:val="23"/>
+              </w:rPr>
+              <w:t>W</w:t>
+            </w:r>
+            <w:proofErr w:type="spellEnd"/>
+            <w:r>
+              <w:rPr>
+                <w:rFonts w:ascii="Source Sans 3" w:hAnsi="Source Sans 3"/>
+                <w:bCs/>
+                <w:sz w:val="23"/>
+                <w:szCs w:val="23"/>
+              </w:rPr>
+              <w:t xml:space="preserve"> </w:t>
+            </w:r>
+            <w:proofErr w:type="spellStart"/>
+            <w:r>
+              <w:rPr>
+                <w:rFonts w:ascii="Source Sans 3" w:hAnsi="Source Sans 3"/>
+                <w:bCs/>
+                <w:sz w:val="23"/>
+                <w:szCs w:val="23"/>
+              </w:rPr>
+              <w:t>W</w:t>
+            </w:r>
+            <w:proofErr w:type="spellEnd"/>
+            <w:r>
+              <w:rPr>
+                <w:rFonts w:ascii="Source Sans 3" w:hAnsi="Source Sans 3"/>
+                <w:bCs/>
+                <w:sz w:val="23"/>
+                <w:szCs w:val="23"/>
+              </w:rPr>
+              <w:t xml:space="preserve"> dot </w:t>
+            </w:r>
+            <w:proofErr w:type="spellStart"/>
+            <w:r>
+              <w:rPr>
+                <w:rFonts w:ascii="Source Sans 3" w:hAnsi="Source Sans 3"/>
+                <w:bCs/>
+                <w:sz w:val="23"/>
+                <w:szCs w:val="23"/>
+              </w:rPr>
+              <w:t>getactive</w:t>
+            </w:r>
+            <w:proofErr w:type="spellEnd"/>
+            <w:r>
+              <w:rPr>
+                <w:rFonts w:ascii="Source Sans 3" w:hAnsi="Source Sans 3"/>
+                <w:bCs/>
+                <w:sz w:val="23"/>
+                <w:szCs w:val="23"/>
+              </w:rPr>
+              <w:t xml:space="preserve"> dot com. That's G-E-T-A-C-T-I-V-E dot com.</w:t>
             </w:r>
           </w:p>
           <w:p>
@@ -4792,7 +4934,67 @@
                 <w:sz w:val="23"/>
                 <w:szCs w:val="23"/>
               </w:rPr>
-              <w:t xml:space="preserve"> OK, it's W W W dot getactive dot com. That's G-E-T-A-C-T-I-V-E dot com.</w:t>
+              <w:t xml:space="preserve"> OK, it's W </w:t>
+            </w:r>
+            <w:proofErr w:type="spellStart"/>
+            <w:r>
+              <w:rPr>
+                <w:rFonts w:ascii="Source Sans 3" w:hAnsi="Source Sans 3"/>
+                <w:bCs/>
+                <w:sz w:val="23"/>
+                <w:szCs w:val="23"/>
+              </w:rPr>
+              <w:t>W</w:t>
+            </w:r>
+            <w:proofErr w:type="spellEnd"/>
+            <w:r>
+              <w:rPr>
+                <w:rFonts w:ascii="Source Sans 3" w:hAnsi="Source Sans 3"/>
+                <w:bCs/>
+                <w:sz w:val="23"/>
+                <w:szCs w:val="23"/>
+              </w:rPr>
+              <w:t xml:space="preserve"> </w:t>
+            </w:r>
+            <w:proofErr w:type="spellStart"/>
+            <w:r>
+              <w:rPr>
+                <w:rFonts w:ascii="Source Sans 3" w:hAnsi="Source Sans 3"/>
+                <w:bCs/>
+                <w:sz w:val="23"/>
+                <w:szCs w:val="23"/>
+              </w:rPr>
+              <w:t>W</w:t>
+            </w:r>
+            <w:proofErr w:type="spellEnd"/>
+            <w:r>
+              <w:rPr>
+                <w:rFonts w:ascii="Source Sans 3" w:hAnsi="Source Sans 3"/>
+                <w:bCs/>
+                <w:sz w:val="23"/>
+                <w:szCs w:val="23"/>
+              </w:rPr>
+              <w:t xml:space="preserve"> dot </w:t>
+            </w:r>
+            <w:proofErr w:type="spellStart"/>
+            <w:r>
+              <w:rPr>
+                <w:rFonts w:ascii="Source Sans 3" w:hAnsi="Source Sans 3"/>
+                <w:bCs/>
+                <w:sz w:val="23"/>
+                <w:szCs w:val="23"/>
+              </w:rPr>
+              <w:t>getactive</w:t>
+            </w:r>
+            <w:proofErr w:type="spellEnd"/>
+            <w:r>
+              <w:rPr>
+                <w:rFonts w:ascii="Source Sans 3" w:hAnsi="Source Sans 3"/>
+                <w:bCs/>
+                <w:sz w:val="23"/>
+                <w:szCs w:val="23"/>
+              </w:rPr>
+              <w:t xml:space="preserve"> dot com. That's G-E-T-A-C-T-I-V-E dot com.</w:t>
             </w:r>
           </w:p>
           <w:p>
@@ -5393,27 +5595,27 @@
                 <w:sz w:val="23"/>
                 <w:szCs w:val="23"/>
               </w:rPr>
-              <w:t xml:space="preserve"> Well, I thought it was pretty reasonable. In </w:t>
-            </w:r>
-            <w:proofErr w:type="gramStart"/>
-            <w:r>
-              <w:rPr>
-                <w:rFonts w:ascii="Source Sans 3" w:hAnsi="Source Sans 3"/>
-                <w:bCs/>
-                <w:sz w:val="23"/>
-                <w:szCs w:val="23"/>
-              </w:rPr>
-              <w:t>fact</w:t>
-            </w:r>
-            <w:proofErr w:type="gramEnd"/>
-            <w:r>
-              <w:rPr>
-                <w:rFonts w:ascii="Source Sans 3" w:hAnsi="Source Sans 3"/>
-                <w:bCs/>
-                <w:sz w:val="23"/>
-                <w:szCs w:val="23"/>
-              </w:rPr>
-              <w:t xml:space="preserve"> I couldn't believe it when the bill arrived. £40, including a tip. That'sonly £20 per person. You can't get steak for less than £15 anywhere in town.</w:t>
+              <w:t xml:space="preserve"> Well, I thought it was pretty reasonable. In fact I couldn't believe it when the bill arrived. £40, including a tip. </w:t>
+            </w:r>
+            <w:proofErr w:type="spellStart"/>
+            <w:r>
+              <w:rPr>
+                <w:rFonts w:ascii="Source Sans 3" w:hAnsi="Source Sans 3"/>
+                <w:bCs/>
+                <w:sz w:val="23"/>
+                <w:szCs w:val="23"/>
+              </w:rPr>
+              <w:t>That'sonly</w:t>
+            </w:r>
+            <w:proofErr w:type="spellEnd"/>
+            <w:r>
+              <w:rPr>
+                <w:rFonts w:ascii="Source Sans 3" w:hAnsi="Source Sans 3"/>
+                <w:bCs/>
+                <w:sz w:val="23"/>
+                <w:szCs w:val="23"/>
+              </w:rPr>
+              <w:t xml:space="preserve"> £20 per person. You can't get steak for less than £15 anywhere in town.</w:t>
             </w:r>
           </w:p>
         </w:tc>
@@ -5815,7 +6017,27 @@
                 <w:sz w:val="23"/>
                 <w:szCs w:val="23"/>
               </w:rPr>
-              <w:t xml:space="preserve"> Hi there, Alicia! How was your weekend? You were on a sailing course down at the harbour, weren't you?</w:t>
+              <w:t xml:space="preserve"> Hi there, Alicia! How was your weekend? You were on a sailing course down at the </w:t>
+            </w:r>
+            <w:proofErr w:type="spellStart"/>
+            <w:r>
+              <w:rPr>
+                <w:rFonts w:ascii="Source Sans 3" w:hAnsi="Source Sans 3"/>
+                <w:bCs/>
+                <w:sz w:val="23"/>
+                <w:szCs w:val="23"/>
+              </w:rPr>
+              <w:t>harbour</w:t>
+            </w:r>
+            <w:proofErr w:type="spellEnd"/>
+            <w:r>
+              <w:rPr>
+                <w:rFonts w:ascii="Source Sans 3" w:hAnsi="Source Sans 3"/>
+                <w:bCs/>
+                <w:sz w:val="23"/>
+                <w:szCs w:val="23"/>
+              </w:rPr>
+              <w:t>, weren't you?</w:t>
             </w:r>
           </w:p>
           <w:p>
@@ -6193,7 +6415,27 @@
                 <w:sz w:val="23"/>
                 <w:szCs w:val="23"/>
               </w:rPr>
-              <w:t xml:space="preserve"> So, how's your very first week at university going, Rita? It's Orientation Week for all you new students, isn't it?</w:t>
+              <w:t xml:space="preserve"> So, how's your very first week at university going, Rita? It's Orientation Week for all you </w:t>
+            </w:r>
+            <w:proofErr w:type="spellStart"/>
+            <w:r>
+              <w:rPr>
+                <w:rFonts w:ascii="Source Sans 3" w:hAnsi="Source Sans 3"/>
+                <w:bCs/>
+                <w:sz w:val="23"/>
+                <w:szCs w:val="23"/>
+              </w:rPr>
+              <w:t>new</w:t>
+            </w:r>
+            <w:proofErr w:type="spellEnd"/>
+            <w:r>
+              <w:rPr>
+                <w:rFonts w:ascii="Source Sans 3" w:hAnsi="Source Sans 3"/>
+                <w:bCs/>
+                <w:sz w:val="23"/>
+                <w:szCs w:val="23"/>
+              </w:rPr>
+              <w:t xml:space="preserve"> students, isn't it?</w:t>
             </w:r>
           </w:p>
           <w:p>
@@ -6353,7 +6595,27 @@
                 <w:sz w:val="23"/>
                 <w:szCs w:val="23"/>
               </w:rPr>
-              <w:t xml:space="preserve"> I don't have a bike but that didn't matter. We all hired them -from a little cycle hire shop on Barkway Street. You probably know the place.</w:t>
+              <w:t xml:space="preserve"> I don't have a bike but that didn't matter. We all hired them -from a little cycle hire shop on </w:t>
+            </w:r>
+            <w:proofErr w:type="spellStart"/>
+            <w:r>
+              <w:rPr>
+                <w:rFonts w:ascii="Source Sans 3" w:hAnsi="Source Sans 3"/>
+                <w:bCs/>
+                <w:sz w:val="23"/>
+                <w:szCs w:val="23"/>
+              </w:rPr>
+              <w:t>Barkway</w:t>
+            </w:r>
+            <w:proofErr w:type="spellEnd"/>
+            <w:r>
+              <w:rPr>
+                <w:rFonts w:ascii="Source Sans 3" w:hAnsi="Source Sans 3"/>
+                <w:bCs/>
+                <w:sz w:val="23"/>
+                <w:szCs w:val="23"/>
+              </w:rPr>
+              <w:t xml:space="preserve"> Street. You probably know the place.</w:t>
             </w:r>
           </w:p>
           <w:p>
@@ -6417,7 +6679,47 @@
                 <w:sz w:val="23"/>
                 <w:szCs w:val="23"/>
               </w:rPr>
-              <w:t xml:space="preserve"> No, it's Barkway Street -B-A-R-K-W-A-Y. Number 22 Barkway Street, to be exact. It was great - we could choose a traditional bike or an electric one.</w:t>
+              <w:t xml:space="preserve"> No, it's </w:t>
+            </w:r>
+            <w:proofErr w:type="spellStart"/>
+            <w:r>
+              <w:rPr>
+                <w:rFonts w:ascii="Source Sans 3" w:hAnsi="Source Sans 3"/>
+                <w:bCs/>
+                <w:sz w:val="23"/>
+                <w:szCs w:val="23"/>
+              </w:rPr>
+              <w:t>Barkway</w:t>
+            </w:r>
+            <w:proofErr w:type="spellEnd"/>
+            <w:r>
+              <w:rPr>
+                <w:rFonts w:ascii="Source Sans 3" w:hAnsi="Source Sans 3"/>
+                <w:bCs/>
+                <w:sz w:val="23"/>
+                <w:szCs w:val="23"/>
+              </w:rPr>
+              <w:t xml:space="preserve"> Street -B-A-R-K-W-A-Y. Number 22 </w:t>
+            </w:r>
+            <w:proofErr w:type="spellStart"/>
+            <w:r>
+              <w:rPr>
+                <w:rFonts w:ascii="Source Sans 3" w:hAnsi="Source Sans 3"/>
+                <w:bCs/>
+                <w:sz w:val="23"/>
+                <w:szCs w:val="23"/>
+              </w:rPr>
+              <w:t>Barkway</w:t>
+            </w:r>
+            <w:proofErr w:type="spellEnd"/>
+            <w:r>
+              <w:rPr>
+                <w:rFonts w:ascii="Source Sans 3" w:hAnsi="Source Sans 3"/>
+                <w:bCs/>
+                <w:sz w:val="23"/>
+                <w:szCs w:val="23"/>
+              </w:rPr>
+              <w:t xml:space="preserve"> Street, to be exact. It was great - we could choose a traditional bike or an electric one.</w:t>
             </w:r>
           </w:p>
           <w:p>
@@ -6449,27 +6751,283 @@
                 <w:sz w:val="23"/>
                 <w:szCs w:val="23"/>
               </w:rPr>
+              <w:t xml:space="preserve"> So I take it you went electric!</w:t>
+            </w:r>
+          </w:p>
+          <w:p>
+            <w:pPr>
+              <w:tabs>
+                <w:tab w:val="left" w:pos="4413"/>
+              </w:tabs>
+              <w:rPr>
+                <w:rFonts w:ascii="Source Sans 3" w:hAnsi="Source Sans 3"/>
+                <w:bCs/>
+                <w:sz w:val="23"/>
+                <w:szCs w:val="23"/>
+              </w:rPr>
+            </w:pPr>
+            <w:r>
+              <w:rPr>
+                <w:rFonts w:ascii="Source Sans 3" w:hAnsi="Source Sans 3"/>
+                <w:b/>
+                <w:bCs/>
+                <w:sz w:val="23"/>
+                <w:szCs w:val="23"/>
+              </w:rPr>
+              <w:t>Rita:</w:t>
+            </w:r>
+            <w:r>
+              <w:rPr>
+                <w:rFonts w:ascii="Source Sans 3" w:hAnsi="Source Sans 3"/>
+                <w:bCs/>
+                <w:sz w:val="23"/>
+                <w:szCs w:val="23"/>
+              </w:rPr>
+              <w:t xml:space="preserve"> Yes, of course I did! Well, think about it why ride a traditional bike when you can get around the city much faster on an electric one! And because there was a group of us, it wasn't too expensive. In fact the cycle hire was only a $120 for the whole group. So the cost was only $15 per person and that was for three whole hours!</w:t>
+            </w:r>
+          </w:p>
+          <w:p>
+            <w:pPr>
+              <w:tabs>
+                <w:tab w:val="left" w:pos="4413"/>
+              </w:tabs>
+              <w:rPr>
+                <w:rFonts w:ascii="Source Sans 3" w:hAnsi="Source Sans 3"/>
+                <w:bCs/>
+                <w:sz w:val="23"/>
+                <w:szCs w:val="23"/>
+              </w:rPr>
+            </w:pPr>
+            <w:r>
+              <w:rPr>
+                <w:rFonts w:ascii="Source Sans 3" w:hAnsi="Source Sans 3"/>
+                <w:b/>
+                <w:bCs/>
+                <w:sz w:val="23"/>
+                <w:szCs w:val="23"/>
+              </w:rPr>
+              <w:t>Jon:</w:t>
+            </w:r>
+            <w:r>
+              <w:rPr>
+                <w:rFonts w:ascii="Source Sans 3" w:hAnsi="Source Sans 3"/>
+                <w:bCs/>
+                <w:sz w:val="23"/>
+                <w:szCs w:val="23"/>
+              </w:rPr>
+              <w:t xml:space="preserve"> Did you say $50?</w:t>
+            </w:r>
+          </w:p>
+          <w:p>
+            <w:pPr>
+              <w:tabs>
+                <w:tab w:val="left" w:pos="4413"/>
+              </w:tabs>
+              <w:rPr>
+                <w:rFonts w:ascii="Source Sans 3" w:hAnsi="Source Sans 3"/>
+                <w:bCs/>
+                <w:sz w:val="23"/>
+                <w:szCs w:val="23"/>
+              </w:rPr>
+            </w:pPr>
+            <w:r>
+              <w:rPr>
+                <w:rFonts w:ascii="Source Sans 3" w:hAnsi="Source Sans 3"/>
+                <w:b/>
+                <w:bCs/>
+                <w:sz w:val="23"/>
+                <w:szCs w:val="23"/>
+              </w:rPr>
+              <w:t>Rita:</w:t>
+            </w:r>
+            <w:r>
+              <w:rPr>
+                <w:rFonts w:ascii="Source Sans 3" w:hAnsi="Source Sans 3"/>
+                <w:bCs/>
+                <w:sz w:val="23"/>
+                <w:szCs w:val="23"/>
+              </w:rPr>
+              <w:t xml:space="preserve"> No, $15. So I thought it was really quite cheap. And I didn't have to bring along a helmet to wear either. That was included - and we also got a lock, so it was easy to park our bikes safely when we wanted to stop and take a break!</w:t>
+            </w:r>
+          </w:p>
+          <w:p>
+            <w:pPr>
+              <w:tabs>
+                <w:tab w:val="left" w:pos="4413"/>
+              </w:tabs>
+              <w:rPr>
+                <w:rFonts w:ascii="Source Sans 3" w:hAnsi="Source Sans 3"/>
+                <w:bCs/>
+                <w:sz w:val="23"/>
+                <w:szCs w:val="23"/>
+              </w:rPr>
+            </w:pPr>
+            <w:r>
+              <w:rPr>
+                <w:rFonts w:ascii="Source Sans 3" w:hAnsi="Source Sans 3"/>
+                <w:b/>
+                <w:bCs/>
+                <w:sz w:val="23"/>
+                <w:szCs w:val="23"/>
+              </w:rPr>
+              <w:t>Jon:</w:t>
+            </w:r>
+            <w:r>
+              <w:rPr>
+                <w:rFonts w:ascii="Source Sans 3" w:hAnsi="Source Sans 3"/>
+                <w:bCs/>
+                <w:sz w:val="23"/>
+                <w:szCs w:val="23"/>
+              </w:rPr>
+              <w:t xml:space="preserve"> Sounds good. Have you got the website address of the place you got your bike from? I quite like the idea of doing a bike tour.</w:t>
+            </w:r>
+          </w:p>
+          <w:p>
+            <w:pPr>
+              <w:tabs>
+                <w:tab w:val="left" w:pos="4413"/>
+              </w:tabs>
+              <w:rPr>
+                <w:rFonts w:ascii="Source Sans 3" w:hAnsi="Source Sans 3"/>
+                <w:bCs/>
+                <w:sz w:val="23"/>
+                <w:szCs w:val="23"/>
+              </w:rPr>
+            </w:pPr>
+            <w:r>
+              <w:rPr>
+                <w:rFonts w:ascii="Source Sans 3" w:hAnsi="Source Sans 3"/>
+                <w:b/>
+                <w:bCs/>
+                <w:sz w:val="23"/>
+                <w:szCs w:val="23"/>
+              </w:rPr>
+              <w:t>Rita:</w:t>
+            </w:r>
+            <w:r>
+              <w:rPr>
+                <w:rFonts w:ascii="Source Sans 3" w:hAnsi="Source Sans 3"/>
+                <w:bCs/>
+                <w:sz w:val="23"/>
+                <w:szCs w:val="23"/>
+              </w:rPr>
+              <w:t xml:space="preserve"> Yes it's a really easy one to remember. It's tradelectric.com</w:t>
+            </w:r>
+          </w:p>
+          <w:p>
+            <w:pPr>
+              <w:tabs>
+                <w:tab w:val="left" w:pos="4413"/>
+              </w:tabs>
+              <w:rPr>
+                <w:rFonts w:ascii="Source Sans 3" w:hAnsi="Source Sans 3"/>
+                <w:bCs/>
+                <w:sz w:val="23"/>
+                <w:szCs w:val="23"/>
+              </w:rPr>
+            </w:pPr>
+            <w:r>
+              <w:rPr>
+                <w:rFonts w:ascii="Source Sans 3" w:hAnsi="Source Sans 3"/>
+                <w:b/>
+                <w:bCs/>
+                <w:sz w:val="23"/>
+                <w:szCs w:val="23"/>
+              </w:rPr>
+              <w:t>Jon:</w:t>
+            </w:r>
+            <w:r>
+              <w:rPr>
+                <w:rFonts w:ascii="Source Sans 3" w:hAnsi="Source Sans 3"/>
+                <w:bCs/>
+                <w:sz w:val="23"/>
+                <w:szCs w:val="23"/>
+              </w:rPr>
+              <w:t xml:space="preserve"> Can you say that again?</w:t>
+            </w:r>
+          </w:p>
+          <w:p>
+            <w:pPr>
+              <w:tabs>
+                <w:tab w:val="left" w:pos="4413"/>
+              </w:tabs>
+              <w:rPr>
+                <w:rFonts w:ascii="Source Sans 3" w:hAnsi="Source Sans 3"/>
+                <w:bCs/>
+                <w:sz w:val="23"/>
+                <w:szCs w:val="23"/>
+              </w:rPr>
+            </w:pPr>
+            <w:r>
+              <w:rPr>
+                <w:rFonts w:ascii="Source Sans 3" w:hAnsi="Source Sans 3"/>
+                <w:b/>
+                <w:bCs/>
+                <w:sz w:val="23"/>
+                <w:szCs w:val="23"/>
+              </w:rPr>
+              <w:t>Rita:</w:t>
+            </w:r>
+            <w:r>
+              <w:rPr>
+                <w:rFonts w:ascii="Source Sans 3" w:hAnsi="Source Sans 3"/>
+                <w:bCs/>
+                <w:sz w:val="23"/>
+                <w:szCs w:val="23"/>
+              </w:rPr>
               <w:t xml:space="preserve"> </w:t>
             </w:r>
-            <w:proofErr w:type="gramStart"/>
-            <w:r>
-              <w:rPr>
-                <w:rFonts w:ascii="Source Sans 3" w:hAnsi="Source Sans 3"/>
-                <w:bCs/>
-                <w:sz w:val="23"/>
-                <w:szCs w:val="23"/>
-              </w:rPr>
-              <w:t>So</w:t>
-            </w:r>
-            <w:proofErr w:type="gramEnd"/>
-            <w:r>
-              <w:rPr>
-                <w:rFonts w:ascii="Source Sans 3" w:hAnsi="Source Sans 3"/>
-                <w:bCs/>
-                <w:sz w:val="23"/>
-                <w:szCs w:val="23"/>
-              </w:rPr>
-              <w:t xml:space="preserve"> I take it you went electric!</w:t>
+            <w:proofErr w:type="spellStart"/>
+            <w:r>
+              <w:rPr>
+                <w:rFonts w:ascii="Source Sans 3" w:hAnsi="Source Sans 3"/>
+                <w:bCs/>
+                <w:sz w:val="23"/>
+                <w:szCs w:val="23"/>
+              </w:rPr>
+              <w:t>tradelectric</w:t>
+            </w:r>
+            <w:proofErr w:type="spellEnd"/>
+            <w:r>
+              <w:rPr>
+                <w:rFonts w:ascii="Source Sans 3" w:hAnsi="Source Sans 3"/>
+                <w:bCs/>
+                <w:sz w:val="23"/>
+                <w:szCs w:val="23"/>
+              </w:rPr>
+              <w:t>-T-R-A-D-E-L-E-C-T-R-I-C all one word dot com.</w:t>
+            </w:r>
+          </w:p>
+          <w:p>
+            <w:pPr>
+              <w:tabs>
+                <w:tab w:val="left" w:pos="4413"/>
+              </w:tabs>
+              <w:rPr>
+                <w:rFonts w:ascii="Source Sans 3" w:hAnsi="Source Sans 3"/>
+                <w:bCs/>
+                <w:sz w:val="23"/>
+                <w:szCs w:val="23"/>
+              </w:rPr>
+            </w:pPr>
+            <w:r>
+              <w:rPr>
+                <w:rFonts w:ascii="Source Sans 3" w:hAnsi="Source Sans 3"/>
+                <w:b/>
+                <w:bCs/>
+                <w:sz w:val="23"/>
+                <w:szCs w:val="23"/>
+              </w:rPr>
+              <w:t>Jon:</w:t>
+            </w:r>
+            <w:r>
+              <w:rPr>
+                <w:rFonts w:ascii="Source Sans 3" w:hAnsi="Source Sans 3"/>
+                <w:bCs/>
+                <w:sz w:val="23"/>
+                <w:szCs w:val="23"/>
+              </w:rPr>
+              <w:t xml:space="preserve"> Thanks, Rita.</w:t>
             </w:r>
           </w:p>
           <w:p>
@@ -6501,363 +7059,27 @@
                 <w:sz w:val="23"/>
                 <w:szCs w:val="23"/>
               </w:rPr>
-              <w:t xml:space="preserve"> Yes, of course I did! Well, think about it why ride a traditional bike when you can get around the city much faster on an electric one! And because there was a group of us, it wasn't too expensive. In </w:t>
-            </w:r>
-            <w:proofErr w:type="gramStart"/>
-            <w:r>
-              <w:rPr>
-                <w:rFonts w:ascii="Source Sans 3" w:hAnsi="Source Sans 3"/>
-                <w:bCs/>
-                <w:sz w:val="23"/>
-                <w:szCs w:val="23"/>
-              </w:rPr>
-              <w:t>fact</w:t>
-            </w:r>
-            <w:proofErr w:type="gramEnd"/>
-            <w:r>
-              <w:rPr>
-                <w:rFonts w:ascii="Source Sans 3" w:hAnsi="Source Sans 3"/>
-                <w:bCs/>
-                <w:sz w:val="23"/>
-                <w:szCs w:val="23"/>
-              </w:rPr>
-              <w:t xml:space="preserve"> the cycle hire was only a $120 for the whole group. </w:t>
-            </w:r>
-            <w:proofErr w:type="gramStart"/>
-            <w:r>
-              <w:rPr>
-                <w:rFonts w:ascii="Source Sans 3" w:hAnsi="Source Sans 3"/>
-                <w:bCs/>
-                <w:sz w:val="23"/>
-                <w:szCs w:val="23"/>
-              </w:rPr>
-              <w:t>So</w:t>
-            </w:r>
-            <w:proofErr w:type="gramEnd"/>
-            <w:r>
-              <w:rPr>
-                <w:rFonts w:ascii="Source Sans 3" w:hAnsi="Source Sans 3"/>
-                <w:bCs/>
-                <w:sz w:val="23"/>
-                <w:szCs w:val="23"/>
-              </w:rPr>
-              <w:t xml:space="preserve"> the cost was only $15 per person and that was for three whole hours!</w:t>
-            </w:r>
-          </w:p>
-          <w:p>
-            <w:pPr>
-              <w:tabs>
-                <w:tab w:val="left" w:pos="4413"/>
-              </w:tabs>
-              <w:rPr>
-                <w:rFonts w:ascii="Source Sans 3" w:hAnsi="Source Sans 3"/>
-                <w:bCs/>
-                <w:sz w:val="23"/>
-                <w:szCs w:val="23"/>
-              </w:rPr>
-            </w:pPr>
-            <w:r>
-              <w:rPr>
-                <w:rFonts w:ascii="Source Sans 3" w:hAnsi="Source Sans 3"/>
-                <w:b/>
-                <w:bCs/>
-                <w:sz w:val="23"/>
-                <w:szCs w:val="23"/>
-              </w:rPr>
-              <w:t>Jon:</w:t>
-            </w:r>
-            <w:r>
-              <w:rPr>
-                <w:rFonts w:ascii="Source Sans 3" w:hAnsi="Source Sans 3"/>
-                <w:bCs/>
-                <w:sz w:val="23"/>
-                <w:szCs w:val="23"/>
-              </w:rPr>
-              <w:t xml:space="preserve"> Did you say $50?</w:t>
-            </w:r>
-          </w:p>
-          <w:p>
-            <w:pPr>
-              <w:tabs>
-                <w:tab w:val="left" w:pos="4413"/>
-              </w:tabs>
-              <w:rPr>
-                <w:rFonts w:ascii="Source Sans 3" w:hAnsi="Source Sans 3"/>
-                <w:bCs/>
-                <w:sz w:val="23"/>
-                <w:szCs w:val="23"/>
-              </w:rPr>
-            </w:pPr>
-            <w:r>
-              <w:rPr>
-                <w:rFonts w:ascii="Source Sans 3" w:hAnsi="Source Sans 3"/>
-                <w:b/>
-                <w:bCs/>
-                <w:sz w:val="23"/>
-                <w:szCs w:val="23"/>
-              </w:rPr>
-              <w:t>Rita:</w:t>
-            </w:r>
-            <w:r>
-              <w:rPr>
-                <w:rFonts w:ascii="Source Sans 3" w:hAnsi="Source Sans 3"/>
-                <w:bCs/>
-                <w:sz w:val="23"/>
-                <w:szCs w:val="23"/>
-              </w:rPr>
-              <w:t xml:space="preserve"> No, $15. </w:t>
-            </w:r>
-            <w:proofErr w:type="gramStart"/>
-            <w:r>
-              <w:rPr>
-                <w:rFonts w:ascii="Source Sans 3" w:hAnsi="Source Sans 3"/>
-                <w:bCs/>
-                <w:sz w:val="23"/>
-                <w:szCs w:val="23"/>
-              </w:rPr>
-              <w:t>So</w:t>
-            </w:r>
-            <w:proofErr w:type="gramEnd"/>
-            <w:r>
-              <w:rPr>
-                <w:rFonts w:ascii="Source Sans 3" w:hAnsi="Source Sans 3"/>
-                <w:bCs/>
-                <w:sz w:val="23"/>
-                <w:szCs w:val="23"/>
-              </w:rPr>
-              <w:t xml:space="preserve"> I thought it was really quite cheap. And I didn't have to bring along a helmet to wear either. That was included - and we also got a lock, so it was easy to park our bikes safely when we wanted to stop and take a break!</w:t>
-            </w:r>
-          </w:p>
-          <w:p>
-            <w:pPr>
-              <w:tabs>
-                <w:tab w:val="left" w:pos="4413"/>
-              </w:tabs>
-              <w:rPr>
-                <w:rFonts w:ascii="Source Sans 3" w:hAnsi="Source Sans 3"/>
-                <w:bCs/>
-                <w:sz w:val="23"/>
-                <w:szCs w:val="23"/>
-              </w:rPr>
-            </w:pPr>
-            <w:r>
-              <w:rPr>
-                <w:rFonts w:ascii="Source Sans 3" w:hAnsi="Source Sans 3"/>
-                <w:b/>
-                <w:bCs/>
-                <w:sz w:val="23"/>
-                <w:szCs w:val="23"/>
-              </w:rPr>
-              <w:t>Jon:</w:t>
-            </w:r>
-            <w:r>
-              <w:rPr>
-                <w:rFonts w:ascii="Source Sans 3" w:hAnsi="Source Sans 3"/>
-                <w:bCs/>
-                <w:sz w:val="23"/>
-                <w:szCs w:val="23"/>
-              </w:rPr>
-              <w:t xml:space="preserve"> Sounds good. Have you got the website address of the place you got your bike from? I quite like the idea of doing a bike tour.</w:t>
-            </w:r>
-          </w:p>
-          <w:p>
-            <w:pPr>
-              <w:tabs>
-                <w:tab w:val="left" w:pos="4413"/>
-              </w:tabs>
-              <w:rPr>
-                <w:rFonts w:ascii="Source Sans 3" w:hAnsi="Source Sans 3"/>
-                <w:bCs/>
-                <w:sz w:val="23"/>
-                <w:szCs w:val="23"/>
-              </w:rPr>
-            </w:pPr>
-            <w:r>
-              <w:rPr>
-                <w:rFonts w:ascii="Source Sans 3" w:hAnsi="Source Sans 3"/>
-                <w:b/>
-                <w:bCs/>
-                <w:sz w:val="23"/>
-                <w:szCs w:val="23"/>
-              </w:rPr>
-              <w:t>Rita:</w:t>
-            </w:r>
-            <w:r>
-              <w:rPr>
-                <w:rFonts w:ascii="Source Sans 3" w:hAnsi="Source Sans 3"/>
-                <w:bCs/>
-                <w:sz w:val="23"/>
-                <w:szCs w:val="23"/>
-              </w:rPr>
-              <w:t xml:space="preserve"> </w:t>
-            </w:r>
-            <w:proofErr w:type="gramStart"/>
-            <w:r>
-              <w:rPr>
-                <w:rFonts w:ascii="Source Sans 3" w:hAnsi="Source Sans 3"/>
-                <w:bCs/>
-                <w:sz w:val="23"/>
-                <w:szCs w:val="23"/>
-              </w:rPr>
-              <w:t>Yes</w:t>
-            </w:r>
-            <w:proofErr w:type="gramEnd"/>
-            <w:r>
-              <w:rPr>
-                <w:rFonts w:ascii="Source Sans 3" w:hAnsi="Source Sans 3"/>
-                <w:bCs/>
-                <w:sz w:val="23"/>
-                <w:szCs w:val="23"/>
-              </w:rPr>
-              <w:t xml:space="preserve"> it's a really easy one to remember. It's tradelectric.com</w:t>
-            </w:r>
-          </w:p>
-          <w:p>
-            <w:pPr>
-              <w:tabs>
-                <w:tab w:val="left" w:pos="4413"/>
-              </w:tabs>
-              <w:rPr>
-                <w:rFonts w:ascii="Source Sans 3" w:hAnsi="Source Sans 3"/>
-                <w:bCs/>
-                <w:sz w:val="23"/>
-                <w:szCs w:val="23"/>
-              </w:rPr>
-            </w:pPr>
-            <w:r>
-              <w:rPr>
-                <w:rFonts w:ascii="Source Sans 3" w:hAnsi="Source Sans 3"/>
-                <w:b/>
-                <w:bCs/>
-                <w:sz w:val="23"/>
-                <w:szCs w:val="23"/>
-              </w:rPr>
-              <w:t>Jon:</w:t>
-            </w:r>
-            <w:r>
-              <w:rPr>
-                <w:rFonts w:ascii="Source Sans 3" w:hAnsi="Source Sans 3"/>
-                <w:bCs/>
-                <w:sz w:val="23"/>
-                <w:szCs w:val="23"/>
-              </w:rPr>
-              <w:t xml:space="preserve"> Can you say that again?</w:t>
-            </w:r>
-          </w:p>
-          <w:p>
-            <w:pPr>
-              <w:tabs>
-                <w:tab w:val="left" w:pos="4413"/>
-              </w:tabs>
-              <w:rPr>
-                <w:rFonts w:ascii="Source Sans 3" w:hAnsi="Source Sans 3"/>
-                <w:bCs/>
-                <w:sz w:val="23"/>
-                <w:szCs w:val="23"/>
-              </w:rPr>
-            </w:pPr>
-            <w:r>
-              <w:rPr>
-                <w:rFonts w:ascii="Source Sans 3" w:hAnsi="Source Sans 3"/>
-                <w:b/>
-                <w:bCs/>
-                <w:sz w:val="23"/>
-                <w:szCs w:val="23"/>
-              </w:rPr>
-              <w:t>Rita:</w:t>
-            </w:r>
-            <w:r>
-              <w:rPr>
-                <w:rFonts w:ascii="Source Sans 3" w:hAnsi="Source Sans 3"/>
-                <w:bCs/>
-                <w:sz w:val="23"/>
-                <w:szCs w:val="23"/>
-              </w:rPr>
-              <w:t xml:space="preserve"> tradelectric-T-R-A-D-E-L-E-C-T-R-I-C all </w:t>
-            </w:r>
-            <w:proofErr w:type="gramStart"/>
-            <w:r>
-              <w:rPr>
-                <w:rFonts w:ascii="Source Sans 3" w:hAnsi="Source Sans 3"/>
-                <w:bCs/>
-                <w:sz w:val="23"/>
-                <w:szCs w:val="23"/>
-              </w:rPr>
-              <w:t>one word</w:t>
-            </w:r>
-            <w:proofErr w:type="gramEnd"/>
-            <w:r>
-              <w:rPr>
-                <w:rFonts w:ascii="Source Sans 3" w:hAnsi="Source Sans 3"/>
-                <w:bCs/>
-                <w:sz w:val="23"/>
-                <w:szCs w:val="23"/>
-              </w:rPr>
-              <w:t xml:space="preserve"> dot com.</w:t>
-            </w:r>
-          </w:p>
-          <w:p>
-            <w:pPr>
-              <w:tabs>
-                <w:tab w:val="left" w:pos="4413"/>
-              </w:tabs>
-              <w:rPr>
-                <w:rFonts w:ascii="Source Sans 3" w:hAnsi="Source Sans 3"/>
-                <w:bCs/>
-                <w:sz w:val="23"/>
-                <w:szCs w:val="23"/>
-              </w:rPr>
-            </w:pPr>
-            <w:r>
-              <w:rPr>
-                <w:rFonts w:ascii="Source Sans 3" w:hAnsi="Source Sans 3"/>
-                <w:b/>
-                <w:bCs/>
-                <w:sz w:val="23"/>
-                <w:szCs w:val="23"/>
-              </w:rPr>
-              <w:t>Jon:</w:t>
-            </w:r>
-            <w:r>
-              <w:rPr>
-                <w:rFonts w:ascii="Source Sans 3" w:hAnsi="Source Sans 3"/>
-                <w:bCs/>
-                <w:sz w:val="23"/>
-                <w:szCs w:val="23"/>
-              </w:rPr>
-              <w:t xml:space="preserve"> Thanks, Rita.</w:t>
-            </w:r>
-          </w:p>
-          <w:p>
-            <w:pPr>
-              <w:tabs>
-                <w:tab w:val="left" w:pos="4413"/>
-              </w:tabs>
-              <w:rPr>
-                <w:rFonts w:ascii="Source Sans 3" w:hAnsi="Source Sans 3"/>
-                <w:bCs/>
-                <w:sz w:val="23"/>
-                <w:szCs w:val="23"/>
-              </w:rPr>
-            </w:pPr>
-            <w:r>
-              <w:rPr>
-                <w:rFonts w:ascii="Source Sans 3" w:hAnsi="Source Sans 3"/>
-                <w:b/>
-                <w:bCs/>
-                <w:sz w:val="23"/>
-                <w:szCs w:val="23"/>
-              </w:rPr>
-              <w:t>Rita:</w:t>
-            </w:r>
-            <w:r>
-              <w:rPr>
-                <w:rFonts w:ascii="Source Sans 3" w:hAnsi="Source Sans 3"/>
-                <w:bCs/>
-                <w:sz w:val="23"/>
-                <w:szCs w:val="23"/>
-              </w:rPr>
-              <w:t xml:space="preserve"> No problem. Hey, maybe we can do a bike tour together. I'd love to cycle as far as the harbour next time.</w:t>
+              <w:t xml:space="preserve"> No problem. Hey, maybe we can do a bike tour together. I'd love to cycle as far as the </w:t>
+            </w:r>
+            <w:proofErr w:type="spellStart"/>
+            <w:r>
+              <w:rPr>
+                <w:rFonts w:ascii="Source Sans 3" w:hAnsi="Source Sans 3"/>
+                <w:bCs/>
+                <w:sz w:val="23"/>
+                <w:szCs w:val="23"/>
+              </w:rPr>
+              <w:t>harbour</w:t>
+            </w:r>
+            <w:proofErr w:type="spellEnd"/>
+            <w:r>
+              <w:rPr>
+                <w:rFonts w:ascii="Source Sans 3" w:hAnsi="Source Sans 3"/>
+                <w:bCs/>
+                <w:sz w:val="23"/>
+                <w:szCs w:val="23"/>
+              </w:rPr>
+              <w:t xml:space="preserve"> next time.</w:t>
             </w:r>
           </w:p>
           <w:p>
@@ -6977,29 +7199,89 @@
                 <w:sz w:val="23"/>
                 <w:szCs w:val="23"/>
               </w:rPr>
-              <w:t xml:space="preserve"> Well, I live in a small town in the north of my country. It has quite a few interesting places to visit. For example, in the centre of town, on the north side of the square we have the historic town hall, which was built in 1895. In front of it, there's a beautiful fountain. Opposite the town hall there's the library. Then if you go over the bridge, we have the art gallery, a big modern building, which often has interesting exhibitions. The art gallery is actually between the cinema (to the north) and a big shopping mall, where I often meet up with my friends.</w:t>
-            </w:r>
-          </w:p>
-          <w:p>
-            <w:pPr>
-              <w:tabs>
-                <w:tab w:val="left" w:pos="4413"/>
-              </w:tabs>
-              <w:rPr>
-                <w:rFonts w:ascii="Source Sans 3" w:hAnsi="Source Sans 3"/>
-                <w:bCs/>
-                <w:sz w:val="23"/>
-                <w:szCs w:val="23"/>
-              </w:rPr>
-            </w:pPr>
-            <w:r>
-              <w:rPr>
-                <w:rFonts w:ascii="Source Sans 3" w:hAnsi="Source Sans 3"/>
-                <w:bCs/>
-                <w:sz w:val="23"/>
-                <w:szCs w:val="23"/>
-              </w:rPr>
-              <w:t>To the south of the town, there's a harbour, where you can take a boat to the islands. And then next to the harbour is the stadium, where people go to watch our local football team. And just behind it is the public swimming pool. It's an outdoor pool - lovely in summer, but very chilly the rest of the year.</w:t>
+              <w:t xml:space="preserve"> Well, I live in a small town in the north of my country. It has quite a few interesting places to visit. For example, in the </w:t>
+            </w:r>
+            <w:proofErr w:type="spellStart"/>
+            <w:r>
+              <w:rPr>
+                <w:rFonts w:ascii="Source Sans 3" w:hAnsi="Source Sans 3"/>
+                <w:bCs/>
+                <w:sz w:val="23"/>
+                <w:szCs w:val="23"/>
+              </w:rPr>
+              <w:t>centre</w:t>
+            </w:r>
+            <w:proofErr w:type="spellEnd"/>
+            <w:r>
+              <w:rPr>
+                <w:rFonts w:ascii="Source Sans 3" w:hAnsi="Source Sans 3"/>
+                <w:bCs/>
+                <w:sz w:val="23"/>
+                <w:szCs w:val="23"/>
+              </w:rPr>
+              <w:t xml:space="preserve"> of town, on the north side of the square we have the historic town hall, which was built in 1895. In front of it, there's a beautiful fountain. Opposite the town hall there's the library. Then if you go over the bridge, we have the art gallery, a big modern building, which often has interesting exhibitions. The art gallery is actually between the cinema (to the north) and a big shopping mall, where I often meet up with my friends.</w:t>
+            </w:r>
+          </w:p>
+          <w:p>
+            <w:pPr>
+              <w:tabs>
+                <w:tab w:val="left" w:pos="4413"/>
+              </w:tabs>
+              <w:rPr>
+                <w:rFonts w:ascii="Source Sans 3" w:hAnsi="Source Sans 3"/>
+                <w:bCs/>
+                <w:sz w:val="23"/>
+                <w:szCs w:val="23"/>
+              </w:rPr>
+            </w:pPr>
+            <w:r>
+              <w:rPr>
+                <w:rFonts w:ascii="Source Sans 3" w:hAnsi="Source Sans 3"/>
+                <w:bCs/>
+                <w:sz w:val="23"/>
+                <w:szCs w:val="23"/>
+              </w:rPr>
+              <w:t xml:space="preserve">To the south of the town, there's a </w:t>
+            </w:r>
+            <w:proofErr w:type="spellStart"/>
+            <w:r>
+              <w:rPr>
+                <w:rFonts w:ascii="Source Sans 3" w:hAnsi="Source Sans 3"/>
+                <w:bCs/>
+                <w:sz w:val="23"/>
+                <w:szCs w:val="23"/>
+              </w:rPr>
+              <w:t>harbour</w:t>
+            </w:r>
+            <w:proofErr w:type="spellEnd"/>
+            <w:r>
+              <w:rPr>
+                <w:rFonts w:ascii="Source Sans 3" w:hAnsi="Source Sans 3"/>
+                <w:bCs/>
+                <w:sz w:val="23"/>
+                <w:szCs w:val="23"/>
+              </w:rPr>
+              <w:t xml:space="preserve">, where you can take a boat to the islands. And then next to the </w:t>
+            </w:r>
+            <w:proofErr w:type="spellStart"/>
+            <w:r>
+              <w:rPr>
+                <w:rFonts w:ascii="Source Sans 3" w:hAnsi="Source Sans 3"/>
+                <w:bCs/>
+                <w:sz w:val="23"/>
+                <w:szCs w:val="23"/>
+              </w:rPr>
+              <w:t>harbour</w:t>
+            </w:r>
+            <w:proofErr w:type="spellEnd"/>
+            <w:r>
+              <w:rPr>
+                <w:rFonts w:ascii="Source Sans 3" w:hAnsi="Source Sans 3"/>
+                <w:bCs/>
+                <w:sz w:val="23"/>
+                <w:szCs w:val="23"/>
+              </w:rPr>
+              <w:t xml:space="preserve"> is the stadium, where people go to watch our local football team. And just behind it is the public swimming pool. It's an outdoor pool - lovely in summer, but very chilly the rest of the year.</w:t>
             </w:r>
           </w:p>
         </w:tc>
@@ -7251,27 +7533,7 @@
                 <w:sz w:val="23"/>
                 <w:szCs w:val="23"/>
               </w:rPr>
-              <w:t xml:space="preserve"> In the last ten years Baku has changed a lot. Ten years </w:t>
-            </w:r>
-            <w:proofErr w:type="gramStart"/>
-            <w:r>
-              <w:rPr>
-                <w:rFonts w:ascii="Source Sans 3" w:hAnsi="Source Sans 3"/>
-                <w:bCs/>
-                <w:sz w:val="23"/>
-                <w:szCs w:val="23"/>
-              </w:rPr>
-              <w:t>ago</w:t>
-            </w:r>
-            <w:proofErr w:type="gramEnd"/>
-            <w:r>
-              <w:rPr>
-                <w:rFonts w:ascii="Source Sans 3" w:hAnsi="Source Sans 3"/>
-                <w:bCs/>
-                <w:sz w:val="23"/>
-                <w:szCs w:val="23"/>
-              </w:rPr>
-              <w:t xml:space="preserve"> we didn't have so many tall buildings and there wasn't as much to do then. The biggest problem is that everything is more expensive now.</w:t>
+              <w:t xml:space="preserve"> In the last ten years Baku has changed a lot. Ten years ago we didn't have so many tall buildings and there wasn't as much to do then. The biggest problem is that everything is more expensive now.</w:t>
             </w:r>
           </w:p>
           <w:p>
@@ -7503,19 +7765,147 @@
                 <w:sz w:val="23"/>
                 <w:szCs w:val="23"/>
               </w:rPr>
-              <w:t xml:space="preserve"> Our town is situated on the </w:t>
-            </w:r>
-            <w:proofErr w:type="gramStart"/>
-            <w:r>
-              <w:rPr>
-                <w:rFonts w:ascii="Source Sans 3" w:hAnsi="Source Sans 3"/>
-                <w:bCs/>
-                <w:sz w:val="23"/>
-                <w:szCs w:val="23"/>
-              </w:rPr>
-              <w:t>Yangtze river</w:t>
-            </w:r>
-            <w:proofErr w:type="gramEnd"/>
+              <w:t xml:space="preserve"> Our town is situated on the Yangtze river.</w:t>
+            </w:r>
+          </w:p>
+          <w:p>
+            <w:pPr>
+              <w:tabs>
+                <w:tab w:val="left" w:pos="4413"/>
+              </w:tabs>
+              <w:rPr>
+                <w:rFonts w:ascii="Source Sans 3" w:hAnsi="Source Sans 3"/>
+                <w:bCs/>
+                <w:sz w:val="23"/>
+                <w:szCs w:val="23"/>
+              </w:rPr>
+            </w:pPr>
+            <w:r>
+              <w:rPr>
+                <w:rFonts w:ascii="Source Sans 3" w:hAnsi="Source Sans 3"/>
+                <w:b/>
+                <w:bCs/>
+                <w:sz w:val="23"/>
+                <w:szCs w:val="23"/>
+              </w:rPr>
+              <w:t>4</w:t>
+            </w:r>
+            <w:r>
+              <w:rPr>
+                <w:rFonts w:ascii="Source Sans 3" w:hAnsi="Source Sans 3"/>
+                <w:bCs/>
+                <w:sz w:val="23"/>
+                <w:szCs w:val="23"/>
+              </w:rPr>
+              <w:t xml:space="preserve"> The shopping mall is called 'the Galleria'.</w:t>
+            </w:r>
+          </w:p>
+          <w:p>
+            <w:pPr>
+              <w:tabs>
+                <w:tab w:val="left" w:pos="4413"/>
+              </w:tabs>
+              <w:rPr>
+                <w:rFonts w:ascii="Source Sans 3" w:hAnsi="Source Sans 3"/>
+                <w:bCs/>
+                <w:sz w:val="23"/>
+                <w:szCs w:val="23"/>
+              </w:rPr>
+            </w:pPr>
+            <w:r>
+              <w:rPr>
+                <w:rFonts w:ascii="Source Sans 3" w:hAnsi="Source Sans 3"/>
+                <w:b/>
+                <w:bCs/>
+                <w:sz w:val="23"/>
+                <w:szCs w:val="23"/>
+              </w:rPr>
+              <w:t>5</w:t>
+            </w:r>
+            <w:r>
+              <w:rPr>
+                <w:rFonts w:ascii="Source Sans 3" w:hAnsi="Source Sans 3"/>
+                <w:bCs/>
+                <w:sz w:val="23"/>
+                <w:szCs w:val="23"/>
+              </w:rPr>
+              <w:t xml:space="preserve"> The library is located across from the swimming pool.</w:t>
+            </w:r>
+          </w:p>
+          <w:p>
+            <w:pPr>
+              <w:tabs>
+                <w:tab w:val="left" w:pos="4413"/>
+              </w:tabs>
+              <w:rPr>
+                <w:rFonts w:ascii="Source Sans 3" w:hAnsi="Source Sans 3"/>
+                <w:bCs/>
+                <w:sz w:val="23"/>
+                <w:szCs w:val="23"/>
+              </w:rPr>
+            </w:pPr>
+            <w:r>
+              <w:rPr>
+                <w:rFonts w:ascii="Source Sans 3" w:hAnsi="Source Sans 3"/>
+                <w:b/>
+                <w:bCs/>
+                <w:sz w:val="23"/>
+                <w:szCs w:val="23"/>
+              </w:rPr>
+              <w:t>6</w:t>
+            </w:r>
+            <w:r>
+              <w:rPr>
+                <w:rFonts w:ascii="Source Sans 3" w:hAnsi="Source Sans 3"/>
+                <w:bCs/>
+                <w:sz w:val="23"/>
+                <w:szCs w:val="23"/>
+              </w:rPr>
+              <w:t xml:space="preserve"> Many things have changed over the years in my home town.</w:t>
+            </w:r>
+          </w:p>
+          <w:p>
+            <w:pPr>
+              <w:tabs>
+                <w:tab w:val="left" w:pos="4413"/>
+              </w:tabs>
+              <w:rPr>
+                <w:rFonts w:ascii="Source Sans 3" w:hAnsi="Source Sans 3"/>
+                <w:bCs/>
+                <w:sz w:val="23"/>
+                <w:szCs w:val="23"/>
+              </w:rPr>
+            </w:pPr>
+            <w:r>
+              <w:rPr>
+                <w:rFonts w:ascii="Source Sans 3" w:hAnsi="Source Sans 3"/>
+                <w:b/>
+                <w:bCs/>
+                <w:sz w:val="23"/>
+                <w:szCs w:val="23"/>
+              </w:rPr>
+              <w:t>7</w:t>
+            </w:r>
+            <w:r>
+              <w:rPr>
+                <w:rFonts w:ascii="Source Sans 3" w:hAnsi="Source Sans 3"/>
+                <w:bCs/>
+                <w:sz w:val="23"/>
+                <w:szCs w:val="23"/>
+              </w:rPr>
+              <w:t xml:space="preserve"> A number of new apartments were developed by the </w:t>
+            </w:r>
+            <w:proofErr w:type="spellStart"/>
+            <w:r>
+              <w:rPr>
+                <w:rFonts w:ascii="Source Sans 3" w:hAnsi="Source Sans 3"/>
+                <w:bCs/>
+                <w:sz w:val="23"/>
+                <w:szCs w:val="23"/>
+              </w:rPr>
+              <w:t>harbour</w:t>
+            </w:r>
+            <w:proofErr w:type="spellEnd"/>
             <w:r>
               <w:rPr>
                 <w:rFonts w:ascii="Source Sans 3" w:hAnsi="Source Sans 3"/>
@@ -7524,134 +7914,6 @@
                 <w:szCs w:val="23"/>
               </w:rPr>
               <w:t>.</w:t>
-            </w:r>
-          </w:p>
-          <w:p>
-            <w:pPr>
-              <w:tabs>
-                <w:tab w:val="left" w:pos="4413"/>
-              </w:tabs>
-              <w:rPr>
-                <w:rFonts w:ascii="Source Sans 3" w:hAnsi="Source Sans 3"/>
-                <w:bCs/>
-                <w:sz w:val="23"/>
-                <w:szCs w:val="23"/>
-              </w:rPr>
-            </w:pPr>
-            <w:r>
-              <w:rPr>
-                <w:rFonts w:ascii="Source Sans 3" w:hAnsi="Source Sans 3"/>
-                <w:b/>
-                <w:bCs/>
-                <w:sz w:val="23"/>
-                <w:szCs w:val="23"/>
-              </w:rPr>
-              <w:t>4</w:t>
-            </w:r>
-            <w:r>
-              <w:rPr>
-                <w:rFonts w:ascii="Source Sans 3" w:hAnsi="Source Sans 3"/>
-                <w:bCs/>
-                <w:sz w:val="23"/>
-                <w:szCs w:val="23"/>
-              </w:rPr>
-              <w:t xml:space="preserve"> The shopping mall is called 'the Galleria'.</w:t>
-            </w:r>
-          </w:p>
-          <w:p>
-            <w:pPr>
-              <w:tabs>
-                <w:tab w:val="left" w:pos="4413"/>
-              </w:tabs>
-              <w:rPr>
-                <w:rFonts w:ascii="Source Sans 3" w:hAnsi="Source Sans 3"/>
-                <w:bCs/>
-                <w:sz w:val="23"/>
-                <w:szCs w:val="23"/>
-              </w:rPr>
-            </w:pPr>
-            <w:r>
-              <w:rPr>
-                <w:rFonts w:ascii="Source Sans 3" w:hAnsi="Source Sans 3"/>
-                <w:b/>
-                <w:bCs/>
-                <w:sz w:val="23"/>
-                <w:szCs w:val="23"/>
-              </w:rPr>
-              <w:t>5</w:t>
-            </w:r>
-            <w:r>
-              <w:rPr>
-                <w:rFonts w:ascii="Source Sans 3" w:hAnsi="Source Sans 3"/>
-                <w:bCs/>
-                <w:sz w:val="23"/>
-                <w:szCs w:val="23"/>
-              </w:rPr>
-              <w:t xml:space="preserve"> The library is located across from the swimming pool.</w:t>
-            </w:r>
-          </w:p>
-          <w:p>
-            <w:pPr>
-              <w:tabs>
-                <w:tab w:val="left" w:pos="4413"/>
-              </w:tabs>
-              <w:rPr>
-                <w:rFonts w:ascii="Source Sans 3" w:hAnsi="Source Sans 3"/>
-                <w:bCs/>
-                <w:sz w:val="23"/>
-                <w:szCs w:val="23"/>
-              </w:rPr>
-            </w:pPr>
-            <w:r>
-              <w:rPr>
-                <w:rFonts w:ascii="Source Sans 3" w:hAnsi="Source Sans 3"/>
-                <w:b/>
-                <w:bCs/>
-                <w:sz w:val="23"/>
-                <w:szCs w:val="23"/>
-              </w:rPr>
-              <w:t>6</w:t>
-            </w:r>
-            <w:r>
-              <w:rPr>
-                <w:rFonts w:ascii="Source Sans 3" w:hAnsi="Source Sans 3"/>
-                <w:bCs/>
-                <w:sz w:val="23"/>
-                <w:szCs w:val="23"/>
-              </w:rPr>
-              <w:t xml:space="preserve"> Many things have changed over the years in my home town.</w:t>
-            </w:r>
-          </w:p>
-          <w:p>
-            <w:pPr>
-              <w:tabs>
-                <w:tab w:val="left" w:pos="4413"/>
-              </w:tabs>
-              <w:rPr>
-                <w:rFonts w:ascii="Source Sans 3" w:hAnsi="Source Sans 3"/>
-                <w:bCs/>
-                <w:sz w:val="23"/>
-                <w:szCs w:val="23"/>
-              </w:rPr>
-            </w:pPr>
-            <w:r>
-              <w:rPr>
-                <w:rFonts w:ascii="Source Sans 3" w:hAnsi="Source Sans 3"/>
-                <w:b/>
-                <w:bCs/>
-                <w:sz w:val="23"/>
-                <w:szCs w:val="23"/>
-              </w:rPr>
-              <w:t>7</w:t>
-            </w:r>
-            <w:r>
-              <w:rPr>
-                <w:rFonts w:ascii="Source Sans 3" w:hAnsi="Source Sans 3"/>
-                <w:bCs/>
-                <w:sz w:val="23"/>
-                <w:szCs w:val="23"/>
-              </w:rPr>
-              <w:t xml:space="preserve"> A number of new apartments were developed by the harbour.</w:t>
             </w:r>
           </w:p>
           <w:p>
@@ -7962,47 +8224,7 @@
                 <w:sz w:val="23"/>
                 <w:szCs w:val="23"/>
               </w:rPr>
-              <w:t xml:space="preserve"> Most of the city is pretty modern, but there's an ancient castle where the </w:t>
-            </w:r>
-            <w:proofErr w:type="gramStart"/>
-            <w:r>
-              <w:rPr>
-                <w:rFonts w:ascii="Source Sans 3" w:hAnsi="Source Sans 3"/>
-                <w:bCs/>
-                <w:sz w:val="23"/>
-                <w:szCs w:val="23"/>
-              </w:rPr>
-              <w:t>Emperor</w:t>
-            </w:r>
-            <w:proofErr w:type="gramEnd"/>
-            <w:r>
-              <w:rPr>
-                <w:rFonts w:ascii="Source Sans 3" w:hAnsi="Source Sans 3"/>
-                <w:bCs/>
-                <w:sz w:val="23"/>
-                <w:szCs w:val="23"/>
-              </w:rPr>
-              <w:t xml:space="preserve"> used to live. It's just a place for tourists to visit now, but in the </w:t>
-            </w:r>
-            <w:proofErr w:type="gramStart"/>
-            <w:r>
-              <w:rPr>
-                <w:rFonts w:ascii="Source Sans 3" w:hAnsi="Source Sans 3"/>
-                <w:bCs/>
-                <w:sz w:val="23"/>
-                <w:szCs w:val="23"/>
-              </w:rPr>
-              <w:t>past</w:t>
-            </w:r>
-            <w:proofErr w:type="gramEnd"/>
-            <w:r>
-              <w:rPr>
-                <w:rFonts w:ascii="Source Sans 3" w:hAnsi="Source Sans 3"/>
-                <w:bCs/>
-                <w:sz w:val="23"/>
-                <w:szCs w:val="23"/>
-              </w:rPr>
-              <w:t xml:space="preserve"> it was the most important place in the country and it's over 1000 years old.</w:t>
+              <w:t xml:space="preserve"> Most of the city is pretty modern, but there's an ancient castle where the Emperor used to live. It's just a place for tourists to visit now, but in the past it was the most important place in the country and it's over 1000 years old.</w:t>
             </w:r>
           </w:p>
           <w:p>
@@ -8434,7 +8656,69 @@
                 <w:sz w:val="23"/>
                 <w:szCs w:val="23"/>
               </w:rPr>
-              <w:t>OK... got it right up on screen now. Food Photography Saturday the 19th of September. And it looks like you're in luck there are only a couple of spaces left. We've taken ten bookings already, so you've just made it - the course is limited to 12 participants. It's very popular.</w:t>
+              <w:t>OK... got it right up on screen now. Food Photography</w:t>
+            </w:r>
+          </w:p>
+          <w:p>
+            <w:pPr>
+              <w:tabs>
+                <w:tab w:val="left" w:pos="4413"/>
+              </w:tabs>
+              <w:rPr>
+                <w:rFonts w:ascii="Source Sans 3" w:hAnsi="Source Sans 3"/>
+                <w:bCs/>
+                <w:sz w:val="23"/>
+                <w:szCs w:val="23"/>
+              </w:rPr>
+            </w:pPr>
+            <w:r>
+              <w:rPr>
+                <w:rFonts w:ascii="Source Sans 3" w:hAnsi="Source Sans 3"/>
+                <w:bCs/>
+                <w:sz w:val="23"/>
+                <w:szCs w:val="23"/>
+              </w:rPr>
+              <w:t xml:space="preserve">- </w:t>
+            </w:r>
+            <w:r>
+              <w:rPr>
+                <w:rFonts w:ascii="Source Sans 3" w:hAnsi="Source Sans 3"/>
+                <w:bCs/>
+                <w:sz w:val="23"/>
+                <w:szCs w:val="23"/>
+              </w:rPr>
+              <w:t>Saturday the 19th of September. And it looks like you're in luck</w:t>
+            </w:r>
+          </w:p>
+          <w:p>
+            <w:pPr>
+              <w:tabs>
+                <w:tab w:val="left" w:pos="4413"/>
+              </w:tabs>
+              <w:rPr>
+                <w:rFonts w:ascii="Source Sans 3" w:hAnsi="Source Sans 3"/>
+                <w:bCs/>
+                <w:sz w:val="23"/>
+                <w:szCs w:val="23"/>
+              </w:rPr>
+            </w:pPr>
+            <w:r>
+              <w:rPr>
+                <w:rFonts w:ascii="Source Sans 3" w:hAnsi="Source Sans 3"/>
+                <w:bCs/>
+                <w:sz w:val="23"/>
+                <w:szCs w:val="23"/>
+              </w:rPr>
+              <w:t xml:space="preserve">- </w:t>
+            </w:r>
+            <w:r>
+              <w:rPr>
+                <w:rFonts w:ascii="Source Sans 3" w:hAnsi="Source Sans 3"/>
+                <w:bCs/>
+                <w:sz w:val="23"/>
+                <w:szCs w:val="23"/>
+              </w:rPr>
+              <w:t>there are only a couple of spaces left. We've taken ten bookings already, so you've just made it - the course is limited to 12 participants. It's very popular.</w:t>
             </w:r>
           </w:p>
           <w:p>
@@ -9200,27 +9484,7 @@
                 <w:sz w:val="23"/>
                 <w:szCs w:val="23"/>
               </w:rPr>
-              <w:t xml:space="preserve">Now, I'll just give you a bit more information about the course itself. Basically, you'll learn how to take good photos of food using a digital camera. </w:t>
-            </w:r>
-            <w:proofErr w:type="gramStart"/>
-            <w:r>
-              <w:rPr>
-                <w:rFonts w:ascii="Source Sans 3" w:hAnsi="Source Sans 3"/>
-                <w:bCs/>
-                <w:sz w:val="23"/>
-                <w:szCs w:val="23"/>
-              </w:rPr>
-              <w:t>So</w:t>
-            </w:r>
-            <w:proofErr w:type="gramEnd"/>
-            <w:r>
-              <w:rPr>
-                <w:rFonts w:ascii="Source Sans 3" w:hAnsi="Source Sans 3"/>
-                <w:bCs/>
-                <w:sz w:val="23"/>
-                <w:szCs w:val="23"/>
-              </w:rPr>
-              <w:t xml:space="preserve"> it'll train you in the basics of using a range of camera angles.</w:t>
+              <w:t>Now, I'll just give you a bit more information about the course itself. Basically, you'll learn how to take good photos of food using a digital camera. So it'll train you in the basics of using a range of camera angles.</w:t>
             </w:r>
           </w:p>
           <w:p>
@@ -9370,7 +9634,27 @@
                 <w:sz w:val="23"/>
                 <w:szCs w:val="23"/>
               </w:rPr>
-              <w:t>the Lincoln Hotel - so you'll have the opportunity to practise taking photographs using real dishes!</w:t>
+              <w:t xml:space="preserve">the Lincoln Hotel - so you'll have the opportunity to </w:t>
+            </w:r>
+            <w:proofErr w:type="spellStart"/>
+            <w:r>
+              <w:rPr>
+                <w:rFonts w:ascii="Source Sans 3" w:hAnsi="Source Sans 3"/>
+                <w:bCs/>
+                <w:sz w:val="23"/>
+                <w:szCs w:val="23"/>
+              </w:rPr>
+              <w:t>practise</w:t>
+            </w:r>
+            <w:proofErr w:type="spellEnd"/>
+            <w:r>
+              <w:rPr>
+                <w:rFonts w:ascii="Source Sans 3" w:hAnsi="Source Sans 3"/>
+                <w:bCs/>
+                <w:sz w:val="23"/>
+                <w:szCs w:val="23"/>
+              </w:rPr>
+              <w:t xml:space="preserve"> taking photographs using real dishes!</w:t>
             </w:r>
           </w:p>
           <w:p>
@@ -9619,7 +9903,27 @@
                 <w:sz w:val="23"/>
                 <w:szCs w:val="23"/>
               </w:rPr>
-              <w:t>I'm a student. I'm doing a part-time fashion and textiles course. I'm at Milton College, in the centre of the city. I'm in my third year and at the moment I'm studying 12 hours a week.</w:t>
+              <w:t xml:space="preserve">I'm a student. I'm doing a part-time fashion and textiles course. I'm at Milton College, in the </w:t>
+            </w:r>
+            <w:proofErr w:type="spellStart"/>
+            <w:r>
+              <w:rPr>
+                <w:rFonts w:ascii="Source Sans 3" w:hAnsi="Source Sans 3"/>
+                <w:bCs/>
+                <w:sz w:val="23"/>
+                <w:szCs w:val="23"/>
+              </w:rPr>
+              <w:t>centre</w:t>
+            </w:r>
+            <w:proofErr w:type="spellEnd"/>
+            <w:r>
+              <w:rPr>
+                <w:rFonts w:ascii="Source Sans 3" w:hAnsi="Source Sans 3"/>
+                <w:bCs/>
+                <w:sz w:val="23"/>
+                <w:szCs w:val="23"/>
+              </w:rPr>
+              <w:t xml:space="preserve"> of the city. I'm in my third year and at the moment I'm studying 12 hours a week.</w:t>
             </w:r>
           </w:p>
           <w:p>
@@ -9706,6 +10010,7 @@
                 <w:sz w:val="23"/>
                 <w:szCs w:val="23"/>
               </w:rPr>
+              <w:lastRenderedPageBreak/>
               <w:t xml:space="preserve">Examiner: </w:t>
             </w:r>
             <w:r>
@@ -9738,7 +10043,6 @@
                 <w:sz w:val="23"/>
                 <w:szCs w:val="23"/>
               </w:rPr>
-              <w:lastRenderedPageBreak/>
               <w:t xml:space="preserve">Nina: </w:t>
             </w:r>
             <w:r>
@@ -9748,7 +10052,27 @@
                 <w:sz w:val="23"/>
                 <w:szCs w:val="23"/>
               </w:rPr>
-              <w:t>Yes, I would. I'd really like to learn how to use computer software to create new designs. This should also help me create new shades of colour. Using technology in this way would be really challenging for me, I think.</w:t>
+              <w:t xml:space="preserve">Yes, I would. I'd really like to learn how to use computer software to create new designs. This should also help me create new shades of </w:t>
+            </w:r>
+            <w:proofErr w:type="spellStart"/>
+            <w:r>
+              <w:rPr>
+                <w:rFonts w:ascii="Source Sans 3" w:hAnsi="Source Sans 3"/>
+                <w:bCs/>
+                <w:sz w:val="23"/>
+                <w:szCs w:val="23"/>
+              </w:rPr>
+              <w:t>colour</w:t>
+            </w:r>
+            <w:proofErr w:type="spellEnd"/>
+            <w:r>
+              <w:rPr>
+                <w:rFonts w:ascii="Source Sans 3" w:hAnsi="Source Sans 3"/>
+                <w:bCs/>
+                <w:sz w:val="23"/>
+                <w:szCs w:val="23"/>
+              </w:rPr>
+              <w:t>. Using technology in this way would be really challenging for me, I think.</w:t>
             </w:r>
           </w:p>
           <w:p>
@@ -10384,25 +10708,14 @@
               </w:rPr>
               <w:t xml:space="preserve">A: </w:t>
             </w:r>
-            <w:proofErr w:type="gramStart"/>
-            <w:r>
-              <w:rPr>
-                <w:rFonts w:ascii="Source Sans 3" w:hAnsi="Source Sans 3"/>
-                <w:bCs/>
-                <w:sz w:val="23"/>
-                <w:szCs w:val="23"/>
-              </w:rPr>
-              <w:t>So</w:t>
-            </w:r>
-            <w:proofErr w:type="gramEnd"/>
-            <w:r>
-              <w:rPr>
-                <w:rFonts w:ascii="Source Sans 3" w:hAnsi="Source Sans 3"/>
-                <w:bCs/>
-                <w:sz w:val="23"/>
-                <w:szCs w:val="23"/>
-              </w:rPr>
-              <w:t xml:space="preserve"> do you think that we now have everything ready for the meal?</w:t>
+            <w:r>
+              <w:rPr>
+                <w:rFonts w:ascii="Source Sans 3" w:hAnsi="Source Sans 3"/>
+                <w:bCs/>
+                <w:sz w:val="23"/>
+                <w:szCs w:val="23"/>
+              </w:rPr>
+              <w:t>So do you think that we now have everything ready for the meal?</w:t>
             </w:r>
           </w:p>
           <w:p>
@@ -10868,25 +11181,14 @@
               </w:rPr>
               <w:t xml:space="preserve">B: </w:t>
             </w:r>
-            <w:proofErr w:type="gramStart"/>
-            <w:r>
-              <w:rPr>
-                <w:rFonts w:ascii="Source Sans 3" w:hAnsi="Source Sans 3"/>
-                <w:bCs/>
-                <w:sz w:val="23"/>
-                <w:szCs w:val="23"/>
-              </w:rPr>
-              <w:t>Well</w:t>
-            </w:r>
-            <w:proofErr w:type="gramEnd"/>
-            <w:r>
-              <w:rPr>
-                <w:rFonts w:ascii="Source Sans 3" w:hAnsi="Source Sans 3"/>
-                <w:bCs/>
-                <w:sz w:val="23"/>
-                <w:szCs w:val="23"/>
-              </w:rPr>
-              <w:t xml:space="preserve"> I went over to Best Buy, and I got some nice carrots and peas, but I didn't like the look of the cucumbers.</w:t>
+            <w:r>
+              <w:rPr>
+                <w:rFonts w:ascii="Source Sans 3" w:hAnsi="Source Sans 3"/>
+                <w:bCs/>
+                <w:sz w:val="23"/>
+                <w:szCs w:val="23"/>
+              </w:rPr>
+              <w:t>Well I went over to Best Buy, and I got some nice carrots and peas, but I didn't like the look of the cucumbers.</w:t>
             </w:r>
           </w:p>
           <w:p>
@@ -11071,27 +11373,27 @@
                 <w:sz w:val="23"/>
                 <w:szCs w:val="23"/>
               </w:rPr>
-              <w:t xml:space="preserve">In this new series of 'Talk of the Town' we'll be looking at the different restaurants in and around Ogdenville and getting some tips and recommendations from our resident food critic, Chris Griffin. </w:t>
-            </w:r>
-            <w:proofErr w:type="gramStart"/>
-            <w:r>
-              <w:rPr>
-                <w:rFonts w:ascii="Source Sans 3" w:hAnsi="Source Sans 3"/>
-                <w:bCs/>
-                <w:sz w:val="23"/>
-                <w:szCs w:val="23"/>
-              </w:rPr>
-              <w:t>So</w:t>
-            </w:r>
-            <w:proofErr w:type="gramEnd"/>
-            <w:r>
-              <w:rPr>
-                <w:rFonts w:ascii="Source Sans 3" w:hAnsi="Source Sans 3"/>
-                <w:bCs/>
-                <w:sz w:val="23"/>
-                <w:szCs w:val="23"/>
-              </w:rPr>
-              <w:t xml:space="preserve"> Chris, where have you been this week?</w:t>
+              <w:t xml:space="preserve">In this new series of 'Talk of the Town' we'll be looking at the different restaurants in and around </w:t>
+            </w:r>
+            <w:proofErr w:type="spellStart"/>
+            <w:r>
+              <w:rPr>
+                <w:rFonts w:ascii="Source Sans 3" w:hAnsi="Source Sans 3"/>
+                <w:bCs/>
+                <w:sz w:val="23"/>
+                <w:szCs w:val="23"/>
+              </w:rPr>
+              <w:t>Ogdenville</w:t>
+            </w:r>
+            <w:proofErr w:type="spellEnd"/>
+            <w:r>
+              <w:rPr>
+                <w:rFonts w:ascii="Source Sans 3" w:hAnsi="Source Sans 3"/>
+                <w:bCs/>
+                <w:sz w:val="23"/>
+                <w:szCs w:val="23"/>
+              </w:rPr>
+              <w:t xml:space="preserve"> and getting some tips and recommendations from our resident food critic, Chris Griffin. So Chris, where have you been this week?</w:t>
             </w:r>
           </w:p>
           <w:p>
@@ -11379,27 +11681,47 @@
                 <w:sz w:val="23"/>
                 <w:szCs w:val="23"/>
               </w:rPr>
-              <w:t xml:space="preserve">Yes, I have. The Tower in Market Street is a fashionable restaurant where people can get a good meal at a reasonable price. I had a pizza, but it isn't a </w:t>
-            </w:r>
-            <w:proofErr w:type="gramStart"/>
-            <w:r>
-              <w:rPr>
-                <w:rFonts w:ascii="Source Sans 3" w:hAnsi="Source Sans 3"/>
-                <w:bCs/>
-                <w:sz w:val="23"/>
-                <w:szCs w:val="23"/>
-              </w:rPr>
-              <w:t>fast food</w:t>
-            </w:r>
-            <w:proofErr w:type="gramEnd"/>
-            <w:r>
-              <w:rPr>
-                <w:rFonts w:ascii="Source Sans 3" w:hAnsi="Source Sans 3"/>
-                <w:bCs/>
-                <w:sz w:val="23"/>
-                <w:szCs w:val="23"/>
-              </w:rPr>
-              <w:t xml:space="preserve"> restaurant, it specialises in all different types of food from Italy. I've heard that the lasagne is especially good.</w:t>
+              <w:t xml:space="preserve">Yes, I have. The Tower in Market Street is a fashionable restaurant where people can get a good meal at a reasonable price. I had a pizza, but it isn't a fast food restaurant, it </w:t>
+            </w:r>
+            <w:proofErr w:type="spellStart"/>
+            <w:r>
+              <w:rPr>
+                <w:rFonts w:ascii="Source Sans 3" w:hAnsi="Source Sans 3"/>
+                <w:bCs/>
+                <w:sz w:val="23"/>
+                <w:szCs w:val="23"/>
+              </w:rPr>
+              <w:t>specialises</w:t>
+            </w:r>
+            <w:proofErr w:type="spellEnd"/>
+            <w:r>
+              <w:rPr>
+                <w:rFonts w:ascii="Source Sans 3" w:hAnsi="Source Sans 3"/>
+                <w:bCs/>
+                <w:sz w:val="23"/>
+                <w:szCs w:val="23"/>
+              </w:rPr>
+              <w:t xml:space="preserve"> in all different types of food from Italy. I've heard that the </w:t>
+            </w:r>
+            <w:proofErr w:type="spellStart"/>
+            <w:r>
+              <w:rPr>
+                <w:rFonts w:ascii="Source Sans 3" w:hAnsi="Source Sans 3"/>
+                <w:bCs/>
+                <w:sz w:val="23"/>
+                <w:szCs w:val="23"/>
+              </w:rPr>
+              <w:t>lasagne</w:t>
+            </w:r>
+            <w:proofErr w:type="spellEnd"/>
+            <w:r>
+              <w:rPr>
+                <w:rFonts w:ascii="Source Sans 3" w:hAnsi="Source Sans 3"/>
+                <w:bCs/>
+                <w:sz w:val="23"/>
+                <w:szCs w:val="23"/>
+              </w:rPr>
+              <w:t xml:space="preserve"> is especially good.</w:t>
             </w:r>
           </w:p>
           <w:p>
@@ -11549,50 +11871,41 @@
                 <w:sz w:val="23"/>
                 <w:szCs w:val="23"/>
               </w:rPr>
-              <w:t>Chinese and Korean cooking is that they all use chopsticks rather than knives and forks like people in the West. The chopsticks that people use in the different countries are quite different though. In China the chopsticks tend to be made of wood and are round at the end, whereas in Korea they're made of stainless steel and are rough at the end. This is because in the past the emperor would use silver chopsticks, as they changed colour if there was any poison in the dish. They can be quite tricky to use, but in Korea people use a spoon to eat their rice. In Japan they use a variety of things to make chopsticks. Wood and plastic are the most popular now, but you can find bone, metal and even ivory ones.</w:t>
-            </w:r>
-          </w:p>
-          <w:p>
-            <w:pPr>
-              <w:tabs>
-                <w:tab w:val="left" w:pos="4413"/>
-              </w:tabs>
-              <w:rPr>
-                <w:rFonts w:ascii="Source Sans 3" w:hAnsi="Source Sans 3"/>
-                <w:bCs/>
-                <w:sz w:val="23"/>
-                <w:szCs w:val="23"/>
-              </w:rPr>
-            </w:pPr>
-            <w:r>
-              <w:rPr>
-                <w:rFonts w:ascii="Source Sans 3" w:hAnsi="Source Sans 3"/>
-                <w:bCs/>
-                <w:sz w:val="23"/>
-                <w:szCs w:val="23"/>
-              </w:rPr>
-              <w:t xml:space="preserve">If we look at the food of the different countries, it's very difficult to talk about China in general terms because it has many different cuisines. </w:t>
-            </w:r>
-            <w:proofErr w:type="gramStart"/>
-            <w:r>
-              <w:rPr>
-                <w:rFonts w:ascii="Source Sans 3" w:hAnsi="Source Sans 3"/>
-                <w:bCs/>
-                <w:sz w:val="23"/>
-                <w:szCs w:val="23"/>
-              </w:rPr>
-              <w:t>So</w:t>
-            </w:r>
-            <w:proofErr w:type="gramEnd"/>
-            <w:r>
-              <w:rPr>
-                <w:rFonts w:ascii="Source Sans 3" w:hAnsi="Source Sans 3"/>
-                <w:bCs/>
-                <w:sz w:val="23"/>
-                <w:szCs w:val="23"/>
-              </w:rPr>
-              <w:t xml:space="preserve"> it might be better if we look at Korean and Japanese food a little more. It's well known that Koreans tend to like spicier food and red peppers can be </w:t>
-            </w:r>
+              <w:t xml:space="preserve">Chinese and Korean cooking is that they all use chopsticks rather than knives and forks like people in the West. The chopsticks that people use in the different countries are quite different though. In China the chopsticks tend to be made of wood and are round at the end, whereas in Korea they're made of stainless steel and are rough at the end. This is because in the past the emperor would use silver chopsticks, as they changed </w:t>
+            </w:r>
+            <w:proofErr w:type="spellStart"/>
+            <w:r>
+              <w:rPr>
+                <w:rFonts w:ascii="Source Sans 3" w:hAnsi="Source Sans 3"/>
+                <w:bCs/>
+                <w:sz w:val="23"/>
+                <w:szCs w:val="23"/>
+              </w:rPr>
+              <w:t>colour</w:t>
+            </w:r>
+            <w:proofErr w:type="spellEnd"/>
+            <w:r>
+              <w:rPr>
+                <w:rFonts w:ascii="Source Sans 3" w:hAnsi="Source Sans 3"/>
+                <w:bCs/>
+                <w:sz w:val="23"/>
+                <w:szCs w:val="23"/>
+              </w:rPr>
+              <w:t xml:space="preserve"> if there was any poison in the dish. They can be quite tricky to use, but in Korea people use a spoon to eat their rice. In Japan they use a variety of things to make chopsticks. Wood and plastic are the most popular now, but you can find bone, metal and even ivory ones.</w:t>
+            </w:r>
+          </w:p>
+          <w:p>
+            <w:pPr>
+              <w:tabs>
+                <w:tab w:val="left" w:pos="4413"/>
+              </w:tabs>
+              <w:rPr>
+                <w:rFonts w:ascii="Source Sans 3" w:hAnsi="Source Sans 3"/>
+                <w:bCs/>
+                <w:sz w:val="23"/>
+                <w:szCs w:val="23"/>
+              </w:rPr>
+            </w:pPr>
             <w:r>
               <w:rPr>
                 <w:rFonts w:ascii="Source Sans 3" w:hAnsi="Source Sans 3"/>
@@ -11601,7 +11914,7 @@
                 <w:szCs w:val="23"/>
               </w:rPr>
               <w:lastRenderedPageBreak/>
-              <w:t>found in a wide number of dishes. I suppose that everybody thinks of sushi when they think of</w:t>
+              <w:t>If we look at the food of the different countries, it's very difficult to talk about China in general terms because it has many different cuisines. So it might be better if we look at Korean and Japanese food a little more. It's well known that Koreans tend to like spicier food and red peppers can be found in a wide number of dishes. I suppose that everybody thinks of sushi when they think of</w:t>
             </w:r>
             <w:r>
               <w:rPr>
@@ -11719,7 +12032,25 @@
                 <w:sz w:val="23"/>
                 <w:szCs w:val="23"/>
               </w:rPr>
-              <w:t>Today in the studio I am pleased to have with me the famous chef, Graham Shepherd. Graham has just come back from Beijing in China, where he was making a TV programme on the food you can try in this historic city. So, Graham, what can you tell us about your trip? Was it how you expected it to be?</w:t>
+              <w:t xml:space="preserve">Today in the studio I am pleased to have with me the famous chef, Graham Shepherd. Graham has just come back from Beijing in China, where he was making a TV </w:t>
+            </w:r>
+            <w:proofErr w:type="spellStart"/>
+            <w:r>
+              <w:rPr>
+                <w:rFonts w:ascii="Source Sans 3" w:hAnsi="Source Sans 3"/>
+                <w:sz w:val="23"/>
+                <w:szCs w:val="23"/>
+              </w:rPr>
+              <w:t>programme</w:t>
+            </w:r>
+            <w:proofErr w:type="spellEnd"/>
+            <w:r>
+              <w:rPr>
+                <w:rFonts w:ascii="Source Sans 3" w:hAnsi="Source Sans 3"/>
+                <w:sz w:val="23"/>
+                <w:szCs w:val="23"/>
+              </w:rPr>
+              <w:t xml:space="preserve"> on the food you can try in this historic city. So, Graham, what can you tell us about your trip? Was it how you expected it to be?</w:t>
             </w:r>
           </w:p>
           <w:p>
@@ -11826,7 +12157,25 @@
                 <w:sz w:val="23"/>
                 <w:szCs w:val="23"/>
               </w:rPr>
-              <w:t>Oh, yes. One of the things that I had was jellyfish. It added a nice texture to the dish, but I thought it didn't taste of much. One dish that did have a strong taste was hotpot. The dish I had was made in the Sichuan style, so it was very spicy. What I found interesting was that the hotpot was put on a hotplate in the centre of the table, and we were given a dish of raw food and we chose what we wanted and put it into the pot ourselves, and got it out when it was ready. It was great fun and very sociable. And very tasty!</w:t>
+              <w:t xml:space="preserve">Oh, yes. One of the things that I had was jellyfish. It added a nice texture to the dish, but I thought it didn't taste of much. One dish that did have a strong taste was hotpot. The dish I had was made in the Sichuan style, so it was very spicy. What I found interesting was that the hotpot was put on a hotplate in the </w:t>
+            </w:r>
+            <w:proofErr w:type="spellStart"/>
+            <w:r>
+              <w:rPr>
+                <w:rFonts w:ascii="Source Sans 3" w:hAnsi="Source Sans 3"/>
+                <w:sz w:val="23"/>
+                <w:szCs w:val="23"/>
+              </w:rPr>
+              <w:t>centre</w:t>
+            </w:r>
+            <w:proofErr w:type="spellEnd"/>
+            <w:r>
+              <w:rPr>
+                <w:rFonts w:ascii="Source Sans 3" w:hAnsi="Source Sans 3"/>
+                <w:sz w:val="23"/>
+                <w:szCs w:val="23"/>
+              </w:rPr>
+              <w:t xml:space="preserve"> of the table, and we were given a dish of raw food and we chose what we wanted and put it into the pot ourselves, and got it out when it was ready. It was great fun and very sociable. And very tasty!</w:t>
             </w:r>
           </w:p>
           <w:p>
@@ -11884,7 +12233,25 @@
                 <w:sz w:val="23"/>
                 <w:szCs w:val="23"/>
               </w:rPr>
-              <w:t>Of course, everybody knows about noodles and dumplings, but I doubt many people know how many different types there are! One of the highlights for me was learning how to make fresh noodles with a chef from Northern China. The recipe of egg, salt and wheat flour is quite simple, but to make the noodles by hand you need to be quite a skilful chef.</w:t>
+              <w:t xml:space="preserve">Of course, everybody knows about noodles and dumplings, but I doubt many people know how many different types there are! One of the highlights for me was learning how to make fresh noodles with a chef from Northern China. The recipe of egg, salt and wheat flour is quite simple, but to make the noodles by hand you need to be quite a </w:t>
+            </w:r>
+            <w:proofErr w:type="spellStart"/>
+            <w:r>
+              <w:rPr>
+                <w:rFonts w:ascii="Source Sans 3" w:hAnsi="Source Sans 3"/>
+                <w:sz w:val="23"/>
+                <w:szCs w:val="23"/>
+              </w:rPr>
+              <w:t>skilful</w:t>
+            </w:r>
+            <w:proofErr w:type="spellEnd"/>
+            <w:r>
+              <w:rPr>
+                <w:rFonts w:ascii="Source Sans 3" w:hAnsi="Source Sans 3"/>
+                <w:sz w:val="23"/>
+                <w:szCs w:val="23"/>
+              </w:rPr>
+              <w:t xml:space="preserve"> chef.</w:t>
             </w:r>
           </w:p>
           <w:p>
@@ -11933,25 +12300,7 @@
                 <w:sz w:val="23"/>
                 <w:szCs w:val="23"/>
               </w:rPr>
-              <w:t xml:space="preserve">Thanks Graham, that's really interesting, but </w:t>
-            </w:r>
-            <w:proofErr w:type="gramStart"/>
-            <w:r>
-              <w:rPr>
-                <w:rFonts w:ascii="Source Sans 3" w:hAnsi="Source Sans 3"/>
-                <w:sz w:val="23"/>
-                <w:szCs w:val="23"/>
-              </w:rPr>
-              <w:t>unfortunately</w:t>
-            </w:r>
-            <w:proofErr w:type="gramEnd"/>
-            <w:r>
-              <w:rPr>
-                <w:rFonts w:ascii="Source Sans 3" w:hAnsi="Source Sans 3"/>
-                <w:sz w:val="23"/>
-                <w:szCs w:val="23"/>
-              </w:rPr>
-              <w:t xml:space="preserve"> we've run out of time. If you'd like to know more about Graham's adventures, the series will be starting on Thursday at 7 o'clock on Channel 9.</w:t>
+              <w:t>Thanks Graham, that's really interesting, but unfortunately we've run out of time. If you'd like to know more about Graham's adventures, the series will be starting on Thursday at 7 o'clock on Channel 9.</w:t>
             </w:r>
           </w:p>
         </w:tc>
@@ -12058,25 +12407,7 @@
                 <w:sz w:val="23"/>
                 <w:szCs w:val="23"/>
               </w:rPr>
-              <w:t xml:space="preserve">These days a lot of young people actually enjoy Western food like pizza and fried chicken. Our national food is often too spicy, especially for children and foreigners, and </w:t>
-            </w:r>
-            <w:proofErr w:type="gramStart"/>
-            <w:r>
-              <w:rPr>
-                <w:rFonts w:ascii="Source Sans 3" w:hAnsi="Source Sans 3"/>
-                <w:sz w:val="23"/>
-                <w:szCs w:val="23"/>
-              </w:rPr>
-              <w:t>also</w:t>
-            </w:r>
-            <w:proofErr w:type="gramEnd"/>
-            <w:r>
-              <w:rPr>
-                <w:rFonts w:ascii="Source Sans 3" w:hAnsi="Source Sans 3"/>
-                <w:sz w:val="23"/>
-                <w:szCs w:val="23"/>
-              </w:rPr>
-              <w:t xml:space="preserve"> it takes too long to cook. I think that it's delicious though!</w:t>
+              <w:t>These days a lot of young people actually enjoy Western food like pizza and fried chicken. Our national food is often too spicy, especially for children and foreigners, and also it takes too long to cook. I think that it's delicious though!</w:t>
             </w:r>
           </w:p>
           <w:p>
@@ -12291,7 +12622,25 @@
                 <w:sz w:val="23"/>
                 <w:szCs w:val="23"/>
               </w:rPr>
-              <w:t>dish and most people in my country enjoy it. Unlike in most countries, we fry the rice with onion in olive oil before we add any liquid. We don't cook it in water, but a kind of soup or broth, which can be made of meat, fish or chicken. I'm from Milan, and our traditional risotto is made using saffron, which gives the dish a beautiful yellow colour. It's a very creamy and delicious dish. We usually have it as a starter, not as the main meal.</w:t>
+              <w:t xml:space="preserve">dish and most people in my country enjoy it. Unlike in most countries, we fry the rice with onion in olive oil before we add any liquid. We don't cook it in water, but a kind of soup or broth, which can be made of meat, fish or chicken. I'm from Milan, and our traditional risotto is made using saffron, which gives the dish a beautiful yellow </w:t>
+            </w:r>
+            <w:proofErr w:type="spellStart"/>
+            <w:r>
+              <w:rPr>
+                <w:rFonts w:ascii="Source Sans 3" w:hAnsi="Source Sans 3"/>
+                <w:sz w:val="23"/>
+                <w:szCs w:val="23"/>
+              </w:rPr>
+              <w:t>colour</w:t>
+            </w:r>
+            <w:proofErr w:type="spellEnd"/>
+            <w:r>
+              <w:rPr>
+                <w:rFonts w:ascii="Source Sans 3" w:hAnsi="Source Sans 3"/>
+                <w:sz w:val="23"/>
+                <w:szCs w:val="23"/>
+              </w:rPr>
+              <w:t>. It's a very creamy and delicious dish. We usually have it as a starter, not as the main meal.</w:t>
             </w:r>
           </w:p>
           <w:p>
@@ -12464,7 +12813,25 @@
                 <w:sz w:val="23"/>
                 <w:szCs w:val="23"/>
               </w:rPr>
-              <w:t>And if you're looking for shoes, you'll want to visit the fourth floor. You'll find a good selection of styles and colours in our footwear department situated right next to the coffee shop. This weekend, they're all half price and that includes a wide choice of sports shoes in most sizes! So, hurry before they're all gone! Sale ends Sunday! Miss our sale? Miss out!</w:t>
+              <w:t xml:space="preserve">And if you're looking for shoes, you'll want to visit the fourth floor. You'll find a good selection of styles and </w:t>
+            </w:r>
+            <w:proofErr w:type="spellStart"/>
+            <w:r>
+              <w:rPr>
+                <w:rFonts w:ascii="Source Sans 3" w:hAnsi="Source Sans 3"/>
+                <w:sz w:val="23"/>
+                <w:szCs w:val="23"/>
+              </w:rPr>
+              <w:t>colours</w:t>
+            </w:r>
+            <w:proofErr w:type="spellEnd"/>
+            <w:r>
+              <w:rPr>
+                <w:rFonts w:ascii="Source Sans 3" w:hAnsi="Source Sans 3"/>
+                <w:sz w:val="23"/>
+                <w:szCs w:val="23"/>
+              </w:rPr>
+              <w:t xml:space="preserve"> in our footwear department situated right next to the coffee shop. This weekend, they're all half price and that includes a wide choice of sports shoes in most sizes! So, hurry before they're all gone! Sale ends Sunday! Miss our sale? Miss out!</w:t>
             </w:r>
           </w:p>
           <w:p>
@@ -12546,7 +12913,25 @@
                 <w:sz w:val="23"/>
                 <w:szCs w:val="23"/>
               </w:rPr>
-              <w:t>It's very nice - I like the colour, and it'll definitely keep the sun off your face. Actually, I didn't notice the clothing stalls.</w:t>
+              <w:t xml:space="preserve">It's very nice - I like the </w:t>
+            </w:r>
+            <w:proofErr w:type="spellStart"/>
+            <w:r>
+              <w:rPr>
+                <w:rFonts w:ascii="Source Sans 3" w:hAnsi="Source Sans 3"/>
+                <w:sz w:val="23"/>
+                <w:szCs w:val="23"/>
+              </w:rPr>
+              <w:t>colour</w:t>
+            </w:r>
+            <w:proofErr w:type="spellEnd"/>
+            <w:r>
+              <w:rPr>
+                <w:rFonts w:ascii="Source Sans 3" w:hAnsi="Source Sans 3"/>
+                <w:sz w:val="23"/>
+                <w:szCs w:val="23"/>
+              </w:rPr>
+              <w:t>, and it'll definitely keep the sun off your face. Actually, I didn't notice the clothing stalls.</w:t>
             </w:r>
           </w:p>
           <w:p>
@@ -12575,7 +12960,25 @@
                 <w:sz w:val="23"/>
                 <w:szCs w:val="23"/>
               </w:rPr>
-              <w:t>I know you didn't! That's because you spent most of your time there looking at all the jewellery! And relaxing in all that fresh air, of course!</w:t>
+              <w:t xml:space="preserve">I know you didn't! That's because you spent most of your time there looking at all the </w:t>
+            </w:r>
+            <w:proofErr w:type="spellStart"/>
+            <w:r>
+              <w:rPr>
+                <w:rFonts w:ascii="Source Sans 3" w:hAnsi="Source Sans 3"/>
+                <w:sz w:val="23"/>
+                <w:szCs w:val="23"/>
+              </w:rPr>
+              <w:t>jewellery</w:t>
+            </w:r>
+            <w:proofErr w:type="spellEnd"/>
+            <w:r>
+              <w:rPr>
+                <w:rFonts w:ascii="Source Sans 3" w:hAnsi="Source Sans 3"/>
+                <w:sz w:val="23"/>
+                <w:szCs w:val="23"/>
+              </w:rPr>
+              <w:t>! And relaxing in all that fresh air, of course!</w:t>
             </w:r>
           </w:p>
           <w:p>
@@ -12651,23 +13054,13 @@
               </w:rPr>
               <w:t xml:space="preserve">A: </w:t>
             </w:r>
-            <w:proofErr w:type="gramStart"/>
-            <w:r>
-              <w:rPr>
-                <w:rFonts w:ascii="Source Sans 3" w:hAnsi="Source Sans 3"/>
-                <w:sz w:val="23"/>
-                <w:szCs w:val="23"/>
-              </w:rPr>
-              <w:t>So</w:t>
-            </w:r>
-            <w:proofErr w:type="gramEnd"/>
-            <w:r>
-              <w:rPr>
-                <w:rFonts w:ascii="Source Sans 3" w:hAnsi="Source Sans 3"/>
-                <w:sz w:val="23"/>
-                <w:szCs w:val="23"/>
-              </w:rPr>
-              <w:t xml:space="preserve"> what did you think of it? It only opened a few weeks ago, didn't it?</w:t>
+            <w:r>
+              <w:rPr>
+                <w:rFonts w:ascii="Source Sans 3" w:hAnsi="Source Sans 3"/>
+                <w:sz w:val="23"/>
+                <w:szCs w:val="23"/>
+              </w:rPr>
+              <w:t>So what did you think of it? It only opened a few weeks ago, didn't it?</w:t>
             </w:r>
           </w:p>
           <w:p>
@@ -12768,6 +13161,7 @@
                 <w:sz w:val="23"/>
                 <w:szCs w:val="23"/>
               </w:rPr>
+              <w:lastRenderedPageBreak/>
               <w:t>Mindset_L1_41.mp3</w:t>
             </w:r>
           </w:p>
@@ -12819,7 +13213,6 @@
                 <w:sz w:val="23"/>
                 <w:szCs w:val="23"/>
               </w:rPr>
-              <w:lastRenderedPageBreak/>
               <w:t>And now for the local news... A new branch of Sports World, the Danish sporting goods company, is opening on Saturday. Most of you will be familiar with the branch in the south of Grinstead that opened two years ago and which has enjoyed a lot of success. There was talk of them opening a new store in the Meadows Shopping Centre in the north of the town, but they have finally decided to open in the east, near the football stadium. As a special treat for fans, Grinstead Town's Danish striker Jesper Nielsen will be opening the store ahead of their home match at the weekend.</w:t>
             </w:r>
           </w:p>
@@ -12864,7 +13257,25 @@
                 <w:sz w:val="23"/>
                 <w:szCs w:val="23"/>
               </w:rPr>
-              <w:t>That's the end of our tour of the city, so you now have a couple of hours to spend exploring the city centre. If you want to buy souvenirs, you might find them cheaper near the hotel. However, if you're feeling a bit tired, there are plenty of teashops nearby and they also sell boxes of tea that make really good presents. A word of warning, you'll find a lot of cheap electronic stores offering cameras at really low prices. They might seem good quality, but we've had a lot of complaints from tourists who have bought them, only to find they break after about a week.</w:t>
+              <w:t xml:space="preserve">That's the end of our tour of the city, so you now have a couple of hours to spend exploring the city </w:t>
+            </w:r>
+            <w:proofErr w:type="spellStart"/>
+            <w:r>
+              <w:rPr>
+                <w:rFonts w:ascii="Source Sans 3" w:hAnsi="Source Sans 3"/>
+                <w:sz w:val="23"/>
+                <w:szCs w:val="23"/>
+              </w:rPr>
+              <w:t>centre</w:t>
+            </w:r>
+            <w:proofErr w:type="spellEnd"/>
+            <w:r>
+              <w:rPr>
+                <w:rFonts w:ascii="Source Sans 3" w:hAnsi="Source Sans 3"/>
+                <w:sz w:val="23"/>
+                <w:szCs w:val="23"/>
+              </w:rPr>
+              <w:t>. If you want to buy souvenirs, you might find them cheaper near the hotel. However, if you're feeling a bit tired, there are plenty of teashops nearby and they also sell boxes of tea that make really good presents. A word of warning, you'll find a lot of cheap electronic stores offering cameras at really low prices. They might seem good quality, but we've had a lot of complaints from tourists who have bought them, only to find they break after about a week.</w:t>
             </w:r>
           </w:p>
           <w:p>
@@ -12908,7 +13319,25 @@
                 <w:sz w:val="23"/>
                 <w:szCs w:val="23"/>
               </w:rPr>
-              <w:t>Thank you for calling the Eastgate Shopping Centre. The centre is currently closed. Our opening days and times are as follows... Monday to Saturday we are open from nine o'clock until six o'clock and on Sunday, our doors open at eleven o'clock and we close at five o'clock.</w:t>
+              <w:t xml:space="preserve">Thank you for calling the Eastgate Shopping Centre. The </w:t>
+            </w:r>
+            <w:proofErr w:type="spellStart"/>
+            <w:r>
+              <w:rPr>
+                <w:rFonts w:ascii="Source Sans 3" w:hAnsi="Source Sans 3"/>
+                <w:sz w:val="23"/>
+                <w:szCs w:val="23"/>
+              </w:rPr>
+              <w:t>centre</w:t>
+            </w:r>
+            <w:proofErr w:type="spellEnd"/>
+            <w:r>
+              <w:rPr>
+                <w:rFonts w:ascii="Source Sans 3" w:hAnsi="Source Sans 3"/>
+                <w:sz w:val="23"/>
+                <w:szCs w:val="23"/>
+              </w:rPr>
+              <w:t xml:space="preserve"> is currently closed. Our opening days and times are as follows... Monday to Saturday we are open from nine o'clock until six o'clock and on Sunday, our doors open at eleven o'clock and we close at five o'clock.</w:t>
             </w:r>
           </w:p>
           <w:p>
@@ -13037,7 +13466,25 @@
                 <w:sz w:val="23"/>
                 <w:szCs w:val="23"/>
               </w:rPr>
-              <w:t>We also sell a lot of T-shirts. When I first opened the shop, I had a lot of designs that I'd worked on at university and in general these had writing on the front. I thought that it might be fun if people could put a photograph on the T-shirts as well. I invested quite a bit of money in this and they were popular at first. We sometimes have young children who come in with their parents and they buy T-shirts with photographs on. I've stopped designing T-shirts with writing on them, because I don't have the time, so now we sell more T-shirts with nothing on them at all. If fashions change, I might go back to designing them and if you want a photograph on your T-shirt, you know where to come.</w:t>
+              <w:t xml:space="preserve">We also sell a lot of T-shirts. When I first opened the shop, I had a lot of designs that I'd worked on at university and in general these </w:t>
+            </w:r>
+            <w:proofErr w:type="spellStart"/>
+            <w:r>
+              <w:rPr>
+                <w:rFonts w:ascii="Source Sans 3" w:hAnsi="Source Sans 3"/>
+                <w:sz w:val="23"/>
+                <w:szCs w:val="23"/>
+              </w:rPr>
+              <w:t>had</w:t>
+            </w:r>
+            <w:proofErr w:type="spellEnd"/>
+            <w:r>
+              <w:rPr>
+                <w:rFonts w:ascii="Source Sans 3" w:hAnsi="Source Sans 3"/>
+                <w:sz w:val="23"/>
+                <w:szCs w:val="23"/>
+              </w:rPr>
+              <w:t xml:space="preserve"> writing on the front. I thought that it might be fun if people could put a photograph on the T-shirts as well. I invested quite a bit of money in this and they were popular at first. We sometimes have young children who come in with their parents and they buy T-shirts with photographs on. I've stopped designing T-shirts with writing on them, because I don't have the time, so now we sell more T-shirts with nothing on them at all. If fashions change, I might go back to designing them and if you want a photograph on your T-shirt, you know where to come.</w:t>
             </w:r>
           </w:p>
         </w:tc>
@@ -13106,7 +13553,25 @@
                 <w:sz w:val="23"/>
                 <w:szCs w:val="23"/>
               </w:rPr>
-              <w:t xml:space="preserve">Calling all fans of Sam West! This famous adventure writer will be in Westfield shopping centre tomorrow in Bookworms Bookshop on the first floor. He will be signing copies of his latest book, </w:t>
+              <w:t xml:space="preserve">Calling all fans of Sam West! This famous adventure writer will be in Westfield shopping </w:t>
+            </w:r>
+            <w:proofErr w:type="spellStart"/>
+            <w:r>
+              <w:rPr>
+                <w:rFonts w:ascii="Source Sans 3" w:hAnsi="Source Sans 3"/>
+                <w:sz w:val="23"/>
+                <w:szCs w:val="23"/>
+              </w:rPr>
+              <w:t>centre</w:t>
+            </w:r>
+            <w:proofErr w:type="spellEnd"/>
+            <w:r>
+              <w:rPr>
+                <w:rFonts w:ascii="Source Sans 3" w:hAnsi="Source Sans 3"/>
+                <w:sz w:val="23"/>
+                <w:szCs w:val="23"/>
+              </w:rPr>
+              <w:t xml:space="preserve"> tomorrow in Bookworms Bookshop on the first floor. He will be signing copies of his latest book, </w:t>
             </w:r>
             <w:r>
               <w:rPr>
@@ -13124,7 +13589,25 @@
                 <w:sz w:val="23"/>
                 <w:szCs w:val="23"/>
               </w:rPr>
-              <w:t>. He is expected to get there at quarter past two and will stay until half past three. Get there as soon as you can because queues will start to form as early as noon. Don't miss this great opportunity to meet everyone's favourite writer!</w:t>
+              <w:t xml:space="preserve">. He is expected to get there at quarter past two and will stay until half past three. Get there as soon as you can because queues will start to form as early as noon. Don't miss this great opportunity to meet everyone's </w:t>
+            </w:r>
+            <w:proofErr w:type="spellStart"/>
+            <w:r>
+              <w:rPr>
+                <w:rFonts w:ascii="Source Sans 3" w:hAnsi="Source Sans 3"/>
+                <w:sz w:val="23"/>
+                <w:szCs w:val="23"/>
+              </w:rPr>
+              <w:t>favourite</w:t>
+            </w:r>
+            <w:proofErr w:type="spellEnd"/>
+            <w:r>
+              <w:rPr>
+                <w:rFonts w:ascii="Source Sans 3" w:hAnsi="Source Sans 3"/>
+                <w:sz w:val="23"/>
+                <w:szCs w:val="23"/>
+              </w:rPr>
+              <w:t xml:space="preserve"> writer!</w:t>
             </w:r>
           </w:p>
         </w:tc>
@@ -13193,7 +13676,25 @@
                 <w:sz w:val="23"/>
                 <w:szCs w:val="23"/>
               </w:rPr>
-              <w:t>I had a great day at that new shopping centre but I would complain about one thing-and not the usual kind of thing - the service in all the shops was good, and I had a delicious</w:t>
+              <w:t xml:space="preserve">I had a great day at that new shopping </w:t>
+            </w:r>
+            <w:proofErr w:type="spellStart"/>
+            <w:r>
+              <w:rPr>
+                <w:rFonts w:ascii="Source Sans 3" w:hAnsi="Source Sans 3"/>
+                <w:sz w:val="23"/>
+                <w:szCs w:val="23"/>
+              </w:rPr>
+              <w:t>centre</w:t>
+            </w:r>
+            <w:proofErr w:type="spellEnd"/>
+            <w:r>
+              <w:rPr>
+                <w:rFonts w:ascii="Source Sans 3" w:hAnsi="Source Sans 3"/>
+                <w:sz w:val="23"/>
+                <w:szCs w:val="23"/>
+              </w:rPr>
+              <w:t xml:space="preserve"> but I would complain about one thing-and not the usual kind of thing - the service in all the shops was good, and I had a delicious</w:t>
             </w:r>
             <w:r>
               <w:rPr>
@@ -13302,25 +13803,7 @@
                 <w:sz w:val="23"/>
                 <w:szCs w:val="23"/>
               </w:rPr>
-              <w:t xml:space="preserve">Hello everyone. </w:t>
-            </w:r>
-            <w:proofErr w:type="gramStart"/>
-            <w:r>
-              <w:rPr>
-                <w:rFonts w:ascii="Source Sans 3" w:hAnsi="Source Sans 3"/>
-                <w:sz w:val="23"/>
-                <w:szCs w:val="23"/>
-              </w:rPr>
-              <w:t>So</w:t>
-            </w:r>
-            <w:proofErr w:type="gramEnd"/>
-            <w:r>
-              <w:rPr>
-                <w:rFonts w:ascii="Source Sans 3" w:hAnsi="Source Sans 3"/>
-                <w:sz w:val="23"/>
-                <w:szCs w:val="23"/>
-              </w:rPr>
-              <w:t xml:space="preserve"> can you all hear me and see me? OK, my name's David Edwards and I'm your tour leader for your shopping tour today. Now, as you can see, we're parked just in front of the main theatre. if any of you would like tickets for tonight's performance, we can arrange</w:t>
+              <w:t>Hello everyone. So can you all hear me and see me? OK, my name's David Edwards and I'm your tour leader for your shopping tour today. Now, as you can see, we're parked just in front of the main theatre. if any of you would like tickets for tonight's performance, we can arrange</w:t>
             </w:r>
             <w:r>
               <w:rPr>
@@ -13336,25 +13819,7 @@
                 <w:sz w:val="23"/>
                 <w:szCs w:val="23"/>
               </w:rPr>
-              <w:t xml:space="preserve">that for you. We're just round the corner from the railway station. If you want. to come on our Historic Buildings tour tomorrow, the coach will leave from just outside the station. And if you want to go for a drink at the end. of our tour today, there are plenty of cafés just behind the station. We're still waiting for a few people, but while we </w:t>
-            </w:r>
-            <w:proofErr w:type="gramStart"/>
-            <w:r>
-              <w:rPr>
-                <w:rFonts w:ascii="Source Sans 3" w:hAnsi="Source Sans 3"/>
-                <w:sz w:val="23"/>
-                <w:szCs w:val="23"/>
-              </w:rPr>
-              <w:t>wait</w:t>
-            </w:r>
-            <w:proofErr w:type="gramEnd"/>
-            <w:r>
-              <w:rPr>
-                <w:rFonts w:ascii="Source Sans 3" w:hAnsi="Source Sans 3"/>
-                <w:sz w:val="23"/>
-                <w:szCs w:val="23"/>
-              </w:rPr>
-              <w:t xml:space="preserve"> I can tell you a little about the theatre. Although the building is very modern, in fact a theatre has existed on this site for over 200 years. The original theatre used to be very popular because of the musicals it put on. However, it had to be rebuilt after a fire. Some</w:t>
+              <w:t>that for you. We're just round the corner from the railway station. If you want. to come on our Historic Buildings tour tomorrow, the coach will leave from just outside the station. And if you want to go for a drink at the end. of our tour today, there are plenty of cafés just behind the station. We're still waiting for a few people, but while we wait I can tell you a little about the theatre. Although the building is very modern, in fact a theatre has existed on this site for over 200 years. The original theatre used to be very popular because of the musicals it put on. However, it had to be rebuilt after a fire. Some</w:t>
             </w:r>
             <w:r>
               <w:rPr>
@@ -13422,25 +13887,7 @@
                 <w:sz w:val="23"/>
                 <w:szCs w:val="23"/>
               </w:rPr>
-              <w:t xml:space="preserve">Now, in a few minutes' time at 9.30-we'll be starting our tour. </w:t>
-            </w:r>
-            <w:proofErr w:type="gramStart"/>
-            <w:r>
-              <w:rPr>
-                <w:rFonts w:ascii="Source Sans 3" w:hAnsi="Source Sans 3"/>
-                <w:sz w:val="23"/>
-                <w:szCs w:val="23"/>
-              </w:rPr>
-              <w:t>First</w:t>
-            </w:r>
-            <w:proofErr w:type="gramEnd"/>
-            <w:r>
-              <w:rPr>
-                <w:rFonts w:ascii="Source Sans 3" w:hAnsi="Source Sans 3"/>
-                <w:sz w:val="23"/>
-                <w:szCs w:val="23"/>
-              </w:rPr>
-              <w:t xml:space="preserve"> we're going to make our way down to Market Place, which is one of the most famous squares in the city that should take us about ten minutes. There's not too much traffic on the roads, so we should get there at quarter to ten at the latest</w:t>
+              <w:t>Now, in a few minutes' time at 9.30-we'll be starting our tour. First we're going to make our way down to Market Place, which is one of the most famous squares in the city that should take us about ten minutes. There's not too much traffic on the roads, so we should get there at quarter to ten at the latest</w:t>
             </w:r>
             <w:r>
               <w:rPr>
@@ -13484,8 +13931,18 @@
                 <w:sz w:val="23"/>
                 <w:szCs w:val="23"/>
               </w:rPr>
-              <w:t>local pottery and leather goods. Personally, I suggest that you visit the jewellery</w:t>
-            </w:r>
+              <w:t xml:space="preserve">local pottery and leather goods. Personally, I suggest that you visit the </w:t>
+            </w:r>
+            <w:proofErr w:type="spellStart"/>
+            <w:r>
+              <w:rPr>
+                <w:rFonts w:ascii="Source Sans 3" w:hAnsi="Source Sans 3"/>
+                <w:sz w:val="23"/>
+                <w:szCs w:val="23"/>
+              </w:rPr>
+              <w:t>jewellery</w:t>
+            </w:r>
+            <w:proofErr w:type="spellEnd"/>
             <w:r>
               <w:rPr>
                 <w:rFonts w:ascii="Source Sans 3" w:hAnsi="Source Sans 3"/>
@@ -13552,7 +14009,43 @@
                 <w:sz w:val="23"/>
                 <w:szCs w:val="23"/>
               </w:rPr>
-              <w:t>And finally, in the afternoon we will be visiting the Fashion Fair in the exhibition centre on the outskirts of the city. This is a huge venue, so try not to get lost. There is a whole hall devoted just to footwear - every kind of shoes and boots you can imagine. You can easily find it because it has a green roof. Just don't go through the blue doors at the entrance of the centre - you have to pay for that part of the exhibition. And if all that shopping has exhausted you, there's a café where you can rest your weary feet! That's in the building with a red sign. But don't worry, I'll remind you all about that later.</w:t>
+              <w:t xml:space="preserve">And finally, in the afternoon we will be visiting the Fashion Fair in the exhibition </w:t>
+            </w:r>
+            <w:proofErr w:type="spellStart"/>
+            <w:r>
+              <w:rPr>
+                <w:rFonts w:ascii="Source Sans 3" w:hAnsi="Source Sans 3"/>
+                <w:sz w:val="23"/>
+                <w:szCs w:val="23"/>
+              </w:rPr>
+              <w:t>centre</w:t>
+            </w:r>
+            <w:proofErr w:type="spellEnd"/>
+            <w:r>
+              <w:rPr>
+                <w:rFonts w:ascii="Source Sans 3" w:hAnsi="Source Sans 3"/>
+                <w:sz w:val="23"/>
+                <w:szCs w:val="23"/>
+              </w:rPr>
+              <w:t xml:space="preserve"> on the outskirts of the city. This is a huge venue, so try not to get lost. There is a whole hall devoted just to footwear - every kind of shoes and boots you can imagine. You can easily find it because it has a green roof. Just don't go through the blue doors at the entrance of the </w:t>
+            </w:r>
+            <w:proofErr w:type="spellStart"/>
+            <w:r>
+              <w:rPr>
+                <w:rFonts w:ascii="Source Sans 3" w:hAnsi="Source Sans 3"/>
+                <w:sz w:val="23"/>
+                <w:szCs w:val="23"/>
+              </w:rPr>
+              <w:t>centre</w:t>
+            </w:r>
+            <w:proofErr w:type="spellEnd"/>
+            <w:r>
+              <w:rPr>
+                <w:rFonts w:ascii="Source Sans 3" w:hAnsi="Source Sans 3"/>
+                <w:sz w:val="23"/>
+                <w:szCs w:val="23"/>
+              </w:rPr>
+              <w:t xml:space="preserve"> - you have to pay for that part of the exhibition. And if all that shopping has exhausted you, there's a café where you can rest your weary feet! That's in the building with a red sign. But don't worry, I'll remind you all about that later.</w:t>
             </w:r>
           </w:p>
           <w:p>
@@ -13641,45 +14134,45 @@
                 <w:sz w:val="23"/>
                 <w:szCs w:val="23"/>
               </w:rPr>
-              <w:t>The place where I really enjoy shopping is Covent Garden Market. It's very convenient because it isn't far from where I live. It isn't a traditional food market, though at one time it used to sell fruit and vegetables. Now, it's a collection of all sorts of independent shops and stalls. There's an amazing selection of things to buy clothes, jewellery, books, art and crafts. I love it because it has a great atmosphere. There are cafés outside in the square, and often you can see street performers. It's very lively and friendly. I avoid the big malls because they're often out-of-the-way-you need a car to get to them.</w:t>
-            </w:r>
-          </w:p>
-          <w:p>
-            <w:pPr>
-              <w:tabs>
-                <w:tab w:val="left" w:pos="4413"/>
-              </w:tabs>
-              <w:rPr>
-                <w:rFonts w:ascii="Source Sans 3" w:hAnsi="Source Sans 3"/>
-                <w:sz w:val="23"/>
-                <w:szCs w:val="23"/>
-              </w:rPr>
-            </w:pPr>
-            <w:r>
-              <w:rPr>
-                <w:rFonts w:ascii="Source Sans 3" w:hAnsi="Source Sans 3"/>
-                <w:sz w:val="23"/>
-                <w:szCs w:val="23"/>
-              </w:rPr>
-              <w:t xml:space="preserve">And what do I enjoy buying? Well, I'm keen on fashion and like to go clothes shopping whenever I can. I love trying on clothes even if I can't afford to buy them! And I absolutely love going to the sales! Sometimes I manage to find great designer shoes at very reasonable prices. And I like shopping for really fun and original gifts for my </w:t>
-            </w:r>
-            <w:proofErr w:type="gramStart"/>
-            <w:r>
-              <w:rPr>
-                <w:rFonts w:ascii="Source Sans 3" w:hAnsi="Source Sans 3"/>
-                <w:sz w:val="23"/>
-                <w:szCs w:val="23"/>
-              </w:rPr>
-              <w:t>friends</w:t>
-            </w:r>
-            <w:proofErr w:type="gramEnd"/>
-            <w:r>
-              <w:rPr>
-                <w:rFonts w:ascii="Source Sans 3" w:hAnsi="Source Sans 3"/>
-                <w:sz w:val="23"/>
-                <w:szCs w:val="23"/>
-              </w:rPr>
-              <w:t xml:space="preserve"> things that nobody else has. Covent Garden's a great place to do that.</w:t>
+              <w:t xml:space="preserve">The place where I really enjoy shopping is Covent Garden Market. It's very convenient because it isn't far from where I live. It isn't a traditional food market, though at one time it used to sell fruit and vegetables. Now, it's a collection of all sorts of independent shops and stalls. There's an amazing selection of things to buy clothes, </w:t>
+            </w:r>
+            <w:proofErr w:type="spellStart"/>
+            <w:r>
+              <w:rPr>
+                <w:rFonts w:ascii="Source Sans 3" w:hAnsi="Source Sans 3"/>
+                <w:sz w:val="23"/>
+                <w:szCs w:val="23"/>
+              </w:rPr>
+              <w:t>jewellery</w:t>
+            </w:r>
+            <w:proofErr w:type="spellEnd"/>
+            <w:r>
+              <w:rPr>
+                <w:rFonts w:ascii="Source Sans 3" w:hAnsi="Source Sans 3"/>
+                <w:sz w:val="23"/>
+                <w:szCs w:val="23"/>
+              </w:rPr>
+              <w:t>, books, art and crafts. I love it because it has a great atmosphere. There are cafés outside in the square, and often you can see street performers. It's very lively and friendly. I avoid the big malls because they're often out-of-the-way-you need a car to get to them.</w:t>
+            </w:r>
+          </w:p>
+          <w:p>
+            <w:pPr>
+              <w:tabs>
+                <w:tab w:val="left" w:pos="4413"/>
+              </w:tabs>
+              <w:rPr>
+                <w:rFonts w:ascii="Source Sans 3" w:hAnsi="Source Sans 3"/>
+                <w:sz w:val="23"/>
+                <w:szCs w:val="23"/>
+              </w:rPr>
+            </w:pPr>
+            <w:r>
+              <w:rPr>
+                <w:rFonts w:ascii="Source Sans 3" w:hAnsi="Source Sans 3"/>
+                <w:sz w:val="23"/>
+                <w:szCs w:val="23"/>
+              </w:rPr>
+              <w:t>And what do I enjoy buying? Well, I'm keen on fashion and like to go clothes shopping whenever I can. I love trying on clothes even if I can't afford to buy them! And I absolutely love going to the sales! Sometimes I manage to find great designer shoes at very reasonable prices. And I like shopping for really fun and original gifts for my friends things that nobody else has. Covent Garden's a great place to do that.</w:t>
             </w:r>
           </w:p>
         </w:tc>
@@ -13721,6 +14214,7 @@
                 <w:sz w:val="23"/>
                 <w:szCs w:val="23"/>
               </w:rPr>
+              <w:lastRenderedPageBreak/>
               <w:t>Mindset_L1_47.mp3</w:t>
             </w:r>
           </w:p>
@@ -13748,26 +14242,25 @@
                 <w:sz w:val="23"/>
                 <w:szCs w:val="23"/>
               </w:rPr>
-              <w:lastRenderedPageBreak/>
-              <w:t xml:space="preserve">You asked me to describe a place where I like going shopping, so I'm going to talk about a department store in my town. It's called Judies and it's a very old store. In fact, it's about </w:t>
-            </w:r>
-            <w:proofErr w:type="gramStart"/>
-            <w:r>
-              <w:rPr>
-                <w:rFonts w:ascii="Source Sans 3" w:hAnsi="Source Sans 3"/>
-                <w:sz w:val="23"/>
-                <w:szCs w:val="23"/>
-              </w:rPr>
-              <w:t>a 100 years</w:t>
-            </w:r>
-            <w:proofErr w:type="gramEnd"/>
-            <w:r>
-              <w:rPr>
-                <w:rFonts w:ascii="Source Sans 3" w:hAnsi="Source Sans 3"/>
-                <w:sz w:val="23"/>
-                <w:szCs w:val="23"/>
-              </w:rPr>
-              <w:t xml:space="preserve"> old, so it's very famous. I would say that it's a landmark because everyone knows it.</w:t>
+              <w:t xml:space="preserve">You asked me to describe a place where I like going shopping, so I'm going to talk about a department store in my town. It's called </w:t>
+            </w:r>
+            <w:proofErr w:type="spellStart"/>
+            <w:r>
+              <w:rPr>
+                <w:rFonts w:ascii="Source Sans 3" w:hAnsi="Source Sans 3"/>
+                <w:sz w:val="23"/>
+                <w:szCs w:val="23"/>
+              </w:rPr>
+              <w:t>Judies</w:t>
+            </w:r>
+            <w:proofErr w:type="spellEnd"/>
+            <w:r>
+              <w:rPr>
+                <w:rFonts w:ascii="Source Sans 3" w:hAnsi="Source Sans 3"/>
+                <w:sz w:val="23"/>
+                <w:szCs w:val="23"/>
+              </w:rPr>
+              <w:t xml:space="preserve"> and it's a very old store. In fact, it's about a 100 years old, so it's very famous. I would say that it's a landmark because everyone knows it.</w:t>
             </w:r>
           </w:p>
           <w:p>
@@ -13807,27 +14300,99 @@
                 <w:sz w:val="23"/>
                 <w:szCs w:val="23"/>
               </w:rPr>
-              <w:t>I think it's in a good location because it's right in the centre of the town, which is very convenient. It's also very close to the railway station and a multi-storey car park too, so that's good for you if you have lots of shopping bags to carry.</w:t>
-            </w:r>
-          </w:p>
-          <w:p>
-            <w:pPr>
-              <w:tabs>
-                <w:tab w:val="left" w:pos="4413"/>
-              </w:tabs>
-              <w:rPr>
-                <w:rFonts w:ascii="Source Sans 3" w:hAnsi="Source Sans 3"/>
-                <w:sz w:val="23"/>
-                <w:szCs w:val="23"/>
-              </w:rPr>
-            </w:pPr>
-            <w:r>
-              <w:rPr>
-                <w:rFonts w:ascii="Source Sans 3" w:hAnsi="Source Sans 3"/>
-                <w:sz w:val="23"/>
-                <w:szCs w:val="23"/>
-              </w:rPr>
-              <w:t>What do I like to do there? Well, I really like spending time in the jewellery department and this is on the ground floor of the building. I love looking at the different rings and necklaces. I enjoy trying them on too! I like gold jewellery the best but I can't afford it.</w:t>
+              <w:t xml:space="preserve">I think it's in a good location because it's right in the </w:t>
+            </w:r>
+            <w:proofErr w:type="spellStart"/>
+            <w:r>
+              <w:rPr>
+                <w:rFonts w:ascii="Source Sans 3" w:hAnsi="Source Sans 3"/>
+                <w:sz w:val="23"/>
+                <w:szCs w:val="23"/>
+              </w:rPr>
+              <w:t>centre</w:t>
+            </w:r>
+            <w:proofErr w:type="spellEnd"/>
+            <w:r>
+              <w:rPr>
+                <w:rFonts w:ascii="Source Sans 3" w:hAnsi="Source Sans 3"/>
+                <w:sz w:val="23"/>
+                <w:szCs w:val="23"/>
+              </w:rPr>
+              <w:t xml:space="preserve"> of the town, which is very convenient. It's also very close to the railway station and a multi-</w:t>
+            </w:r>
+            <w:proofErr w:type="spellStart"/>
+            <w:r>
+              <w:rPr>
+                <w:rFonts w:ascii="Source Sans 3" w:hAnsi="Source Sans 3"/>
+                <w:sz w:val="23"/>
+                <w:szCs w:val="23"/>
+              </w:rPr>
+              <w:t>storey</w:t>
+            </w:r>
+            <w:proofErr w:type="spellEnd"/>
+            <w:r>
+              <w:rPr>
+                <w:rFonts w:ascii="Source Sans 3" w:hAnsi="Source Sans 3"/>
+                <w:sz w:val="23"/>
+                <w:szCs w:val="23"/>
+              </w:rPr>
+              <w:t xml:space="preserve"> car park too, so that's good for you if you have lots of shopping bags to carry.</w:t>
+            </w:r>
+          </w:p>
+          <w:p>
+            <w:pPr>
+              <w:tabs>
+                <w:tab w:val="left" w:pos="4413"/>
+              </w:tabs>
+              <w:rPr>
+                <w:rFonts w:ascii="Source Sans 3" w:hAnsi="Source Sans 3"/>
+                <w:sz w:val="23"/>
+                <w:szCs w:val="23"/>
+              </w:rPr>
+            </w:pPr>
+            <w:r>
+              <w:rPr>
+                <w:rFonts w:ascii="Source Sans 3" w:hAnsi="Source Sans 3"/>
+                <w:sz w:val="23"/>
+                <w:szCs w:val="23"/>
+              </w:rPr>
+              <w:t xml:space="preserve">What do I like to do there? Well, I really like spending time in the </w:t>
+            </w:r>
+            <w:proofErr w:type="spellStart"/>
+            <w:r>
+              <w:rPr>
+                <w:rFonts w:ascii="Source Sans 3" w:hAnsi="Source Sans 3"/>
+                <w:sz w:val="23"/>
+                <w:szCs w:val="23"/>
+              </w:rPr>
+              <w:t>jewellery</w:t>
+            </w:r>
+            <w:proofErr w:type="spellEnd"/>
+            <w:r>
+              <w:rPr>
+                <w:rFonts w:ascii="Source Sans 3" w:hAnsi="Source Sans 3"/>
+                <w:sz w:val="23"/>
+                <w:szCs w:val="23"/>
+              </w:rPr>
+              <w:t xml:space="preserve"> department and this is on the ground floor of the building. I love looking at the different rings and necklaces. I enjoy trying them on too! I like gold </w:t>
+            </w:r>
+            <w:proofErr w:type="spellStart"/>
+            <w:r>
+              <w:rPr>
+                <w:rFonts w:ascii="Source Sans 3" w:hAnsi="Source Sans 3"/>
+                <w:sz w:val="23"/>
+                <w:szCs w:val="23"/>
+              </w:rPr>
+              <w:t>jewellery</w:t>
+            </w:r>
+            <w:proofErr w:type="spellEnd"/>
+            <w:r>
+              <w:rPr>
+                <w:rFonts w:ascii="Source Sans 3" w:hAnsi="Source Sans 3"/>
+                <w:sz w:val="23"/>
+                <w:szCs w:val="23"/>
+              </w:rPr>
+              <w:t xml:space="preserve"> the best but I can't afford it.</w:t>
             </w:r>
           </w:p>
           <w:p>
@@ -14136,93 +14701,83 @@
                 <w:sz w:val="23"/>
                 <w:szCs w:val="23"/>
               </w:rPr>
-              <w:t xml:space="preserve">As you walk through the main entrance, you come to a square with a big fountain in the middle. This is where people usually arrange to meet up and </w:t>
-            </w:r>
-            <w:proofErr w:type="gramStart"/>
-            <w:r>
-              <w:rPr>
-                <w:rFonts w:ascii="Source Sans 3" w:hAnsi="Source Sans 3"/>
-                <w:sz w:val="23"/>
-                <w:szCs w:val="23"/>
-              </w:rPr>
-              <w:t>sometimes</w:t>
-            </w:r>
-            <w:proofErr w:type="gramEnd"/>
-            <w:r>
-              <w:rPr>
-                <w:rFonts w:ascii="Source Sans 3" w:hAnsi="Source Sans 3"/>
-                <w:sz w:val="23"/>
-                <w:szCs w:val="23"/>
-              </w:rPr>
-              <w:t xml:space="preserve"> they have live music here. Beyond the square, on Main Avenue, on your right, there are several restaurants, and opposite these on your left is an exhibition centre. There used to be a cinema here, but they moved it when they finished building the Arena.</w:t>
-            </w:r>
-          </w:p>
-          <w:p>
-            <w:pPr>
-              <w:tabs>
-                <w:tab w:val="left" w:pos="4413"/>
-              </w:tabs>
-              <w:rPr>
-                <w:rFonts w:ascii="Source Sans 3" w:hAnsi="Source Sans 3"/>
-                <w:sz w:val="23"/>
-                <w:szCs w:val="23"/>
-              </w:rPr>
-            </w:pPr>
-            <w:proofErr w:type="gramStart"/>
-            <w:r>
-              <w:rPr>
-                <w:rFonts w:ascii="Source Sans 3" w:hAnsi="Source Sans 3"/>
-                <w:sz w:val="23"/>
-                <w:szCs w:val="23"/>
-              </w:rPr>
-              <w:t>So</w:t>
-            </w:r>
-            <w:proofErr w:type="gramEnd"/>
-            <w:r>
-              <w:rPr>
-                <w:rFonts w:ascii="Source Sans 3" w:hAnsi="Source Sans 3"/>
-                <w:sz w:val="23"/>
-                <w:szCs w:val="23"/>
-              </w:rPr>
-              <w:t xml:space="preserve"> there are several coffee shops to choose from, one near the fountain and one in the north end of the building, but I suggest that we go to the one at the end of Main Avenue, because it'll probably be less busy than the others. It's right at the end, after you pass the art gallery on the right. </w:t>
-            </w:r>
-            <w:proofErr w:type="gramStart"/>
-            <w:r>
-              <w:rPr>
-                <w:rFonts w:ascii="Source Sans 3" w:hAnsi="Source Sans 3"/>
-                <w:sz w:val="23"/>
-                <w:szCs w:val="23"/>
-              </w:rPr>
-              <w:t>So</w:t>
-            </w:r>
-            <w:proofErr w:type="gramEnd"/>
-            <w:r>
-              <w:rPr>
-                <w:rFonts w:ascii="Source Sans 3" w:hAnsi="Source Sans 3"/>
-                <w:sz w:val="23"/>
-                <w:szCs w:val="23"/>
-              </w:rPr>
-              <w:t xml:space="preserve"> shall we all meet there at seven o'clock?</w:t>
-            </w:r>
-          </w:p>
-          <w:p>
-            <w:pPr>
-              <w:tabs>
-                <w:tab w:val="left" w:pos="4413"/>
-              </w:tabs>
-              <w:rPr>
-                <w:rFonts w:ascii="Source Sans 3" w:hAnsi="Source Sans 3"/>
-                <w:sz w:val="23"/>
-                <w:szCs w:val="23"/>
-              </w:rPr>
-            </w:pPr>
-            <w:r>
-              <w:rPr>
-                <w:rFonts w:ascii="Source Sans 3" w:hAnsi="Source Sans 3"/>
-                <w:sz w:val="23"/>
-                <w:szCs w:val="23"/>
-              </w:rPr>
-              <w:t>Then, after we've had a coffee, to get into the Arena we just need to go through the shopping centre, which will be on our right once we go back down Main Avenue. It can be a bit tempting, but there's no other way to get there, as the Arena is the other side of it. Oh, and there are toilets beside the entrance if you need them. And then after the concert, they open the door opposite and you can go straight out into the car park, which is very convenient.</w:t>
+              <w:t xml:space="preserve">As you walk through the main entrance, you come to a square with a big fountain in the middle. This is where people usually arrange to meet up and sometimes they have live music here. Beyond the square, on Main Avenue, on your right, there are several restaurants, and opposite these on your left is an exhibition </w:t>
+            </w:r>
+            <w:proofErr w:type="spellStart"/>
+            <w:r>
+              <w:rPr>
+                <w:rFonts w:ascii="Source Sans 3" w:hAnsi="Source Sans 3"/>
+                <w:sz w:val="23"/>
+                <w:szCs w:val="23"/>
+              </w:rPr>
+              <w:t>centre</w:t>
+            </w:r>
+            <w:proofErr w:type="spellEnd"/>
+            <w:r>
+              <w:rPr>
+                <w:rFonts w:ascii="Source Sans 3" w:hAnsi="Source Sans 3"/>
+                <w:sz w:val="23"/>
+                <w:szCs w:val="23"/>
+              </w:rPr>
+              <w:t>. There used to be a cinema here, but they moved it when they finished building the Arena.</w:t>
+            </w:r>
+          </w:p>
+          <w:p>
+            <w:pPr>
+              <w:tabs>
+                <w:tab w:val="left" w:pos="4413"/>
+              </w:tabs>
+              <w:rPr>
+                <w:rFonts w:ascii="Source Sans 3" w:hAnsi="Source Sans 3"/>
+                <w:sz w:val="23"/>
+                <w:szCs w:val="23"/>
+              </w:rPr>
+            </w:pPr>
+            <w:r>
+              <w:rPr>
+                <w:rFonts w:ascii="Source Sans 3" w:hAnsi="Source Sans 3"/>
+                <w:sz w:val="23"/>
+                <w:szCs w:val="23"/>
+              </w:rPr>
+              <w:t>So there are several coffee shops to choose from, one near the fountain and one in the north end of the building, but I suggest that we go to the one at the end of Main Avenue, because it'll probably be less busy than the others. It's right at the end, after you pass the art gallery on the right. So shall we all meet there at seven o'clock?</w:t>
+            </w:r>
+          </w:p>
+          <w:p>
+            <w:pPr>
+              <w:tabs>
+                <w:tab w:val="left" w:pos="4413"/>
+              </w:tabs>
+              <w:rPr>
+                <w:rFonts w:ascii="Source Sans 3" w:hAnsi="Source Sans 3"/>
+                <w:sz w:val="23"/>
+                <w:szCs w:val="23"/>
+              </w:rPr>
+            </w:pPr>
+            <w:r>
+              <w:rPr>
+                <w:rFonts w:ascii="Source Sans 3" w:hAnsi="Source Sans 3"/>
+                <w:sz w:val="23"/>
+                <w:szCs w:val="23"/>
+              </w:rPr>
+              <w:t xml:space="preserve">Then, after we've had a coffee, to get into the Arena we just need to go through the shopping </w:t>
+            </w:r>
+            <w:proofErr w:type="spellStart"/>
+            <w:r>
+              <w:rPr>
+                <w:rFonts w:ascii="Source Sans 3" w:hAnsi="Source Sans 3"/>
+                <w:sz w:val="23"/>
+                <w:szCs w:val="23"/>
+              </w:rPr>
+              <w:t>centre</w:t>
+            </w:r>
+            <w:proofErr w:type="spellEnd"/>
+            <w:r>
+              <w:rPr>
+                <w:rFonts w:ascii="Source Sans 3" w:hAnsi="Source Sans 3"/>
+                <w:sz w:val="23"/>
+                <w:szCs w:val="23"/>
+              </w:rPr>
+              <w:t>, which will be on our right once we go back down Main Avenue. It can be a bit tempting, but there's no other way to get there, as the Arena is the other side of it. Oh, and there are toilets beside the entrance if you need them. And then after the concert, they open the door opposite and you can go straight out into the car park, which is very convenient.</w:t>
             </w:r>
           </w:p>
           <w:p>
@@ -14311,85 +14866,121 @@
                 <w:sz w:val="23"/>
                 <w:szCs w:val="23"/>
               </w:rPr>
-              <w:t>First of all, welcome to our activity summer camp. I hope you enjoy all the activities we have on offer. We start our tour at the outdoor theatre here, where we hold many of our evening activities. From here you can see our various watersport activities. Directly in front of the campsite, on the edge of the lake, we have the kayaking centre. And then in front of the beach, we have an area reserved for diving. Swimming isn't permitted here.</w:t>
-            </w:r>
-          </w:p>
-          <w:p>
-            <w:pPr>
-              <w:tabs>
-                <w:tab w:val="left" w:pos="4413"/>
-              </w:tabs>
-              <w:rPr>
-                <w:rFonts w:ascii="Source Sans 3" w:hAnsi="Source Sans 3"/>
-                <w:sz w:val="23"/>
-                <w:szCs w:val="23"/>
-              </w:rPr>
-            </w:pPr>
-            <w:r>
-              <w:rPr>
-                <w:rFonts w:ascii="Source Sans 3" w:hAnsi="Source Sans 3"/>
-                <w:sz w:val="23"/>
-                <w:szCs w:val="23"/>
-              </w:rPr>
-              <w:t>If you like racket sports, just behind the beach you can practise badminton in the large building. That's quite popular in the evenings. We also have some outdoor tennis courts. We used to have basketball in the building too, but now you can play it on the court behind the building. And if these activities make you hungry, the path from there takes you straight to the café and dining hall.</w:t>
-            </w:r>
-          </w:p>
-          <w:p>
-            <w:pPr>
-              <w:tabs>
-                <w:tab w:val="left" w:pos="4413"/>
-              </w:tabs>
-              <w:rPr>
-                <w:rFonts w:ascii="Source Sans 3" w:hAnsi="Source Sans 3"/>
-                <w:sz w:val="23"/>
-                <w:szCs w:val="23"/>
-              </w:rPr>
-            </w:pPr>
-            <w:r>
-              <w:rPr>
-                <w:rFonts w:ascii="Source Sans 3" w:hAnsi="Source Sans 3"/>
-                <w:sz w:val="23"/>
-                <w:szCs w:val="23"/>
-              </w:rPr>
-              <w:t xml:space="preserve">However, we'll continue our walk along the lake shore and I'd like to draw your attention to two other areas. One is this part of the lake, which is perfect for swimming, but, for safety reasons, only when an instructor is present. </w:t>
-            </w:r>
-            <w:proofErr w:type="gramStart"/>
-            <w:r>
-              <w:rPr>
-                <w:rFonts w:ascii="Source Sans 3" w:hAnsi="Source Sans 3"/>
-                <w:sz w:val="23"/>
-                <w:szCs w:val="23"/>
-              </w:rPr>
-              <w:t>Unfortunately</w:t>
-            </w:r>
-            <w:proofErr w:type="gramEnd"/>
-            <w:r>
-              <w:rPr>
-                <w:rFonts w:ascii="Source Sans 3" w:hAnsi="Source Sans 3"/>
-                <w:sz w:val="23"/>
-                <w:szCs w:val="23"/>
-              </w:rPr>
-              <w:t xml:space="preserve"> we can't offer sailing as an option here this year. And I also want to point out, just across the lake, a track for cycling. Some people in the past have also gone running on the track, but there were a few accidents because there isn't enough space for runners and cyclists, so now running isn't allowed.</w:t>
-            </w:r>
-          </w:p>
-          <w:p>
-            <w:pPr>
-              <w:tabs>
-                <w:tab w:val="left" w:pos="4413"/>
-              </w:tabs>
-              <w:rPr>
-                <w:rFonts w:ascii="Source Sans 3" w:hAnsi="Source Sans 3"/>
-                <w:sz w:val="23"/>
-                <w:szCs w:val="23"/>
-              </w:rPr>
-            </w:pPr>
-            <w:r>
-              <w:rPr>
-                <w:rFonts w:ascii="Source Sans 3" w:hAnsi="Source Sans 3"/>
-                <w:sz w:val="23"/>
-                <w:szCs w:val="23"/>
-              </w:rPr>
-              <w:t>So now let's take this path here, towards the tennis courts. On our left, you can see there's a football field. Gary's our coach and he'll be organising tournaments during the week. He'll arrive tomorrow, because he's taking part in a rugby game today.</w:t>
+              <w:t xml:space="preserve">First of all, welcome to our activity summer camp. I hope you enjoy all the activities we have on offer. We start our tour at the outdoor theatre here, where we hold many of our evening activities. From here you can see our various watersport activities. Directly in front of the campsite, on the edge of the lake, we have the kayaking </w:t>
+            </w:r>
+            <w:proofErr w:type="spellStart"/>
+            <w:r>
+              <w:rPr>
+                <w:rFonts w:ascii="Source Sans 3" w:hAnsi="Source Sans 3"/>
+                <w:sz w:val="23"/>
+                <w:szCs w:val="23"/>
+              </w:rPr>
+              <w:t>centre</w:t>
+            </w:r>
+            <w:proofErr w:type="spellEnd"/>
+            <w:r>
+              <w:rPr>
+                <w:rFonts w:ascii="Source Sans 3" w:hAnsi="Source Sans 3"/>
+                <w:sz w:val="23"/>
+                <w:szCs w:val="23"/>
+              </w:rPr>
+              <w:t>. And then in front of the beach, we have an area reserved for diving. Swimming isn't permitted here.</w:t>
+            </w:r>
+          </w:p>
+          <w:p>
+            <w:pPr>
+              <w:tabs>
+                <w:tab w:val="left" w:pos="4413"/>
+              </w:tabs>
+              <w:rPr>
+                <w:rFonts w:ascii="Source Sans 3" w:hAnsi="Source Sans 3"/>
+                <w:sz w:val="23"/>
+                <w:szCs w:val="23"/>
+              </w:rPr>
+            </w:pPr>
+            <w:r>
+              <w:rPr>
+                <w:rFonts w:ascii="Source Sans 3" w:hAnsi="Source Sans 3"/>
+                <w:sz w:val="23"/>
+                <w:szCs w:val="23"/>
+              </w:rPr>
+              <w:t xml:space="preserve">If you like racket sports, just behind the beach you can </w:t>
+            </w:r>
+            <w:proofErr w:type="spellStart"/>
+            <w:r>
+              <w:rPr>
+                <w:rFonts w:ascii="Source Sans 3" w:hAnsi="Source Sans 3"/>
+                <w:sz w:val="23"/>
+                <w:szCs w:val="23"/>
+              </w:rPr>
+              <w:t>practise</w:t>
+            </w:r>
+            <w:proofErr w:type="spellEnd"/>
+            <w:r>
+              <w:rPr>
+                <w:rFonts w:ascii="Source Sans 3" w:hAnsi="Source Sans 3"/>
+                <w:sz w:val="23"/>
+                <w:szCs w:val="23"/>
+              </w:rPr>
+              <w:t xml:space="preserve"> badminton in the large building. That's quite popular in the evenings. We also have some outdoor tennis courts. We used to have basketball in the building too, but now you can play it on the court behind the building. And if these activities make you hungry, the path from there takes you straight to the café and dining hall.</w:t>
+            </w:r>
+          </w:p>
+          <w:p>
+            <w:pPr>
+              <w:tabs>
+                <w:tab w:val="left" w:pos="4413"/>
+              </w:tabs>
+              <w:rPr>
+                <w:rFonts w:ascii="Source Sans 3" w:hAnsi="Source Sans 3"/>
+                <w:sz w:val="23"/>
+                <w:szCs w:val="23"/>
+              </w:rPr>
+            </w:pPr>
+            <w:r>
+              <w:rPr>
+                <w:rFonts w:ascii="Source Sans 3" w:hAnsi="Source Sans 3"/>
+                <w:sz w:val="23"/>
+                <w:szCs w:val="23"/>
+              </w:rPr>
+              <w:t>However, we'll continue our walk along the lake shore and I'd like to draw your attention to two other areas. One is this part of the lake, which is perfect for swimming, but, for safety reasons, only when an instructor is present. Unfortunately we can't offer sailing as an option here this year. And I also want to point out, just across the lake, a track for cycling. Some people in the past have also gone running on the track, but there were a few accidents because there isn't enough space for runners and cyclists, so now running isn't allowed.</w:t>
+            </w:r>
+          </w:p>
+          <w:p>
+            <w:pPr>
+              <w:tabs>
+                <w:tab w:val="left" w:pos="4413"/>
+              </w:tabs>
+              <w:rPr>
+                <w:rFonts w:ascii="Source Sans 3" w:hAnsi="Source Sans 3"/>
+                <w:sz w:val="23"/>
+                <w:szCs w:val="23"/>
+              </w:rPr>
+            </w:pPr>
+            <w:r>
+              <w:rPr>
+                <w:rFonts w:ascii="Source Sans 3" w:hAnsi="Source Sans 3"/>
+                <w:sz w:val="23"/>
+                <w:szCs w:val="23"/>
+              </w:rPr>
+              <w:t xml:space="preserve">So now let's take this path here, towards the tennis courts. On our left, you can see there's a football field. Gary's our coach and he'll be </w:t>
+            </w:r>
+            <w:proofErr w:type="spellStart"/>
+            <w:r>
+              <w:rPr>
+                <w:rFonts w:ascii="Source Sans 3" w:hAnsi="Source Sans 3"/>
+                <w:sz w:val="23"/>
+                <w:szCs w:val="23"/>
+              </w:rPr>
+              <w:t>organising</w:t>
+            </w:r>
+            <w:proofErr w:type="spellEnd"/>
+            <w:r>
+              <w:rPr>
+                <w:rFonts w:ascii="Source Sans 3" w:hAnsi="Source Sans 3"/>
+                <w:sz w:val="23"/>
+                <w:szCs w:val="23"/>
+              </w:rPr>
+              <w:t xml:space="preserve"> tournaments during the week. He'll arrive tomorrow, because he's taking part in a rugby game today.</w:t>
             </w:r>
           </w:p>
           <w:p>
@@ -14478,92 +15069,83 @@
                 <w:sz w:val="23"/>
                 <w:szCs w:val="23"/>
               </w:rPr>
-              <w:t>Good morning. I'd like to thank the council for agreeing to this meeting and for welcoming us here today to explain to you our plans for Pine Woods Centre. Our aim is to make Pine Woods a place where people of all ages can come and enjoy their free time. The centre will feature our Tree Tops Challenge-only for the brave and fearless! For the less brave, and for families with children, there will be adventure playgrounds, indoor and outdoor, and a feeding area for farm animals and we will also offer cycle trails through the woods.</w:t>
-            </w:r>
-          </w:p>
-          <w:p>
-            <w:pPr>
-              <w:tabs>
-                <w:tab w:val="left" w:pos="4413"/>
-              </w:tabs>
-              <w:rPr>
-                <w:rFonts w:ascii="Source Sans 3" w:hAnsi="Source Sans 3"/>
-                <w:sz w:val="23"/>
-                <w:szCs w:val="23"/>
-              </w:rPr>
-            </w:pPr>
-            <w:r>
-              <w:rPr>
-                <w:rFonts w:ascii="Source Sans 3" w:hAnsi="Source Sans 3"/>
-                <w:sz w:val="23"/>
-                <w:szCs w:val="23"/>
-              </w:rPr>
-              <w:t xml:space="preserve">I'll give you an overview of Pine Woods first and then tell you more about each area in more detail. This first slide shows the overall layout of the centre and where all the activities will be situated. As you can see from the map, the entrance to this attraction will be on the south side. As visitors enter from the car park, they will walk along this path leading them to the café and gift shop. The gift shop will be where tickets are on sale and therefore needs to be near the entrance. </w:t>
-            </w:r>
-            <w:proofErr w:type="gramStart"/>
-            <w:r>
-              <w:rPr>
-                <w:rFonts w:ascii="Source Sans 3" w:hAnsi="Source Sans 3"/>
-                <w:sz w:val="23"/>
-                <w:szCs w:val="23"/>
-              </w:rPr>
-              <w:t>So</w:t>
-            </w:r>
-            <w:proofErr w:type="gramEnd"/>
-            <w:r>
-              <w:rPr>
-                <w:rFonts w:ascii="Source Sans 3" w:hAnsi="Source Sans 3"/>
-                <w:sz w:val="23"/>
-                <w:szCs w:val="23"/>
-              </w:rPr>
-              <w:t xml:space="preserve"> this building here on the right will be the café and the building on the left will be the gift shop. There will also be a picnic field behind the café for the warmer months. It's the area just to the right of the café as you look at the map. And in the bottom right-hand corner of the picnic </w:t>
-            </w:r>
-            <w:proofErr w:type="gramStart"/>
-            <w:r>
-              <w:rPr>
-                <w:rFonts w:ascii="Source Sans 3" w:hAnsi="Source Sans 3"/>
-                <w:sz w:val="23"/>
-                <w:szCs w:val="23"/>
-              </w:rPr>
-              <w:t>field</w:t>
-            </w:r>
-            <w:proofErr w:type="gramEnd"/>
-            <w:r>
-              <w:rPr>
-                <w:rFonts w:ascii="Source Sans 3" w:hAnsi="Source Sans 3"/>
-                <w:sz w:val="23"/>
-                <w:szCs w:val="23"/>
-              </w:rPr>
-              <w:t xml:space="preserve"> we're planning to have a barbecue area, where people can hire a barbecue and bring their own food to cook. It'll be great for parties. In summer we plan to have bands performing here in the </w:t>
-            </w:r>
-            <w:proofErr w:type="gramStart"/>
-            <w:r>
-              <w:rPr>
-                <w:rFonts w:ascii="Source Sans 3" w:hAnsi="Source Sans 3"/>
-                <w:sz w:val="23"/>
-                <w:szCs w:val="23"/>
-              </w:rPr>
-              <w:t>evenings..</w:t>
-            </w:r>
-            <w:proofErr w:type="gramEnd"/>
-          </w:p>
-          <w:p>
-            <w:pPr>
-              <w:tabs>
-                <w:tab w:val="left" w:pos="4413"/>
-              </w:tabs>
-              <w:rPr>
-                <w:rFonts w:ascii="Source Sans 3" w:hAnsi="Source Sans 3"/>
-                <w:sz w:val="23"/>
-                <w:szCs w:val="23"/>
-              </w:rPr>
-            </w:pPr>
-            <w:r>
-              <w:rPr>
-                <w:rFonts w:ascii="Source Sans 3" w:hAnsi="Source Sans 3"/>
-                <w:sz w:val="23"/>
-                <w:szCs w:val="23"/>
-              </w:rPr>
+              <w:t xml:space="preserve">Good morning. I'd like to thank the council for agreeing to this meeting and for welcoming us here today to explain to you our plans for Pine Woods Centre. Our aim is to make Pine Woods a place where people of all ages can come and enjoy their free time. The </w:t>
+            </w:r>
+            <w:proofErr w:type="spellStart"/>
+            <w:r>
+              <w:rPr>
+                <w:rFonts w:ascii="Source Sans 3" w:hAnsi="Source Sans 3"/>
+                <w:sz w:val="23"/>
+                <w:szCs w:val="23"/>
+              </w:rPr>
+              <w:t>centre</w:t>
+            </w:r>
+            <w:proofErr w:type="spellEnd"/>
+            <w:r>
+              <w:rPr>
+                <w:rFonts w:ascii="Source Sans 3" w:hAnsi="Source Sans 3"/>
+                <w:sz w:val="23"/>
+                <w:szCs w:val="23"/>
+              </w:rPr>
+              <w:t xml:space="preserve"> will feature our Tree Tops Challenge-only for the brave and fearless! For the less brave, and for families with children, there will be adventure playgrounds, indoor and outdoor, and a feeding area for farm animals and we will also offer cycle trails through the woods.</w:t>
+            </w:r>
+          </w:p>
+          <w:p>
+            <w:pPr>
+              <w:tabs>
+                <w:tab w:val="left" w:pos="4413"/>
+              </w:tabs>
+              <w:rPr>
+                <w:rFonts w:ascii="Source Sans 3" w:hAnsi="Source Sans 3"/>
+                <w:sz w:val="23"/>
+                <w:szCs w:val="23"/>
+              </w:rPr>
+            </w:pPr>
+            <w:r>
+              <w:rPr>
+                <w:rFonts w:ascii="Source Sans 3" w:hAnsi="Source Sans 3"/>
+                <w:sz w:val="23"/>
+                <w:szCs w:val="23"/>
+              </w:rPr>
+              <w:t xml:space="preserve">I'll give you an overview of Pine Woods first and then tell you more about each area in more detail. This first slide shows the overall layout of the </w:t>
+            </w:r>
+            <w:proofErr w:type="spellStart"/>
+            <w:r>
+              <w:rPr>
+                <w:rFonts w:ascii="Source Sans 3" w:hAnsi="Source Sans 3"/>
+                <w:sz w:val="23"/>
+                <w:szCs w:val="23"/>
+              </w:rPr>
+              <w:t>centre</w:t>
+            </w:r>
+            <w:proofErr w:type="spellEnd"/>
+            <w:r>
+              <w:rPr>
+                <w:rFonts w:ascii="Source Sans 3" w:hAnsi="Source Sans 3"/>
+                <w:sz w:val="23"/>
+                <w:szCs w:val="23"/>
+              </w:rPr>
+              <w:t xml:space="preserve"> and where all the activities will be situated. As you can see from the map, the entrance to this attraction will be on the south side. As visitors enter from the car park, they will walk along this path leading them to the café and gift shop. The gift shop will be where tickets are on sale and therefore needs to be near the entrance. So this building here on the right will be the café and the building on the left will be the gift shop. There will also be a picnic field behind the café for the warmer months. It's the area just to the right of the café as you look at the map. And in the bottom right-hand corner of the picnic field we're planning to have a barbecue area, where people can hire a barbecue and bring their own food to cook. It'll be great for parties. In summer we plan to have bands performing here in the evenings..</w:t>
+            </w:r>
+          </w:p>
+          <w:p>
+            <w:pPr>
+              <w:tabs>
+                <w:tab w:val="left" w:pos="4413"/>
+              </w:tabs>
+              <w:rPr>
+                <w:rFonts w:ascii="Source Sans 3" w:hAnsi="Source Sans 3"/>
+                <w:sz w:val="23"/>
+                <w:szCs w:val="23"/>
+              </w:rPr>
+            </w:pPr>
+            <w:r>
+              <w:rPr>
+                <w:rFonts w:ascii="Source Sans 3" w:hAnsi="Source Sans 3"/>
+                <w:sz w:val="23"/>
+                <w:szCs w:val="23"/>
+              </w:rPr>
+              <w:lastRenderedPageBreak/>
               <w:t>To the west of the gift shop is where the Tree Tops Challenge will take place. There's a path here winding through the forest, and up in the trees there will be all sorts of high-level adventure apparatus-rope swings, awesome rope bridges and tunnels, and zip wires where you can fly way above the forest floor. This adventure experience will only be open to those aged 15 and over.</w:t>
             </w:r>
           </w:p>
@@ -14584,7 +15166,6 @@
                 <w:sz w:val="23"/>
                 <w:szCs w:val="23"/>
               </w:rPr>
-              <w:lastRenderedPageBreak/>
               <w:t>Beyond the Tree Tops Challenge there will be an adventure playground. To get to it, you go along this path from the entrance until you reach the crossroads, then you turn left. The young children's playground will have a fence around it, making it safer and keeping them away from the lake. The indoor play area, only for the very young, will be on the east side of the farm, near the café and just inside the picnic area.</w:t>
             </w:r>
           </w:p>
@@ -14605,63 +15186,27 @@
                 <w:sz w:val="23"/>
                 <w:szCs w:val="23"/>
               </w:rPr>
-              <w:t xml:space="preserve">And finally, let's turn our attention back to this area here, where the paths meet and form a crossroads. This path leading to the east end of the farm will take our visitors to the area which houses the farm animals. Children will be able to watch the animals being fed and cared for, and in some </w:t>
-            </w:r>
-            <w:proofErr w:type="gramStart"/>
-            <w:r>
-              <w:rPr>
-                <w:rFonts w:ascii="Source Sans 3" w:hAnsi="Source Sans 3"/>
-                <w:sz w:val="23"/>
-                <w:szCs w:val="23"/>
-              </w:rPr>
-              <w:t>instances</w:t>
-            </w:r>
-            <w:proofErr w:type="gramEnd"/>
-            <w:r>
-              <w:rPr>
-                <w:rFonts w:ascii="Source Sans 3" w:hAnsi="Source Sans 3"/>
-                <w:sz w:val="23"/>
-                <w:szCs w:val="23"/>
-              </w:rPr>
-              <w:t xml:space="preserve"> they will be able to feed the animals themselves. The sheep will be in this first area on the right here, directly opposite the pigs, and the goats will go at the very end there. We haven't quite decided on the other areas yet.</w:t>
-            </w:r>
-          </w:p>
-          <w:p>
-            <w:pPr>
-              <w:tabs>
-                <w:tab w:val="left" w:pos="4413"/>
-              </w:tabs>
-              <w:rPr>
-                <w:rFonts w:ascii="Source Sans 3" w:hAnsi="Source Sans 3"/>
-                <w:sz w:val="23"/>
-                <w:szCs w:val="23"/>
-              </w:rPr>
-            </w:pPr>
-            <w:r>
-              <w:rPr>
-                <w:rFonts w:ascii="Source Sans 3" w:hAnsi="Source Sans 3"/>
-                <w:sz w:val="23"/>
-                <w:szCs w:val="23"/>
-              </w:rPr>
-              <w:t xml:space="preserve">So those are our plans. We hope they will be approved, and we look forward to welcoming you back in the </w:t>
-            </w:r>
-            <w:proofErr w:type="gramStart"/>
-            <w:r>
-              <w:rPr>
-                <w:rFonts w:ascii="Source Sans 3" w:hAnsi="Source Sans 3"/>
-                <w:sz w:val="23"/>
-                <w:szCs w:val="23"/>
-              </w:rPr>
-              <w:t>not too distant</w:t>
-            </w:r>
-            <w:proofErr w:type="gramEnd"/>
-            <w:r>
-              <w:rPr>
-                <w:rFonts w:ascii="Source Sans 3" w:hAnsi="Source Sans 3"/>
-                <w:sz w:val="23"/>
-                <w:szCs w:val="23"/>
-              </w:rPr>
-              <w:t xml:space="preserve"> future to see the final result.</w:t>
+              <w:t>And finally, let's turn our attention back to this area here, where the paths meet and form a crossroads. This path leading to the east end of the farm will take our visitors to the area which houses the farm animals. Children will be able to watch the animals being fed and cared for, and in some instances they will be able to feed the animals themselves. The sheep will be in this first area on the right here, directly opposite the pigs, and the goats will go at the very end there. We haven't quite decided on the other areas yet.</w:t>
+            </w:r>
+          </w:p>
+          <w:p>
+            <w:pPr>
+              <w:tabs>
+                <w:tab w:val="left" w:pos="4413"/>
+              </w:tabs>
+              <w:rPr>
+                <w:rFonts w:ascii="Source Sans 3" w:hAnsi="Source Sans 3"/>
+                <w:sz w:val="23"/>
+                <w:szCs w:val="23"/>
+              </w:rPr>
+            </w:pPr>
+            <w:r>
+              <w:rPr>
+                <w:rFonts w:ascii="Source Sans 3" w:hAnsi="Source Sans 3"/>
+                <w:sz w:val="23"/>
+                <w:szCs w:val="23"/>
+              </w:rPr>
+              <w:t>So those are our plans. We hope they will be approved, and we look forward to welcoming you back in the not too distant future to see the final result.</w:t>
             </w:r>
           </w:p>
         </w:tc>
@@ -14730,25 +15275,7 @@
                 <w:sz w:val="23"/>
                 <w:szCs w:val="23"/>
               </w:rPr>
-              <w:t xml:space="preserve">I'm going to talk about a hobby I'd like to take up in the future. I really want to learn ballroom dancing. This is because I love Latin music and I love the way the dancers move and shake. I also want to give myself a challenge and learn something new. Watching ballroom dancing always makes me feel excited. I don't think it'll be too difficult for me, because I already do ballet and tap dancing. I like learning new steps. For example, I really want to learn the tango or the samba because these are exciting and look good to people watching. I've tried Flamenco dancing but I'm not very good. I'm also worried about finding the right dance partner, because I'll be a little slow to learn in the beginning. </w:t>
-            </w:r>
-            <w:proofErr w:type="gramStart"/>
-            <w:r>
-              <w:rPr>
-                <w:rFonts w:ascii="Source Sans 3" w:hAnsi="Source Sans 3"/>
-                <w:sz w:val="23"/>
-                <w:szCs w:val="23"/>
-              </w:rPr>
-              <w:t>So</w:t>
-            </w:r>
-            <w:proofErr w:type="gramEnd"/>
-            <w:r>
-              <w:rPr>
-                <w:rFonts w:ascii="Source Sans 3" w:hAnsi="Source Sans 3"/>
-                <w:sz w:val="23"/>
-                <w:szCs w:val="23"/>
-              </w:rPr>
-              <w:t xml:space="preserve"> I might</w:t>
+              <w:t>I'm going to talk about a hobby I'd like to take up in the future. I really want to learn ballroom dancing. This is because I love Latin music and I love the way the dancers move and shake. I also want to give myself a challenge and learn something new. Watching ballroom dancing always makes me feel excited. I don't think it'll be too difficult for me, because I already do ballet and tap dancing. I like learning new steps. For example, I really want to learn the tango or the samba because these are exciting and look good to people watching. I've tried Flamenco dancing but I'm not very good. I'm also worried about finding the right dance partner, because I'll be a little slow to learn in the beginning. So I might</w:t>
             </w:r>
             <w:r>
               <w:rPr>
@@ -14780,18 +15307,8 @@
                 <w:sz w:val="23"/>
                 <w:szCs w:val="23"/>
               </w:rPr>
-              <w:t xml:space="preserve">over sometimes. In </w:t>
-            </w:r>
-            <w:proofErr w:type="gramStart"/>
-            <w:r>
-              <w:rPr>
-                <w:rFonts w:ascii="Source Sans 3" w:hAnsi="Source Sans 3"/>
-                <w:sz w:val="23"/>
-                <w:szCs w:val="23"/>
-              </w:rPr>
-              <w:t>fact</w:t>
-            </w:r>
-            <w:proofErr w:type="gramEnd"/>
+              <w:t>over sometimes. In fact</w:t>
+            </w:r>
             <w:r>
               <w:rPr>
                 <w:rFonts w:ascii="Source Sans 3" w:hAnsi="Source Sans 3"/>
@@ -14875,25 +15392,7 @@
                 <w:sz w:val="23"/>
                 <w:szCs w:val="23"/>
               </w:rPr>
-              <w:t xml:space="preserve">I'm going to tell you about a leisure activity I'd like to do in the future. I'd really like to learn how to play the acoustic guitar. This is because I love music and I love the beautiful sound this kind of guitar makes. I also want to give myself a challenge and learn something new. I don't think it'll be too difficult for me because I already know how to read music. I play the piano but I'm not very good. I think playing the guitar will be easier. I also like the fact that you can carry a guitar round easily and play it anywhere. For </w:t>
-            </w:r>
-            <w:proofErr w:type="gramStart"/>
-            <w:r>
-              <w:rPr>
-                <w:rFonts w:ascii="Source Sans 3" w:hAnsi="Source Sans 3"/>
-                <w:sz w:val="23"/>
-                <w:szCs w:val="23"/>
-              </w:rPr>
-              <w:t>example</w:t>
-            </w:r>
-            <w:proofErr w:type="gramEnd"/>
-            <w:r>
-              <w:rPr>
-                <w:rFonts w:ascii="Source Sans 3" w:hAnsi="Source Sans 3"/>
-                <w:sz w:val="23"/>
-                <w:szCs w:val="23"/>
-              </w:rPr>
-              <w:t xml:space="preserve"> I can play it in the park or on the beach.</w:t>
+              <w:t>I'm going to tell you about a leisure activity I'd like to do in the future. I'd really like to learn how to play the acoustic guitar. This is because I love music and I love the beautiful sound this kind of guitar makes. I also want to give myself a challenge and learn something new. I don't think it'll be too difficult for me because I already know how to read music. I play the piano but I'm not very good. I think playing the guitar will be easier. I also like the fact that you can carry a guitar round easily and play it anywhere. For example I can play it in the park or on the beach.</w:t>
             </w:r>
           </w:p>
           <w:p>
@@ -15191,25 +15690,7 @@
                 <w:sz w:val="23"/>
                 <w:szCs w:val="23"/>
               </w:rPr>
-              <w:t xml:space="preserve">: You have to wear a shirt </w:t>
-            </w:r>
-            <w:proofErr w:type="gramStart"/>
-            <w:r>
-              <w:rPr>
-                <w:rFonts w:ascii="Source Sans 3" w:hAnsi="Source Sans 3"/>
-                <w:sz w:val="23"/>
-                <w:szCs w:val="23"/>
-              </w:rPr>
-              <w:t>an</w:t>
-            </w:r>
-            <w:proofErr w:type="gramEnd"/>
-            <w:r>
-              <w:rPr>
-                <w:rFonts w:ascii="Source Sans 3" w:hAnsi="Source Sans 3"/>
-                <w:sz w:val="23"/>
-                <w:szCs w:val="23"/>
-              </w:rPr>
-              <w:t>' tie.</w:t>
+              <w:t>: You have to wear a shirt an' tie.</w:t>
             </w:r>
           </w:p>
           <w:p>
@@ -15448,7 +15929,25 @@
                 <w:sz w:val="23"/>
                 <w:szCs w:val="23"/>
               </w:rPr>
-              <w:t>He was clearly gifted, and his mother used to arrange for him to take part in local competitions. He came second in one, and his mother posted his performance on YouTube. She kept posting other clips of him singing, and soon these attracted a number of fans who started following him, though at this point he still hadn't found fame. His big break came when a music executive came across these videos by accident when he was looking for a performance by a different artist. He immediately recognised Bieber's talent and gave the teenager a contract with his recording company. His first record was a worldwide hit. He shot to fame in just two years and is now a global superstar, one of the most well-known performers the world has ever seen.</w:t>
+              <w:t xml:space="preserve">He was clearly gifted, and his mother used to arrange for him to take part in local competitions. He came second in one, and his mother posted his performance on YouTube. She kept posting other clips of him singing, and soon these attracted a number of fans who started following him, though at this point he still hadn't found fame. His big break came when a music executive came across these videos by accident when he was looking for a performance by a different artist. He immediately </w:t>
+            </w:r>
+            <w:proofErr w:type="spellStart"/>
+            <w:r>
+              <w:rPr>
+                <w:rFonts w:ascii="Source Sans 3" w:hAnsi="Source Sans 3"/>
+                <w:sz w:val="23"/>
+                <w:szCs w:val="23"/>
+              </w:rPr>
+              <w:t>recognised</w:t>
+            </w:r>
+            <w:proofErr w:type="spellEnd"/>
+            <w:r>
+              <w:rPr>
+                <w:rFonts w:ascii="Source Sans 3" w:hAnsi="Source Sans 3"/>
+                <w:sz w:val="23"/>
+                <w:szCs w:val="23"/>
+              </w:rPr>
+              <w:t xml:space="preserve"> Bieber's talent and gave the teenager a contract with his recording company. His first record was a worldwide hit. He shot to fame in just two years and is now a global superstar, one of the most well-known performers the world has ever seen.</w:t>
             </w:r>
           </w:p>
         </w:tc>
@@ -15527,7 +16026,25 @@
                 <w:sz w:val="23"/>
                 <w:szCs w:val="23"/>
               </w:rPr>
-              <w:t>: I wouldn't like to be famous. I would hate people to recognise me all the time. You would always be followed by journalists and never able to have a private life. Being followed on a good day, when you've been to the hairdresser and are wearing your best jeans, is perhaps acceptable, but can you imagine how it would make you feel on a bad day?</w:t>
+              <w:t xml:space="preserve">: I wouldn't like to be famous. I would hate people to </w:t>
+            </w:r>
+            <w:proofErr w:type="spellStart"/>
+            <w:r>
+              <w:rPr>
+                <w:rFonts w:ascii="Source Sans 3" w:hAnsi="Source Sans 3"/>
+                <w:sz w:val="23"/>
+                <w:szCs w:val="23"/>
+              </w:rPr>
+              <w:t>recognise</w:t>
+            </w:r>
+            <w:proofErr w:type="spellEnd"/>
+            <w:r>
+              <w:rPr>
+                <w:rFonts w:ascii="Source Sans 3" w:hAnsi="Source Sans 3"/>
+                <w:sz w:val="23"/>
+                <w:szCs w:val="23"/>
+              </w:rPr>
+              <w:t xml:space="preserve"> me all the time. You would always be followed by journalists and never able to have a private life. Being followed on a good day, when you've been to the hairdresser and are wearing your best jeans, is perhaps acceptable, but can you imagine how it would make you feel on a bad day?</w:t>
             </w:r>
           </w:p>
           <w:p>
@@ -15742,6 +16259,7 @@
                 <w:sz w:val="23"/>
                 <w:szCs w:val="23"/>
               </w:rPr>
+              <w:lastRenderedPageBreak/>
               <w:t>experts. Find people you admire in your area of interest. Try to get as close to them as possible. Observe them carefully. If possible, talk to them. Ask lots of questions. Don't copy them, but try to learn from them. And don't be afraid to experiment, try something new.</w:t>
             </w:r>
           </w:p>
@@ -15820,26 +16338,7 @@
                 <w:sz w:val="23"/>
                 <w:szCs w:val="23"/>
               </w:rPr>
-              <w:lastRenderedPageBreak/>
-              <w:t xml:space="preserve">work on. One thing is for </w:t>
-            </w:r>
-            <w:proofErr w:type="gramStart"/>
-            <w:r>
-              <w:rPr>
-                <w:rFonts w:ascii="Source Sans 3" w:hAnsi="Source Sans 3"/>
-                <w:sz w:val="23"/>
-                <w:szCs w:val="23"/>
-              </w:rPr>
-              <w:t>sure,</w:t>
-            </w:r>
-            <w:proofErr w:type="gramEnd"/>
-            <w:r>
-              <w:rPr>
-                <w:rFonts w:ascii="Source Sans 3" w:hAnsi="Source Sans 3"/>
-                <w:sz w:val="23"/>
-                <w:szCs w:val="23"/>
-              </w:rPr>
-              <w:t xml:space="preserve"> nobody is going to come to you. You have to make opportunities for yourself. You have a product to sell and the product is you. It's much easier to do that these days, especially with the internet around. Many people use social media for this.</w:t>
+              <w:t>work on. One thing is for sure, nobody is going to come to you. You have to make opportunities for yourself. You have a product to sell and the product is you. It's much easier to do that these days, especially with the internet around. Many people use social media for this.</w:t>
             </w:r>
           </w:p>
           <w:p>
@@ -16115,25 +16614,25 @@
                 <w:sz w:val="23"/>
                 <w:szCs w:val="23"/>
               </w:rPr>
-              <w:t xml:space="preserve">Remember that a film is really a story in pictures. There are lots of ways of telling a story. </w:t>
-            </w:r>
-            <w:proofErr w:type="gramStart"/>
-            <w:r>
-              <w:rPr>
-                <w:rFonts w:ascii="Source Sans 3" w:hAnsi="Source Sans 3"/>
-                <w:sz w:val="23"/>
-                <w:szCs w:val="23"/>
-              </w:rPr>
-              <w:t>So</w:t>
-            </w:r>
-            <w:proofErr w:type="gramEnd"/>
-            <w:r>
-              <w:rPr>
-                <w:rFonts w:ascii="Source Sans 3" w:hAnsi="Source Sans 3"/>
-                <w:sz w:val="23"/>
-                <w:szCs w:val="23"/>
-              </w:rPr>
-              <w:t xml:space="preserve"> choose a style of film that suits the talents of the group. If you have talented artists, but no good writers, or actors, you might want to make your film in the style of a cartoon or someother kind of animation. Last year a group made an excellent film using Lego bricks.</w:t>
+              <w:t xml:space="preserve">Remember that a film is really a story in pictures. There are lots of ways of telling a story. So choose a style of film that suits the talents of the group. If you have talented artists, but no good writers, or actors, you might want to make your film in the style of a cartoon or </w:t>
+            </w:r>
+            <w:proofErr w:type="spellStart"/>
+            <w:r>
+              <w:rPr>
+                <w:rFonts w:ascii="Source Sans 3" w:hAnsi="Source Sans 3"/>
+                <w:sz w:val="23"/>
+                <w:szCs w:val="23"/>
+              </w:rPr>
+              <w:t>someother</w:t>
+            </w:r>
+            <w:proofErr w:type="spellEnd"/>
+            <w:r>
+              <w:rPr>
+                <w:rFonts w:ascii="Source Sans 3" w:hAnsi="Source Sans 3"/>
+                <w:sz w:val="23"/>
+                <w:szCs w:val="23"/>
+              </w:rPr>
+              <w:t xml:space="preserve"> kind of animation. Last year a group made an excellent film using Lego bricks.</w:t>
             </w:r>
           </w:p>
           <w:p>
@@ -16233,7 +16732,25 @@
                 <w:sz w:val="23"/>
                 <w:szCs w:val="23"/>
               </w:rPr>
-              <w:t>That brings me to the next stage-casting your film-finding the actors. Don't just rely on your friends. Be creative! Perhaps you could advertise on social media. Or if your film needs a doctor, perhaps you could ask one from the localhospital if they could spare a couple of hours for you?</w:t>
+              <w:t xml:space="preserve">That brings me to the next stage-casting your film-finding the actors. Don't just rely on your friends. Be creative! Perhaps you could advertise on social media. Or if your film needs a doctor, perhaps you could ask one from the </w:t>
+            </w:r>
+            <w:proofErr w:type="spellStart"/>
+            <w:r>
+              <w:rPr>
+                <w:rFonts w:ascii="Source Sans 3" w:hAnsi="Source Sans 3"/>
+                <w:sz w:val="23"/>
+                <w:szCs w:val="23"/>
+              </w:rPr>
+              <w:t>localhospital</w:t>
+            </w:r>
+            <w:proofErr w:type="spellEnd"/>
+            <w:r>
+              <w:rPr>
+                <w:rFonts w:ascii="Source Sans 3" w:hAnsi="Source Sans 3"/>
+                <w:sz w:val="23"/>
+                <w:szCs w:val="23"/>
+              </w:rPr>
+              <w:t xml:space="preserve"> if they could spare a couple of hours for you?</w:t>
             </w:r>
           </w:p>
           <w:p>
@@ -16451,7 +16968,25 @@
                 <w:sz w:val="23"/>
                 <w:szCs w:val="23"/>
               </w:rPr>
-              <w:t>David Beckham became famous because he was a very talented footballer. His speciality was scoring amazing goals from free kicks. But he wasn't well-known only for his football skills. He became even more famous when he married a pop star - Victoria, one of the Spice Girls. And another reason for his fame was his good looks and his style. I think almost every boy in the world wanted to have a David Beckham haircut! I know I did.</w:t>
+              <w:t xml:space="preserve">David Beckham became famous because he was a very talented footballer. His </w:t>
+            </w:r>
+            <w:proofErr w:type="spellStart"/>
+            <w:r>
+              <w:rPr>
+                <w:rFonts w:ascii="Source Sans 3" w:hAnsi="Source Sans 3"/>
+                <w:sz w:val="23"/>
+                <w:szCs w:val="23"/>
+              </w:rPr>
+              <w:t>speciality</w:t>
+            </w:r>
+            <w:proofErr w:type="spellEnd"/>
+            <w:r>
+              <w:rPr>
+                <w:rFonts w:ascii="Source Sans 3" w:hAnsi="Source Sans 3"/>
+                <w:sz w:val="23"/>
+                <w:szCs w:val="23"/>
+              </w:rPr>
+              <w:t xml:space="preserve"> was scoring amazing goals from free kicks. But he wasn't well-known only for his football skills. He became even more famous when he married a pop star - Victoria, one of the Spice Girls. And another reason for his fame was his good looks and his style. I think almost every boy in the world wanted to have a David Beckham haircut! I know I did.</w:t>
             </w:r>
           </w:p>
           <w:p>
@@ -16564,6 +17099,7 @@
                 <w:sz w:val="23"/>
                 <w:szCs w:val="23"/>
               </w:rPr>
+              <w:lastRenderedPageBreak/>
               <w:t>This creature is found in the mountains of Central Africa. It has black hair all over its body, which is much thicker than that of other members of the species. This means that it can live in colder temperatures. There are only about 900 of these apes in the wild. A lot of the green plants they eat have been destroyed, and they have also been killed in the past for their fur.</w:t>
             </w:r>
           </w:p>
@@ -16608,8 +17144,25 @@
                 <w:sz w:val="23"/>
                 <w:szCs w:val="23"/>
               </w:rPr>
-              <w:lastRenderedPageBreak/>
-              <w:t>This creature lives in the ocean from Australia up to Japan. Many of them are quite small, with a body that grows up to five centimetres long, and they have long tentacles, or arms. Its name comes from the bright blue rings that show up when it's frightened. You need to be careful in the sea around them as they are very poisonous.</w:t>
+              <w:t xml:space="preserve">This creature lives in the ocean from Australia up to Japan. Many of them are quite small, with a body that grows up to five </w:t>
+            </w:r>
+            <w:proofErr w:type="spellStart"/>
+            <w:r>
+              <w:rPr>
+                <w:rFonts w:ascii="Source Sans 3" w:hAnsi="Source Sans 3"/>
+                <w:sz w:val="23"/>
+                <w:szCs w:val="23"/>
+              </w:rPr>
+              <w:t>centimetres</w:t>
+            </w:r>
+            <w:proofErr w:type="spellEnd"/>
+            <w:r>
+              <w:rPr>
+                <w:rFonts w:ascii="Source Sans 3" w:hAnsi="Source Sans 3"/>
+                <w:sz w:val="23"/>
+                <w:szCs w:val="23"/>
+              </w:rPr>
+              <w:t xml:space="preserve"> long, and they have long tentacles, or arms. Its name comes from the bright blue rings that show up when it's frightened. You need to be careful in the sea around them as they are very poisonous.</w:t>
             </w:r>
           </w:p>
           <w:p>
@@ -16862,7 +17415,25 @@
                 <w:sz w:val="23"/>
                 <w:szCs w:val="23"/>
               </w:rPr>
-              <w:t>gorillas make them on the ground instead. And they sleep wherever they end their day and they rarely sleep in the same bed twice! So, I'll move on to talk about the physical features of the mountain gorilla. In other words, what it looks like. So here are some more photographs on screen for you all to have a look at. This gorilla here on the left is a male gorilla. We know that he's an older male gorilla because of the colour of his coat. As you can see, his coat is grey. He's called a silverback. Younger male gorillas are called blackbacks. And there's an obvious reason for that! Yes, a young adult male has a black coat. As he gets older, his coat turns from black to grey.</w:t>
+              <w:t xml:space="preserve">gorillas make them on the ground instead. And they sleep wherever they end their day and they rarely sleep in the same bed twice! So, I'll move on to talk about the physical features of the mountain gorilla. In other words, what it looks like. So here are some more photographs on screen for you all to have a look at. This gorilla here on the left is a male gorilla. We know that he's an older male gorilla because of the </w:t>
+            </w:r>
+            <w:proofErr w:type="spellStart"/>
+            <w:r>
+              <w:rPr>
+                <w:rFonts w:ascii="Source Sans 3" w:hAnsi="Source Sans 3"/>
+                <w:sz w:val="23"/>
+                <w:szCs w:val="23"/>
+              </w:rPr>
+              <w:t>colour</w:t>
+            </w:r>
+            <w:proofErr w:type="spellEnd"/>
+            <w:r>
+              <w:rPr>
+                <w:rFonts w:ascii="Source Sans 3" w:hAnsi="Source Sans 3"/>
+                <w:sz w:val="23"/>
+                <w:szCs w:val="23"/>
+              </w:rPr>
+              <w:t xml:space="preserve"> of his coat. As you can see, his coat is grey. He's called a silverback. Younger male gorillas are called blackbacks. And there's an obvious reason for that! Yes, a young adult male has a black coat. As he gets older, his coat turns from black to grey.</w:t>
             </w:r>
           </w:p>
           <w:p>
@@ -16902,25 +17473,7 @@
                 <w:sz w:val="23"/>
                 <w:szCs w:val="23"/>
               </w:rPr>
-              <w:t xml:space="preserve">I'd like to conclude by talking about some of the threats that mountain gorillas face. They are in serious danger of disappearing from our world altogether. Let's have a look at two reasons why they're in such danger. And both of these reasons are connected to human activity. Firstly, people are damaging the mountain forests where these gorillas live. They're cutting down the trees to build farms and towns. Mountain gorillas live in close family groups and this means that it's difficult for them to get enough to eat in the small areas they now have to live in. Secondly, gorillas are also suffering as a result of hunting. Sadly, some people find and kill them to sell. </w:t>
-            </w:r>
-            <w:proofErr w:type="gramStart"/>
-            <w:r>
-              <w:rPr>
-                <w:rFonts w:ascii="Source Sans 3" w:hAnsi="Source Sans 3"/>
-                <w:sz w:val="23"/>
-                <w:szCs w:val="23"/>
-              </w:rPr>
-              <w:t>So</w:t>
-            </w:r>
-            <w:proofErr w:type="gramEnd"/>
-            <w:r>
-              <w:rPr>
-                <w:rFonts w:ascii="Source Sans 3" w:hAnsi="Source Sans 3"/>
-                <w:sz w:val="23"/>
-                <w:szCs w:val="23"/>
-              </w:rPr>
-              <w:t xml:space="preserve"> it's a very sad situation indeed for these beautiful animals.</w:t>
+              <w:t>I'd like to conclude by talking about some of the threats that mountain gorillas face. They are in serious danger of disappearing from our world altogether. Let's have a look at two reasons why they're in such danger. And both of these reasons are connected to human activity. Firstly, people are damaging the mountain forests where these gorillas live. They're cutting down the trees to build farms and towns. Mountain gorillas live in close family groups and this means that it's difficult for them to get enough to eat in the small areas they now have to live in. Secondly, gorillas are also suffering as a result of hunting. Sadly, some people find and kill them to sell. So it's a very sad situation indeed for these beautiful animals.</w:t>
             </w:r>
           </w:p>
         </w:tc>
@@ -17029,25 +17582,7 @@
                 <w:sz w:val="23"/>
                 <w:szCs w:val="23"/>
               </w:rPr>
-              <w:t xml:space="preserve">Now, both the male and the female American bullfrogs have green or brown bodies and have dark spots on the top. But there's one important difference between them - the male's throat is yellow but the female has a white one instead. And the other difference is their eardrums, here just behind their eyes. Those of the male are much larger than the </w:t>
-            </w:r>
-            <w:proofErr w:type="gramStart"/>
-            <w:r>
-              <w:rPr>
-                <w:rFonts w:ascii="Source Sans 3" w:hAnsi="Source Sans 3"/>
-                <w:sz w:val="23"/>
-                <w:szCs w:val="23"/>
-              </w:rPr>
-              <w:t>female's</w:t>
-            </w:r>
-            <w:proofErr w:type="gramEnd"/>
-            <w:r>
-              <w:rPr>
-                <w:rFonts w:ascii="Source Sans 3" w:hAnsi="Source Sans 3"/>
-                <w:sz w:val="23"/>
-                <w:szCs w:val="23"/>
-              </w:rPr>
-              <w:t>.</w:t>
+              <w:t>Now, both the male and the female American bullfrogs have green or brown bodies and have dark spots on the top. But there's one important difference between them - the male's throat is yellow but the female has a white one instead. And the other difference is their eardrums, here just behind their eyes. Those of the male are much larger than the female's.</w:t>
             </w:r>
           </w:p>
           <w:p>
@@ -17256,7 +17791,25 @@
                 <w:sz w:val="23"/>
                 <w:szCs w:val="23"/>
               </w:rPr>
-              <w:t>It's got 15 of these growing from each of the four corners of the box. Now, you may be surprised to learn that these tentacles can grow to a length of three metres! And another surprising thing is its large number of eyes, that's six eyes on each of its four sides, so 24 altogether.</w:t>
+              <w:t xml:space="preserve">It's got 15 of these growing from each of the four corners of the box. Now, you may be surprised to learn that these tentacles can grow to a length of three </w:t>
+            </w:r>
+            <w:proofErr w:type="spellStart"/>
+            <w:r>
+              <w:rPr>
+                <w:rFonts w:ascii="Source Sans 3" w:hAnsi="Source Sans 3"/>
+                <w:sz w:val="23"/>
+                <w:szCs w:val="23"/>
+              </w:rPr>
+              <w:t>metres</w:t>
+            </w:r>
+            <w:proofErr w:type="spellEnd"/>
+            <w:r>
+              <w:rPr>
+                <w:rFonts w:ascii="Source Sans 3" w:hAnsi="Source Sans 3"/>
+                <w:sz w:val="23"/>
+                <w:szCs w:val="23"/>
+              </w:rPr>
+              <w:t>! And another surprising thing is its large number of eyes, that's six eyes on each of its four sides, so 24 altogether.</w:t>
             </w:r>
           </w:p>
           <w:p>
@@ -17336,6 +17889,7 @@
                 <w:sz w:val="23"/>
                 <w:szCs w:val="23"/>
               </w:rPr>
+              <w:lastRenderedPageBreak/>
               <w:t>And then, the best thing to help is vinegar. Yes, the same vinegar you use when you're cooking! Many Australian beaches keep bottles of it near the jellyfish warning signs. You should pour a bottle over the tentacles for 30 seconds, and then the tentacles can be removed. However, if you get stung and don't have any vinegar, you should pour seawater on the skin. This will help to ease the pain before you can get further medical help.</w:t>
             </w:r>
           </w:p>
@@ -17378,7 +17932,6 @@
                 <w:sz w:val="23"/>
                 <w:szCs w:val="23"/>
               </w:rPr>
-              <w:lastRenderedPageBreak/>
               <w:t>Mindset_L1_70.mp3</w:t>
             </w:r>
           </w:p>

--- a/assets/data/Mindset 01/Mindset1- Audio Scripts.docx
+++ b/assets/data/Mindset 01/Mindset1- Audio Scripts.docx
@@ -278,7 +278,25 @@
                 <w:sz w:val="23"/>
                 <w:szCs w:val="23"/>
               </w:rPr>
-              <w:t xml:space="preserve"> Yes, I'm looking for a gift for my sister. She's going to be 18 next week. So I thought a piece of </w:t>
+              <w:t xml:space="preserve"> Yes, I'm looking for a gift for my sister. She's going to be 18 next week. </w:t>
+            </w:r>
+            <w:proofErr w:type="gramStart"/>
+            <w:r>
+              <w:rPr>
+                <w:rFonts w:ascii="Source Sans 3" w:hAnsi="Source Sans 3"/>
+                <w:sz w:val="23"/>
+                <w:szCs w:val="23"/>
+              </w:rPr>
+              <w:t>So</w:t>
+            </w:r>
+            <w:proofErr w:type="gramEnd"/>
+            <w:r>
+              <w:rPr>
+                <w:rFonts w:ascii="Source Sans 3" w:hAnsi="Source Sans 3"/>
+                <w:sz w:val="23"/>
+                <w:szCs w:val="23"/>
+              </w:rPr>
+              <w:t xml:space="preserve"> I thought a piece of </w:t>
             </w:r>
             <w:proofErr w:type="spellStart"/>
             <w:r>
@@ -536,21 +554,33 @@
           </w:tcPr>
           <w:p>
             <w:pPr>
-              <w:pStyle w:val="ListParagraph"/>
-              <w:numPr>
-                <w:ilvl w:val="0"/>
-                <w:numId w:val="3"/>
-              </w:numPr>
-              <w:tabs>
-                <w:tab w:val="left" w:pos="4413"/>
-              </w:tabs>
-              <w:ind w:left="284" w:hanging="284"/>
-              <w:rPr>
-                <w:rFonts w:ascii="Source Sans 3" w:hAnsi="Source Sans 3"/>
-                <w:sz w:val="23"/>
-                <w:szCs w:val="23"/>
-              </w:rPr>
-            </w:pPr>
+              <w:tabs>
+                <w:tab w:val="left" w:pos="4413"/>
+              </w:tabs>
+              <w:rPr>
+                <w:rFonts w:ascii="Source Sans 3" w:hAnsi="Source Sans 3"/>
+                <w:sz w:val="23"/>
+                <w:szCs w:val="23"/>
+              </w:rPr>
+            </w:pPr>
+            <w:r>
+              <w:rPr>
+                <w:rFonts w:ascii="Source Sans 3" w:hAnsi="Source Sans 3"/>
+                <w:b/>
+                <w:bCs/>
+                <w:sz w:val="23"/>
+                <w:szCs w:val="23"/>
+              </w:rPr>
+              <w:t>a:</w:t>
+            </w:r>
+            <w:r>
+              <w:rPr>
+                <w:rFonts w:ascii="Source Sans 3" w:hAnsi="Source Sans 3"/>
+                <w:sz w:val="23"/>
+                <w:szCs w:val="23"/>
+              </w:rPr>
+              <w:t xml:space="preserve"> </w:t>
+            </w:r>
             <w:r>
               <w:rPr>
                 <w:rFonts w:ascii="Source Sans 3" w:hAnsi="Source Sans 3"/>
@@ -562,21 +592,33 @@
           </w:p>
           <w:p>
             <w:pPr>
-              <w:pStyle w:val="ListParagraph"/>
-              <w:numPr>
-                <w:ilvl w:val="0"/>
-                <w:numId w:val="3"/>
-              </w:numPr>
-              <w:tabs>
-                <w:tab w:val="left" w:pos="4413"/>
-              </w:tabs>
-              <w:ind w:left="284" w:hanging="284"/>
-              <w:rPr>
-                <w:rFonts w:ascii="Source Sans 3" w:hAnsi="Source Sans 3"/>
-                <w:sz w:val="23"/>
-                <w:szCs w:val="23"/>
-              </w:rPr>
-            </w:pPr>
+              <w:tabs>
+                <w:tab w:val="left" w:pos="4413"/>
+              </w:tabs>
+              <w:rPr>
+                <w:rFonts w:ascii="Source Sans 3" w:hAnsi="Source Sans 3"/>
+                <w:sz w:val="23"/>
+                <w:szCs w:val="23"/>
+              </w:rPr>
+            </w:pPr>
+            <w:r>
+              <w:rPr>
+                <w:rFonts w:ascii="Source Sans 3" w:hAnsi="Source Sans 3"/>
+                <w:b/>
+                <w:bCs/>
+                <w:sz w:val="23"/>
+                <w:szCs w:val="23"/>
+              </w:rPr>
+              <w:t>b:</w:t>
+            </w:r>
+            <w:r>
+              <w:rPr>
+                <w:rFonts w:ascii="Source Sans 3" w:hAnsi="Source Sans 3"/>
+                <w:sz w:val="23"/>
+                <w:szCs w:val="23"/>
+              </w:rPr>
+              <w:t xml:space="preserve"> </w:t>
+            </w:r>
             <w:r>
               <w:rPr>
                 <w:rFonts w:ascii="Source Sans 3" w:hAnsi="Source Sans 3"/>
@@ -588,21 +630,33 @@
           </w:p>
           <w:p>
             <w:pPr>
-              <w:pStyle w:val="ListParagraph"/>
-              <w:numPr>
-                <w:ilvl w:val="0"/>
-                <w:numId w:val="3"/>
-              </w:numPr>
-              <w:tabs>
-                <w:tab w:val="left" w:pos="4413"/>
-              </w:tabs>
-              <w:ind w:left="284" w:hanging="284"/>
-              <w:rPr>
-                <w:rFonts w:ascii="Source Sans 3" w:hAnsi="Source Sans 3"/>
-                <w:sz w:val="23"/>
-                <w:szCs w:val="23"/>
-              </w:rPr>
-            </w:pPr>
+              <w:tabs>
+                <w:tab w:val="left" w:pos="4413"/>
+              </w:tabs>
+              <w:rPr>
+                <w:rFonts w:ascii="Source Sans 3" w:hAnsi="Source Sans 3"/>
+                <w:sz w:val="23"/>
+                <w:szCs w:val="23"/>
+              </w:rPr>
+            </w:pPr>
+            <w:r>
+              <w:rPr>
+                <w:rFonts w:ascii="Source Sans 3" w:hAnsi="Source Sans 3"/>
+                <w:b/>
+                <w:bCs/>
+                <w:sz w:val="23"/>
+                <w:szCs w:val="23"/>
+              </w:rPr>
+              <w:t>c:</w:t>
+            </w:r>
+            <w:r>
+              <w:rPr>
+                <w:rFonts w:ascii="Source Sans 3" w:hAnsi="Source Sans 3"/>
+                <w:sz w:val="23"/>
+                <w:szCs w:val="23"/>
+              </w:rPr>
+              <w:t xml:space="preserve"> </w:t>
+            </w:r>
             <w:r>
               <w:rPr>
                 <w:rFonts w:ascii="Source Sans 3" w:hAnsi="Source Sans 3"/>
@@ -614,21 +668,33 @@
           </w:p>
           <w:p>
             <w:pPr>
-              <w:pStyle w:val="ListParagraph"/>
-              <w:numPr>
-                <w:ilvl w:val="0"/>
-                <w:numId w:val="3"/>
-              </w:numPr>
-              <w:tabs>
-                <w:tab w:val="left" w:pos="4413"/>
-              </w:tabs>
-              <w:ind w:left="284" w:hanging="284"/>
-              <w:rPr>
-                <w:rFonts w:ascii="Source Sans 3" w:hAnsi="Source Sans 3"/>
-                <w:sz w:val="23"/>
-                <w:szCs w:val="23"/>
-              </w:rPr>
-            </w:pPr>
+              <w:tabs>
+                <w:tab w:val="left" w:pos="4413"/>
+              </w:tabs>
+              <w:rPr>
+                <w:rFonts w:ascii="Source Sans 3" w:hAnsi="Source Sans 3"/>
+                <w:sz w:val="23"/>
+                <w:szCs w:val="23"/>
+              </w:rPr>
+            </w:pPr>
+            <w:r>
+              <w:rPr>
+                <w:rFonts w:ascii="Source Sans 3" w:hAnsi="Source Sans 3"/>
+                <w:b/>
+                <w:bCs/>
+                <w:sz w:val="23"/>
+                <w:szCs w:val="23"/>
+              </w:rPr>
+              <w:t>d:</w:t>
+            </w:r>
+            <w:r>
+              <w:rPr>
+                <w:rFonts w:ascii="Source Sans 3" w:hAnsi="Source Sans 3"/>
+                <w:sz w:val="23"/>
+                <w:szCs w:val="23"/>
+              </w:rPr>
+              <w:t xml:space="preserve"> </w:t>
+            </w:r>
             <w:r>
               <w:rPr>
                 <w:rFonts w:ascii="Source Sans 3" w:hAnsi="Source Sans 3"/>
@@ -640,21 +706,33 @@
           </w:p>
           <w:p>
             <w:pPr>
-              <w:pStyle w:val="ListParagraph"/>
-              <w:numPr>
-                <w:ilvl w:val="0"/>
-                <w:numId w:val="3"/>
-              </w:numPr>
-              <w:tabs>
-                <w:tab w:val="left" w:pos="4413"/>
-              </w:tabs>
-              <w:ind w:left="284" w:hanging="284"/>
-              <w:rPr>
-                <w:rFonts w:ascii="Source Sans 3" w:hAnsi="Source Sans 3"/>
-                <w:sz w:val="23"/>
-                <w:szCs w:val="23"/>
-              </w:rPr>
-            </w:pPr>
+              <w:tabs>
+                <w:tab w:val="left" w:pos="4413"/>
+              </w:tabs>
+              <w:rPr>
+                <w:rFonts w:ascii="Source Sans 3" w:hAnsi="Source Sans 3"/>
+                <w:sz w:val="23"/>
+                <w:szCs w:val="23"/>
+              </w:rPr>
+            </w:pPr>
+            <w:r>
+              <w:rPr>
+                <w:rFonts w:ascii="Source Sans 3" w:hAnsi="Source Sans 3"/>
+                <w:b/>
+                <w:bCs/>
+                <w:sz w:val="23"/>
+                <w:szCs w:val="23"/>
+              </w:rPr>
+              <w:t>e:</w:t>
+            </w:r>
+            <w:r>
+              <w:rPr>
+                <w:rFonts w:ascii="Source Sans 3" w:hAnsi="Source Sans 3"/>
+                <w:sz w:val="23"/>
+                <w:szCs w:val="23"/>
+              </w:rPr>
+              <w:t xml:space="preserve"> </w:t>
+            </w:r>
             <w:r>
               <w:rPr>
                 <w:rFonts w:ascii="Source Sans 3" w:hAnsi="Source Sans 3"/>
@@ -666,21 +744,33 @@
           </w:p>
           <w:p>
             <w:pPr>
-              <w:pStyle w:val="ListParagraph"/>
-              <w:numPr>
-                <w:ilvl w:val="0"/>
-                <w:numId w:val="3"/>
-              </w:numPr>
-              <w:tabs>
-                <w:tab w:val="left" w:pos="4413"/>
-              </w:tabs>
-              <w:ind w:left="284" w:hanging="284"/>
-              <w:rPr>
-                <w:rFonts w:ascii="Source Sans 3" w:hAnsi="Source Sans 3"/>
-                <w:sz w:val="23"/>
-                <w:szCs w:val="23"/>
-              </w:rPr>
-            </w:pPr>
+              <w:tabs>
+                <w:tab w:val="left" w:pos="4413"/>
+              </w:tabs>
+              <w:rPr>
+                <w:rFonts w:ascii="Source Sans 3" w:hAnsi="Source Sans 3"/>
+                <w:sz w:val="23"/>
+                <w:szCs w:val="23"/>
+              </w:rPr>
+            </w:pPr>
+            <w:r>
+              <w:rPr>
+                <w:rFonts w:ascii="Source Sans 3" w:hAnsi="Source Sans 3"/>
+                <w:b/>
+                <w:bCs/>
+                <w:sz w:val="23"/>
+                <w:szCs w:val="23"/>
+              </w:rPr>
+              <w:t>f:</w:t>
+            </w:r>
+            <w:r>
+              <w:rPr>
+                <w:rFonts w:ascii="Source Sans 3" w:hAnsi="Source Sans 3"/>
+                <w:sz w:val="23"/>
+                <w:szCs w:val="23"/>
+              </w:rPr>
+              <w:t xml:space="preserve"> </w:t>
+            </w:r>
             <w:r>
               <w:rPr>
                 <w:rFonts w:ascii="Source Sans 3" w:hAnsi="Source Sans 3"/>
@@ -692,21 +782,33 @@
           </w:p>
           <w:p>
             <w:pPr>
-              <w:pStyle w:val="ListParagraph"/>
-              <w:numPr>
-                <w:ilvl w:val="0"/>
-                <w:numId w:val="3"/>
-              </w:numPr>
-              <w:tabs>
-                <w:tab w:val="left" w:pos="4413"/>
-              </w:tabs>
-              <w:ind w:left="284" w:hanging="284"/>
-              <w:rPr>
-                <w:rFonts w:ascii="Source Sans 3" w:hAnsi="Source Sans 3"/>
-                <w:sz w:val="23"/>
-                <w:szCs w:val="23"/>
-              </w:rPr>
-            </w:pPr>
+              <w:tabs>
+                <w:tab w:val="left" w:pos="4413"/>
+              </w:tabs>
+              <w:rPr>
+                <w:rFonts w:ascii="Source Sans 3" w:hAnsi="Source Sans 3"/>
+                <w:sz w:val="23"/>
+                <w:szCs w:val="23"/>
+              </w:rPr>
+            </w:pPr>
+            <w:r>
+              <w:rPr>
+                <w:rFonts w:ascii="Source Sans 3" w:hAnsi="Source Sans 3"/>
+                <w:b/>
+                <w:bCs/>
+                <w:sz w:val="23"/>
+                <w:szCs w:val="23"/>
+              </w:rPr>
+              <w:t>g:</w:t>
+            </w:r>
+            <w:r>
+              <w:rPr>
+                <w:rFonts w:ascii="Source Sans 3" w:hAnsi="Source Sans 3"/>
+                <w:sz w:val="23"/>
+                <w:szCs w:val="23"/>
+              </w:rPr>
+              <w:t xml:space="preserve"> </w:t>
+            </w:r>
             <w:r>
               <w:rPr>
                 <w:rFonts w:ascii="Source Sans 3" w:hAnsi="Source Sans 3"/>
@@ -718,21 +820,33 @@
           </w:p>
           <w:p>
             <w:pPr>
-              <w:pStyle w:val="ListParagraph"/>
-              <w:numPr>
-                <w:ilvl w:val="0"/>
-                <w:numId w:val="3"/>
-              </w:numPr>
-              <w:tabs>
-                <w:tab w:val="left" w:pos="4413"/>
-              </w:tabs>
-              <w:ind w:left="284" w:hanging="284"/>
-              <w:rPr>
-                <w:rFonts w:ascii="Source Sans 3" w:hAnsi="Source Sans 3"/>
-                <w:sz w:val="23"/>
-                <w:szCs w:val="23"/>
-              </w:rPr>
-            </w:pPr>
+              <w:tabs>
+                <w:tab w:val="left" w:pos="4413"/>
+              </w:tabs>
+              <w:rPr>
+                <w:rFonts w:ascii="Source Sans 3" w:hAnsi="Source Sans 3"/>
+                <w:sz w:val="23"/>
+                <w:szCs w:val="23"/>
+              </w:rPr>
+            </w:pPr>
+            <w:r>
+              <w:rPr>
+                <w:rFonts w:ascii="Source Sans 3" w:hAnsi="Source Sans 3"/>
+                <w:b/>
+                <w:bCs/>
+                <w:sz w:val="23"/>
+                <w:szCs w:val="23"/>
+              </w:rPr>
+              <w:t>h:</w:t>
+            </w:r>
+            <w:r>
+              <w:rPr>
+                <w:rFonts w:ascii="Source Sans 3" w:hAnsi="Source Sans 3"/>
+                <w:sz w:val="23"/>
+                <w:szCs w:val="23"/>
+              </w:rPr>
+              <w:t xml:space="preserve"> </w:t>
+            </w:r>
             <w:r>
               <w:rPr>
                 <w:rFonts w:ascii="Source Sans 3" w:hAnsi="Source Sans 3"/>
@@ -1345,7 +1459,25 @@
                 <w:sz w:val="23"/>
                 <w:szCs w:val="23"/>
               </w:rPr>
-              <w:t xml:space="preserve"> Yes, I'm looking for a gift for my sister. She's going to be 18 next week. So I thought a piece of </w:t>
+              <w:t xml:space="preserve"> Yes, I'm looking for a gift for my sister. She's going to be 18 next week. </w:t>
+            </w:r>
+            <w:proofErr w:type="gramStart"/>
+            <w:r>
+              <w:rPr>
+                <w:rFonts w:ascii="Source Sans 3" w:hAnsi="Source Sans 3"/>
+                <w:sz w:val="23"/>
+                <w:szCs w:val="23"/>
+              </w:rPr>
+              <w:t>So</w:t>
+            </w:r>
+            <w:proofErr w:type="gramEnd"/>
+            <w:r>
+              <w:rPr>
+                <w:rFonts w:ascii="Source Sans 3" w:hAnsi="Source Sans 3"/>
+                <w:sz w:val="23"/>
+                <w:szCs w:val="23"/>
+              </w:rPr>
+              <w:t xml:space="preserve"> I thought a piece of </w:t>
             </w:r>
             <w:proofErr w:type="spellStart"/>
             <w:r>
@@ -1660,7 +1792,25 @@
                 <w:sz w:val="23"/>
                 <w:szCs w:val="23"/>
               </w:rPr>
-              <w:t xml:space="preserve"> Well, they were £30, but actually we've got a sale on at the moment, so they're a little cheaper - only £20. So you can save £10!</w:t>
+              <w:t xml:space="preserve"> Well, they were £30, but actually we've got a sale on at the moment, so they're a little cheaper - only £20. </w:t>
+            </w:r>
+            <w:proofErr w:type="gramStart"/>
+            <w:r>
+              <w:rPr>
+                <w:rFonts w:ascii="Source Sans 3" w:hAnsi="Source Sans 3"/>
+                <w:sz w:val="23"/>
+                <w:szCs w:val="23"/>
+              </w:rPr>
+              <w:t>So</w:t>
+            </w:r>
+            <w:proofErr w:type="gramEnd"/>
+            <w:r>
+              <w:rPr>
+                <w:rFonts w:ascii="Source Sans 3" w:hAnsi="Source Sans 3"/>
+                <w:sz w:val="23"/>
+                <w:szCs w:val="23"/>
+              </w:rPr>
+              <w:t xml:space="preserve"> you can save £10!</w:t>
             </w:r>
           </w:p>
           <w:p>
@@ -1951,7 +2101,43 @@
                 <w:sz w:val="23"/>
                 <w:szCs w:val="23"/>
               </w:rPr>
-              <w:t xml:space="preserve"> Well they were £30, but actually we've got a sale on at the moment, so they're a little cheaper - only £20. So you can save £10!</w:t>
+              <w:t xml:space="preserve"> </w:t>
+            </w:r>
+            <w:proofErr w:type="gramStart"/>
+            <w:r>
+              <w:rPr>
+                <w:rFonts w:ascii="Source Sans 3" w:hAnsi="Source Sans 3"/>
+                <w:sz w:val="23"/>
+                <w:szCs w:val="23"/>
+              </w:rPr>
+              <w:t>Well</w:t>
+            </w:r>
+            <w:proofErr w:type="gramEnd"/>
+            <w:r>
+              <w:rPr>
+                <w:rFonts w:ascii="Source Sans 3" w:hAnsi="Source Sans 3"/>
+                <w:sz w:val="23"/>
+                <w:szCs w:val="23"/>
+              </w:rPr>
+              <w:t xml:space="preserve"> they were £30, but actually we've got a sale on at the moment, so they're a little cheaper - only £20. </w:t>
+            </w:r>
+            <w:proofErr w:type="gramStart"/>
+            <w:r>
+              <w:rPr>
+                <w:rFonts w:ascii="Source Sans 3" w:hAnsi="Source Sans 3"/>
+                <w:sz w:val="23"/>
+                <w:szCs w:val="23"/>
+              </w:rPr>
+              <w:t>So</w:t>
+            </w:r>
+            <w:proofErr w:type="gramEnd"/>
+            <w:r>
+              <w:rPr>
+                <w:rFonts w:ascii="Source Sans 3" w:hAnsi="Source Sans 3"/>
+                <w:sz w:val="23"/>
+                <w:szCs w:val="23"/>
+              </w:rPr>
+              <w:t xml:space="preserve"> you can save £10!</w:t>
             </w:r>
           </w:p>
         </w:tc>
@@ -2603,7 +2789,25 @@
                 <w:sz w:val="23"/>
                 <w:szCs w:val="23"/>
               </w:rPr>
-              <w:t xml:space="preserve"> Oh, it's a little bag. All the guests get a gift bag at the end of the party. And inside there's a present from the baby's parents. It's really fun to open it because you don't know what you'll get. So it could be a candle, or some chocolates. Guess what I got? You can see it in this next photo.</w:t>
+              <w:t xml:space="preserve"> Oh, it's a little bag. All the guests get a gift bag at the end of the party. And inside there's a present from the baby's parents. It's really fun to open it because you don't know what you'll get. </w:t>
+            </w:r>
+            <w:proofErr w:type="gramStart"/>
+            <w:r>
+              <w:rPr>
+                <w:rFonts w:ascii="Source Sans 3" w:hAnsi="Source Sans 3"/>
+                <w:sz w:val="23"/>
+                <w:szCs w:val="23"/>
+              </w:rPr>
+              <w:t>So</w:t>
+            </w:r>
+            <w:proofErr w:type="gramEnd"/>
+            <w:r>
+              <w:rPr>
+                <w:rFonts w:ascii="Source Sans 3" w:hAnsi="Source Sans 3"/>
+                <w:sz w:val="23"/>
+                <w:szCs w:val="23"/>
+              </w:rPr>
+              <w:t xml:space="preserve"> it could be a candle, or some chocolates. Guess what I got? You can see it in this next photo.</w:t>
             </w:r>
           </w:p>
           <w:p>
@@ -4143,27 +4347,7 @@
                 <w:sz w:val="23"/>
                 <w:szCs w:val="23"/>
               </w:rPr>
-              <w:t xml:space="preserve"> </w:t>
-            </w:r>
-            <w:proofErr w:type="spellStart"/>
-            <w:r>
-              <w:rPr>
-                <w:rFonts w:ascii="Source Sans 3" w:hAnsi="Source Sans 3"/>
-                <w:bCs/>
-                <w:sz w:val="23"/>
-                <w:szCs w:val="23"/>
-              </w:rPr>
-              <w:t>W</w:t>
-            </w:r>
-            <w:proofErr w:type="spellEnd"/>
-            <w:r>
-              <w:rPr>
-                <w:rFonts w:ascii="Source Sans 3" w:hAnsi="Source Sans 3"/>
-                <w:bCs/>
-                <w:sz w:val="23"/>
-                <w:szCs w:val="23"/>
-              </w:rPr>
-              <w:t xml:space="preserve"> dot </w:t>
+              <w:t xml:space="preserve"> W dot </w:t>
             </w:r>
             <w:proofErr w:type="spellStart"/>
             <w:r>
@@ -4954,27 +5138,7 @@
                 <w:sz w:val="23"/>
                 <w:szCs w:val="23"/>
               </w:rPr>
-              <w:t xml:space="preserve"> </w:t>
-            </w:r>
-            <w:proofErr w:type="spellStart"/>
-            <w:r>
-              <w:rPr>
-                <w:rFonts w:ascii="Source Sans 3" w:hAnsi="Source Sans 3"/>
-                <w:bCs/>
-                <w:sz w:val="23"/>
-                <w:szCs w:val="23"/>
-              </w:rPr>
-              <w:t>W</w:t>
-            </w:r>
-            <w:proofErr w:type="spellEnd"/>
-            <w:r>
-              <w:rPr>
-                <w:rFonts w:ascii="Source Sans 3" w:hAnsi="Source Sans 3"/>
-                <w:bCs/>
-                <w:sz w:val="23"/>
-                <w:szCs w:val="23"/>
-              </w:rPr>
-              <w:t xml:space="preserve"> dot </w:t>
+              <w:t xml:space="preserve"> W dot </w:t>
             </w:r>
             <w:proofErr w:type="spellStart"/>
             <w:r>
@@ -5595,7 +5759,27 @@
                 <w:sz w:val="23"/>
                 <w:szCs w:val="23"/>
               </w:rPr>
-              <w:t xml:space="preserve"> Well, I thought it was pretty reasonable. In fact I couldn't believe it when the bill arrived. £40, including a tip. </w:t>
+              <w:t xml:space="preserve"> Well, I thought it was pretty reasonable. In </w:t>
+            </w:r>
+            <w:proofErr w:type="gramStart"/>
+            <w:r>
+              <w:rPr>
+                <w:rFonts w:ascii="Source Sans 3" w:hAnsi="Source Sans 3"/>
+                <w:bCs/>
+                <w:sz w:val="23"/>
+                <w:szCs w:val="23"/>
+              </w:rPr>
+              <w:t>fact</w:t>
+            </w:r>
+            <w:proofErr w:type="gramEnd"/>
+            <w:r>
+              <w:rPr>
+                <w:rFonts w:ascii="Source Sans 3" w:hAnsi="Source Sans 3"/>
+                <w:bCs/>
+                <w:sz w:val="23"/>
+                <w:szCs w:val="23"/>
+              </w:rPr>
+              <w:t xml:space="preserve"> I couldn't believe it when the bill arrived. £40, including a tip. </w:t>
             </w:r>
             <w:proofErr w:type="spellStart"/>
             <w:r>
@@ -6751,7 +6935,27 @@
                 <w:sz w:val="23"/>
                 <w:szCs w:val="23"/>
               </w:rPr>
-              <w:t xml:space="preserve"> So I take it you went electric!</w:t>
+              <w:t xml:space="preserve"> </w:t>
+            </w:r>
+            <w:proofErr w:type="gramStart"/>
+            <w:r>
+              <w:rPr>
+                <w:rFonts w:ascii="Source Sans 3" w:hAnsi="Source Sans 3"/>
+                <w:bCs/>
+                <w:sz w:val="23"/>
+                <w:szCs w:val="23"/>
+              </w:rPr>
+              <w:t>So</w:t>
+            </w:r>
+            <w:proofErr w:type="gramEnd"/>
+            <w:r>
+              <w:rPr>
+                <w:rFonts w:ascii="Source Sans 3" w:hAnsi="Source Sans 3"/>
+                <w:bCs/>
+                <w:sz w:val="23"/>
+                <w:szCs w:val="23"/>
+              </w:rPr>
+              <w:t xml:space="preserve"> I take it you went electric!</w:t>
             </w:r>
           </w:p>
           <w:p>
@@ -6783,7 +6987,47 @@
                 <w:sz w:val="23"/>
                 <w:szCs w:val="23"/>
               </w:rPr>
-              <w:t xml:space="preserve"> Yes, of course I did! Well, think about it why ride a traditional bike when you can get around the city much faster on an electric one! And because there was a group of us, it wasn't too expensive. In fact the cycle hire was only a $120 for the whole group. So the cost was only $15 per person and that was for three whole hours!</w:t>
+              <w:t xml:space="preserve"> Yes, of course I did! Well, think about it why ride a traditional bike when you can get around the city much faster on an electric one! And because there was a group of us, it wasn't too expensive. In </w:t>
+            </w:r>
+            <w:proofErr w:type="gramStart"/>
+            <w:r>
+              <w:rPr>
+                <w:rFonts w:ascii="Source Sans 3" w:hAnsi="Source Sans 3"/>
+                <w:bCs/>
+                <w:sz w:val="23"/>
+                <w:szCs w:val="23"/>
+              </w:rPr>
+              <w:t>fact</w:t>
+            </w:r>
+            <w:proofErr w:type="gramEnd"/>
+            <w:r>
+              <w:rPr>
+                <w:rFonts w:ascii="Source Sans 3" w:hAnsi="Source Sans 3"/>
+                <w:bCs/>
+                <w:sz w:val="23"/>
+                <w:szCs w:val="23"/>
+              </w:rPr>
+              <w:t xml:space="preserve"> the cycle hire was only a $120 for the whole group. </w:t>
+            </w:r>
+            <w:proofErr w:type="gramStart"/>
+            <w:r>
+              <w:rPr>
+                <w:rFonts w:ascii="Source Sans 3" w:hAnsi="Source Sans 3"/>
+                <w:bCs/>
+                <w:sz w:val="23"/>
+                <w:szCs w:val="23"/>
+              </w:rPr>
+              <w:t>So</w:t>
+            </w:r>
+            <w:proofErr w:type="gramEnd"/>
+            <w:r>
+              <w:rPr>
+                <w:rFonts w:ascii="Source Sans 3" w:hAnsi="Source Sans 3"/>
+                <w:bCs/>
+                <w:sz w:val="23"/>
+                <w:szCs w:val="23"/>
+              </w:rPr>
+              <w:t xml:space="preserve"> the cost was only $15 per person and that was for three whole hours!</w:t>
             </w:r>
           </w:p>
           <w:p>
@@ -6847,7 +7091,27 @@
                 <w:sz w:val="23"/>
                 <w:szCs w:val="23"/>
               </w:rPr>
-              <w:t xml:space="preserve"> No, $15. So I thought it was really quite cheap. And I didn't have to bring along a helmet to wear either. That was included - and we also got a lock, so it was easy to park our bikes safely when we wanted to stop and take a break!</w:t>
+              <w:t xml:space="preserve"> No, $15. </w:t>
+            </w:r>
+            <w:proofErr w:type="gramStart"/>
+            <w:r>
+              <w:rPr>
+                <w:rFonts w:ascii="Source Sans 3" w:hAnsi="Source Sans 3"/>
+                <w:bCs/>
+                <w:sz w:val="23"/>
+                <w:szCs w:val="23"/>
+              </w:rPr>
+              <w:t>So</w:t>
+            </w:r>
+            <w:proofErr w:type="gramEnd"/>
+            <w:r>
+              <w:rPr>
+                <w:rFonts w:ascii="Source Sans 3" w:hAnsi="Source Sans 3"/>
+                <w:bCs/>
+                <w:sz w:val="23"/>
+                <w:szCs w:val="23"/>
+              </w:rPr>
+              <w:t xml:space="preserve"> I thought it was really quite cheap. And I didn't have to bring along a helmet to wear either. That was included - and we also got a lock, so it was easy to park our bikes safely when we wanted to stop and take a break!</w:t>
             </w:r>
           </w:p>
           <w:p>
@@ -6911,7 +7175,27 @@
                 <w:sz w:val="23"/>
                 <w:szCs w:val="23"/>
               </w:rPr>
-              <w:t xml:space="preserve"> Yes it's a really easy one to remember. It's tradelectric.com</w:t>
+              <w:t xml:space="preserve"> </w:t>
+            </w:r>
+            <w:proofErr w:type="gramStart"/>
+            <w:r>
+              <w:rPr>
+                <w:rFonts w:ascii="Source Sans 3" w:hAnsi="Source Sans 3"/>
+                <w:bCs/>
+                <w:sz w:val="23"/>
+                <w:szCs w:val="23"/>
+              </w:rPr>
+              <w:t>Yes</w:t>
+            </w:r>
+            <w:proofErr w:type="gramEnd"/>
+            <w:r>
+              <w:rPr>
+                <w:rFonts w:ascii="Source Sans 3" w:hAnsi="Source Sans 3"/>
+                <w:bCs/>
+                <w:sz w:val="23"/>
+                <w:szCs w:val="23"/>
+              </w:rPr>
+              <w:t xml:space="preserve"> it's a really easy one to remember. It's tradelectric.com</w:t>
             </w:r>
           </w:p>
           <w:p>
@@ -6995,7 +7279,27 @@
                 <w:sz w:val="23"/>
                 <w:szCs w:val="23"/>
               </w:rPr>
-              <w:t>-T-R-A-D-E-L-E-C-T-R-I-C all one word dot com.</w:t>
+              <w:t xml:space="preserve">-T-R-A-D-E-L-E-C-T-R-I-C all </w:t>
+            </w:r>
+            <w:proofErr w:type="gramStart"/>
+            <w:r>
+              <w:rPr>
+                <w:rFonts w:ascii="Source Sans 3" w:hAnsi="Source Sans 3"/>
+                <w:bCs/>
+                <w:sz w:val="23"/>
+                <w:szCs w:val="23"/>
+              </w:rPr>
+              <w:t>one word</w:t>
+            </w:r>
+            <w:proofErr w:type="gramEnd"/>
+            <w:r>
+              <w:rPr>
+                <w:rFonts w:ascii="Source Sans 3" w:hAnsi="Source Sans 3"/>
+                <w:bCs/>
+                <w:sz w:val="23"/>
+                <w:szCs w:val="23"/>
+              </w:rPr>
+              <w:t xml:space="preserve"> dot com.</w:t>
             </w:r>
           </w:p>
           <w:p>
@@ -7533,7 +7837,27 @@
                 <w:sz w:val="23"/>
                 <w:szCs w:val="23"/>
               </w:rPr>
-              <w:t xml:space="preserve"> In the last ten years Baku has changed a lot. Ten years ago we didn't have so many tall buildings and there wasn't as much to do then. The biggest problem is that everything is more expensive now.</w:t>
+              <w:t xml:space="preserve"> In the last ten years Baku has changed a lot. Ten years </w:t>
+            </w:r>
+            <w:proofErr w:type="gramStart"/>
+            <w:r>
+              <w:rPr>
+                <w:rFonts w:ascii="Source Sans 3" w:hAnsi="Source Sans 3"/>
+                <w:bCs/>
+                <w:sz w:val="23"/>
+                <w:szCs w:val="23"/>
+              </w:rPr>
+              <w:t>ago</w:t>
+            </w:r>
+            <w:proofErr w:type="gramEnd"/>
+            <w:r>
+              <w:rPr>
+                <w:rFonts w:ascii="Source Sans 3" w:hAnsi="Source Sans 3"/>
+                <w:bCs/>
+                <w:sz w:val="23"/>
+                <w:szCs w:val="23"/>
+              </w:rPr>
+              <w:t xml:space="preserve"> we didn't have so many tall buildings and there wasn't as much to do then. The biggest problem is that everything is more expensive now.</w:t>
             </w:r>
           </w:p>
           <w:p>
@@ -7765,7 +8089,27 @@
                 <w:sz w:val="23"/>
                 <w:szCs w:val="23"/>
               </w:rPr>
-              <w:t xml:space="preserve"> Our town is situated on the Yangtze river.</w:t>
+              <w:t xml:space="preserve"> Our town is situated on the </w:t>
+            </w:r>
+            <w:proofErr w:type="gramStart"/>
+            <w:r>
+              <w:rPr>
+                <w:rFonts w:ascii="Source Sans 3" w:hAnsi="Source Sans 3"/>
+                <w:bCs/>
+                <w:sz w:val="23"/>
+                <w:szCs w:val="23"/>
+              </w:rPr>
+              <w:t>Yangtze river</w:t>
+            </w:r>
+            <w:proofErr w:type="gramEnd"/>
+            <w:r>
+              <w:rPr>
+                <w:rFonts w:ascii="Source Sans 3" w:hAnsi="Source Sans 3"/>
+                <w:bCs/>
+                <w:sz w:val="23"/>
+                <w:szCs w:val="23"/>
+              </w:rPr>
+              <w:t>.</w:t>
             </w:r>
           </w:p>
           <w:p>
@@ -8224,7 +8568,47 @@
                 <w:sz w:val="23"/>
                 <w:szCs w:val="23"/>
               </w:rPr>
-              <w:t xml:space="preserve"> Most of the city is pretty modern, but there's an ancient castle where the Emperor used to live. It's just a place for tourists to visit now, but in the past it was the most important place in the country and it's over 1000 years old.</w:t>
+              <w:t xml:space="preserve"> Most of the city is pretty modern, but there's an ancient castle where the </w:t>
+            </w:r>
+            <w:proofErr w:type="gramStart"/>
+            <w:r>
+              <w:rPr>
+                <w:rFonts w:ascii="Source Sans 3" w:hAnsi="Source Sans 3"/>
+                <w:bCs/>
+                <w:sz w:val="23"/>
+                <w:szCs w:val="23"/>
+              </w:rPr>
+              <w:t>Emperor</w:t>
+            </w:r>
+            <w:proofErr w:type="gramEnd"/>
+            <w:r>
+              <w:rPr>
+                <w:rFonts w:ascii="Source Sans 3" w:hAnsi="Source Sans 3"/>
+                <w:bCs/>
+                <w:sz w:val="23"/>
+                <w:szCs w:val="23"/>
+              </w:rPr>
+              <w:t xml:space="preserve"> used to live. It's just a place for tourists to visit now, but in the </w:t>
+            </w:r>
+            <w:proofErr w:type="gramStart"/>
+            <w:r>
+              <w:rPr>
+                <w:rFonts w:ascii="Source Sans 3" w:hAnsi="Source Sans 3"/>
+                <w:bCs/>
+                <w:sz w:val="23"/>
+                <w:szCs w:val="23"/>
+              </w:rPr>
+              <w:t>past</w:t>
+            </w:r>
+            <w:proofErr w:type="gramEnd"/>
+            <w:r>
+              <w:rPr>
+                <w:rFonts w:ascii="Source Sans 3" w:hAnsi="Source Sans 3"/>
+                <w:bCs/>
+                <w:sz w:val="23"/>
+                <w:szCs w:val="23"/>
+              </w:rPr>
+              <w:t xml:space="preserve"> it was the most important place in the country and it's over 1000 years old.</w:t>
             </w:r>
           </w:p>
           <w:p>
@@ -9484,7 +9868,27 @@
                 <w:sz w:val="23"/>
                 <w:szCs w:val="23"/>
               </w:rPr>
-              <w:t>Now, I'll just give you a bit more information about the course itself. Basically, you'll learn how to take good photos of food using a digital camera. So it'll train you in the basics of using a range of camera angles.</w:t>
+              <w:t xml:space="preserve">Now, I'll just give you a bit more information about the course itself. Basically, you'll learn how to take good photos of food using a digital camera. </w:t>
+            </w:r>
+            <w:proofErr w:type="gramStart"/>
+            <w:r>
+              <w:rPr>
+                <w:rFonts w:ascii="Source Sans 3" w:hAnsi="Source Sans 3"/>
+                <w:bCs/>
+                <w:sz w:val="23"/>
+                <w:szCs w:val="23"/>
+              </w:rPr>
+              <w:t>So</w:t>
+            </w:r>
+            <w:proofErr w:type="gramEnd"/>
+            <w:r>
+              <w:rPr>
+                <w:rFonts w:ascii="Source Sans 3" w:hAnsi="Source Sans 3"/>
+                <w:bCs/>
+                <w:sz w:val="23"/>
+                <w:szCs w:val="23"/>
+              </w:rPr>
+              <w:t xml:space="preserve"> it'll train you in the basics of using a range of camera angles.</w:t>
             </w:r>
           </w:p>
           <w:p>
@@ -10708,14 +11112,25 @@
               </w:rPr>
               <w:t xml:space="preserve">A: </w:t>
             </w:r>
-            <w:r>
-              <w:rPr>
-                <w:rFonts w:ascii="Source Sans 3" w:hAnsi="Source Sans 3"/>
-                <w:bCs/>
-                <w:sz w:val="23"/>
-                <w:szCs w:val="23"/>
-              </w:rPr>
-              <w:t>So do you think that we now have everything ready for the meal?</w:t>
+            <w:proofErr w:type="gramStart"/>
+            <w:r>
+              <w:rPr>
+                <w:rFonts w:ascii="Source Sans 3" w:hAnsi="Source Sans 3"/>
+                <w:bCs/>
+                <w:sz w:val="23"/>
+                <w:szCs w:val="23"/>
+              </w:rPr>
+              <w:t>So</w:t>
+            </w:r>
+            <w:proofErr w:type="gramEnd"/>
+            <w:r>
+              <w:rPr>
+                <w:rFonts w:ascii="Source Sans 3" w:hAnsi="Source Sans 3"/>
+                <w:bCs/>
+                <w:sz w:val="23"/>
+                <w:szCs w:val="23"/>
+              </w:rPr>
+              <w:t xml:space="preserve"> do you think that we now have everything ready for the meal?</w:t>
             </w:r>
           </w:p>
           <w:p>
@@ -11181,14 +11596,25 @@
               </w:rPr>
               <w:t xml:space="preserve">B: </w:t>
             </w:r>
-            <w:r>
-              <w:rPr>
-                <w:rFonts w:ascii="Source Sans 3" w:hAnsi="Source Sans 3"/>
-                <w:bCs/>
-                <w:sz w:val="23"/>
-                <w:szCs w:val="23"/>
-              </w:rPr>
-              <w:t>Well I went over to Best Buy, and I got some nice carrots and peas, but I didn't like the look of the cucumbers.</w:t>
+            <w:proofErr w:type="gramStart"/>
+            <w:r>
+              <w:rPr>
+                <w:rFonts w:ascii="Source Sans 3" w:hAnsi="Source Sans 3"/>
+                <w:bCs/>
+                <w:sz w:val="23"/>
+                <w:szCs w:val="23"/>
+              </w:rPr>
+              <w:t>Well</w:t>
+            </w:r>
+            <w:proofErr w:type="gramEnd"/>
+            <w:r>
+              <w:rPr>
+                <w:rFonts w:ascii="Source Sans 3" w:hAnsi="Source Sans 3"/>
+                <w:bCs/>
+                <w:sz w:val="23"/>
+                <w:szCs w:val="23"/>
+              </w:rPr>
+              <w:t xml:space="preserve"> I went over to Best Buy, and I got some nice carrots and peas, but I didn't like the look of the cucumbers.</w:t>
             </w:r>
           </w:p>
           <w:p>
@@ -11393,7 +11819,27 @@
                 <w:sz w:val="23"/>
                 <w:szCs w:val="23"/>
               </w:rPr>
-              <w:t xml:space="preserve"> and getting some tips and recommendations from our resident food critic, Chris Griffin. So Chris, where have you been this week?</w:t>
+              <w:t xml:space="preserve"> and getting some tips and recommendations from our resident food critic, Chris Griffin. </w:t>
+            </w:r>
+            <w:proofErr w:type="gramStart"/>
+            <w:r>
+              <w:rPr>
+                <w:rFonts w:ascii="Source Sans 3" w:hAnsi="Source Sans 3"/>
+                <w:bCs/>
+                <w:sz w:val="23"/>
+                <w:szCs w:val="23"/>
+              </w:rPr>
+              <w:t>So</w:t>
+            </w:r>
+            <w:proofErr w:type="gramEnd"/>
+            <w:r>
+              <w:rPr>
+                <w:rFonts w:ascii="Source Sans 3" w:hAnsi="Source Sans 3"/>
+                <w:bCs/>
+                <w:sz w:val="23"/>
+                <w:szCs w:val="23"/>
+              </w:rPr>
+              <w:t xml:space="preserve"> Chris, where have you been this week?</w:t>
             </w:r>
           </w:p>
           <w:p>
@@ -11681,7 +12127,27 @@
                 <w:sz w:val="23"/>
                 <w:szCs w:val="23"/>
               </w:rPr>
-              <w:t xml:space="preserve">Yes, I have. The Tower in Market Street is a fashionable restaurant where people can get a good meal at a reasonable price. I had a pizza, but it isn't a fast food restaurant, it </w:t>
+              <w:t xml:space="preserve">Yes, I have. The Tower in Market Street is a fashionable restaurant where people can get a good meal at a reasonable price. I had a pizza, but it isn't a </w:t>
+            </w:r>
+            <w:proofErr w:type="gramStart"/>
+            <w:r>
+              <w:rPr>
+                <w:rFonts w:ascii="Source Sans 3" w:hAnsi="Source Sans 3"/>
+                <w:bCs/>
+                <w:sz w:val="23"/>
+                <w:szCs w:val="23"/>
+              </w:rPr>
+              <w:t>fast food</w:t>
+            </w:r>
+            <w:proofErr w:type="gramEnd"/>
+            <w:r>
+              <w:rPr>
+                <w:rFonts w:ascii="Source Sans 3" w:hAnsi="Source Sans 3"/>
+                <w:bCs/>
+                <w:sz w:val="23"/>
+                <w:szCs w:val="23"/>
+              </w:rPr>
+              <w:t xml:space="preserve"> restaurant, it </w:t>
             </w:r>
             <w:proofErr w:type="spellStart"/>
             <w:r>
@@ -11914,7 +12380,27 @@
                 <w:szCs w:val="23"/>
               </w:rPr>
               <w:lastRenderedPageBreak/>
-              <w:t>If we look at the food of the different countries, it's very difficult to talk about China in general terms because it has many different cuisines. So it might be better if we look at Korean and Japanese food a little more. It's well known that Koreans tend to like spicier food and red peppers can be found in a wide number of dishes. I suppose that everybody thinks of sushi when they think of</w:t>
+              <w:t xml:space="preserve">If we look at the food of the different countries, it's very difficult to talk about China in general terms because it has many different cuisines. </w:t>
+            </w:r>
+            <w:proofErr w:type="gramStart"/>
+            <w:r>
+              <w:rPr>
+                <w:rFonts w:ascii="Source Sans 3" w:hAnsi="Source Sans 3"/>
+                <w:bCs/>
+                <w:sz w:val="23"/>
+                <w:szCs w:val="23"/>
+              </w:rPr>
+              <w:t>So</w:t>
+            </w:r>
+            <w:proofErr w:type="gramEnd"/>
+            <w:r>
+              <w:rPr>
+                <w:rFonts w:ascii="Source Sans 3" w:hAnsi="Source Sans 3"/>
+                <w:bCs/>
+                <w:sz w:val="23"/>
+                <w:szCs w:val="23"/>
+              </w:rPr>
+              <w:t xml:space="preserve"> it might be better if we look at Korean and Japanese food a little more. It's well known that Koreans tend to like spicier food and red peppers can be found in a wide number of dishes. I suppose that everybody thinks of sushi when they think of</w:t>
             </w:r>
             <w:r>
               <w:rPr>
@@ -12300,7 +12786,25 @@
                 <w:sz w:val="23"/>
                 <w:szCs w:val="23"/>
               </w:rPr>
-              <w:t>Thanks Graham, that's really interesting, but unfortunately we've run out of time. If you'd like to know more about Graham's adventures, the series will be starting on Thursday at 7 o'clock on Channel 9.</w:t>
+              <w:t xml:space="preserve">Thanks Graham, that's really interesting, but </w:t>
+            </w:r>
+            <w:proofErr w:type="gramStart"/>
+            <w:r>
+              <w:rPr>
+                <w:rFonts w:ascii="Source Sans 3" w:hAnsi="Source Sans 3"/>
+                <w:sz w:val="23"/>
+                <w:szCs w:val="23"/>
+              </w:rPr>
+              <w:t>unfortunately</w:t>
+            </w:r>
+            <w:proofErr w:type="gramEnd"/>
+            <w:r>
+              <w:rPr>
+                <w:rFonts w:ascii="Source Sans 3" w:hAnsi="Source Sans 3"/>
+                <w:sz w:val="23"/>
+                <w:szCs w:val="23"/>
+              </w:rPr>
+              <w:t xml:space="preserve"> we've run out of time. If you'd like to know more about Graham's adventures, the series will be starting on Thursday at 7 o'clock on Channel 9.</w:t>
             </w:r>
           </w:p>
         </w:tc>
@@ -12407,7 +12911,25 @@
                 <w:sz w:val="23"/>
                 <w:szCs w:val="23"/>
               </w:rPr>
-              <w:t>These days a lot of young people actually enjoy Western food like pizza and fried chicken. Our national food is often too spicy, especially for children and foreigners, and also it takes too long to cook. I think that it's delicious though!</w:t>
+              <w:t xml:space="preserve">These days a lot of young people actually enjoy Western food like pizza and fried chicken. Our national food is often too spicy, especially for children and foreigners, and </w:t>
+            </w:r>
+            <w:proofErr w:type="gramStart"/>
+            <w:r>
+              <w:rPr>
+                <w:rFonts w:ascii="Source Sans 3" w:hAnsi="Source Sans 3"/>
+                <w:sz w:val="23"/>
+                <w:szCs w:val="23"/>
+              </w:rPr>
+              <w:t>also</w:t>
+            </w:r>
+            <w:proofErr w:type="gramEnd"/>
+            <w:r>
+              <w:rPr>
+                <w:rFonts w:ascii="Source Sans 3" w:hAnsi="Source Sans 3"/>
+                <w:sz w:val="23"/>
+                <w:szCs w:val="23"/>
+              </w:rPr>
+              <w:t xml:space="preserve"> it takes too long to cook. I think that it's delicious though!</w:t>
             </w:r>
           </w:p>
           <w:p>
@@ -13054,13 +13576,23 @@
               </w:rPr>
               <w:t xml:space="preserve">A: </w:t>
             </w:r>
-            <w:r>
-              <w:rPr>
-                <w:rFonts w:ascii="Source Sans 3" w:hAnsi="Source Sans 3"/>
-                <w:sz w:val="23"/>
-                <w:szCs w:val="23"/>
-              </w:rPr>
-              <w:t>So what did you think of it? It only opened a few weeks ago, didn't it?</w:t>
+            <w:proofErr w:type="gramStart"/>
+            <w:r>
+              <w:rPr>
+                <w:rFonts w:ascii="Source Sans 3" w:hAnsi="Source Sans 3"/>
+                <w:sz w:val="23"/>
+                <w:szCs w:val="23"/>
+              </w:rPr>
+              <w:t>So</w:t>
+            </w:r>
+            <w:proofErr w:type="gramEnd"/>
+            <w:r>
+              <w:rPr>
+                <w:rFonts w:ascii="Source Sans 3" w:hAnsi="Source Sans 3"/>
+                <w:sz w:val="23"/>
+                <w:szCs w:val="23"/>
+              </w:rPr>
+              <w:t xml:space="preserve"> what did you think of it? It only opened a few weeks ago, didn't it?</w:t>
             </w:r>
           </w:p>
           <w:p>
@@ -13803,7 +14335,25 @@
                 <w:sz w:val="23"/>
                 <w:szCs w:val="23"/>
               </w:rPr>
-              <w:t>Hello everyone. So can you all hear me and see me? OK, my name's David Edwards and I'm your tour leader for your shopping tour today. Now, as you can see, we're parked just in front of the main theatre. if any of you would like tickets for tonight's performance, we can arrange</w:t>
+              <w:t xml:space="preserve">Hello everyone. </w:t>
+            </w:r>
+            <w:proofErr w:type="gramStart"/>
+            <w:r>
+              <w:rPr>
+                <w:rFonts w:ascii="Source Sans 3" w:hAnsi="Source Sans 3"/>
+                <w:sz w:val="23"/>
+                <w:szCs w:val="23"/>
+              </w:rPr>
+              <w:t>So</w:t>
+            </w:r>
+            <w:proofErr w:type="gramEnd"/>
+            <w:r>
+              <w:rPr>
+                <w:rFonts w:ascii="Source Sans 3" w:hAnsi="Source Sans 3"/>
+                <w:sz w:val="23"/>
+                <w:szCs w:val="23"/>
+              </w:rPr>
+              <w:t xml:space="preserve"> can you all hear me and see me? OK, my name's David Edwards and I'm your tour leader for your shopping tour today. Now, as you can see, we're parked just in front of the main theatre. if any of you would like tickets for tonight's performance, we can arrange</w:t>
             </w:r>
             <w:r>
               <w:rPr>
@@ -13819,7 +14369,25 @@
                 <w:sz w:val="23"/>
                 <w:szCs w:val="23"/>
               </w:rPr>
-              <w:t>that for you. We're just round the corner from the railway station. If you want. to come on our Historic Buildings tour tomorrow, the coach will leave from just outside the station. And if you want to go for a drink at the end. of our tour today, there are plenty of cafés just behind the station. We're still waiting for a few people, but while we wait I can tell you a little about the theatre. Although the building is very modern, in fact a theatre has existed on this site for over 200 years. The original theatre used to be very popular because of the musicals it put on. However, it had to be rebuilt after a fire. Some</w:t>
+              <w:t xml:space="preserve">that for you. We're just round the corner from the railway station. If you want. to come on our Historic Buildings tour tomorrow, the coach will leave from just outside the station. And if you want to go for a drink at the end. of our tour today, there are plenty of cafés just behind the station. We're still waiting for a few people, but while we </w:t>
+            </w:r>
+            <w:proofErr w:type="gramStart"/>
+            <w:r>
+              <w:rPr>
+                <w:rFonts w:ascii="Source Sans 3" w:hAnsi="Source Sans 3"/>
+                <w:sz w:val="23"/>
+                <w:szCs w:val="23"/>
+              </w:rPr>
+              <w:t>wait</w:t>
+            </w:r>
+            <w:proofErr w:type="gramEnd"/>
+            <w:r>
+              <w:rPr>
+                <w:rFonts w:ascii="Source Sans 3" w:hAnsi="Source Sans 3"/>
+                <w:sz w:val="23"/>
+                <w:szCs w:val="23"/>
+              </w:rPr>
+              <w:t xml:space="preserve"> I can tell you a little about the theatre. Although the building is very modern, in fact a theatre has existed on this site for over 200 years. The original theatre used to be very popular because of the musicals it put on. However, it had to be rebuilt after a fire. Some</w:t>
             </w:r>
             <w:r>
               <w:rPr>
@@ -13887,7 +14455,25 @@
                 <w:sz w:val="23"/>
                 <w:szCs w:val="23"/>
               </w:rPr>
-              <w:t>Now, in a few minutes' time at 9.30-we'll be starting our tour. First we're going to make our way down to Market Place, which is one of the most famous squares in the city that should take us about ten minutes. There's not too much traffic on the roads, so we should get there at quarter to ten at the latest</w:t>
+              <w:t xml:space="preserve">Now, in a few minutes' time at 9.30-we'll be starting our tour. </w:t>
+            </w:r>
+            <w:proofErr w:type="gramStart"/>
+            <w:r>
+              <w:rPr>
+                <w:rFonts w:ascii="Source Sans 3" w:hAnsi="Source Sans 3"/>
+                <w:sz w:val="23"/>
+                <w:szCs w:val="23"/>
+              </w:rPr>
+              <w:t>First</w:t>
+            </w:r>
+            <w:proofErr w:type="gramEnd"/>
+            <w:r>
+              <w:rPr>
+                <w:rFonts w:ascii="Source Sans 3" w:hAnsi="Source Sans 3"/>
+                <w:sz w:val="23"/>
+                <w:szCs w:val="23"/>
+              </w:rPr>
+              <w:t xml:space="preserve"> we're going to make our way down to Market Place, which is one of the most famous squares in the city that should take us about ten minutes. There's not too much traffic on the roads, so we should get there at quarter to ten at the latest</w:t>
             </w:r>
             <w:r>
               <w:rPr>
@@ -14172,7 +14758,25 @@
                 <w:sz w:val="23"/>
                 <w:szCs w:val="23"/>
               </w:rPr>
-              <w:t>And what do I enjoy buying? Well, I'm keen on fashion and like to go clothes shopping whenever I can. I love trying on clothes even if I can't afford to buy them! And I absolutely love going to the sales! Sometimes I manage to find great designer shoes at very reasonable prices. And I like shopping for really fun and original gifts for my friends things that nobody else has. Covent Garden's a great place to do that.</w:t>
+              <w:t xml:space="preserve">And what do I enjoy buying? Well, I'm keen on fashion and like to go clothes shopping whenever I can. I love trying on clothes even if I can't afford to buy them! And I absolutely love going to the sales! Sometimes I manage to find great designer shoes at very reasonable prices. And I like shopping for really fun and original gifts for my </w:t>
+            </w:r>
+            <w:proofErr w:type="gramStart"/>
+            <w:r>
+              <w:rPr>
+                <w:rFonts w:ascii="Source Sans 3" w:hAnsi="Source Sans 3"/>
+                <w:sz w:val="23"/>
+                <w:szCs w:val="23"/>
+              </w:rPr>
+              <w:t>friends</w:t>
+            </w:r>
+            <w:proofErr w:type="gramEnd"/>
+            <w:r>
+              <w:rPr>
+                <w:rFonts w:ascii="Source Sans 3" w:hAnsi="Source Sans 3"/>
+                <w:sz w:val="23"/>
+                <w:szCs w:val="23"/>
+              </w:rPr>
+              <w:t xml:space="preserve"> things that nobody else has. Covent Garden's a great place to do that.</w:t>
             </w:r>
           </w:p>
         </w:tc>
@@ -14260,7 +14864,25 @@
                 <w:sz w:val="23"/>
                 <w:szCs w:val="23"/>
               </w:rPr>
-              <w:t xml:space="preserve"> and it's a very old store. In fact, it's about a 100 years old, so it's very famous. I would say that it's a landmark because everyone knows it.</w:t>
+              <w:t xml:space="preserve"> and it's a very old store. In fact, it's about </w:t>
+            </w:r>
+            <w:proofErr w:type="gramStart"/>
+            <w:r>
+              <w:rPr>
+                <w:rFonts w:ascii="Source Sans 3" w:hAnsi="Source Sans 3"/>
+                <w:sz w:val="23"/>
+                <w:szCs w:val="23"/>
+              </w:rPr>
+              <w:t>a 100 years</w:t>
+            </w:r>
+            <w:proofErr w:type="gramEnd"/>
+            <w:r>
+              <w:rPr>
+                <w:rFonts w:ascii="Source Sans 3" w:hAnsi="Source Sans 3"/>
+                <w:sz w:val="23"/>
+                <w:szCs w:val="23"/>
+              </w:rPr>
+              <w:t xml:space="preserve"> old, so it's very famous. I would say that it's a landmark because everyone knows it.</w:t>
             </w:r>
           </w:p>
           <w:p>
@@ -14701,7 +15323,25 @@
                 <w:sz w:val="23"/>
                 <w:szCs w:val="23"/>
               </w:rPr>
-              <w:t xml:space="preserve">As you walk through the main entrance, you come to a square with a big fountain in the middle. This is where people usually arrange to meet up and sometimes they have live music here. Beyond the square, on Main Avenue, on your right, there are several restaurants, and opposite these on your left is an exhibition </w:t>
+              <w:t xml:space="preserve">As you walk through the main entrance, you come to a square with a big fountain in the middle. This is where people usually arrange to meet up and </w:t>
+            </w:r>
+            <w:proofErr w:type="gramStart"/>
+            <w:r>
+              <w:rPr>
+                <w:rFonts w:ascii="Source Sans 3" w:hAnsi="Source Sans 3"/>
+                <w:sz w:val="23"/>
+                <w:szCs w:val="23"/>
+              </w:rPr>
+              <w:t>sometimes</w:t>
+            </w:r>
+            <w:proofErr w:type="gramEnd"/>
+            <w:r>
+              <w:rPr>
+                <w:rFonts w:ascii="Source Sans 3" w:hAnsi="Source Sans 3"/>
+                <w:sz w:val="23"/>
+                <w:szCs w:val="23"/>
+              </w:rPr>
+              <w:t xml:space="preserve"> they have live music here. Beyond the square, on Main Avenue, on your right, there are several restaurants, and opposite these on your left is an exhibition </w:t>
             </w:r>
             <w:proofErr w:type="spellStart"/>
             <w:r>
@@ -14733,13 +15373,41 @@
                 <w:szCs w:val="23"/>
               </w:rPr>
             </w:pPr>
-            <w:r>
-              <w:rPr>
-                <w:rFonts w:ascii="Source Sans 3" w:hAnsi="Source Sans 3"/>
-                <w:sz w:val="23"/>
-                <w:szCs w:val="23"/>
-              </w:rPr>
-              <w:t>So there are several coffee shops to choose from, one near the fountain and one in the north end of the building, but I suggest that we go to the one at the end of Main Avenue, because it'll probably be less busy than the others. It's right at the end, after you pass the art gallery on the right. So shall we all meet there at seven o'clock?</w:t>
+            <w:proofErr w:type="gramStart"/>
+            <w:r>
+              <w:rPr>
+                <w:rFonts w:ascii="Source Sans 3" w:hAnsi="Source Sans 3"/>
+                <w:sz w:val="23"/>
+                <w:szCs w:val="23"/>
+              </w:rPr>
+              <w:t>So</w:t>
+            </w:r>
+            <w:proofErr w:type="gramEnd"/>
+            <w:r>
+              <w:rPr>
+                <w:rFonts w:ascii="Source Sans 3" w:hAnsi="Source Sans 3"/>
+                <w:sz w:val="23"/>
+                <w:szCs w:val="23"/>
+              </w:rPr>
+              <w:t xml:space="preserve"> there are several coffee shops to choose from, one near the fountain and one in the north end of the building, but I suggest that we go to the one at the end of Main Avenue, because it'll probably be less busy than the others. It's right at the end, after you pass the art gallery on the right. </w:t>
+            </w:r>
+            <w:proofErr w:type="gramStart"/>
+            <w:r>
+              <w:rPr>
+                <w:rFonts w:ascii="Source Sans 3" w:hAnsi="Source Sans 3"/>
+                <w:sz w:val="23"/>
+                <w:szCs w:val="23"/>
+              </w:rPr>
+              <w:t>So</w:t>
+            </w:r>
+            <w:proofErr w:type="gramEnd"/>
+            <w:r>
+              <w:rPr>
+                <w:rFonts w:ascii="Source Sans 3" w:hAnsi="Source Sans 3"/>
+                <w:sz w:val="23"/>
+                <w:szCs w:val="23"/>
+              </w:rPr>
+              <w:t xml:space="preserve"> shall we all meet there at seven o'clock?</w:t>
             </w:r>
           </w:p>
           <w:p>
@@ -14942,7 +15610,25 @@
                 <w:sz w:val="23"/>
                 <w:szCs w:val="23"/>
               </w:rPr>
-              <w:t>However, we'll continue our walk along the lake shore and I'd like to draw your attention to two other areas. One is this part of the lake, which is perfect for swimming, but, for safety reasons, only when an instructor is present. Unfortunately we can't offer sailing as an option here this year. And I also want to point out, just across the lake, a track for cycling. Some people in the past have also gone running on the track, but there were a few accidents because there isn't enough space for runners and cyclists, so now running isn't allowed.</w:t>
+              <w:t xml:space="preserve">However, we'll continue our walk along the lake shore and I'd like to draw your attention to two other areas. One is this part of the lake, which is perfect for swimming, but, for safety reasons, only when an instructor is present. </w:t>
+            </w:r>
+            <w:proofErr w:type="gramStart"/>
+            <w:r>
+              <w:rPr>
+                <w:rFonts w:ascii="Source Sans 3" w:hAnsi="Source Sans 3"/>
+                <w:sz w:val="23"/>
+                <w:szCs w:val="23"/>
+              </w:rPr>
+              <w:t>Unfortunately</w:t>
+            </w:r>
+            <w:proofErr w:type="gramEnd"/>
+            <w:r>
+              <w:rPr>
+                <w:rFonts w:ascii="Source Sans 3" w:hAnsi="Source Sans 3"/>
+                <w:sz w:val="23"/>
+                <w:szCs w:val="23"/>
+              </w:rPr>
+              <w:t xml:space="preserve"> we can't offer sailing as an option here this year. And I also want to point out, just across the lake, a track for cycling. Some people in the past have also gone running on the track, but there were a few accidents because there isn't enough space for runners and cyclists, so now running isn't allowed.</w:t>
             </w:r>
           </w:p>
           <w:p>
@@ -15125,8 +15811,54 @@
                 <w:sz w:val="23"/>
                 <w:szCs w:val="23"/>
               </w:rPr>
-              <w:t xml:space="preserve"> and where all the activities will be situated. As you can see from the map, the entrance to this attraction will be on the south side. As visitors enter from the car park, they will walk along this path leading them to the café and gift shop. The gift shop will be where tickets are on sale and therefore needs to be near the entrance. So this building here on the right will be the café and the building on the left will be the gift shop. There will also be a picnic field behind the café for the warmer months. It's the area just to the right of the café as you look at the map. And in the bottom right-hand corner of the picnic field we're planning to have a barbecue area, where people can hire a barbecue and bring their own food to cook. It'll be great for parties. In summer we plan to have bands performing here in the evenings..</w:t>
-            </w:r>
+              <w:t xml:space="preserve"> and where all the activities will be situated. As you can see from the map, the entrance to this attraction will be on the south side. As visitors enter from the car park, they will walk along this path leading them to the café and gift shop. The gift shop will be where tickets are on sale and therefore needs to be near the entrance. </w:t>
+            </w:r>
+            <w:proofErr w:type="gramStart"/>
+            <w:r>
+              <w:rPr>
+                <w:rFonts w:ascii="Source Sans 3" w:hAnsi="Source Sans 3"/>
+                <w:sz w:val="23"/>
+                <w:szCs w:val="23"/>
+              </w:rPr>
+              <w:t>So</w:t>
+            </w:r>
+            <w:proofErr w:type="gramEnd"/>
+            <w:r>
+              <w:rPr>
+                <w:rFonts w:ascii="Source Sans 3" w:hAnsi="Source Sans 3"/>
+                <w:sz w:val="23"/>
+                <w:szCs w:val="23"/>
+              </w:rPr>
+              <w:t xml:space="preserve"> this building here on the right will be the café and the building on the left will be the gift shop. There will also be a picnic field behind the café for the warmer months. It's the area just to the right of the café as you look at the map. And in the bottom right-hand corner of the picnic </w:t>
+            </w:r>
+            <w:proofErr w:type="gramStart"/>
+            <w:r>
+              <w:rPr>
+                <w:rFonts w:ascii="Source Sans 3" w:hAnsi="Source Sans 3"/>
+                <w:sz w:val="23"/>
+                <w:szCs w:val="23"/>
+              </w:rPr>
+              <w:t>field</w:t>
+            </w:r>
+            <w:proofErr w:type="gramEnd"/>
+            <w:r>
+              <w:rPr>
+                <w:rFonts w:ascii="Source Sans 3" w:hAnsi="Source Sans 3"/>
+                <w:sz w:val="23"/>
+                <w:szCs w:val="23"/>
+              </w:rPr>
+              <w:t xml:space="preserve"> we're planning to have a barbecue area, where people can hire a barbecue and bring their own food to cook. It'll be great for parties. In summer we plan to have bands performing here in the </w:t>
+            </w:r>
+            <w:proofErr w:type="gramStart"/>
+            <w:r>
+              <w:rPr>
+                <w:rFonts w:ascii="Source Sans 3" w:hAnsi="Source Sans 3"/>
+                <w:sz w:val="23"/>
+                <w:szCs w:val="23"/>
+              </w:rPr>
+              <w:t>evenings..</w:t>
+            </w:r>
+            <w:proofErr w:type="gramEnd"/>
           </w:p>
           <w:p>
             <w:pPr>
@@ -15186,27 +15918,63 @@
                 <w:sz w:val="23"/>
                 <w:szCs w:val="23"/>
               </w:rPr>
-              <w:t>And finally, let's turn our attention back to this area here, where the paths meet and form a crossroads. This path leading to the east end of the farm will take our visitors to the area which houses the farm animals. Children will be able to watch the animals being fed and cared for, and in some instances they will be able to feed the animals themselves. The sheep will be in this first area on the right here, directly opposite the pigs, and the goats will go at the very end there. We haven't quite decided on the other areas yet.</w:t>
-            </w:r>
-          </w:p>
-          <w:p>
-            <w:pPr>
-              <w:tabs>
-                <w:tab w:val="left" w:pos="4413"/>
-              </w:tabs>
-              <w:rPr>
-                <w:rFonts w:ascii="Source Sans 3" w:hAnsi="Source Sans 3"/>
-                <w:sz w:val="23"/>
-                <w:szCs w:val="23"/>
-              </w:rPr>
-            </w:pPr>
-            <w:r>
-              <w:rPr>
-                <w:rFonts w:ascii="Source Sans 3" w:hAnsi="Source Sans 3"/>
-                <w:sz w:val="23"/>
-                <w:szCs w:val="23"/>
-              </w:rPr>
-              <w:t>So those are our plans. We hope they will be approved, and we look forward to welcoming you back in the not too distant future to see the final result.</w:t>
+              <w:t xml:space="preserve">And finally, let's turn our attention back to this area here, where the paths meet and form a crossroads. This path leading to the east end of the farm will take our visitors to the area which houses the farm animals. Children will be able to watch the animals being fed and cared for, and in some </w:t>
+            </w:r>
+            <w:proofErr w:type="gramStart"/>
+            <w:r>
+              <w:rPr>
+                <w:rFonts w:ascii="Source Sans 3" w:hAnsi="Source Sans 3"/>
+                <w:sz w:val="23"/>
+                <w:szCs w:val="23"/>
+              </w:rPr>
+              <w:t>instances</w:t>
+            </w:r>
+            <w:proofErr w:type="gramEnd"/>
+            <w:r>
+              <w:rPr>
+                <w:rFonts w:ascii="Source Sans 3" w:hAnsi="Source Sans 3"/>
+                <w:sz w:val="23"/>
+                <w:szCs w:val="23"/>
+              </w:rPr>
+              <w:t xml:space="preserve"> they will be able to feed the animals themselves. The sheep will be in this first area on the right here, directly opposite the pigs, and the goats will go at the very end there. We haven't quite decided on the other areas yet.</w:t>
+            </w:r>
+          </w:p>
+          <w:p>
+            <w:pPr>
+              <w:tabs>
+                <w:tab w:val="left" w:pos="4413"/>
+              </w:tabs>
+              <w:rPr>
+                <w:rFonts w:ascii="Source Sans 3" w:hAnsi="Source Sans 3"/>
+                <w:sz w:val="23"/>
+                <w:szCs w:val="23"/>
+              </w:rPr>
+            </w:pPr>
+            <w:r>
+              <w:rPr>
+                <w:rFonts w:ascii="Source Sans 3" w:hAnsi="Source Sans 3"/>
+                <w:sz w:val="23"/>
+                <w:szCs w:val="23"/>
+              </w:rPr>
+              <w:t xml:space="preserve">So those are our plans. We hope they will be approved, and we look forward to welcoming you back in the </w:t>
+            </w:r>
+            <w:proofErr w:type="gramStart"/>
+            <w:r>
+              <w:rPr>
+                <w:rFonts w:ascii="Source Sans 3" w:hAnsi="Source Sans 3"/>
+                <w:sz w:val="23"/>
+                <w:szCs w:val="23"/>
+              </w:rPr>
+              <w:t>not too distant</w:t>
+            </w:r>
+            <w:proofErr w:type="gramEnd"/>
+            <w:r>
+              <w:rPr>
+                <w:rFonts w:ascii="Source Sans 3" w:hAnsi="Source Sans 3"/>
+                <w:sz w:val="23"/>
+                <w:szCs w:val="23"/>
+              </w:rPr>
+              <w:t xml:space="preserve"> future to see the final result.</w:t>
             </w:r>
           </w:p>
         </w:tc>
@@ -15275,7 +16043,25 @@
                 <w:sz w:val="23"/>
                 <w:szCs w:val="23"/>
               </w:rPr>
-              <w:t>I'm going to talk about a hobby I'd like to take up in the future. I really want to learn ballroom dancing. This is because I love Latin music and I love the way the dancers move and shake. I also want to give myself a challenge and learn something new. Watching ballroom dancing always makes me feel excited. I don't think it'll be too difficult for me, because I already do ballet and tap dancing. I like learning new steps. For example, I really want to learn the tango or the samba because these are exciting and look good to people watching. I've tried Flamenco dancing but I'm not very good. I'm also worried about finding the right dance partner, because I'll be a little slow to learn in the beginning. So I might</w:t>
+              <w:t xml:space="preserve">I'm going to talk about a hobby I'd like to take up in the future. I really want to learn ballroom dancing. This is because I love Latin music and I love the way the dancers move and shake. I also want to give myself a challenge and learn something new. Watching ballroom dancing always makes me feel excited. I don't think it'll be too difficult for me, because I already do ballet and tap dancing. I like learning new steps. For example, I really want to learn the tango or the samba because these are exciting and look good to people watching. I've tried Flamenco dancing but I'm not very good. I'm also worried about finding the right dance partner, because I'll be a little slow to learn in the beginning. </w:t>
+            </w:r>
+            <w:proofErr w:type="gramStart"/>
+            <w:r>
+              <w:rPr>
+                <w:rFonts w:ascii="Source Sans 3" w:hAnsi="Source Sans 3"/>
+                <w:sz w:val="23"/>
+                <w:szCs w:val="23"/>
+              </w:rPr>
+              <w:t>So</w:t>
+            </w:r>
+            <w:proofErr w:type="gramEnd"/>
+            <w:r>
+              <w:rPr>
+                <w:rFonts w:ascii="Source Sans 3" w:hAnsi="Source Sans 3"/>
+                <w:sz w:val="23"/>
+                <w:szCs w:val="23"/>
+              </w:rPr>
+              <w:t xml:space="preserve"> I might</w:t>
             </w:r>
             <w:r>
               <w:rPr>
@@ -15307,8 +16093,18 @@
                 <w:sz w:val="23"/>
                 <w:szCs w:val="23"/>
               </w:rPr>
-              <w:t>over sometimes. In fact</w:t>
-            </w:r>
+              <w:t xml:space="preserve">over sometimes. In </w:t>
+            </w:r>
+            <w:proofErr w:type="gramStart"/>
+            <w:r>
+              <w:rPr>
+                <w:rFonts w:ascii="Source Sans 3" w:hAnsi="Source Sans 3"/>
+                <w:sz w:val="23"/>
+                <w:szCs w:val="23"/>
+              </w:rPr>
+              <w:t>fact</w:t>
+            </w:r>
+            <w:proofErr w:type="gramEnd"/>
             <w:r>
               <w:rPr>
                 <w:rFonts w:ascii="Source Sans 3" w:hAnsi="Source Sans 3"/>
@@ -15392,7 +16188,25 @@
                 <w:sz w:val="23"/>
                 <w:szCs w:val="23"/>
               </w:rPr>
-              <w:t>I'm going to tell you about a leisure activity I'd like to do in the future. I'd really like to learn how to play the acoustic guitar. This is because I love music and I love the beautiful sound this kind of guitar makes. I also want to give myself a challenge and learn something new. I don't think it'll be too difficult for me because I already know how to read music. I play the piano but I'm not very good. I think playing the guitar will be easier. I also like the fact that you can carry a guitar round easily and play it anywhere. For example I can play it in the park or on the beach.</w:t>
+              <w:t xml:space="preserve">I'm going to tell you about a leisure activity I'd like to do in the future. I'd really like to learn how to play the acoustic guitar. This is because I love music and I love the beautiful sound this kind of guitar makes. I also want to give myself a challenge and learn something new. I don't think it'll be too difficult for me because I already know how to read music. I play the piano but I'm not very good. I think playing the guitar will be easier. I also like the fact that you can carry a guitar round easily and play it anywhere. For </w:t>
+            </w:r>
+            <w:proofErr w:type="gramStart"/>
+            <w:r>
+              <w:rPr>
+                <w:rFonts w:ascii="Source Sans 3" w:hAnsi="Source Sans 3"/>
+                <w:sz w:val="23"/>
+                <w:szCs w:val="23"/>
+              </w:rPr>
+              <w:t>example</w:t>
+            </w:r>
+            <w:proofErr w:type="gramEnd"/>
+            <w:r>
+              <w:rPr>
+                <w:rFonts w:ascii="Source Sans 3" w:hAnsi="Source Sans 3"/>
+                <w:sz w:val="23"/>
+                <w:szCs w:val="23"/>
+              </w:rPr>
+              <w:t xml:space="preserve"> I can play it in the park or on the beach.</w:t>
             </w:r>
           </w:p>
           <w:p>
@@ -15690,7 +16504,25 @@
                 <w:sz w:val="23"/>
                 <w:szCs w:val="23"/>
               </w:rPr>
-              <w:t>: You have to wear a shirt an' tie.</w:t>
+              <w:t xml:space="preserve">: You have to wear a shirt </w:t>
+            </w:r>
+            <w:proofErr w:type="gramStart"/>
+            <w:r>
+              <w:rPr>
+                <w:rFonts w:ascii="Source Sans 3" w:hAnsi="Source Sans 3"/>
+                <w:sz w:val="23"/>
+                <w:szCs w:val="23"/>
+              </w:rPr>
+              <w:t>an</w:t>
+            </w:r>
+            <w:proofErr w:type="gramEnd"/>
+            <w:r>
+              <w:rPr>
+                <w:rFonts w:ascii="Source Sans 3" w:hAnsi="Source Sans 3"/>
+                <w:sz w:val="23"/>
+                <w:szCs w:val="23"/>
+              </w:rPr>
+              <w:t>' tie.</w:t>
             </w:r>
           </w:p>
           <w:p>
@@ -16338,7 +17170,25 @@
                 <w:sz w:val="23"/>
                 <w:szCs w:val="23"/>
               </w:rPr>
-              <w:t>work on. One thing is for sure, nobody is going to come to you. You have to make opportunities for yourself. You have a product to sell and the product is you. It's much easier to do that these days, especially with the internet around. Many people use social media for this.</w:t>
+              <w:t xml:space="preserve">work on. One thing is for </w:t>
+            </w:r>
+            <w:proofErr w:type="gramStart"/>
+            <w:r>
+              <w:rPr>
+                <w:rFonts w:ascii="Source Sans 3" w:hAnsi="Source Sans 3"/>
+                <w:sz w:val="23"/>
+                <w:szCs w:val="23"/>
+              </w:rPr>
+              <w:t>sure,</w:t>
+            </w:r>
+            <w:proofErr w:type="gramEnd"/>
+            <w:r>
+              <w:rPr>
+                <w:rFonts w:ascii="Source Sans 3" w:hAnsi="Source Sans 3"/>
+                <w:sz w:val="23"/>
+                <w:szCs w:val="23"/>
+              </w:rPr>
+              <w:t xml:space="preserve"> nobody is going to come to you. You have to make opportunities for yourself. You have a product to sell and the product is you. It's much easier to do that these days, especially with the internet around. Many people use social media for this.</w:t>
             </w:r>
           </w:p>
           <w:p>
@@ -16614,7 +17464,25 @@
                 <w:sz w:val="23"/>
                 <w:szCs w:val="23"/>
               </w:rPr>
-              <w:t xml:space="preserve">Remember that a film is really a story in pictures. There are lots of ways of telling a story. So choose a style of film that suits the talents of the group. If you have talented artists, but no good writers, or actors, you might want to make your film in the style of a cartoon or </w:t>
+              <w:t xml:space="preserve">Remember that a film is really a story in pictures. There are lots of ways of telling a story. </w:t>
+            </w:r>
+            <w:proofErr w:type="gramStart"/>
+            <w:r>
+              <w:rPr>
+                <w:rFonts w:ascii="Source Sans 3" w:hAnsi="Source Sans 3"/>
+                <w:sz w:val="23"/>
+                <w:szCs w:val="23"/>
+              </w:rPr>
+              <w:t>So</w:t>
+            </w:r>
+            <w:proofErr w:type="gramEnd"/>
+            <w:r>
+              <w:rPr>
+                <w:rFonts w:ascii="Source Sans 3" w:hAnsi="Source Sans 3"/>
+                <w:sz w:val="23"/>
+                <w:szCs w:val="23"/>
+              </w:rPr>
+              <w:t xml:space="preserve"> choose a style of film that suits the talents of the group. If you have talented artists, but no good writers, or actors, you might want to make your film in the style of a cartoon or </w:t>
             </w:r>
             <w:proofErr w:type="spellStart"/>
             <w:r>
@@ -17473,7 +18341,25 @@
                 <w:sz w:val="23"/>
                 <w:szCs w:val="23"/>
               </w:rPr>
-              <w:t>I'd like to conclude by talking about some of the threats that mountain gorillas face. They are in serious danger of disappearing from our world altogether. Let's have a look at two reasons why they're in such danger. And both of these reasons are connected to human activity. Firstly, people are damaging the mountain forests where these gorillas live. They're cutting down the trees to build farms and towns. Mountain gorillas live in close family groups and this means that it's difficult for them to get enough to eat in the small areas they now have to live in. Secondly, gorillas are also suffering as a result of hunting. Sadly, some people find and kill them to sell. So it's a very sad situation indeed for these beautiful animals.</w:t>
+              <w:t xml:space="preserve">I'd like to conclude by talking about some of the threats that mountain gorillas face. They are in serious danger of disappearing from our world altogether. Let's have a look at two reasons why they're in such danger. And both of these reasons are connected to human activity. Firstly, people are damaging the mountain forests where these gorillas live. They're cutting down the trees to build farms and towns. Mountain gorillas live in close family groups and this means that it's difficult for them to get enough to eat in the small areas they now have to live in. Secondly, gorillas are also suffering as a result of hunting. Sadly, some people find and kill them to sell. </w:t>
+            </w:r>
+            <w:proofErr w:type="gramStart"/>
+            <w:r>
+              <w:rPr>
+                <w:rFonts w:ascii="Source Sans 3" w:hAnsi="Source Sans 3"/>
+                <w:sz w:val="23"/>
+                <w:szCs w:val="23"/>
+              </w:rPr>
+              <w:t>So</w:t>
+            </w:r>
+            <w:proofErr w:type="gramEnd"/>
+            <w:r>
+              <w:rPr>
+                <w:rFonts w:ascii="Source Sans 3" w:hAnsi="Source Sans 3"/>
+                <w:sz w:val="23"/>
+                <w:szCs w:val="23"/>
+              </w:rPr>
+              <w:t xml:space="preserve"> it's a very sad situation indeed for these beautiful animals.</w:t>
             </w:r>
           </w:p>
         </w:tc>
@@ -17582,7 +18468,25 @@
                 <w:sz w:val="23"/>
                 <w:szCs w:val="23"/>
               </w:rPr>
-              <w:t>Now, both the male and the female American bullfrogs have green or brown bodies and have dark spots on the top. But there's one important difference between them - the male's throat is yellow but the female has a white one instead. And the other difference is their eardrums, here just behind their eyes. Those of the male are much larger than the female's.</w:t>
+              <w:t xml:space="preserve">Now, both the male and the female American bullfrogs have green or brown bodies and have dark spots on the top. But there's one important difference between them - the male's throat is yellow but the female has a white one instead. And the other difference is their eardrums, here just behind their eyes. Those of the male are much larger than the </w:t>
+            </w:r>
+            <w:proofErr w:type="gramStart"/>
+            <w:r>
+              <w:rPr>
+                <w:rFonts w:ascii="Source Sans 3" w:hAnsi="Source Sans 3"/>
+                <w:sz w:val="23"/>
+                <w:szCs w:val="23"/>
+              </w:rPr>
+              <w:t>female's</w:t>
+            </w:r>
+            <w:proofErr w:type="gramEnd"/>
+            <w:r>
+              <w:rPr>
+                <w:rFonts w:ascii="Source Sans 3" w:hAnsi="Source Sans 3"/>
+                <w:sz w:val="23"/>
+                <w:szCs w:val="23"/>
+              </w:rPr>
+              <w:t>.</w:t>
             </w:r>
           </w:p>
           <w:p>

--- a/assets/data/Mindset 01/Mindset1- Audio Scripts.docx
+++ b/assets/data/Mindset 01/Mindset1- Audio Scripts.docx
@@ -278,43 +278,7 @@
                 <w:sz w:val="23"/>
                 <w:szCs w:val="23"/>
               </w:rPr>
-              <w:t xml:space="preserve"> Yes, I'm looking for a gift for my sister. She's going to be 18 next week. </w:t>
-            </w:r>
-            <w:proofErr w:type="gramStart"/>
-            <w:r>
-              <w:rPr>
-                <w:rFonts w:ascii="Source Sans 3" w:hAnsi="Source Sans 3"/>
-                <w:sz w:val="23"/>
-                <w:szCs w:val="23"/>
-              </w:rPr>
-              <w:t>So</w:t>
-            </w:r>
-            <w:proofErr w:type="gramEnd"/>
-            <w:r>
-              <w:rPr>
-                <w:rFonts w:ascii="Source Sans 3" w:hAnsi="Source Sans 3"/>
-                <w:sz w:val="23"/>
-                <w:szCs w:val="23"/>
-              </w:rPr>
-              <w:t xml:space="preserve"> I thought a piece of </w:t>
-            </w:r>
-            <w:proofErr w:type="spellStart"/>
-            <w:r>
-              <w:rPr>
-                <w:rFonts w:ascii="Source Sans 3" w:hAnsi="Source Sans 3"/>
-                <w:sz w:val="23"/>
-                <w:szCs w:val="23"/>
-              </w:rPr>
-              <w:t>jewellery</w:t>
-            </w:r>
-            <w:proofErr w:type="spellEnd"/>
-            <w:r>
-              <w:rPr>
-                <w:rFonts w:ascii="Source Sans 3" w:hAnsi="Source Sans 3"/>
-                <w:sz w:val="23"/>
-                <w:szCs w:val="23"/>
-              </w:rPr>
-              <w:t xml:space="preserve"> would be nice.</w:t>
+              <w:t xml:space="preserve"> Yes, I'm looking for a gift for my sister. She's going to be 18 next week. So I thought a piece of jewellery would be nice.</w:t>
             </w:r>
           </w:p>
           <w:p>
@@ -414,43 +378,7 @@
                 <w:sz w:val="23"/>
                 <w:szCs w:val="23"/>
               </w:rPr>
-              <w:t xml:space="preserve">  Does she have a </w:t>
-            </w:r>
-            <w:proofErr w:type="spellStart"/>
-            <w:r>
-              <w:rPr>
-                <w:rFonts w:ascii="Source Sans 3" w:hAnsi="Source Sans 3"/>
-                <w:sz w:val="23"/>
-                <w:szCs w:val="23"/>
-              </w:rPr>
-              <w:t>favourite</w:t>
-            </w:r>
-            <w:proofErr w:type="spellEnd"/>
-            <w:r>
-              <w:rPr>
-                <w:rFonts w:ascii="Source Sans 3" w:hAnsi="Source Sans 3"/>
-                <w:sz w:val="23"/>
-                <w:szCs w:val="23"/>
-              </w:rPr>
-              <w:t xml:space="preserve"> </w:t>
-            </w:r>
-            <w:proofErr w:type="spellStart"/>
-            <w:r>
-              <w:rPr>
-                <w:rFonts w:ascii="Source Sans 3" w:hAnsi="Source Sans 3"/>
-                <w:sz w:val="23"/>
-                <w:szCs w:val="23"/>
-              </w:rPr>
-              <w:t>colour</w:t>
-            </w:r>
-            <w:proofErr w:type="spellEnd"/>
-            <w:r>
-              <w:rPr>
-                <w:rFonts w:ascii="Source Sans 3" w:hAnsi="Source Sans 3"/>
-                <w:sz w:val="23"/>
-                <w:szCs w:val="23"/>
-              </w:rPr>
-              <w:t>?</w:t>
+              <w:t xml:space="preserve">  Does she have a favourite colour?</w:t>
             </w:r>
           </w:p>
           <w:p>
@@ -1459,43 +1387,7 @@
                 <w:sz w:val="23"/>
                 <w:szCs w:val="23"/>
               </w:rPr>
-              <w:t xml:space="preserve"> Yes, I'm looking for a gift for my sister. She's going to be 18 next week. </w:t>
-            </w:r>
-            <w:proofErr w:type="gramStart"/>
-            <w:r>
-              <w:rPr>
-                <w:rFonts w:ascii="Source Sans 3" w:hAnsi="Source Sans 3"/>
-                <w:sz w:val="23"/>
-                <w:szCs w:val="23"/>
-              </w:rPr>
-              <w:t>So</w:t>
-            </w:r>
-            <w:proofErr w:type="gramEnd"/>
-            <w:r>
-              <w:rPr>
-                <w:rFonts w:ascii="Source Sans 3" w:hAnsi="Source Sans 3"/>
-                <w:sz w:val="23"/>
-                <w:szCs w:val="23"/>
-              </w:rPr>
-              <w:t xml:space="preserve"> I thought a piece of </w:t>
-            </w:r>
-            <w:proofErr w:type="spellStart"/>
-            <w:r>
-              <w:rPr>
-                <w:rFonts w:ascii="Source Sans 3" w:hAnsi="Source Sans 3"/>
-                <w:sz w:val="23"/>
-                <w:szCs w:val="23"/>
-              </w:rPr>
-              <w:t>jewellery</w:t>
-            </w:r>
-            <w:proofErr w:type="spellEnd"/>
-            <w:r>
-              <w:rPr>
-                <w:rFonts w:ascii="Source Sans 3" w:hAnsi="Source Sans 3"/>
-                <w:sz w:val="23"/>
-                <w:szCs w:val="23"/>
-              </w:rPr>
-              <w:t xml:space="preserve"> would be nice.</w:t>
+              <w:t xml:space="preserve"> Yes, I'm looking for a gift for my sister. She's going to be 18 next week. So I thought a piece of jewellery would be nice.</w:t>
             </w:r>
           </w:p>
           <w:p>
@@ -1582,43 +1474,7 @@
                 <w:sz w:val="23"/>
                 <w:szCs w:val="23"/>
               </w:rPr>
-              <w:t xml:space="preserve"> Does she have a </w:t>
-            </w:r>
-            <w:proofErr w:type="spellStart"/>
-            <w:r>
-              <w:rPr>
-                <w:rFonts w:ascii="Source Sans 3" w:hAnsi="Source Sans 3"/>
-                <w:sz w:val="23"/>
-                <w:szCs w:val="23"/>
-              </w:rPr>
-              <w:t>favourite</w:t>
-            </w:r>
-            <w:proofErr w:type="spellEnd"/>
-            <w:r>
-              <w:rPr>
-                <w:rFonts w:ascii="Source Sans 3" w:hAnsi="Source Sans 3"/>
-                <w:sz w:val="23"/>
-                <w:szCs w:val="23"/>
-              </w:rPr>
-              <w:t xml:space="preserve"> </w:t>
-            </w:r>
-            <w:proofErr w:type="spellStart"/>
-            <w:r>
-              <w:rPr>
-                <w:rFonts w:ascii="Source Sans 3" w:hAnsi="Source Sans 3"/>
-                <w:sz w:val="23"/>
-                <w:szCs w:val="23"/>
-              </w:rPr>
-              <w:t>colour</w:t>
-            </w:r>
-            <w:proofErr w:type="spellEnd"/>
-            <w:r>
-              <w:rPr>
-                <w:rFonts w:ascii="Source Sans 3" w:hAnsi="Source Sans 3"/>
-                <w:sz w:val="23"/>
-                <w:szCs w:val="23"/>
-              </w:rPr>
-              <w:t>?</w:t>
+              <w:t xml:space="preserve"> Does she have a favourite colour?</w:t>
             </w:r>
           </w:p>
           <w:p>
@@ -1792,25 +1648,7 @@
                 <w:sz w:val="23"/>
                 <w:szCs w:val="23"/>
               </w:rPr>
-              <w:t xml:space="preserve"> Well, they were £30, but actually we've got a sale on at the moment, so they're a little cheaper - only £20. </w:t>
-            </w:r>
-            <w:proofErr w:type="gramStart"/>
-            <w:r>
-              <w:rPr>
-                <w:rFonts w:ascii="Source Sans 3" w:hAnsi="Source Sans 3"/>
-                <w:sz w:val="23"/>
-                <w:szCs w:val="23"/>
-              </w:rPr>
-              <w:t>So</w:t>
-            </w:r>
-            <w:proofErr w:type="gramEnd"/>
-            <w:r>
-              <w:rPr>
-                <w:rFonts w:ascii="Source Sans 3" w:hAnsi="Source Sans 3"/>
-                <w:sz w:val="23"/>
-                <w:szCs w:val="23"/>
-              </w:rPr>
-              <w:t xml:space="preserve"> you can save £10!</w:t>
+              <w:t xml:space="preserve"> Well, they were £30, but actually we've got a sale on at the moment, so they're a little cheaper - only £20. So you can save £10!</w:t>
             </w:r>
           </w:p>
           <w:p>
@@ -2101,43 +1939,7 @@
                 <w:sz w:val="23"/>
                 <w:szCs w:val="23"/>
               </w:rPr>
-              <w:t xml:space="preserve"> </w:t>
-            </w:r>
-            <w:proofErr w:type="gramStart"/>
-            <w:r>
-              <w:rPr>
-                <w:rFonts w:ascii="Source Sans 3" w:hAnsi="Source Sans 3"/>
-                <w:sz w:val="23"/>
-                <w:szCs w:val="23"/>
-              </w:rPr>
-              <w:t>Well</w:t>
-            </w:r>
-            <w:proofErr w:type="gramEnd"/>
-            <w:r>
-              <w:rPr>
-                <w:rFonts w:ascii="Source Sans 3" w:hAnsi="Source Sans 3"/>
-                <w:sz w:val="23"/>
-                <w:szCs w:val="23"/>
-              </w:rPr>
-              <w:t xml:space="preserve"> they were £30, but actually we've got a sale on at the moment, so they're a little cheaper - only £20. </w:t>
-            </w:r>
-            <w:proofErr w:type="gramStart"/>
-            <w:r>
-              <w:rPr>
-                <w:rFonts w:ascii="Source Sans 3" w:hAnsi="Source Sans 3"/>
-                <w:sz w:val="23"/>
-                <w:szCs w:val="23"/>
-              </w:rPr>
-              <w:t>So</w:t>
-            </w:r>
-            <w:proofErr w:type="gramEnd"/>
-            <w:r>
-              <w:rPr>
-                <w:rFonts w:ascii="Source Sans 3" w:hAnsi="Source Sans 3"/>
-                <w:sz w:val="23"/>
-                <w:szCs w:val="23"/>
-              </w:rPr>
-              <w:t xml:space="preserve"> you can save £10!</w:t>
+              <w:t xml:space="preserve"> Well they were £30, but actually we've got a sale on at the moment, so they're a little cheaper - only £20. So you can save £10!</w:t>
             </w:r>
           </w:p>
         </w:tc>
@@ -2311,43 +2113,7 @@
                 <w:sz w:val="23"/>
                 <w:szCs w:val="23"/>
               </w:rPr>
-              <w:t xml:space="preserve"> She's my niece - my brother's daughter. Her name's Tae-Hee. She's one year old in this picture. It's a very important birthday in Korea - we call it 'Dol' or </w:t>
-            </w:r>
-            <w:proofErr w:type="spellStart"/>
-            <w:r>
-              <w:rPr>
-                <w:rFonts w:ascii="Source Sans 3" w:hAnsi="Source Sans 3"/>
-                <w:sz w:val="23"/>
-                <w:szCs w:val="23"/>
-              </w:rPr>
-              <w:t>Doljanchi</w:t>
-            </w:r>
-            <w:proofErr w:type="spellEnd"/>
-            <w:r>
-              <w:rPr>
-                <w:rFonts w:ascii="Source Sans 3" w:hAnsi="Source Sans 3"/>
-                <w:sz w:val="23"/>
-                <w:szCs w:val="23"/>
-              </w:rPr>
-              <w:t xml:space="preserve">. It's a very special celebration - in fact, I think it's probably more important than a wedding or a graduation! And we invite all our family and friends and sometimes our </w:t>
-            </w:r>
-            <w:proofErr w:type="spellStart"/>
-            <w:r>
-              <w:rPr>
-                <w:rFonts w:ascii="Source Sans 3" w:hAnsi="Source Sans 3"/>
-                <w:sz w:val="23"/>
-                <w:szCs w:val="23"/>
-              </w:rPr>
-              <w:t>neighbours</w:t>
-            </w:r>
-            <w:proofErr w:type="spellEnd"/>
-            <w:r>
-              <w:rPr>
-                <w:rFonts w:ascii="Source Sans 3" w:hAnsi="Source Sans 3"/>
-                <w:sz w:val="23"/>
-                <w:szCs w:val="23"/>
-              </w:rPr>
-              <w:t>. Here's a picture of the restaurant where we celebrated Tae-Hee's big day.</w:t>
+              <w:t xml:space="preserve"> She's my niece - my brother's daughter. Her name's Tae-Hee. She's one year old in this picture. It's a very important birthday in Korea - we call it 'Dol' or Doljanchi. It's a very special celebration - in fact, I think it's probably more important than a wedding or a graduation! And we invite all our family and friends and sometimes our neighbours. Here's a picture of the restaurant where we celebrated Tae-Hee's big day.</w:t>
             </w:r>
           </w:p>
           <w:p>
@@ -2550,25 +2316,7 @@
                 <w:sz w:val="23"/>
                 <w:szCs w:val="23"/>
               </w:rPr>
-              <w:t xml:space="preserve"> And what's this on the table there? It's very </w:t>
-            </w:r>
-            <w:proofErr w:type="spellStart"/>
-            <w:r>
-              <w:rPr>
-                <w:rFonts w:ascii="Source Sans 3" w:hAnsi="Source Sans 3"/>
-                <w:sz w:val="23"/>
-                <w:szCs w:val="23"/>
-              </w:rPr>
-              <w:t>colourful</w:t>
-            </w:r>
-            <w:proofErr w:type="spellEnd"/>
-            <w:r>
-              <w:rPr>
-                <w:rFonts w:ascii="Source Sans 3" w:hAnsi="Source Sans 3"/>
-                <w:sz w:val="23"/>
-                <w:szCs w:val="23"/>
-              </w:rPr>
-              <w:t>.</w:t>
+              <w:t xml:space="preserve"> And what's this on the table there? It's very colourful.</w:t>
             </w:r>
           </w:p>
           <w:p>
@@ -2655,25 +2403,7 @@
                 <w:sz w:val="23"/>
                 <w:szCs w:val="23"/>
               </w:rPr>
-              <w:t xml:space="preserve"> We always eat rice cakes at a baby's party. There are usually 12 different types of them on the table. Look - this rice cake is completely orange in </w:t>
-            </w:r>
-            <w:proofErr w:type="spellStart"/>
-            <w:r>
-              <w:rPr>
-                <w:rFonts w:ascii="Source Sans 3" w:hAnsi="Source Sans 3"/>
-                <w:sz w:val="23"/>
-                <w:szCs w:val="23"/>
-              </w:rPr>
-              <w:t>colour</w:t>
-            </w:r>
-            <w:proofErr w:type="spellEnd"/>
-            <w:r>
-              <w:rPr>
-                <w:rFonts w:ascii="Source Sans 3" w:hAnsi="Source Sans 3"/>
-                <w:sz w:val="23"/>
-                <w:szCs w:val="23"/>
-              </w:rPr>
-              <w:t xml:space="preserve"> and this one here is bright green!</w:t>
+              <w:t xml:space="preserve"> We always eat rice cakes at a baby's party. There are usually 12 different types of them on the table. Look - this rice cake is completely orange in colour and this one here is bright green!</w:t>
             </w:r>
           </w:p>
           <w:p>
@@ -2789,25 +2519,7 @@
                 <w:sz w:val="23"/>
                 <w:szCs w:val="23"/>
               </w:rPr>
-              <w:t xml:space="preserve"> Oh, it's a little bag. All the guests get a gift bag at the end of the party. And inside there's a present from the baby's parents. It's really fun to open it because you don't know what you'll get. </w:t>
-            </w:r>
-            <w:proofErr w:type="gramStart"/>
-            <w:r>
-              <w:rPr>
-                <w:rFonts w:ascii="Source Sans 3" w:hAnsi="Source Sans 3"/>
-                <w:sz w:val="23"/>
-                <w:szCs w:val="23"/>
-              </w:rPr>
-              <w:t>So</w:t>
-            </w:r>
-            <w:proofErr w:type="gramEnd"/>
-            <w:r>
-              <w:rPr>
-                <w:rFonts w:ascii="Source Sans 3" w:hAnsi="Source Sans 3"/>
-                <w:sz w:val="23"/>
-                <w:szCs w:val="23"/>
-              </w:rPr>
-              <w:t xml:space="preserve"> it could be a candle, or some chocolates. Guess what I got? You can see it in this next photo.</w:t>
+              <w:t xml:space="preserve"> Oh, it's a little bag. All the guests get a gift bag at the end of the party. And inside there's a present from the baby's parents. It's really fun to open it because you don't know what you'll get. So it could be a candle, or some chocolates. Guess what I got? You can see it in this next photo.</w:t>
             </w:r>
           </w:p>
           <w:p>
@@ -4327,47 +4039,7 @@
                 <w:sz w:val="23"/>
                 <w:szCs w:val="23"/>
               </w:rPr>
-              <w:t xml:space="preserve"> OK, it's W </w:t>
-            </w:r>
-            <w:proofErr w:type="spellStart"/>
-            <w:r>
-              <w:rPr>
-                <w:rFonts w:ascii="Source Sans 3" w:hAnsi="Source Sans 3"/>
-                <w:bCs/>
-                <w:sz w:val="23"/>
-                <w:szCs w:val="23"/>
-              </w:rPr>
-              <w:t>W</w:t>
-            </w:r>
-            <w:proofErr w:type="spellEnd"/>
-            <w:r>
-              <w:rPr>
-                <w:rFonts w:ascii="Source Sans 3" w:hAnsi="Source Sans 3"/>
-                <w:bCs/>
-                <w:sz w:val="23"/>
-                <w:szCs w:val="23"/>
-              </w:rPr>
-              <w:t xml:space="preserve"> W dot </w:t>
-            </w:r>
-            <w:proofErr w:type="spellStart"/>
-            <w:r>
-              <w:rPr>
-                <w:rFonts w:ascii="Source Sans 3" w:hAnsi="Source Sans 3"/>
-                <w:bCs/>
-                <w:sz w:val="23"/>
-                <w:szCs w:val="23"/>
-              </w:rPr>
-              <w:t>getactive</w:t>
-            </w:r>
-            <w:proofErr w:type="spellEnd"/>
-            <w:r>
-              <w:rPr>
-                <w:rFonts w:ascii="Source Sans 3" w:hAnsi="Source Sans 3"/>
-                <w:bCs/>
-                <w:sz w:val="23"/>
-                <w:szCs w:val="23"/>
-              </w:rPr>
-              <w:t xml:space="preserve"> dot com. That's G-E-T-A-C-T-I-V-E dot com.</w:t>
+              <w:t xml:space="preserve"> OK, it's W W W dot getactive dot com. That's G-E-T-A-C-T-I-V-E dot com.</w:t>
             </w:r>
           </w:p>
           <w:p>
@@ -5118,47 +4790,7 @@
                 <w:sz w:val="23"/>
                 <w:szCs w:val="23"/>
               </w:rPr>
-              <w:t xml:space="preserve"> OK, it's W </w:t>
-            </w:r>
-            <w:proofErr w:type="spellStart"/>
-            <w:r>
-              <w:rPr>
-                <w:rFonts w:ascii="Source Sans 3" w:hAnsi="Source Sans 3"/>
-                <w:bCs/>
-                <w:sz w:val="23"/>
-                <w:szCs w:val="23"/>
-              </w:rPr>
-              <w:t>W</w:t>
-            </w:r>
-            <w:proofErr w:type="spellEnd"/>
-            <w:r>
-              <w:rPr>
-                <w:rFonts w:ascii="Source Sans 3" w:hAnsi="Source Sans 3"/>
-                <w:bCs/>
-                <w:sz w:val="23"/>
-                <w:szCs w:val="23"/>
-              </w:rPr>
-              <w:t xml:space="preserve"> W dot </w:t>
-            </w:r>
-            <w:proofErr w:type="spellStart"/>
-            <w:r>
-              <w:rPr>
-                <w:rFonts w:ascii="Source Sans 3" w:hAnsi="Source Sans 3"/>
-                <w:bCs/>
-                <w:sz w:val="23"/>
-                <w:szCs w:val="23"/>
-              </w:rPr>
-              <w:t>getactive</w:t>
-            </w:r>
-            <w:proofErr w:type="spellEnd"/>
-            <w:r>
-              <w:rPr>
-                <w:rFonts w:ascii="Source Sans 3" w:hAnsi="Source Sans 3"/>
-                <w:bCs/>
-                <w:sz w:val="23"/>
-                <w:szCs w:val="23"/>
-              </w:rPr>
-              <w:t xml:space="preserve"> dot com. That's G-E-T-A-C-T-I-V-E dot com.</w:t>
+              <w:t xml:space="preserve"> OK, it's W W W dot getactive dot com. That's G-E-T-A-C-T-I-V-E dot com.</w:t>
             </w:r>
           </w:p>
           <w:p>
@@ -5759,47 +5391,7 @@
                 <w:sz w:val="23"/>
                 <w:szCs w:val="23"/>
               </w:rPr>
-              <w:t xml:space="preserve"> Well, I thought it was pretty reasonable. In </w:t>
-            </w:r>
-            <w:proofErr w:type="gramStart"/>
-            <w:r>
-              <w:rPr>
-                <w:rFonts w:ascii="Source Sans 3" w:hAnsi="Source Sans 3"/>
-                <w:bCs/>
-                <w:sz w:val="23"/>
-                <w:szCs w:val="23"/>
-              </w:rPr>
-              <w:t>fact</w:t>
-            </w:r>
-            <w:proofErr w:type="gramEnd"/>
-            <w:r>
-              <w:rPr>
-                <w:rFonts w:ascii="Source Sans 3" w:hAnsi="Source Sans 3"/>
-                <w:bCs/>
-                <w:sz w:val="23"/>
-                <w:szCs w:val="23"/>
-              </w:rPr>
-              <w:t xml:space="preserve"> I couldn't believe it when the bill arrived. £40, including a tip. </w:t>
-            </w:r>
-            <w:proofErr w:type="spellStart"/>
-            <w:r>
-              <w:rPr>
-                <w:rFonts w:ascii="Source Sans 3" w:hAnsi="Source Sans 3"/>
-                <w:bCs/>
-                <w:sz w:val="23"/>
-                <w:szCs w:val="23"/>
-              </w:rPr>
-              <w:t>That'sonly</w:t>
-            </w:r>
-            <w:proofErr w:type="spellEnd"/>
-            <w:r>
-              <w:rPr>
-                <w:rFonts w:ascii="Source Sans 3" w:hAnsi="Source Sans 3"/>
-                <w:bCs/>
-                <w:sz w:val="23"/>
-                <w:szCs w:val="23"/>
-              </w:rPr>
-              <w:t xml:space="preserve"> £20 per person. You can't get steak for less than £15 anywhere in town.</w:t>
+              <w:t xml:space="preserve"> Well, I thought it was pretty reasonable. In fact I couldn't believe it when the bill arrived. £40, including a tip. That'sonly £20 per person. You can't get steak for less than £15 anywhere in town.</w:t>
             </w:r>
           </w:p>
         </w:tc>
@@ -6201,27 +5793,7 @@
                 <w:sz w:val="23"/>
                 <w:szCs w:val="23"/>
               </w:rPr>
-              <w:t xml:space="preserve"> Hi there, Alicia! How was your weekend? You were on a sailing course down at the </w:t>
-            </w:r>
-            <w:proofErr w:type="spellStart"/>
-            <w:r>
-              <w:rPr>
-                <w:rFonts w:ascii="Source Sans 3" w:hAnsi="Source Sans 3"/>
-                <w:bCs/>
-                <w:sz w:val="23"/>
-                <w:szCs w:val="23"/>
-              </w:rPr>
-              <w:t>harbour</w:t>
-            </w:r>
-            <w:proofErr w:type="spellEnd"/>
-            <w:r>
-              <w:rPr>
-                <w:rFonts w:ascii="Source Sans 3" w:hAnsi="Source Sans 3"/>
-                <w:bCs/>
-                <w:sz w:val="23"/>
-                <w:szCs w:val="23"/>
-              </w:rPr>
-              <w:t>, weren't you?</w:t>
+              <w:t xml:space="preserve"> Hi there, Alicia! How was your weekend? You were on a sailing course down at the harbour, weren't you?</w:t>
             </w:r>
           </w:p>
           <w:p>
@@ -6599,27 +6171,7 @@
                 <w:sz w:val="23"/>
                 <w:szCs w:val="23"/>
               </w:rPr>
-              <w:t xml:space="preserve"> So, how's your very first week at university going, Rita? It's Orientation Week for all you </w:t>
-            </w:r>
-            <w:proofErr w:type="spellStart"/>
-            <w:r>
-              <w:rPr>
-                <w:rFonts w:ascii="Source Sans 3" w:hAnsi="Source Sans 3"/>
-                <w:bCs/>
-                <w:sz w:val="23"/>
-                <w:szCs w:val="23"/>
-              </w:rPr>
-              <w:t>new</w:t>
-            </w:r>
-            <w:proofErr w:type="spellEnd"/>
-            <w:r>
-              <w:rPr>
-                <w:rFonts w:ascii="Source Sans 3" w:hAnsi="Source Sans 3"/>
-                <w:bCs/>
-                <w:sz w:val="23"/>
-                <w:szCs w:val="23"/>
-              </w:rPr>
-              <w:t xml:space="preserve"> students, isn't it?</w:t>
+              <w:t xml:space="preserve"> So, how's your very first week at university going, Rita? It's Orientation Week for all you new students, isn't it?</w:t>
             </w:r>
           </w:p>
           <w:p>
@@ -6779,27 +6331,7 @@
                 <w:sz w:val="23"/>
                 <w:szCs w:val="23"/>
               </w:rPr>
-              <w:t xml:space="preserve"> I don't have a bike but that didn't matter. We all hired them -from a little cycle hire shop on </w:t>
-            </w:r>
-            <w:proofErr w:type="spellStart"/>
-            <w:r>
-              <w:rPr>
-                <w:rFonts w:ascii="Source Sans 3" w:hAnsi="Source Sans 3"/>
-                <w:bCs/>
-                <w:sz w:val="23"/>
-                <w:szCs w:val="23"/>
-              </w:rPr>
-              <w:t>Barkway</w:t>
-            </w:r>
-            <w:proofErr w:type="spellEnd"/>
-            <w:r>
-              <w:rPr>
-                <w:rFonts w:ascii="Source Sans 3" w:hAnsi="Source Sans 3"/>
-                <w:bCs/>
-                <w:sz w:val="23"/>
-                <w:szCs w:val="23"/>
-              </w:rPr>
-              <w:t xml:space="preserve"> Street. You probably know the place.</w:t>
+              <w:t xml:space="preserve"> I don't have a bike but that didn't matter. We all hired them -from a little cycle hire shop on Barkway Street. You probably know the place.</w:t>
             </w:r>
           </w:p>
           <w:p>
@@ -6863,47 +6395,7 @@
                 <w:sz w:val="23"/>
                 <w:szCs w:val="23"/>
               </w:rPr>
-              <w:t xml:space="preserve"> No, it's </w:t>
-            </w:r>
-            <w:proofErr w:type="spellStart"/>
-            <w:r>
-              <w:rPr>
-                <w:rFonts w:ascii="Source Sans 3" w:hAnsi="Source Sans 3"/>
-                <w:bCs/>
-                <w:sz w:val="23"/>
-                <w:szCs w:val="23"/>
-              </w:rPr>
-              <w:t>Barkway</w:t>
-            </w:r>
-            <w:proofErr w:type="spellEnd"/>
-            <w:r>
-              <w:rPr>
-                <w:rFonts w:ascii="Source Sans 3" w:hAnsi="Source Sans 3"/>
-                <w:bCs/>
-                <w:sz w:val="23"/>
-                <w:szCs w:val="23"/>
-              </w:rPr>
-              <w:t xml:space="preserve"> Street -B-A-R-K-W-A-Y. Number 22 </w:t>
-            </w:r>
-            <w:proofErr w:type="spellStart"/>
-            <w:r>
-              <w:rPr>
-                <w:rFonts w:ascii="Source Sans 3" w:hAnsi="Source Sans 3"/>
-                <w:bCs/>
-                <w:sz w:val="23"/>
-                <w:szCs w:val="23"/>
-              </w:rPr>
-              <w:t>Barkway</w:t>
-            </w:r>
-            <w:proofErr w:type="spellEnd"/>
-            <w:r>
-              <w:rPr>
-                <w:rFonts w:ascii="Source Sans 3" w:hAnsi="Source Sans 3"/>
-                <w:bCs/>
-                <w:sz w:val="23"/>
-                <w:szCs w:val="23"/>
-              </w:rPr>
-              <w:t xml:space="preserve"> Street, to be exact. It was great - we could choose a traditional bike or an electric one.</w:t>
+              <w:t xml:space="preserve"> No, it's Barkway Street -B-A-R-K-W-A-Y. Number 22 Barkway Street, to be exact. It was great - we could choose a traditional bike or an electric one.</w:t>
             </w:r>
           </w:p>
           <w:p>
@@ -6935,27 +6427,7 @@
                 <w:sz w:val="23"/>
                 <w:szCs w:val="23"/>
               </w:rPr>
-              <w:t xml:space="preserve"> </w:t>
-            </w:r>
-            <w:proofErr w:type="gramStart"/>
-            <w:r>
-              <w:rPr>
-                <w:rFonts w:ascii="Source Sans 3" w:hAnsi="Source Sans 3"/>
-                <w:bCs/>
-                <w:sz w:val="23"/>
-                <w:szCs w:val="23"/>
-              </w:rPr>
-              <w:t>So</w:t>
-            </w:r>
-            <w:proofErr w:type="gramEnd"/>
-            <w:r>
-              <w:rPr>
-                <w:rFonts w:ascii="Source Sans 3" w:hAnsi="Source Sans 3"/>
-                <w:bCs/>
-                <w:sz w:val="23"/>
-                <w:szCs w:val="23"/>
-              </w:rPr>
-              <w:t xml:space="preserve"> I take it you went electric!</w:t>
+              <w:t xml:space="preserve"> So I take it you went electric!</w:t>
             </w:r>
           </w:p>
           <w:p>
@@ -6987,47 +6459,7 @@
                 <w:sz w:val="23"/>
                 <w:szCs w:val="23"/>
               </w:rPr>
-              <w:t xml:space="preserve"> Yes, of course I did! Well, think about it why ride a traditional bike when you can get around the city much faster on an electric one! And because there was a group of us, it wasn't too expensive. In </w:t>
-            </w:r>
-            <w:proofErr w:type="gramStart"/>
-            <w:r>
-              <w:rPr>
-                <w:rFonts w:ascii="Source Sans 3" w:hAnsi="Source Sans 3"/>
-                <w:bCs/>
-                <w:sz w:val="23"/>
-                <w:szCs w:val="23"/>
-              </w:rPr>
-              <w:t>fact</w:t>
-            </w:r>
-            <w:proofErr w:type="gramEnd"/>
-            <w:r>
-              <w:rPr>
-                <w:rFonts w:ascii="Source Sans 3" w:hAnsi="Source Sans 3"/>
-                <w:bCs/>
-                <w:sz w:val="23"/>
-                <w:szCs w:val="23"/>
-              </w:rPr>
-              <w:t xml:space="preserve"> the cycle hire was only a $120 for the whole group. </w:t>
-            </w:r>
-            <w:proofErr w:type="gramStart"/>
-            <w:r>
-              <w:rPr>
-                <w:rFonts w:ascii="Source Sans 3" w:hAnsi="Source Sans 3"/>
-                <w:bCs/>
-                <w:sz w:val="23"/>
-                <w:szCs w:val="23"/>
-              </w:rPr>
-              <w:t>So</w:t>
-            </w:r>
-            <w:proofErr w:type="gramEnd"/>
-            <w:r>
-              <w:rPr>
-                <w:rFonts w:ascii="Source Sans 3" w:hAnsi="Source Sans 3"/>
-                <w:bCs/>
-                <w:sz w:val="23"/>
-                <w:szCs w:val="23"/>
-              </w:rPr>
-              <w:t xml:space="preserve"> the cost was only $15 per person and that was for three whole hours!</w:t>
+              <w:t xml:space="preserve"> Yes, of course I did! Well, think about it why ride a traditional bike when you can get around the city much faster on an electric one! And because there was a group of us, it wasn't too expensive. In fact the cycle hire was only a $120 for the whole group. So the cost was only $15 per person and that was for three whole hours!</w:t>
             </w:r>
           </w:p>
           <w:p>
@@ -7091,27 +6523,7 @@
                 <w:sz w:val="23"/>
                 <w:szCs w:val="23"/>
               </w:rPr>
-              <w:t xml:space="preserve"> No, $15. </w:t>
-            </w:r>
-            <w:proofErr w:type="gramStart"/>
-            <w:r>
-              <w:rPr>
-                <w:rFonts w:ascii="Source Sans 3" w:hAnsi="Source Sans 3"/>
-                <w:bCs/>
-                <w:sz w:val="23"/>
-                <w:szCs w:val="23"/>
-              </w:rPr>
-              <w:t>So</w:t>
-            </w:r>
-            <w:proofErr w:type="gramEnd"/>
-            <w:r>
-              <w:rPr>
-                <w:rFonts w:ascii="Source Sans 3" w:hAnsi="Source Sans 3"/>
-                <w:bCs/>
-                <w:sz w:val="23"/>
-                <w:szCs w:val="23"/>
-              </w:rPr>
-              <w:t xml:space="preserve"> I thought it was really quite cheap. And I didn't have to bring along a helmet to wear either. That was included - and we also got a lock, so it was easy to park our bikes safely when we wanted to stop and take a break!</w:t>
+              <w:t xml:space="preserve"> No, $15. So I thought it was really quite cheap. And I didn't have to bring along a helmet to wear either. That was included - and we also got a lock, so it was easy to park our bikes safely when we wanted to stop and take a break!</w:t>
             </w:r>
           </w:p>
           <w:p>
@@ -7175,27 +6587,7 @@
                 <w:sz w:val="23"/>
                 <w:szCs w:val="23"/>
               </w:rPr>
-              <w:t xml:space="preserve"> </w:t>
-            </w:r>
-            <w:proofErr w:type="gramStart"/>
-            <w:r>
-              <w:rPr>
-                <w:rFonts w:ascii="Source Sans 3" w:hAnsi="Source Sans 3"/>
-                <w:bCs/>
-                <w:sz w:val="23"/>
-                <w:szCs w:val="23"/>
-              </w:rPr>
-              <w:t>Yes</w:t>
-            </w:r>
-            <w:proofErr w:type="gramEnd"/>
-            <w:r>
-              <w:rPr>
-                <w:rFonts w:ascii="Source Sans 3" w:hAnsi="Source Sans 3"/>
-                <w:bCs/>
-                <w:sz w:val="23"/>
-                <w:szCs w:val="23"/>
-              </w:rPr>
-              <w:t xml:space="preserve"> it's a really easy one to remember. It's tradelectric.com</w:t>
+              <w:t xml:space="preserve"> Yes it's a really easy one to remember. It's tradelectric.com</w:t>
             </w:r>
           </w:p>
           <w:p>
@@ -7259,47 +6651,7 @@
                 <w:sz w:val="23"/>
                 <w:szCs w:val="23"/>
               </w:rPr>
-              <w:t xml:space="preserve"> </w:t>
-            </w:r>
-            <w:proofErr w:type="spellStart"/>
-            <w:r>
-              <w:rPr>
-                <w:rFonts w:ascii="Source Sans 3" w:hAnsi="Source Sans 3"/>
-                <w:bCs/>
-                <w:sz w:val="23"/>
-                <w:szCs w:val="23"/>
-              </w:rPr>
-              <w:t>tradelectric</w:t>
-            </w:r>
-            <w:proofErr w:type="spellEnd"/>
-            <w:r>
-              <w:rPr>
-                <w:rFonts w:ascii="Source Sans 3" w:hAnsi="Source Sans 3"/>
-                <w:bCs/>
-                <w:sz w:val="23"/>
-                <w:szCs w:val="23"/>
-              </w:rPr>
-              <w:t xml:space="preserve">-T-R-A-D-E-L-E-C-T-R-I-C all </w:t>
-            </w:r>
-            <w:proofErr w:type="gramStart"/>
-            <w:r>
-              <w:rPr>
-                <w:rFonts w:ascii="Source Sans 3" w:hAnsi="Source Sans 3"/>
-                <w:bCs/>
-                <w:sz w:val="23"/>
-                <w:szCs w:val="23"/>
-              </w:rPr>
-              <w:t>one word</w:t>
-            </w:r>
-            <w:proofErr w:type="gramEnd"/>
-            <w:r>
-              <w:rPr>
-                <w:rFonts w:ascii="Source Sans 3" w:hAnsi="Source Sans 3"/>
-                <w:bCs/>
-                <w:sz w:val="23"/>
-                <w:szCs w:val="23"/>
-              </w:rPr>
-              <w:t xml:space="preserve"> dot com.</w:t>
+              <w:t xml:space="preserve"> tradelectric-T-R-A-D-E-L-E-C-T-R-I-C all one word dot com.</w:t>
             </w:r>
           </w:p>
           <w:p>
@@ -7363,27 +6715,7 @@
                 <w:sz w:val="23"/>
                 <w:szCs w:val="23"/>
               </w:rPr>
-              <w:t xml:space="preserve"> No problem. Hey, maybe we can do a bike tour together. I'd love to cycle as far as the </w:t>
-            </w:r>
-            <w:proofErr w:type="spellStart"/>
-            <w:r>
-              <w:rPr>
-                <w:rFonts w:ascii="Source Sans 3" w:hAnsi="Source Sans 3"/>
-                <w:bCs/>
-                <w:sz w:val="23"/>
-                <w:szCs w:val="23"/>
-              </w:rPr>
-              <w:t>harbour</w:t>
-            </w:r>
-            <w:proofErr w:type="spellEnd"/>
-            <w:r>
-              <w:rPr>
-                <w:rFonts w:ascii="Source Sans 3" w:hAnsi="Source Sans 3"/>
-                <w:bCs/>
-                <w:sz w:val="23"/>
-                <w:szCs w:val="23"/>
-              </w:rPr>
-              <w:t xml:space="preserve"> next time.</w:t>
+              <w:t xml:space="preserve"> No problem. Hey, maybe we can do a bike tour together. I'd love to cycle as far as the harbour next time.</w:t>
             </w:r>
           </w:p>
           <w:p>
@@ -7503,89 +6835,29 @@
                 <w:sz w:val="23"/>
                 <w:szCs w:val="23"/>
               </w:rPr>
-              <w:t xml:space="preserve"> Well, I live in a small town in the north of my country. It has quite a few interesting places to visit. For example, in the </w:t>
-            </w:r>
-            <w:proofErr w:type="spellStart"/>
-            <w:r>
-              <w:rPr>
-                <w:rFonts w:ascii="Source Sans 3" w:hAnsi="Source Sans 3"/>
-                <w:bCs/>
-                <w:sz w:val="23"/>
-                <w:szCs w:val="23"/>
-              </w:rPr>
-              <w:t>centre</w:t>
-            </w:r>
-            <w:proofErr w:type="spellEnd"/>
-            <w:r>
-              <w:rPr>
-                <w:rFonts w:ascii="Source Sans 3" w:hAnsi="Source Sans 3"/>
-                <w:bCs/>
-                <w:sz w:val="23"/>
-                <w:szCs w:val="23"/>
-              </w:rPr>
-              <w:t xml:space="preserve"> of town, on the north side of the square we have the historic town hall, which was built in 1895. In front of it, there's a beautiful fountain. Opposite the town hall there's the library. Then if you go over the bridge, we have the art gallery, a big modern building, which often has interesting exhibitions. The art gallery is actually between the cinema (to the north) and a big shopping mall, where I often meet up with my friends.</w:t>
-            </w:r>
-          </w:p>
-          <w:p>
-            <w:pPr>
-              <w:tabs>
-                <w:tab w:val="left" w:pos="4413"/>
-              </w:tabs>
-              <w:rPr>
-                <w:rFonts w:ascii="Source Sans 3" w:hAnsi="Source Sans 3"/>
-                <w:bCs/>
-                <w:sz w:val="23"/>
-                <w:szCs w:val="23"/>
-              </w:rPr>
-            </w:pPr>
-            <w:r>
-              <w:rPr>
-                <w:rFonts w:ascii="Source Sans 3" w:hAnsi="Source Sans 3"/>
-                <w:bCs/>
-                <w:sz w:val="23"/>
-                <w:szCs w:val="23"/>
-              </w:rPr>
-              <w:t xml:space="preserve">To the south of the town, there's a </w:t>
-            </w:r>
-            <w:proofErr w:type="spellStart"/>
-            <w:r>
-              <w:rPr>
-                <w:rFonts w:ascii="Source Sans 3" w:hAnsi="Source Sans 3"/>
-                <w:bCs/>
-                <w:sz w:val="23"/>
-                <w:szCs w:val="23"/>
-              </w:rPr>
-              <w:t>harbour</w:t>
-            </w:r>
-            <w:proofErr w:type="spellEnd"/>
-            <w:r>
-              <w:rPr>
-                <w:rFonts w:ascii="Source Sans 3" w:hAnsi="Source Sans 3"/>
-                <w:bCs/>
-                <w:sz w:val="23"/>
-                <w:szCs w:val="23"/>
-              </w:rPr>
-              <w:t xml:space="preserve">, where you can take a boat to the islands. And then next to the </w:t>
-            </w:r>
-            <w:proofErr w:type="spellStart"/>
-            <w:r>
-              <w:rPr>
-                <w:rFonts w:ascii="Source Sans 3" w:hAnsi="Source Sans 3"/>
-                <w:bCs/>
-                <w:sz w:val="23"/>
-                <w:szCs w:val="23"/>
-              </w:rPr>
-              <w:t>harbour</w:t>
-            </w:r>
-            <w:proofErr w:type="spellEnd"/>
-            <w:r>
-              <w:rPr>
-                <w:rFonts w:ascii="Source Sans 3" w:hAnsi="Source Sans 3"/>
-                <w:bCs/>
-                <w:sz w:val="23"/>
-                <w:szCs w:val="23"/>
-              </w:rPr>
-              <w:t xml:space="preserve"> is the stadium, where people go to watch our local football team. And just behind it is the public swimming pool. It's an outdoor pool - lovely in summer, but very chilly the rest of the year.</w:t>
+              <w:t xml:space="preserve"> Well, I live in a small town in the north of my country. It has quite a few interesting places to visit. For example, in the centre of town, on the north side of the square we have the historic town hall, which was built in 1895. In front of it, there's a beautiful fountain. Opposite the town hall there's the library. Then if you go over the bridge, we have the art gallery, a big modern building, which often has interesting exhibitions. The art gallery is actually between the cinema (to the north) and a big shopping mall, where I often meet up with my friends.</w:t>
+            </w:r>
+          </w:p>
+          <w:p>
+            <w:pPr>
+              <w:tabs>
+                <w:tab w:val="left" w:pos="4413"/>
+              </w:tabs>
+              <w:rPr>
+                <w:rFonts w:ascii="Source Sans 3" w:hAnsi="Source Sans 3"/>
+                <w:bCs/>
+                <w:sz w:val="23"/>
+                <w:szCs w:val="23"/>
+              </w:rPr>
+            </w:pPr>
+            <w:r>
+              <w:rPr>
+                <w:rFonts w:ascii="Source Sans 3" w:hAnsi="Source Sans 3"/>
+                <w:bCs/>
+                <w:sz w:val="23"/>
+                <w:szCs w:val="23"/>
+              </w:rPr>
+              <w:t>To the south of the town, there's a harbour, where you can take a boat to the islands. And then next to the harbour is the stadium, where people go to watch our local football team. And just behind it is the public swimming pool. It's an outdoor pool - lovely in summer, but very chilly the rest of the year.</w:t>
             </w:r>
           </w:p>
         </w:tc>
@@ -7652,19 +6924,41 @@
               </w:tabs>
               <w:rPr>
                 <w:rFonts w:ascii="Source Sans 3" w:hAnsi="Source Sans 3"/>
-                <w:bCs/>
-                <w:sz w:val="23"/>
-                <w:szCs w:val="23"/>
-              </w:rPr>
-            </w:pPr>
-            <w:r>
-              <w:rPr>
-                <w:rFonts w:ascii="Source Sans 3" w:hAnsi="Source Sans 3"/>
-                <w:b/>
-                <w:sz w:val="23"/>
-                <w:szCs w:val="23"/>
-              </w:rPr>
-              <w:t>1 Examiner:</w:t>
+                <w:b/>
+                <w:sz w:val="23"/>
+                <w:szCs w:val="23"/>
+              </w:rPr>
+            </w:pPr>
+            <w:r>
+              <w:rPr>
+                <w:rFonts w:ascii="Source Sans 3" w:hAnsi="Source Sans 3"/>
+                <w:b/>
+                <w:sz w:val="23"/>
+                <w:szCs w:val="23"/>
+              </w:rPr>
+              <w:t>1</w:t>
+            </w:r>
+          </w:p>
+          <w:p>
+            <w:pPr>
+              <w:tabs>
+                <w:tab w:val="left" w:pos="4413"/>
+              </w:tabs>
+              <w:rPr>
+                <w:rFonts w:ascii="Source Sans 3" w:hAnsi="Source Sans 3"/>
+                <w:bCs/>
+                <w:sz w:val="23"/>
+                <w:szCs w:val="23"/>
+              </w:rPr>
+            </w:pPr>
+            <w:r>
+              <w:rPr>
+                <w:rFonts w:ascii="Source Sans 3" w:hAnsi="Source Sans 3"/>
+                <w:b/>
+                <w:sz w:val="23"/>
+                <w:szCs w:val="23"/>
+              </w:rPr>
+              <w:t>Examiner:</w:t>
             </w:r>
             <w:r>
               <w:rPr>
@@ -7714,19 +7008,41 @@
               </w:tabs>
               <w:rPr>
                 <w:rFonts w:ascii="Source Sans 3" w:hAnsi="Source Sans 3"/>
-                <w:bCs/>
-                <w:sz w:val="23"/>
-                <w:szCs w:val="23"/>
-              </w:rPr>
-            </w:pPr>
-            <w:r>
-              <w:rPr>
-                <w:rFonts w:ascii="Source Sans 3" w:hAnsi="Source Sans 3"/>
-                <w:b/>
-                <w:sz w:val="23"/>
-                <w:szCs w:val="23"/>
-              </w:rPr>
-              <w:t>2 Examiner:</w:t>
+                <w:b/>
+                <w:sz w:val="23"/>
+                <w:szCs w:val="23"/>
+              </w:rPr>
+            </w:pPr>
+            <w:r>
+              <w:rPr>
+                <w:rFonts w:ascii="Source Sans 3" w:hAnsi="Source Sans 3"/>
+                <w:b/>
+                <w:sz w:val="23"/>
+                <w:szCs w:val="23"/>
+              </w:rPr>
+              <w:t>2</w:t>
+            </w:r>
+          </w:p>
+          <w:p>
+            <w:pPr>
+              <w:tabs>
+                <w:tab w:val="left" w:pos="4413"/>
+              </w:tabs>
+              <w:rPr>
+                <w:rFonts w:ascii="Source Sans 3" w:hAnsi="Source Sans 3"/>
+                <w:bCs/>
+                <w:sz w:val="23"/>
+                <w:szCs w:val="23"/>
+              </w:rPr>
+            </w:pPr>
+            <w:r>
+              <w:rPr>
+                <w:rFonts w:ascii="Source Sans 3" w:hAnsi="Source Sans 3"/>
+                <w:b/>
+                <w:sz w:val="23"/>
+                <w:szCs w:val="23"/>
+              </w:rPr>
+              <w:t>Examiner:</w:t>
             </w:r>
             <w:r>
               <w:rPr>
@@ -7785,19 +7101,41 @@
               </w:tabs>
               <w:rPr>
                 <w:rFonts w:ascii="Source Sans 3" w:hAnsi="Source Sans 3"/>
-                <w:bCs/>
-                <w:sz w:val="23"/>
-                <w:szCs w:val="23"/>
-              </w:rPr>
-            </w:pPr>
-            <w:r>
-              <w:rPr>
-                <w:rFonts w:ascii="Source Sans 3" w:hAnsi="Source Sans 3"/>
-                <w:b/>
-                <w:sz w:val="23"/>
-                <w:szCs w:val="23"/>
-              </w:rPr>
-              <w:t>3 Examiner:</w:t>
+                <w:b/>
+                <w:sz w:val="23"/>
+                <w:szCs w:val="23"/>
+              </w:rPr>
+            </w:pPr>
+            <w:r>
+              <w:rPr>
+                <w:rFonts w:ascii="Source Sans 3" w:hAnsi="Source Sans 3"/>
+                <w:b/>
+                <w:sz w:val="23"/>
+                <w:szCs w:val="23"/>
+              </w:rPr>
+              <w:t>3</w:t>
+            </w:r>
+          </w:p>
+          <w:p>
+            <w:pPr>
+              <w:tabs>
+                <w:tab w:val="left" w:pos="4413"/>
+              </w:tabs>
+              <w:rPr>
+                <w:rFonts w:ascii="Source Sans 3" w:hAnsi="Source Sans 3"/>
+                <w:bCs/>
+                <w:sz w:val="23"/>
+                <w:szCs w:val="23"/>
+              </w:rPr>
+            </w:pPr>
+            <w:r>
+              <w:rPr>
+                <w:rFonts w:ascii="Source Sans 3" w:hAnsi="Source Sans 3"/>
+                <w:b/>
+                <w:sz w:val="23"/>
+                <w:szCs w:val="23"/>
+              </w:rPr>
+              <w:t>Examiner:</w:t>
             </w:r>
             <w:r>
               <w:rPr>
@@ -7837,49 +7175,51 @@
                 <w:sz w:val="23"/>
                 <w:szCs w:val="23"/>
               </w:rPr>
-              <w:t xml:space="preserve"> In the last ten years Baku has changed a lot. Ten years </w:t>
-            </w:r>
-            <w:proofErr w:type="gramStart"/>
-            <w:r>
-              <w:rPr>
-                <w:rFonts w:ascii="Source Sans 3" w:hAnsi="Source Sans 3"/>
-                <w:bCs/>
-                <w:sz w:val="23"/>
-                <w:szCs w:val="23"/>
-              </w:rPr>
-              <w:t>ago</w:t>
-            </w:r>
-            <w:proofErr w:type="gramEnd"/>
-            <w:r>
-              <w:rPr>
-                <w:rFonts w:ascii="Source Sans 3" w:hAnsi="Source Sans 3"/>
-                <w:bCs/>
-                <w:sz w:val="23"/>
-                <w:szCs w:val="23"/>
-              </w:rPr>
-              <w:t xml:space="preserve"> we didn't have so many tall buildings and there wasn't as much to do then. The biggest problem is that everything is more expensive now.</w:t>
-            </w:r>
-          </w:p>
-          <w:p>
-            <w:pPr>
-              <w:tabs>
-                <w:tab w:val="left" w:pos="4413"/>
-              </w:tabs>
-              <w:rPr>
-                <w:rFonts w:ascii="Source Sans 3" w:hAnsi="Source Sans 3"/>
-                <w:bCs/>
-                <w:sz w:val="23"/>
-                <w:szCs w:val="23"/>
-              </w:rPr>
-            </w:pPr>
-            <w:r>
-              <w:rPr>
-                <w:rFonts w:ascii="Source Sans 3" w:hAnsi="Source Sans 3"/>
-                <w:b/>
-                <w:sz w:val="23"/>
-                <w:szCs w:val="23"/>
-              </w:rPr>
-              <w:t>4 Examiner:</w:t>
+              <w:t xml:space="preserve"> In the last ten years Baku has changed a lot. Ten years ago we didn't have so many tall buildings and there wasn't as much to do then. The biggest problem is that everything is more expensive now.</w:t>
+            </w:r>
+          </w:p>
+          <w:p>
+            <w:pPr>
+              <w:tabs>
+                <w:tab w:val="left" w:pos="4413"/>
+              </w:tabs>
+              <w:rPr>
+                <w:rFonts w:ascii="Source Sans 3" w:hAnsi="Source Sans 3"/>
+                <w:b/>
+                <w:sz w:val="23"/>
+                <w:szCs w:val="23"/>
+              </w:rPr>
+            </w:pPr>
+            <w:r>
+              <w:rPr>
+                <w:rFonts w:ascii="Source Sans 3" w:hAnsi="Source Sans 3"/>
+                <w:b/>
+                <w:sz w:val="23"/>
+                <w:szCs w:val="23"/>
+              </w:rPr>
+              <w:t>4</w:t>
+            </w:r>
+          </w:p>
+          <w:p>
+            <w:pPr>
+              <w:tabs>
+                <w:tab w:val="left" w:pos="4413"/>
+              </w:tabs>
+              <w:rPr>
+                <w:rFonts w:ascii="Source Sans 3" w:hAnsi="Source Sans 3"/>
+                <w:bCs/>
+                <w:sz w:val="23"/>
+                <w:szCs w:val="23"/>
+              </w:rPr>
+            </w:pPr>
+            <w:r>
+              <w:rPr>
+                <w:rFonts w:ascii="Source Sans 3" w:hAnsi="Source Sans 3"/>
+                <w:b/>
+                <w:sz w:val="23"/>
+                <w:szCs w:val="23"/>
+              </w:rPr>
+              <w:t>Examiner:</w:t>
             </w:r>
             <w:r>
               <w:rPr>
@@ -7986,6 +7326,7 @@
               </w:tabs>
               <w:rPr>
                 <w:rFonts w:ascii="Source Sans 3" w:hAnsi="Source Sans 3"/>
+                <w:b/>
                 <w:bCs/>
                 <w:sz w:val="23"/>
                 <w:szCs w:val="23"/>
@@ -8001,23 +7342,37 @@
               </w:rPr>
               <w:t>1</w:t>
             </w:r>
-            <w:r>
-              <w:rPr>
-                <w:rFonts w:ascii="Source Sans 3" w:hAnsi="Source Sans 3"/>
-                <w:bCs/>
-                <w:sz w:val="23"/>
-                <w:szCs w:val="23"/>
-              </w:rPr>
-              <w:t xml:space="preserve"> Our family bought an apartment in the middle of town.</w:t>
-            </w:r>
-          </w:p>
-          <w:p>
-            <w:pPr>
-              <w:tabs>
-                <w:tab w:val="left" w:pos="4413"/>
-              </w:tabs>
-              <w:rPr>
-                <w:rFonts w:ascii="Source Sans 3" w:hAnsi="Source Sans 3"/>
+          </w:p>
+          <w:p>
+            <w:pPr>
+              <w:tabs>
+                <w:tab w:val="left" w:pos="4413"/>
+              </w:tabs>
+              <w:rPr>
+                <w:rFonts w:ascii="Source Sans 3" w:hAnsi="Source Sans 3"/>
+                <w:bCs/>
+                <w:sz w:val="23"/>
+                <w:szCs w:val="23"/>
+              </w:rPr>
+            </w:pPr>
+            <w:r>
+              <w:rPr>
+                <w:rFonts w:ascii="Source Sans 3" w:hAnsi="Source Sans 3"/>
+                <w:bCs/>
+                <w:sz w:val="23"/>
+                <w:szCs w:val="23"/>
+              </w:rPr>
+              <w:t>Our family bought an apartment in the middle of town.</w:t>
+            </w:r>
+          </w:p>
+          <w:p>
+            <w:pPr>
+              <w:tabs>
+                <w:tab w:val="left" w:pos="4413"/>
+              </w:tabs>
+              <w:rPr>
+                <w:rFonts w:ascii="Source Sans 3" w:hAnsi="Source Sans 3"/>
+                <w:b/>
                 <w:bCs/>
                 <w:sz w:val="23"/>
                 <w:szCs w:val="23"/>
@@ -8033,14 +7388,27 @@
               </w:rPr>
               <w:t>2</w:t>
             </w:r>
-            <w:r>
-              <w:rPr>
-                <w:rFonts w:ascii="Source Sans 3" w:hAnsi="Source Sans 3"/>
-                <w:bCs/>
-                <w:sz w:val="23"/>
-                <w:szCs w:val="23"/>
-              </w:rPr>
-              <w:t xml:space="preserve"> The statue was built in </w:t>
+          </w:p>
+          <w:p>
+            <w:pPr>
+              <w:tabs>
+                <w:tab w:val="left" w:pos="4413"/>
+              </w:tabs>
+              <w:rPr>
+                <w:rFonts w:ascii="Source Sans 3" w:hAnsi="Source Sans 3"/>
+                <w:bCs/>
+                <w:sz w:val="23"/>
+                <w:szCs w:val="23"/>
+              </w:rPr>
+            </w:pPr>
+            <w:r>
+              <w:rPr>
+                <w:rFonts w:ascii="Source Sans 3" w:hAnsi="Source Sans 3"/>
+                <w:bCs/>
+                <w:sz w:val="23"/>
+                <w:szCs w:val="23"/>
+              </w:rPr>
+              <w:t xml:space="preserve">The statue was built in </w:t>
             </w:r>
             <w:r>
               <w:rPr>
@@ -8067,6 +7435,7 @@
               </w:tabs>
               <w:rPr>
                 <w:rFonts w:ascii="Source Sans 3" w:hAnsi="Source Sans 3"/>
+                <w:b/>
                 <w:bCs/>
                 <w:sz w:val="23"/>
                 <w:szCs w:val="23"/>
@@ -8082,43 +7451,37 @@
               </w:rPr>
               <w:t>3</w:t>
             </w:r>
-            <w:r>
-              <w:rPr>
-                <w:rFonts w:ascii="Source Sans 3" w:hAnsi="Source Sans 3"/>
-                <w:bCs/>
-                <w:sz w:val="23"/>
-                <w:szCs w:val="23"/>
-              </w:rPr>
-              <w:t xml:space="preserve"> Our town is situated on the </w:t>
-            </w:r>
-            <w:proofErr w:type="gramStart"/>
-            <w:r>
-              <w:rPr>
-                <w:rFonts w:ascii="Source Sans 3" w:hAnsi="Source Sans 3"/>
-                <w:bCs/>
-                <w:sz w:val="23"/>
-                <w:szCs w:val="23"/>
-              </w:rPr>
-              <w:t>Yangtze river</w:t>
-            </w:r>
-            <w:proofErr w:type="gramEnd"/>
-            <w:r>
-              <w:rPr>
-                <w:rFonts w:ascii="Source Sans 3" w:hAnsi="Source Sans 3"/>
-                <w:bCs/>
-                <w:sz w:val="23"/>
-                <w:szCs w:val="23"/>
-              </w:rPr>
-              <w:t>.</w:t>
-            </w:r>
-          </w:p>
-          <w:p>
-            <w:pPr>
-              <w:tabs>
-                <w:tab w:val="left" w:pos="4413"/>
-              </w:tabs>
-              <w:rPr>
-                <w:rFonts w:ascii="Source Sans 3" w:hAnsi="Source Sans 3"/>
+          </w:p>
+          <w:p>
+            <w:pPr>
+              <w:tabs>
+                <w:tab w:val="left" w:pos="4413"/>
+              </w:tabs>
+              <w:rPr>
+                <w:rFonts w:ascii="Source Sans 3" w:hAnsi="Source Sans 3"/>
+                <w:bCs/>
+                <w:sz w:val="23"/>
+                <w:szCs w:val="23"/>
+              </w:rPr>
+            </w:pPr>
+            <w:r>
+              <w:rPr>
+                <w:rFonts w:ascii="Source Sans 3" w:hAnsi="Source Sans 3"/>
+                <w:bCs/>
+                <w:sz w:val="23"/>
+                <w:szCs w:val="23"/>
+              </w:rPr>
+              <w:t>Our town is situated on the Yangtze river.</w:t>
+            </w:r>
+          </w:p>
+          <w:p>
+            <w:pPr>
+              <w:tabs>
+                <w:tab w:val="left" w:pos="4413"/>
+              </w:tabs>
+              <w:rPr>
+                <w:rFonts w:ascii="Source Sans 3" w:hAnsi="Source Sans 3"/>
+                <w:b/>
                 <w:bCs/>
                 <w:sz w:val="23"/>
                 <w:szCs w:val="23"/>
@@ -8134,23 +7497,37 @@
               </w:rPr>
               <w:t>4</w:t>
             </w:r>
-            <w:r>
-              <w:rPr>
-                <w:rFonts w:ascii="Source Sans 3" w:hAnsi="Source Sans 3"/>
-                <w:bCs/>
-                <w:sz w:val="23"/>
-                <w:szCs w:val="23"/>
-              </w:rPr>
-              <w:t xml:space="preserve"> The shopping mall is called 'the Galleria'.</w:t>
-            </w:r>
-          </w:p>
-          <w:p>
-            <w:pPr>
-              <w:tabs>
-                <w:tab w:val="left" w:pos="4413"/>
-              </w:tabs>
-              <w:rPr>
-                <w:rFonts w:ascii="Source Sans 3" w:hAnsi="Source Sans 3"/>
+          </w:p>
+          <w:p>
+            <w:pPr>
+              <w:tabs>
+                <w:tab w:val="left" w:pos="4413"/>
+              </w:tabs>
+              <w:rPr>
+                <w:rFonts w:ascii="Source Sans 3" w:hAnsi="Source Sans 3"/>
+                <w:bCs/>
+                <w:sz w:val="23"/>
+                <w:szCs w:val="23"/>
+              </w:rPr>
+            </w:pPr>
+            <w:r>
+              <w:rPr>
+                <w:rFonts w:ascii="Source Sans 3" w:hAnsi="Source Sans 3"/>
+                <w:bCs/>
+                <w:sz w:val="23"/>
+                <w:szCs w:val="23"/>
+              </w:rPr>
+              <w:t>The shopping mall is called 'the Galleria'.</w:t>
+            </w:r>
+          </w:p>
+          <w:p>
+            <w:pPr>
+              <w:tabs>
+                <w:tab w:val="left" w:pos="4413"/>
+              </w:tabs>
+              <w:rPr>
+                <w:rFonts w:ascii="Source Sans 3" w:hAnsi="Source Sans 3"/>
+                <w:b/>
                 <w:bCs/>
                 <w:sz w:val="23"/>
                 <w:szCs w:val="23"/>
@@ -8166,55 +7543,84 @@
               </w:rPr>
               <w:t>5</w:t>
             </w:r>
-            <w:r>
-              <w:rPr>
-                <w:rFonts w:ascii="Source Sans 3" w:hAnsi="Source Sans 3"/>
-                <w:bCs/>
-                <w:sz w:val="23"/>
-                <w:szCs w:val="23"/>
-              </w:rPr>
-              <w:t xml:space="preserve"> The library is located across from the swimming pool.</w:t>
-            </w:r>
-          </w:p>
-          <w:p>
-            <w:pPr>
-              <w:tabs>
-                <w:tab w:val="left" w:pos="4413"/>
-              </w:tabs>
-              <w:rPr>
-                <w:rFonts w:ascii="Source Sans 3" w:hAnsi="Source Sans 3"/>
-                <w:bCs/>
-                <w:sz w:val="23"/>
-                <w:szCs w:val="23"/>
-              </w:rPr>
-            </w:pPr>
-            <w:r>
-              <w:rPr>
-                <w:rFonts w:ascii="Source Sans 3" w:hAnsi="Source Sans 3"/>
-                <w:b/>
-                <w:bCs/>
-                <w:sz w:val="23"/>
-                <w:szCs w:val="23"/>
-              </w:rPr>
+          </w:p>
+          <w:p>
+            <w:pPr>
+              <w:tabs>
+                <w:tab w:val="left" w:pos="4413"/>
+              </w:tabs>
+              <w:rPr>
+                <w:rFonts w:ascii="Source Sans 3" w:hAnsi="Source Sans 3"/>
+                <w:bCs/>
+                <w:sz w:val="23"/>
+                <w:szCs w:val="23"/>
+              </w:rPr>
+            </w:pPr>
+            <w:r>
+              <w:rPr>
+                <w:rFonts w:ascii="Source Sans 3" w:hAnsi="Source Sans 3"/>
+                <w:bCs/>
+                <w:sz w:val="23"/>
+                <w:szCs w:val="23"/>
+              </w:rPr>
+              <w:t>The library is located across from the swimming pool.</w:t>
+            </w:r>
+          </w:p>
+          <w:p>
+            <w:pPr>
+              <w:tabs>
+                <w:tab w:val="left" w:pos="4413"/>
+              </w:tabs>
+              <w:rPr>
+                <w:rFonts w:ascii="Source Sans 3" w:hAnsi="Source Sans 3"/>
+                <w:b/>
+                <w:bCs/>
+                <w:sz w:val="23"/>
+                <w:szCs w:val="23"/>
+              </w:rPr>
+            </w:pPr>
+            <w:r>
+              <w:rPr>
+                <w:rFonts w:ascii="Source Sans 3" w:hAnsi="Source Sans 3"/>
+                <w:b/>
+                <w:bCs/>
+                <w:sz w:val="23"/>
+                <w:szCs w:val="23"/>
+              </w:rPr>
+              <w:lastRenderedPageBreak/>
               <w:t>6</w:t>
             </w:r>
-            <w:r>
-              <w:rPr>
-                <w:rFonts w:ascii="Source Sans 3" w:hAnsi="Source Sans 3"/>
-                <w:bCs/>
-                <w:sz w:val="23"/>
-                <w:szCs w:val="23"/>
-              </w:rPr>
-              <w:t xml:space="preserve"> Many things have changed over the years in my home town.</w:t>
-            </w:r>
-          </w:p>
-          <w:p>
-            <w:pPr>
-              <w:tabs>
-                <w:tab w:val="left" w:pos="4413"/>
-              </w:tabs>
-              <w:rPr>
-                <w:rFonts w:ascii="Source Sans 3" w:hAnsi="Source Sans 3"/>
+          </w:p>
+          <w:p>
+            <w:pPr>
+              <w:tabs>
+                <w:tab w:val="left" w:pos="4413"/>
+              </w:tabs>
+              <w:rPr>
+                <w:rFonts w:ascii="Source Sans 3" w:hAnsi="Source Sans 3"/>
+                <w:bCs/>
+                <w:sz w:val="23"/>
+                <w:szCs w:val="23"/>
+              </w:rPr>
+            </w:pPr>
+            <w:r>
+              <w:rPr>
+                <w:rFonts w:ascii="Source Sans 3" w:hAnsi="Source Sans 3"/>
+                <w:bCs/>
+                <w:sz w:val="23"/>
+                <w:szCs w:val="23"/>
+              </w:rPr>
+              <w:t>Many things have changed over the years in my home town.</w:t>
+            </w:r>
+          </w:p>
+          <w:p>
+            <w:pPr>
+              <w:tabs>
+                <w:tab w:val="left" w:pos="4413"/>
+              </w:tabs>
+              <w:rPr>
+                <w:rFonts w:ascii="Source Sans 3" w:hAnsi="Source Sans 3"/>
+                <w:b/>
                 <w:bCs/>
                 <w:sz w:val="23"/>
                 <w:szCs w:val="23"/>
@@ -8230,43 +7636,37 @@
               </w:rPr>
               <w:t>7</w:t>
             </w:r>
-            <w:r>
-              <w:rPr>
-                <w:rFonts w:ascii="Source Sans 3" w:hAnsi="Source Sans 3"/>
-                <w:bCs/>
-                <w:sz w:val="23"/>
-                <w:szCs w:val="23"/>
-              </w:rPr>
-              <w:t xml:space="preserve"> A number of new apartments were developed by the </w:t>
-            </w:r>
-            <w:proofErr w:type="spellStart"/>
-            <w:r>
-              <w:rPr>
-                <w:rFonts w:ascii="Source Sans 3" w:hAnsi="Source Sans 3"/>
-                <w:bCs/>
-                <w:sz w:val="23"/>
-                <w:szCs w:val="23"/>
-              </w:rPr>
-              <w:t>harbour</w:t>
-            </w:r>
-            <w:proofErr w:type="spellEnd"/>
-            <w:r>
-              <w:rPr>
-                <w:rFonts w:ascii="Source Sans 3" w:hAnsi="Source Sans 3"/>
-                <w:bCs/>
-                <w:sz w:val="23"/>
-                <w:szCs w:val="23"/>
-              </w:rPr>
-              <w:t>.</w:t>
-            </w:r>
-          </w:p>
-          <w:p>
-            <w:pPr>
-              <w:tabs>
-                <w:tab w:val="left" w:pos="4413"/>
-              </w:tabs>
-              <w:rPr>
-                <w:rFonts w:ascii="Source Sans 3" w:hAnsi="Source Sans 3"/>
+          </w:p>
+          <w:p>
+            <w:pPr>
+              <w:tabs>
+                <w:tab w:val="left" w:pos="4413"/>
+              </w:tabs>
+              <w:rPr>
+                <w:rFonts w:ascii="Source Sans 3" w:hAnsi="Source Sans 3"/>
+                <w:bCs/>
+                <w:sz w:val="23"/>
+                <w:szCs w:val="23"/>
+              </w:rPr>
+            </w:pPr>
+            <w:r>
+              <w:rPr>
+                <w:rFonts w:ascii="Source Sans 3" w:hAnsi="Source Sans 3"/>
+                <w:bCs/>
+                <w:sz w:val="23"/>
+                <w:szCs w:val="23"/>
+              </w:rPr>
+              <w:t>A number of new apartments were developed by the harbour.</w:t>
+            </w:r>
+          </w:p>
+          <w:p>
+            <w:pPr>
+              <w:tabs>
+                <w:tab w:val="left" w:pos="4413"/>
+              </w:tabs>
+              <w:rPr>
+                <w:rFonts w:ascii="Source Sans 3" w:hAnsi="Source Sans 3"/>
+                <w:b/>
                 <w:bCs/>
                 <w:sz w:val="23"/>
                 <w:szCs w:val="23"/>
@@ -8282,23 +7682,37 @@
               </w:rPr>
               <w:t>8</w:t>
             </w:r>
-            <w:r>
-              <w:rPr>
-                <w:rFonts w:ascii="Source Sans 3" w:hAnsi="Source Sans 3"/>
-                <w:bCs/>
-                <w:sz w:val="23"/>
-                <w:szCs w:val="23"/>
-              </w:rPr>
-              <w:t xml:space="preserve"> The bridge was designed by a famous architect from London.</w:t>
-            </w:r>
-          </w:p>
-          <w:p>
-            <w:pPr>
-              <w:tabs>
-                <w:tab w:val="left" w:pos="4413"/>
-              </w:tabs>
-              <w:rPr>
-                <w:rFonts w:ascii="Source Sans 3" w:hAnsi="Source Sans 3"/>
+          </w:p>
+          <w:p>
+            <w:pPr>
+              <w:tabs>
+                <w:tab w:val="left" w:pos="4413"/>
+              </w:tabs>
+              <w:rPr>
+                <w:rFonts w:ascii="Source Sans 3" w:hAnsi="Source Sans 3"/>
+                <w:bCs/>
+                <w:sz w:val="23"/>
+                <w:szCs w:val="23"/>
+              </w:rPr>
+            </w:pPr>
+            <w:r>
+              <w:rPr>
+                <w:rFonts w:ascii="Source Sans 3" w:hAnsi="Source Sans 3"/>
+                <w:bCs/>
+                <w:sz w:val="23"/>
+                <w:szCs w:val="23"/>
+              </w:rPr>
+              <w:t>The bridge was designed by a famous architect from London.</w:t>
+            </w:r>
+          </w:p>
+          <w:p>
+            <w:pPr>
+              <w:tabs>
+                <w:tab w:val="left" w:pos="4413"/>
+              </w:tabs>
+              <w:rPr>
+                <w:rFonts w:ascii="Source Sans 3" w:hAnsi="Source Sans 3"/>
+                <w:b/>
                 <w:bCs/>
                 <w:sz w:val="23"/>
                 <w:szCs w:val="23"/>
@@ -8314,23 +7728,37 @@
               </w:rPr>
               <w:t>9</w:t>
             </w:r>
-            <w:r>
-              <w:rPr>
-                <w:rFonts w:ascii="Source Sans 3" w:hAnsi="Source Sans 3"/>
-                <w:bCs/>
-                <w:sz w:val="23"/>
-                <w:szCs w:val="23"/>
-              </w:rPr>
-              <w:t xml:space="preserve"> Recently, scientists discovered a large cave near our village.</w:t>
-            </w:r>
-          </w:p>
-          <w:p>
-            <w:pPr>
-              <w:tabs>
-                <w:tab w:val="left" w:pos="4413"/>
-              </w:tabs>
-              <w:rPr>
-                <w:rFonts w:ascii="Source Sans 3" w:hAnsi="Source Sans 3"/>
+          </w:p>
+          <w:p>
+            <w:pPr>
+              <w:tabs>
+                <w:tab w:val="left" w:pos="4413"/>
+              </w:tabs>
+              <w:rPr>
+                <w:rFonts w:ascii="Source Sans 3" w:hAnsi="Source Sans 3"/>
+                <w:bCs/>
+                <w:sz w:val="23"/>
+                <w:szCs w:val="23"/>
+              </w:rPr>
+            </w:pPr>
+            <w:r>
+              <w:rPr>
+                <w:rFonts w:ascii="Source Sans 3" w:hAnsi="Source Sans 3"/>
+                <w:bCs/>
+                <w:sz w:val="23"/>
+                <w:szCs w:val="23"/>
+              </w:rPr>
+              <w:t>Recently, scientists discovered a large cave near our village.</w:t>
+            </w:r>
+          </w:p>
+          <w:p>
+            <w:pPr>
+              <w:tabs>
+                <w:tab w:val="left" w:pos="4413"/>
+              </w:tabs>
+              <w:rPr>
+                <w:rFonts w:ascii="Source Sans 3" w:hAnsi="Source Sans 3"/>
+                <w:b/>
                 <w:bCs/>
                 <w:sz w:val="23"/>
                 <w:szCs w:val="23"/>
@@ -8346,23 +7774,37 @@
               </w:rPr>
               <w:t>10</w:t>
             </w:r>
-            <w:r>
-              <w:rPr>
-                <w:rFonts w:ascii="Source Sans 3" w:hAnsi="Source Sans 3"/>
-                <w:bCs/>
-                <w:sz w:val="23"/>
-                <w:szCs w:val="23"/>
-              </w:rPr>
-              <w:t xml:space="preserve"> Recently, many young people have started to leave my home town to look for work.</w:t>
-            </w:r>
-          </w:p>
-          <w:p>
-            <w:pPr>
-              <w:tabs>
-                <w:tab w:val="left" w:pos="4413"/>
-              </w:tabs>
-              <w:rPr>
-                <w:rFonts w:ascii="Source Sans 3" w:hAnsi="Source Sans 3"/>
+          </w:p>
+          <w:p>
+            <w:pPr>
+              <w:tabs>
+                <w:tab w:val="left" w:pos="4413"/>
+              </w:tabs>
+              <w:rPr>
+                <w:rFonts w:ascii="Source Sans 3" w:hAnsi="Source Sans 3"/>
+                <w:bCs/>
+                <w:sz w:val="23"/>
+                <w:szCs w:val="23"/>
+              </w:rPr>
+            </w:pPr>
+            <w:r>
+              <w:rPr>
+                <w:rFonts w:ascii="Source Sans 3" w:hAnsi="Source Sans 3"/>
+                <w:bCs/>
+                <w:sz w:val="23"/>
+                <w:szCs w:val="23"/>
+              </w:rPr>
+              <w:t>Recently, many young people have started to leave my home town to look for work.</w:t>
+            </w:r>
+          </w:p>
+          <w:p>
+            <w:pPr>
+              <w:tabs>
+                <w:tab w:val="left" w:pos="4413"/>
+              </w:tabs>
+              <w:rPr>
+                <w:rFonts w:ascii="Source Sans 3" w:hAnsi="Source Sans 3"/>
+                <w:b/>
                 <w:bCs/>
                 <w:sz w:val="23"/>
                 <w:szCs w:val="23"/>
@@ -8378,23 +7820,37 @@
               </w:rPr>
               <w:t>11</w:t>
             </w:r>
-            <w:r>
-              <w:rPr>
-                <w:rFonts w:ascii="Source Sans 3" w:hAnsi="Source Sans 3"/>
-                <w:bCs/>
-                <w:sz w:val="23"/>
-                <w:szCs w:val="23"/>
-              </w:rPr>
-              <w:t xml:space="preserve"> A long time ago many people used to work in factories in my town.</w:t>
-            </w:r>
-          </w:p>
-          <w:p>
-            <w:pPr>
-              <w:tabs>
-                <w:tab w:val="left" w:pos="4413"/>
-              </w:tabs>
-              <w:rPr>
-                <w:rFonts w:ascii="Source Sans 3" w:hAnsi="Source Sans 3"/>
+          </w:p>
+          <w:p>
+            <w:pPr>
+              <w:tabs>
+                <w:tab w:val="left" w:pos="4413"/>
+              </w:tabs>
+              <w:rPr>
+                <w:rFonts w:ascii="Source Sans 3" w:hAnsi="Source Sans 3"/>
+                <w:bCs/>
+                <w:sz w:val="23"/>
+                <w:szCs w:val="23"/>
+              </w:rPr>
+            </w:pPr>
+            <w:r>
+              <w:rPr>
+                <w:rFonts w:ascii="Source Sans 3" w:hAnsi="Source Sans 3"/>
+                <w:bCs/>
+                <w:sz w:val="23"/>
+                <w:szCs w:val="23"/>
+              </w:rPr>
+              <w:t>A long time ago many people used to work in factories in my town.</w:t>
+            </w:r>
+          </w:p>
+          <w:p>
+            <w:pPr>
+              <w:tabs>
+                <w:tab w:val="left" w:pos="4413"/>
+              </w:tabs>
+              <w:rPr>
+                <w:rFonts w:ascii="Source Sans 3" w:hAnsi="Source Sans 3"/>
+                <w:b/>
                 <w:bCs/>
                 <w:sz w:val="23"/>
                 <w:szCs w:val="23"/>
@@ -8410,14 +7866,27 @@
               </w:rPr>
               <w:t>12</w:t>
             </w:r>
-            <w:r>
-              <w:rPr>
-                <w:rFonts w:ascii="Source Sans 3" w:hAnsi="Source Sans 3"/>
-                <w:bCs/>
-                <w:sz w:val="23"/>
-                <w:szCs w:val="23"/>
-              </w:rPr>
-              <w:t xml:space="preserve"> A tourist who visited recently said our town is a great place to visit.</w:t>
+          </w:p>
+          <w:p>
+            <w:pPr>
+              <w:tabs>
+                <w:tab w:val="left" w:pos="4413"/>
+              </w:tabs>
+              <w:rPr>
+                <w:rFonts w:ascii="Source Sans 3" w:hAnsi="Source Sans 3"/>
+                <w:bCs/>
+                <w:sz w:val="23"/>
+                <w:szCs w:val="23"/>
+              </w:rPr>
+            </w:pPr>
+            <w:r>
+              <w:rPr>
+                <w:rFonts w:ascii="Source Sans 3" w:hAnsi="Source Sans 3"/>
+                <w:bCs/>
+                <w:sz w:val="23"/>
+                <w:szCs w:val="23"/>
+              </w:rPr>
+              <w:t>A tourist who visited recently said our town is a great place to visit.</w:t>
             </w:r>
           </w:p>
         </w:tc>
@@ -8459,7 +7928,6 @@
                 <w:sz w:val="23"/>
                 <w:szCs w:val="23"/>
               </w:rPr>
-              <w:lastRenderedPageBreak/>
               <w:t>Mindset</w:t>
             </w:r>
             <w:r>
@@ -8568,47 +8036,7 @@
                 <w:sz w:val="23"/>
                 <w:szCs w:val="23"/>
               </w:rPr>
-              <w:t xml:space="preserve"> Most of the city is pretty modern, but there's an ancient castle where the </w:t>
-            </w:r>
-            <w:proofErr w:type="gramStart"/>
-            <w:r>
-              <w:rPr>
-                <w:rFonts w:ascii="Source Sans 3" w:hAnsi="Source Sans 3"/>
-                <w:bCs/>
-                <w:sz w:val="23"/>
-                <w:szCs w:val="23"/>
-              </w:rPr>
-              <w:t>Emperor</w:t>
-            </w:r>
-            <w:proofErr w:type="gramEnd"/>
-            <w:r>
-              <w:rPr>
-                <w:rFonts w:ascii="Source Sans 3" w:hAnsi="Source Sans 3"/>
-                <w:bCs/>
-                <w:sz w:val="23"/>
-                <w:szCs w:val="23"/>
-              </w:rPr>
-              <w:t xml:space="preserve"> used to live. It's just a place for tourists to visit now, but in the </w:t>
-            </w:r>
-            <w:proofErr w:type="gramStart"/>
-            <w:r>
-              <w:rPr>
-                <w:rFonts w:ascii="Source Sans 3" w:hAnsi="Source Sans 3"/>
-                <w:bCs/>
-                <w:sz w:val="23"/>
-                <w:szCs w:val="23"/>
-              </w:rPr>
-              <w:t>past</w:t>
-            </w:r>
-            <w:proofErr w:type="gramEnd"/>
-            <w:r>
-              <w:rPr>
-                <w:rFonts w:ascii="Source Sans 3" w:hAnsi="Source Sans 3"/>
-                <w:bCs/>
-                <w:sz w:val="23"/>
-                <w:szCs w:val="23"/>
-              </w:rPr>
-              <w:t xml:space="preserve"> it was the most important place in the country and it's over 1000 years old.</w:t>
+              <w:t xml:space="preserve"> Most of the city is pretty modern, but there's an ancient castle where the Emperor used to live. It's just a place for tourists to visit now, but in the past it was the most important place in the country and it's over 1000 years old.</w:t>
             </w:r>
           </w:p>
           <w:p>
@@ -9868,27 +9296,7 @@
                 <w:sz w:val="23"/>
                 <w:szCs w:val="23"/>
               </w:rPr>
-              <w:t xml:space="preserve">Now, I'll just give you a bit more information about the course itself. Basically, you'll learn how to take good photos of food using a digital camera. </w:t>
-            </w:r>
-            <w:proofErr w:type="gramStart"/>
-            <w:r>
-              <w:rPr>
-                <w:rFonts w:ascii="Source Sans 3" w:hAnsi="Source Sans 3"/>
-                <w:bCs/>
-                <w:sz w:val="23"/>
-                <w:szCs w:val="23"/>
-              </w:rPr>
-              <w:t>So</w:t>
-            </w:r>
-            <w:proofErr w:type="gramEnd"/>
-            <w:r>
-              <w:rPr>
-                <w:rFonts w:ascii="Source Sans 3" w:hAnsi="Source Sans 3"/>
-                <w:bCs/>
-                <w:sz w:val="23"/>
-                <w:szCs w:val="23"/>
-              </w:rPr>
-              <w:t xml:space="preserve"> it'll train you in the basics of using a range of camera angles.</w:t>
+              <w:t>Now, I'll just give you a bit more information about the course itself. Basically, you'll learn how to take good photos of food using a digital camera. So it'll train you in the basics of using a range of camera angles.</w:t>
             </w:r>
           </w:p>
           <w:p>
@@ -10038,27 +9446,8 @@
                 <w:sz w:val="23"/>
                 <w:szCs w:val="23"/>
               </w:rPr>
-              <w:t xml:space="preserve">the Lincoln Hotel - so you'll have the opportunity to </w:t>
-            </w:r>
-            <w:proofErr w:type="spellStart"/>
-            <w:r>
-              <w:rPr>
-                <w:rFonts w:ascii="Source Sans 3" w:hAnsi="Source Sans 3"/>
-                <w:bCs/>
-                <w:sz w:val="23"/>
-                <w:szCs w:val="23"/>
-              </w:rPr>
-              <w:t>practise</w:t>
-            </w:r>
-            <w:proofErr w:type="spellEnd"/>
-            <w:r>
-              <w:rPr>
-                <w:rFonts w:ascii="Source Sans 3" w:hAnsi="Source Sans 3"/>
-                <w:bCs/>
-                <w:sz w:val="23"/>
-                <w:szCs w:val="23"/>
-              </w:rPr>
-              <w:t xml:space="preserve"> taking photographs using real dishes!</w:t>
+              <w:lastRenderedPageBreak/>
+              <w:t>the Lincoln Hotel - so you'll have the opportunity to practise taking photographs using real dishes!</w:t>
             </w:r>
           </w:p>
           <w:p>
@@ -10307,27 +9696,7 @@
                 <w:sz w:val="23"/>
                 <w:szCs w:val="23"/>
               </w:rPr>
-              <w:t xml:space="preserve">I'm a student. I'm doing a part-time fashion and textiles course. I'm at Milton College, in the </w:t>
-            </w:r>
-            <w:proofErr w:type="spellStart"/>
-            <w:r>
-              <w:rPr>
-                <w:rFonts w:ascii="Source Sans 3" w:hAnsi="Source Sans 3"/>
-                <w:bCs/>
-                <w:sz w:val="23"/>
-                <w:szCs w:val="23"/>
-              </w:rPr>
-              <w:t>centre</w:t>
-            </w:r>
-            <w:proofErr w:type="spellEnd"/>
-            <w:r>
-              <w:rPr>
-                <w:rFonts w:ascii="Source Sans 3" w:hAnsi="Source Sans 3"/>
-                <w:bCs/>
-                <w:sz w:val="23"/>
-                <w:szCs w:val="23"/>
-              </w:rPr>
-              <w:t xml:space="preserve"> of the city. I'm in my third year and at the moment I'm studying 12 hours a week.</w:t>
+              <w:t>I'm a student. I'm doing a part-time fashion and textiles course. I'm at Milton College, in the centre of the city. I'm in my third year and at the moment I'm studying 12 hours a week.</w:t>
             </w:r>
           </w:p>
           <w:p>
@@ -10414,7 +9783,6 @@
                 <w:sz w:val="23"/>
                 <w:szCs w:val="23"/>
               </w:rPr>
-              <w:lastRenderedPageBreak/>
               <w:t xml:space="preserve">Examiner: </w:t>
             </w:r>
             <w:r>
@@ -10456,27 +9824,7 @@
                 <w:sz w:val="23"/>
                 <w:szCs w:val="23"/>
               </w:rPr>
-              <w:t xml:space="preserve">Yes, I would. I'd really like to learn how to use computer software to create new designs. This should also help me create new shades of </w:t>
-            </w:r>
-            <w:proofErr w:type="spellStart"/>
-            <w:r>
-              <w:rPr>
-                <w:rFonts w:ascii="Source Sans 3" w:hAnsi="Source Sans 3"/>
-                <w:bCs/>
-                <w:sz w:val="23"/>
-                <w:szCs w:val="23"/>
-              </w:rPr>
-              <w:t>colour</w:t>
-            </w:r>
-            <w:proofErr w:type="spellEnd"/>
-            <w:r>
-              <w:rPr>
-                <w:rFonts w:ascii="Source Sans 3" w:hAnsi="Source Sans 3"/>
-                <w:bCs/>
-                <w:sz w:val="23"/>
-                <w:szCs w:val="23"/>
-              </w:rPr>
-              <w:t>. Using technology in this way would be really challenging for me, I think.</w:t>
+              <w:t>Yes, I would. I'd really like to learn how to use computer software to create new designs. This should also help me create new shades of colour. Using technology in this way would be really challenging for me, I think.</w:t>
             </w:r>
           </w:p>
           <w:p>
@@ -11112,25 +10460,14 @@
               </w:rPr>
               <w:t xml:space="preserve">A: </w:t>
             </w:r>
-            <w:proofErr w:type="gramStart"/>
-            <w:r>
-              <w:rPr>
-                <w:rFonts w:ascii="Source Sans 3" w:hAnsi="Source Sans 3"/>
-                <w:bCs/>
-                <w:sz w:val="23"/>
-                <w:szCs w:val="23"/>
-              </w:rPr>
-              <w:t>So</w:t>
-            </w:r>
-            <w:proofErr w:type="gramEnd"/>
-            <w:r>
-              <w:rPr>
-                <w:rFonts w:ascii="Source Sans 3" w:hAnsi="Source Sans 3"/>
-                <w:bCs/>
-                <w:sz w:val="23"/>
-                <w:szCs w:val="23"/>
-              </w:rPr>
-              <w:t xml:space="preserve"> do you think that we now have everything ready for the meal?</w:t>
+            <w:r>
+              <w:rPr>
+                <w:rFonts w:ascii="Source Sans 3" w:hAnsi="Source Sans 3"/>
+                <w:bCs/>
+                <w:sz w:val="23"/>
+                <w:szCs w:val="23"/>
+              </w:rPr>
+              <w:t>So do you think that we now have everything ready for the meal?</w:t>
             </w:r>
           </w:p>
           <w:p>
@@ -11596,25 +10933,14 @@
               </w:rPr>
               <w:t xml:space="preserve">B: </w:t>
             </w:r>
-            <w:proofErr w:type="gramStart"/>
-            <w:r>
-              <w:rPr>
-                <w:rFonts w:ascii="Source Sans 3" w:hAnsi="Source Sans 3"/>
-                <w:bCs/>
-                <w:sz w:val="23"/>
-                <w:szCs w:val="23"/>
-              </w:rPr>
-              <w:t>Well</w:t>
-            </w:r>
-            <w:proofErr w:type="gramEnd"/>
-            <w:r>
-              <w:rPr>
-                <w:rFonts w:ascii="Source Sans 3" w:hAnsi="Source Sans 3"/>
-                <w:bCs/>
-                <w:sz w:val="23"/>
-                <w:szCs w:val="23"/>
-              </w:rPr>
-              <w:t xml:space="preserve"> I went over to Best Buy, and I got some nice carrots and peas, but I didn't like the look of the cucumbers.</w:t>
+            <w:r>
+              <w:rPr>
+                <w:rFonts w:ascii="Source Sans 3" w:hAnsi="Source Sans 3"/>
+                <w:bCs/>
+                <w:sz w:val="23"/>
+                <w:szCs w:val="23"/>
+              </w:rPr>
+              <w:t>Well I went over to Best Buy, and I got some nice carrots and peas, but I didn't like the look of the cucumbers.</w:t>
             </w:r>
           </w:p>
           <w:p>
@@ -11799,47 +11125,7 @@
                 <w:sz w:val="23"/>
                 <w:szCs w:val="23"/>
               </w:rPr>
-              <w:t xml:space="preserve">In this new series of 'Talk of the Town' we'll be looking at the different restaurants in and around </w:t>
-            </w:r>
-            <w:proofErr w:type="spellStart"/>
-            <w:r>
-              <w:rPr>
-                <w:rFonts w:ascii="Source Sans 3" w:hAnsi="Source Sans 3"/>
-                <w:bCs/>
-                <w:sz w:val="23"/>
-                <w:szCs w:val="23"/>
-              </w:rPr>
-              <w:t>Ogdenville</w:t>
-            </w:r>
-            <w:proofErr w:type="spellEnd"/>
-            <w:r>
-              <w:rPr>
-                <w:rFonts w:ascii="Source Sans 3" w:hAnsi="Source Sans 3"/>
-                <w:bCs/>
-                <w:sz w:val="23"/>
-                <w:szCs w:val="23"/>
-              </w:rPr>
-              <w:t xml:space="preserve"> and getting some tips and recommendations from our resident food critic, Chris Griffin. </w:t>
-            </w:r>
-            <w:proofErr w:type="gramStart"/>
-            <w:r>
-              <w:rPr>
-                <w:rFonts w:ascii="Source Sans 3" w:hAnsi="Source Sans 3"/>
-                <w:bCs/>
-                <w:sz w:val="23"/>
-                <w:szCs w:val="23"/>
-              </w:rPr>
-              <w:t>So</w:t>
-            </w:r>
-            <w:proofErr w:type="gramEnd"/>
-            <w:r>
-              <w:rPr>
-                <w:rFonts w:ascii="Source Sans 3" w:hAnsi="Source Sans 3"/>
-                <w:bCs/>
-                <w:sz w:val="23"/>
-                <w:szCs w:val="23"/>
-              </w:rPr>
-              <w:t xml:space="preserve"> Chris, where have you been this week?</w:t>
+              <w:t>In this new series of 'Talk of the Town' we'll be looking at the different restaurants in and around Ogdenville and getting some tips and recommendations from our resident food critic, Chris Griffin. So Chris, where have you been this week?</w:t>
             </w:r>
           </w:p>
           <w:p>
@@ -12054,6 +11340,7 @@
                 <w:sz w:val="23"/>
                 <w:szCs w:val="23"/>
               </w:rPr>
+              <w:lastRenderedPageBreak/>
               <w:t xml:space="preserve">B: </w:t>
             </w:r>
             <w:r>
@@ -12127,67 +11414,7 @@
                 <w:sz w:val="23"/>
                 <w:szCs w:val="23"/>
               </w:rPr>
-              <w:t xml:space="preserve">Yes, I have. The Tower in Market Street is a fashionable restaurant where people can get a good meal at a reasonable price. I had a pizza, but it isn't a </w:t>
-            </w:r>
-            <w:proofErr w:type="gramStart"/>
-            <w:r>
-              <w:rPr>
-                <w:rFonts w:ascii="Source Sans 3" w:hAnsi="Source Sans 3"/>
-                <w:bCs/>
-                <w:sz w:val="23"/>
-                <w:szCs w:val="23"/>
-              </w:rPr>
-              <w:t>fast food</w:t>
-            </w:r>
-            <w:proofErr w:type="gramEnd"/>
-            <w:r>
-              <w:rPr>
-                <w:rFonts w:ascii="Source Sans 3" w:hAnsi="Source Sans 3"/>
-                <w:bCs/>
-                <w:sz w:val="23"/>
-                <w:szCs w:val="23"/>
-              </w:rPr>
-              <w:t xml:space="preserve"> restaurant, it </w:t>
-            </w:r>
-            <w:proofErr w:type="spellStart"/>
-            <w:r>
-              <w:rPr>
-                <w:rFonts w:ascii="Source Sans 3" w:hAnsi="Source Sans 3"/>
-                <w:bCs/>
-                <w:sz w:val="23"/>
-                <w:szCs w:val="23"/>
-              </w:rPr>
-              <w:t>specialises</w:t>
-            </w:r>
-            <w:proofErr w:type="spellEnd"/>
-            <w:r>
-              <w:rPr>
-                <w:rFonts w:ascii="Source Sans 3" w:hAnsi="Source Sans 3"/>
-                <w:bCs/>
-                <w:sz w:val="23"/>
-                <w:szCs w:val="23"/>
-              </w:rPr>
-              <w:t xml:space="preserve"> in all different types of food from Italy. I've heard that the </w:t>
-            </w:r>
-            <w:proofErr w:type="spellStart"/>
-            <w:r>
-              <w:rPr>
-                <w:rFonts w:ascii="Source Sans 3" w:hAnsi="Source Sans 3"/>
-                <w:bCs/>
-                <w:sz w:val="23"/>
-                <w:szCs w:val="23"/>
-              </w:rPr>
-              <w:t>lasagne</w:t>
-            </w:r>
-            <w:proofErr w:type="spellEnd"/>
-            <w:r>
-              <w:rPr>
-                <w:rFonts w:ascii="Source Sans 3" w:hAnsi="Source Sans 3"/>
-                <w:bCs/>
-                <w:sz w:val="23"/>
-                <w:szCs w:val="23"/>
-              </w:rPr>
-              <w:t xml:space="preserve"> is especially good.</w:t>
+              <w:t>Yes, I have. The Tower in Market Street is a fashionable restaurant where people can get a good meal at a reasonable price. I had a pizza, but it isn't a fast food restaurant, it specialises in all different types of food from Italy. I've heard that the lasagne is especially good.</w:t>
             </w:r>
           </w:p>
           <w:p>
@@ -12337,70 +11564,29 @@
                 <w:sz w:val="23"/>
                 <w:szCs w:val="23"/>
               </w:rPr>
-              <w:t xml:space="preserve">Chinese and Korean cooking is that they all use chopsticks rather than knives and forks like people in the West. The chopsticks that people use in the different countries are quite different though. In China the chopsticks tend to be made of wood and are round at the end, whereas in Korea they're made of stainless steel and are rough at the end. This is because in the past the emperor would use silver chopsticks, as they changed </w:t>
-            </w:r>
-            <w:proofErr w:type="spellStart"/>
-            <w:r>
-              <w:rPr>
-                <w:rFonts w:ascii="Source Sans 3" w:hAnsi="Source Sans 3"/>
-                <w:bCs/>
-                <w:sz w:val="23"/>
-                <w:szCs w:val="23"/>
-              </w:rPr>
-              <w:t>colour</w:t>
-            </w:r>
-            <w:proofErr w:type="spellEnd"/>
-            <w:r>
-              <w:rPr>
-                <w:rFonts w:ascii="Source Sans 3" w:hAnsi="Source Sans 3"/>
-                <w:bCs/>
-                <w:sz w:val="23"/>
-                <w:szCs w:val="23"/>
-              </w:rPr>
-              <w:t xml:space="preserve"> if there was any poison in the dish. They can be quite tricky to use, but in Korea people use a spoon to eat their rice. In Japan they use a variety of things to make chopsticks. Wood and plastic are the most popular now, but you can find bone, metal and even ivory ones.</w:t>
-            </w:r>
-          </w:p>
-          <w:p>
-            <w:pPr>
-              <w:tabs>
-                <w:tab w:val="left" w:pos="4413"/>
-              </w:tabs>
-              <w:rPr>
-                <w:rFonts w:ascii="Source Sans 3" w:hAnsi="Source Sans 3"/>
-                <w:bCs/>
-                <w:sz w:val="23"/>
-                <w:szCs w:val="23"/>
-              </w:rPr>
-            </w:pPr>
-            <w:r>
-              <w:rPr>
-                <w:rFonts w:ascii="Source Sans 3" w:hAnsi="Source Sans 3"/>
-                <w:bCs/>
-                <w:sz w:val="23"/>
-                <w:szCs w:val="23"/>
-              </w:rPr>
-              <w:lastRenderedPageBreak/>
-              <w:t xml:space="preserve">If we look at the food of the different countries, it's very difficult to talk about China in general terms because it has many different cuisines. </w:t>
-            </w:r>
-            <w:proofErr w:type="gramStart"/>
-            <w:r>
-              <w:rPr>
-                <w:rFonts w:ascii="Source Sans 3" w:hAnsi="Source Sans 3"/>
-                <w:bCs/>
-                <w:sz w:val="23"/>
-                <w:szCs w:val="23"/>
-              </w:rPr>
-              <w:t>So</w:t>
-            </w:r>
-            <w:proofErr w:type="gramEnd"/>
-            <w:r>
-              <w:rPr>
-                <w:rFonts w:ascii="Source Sans 3" w:hAnsi="Source Sans 3"/>
-                <w:bCs/>
-                <w:sz w:val="23"/>
-                <w:szCs w:val="23"/>
-              </w:rPr>
-              <w:t xml:space="preserve"> it might be better if we look at Korean and Japanese food a little more. It's well known that Koreans tend to like spicier food and red peppers can be found in a wide number of dishes. I suppose that everybody thinks of sushi when they think of</w:t>
+              <w:t>Chinese and Korean cooking is that they all use chopsticks rather than knives and forks like people in the West. The chopsticks that people use in the different countries are quite different though. In China the chopsticks tend to be made of wood and are round at the end, whereas in Korea they're made of stainless steel and are rough at the end. This is because in the past the emperor would use silver chopsticks, as they changed colour if there was any poison in the dish. They can be quite tricky to use, but in Korea people use a spoon to eat their rice. In Japan they use a variety of things to make chopsticks. Wood and plastic are the most popular now, but you can find bone, metal and even ivory ones.</w:t>
+            </w:r>
+          </w:p>
+          <w:p>
+            <w:pPr>
+              <w:tabs>
+                <w:tab w:val="left" w:pos="4413"/>
+              </w:tabs>
+              <w:rPr>
+                <w:rFonts w:ascii="Source Sans 3" w:hAnsi="Source Sans 3"/>
+                <w:bCs/>
+                <w:sz w:val="23"/>
+                <w:szCs w:val="23"/>
+              </w:rPr>
+            </w:pPr>
+            <w:r>
+              <w:rPr>
+                <w:rFonts w:ascii="Source Sans 3" w:hAnsi="Source Sans 3"/>
+                <w:bCs/>
+                <w:sz w:val="23"/>
+                <w:szCs w:val="23"/>
+              </w:rPr>
+              <w:t>If we look at the food of the different countries, it's very difficult to talk about China in general terms because it has many different cuisines. So it might be better if we look at Korean and Japanese food a little more. It's well known that Koreans tend to like spicier food and red peppers can be found in a wide number of dishes. I suppose that everybody thinks of sushi when they think of</w:t>
             </w:r>
             <w:r>
               <w:rPr>
@@ -12518,25 +11704,7 @@
                 <w:sz w:val="23"/>
                 <w:szCs w:val="23"/>
               </w:rPr>
-              <w:t xml:space="preserve">Today in the studio I am pleased to have with me the famous chef, Graham Shepherd. Graham has just come back from Beijing in China, where he was making a TV </w:t>
-            </w:r>
-            <w:proofErr w:type="spellStart"/>
-            <w:r>
-              <w:rPr>
-                <w:rFonts w:ascii="Source Sans 3" w:hAnsi="Source Sans 3"/>
-                <w:sz w:val="23"/>
-                <w:szCs w:val="23"/>
-              </w:rPr>
-              <w:t>programme</w:t>
-            </w:r>
-            <w:proofErr w:type="spellEnd"/>
-            <w:r>
-              <w:rPr>
-                <w:rFonts w:ascii="Source Sans 3" w:hAnsi="Source Sans 3"/>
-                <w:sz w:val="23"/>
-                <w:szCs w:val="23"/>
-              </w:rPr>
-              <w:t xml:space="preserve"> on the food you can try in this historic city. So, Graham, what can you tell us about your trip? Was it how you expected it to be?</w:t>
+              <w:t>Today in the studio I am pleased to have with me the famous chef, Graham Shepherd. Graham has just come back from Beijing in China, where he was making a TV programme on the food you can try in this historic city. So, Graham, what can you tell us about your trip? Was it how you expected it to be?</w:t>
             </w:r>
           </w:p>
           <w:p>
@@ -12643,25 +11811,7 @@
                 <w:sz w:val="23"/>
                 <w:szCs w:val="23"/>
               </w:rPr>
-              <w:t xml:space="preserve">Oh, yes. One of the things that I had was jellyfish. It added a nice texture to the dish, but I thought it didn't taste of much. One dish that did have a strong taste was hotpot. The dish I had was made in the Sichuan style, so it was very spicy. What I found interesting was that the hotpot was put on a hotplate in the </w:t>
-            </w:r>
-            <w:proofErr w:type="spellStart"/>
-            <w:r>
-              <w:rPr>
-                <w:rFonts w:ascii="Source Sans 3" w:hAnsi="Source Sans 3"/>
-                <w:sz w:val="23"/>
-                <w:szCs w:val="23"/>
-              </w:rPr>
-              <w:t>centre</w:t>
-            </w:r>
-            <w:proofErr w:type="spellEnd"/>
-            <w:r>
-              <w:rPr>
-                <w:rFonts w:ascii="Source Sans 3" w:hAnsi="Source Sans 3"/>
-                <w:sz w:val="23"/>
-                <w:szCs w:val="23"/>
-              </w:rPr>
-              <w:t xml:space="preserve"> of the table, and we were given a dish of raw food and we chose what we wanted and put it into the pot ourselves, and got it out when it was ready. It was great fun and very sociable. And very tasty!</w:t>
+              <w:t>Oh, yes. One of the things that I had was jellyfish. It added a nice texture to the dish, but I thought it didn't taste of much. One dish that did have a strong taste was hotpot. The dish I had was made in the Sichuan style, so it was very spicy. What I found interesting was that the hotpot was put on a hotplate in the centre of the table, and we were given a dish of raw food and we chose what we wanted and put it into the pot ourselves, and got it out when it was ready. It was great fun and very sociable. And very tasty!</w:t>
             </w:r>
           </w:p>
           <w:p>
@@ -12719,25 +11869,7 @@
                 <w:sz w:val="23"/>
                 <w:szCs w:val="23"/>
               </w:rPr>
-              <w:t xml:space="preserve">Of course, everybody knows about noodles and dumplings, but I doubt many people know how many different types there are! One of the highlights for me was learning how to make fresh noodles with a chef from Northern China. The recipe of egg, salt and wheat flour is quite simple, but to make the noodles by hand you need to be quite a </w:t>
-            </w:r>
-            <w:proofErr w:type="spellStart"/>
-            <w:r>
-              <w:rPr>
-                <w:rFonts w:ascii="Source Sans 3" w:hAnsi="Source Sans 3"/>
-                <w:sz w:val="23"/>
-                <w:szCs w:val="23"/>
-              </w:rPr>
-              <w:t>skilful</w:t>
-            </w:r>
-            <w:proofErr w:type="spellEnd"/>
-            <w:r>
-              <w:rPr>
-                <w:rFonts w:ascii="Source Sans 3" w:hAnsi="Source Sans 3"/>
-                <w:sz w:val="23"/>
-                <w:szCs w:val="23"/>
-              </w:rPr>
-              <w:t xml:space="preserve"> chef.</w:t>
+              <w:t>Of course, everybody knows about noodles and dumplings, but I doubt many people know how many different types there are! One of the highlights for me was learning how to make fresh noodles with a chef from Northern China. The recipe of egg, salt and wheat flour is quite simple, but to make the noodles by hand you need to be quite a skilful chef.</w:t>
             </w:r>
           </w:p>
           <w:p>
@@ -12786,25 +11918,7 @@
                 <w:sz w:val="23"/>
                 <w:szCs w:val="23"/>
               </w:rPr>
-              <w:t xml:space="preserve">Thanks Graham, that's really interesting, but </w:t>
-            </w:r>
-            <w:proofErr w:type="gramStart"/>
-            <w:r>
-              <w:rPr>
-                <w:rFonts w:ascii="Source Sans 3" w:hAnsi="Source Sans 3"/>
-                <w:sz w:val="23"/>
-                <w:szCs w:val="23"/>
-              </w:rPr>
-              <w:t>unfortunately</w:t>
-            </w:r>
-            <w:proofErr w:type="gramEnd"/>
-            <w:r>
-              <w:rPr>
-                <w:rFonts w:ascii="Source Sans 3" w:hAnsi="Source Sans 3"/>
-                <w:sz w:val="23"/>
-                <w:szCs w:val="23"/>
-              </w:rPr>
-              <w:t xml:space="preserve"> we've run out of time. If you'd like to know more about Graham's adventures, the series will be starting on Thursday at 7 o'clock on Channel 9.</w:t>
+              <w:t>Thanks Graham, that's really interesting, but unfortunately we've run out of time. If you'd like to know more about Graham's adventures, the series will be starting on Thursday at 7 o'clock on Channel 9.</w:t>
             </w:r>
           </w:p>
         </w:tc>
@@ -12911,25 +12025,7 @@
                 <w:sz w:val="23"/>
                 <w:szCs w:val="23"/>
               </w:rPr>
-              <w:t xml:space="preserve">These days a lot of young people actually enjoy Western food like pizza and fried chicken. Our national food is often too spicy, especially for children and foreigners, and </w:t>
-            </w:r>
-            <w:proofErr w:type="gramStart"/>
-            <w:r>
-              <w:rPr>
-                <w:rFonts w:ascii="Source Sans 3" w:hAnsi="Source Sans 3"/>
-                <w:sz w:val="23"/>
-                <w:szCs w:val="23"/>
-              </w:rPr>
-              <w:t>also</w:t>
-            </w:r>
-            <w:proofErr w:type="gramEnd"/>
-            <w:r>
-              <w:rPr>
-                <w:rFonts w:ascii="Source Sans 3" w:hAnsi="Source Sans 3"/>
-                <w:sz w:val="23"/>
-                <w:szCs w:val="23"/>
-              </w:rPr>
-              <w:t xml:space="preserve"> it takes too long to cook. I think that it's delicious though!</w:t>
+              <w:t>These days a lot of young people actually enjoy Western food like pizza and fried chicken. Our national food is often too spicy, especially for children and foreigners, and also it takes too long to cook. I think that it's delicious though!</w:t>
             </w:r>
           </w:p>
           <w:p>
@@ -13144,25 +12240,7 @@
                 <w:sz w:val="23"/>
                 <w:szCs w:val="23"/>
               </w:rPr>
-              <w:t xml:space="preserve">dish and most people in my country enjoy it. Unlike in most countries, we fry the rice with onion in olive oil before we add any liquid. We don't cook it in water, but a kind of soup or broth, which can be made of meat, fish or chicken. I'm from Milan, and our traditional risotto is made using saffron, which gives the dish a beautiful yellow </w:t>
-            </w:r>
-            <w:proofErr w:type="spellStart"/>
-            <w:r>
-              <w:rPr>
-                <w:rFonts w:ascii="Source Sans 3" w:hAnsi="Source Sans 3"/>
-                <w:sz w:val="23"/>
-                <w:szCs w:val="23"/>
-              </w:rPr>
-              <w:t>colour</w:t>
-            </w:r>
-            <w:proofErr w:type="spellEnd"/>
-            <w:r>
-              <w:rPr>
-                <w:rFonts w:ascii="Source Sans 3" w:hAnsi="Source Sans 3"/>
-                <w:sz w:val="23"/>
-                <w:szCs w:val="23"/>
-              </w:rPr>
-              <w:t>. It's a very creamy and delicious dish. We usually have it as a starter, not as the main meal.</w:t>
+              <w:t>dish and most people in my country enjoy it. Unlike in most countries, we fry the rice with onion in olive oil before we add any liquid. We don't cook it in water, but a kind of soup or broth, which can be made of meat, fish or chicken. I'm from Milan, and our traditional risotto is made using saffron, which gives the dish a beautiful yellow colour. It's a very creamy and delicious dish. We usually have it as a starter, not as the main meal.</w:t>
             </w:r>
           </w:p>
           <w:p>
@@ -13335,25 +12413,8 @@
                 <w:sz w:val="23"/>
                 <w:szCs w:val="23"/>
               </w:rPr>
-              <w:t xml:space="preserve">And if you're looking for shoes, you'll want to visit the fourth floor. You'll find a good selection of styles and </w:t>
-            </w:r>
-            <w:proofErr w:type="spellStart"/>
-            <w:r>
-              <w:rPr>
-                <w:rFonts w:ascii="Source Sans 3" w:hAnsi="Source Sans 3"/>
-                <w:sz w:val="23"/>
-                <w:szCs w:val="23"/>
-              </w:rPr>
-              <w:t>colours</w:t>
-            </w:r>
-            <w:proofErr w:type="spellEnd"/>
-            <w:r>
-              <w:rPr>
-                <w:rFonts w:ascii="Source Sans 3" w:hAnsi="Source Sans 3"/>
-                <w:sz w:val="23"/>
-                <w:szCs w:val="23"/>
-              </w:rPr>
-              <w:t xml:space="preserve"> in our footwear department situated right next to the coffee shop. This weekend, they're all half price and that includes a wide choice of sports shoes in most sizes! So, hurry before they're all gone! Sale ends Sunday! Miss our sale? Miss out!</w:t>
+              <w:lastRenderedPageBreak/>
+              <w:t>And if you're looking for shoes, you'll want to visit the fourth floor. You'll find a good selection of styles and colours in our footwear department situated right next to the coffee shop. This weekend, they're all half price and that includes a wide choice of sports shoes in most sizes! So, hurry before they're all gone! Sale ends Sunday! Miss our sale? Miss out!</w:t>
             </w:r>
           </w:p>
           <w:p>
@@ -13435,25 +12496,7 @@
                 <w:sz w:val="23"/>
                 <w:szCs w:val="23"/>
               </w:rPr>
-              <w:t xml:space="preserve">It's very nice - I like the </w:t>
-            </w:r>
-            <w:proofErr w:type="spellStart"/>
-            <w:r>
-              <w:rPr>
-                <w:rFonts w:ascii="Source Sans 3" w:hAnsi="Source Sans 3"/>
-                <w:sz w:val="23"/>
-                <w:szCs w:val="23"/>
-              </w:rPr>
-              <w:t>colour</w:t>
-            </w:r>
-            <w:proofErr w:type="spellEnd"/>
-            <w:r>
-              <w:rPr>
-                <w:rFonts w:ascii="Source Sans 3" w:hAnsi="Source Sans 3"/>
-                <w:sz w:val="23"/>
-                <w:szCs w:val="23"/>
-              </w:rPr>
-              <w:t>, and it'll definitely keep the sun off your face. Actually, I didn't notice the clothing stalls.</w:t>
+              <w:t>It's very nice - I like the colour, and it'll definitely keep the sun off your face. Actually, I didn't notice the clothing stalls.</w:t>
             </w:r>
           </w:p>
           <w:p>
@@ -13482,25 +12525,7 @@
                 <w:sz w:val="23"/>
                 <w:szCs w:val="23"/>
               </w:rPr>
-              <w:t xml:space="preserve">I know you didn't! That's because you spent most of your time there looking at all the </w:t>
-            </w:r>
-            <w:proofErr w:type="spellStart"/>
-            <w:r>
-              <w:rPr>
-                <w:rFonts w:ascii="Source Sans 3" w:hAnsi="Source Sans 3"/>
-                <w:sz w:val="23"/>
-                <w:szCs w:val="23"/>
-              </w:rPr>
-              <w:t>jewellery</w:t>
-            </w:r>
-            <w:proofErr w:type="spellEnd"/>
-            <w:r>
-              <w:rPr>
-                <w:rFonts w:ascii="Source Sans 3" w:hAnsi="Source Sans 3"/>
-                <w:sz w:val="23"/>
-                <w:szCs w:val="23"/>
-              </w:rPr>
-              <w:t>! And relaxing in all that fresh air, of course!</w:t>
+              <w:t>I know you didn't! That's because you spent most of your time there looking at all the jewellery! And relaxing in all that fresh air, of course!</w:t>
             </w:r>
           </w:p>
           <w:p>
@@ -13576,23 +12601,13 @@
               </w:rPr>
               <w:t xml:space="preserve">A: </w:t>
             </w:r>
-            <w:proofErr w:type="gramStart"/>
-            <w:r>
-              <w:rPr>
-                <w:rFonts w:ascii="Source Sans 3" w:hAnsi="Source Sans 3"/>
-                <w:sz w:val="23"/>
-                <w:szCs w:val="23"/>
-              </w:rPr>
-              <w:t>So</w:t>
-            </w:r>
-            <w:proofErr w:type="gramEnd"/>
-            <w:r>
-              <w:rPr>
-                <w:rFonts w:ascii="Source Sans 3" w:hAnsi="Source Sans 3"/>
-                <w:sz w:val="23"/>
-                <w:szCs w:val="23"/>
-              </w:rPr>
-              <w:t xml:space="preserve"> what did you think of it? It only opened a few weeks ago, didn't it?</w:t>
+            <w:r>
+              <w:rPr>
+                <w:rFonts w:ascii="Source Sans 3" w:hAnsi="Source Sans 3"/>
+                <w:sz w:val="23"/>
+                <w:szCs w:val="23"/>
+              </w:rPr>
+              <w:t>So what did you think of it? It only opened a few weeks ago, didn't it?</w:t>
             </w:r>
           </w:p>
           <w:p>
@@ -13693,7 +12708,6 @@
                 <w:sz w:val="23"/>
                 <w:szCs w:val="23"/>
               </w:rPr>
-              <w:lastRenderedPageBreak/>
               <w:t>Mindset_L1_41.mp3</w:t>
             </w:r>
           </w:p>
@@ -13789,25 +12803,7 @@
                 <w:sz w:val="23"/>
                 <w:szCs w:val="23"/>
               </w:rPr>
-              <w:t xml:space="preserve">That's the end of our tour of the city, so you now have a couple of hours to spend exploring the city </w:t>
-            </w:r>
-            <w:proofErr w:type="spellStart"/>
-            <w:r>
-              <w:rPr>
-                <w:rFonts w:ascii="Source Sans 3" w:hAnsi="Source Sans 3"/>
-                <w:sz w:val="23"/>
-                <w:szCs w:val="23"/>
-              </w:rPr>
-              <w:t>centre</w:t>
-            </w:r>
-            <w:proofErr w:type="spellEnd"/>
-            <w:r>
-              <w:rPr>
-                <w:rFonts w:ascii="Source Sans 3" w:hAnsi="Source Sans 3"/>
-                <w:sz w:val="23"/>
-                <w:szCs w:val="23"/>
-              </w:rPr>
-              <w:t>. If you want to buy souvenirs, you might find them cheaper near the hotel. However, if you're feeling a bit tired, there are plenty of teashops nearby and they also sell boxes of tea that make really good presents. A word of warning, you'll find a lot of cheap electronic stores offering cameras at really low prices. They might seem good quality, but we've had a lot of complaints from tourists who have bought them, only to find they break after about a week.</w:t>
+              <w:t>That's the end of our tour of the city, so you now have a couple of hours to spend exploring the city centre. If you want to buy souvenirs, you might find them cheaper near the hotel. However, if you're feeling a bit tired, there are plenty of teashops nearby and they also sell boxes of tea that make really good presents. A word of warning, you'll find a lot of cheap electronic stores offering cameras at really low prices. They might seem good quality, but we've had a lot of complaints from tourists who have bought them, only to find they break after about a week.</w:t>
             </w:r>
           </w:p>
           <w:p>
@@ -13851,25 +12847,7 @@
                 <w:sz w:val="23"/>
                 <w:szCs w:val="23"/>
               </w:rPr>
-              <w:t xml:space="preserve">Thank you for calling the Eastgate Shopping Centre. The </w:t>
-            </w:r>
-            <w:proofErr w:type="spellStart"/>
-            <w:r>
-              <w:rPr>
-                <w:rFonts w:ascii="Source Sans 3" w:hAnsi="Source Sans 3"/>
-                <w:sz w:val="23"/>
-                <w:szCs w:val="23"/>
-              </w:rPr>
-              <w:t>centre</w:t>
-            </w:r>
-            <w:proofErr w:type="spellEnd"/>
-            <w:r>
-              <w:rPr>
-                <w:rFonts w:ascii="Source Sans 3" w:hAnsi="Source Sans 3"/>
-                <w:sz w:val="23"/>
-                <w:szCs w:val="23"/>
-              </w:rPr>
-              <w:t xml:space="preserve"> is currently closed. Our opening days and times are as follows... Monday to Saturday we are open from nine o'clock until six o'clock and on Sunday, our doors open at eleven o'clock and we close at five o'clock.</w:t>
+              <w:t>Thank you for calling the Eastgate Shopping Centre. The centre is currently closed. Our opening days and times are as follows... Monday to Saturday we are open from nine o'clock until six o'clock and on Sunday, our doors open at eleven o'clock and we close at five o'clock.</w:t>
             </w:r>
           </w:p>
           <w:p>
@@ -13998,25 +12976,7 @@
                 <w:sz w:val="23"/>
                 <w:szCs w:val="23"/>
               </w:rPr>
-              <w:t xml:space="preserve">We also sell a lot of T-shirts. When I first opened the shop, I had a lot of designs that I'd worked on at university and in general these </w:t>
-            </w:r>
-            <w:proofErr w:type="spellStart"/>
-            <w:r>
-              <w:rPr>
-                <w:rFonts w:ascii="Source Sans 3" w:hAnsi="Source Sans 3"/>
-                <w:sz w:val="23"/>
-                <w:szCs w:val="23"/>
-              </w:rPr>
-              <w:t>had</w:t>
-            </w:r>
-            <w:proofErr w:type="spellEnd"/>
-            <w:r>
-              <w:rPr>
-                <w:rFonts w:ascii="Source Sans 3" w:hAnsi="Source Sans 3"/>
-                <w:sz w:val="23"/>
-                <w:szCs w:val="23"/>
-              </w:rPr>
-              <w:t xml:space="preserve"> writing on the front. I thought that it might be fun if people could put a photograph on the T-shirts as well. I invested quite a bit of money in this and they were popular at first. We sometimes have young children who come in with their parents and they buy T-shirts with photographs on. I've stopped designing T-shirts with writing on them, because I don't have the time, so now we sell more T-shirts with nothing on them at all. If fashions change, I might go back to designing them and if you want a photograph on your T-shirt, you know where to come.</w:t>
+              <w:t>We also sell a lot of T-shirts. When I first opened the shop, I had a lot of designs that I'd worked on at university and in general these had writing on the front. I thought that it might be fun if people could put a photograph on the T-shirts as well. I invested quite a bit of money in this and they were popular at first. We sometimes have young children who come in with their parents and they buy T-shirts with photographs on. I've stopped designing T-shirts with writing on them, because I don't have the time, so now we sell more T-shirts with nothing on them at all. If fashions change, I might go back to designing them and if you want a photograph on your T-shirt, you know where to come.</w:t>
             </w:r>
           </w:p>
         </w:tc>
@@ -14085,25 +13045,7 @@
                 <w:sz w:val="23"/>
                 <w:szCs w:val="23"/>
               </w:rPr>
-              <w:t xml:space="preserve">Calling all fans of Sam West! This famous adventure writer will be in Westfield shopping </w:t>
-            </w:r>
-            <w:proofErr w:type="spellStart"/>
-            <w:r>
-              <w:rPr>
-                <w:rFonts w:ascii="Source Sans 3" w:hAnsi="Source Sans 3"/>
-                <w:sz w:val="23"/>
-                <w:szCs w:val="23"/>
-              </w:rPr>
-              <w:t>centre</w:t>
-            </w:r>
-            <w:proofErr w:type="spellEnd"/>
-            <w:r>
-              <w:rPr>
-                <w:rFonts w:ascii="Source Sans 3" w:hAnsi="Source Sans 3"/>
-                <w:sz w:val="23"/>
-                <w:szCs w:val="23"/>
-              </w:rPr>
-              <w:t xml:space="preserve"> tomorrow in Bookworms Bookshop on the first floor. He will be signing copies of his latest book, </w:t>
+              <w:t xml:space="preserve">Calling all fans of Sam West! This famous adventure writer will be in Westfield shopping centre tomorrow in Bookworms Bookshop on the first floor. He will be signing copies of his latest book, </w:t>
             </w:r>
             <w:r>
               <w:rPr>
@@ -14121,25 +13063,7 @@
                 <w:sz w:val="23"/>
                 <w:szCs w:val="23"/>
               </w:rPr>
-              <w:t xml:space="preserve">. He is expected to get there at quarter past two and will stay until half past three. Get there as soon as you can because queues will start to form as early as noon. Don't miss this great opportunity to meet everyone's </w:t>
-            </w:r>
-            <w:proofErr w:type="spellStart"/>
-            <w:r>
-              <w:rPr>
-                <w:rFonts w:ascii="Source Sans 3" w:hAnsi="Source Sans 3"/>
-                <w:sz w:val="23"/>
-                <w:szCs w:val="23"/>
-              </w:rPr>
-              <w:t>favourite</w:t>
-            </w:r>
-            <w:proofErr w:type="spellEnd"/>
-            <w:r>
-              <w:rPr>
-                <w:rFonts w:ascii="Source Sans 3" w:hAnsi="Source Sans 3"/>
-                <w:sz w:val="23"/>
-                <w:szCs w:val="23"/>
-              </w:rPr>
-              <w:t xml:space="preserve"> writer!</w:t>
+              <w:t>. He is expected to get there at quarter past two and will stay until half past three. Get there as soon as you can because queues will start to form as early as noon. Don't miss this great opportunity to meet everyone's favourite writer!</w:t>
             </w:r>
           </w:p>
         </w:tc>
@@ -14208,25 +13132,7 @@
                 <w:sz w:val="23"/>
                 <w:szCs w:val="23"/>
               </w:rPr>
-              <w:t xml:space="preserve">I had a great day at that new shopping </w:t>
-            </w:r>
-            <w:proofErr w:type="spellStart"/>
-            <w:r>
-              <w:rPr>
-                <w:rFonts w:ascii="Source Sans 3" w:hAnsi="Source Sans 3"/>
-                <w:sz w:val="23"/>
-                <w:szCs w:val="23"/>
-              </w:rPr>
-              <w:t>centre</w:t>
-            </w:r>
-            <w:proofErr w:type="spellEnd"/>
-            <w:r>
-              <w:rPr>
-                <w:rFonts w:ascii="Source Sans 3" w:hAnsi="Source Sans 3"/>
-                <w:sz w:val="23"/>
-                <w:szCs w:val="23"/>
-              </w:rPr>
-              <w:t xml:space="preserve"> but I would complain about one thing-and not the usual kind of thing - the service in all the shops was good, and I had a delicious</w:t>
+              <w:t>I had a great day at that new shopping centre but I would complain about one thing-and not the usual kind of thing - the service in all the shops was good, and I had a delicious</w:t>
             </w:r>
             <w:r>
               <w:rPr>
@@ -14335,25 +13241,7 @@
                 <w:sz w:val="23"/>
                 <w:szCs w:val="23"/>
               </w:rPr>
-              <w:t xml:space="preserve">Hello everyone. </w:t>
-            </w:r>
-            <w:proofErr w:type="gramStart"/>
-            <w:r>
-              <w:rPr>
-                <w:rFonts w:ascii="Source Sans 3" w:hAnsi="Source Sans 3"/>
-                <w:sz w:val="23"/>
-                <w:szCs w:val="23"/>
-              </w:rPr>
-              <w:t>So</w:t>
-            </w:r>
-            <w:proofErr w:type="gramEnd"/>
-            <w:r>
-              <w:rPr>
-                <w:rFonts w:ascii="Source Sans 3" w:hAnsi="Source Sans 3"/>
-                <w:sz w:val="23"/>
-                <w:szCs w:val="23"/>
-              </w:rPr>
-              <w:t xml:space="preserve"> can you all hear me and see me? OK, my name's David Edwards and I'm your tour leader for your shopping tour today. Now, as you can see, we're parked just in front of the main theatre. if any of you would like tickets for tonight's performance, we can arrange</w:t>
+              <w:t>Hello everyone. So can you all hear me and see me? OK, my name's David Edwards and I'm your tour leader for your shopping tour today. Now, as you can see, we're parked just in front of the main theatre. if any of you would like tickets for tonight's performance, we can arrange</w:t>
             </w:r>
             <w:r>
               <w:rPr>
@@ -14369,25 +13257,7 @@
                 <w:sz w:val="23"/>
                 <w:szCs w:val="23"/>
               </w:rPr>
-              <w:t xml:space="preserve">that for you. We're just round the corner from the railway station. If you want. to come on our Historic Buildings tour tomorrow, the coach will leave from just outside the station. And if you want to go for a drink at the end. of our tour today, there are plenty of cafés just behind the station. We're still waiting for a few people, but while we </w:t>
-            </w:r>
-            <w:proofErr w:type="gramStart"/>
-            <w:r>
-              <w:rPr>
-                <w:rFonts w:ascii="Source Sans 3" w:hAnsi="Source Sans 3"/>
-                <w:sz w:val="23"/>
-                <w:szCs w:val="23"/>
-              </w:rPr>
-              <w:t>wait</w:t>
-            </w:r>
-            <w:proofErr w:type="gramEnd"/>
-            <w:r>
-              <w:rPr>
-                <w:rFonts w:ascii="Source Sans 3" w:hAnsi="Source Sans 3"/>
-                <w:sz w:val="23"/>
-                <w:szCs w:val="23"/>
-              </w:rPr>
-              <w:t xml:space="preserve"> I can tell you a little about the theatre. Although the building is very modern, in fact a theatre has existed on this site for over 200 years. The original theatre used to be very popular because of the musicals it put on. However, it had to be rebuilt after a fire. Some</w:t>
+              <w:t>that for you. We're just round the corner from the railway station. If you want. to come on our Historic Buildings tour tomorrow, the coach will leave from just outside the station. And if you want to go for a drink at the end. of our tour today, there are plenty of cafés just behind the station. We're still waiting for a few people, but while we wait I can tell you a little about the theatre. Although the building is very modern, in fact a theatre has existed on this site for over 200 years. The original theatre used to be very popular because of the musicals it put on. However, it had to be rebuilt after a fire. Some</w:t>
             </w:r>
             <w:r>
               <w:rPr>
@@ -14455,25 +13325,7 @@
                 <w:sz w:val="23"/>
                 <w:szCs w:val="23"/>
               </w:rPr>
-              <w:t xml:space="preserve">Now, in a few minutes' time at 9.30-we'll be starting our tour. </w:t>
-            </w:r>
-            <w:proofErr w:type="gramStart"/>
-            <w:r>
-              <w:rPr>
-                <w:rFonts w:ascii="Source Sans 3" w:hAnsi="Source Sans 3"/>
-                <w:sz w:val="23"/>
-                <w:szCs w:val="23"/>
-              </w:rPr>
-              <w:t>First</w:t>
-            </w:r>
-            <w:proofErr w:type="gramEnd"/>
-            <w:r>
-              <w:rPr>
-                <w:rFonts w:ascii="Source Sans 3" w:hAnsi="Source Sans 3"/>
-                <w:sz w:val="23"/>
-                <w:szCs w:val="23"/>
-              </w:rPr>
-              <w:t xml:space="preserve"> we're going to make our way down to Market Place, which is one of the most famous squares in the city that should take us about ten minutes. There's not too much traffic on the roads, so we should get there at quarter to ten at the latest</w:t>
+              <w:t>Now, in a few minutes' time at 9.30-we'll be starting our tour. First we're going to make our way down to Market Place, which is one of the most famous squares in the city that should take us about ten minutes. There's not too much traffic on the roads, so we should get there at quarter to ten at the latest</w:t>
             </w:r>
             <w:r>
               <w:rPr>
@@ -14517,18 +13369,8 @@
                 <w:sz w:val="23"/>
                 <w:szCs w:val="23"/>
               </w:rPr>
-              <w:t xml:space="preserve">local pottery and leather goods. Personally, I suggest that you visit the </w:t>
-            </w:r>
-            <w:proofErr w:type="spellStart"/>
-            <w:r>
-              <w:rPr>
-                <w:rFonts w:ascii="Source Sans 3" w:hAnsi="Source Sans 3"/>
-                <w:sz w:val="23"/>
-                <w:szCs w:val="23"/>
-              </w:rPr>
-              <w:t>jewellery</w:t>
-            </w:r>
-            <w:proofErr w:type="spellEnd"/>
+              <w:t>local pottery and leather goods. Personally, I suggest that you visit the jewellery</w:t>
+            </w:r>
             <w:r>
               <w:rPr>
                 <w:rFonts w:ascii="Source Sans 3" w:hAnsi="Source Sans 3"/>
@@ -14595,43 +13437,16 @@
                 <w:sz w:val="23"/>
                 <w:szCs w:val="23"/>
               </w:rPr>
-              <w:t xml:space="preserve">And finally, in the afternoon we will be visiting the Fashion Fair in the exhibition </w:t>
-            </w:r>
-            <w:proofErr w:type="spellStart"/>
-            <w:r>
-              <w:rPr>
-                <w:rFonts w:ascii="Source Sans 3" w:hAnsi="Source Sans 3"/>
-                <w:sz w:val="23"/>
-                <w:szCs w:val="23"/>
-              </w:rPr>
-              <w:t>centre</w:t>
-            </w:r>
-            <w:proofErr w:type="spellEnd"/>
-            <w:r>
-              <w:rPr>
-                <w:rFonts w:ascii="Source Sans 3" w:hAnsi="Source Sans 3"/>
-                <w:sz w:val="23"/>
-                <w:szCs w:val="23"/>
-              </w:rPr>
-              <w:t xml:space="preserve"> on the outskirts of the city. This is a huge venue, so try not to get lost. There is a whole hall devoted just to footwear - every kind of shoes and boots you can imagine. You can easily find it because it has a green roof. Just don't go through the blue doors at the entrance of the </w:t>
-            </w:r>
-            <w:proofErr w:type="spellStart"/>
-            <w:r>
-              <w:rPr>
-                <w:rFonts w:ascii="Source Sans 3" w:hAnsi="Source Sans 3"/>
-                <w:sz w:val="23"/>
-                <w:szCs w:val="23"/>
-              </w:rPr>
-              <w:t>centre</w:t>
-            </w:r>
-            <w:proofErr w:type="spellEnd"/>
-            <w:r>
-              <w:rPr>
-                <w:rFonts w:ascii="Source Sans 3" w:hAnsi="Source Sans 3"/>
-                <w:sz w:val="23"/>
-                <w:szCs w:val="23"/>
-              </w:rPr>
-              <w:t xml:space="preserve"> - you have to pay for that part of the exhibition. And if all that shopping has exhausted you, there's a café where you can rest your weary feet! That's in the building with a red sign. But don't worry, I'll remind you all about that later.</w:t>
+              <w:t xml:space="preserve">And finally, in the afternoon we will be visiting the Fashion Fair in the exhibition centre on the outskirts of the city. This is a huge venue, so try not to get lost. There is a whole hall devoted just to footwear - every kind of shoes and boots you can imagine. You can easily find it because it has a green roof. Just don't go through the blue doors at the entrance of the centre - you have to pay for that part of the exhibition. And if all that shopping has </w:t>
+            </w:r>
+            <w:r>
+              <w:rPr>
+                <w:rFonts w:ascii="Source Sans 3" w:hAnsi="Source Sans 3"/>
+                <w:sz w:val="23"/>
+                <w:szCs w:val="23"/>
+              </w:rPr>
+              <w:lastRenderedPageBreak/>
+              <w:t>exhausted you, there's a café where you can rest your weary feet! That's in the building with a red sign. But don't worry, I'll remind you all about that later.</w:t>
             </w:r>
           </w:p>
           <w:p>
@@ -14720,63 +13535,27 @@
                 <w:sz w:val="23"/>
                 <w:szCs w:val="23"/>
               </w:rPr>
-              <w:t xml:space="preserve">The place where I really enjoy shopping is Covent Garden Market. It's very convenient because it isn't far from where I live. It isn't a traditional food market, though at one time it used to sell fruit and vegetables. Now, it's a collection of all sorts of independent shops and stalls. There's an amazing selection of things to buy clothes, </w:t>
-            </w:r>
-            <w:proofErr w:type="spellStart"/>
-            <w:r>
-              <w:rPr>
-                <w:rFonts w:ascii="Source Sans 3" w:hAnsi="Source Sans 3"/>
-                <w:sz w:val="23"/>
-                <w:szCs w:val="23"/>
-              </w:rPr>
-              <w:t>jewellery</w:t>
-            </w:r>
-            <w:proofErr w:type="spellEnd"/>
-            <w:r>
-              <w:rPr>
-                <w:rFonts w:ascii="Source Sans 3" w:hAnsi="Source Sans 3"/>
-                <w:sz w:val="23"/>
-                <w:szCs w:val="23"/>
-              </w:rPr>
-              <w:t>, books, art and crafts. I love it because it has a great atmosphere. There are cafés outside in the square, and often you can see street performers. It's very lively and friendly. I avoid the big malls because they're often out-of-the-way-you need a car to get to them.</w:t>
-            </w:r>
-          </w:p>
-          <w:p>
-            <w:pPr>
-              <w:tabs>
-                <w:tab w:val="left" w:pos="4413"/>
-              </w:tabs>
-              <w:rPr>
-                <w:rFonts w:ascii="Source Sans 3" w:hAnsi="Source Sans 3"/>
-                <w:sz w:val="23"/>
-                <w:szCs w:val="23"/>
-              </w:rPr>
-            </w:pPr>
-            <w:r>
-              <w:rPr>
-                <w:rFonts w:ascii="Source Sans 3" w:hAnsi="Source Sans 3"/>
-                <w:sz w:val="23"/>
-                <w:szCs w:val="23"/>
-              </w:rPr>
-              <w:t xml:space="preserve">And what do I enjoy buying? Well, I'm keen on fashion and like to go clothes shopping whenever I can. I love trying on clothes even if I can't afford to buy them! And I absolutely love going to the sales! Sometimes I manage to find great designer shoes at very reasonable prices. And I like shopping for really fun and original gifts for my </w:t>
-            </w:r>
-            <w:proofErr w:type="gramStart"/>
-            <w:r>
-              <w:rPr>
-                <w:rFonts w:ascii="Source Sans 3" w:hAnsi="Source Sans 3"/>
-                <w:sz w:val="23"/>
-                <w:szCs w:val="23"/>
-              </w:rPr>
-              <w:t>friends</w:t>
-            </w:r>
-            <w:proofErr w:type="gramEnd"/>
-            <w:r>
-              <w:rPr>
-                <w:rFonts w:ascii="Source Sans 3" w:hAnsi="Source Sans 3"/>
-                <w:sz w:val="23"/>
-                <w:szCs w:val="23"/>
-              </w:rPr>
-              <w:t xml:space="preserve"> things that nobody else has. Covent Garden's a great place to do that.</w:t>
+              <w:t>The place where I really enjoy shopping is Covent Garden Market. It's very convenient because it isn't far from where I live. It isn't a traditional food market, though at one time it used to sell fruit and vegetables. Now, it's a collection of all sorts of independent shops and stalls. There's an amazing selection of things to buy clothes, jewellery, books, art and crafts. I love it because it has a great atmosphere. There are cafés outside in the square, and often you can see street performers. It's very lively and friendly. I avoid the big malls because they're often out-of-the-way-you need a car to get to them.</w:t>
+            </w:r>
+          </w:p>
+          <w:p>
+            <w:pPr>
+              <w:tabs>
+                <w:tab w:val="left" w:pos="4413"/>
+              </w:tabs>
+              <w:rPr>
+                <w:rFonts w:ascii="Source Sans 3" w:hAnsi="Source Sans 3"/>
+                <w:sz w:val="23"/>
+                <w:szCs w:val="23"/>
+              </w:rPr>
+            </w:pPr>
+            <w:r>
+              <w:rPr>
+                <w:rFonts w:ascii="Source Sans 3" w:hAnsi="Source Sans 3"/>
+                <w:sz w:val="23"/>
+                <w:szCs w:val="23"/>
+              </w:rPr>
+              <w:t>And what do I enjoy buying? Well, I'm keen on fashion and like to go clothes shopping whenever I can. I love trying on clothes even if I can't afford to buy them! And I absolutely love going to the sales! Sometimes I manage to find great designer shoes at very reasonable prices. And I like shopping for really fun and original gifts for my friends things that nobody else has. Covent Garden's a great place to do that.</w:t>
             </w:r>
           </w:p>
         </w:tc>
@@ -14818,7 +13597,6 @@
                 <w:sz w:val="23"/>
                 <w:szCs w:val="23"/>
               </w:rPr>
-              <w:lastRenderedPageBreak/>
               <w:t>Mindset_L1_47.mp3</w:t>
             </w:r>
           </w:p>
@@ -14846,43 +13624,7 @@
                 <w:sz w:val="23"/>
                 <w:szCs w:val="23"/>
               </w:rPr>
-              <w:t xml:space="preserve">You asked me to describe a place where I like going shopping, so I'm going to talk about a department store in my town. It's called </w:t>
-            </w:r>
-            <w:proofErr w:type="spellStart"/>
-            <w:r>
-              <w:rPr>
-                <w:rFonts w:ascii="Source Sans 3" w:hAnsi="Source Sans 3"/>
-                <w:sz w:val="23"/>
-                <w:szCs w:val="23"/>
-              </w:rPr>
-              <w:t>Judies</w:t>
-            </w:r>
-            <w:proofErr w:type="spellEnd"/>
-            <w:r>
-              <w:rPr>
-                <w:rFonts w:ascii="Source Sans 3" w:hAnsi="Source Sans 3"/>
-                <w:sz w:val="23"/>
-                <w:szCs w:val="23"/>
-              </w:rPr>
-              <w:t xml:space="preserve"> and it's a very old store. In fact, it's about </w:t>
-            </w:r>
-            <w:proofErr w:type="gramStart"/>
-            <w:r>
-              <w:rPr>
-                <w:rFonts w:ascii="Source Sans 3" w:hAnsi="Source Sans 3"/>
-                <w:sz w:val="23"/>
-                <w:szCs w:val="23"/>
-              </w:rPr>
-              <w:t>a 100 years</w:t>
-            </w:r>
-            <w:proofErr w:type="gramEnd"/>
-            <w:r>
-              <w:rPr>
-                <w:rFonts w:ascii="Source Sans 3" w:hAnsi="Source Sans 3"/>
-                <w:sz w:val="23"/>
-                <w:szCs w:val="23"/>
-              </w:rPr>
-              <w:t xml:space="preserve"> old, so it's very famous. I would say that it's a landmark because everyone knows it.</w:t>
+              <w:t>You asked me to describe a place where I like going shopping, so I'm going to talk about a department store in my town. It's called Judies and it's a very old store. In fact, it's about a 100 years old, so it's very famous. I would say that it's a landmark because everyone knows it.</w:t>
             </w:r>
           </w:p>
           <w:p>
@@ -14922,99 +13664,27 @@
                 <w:sz w:val="23"/>
                 <w:szCs w:val="23"/>
               </w:rPr>
-              <w:t xml:space="preserve">I think it's in a good location because it's right in the </w:t>
-            </w:r>
-            <w:proofErr w:type="spellStart"/>
-            <w:r>
-              <w:rPr>
-                <w:rFonts w:ascii="Source Sans 3" w:hAnsi="Source Sans 3"/>
-                <w:sz w:val="23"/>
-                <w:szCs w:val="23"/>
-              </w:rPr>
-              <w:t>centre</w:t>
-            </w:r>
-            <w:proofErr w:type="spellEnd"/>
-            <w:r>
-              <w:rPr>
-                <w:rFonts w:ascii="Source Sans 3" w:hAnsi="Source Sans 3"/>
-                <w:sz w:val="23"/>
-                <w:szCs w:val="23"/>
-              </w:rPr>
-              <w:t xml:space="preserve"> of the town, which is very convenient. It's also very close to the railway station and a multi-</w:t>
-            </w:r>
-            <w:proofErr w:type="spellStart"/>
-            <w:r>
-              <w:rPr>
-                <w:rFonts w:ascii="Source Sans 3" w:hAnsi="Source Sans 3"/>
-                <w:sz w:val="23"/>
-                <w:szCs w:val="23"/>
-              </w:rPr>
-              <w:t>storey</w:t>
-            </w:r>
-            <w:proofErr w:type="spellEnd"/>
-            <w:r>
-              <w:rPr>
-                <w:rFonts w:ascii="Source Sans 3" w:hAnsi="Source Sans 3"/>
-                <w:sz w:val="23"/>
-                <w:szCs w:val="23"/>
-              </w:rPr>
-              <w:t xml:space="preserve"> car park too, so that's good for you if you have lots of shopping bags to carry.</w:t>
-            </w:r>
-          </w:p>
-          <w:p>
-            <w:pPr>
-              <w:tabs>
-                <w:tab w:val="left" w:pos="4413"/>
-              </w:tabs>
-              <w:rPr>
-                <w:rFonts w:ascii="Source Sans 3" w:hAnsi="Source Sans 3"/>
-                <w:sz w:val="23"/>
-                <w:szCs w:val="23"/>
-              </w:rPr>
-            </w:pPr>
-            <w:r>
-              <w:rPr>
-                <w:rFonts w:ascii="Source Sans 3" w:hAnsi="Source Sans 3"/>
-                <w:sz w:val="23"/>
-                <w:szCs w:val="23"/>
-              </w:rPr>
-              <w:t xml:space="preserve">What do I like to do there? Well, I really like spending time in the </w:t>
-            </w:r>
-            <w:proofErr w:type="spellStart"/>
-            <w:r>
-              <w:rPr>
-                <w:rFonts w:ascii="Source Sans 3" w:hAnsi="Source Sans 3"/>
-                <w:sz w:val="23"/>
-                <w:szCs w:val="23"/>
-              </w:rPr>
-              <w:t>jewellery</w:t>
-            </w:r>
-            <w:proofErr w:type="spellEnd"/>
-            <w:r>
-              <w:rPr>
-                <w:rFonts w:ascii="Source Sans 3" w:hAnsi="Source Sans 3"/>
-                <w:sz w:val="23"/>
-                <w:szCs w:val="23"/>
-              </w:rPr>
-              <w:t xml:space="preserve"> department and this is on the ground floor of the building. I love looking at the different rings and necklaces. I enjoy trying them on too! I like gold </w:t>
-            </w:r>
-            <w:proofErr w:type="spellStart"/>
-            <w:r>
-              <w:rPr>
-                <w:rFonts w:ascii="Source Sans 3" w:hAnsi="Source Sans 3"/>
-                <w:sz w:val="23"/>
-                <w:szCs w:val="23"/>
-              </w:rPr>
-              <w:t>jewellery</w:t>
-            </w:r>
-            <w:proofErr w:type="spellEnd"/>
-            <w:r>
-              <w:rPr>
-                <w:rFonts w:ascii="Source Sans 3" w:hAnsi="Source Sans 3"/>
-                <w:sz w:val="23"/>
-                <w:szCs w:val="23"/>
-              </w:rPr>
-              <w:t xml:space="preserve"> the best but I can't afford it.</w:t>
+              <w:t>I think it's in a good location because it's right in the centre of the town, which is very convenient. It's also very close to the railway station and a multi-storey car park too, so that's good for you if you have lots of shopping bags to carry.</w:t>
+            </w:r>
+          </w:p>
+          <w:p>
+            <w:pPr>
+              <w:tabs>
+                <w:tab w:val="left" w:pos="4413"/>
+              </w:tabs>
+              <w:rPr>
+                <w:rFonts w:ascii="Source Sans 3" w:hAnsi="Source Sans 3"/>
+                <w:sz w:val="23"/>
+                <w:szCs w:val="23"/>
+              </w:rPr>
+            </w:pPr>
+            <w:r>
+              <w:rPr>
+                <w:rFonts w:ascii="Source Sans 3" w:hAnsi="Source Sans 3"/>
+                <w:sz w:val="23"/>
+                <w:szCs w:val="23"/>
+              </w:rPr>
+              <w:t>What do I like to do there? Well, I really like spending time in the jewellery department and this is on the ground floor of the building. I love looking at the different rings and necklaces. I enjoy trying them on too! I like gold jewellery the best but I can't afford it.</w:t>
             </w:r>
           </w:p>
           <w:p>
@@ -15323,129 +13993,47 @@
                 <w:sz w:val="23"/>
                 <w:szCs w:val="23"/>
               </w:rPr>
-              <w:t xml:space="preserve">As you walk through the main entrance, you come to a square with a big fountain in the middle. This is where people usually arrange to meet up and </w:t>
-            </w:r>
-            <w:proofErr w:type="gramStart"/>
-            <w:r>
-              <w:rPr>
-                <w:rFonts w:ascii="Source Sans 3" w:hAnsi="Source Sans 3"/>
-                <w:sz w:val="23"/>
-                <w:szCs w:val="23"/>
-              </w:rPr>
-              <w:t>sometimes</w:t>
-            </w:r>
-            <w:proofErr w:type="gramEnd"/>
-            <w:r>
-              <w:rPr>
-                <w:rFonts w:ascii="Source Sans 3" w:hAnsi="Source Sans 3"/>
-                <w:sz w:val="23"/>
-                <w:szCs w:val="23"/>
-              </w:rPr>
-              <w:t xml:space="preserve"> they have live music here. Beyond the square, on Main Avenue, on your right, there are several restaurants, and opposite these on your left is an exhibition </w:t>
-            </w:r>
-            <w:proofErr w:type="spellStart"/>
-            <w:r>
-              <w:rPr>
-                <w:rFonts w:ascii="Source Sans 3" w:hAnsi="Source Sans 3"/>
-                <w:sz w:val="23"/>
-                <w:szCs w:val="23"/>
-              </w:rPr>
-              <w:t>centre</w:t>
-            </w:r>
-            <w:proofErr w:type="spellEnd"/>
-            <w:r>
-              <w:rPr>
-                <w:rFonts w:ascii="Source Sans 3" w:hAnsi="Source Sans 3"/>
-                <w:sz w:val="23"/>
-                <w:szCs w:val="23"/>
-              </w:rPr>
-              <w:t>. There used to be a cinema here, but they moved it when they finished building the Arena.</w:t>
-            </w:r>
-          </w:p>
-          <w:p>
-            <w:pPr>
-              <w:tabs>
-                <w:tab w:val="left" w:pos="4413"/>
-              </w:tabs>
-              <w:rPr>
-                <w:rFonts w:ascii="Source Sans 3" w:hAnsi="Source Sans 3"/>
-                <w:sz w:val="23"/>
-                <w:szCs w:val="23"/>
-              </w:rPr>
-            </w:pPr>
-            <w:proofErr w:type="gramStart"/>
-            <w:r>
-              <w:rPr>
-                <w:rFonts w:ascii="Source Sans 3" w:hAnsi="Source Sans 3"/>
-                <w:sz w:val="23"/>
-                <w:szCs w:val="23"/>
-              </w:rPr>
-              <w:t>So</w:t>
-            </w:r>
-            <w:proofErr w:type="gramEnd"/>
-            <w:r>
-              <w:rPr>
-                <w:rFonts w:ascii="Source Sans 3" w:hAnsi="Source Sans 3"/>
-                <w:sz w:val="23"/>
-                <w:szCs w:val="23"/>
-              </w:rPr>
-              <w:t xml:space="preserve"> there are several coffee shops to choose from, one near the fountain and one in the north end of the building, but I suggest that we go to the one at the end of Main Avenue, because it'll probably be less busy than the others. It's right at the end, after you pass the art gallery on the right. </w:t>
-            </w:r>
-            <w:proofErr w:type="gramStart"/>
-            <w:r>
-              <w:rPr>
-                <w:rFonts w:ascii="Source Sans 3" w:hAnsi="Source Sans 3"/>
-                <w:sz w:val="23"/>
-                <w:szCs w:val="23"/>
-              </w:rPr>
-              <w:t>So</w:t>
-            </w:r>
-            <w:proofErr w:type="gramEnd"/>
-            <w:r>
-              <w:rPr>
-                <w:rFonts w:ascii="Source Sans 3" w:hAnsi="Source Sans 3"/>
-                <w:sz w:val="23"/>
-                <w:szCs w:val="23"/>
-              </w:rPr>
-              <w:t xml:space="preserve"> shall we all meet there at seven o'clock?</w:t>
-            </w:r>
-          </w:p>
-          <w:p>
-            <w:pPr>
-              <w:tabs>
-                <w:tab w:val="left" w:pos="4413"/>
-              </w:tabs>
-              <w:rPr>
-                <w:rFonts w:ascii="Source Sans 3" w:hAnsi="Source Sans 3"/>
-                <w:sz w:val="23"/>
-                <w:szCs w:val="23"/>
-              </w:rPr>
-            </w:pPr>
-            <w:r>
-              <w:rPr>
-                <w:rFonts w:ascii="Source Sans 3" w:hAnsi="Source Sans 3"/>
-                <w:sz w:val="23"/>
-                <w:szCs w:val="23"/>
-              </w:rPr>
-              <w:t xml:space="preserve">Then, after we've had a coffee, to get into the Arena we just need to go through the shopping </w:t>
-            </w:r>
-            <w:proofErr w:type="spellStart"/>
-            <w:r>
-              <w:rPr>
-                <w:rFonts w:ascii="Source Sans 3" w:hAnsi="Source Sans 3"/>
-                <w:sz w:val="23"/>
-                <w:szCs w:val="23"/>
-              </w:rPr>
-              <w:t>centre</w:t>
-            </w:r>
-            <w:proofErr w:type="spellEnd"/>
-            <w:r>
-              <w:rPr>
-                <w:rFonts w:ascii="Source Sans 3" w:hAnsi="Source Sans 3"/>
-                <w:sz w:val="23"/>
-                <w:szCs w:val="23"/>
-              </w:rPr>
-              <w:t>, which will be on our right once we go back down Main Avenue. It can be a bit tempting, but there's no other way to get there, as the Arena is the other side of it. Oh, and there are toilets beside the entrance if you need them. And then after the concert, they open the door opposite and you can go straight out into the car park, which is very convenient.</w:t>
+              <w:t>As you walk through the main entrance, you come to a square with a big fountain in the middle. This is where people usually arrange to meet up and sometimes they have live music here. Beyond the square, on Main Avenue, on your right, there are several restaurants, and opposite these on your left is an exhibition centre. There used to be a cinema here, but they moved it when they finished building the Arena.</w:t>
+            </w:r>
+          </w:p>
+          <w:p>
+            <w:pPr>
+              <w:tabs>
+                <w:tab w:val="left" w:pos="4413"/>
+              </w:tabs>
+              <w:rPr>
+                <w:rFonts w:ascii="Source Sans 3" w:hAnsi="Source Sans 3"/>
+                <w:sz w:val="23"/>
+                <w:szCs w:val="23"/>
+              </w:rPr>
+            </w:pPr>
+            <w:r>
+              <w:rPr>
+                <w:rFonts w:ascii="Source Sans 3" w:hAnsi="Source Sans 3"/>
+                <w:sz w:val="23"/>
+                <w:szCs w:val="23"/>
+              </w:rPr>
+              <w:t>So there are several coffee shops to choose from, one near the fountain and one in the north end of the building, but I suggest that we go to the one at the end of Main Avenue, because it'll probably be less busy than the others. It's right at the end, after you pass the art gallery on the right. So shall we all meet there at seven o'clock?</w:t>
+            </w:r>
+          </w:p>
+          <w:p>
+            <w:pPr>
+              <w:tabs>
+                <w:tab w:val="left" w:pos="4413"/>
+              </w:tabs>
+              <w:rPr>
+                <w:rFonts w:ascii="Source Sans 3" w:hAnsi="Source Sans 3"/>
+                <w:sz w:val="23"/>
+                <w:szCs w:val="23"/>
+              </w:rPr>
+            </w:pPr>
+            <w:r>
+              <w:rPr>
+                <w:rFonts w:ascii="Source Sans 3" w:hAnsi="Source Sans 3"/>
+                <w:sz w:val="23"/>
+                <w:szCs w:val="23"/>
+              </w:rPr>
+              <w:t>Then, after we've had a coffee, to get into the Arena we just need to go through the shopping centre, which will be on our right once we go back down Main Avenue. It can be a bit tempting, but there's no other way to get there, as the Arena is the other side of it. Oh, and there are toilets beside the entrance if you need them. And then after the concert, they open the door opposite and you can go straight out into the car park, which is very convenient.</w:t>
             </w:r>
           </w:p>
           <w:p>
@@ -15534,139 +14122,67 @@
                 <w:sz w:val="23"/>
                 <w:szCs w:val="23"/>
               </w:rPr>
-              <w:t xml:space="preserve">First of all, welcome to our activity summer camp. I hope you enjoy all the activities we have on offer. We start our tour at the outdoor theatre here, where we hold many of our evening activities. From here you can see our various watersport activities. Directly in front of the campsite, on the edge of the lake, we have the kayaking </w:t>
-            </w:r>
-            <w:proofErr w:type="spellStart"/>
-            <w:r>
-              <w:rPr>
-                <w:rFonts w:ascii="Source Sans 3" w:hAnsi="Source Sans 3"/>
-                <w:sz w:val="23"/>
-                <w:szCs w:val="23"/>
-              </w:rPr>
-              <w:t>centre</w:t>
-            </w:r>
-            <w:proofErr w:type="spellEnd"/>
-            <w:r>
-              <w:rPr>
-                <w:rFonts w:ascii="Source Sans 3" w:hAnsi="Source Sans 3"/>
-                <w:sz w:val="23"/>
-                <w:szCs w:val="23"/>
-              </w:rPr>
-              <w:t>. And then in front of the beach, we have an area reserved for diving. Swimming isn't permitted here.</w:t>
-            </w:r>
-          </w:p>
-          <w:p>
-            <w:pPr>
-              <w:tabs>
-                <w:tab w:val="left" w:pos="4413"/>
-              </w:tabs>
-              <w:rPr>
-                <w:rFonts w:ascii="Source Sans 3" w:hAnsi="Source Sans 3"/>
-                <w:sz w:val="23"/>
-                <w:szCs w:val="23"/>
-              </w:rPr>
-            </w:pPr>
-            <w:r>
-              <w:rPr>
-                <w:rFonts w:ascii="Source Sans 3" w:hAnsi="Source Sans 3"/>
-                <w:sz w:val="23"/>
-                <w:szCs w:val="23"/>
-              </w:rPr>
-              <w:t xml:space="preserve">If you like racket sports, just behind the beach you can </w:t>
-            </w:r>
-            <w:proofErr w:type="spellStart"/>
-            <w:r>
-              <w:rPr>
-                <w:rFonts w:ascii="Source Sans 3" w:hAnsi="Source Sans 3"/>
-                <w:sz w:val="23"/>
-                <w:szCs w:val="23"/>
-              </w:rPr>
-              <w:t>practise</w:t>
-            </w:r>
-            <w:proofErr w:type="spellEnd"/>
-            <w:r>
-              <w:rPr>
-                <w:rFonts w:ascii="Source Sans 3" w:hAnsi="Source Sans 3"/>
-                <w:sz w:val="23"/>
-                <w:szCs w:val="23"/>
-              </w:rPr>
-              <w:t xml:space="preserve"> badminton in the large building. That's quite popular in the evenings. We also have some outdoor tennis courts. We used to have basketball in the building too, but now you can play it on the court behind the building. And if these activities make you hungry, the path from there takes you straight to the café and dining hall.</w:t>
-            </w:r>
-          </w:p>
-          <w:p>
-            <w:pPr>
-              <w:tabs>
-                <w:tab w:val="left" w:pos="4413"/>
-              </w:tabs>
-              <w:rPr>
-                <w:rFonts w:ascii="Source Sans 3" w:hAnsi="Source Sans 3"/>
-                <w:sz w:val="23"/>
-                <w:szCs w:val="23"/>
-              </w:rPr>
-            </w:pPr>
-            <w:r>
-              <w:rPr>
-                <w:rFonts w:ascii="Source Sans 3" w:hAnsi="Source Sans 3"/>
-                <w:sz w:val="23"/>
-                <w:szCs w:val="23"/>
-              </w:rPr>
-              <w:t xml:space="preserve">However, we'll continue our walk along the lake shore and I'd like to draw your attention to two other areas. One is this part of the lake, which is perfect for swimming, but, for safety reasons, only when an instructor is present. </w:t>
-            </w:r>
-            <w:proofErr w:type="gramStart"/>
-            <w:r>
-              <w:rPr>
-                <w:rFonts w:ascii="Source Sans 3" w:hAnsi="Source Sans 3"/>
-                <w:sz w:val="23"/>
-                <w:szCs w:val="23"/>
-              </w:rPr>
-              <w:t>Unfortunately</w:t>
-            </w:r>
-            <w:proofErr w:type="gramEnd"/>
-            <w:r>
-              <w:rPr>
-                <w:rFonts w:ascii="Source Sans 3" w:hAnsi="Source Sans 3"/>
-                <w:sz w:val="23"/>
-                <w:szCs w:val="23"/>
-              </w:rPr>
-              <w:t xml:space="preserve"> we can't offer sailing as an option here this year. And I also want to point out, just across the lake, a track for cycling. Some people in the past have also gone running on the track, but there were a few accidents because there isn't enough space for runners and cyclists, so now running isn't allowed.</w:t>
-            </w:r>
-          </w:p>
-          <w:p>
-            <w:pPr>
-              <w:tabs>
-                <w:tab w:val="left" w:pos="4413"/>
-              </w:tabs>
-              <w:rPr>
-                <w:rFonts w:ascii="Source Sans 3" w:hAnsi="Source Sans 3"/>
-                <w:sz w:val="23"/>
-                <w:szCs w:val="23"/>
-              </w:rPr>
-            </w:pPr>
-            <w:r>
-              <w:rPr>
-                <w:rFonts w:ascii="Source Sans 3" w:hAnsi="Source Sans 3"/>
-                <w:sz w:val="23"/>
-                <w:szCs w:val="23"/>
-              </w:rPr>
-              <w:t xml:space="preserve">So now let's take this path here, towards the tennis courts. On our left, you can see there's a football field. Gary's our coach and he'll be </w:t>
-            </w:r>
-            <w:proofErr w:type="spellStart"/>
-            <w:r>
-              <w:rPr>
-                <w:rFonts w:ascii="Source Sans 3" w:hAnsi="Source Sans 3"/>
-                <w:sz w:val="23"/>
-                <w:szCs w:val="23"/>
-              </w:rPr>
-              <w:t>organising</w:t>
-            </w:r>
-            <w:proofErr w:type="spellEnd"/>
-            <w:r>
-              <w:rPr>
-                <w:rFonts w:ascii="Source Sans 3" w:hAnsi="Source Sans 3"/>
-                <w:sz w:val="23"/>
-                <w:szCs w:val="23"/>
-              </w:rPr>
-              <w:t xml:space="preserve"> tournaments during the week. He'll arrive tomorrow, because he's taking part in a rugby game today.</w:t>
+              <w:t>First of all, welcome to our activity summer camp. I hope you enjoy all the activities we have on offer. We start our tour at the outdoor theatre here, where we hold many of our evening activities. From here you can see our various watersport activities. Directly in front of the campsite, on the edge of the lake, we have the kayaking centre. And then in front of the beach, we have an area reserved for diving. Swimming isn't permitted here.</w:t>
+            </w:r>
+          </w:p>
+          <w:p>
+            <w:pPr>
+              <w:tabs>
+                <w:tab w:val="left" w:pos="4413"/>
+              </w:tabs>
+              <w:rPr>
+                <w:rFonts w:ascii="Source Sans 3" w:hAnsi="Source Sans 3"/>
+                <w:sz w:val="23"/>
+                <w:szCs w:val="23"/>
+              </w:rPr>
+            </w:pPr>
+            <w:r>
+              <w:rPr>
+                <w:rFonts w:ascii="Source Sans 3" w:hAnsi="Source Sans 3"/>
+                <w:sz w:val="23"/>
+                <w:szCs w:val="23"/>
+              </w:rPr>
+              <w:t>If you like racket sports, just behind the beach you can practise badminton in the large building. That's quite popular in the evenings. We also have some outdoor tennis courts. We used to have basketball in the building too, but now you can play it on the court behind the building. And if these activities make you hungry, the path from there takes you straight to the café and dining hall.</w:t>
+            </w:r>
+          </w:p>
+          <w:p>
+            <w:pPr>
+              <w:tabs>
+                <w:tab w:val="left" w:pos="4413"/>
+              </w:tabs>
+              <w:rPr>
+                <w:rFonts w:ascii="Source Sans 3" w:hAnsi="Source Sans 3"/>
+                <w:sz w:val="23"/>
+                <w:szCs w:val="23"/>
+              </w:rPr>
+            </w:pPr>
+            <w:r>
+              <w:rPr>
+                <w:rFonts w:ascii="Source Sans 3" w:hAnsi="Source Sans 3"/>
+                <w:sz w:val="23"/>
+                <w:szCs w:val="23"/>
+              </w:rPr>
+              <w:t>However, we'll continue our walk along the lake shore and I'd like to draw your attention to two other areas. One is this part of the lake, which is perfect for swimming, but, for safety reasons, only when an instructor is present. Unfortunately we can't offer sailing as an option here this year. And I also want to point out, just across the lake, a track for cycling. Some people in the past have also gone running on the track, but there were a few accidents because there isn't enough space for runners and cyclists, so now running isn't allowed.</w:t>
+            </w:r>
+          </w:p>
+          <w:p>
+            <w:pPr>
+              <w:tabs>
+                <w:tab w:val="left" w:pos="4413"/>
+              </w:tabs>
+              <w:rPr>
+                <w:rFonts w:ascii="Source Sans 3" w:hAnsi="Source Sans 3"/>
+                <w:sz w:val="23"/>
+                <w:szCs w:val="23"/>
+              </w:rPr>
+            </w:pPr>
+            <w:r>
+              <w:rPr>
+                <w:rFonts w:ascii="Source Sans 3" w:hAnsi="Source Sans 3"/>
+                <w:sz w:val="23"/>
+                <w:szCs w:val="23"/>
+              </w:rPr>
+              <w:t>So now let's take this path here, towards the tennis courts. On our left, you can see there's a football field. Gary's our coach and he'll be organising tournaments during the week. He'll arrive tomorrow, because he's taking part in a rugby game today.</w:t>
             </w:r>
           </w:p>
           <w:p>
@@ -15728,6 +14244,7 @@
                 <w:sz w:val="23"/>
                 <w:szCs w:val="23"/>
               </w:rPr>
+              <w:lastRenderedPageBreak/>
               <w:t>Mindset_L1_53.mp3</w:t>
             </w:r>
           </w:p>
@@ -15755,129 +14272,46 @@
                 <w:sz w:val="23"/>
                 <w:szCs w:val="23"/>
               </w:rPr>
-              <w:t xml:space="preserve">Good morning. I'd like to thank the council for agreeing to this meeting and for welcoming us here today to explain to you our plans for Pine Woods Centre. Our aim is to make Pine Woods a place where people of all ages can come and enjoy their free time. The </w:t>
-            </w:r>
-            <w:proofErr w:type="spellStart"/>
-            <w:r>
-              <w:rPr>
-                <w:rFonts w:ascii="Source Sans 3" w:hAnsi="Source Sans 3"/>
-                <w:sz w:val="23"/>
-                <w:szCs w:val="23"/>
-              </w:rPr>
-              <w:t>centre</w:t>
-            </w:r>
-            <w:proofErr w:type="spellEnd"/>
-            <w:r>
-              <w:rPr>
-                <w:rFonts w:ascii="Source Sans 3" w:hAnsi="Source Sans 3"/>
-                <w:sz w:val="23"/>
-                <w:szCs w:val="23"/>
-              </w:rPr>
-              <w:t xml:space="preserve"> will feature our Tree Tops Challenge-only for the brave and fearless! For the less brave, and for families with children, there will be adventure playgrounds, indoor and outdoor, and a feeding area for farm animals and we will also offer cycle trails through the woods.</w:t>
-            </w:r>
-          </w:p>
-          <w:p>
-            <w:pPr>
-              <w:tabs>
-                <w:tab w:val="left" w:pos="4413"/>
-              </w:tabs>
-              <w:rPr>
-                <w:rFonts w:ascii="Source Sans 3" w:hAnsi="Source Sans 3"/>
-                <w:sz w:val="23"/>
-                <w:szCs w:val="23"/>
-              </w:rPr>
-            </w:pPr>
-            <w:r>
-              <w:rPr>
-                <w:rFonts w:ascii="Source Sans 3" w:hAnsi="Source Sans 3"/>
-                <w:sz w:val="23"/>
-                <w:szCs w:val="23"/>
-              </w:rPr>
-              <w:t xml:space="preserve">I'll give you an overview of Pine Woods first and then tell you more about each area in more detail. This first slide shows the overall layout of the </w:t>
-            </w:r>
-            <w:proofErr w:type="spellStart"/>
-            <w:r>
-              <w:rPr>
-                <w:rFonts w:ascii="Source Sans 3" w:hAnsi="Source Sans 3"/>
-                <w:sz w:val="23"/>
-                <w:szCs w:val="23"/>
-              </w:rPr>
-              <w:t>centre</w:t>
-            </w:r>
-            <w:proofErr w:type="spellEnd"/>
-            <w:r>
-              <w:rPr>
-                <w:rFonts w:ascii="Source Sans 3" w:hAnsi="Source Sans 3"/>
-                <w:sz w:val="23"/>
-                <w:szCs w:val="23"/>
-              </w:rPr>
-              <w:t xml:space="preserve"> and where all the activities will be situated. As you can see from the map, the entrance to this attraction will be on the south side. As visitors enter from the car park, they will walk along this path leading them to the café and gift shop. The gift shop will be where tickets are on sale and therefore needs to be near the entrance. </w:t>
-            </w:r>
-            <w:proofErr w:type="gramStart"/>
-            <w:r>
-              <w:rPr>
-                <w:rFonts w:ascii="Source Sans 3" w:hAnsi="Source Sans 3"/>
-                <w:sz w:val="23"/>
-                <w:szCs w:val="23"/>
-              </w:rPr>
-              <w:t>So</w:t>
-            </w:r>
-            <w:proofErr w:type="gramEnd"/>
-            <w:r>
-              <w:rPr>
-                <w:rFonts w:ascii="Source Sans 3" w:hAnsi="Source Sans 3"/>
-                <w:sz w:val="23"/>
-                <w:szCs w:val="23"/>
-              </w:rPr>
-              <w:t xml:space="preserve"> this building here on the right will be the café and the building on the left will be the gift shop. There will also be a picnic field behind the café for the warmer months. It's the area just to the right of the café as you look at the map. And in the bottom right-hand corner of the picnic </w:t>
-            </w:r>
-            <w:proofErr w:type="gramStart"/>
-            <w:r>
-              <w:rPr>
-                <w:rFonts w:ascii="Source Sans 3" w:hAnsi="Source Sans 3"/>
-                <w:sz w:val="23"/>
-                <w:szCs w:val="23"/>
-              </w:rPr>
-              <w:t>field</w:t>
-            </w:r>
-            <w:proofErr w:type="gramEnd"/>
-            <w:r>
-              <w:rPr>
-                <w:rFonts w:ascii="Source Sans 3" w:hAnsi="Source Sans 3"/>
-                <w:sz w:val="23"/>
-                <w:szCs w:val="23"/>
-              </w:rPr>
-              <w:t xml:space="preserve"> we're planning to have a barbecue area, where people can hire a barbecue and bring their own food to cook. It'll be great for parties. In summer we plan to have bands performing here in the </w:t>
-            </w:r>
-            <w:proofErr w:type="gramStart"/>
-            <w:r>
-              <w:rPr>
-                <w:rFonts w:ascii="Source Sans 3" w:hAnsi="Source Sans 3"/>
-                <w:sz w:val="23"/>
-                <w:szCs w:val="23"/>
-              </w:rPr>
-              <w:t>evenings..</w:t>
-            </w:r>
-            <w:proofErr w:type="gramEnd"/>
-          </w:p>
-          <w:p>
-            <w:pPr>
-              <w:tabs>
-                <w:tab w:val="left" w:pos="4413"/>
-              </w:tabs>
-              <w:rPr>
-                <w:rFonts w:ascii="Source Sans 3" w:hAnsi="Source Sans 3"/>
-                <w:sz w:val="23"/>
-                <w:szCs w:val="23"/>
-              </w:rPr>
-            </w:pPr>
-            <w:r>
-              <w:rPr>
-                <w:rFonts w:ascii="Source Sans 3" w:hAnsi="Source Sans 3"/>
-                <w:sz w:val="23"/>
-                <w:szCs w:val="23"/>
-              </w:rPr>
-              <w:lastRenderedPageBreak/>
+              <w:t>Good morning. I'd like to thank the council for agreeing to this meeting and for welcoming us here today to explain to you our plans for Pine Woods Centre. Our aim is to make Pine Woods a place where people of all ages can come and enjoy their free time. The centre will feature our Tree Tops Challenge-only for the brave and fearless! For the less brave, and for families with children, there will be adventure playgrounds, indoor and outdoor, and a feeding area for farm animals and we will also offer cycle trails through the woods.</w:t>
+            </w:r>
+          </w:p>
+          <w:p>
+            <w:pPr>
+              <w:tabs>
+                <w:tab w:val="left" w:pos="4413"/>
+              </w:tabs>
+              <w:rPr>
+                <w:rFonts w:ascii="Source Sans 3" w:hAnsi="Source Sans 3"/>
+                <w:sz w:val="23"/>
+                <w:szCs w:val="23"/>
+              </w:rPr>
+            </w:pPr>
+            <w:r>
+              <w:rPr>
+                <w:rFonts w:ascii="Source Sans 3" w:hAnsi="Source Sans 3"/>
+                <w:sz w:val="23"/>
+                <w:szCs w:val="23"/>
+              </w:rPr>
+              <w:t>I'll give you an overview of Pine Woods first and then tell you more about each area in more detail. This first slide shows the overall layout of the centre and where all the activities will be situated. As you can see from the map, the entrance to this attraction will be on the south side. As visitors enter from the car park, they will walk along this path leading them to the café and gift shop. The gift shop will be where tickets are on sale and therefore needs to be near the entrance. So this building here on the right will be the café and the building on the left will be the gift shop. There will also be a picnic field behind the café for the warmer months. It's the area just to the right of the café as you look at the map. And in the bottom right-hand corner of the picnic field we're planning to have a barbecue area, where people can hire a barbecue and bring their own food to cook. It'll be great for parties. In summer we plan to have bands performing here in the evenings..</w:t>
+            </w:r>
+          </w:p>
+          <w:p>
+            <w:pPr>
+              <w:tabs>
+                <w:tab w:val="left" w:pos="4413"/>
+              </w:tabs>
+              <w:rPr>
+                <w:rFonts w:ascii="Source Sans 3" w:hAnsi="Source Sans 3"/>
+                <w:sz w:val="23"/>
+                <w:szCs w:val="23"/>
+              </w:rPr>
+            </w:pPr>
+            <w:r>
+              <w:rPr>
+                <w:rFonts w:ascii="Source Sans 3" w:hAnsi="Source Sans 3"/>
+                <w:sz w:val="23"/>
+                <w:szCs w:val="23"/>
+              </w:rPr>
               <w:t>To the west of the gift shop is where the Tree Tops Challenge will take place. There's a path here winding through the forest, and up in the trees there will be all sorts of high-level adventure apparatus-rope swings, awesome rope bridges and tunnels, and zip wires where you can fly way above the forest floor. This adventure experience will only be open to those aged 15 and over.</w:t>
             </w:r>
           </w:p>
@@ -15918,63 +14352,27 @@
                 <w:sz w:val="23"/>
                 <w:szCs w:val="23"/>
               </w:rPr>
-              <w:t xml:space="preserve">And finally, let's turn our attention back to this area here, where the paths meet and form a crossroads. This path leading to the east end of the farm will take our visitors to the area which houses the farm animals. Children will be able to watch the animals being fed and cared for, and in some </w:t>
-            </w:r>
-            <w:proofErr w:type="gramStart"/>
-            <w:r>
-              <w:rPr>
-                <w:rFonts w:ascii="Source Sans 3" w:hAnsi="Source Sans 3"/>
-                <w:sz w:val="23"/>
-                <w:szCs w:val="23"/>
-              </w:rPr>
-              <w:t>instances</w:t>
-            </w:r>
-            <w:proofErr w:type="gramEnd"/>
-            <w:r>
-              <w:rPr>
-                <w:rFonts w:ascii="Source Sans 3" w:hAnsi="Source Sans 3"/>
-                <w:sz w:val="23"/>
-                <w:szCs w:val="23"/>
-              </w:rPr>
-              <w:t xml:space="preserve"> they will be able to feed the animals themselves. The sheep will be in this first area on the right here, directly opposite the pigs, and the goats will go at the very end there. We haven't quite decided on the other areas yet.</w:t>
-            </w:r>
-          </w:p>
-          <w:p>
-            <w:pPr>
-              <w:tabs>
-                <w:tab w:val="left" w:pos="4413"/>
-              </w:tabs>
-              <w:rPr>
-                <w:rFonts w:ascii="Source Sans 3" w:hAnsi="Source Sans 3"/>
-                <w:sz w:val="23"/>
-                <w:szCs w:val="23"/>
-              </w:rPr>
-            </w:pPr>
-            <w:r>
-              <w:rPr>
-                <w:rFonts w:ascii="Source Sans 3" w:hAnsi="Source Sans 3"/>
-                <w:sz w:val="23"/>
-                <w:szCs w:val="23"/>
-              </w:rPr>
-              <w:t xml:space="preserve">So those are our plans. We hope they will be approved, and we look forward to welcoming you back in the </w:t>
-            </w:r>
-            <w:proofErr w:type="gramStart"/>
-            <w:r>
-              <w:rPr>
-                <w:rFonts w:ascii="Source Sans 3" w:hAnsi="Source Sans 3"/>
-                <w:sz w:val="23"/>
-                <w:szCs w:val="23"/>
-              </w:rPr>
-              <w:t>not too distant</w:t>
-            </w:r>
-            <w:proofErr w:type="gramEnd"/>
-            <w:r>
-              <w:rPr>
-                <w:rFonts w:ascii="Source Sans 3" w:hAnsi="Source Sans 3"/>
-                <w:sz w:val="23"/>
-                <w:szCs w:val="23"/>
-              </w:rPr>
-              <w:t xml:space="preserve"> future to see the final result.</w:t>
+              <w:t>And finally, let's turn our attention back to this area here, where the paths meet and form a crossroads. This path leading to the east end of the farm will take our visitors to the area which houses the farm animals. Children will be able to watch the animals being fed and cared for, and in some instances they will be able to feed the animals themselves. The sheep will be in this first area on the right here, directly opposite the pigs, and the goats will go at the very end there. We haven't quite decided on the other areas yet.</w:t>
+            </w:r>
+          </w:p>
+          <w:p>
+            <w:pPr>
+              <w:tabs>
+                <w:tab w:val="left" w:pos="4413"/>
+              </w:tabs>
+              <w:rPr>
+                <w:rFonts w:ascii="Source Sans 3" w:hAnsi="Source Sans 3"/>
+                <w:sz w:val="23"/>
+                <w:szCs w:val="23"/>
+              </w:rPr>
+            </w:pPr>
+            <w:r>
+              <w:rPr>
+                <w:rFonts w:ascii="Source Sans 3" w:hAnsi="Source Sans 3"/>
+                <w:sz w:val="23"/>
+                <w:szCs w:val="23"/>
+              </w:rPr>
+              <w:t>So those are our plans. We hope they will be approved, and we look forward to welcoming you back in the not too distant future to see the final result.</w:t>
             </w:r>
           </w:p>
         </w:tc>
@@ -16043,25 +14441,7 @@
                 <w:sz w:val="23"/>
                 <w:szCs w:val="23"/>
               </w:rPr>
-              <w:t xml:space="preserve">I'm going to talk about a hobby I'd like to take up in the future. I really want to learn ballroom dancing. This is because I love Latin music and I love the way the dancers move and shake. I also want to give myself a challenge and learn something new. Watching ballroom dancing always makes me feel excited. I don't think it'll be too difficult for me, because I already do ballet and tap dancing. I like learning new steps. For example, I really want to learn the tango or the samba because these are exciting and look good to people watching. I've tried Flamenco dancing but I'm not very good. I'm also worried about finding the right dance partner, because I'll be a little slow to learn in the beginning. </w:t>
-            </w:r>
-            <w:proofErr w:type="gramStart"/>
-            <w:r>
-              <w:rPr>
-                <w:rFonts w:ascii="Source Sans 3" w:hAnsi="Source Sans 3"/>
-                <w:sz w:val="23"/>
-                <w:szCs w:val="23"/>
-              </w:rPr>
-              <w:t>So</w:t>
-            </w:r>
-            <w:proofErr w:type="gramEnd"/>
-            <w:r>
-              <w:rPr>
-                <w:rFonts w:ascii="Source Sans 3" w:hAnsi="Source Sans 3"/>
-                <w:sz w:val="23"/>
-                <w:szCs w:val="23"/>
-              </w:rPr>
-              <w:t xml:space="preserve"> I might</w:t>
+              <w:t>I'm going to talk about a hobby I'd like to take up in the future. I really want to learn ballroom dancing. This is because I love Latin music and I love the way the dancers move and shake. I also want to give myself a challenge and learn something new. Watching ballroom dancing always makes me feel excited. I don't think it'll be too difficult for me, because I already do ballet and tap dancing. I like learning new steps. For example, I really want to learn the tango or the samba because these are exciting and look good to people watching. I've tried Flamenco dancing but I'm not very good. I'm also worried about finding the right dance partner, because I'll be a little slow to learn in the beginning. So I might</w:t>
             </w:r>
             <w:r>
               <w:rPr>
@@ -16093,18 +14473,8 @@
                 <w:sz w:val="23"/>
                 <w:szCs w:val="23"/>
               </w:rPr>
-              <w:t xml:space="preserve">over sometimes. In </w:t>
-            </w:r>
-            <w:proofErr w:type="gramStart"/>
-            <w:r>
-              <w:rPr>
-                <w:rFonts w:ascii="Source Sans 3" w:hAnsi="Source Sans 3"/>
-                <w:sz w:val="23"/>
-                <w:szCs w:val="23"/>
-              </w:rPr>
-              <w:t>fact</w:t>
-            </w:r>
-            <w:proofErr w:type="gramEnd"/>
+              <w:t>over sometimes. In fact</w:t>
+            </w:r>
             <w:r>
               <w:rPr>
                 <w:rFonts w:ascii="Source Sans 3" w:hAnsi="Source Sans 3"/>
@@ -16188,25 +14558,7 @@
                 <w:sz w:val="23"/>
                 <w:szCs w:val="23"/>
               </w:rPr>
-              <w:t xml:space="preserve">I'm going to tell you about a leisure activity I'd like to do in the future. I'd really like to learn how to play the acoustic guitar. This is because I love music and I love the beautiful sound this kind of guitar makes. I also want to give myself a challenge and learn something new. I don't think it'll be too difficult for me because I already know how to read music. I play the piano but I'm not very good. I think playing the guitar will be easier. I also like the fact that you can carry a guitar round easily and play it anywhere. For </w:t>
-            </w:r>
-            <w:proofErr w:type="gramStart"/>
-            <w:r>
-              <w:rPr>
-                <w:rFonts w:ascii="Source Sans 3" w:hAnsi="Source Sans 3"/>
-                <w:sz w:val="23"/>
-                <w:szCs w:val="23"/>
-              </w:rPr>
-              <w:t>example</w:t>
-            </w:r>
-            <w:proofErr w:type="gramEnd"/>
-            <w:r>
-              <w:rPr>
-                <w:rFonts w:ascii="Source Sans 3" w:hAnsi="Source Sans 3"/>
-                <w:sz w:val="23"/>
-                <w:szCs w:val="23"/>
-              </w:rPr>
-              <w:t xml:space="preserve"> I can play it in the park or on the beach.</w:t>
+              <w:t>I'm going to tell you about a leisure activity I'd like to do in the future. I'd really like to learn how to play the acoustic guitar. This is because I love music and I love the beautiful sound this kind of guitar makes. I also want to give myself a challenge and learn something new. I don't think it'll be too difficult for me because I already know how to read music. I play the piano but I'm not very good. I think playing the guitar will be easier. I also like the fact that you can carry a guitar round easily and play it anywhere. For example I can play it in the park or on the beach.</w:t>
             </w:r>
           </w:p>
           <w:p>
@@ -16504,25 +14856,7 @@
                 <w:sz w:val="23"/>
                 <w:szCs w:val="23"/>
               </w:rPr>
-              <w:t xml:space="preserve">: You have to wear a shirt </w:t>
-            </w:r>
-            <w:proofErr w:type="gramStart"/>
-            <w:r>
-              <w:rPr>
-                <w:rFonts w:ascii="Source Sans 3" w:hAnsi="Source Sans 3"/>
-                <w:sz w:val="23"/>
-                <w:szCs w:val="23"/>
-              </w:rPr>
-              <w:t>an</w:t>
-            </w:r>
-            <w:proofErr w:type="gramEnd"/>
-            <w:r>
-              <w:rPr>
-                <w:rFonts w:ascii="Source Sans 3" w:hAnsi="Source Sans 3"/>
-                <w:sz w:val="23"/>
-                <w:szCs w:val="23"/>
-              </w:rPr>
-              <w:t>' tie.</w:t>
+              <w:t>: You have to wear a shirt an' tie.</w:t>
             </w:r>
           </w:p>
           <w:p>
@@ -16761,25 +15095,7 @@
                 <w:sz w:val="23"/>
                 <w:szCs w:val="23"/>
               </w:rPr>
-              <w:t xml:space="preserve">He was clearly gifted, and his mother used to arrange for him to take part in local competitions. He came second in one, and his mother posted his performance on YouTube. She kept posting other clips of him singing, and soon these attracted a number of fans who started following him, though at this point he still hadn't found fame. His big break came when a music executive came across these videos by accident when he was looking for a performance by a different artist. He immediately </w:t>
-            </w:r>
-            <w:proofErr w:type="spellStart"/>
-            <w:r>
-              <w:rPr>
-                <w:rFonts w:ascii="Source Sans 3" w:hAnsi="Source Sans 3"/>
-                <w:sz w:val="23"/>
-                <w:szCs w:val="23"/>
-              </w:rPr>
-              <w:t>recognised</w:t>
-            </w:r>
-            <w:proofErr w:type="spellEnd"/>
-            <w:r>
-              <w:rPr>
-                <w:rFonts w:ascii="Source Sans 3" w:hAnsi="Source Sans 3"/>
-                <w:sz w:val="23"/>
-                <w:szCs w:val="23"/>
-              </w:rPr>
-              <w:t xml:space="preserve"> Bieber's talent and gave the teenager a contract with his recording company. His first record was a worldwide hit. He shot to fame in just two years and is now a global superstar, one of the most well-known performers the world has ever seen.</w:t>
+              <w:t>He was clearly gifted, and his mother used to arrange for him to take part in local competitions. He came second in one, and his mother posted his performance on YouTube. She kept posting other clips of him singing, and soon these attracted a number of fans who started following him, though at this point he still hadn't found fame. His big break came when a music executive came across these videos by accident when he was looking for a performance by a different artist. He immediately recognised Bieber's talent and gave the teenager a contract with his recording company. His first record was a worldwide hit. He shot to fame in just two years and is now a global superstar, one of the most well-known performers the world has ever seen.</w:t>
             </w:r>
           </w:p>
         </w:tc>
@@ -16850,6 +15166,7 @@
                 <w:sz w:val="23"/>
                 <w:szCs w:val="23"/>
               </w:rPr>
+              <w:lastRenderedPageBreak/>
               <w:t>A</w:t>
             </w:r>
             <w:r>
@@ -16858,25 +15175,7 @@
                 <w:sz w:val="23"/>
                 <w:szCs w:val="23"/>
               </w:rPr>
-              <w:t xml:space="preserve">: I wouldn't like to be famous. I would hate people to </w:t>
-            </w:r>
-            <w:proofErr w:type="spellStart"/>
-            <w:r>
-              <w:rPr>
-                <w:rFonts w:ascii="Source Sans 3" w:hAnsi="Source Sans 3"/>
-                <w:sz w:val="23"/>
-                <w:szCs w:val="23"/>
-              </w:rPr>
-              <w:t>recognise</w:t>
-            </w:r>
-            <w:proofErr w:type="spellEnd"/>
-            <w:r>
-              <w:rPr>
-                <w:rFonts w:ascii="Source Sans 3" w:hAnsi="Source Sans 3"/>
-                <w:sz w:val="23"/>
-                <w:szCs w:val="23"/>
-              </w:rPr>
-              <w:t xml:space="preserve"> me all the time. You would always be followed by journalists and never able to have a private life. Being followed on a good day, when you've been to the hairdresser and are wearing your best jeans, is perhaps acceptable, but can you imagine how it would make you feel on a bad day?</w:t>
+              <w:t>: I wouldn't like to be famous. I would hate people to recognise me all the time. You would always be followed by journalists and never able to have a private life. Being followed on a good day, when you've been to the hairdresser and are wearing your best jeans, is perhaps acceptable, but can you imagine how it would make you feel on a bad day?</w:t>
             </w:r>
           </w:p>
           <w:p>
@@ -17091,7 +15390,6 @@
                 <w:sz w:val="23"/>
                 <w:szCs w:val="23"/>
               </w:rPr>
-              <w:lastRenderedPageBreak/>
               <w:t>experts. Find people you admire in your area of interest. Try to get as close to them as possible. Observe them carefully. If possible, talk to them. Ask lots of questions. Don't copy them, but try to learn from them. And don't be afraid to experiment, try something new.</w:t>
             </w:r>
           </w:p>
@@ -17170,25 +15468,7 @@
                 <w:sz w:val="23"/>
                 <w:szCs w:val="23"/>
               </w:rPr>
-              <w:t xml:space="preserve">work on. One thing is for </w:t>
-            </w:r>
-            <w:proofErr w:type="gramStart"/>
-            <w:r>
-              <w:rPr>
-                <w:rFonts w:ascii="Source Sans 3" w:hAnsi="Source Sans 3"/>
-                <w:sz w:val="23"/>
-                <w:szCs w:val="23"/>
-              </w:rPr>
-              <w:t>sure,</w:t>
-            </w:r>
-            <w:proofErr w:type="gramEnd"/>
-            <w:r>
-              <w:rPr>
-                <w:rFonts w:ascii="Source Sans 3" w:hAnsi="Source Sans 3"/>
-                <w:sz w:val="23"/>
-                <w:szCs w:val="23"/>
-              </w:rPr>
-              <w:t xml:space="preserve"> nobody is going to come to you. You have to make opportunities for yourself. You have a product to sell and the product is you. It's much easier to do that these days, especially with the internet around. Many people use social media for this.</w:t>
+              <w:t>work on. One thing is for sure, nobody is going to come to you. You have to make opportunities for yourself. You have a product to sell and the product is you. It's much easier to do that these days, especially with the internet around. Many people use social media for this.</w:t>
             </w:r>
           </w:p>
           <w:p>
@@ -17464,43 +15744,7 @@
                 <w:sz w:val="23"/>
                 <w:szCs w:val="23"/>
               </w:rPr>
-              <w:t xml:space="preserve">Remember that a film is really a story in pictures. There are lots of ways of telling a story. </w:t>
-            </w:r>
-            <w:proofErr w:type="gramStart"/>
-            <w:r>
-              <w:rPr>
-                <w:rFonts w:ascii="Source Sans 3" w:hAnsi="Source Sans 3"/>
-                <w:sz w:val="23"/>
-                <w:szCs w:val="23"/>
-              </w:rPr>
-              <w:t>So</w:t>
-            </w:r>
-            <w:proofErr w:type="gramEnd"/>
-            <w:r>
-              <w:rPr>
-                <w:rFonts w:ascii="Source Sans 3" w:hAnsi="Source Sans 3"/>
-                <w:sz w:val="23"/>
-                <w:szCs w:val="23"/>
-              </w:rPr>
-              <w:t xml:space="preserve"> choose a style of film that suits the talents of the group. If you have talented artists, but no good writers, or actors, you might want to make your film in the style of a cartoon or </w:t>
-            </w:r>
-            <w:proofErr w:type="spellStart"/>
-            <w:r>
-              <w:rPr>
-                <w:rFonts w:ascii="Source Sans 3" w:hAnsi="Source Sans 3"/>
-                <w:sz w:val="23"/>
-                <w:szCs w:val="23"/>
-              </w:rPr>
-              <w:t>someother</w:t>
-            </w:r>
-            <w:proofErr w:type="spellEnd"/>
-            <w:r>
-              <w:rPr>
-                <w:rFonts w:ascii="Source Sans 3" w:hAnsi="Source Sans 3"/>
-                <w:sz w:val="23"/>
-                <w:szCs w:val="23"/>
-              </w:rPr>
-              <w:t xml:space="preserve"> kind of animation. Last year a group made an excellent film using Lego bricks.</w:t>
+              <w:t>Remember that a film is really a story in pictures. There are lots of ways of telling a story. So choose a style of film that suits the talents of the group. If you have talented artists, but no good writers, or actors, you might want to make your film in the style of a cartoon or someother kind of animation. Last year a group made an excellent film using Lego bricks.</w:t>
             </w:r>
           </w:p>
           <w:p>
@@ -17600,25 +15844,7 @@
                 <w:sz w:val="23"/>
                 <w:szCs w:val="23"/>
               </w:rPr>
-              <w:t xml:space="preserve">That brings me to the next stage-casting your film-finding the actors. Don't just rely on your friends. Be creative! Perhaps you could advertise on social media. Or if your film needs a doctor, perhaps you could ask one from the </w:t>
-            </w:r>
-            <w:proofErr w:type="spellStart"/>
-            <w:r>
-              <w:rPr>
-                <w:rFonts w:ascii="Source Sans 3" w:hAnsi="Source Sans 3"/>
-                <w:sz w:val="23"/>
-                <w:szCs w:val="23"/>
-              </w:rPr>
-              <w:t>localhospital</w:t>
-            </w:r>
-            <w:proofErr w:type="spellEnd"/>
-            <w:r>
-              <w:rPr>
-                <w:rFonts w:ascii="Source Sans 3" w:hAnsi="Source Sans 3"/>
-                <w:sz w:val="23"/>
-                <w:szCs w:val="23"/>
-              </w:rPr>
-              <w:t xml:space="preserve"> if they could spare a couple of hours for you?</w:t>
+              <w:t>That brings me to the next stage-casting your film-finding the actors. Don't just rely on your friends. Be creative! Perhaps you could advertise on social media. Or if your film needs a doctor, perhaps you could ask one from the localhospital if they could spare a couple of hours for you?</w:t>
             </w:r>
           </w:p>
           <w:p>
@@ -17789,6 +16015,7 @@
                 <w:sz w:val="23"/>
                 <w:szCs w:val="23"/>
               </w:rPr>
+              <w:lastRenderedPageBreak/>
               <w:t>Mindset_L1_65.mp3</w:t>
             </w:r>
           </w:p>
@@ -17836,25 +16063,7 @@
                 <w:sz w:val="23"/>
                 <w:szCs w:val="23"/>
               </w:rPr>
-              <w:t xml:space="preserve">David Beckham became famous because he was a very talented footballer. His </w:t>
-            </w:r>
-            <w:proofErr w:type="spellStart"/>
-            <w:r>
-              <w:rPr>
-                <w:rFonts w:ascii="Source Sans 3" w:hAnsi="Source Sans 3"/>
-                <w:sz w:val="23"/>
-                <w:szCs w:val="23"/>
-              </w:rPr>
-              <w:t>speciality</w:t>
-            </w:r>
-            <w:proofErr w:type="spellEnd"/>
-            <w:r>
-              <w:rPr>
-                <w:rFonts w:ascii="Source Sans 3" w:hAnsi="Source Sans 3"/>
-                <w:sz w:val="23"/>
-                <w:szCs w:val="23"/>
-              </w:rPr>
-              <w:t xml:space="preserve"> was scoring amazing goals from free kicks. But he wasn't well-known only for his football skills. He became even more famous when he married a pop star - Victoria, one of the Spice Girls. And another reason for his fame was his good looks and his style. I think almost every boy in the world wanted to have a David Beckham haircut! I know I did.</w:t>
+              <w:t>David Beckham became famous because he was a very talented footballer. His speciality was scoring amazing goals from free kicks. But he wasn't well-known only for his football skills. He became even more famous when he married a pop star - Victoria, one of the Spice Girls. And another reason for his fame was his good looks and his style. I think almost every boy in the world wanted to have a David Beckham haircut! I know I did.</w:t>
             </w:r>
           </w:p>
           <w:p>
@@ -17967,7 +16176,6 @@
                 <w:sz w:val="23"/>
                 <w:szCs w:val="23"/>
               </w:rPr>
-              <w:lastRenderedPageBreak/>
               <w:t>This creature is found in the mountains of Central Africa. It has black hair all over its body, which is much thicker than that of other members of the species. This means that it can live in colder temperatures. There are only about 900 of these apes in the wild. A lot of the green plants they eat have been destroyed, and they have also been killed in the past for their fur.</w:t>
             </w:r>
           </w:p>
@@ -18012,25 +16220,7 @@
                 <w:sz w:val="23"/>
                 <w:szCs w:val="23"/>
               </w:rPr>
-              <w:t xml:space="preserve">This creature lives in the ocean from Australia up to Japan. Many of them are quite small, with a body that grows up to five </w:t>
-            </w:r>
-            <w:proofErr w:type="spellStart"/>
-            <w:r>
-              <w:rPr>
-                <w:rFonts w:ascii="Source Sans 3" w:hAnsi="Source Sans 3"/>
-                <w:sz w:val="23"/>
-                <w:szCs w:val="23"/>
-              </w:rPr>
-              <w:t>centimetres</w:t>
-            </w:r>
-            <w:proofErr w:type="spellEnd"/>
-            <w:r>
-              <w:rPr>
-                <w:rFonts w:ascii="Source Sans 3" w:hAnsi="Source Sans 3"/>
-                <w:sz w:val="23"/>
-                <w:szCs w:val="23"/>
-              </w:rPr>
-              <w:t xml:space="preserve"> long, and they have long tentacles, or arms. Its name comes from the bright blue rings that show up when it's frightened. You need to be careful in the sea around them as they are very poisonous.</w:t>
+              <w:t>This creature lives in the ocean from Australia up to Japan. Many of them are quite small, with a body that grows up to five centimetres long, and they have long tentacles, or arms. Its name comes from the bright blue rings that show up when it's frightened. You need to be careful in the sea around them as they are very poisonous.</w:t>
             </w:r>
           </w:p>
           <w:p>
@@ -18283,25 +16473,7 @@
                 <w:sz w:val="23"/>
                 <w:szCs w:val="23"/>
               </w:rPr>
-              <w:t xml:space="preserve">gorillas make them on the ground instead. And they sleep wherever they end their day and they rarely sleep in the same bed twice! So, I'll move on to talk about the physical features of the mountain gorilla. In other words, what it looks like. So here are some more photographs on screen for you all to have a look at. This gorilla here on the left is a male gorilla. We know that he's an older male gorilla because of the </w:t>
-            </w:r>
-            <w:proofErr w:type="spellStart"/>
-            <w:r>
-              <w:rPr>
-                <w:rFonts w:ascii="Source Sans 3" w:hAnsi="Source Sans 3"/>
-                <w:sz w:val="23"/>
-                <w:szCs w:val="23"/>
-              </w:rPr>
-              <w:t>colour</w:t>
-            </w:r>
-            <w:proofErr w:type="spellEnd"/>
-            <w:r>
-              <w:rPr>
-                <w:rFonts w:ascii="Source Sans 3" w:hAnsi="Source Sans 3"/>
-                <w:sz w:val="23"/>
-                <w:szCs w:val="23"/>
-              </w:rPr>
-              <w:t xml:space="preserve"> of his coat. As you can see, his coat is grey. He's called a silverback. Younger male gorillas are called blackbacks. And there's an obvious reason for that! Yes, a young adult male has a black coat. As he gets older, his coat turns from black to grey.</w:t>
+              <w:t>gorillas make them on the ground instead. And they sleep wherever they end their day and they rarely sleep in the same bed twice! So, I'll move on to talk about the physical features of the mountain gorilla. In other words, what it looks like. So here are some more photographs on screen for you all to have a look at. This gorilla here on the left is a male gorilla. We know that he's an older male gorilla because of the colour of his coat. As you can see, his coat is grey. He's called a silverback. Younger male gorillas are called blackbacks. And there's an obvious reason for that! Yes, a young adult male has a black coat. As he gets older, his coat turns from black to grey.</w:t>
             </w:r>
           </w:p>
           <w:p>
@@ -18341,25 +16513,7 @@
                 <w:sz w:val="23"/>
                 <w:szCs w:val="23"/>
               </w:rPr>
-              <w:t xml:space="preserve">I'd like to conclude by talking about some of the threats that mountain gorillas face. They are in serious danger of disappearing from our world altogether. Let's have a look at two reasons why they're in such danger. And both of these reasons are connected to human activity. Firstly, people are damaging the mountain forests where these gorillas live. They're cutting down the trees to build farms and towns. Mountain gorillas live in close family groups and this means that it's difficult for them to get enough to eat in the small areas they now have to live in. Secondly, gorillas are also suffering as a result of hunting. Sadly, some people find and kill them to sell. </w:t>
-            </w:r>
-            <w:proofErr w:type="gramStart"/>
-            <w:r>
-              <w:rPr>
-                <w:rFonts w:ascii="Source Sans 3" w:hAnsi="Source Sans 3"/>
-                <w:sz w:val="23"/>
-                <w:szCs w:val="23"/>
-              </w:rPr>
-              <w:t>So</w:t>
-            </w:r>
-            <w:proofErr w:type="gramEnd"/>
-            <w:r>
-              <w:rPr>
-                <w:rFonts w:ascii="Source Sans 3" w:hAnsi="Source Sans 3"/>
-                <w:sz w:val="23"/>
-                <w:szCs w:val="23"/>
-              </w:rPr>
-              <w:t xml:space="preserve"> it's a very sad situation indeed for these beautiful animals.</w:t>
+              <w:t>I'd like to conclude by talking about some of the threats that mountain gorillas face. They are in serious danger of disappearing from our world altogether. Let's have a look at two reasons why they're in such danger. And both of these reasons are connected to human activity. Firstly, people are damaging the mountain forests where these gorillas live. They're cutting down the trees to build farms and towns. Mountain gorillas live in close family groups and this means that it's difficult for them to get enough to eat in the small areas they now have to live in. Secondly, gorillas are also suffering as a result of hunting. Sadly, some people find and kill them to sell. So it's a very sad situation indeed for these beautiful animals.</w:t>
             </w:r>
           </w:p>
         </w:tc>
@@ -18468,25 +16622,7 @@
                 <w:sz w:val="23"/>
                 <w:szCs w:val="23"/>
               </w:rPr>
-              <w:t xml:space="preserve">Now, both the male and the female American bullfrogs have green or brown bodies and have dark spots on the top. But there's one important difference between them - the male's throat is yellow but the female has a white one instead. And the other difference is their eardrums, here just behind their eyes. Those of the male are much larger than the </w:t>
-            </w:r>
-            <w:proofErr w:type="gramStart"/>
-            <w:r>
-              <w:rPr>
-                <w:rFonts w:ascii="Source Sans 3" w:hAnsi="Source Sans 3"/>
-                <w:sz w:val="23"/>
-                <w:szCs w:val="23"/>
-              </w:rPr>
-              <w:t>female's</w:t>
-            </w:r>
-            <w:proofErr w:type="gramEnd"/>
-            <w:r>
-              <w:rPr>
-                <w:rFonts w:ascii="Source Sans 3" w:hAnsi="Source Sans 3"/>
-                <w:sz w:val="23"/>
-                <w:szCs w:val="23"/>
-              </w:rPr>
-              <w:t>.</w:t>
+              <w:t>Now, both the male and the female American bullfrogs have green or brown bodies and have dark spots on the top. But there's one important difference between them - the male's throat is yellow but the female has a white one instead. And the other difference is their eardrums, here just behind their eyes. Those of the male are much larger than the female's.</w:t>
             </w:r>
           </w:p>
           <w:p>
@@ -18635,6 +16771,7 @@
                 <w:sz w:val="23"/>
                 <w:szCs w:val="23"/>
               </w:rPr>
+              <w:lastRenderedPageBreak/>
               <w:t>OK, so now let's examine what these box jellyfish look like. There are no prizes for guessing why it's called a box jellyfish! You can see that it's shaped like a box or a cube, with four sides and rounded corners.</w:t>
             </w:r>
           </w:p>
@@ -18695,25 +16832,7 @@
                 <w:sz w:val="23"/>
                 <w:szCs w:val="23"/>
               </w:rPr>
-              <w:t xml:space="preserve">It's got 15 of these growing from each of the four corners of the box. Now, you may be surprised to learn that these tentacles can grow to a length of three </w:t>
-            </w:r>
-            <w:proofErr w:type="spellStart"/>
-            <w:r>
-              <w:rPr>
-                <w:rFonts w:ascii="Source Sans 3" w:hAnsi="Source Sans 3"/>
-                <w:sz w:val="23"/>
-                <w:szCs w:val="23"/>
-              </w:rPr>
-              <w:t>metres</w:t>
-            </w:r>
-            <w:proofErr w:type="spellEnd"/>
-            <w:r>
-              <w:rPr>
-                <w:rFonts w:ascii="Source Sans 3" w:hAnsi="Source Sans 3"/>
-                <w:sz w:val="23"/>
-                <w:szCs w:val="23"/>
-              </w:rPr>
-              <w:t>! And another surprising thing is its large number of eyes, that's six eyes on each of its four sides, so 24 altogether.</w:t>
+              <w:t>It's got 15 of these growing from each of the four corners of the box. Now, you may be surprised to learn that these tentacles can grow to a length of three metres! And another surprising thing is its large number of eyes, that's six eyes on each of its four sides, so 24 altogether.</w:t>
             </w:r>
           </w:p>
           <w:p>
@@ -18793,7 +16912,6 @@
                 <w:sz w:val="23"/>
                 <w:szCs w:val="23"/>
               </w:rPr>
-              <w:lastRenderedPageBreak/>
               <w:t>And then, the best thing to help is vinegar. Yes, the same vinegar you use when you're cooking! Many Australian beaches keep bottles of it near the jellyfish warning signs. You should pour a bottle over the tentacles for 30 seconds, and then the tentacles can be removed. However, if you get stung and don't have any vinegar, you should pour seawater on the skin. This will help to ease the pain before you can get further medical help.</w:t>
             </w:r>
           </w:p>

--- a/assets/data/Mindset 01/Mindset1- Audio Scripts.docx
+++ b/assets/data/Mindset 01/Mindset1- Audio Scripts.docx
@@ -1,6 +1,6 @@
 
 <file path=word/document.xml><?xml version="1.0" encoding="utf-8"?>
-<w:document xmlns:wpc="http://schemas.microsoft.com/office/word/2010/wordprocessingCanvas" xmlns:cx="http://schemas.microsoft.com/office/drawing/2014/chartex" xmlns:cx1="http://schemas.microsoft.com/office/drawing/2015/9/8/chartex" xmlns:cx2="http://schemas.microsoft.com/office/drawing/2015/10/21/chartex" xmlns:cx3="http://schemas.microsoft.com/office/drawing/2016/5/9/chartex" xmlns:cx4="http://schemas.microsoft.com/office/drawing/2016/5/10/chartex" xmlns:cx5="http://schemas.microsoft.com/office/drawing/2016/5/11/chartex" xmlns:cx6="http://schemas.microsoft.com/office/drawing/2016/5/12/chartex" xmlns:cx7="http://schemas.microsoft.com/office/drawing/2016/5/13/chartex" xmlns:cx8="http://schemas.microsoft.com/office/drawing/2016/5/14/chartex" xmlns:mc="http://schemas.openxmlformats.org/markup-compatibility/2006" xmlns:aink="http://schemas.microsoft.com/office/drawing/2016/ink" xmlns:am3d="http://schemas.microsoft.com/office/drawing/2017/model3d" xmlns:o="urn:schemas-microsoft-com:office:office" xmlns:oel="http://schemas.microsoft.com/office/2019/extlst" xmlns:r="http://schemas.openxmlformats.org/officeDocument/2006/relationships" xmlns:m="http://schemas.openxmlformats.org/officeDocument/2006/math" xmlns:v="urn:schemas-microsoft-com:vml" xmlns:wp14="http://schemas.microsoft.com/office/word/2010/wordprocessingDrawing" xmlns:wp="http://schemas.openxmlformats.org/drawingml/2006/wordprocessingDrawing" xmlns:w10="urn:schemas-microsoft-com:office:word" xmlns:w="http://schemas.openxmlformats.org/wordprocessingml/2006/main" xmlns:w14="http://schemas.microsoft.com/office/word/2010/wordml" xmlns:w15="http://schemas.microsoft.com/office/word/2012/wordml" xmlns:w16cex="http://schemas.microsoft.com/office/word/2018/wordml/cex" xmlns:w16cid="http://schemas.microsoft.com/office/word/2016/wordml/cid" xmlns:w16="http://schemas.microsoft.com/office/word/2018/wordml" xmlns:w16du="http://schemas.microsoft.com/office/word/2023/wordml/word16du" xmlns:w16sdtdh="http://schemas.microsoft.com/office/word/2020/wordml/sdtdatahash" xmlns:w16sdtfl="http://schemas.microsoft.com/office/word/2024/wordml/sdtformatlock" xmlns:w16se="http://schemas.microsoft.com/office/word/2015/wordml/symex" xmlns:wpg="http://schemas.microsoft.com/office/word/2010/wordprocessingGroup" xmlns:wpi="http://schemas.microsoft.com/office/word/2010/wordprocessingInk" xmlns:wne="http://schemas.microsoft.com/office/word/2006/wordml" xmlns:wps="http://schemas.microsoft.com/office/word/2010/wordprocessingShape" mc:Ignorable="w14 w15 w16se w16cid w16 w16cex w16sdtdh w16sdtfl w16du wp14">
+<w:document xmlns:wpc="http://schemas.microsoft.com/office/word/2010/wordprocessingCanvas" xmlns:cx="http://schemas.microsoft.com/office/drawing/2014/chartex" xmlns:cx1="http://schemas.microsoft.com/office/drawing/2015/9/8/chartex" xmlns:cx2="http://schemas.microsoft.com/office/drawing/2015/10/21/chartex" xmlns:cx3="http://schemas.microsoft.com/office/drawing/2016/5/9/chartex" xmlns:cx4="http://schemas.microsoft.com/office/drawing/2016/5/10/chartex" xmlns:cx5="http://schemas.microsoft.com/office/drawing/2016/5/11/chartex" xmlns:cx6="http://schemas.microsoft.com/office/drawing/2016/5/12/chartex" xmlns:cx7="http://schemas.microsoft.com/office/drawing/2016/5/13/chartex" xmlns:cx8="http://schemas.microsoft.com/office/drawing/2016/5/14/chartex" xmlns:mc="http://schemas.openxmlformats.org/markup-compatibility/2006" xmlns:aink="http://schemas.microsoft.com/office/drawing/2016/ink" xmlns:am3d="http://schemas.microsoft.com/office/drawing/2017/model3d" xmlns:o="urn:schemas-microsoft-com:office:office" xmlns:oel="http://schemas.microsoft.com/office/2019/extlst" xmlns:r="http://schemas.openxmlformats.org/officeDocument/2006/relationships" xmlns:m="http://schemas.openxmlformats.org/officeDocument/2006/math" xmlns:v="urn:schemas-microsoft-com:vml" xmlns:wp14="http://schemas.microsoft.com/office/word/2010/wordprocessingDrawing" xmlns:wp="http://schemas.openxmlformats.org/drawingml/2006/wordprocessingDrawing" xmlns:w10="urn:schemas-microsoft-com:office:word" xmlns:w="http://schemas.openxmlformats.org/wordprocessingml/2006/main" xmlns:w14="http://schemas.microsoft.com/office/word/2010/wordml" xmlns:w15="http://schemas.microsoft.com/office/word/2012/wordml" xmlns:w16cex="http://schemas.microsoft.com/office/word/2018/wordml/cex" xmlns:w16cid="http://schemas.microsoft.com/office/word/2016/wordml/cid" xmlns:w16="http://schemas.microsoft.com/office/word/2018/wordml" xmlns:w16sdtdh="http://schemas.microsoft.com/office/word/2020/wordml/sdtdatahash" xmlns:w16se="http://schemas.microsoft.com/office/word/2015/wordml/symex" xmlns:wpg="http://schemas.microsoft.com/office/word/2010/wordprocessingGroup" xmlns:wpi="http://schemas.microsoft.com/office/word/2010/wordprocessingInk" xmlns:wne="http://schemas.microsoft.com/office/word/2006/wordml" xmlns:wps="http://schemas.microsoft.com/office/word/2010/wordprocessingShape" mc:Ignorable="w14 w15 w16se w16cid w16 w16cex w16sdtdh wp14">
   <w:body>
     <w:tbl>
       <w:tblPr>
@@ -278,7 +278,43 @@
                 <w:sz w:val="23"/>
                 <w:szCs w:val="23"/>
               </w:rPr>
-              <w:t xml:space="preserve"> Yes, I'm looking for a gift for my sister. She's going to be 18 next week. So I thought a piece of jewellery would be nice.</w:t>
+              <w:t xml:space="preserve"> Yes, I'm looking for a gift for my sister. She's going to be 18 next week. </w:t>
+            </w:r>
+            <w:proofErr w:type="gramStart"/>
+            <w:r>
+              <w:rPr>
+                <w:rFonts w:ascii="Source Sans 3" w:hAnsi="Source Sans 3"/>
+                <w:sz w:val="23"/>
+                <w:szCs w:val="23"/>
+              </w:rPr>
+              <w:t>So</w:t>
+            </w:r>
+            <w:proofErr w:type="gramEnd"/>
+            <w:r>
+              <w:rPr>
+                <w:rFonts w:ascii="Source Sans 3" w:hAnsi="Source Sans 3"/>
+                <w:sz w:val="23"/>
+                <w:szCs w:val="23"/>
+              </w:rPr>
+              <w:t xml:space="preserve"> I thought a piece of </w:t>
+            </w:r>
+            <w:proofErr w:type="spellStart"/>
+            <w:r>
+              <w:rPr>
+                <w:rFonts w:ascii="Source Sans 3" w:hAnsi="Source Sans 3"/>
+                <w:sz w:val="23"/>
+                <w:szCs w:val="23"/>
+              </w:rPr>
+              <w:t>jewellery</w:t>
+            </w:r>
+            <w:proofErr w:type="spellEnd"/>
+            <w:r>
+              <w:rPr>
+                <w:rFonts w:ascii="Source Sans 3" w:hAnsi="Source Sans 3"/>
+                <w:sz w:val="23"/>
+                <w:szCs w:val="23"/>
+              </w:rPr>
+              <w:t xml:space="preserve"> would be nice.</w:t>
             </w:r>
           </w:p>
           <w:p>
@@ -378,7 +414,43 @@
                 <w:sz w:val="23"/>
                 <w:szCs w:val="23"/>
               </w:rPr>
-              <w:t xml:space="preserve">  Does she have a favourite colour?</w:t>
+              <w:t xml:space="preserve">  Does she have a </w:t>
+            </w:r>
+            <w:proofErr w:type="spellStart"/>
+            <w:r>
+              <w:rPr>
+                <w:rFonts w:ascii="Source Sans 3" w:hAnsi="Source Sans 3"/>
+                <w:sz w:val="23"/>
+                <w:szCs w:val="23"/>
+              </w:rPr>
+              <w:t>favourite</w:t>
+            </w:r>
+            <w:proofErr w:type="spellEnd"/>
+            <w:r>
+              <w:rPr>
+                <w:rFonts w:ascii="Source Sans 3" w:hAnsi="Source Sans 3"/>
+                <w:sz w:val="23"/>
+                <w:szCs w:val="23"/>
+              </w:rPr>
+              <w:t xml:space="preserve"> </w:t>
+            </w:r>
+            <w:proofErr w:type="spellStart"/>
+            <w:r>
+              <w:rPr>
+                <w:rFonts w:ascii="Source Sans 3" w:hAnsi="Source Sans 3"/>
+                <w:sz w:val="23"/>
+                <w:szCs w:val="23"/>
+              </w:rPr>
+              <w:t>colour</w:t>
+            </w:r>
+            <w:proofErr w:type="spellEnd"/>
+            <w:r>
+              <w:rPr>
+                <w:rFonts w:ascii="Source Sans 3" w:hAnsi="Source Sans 3"/>
+                <w:sz w:val="23"/>
+                <w:szCs w:val="23"/>
+              </w:rPr>
+              <w:t>?</w:t>
             </w:r>
           </w:p>
           <w:p>
@@ -1387,7 +1459,43 @@
                 <w:sz w:val="23"/>
                 <w:szCs w:val="23"/>
               </w:rPr>
-              <w:t xml:space="preserve"> Yes, I'm looking for a gift for my sister. She's going to be 18 next week. So I thought a piece of jewellery would be nice.</w:t>
+              <w:t xml:space="preserve"> Yes, I'm looking for a gift for my sister. She's going to be 18 next week. </w:t>
+            </w:r>
+            <w:proofErr w:type="gramStart"/>
+            <w:r>
+              <w:rPr>
+                <w:rFonts w:ascii="Source Sans 3" w:hAnsi="Source Sans 3"/>
+                <w:sz w:val="23"/>
+                <w:szCs w:val="23"/>
+              </w:rPr>
+              <w:t>So</w:t>
+            </w:r>
+            <w:proofErr w:type="gramEnd"/>
+            <w:r>
+              <w:rPr>
+                <w:rFonts w:ascii="Source Sans 3" w:hAnsi="Source Sans 3"/>
+                <w:sz w:val="23"/>
+                <w:szCs w:val="23"/>
+              </w:rPr>
+              <w:t xml:space="preserve"> I thought a piece of </w:t>
+            </w:r>
+            <w:proofErr w:type="spellStart"/>
+            <w:r>
+              <w:rPr>
+                <w:rFonts w:ascii="Source Sans 3" w:hAnsi="Source Sans 3"/>
+                <w:sz w:val="23"/>
+                <w:szCs w:val="23"/>
+              </w:rPr>
+              <w:t>jewellery</w:t>
+            </w:r>
+            <w:proofErr w:type="spellEnd"/>
+            <w:r>
+              <w:rPr>
+                <w:rFonts w:ascii="Source Sans 3" w:hAnsi="Source Sans 3"/>
+                <w:sz w:val="23"/>
+                <w:szCs w:val="23"/>
+              </w:rPr>
+              <w:t xml:space="preserve"> would be nice.</w:t>
             </w:r>
           </w:p>
           <w:p>
@@ -1474,7 +1582,43 @@
                 <w:sz w:val="23"/>
                 <w:szCs w:val="23"/>
               </w:rPr>
-              <w:t xml:space="preserve"> Does she have a favourite colour?</w:t>
+              <w:t xml:space="preserve"> Does she have a </w:t>
+            </w:r>
+            <w:proofErr w:type="spellStart"/>
+            <w:r>
+              <w:rPr>
+                <w:rFonts w:ascii="Source Sans 3" w:hAnsi="Source Sans 3"/>
+                <w:sz w:val="23"/>
+                <w:szCs w:val="23"/>
+              </w:rPr>
+              <w:t>favourite</w:t>
+            </w:r>
+            <w:proofErr w:type="spellEnd"/>
+            <w:r>
+              <w:rPr>
+                <w:rFonts w:ascii="Source Sans 3" w:hAnsi="Source Sans 3"/>
+                <w:sz w:val="23"/>
+                <w:szCs w:val="23"/>
+              </w:rPr>
+              <w:t xml:space="preserve"> </w:t>
+            </w:r>
+            <w:proofErr w:type="spellStart"/>
+            <w:r>
+              <w:rPr>
+                <w:rFonts w:ascii="Source Sans 3" w:hAnsi="Source Sans 3"/>
+                <w:sz w:val="23"/>
+                <w:szCs w:val="23"/>
+              </w:rPr>
+              <w:t>colour</w:t>
+            </w:r>
+            <w:proofErr w:type="spellEnd"/>
+            <w:r>
+              <w:rPr>
+                <w:rFonts w:ascii="Source Sans 3" w:hAnsi="Source Sans 3"/>
+                <w:sz w:val="23"/>
+                <w:szCs w:val="23"/>
+              </w:rPr>
+              <w:t>?</w:t>
             </w:r>
           </w:p>
           <w:p>
@@ -1648,7 +1792,25 @@
                 <w:sz w:val="23"/>
                 <w:szCs w:val="23"/>
               </w:rPr>
-              <w:t xml:space="preserve"> Well, they were £30, but actually we've got a sale on at the moment, so they're a little cheaper - only £20. So you can save £10!</w:t>
+              <w:t xml:space="preserve"> Well, they were £30, but actually we've got a sale on at the moment, so they're a little cheaper - only £20. </w:t>
+            </w:r>
+            <w:proofErr w:type="gramStart"/>
+            <w:r>
+              <w:rPr>
+                <w:rFonts w:ascii="Source Sans 3" w:hAnsi="Source Sans 3"/>
+                <w:sz w:val="23"/>
+                <w:szCs w:val="23"/>
+              </w:rPr>
+              <w:t>So</w:t>
+            </w:r>
+            <w:proofErr w:type="gramEnd"/>
+            <w:r>
+              <w:rPr>
+                <w:rFonts w:ascii="Source Sans 3" w:hAnsi="Source Sans 3"/>
+                <w:sz w:val="23"/>
+                <w:szCs w:val="23"/>
+              </w:rPr>
+              <w:t xml:space="preserve"> you can save £10!</w:t>
             </w:r>
           </w:p>
           <w:p>
@@ -1939,7 +2101,43 @@
                 <w:sz w:val="23"/>
                 <w:szCs w:val="23"/>
               </w:rPr>
-              <w:t xml:space="preserve"> Well they were £30, but actually we've got a sale on at the moment, so they're a little cheaper - only £20. So you can save £10!</w:t>
+              <w:t xml:space="preserve"> </w:t>
+            </w:r>
+            <w:proofErr w:type="gramStart"/>
+            <w:r>
+              <w:rPr>
+                <w:rFonts w:ascii="Source Sans 3" w:hAnsi="Source Sans 3"/>
+                <w:sz w:val="23"/>
+                <w:szCs w:val="23"/>
+              </w:rPr>
+              <w:t>Well</w:t>
+            </w:r>
+            <w:proofErr w:type="gramEnd"/>
+            <w:r>
+              <w:rPr>
+                <w:rFonts w:ascii="Source Sans 3" w:hAnsi="Source Sans 3"/>
+                <w:sz w:val="23"/>
+                <w:szCs w:val="23"/>
+              </w:rPr>
+              <w:t xml:space="preserve"> they were £30, but actually we've got a sale on at the moment, so they're a little cheaper - only £20. </w:t>
+            </w:r>
+            <w:proofErr w:type="gramStart"/>
+            <w:r>
+              <w:rPr>
+                <w:rFonts w:ascii="Source Sans 3" w:hAnsi="Source Sans 3"/>
+                <w:sz w:val="23"/>
+                <w:szCs w:val="23"/>
+              </w:rPr>
+              <w:t>So</w:t>
+            </w:r>
+            <w:proofErr w:type="gramEnd"/>
+            <w:r>
+              <w:rPr>
+                <w:rFonts w:ascii="Source Sans 3" w:hAnsi="Source Sans 3"/>
+                <w:sz w:val="23"/>
+                <w:szCs w:val="23"/>
+              </w:rPr>
+              <w:t xml:space="preserve"> you can save £10!</w:t>
             </w:r>
           </w:p>
         </w:tc>
@@ -2113,7 +2311,79 @@
                 <w:sz w:val="23"/>
                 <w:szCs w:val="23"/>
               </w:rPr>
-              <w:t xml:space="preserve"> She's my niece - my brother's daughter. Her name's Tae-Hee. She's one year old in this picture. It's a very important birthday in Korea - we call it 'Dol' or Doljanchi. It's a very special celebration - in fact, I think it's probably more important than a wedding or a graduation! And we invite all our family and friends and sometimes our neighbours. Here's a picture of the restaurant where we celebrated Tae-Hee's big day.</w:t>
+              <w:t xml:space="preserve"> She's my niece - my brother's daughter. Her name's Tae-</w:t>
+            </w:r>
+            <w:proofErr w:type="spellStart"/>
+            <w:r>
+              <w:rPr>
+                <w:rFonts w:ascii="Source Sans 3" w:hAnsi="Source Sans 3"/>
+                <w:sz w:val="23"/>
+                <w:szCs w:val="23"/>
+              </w:rPr>
+              <w:t>Hee</w:t>
+            </w:r>
+            <w:proofErr w:type="spellEnd"/>
+            <w:r>
+              <w:rPr>
+                <w:rFonts w:ascii="Source Sans 3" w:hAnsi="Source Sans 3"/>
+                <w:sz w:val="23"/>
+                <w:szCs w:val="23"/>
+              </w:rPr>
+              <w:t xml:space="preserve">. She's one year old in this picture. It's a very important birthday in Korea - we call it 'Dol' or </w:t>
+            </w:r>
+            <w:proofErr w:type="spellStart"/>
+            <w:r>
+              <w:rPr>
+                <w:rFonts w:ascii="Source Sans 3" w:hAnsi="Source Sans 3"/>
+                <w:sz w:val="23"/>
+                <w:szCs w:val="23"/>
+              </w:rPr>
+              <w:t>Doljanchi</w:t>
+            </w:r>
+            <w:proofErr w:type="spellEnd"/>
+            <w:r>
+              <w:rPr>
+                <w:rFonts w:ascii="Source Sans 3" w:hAnsi="Source Sans 3"/>
+                <w:sz w:val="23"/>
+                <w:szCs w:val="23"/>
+              </w:rPr>
+              <w:t xml:space="preserve">. It's a very special celebration - in fact, I think it's probably more important than a wedding or a graduation! And we invite all our family and friends and sometimes our </w:t>
+            </w:r>
+            <w:proofErr w:type="spellStart"/>
+            <w:r>
+              <w:rPr>
+                <w:rFonts w:ascii="Source Sans 3" w:hAnsi="Source Sans 3"/>
+                <w:sz w:val="23"/>
+                <w:szCs w:val="23"/>
+              </w:rPr>
+              <w:t>neighbours</w:t>
+            </w:r>
+            <w:proofErr w:type="spellEnd"/>
+            <w:r>
+              <w:rPr>
+                <w:rFonts w:ascii="Source Sans 3" w:hAnsi="Source Sans 3"/>
+                <w:sz w:val="23"/>
+                <w:szCs w:val="23"/>
+              </w:rPr>
+              <w:t>. Here's a picture of the restaurant where we celebrated Tae-</w:t>
+            </w:r>
+            <w:proofErr w:type="spellStart"/>
+            <w:r>
+              <w:rPr>
+                <w:rFonts w:ascii="Source Sans 3" w:hAnsi="Source Sans 3"/>
+                <w:sz w:val="23"/>
+                <w:szCs w:val="23"/>
+              </w:rPr>
+              <w:t>Hee's</w:t>
+            </w:r>
+            <w:proofErr w:type="spellEnd"/>
+            <w:r>
+              <w:rPr>
+                <w:rFonts w:ascii="Source Sans 3" w:hAnsi="Source Sans 3"/>
+                <w:sz w:val="23"/>
+                <w:szCs w:val="23"/>
+              </w:rPr>
+              <w:t xml:space="preserve"> big day.</w:t>
             </w:r>
           </w:p>
           <w:p>
@@ -2200,7 +2470,25 @@
                 <w:sz w:val="23"/>
                 <w:szCs w:val="23"/>
               </w:rPr>
-              <w:t xml:space="preserve"> Ah yes, I like your hat! And I like the red and silver hat Tae-Hee's wearing too. It's really pretty.</w:t>
+              <w:t xml:space="preserve"> Ah yes, I like your hat! And I like the red and silver hat Tae-</w:t>
+            </w:r>
+            <w:proofErr w:type="spellStart"/>
+            <w:r>
+              <w:rPr>
+                <w:rFonts w:ascii="Source Sans 3" w:hAnsi="Source Sans 3"/>
+                <w:sz w:val="23"/>
+                <w:szCs w:val="23"/>
+              </w:rPr>
+              <w:t>Hee's</w:t>
+            </w:r>
+            <w:proofErr w:type="spellEnd"/>
+            <w:r>
+              <w:rPr>
+                <w:rFonts w:ascii="Source Sans 3" w:hAnsi="Source Sans 3"/>
+                <w:sz w:val="23"/>
+                <w:szCs w:val="23"/>
+              </w:rPr>
+              <w:t xml:space="preserve"> wearing too. It's really pretty.</w:t>
             </w:r>
           </w:p>
           <w:p>
@@ -2258,7 +2546,25 @@
                 <w:sz w:val="23"/>
                 <w:szCs w:val="23"/>
               </w:rPr>
-              <w:t xml:space="preserve"> That's a bit boring. Black and silver would be more interesting. What's Tae-Hee wearing round her skirt?</w:t>
+              <w:t xml:space="preserve"> That's a bit boring. Black and silver would be more interesting. What's Tae-</w:t>
+            </w:r>
+            <w:proofErr w:type="spellStart"/>
+            <w:r>
+              <w:rPr>
+                <w:rFonts w:ascii="Source Sans 3" w:hAnsi="Source Sans 3"/>
+                <w:sz w:val="23"/>
+                <w:szCs w:val="23"/>
+              </w:rPr>
+              <w:t>Hee</w:t>
+            </w:r>
+            <w:proofErr w:type="spellEnd"/>
+            <w:r>
+              <w:rPr>
+                <w:rFonts w:ascii="Source Sans 3" w:hAnsi="Source Sans 3"/>
+                <w:sz w:val="23"/>
+                <w:szCs w:val="23"/>
+              </w:rPr>
+              <w:t xml:space="preserve"> wearing round her skirt?</w:t>
             </w:r>
           </w:p>
           <w:p>
@@ -2316,7 +2622,25 @@
                 <w:sz w:val="23"/>
                 <w:szCs w:val="23"/>
               </w:rPr>
-              <w:t xml:space="preserve"> And what's this on the table there? It's very colourful.</w:t>
+              <w:t xml:space="preserve"> And what's this on the table there? It's very </w:t>
+            </w:r>
+            <w:proofErr w:type="spellStart"/>
+            <w:r>
+              <w:rPr>
+                <w:rFonts w:ascii="Source Sans 3" w:hAnsi="Source Sans 3"/>
+                <w:sz w:val="23"/>
+                <w:szCs w:val="23"/>
+              </w:rPr>
+              <w:t>colourful</w:t>
+            </w:r>
+            <w:proofErr w:type="spellEnd"/>
+            <w:r>
+              <w:rPr>
+                <w:rFonts w:ascii="Source Sans 3" w:hAnsi="Source Sans 3"/>
+                <w:sz w:val="23"/>
+                <w:szCs w:val="23"/>
+              </w:rPr>
+              <w:t>.</w:t>
             </w:r>
           </w:p>
           <w:p>
@@ -2403,7 +2727,25 @@
                 <w:sz w:val="23"/>
                 <w:szCs w:val="23"/>
               </w:rPr>
-              <w:t xml:space="preserve"> We always eat rice cakes at a baby's party. There are usually 12 different types of them on the table. Look - this rice cake is completely orange in colour and this one here is bright green!</w:t>
+              <w:t xml:space="preserve"> We always eat rice cakes at a baby's party. There are usually 12 different types of them on the table. Look - this rice cake is completely orange in </w:t>
+            </w:r>
+            <w:proofErr w:type="spellStart"/>
+            <w:r>
+              <w:rPr>
+                <w:rFonts w:ascii="Source Sans 3" w:hAnsi="Source Sans 3"/>
+                <w:sz w:val="23"/>
+                <w:szCs w:val="23"/>
+              </w:rPr>
+              <w:t>colour</w:t>
+            </w:r>
+            <w:proofErr w:type="spellEnd"/>
+            <w:r>
+              <w:rPr>
+                <w:rFonts w:ascii="Source Sans 3" w:hAnsi="Source Sans 3"/>
+                <w:sz w:val="23"/>
+                <w:szCs w:val="23"/>
+              </w:rPr>
+              <w:t xml:space="preserve"> and this one here is bright green!</w:t>
             </w:r>
           </w:p>
           <w:p>
@@ -2519,7 +2861,25 @@
                 <w:sz w:val="23"/>
                 <w:szCs w:val="23"/>
               </w:rPr>
-              <w:t xml:space="preserve"> Oh, it's a little bag. All the guests get a gift bag at the end of the party. And inside there's a present from the baby's parents. It's really fun to open it because you don't know what you'll get. So it could be a candle, or some chocolates. Guess what I got? You can see it in this next photo.</w:t>
+              <w:t xml:space="preserve"> Oh, it's a little bag. All the guests get a gift bag at the end of the party. And inside there's a present from the baby's parents. It's really fun to open it because you don't know what you'll get. </w:t>
+            </w:r>
+            <w:proofErr w:type="gramStart"/>
+            <w:r>
+              <w:rPr>
+                <w:rFonts w:ascii="Source Sans 3" w:hAnsi="Source Sans 3"/>
+                <w:sz w:val="23"/>
+                <w:szCs w:val="23"/>
+              </w:rPr>
+              <w:t>So</w:t>
+            </w:r>
+            <w:proofErr w:type="gramEnd"/>
+            <w:r>
+              <w:rPr>
+                <w:rFonts w:ascii="Source Sans 3" w:hAnsi="Source Sans 3"/>
+                <w:sz w:val="23"/>
+                <w:szCs w:val="23"/>
+              </w:rPr>
+              <w:t xml:space="preserve"> it could be a candle, or some chocolates. Guess what I got? You can see it in this next photo.</w:t>
             </w:r>
           </w:p>
           <w:p>
@@ -4039,7 +4399,67 @@
                 <w:sz w:val="23"/>
                 <w:szCs w:val="23"/>
               </w:rPr>
-              <w:t xml:space="preserve"> OK, it's W W W dot getactive dot com. That's G-E-T-A-C-T-I-V-E dot com.</w:t>
+              <w:t xml:space="preserve"> OK, it's W </w:t>
+            </w:r>
+            <w:proofErr w:type="spellStart"/>
+            <w:r>
+              <w:rPr>
+                <w:rFonts w:ascii="Source Sans 3" w:hAnsi="Source Sans 3"/>
+                <w:bCs/>
+                <w:sz w:val="23"/>
+                <w:szCs w:val="23"/>
+              </w:rPr>
+              <w:t>W</w:t>
+            </w:r>
+            <w:proofErr w:type="spellEnd"/>
+            <w:r>
+              <w:rPr>
+                <w:rFonts w:ascii="Source Sans 3" w:hAnsi="Source Sans 3"/>
+                <w:bCs/>
+                <w:sz w:val="23"/>
+                <w:szCs w:val="23"/>
+              </w:rPr>
+              <w:t xml:space="preserve"> </w:t>
+            </w:r>
+            <w:proofErr w:type="spellStart"/>
+            <w:r>
+              <w:rPr>
+                <w:rFonts w:ascii="Source Sans 3" w:hAnsi="Source Sans 3"/>
+                <w:bCs/>
+                <w:sz w:val="23"/>
+                <w:szCs w:val="23"/>
+              </w:rPr>
+              <w:t>W</w:t>
+            </w:r>
+            <w:proofErr w:type="spellEnd"/>
+            <w:r>
+              <w:rPr>
+                <w:rFonts w:ascii="Source Sans 3" w:hAnsi="Source Sans 3"/>
+                <w:bCs/>
+                <w:sz w:val="23"/>
+                <w:szCs w:val="23"/>
+              </w:rPr>
+              <w:t xml:space="preserve"> dot </w:t>
+            </w:r>
+            <w:proofErr w:type="spellStart"/>
+            <w:r>
+              <w:rPr>
+                <w:rFonts w:ascii="Source Sans 3" w:hAnsi="Source Sans 3"/>
+                <w:bCs/>
+                <w:sz w:val="23"/>
+                <w:szCs w:val="23"/>
+              </w:rPr>
+              <w:t>getactive</w:t>
+            </w:r>
+            <w:proofErr w:type="spellEnd"/>
+            <w:r>
+              <w:rPr>
+                <w:rFonts w:ascii="Source Sans 3" w:hAnsi="Source Sans 3"/>
+                <w:bCs/>
+                <w:sz w:val="23"/>
+                <w:szCs w:val="23"/>
+              </w:rPr>
+              <w:t xml:space="preserve"> dot com. That's G-E-T-A-C-T-I-V-E dot com.</w:t>
             </w:r>
           </w:p>
           <w:p>
@@ -4790,7 +5210,67 @@
                 <w:sz w:val="23"/>
                 <w:szCs w:val="23"/>
               </w:rPr>
-              <w:t xml:space="preserve"> OK, it's W W W dot getactive dot com. That's G-E-T-A-C-T-I-V-E dot com.</w:t>
+              <w:t xml:space="preserve"> OK, it's W </w:t>
+            </w:r>
+            <w:proofErr w:type="spellStart"/>
+            <w:r>
+              <w:rPr>
+                <w:rFonts w:ascii="Source Sans 3" w:hAnsi="Source Sans 3"/>
+                <w:bCs/>
+                <w:sz w:val="23"/>
+                <w:szCs w:val="23"/>
+              </w:rPr>
+              <w:t>W</w:t>
+            </w:r>
+            <w:proofErr w:type="spellEnd"/>
+            <w:r>
+              <w:rPr>
+                <w:rFonts w:ascii="Source Sans 3" w:hAnsi="Source Sans 3"/>
+                <w:bCs/>
+                <w:sz w:val="23"/>
+                <w:szCs w:val="23"/>
+              </w:rPr>
+              <w:t xml:space="preserve"> </w:t>
+            </w:r>
+            <w:proofErr w:type="spellStart"/>
+            <w:r>
+              <w:rPr>
+                <w:rFonts w:ascii="Source Sans 3" w:hAnsi="Source Sans 3"/>
+                <w:bCs/>
+                <w:sz w:val="23"/>
+                <w:szCs w:val="23"/>
+              </w:rPr>
+              <w:t>W</w:t>
+            </w:r>
+            <w:proofErr w:type="spellEnd"/>
+            <w:r>
+              <w:rPr>
+                <w:rFonts w:ascii="Source Sans 3" w:hAnsi="Source Sans 3"/>
+                <w:bCs/>
+                <w:sz w:val="23"/>
+                <w:szCs w:val="23"/>
+              </w:rPr>
+              <w:t xml:space="preserve"> dot </w:t>
+            </w:r>
+            <w:proofErr w:type="spellStart"/>
+            <w:r>
+              <w:rPr>
+                <w:rFonts w:ascii="Source Sans 3" w:hAnsi="Source Sans 3"/>
+                <w:bCs/>
+                <w:sz w:val="23"/>
+                <w:szCs w:val="23"/>
+              </w:rPr>
+              <w:t>getactive</w:t>
+            </w:r>
+            <w:proofErr w:type="spellEnd"/>
+            <w:r>
+              <w:rPr>
+                <w:rFonts w:ascii="Source Sans 3" w:hAnsi="Source Sans 3"/>
+                <w:bCs/>
+                <w:sz w:val="23"/>
+                <w:szCs w:val="23"/>
+              </w:rPr>
+              <w:t xml:space="preserve"> dot com. That's G-E-T-A-C-T-I-V-E dot com.</w:t>
             </w:r>
           </w:p>
           <w:p>
@@ -5391,7 +5871,47 @@
                 <w:sz w:val="23"/>
                 <w:szCs w:val="23"/>
               </w:rPr>
-              <w:t xml:space="preserve"> Well, I thought it was pretty reasonable. In fact I couldn't believe it when the bill arrived. £40, including a tip. That'sonly £20 per person. You can't get steak for less than £15 anywhere in town.</w:t>
+              <w:t xml:space="preserve"> Well, I thought it was pretty reasonable. In </w:t>
+            </w:r>
+            <w:proofErr w:type="gramStart"/>
+            <w:r>
+              <w:rPr>
+                <w:rFonts w:ascii="Source Sans 3" w:hAnsi="Source Sans 3"/>
+                <w:bCs/>
+                <w:sz w:val="23"/>
+                <w:szCs w:val="23"/>
+              </w:rPr>
+              <w:t>fact</w:t>
+            </w:r>
+            <w:proofErr w:type="gramEnd"/>
+            <w:r>
+              <w:rPr>
+                <w:rFonts w:ascii="Source Sans 3" w:hAnsi="Source Sans 3"/>
+                <w:bCs/>
+                <w:sz w:val="23"/>
+                <w:szCs w:val="23"/>
+              </w:rPr>
+              <w:t xml:space="preserve"> I couldn't believe it when the bill arrived. £40, including a tip. </w:t>
+            </w:r>
+            <w:proofErr w:type="spellStart"/>
+            <w:r>
+              <w:rPr>
+                <w:rFonts w:ascii="Source Sans 3" w:hAnsi="Source Sans 3"/>
+                <w:bCs/>
+                <w:sz w:val="23"/>
+                <w:szCs w:val="23"/>
+              </w:rPr>
+              <w:t>That'sonly</w:t>
+            </w:r>
+            <w:proofErr w:type="spellEnd"/>
+            <w:r>
+              <w:rPr>
+                <w:rFonts w:ascii="Source Sans 3" w:hAnsi="Source Sans 3"/>
+                <w:bCs/>
+                <w:sz w:val="23"/>
+                <w:szCs w:val="23"/>
+              </w:rPr>
+              <w:t xml:space="preserve"> £20 per person. You can't get steak for less than £15 anywhere in town.</w:t>
             </w:r>
           </w:p>
         </w:tc>
@@ -5793,7 +6313,27 @@
                 <w:sz w:val="23"/>
                 <w:szCs w:val="23"/>
               </w:rPr>
-              <w:t xml:space="preserve"> Hi there, Alicia! How was your weekend? You were on a sailing course down at the harbour, weren't you?</w:t>
+              <w:t xml:space="preserve"> Hi there, Alicia! How was your weekend? You were on a sailing course down at the </w:t>
+            </w:r>
+            <w:proofErr w:type="spellStart"/>
+            <w:r>
+              <w:rPr>
+                <w:rFonts w:ascii="Source Sans 3" w:hAnsi="Source Sans 3"/>
+                <w:bCs/>
+                <w:sz w:val="23"/>
+                <w:szCs w:val="23"/>
+              </w:rPr>
+              <w:t>harbour</w:t>
+            </w:r>
+            <w:proofErr w:type="spellEnd"/>
+            <w:r>
+              <w:rPr>
+                <w:rFonts w:ascii="Source Sans 3" w:hAnsi="Source Sans 3"/>
+                <w:bCs/>
+                <w:sz w:val="23"/>
+                <w:szCs w:val="23"/>
+              </w:rPr>
+              <w:t>, weren't you?</w:t>
             </w:r>
           </w:p>
           <w:p>
@@ -6171,7 +6711,27 @@
                 <w:sz w:val="23"/>
                 <w:szCs w:val="23"/>
               </w:rPr>
-              <w:t xml:space="preserve"> So, how's your very first week at university going, Rita? It's Orientation Week for all you new students, isn't it?</w:t>
+              <w:t xml:space="preserve"> So, how's your very first week at university going, Rita? It's Orientation Week for all you </w:t>
+            </w:r>
+            <w:proofErr w:type="spellStart"/>
+            <w:r>
+              <w:rPr>
+                <w:rFonts w:ascii="Source Sans 3" w:hAnsi="Source Sans 3"/>
+                <w:bCs/>
+                <w:sz w:val="23"/>
+                <w:szCs w:val="23"/>
+              </w:rPr>
+              <w:t>new</w:t>
+            </w:r>
+            <w:proofErr w:type="spellEnd"/>
+            <w:r>
+              <w:rPr>
+                <w:rFonts w:ascii="Source Sans 3" w:hAnsi="Source Sans 3"/>
+                <w:bCs/>
+                <w:sz w:val="23"/>
+                <w:szCs w:val="23"/>
+              </w:rPr>
+              <w:t xml:space="preserve"> students, isn't it?</w:t>
             </w:r>
           </w:p>
           <w:p>
@@ -6331,7 +6891,27 @@
                 <w:sz w:val="23"/>
                 <w:szCs w:val="23"/>
               </w:rPr>
-              <w:t xml:space="preserve"> I don't have a bike but that didn't matter. We all hired them -from a little cycle hire shop on Barkway Street. You probably know the place.</w:t>
+              <w:t xml:space="preserve"> I don't have a bike but that didn't matter. We all hired them -from a little cycle hire shop on </w:t>
+            </w:r>
+            <w:proofErr w:type="spellStart"/>
+            <w:r>
+              <w:rPr>
+                <w:rFonts w:ascii="Source Sans 3" w:hAnsi="Source Sans 3"/>
+                <w:bCs/>
+                <w:sz w:val="23"/>
+                <w:szCs w:val="23"/>
+              </w:rPr>
+              <w:t>Barkway</w:t>
+            </w:r>
+            <w:proofErr w:type="spellEnd"/>
+            <w:r>
+              <w:rPr>
+                <w:rFonts w:ascii="Source Sans 3" w:hAnsi="Source Sans 3"/>
+                <w:bCs/>
+                <w:sz w:val="23"/>
+                <w:szCs w:val="23"/>
+              </w:rPr>
+              <w:t xml:space="preserve"> Street. You probably know the place.</w:t>
             </w:r>
           </w:p>
           <w:p>
@@ -6395,7 +6975,47 @@
                 <w:sz w:val="23"/>
                 <w:szCs w:val="23"/>
               </w:rPr>
-              <w:t xml:space="preserve"> No, it's Barkway Street -B-A-R-K-W-A-Y. Number 22 Barkway Street, to be exact. It was great - we could choose a traditional bike or an electric one.</w:t>
+              <w:t xml:space="preserve"> No, it's </w:t>
+            </w:r>
+            <w:proofErr w:type="spellStart"/>
+            <w:r>
+              <w:rPr>
+                <w:rFonts w:ascii="Source Sans 3" w:hAnsi="Source Sans 3"/>
+                <w:bCs/>
+                <w:sz w:val="23"/>
+                <w:szCs w:val="23"/>
+              </w:rPr>
+              <w:t>Barkway</w:t>
+            </w:r>
+            <w:proofErr w:type="spellEnd"/>
+            <w:r>
+              <w:rPr>
+                <w:rFonts w:ascii="Source Sans 3" w:hAnsi="Source Sans 3"/>
+                <w:bCs/>
+                <w:sz w:val="23"/>
+                <w:szCs w:val="23"/>
+              </w:rPr>
+              <w:t xml:space="preserve"> Street -B-A-R-K-W-A-Y. Number 22 </w:t>
+            </w:r>
+            <w:proofErr w:type="spellStart"/>
+            <w:r>
+              <w:rPr>
+                <w:rFonts w:ascii="Source Sans 3" w:hAnsi="Source Sans 3"/>
+                <w:bCs/>
+                <w:sz w:val="23"/>
+                <w:szCs w:val="23"/>
+              </w:rPr>
+              <w:t>Barkway</w:t>
+            </w:r>
+            <w:proofErr w:type="spellEnd"/>
+            <w:r>
+              <w:rPr>
+                <w:rFonts w:ascii="Source Sans 3" w:hAnsi="Source Sans 3"/>
+                <w:bCs/>
+                <w:sz w:val="23"/>
+                <w:szCs w:val="23"/>
+              </w:rPr>
+              <w:t xml:space="preserve"> Street, to be exact. It was great - we could choose a traditional bike or an electric one.</w:t>
             </w:r>
           </w:p>
           <w:p>
@@ -6427,7 +7047,27 @@
                 <w:sz w:val="23"/>
                 <w:szCs w:val="23"/>
               </w:rPr>
-              <w:t xml:space="preserve"> So I take it you went electric!</w:t>
+              <w:t xml:space="preserve"> </w:t>
+            </w:r>
+            <w:proofErr w:type="gramStart"/>
+            <w:r>
+              <w:rPr>
+                <w:rFonts w:ascii="Source Sans 3" w:hAnsi="Source Sans 3"/>
+                <w:bCs/>
+                <w:sz w:val="23"/>
+                <w:szCs w:val="23"/>
+              </w:rPr>
+              <w:t>So</w:t>
+            </w:r>
+            <w:proofErr w:type="gramEnd"/>
+            <w:r>
+              <w:rPr>
+                <w:rFonts w:ascii="Source Sans 3" w:hAnsi="Source Sans 3"/>
+                <w:bCs/>
+                <w:sz w:val="23"/>
+                <w:szCs w:val="23"/>
+              </w:rPr>
+              <w:t xml:space="preserve"> I take it you went electric!</w:t>
             </w:r>
           </w:p>
           <w:p>
@@ -6459,7 +7099,47 @@
                 <w:sz w:val="23"/>
                 <w:szCs w:val="23"/>
               </w:rPr>
-              <w:t xml:space="preserve"> Yes, of course I did! Well, think about it why ride a traditional bike when you can get around the city much faster on an electric one! And because there was a group of us, it wasn't too expensive. In fact the cycle hire was only a $120 for the whole group. So the cost was only $15 per person and that was for three whole hours!</w:t>
+              <w:t xml:space="preserve"> Yes, of course I did! Well, think about it why ride a traditional bike when you can get around the city much faster on an electric one! And because there was a group of us, it wasn't too expensive. In </w:t>
+            </w:r>
+            <w:proofErr w:type="gramStart"/>
+            <w:r>
+              <w:rPr>
+                <w:rFonts w:ascii="Source Sans 3" w:hAnsi="Source Sans 3"/>
+                <w:bCs/>
+                <w:sz w:val="23"/>
+                <w:szCs w:val="23"/>
+              </w:rPr>
+              <w:t>fact</w:t>
+            </w:r>
+            <w:proofErr w:type="gramEnd"/>
+            <w:r>
+              <w:rPr>
+                <w:rFonts w:ascii="Source Sans 3" w:hAnsi="Source Sans 3"/>
+                <w:bCs/>
+                <w:sz w:val="23"/>
+                <w:szCs w:val="23"/>
+              </w:rPr>
+              <w:t xml:space="preserve"> the cycle hire was only a $120 for the whole group. </w:t>
+            </w:r>
+            <w:proofErr w:type="gramStart"/>
+            <w:r>
+              <w:rPr>
+                <w:rFonts w:ascii="Source Sans 3" w:hAnsi="Source Sans 3"/>
+                <w:bCs/>
+                <w:sz w:val="23"/>
+                <w:szCs w:val="23"/>
+              </w:rPr>
+              <w:t>So</w:t>
+            </w:r>
+            <w:proofErr w:type="gramEnd"/>
+            <w:r>
+              <w:rPr>
+                <w:rFonts w:ascii="Source Sans 3" w:hAnsi="Source Sans 3"/>
+                <w:bCs/>
+                <w:sz w:val="23"/>
+                <w:szCs w:val="23"/>
+              </w:rPr>
+              <w:t xml:space="preserve"> the cost was only $15 per person and that was for three whole hours!</w:t>
             </w:r>
           </w:p>
           <w:p>
@@ -6523,7 +7203,27 @@
                 <w:sz w:val="23"/>
                 <w:szCs w:val="23"/>
               </w:rPr>
-              <w:t xml:space="preserve"> No, $15. So I thought it was really quite cheap. And I didn't have to bring along a helmet to wear either. That was included - and we also got a lock, so it was easy to park our bikes safely when we wanted to stop and take a break!</w:t>
+              <w:t xml:space="preserve"> No, $15. </w:t>
+            </w:r>
+            <w:proofErr w:type="gramStart"/>
+            <w:r>
+              <w:rPr>
+                <w:rFonts w:ascii="Source Sans 3" w:hAnsi="Source Sans 3"/>
+                <w:bCs/>
+                <w:sz w:val="23"/>
+                <w:szCs w:val="23"/>
+              </w:rPr>
+              <w:t>So</w:t>
+            </w:r>
+            <w:proofErr w:type="gramEnd"/>
+            <w:r>
+              <w:rPr>
+                <w:rFonts w:ascii="Source Sans 3" w:hAnsi="Source Sans 3"/>
+                <w:bCs/>
+                <w:sz w:val="23"/>
+                <w:szCs w:val="23"/>
+              </w:rPr>
+              <w:t xml:space="preserve"> I thought it was really quite cheap. And I didn't have to bring along a helmet to wear either. That was included - and we also got a lock, so it was easy to park our bikes safely when we wanted to stop and take a break!</w:t>
             </w:r>
           </w:p>
           <w:p>
@@ -6587,7 +7287,27 @@
                 <w:sz w:val="23"/>
                 <w:szCs w:val="23"/>
               </w:rPr>
-              <w:t xml:space="preserve"> Yes it's a really easy one to remember. It's tradelectric.com</w:t>
+              <w:t xml:space="preserve"> </w:t>
+            </w:r>
+            <w:proofErr w:type="gramStart"/>
+            <w:r>
+              <w:rPr>
+                <w:rFonts w:ascii="Source Sans 3" w:hAnsi="Source Sans 3"/>
+                <w:bCs/>
+                <w:sz w:val="23"/>
+                <w:szCs w:val="23"/>
+              </w:rPr>
+              <w:t>Yes</w:t>
+            </w:r>
+            <w:proofErr w:type="gramEnd"/>
+            <w:r>
+              <w:rPr>
+                <w:rFonts w:ascii="Source Sans 3" w:hAnsi="Source Sans 3"/>
+                <w:bCs/>
+                <w:sz w:val="23"/>
+                <w:szCs w:val="23"/>
+              </w:rPr>
+              <w:t xml:space="preserve"> it's a really easy one to remember. It's tradelectric.com</w:t>
             </w:r>
           </w:p>
           <w:p>
@@ -6651,7 +7371,47 @@
                 <w:sz w:val="23"/>
                 <w:szCs w:val="23"/>
               </w:rPr>
-              <w:t xml:space="preserve"> tradelectric-T-R-A-D-E-L-E-C-T-R-I-C all one word dot com.</w:t>
+              <w:t xml:space="preserve"> </w:t>
+            </w:r>
+            <w:proofErr w:type="spellStart"/>
+            <w:r>
+              <w:rPr>
+                <w:rFonts w:ascii="Source Sans 3" w:hAnsi="Source Sans 3"/>
+                <w:bCs/>
+                <w:sz w:val="23"/>
+                <w:szCs w:val="23"/>
+              </w:rPr>
+              <w:t>tradelectric</w:t>
+            </w:r>
+            <w:proofErr w:type="spellEnd"/>
+            <w:r>
+              <w:rPr>
+                <w:rFonts w:ascii="Source Sans 3" w:hAnsi="Source Sans 3"/>
+                <w:bCs/>
+                <w:sz w:val="23"/>
+                <w:szCs w:val="23"/>
+              </w:rPr>
+              <w:t xml:space="preserve">-T-R-A-D-E-L-E-C-T-R-I-C all </w:t>
+            </w:r>
+            <w:proofErr w:type="gramStart"/>
+            <w:r>
+              <w:rPr>
+                <w:rFonts w:ascii="Source Sans 3" w:hAnsi="Source Sans 3"/>
+                <w:bCs/>
+                <w:sz w:val="23"/>
+                <w:szCs w:val="23"/>
+              </w:rPr>
+              <w:t>one word</w:t>
+            </w:r>
+            <w:proofErr w:type="gramEnd"/>
+            <w:r>
+              <w:rPr>
+                <w:rFonts w:ascii="Source Sans 3" w:hAnsi="Source Sans 3"/>
+                <w:bCs/>
+                <w:sz w:val="23"/>
+                <w:szCs w:val="23"/>
+              </w:rPr>
+              <w:t xml:space="preserve"> dot com.</w:t>
             </w:r>
           </w:p>
           <w:p>
@@ -6715,7 +7475,27 @@
                 <w:sz w:val="23"/>
                 <w:szCs w:val="23"/>
               </w:rPr>
-              <w:t xml:space="preserve"> No problem. Hey, maybe we can do a bike tour together. I'd love to cycle as far as the harbour next time.</w:t>
+              <w:t xml:space="preserve"> No problem. Hey, maybe we can do a bike tour together. I'd love to cycle as far as the </w:t>
+            </w:r>
+            <w:proofErr w:type="spellStart"/>
+            <w:r>
+              <w:rPr>
+                <w:rFonts w:ascii="Source Sans 3" w:hAnsi="Source Sans 3"/>
+                <w:bCs/>
+                <w:sz w:val="23"/>
+                <w:szCs w:val="23"/>
+              </w:rPr>
+              <w:t>harbour</w:t>
+            </w:r>
+            <w:proofErr w:type="spellEnd"/>
+            <w:r>
+              <w:rPr>
+                <w:rFonts w:ascii="Source Sans 3" w:hAnsi="Source Sans 3"/>
+                <w:bCs/>
+                <w:sz w:val="23"/>
+                <w:szCs w:val="23"/>
+              </w:rPr>
+              <w:t xml:space="preserve"> next time.</w:t>
             </w:r>
           </w:p>
           <w:p>
@@ -6835,29 +7615,89 @@
                 <w:sz w:val="23"/>
                 <w:szCs w:val="23"/>
               </w:rPr>
-              <w:t xml:space="preserve"> Well, I live in a small town in the north of my country. It has quite a few interesting places to visit. For example, in the centre of town, on the north side of the square we have the historic town hall, which was built in 1895. In front of it, there's a beautiful fountain. Opposite the town hall there's the library. Then if you go over the bridge, we have the art gallery, a big modern building, which often has interesting exhibitions. The art gallery is actually between the cinema (to the north) and a big shopping mall, where I often meet up with my friends.</w:t>
-            </w:r>
-          </w:p>
-          <w:p>
-            <w:pPr>
-              <w:tabs>
-                <w:tab w:val="left" w:pos="4413"/>
-              </w:tabs>
-              <w:rPr>
-                <w:rFonts w:ascii="Source Sans 3" w:hAnsi="Source Sans 3"/>
-                <w:bCs/>
-                <w:sz w:val="23"/>
-                <w:szCs w:val="23"/>
-              </w:rPr>
-            </w:pPr>
-            <w:r>
-              <w:rPr>
-                <w:rFonts w:ascii="Source Sans 3" w:hAnsi="Source Sans 3"/>
-                <w:bCs/>
-                <w:sz w:val="23"/>
-                <w:szCs w:val="23"/>
-              </w:rPr>
-              <w:t>To the south of the town, there's a harbour, where you can take a boat to the islands. And then next to the harbour is the stadium, where people go to watch our local football team. And just behind it is the public swimming pool. It's an outdoor pool - lovely in summer, but very chilly the rest of the year.</w:t>
+              <w:t xml:space="preserve"> Well, I live in a small town in the north of my country. It has quite a few interesting places to visit. For example, in the </w:t>
+            </w:r>
+            <w:proofErr w:type="spellStart"/>
+            <w:r>
+              <w:rPr>
+                <w:rFonts w:ascii="Source Sans 3" w:hAnsi="Source Sans 3"/>
+                <w:bCs/>
+                <w:sz w:val="23"/>
+                <w:szCs w:val="23"/>
+              </w:rPr>
+              <w:t>centre</w:t>
+            </w:r>
+            <w:proofErr w:type="spellEnd"/>
+            <w:r>
+              <w:rPr>
+                <w:rFonts w:ascii="Source Sans 3" w:hAnsi="Source Sans 3"/>
+                <w:bCs/>
+                <w:sz w:val="23"/>
+                <w:szCs w:val="23"/>
+              </w:rPr>
+              <w:t xml:space="preserve"> of town, on the north side of the square we have the historic town hall, which was built in 1895. In front of it, there's a beautiful fountain. Opposite the town hall there's the library. Then if you go over the bridge, we have the art gallery, a big modern building, which often has interesting exhibitions. The art gallery is actually between the cinema (to the north) and a big shopping mall, where I often meet up with my friends.</w:t>
+            </w:r>
+          </w:p>
+          <w:p>
+            <w:pPr>
+              <w:tabs>
+                <w:tab w:val="left" w:pos="4413"/>
+              </w:tabs>
+              <w:rPr>
+                <w:rFonts w:ascii="Source Sans 3" w:hAnsi="Source Sans 3"/>
+                <w:bCs/>
+                <w:sz w:val="23"/>
+                <w:szCs w:val="23"/>
+              </w:rPr>
+            </w:pPr>
+            <w:r>
+              <w:rPr>
+                <w:rFonts w:ascii="Source Sans 3" w:hAnsi="Source Sans 3"/>
+                <w:bCs/>
+                <w:sz w:val="23"/>
+                <w:szCs w:val="23"/>
+              </w:rPr>
+              <w:t xml:space="preserve">To the south of the town, there's a </w:t>
+            </w:r>
+            <w:proofErr w:type="spellStart"/>
+            <w:r>
+              <w:rPr>
+                <w:rFonts w:ascii="Source Sans 3" w:hAnsi="Source Sans 3"/>
+                <w:bCs/>
+                <w:sz w:val="23"/>
+                <w:szCs w:val="23"/>
+              </w:rPr>
+              <w:t>harbour</w:t>
+            </w:r>
+            <w:proofErr w:type="spellEnd"/>
+            <w:r>
+              <w:rPr>
+                <w:rFonts w:ascii="Source Sans 3" w:hAnsi="Source Sans 3"/>
+                <w:bCs/>
+                <w:sz w:val="23"/>
+                <w:szCs w:val="23"/>
+              </w:rPr>
+              <w:t xml:space="preserve">, where you can take a boat to the islands. And then next to the </w:t>
+            </w:r>
+            <w:proofErr w:type="spellStart"/>
+            <w:r>
+              <w:rPr>
+                <w:rFonts w:ascii="Source Sans 3" w:hAnsi="Source Sans 3"/>
+                <w:bCs/>
+                <w:sz w:val="23"/>
+                <w:szCs w:val="23"/>
+              </w:rPr>
+              <w:t>harbour</w:t>
+            </w:r>
+            <w:proofErr w:type="spellEnd"/>
+            <w:r>
+              <w:rPr>
+                <w:rFonts w:ascii="Source Sans 3" w:hAnsi="Source Sans 3"/>
+                <w:bCs/>
+                <w:sz w:val="23"/>
+                <w:szCs w:val="23"/>
+              </w:rPr>
+              <w:t xml:space="preserve"> is the stadium, where people go to watch our local football team. And just behind it is the public swimming pool. It's an outdoor pool - lovely in summer, but very chilly the rest of the year.</w:t>
             </w:r>
           </w:p>
         </w:tc>
@@ -7175,7 +8015,27 @@
                 <w:sz w:val="23"/>
                 <w:szCs w:val="23"/>
               </w:rPr>
-              <w:t xml:space="preserve"> In the last ten years Baku has changed a lot. Ten years ago we didn't have so many tall buildings and there wasn't as much to do then. The biggest problem is that everything is more expensive now.</w:t>
+              <w:t xml:space="preserve"> In the last ten years Baku has changed a lot. Ten years </w:t>
+            </w:r>
+            <w:proofErr w:type="gramStart"/>
+            <w:r>
+              <w:rPr>
+                <w:rFonts w:ascii="Source Sans 3" w:hAnsi="Source Sans 3"/>
+                <w:bCs/>
+                <w:sz w:val="23"/>
+                <w:szCs w:val="23"/>
+              </w:rPr>
+              <w:t>ago</w:t>
+            </w:r>
+            <w:proofErr w:type="gramEnd"/>
+            <w:r>
+              <w:rPr>
+                <w:rFonts w:ascii="Source Sans 3" w:hAnsi="Source Sans 3"/>
+                <w:bCs/>
+                <w:sz w:val="23"/>
+                <w:szCs w:val="23"/>
+              </w:rPr>
+              <w:t xml:space="preserve"> we didn't have so many tall buildings and there wasn't as much to do then. The biggest problem is that everything is more expensive now.</w:t>
             </w:r>
           </w:p>
           <w:p>
@@ -7471,7 +8331,27 @@
                 <w:sz w:val="23"/>
                 <w:szCs w:val="23"/>
               </w:rPr>
-              <w:t>Our town is situated on the Yangtze river.</w:t>
+              <w:t xml:space="preserve">Our town is situated on the </w:t>
+            </w:r>
+            <w:proofErr w:type="gramStart"/>
+            <w:r>
+              <w:rPr>
+                <w:rFonts w:ascii="Source Sans 3" w:hAnsi="Source Sans 3"/>
+                <w:bCs/>
+                <w:sz w:val="23"/>
+                <w:szCs w:val="23"/>
+              </w:rPr>
+              <w:t>Yangtze river</w:t>
+            </w:r>
+            <w:proofErr w:type="gramEnd"/>
+            <w:r>
+              <w:rPr>
+                <w:rFonts w:ascii="Source Sans 3" w:hAnsi="Source Sans 3"/>
+                <w:bCs/>
+                <w:sz w:val="23"/>
+                <w:szCs w:val="23"/>
+              </w:rPr>
+              <w:t>.</w:t>
             </w:r>
           </w:p>
           <w:p>
@@ -7656,7 +8536,27 @@
                 <w:sz w:val="23"/>
                 <w:szCs w:val="23"/>
               </w:rPr>
-              <w:t>A number of new apartments were developed by the harbour.</w:t>
+              <w:t xml:space="preserve">A number of new apartments were developed by the </w:t>
+            </w:r>
+            <w:proofErr w:type="spellStart"/>
+            <w:r>
+              <w:rPr>
+                <w:rFonts w:ascii="Source Sans 3" w:hAnsi="Source Sans 3"/>
+                <w:bCs/>
+                <w:sz w:val="23"/>
+                <w:szCs w:val="23"/>
+              </w:rPr>
+              <w:t>harbour</w:t>
+            </w:r>
+            <w:proofErr w:type="spellEnd"/>
+            <w:r>
+              <w:rPr>
+                <w:rFonts w:ascii="Source Sans 3" w:hAnsi="Source Sans 3"/>
+                <w:bCs/>
+                <w:sz w:val="23"/>
+                <w:szCs w:val="23"/>
+              </w:rPr>
+              <w:t>.</w:t>
             </w:r>
           </w:p>
           <w:p>
@@ -8036,7 +8936,47 @@
                 <w:sz w:val="23"/>
                 <w:szCs w:val="23"/>
               </w:rPr>
-              <w:t xml:space="preserve"> Most of the city is pretty modern, but there's an ancient castle where the Emperor used to live. It's just a place for tourists to visit now, but in the past it was the most important place in the country and it's over 1000 years old.</w:t>
+              <w:t xml:space="preserve"> Most of the city is pretty modern, but there's an ancient castle where the </w:t>
+            </w:r>
+            <w:proofErr w:type="gramStart"/>
+            <w:r>
+              <w:rPr>
+                <w:rFonts w:ascii="Source Sans 3" w:hAnsi="Source Sans 3"/>
+                <w:bCs/>
+                <w:sz w:val="23"/>
+                <w:szCs w:val="23"/>
+              </w:rPr>
+              <w:t>Emperor</w:t>
+            </w:r>
+            <w:proofErr w:type="gramEnd"/>
+            <w:r>
+              <w:rPr>
+                <w:rFonts w:ascii="Source Sans 3" w:hAnsi="Source Sans 3"/>
+                <w:bCs/>
+                <w:sz w:val="23"/>
+                <w:szCs w:val="23"/>
+              </w:rPr>
+              <w:t xml:space="preserve"> used to live. It's just a place for tourists to visit now, but in the </w:t>
+            </w:r>
+            <w:proofErr w:type="gramStart"/>
+            <w:r>
+              <w:rPr>
+                <w:rFonts w:ascii="Source Sans 3" w:hAnsi="Source Sans 3"/>
+                <w:bCs/>
+                <w:sz w:val="23"/>
+                <w:szCs w:val="23"/>
+              </w:rPr>
+              <w:t>past</w:t>
+            </w:r>
+            <w:proofErr w:type="gramEnd"/>
+            <w:r>
+              <w:rPr>
+                <w:rFonts w:ascii="Source Sans 3" w:hAnsi="Source Sans 3"/>
+                <w:bCs/>
+                <w:sz w:val="23"/>
+                <w:szCs w:val="23"/>
+              </w:rPr>
+              <w:t xml:space="preserve"> it was the most important place in the country and it's over 1000 years old.</w:t>
             </w:r>
           </w:p>
           <w:p>
@@ -9296,7 +10236,27 @@
                 <w:sz w:val="23"/>
                 <w:szCs w:val="23"/>
               </w:rPr>
-              <w:t>Now, I'll just give you a bit more information about the course itself. Basically, you'll learn how to take good photos of food using a digital camera. So it'll train you in the basics of using a range of camera angles.</w:t>
+              <w:t xml:space="preserve">Now, I'll just give you a bit more information about the course itself. Basically, you'll learn how to take good photos of food using a digital camera. </w:t>
+            </w:r>
+            <w:proofErr w:type="gramStart"/>
+            <w:r>
+              <w:rPr>
+                <w:rFonts w:ascii="Source Sans 3" w:hAnsi="Source Sans 3"/>
+                <w:bCs/>
+                <w:sz w:val="23"/>
+                <w:szCs w:val="23"/>
+              </w:rPr>
+              <w:t>So</w:t>
+            </w:r>
+            <w:proofErr w:type="gramEnd"/>
+            <w:r>
+              <w:rPr>
+                <w:rFonts w:ascii="Source Sans 3" w:hAnsi="Source Sans 3"/>
+                <w:bCs/>
+                <w:sz w:val="23"/>
+                <w:szCs w:val="23"/>
+              </w:rPr>
+              <w:t xml:space="preserve"> it'll train you in the basics of using a range of camera angles.</w:t>
             </w:r>
           </w:p>
           <w:p>
@@ -9447,7 +10407,27 @@
                 <w:szCs w:val="23"/>
               </w:rPr>
               <w:lastRenderedPageBreak/>
-              <w:t>the Lincoln Hotel - so you'll have the opportunity to practise taking photographs using real dishes!</w:t>
+              <w:t xml:space="preserve">the Lincoln Hotel - so you'll have the opportunity to </w:t>
+            </w:r>
+            <w:proofErr w:type="spellStart"/>
+            <w:r>
+              <w:rPr>
+                <w:rFonts w:ascii="Source Sans 3" w:hAnsi="Source Sans 3"/>
+                <w:bCs/>
+                <w:sz w:val="23"/>
+                <w:szCs w:val="23"/>
+              </w:rPr>
+              <w:t>practise</w:t>
+            </w:r>
+            <w:proofErr w:type="spellEnd"/>
+            <w:r>
+              <w:rPr>
+                <w:rFonts w:ascii="Source Sans 3" w:hAnsi="Source Sans 3"/>
+                <w:bCs/>
+                <w:sz w:val="23"/>
+                <w:szCs w:val="23"/>
+              </w:rPr>
+              <w:t xml:space="preserve"> taking photographs using real dishes!</w:t>
             </w:r>
           </w:p>
           <w:p>
@@ -9696,7 +10676,27 @@
                 <w:sz w:val="23"/>
                 <w:szCs w:val="23"/>
               </w:rPr>
-              <w:t>I'm a student. I'm doing a part-time fashion and textiles course. I'm at Milton College, in the centre of the city. I'm in my third year and at the moment I'm studying 12 hours a week.</w:t>
+              <w:t xml:space="preserve">I'm a student. I'm doing a part-time fashion and textiles course. I'm at Milton College, in the </w:t>
+            </w:r>
+            <w:proofErr w:type="spellStart"/>
+            <w:r>
+              <w:rPr>
+                <w:rFonts w:ascii="Source Sans 3" w:hAnsi="Source Sans 3"/>
+                <w:bCs/>
+                <w:sz w:val="23"/>
+                <w:szCs w:val="23"/>
+              </w:rPr>
+              <w:t>centre</w:t>
+            </w:r>
+            <w:proofErr w:type="spellEnd"/>
+            <w:r>
+              <w:rPr>
+                <w:rFonts w:ascii="Source Sans 3" w:hAnsi="Source Sans 3"/>
+                <w:bCs/>
+                <w:sz w:val="23"/>
+                <w:szCs w:val="23"/>
+              </w:rPr>
+              <w:t xml:space="preserve"> of the city. I'm in my third year and at the moment I'm studying 12 hours a week.</w:t>
             </w:r>
           </w:p>
           <w:p>
@@ -9824,7 +10824,27 @@
                 <w:sz w:val="23"/>
                 <w:szCs w:val="23"/>
               </w:rPr>
-              <w:t>Yes, I would. I'd really like to learn how to use computer software to create new designs. This should also help me create new shades of colour. Using technology in this way would be really challenging for me, I think.</w:t>
+              <w:t xml:space="preserve">Yes, I would. I'd really like to learn how to use computer software to create new designs. This should also help me create new shades of </w:t>
+            </w:r>
+            <w:proofErr w:type="spellStart"/>
+            <w:r>
+              <w:rPr>
+                <w:rFonts w:ascii="Source Sans 3" w:hAnsi="Source Sans 3"/>
+                <w:bCs/>
+                <w:sz w:val="23"/>
+                <w:szCs w:val="23"/>
+              </w:rPr>
+              <w:t>colour</w:t>
+            </w:r>
+            <w:proofErr w:type="spellEnd"/>
+            <w:r>
+              <w:rPr>
+                <w:rFonts w:ascii="Source Sans 3" w:hAnsi="Source Sans 3"/>
+                <w:bCs/>
+                <w:sz w:val="23"/>
+                <w:szCs w:val="23"/>
+              </w:rPr>
+              <w:t>. Using technology in this way would be really challenging for me, I think.</w:t>
             </w:r>
           </w:p>
           <w:p>
@@ -10460,14 +11480,25 @@
               </w:rPr>
               <w:t xml:space="preserve">A: </w:t>
             </w:r>
-            <w:r>
-              <w:rPr>
-                <w:rFonts w:ascii="Source Sans 3" w:hAnsi="Source Sans 3"/>
-                <w:bCs/>
-                <w:sz w:val="23"/>
-                <w:szCs w:val="23"/>
-              </w:rPr>
-              <w:t>So do you think that we now have everything ready for the meal?</w:t>
+            <w:proofErr w:type="gramStart"/>
+            <w:r>
+              <w:rPr>
+                <w:rFonts w:ascii="Source Sans 3" w:hAnsi="Source Sans 3"/>
+                <w:bCs/>
+                <w:sz w:val="23"/>
+                <w:szCs w:val="23"/>
+              </w:rPr>
+              <w:t>So</w:t>
+            </w:r>
+            <w:proofErr w:type="gramEnd"/>
+            <w:r>
+              <w:rPr>
+                <w:rFonts w:ascii="Source Sans 3" w:hAnsi="Source Sans 3"/>
+                <w:bCs/>
+                <w:sz w:val="23"/>
+                <w:szCs w:val="23"/>
+              </w:rPr>
+              <w:t xml:space="preserve"> do you think that we now have everything ready for the meal?</w:t>
             </w:r>
           </w:p>
           <w:p>
@@ -10933,14 +11964,25 @@
               </w:rPr>
               <w:t xml:space="preserve">B: </w:t>
             </w:r>
-            <w:r>
-              <w:rPr>
-                <w:rFonts w:ascii="Source Sans 3" w:hAnsi="Source Sans 3"/>
-                <w:bCs/>
-                <w:sz w:val="23"/>
-                <w:szCs w:val="23"/>
-              </w:rPr>
-              <w:t>Well I went over to Best Buy, and I got some nice carrots and peas, but I didn't like the look of the cucumbers.</w:t>
+            <w:proofErr w:type="gramStart"/>
+            <w:r>
+              <w:rPr>
+                <w:rFonts w:ascii="Source Sans 3" w:hAnsi="Source Sans 3"/>
+                <w:bCs/>
+                <w:sz w:val="23"/>
+                <w:szCs w:val="23"/>
+              </w:rPr>
+              <w:t>Well</w:t>
+            </w:r>
+            <w:proofErr w:type="gramEnd"/>
+            <w:r>
+              <w:rPr>
+                <w:rFonts w:ascii="Source Sans 3" w:hAnsi="Source Sans 3"/>
+                <w:bCs/>
+                <w:sz w:val="23"/>
+                <w:szCs w:val="23"/>
+              </w:rPr>
+              <w:t xml:space="preserve"> I went over to Best Buy, and I got some nice carrots and peas, but I didn't like the look of the cucumbers.</w:t>
             </w:r>
           </w:p>
           <w:p>
@@ -11125,7 +12167,47 @@
                 <w:sz w:val="23"/>
                 <w:szCs w:val="23"/>
               </w:rPr>
-              <w:t>In this new series of 'Talk of the Town' we'll be looking at the different restaurants in and around Ogdenville and getting some tips and recommendations from our resident food critic, Chris Griffin. So Chris, where have you been this week?</w:t>
+              <w:t xml:space="preserve">In this new series of 'Talk of the Town' we'll be looking at the different restaurants in and around </w:t>
+            </w:r>
+            <w:proofErr w:type="spellStart"/>
+            <w:r>
+              <w:rPr>
+                <w:rFonts w:ascii="Source Sans 3" w:hAnsi="Source Sans 3"/>
+                <w:bCs/>
+                <w:sz w:val="23"/>
+                <w:szCs w:val="23"/>
+              </w:rPr>
+              <w:t>Ogdenville</w:t>
+            </w:r>
+            <w:proofErr w:type="spellEnd"/>
+            <w:r>
+              <w:rPr>
+                <w:rFonts w:ascii="Source Sans 3" w:hAnsi="Source Sans 3"/>
+                <w:bCs/>
+                <w:sz w:val="23"/>
+                <w:szCs w:val="23"/>
+              </w:rPr>
+              <w:t xml:space="preserve"> and getting some tips and recommendations from our resident food critic, Chris Griffin. </w:t>
+            </w:r>
+            <w:proofErr w:type="gramStart"/>
+            <w:r>
+              <w:rPr>
+                <w:rFonts w:ascii="Source Sans 3" w:hAnsi="Source Sans 3"/>
+                <w:bCs/>
+                <w:sz w:val="23"/>
+                <w:szCs w:val="23"/>
+              </w:rPr>
+              <w:t>So</w:t>
+            </w:r>
+            <w:proofErr w:type="gramEnd"/>
+            <w:r>
+              <w:rPr>
+                <w:rFonts w:ascii="Source Sans 3" w:hAnsi="Source Sans 3"/>
+                <w:bCs/>
+                <w:sz w:val="23"/>
+                <w:szCs w:val="23"/>
+              </w:rPr>
+              <w:t xml:space="preserve"> Chris, where have you been this week?</w:t>
             </w:r>
           </w:p>
           <w:p>
@@ -11414,7 +12496,67 @@
                 <w:sz w:val="23"/>
                 <w:szCs w:val="23"/>
               </w:rPr>
-              <w:t>Yes, I have. The Tower in Market Street is a fashionable restaurant where people can get a good meal at a reasonable price. I had a pizza, but it isn't a fast food restaurant, it specialises in all different types of food from Italy. I've heard that the lasagne is especially good.</w:t>
+              <w:t xml:space="preserve">Yes, I have. The Tower in Market Street is a fashionable restaurant where people can get a good meal at a reasonable price. I had a pizza, but it isn't a </w:t>
+            </w:r>
+            <w:proofErr w:type="gramStart"/>
+            <w:r>
+              <w:rPr>
+                <w:rFonts w:ascii="Source Sans 3" w:hAnsi="Source Sans 3"/>
+                <w:bCs/>
+                <w:sz w:val="23"/>
+                <w:szCs w:val="23"/>
+              </w:rPr>
+              <w:t>fast food</w:t>
+            </w:r>
+            <w:proofErr w:type="gramEnd"/>
+            <w:r>
+              <w:rPr>
+                <w:rFonts w:ascii="Source Sans 3" w:hAnsi="Source Sans 3"/>
+                <w:bCs/>
+                <w:sz w:val="23"/>
+                <w:szCs w:val="23"/>
+              </w:rPr>
+              <w:t xml:space="preserve"> restaurant, it </w:t>
+            </w:r>
+            <w:proofErr w:type="spellStart"/>
+            <w:r>
+              <w:rPr>
+                <w:rFonts w:ascii="Source Sans 3" w:hAnsi="Source Sans 3"/>
+                <w:bCs/>
+                <w:sz w:val="23"/>
+                <w:szCs w:val="23"/>
+              </w:rPr>
+              <w:t>specialises</w:t>
+            </w:r>
+            <w:proofErr w:type="spellEnd"/>
+            <w:r>
+              <w:rPr>
+                <w:rFonts w:ascii="Source Sans 3" w:hAnsi="Source Sans 3"/>
+                <w:bCs/>
+                <w:sz w:val="23"/>
+                <w:szCs w:val="23"/>
+              </w:rPr>
+              <w:t xml:space="preserve"> in all different types of food from Italy. I've heard that the </w:t>
+            </w:r>
+            <w:proofErr w:type="spellStart"/>
+            <w:r>
+              <w:rPr>
+                <w:rFonts w:ascii="Source Sans 3" w:hAnsi="Source Sans 3"/>
+                <w:bCs/>
+                <w:sz w:val="23"/>
+                <w:szCs w:val="23"/>
+              </w:rPr>
+              <w:t>lasagne</w:t>
+            </w:r>
+            <w:proofErr w:type="spellEnd"/>
+            <w:r>
+              <w:rPr>
+                <w:rFonts w:ascii="Source Sans 3" w:hAnsi="Source Sans 3"/>
+                <w:bCs/>
+                <w:sz w:val="23"/>
+                <w:szCs w:val="23"/>
+              </w:rPr>
+              <w:t xml:space="preserve"> is especially good.</w:t>
             </w:r>
           </w:p>
           <w:p>
@@ -11564,29 +12706,69 @@
                 <w:sz w:val="23"/>
                 <w:szCs w:val="23"/>
               </w:rPr>
-              <w:t>Chinese and Korean cooking is that they all use chopsticks rather than knives and forks like people in the West. The chopsticks that people use in the different countries are quite different though. In China the chopsticks tend to be made of wood and are round at the end, whereas in Korea they're made of stainless steel and are rough at the end. This is because in the past the emperor would use silver chopsticks, as they changed colour if there was any poison in the dish. They can be quite tricky to use, but in Korea people use a spoon to eat their rice. In Japan they use a variety of things to make chopsticks. Wood and plastic are the most popular now, but you can find bone, metal and even ivory ones.</w:t>
-            </w:r>
-          </w:p>
-          <w:p>
-            <w:pPr>
-              <w:tabs>
-                <w:tab w:val="left" w:pos="4413"/>
-              </w:tabs>
-              <w:rPr>
-                <w:rFonts w:ascii="Source Sans 3" w:hAnsi="Source Sans 3"/>
-                <w:bCs/>
-                <w:sz w:val="23"/>
-                <w:szCs w:val="23"/>
-              </w:rPr>
-            </w:pPr>
-            <w:r>
-              <w:rPr>
-                <w:rFonts w:ascii="Source Sans 3" w:hAnsi="Source Sans 3"/>
-                <w:bCs/>
-                <w:sz w:val="23"/>
-                <w:szCs w:val="23"/>
-              </w:rPr>
-              <w:t>If we look at the food of the different countries, it's very difficult to talk about China in general terms because it has many different cuisines. So it might be better if we look at Korean and Japanese food a little more. It's well known that Koreans tend to like spicier food and red peppers can be found in a wide number of dishes. I suppose that everybody thinks of sushi when they think of</w:t>
+              <w:t xml:space="preserve">Chinese and Korean cooking is that they all use chopsticks rather than knives and forks like people in the West. The chopsticks that people use in the different countries are quite different though. In China the chopsticks tend to be made of wood and are round at the end, whereas in Korea they're made of stainless steel and are rough at the end. This is because in the past the emperor would use silver chopsticks, as they changed </w:t>
+            </w:r>
+            <w:proofErr w:type="spellStart"/>
+            <w:r>
+              <w:rPr>
+                <w:rFonts w:ascii="Source Sans 3" w:hAnsi="Source Sans 3"/>
+                <w:bCs/>
+                <w:sz w:val="23"/>
+                <w:szCs w:val="23"/>
+              </w:rPr>
+              <w:t>colour</w:t>
+            </w:r>
+            <w:proofErr w:type="spellEnd"/>
+            <w:r>
+              <w:rPr>
+                <w:rFonts w:ascii="Source Sans 3" w:hAnsi="Source Sans 3"/>
+                <w:bCs/>
+                <w:sz w:val="23"/>
+                <w:szCs w:val="23"/>
+              </w:rPr>
+              <w:t xml:space="preserve"> if there was any poison in the dish. They can be quite tricky to use, but in Korea people use a spoon to eat their rice. In Japan they use a variety of things to make chopsticks. Wood and plastic are the most popular now, but you can find bone, metal and even ivory ones.</w:t>
+            </w:r>
+          </w:p>
+          <w:p>
+            <w:pPr>
+              <w:tabs>
+                <w:tab w:val="left" w:pos="4413"/>
+              </w:tabs>
+              <w:rPr>
+                <w:rFonts w:ascii="Source Sans 3" w:hAnsi="Source Sans 3"/>
+                <w:bCs/>
+                <w:sz w:val="23"/>
+                <w:szCs w:val="23"/>
+              </w:rPr>
+            </w:pPr>
+            <w:r>
+              <w:rPr>
+                <w:rFonts w:ascii="Source Sans 3" w:hAnsi="Source Sans 3"/>
+                <w:bCs/>
+                <w:sz w:val="23"/>
+                <w:szCs w:val="23"/>
+              </w:rPr>
+              <w:t xml:space="preserve">If we look at the food of the different countries, it's very difficult to talk about China in general terms because it has many different cuisines. </w:t>
+            </w:r>
+            <w:proofErr w:type="gramStart"/>
+            <w:r>
+              <w:rPr>
+                <w:rFonts w:ascii="Source Sans 3" w:hAnsi="Source Sans 3"/>
+                <w:bCs/>
+                <w:sz w:val="23"/>
+                <w:szCs w:val="23"/>
+              </w:rPr>
+              <w:t>So</w:t>
+            </w:r>
+            <w:proofErr w:type="gramEnd"/>
+            <w:r>
+              <w:rPr>
+                <w:rFonts w:ascii="Source Sans 3" w:hAnsi="Source Sans 3"/>
+                <w:bCs/>
+                <w:sz w:val="23"/>
+                <w:szCs w:val="23"/>
+              </w:rPr>
+              <w:t xml:space="preserve"> it might be better if we look at Korean and Japanese food a little more. It's well known that Koreans tend to like spicier food and red peppers can be found in a wide number of dishes. I suppose that everybody thinks of sushi when they think of</w:t>
             </w:r>
             <w:r>
               <w:rPr>
@@ -11704,7 +12886,25 @@
                 <w:sz w:val="23"/>
                 <w:szCs w:val="23"/>
               </w:rPr>
-              <w:t>Today in the studio I am pleased to have with me the famous chef, Graham Shepherd. Graham has just come back from Beijing in China, where he was making a TV programme on the food you can try in this historic city. So, Graham, what can you tell us about your trip? Was it how you expected it to be?</w:t>
+              <w:t xml:space="preserve">Today in the studio I am pleased to have with me the famous chef, Graham Shepherd. Graham has just come back from Beijing in China, where he was making a TV </w:t>
+            </w:r>
+            <w:proofErr w:type="spellStart"/>
+            <w:r>
+              <w:rPr>
+                <w:rFonts w:ascii="Source Sans 3" w:hAnsi="Source Sans 3"/>
+                <w:sz w:val="23"/>
+                <w:szCs w:val="23"/>
+              </w:rPr>
+              <w:t>programme</w:t>
+            </w:r>
+            <w:proofErr w:type="spellEnd"/>
+            <w:r>
+              <w:rPr>
+                <w:rFonts w:ascii="Source Sans 3" w:hAnsi="Source Sans 3"/>
+                <w:sz w:val="23"/>
+                <w:szCs w:val="23"/>
+              </w:rPr>
+              <w:t xml:space="preserve"> on the food you can try in this historic city. So, Graham, what can you tell us about your trip? Was it how you expected it to be?</w:t>
             </w:r>
           </w:p>
           <w:p>
@@ -11811,7 +13011,25 @@
                 <w:sz w:val="23"/>
                 <w:szCs w:val="23"/>
               </w:rPr>
-              <w:t>Oh, yes. One of the things that I had was jellyfish. It added a nice texture to the dish, but I thought it didn't taste of much. One dish that did have a strong taste was hotpot. The dish I had was made in the Sichuan style, so it was very spicy. What I found interesting was that the hotpot was put on a hotplate in the centre of the table, and we were given a dish of raw food and we chose what we wanted and put it into the pot ourselves, and got it out when it was ready. It was great fun and very sociable. And very tasty!</w:t>
+              <w:t xml:space="preserve">Oh, yes. One of the things that I had was jellyfish. It added a nice texture to the dish, but I thought it didn't taste of much. One dish that did have a strong taste was hotpot. The dish I had was made in the Sichuan style, so it was very spicy. What I found interesting was that the hotpot was put on a hotplate in the </w:t>
+            </w:r>
+            <w:proofErr w:type="spellStart"/>
+            <w:r>
+              <w:rPr>
+                <w:rFonts w:ascii="Source Sans 3" w:hAnsi="Source Sans 3"/>
+                <w:sz w:val="23"/>
+                <w:szCs w:val="23"/>
+              </w:rPr>
+              <w:t>centre</w:t>
+            </w:r>
+            <w:proofErr w:type="spellEnd"/>
+            <w:r>
+              <w:rPr>
+                <w:rFonts w:ascii="Source Sans 3" w:hAnsi="Source Sans 3"/>
+                <w:sz w:val="23"/>
+                <w:szCs w:val="23"/>
+              </w:rPr>
+              <w:t xml:space="preserve"> of the table, and we were given a dish of raw food and we chose what we wanted and put it into the pot ourselves, and got it out when it was ready. It was great fun and very sociable. And very tasty!</w:t>
             </w:r>
           </w:p>
           <w:p>
@@ -11869,7 +13087,25 @@
                 <w:sz w:val="23"/>
                 <w:szCs w:val="23"/>
               </w:rPr>
-              <w:t>Of course, everybody knows about noodles and dumplings, but I doubt many people know how many different types there are! One of the highlights for me was learning how to make fresh noodles with a chef from Northern China. The recipe of egg, salt and wheat flour is quite simple, but to make the noodles by hand you need to be quite a skilful chef.</w:t>
+              <w:t xml:space="preserve">Of course, everybody knows about noodles and dumplings, but I doubt many people know how many different types there are! One of the highlights for me was learning how to make fresh noodles with a chef from Northern China. The recipe of egg, salt and wheat flour is quite simple, but to make the noodles by hand you need to be quite a </w:t>
+            </w:r>
+            <w:proofErr w:type="spellStart"/>
+            <w:r>
+              <w:rPr>
+                <w:rFonts w:ascii="Source Sans 3" w:hAnsi="Source Sans 3"/>
+                <w:sz w:val="23"/>
+                <w:szCs w:val="23"/>
+              </w:rPr>
+              <w:t>skilful</w:t>
+            </w:r>
+            <w:proofErr w:type="spellEnd"/>
+            <w:r>
+              <w:rPr>
+                <w:rFonts w:ascii="Source Sans 3" w:hAnsi="Source Sans 3"/>
+                <w:sz w:val="23"/>
+                <w:szCs w:val="23"/>
+              </w:rPr>
+              <w:t xml:space="preserve"> chef.</w:t>
             </w:r>
           </w:p>
           <w:p>
@@ -11918,7 +13154,25 @@
                 <w:sz w:val="23"/>
                 <w:szCs w:val="23"/>
               </w:rPr>
-              <w:t>Thanks Graham, that's really interesting, but unfortunately we've run out of time. If you'd like to know more about Graham's adventures, the series will be starting on Thursday at 7 o'clock on Channel 9.</w:t>
+              <w:t xml:space="preserve">Thanks Graham, that's really interesting, but </w:t>
+            </w:r>
+            <w:proofErr w:type="gramStart"/>
+            <w:r>
+              <w:rPr>
+                <w:rFonts w:ascii="Source Sans 3" w:hAnsi="Source Sans 3"/>
+                <w:sz w:val="23"/>
+                <w:szCs w:val="23"/>
+              </w:rPr>
+              <w:t>unfortunately</w:t>
+            </w:r>
+            <w:proofErr w:type="gramEnd"/>
+            <w:r>
+              <w:rPr>
+                <w:rFonts w:ascii="Source Sans 3" w:hAnsi="Source Sans 3"/>
+                <w:sz w:val="23"/>
+                <w:szCs w:val="23"/>
+              </w:rPr>
+              <w:t xml:space="preserve"> we've run out of time. If you'd like to know more about Graham's adventures, the series will be starting on Thursday at 7 o'clock on Channel 9.</w:t>
             </w:r>
           </w:p>
         </w:tc>
@@ -12240,7 +13494,25 @@
                 <w:sz w:val="23"/>
                 <w:szCs w:val="23"/>
               </w:rPr>
-              <w:t>dish and most people in my country enjoy it. Unlike in most countries, we fry the rice with onion in olive oil before we add any liquid. We don't cook it in water, but a kind of soup or broth, which can be made of meat, fish or chicken. I'm from Milan, and our traditional risotto is made using saffron, which gives the dish a beautiful yellow colour. It's a very creamy and delicious dish. We usually have it as a starter, not as the main meal.</w:t>
+              <w:t xml:space="preserve">dish and most people in my country enjoy it. Unlike in most countries, we fry the rice with onion in olive oil before we add any liquid. We don't cook it in water, but a kind of soup or broth, which can be made of meat, fish or chicken. I'm from Milan, and our traditional risotto is made using saffron, which gives the dish a beautiful yellow </w:t>
+            </w:r>
+            <w:proofErr w:type="spellStart"/>
+            <w:r>
+              <w:rPr>
+                <w:rFonts w:ascii="Source Sans 3" w:hAnsi="Source Sans 3"/>
+                <w:sz w:val="23"/>
+                <w:szCs w:val="23"/>
+              </w:rPr>
+              <w:t>colour</w:t>
+            </w:r>
+            <w:proofErr w:type="spellEnd"/>
+            <w:r>
+              <w:rPr>
+                <w:rFonts w:ascii="Source Sans 3" w:hAnsi="Source Sans 3"/>
+                <w:sz w:val="23"/>
+                <w:szCs w:val="23"/>
+              </w:rPr>
+              <w:t>. It's a very creamy and delicious dish. We usually have it as a starter, not as the main meal.</w:t>
             </w:r>
           </w:p>
           <w:p>
@@ -12414,7 +13686,25 @@
                 <w:szCs w:val="23"/>
               </w:rPr>
               <w:lastRenderedPageBreak/>
-              <w:t>And if you're looking for shoes, you'll want to visit the fourth floor. You'll find a good selection of styles and colours in our footwear department situated right next to the coffee shop. This weekend, they're all half price and that includes a wide choice of sports shoes in most sizes! So, hurry before they're all gone! Sale ends Sunday! Miss our sale? Miss out!</w:t>
+              <w:t xml:space="preserve">And if you're looking for shoes, you'll want to visit the fourth floor. You'll find a good selection of styles and </w:t>
+            </w:r>
+            <w:proofErr w:type="spellStart"/>
+            <w:r>
+              <w:rPr>
+                <w:rFonts w:ascii="Source Sans 3" w:hAnsi="Source Sans 3"/>
+                <w:sz w:val="23"/>
+                <w:szCs w:val="23"/>
+              </w:rPr>
+              <w:t>colours</w:t>
+            </w:r>
+            <w:proofErr w:type="spellEnd"/>
+            <w:r>
+              <w:rPr>
+                <w:rFonts w:ascii="Source Sans 3" w:hAnsi="Source Sans 3"/>
+                <w:sz w:val="23"/>
+                <w:szCs w:val="23"/>
+              </w:rPr>
+              <w:t xml:space="preserve"> in our footwear department situated right next to the coffee shop. This weekend, they're all half price and that includes a wide choice of sports shoes in most sizes! So, hurry before they're all gone! Sale ends Sunday! Miss our sale? Miss out!</w:t>
             </w:r>
           </w:p>
           <w:p>
@@ -12496,7 +13786,25 @@
                 <w:sz w:val="23"/>
                 <w:szCs w:val="23"/>
               </w:rPr>
-              <w:t>It's very nice - I like the colour, and it'll definitely keep the sun off your face. Actually, I didn't notice the clothing stalls.</w:t>
+              <w:t xml:space="preserve">It's very nice - I like the </w:t>
+            </w:r>
+            <w:proofErr w:type="spellStart"/>
+            <w:r>
+              <w:rPr>
+                <w:rFonts w:ascii="Source Sans 3" w:hAnsi="Source Sans 3"/>
+                <w:sz w:val="23"/>
+                <w:szCs w:val="23"/>
+              </w:rPr>
+              <w:t>colour</w:t>
+            </w:r>
+            <w:proofErr w:type="spellEnd"/>
+            <w:r>
+              <w:rPr>
+                <w:rFonts w:ascii="Source Sans 3" w:hAnsi="Source Sans 3"/>
+                <w:sz w:val="23"/>
+                <w:szCs w:val="23"/>
+              </w:rPr>
+              <w:t>, and it'll definitely keep the sun off your face. Actually, I didn't notice the clothing stalls.</w:t>
             </w:r>
           </w:p>
           <w:p>
@@ -12525,7 +13833,25 @@
                 <w:sz w:val="23"/>
                 <w:szCs w:val="23"/>
               </w:rPr>
-              <w:t>I know you didn't! That's because you spent most of your time there looking at all the jewellery! And relaxing in all that fresh air, of course!</w:t>
+              <w:t xml:space="preserve">I know you didn't! That's because you spent most of your time there looking at all the </w:t>
+            </w:r>
+            <w:proofErr w:type="spellStart"/>
+            <w:r>
+              <w:rPr>
+                <w:rFonts w:ascii="Source Sans 3" w:hAnsi="Source Sans 3"/>
+                <w:sz w:val="23"/>
+                <w:szCs w:val="23"/>
+              </w:rPr>
+              <w:t>jewellery</w:t>
+            </w:r>
+            <w:proofErr w:type="spellEnd"/>
+            <w:r>
+              <w:rPr>
+                <w:rFonts w:ascii="Source Sans 3" w:hAnsi="Source Sans 3"/>
+                <w:sz w:val="23"/>
+                <w:szCs w:val="23"/>
+              </w:rPr>
+              <w:t>! And relaxing in all that fresh air, of course!</w:t>
             </w:r>
           </w:p>
           <w:p>
@@ -12601,13 +13927,23 @@
               </w:rPr>
               <w:t xml:space="preserve">A: </w:t>
             </w:r>
-            <w:r>
-              <w:rPr>
-                <w:rFonts w:ascii="Source Sans 3" w:hAnsi="Source Sans 3"/>
-                <w:sz w:val="23"/>
-                <w:szCs w:val="23"/>
-              </w:rPr>
-              <w:t>So what did you think of it? It only opened a few weeks ago, didn't it?</w:t>
+            <w:proofErr w:type="gramStart"/>
+            <w:r>
+              <w:rPr>
+                <w:rFonts w:ascii="Source Sans 3" w:hAnsi="Source Sans 3"/>
+                <w:sz w:val="23"/>
+                <w:szCs w:val="23"/>
+              </w:rPr>
+              <w:t>So</w:t>
+            </w:r>
+            <w:proofErr w:type="gramEnd"/>
+            <w:r>
+              <w:rPr>
+                <w:rFonts w:ascii="Source Sans 3" w:hAnsi="Source Sans 3"/>
+                <w:sz w:val="23"/>
+                <w:szCs w:val="23"/>
+              </w:rPr>
+              <w:t xml:space="preserve"> what did you think of it? It only opened a few weeks ago, didn't it?</w:t>
             </w:r>
           </w:p>
           <w:p>
@@ -12803,7 +14139,25 @@
                 <w:sz w:val="23"/>
                 <w:szCs w:val="23"/>
               </w:rPr>
-              <w:t>That's the end of our tour of the city, so you now have a couple of hours to spend exploring the city centre. If you want to buy souvenirs, you might find them cheaper near the hotel. However, if you're feeling a bit tired, there are plenty of teashops nearby and they also sell boxes of tea that make really good presents. A word of warning, you'll find a lot of cheap electronic stores offering cameras at really low prices. They might seem good quality, but we've had a lot of complaints from tourists who have bought them, only to find they break after about a week.</w:t>
+              <w:t xml:space="preserve">That's the end of our tour of the city, so you now have a couple of hours to spend exploring the city </w:t>
+            </w:r>
+            <w:proofErr w:type="spellStart"/>
+            <w:r>
+              <w:rPr>
+                <w:rFonts w:ascii="Source Sans 3" w:hAnsi="Source Sans 3"/>
+                <w:sz w:val="23"/>
+                <w:szCs w:val="23"/>
+              </w:rPr>
+              <w:t>centre</w:t>
+            </w:r>
+            <w:proofErr w:type="spellEnd"/>
+            <w:r>
+              <w:rPr>
+                <w:rFonts w:ascii="Source Sans 3" w:hAnsi="Source Sans 3"/>
+                <w:sz w:val="23"/>
+                <w:szCs w:val="23"/>
+              </w:rPr>
+              <w:t>. If you want to buy souvenirs, you might find them cheaper near the hotel. However, if you're feeling a bit tired, there are plenty of teashops nearby and they also sell boxes of tea that make really good presents. A word of warning, you'll find a lot of cheap electronic stores offering cameras at really low prices. They might seem good quality, but we've had a lot of complaints from tourists who have bought them, only to find they break after about a week.</w:t>
             </w:r>
           </w:p>
           <w:p>
@@ -12847,7 +14201,25 @@
                 <w:sz w:val="23"/>
                 <w:szCs w:val="23"/>
               </w:rPr>
-              <w:t>Thank you for calling the Eastgate Shopping Centre. The centre is currently closed. Our opening days and times are as follows... Monday to Saturday we are open from nine o'clock until six o'clock and on Sunday, our doors open at eleven o'clock and we close at five o'clock.</w:t>
+              <w:t xml:space="preserve">Thank you for calling the Eastgate Shopping Centre. The </w:t>
+            </w:r>
+            <w:proofErr w:type="spellStart"/>
+            <w:r>
+              <w:rPr>
+                <w:rFonts w:ascii="Source Sans 3" w:hAnsi="Source Sans 3"/>
+                <w:sz w:val="23"/>
+                <w:szCs w:val="23"/>
+              </w:rPr>
+              <w:t>centre</w:t>
+            </w:r>
+            <w:proofErr w:type="spellEnd"/>
+            <w:r>
+              <w:rPr>
+                <w:rFonts w:ascii="Source Sans 3" w:hAnsi="Source Sans 3"/>
+                <w:sz w:val="23"/>
+                <w:szCs w:val="23"/>
+              </w:rPr>
+              <w:t xml:space="preserve"> is currently closed. Our opening days and times are as follows... Monday to Saturday we are open from nine o'clock until six o'clock and on Sunday, our doors open at eleven o'clock and we close at five o'clock.</w:t>
             </w:r>
           </w:p>
           <w:p>
@@ -12976,7 +14348,25 @@
                 <w:sz w:val="23"/>
                 <w:szCs w:val="23"/>
               </w:rPr>
-              <w:t>We also sell a lot of T-shirts. When I first opened the shop, I had a lot of designs that I'd worked on at university and in general these had writing on the front. I thought that it might be fun if people could put a photograph on the T-shirts as well. I invested quite a bit of money in this and they were popular at first. We sometimes have young children who come in with their parents and they buy T-shirts with photographs on. I've stopped designing T-shirts with writing on them, because I don't have the time, so now we sell more T-shirts with nothing on them at all. If fashions change, I might go back to designing them and if you want a photograph on your T-shirt, you know where to come.</w:t>
+              <w:t xml:space="preserve">We also sell a lot of T-shirts. When I first opened the shop, I had a lot of designs that I'd worked on at university and in general these </w:t>
+            </w:r>
+            <w:proofErr w:type="spellStart"/>
+            <w:r>
+              <w:rPr>
+                <w:rFonts w:ascii="Source Sans 3" w:hAnsi="Source Sans 3"/>
+                <w:sz w:val="23"/>
+                <w:szCs w:val="23"/>
+              </w:rPr>
+              <w:t>had</w:t>
+            </w:r>
+            <w:proofErr w:type="spellEnd"/>
+            <w:r>
+              <w:rPr>
+                <w:rFonts w:ascii="Source Sans 3" w:hAnsi="Source Sans 3"/>
+                <w:sz w:val="23"/>
+                <w:szCs w:val="23"/>
+              </w:rPr>
+              <w:t xml:space="preserve"> writing on the front. I thought that it might be fun if people could put a photograph on the T-shirts as well. I invested quite a bit of money in this and they were popular at first. We sometimes have young children who come in with their parents and they buy T-shirts with photographs on. I've stopped designing T-shirts with writing on them, because I don't have the time, so now we sell more T-shirts with nothing on them at all. If fashions change, I might go back to designing them and if you want a photograph on your T-shirt, you know where to come.</w:t>
             </w:r>
           </w:p>
         </w:tc>
@@ -13045,7 +14435,25 @@
                 <w:sz w:val="23"/>
                 <w:szCs w:val="23"/>
               </w:rPr>
-              <w:t xml:space="preserve">Calling all fans of Sam West! This famous adventure writer will be in Westfield shopping centre tomorrow in Bookworms Bookshop on the first floor. He will be signing copies of his latest book, </w:t>
+              <w:t xml:space="preserve">Calling all fans of Sam West! This famous adventure writer will be in Westfield shopping </w:t>
+            </w:r>
+            <w:proofErr w:type="spellStart"/>
+            <w:r>
+              <w:rPr>
+                <w:rFonts w:ascii="Source Sans 3" w:hAnsi="Source Sans 3"/>
+                <w:sz w:val="23"/>
+                <w:szCs w:val="23"/>
+              </w:rPr>
+              <w:t>centre</w:t>
+            </w:r>
+            <w:proofErr w:type="spellEnd"/>
+            <w:r>
+              <w:rPr>
+                <w:rFonts w:ascii="Source Sans 3" w:hAnsi="Source Sans 3"/>
+                <w:sz w:val="23"/>
+                <w:szCs w:val="23"/>
+              </w:rPr>
+              <w:t xml:space="preserve"> tomorrow in Bookworms Bookshop on the first floor. He will be signing copies of his latest book, </w:t>
             </w:r>
             <w:r>
               <w:rPr>
@@ -13063,7 +14471,25 @@
                 <w:sz w:val="23"/>
                 <w:szCs w:val="23"/>
               </w:rPr>
-              <w:t>. He is expected to get there at quarter past two and will stay until half past three. Get there as soon as you can because queues will start to form as early as noon. Don't miss this great opportunity to meet everyone's favourite writer!</w:t>
+              <w:t xml:space="preserve">. He is expected to get there at quarter past two and will stay until half past three. Get there as soon as you can because queues will start to form as early as noon. Don't miss this great opportunity to meet everyone's </w:t>
+            </w:r>
+            <w:proofErr w:type="spellStart"/>
+            <w:r>
+              <w:rPr>
+                <w:rFonts w:ascii="Source Sans 3" w:hAnsi="Source Sans 3"/>
+                <w:sz w:val="23"/>
+                <w:szCs w:val="23"/>
+              </w:rPr>
+              <w:t>favourite</w:t>
+            </w:r>
+            <w:proofErr w:type="spellEnd"/>
+            <w:r>
+              <w:rPr>
+                <w:rFonts w:ascii="Source Sans 3" w:hAnsi="Source Sans 3"/>
+                <w:sz w:val="23"/>
+                <w:szCs w:val="23"/>
+              </w:rPr>
+              <w:t xml:space="preserve"> writer!</w:t>
             </w:r>
           </w:p>
         </w:tc>
@@ -13132,7 +14558,25 @@
                 <w:sz w:val="23"/>
                 <w:szCs w:val="23"/>
               </w:rPr>
-              <w:t>I had a great day at that new shopping centre but I would complain about one thing-and not the usual kind of thing - the service in all the shops was good, and I had a delicious</w:t>
+              <w:t xml:space="preserve">I had a great day at that new shopping </w:t>
+            </w:r>
+            <w:proofErr w:type="spellStart"/>
+            <w:r>
+              <w:rPr>
+                <w:rFonts w:ascii="Source Sans 3" w:hAnsi="Source Sans 3"/>
+                <w:sz w:val="23"/>
+                <w:szCs w:val="23"/>
+              </w:rPr>
+              <w:t>centre</w:t>
+            </w:r>
+            <w:proofErr w:type="spellEnd"/>
+            <w:r>
+              <w:rPr>
+                <w:rFonts w:ascii="Source Sans 3" w:hAnsi="Source Sans 3"/>
+                <w:sz w:val="23"/>
+                <w:szCs w:val="23"/>
+              </w:rPr>
+              <w:t xml:space="preserve"> but I would complain about one thing-and not the usual kind of thing - the service in all the shops was good, and I had a delicious</w:t>
             </w:r>
             <w:r>
               <w:rPr>
@@ -13241,7 +14685,25 @@
                 <w:sz w:val="23"/>
                 <w:szCs w:val="23"/>
               </w:rPr>
-              <w:t>Hello everyone. So can you all hear me and see me? OK, my name's David Edwards and I'm your tour leader for your shopping tour today. Now, as you can see, we're parked just in front of the main theatre. if any of you would like tickets for tonight's performance, we can arrange</w:t>
+              <w:t xml:space="preserve">Hello everyone. </w:t>
+            </w:r>
+            <w:proofErr w:type="gramStart"/>
+            <w:r>
+              <w:rPr>
+                <w:rFonts w:ascii="Source Sans 3" w:hAnsi="Source Sans 3"/>
+                <w:sz w:val="23"/>
+                <w:szCs w:val="23"/>
+              </w:rPr>
+              <w:t>So</w:t>
+            </w:r>
+            <w:proofErr w:type="gramEnd"/>
+            <w:r>
+              <w:rPr>
+                <w:rFonts w:ascii="Source Sans 3" w:hAnsi="Source Sans 3"/>
+                <w:sz w:val="23"/>
+                <w:szCs w:val="23"/>
+              </w:rPr>
+              <w:t xml:space="preserve"> can you all hear me and see me? OK, my name's David Edwards and I'm your tour leader for your shopping tour today. Now, as you can see, we're parked just in front of the main theatre. if any of you would like tickets for tonight's performance, we can arrange</w:t>
             </w:r>
             <w:r>
               <w:rPr>
@@ -13257,7 +14719,25 @@
                 <w:sz w:val="23"/>
                 <w:szCs w:val="23"/>
               </w:rPr>
-              <w:t>that for you. We're just round the corner from the railway station. If you want. to come on our Historic Buildings tour tomorrow, the coach will leave from just outside the station. And if you want to go for a drink at the end. of our tour today, there are plenty of cafés just behind the station. We're still waiting for a few people, but while we wait I can tell you a little about the theatre. Although the building is very modern, in fact a theatre has existed on this site for over 200 years. The original theatre used to be very popular because of the musicals it put on. However, it had to be rebuilt after a fire. Some</w:t>
+              <w:t xml:space="preserve">that for you. We're just round the corner from the railway station. If you want. to come on our Historic Buildings tour tomorrow, the coach will leave from just outside the station. And if you want to go for a drink at the end. of our tour today, there are plenty of cafés just behind the station. We're still waiting for a few people, but while we </w:t>
+            </w:r>
+            <w:proofErr w:type="gramStart"/>
+            <w:r>
+              <w:rPr>
+                <w:rFonts w:ascii="Source Sans 3" w:hAnsi="Source Sans 3"/>
+                <w:sz w:val="23"/>
+                <w:szCs w:val="23"/>
+              </w:rPr>
+              <w:t>wait</w:t>
+            </w:r>
+            <w:proofErr w:type="gramEnd"/>
+            <w:r>
+              <w:rPr>
+                <w:rFonts w:ascii="Source Sans 3" w:hAnsi="Source Sans 3"/>
+                <w:sz w:val="23"/>
+                <w:szCs w:val="23"/>
+              </w:rPr>
+              <w:t xml:space="preserve"> I can tell you a little about the theatre. Although the building is very modern, in fact a theatre has existed on this site for over 200 years. The original theatre used to be very popular because of the musicals it put on. However, it had to be rebuilt after a fire. Some</w:t>
             </w:r>
             <w:r>
               <w:rPr>
@@ -13325,7 +14805,25 @@
                 <w:sz w:val="23"/>
                 <w:szCs w:val="23"/>
               </w:rPr>
-              <w:t>Now, in a few minutes' time at 9.30-we'll be starting our tour. First we're going to make our way down to Market Place, which is one of the most famous squares in the city that should take us about ten minutes. There's not too much traffic on the roads, so we should get there at quarter to ten at the latest</w:t>
+              <w:t xml:space="preserve">Now, in a few minutes' time at 9.30-we'll be starting our tour. </w:t>
+            </w:r>
+            <w:proofErr w:type="gramStart"/>
+            <w:r>
+              <w:rPr>
+                <w:rFonts w:ascii="Source Sans 3" w:hAnsi="Source Sans 3"/>
+                <w:sz w:val="23"/>
+                <w:szCs w:val="23"/>
+              </w:rPr>
+              <w:t>First</w:t>
+            </w:r>
+            <w:proofErr w:type="gramEnd"/>
+            <w:r>
+              <w:rPr>
+                <w:rFonts w:ascii="Source Sans 3" w:hAnsi="Source Sans 3"/>
+                <w:sz w:val="23"/>
+                <w:szCs w:val="23"/>
+              </w:rPr>
+              <w:t xml:space="preserve"> we're going to make our way down to Market Place, which is one of the most famous squares in the city that should take us about ten minutes. There's not too much traffic on the roads, so we should get there at quarter to ten at the latest</w:t>
             </w:r>
             <w:r>
               <w:rPr>
@@ -13353,7 +14851,25 @@
                 <w:sz w:val="23"/>
                 <w:szCs w:val="23"/>
               </w:rPr>
-              <w:t>Market Place was the city's old food market. People used to come in from the countryside to sell their fresh fruit and vegetables. Remember that these were the days before supermarkets! You won't find any food here now though, it's now a craft market and I think you'll find lots to interest you-especially if you want to take presents home. You'll see all kinds of things like hand-painted</w:t>
+              <w:t xml:space="preserve">Market Place was the city's old food market. People used to come in from the countryside to sell their fresh fruit and vegetables. Remember that these were the days before supermarkets! You won't find any food here now </w:t>
+            </w:r>
+            <w:proofErr w:type="gramStart"/>
+            <w:r>
+              <w:rPr>
+                <w:rFonts w:ascii="Source Sans 3" w:hAnsi="Source Sans 3"/>
+                <w:sz w:val="23"/>
+                <w:szCs w:val="23"/>
+              </w:rPr>
+              <w:t>though,</w:t>
+            </w:r>
+            <w:proofErr w:type="gramEnd"/>
+            <w:r>
+              <w:rPr>
+                <w:rFonts w:ascii="Source Sans 3" w:hAnsi="Source Sans 3"/>
+                <w:sz w:val="23"/>
+                <w:szCs w:val="23"/>
+              </w:rPr>
+              <w:t xml:space="preserve"> it's now a craft market and I think you'll find lots to interest you-especially if you want to take presents home. You'll see all kinds of things like hand-painted</w:t>
             </w:r>
             <w:r>
               <w:rPr>
@@ -13369,8 +14885,18 @@
                 <w:sz w:val="23"/>
                 <w:szCs w:val="23"/>
               </w:rPr>
-              <w:t>local pottery and leather goods. Personally, I suggest that you visit the jewellery</w:t>
-            </w:r>
+              <w:t xml:space="preserve">local pottery and leather goods. Personally, I suggest that you visit the </w:t>
+            </w:r>
+            <w:proofErr w:type="spellStart"/>
+            <w:r>
+              <w:rPr>
+                <w:rFonts w:ascii="Source Sans 3" w:hAnsi="Source Sans 3"/>
+                <w:sz w:val="23"/>
+                <w:szCs w:val="23"/>
+              </w:rPr>
+              <w:t>jewellery</w:t>
+            </w:r>
+            <w:proofErr w:type="spellEnd"/>
             <w:r>
               <w:rPr>
                 <w:rFonts w:ascii="Source Sans 3" w:hAnsi="Source Sans 3"/>
@@ -13437,7 +14963,43 @@
                 <w:sz w:val="23"/>
                 <w:szCs w:val="23"/>
               </w:rPr>
-              <w:t xml:space="preserve">And finally, in the afternoon we will be visiting the Fashion Fair in the exhibition centre on the outskirts of the city. This is a huge venue, so try not to get lost. There is a whole hall devoted just to footwear - every kind of shoes and boots you can imagine. You can easily find it because it has a green roof. Just don't go through the blue doors at the entrance of the centre - you have to pay for that part of the exhibition. And if all that shopping has </w:t>
+              <w:t xml:space="preserve">And finally, in the afternoon we will be visiting the Fashion Fair in the exhibition </w:t>
+            </w:r>
+            <w:proofErr w:type="spellStart"/>
+            <w:r>
+              <w:rPr>
+                <w:rFonts w:ascii="Source Sans 3" w:hAnsi="Source Sans 3"/>
+                <w:sz w:val="23"/>
+                <w:szCs w:val="23"/>
+              </w:rPr>
+              <w:t>centre</w:t>
+            </w:r>
+            <w:proofErr w:type="spellEnd"/>
+            <w:r>
+              <w:rPr>
+                <w:rFonts w:ascii="Source Sans 3" w:hAnsi="Source Sans 3"/>
+                <w:sz w:val="23"/>
+                <w:szCs w:val="23"/>
+              </w:rPr>
+              <w:t xml:space="preserve"> on the outskirts of the city. This is a huge venue, so try not to get lost. There is a whole hall devoted just to footwear - every kind of shoes and boots you can imagine. You can easily find it because it has a green roof. Just don't go through the blue doors at the entrance of the </w:t>
+            </w:r>
+            <w:proofErr w:type="spellStart"/>
+            <w:r>
+              <w:rPr>
+                <w:rFonts w:ascii="Source Sans 3" w:hAnsi="Source Sans 3"/>
+                <w:sz w:val="23"/>
+                <w:szCs w:val="23"/>
+              </w:rPr>
+              <w:t>centre</w:t>
+            </w:r>
+            <w:proofErr w:type="spellEnd"/>
+            <w:r>
+              <w:rPr>
+                <w:rFonts w:ascii="Source Sans 3" w:hAnsi="Source Sans 3"/>
+                <w:sz w:val="23"/>
+                <w:szCs w:val="23"/>
+              </w:rPr>
+              <w:t xml:space="preserve"> - you have to pay for that part of the exhibition. And if all that shopping has </w:t>
             </w:r>
             <w:r>
               <w:rPr>
@@ -13535,27 +15097,63 @@
                 <w:sz w:val="23"/>
                 <w:szCs w:val="23"/>
               </w:rPr>
-              <w:t>The place where I really enjoy shopping is Covent Garden Market. It's very convenient because it isn't far from where I live. It isn't a traditional food market, though at one time it used to sell fruit and vegetables. Now, it's a collection of all sorts of independent shops and stalls. There's an amazing selection of things to buy clothes, jewellery, books, art and crafts. I love it because it has a great atmosphere. There are cafés outside in the square, and often you can see street performers. It's very lively and friendly. I avoid the big malls because they're often out-of-the-way-you need a car to get to them.</w:t>
-            </w:r>
-          </w:p>
-          <w:p>
-            <w:pPr>
-              <w:tabs>
-                <w:tab w:val="left" w:pos="4413"/>
-              </w:tabs>
-              <w:rPr>
-                <w:rFonts w:ascii="Source Sans 3" w:hAnsi="Source Sans 3"/>
-                <w:sz w:val="23"/>
-                <w:szCs w:val="23"/>
-              </w:rPr>
-            </w:pPr>
-            <w:r>
-              <w:rPr>
-                <w:rFonts w:ascii="Source Sans 3" w:hAnsi="Source Sans 3"/>
-                <w:sz w:val="23"/>
-                <w:szCs w:val="23"/>
-              </w:rPr>
-              <w:t>And what do I enjoy buying? Well, I'm keen on fashion and like to go clothes shopping whenever I can. I love trying on clothes even if I can't afford to buy them! And I absolutely love going to the sales! Sometimes I manage to find great designer shoes at very reasonable prices. And I like shopping for really fun and original gifts for my friends things that nobody else has. Covent Garden's a great place to do that.</w:t>
+              <w:t xml:space="preserve">The place where I really enjoy shopping is Covent Garden Market. It's very convenient because it isn't far from where I live. It isn't a traditional food market, though at one time it used to sell fruit and vegetables. Now, it's a collection of all sorts of independent shops and stalls. There's an amazing selection of things to buy clothes, </w:t>
+            </w:r>
+            <w:proofErr w:type="spellStart"/>
+            <w:r>
+              <w:rPr>
+                <w:rFonts w:ascii="Source Sans 3" w:hAnsi="Source Sans 3"/>
+                <w:sz w:val="23"/>
+                <w:szCs w:val="23"/>
+              </w:rPr>
+              <w:t>jewellery</w:t>
+            </w:r>
+            <w:proofErr w:type="spellEnd"/>
+            <w:r>
+              <w:rPr>
+                <w:rFonts w:ascii="Source Sans 3" w:hAnsi="Source Sans 3"/>
+                <w:sz w:val="23"/>
+                <w:szCs w:val="23"/>
+              </w:rPr>
+              <w:t>, books, art and crafts. I love it because it has a great atmosphere. There are cafés outside in the square, and often you can see street performers. It's very lively and friendly. I avoid the big malls because they're often out-of-the-way-you need a car to get to them.</w:t>
+            </w:r>
+          </w:p>
+          <w:p>
+            <w:pPr>
+              <w:tabs>
+                <w:tab w:val="left" w:pos="4413"/>
+              </w:tabs>
+              <w:rPr>
+                <w:rFonts w:ascii="Source Sans 3" w:hAnsi="Source Sans 3"/>
+                <w:sz w:val="23"/>
+                <w:szCs w:val="23"/>
+              </w:rPr>
+            </w:pPr>
+            <w:r>
+              <w:rPr>
+                <w:rFonts w:ascii="Source Sans 3" w:hAnsi="Source Sans 3"/>
+                <w:sz w:val="23"/>
+                <w:szCs w:val="23"/>
+              </w:rPr>
+              <w:t xml:space="preserve">And what do I enjoy buying? Well, I'm keen on fashion and like to go clothes shopping whenever I can. I love trying on clothes even if I can't afford to buy them! And I absolutely love going to the sales! Sometimes I manage to find great designer shoes at very reasonable prices. And I like shopping for really fun and original gifts for my </w:t>
+            </w:r>
+            <w:proofErr w:type="gramStart"/>
+            <w:r>
+              <w:rPr>
+                <w:rFonts w:ascii="Source Sans 3" w:hAnsi="Source Sans 3"/>
+                <w:sz w:val="23"/>
+                <w:szCs w:val="23"/>
+              </w:rPr>
+              <w:t>friends</w:t>
+            </w:r>
+            <w:proofErr w:type="gramEnd"/>
+            <w:r>
+              <w:rPr>
+                <w:rFonts w:ascii="Source Sans 3" w:hAnsi="Source Sans 3"/>
+                <w:sz w:val="23"/>
+                <w:szCs w:val="23"/>
+              </w:rPr>
+              <w:t xml:space="preserve"> things that nobody else has. Covent Garden's a great place to do that.</w:t>
             </w:r>
           </w:p>
         </w:tc>
@@ -13624,7 +15222,43 @@
                 <w:sz w:val="23"/>
                 <w:szCs w:val="23"/>
               </w:rPr>
-              <w:t>You asked me to describe a place where I like going shopping, so I'm going to talk about a department store in my town. It's called Judies and it's a very old store. In fact, it's about a 100 years old, so it's very famous. I would say that it's a landmark because everyone knows it.</w:t>
+              <w:t xml:space="preserve">You asked me to describe a place where I like going shopping, so I'm going to talk about a department store in my town. It's called </w:t>
+            </w:r>
+            <w:proofErr w:type="spellStart"/>
+            <w:r>
+              <w:rPr>
+                <w:rFonts w:ascii="Source Sans 3" w:hAnsi="Source Sans 3"/>
+                <w:sz w:val="23"/>
+                <w:szCs w:val="23"/>
+              </w:rPr>
+              <w:t>Judies</w:t>
+            </w:r>
+            <w:proofErr w:type="spellEnd"/>
+            <w:r>
+              <w:rPr>
+                <w:rFonts w:ascii="Source Sans 3" w:hAnsi="Source Sans 3"/>
+                <w:sz w:val="23"/>
+                <w:szCs w:val="23"/>
+              </w:rPr>
+              <w:t xml:space="preserve"> and it's a very old store. In fact, it's about </w:t>
+            </w:r>
+            <w:proofErr w:type="gramStart"/>
+            <w:r>
+              <w:rPr>
+                <w:rFonts w:ascii="Source Sans 3" w:hAnsi="Source Sans 3"/>
+                <w:sz w:val="23"/>
+                <w:szCs w:val="23"/>
+              </w:rPr>
+              <w:t>a 100 years</w:t>
+            </w:r>
+            <w:proofErr w:type="gramEnd"/>
+            <w:r>
+              <w:rPr>
+                <w:rFonts w:ascii="Source Sans 3" w:hAnsi="Source Sans 3"/>
+                <w:sz w:val="23"/>
+                <w:szCs w:val="23"/>
+              </w:rPr>
+              <w:t xml:space="preserve"> old, so it's very famous. I would say that it's a landmark because everyone knows it.</w:t>
             </w:r>
           </w:p>
           <w:p>
@@ -13664,27 +15298,99 @@
                 <w:sz w:val="23"/>
                 <w:szCs w:val="23"/>
               </w:rPr>
-              <w:t>I think it's in a good location because it's right in the centre of the town, which is very convenient. It's also very close to the railway station and a multi-storey car park too, so that's good for you if you have lots of shopping bags to carry.</w:t>
-            </w:r>
-          </w:p>
-          <w:p>
-            <w:pPr>
-              <w:tabs>
-                <w:tab w:val="left" w:pos="4413"/>
-              </w:tabs>
-              <w:rPr>
-                <w:rFonts w:ascii="Source Sans 3" w:hAnsi="Source Sans 3"/>
-                <w:sz w:val="23"/>
-                <w:szCs w:val="23"/>
-              </w:rPr>
-            </w:pPr>
-            <w:r>
-              <w:rPr>
-                <w:rFonts w:ascii="Source Sans 3" w:hAnsi="Source Sans 3"/>
-                <w:sz w:val="23"/>
-                <w:szCs w:val="23"/>
-              </w:rPr>
-              <w:t>What do I like to do there? Well, I really like spending time in the jewellery department and this is on the ground floor of the building. I love looking at the different rings and necklaces. I enjoy trying them on too! I like gold jewellery the best but I can't afford it.</w:t>
+              <w:t xml:space="preserve">I think it's in a good location because it's right in the </w:t>
+            </w:r>
+            <w:proofErr w:type="spellStart"/>
+            <w:r>
+              <w:rPr>
+                <w:rFonts w:ascii="Source Sans 3" w:hAnsi="Source Sans 3"/>
+                <w:sz w:val="23"/>
+                <w:szCs w:val="23"/>
+              </w:rPr>
+              <w:t>centre</w:t>
+            </w:r>
+            <w:proofErr w:type="spellEnd"/>
+            <w:r>
+              <w:rPr>
+                <w:rFonts w:ascii="Source Sans 3" w:hAnsi="Source Sans 3"/>
+                <w:sz w:val="23"/>
+                <w:szCs w:val="23"/>
+              </w:rPr>
+              <w:t xml:space="preserve"> of the town, which is very convenient. It's also very close to the railway station and a multi-</w:t>
+            </w:r>
+            <w:proofErr w:type="spellStart"/>
+            <w:r>
+              <w:rPr>
+                <w:rFonts w:ascii="Source Sans 3" w:hAnsi="Source Sans 3"/>
+                <w:sz w:val="23"/>
+                <w:szCs w:val="23"/>
+              </w:rPr>
+              <w:t>storey</w:t>
+            </w:r>
+            <w:proofErr w:type="spellEnd"/>
+            <w:r>
+              <w:rPr>
+                <w:rFonts w:ascii="Source Sans 3" w:hAnsi="Source Sans 3"/>
+                <w:sz w:val="23"/>
+                <w:szCs w:val="23"/>
+              </w:rPr>
+              <w:t xml:space="preserve"> car park too, so that's good for you if you have lots of shopping bags to carry.</w:t>
+            </w:r>
+          </w:p>
+          <w:p>
+            <w:pPr>
+              <w:tabs>
+                <w:tab w:val="left" w:pos="4413"/>
+              </w:tabs>
+              <w:rPr>
+                <w:rFonts w:ascii="Source Sans 3" w:hAnsi="Source Sans 3"/>
+                <w:sz w:val="23"/>
+                <w:szCs w:val="23"/>
+              </w:rPr>
+            </w:pPr>
+            <w:r>
+              <w:rPr>
+                <w:rFonts w:ascii="Source Sans 3" w:hAnsi="Source Sans 3"/>
+                <w:sz w:val="23"/>
+                <w:szCs w:val="23"/>
+              </w:rPr>
+              <w:t xml:space="preserve">What do I like to do there? Well, I really like spending time in the </w:t>
+            </w:r>
+            <w:proofErr w:type="spellStart"/>
+            <w:r>
+              <w:rPr>
+                <w:rFonts w:ascii="Source Sans 3" w:hAnsi="Source Sans 3"/>
+                <w:sz w:val="23"/>
+                <w:szCs w:val="23"/>
+              </w:rPr>
+              <w:t>jewellery</w:t>
+            </w:r>
+            <w:proofErr w:type="spellEnd"/>
+            <w:r>
+              <w:rPr>
+                <w:rFonts w:ascii="Source Sans 3" w:hAnsi="Source Sans 3"/>
+                <w:sz w:val="23"/>
+                <w:szCs w:val="23"/>
+              </w:rPr>
+              <w:t xml:space="preserve"> department and this is on the ground floor of the building. I love looking at the different rings and necklaces. I enjoy trying them on too! I like gold </w:t>
+            </w:r>
+            <w:proofErr w:type="spellStart"/>
+            <w:r>
+              <w:rPr>
+                <w:rFonts w:ascii="Source Sans 3" w:hAnsi="Source Sans 3"/>
+                <w:sz w:val="23"/>
+                <w:szCs w:val="23"/>
+              </w:rPr>
+              <w:t>jewellery</w:t>
+            </w:r>
+            <w:proofErr w:type="spellEnd"/>
+            <w:r>
+              <w:rPr>
+                <w:rFonts w:ascii="Source Sans 3" w:hAnsi="Source Sans 3"/>
+                <w:sz w:val="23"/>
+                <w:szCs w:val="23"/>
+              </w:rPr>
+              <w:t xml:space="preserve"> the best but I can't afford it.</w:t>
             </w:r>
           </w:p>
           <w:p>
@@ -13894,7 +15600,25 @@
                 <w:sz w:val="23"/>
                 <w:szCs w:val="23"/>
               </w:rPr>
-              <w:t>her on the way. Forget the route I just gave you, I'll give you another set of directions. This route might even be easier. Again, you need to turn right onto Maple Avenue, and go up to the lights. Instead of turning left here, turn right, with the park on your left. Then after the zebra crossing, take the first turning on your left onto New Road. Drive along New Road until you reach the bridge. Sarah's house is the second house after the bridge. That's on the right; there are shops on the left. Once you've picked up Sarah, take the first turning on the left, onto Silver Street, and go straight ahead until you reach the roundabout. Go straight ahead at the roundabout and then take the first turning on the right, Oak Avenue. My house is number 1. It's on the corner.</w:t>
+              <w:t xml:space="preserve">her on the way. Forget the route I just gave </w:t>
+            </w:r>
+            <w:proofErr w:type="gramStart"/>
+            <w:r>
+              <w:rPr>
+                <w:rFonts w:ascii="Source Sans 3" w:hAnsi="Source Sans 3"/>
+                <w:sz w:val="23"/>
+                <w:szCs w:val="23"/>
+              </w:rPr>
+              <w:t>you,</w:t>
+            </w:r>
+            <w:proofErr w:type="gramEnd"/>
+            <w:r>
+              <w:rPr>
+                <w:rFonts w:ascii="Source Sans 3" w:hAnsi="Source Sans 3"/>
+                <w:sz w:val="23"/>
+                <w:szCs w:val="23"/>
+              </w:rPr>
+              <w:t xml:space="preserve"> I'll give you another set of directions. This route might even be easier. Again, you need to turn right onto Maple Avenue, and go up to the lights. Instead of turning left here, turn right, with the park on your left. Then after the zebra crossing, take the first turning on your left onto New Road. Drive along New Road until you reach the bridge. Sarah's house is the second house after the bridge. That's on the right; there are shops on the left. Once you've picked up Sarah, take the first turning on the left, onto Silver Street, and go straight ahead until you reach the roundabout. Go straight ahead at the roundabout and then take the first turning on the right, Oak Avenue. My house is number 1. It's on the corner.</w:t>
             </w:r>
           </w:p>
         </w:tc>
@@ -13993,47 +15717,129 @@
                 <w:sz w:val="23"/>
                 <w:szCs w:val="23"/>
               </w:rPr>
-              <w:t>As you walk through the main entrance, you come to a square with a big fountain in the middle. This is where people usually arrange to meet up and sometimes they have live music here. Beyond the square, on Main Avenue, on your right, there are several restaurants, and opposite these on your left is an exhibition centre. There used to be a cinema here, but they moved it when they finished building the Arena.</w:t>
-            </w:r>
-          </w:p>
-          <w:p>
-            <w:pPr>
-              <w:tabs>
-                <w:tab w:val="left" w:pos="4413"/>
-              </w:tabs>
-              <w:rPr>
-                <w:rFonts w:ascii="Source Sans 3" w:hAnsi="Source Sans 3"/>
-                <w:sz w:val="23"/>
-                <w:szCs w:val="23"/>
-              </w:rPr>
-            </w:pPr>
-            <w:r>
-              <w:rPr>
-                <w:rFonts w:ascii="Source Sans 3" w:hAnsi="Source Sans 3"/>
-                <w:sz w:val="23"/>
-                <w:szCs w:val="23"/>
-              </w:rPr>
-              <w:t>So there are several coffee shops to choose from, one near the fountain and one in the north end of the building, but I suggest that we go to the one at the end of Main Avenue, because it'll probably be less busy than the others. It's right at the end, after you pass the art gallery on the right. So shall we all meet there at seven o'clock?</w:t>
-            </w:r>
-          </w:p>
-          <w:p>
-            <w:pPr>
-              <w:tabs>
-                <w:tab w:val="left" w:pos="4413"/>
-              </w:tabs>
-              <w:rPr>
-                <w:rFonts w:ascii="Source Sans 3" w:hAnsi="Source Sans 3"/>
-                <w:sz w:val="23"/>
-                <w:szCs w:val="23"/>
-              </w:rPr>
-            </w:pPr>
-            <w:r>
-              <w:rPr>
-                <w:rFonts w:ascii="Source Sans 3" w:hAnsi="Source Sans 3"/>
-                <w:sz w:val="23"/>
-                <w:szCs w:val="23"/>
-              </w:rPr>
-              <w:t>Then, after we've had a coffee, to get into the Arena we just need to go through the shopping centre, which will be on our right once we go back down Main Avenue. It can be a bit tempting, but there's no other way to get there, as the Arena is the other side of it. Oh, and there are toilets beside the entrance if you need them. And then after the concert, they open the door opposite and you can go straight out into the car park, which is very convenient.</w:t>
+              <w:t xml:space="preserve">As you walk through the main entrance, you come to a square with a big fountain in the middle. This is where people usually arrange to meet up and </w:t>
+            </w:r>
+            <w:proofErr w:type="gramStart"/>
+            <w:r>
+              <w:rPr>
+                <w:rFonts w:ascii="Source Sans 3" w:hAnsi="Source Sans 3"/>
+                <w:sz w:val="23"/>
+                <w:szCs w:val="23"/>
+              </w:rPr>
+              <w:t>sometimes</w:t>
+            </w:r>
+            <w:proofErr w:type="gramEnd"/>
+            <w:r>
+              <w:rPr>
+                <w:rFonts w:ascii="Source Sans 3" w:hAnsi="Source Sans 3"/>
+                <w:sz w:val="23"/>
+                <w:szCs w:val="23"/>
+              </w:rPr>
+              <w:t xml:space="preserve"> they have live music here. Beyond the square, on Main Avenue, on your right, there are several restaurants, and opposite these on your left is an exhibition </w:t>
+            </w:r>
+            <w:proofErr w:type="spellStart"/>
+            <w:r>
+              <w:rPr>
+                <w:rFonts w:ascii="Source Sans 3" w:hAnsi="Source Sans 3"/>
+                <w:sz w:val="23"/>
+                <w:szCs w:val="23"/>
+              </w:rPr>
+              <w:t>centre</w:t>
+            </w:r>
+            <w:proofErr w:type="spellEnd"/>
+            <w:r>
+              <w:rPr>
+                <w:rFonts w:ascii="Source Sans 3" w:hAnsi="Source Sans 3"/>
+                <w:sz w:val="23"/>
+                <w:szCs w:val="23"/>
+              </w:rPr>
+              <w:t>. There used to be a cinema here, but they moved it when they finished building the Arena.</w:t>
+            </w:r>
+          </w:p>
+          <w:p>
+            <w:pPr>
+              <w:tabs>
+                <w:tab w:val="left" w:pos="4413"/>
+              </w:tabs>
+              <w:rPr>
+                <w:rFonts w:ascii="Source Sans 3" w:hAnsi="Source Sans 3"/>
+                <w:sz w:val="23"/>
+                <w:szCs w:val="23"/>
+              </w:rPr>
+            </w:pPr>
+            <w:proofErr w:type="gramStart"/>
+            <w:r>
+              <w:rPr>
+                <w:rFonts w:ascii="Source Sans 3" w:hAnsi="Source Sans 3"/>
+                <w:sz w:val="23"/>
+                <w:szCs w:val="23"/>
+              </w:rPr>
+              <w:t>So</w:t>
+            </w:r>
+            <w:proofErr w:type="gramEnd"/>
+            <w:r>
+              <w:rPr>
+                <w:rFonts w:ascii="Source Sans 3" w:hAnsi="Source Sans 3"/>
+                <w:sz w:val="23"/>
+                <w:szCs w:val="23"/>
+              </w:rPr>
+              <w:t xml:space="preserve"> there are several coffee shops to choose from, one near the fountain and one in the north end of the building, but I suggest that we go to the one at the end of Main Avenue, because it'll probably be less busy than the others. It's right at the end, after you pass the art gallery on the right. </w:t>
+            </w:r>
+            <w:proofErr w:type="gramStart"/>
+            <w:r>
+              <w:rPr>
+                <w:rFonts w:ascii="Source Sans 3" w:hAnsi="Source Sans 3"/>
+                <w:sz w:val="23"/>
+                <w:szCs w:val="23"/>
+              </w:rPr>
+              <w:t>So</w:t>
+            </w:r>
+            <w:proofErr w:type="gramEnd"/>
+            <w:r>
+              <w:rPr>
+                <w:rFonts w:ascii="Source Sans 3" w:hAnsi="Source Sans 3"/>
+                <w:sz w:val="23"/>
+                <w:szCs w:val="23"/>
+              </w:rPr>
+              <w:t xml:space="preserve"> shall we all meet there at seven o'clock?</w:t>
+            </w:r>
+          </w:p>
+          <w:p>
+            <w:pPr>
+              <w:tabs>
+                <w:tab w:val="left" w:pos="4413"/>
+              </w:tabs>
+              <w:rPr>
+                <w:rFonts w:ascii="Source Sans 3" w:hAnsi="Source Sans 3"/>
+                <w:sz w:val="23"/>
+                <w:szCs w:val="23"/>
+              </w:rPr>
+            </w:pPr>
+            <w:r>
+              <w:rPr>
+                <w:rFonts w:ascii="Source Sans 3" w:hAnsi="Source Sans 3"/>
+                <w:sz w:val="23"/>
+                <w:szCs w:val="23"/>
+              </w:rPr>
+              <w:t xml:space="preserve">Then, after we've had a coffee, to get into the Arena we just need to go through the shopping </w:t>
+            </w:r>
+            <w:proofErr w:type="spellStart"/>
+            <w:r>
+              <w:rPr>
+                <w:rFonts w:ascii="Source Sans 3" w:hAnsi="Source Sans 3"/>
+                <w:sz w:val="23"/>
+                <w:szCs w:val="23"/>
+              </w:rPr>
+              <w:t>centre</w:t>
+            </w:r>
+            <w:proofErr w:type="spellEnd"/>
+            <w:r>
+              <w:rPr>
+                <w:rFonts w:ascii="Source Sans 3" w:hAnsi="Source Sans 3"/>
+                <w:sz w:val="23"/>
+                <w:szCs w:val="23"/>
+              </w:rPr>
+              <w:t>, which will be on our right once we go back down Main Avenue. It can be a bit tempting, but there's no other way to get there, as the Arena is the other side of it. Oh, and there are toilets beside the entrance if you need them. And then after the concert, they open the door opposite and you can go straight out into the car park, which is very convenient.</w:t>
             </w:r>
           </w:p>
           <w:p>
@@ -14122,67 +15928,139 @@
                 <w:sz w:val="23"/>
                 <w:szCs w:val="23"/>
               </w:rPr>
-              <w:t>First of all, welcome to our activity summer camp. I hope you enjoy all the activities we have on offer. We start our tour at the outdoor theatre here, where we hold many of our evening activities. From here you can see our various watersport activities. Directly in front of the campsite, on the edge of the lake, we have the kayaking centre. And then in front of the beach, we have an area reserved for diving. Swimming isn't permitted here.</w:t>
-            </w:r>
-          </w:p>
-          <w:p>
-            <w:pPr>
-              <w:tabs>
-                <w:tab w:val="left" w:pos="4413"/>
-              </w:tabs>
-              <w:rPr>
-                <w:rFonts w:ascii="Source Sans 3" w:hAnsi="Source Sans 3"/>
-                <w:sz w:val="23"/>
-                <w:szCs w:val="23"/>
-              </w:rPr>
-            </w:pPr>
-            <w:r>
-              <w:rPr>
-                <w:rFonts w:ascii="Source Sans 3" w:hAnsi="Source Sans 3"/>
-                <w:sz w:val="23"/>
-                <w:szCs w:val="23"/>
-              </w:rPr>
-              <w:t>If you like racket sports, just behind the beach you can practise badminton in the large building. That's quite popular in the evenings. We also have some outdoor tennis courts. We used to have basketball in the building too, but now you can play it on the court behind the building. And if these activities make you hungry, the path from there takes you straight to the café and dining hall.</w:t>
-            </w:r>
-          </w:p>
-          <w:p>
-            <w:pPr>
-              <w:tabs>
-                <w:tab w:val="left" w:pos="4413"/>
-              </w:tabs>
-              <w:rPr>
-                <w:rFonts w:ascii="Source Sans 3" w:hAnsi="Source Sans 3"/>
-                <w:sz w:val="23"/>
-                <w:szCs w:val="23"/>
-              </w:rPr>
-            </w:pPr>
-            <w:r>
-              <w:rPr>
-                <w:rFonts w:ascii="Source Sans 3" w:hAnsi="Source Sans 3"/>
-                <w:sz w:val="23"/>
-                <w:szCs w:val="23"/>
-              </w:rPr>
-              <w:t>However, we'll continue our walk along the lake shore and I'd like to draw your attention to two other areas. One is this part of the lake, which is perfect for swimming, but, for safety reasons, only when an instructor is present. Unfortunately we can't offer sailing as an option here this year. And I also want to point out, just across the lake, a track for cycling. Some people in the past have also gone running on the track, but there were a few accidents because there isn't enough space for runners and cyclists, so now running isn't allowed.</w:t>
-            </w:r>
-          </w:p>
-          <w:p>
-            <w:pPr>
-              <w:tabs>
-                <w:tab w:val="left" w:pos="4413"/>
-              </w:tabs>
-              <w:rPr>
-                <w:rFonts w:ascii="Source Sans 3" w:hAnsi="Source Sans 3"/>
-                <w:sz w:val="23"/>
-                <w:szCs w:val="23"/>
-              </w:rPr>
-            </w:pPr>
-            <w:r>
-              <w:rPr>
-                <w:rFonts w:ascii="Source Sans 3" w:hAnsi="Source Sans 3"/>
-                <w:sz w:val="23"/>
-                <w:szCs w:val="23"/>
-              </w:rPr>
-              <w:t>So now let's take this path here, towards the tennis courts. On our left, you can see there's a football field. Gary's our coach and he'll be organising tournaments during the week. He'll arrive tomorrow, because he's taking part in a rugby game today.</w:t>
+              <w:t xml:space="preserve">First of all, welcome to our activity summer camp. I hope you enjoy all the activities we have on offer. We start our tour at the outdoor theatre here, where we hold many of our evening activities. From here you can see our various watersport activities. Directly in front of the campsite, on the edge of the lake, we have the kayaking </w:t>
+            </w:r>
+            <w:proofErr w:type="spellStart"/>
+            <w:r>
+              <w:rPr>
+                <w:rFonts w:ascii="Source Sans 3" w:hAnsi="Source Sans 3"/>
+                <w:sz w:val="23"/>
+                <w:szCs w:val="23"/>
+              </w:rPr>
+              <w:t>centre</w:t>
+            </w:r>
+            <w:proofErr w:type="spellEnd"/>
+            <w:r>
+              <w:rPr>
+                <w:rFonts w:ascii="Source Sans 3" w:hAnsi="Source Sans 3"/>
+                <w:sz w:val="23"/>
+                <w:szCs w:val="23"/>
+              </w:rPr>
+              <w:t>. And then in front of the beach, we have an area reserved for diving. Swimming isn't permitted here.</w:t>
+            </w:r>
+          </w:p>
+          <w:p>
+            <w:pPr>
+              <w:tabs>
+                <w:tab w:val="left" w:pos="4413"/>
+              </w:tabs>
+              <w:rPr>
+                <w:rFonts w:ascii="Source Sans 3" w:hAnsi="Source Sans 3"/>
+                <w:sz w:val="23"/>
+                <w:szCs w:val="23"/>
+              </w:rPr>
+            </w:pPr>
+            <w:r>
+              <w:rPr>
+                <w:rFonts w:ascii="Source Sans 3" w:hAnsi="Source Sans 3"/>
+                <w:sz w:val="23"/>
+                <w:szCs w:val="23"/>
+              </w:rPr>
+              <w:t xml:space="preserve">If you like racket sports, just behind the beach you can </w:t>
+            </w:r>
+            <w:proofErr w:type="spellStart"/>
+            <w:r>
+              <w:rPr>
+                <w:rFonts w:ascii="Source Sans 3" w:hAnsi="Source Sans 3"/>
+                <w:sz w:val="23"/>
+                <w:szCs w:val="23"/>
+              </w:rPr>
+              <w:t>practise</w:t>
+            </w:r>
+            <w:proofErr w:type="spellEnd"/>
+            <w:r>
+              <w:rPr>
+                <w:rFonts w:ascii="Source Sans 3" w:hAnsi="Source Sans 3"/>
+                <w:sz w:val="23"/>
+                <w:szCs w:val="23"/>
+              </w:rPr>
+              <w:t xml:space="preserve"> badminton in the large building. That's quite popular in the evenings. We also have some outdoor tennis courts. We used to have basketball in the building too, but now you can play it on the court behind the building. And if these activities make you hungry, the path from there takes you straight to the café and dining hall.</w:t>
+            </w:r>
+          </w:p>
+          <w:p>
+            <w:pPr>
+              <w:tabs>
+                <w:tab w:val="left" w:pos="4413"/>
+              </w:tabs>
+              <w:rPr>
+                <w:rFonts w:ascii="Source Sans 3" w:hAnsi="Source Sans 3"/>
+                <w:sz w:val="23"/>
+                <w:szCs w:val="23"/>
+              </w:rPr>
+            </w:pPr>
+            <w:r>
+              <w:rPr>
+                <w:rFonts w:ascii="Source Sans 3" w:hAnsi="Source Sans 3"/>
+                <w:sz w:val="23"/>
+                <w:szCs w:val="23"/>
+              </w:rPr>
+              <w:t xml:space="preserve">However, we'll continue our walk along the lake shore and I'd like to draw your attention to two other areas. One is this part of the lake, which is perfect for swimming, but, for safety reasons, only when an instructor is present. </w:t>
+            </w:r>
+            <w:proofErr w:type="gramStart"/>
+            <w:r>
+              <w:rPr>
+                <w:rFonts w:ascii="Source Sans 3" w:hAnsi="Source Sans 3"/>
+                <w:sz w:val="23"/>
+                <w:szCs w:val="23"/>
+              </w:rPr>
+              <w:t>Unfortunately</w:t>
+            </w:r>
+            <w:proofErr w:type="gramEnd"/>
+            <w:r>
+              <w:rPr>
+                <w:rFonts w:ascii="Source Sans 3" w:hAnsi="Source Sans 3"/>
+                <w:sz w:val="23"/>
+                <w:szCs w:val="23"/>
+              </w:rPr>
+              <w:t xml:space="preserve"> we can't offer sailing as an option here this year. And I also want to point out, just across the lake, a track for cycling. Some people in the past have also gone running on the track, but there were a few accidents because there isn't enough space for runners and cyclists, so now running isn't allowed.</w:t>
+            </w:r>
+          </w:p>
+          <w:p>
+            <w:pPr>
+              <w:tabs>
+                <w:tab w:val="left" w:pos="4413"/>
+              </w:tabs>
+              <w:rPr>
+                <w:rFonts w:ascii="Source Sans 3" w:hAnsi="Source Sans 3"/>
+                <w:sz w:val="23"/>
+                <w:szCs w:val="23"/>
+              </w:rPr>
+            </w:pPr>
+            <w:r>
+              <w:rPr>
+                <w:rFonts w:ascii="Source Sans 3" w:hAnsi="Source Sans 3"/>
+                <w:sz w:val="23"/>
+                <w:szCs w:val="23"/>
+              </w:rPr>
+              <w:t xml:space="preserve">So now let's take this path here, towards the tennis courts. On our left, you can see there's a football field. Gary's our coach and he'll be </w:t>
+            </w:r>
+            <w:proofErr w:type="spellStart"/>
+            <w:r>
+              <w:rPr>
+                <w:rFonts w:ascii="Source Sans 3" w:hAnsi="Source Sans 3"/>
+                <w:sz w:val="23"/>
+                <w:szCs w:val="23"/>
+              </w:rPr>
+              <w:t>organising</w:t>
+            </w:r>
+            <w:proofErr w:type="spellEnd"/>
+            <w:r>
+              <w:rPr>
+                <w:rFonts w:ascii="Source Sans 3" w:hAnsi="Source Sans 3"/>
+                <w:sz w:val="23"/>
+                <w:szCs w:val="23"/>
+              </w:rPr>
+              <w:t xml:space="preserve"> tournaments during the week. He'll arrive tomorrow, because he's taking part in a rugby game today.</w:t>
             </w:r>
           </w:p>
           <w:p>
@@ -14272,28 +16150,110 @@
                 <w:sz w:val="23"/>
                 <w:szCs w:val="23"/>
               </w:rPr>
-              <w:t>Good morning. I'd like to thank the council for agreeing to this meeting and for welcoming us here today to explain to you our plans for Pine Woods Centre. Our aim is to make Pine Woods a place where people of all ages can come and enjoy their free time. The centre will feature our Tree Tops Challenge-only for the brave and fearless! For the less brave, and for families with children, there will be adventure playgrounds, indoor and outdoor, and a feeding area for farm animals and we will also offer cycle trails through the woods.</w:t>
-            </w:r>
-          </w:p>
-          <w:p>
-            <w:pPr>
-              <w:tabs>
-                <w:tab w:val="left" w:pos="4413"/>
-              </w:tabs>
-              <w:rPr>
-                <w:rFonts w:ascii="Source Sans 3" w:hAnsi="Source Sans 3"/>
-                <w:sz w:val="23"/>
-                <w:szCs w:val="23"/>
-              </w:rPr>
-            </w:pPr>
-            <w:r>
-              <w:rPr>
-                <w:rFonts w:ascii="Source Sans 3" w:hAnsi="Source Sans 3"/>
-                <w:sz w:val="23"/>
-                <w:szCs w:val="23"/>
-              </w:rPr>
-              <w:t>I'll give you an overview of Pine Woods first and then tell you more about each area in more detail. This first slide shows the overall layout of the centre and where all the activities will be situated. As you can see from the map, the entrance to this attraction will be on the south side. As visitors enter from the car park, they will walk along this path leading them to the café and gift shop. The gift shop will be where tickets are on sale and therefore needs to be near the entrance. So this building here on the right will be the café and the building on the left will be the gift shop. There will also be a picnic field behind the café for the warmer months. It's the area just to the right of the café as you look at the map. And in the bottom right-hand corner of the picnic field we're planning to have a barbecue area, where people can hire a barbecue and bring their own food to cook. It'll be great for parties. In summer we plan to have bands performing here in the evenings..</w:t>
-            </w:r>
+              <w:t xml:space="preserve">Good morning. I'd like to thank the council for agreeing to this meeting and for welcoming us here today to explain to you our plans for Pine Woods Centre. Our aim is to make Pine Woods a place where people of all ages can come and enjoy their free time. The </w:t>
+            </w:r>
+            <w:proofErr w:type="spellStart"/>
+            <w:r>
+              <w:rPr>
+                <w:rFonts w:ascii="Source Sans 3" w:hAnsi="Source Sans 3"/>
+                <w:sz w:val="23"/>
+                <w:szCs w:val="23"/>
+              </w:rPr>
+              <w:t>centre</w:t>
+            </w:r>
+            <w:proofErr w:type="spellEnd"/>
+            <w:r>
+              <w:rPr>
+                <w:rFonts w:ascii="Source Sans 3" w:hAnsi="Source Sans 3"/>
+                <w:sz w:val="23"/>
+                <w:szCs w:val="23"/>
+              </w:rPr>
+              <w:t xml:space="preserve"> will feature our Tree Tops Challenge-only for the brave and fearless! For the less brave, and for families with children, there will be adventure playgrounds, indoor and outdoor, and a feeding area for farm animals and we will also offer cycle trails through the woods.</w:t>
+            </w:r>
+          </w:p>
+          <w:p>
+            <w:pPr>
+              <w:tabs>
+                <w:tab w:val="left" w:pos="4413"/>
+              </w:tabs>
+              <w:rPr>
+                <w:rFonts w:ascii="Source Sans 3" w:hAnsi="Source Sans 3"/>
+                <w:sz w:val="23"/>
+                <w:szCs w:val="23"/>
+              </w:rPr>
+            </w:pPr>
+            <w:r>
+              <w:rPr>
+                <w:rFonts w:ascii="Source Sans 3" w:hAnsi="Source Sans 3"/>
+                <w:sz w:val="23"/>
+                <w:szCs w:val="23"/>
+              </w:rPr>
+              <w:t xml:space="preserve">I'll give you an overview of Pine Woods first and then tell you more about each area in more detail. This first slide shows the overall layout of the </w:t>
+            </w:r>
+            <w:proofErr w:type="spellStart"/>
+            <w:r>
+              <w:rPr>
+                <w:rFonts w:ascii="Source Sans 3" w:hAnsi="Source Sans 3"/>
+                <w:sz w:val="23"/>
+                <w:szCs w:val="23"/>
+              </w:rPr>
+              <w:t>centre</w:t>
+            </w:r>
+            <w:proofErr w:type="spellEnd"/>
+            <w:r>
+              <w:rPr>
+                <w:rFonts w:ascii="Source Sans 3" w:hAnsi="Source Sans 3"/>
+                <w:sz w:val="23"/>
+                <w:szCs w:val="23"/>
+              </w:rPr>
+              <w:t xml:space="preserve"> and where all the activities will be situated. As you can see from the map, the entrance to this attraction will be on the south side. As visitors enter from the car park, they will walk along this path leading them to the café and gift shop. The gift shop will be where tickets are on sale and therefore needs to be near the entrance. </w:t>
+            </w:r>
+            <w:proofErr w:type="gramStart"/>
+            <w:r>
+              <w:rPr>
+                <w:rFonts w:ascii="Source Sans 3" w:hAnsi="Source Sans 3"/>
+                <w:sz w:val="23"/>
+                <w:szCs w:val="23"/>
+              </w:rPr>
+              <w:t>So</w:t>
+            </w:r>
+            <w:proofErr w:type="gramEnd"/>
+            <w:r>
+              <w:rPr>
+                <w:rFonts w:ascii="Source Sans 3" w:hAnsi="Source Sans 3"/>
+                <w:sz w:val="23"/>
+                <w:szCs w:val="23"/>
+              </w:rPr>
+              <w:t xml:space="preserve"> this building here on the right will be the café and the building on the left will be the gift shop. There will also be a picnic field behind the café for the warmer months. It's the area just to the right of the café as you look at the map. And in the bottom right-hand corner of the picnic </w:t>
+            </w:r>
+            <w:proofErr w:type="gramStart"/>
+            <w:r>
+              <w:rPr>
+                <w:rFonts w:ascii="Source Sans 3" w:hAnsi="Source Sans 3"/>
+                <w:sz w:val="23"/>
+                <w:szCs w:val="23"/>
+              </w:rPr>
+              <w:t>field</w:t>
+            </w:r>
+            <w:proofErr w:type="gramEnd"/>
+            <w:r>
+              <w:rPr>
+                <w:rFonts w:ascii="Source Sans 3" w:hAnsi="Source Sans 3"/>
+                <w:sz w:val="23"/>
+                <w:szCs w:val="23"/>
+              </w:rPr>
+              <w:t xml:space="preserve"> we're planning to have a barbecue area, where people can hire a barbecue and bring their own food to cook. It'll be great for parties. In summer we plan to have bands performing here in the </w:t>
+            </w:r>
+            <w:proofErr w:type="gramStart"/>
+            <w:r>
+              <w:rPr>
+                <w:rFonts w:ascii="Source Sans 3" w:hAnsi="Source Sans 3"/>
+                <w:sz w:val="23"/>
+                <w:szCs w:val="23"/>
+              </w:rPr>
+              <w:t>evenings..</w:t>
+            </w:r>
+            <w:proofErr w:type="gramEnd"/>
           </w:p>
           <w:p>
             <w:pPr>
@@ -14352,27 +16312,63 @@
                 <w:sz w:val="23"/>
                 <w:szCs w:val="23"/>
               </w:rPr>
-              <w:t>And finally, let's turn our attention back to this area here, where the paths meet and form a crossroads. This path leading to the east end of the farm will take our visitors to the area which houses the farm animals. Children will be able to watch the animals being fed and cared for, and in some instances they will be able to feed the animals themselves. The sheep will be in this first area on the right here, directly opposite the pigs, and the goats will go at the very end there. We haven't quite decided on the other areas yet.</w:t>
-            </w:r>
-          </w:p>
-          <w:p>
-            <w:pPr>
-              <w:tabs>
-                <w:tab w:val="left" w:pos="4413"/>
-              </w:tabs>
-              <w:rPr>
-                <w:rFonts w:ascii="Source Sans 3" w:hAnsi="Source Sans 3"/>
-                <w:sz w:val="23"/>
-                <w:szCs w:val="23"/>
-              </w:rPr>
-            </w:pPr>
-            <w:r>
-              <w:rPr>
-                <w:rFonts w:ascii="Source Sans 3" w:hAnsi="Source Sans 3"/>
-                <w:sz w:val="23"/>
-                <w:szCs w:val="23"/>
-              </w:rPr>
-              <w:t>So those are our plans. We hope they will be approved, and we look forward to welcoming you back in the not too distant future to see the final result.</w:t>
+              <w:t xml:space="preserve">And finally, let's turn our attention back to this area here, where the paths meet and form a crossroads. This path leading to the east end of the farm will take our visitors to the area which houses the farm animals. Children will be able to watch the animals being fed and cared for, and in some </w:t>
+            </w:r>
+            <w:proofErr w:type="gramStart"/>
+            <w:r>
+              <w:rPr>
+                <w:rFonts w:ascii="Source Sans 3" w:hAnsi="Source Sans 3"/>
+                <w:sz w:val="23"/>
+                <w:szCs w:val="23"/>
+              </w:rPr>
+              <w:t>instances</w:t>
+            </w:r>
+            <w:proofErr w:type="gramEnd"/>
+            <w:r>
+              <w:rPr>
+                <w:rFonts w:ascii="Source Sans 3" w:hAnsi="Source Sans 3"/>
+                <w:sz w:val="23"/>
+                <w:szCs w:val="23"/>
+              </w:rPr>
+              <w:t xml:space="preserve"> they will be able to feed the animals themselves. The sheep will be in this first area on the right here, directly opposite the pigs, and the goats will go at the very end there. We haven't quite decided on the other areas yet.</w:t>
+            </w:r>
+          </w:p>
+          <w:p>
+            <w:pPr>
+              <w:tabs>
+                <w:tab w:val="left" w:pos="4413"/>
+              </w:tabs>
+              <w:rPr>
+                <w:rFonts w:ascii="Source Sans 3" w:hAnsi="Source Sans 3"/>
+                <w:sz w:val="23"/>
+                <w:szCs w:val="23"/>
+              </w:rPr>
+            </w:pPr>
+            <w:r>
+              <w:rPr>
+                <w:rFonts w:ascii="Source Sans 3" w:hAnsi="Source Sans 3"/>
+                <w:sz w:val="23"/>
+                <w:szCs w:val="23"/>
+              </w:rPr>
+              <w:t xml:space="preserve">So those are our plans. We hope they will be approved, and we look forward to welcoming you back in the </w:t>
+            </w:r>
+            <w:proofErr w:type="gramStart"/>
+            <w:r>
+              <w:rPr>
+                <w:rFonts w:ascii="Source Sans 3" w:hAnsi="Source Sans 3"/>
+                <w:sz w:val="23"/>
+                <w:szCs w:val="23"/>
+              </w:rPr>
+              <w:t>not too distant</w:t>
+            </w:r>
+            <w:proofErr w:type="gramEnd"/>
+            <w:r>
+              <w:rPr>
+                <w:rFonts w:ascii="Source Sans 3" w:hAnsi="Source Sans 3"/>
+                <w:sz w:val="23"/>
+                <w:szCs w:val="23"/>
+              </w:rPr>
+              <w:t xml:space="preserve"> future to see the final result.</w:t>
             </w:r>
           </w:p>
         </w:tc>
@@ -14441,7 +16437,25 @@
                 <w:sz w:val="23"/>
                 <w:szCs w:val="23"/>
               </w:rPr>
-              <w:t>I'm going to talk about a hobby I'd like to take up in the future. I really want to learn ballroom dancing. This is because I love Latin music and I love the way the dancers move and shake. I also want to give myself a challenge and learn something new. Watching ballroom dancing always makes me feel excited. I don't think it'll be too difficult for me, because I already do ballet and tap dancing. I like learning new steps. For example, I really want to learn the tango or the samba because these are exciting and look good to people watching. I've tried Flamenco dancing but I'm not very good. I'm also worried about finding the right dance partner, because I'll be a little slow to learn in the beginning. So I might</w:t>
+              <w:t xml:space="preserve">I'm going to talk about a hobby I'd like to take up in the future. I really want to learn ballroom dancing. This is because I love Latin music and I love the way the dancers move and shake. I also want to give myself a challenge and learn something new. Watching ballroom dancing always makes me feel excited. I don't think it'll be too difficult for me, because I already do ballet and tap dancing. I like learning new steps. For example, I really want to learn the tango or the samba because these are exciting and look good to people watching. I've tried Flamenco dancing but I'm not very good. I'm also worried about finding the right dance partner, because I'll be a little slow to learn in the beginning. </w:t>
+            </w:r>
+            <w:proofErr w:type="gramStart"/>
+            <w:r>
+              <w:rPr>
+                <w:rFonts w:ascii="Source Sans 3" w:hAnsi="Source Sans 3"/>
+                <w:sz w:val="23"/>
+                <w:szCs w:val="23"/>
+              </w:rPr>
+              <w:t>So</w:t>
+            </w:r>
+            <w:proofErr w:type="gramEnd"/>
+            <w:r>
+              <w:rPr>
+                <w:rFonts w:ascii="Source Sans 3" w:hAnsi="Source Sans 3"/>
+                <w:sz w:val="23"/>
+                <w:szCs w:val="23"/>
+              </w:rPr>
+              <w:t xml:space="preserve"> I might</w:t>
             </w:r>
             <w:r>
               <w:rPr>
@@ -14473,8 +16487,18 @@
                 <w:sz w:val="23"/>
                 <w:szCs w:val="23"/>
               </w:rPr>
-              <w:t>over sometimes. In fact</w:t>
-            </w:r>
+              <w:t xml:space="preserve">over sometimes. In </w:t>
+            </w:r>
+            <w:proofErr w:type="gramStart"/>
+            <w:r>
+              <w:rPr>
+                <w:rFonts w:ascii="Source Sans 3" w:hAnsi="Source Sans 3"/>
+                <w:sz w:val="23"/>
+                <w:szCs w:val="23"/>
+              </w:rPr>
+              <w:t>fact</w:t>
+            </w:r>
+            <w:proofErr w:type="gramEnd"/>
             <w:r>
               <w:rPr>
                 <w:rFonts w:ascii="Source Sans 3" w:hAnsi="Source Sans 3"/>
@@ -14558,7 +16582,25 @@
                 <w:sz w:val="23"/>
                 <w:szCs w:val="23"/>
               </w:rPr>
-              <w:t>I'm going to tell you about a leisure activity I'd like to do in the future. I'd really like to learn how to play the acoustic guitar. This is because I love music and I love the beautiful sound this kind of guitar makes. I also want to give myself a challenge and learn something new. I don't think it'll be too difficult for me because I already know how to read music. I play the piano but I'm not very good. I think playing the guitar will be easier. I also like the fact that you can carry a guitar round easily and play it anywhere. For example I can play it in the park or on the beach.</w:t>
+              <w:t xml:space="preserve">I'm going to tell you about a leisure activity I'd like to do in the future. I'd really like to learn how to play the acoustic guitar. This is because I love music and I love the beautiful sound this kind of guitar makes. I also want to give myself a challenge and learn something new. I don't think it'll be too difficult for me because I already know how to read music. I play the piano but I'm not very good. I think playing the guitar will be easier. I also like the fact that you can carry a guitar round easily and play it anywhere. For </w:t>
+            </w:r>
+            <w:proofErr w:type="gramStart"/>
+            <w:r>
+              <w:rPr>
+                <w:rFonts w:ascii="Source Sans 3" w:hAnsi="Source Sans 3"/>
+                <w:sz w:val="23"/>
+                <w:szCs w:val="23"/>
+              </w:rPr>
+              <w:t>example</w:t>
+            </w:r>
+            <w:proofErr w:type="gramEnd"/>
+            <w:r>
+              <w:rPr>
+                <w:rFonts w:ascii="Source Sans 3" w:hAnsi="Source Sans 3"/>
+                <w:sz w:val="23"/>
+                <w:szCs w:val="23"/>
+              </w:rPr>
+              <w:t xml:space="preserve"> I can play it in the park or on the beach.</w:t>
             </w:r>
           </w:p>
           <w:p>
@@ -14856,7 +16898,25 @@
                 <w:sz w:val="23"/>
                 <w:szCs w:val="23"/>
               </w:rPr>
-              <w:t>: You have to wear a shirt an' tie.</w:t>
+              <w:t xml:space="preserve">: You have to wear a shirt </w:t>
+            </w:r>
+            <w:proofErr w:type="gramStart"/>
+            <w:r>
+              <w:rPr>
+                <w:rFonts w:ascii="Source Sans 3" w:hAnsi="Source Sans 3"/>
+                <w:sz w:val="23"/>
+                <w:szCs w:val="23"/>
+              </w:rPr>
+              <w:t>an</w:t>
+            </w:r>
+            <w:proofErr w:type="gramEnd"/>
+            <w:r>
+              <w:rPr>
+                <w:rFonts w:ascii="Source Sans 3" w:hAnsi="Source Sans 3"/>
+                <w:sz w:val="23"/>
+                <w:szCs w:val="23"/>
+              </w:rPr>
+              <w:t>' tie.</w:t>
             </w:r>
           </w:p>
           <w:p>
@@ -15095,7 +17155,25 @@
                 <w:sz w:val="23"/>
                 <w:szCs w:val="23"/>
               </w:rPr>
-              <w:t>He was clearly gifted, and his mother used to arrange for him to take part in local competitions. He came second in one, and his mother posted his performance on YouTube. She kept posting other clips of him singing, and soon these attracted a number of fans who started following him, though at this point he still hadn't found fame. His big break came when a music executive came across these videos by accident when he was looking for a performance by a different artist. He immediately recognised Bieber's talent and gave the teenager a contract with his recording company. His first record was a worldwide hit. He shot to fame in just two years and is now a global superstar, one of the most well-known performers the world has ever seen.</w:t>
+              <w:t xml:space="preserve">He was clearly gifted, and his mother used to arrange for him to take part in local competitions. He came second in one, and his mother posted his performance on YouTube. She kept posting other clips of him singing, and soon these attracted a number of fans who started following him, though at this point he still hadn't found fame. His big break came when a music executive came across these videos by accident when he was looking for a performance by a different artist. He immediately </w:t>
+            </w:r>
+            <w:proofErr w:type="spellStart"/>
+            <w:r>
+              <w:rPr>
+                <w:rFonts w:ascii="Source Sans 3" w:hAnsi="Source Sans 3"/>
+                <w:sz w:val="23"/>
+                <w:szCs w:val="23"/>
+              </w:rPr>
+              <w:t>recognised</w:t>
+            </w:r>
+            <w:proofErr w:type="spellEnd"/>
+            <w:r>
+              <w:rPr>
+                <w:rFonts w:ascii="Source Sans 3" w:hAnsi="Source Sans 3"/>
+                <w:sz w:val="23"/>
+                <w:szCs w:val="23"/>
+              </w:rPr>
+              <w:t xml:space="preserve"> Bieber's talent and gave the teenager a contract with his recording company. His first record was a worldwide hit. He shot to fame in just two years and is now a global superstar, one of the most well-known performers the world has ever seen.</w:t>
             </w:r>
           </w:p>
         </w:tc>
@@ -15175,7 +17253,25 @@
                 <w:sz w:val="23"/>
                 <w:szCs w:val="23"/>
               </w:rPr>
-              <w:t>: I wouldn't like to be famous. I would hate people to recognise me all the time. You would always be followed by journalists and never able to have a private life. Being followed on a good day, when you've been to the hairdresser and are wearing your best jeans, is perhaps acceptable, but can you imagine how it would make you feel on a bad day?</w:t>
+              <w:t xml:space="preserve">: I wouldn't like to be famous. I would hate people to </w:t>
+            </w:r>
+            <w:proofErr w:type="spellStart"/>
+            <w:r>
+              <w:rPr>
+                <w:rFonts w:ascii="Source Sans 3" w:hAnsi="Source Sans 3"/>
+                <w:sz w:val="23"/>
+                <w:szCs w:val="23"/>
+              </w:rPr>
+              <w:t>recognise</w:t>
+            </w:r>
+            <w:proofErr w:type="spellEnd"/>
+            <w:r>
+              <w:rPr>
+                <w:rFonts w:ascii="Source Sans 3" w:hAnsi="Source Sans 3"/>
+                <w:sz w:val="23"/>
+                <w:szCs w:val="23"/>
+              </w:rPr>
+              <w:t xml:space="preserve"> me all the time. You would always be followed by journalists and never able to have a private life. Being followed on a good day, when you've been to the hairdresser and are wearing your best jeans, is perhaps acceptable, but can you imagine how it would make you feel on a bad day?</w:t>
             </w:r>
           </w:p>
           <w:p>
@@ -15372,18 +17468,14 @@
               </w:rPr>
               <w:t xml:space="preserve"> Well, a good way to be the best is to learn from the</w:t>
             </w:r>
-          </w:p>
-          <w:p>
-            <w:pPr>
-              <w:tabs>
-                <w:tab w:val="left" w:pos="4413"/>
-              </w:tabs>
-              <w:rPr>
-                <w:rFonts w:ascii="Source Sans 3" w:hAnsi="Source Sans 3"/>
-                <w:sz w:val="23"/>
-                <w:szCs w:val="23"/>
-              </w:rPr>
-            </w:pPr>
+            <w:r>
+              <w:rPr>
+                <w:rFonts w:ascii="Source Sans 3" w:hAnsi="Source Sans 3"/>
+                <w:sz w:val="23"/>
+                <w:szCs w:val="23"/>
+              </w:rPr>
+              <w:t xml:space="preserve"> </w:t>
+            </w:r>
             <w:r>
               <w:rPr>
                 <w:rFonts w:ascii="Source Sans 3" w:hAnsi="Source Sans 3"/>
@@ -15450,18 +17542,14 @@
               </w:rPr>
               <w:t xml:space="preserve"> Getting yourself known is indeed another skill you must</w:t>
             </w:r>
-          </w:p>
-          <w:p>
-            <w:pPr>
-              <w:tabs>
-                <w:tab w:val="left" w:pos="4413"/>
-              </w:tabs>
-              <w:rPr>
-                <w:rFonts w:ascii="Source Sans 3" w:hAnsi="Source Sans 3"/>
-                <w:sz w:val="23"/>
-                <w:szCs w:val="23"/>
-              </w:rPr>
-            </w:pPr>
+            <w:r>
+              <w:rPr>
+                <w:rFonts w:ascii="Source Sans 3" w:hAnsi="Source Sans 3"/>
+                <w:sz w:val="23"/>
+                <w:szCs w:val="23"/>
+              </w:rPr>
+              <w:t xml:space="preserve"> </w:t>
+            </w:r>
             <w:r>
               <w:rPr>
                 <w:rFonts w:ascii="Source Sans 3" w:hAnsi="Source Sans 3"/>
@@ -15744,47 +17832,145 @@
                 <w:sz w:val="23"/>
                 <w:szCs w:val="23"/>
               </w:rPr>
-              <w:t>Remember that a film is really a story in pictures. There are lots of ways of telling a story. So choose a style of film that suits the talents of the group. If you have talented artists, but no good writers, or actors, you might want to make your film in the style of a cartoon or someother kind of animation. Last year a group made an excellent film using Lego bricks.</w:t>
-            </w:r>
-          </w:p>
-          <w:p>
-            <w:pPr>
-              <w:tabs>
-                <w:tab w:val="left" w:pos="4413"/>
-              </w:tabs>
-              <w:rPr>
-                <w:rFonts w:ascii="Source Sans 3" w:hAnsi="Source Sans 3"/>
-                <w:sz w:val="23"/>
-                <w:szCs w:val="23"/>
-              </w:rPr>
-            </w:pPr>
-            <w:r>
-              <w:rPr>
-                <w:rFonts w:ascii="Source Sans 3" w:hAnsi="Source Sans 3"/>
-                <w:sz w:val="23"/>
-                <w:szCs w:val="23"/>
-              </w:rPr>
-              <w:t>So having decided that, you can start to think of your idea for the story. Think about the movies you like to watch. What is it that makes them interesting? Is it the characters, the plot? As regards plot, my advice is - don't be too ambitious, don't make it complicated. Keep it simple-the simplest ideas are often the ones that work the best. Initially you just need to find the basic concept. You can fill in the details later. It's a good idea to keep a notebook in your pocket and carry it everywhere. You never know when a great idea will suddenly come to you! And the more ideas, the better, in my opinion.</w:t>
-            </w:r>
-          </w:p>
-          <w:p>
-            <w:pPr>
-              <w:tabs>
-                <w:tab w:val="left" w:pos="4413"/>
-              </w:tabs>
-              <w:rPr>
-                <w:rFonts w:ascii="Source Sans 3" w:hAnsi="Source Sans 3"/>
-                <w:sz w:val="23"/>
-                <w:szCs w:val="23"/>
-              </w:rPr>
-            </w:pPr>
-            <w:r>
-              <w:rPr>
-                <w:rFonts w:ascii="Source Sans 3" w:hAnsi="Source Sans 3"/>
-                <w:sz w:val="23"/>
-                <w:szCs w:val="23"/>
-              </w:rPr>
-              <w:t>The next stage is to write the screenplay-for this you need to divide the story up into a series of scenes. For each scene, the screenplay should begin with a short description of where it takes place and the time of day, that is day or night. Then the rest consists of the script - the lines the actors will speak, and it should also describe the camera movements, and give directions to the actors about how they should move.</w:t>
+              <w:t xml:space="preserve">Remember that a film is really a story in pictures. There are lots of ways of telling a story. </w:t>
+            </w:r>
+            <w:proofErr w:type="gramStart"/>
+            <w:r>
+              <w:rPr>
+                <w:rFonts w:ascii="Source Sans 3" w:hAnsi="Source Sans 3"/>
+                <w:sz w:val="23"/>
+                <w:szCs w:val="23"/>
+              </w:rPr>
+              <w:t>So</w:t>
+            </w:r>
+            <w:proofErr w:type="gramEnd"/>
+            <w:r>
+              <w:rPr>
+                <w:rFonts w:ascii="Source Sans 3" w:hAnsi="Source Sans 3"/>
+                <w:sz w:val="23"/>
+                <w:szCs w:val="23"/>
+              </w:rPr>
+              <w:t xml:space="preserve"> choose a style of film that suits the talents of the group. If you have talented artists, but no good writers, or actors, you might want to make your film in the style of a cartoon or some</w:t>
+            </w:r>
+            <w:r>
+              <w:rPr>
+                <w:rFonts w:ascii="Source Sans 3" w:hAnsi="Source Sans 3"/>
+                <w:sz w:val="23"/>
+                <w:szCs w:val="23"/>
+              </w:rPr>
+              <w:t xml:space="preserve"> </w:t>
+            </w:r>
+            <w:r>
+              <w:rPr>
+                <w:rFonts w:ascii="Source Sans 3" w:hAnsi="Source Sans 3"/>
+                <w:sz w:val="23"/>
+                <w:szCs w:val="23"/>
+              </w:rPr>
+              <w:t>other kind of animation. Last year a group made an excellent film using Lego bricks.</w:t>
+            </w:r>
+          </w:p>
+          <w:p>
+            <w:pPr>
+              <w:tabs>
+                <w:tab w:val="left" w:pos="4413"/>
+              </w:tabs>
+              <w:rPr>
+                <w:rFonts w:ascii="Source Sans 3" w:hAnsi="Source Sans 3"/>
+                <w:sz w:val="23"/>
+                <w:szCs w:val="23"/>
+              </w:rPr>
+            </w:pPr>
+            <w:r>
+              <w:rPr>
+                <w:rFonts w:ascii="Source Sans 3" w:hAnsi="Source Sans 3"/>
+                <w:sz w:val="23"/>
+                <w:szCs w:val="23"/>
+              </w:rPr>
+              <w:t>So having decided that, you can start to think of your idea for the story. Think about the movies you like to watch. What is it that makes them interesting? Is it the characters, the plot? As regards plot, my advice is - don't be too ambitious, don't make it complicated. Keep it simple</w:t>
+            </w:r>
+            <w:r>
+              <w:rPr>
+                <w:rFonts w:ascii="Source Sans 3" w:hAnsi="Source Sans 3"/>
+                <w:sz w:val="23"/>
+                <w:szCs w:val="23"/>
+              </w:rPr>
+              <w:t xml:space="preserve"> </w:t>
+            </w:r>
+            <w:r>
+              <w:rPr>
+                <w:rFonts w:ascii="Source Sans 3" w:hAnsi="Source Sans 3"/>
+                <w:sz w:val="23"/>
+                <w:szCs w:val="23"/>
+              </w:rPr>
+              <w:t>-</w:t>
+            </w:r>
+            <w:r>
+              <w:rPr>
+                <w:rFonts w:ascii="Source Sans 3" w:hAnsi="Source Sans 3"/>
+                <w:sz w:val="23"/>
+                <w:szCs w:val="23"/>
+              </w:rPr>
+              <w:t xml:space="preserve"> </w:t>
+            </w:r>
+            <w:r>
+              <w:rPr>
+                <w:rFonts w:ascii="Source Sans 3" w:hAnsi="Source Sans 3"/>
+                <w:sz w:val="23"/>
+                <w:szCs w:val="23"/>
+              </w:rPr>
+              <w:t>the simplest ideas are often the ones that work the best. Initially you just need to find the basic concept. You can fill in the details later. It's a good idea to keep a notebook in your pocket and carry it everywhere. You never know when a great idea will suddenly come to you! And the more ideas, the better, in my opinion.</w:t>
+            </w:r>
+          </w:p>
+          <w:p>
+            <w:pPr>
+              <w:tabs>
+                <w:tab w:val="left" w:pos="4413"/>
+              </w:tabs>
+              <w:rPr>
+                <w:rFonts w:ascii="Source Sans 3" w:hAnsi="Source Sans 3"/>
+                <w:sz w:val="23"/>
+                <w:szCs w:val="23"/>
+              </w:rPr>
+            </w:pPr>
+            <w:r>
+              <w:rPr>
+                <w:rFonts w:ascii="Source Sans 3" w:hAnsi="Source Sans 3"/>
+                <w:sz w:val="23"/>
+                <w:szCs w:val="23"/>
+              </w:rPr>
+              <w:t>The next stage is to write the screenplay</w:t>
+            </w:r>
+            <w:r>
+              <w:rPr>
+                <w:rFonts w:ascii="Source Sans 3" w:hAnsi="Source Sans 3"/>
+                <w:sz w:val="23"/>
+                <w:szCs w:val="23"/>
+              </w:rPr>
+              <w:t xml:space="preserve"> </w:t>
+            </w:r>
+            <w:r>
+              <w:rPr>
+                <w:rFonts w:ascii="Source Sans 3" w:hAnsi="Source Sans 3"/>
+                <w:sz w:val="23"/>
+                <w:szCs w:val="23"/>
+              </w:rPr>
+              <w:t>-</w:t>
+            </w:r>
+            <w:r>
+              <w:rPr>
+                <w:rFonts w:ascii="Source Sans 3" w:hAnsi="Source Sans 3"/>
+                <w:sz w:val="23"/>
+                <w:szCs w:val="23"/>
+              </w:rPr>
+              <w:t xml:space="preserve"> </w:t>
+            </w:r>
+            <w:r>
+              <w:rPr>
+                <w:rFonts w:ascii="Source Sans 3" w:hAnsi="Source Sans 3"/>
+                <w:sz w:val="23"/>
+                <w:szCs w:val="23"/>
+              </w:rPr>
+              <w:t>for this you need to divide the story up into a series of scenes. For each scene, the screenplay should begin with a short description of where it takes place and the time of day, that is day or night. Then the rest consists of the script - the lines the actors will speak, and it should also describe the camera movements, and give directions to the actors about how they should move.</w:t>
             </w:r>
           </w:p>
           <w:p>
@@ -15844,7 +18030,55 @@
                 <w:sz w:val="23"/>
                 <w:szCs w:val="23"/>
               </w:rPr>
-              <w:t>That brings me to the next stage-casting your film-finding the actors. Don't just rely on your friends. Be creative! Perhaps you could advertise on social media. Or if your film needs a doctor, perhaps you could ask one from the localhospital if they could spare a couple of hours for you?</w:t>
+              <w:t>That brings me to the next stage</w:t>
+            </w:r>
+            <w:r>
+              <w:rPr>
+                <w:rFonts w:ascii="Source Sans 3" w:hAnsi="Source Sans 3"/>
+                <w:sz w:val="23"/>
+                <w:szCs w:val="23"/>
+              </w:rPr>
+              <w:t xml:space="preserve"> </w:t>
+            </w:r>
+            <w:r>
+              <w:rPr>
+                <w:rFonts w:ascii="Source Sans 3" w:hAnsi="Source Sans 3"/>
+                <w:sz w:val="23"/>
+                <w:szCs w:val="23"/>
+              </w:rPr>
+              <w:t>-</w:t>
+            </w:r>
+            <w:r>
+              <w:rPr>
+                <w:rFonts w:ascii="Source Sans 3" w:hAnsi="Source Sans 3"/>
+                <w:sz w:val="23"/>
+                <w:szCs w:val="23"/>
+              </w:rPr>
+              <w:t xml:space="preserve"> </w:t>
+            </w:r>
+            <w:r>
+              <w:rPr>
+                <w:rFonts w:ascii="Source Sans 3" w:hAnsi="Source Sans 3"/>
+                <w:sz w:val="23"/>
+                <w:szCs w:val="23"/>
+              </w:rPr>
+              <w:t>casting your film-finding the actors. Don't just rely on your friends. Be creative! Perhaps you could advertise on social media. Or if your film needs a doctor, perhaps you could ask one from the local</w:t>
+            </w:r>
+            <w:r>
+              <w:rPr>
+                <w:rFonts w:ascii="Source Sans 3" w:hAnsi="Source Sans 3"/>
+                <w:sz w:val="23"/>
+                <w:szCs w:val="23"/>
+              </w:rPr>
+              <w:t xml:space="preserve"> </w:t>
+            </w:r>
+            <w:r>
+              <w:rPr>
+                <w:rFonts w:ascii="Source Sans 3" w:hAnsi="Source Sans 3"/>
+                <w:sz w:val="23"/>
+                <w:szCs w:val="23"/>
+              </w:rPr>
+              <w:t>hospital if they could spare a couple of hours for you?</w:t>
             </w:r>
           </w:p>
           <w:p>
@@ -16063,7 +18297,25 @@
                 <w:sz w:val="23"/>
                 <w:szCs w:val="23"/>
               </w:rPr>
-              <w:t>David Beckham became famous because he was a very talented footballer. His speciality was scoring amazing goals from free kicks. But he wasn't well-known only for his football skills. He became even more famous when he married a pop star - Victoria, one of the Spice Girls. And another reason for his fame was his good looks and his style. I think almost every boy in the world wanted to have a David Beckham haircut! I know I did.</w:t>
+              <w:t xml:space="preserve">David Beckham became famous because he was a very talented footballer. His </w:t>
+            </w:r>
+            <w:proofErr w:type="spellStart"/>
+            <w:r>
+              <w:rPr>
+                <w:rFonts w:ascii="Source Sans 3" w:hAnsi="Source Sans 3"/>
+                <w:sz w:val="23"/>
+                <w:szCs w:val="23"/>
+              </w:rPr>
+              <w:t>speciality</w:t>
+            </w:r>
+            <w:proofErr w:type="spellEnd"/>
+            <w:r>
+              <w:rPr>
+                <w:rFonts w:ascii="Source Sans 3" w:hAnsi="Source Sans 3"/>
+                <w:sz w:val="23"/>
+                <w:szCs w:val="23"/>
+              </w:rPr>
+              <w:t xml:space="preserve"> was scoring amazing goals from free kicks. But he wasn't well-known only for his football skills. He became even more famous when he married a pop star - Victoria, one of the Spice Girls. And another reason for his fame was his good looks and his style. I think almost every boy in the world wanted to have a David Beckham haircut! I know I did.</w:t>
             </w:r>
           </w:p>
           <w:p>
@@ -16220,7 +18472,25 @@
                 <w:sz w:val="23"/>
                 <w:szCs w:val="23"/>
               </w:rPr>
-              <w:t>This creature lives in the ocean from Australia up to Japan. Many of them are quite small, with a body that grows up to five centimetres long, and they have long tentacles, or arms. Its name comes from the bright blue rings that show up when it's frightened. You need to be careful in the sea around them as they are very poisonous.</w:t>
+              <w:t xml:space="preserve">This creature lives in the ocean from Australia up to Japan. Many of them are quite small, with a body that grows up to five </w:t>
+            </w:r>
+            <w:proofErr w:type="spellStart"/>
+            <w:r>
+              <w:rPr>
+                <w:rFonts w:ascii="Source Sans 3" w:hAnsi="Source Sans 3"/>
+                <w:sz w:val="23"/>
+                <w:szCs w:val="23"/>
+              </w:rPr>
+              <w:t>centimetres</w:t>
+            </w:r>
+            <w:proofErr w:type="spellEnd"/>
+            <w:r>
+              <w:rPr>
+                <w:rFonts w:ascii="Source Sans 3" w:hAnsi="Source Sans 3"/>
+                <w:sz w:val="23"/>
+                <w:szCs w:val="23"/>
+              </w:rPr>
+              <w:t xml:space="preserve"> long, and they have long tentacles, or arms. Its name comes from the bright blue rings that show up when it's frightened. You need to be careful in the sea around them as they are very poisonous.</w:t>
             </w:r>
           </w:p>
           <w:p>
@@ -16473,7 +18743,25 @@
                 <w:sz w:val="23"/>
                 <w:szCs w:val="23"/>
               </w:rPr>
-              <w:t>gorillas make them on the ground instead. And they sleep wherever they end their day and they rarely sleep in the same bed twice! So, I'll move on to talk about the physical features of the mountain gorilla. In other words, what it looks like. So here are some more photographs on screen for you all to have a look at. This gorilla here on the left is a male gorilla. We know that he's an older male gorilla because of the colour of his coat. As you can see, his coat is grey. He's called a silverback. Younger male gorillas are called blackbacks. And there's an obvious reason for that! Yes, a young adult male has a black coat. As he gets older, his coat turns from black to grey.</w:t>
+              <w:t xml:space="preserve">gorillas make them on the ground instead. And they sleep wherever they end their day and they rarely sleep in the same bed twice! So, I'll move on to talk about the physical features of the mountain gorilla. In other words, what it looks like. So here are some more photographs on screen for you all to have a look at. This gorilla here on the left is a male gorilla. We know that he's an older male gorilla because of the </w:t>
+            </w:r>
+            <w:proofErr w:type="spellStart"/>
+            <w:r>
+              <w:rPr>
+                <w:rFonts w:ascii="Source Sans 3" w:hAnsi="Source Sans 3"/>
+                <w:sz w:val="23"/>
+                <w:szCs w:val="23"/>
+              </w:rPr>
+              <w:t>colour</w:t>
+            </w:r>
+            <w:proofErr w:type="spellEnd"/>
+            <w:r>
+              <w:rPr>
+                <w:rFonts w:ascii="Source Sans 3" w:hAnsi="Source Sans 3"/>
+                <w:sz w:val="23"/>
+                <w:szCs w:val="23"/>
+              </w:rPr>
+              <w:t xml:space="preserve"> of his coat. As you can see, his coat is grey. He's called a silverback. Younger male gorillas are called blackbacks. And there's an obvious reason for that! Yes, a young adult male has a black coat. As he gets older, his coat turns from black to grey.</w:t>
             </w:r>
           </w:p>
           <w:p>
@@ -16513,7 +18801,25 @@
                 <w:sz w:val="23"/>
                 <w:szCs w:val="23"/>
               </w:rPr>
-              <w:t>I'd like to conclude by talking about some of the threats that mountain gorillas face. They are in serious danger of disappearing from our world altogether. Let's have a look at two reasons why they're in such danger. And both of these reasons are connected to human activity. Firstly, people are damaging the mountain forests where these gorillas live. They're cutting down the trees to build farms and towns. Mountain gorillas live in close family groups and this means that it's difficult for them to get enough to eat in the small areas they now have to live in. Secondly, gorillas are also suffering as a result of hunting. Sadly, some people find and kill them to sell. So it's a very sad situation indeed for these beautiful animals.</w:t>
+              <w:t xml:space="preserve">I'd like to conclude by talking about some of the threats that mountain gorillas face. They are in serious danger of disappearing from our world altogether. Let's have a look at two reasons why they're in such danger. And both of these reasons are connected to human activity. Firstly, people are damaging the mountain forests where these gorillas live. They're cutting down the trees to build farms and towns. Mountain gorillas live in close family groups and this means that it's difficult for them to get enough to eat in the small areas they now have to live in. Secondly, gorillas are also suffering as a result of hunting. Sadly, some people find and kill them to sell. </w:t>
+            </w:r>
+            <w:proofErr w:type="gramStart"/>
+            <w:r>
+              <w:rPr>
+                <w:rFonts w:ascii="Source Sans 3" w:hAnsi="Source Sans 3"/>
+                <w:sz w:val="23"/>
+                <w:szCs w:val="23"/>
+              </w:rPr>
+              <w:t>So</w:t>
+            </w:r>
+            <w:proofErr w:type="gramEnd"/>
+            <w:r>
+              <w:rPr>
+                <w:rFonts w:ascii="Source Sans 3" w:hAnsi="Source Sans 3"/>
+                <w:sz w:val="23"/>
+                <w:szCs w:val="23"/>
+              </w:rPr>
+              <w:t xml:space="preserve"> it's a very sad situation indeed for these beautiful animals.</w:t>
             </w:r>
           </w:p>
         </w:tc>
@@ -16832,7 +19138,25 @@
                 <w:sz w:val="23"/>
                 <w:szCs w:val="23"/>
               </w:rPr>
-              <w:t>It's got 15 of these growing from each of the four corners of the box. Now, you may be surprised to learn that these tentacles can grow to a length of three metres! And another surprising thing is its large number of eyes, that's six eyes on each of its four sides, so 24 altogether.</w:t>
+              <w:t xml:space="preserve">It's got 15 of these growing from each of the four corners of the box. Now, you may be surprised to learn that these tentacles can grow to a length of three </w:t>
+            </w:r>
+            <w:proofErr w:type="spellStart"/>
+            <w:r>
+              <w:rPr>
+                <w:rFonts w:ascii="Source Sans 3" w:hAnsi="Source Sans 3"/>
+                <w:sz w:val="23"/>
+                <w:szCs w:val="23"/>
+              </w:rPr>
+              <w:t>metres</w:t>
+            </w:r>
+            <w:proofErr w:type="spellEnd"/>
+            <w:r>
+              <w:rPr>
+                <w:rFonts w:ascii="Source Sans 3" w:hAnsi="Source Sans 3"/>
+                <w:sz w:val="23"/>
+                <w:szCs w:val="23"/>
+              </w:rPr>
+              <w:t>! And another surprising thing is its large number of eyes, that's six eyes on each of its four sides, so 24 altogether.</w:t>
             </w:r>
           </w:p>
           <w:p>
@@ -17648,7 +19972,7 @@
 </file>
 
 <file path=word/numbering.xml><?xml version="1.0" encoding="utf-8"?>
-<w:numbering xmlns:wpc="http://schemas.microsoft.com/office/word/2010/wordprocessingCanvas" xmlns:cx="http://schemas.microsoft.com/office/drawing/2014/chartex" xmlns:cx1="http://schemas.microsoft.com/office/drawing/2015/9/8/chartex" xmlns:cx2="http://schemas.microsoft.com/office/drawing/2015/10/21/chartex" xmlns:cx3="http://schemas.microsoft.com/office/drawing/2016/5/9/chartex" xmlns:cx4="http://schemas.microsoft.com/office/drawing/2016/5/10/chartex" xmlns:cx5="http://schemas.microsoft.com/office/drawing/2016/5/11/chartex" xmlns:cx6="http://schemas.microsoft.com/office/drawing/2016/5/12/chartex" xmlns:cx7="http://schemas.microsoft.com/office/drawing/2016/5/13/chartex" xmlns:cx8="http://schemas.microsoft.com/office/drawing/2016/5/14/chartex" xmlns:mc="http://schemas.openxmlformats.org/markup-compatibility/2006" xmlns:aink="http://schemas.microsoft.com/office/drawing/2016/ink" xmlns:am3d="http://schemas.microsoft.com/office/drawing/2017/model3d" xmlns:o="urn:schemas-microsoft-com:office:office" xmlns:oel="http://schemas.microsoft.com/office/2019/extlst" xmlns:r="http://schemas.openxmlformats.org/officeDocument/2006/relationships" xmlns:m="http://schemas.openxmlformats.org/officeDocument/2006/math" xmlns:v="urn:schemas-microsoft-com:vml" xmlns:wp14="http://schemas.microsoft.com/office/word/2010/wordprocessingDrawing" xmlns:wp="http://schemas.openxmlformats.org/drawingml/2006/wordprocessingDrawing" xmlns:w10="urn:schemas-microsoft-com:office:word" xmlns:w="http://schemas.openxmlformats.org/wordprocessingml/2006/main" xmlns:w14="http://schemas.microsoft.com/office/word/2010/wordml" xmlns:w15="http://schemas.microsoft.com/office/word/2012/wordml" xmlns:w16cex="http://schemas.microsoft.com/office/word/2018/wordml/cex" xmlns:w16cid="http://schemas.microsoft.com/office/word/2016/wordml/cid" xmlns:w16="http://schemas.microsoft.com/office/word/2018/wordml" xmlns:w16du="http://schemas.microsoft.com/office/word/2023/wordml/word16du" xmlns:w16sdtdh="http://schemas.microsoft.com/office/word/2020/wordml/sdtdatahash" xmlns:w16sdtfl="http://schemas.microsoft.com/office/word/2024/wordml/sdtformatlock" xmlns:w16se="http://schemas.microsoft.com/office/word/2015/wordml/symex" xmlns:wpg="http://schemas.microsoft.com/office/word/2010/wordprocessingGroup" xmlns:wpi="http://schemas.microsoft.com/office/word/2010/wordprocessingInk" xmlns:wne="http://schemas.microsoft.com/office/word/2006/wordml" xmlns:wps="http://schemas.microsoft.com/office/word/2010/wordprocessingShape" mc:Ignorable="w14 w15 w16se w16cid w16 w16cex w16sdtdh w16sdtfl w16du wp14">
+<w:numbering xmlns:wpc="http://schemas.microsoft.com/office/word/2010/wordprocessingCanvas" xmlns:cx="http://schemas.microsoft.com/office/drawing/2014/chartex" xmlns:cx1="http://schemas.microsoft.com/office/drawing/2015/9/8/chartex" xmlns:cx2="http://schemas.microsoft.com/office/drawing/2015/10/21/chartex" xmlns:cx3="http://schemas.microsoft.com/office/drawing/2016/5/9/chartex" xmlns:cx4="http://schemas.microsoft.com/office/drawing/2016/5/10/chartex" xmlns:cx5="http://schemas.microsoft.com/office/drawing/2016/5/11/chartex" xmlns:cx6="http://schemas.microsoft.com/office/drawing/2016/5/12/chartex" xmlns:cx7="http://schemas.microsoft.com/office/drawing/2016/5/13/chartex" xmlns:cx8="http://schemas.microsoft.com/office/drawing/2016/5/14/chartex" xmlns:mc="http://schemas.openxmlformats.org/markup-compatibility/2006" xmlns:aink="http://schemas.microsoft.com/office/drawing/2016/ink" xmlns:am3d="http://schemas.microsoft.com/office/drawing/2017/model3d" xmlns:o="urn:schemas-microsoft-com:office:office" xmlns:oel="http://schemas.microsoft.com/office/2019/extlst" xmlns:r="http://schemas.openxmlformats.org/officeDocument/2006/relationships" xmlns:m="http://schemas.openxmlformats.org/officeDocument/2006/math" xmlns:v="urn:schemas-microsoft-com:vml" xmlns:wp14="http://schemas.microsoft.com/office/word/2010/wordprocessingDrawing" xmlns:wp="http://schemas.openxmlformats.org/drawingml/2006/wordprocessingDrawing" xmlns:w10="urn:schemas-microsoft-com:office:word" xmlns:w="http://schemas.openxmlformats.org/wordprocessingml/2006/main" xmlns:w14="http://schemas.microsoft.com/office/word/2010/wordml" xmlns:w15="http://schemas.microsoft.com/office/word/2012/wordml" xmlns:w16cex="http://schemas.microsoft.com/office/word/2018/wordml/cex" xmlns:w16cid="http://schemas.microsoft.com/office/word/2016/wordml/cid" xmlns:w16="http://schemas.microsoft.com/office/word/2018/wordml" xmlns:w16sdtdh="http://schemas.microsoft.com/office/word/2020/wordml/sdtdatahash" xmlns:w16se="http://schemas.microsoft.com/office/word/2015/wordml/symex" xmlns:wpg="http://schemas.microsoft.com/office/word/2010/wordprocessingGroup" xmlns:wpi="http://schemas.microsoft.com/office/word/2010/wordprocessingInk" xmlns:wne="http://schemas.microsoft.com/office/word/2006/wordml" xmlns:wps="http://schemas.microsoft.com/office/word/2010/wordprocessingShape" mc:Ignorable="w14 w15 w16se w16cid w16 w16cex w16sdtdh wp14">
   <w:abstractNum w:abstractNumId="0" w15:restartNumberingAfterBreak="0">
     <w:nsid w:val="216960B9"/>
     <w:multiLevelType w:val="hybridMultilevel"/>
@@ -17935,7 +20259,7 @@
 </file>
 
 <file path=word/styles.xml><?xml version="1.0" encoding="utf-8"?>
-<w:styles xmlns:mc="http://schemas.openxmlformats.org/markup-compatibility/2006" xmlns:r="http://schemas.openxmlformats.org/officeDocument/2006/relationships" xmlns:w="http://schemas.openxmlformats.org/wordprocessingml/2006/main" xmlns:w14="http://schemas.microsoft.com/office/word/2010/wordml" xmlns:w15="http://schemas.microsoft.com/office/word/2012/wordml" xmlns:w16cex="http://schemas.microsoft.com/office/word/2018/wordml/cex" xmlns:w16cid="http://schemas.microsoft.com/office/word/2016/wordml/cid" xmlns:w16="http://schemas.microsoft.com/office/word/2018/wordml" xmlns:w16du="http://schemas.microsoft.com/office/word/2023/wordml/word16du" xmlns:w16sdtdh="http://schemas.microsoft.com/office/word/2020/wordml/sdtdatahash" xmlns:w16sdtfl="http://schemas.microsoft.com/office/word/2024/wordml/sdtformatlock" xmlns:w16se="http://schemas.microsoft.com/office/word/2015/wordml/symex" mc:Ignorable="w14 w15 w16se w16cid w16 w16cex w16sdtdh w16sdtfl w16du">
+<w:styles xmlns:mc="http://schemas.openxmlformats.org/markup-compatibility/2006" xmlns:r="http://schemas.openxmlformats.org/officeDocument/2006/relationships" xmlns:w="http://schemas.openxmlformats.org/wordprocessingml/2006/main" xmlns:w14="http://schemas.microsoft.com/office/word/2010/wordml" xmlns:w15="http://schemas.microsoft.com/office/word/2012/wordml" xmlns:w16cex="http://schemas.microsoft.com/office/word/2018/wordml/cex" xmlns:w16cid="http://schemas.microsoft.com/office/word/2016/wordml/cid" xmlns:w16="http://schemas.microsoft.com/office/word/2018/wordml" xmlns:w16sdtdh="http://schemas.microsoft.com/office/word/2020/wordml/sdtdatahash" xmlns:w16se="http://schemas.microsoft.com/office/word/2015/wordml/symex" mc:Ignorable="w14 w15 w16se w16cid w16 w16cex w16sdtdh">
   <w:docDefaults>
     <w:rPrDefault>
       <w:rPr>

--- a/assets/data/Mindset 01/Mindset1- Audio Scripts.docx
+++ b/assets/data/Mindset 01/Mindset1- Audio Scripts.docx
@@ -244,43 +244,7 @@
                 <w:sz w:val="23"/>
                 <w:szCs w:val="23"/>
               </w:rPr>
-              <w:t xml:space="preserve">Yes, I'm looking for a gift for my sister. She's going to be 18 next week. </w:t>
-            </w:r>
-            <w:proofErr w:type="gramStart"/>
-            <w:r>
-              <w:rPr>
-                <w:rFonts w:ascii="Source Sans 3" w:hAnsi="Source Sans 3"/>
-                <w:sz w:val="23"/>
-                <w:szCs w:val="23"/>
-              </w:rPr>
-              <w:t>So</w:t>
-            </w:r>
-            <w:proofErr w:type="gramEnd"/>
-            <w:r>
-              <w:rPr>
-                <w:rFonts w:ascii="Source Sans 3" w:hAnsi="Source Sans 3"/>
-                <w:sz w:val="23"/>
-                <w:szCs w:val="23"/>
-              </w:rPr>
-              <w:t xml:space="preserve"> I thought a piece of </w:t>
-            </w:r>
-            <w:proofErr w:type="spellStart"/>
-            <w:r>
-              <w:rPr>
-                <w:rFonts w:ascii="Source Sans 3" w:hAnsi="Source Sans 3"/>
-                <w:sz w:val="23"/>
-                <w:szCs w:val="23"/>
-              </w:rPr>
-              <w:t>jewellery</w:t>
-            </w:r>
-            <w:proofErr w:type="spellEnd"/>
-            <w:r>
-              <w:rPr>
-                <w:rFonts w:ascii="Source Sans 3" w:hAnsi="Source Sans 3"/>
-                <w:sz w:val="23"/>
-                <w:szCs w:val="23"/>
-              </w:rPr>
-              <w:t xml:space="preserve"> would be nice.</w:t>
+              <w:t>Yes, I'm looking for a gift for my sister. She's going to be 18 next week. So I thought a piece of jewellery would be nice.</w:t>
             </w:r>
           </w:p>
           <w:p>
@@ -364,43 +328,7 @@
                 <w:sz w:val="23"/>
                 <w:szCs w:val="23"/>
               </w:rPr>
-              <w:t xml:space="preserve"> Does she have a </w:t>
-            </w:r>
-            <w:proofErr w:type="spellStart"/>
-            <w:r>
-              <w:rPr>
-                <w:rFonts w:ascii="Source Sans 3" w:hAnsi="Source Sans 3"/>
-                <w:sz w:val="23"/>
-                <w:szCs w:val="23"/>
-              </w:rPr>
-              <w:t>favourite</w:t>
-            </w:r>
-            <w:proofErr w:type="spellEnd"/>
-            <w:r>
-              <w:rPr>
-                <w:rFonts w:ascii="Source Sans 3" w:hAnsi="Source Sans 3"/>
-                <w:sz w:val="23"/>
-                <w:szCs w:val="23"/>
-              </w:rPr>
-              <w:t xml:space="preserve"> </w:t>
-            </w:r>
-            <w:proofErr w:type="spellStart"/>
-            <w:r>
-              <w:rPr>
-                <w:rFonts w:ascii="Source Sans 3" w:hAnsi="Source Sans 3"/>
-                <w:sz w:val="23"/>
-                <w:szCs w:val="23"/>
-              </w:rPr>
-              <w:t>colour</w:t>
-            </w:r>
-            <w:proofErr w:type="spellEnd"/>
-            <w:r>
-              <w:rPr>
-                <w:rFonts w:ascii="Source Sans 3" w:hAnsi="Source Sans 3"/>
-                <w:sz w:val="23"/>
-                <w:szCs w:val="23"/>
-              </w:rPr>
-              <w:t>?</w:t>
+              <w:t xml:space="preserve"> Does she have a favourite colour?</w:t>
             </w:r>
           </w:p>
           <w:p>
@@ -1360,43 +1288,7 @@
                 <w:sz w:val="23"/>
                 <w:szCs w:val="23"/>
               </w:rPr>
-              <w:t xml:space="preserve">Yes, I'm looking for a gift for my sister. She's going to be 18 next week. </w:t>
-            </w:r>
-            <w:proofErr w:type="gramStart"/>
-            <w:r>
-              <w:rPr>
-                <w:rFonts w:ascii="Source Sans 3" w:hAnsi="Source Sans 3"/>
-                <w:sz w:val="23"/>
-                <w:szCs w:val="23"/>
-              </w:rPr>
-              <w:t>So</w:t>
-            </w:r>
-            <w:proofErr w:type="gramEnd"/>
-            <w:r>
-              <w:rPr>
-                <w:rFonts w:ascii="Source Sans 3" w:hAnsi="Source Sans 3"/>
-                <w:sz w:val="23"/>
-                <w:szCs w:val="23"/>
-              </w:rPr>
-              <w:t xml:space="preserve"> I thought a piece of </w:t>
-            </w:r>
-            <w:proofErr w:type="spellStart"/>
-            <w:r>
-              <w:rPr>
-                <w:rFonts w:ascii="Source Sans 3" w:hAnsi="Source Sans 3"/>
-                <w:sz w:val="23"/>
-                <w:szCs w:val="23"/>
-              </w:rPr>
-              <w:t>jewellery</w:t>
-            </w:r>
-            <w:proofErr w:type="spellEnd"/>
-            <w:r>
-              <w:rPr>
-                <w:rFonts w:ascii="Source Sans 3" w:hAnsi="Source Sans 3"/>
-                <w:sz w:val="23"/>
-                <w:szCs w:val="23"/>
-              </w:rPr>
-              <w:t xml:space="preserve"> would be nice.</w:t>
+              <w:t>Yes, I'm looking for a gift for my sister. She's going to be 18 next week. So I thought a piece of jewellery would be nice.</w:t>
             </w:r>
           </w:p>
           <w:p>
@@ -1474,43 +1366,7 @@
                 <w:sz w:val="23"/>
                 <w:szCs w:val="23"/>
               </w:rPr>
-              <w:t xml:space="preserve">Does she have a </w:t>
-            </w:r>
-            <w:proofErr w:type="spellStart"/>
-            <w:r>
-              <w:rPr>
-                <w:rFonts w:ascii="Source Sans 3" w:hAnsi="Source Sans 3"/>
-                <w:sz w:val="23"/>
-                <w:szCs w:val="23"/>
-              </w:rPr>
-              <w:t>favourite</w:t>
-            </w:r>
-            <w:proofErr w:type="spellEnd"/>
-            <w:r>
-              <w:rPr>
-                <w:rFonts w:ascii="Source Sans 3" w:hAnsi="Source Sans 3"/>
-                <w:sz w:val="23"/>
-                <w:szCs w:val="23"/>
-              </w:rPr>
-              <w:t xml:space="preserve"> </w:t>
-            </w:r>
-            <w:proofErr w:type="spellStart"/>
-            <w:r>
-              <w:rPr>
-                <w:rFonts w:ascii="Source Sans 3" w:hAnsi="Source Sans 3"/>
-                <w:sz w:val="23"/>
-                <w:szCs w:val="23"/>
-              </w:rPr>
-              <w:t>colour</w:t>
-            </w:r>
-            <w:proofErr w:type="spellEnd"/>
-            <w:r>
-              <w:rPr>
-                <w:rFonts w:ascii="Source Sans 3" w:hAnsi="Source Sans 3"/>
-                <w:sz w:val="23"/>
-                <w:szCs w:val="23"/>
-              </w:rPr>
-              <w:t>?</w:t>
+              <w:t>Does she have a favourite colour?</w:t>
             </w:r>
           </w:p>
           <w:p>
@@ -1666,25 +1522,7 @@
                 <w:sz w:val="23"/>
                 <w:szCs w:val="23"/>
               </w:rPr>
-              <w:t xml:space="preserve">Well, they were £30, but actually we've got a sale on at the moment, so they're a little cheaper - only £20. </w:t>
-            </w:r>
-            <w:proofErr w:type="gramStart"/>
-            <w:r>
-              <w:rPr>
-                <w:rFonts w:ascii="Source Sans 3" w:hAnsi="Source Sans 3"/>
-                <w:sz w:val="23"/>
-                <w:szCs w:val="23"/>
-              </w:rPr>
-              <w:t>So</w:t>
-            </w:r>
-            <w:proofErr w:type="gramEnd"/>
-            <w:r>
-              <w:rPr>
-                <w:rFonts w:ascii="Source Sans 3" w:hAnsi="Source Sans 3"/>
-                <w:sz w:val="23"/>
-                <w:szCs w:val="23"/>
-              </w:rPr>
-              <w:t xml:space="preserve"> you can save £10!</w:t>
+              <w:t>Well, they were £30, but actually we've got a sale on at the moment, so they're a little cheaper - only £20. So you can save £10!</w:t>
             </w:r>
           </w:p>
           <w:p>
@@ -1943,41 +1781,13 @@
               </w:rPr>
               <w:t xml:space="preserve">Sales assistant: </w:t>
             </w:r>
-            <w:proofErr w:type="gramStart"/>
-            <w:r>
-              <w:rPr>
-                <w:rFonts w:ascii="Source Sans 3" w:hAnsi="Source Sans 3"/>
-                <w:sz w:val="23"/>
-                <w:szCs w:val="23"/>
-              </w:rPr>
-              <w:t>Well</w:t>
-            </w:r>
-            <w:proofErr w:type="gramEnd"/>
-            <w:r>
-              <w:rPr>
-                <w:rFonts w:ascii="Source Sans 3" w:hAnsi="Source Sans 3"/>
-                <w:sz w:val="23"/>
-                <w:szCs w:val="23"/>
-              </w:rPr>
-              <w:t xml:space="preserve"> they were £30, but actually we've got a sale on at the moment, so they're a little cheaper - only £20. </w:t>
-            </w:r>
-            <w:proofErr w:type="gramStart"/>
-            <w:r>
-              <w:rPr>
-                <w:rFonts w:ascii="Source Sans 3" w:hAnsi="Source Sans 3"/>
-                <w:sz w:val="23"/>
-                <w:szCs w:val="23"/>
-              </w:rPr>
-              <w:t>So</w:t>
-            </w:r>
-            <w:proofErr w:type="gramEnd"/>
-            <w:r>
-              <w:rPr>
-                <w:rFonts w:ascii="Source Sans 3" w:hAnsi="Source Sans 3"/>
-                <w:sz w:val="23"/>
-                <w:szCs w:val="23"/>
-              </w:rPr>
-              <w:t xml:space="preserve"> you can save £10!</w:t>
+            <w:r>
+              <w:rPr>
+                <w:rFonts w:ascii="Source Sans 3" w:hAnsi="Source Sans 3"/>
+                <w:sz w:val="23"/>
+                <w:szCs w:val="23"/>
+              </w:rPr>
+              <w:t>Well they were £30, but actually we've got a sale on at the moment, so they're a little cheaper - only £20. So you can save £10!</w:t>
             </w:r>
           </w:p>
         </w:tc>
@@ -2139,43 +1949,7 @@
                 <w:sz w:val="23"/>
                 <w:szCs w:val="23"/>
               </w:rPr>
-              <w:t xml:space="preserve">She's my niece - my brother's daughter. Her name's Tae-Hee. She's one year old in this picture. It's a very important birthday in Korea - we call it 'Dol' or </w:t>
-            </w:r>
-            <w:proofErr w:type="spellStart"/>
-            <w:r>
-              <w:rPr>
-                <w:rFonts w:ascii="Source Sans 3" w:hAnsi="Source Sans 3"/>
-                <w:sz w:val="23"/>
-                <w:szCs w:val="23"/>
-              </w:rPr>
-              <w:t>Doljanchi</w:t>
-            </w:r>
-            <w:proofErr w:type="spellEnd"/>
-            <w:r>
-              <w:rPr>
-                <w:rFonts w:ascii="Source Sans 3" w:hAnsi="Source Sans 3"/>
-                <w:sz w:val="23"/>
-                <w:szCs w:val="23"/>
-              </w:rPr>
-              <w:t xml:space="preserve">. It's a very special celebration - in fact, I think it's probably more important than a wedding or a graduation! And we invite all our family and friends and sometimes our </w:t>
-            </w:r>
-            <w:proofErr w:type="spellStart"/>
-            <w:r>
-              <w:rPr>
-                <w:rFonts w:ascii="Source Sans 3" w:hAnsi="Source Sans 3"/>
-                <w:sz w:val="23"/>
-                <w:szCs w:val="23"/>
-              </w:rPr>
-              <w:t>neighbours</w:t>
-            </w:r>
-            <w:proofErr w:type="spellEnd"/>
-            <w:r>
-              <w:rPr>
-                <w:rFonts w:ascii="Source Sans 3" w:hAnsi="Source Sans 3"/>
-                <w:sz w:val="23"/>
-                <w:szCs w:val="23"/>
-              </w:rPr>
-              <w:t>. Here's a picture of the restaurant where we celebrated Tae-Hee's big day.</w:t>
+              <w:t>She's my niece - my brother's daughter. Her name's Tae-Hee. She's one year old in this picture. It's a very important birthday in Korea - we call it 'Dol' or Doljanchi. It's a very special celebration - in fact, I think it's probably more important than a wedding or a graduation! And we invite all our family and friends and sometimes our neighbours. Here's a picture of the restaurant where we celebrated Tae-Hee's big day.</w:t>
             </w:r>
           </w:p>
           <w:p>
@@ -2357,25 +2131,7 @@
                 <w:sz w:val="23"/>
                 <w:szCs w:val="23"/>
               </w:rPr>
-              <w:t xml:space="preserve">And what's this on the table there? It's very </w:t>
-            </w:r>
-            <w:proofErr w:type="spellStart"/>
-            <w:r>
-              <w:rPr>
-                <w:rFonts w:ascii="Source Sans 3" w:hAnsi="Source Sans 3"/>
-                <w:sz w:val="23"/>
-                <w:szCs w:val="23"/>
-              </w:rPr>
-              <w:t>colourful</w:t>
-            </w:r>
-            <w:proofErr w:type="spellEnd"/>
-            <w:r>
-              <w:rPr>
-                <w:rFonts w:ascii="Source Sans 3" w:hAnsi="Source Sans 3"/>
-                <w:sz w:val="23"/>
-                <w:szCs w:val="23"/>
-              </w:rPr>
-              <w:t>.</w:t>
+              <w:t>And what's this on the table there? It's very colourful.</w:t>
             </w:r>
           </w:p>
           <w:p>
@@ -2453,25 +2209,7 @@
                 <w:sz w:val="23"/>
                 <w:szCs w:val="23"/>
               </w:rPr>
-              <w:t xml:space="preserve">We always eat rice cakes at a baby's party. There are usually 12 different types of them on the table. Look - this rice cake is completely orange in </w:t>
-            </w:r>
-            <w:proofErr w:type="spellStart"/>
-            <w:r>
-              <w:rPr>
-                <w:rFonts w:ascii="Source Sans 3" w:hAnsi="Source Sans 3"/>
-                <w:sz w:val="23"/>
-                <w:szCs w:val="23"/>
-              </w:rPr>
-              <w:t>colour</w:t>
-            </w:r>
-            <w:proofErr w:type="spellEnd"/>
-            <w:r>
-              <w:rPr>
-                <w:rFonts w:ascii="Source Sans 3" w:hAnsi="Source Sans 3"/>
-                <w:sz w:val="23"/>
-                <w:szCs w:val="23"/>
-              </w:rPr>
-              <w:t xml:space="preserve"> and this one here is bright green!</w:t>
+              <w:t>We always eat rice cakes at a baby's party. There are usually 12 different types of them on the table. Look - this rice cake is completely orange in colour and this one here is bright green!</w:t>
             </w:r>
           </w:p>
           <w:p>
@@ -2575,25 +2313,7 @@
                 <w:sz w:val="23"/>
                 <w:szCs w:val="23"/>
               </w:rPr>
-              <w:t xml:space="preserve">Oh, it's a little bag. All the guests get a gift bag at the end of the party. And inside there's a present from the baby's parents. It's really fun to open it because you don't know what you'll get. </w:t>
-            </w:r>
-            <w:proofErr w:type="gramStart"/>
-            <w:r>
-              <w:rPr>
-                <w:rFonts w:ascii="Source Sans 3" w:hAnsi="Source Sans 3"/>
-                <w:sz w:val="23"/>
-                <w:szCs w:val="23"/>
-              </w:rPr>
-              <w:t>So</w:t>
-            </w:r>
-            <w:proofErr w:type="gramEnd"/>
-            <w:r>
-              <w:rPr>
-                <w:rFonts w:ascii="Source Sans 3" w:hAnsi="Source Sans 3"/>
-                <w:sz w:val="23"/>
-                <w:szCs w:val="23"/>
-              </w:rPr>
-              <w:t xml:space="preserve"> it could be a candle, or some chocolates. Guess what I got? You can see it in this next photo.</w:t>
+              <w:t>Oh, it's a little bag. All the guests get a gift bag at the end of the party. And inside there's a present from the baby's parents. It's really fun to open it because you don't know what you'll get. So it could be a candle, or some chocolates. Guess what I got? You can see it in this next photo.</w:t>
             </w:r>
           </w:p>
           <w:p>
@@ -4005,47 +3725,7 @@
                 <w:sz w:val="23"/>
                 <w:szCs w:val="23"/>
               </w:rPr>
-              <w:t xml:space="preserve"> OK, it's W </w:t>
-            </w:r>
-            <w:proofErr w:type="spellStart"/>
-            <w:r>
-              <w:rPr>
-                <w:rFonts w:ascii="Source Sans 3" w:hAnsi="Source Sans 3"/>
-                <w:bCs/>
-                <w:sz w:val="23"/>
-                <w:szCs w:val="23"/>
-              </w:rPr>
-              <w:t>W</w:t>
-            </w:r>
-            <w:proofErr w:type="spellEnd"/>
-            <w:r>
-              <w:rPr>
-                <w:rFonts w:ascii="Source Sans 3" w:hAnsi="Source Sans 3"/>
-                <w:bCs/>
-                <w:sz w:val="23"/>
-                <w:szCs w:val="23"/>
-              </w:rPr>
-              <w:t xml:space="preserve"> W dot </w:t>
-            </w:r>
-            <w:proofErr w:type="spellStart"/>
-            <w:r>
-              <w:rPr>
-                <w:rFonts w:ascii="Source Sans 3" w:hAnsi="Source Sans 3"/>
-                <w:bCs/>
-                <w:sz w:val="23"/>
-                <w:szCs w:val="23"/>
-              </w:rPr>
-              <w:t>getactive</w:t>
-            </w:r>
-            <w:proofErr w:type="spellEnd"/>
-            <w:r>
-              <w:rPr>
-                <w:rFonts w:ascii="Source Sans 3" w:hAnsi="Source Sans 3"/>
-                <w:bCs/>
-                <w:sz w:val="23"/>
-                <w:szCs w:val="23"/>
-              </w:rPr>
-              <w:t xml:space="preserve"> dot com. That's G-E-T-A-C-T-I-V-E dot com.</w:t>
+              <w:t xml:space="preserve"> OK, it's W W W dot getactive dot com. That's G-E-T-A-C-T-I-V-E dot com.</w:t>
             </w:r>
           </w:p>
           <w:p>
@@ -4709,47 +4389,7 @@
                 <w:sz w:val="23"/>
                 <w:szCs w:val="23"/>
               </w:rPr>
-              <w:t xml:space="preserve"> OK, it's W </w:t>
-            </w:r>
-            <w:proofErr w:type="spellStart"/>
-            <w:r>
-              <w:rPr>
-                <w:rFonts w:ascii="Source Sans 3" w:hAnsi="Source Sans 3"/>
-                <w:bCs/>
-                <w:sz w:val="23"/>
-                <w:szCs w:val="23"/>
-              </w:rPr>
-              <w:t>W</w:t>
-            </w:r>
-            <w:proofErr w:type="spellEnd"/>
-            <w:r>
-              <w:rPr>
-                <w:rFonts w:ascii="Source Sans 3" w:hAnsi="Source Sans 3"/>
-                <w:bCs/>
-                <w:sz w:val="23"/>
-                <w:szCs w:val="23"/>
-              </w:rPr>
-              <w:t xml:space="preserve"> W dot </w:t>
-            </w:r>
-            <w:proofErr w:type="spellStart"/>
-            <w:r>
-              <w:rPr>
-                <w:rFonts w:ascii="Source Sans 3" w:hAnsi="Source Sans 3"/>
-                <w:bCs/>
-                <w:sz w:val="23"/>
-                <w:szCs w:val="23"/>
-              </w:rPr>
-              <w:t>getactive</w:t>
-            </w:r>
-            <w:proofErr w:type="spellEnd"/>
-            <w:r>
-              <w:rPr>
-                <w:rFonts w:ascii="Source Sans 3" w:hAnsi="Source Sans 3"/>
-                <w:bCs/>
-                <w:sz w:val="23"/>
-                <w:szCs w:val="23"/>
-              </w:rPr>
-              <w:t xml:space="preserve"> dot com. That's G-E-T-A-C-T-I-V-E dot com.</w:t>
+              <w:t xml:space="preserve"> OK, it's W W W dot getactive dot com. That's G-E-T-A-C-T-I-V-E dot com.</w:t>
             </w:r>
           </w:p>
           <w:p>
@@ -5302,47 +4942,7 @@
                 <w:sz w:val="23"/>
                 <w:szCs w:val="23"/>
               </w:rPr>
-              <w:t xml:space="preserve"> Well, I thought it was pretty reasonable. In </w:t>
-            </w:r>
-            <w:proofErr w:type="gramStart"/>
-            <w:r>
-              <w:rPr>
-                <w:rFonts w:ascii="Source Sans 3" w:hAnsi="Source Sans 3"/>
-                <w:bCs/>
-                <w:sz w:val="23"/>
-                <w:szCs w:val="23"/>
-              </w:rPr>
-              <w:t>fact</w:t>
-            </w:r>
-            <w:proofErr w:type="gramEnd"/>
-            <w:r>
-              <w:rPr>
-                <w:rFonts w:ascii="Source Sans 3" w:hAnsi="Source Sans 3"/>
-                <w:bCs/>
-                <w:sz w:val="23"/>
-                <w:szCs w:val="23"/>
-              </w:rPr>
-              <w:t xml:space="preserve"> I couldn't believe it when the bill arrived. £40, including a tip. </w:t>
-            </w:r>
-            <w:proofErr w:type="spellStart"/>
-            <w:r>
-              <w:rPr>
-                <w:rFonts w:ascii="Source Sans 3" w:hAnsi="Source Sans 3"/>
-                <w:bCs/>
-                <w:sz w:val="23"/>
-                <w:szCs w:val="23"/>
-              </w:rPr>
-              <w:t>That'sonly</w:t>
-            </w:r>
-            <w:proofErr w:type="spellEnd"/>
-            <w:r>
-              <w:rPr>
-                <w:rFonts w:ascii="Source Sans 3" w:hAnsi="Source Sans 3"/>
-                <w:bCs/>
-                <w:sz w:val="23"/>
-                <w:szCs w:val="23"/>
-              </w:rPr>
-              <w:t xml:space="preserve"> £20 per person. You can't get steak for less than £15 anywhere in town.</w:t>
+              <w:t xml:space="preserve"> Well, I thought it was pretty reasonable. In fact I couldn't believe it when the bill arrived. £40, including a tip. That'sonly £20 per person. You can't get steak for less than £15 anywhere in town.</w:t>
             </w:r>
           </w:p>
         </w:tc>
@@ -5708,27 +5308,7 @@
                 <w:sz w:val="23"/>
                 <w:szCs w:val="23"/>
               </w:rPr>
-              <w:t xml:space="preserve"> Hi there, Alicia! How was your weekend? You were on a sailing course down at the </w:t>
-            </w:r>
-            <w:proofErr w:type="spellStart"/>
-            <w:r>
-              <w:rPr>
-                <w:rFonts w:ascii="Source Sans 3" w:hAnsi="Source Sans 3"/>
-                <w:bCs/>
-                <w:sz w:val="23"/>
-                <w:szCs w:val="23"/>
-              </w:rPr>
-              <w:t>harbour</w:t>
-            </w:r>
-            <w:proofErr w:type="spellEnd"/>
-            <w:r>
-              <w:rPr>
-                <w:rFonts w:ascii="Source Sans 3" w:hAnsi="Source Sans 3"/>
-                <w:bCs/>
-                <w:sz w:val="23"/>
-                <w:szCs w:val="23"/>
-              </w:rPr>
-              <w:t>, weren't you?</w:t>
+              <w:t xml:space="preserve"> Hi there, Alicia! How was your weekend? You were on a sailing course down at the harbour, weren't you?</w:t>
             </w:r>
           </w:p>
           <w:p>
@@ -6066,27 +5646,7 @@
                 <w:sz w:val="23"/>
                 <w:szCs w:val="23"/>
               </w:rPr>
-              <w:t xml:space="preserve"> So, how's your very first week at university going, Rita? It's Orientation Week for all you </w:t>
-            </w:r>
-            <w:proofErr w:type="spellStart"/>
-            <w:r>
-              <w:rPr>
-                <w:rFonts w:ascii="Source Sans 3" w:hAnsi="Source Sans 3"/>
-                <w:bCs/>
-                <w:sz w:val="23"/>
-                <w:szCs w:val="23"/>
-              </w:rPr>
-              <w:t>new</w:t>
-            </w:r>
-            <w:proofErr w:type="spellEnd"/>
-            <w:r>
-              <w:rPr>
-                <w:rFonts w:ascii="Source Sans 3" w:hAnsi="Source Sans 3"/>
-                <w:bCs/>
-                <w:sz w:val="23"/>
-                <w:szCs w:val="23"/>
-              </w:rPr>
-              <w:t xml:space="preserve"> students, isn't it?</w:t>
+              <w:t xml:space="preserve"> So, how's your very first week at university going, Rita? It's Orientation Week for all you new students, isn't it?</w:t>
             </w:r>
           </w:p>
           <w:p>
@@ -6226,27 +5786,7 @@
                 <w:sz w:val="23"/>
                 <w:szCs w:val="23"/>
               </w:rPr>
-              <w:t xml:space="preserve"> I don't have a bike but that didn't matter. We all hired them -from a little cycle hire shop on </w:t>
-            </w:r>
-            <w:proofErr w:type="spellStart"/>
-            <w:r>
-              <w:rPr>
-                <w:rFonts w:ascii="Source Sans 3" w:hAnsi="Source Sans 3"/>
-                <w:bCs/>
-                <w:sz w:val="23"/>
-                <w:szCs w:val="23"/>
-              </w:rPr>
-              <w:t>Barkway</w:t>
-            </w:r>
-            <w:proofErr w:type="spellEnd"/>
-            <w:r>
-              <w:rPr>
-                <w:rFonts w:ascii="Source Sans 3" w:hAnsi="Source Sans 3"/>
-                <w:bCs/>
-                <w:sz w:val="23"/>
-                <w:szCs w:val="23"/>
-              </w:rPr>
-              <w:t xml:space="preserve"> Street. You probably know the place.</w:t>
+              <w:t xml:space="preserve"> I don't have a bike but that didn't matter. We all hired them -from a little cycle hire shop on Barkway Street. You probably know the place.</w:t>
             </w:r>
           </w:p>
           <w:p>
@@ -6302,47 +5842,7 @@
                 <w:sz w:val="23"/>
                 <w:szCs w:val="23"/>
               </w:rPr>
-              <w:t xml:space="preserve"> No, it's </w:t>
-            </w:r>
-            <w:proofErr w:type="spellStart"/>
-            <w:r>
-              <w:rPr>
-                <w:rFonts w:ascii="Source Sans 3" w:hAnsi="Source Sans 3"/>
-                <w:bCs/>
-                <w:sz w:val="23"/>
-                <w:szCs w:val="23"/>
-              </w:rPr>
-              <w:t>Barkway</w:t>
-            </w:r>
-            <w:proofErr w:type="spellEnd"/>
-            <w:r>
-              <w:rPr>
-                <w:rFonts w:ascii="Source Sans 3" w:hAnsi="Source Sans 3"/>
-                <w:bCs/>
-                <w:sz w:val="23"/>
-                <w:szCs w:val="23"/>
-              </w:rPr>
-              <w:t xml:space="preserve"> Street -B-A-R-K-W-A-Y. Number 22 </w:t>
-            </w:r>
-            <w:proofErr w:type="spellStart"/>
-            <w:r>
-              <w:rPr>
-                <w:rFonts w:ascii="Source Sans 3" w:hAnsi="Source Sans 3"/>
-                <w:bCs/>
-                <w:sz w:val="23"/>
-                <w:szCs w:val="23"/>
-              </w:rPr>
-              <w:t>Barkway</w:t>
-            </w:r>
-            <w:proofErr w:type="spellEnd"/>
-            <w:r>
-              <w:rPr>
-                <w:rFonts w:ascii="Source Sans 3" w:hAnsi="Source Sans 3"/>
-                <w:bCs/>
-                <w:sz w:val="23"/>
-                <w:szCs w:val="23"/>
-              </w:rPr>
-              <w:t xml:space="preserve"> Street, to be exact. It was great - we could choose a traditional bike or an electric one.</w:t>
+              <w:t xml:space="preserve"> No, it's Barkway Street -B-A-R-K-W-A-Y. Number 22 Barkway Street, to be exact. It was great - we could choose a traditional bike or an electric one.</w:t>
             </w:r>
           </w:p>
           <w:p>
@@ -6370,27 +5870,7 @@
                 <w:sz w:val="23"/>
                 <w:szCs w:val="23"/>
               </w:rPr>
-              <w:t xml:space="preserve"> </w:t>
-            </w:r>
-            <w:proofErr w:type="gramStart"/>
-            <w:r>
-              <w:rPr>
-                <w:rFonts w:ascii="Source Sans 3" w:hAnsi="Source Sans 3"/>
-                <w:bCs/>
-                <w:sz w:val="23"/>
-                <w:szCs w:val="23"/>
-              </w:rPr>
-              <w:t>So</w:t>
-            </w:r>
-            <w:proofErr w:type="gramEnd"/>
-            <w:r>
-              <w:rPr>
-                <w:rFonts w:ascii="Source Sans 3" w:hAnsi="Source Sans 3"/>
-                <w:bCs/>
-                <w:sz w:val="23"/>
-                <w:szCs w:val="23"/>
-              </w:rPr>
-              <w:t xml:space="preserve"> I take it you went electric!</w:t>
+              <w:t xml:space="preserve"> So I take it you went electric!</w:t>
             </w:r>
           </w:p>
           <w:p>
@@ -6418,47 +5898,7 @@
                 <w:sz w:val="23"/>
                 <w:szCs w:val="23"/>
               </w:rPr>
-              <w:t xml:space="preserve"> Yes, of course I did! Well, think about it why ride a traditional bike when you can get around the city much faster on an electric one! And because there was a group of us, it wasn't too expensive. In </w:t>
-            </w:r>
-            <w:proofErr w:type="gramStart"/>
-            <w:r>
-              <w:rPr>
-                <w:rFonts w:ascii="Source Sans 3" w:hAnsi="Source Sans 3"/>
-                <w:bCs/>
-                <w:sz w:val="23"/>
-                <w:szCs w:val="23"/>
-              </w:rPr>
-              <w:t>fact</w:t>
-            </w:r>
-            <w:proofErr w:type="gramEnd"/>
-            <w:r>
-              <w:rPr>
-                <w:rFonts w:ascii="Source Sans 3" w:hAnsi="Source Sans 3"/>
-                <w:bCs/>
-                <w:sz w:val="23"/>
-                <w:szCs w:val="23"/>
-              </w:rPr>
-              <w:t xml:space="preserve"> the cycle hire was only a $120 for the whole group. </w:t>
-            </w:r>
-            <w:proofErr w:type="gramStart"/>
-            <w:r>
-              <w:rPr>
-                <w:rFonts w:ascii="Source Sans 3" w:hAnsi="Source Sans 3"/>
-                <w:bCs/>
-                <w:sz w:val="23"/>
-                <w:szCs w:val="23"/>
-              </w:rPr>
-              <w:t>So</w:t>
-            </w:r>
-            <w:proofErr w:type="gramEnd"/>
-            <w:r>
-              <w:rPr>
-                <w:rFonts w:ascii="Source Sans 3" w:hAnsi="Source Sans 3"/>
-                <w:bCs/>
-                <w:sz w:val="23"/>
-                <w:szCs w:val="23"/>
-              </w:rPr>
-              <w:t xml:space="preserve"> the cost was only $15 per person and that was for three whole hours!</w:t>
+              <w:t xml:space="preserve"> Yes, of course I did! Well, think about it why ride a traditional bike when you can get around the city much faster on an electric one! And because there was a group of us, it wasn't too expensive. In fact the cycle hire was only a $120 for the whole group. So the cost was only $15 per person and that was for three whole hours!</w:t>
             </w:r>
           </w:p>
           <w:p>
@@ -6514,27 +5954,7 @@
                 <w:sz w:val="23"/>
                 <w:szCs w:val="23"/>
               </w:rPr>
-              <w:t xml:space="preserve"> No, $15. </w:t>
-            </w:r>
-            <w:proofErr w:type="gramStart"/>
-            <w:r>
-              <w:rPr>
-                <w:rFonts w:ascii="Source Sans 3" w:hAnsi="Source Sans 3"/>
-                <w:bCs/>
-                <w:sz w:val="23"/>
-                <w:szCs w:val="23"/>
-              </w:rPr>
-              <w:t>So</w:t>
-            </w:r>
-            <w:proofErr w:type="gramEnd"/>
-            <w:r>
-              <w:rPr>
-                <w:rFonts w:ascii="Source Sans 3" w:hAnsi="Source Sans 3"/>
-                <w:bCs/>
-                <w:sz w:val="23"/>
-                <w:szCs w:val="23"/>
-              </w:rPr>
-              <w:t xml:space="preserve"> I thought it was really quite cheap. And I didn't have to bring along a helmet to wear either. That was included - and we also got a lock, so it was easy to park our bikes safely when we wanted to stop and take a break!</w:t>
+              <w:t xml:space="preserve"> No, $15. So I thought it was really quite cheap. And I didn't have to bring along a helmet to wear either. That was included - and we also got a lock, so it was easy to park our bikes safely when we wanted to stop and take a break!</w:t>
             </w:r>
           </w:p>
           <w:p>
@@ -6590,27 +6010,7 @@
                 <w:sz w:val="23"/>
                 <w:szCs w:val="23"/>
               </w:rPr>
-              <w:t xml:space="preserve"> </w:t>
-            </w:r>
-            <w:proofErr w:type="gramStart"/>
-            <w:r>
-              <w:rPr>
-                <w:rFonts w:ascii="Source Sans 3" w:hAnsi="Source Sans 3"/>
-                <w:bCs/>
-                <w:sz w:val="23"/>
-                <w:szCs w:val="23"/>
-              </w:rPr>
-              <w:t>Yes</w:t>
-            </w:r>
-            <w:proofErr w:type="gramEnd"/>
-            <w:r>
-              <w:rPr>
-                <w:rFonts w:ascii="Source Sans 3" w:hAnsi="Source Sans 3"/>
-                <w:bCs/>
-                <w:sz w:val="23"/>
-                <w:szCs w:val="23"/>
-              </w:rPr>
-              <w:t xml:space="preserve"> it's a really easy one to remember. It's tradelectric.com</w:t>
+              <w:t xml:space="preserve"> Yes it's a really easy one to remember. It's tradelectric.com</w:t>
             </w:r>
           </w:p>
           <w:p>
@@ -6666,47 +6066,7 @@
                 <w:sz w:val="23"/>
                 <w:szCs w:val="23"/>
               </w:rPr>
-              <w:t xml:space="preserve"> </w:t>
-            </w:r>
-            <w:proofErr w:type="spellStart"/>
-            <w:r>
-              <w:rPr>
-                <w:rFonts w:ascii="Source Sans 3" w:hAnsi="Source Sans 3"/>
-                <w:bCs/>
-                <w:sz w:val="23"/>
-                <w:szCs w:val="23"/>
-              </w:rPr>
-              <w:t>tradelectric</w:t>
-            </w:r>
-            <w:proofErr w:type="spellEnd"/>
-            <w:r>
-              <w:rPr>
-                <w:rFonts w:ascii="Source Sans 3" w:hAnsi="Source Sans 3"/>
-                <w:bCs/>
-                <w:sz w:val="23"/>
-                <w:szCs w:val="23"/>
-              </w:rPr>
-              <w:t xml:space="preserve">-T-R-A-D-E-L-E-C-T-R-I-C all </w:t>
-            </w:r>
-            <w:proofErr w:type="gramStart"/>
-            <w:r>
-              <w:rPr>
-                <w:rFonts w:ascii="Source Sans 3" w:hAnsi="Source Sans 3"/>
-                <w:bCs/>
-                <w:sz w:val="23"/>
-                <w:szCs w:val="23"/>
-              </w:rPr>
-              <w:t>one word</w:t>
-            </w:r>
-            <w:proofErr w:type="gramEnd"/>
-            <w:r>
-              <w:rPr>
-                <w:rFonts w:ascii="Source Sans 3" w:hAnsi="Source Sans 3"/>
-                <w:bCs/>
-                <w:sz w:val="23"/>
-                <w:szCs w:val="23"/>
-              </w:rPr>
-              <w:t xml:space="preserve"> dot com.</w:t>
+              <w:t xml:space="preserve"> tradelectric-T-R-A-D-E-L-E-C-T-R-I-C all one word dot com.</w:t>
             </w:r>
           </w:p>
           <w:p>
@@ -6762,27 +6122,7 @@
                 <w:sz w:val="23"/>
                 <w:szCs w:val="23"/>
               </w:rPr>
-              <w:t xml:space="preserve"> No problem. Hey, maybe we can do a bike tour together. I'd love to cycle as far as the </w:t>
-            </w:r>
-            <w:proofErr w:type="spellStart"/>
-            <w:r>
-              <w:rPr>
-                <w:rFonts w:ascii="Source Sans 3" w:hAnsi="Source Sans 3"/>
-                <w:bCs/>
-                <w:sz w:val="23"/>
-                <w:szCs w:val="23"/>
-              </w:rPr>
-              <w:t>harbour</w:t>
-            </w:r>
-            <w:proofErr w:type="spellEnd"/>
-            <w:r>
-              <w:rPr>
-                <w:rFonts w:ascii="Source Sans 3" w:hAnsi="Source Sans 3"/>
-                <w:bCs/>
-                <w:sz w:val="23"/>
-                <w:szCs w:val="23"/>
-              </w:rPr>
-              <w:t xml:space="preserve"> next time.</w:t>
+              <w:t xml:space="preserve"> No problem. Hey, maybe we can do a bike tour together. I'd love to cycle as far as the harbour next time.</w:t>
             </w:r>
           </w:p>
           <w:p>
@@ -6895,89 +6235,29 @@
                 <w:sz w:val="23"/>
                 <w:szCs w:val="23"/>
               </w:rPr>
-              <w:t xml:space="preserve"> Well, I live in a small town in the north of my country. It has quite a few interesting places to visit. For example, in the </w:t>
-            </w:r>
-            <w:proofErr w:type="spellStart"/>
-            <w:r>
-              <w:rPr>
-                <w:rFonts w:ascii="Source Sans 3" w:hAnsi="Source Sans 3"/>
-                <w:bCs/>
-                <w:sz w:val="23"/>
-                <w:szCs w:val="23"/>
-              </w:rPr>
-              <w:t>centre</w:t>
-            </w:r>
-            <w:proofErr w:type="spellEnd"/>
-            <w:r>
-              <w:rPr>
-                <w:rFonts w:ascii="Source Sans 3" w:hAnsi="Source Sans 3"/>
-                <w:bCs/>
-                <w:sz w:val="23"/>
-                <w:szCs w:val="23"/>
-              </w:rPr>
-              <w:t xml:space="preserve"> of town, on the north side of the square we have the historic town hall, which was built in 1895. In front of it, there's a beautiful fountain. Opposite the town hall there's the library. Then if you go over the bridge, we have the art gallery, a big modern building, which often has interesting exhibitions. The art gallery is actually between the cinema (to the north) and a big shopping mall, where I often meet up with my friends.</w:t>
-            </w:r>
-          </w:p>
-          <w:p>
-            <w:pPr>
-              <w:tabs>
-                <w:tab w:val="left" w:pos="4413"/>
-              </w:tabs>
-              <w:rPr>
-                <w:rFonts w:ascii="Source Sans 3" w:hAnsi="Source Sans 3"/>
-                <w:bCs/>
-                <w:sz w:val="23"/>
-                <w:szCs w:val="23"/>
-              </w:rPr>
-            </w:pPr>
-            <w:r>
-              <w:rPr>
-                <w:rFonts w:ascii="Source Sans 3" w:hAnsi="Source Sans 3"/>
-                <w:bCs/>
-                <w:sz w:val="23"/>
-                <w:szCs w:val="23"/>
-              </w:rPr>
-              <w:t xml:space="preserve">To the south of the town, there's a </w:t>
-            </w:r>
-            <w:proofErr w:type="spellStart"/>
-            <w:r>
-              <w:rPr>
-                <w:rFonts w:ascii="Source Sans 3" w:hAnsi="Source Sans 3"/>
-                <w:bCs/>
-                <w:sz w:val="23"/>
-                <w:szCs w:val="23"/>
-              </w:rPr>
-              <w:t>harbour</w:t>
-            </w:r>
-            <w:proofErr w:type="spellEnd"/>
-            <w:r>
-              <w:rPr>
-                <w:rFonts w:ascii="Source Sans 3" w:hAnsi="Source Sans 3"/>
-                <w:bCs/>
-                <w:sz w:val="23"/>
-                <w:szCs w:val="23"/>
-              </w:rPr>
-              <w:t xml:space="preserve">, where you can take a boat to the islands. And then next to the </w:t>
-            </w:r>
-            <w:proofErr w:type="spellStart"/>
-            <w:r>
-              <w:rPr>
-                <w:rFonts w:ascii="Source Sans 3" w:hAnsi="Source Sans 3"/>
-                <w:bCs/>
-                <w:sz w:val="23"/>
-                <w:szCs w:val="23"/>
-              </w:rPr>
-              <w:t>harbour</w:t>
-            </w:r>
-            <w:proofErr w:type="spellEnd"/>
-            <w:r>
-              <w:rPr>
-                <w:rFonts w:ascii="Source Sans 3" w:hAnsi="Source Sans 3"/>
-                <w:bCs/>
-                <w:sz w:val="23"/>
-                <w:szCs w:val="23"/>
-              </w:rPr>
-              <w:t xml:space="preserve"> is the stadium, where people go to watch our local football team. And just behind it is the public swimming pool. It's an outdoor pool - lovely in summer, but very chilly the rest of the year.</w:t>
+              <w:t xml:space="preserve"> Well, I live in a small town in the north of my country. It has quite a few interesting places to visit. For example, in the centre of town, on the north side of the square we have the historic town hall, which was built in 1895. In front of it, there's a beautiful fountain. Opposite the town hall there's the library. Then if you go over the bridge, we have the art gallery, a big modern building, which often has interesting exhibitions. The art gallery is actually between the cinema (to the north) and a big shopping mall, where I often meet up with my friends.</w:t>
+            </w:r>
+          </w:p>
+          <w:p>
+            <w:pPr>
+              <w:tabs>
+                <w:tab w:val="left" w:pos="4413"/>
+              </w:tabs>
+              <w:rPr>
+                <w:rFonts w:ascii="Source Sans 3" w:hAnsi="Source Sans 3"/>
+                <w:bCs/>
+                <w:sz w:val="23"/>
+                <w:szCs w:val="23"/>
+              </w:rPr>
+            </w:pPr>
+            <w:r>
+              <w:rPr>
+                <w:rFonts w:ascii="Source Sans 3" w:hAnsi="Source Sans 3"/>
+                <w:bCs/>
+                <w:sz w:val="23"/>
+                <w:szCs w:val="23"/>
+              </w:rPr>
+              <w:t>To the south of the town, there's a harbour, where you can take a boat to the islands. And then next to the harbour is the stadium, where people go to watch our local football team. And just behind it is the public swimming pool. It's an outdoor pool - lovely in summer, but very chilly the rest of the year.</w:t>
             </w:r>
           </w:p>
         </w:tc>
@@ -7268,27 +6548,7 @@
                 <w:sz w:val="23"/>
                 <w:szCs w:val="23"/>
               </w:rPr>
-              <w:t xml:space="preserve"> In the last ten years Baku has changed a lot. Ten years </w:t>
-            </w:r>
-            <w:proofErr w:type="gramStart"/>
-            <w:r>
-              <w:rPr>
-                <w:rFonts w:ascii="Source Sans 3" w:hAnsi="Source Sans 3"/>
-                <w:bCs/>
-                <w:sz w:val="23"/>
-                <w:szCs w:val="23"/>
-              </w:rPr>
-              <w:t>ago</w:t>
-            </w:r>
-            <w:proofErr w:type="gramEnd"/>
-            <w:r>
-              <w:rPr>
-                <w:rFonts w:ascii="Source Sans 3" w:hAnsi="Source Sans 3"/>
-                <w:bCs/>
-                <w:sz w:val="23"/>
-                <w:szCs w:val="23"/>
-              </w:rPr>
-              <w:t xml:space="preserve"> we didn't have so many tall buildings and there wasn't as much to do then. The biggest problem is that everything is more expensive now.</w:t>
+              <w:t xml:space="preserve"> In the last ten years Baku has changed a lot. Ten years ago we didn't have so many tall buildings and there wasn't as much to do then. The biggest problem is that everything is more expensive now.</w:t>
             </w:r>
           </w:p>
           <w:p>
@@ -7428,30 +6688,11 @@
           </w:tcPr>
           <w:p>
             <w:pPr>
-              <w:tabs>
-                <w:tab w:val="left" w:pos="4413"/>
-              </w:tabs>
-              <w:rPr>
-                <w:rFonts w:ascii="Source Sans 3" w:hAnsi="Source Sans 3"/>
-                <w:b/>
-                <w:bCs/>
-                <w:sz w:val="23"/>
-                <w:szCs w:val="23"/>
-              </w:rPr>
-            </w:pPr>
-            <w:r>
-              <w:rPr>
-                <w:rFonts w:ascii="Source Sans 3" w:hAnsi="Source Sans 3"/>
-                <w:b/>
-                <w:bCs/>
-                <w:sz w:val="23"/>
-                <w:szCs w:val="23"/>
-              </w:rPr>
-              <w:t>1</w:t>
-            </w:r>
-          </w:p>
-          <w:p>
-            <w:pPr>
+              <w:pStyle w:val="ListParagraph"/>
+              <w:numPr>
+                <w:ilvl w:val="0"/>
+                <w:numId w:val="4"/>
+              </w:numPr>
               <w:tabs>
                 <w:tab w:val="left" w:pos="4413"/>
               </w:tabs>
@@ -7474,30 +6715,11 @@
           </w:p>
           <w:p>
             <w:pPr>
-              <w:tabs>
-                <w:tab w:val="left" w:pos="4413"/>
-              </w:tabs>
-              <w:rPr>
-                <w:rFonts w:ascii="Source Sans 3" w:hAnsi="Source Sans 3"/>
-                <w:b/>
-                <w:bCs/>
-                <w:sz w:val="23"/>
-                <w:szCs w:val="23"/>
-              </w:rPr>
-            </w:pPr>
-            <w:r>
-              <w:rPr>
-                <w:rFonts w:ascii="Source Sans 3" w:hAnsi="Source Sans 3"/>
-                <w:b/>
-                <w:bCs/>
-                <w:sz w:val="23"/>
-                <w:szCs w:val="23"/>
-              </w:rPr>
-              <w:t>2</w:t>
-            </w:r>
-          </w:p>
-          <w:p>
-            <w:pPr>
+              <w:pStyle w:val="ListParagraph"/>
+              <w:numPr>
+                <w:ilvl w:val="0"/>
+                <w:numId w:val="4"/>
+              </w:numPr>
               <w:tabs>
                 <w:tab w:val="left" w:pos="4413"/>
               </w:tabs>
@@ -7537,96 +6759,38 @@
           </w:p>
           <w:p>
             <w:pPr>
-              <w:tabs>
-                <w:tab w:val="left" w:pos="4413"/>
-              </w:tabs>
-              <w:rPr>
-                <w:rFonts w:ascii="Source Sans 3" w:hAnsi="Source Sans 3"/>
-                <w:b/>
-                <w:bCs/>
-                <w:sz w:val="23"/>
-                <w:szCs w:val="23"/>
-              </w:rPr>
-            </w:pPr>
-            <w:r>
-              <w:rPr>
-                <w:rFonts w:ascii="Source Sans 3" w:hAnsi="Source Sans 3"/>
-                <w:b/>
-                <w:bCs/>
-                <w:sz w:val="23"/>
-                <w:szCs w:val="23"/>
-              </w:rPr>
-              <w:t>3</w:t>
-            </w:r>
-          </w:p>
-          <w:p>
-            <w:pPr>
-              <w:tabs>
-                <w:tab w:val="left" w:pos="4413"/>
-              </w:tabs>
-              <w:rPr>
-                <w:rFonts w:ascii="Source Sans 3" w:hAnsi="Source Sans 3"/>
-                <w:bCs/>
-                <w:sz w:val="23"/>
-                <w:szCs w:val="23"/>
-              </w:rPr>
-            </w:pPr>
-            <w:r>
-              <w:rPr>
-                <w:rFonts w:ascii="Source Sans 3" w:hAnsi="Source Sans 3"/>
-                <w:bCs/>
-                <w:sz w:val="23"/>
-                <w:szCs w:val="23"/>
-              </w:rPr>
-              <w:t xml:space="preserve">Our town is situated on the </w:t>
-            </w:r>
-            <w:proofErr w:type="gramStart"/>
-            <w:r>
-              <w:rPr>
-                <w:rFonts w:ascii="Source Sans 3" w:hAnsi="Source Sans 3"/>
-                <w:bCs/>
-                <w:sz w:val="23"/>
-                <w:szCs w:val="23"/>
-              </w:rPr>
-              <w:t>Yangtze river</w:t>
-            </w:r>
-            <w:proofErr w:type="gramEnd"/>
-            <w:r>
-              <w:rPr>
-                <w:rFonts w:ascii="Source Sans 3" w:hAnsi="Source Sans 3"/>
-                <w:bCs/>
-                <w:sz w:val="23"/>
-                <w:szCs w:val="23"/>
-              </w:rPr>
-              <w:t>.</w:t>
-            </w:r>
-          </w:p>
-          <w:p>
-            <w:pPr>
-              <w:tabs>
-                <w:tab w:val="left" w:pos="4413"/>
-              </w:tabs>
-              <w:rPr>
-                <w:rFonts w:ascii="Source Sans 3" w:hAnsi="Source Sans 3"/>
-                <w:b/>
-                <w:bCs/>
-                <w:sz w:val="23"/>
-                <w:szCs w:val="23"/>
-              </w:rPr>
-            </w:pPr>
-            <w:r>
-              <w:rPr>
-                <w:rFonts w:ascii="Source Sans 3" w:hAnsi="Source Sans 3"/>
-                <w:b/>
-                <w:bCs/>
-                <w:sz w:val="23"/>
-                <w:szCs w:val="23"/>
-              </w:rPr>
-              <w:t>4</w:t>
-            </w:r>
-          </w:p>
-          <w:p>
-            <w:pPr>
+              <w:pStyle w:val="ListParagraph"/>
+              <w:numPr>
+                <w:ilvl w:val="0"/>
+                <w:numId w:val="4"/>
+              </w:numPr>
+              <w:tabs>
+                <w:tab w:val="left" w:pos="4413"/>
+              </w:tabs>
+              <w:rPr>
+                <w:rFonts w:ascii="Source Sans 3" w:hAnsi="Source Sans 3"/>
+                <w:bCs/>
+                <w:sz w:val="23"/>
+                <w:szCs w:val="23"/>
+              </w:rPr>
+            </w:pPr>
+            <w:r>
+              <w:rPr>
+                <w:rFonts w:ascii="Source Sans 3" w:hAnsi="Source Sans 3"/>
+                <w:bCs/>
+                <w:sz w:val="23"/>
+                <w:szCs w:val="23"/>
+              </w:rPr>
+              <w:t>Our town is situated on the Yangtze river.</w:t>
+            </w:r>
+          </w:p>
+          <w:p>
+            <w:pPr>
+              <w:pStyle w:val="ListParagraph"/>
+              <w:numPr>
+                <w:ilvl w:val="0"/>
+                <w:numId w:val="4"/>
+              </w:numPr>
               <w:tabs>
                 <w:tab w:val="left" w:pos="4413"/>
               </w:tabs>
@@ -7649,30 +6813,11 @@
           </w:p>
           <w:p>
             <w:pPr>
-              <w:tabs>
-                <w:tab w:val="left" w:pos="4413"/>
-              </w:tabs>
-              <w:rPr>
-                <w:rFonts w:ascii="Source Sans 3" w:hAnsi="Source Sans 3"/>
-                <w:b/>
-                <w:bCs/>
-                <w:sz w:val="23"/>
-                <w:szCs w:val="23"/>
-              </w:rPr>
-            </w:pPr>
-            <w:r>
-              <w:rPr>
-                <w:rFonts w:ascii="Source Sans 3" w:hAnsi="Source Sans 3"/>
-                <w:b/>
-                <w:bCs/>
-                <w:sz w:val="23"/>
-                <w:szCs w:val="23"/>
-              </w:rPr>
-              <w:t>5</w:t>
-            </w:r>
-          </w:p>
-          <w:p>
-            <w:pPr>
+              <w:pStyle w:val="ListParagraph"/>
+              <w:numPr>
+                <w:ilvl w:val="0"/>
+                <w:numId w:val="4"/>
+              </w:numPr>
               <w:tabs>
                 <w:tab w:val="left" w:pos="4413"/>
               </w:tabs>
@@ -7695,281 +6840,147 @@
           </w:p>
           <w:p>
             <w:pPr>
-              <w:tabs>
-                <w:tab w:val="left" w:pos="4413"/>
-              </w:tabs>
-              <w:rPr>
-                <w:rFonts w:ascii="Source Sans 3" w:hAnsi="Source Sans 3"/>
-                <w:b/>
-                <w:bCs/>
-                <w:sz w:val="23"/>
-                <w:szCs w:val="23"/>
-              </w:rPr>
-            </w:pPr>
-            <w:r>
-              <w:rPr>
-                <w:rFonts w:ascii="Source Sans 3" w:hAnsi="Source Sans 3"/>
-                <w:b/>
+              <w:pStyle w:val="ListParagraph"/>
+              <w:numPr>
+                <w:ilvl w:val="0"/>
+                <w:numId w:val="4"/>
+              </w:numPr>
+              <w:tabs>
+                <w:tab w:val="left" w:pos="4413"/>
+              </w:tabs>
+              <w:rPr>
+                <w:rFonts w:ascii="Source Sans 3" w:hAnsi="Source Sans 3"/>
+                <w:bCs/>
+                <w:sz w:val="23"/>
+                <w:szCs w:val="23"/>
+              </w:rPr>
+            </w:pPr>
+            <w:r>
+              <w:rPr>
+                <w:rFonts w:ascii="Source Sans 3" w:hAnsi="Source Sans 3"/>
+                <w:bCs/>
+                <w:sz w:val="23"/>
+                <w:szCs w:val="23"/>
+              </w:rPr>
+              <w:t>Many things have changed over the years in my home town.</w:t>
+            </w:r>
+          </w:p>
+          <w:p>
+            <w:pPr>
+              <w:pStyle w:val="ListParagraph"/>
+              <w:numPr>
+                <w:ilvl w:val="0"/>
+                <w:numId w:val="4"/>
+              </w:numPr>
+              <w:tabs>
+                <w:tab w:val="left" w:pos="4413"/>
+              </w:tabs>
+              <w:rPr>
+                <w:rFonts w:ascii="Source Sans 3" w:hAnsi="Source Sans 3"/>
+                <w:bCs/>
+                <w:sz w:val="23"/>
+                <w:szCs w:val="23"/>
+              </w:rPr>
+            </w:pPr>
+            <w:r>
+              <w:rPr>
+                <w:rFonts w:ascii="Source Sans 3" w:hAnsi="Source Sans 3"/>
+                <w:bCs/>
+                <w:sz w:val="23"/>
+                <w:szCs w:val="23"/>
+              </w:rPr>
+              <w:t>A number of new apartments were developed by the harbour.</w:t>
+            </w:r>
+          </w:p>
+          <w:p>
+            <w:pPr>
+              <w:pStyle w:val="ListParagraph"/>
+              <w:numPr>
+                <w:ilvl w:val="0"/>
+                <w:numId w:val="4"/>
+              </w:numPr>
+              <w:tabs>
+                <w:tab w:val="left" w:pos="4413"/>
+              </w:tabs>
+              <w:rPr>
+                <w:rFonts w:ascii="Source Sans 3" w:hAnsi="Source Sans 3"/>
+                <w:bCs/>
+                <w:sz w:val="23"/>
+                <w:szCs w:val="23"/>
+              </w:rPr>
+            </w:pPr>
+            <w:r>
+              <w:rPr>
+                <w:rFonts w:ascii="Source Sans 3" w:hAnsi="Source Sans 3"/>
+                <w:bCs/>
+                <w:sz w:val="23"/>
+                <w:szCs w:val="23"/>
+              </w:rPr>
+              <w:t>The bridge was designed by a famous architect from London.</w:t>
+            </w:r>
+          </w:p>
+          <w:p>
+            <w:pPr>
+              <w:pStyle w:val="ListParagraph"/>
+              <w:numPr>
+                <w:ilvl w:val="0"/>
+                <w:numId w:val="4"/>
+              </w:numPr>
+              <w:tabs>
+                <w:tab w:val="left" w:pos="4413"/>
+              </w:tabs>
+              <w:rPr>
+                <w:rFonts w:ascii="Source Sans 3" w:hAnsi="Source Sans 3"/>
+                <w:bCs/>
+                <w:sz w:val="23"/>
+                <w:szCs w:val="23"/>
+              </w:rPr>
+            </w:pPr>
+            <w:r>
+              <w:rPr>
+                <w:rFonts w:ascii="Source Sans 3" w:hAnsi="Source Sans 3"/>
+                <w:bCs/>
+                <w:sz w:val="23"/>
+                <w:szCs w:val="23"/>
+              </w:rPr>
+              <w:t>Recently, scientists discovered a large cave near our village.</w:t>
+            </w:r>
+          </w:p>
+          <w:p>
+            <w:pPr>
+              <w:pStyle w:val="ListParagraph"/>
+              <w:numPr>
+                <w:ilvl w:val="0"/>
+                <w:numId w:val="4"/>
+              </w:numPr>
+              <w:tabs>
+                <w:tab w:val="left" w:pos="4413"/>
+              </w:tabs>
+              <w:rPr>
+                <w:rFonts w:ascii="Source Sans 3" w:hAnsi="Source Sans 3"/>
+                <w:bCs/>
+                <w:sz w:val="23"/>
+                <w:szCs w:val="23"/>
+              </w:rPr>
+            </w:pPr>
+            <w:r>
+              <w:rPr>
+                <w:rFonts w:ascii="Source Sans 3" w:hAnsi="Source Sans 3"/>
                 <w:bCs/>
                 <w:sz w:val="23"/>
                 <w:szCs w:val="23"/>
               </w:rPr>
               <w:lastRenderedPageBreak/>
-              <w:t>6</w:t>
-            </w:r>
-          </w:p>
-          <w:p>
-            <w:pPr>
-              <w:tabs>
-                <w:tab w:val="left" w:pos="4413"/>
-              </w:tabs>
-              <w:rPr>
-                <w:rFonts w:ascii="Source Sans 3" w:hAnsi="Source Sans 3"/>
-                <w:bCs/>
-                <w:sz w:val="23"/>
-                <w:szCs w:val="23"/>
-              </w:rPr>
-            </w:pPr>
-            <w:r>
-              <w:rPr>
-                <w:rFonts w:ascii="Source Sans 3" w:hAnsi="Source Sans 3"/>
-                <w:bCs/>
-                <w:sz w:val="23"/>
-                <w:szCs w:val="23"/>
-              </w:rPr>
-              <w:t>Many things have changed over the years in my home town.</w:t>
-            </w:r>
-          </w:p>
-          <w:p>
-            <w:pPr>
-              <w:tabs>
-                <w:tab w:val="left" w:pos="4413"/>
-              </w:tabs>
-              <w:rPr>
-                <w:rFonts w:ascii="Source Sans 3" w:hAnsi="Source Sans 3"/>
-                <w:b/>
-                <w:bCs/>
-                <w:sz w:val="23"/>
-                <w:szCs w:val="23"/>
-              </w:rPr>
-            </w:pPr>
-            <w:r>
-              <w:rPr>
-                <w:rFonts w:ascii="Source Sans 3" w:hAnsi="Source Sans 3"/>
-                <w:b/>
-                <w:bCs/>
-                <w:sz w:val="23"/>
-                <w:szCs w:val="23"/>
-              </w:rPr>
-              <w:t>7</w:t>
-            </w:r>
-          </w:p>
-          <w:p>
-            <w:pPr>
-              <w:tabs>
-                <w:tab w:val="left" w:pos="4413"/>
-              </w:tabs>
-              <w:rPr>
-                <w:rFonts w:ascii="Source Sans 3" w:hAnsi="Source Sans 3"/>
-                <w:bCs/>
-                <w:sz w:val="23"/>
-                <w:szCs w:val="23"/>
-              </w:rPr>
-            </w:pPr>
-            <w:r>
-              <w:rPr>
-                <w:rFonts w:ascii="Source Sans 3" w:hAnsi="Source Sans 3"/>
-                <w:bCs/>
-                <w:sz w:val="23"/>
-                <w:szCs w:val="23"/>
-              </w:rPr>
-              <w:t xml:space="preserve">A number of new apartments were developed by the </w:t>
-            </w:r>
-            <w:proofErr w:type="spellStart"/>
-            <w:r>
-              <w:rPr>
-                <w:rFonts w:ascii="Source Sans 3" w:hAnsi="Source Sans 3"/>
-                <w:bCs/>
-                <w:sz w:val="23"/>
-                <w:szCs w:val="23"/>
-              </w:rPr>
-              <w:t>harbour</w:t>
-            </w:r>
-            <w:proofErr w:type="spellEnd"/>
-            <w:r>
-              <w:rPr>
-                <w:rFonts w:ascii="Source Sans 3" w:hAnsi="Source Sans 3"/>
-                <w:bCs/>
-                <w:sz w:val="23"/>
-                <w:szCs w:val="23"/>
-              </w:rPr>
-              <w:t>.</w:t>
-            </w:r>
-          </w:p>
-          <w:p>
-            <w:pPr>
-              <w:tabs>
-                <w:tab w:val="left" w:pos="4413"/>
-              </w:tabs>
-              <w:rPr>
-                <w:rFonts w:ascii="Source Sans 3" w:hAnsi="Source Sans 3"/>
-                <w:b/>
-                <w:bCs/>
-                <w:sz w:val="23"/>
-                <w:szCs w:val="23"/>
-              </w:rPr>
-            </w:pPr>
-            <w:r>
-              <w:rPr>
-                <w:rFonts w:ascii="Source Sans 3" w:hAnsi="Source Sans 3"/>
-                <w:b/>
-                <w:bCs/>
-                <w:sz w:val="23"/>
-                <w:szCs w:val="23"/>
-              </w:rPr>
-              <w:t>8</w:t>
-            </w:r>
-          </w:p>
-          <w:p>
-            <w:pPr>
-              <w:tabs>
-                <w:tab w:val="left" w:pos="4413"/>
-              </w:tabs>
-              <w:rPr>
-                <w:rFonts w:ascii="Source Sans 3" w:hAnsi="Source Sans 3"/>
-                <w:bCs/>
-                <w:sz w:val="23"/>
-                <w:szCs w:val="23"/>
-              </w:rPr>
-            </w:pPr>
-            <w:r>
-              <w:rPr>
-                <w:rFonts w:ascii="Source Sans 3" w:hAnsi="Source Sans 3"/>
-                <w:bCs/>
-                <w:sz w:val="23"/>
-                <w:szCs w:val="23"/>
-              </w:rPr>
-              <w:t>The bridge was designed by a famous architect from London.</w:t>
-            </w:r>
-          </w:p>
-          <w:p>
-            <w:pPr>
-              <w:tabs>
-                <w:tab w:val="left" w:pos="4413"/>
-              </w:tabs>
-              <w:rPr>
-                <w:rFonts w:ascii="Source Sans 3" w:hAnsi="Source Sans 3"/>
-                <w:b/>
-                <w:bCs/>
-                <w:sz w:val="23"/>
-                <w:szCs w:val="23"/>
-              </w:rPr>
-            </w:pPr>
-            <w:r>
-              <w:rPr>
-                <w:rFonts w:ascii="Source Sans 3" w:hAnsi="Source Sans 3"/>
-                <w:b/>
-                <w:bCs/>
-                <w:sz w:val="23"/>
-                <w:szCs w:val="23"/>
-              </w:rPr>
-              <w:t>9</w:t>
-            </w:r>
-          </w:p>
-          <w:p>
-            <w:pPr>
-              <w:tabs>
-                <w:tab w:val="left" w:pos="4413"/>
-              </w:tabs>
-              <w:rPr>
-                <w:rFonts w:ascii="Source Sans 3" w:hAnsi="Source Sans 3"/>
-                <w:bCs/>
-                <w:sz w:val="23"/>
-                <w:szCs w:val="23"/>
-              </w:rPr>
-            </w:pPr>
-            <w:r>
-              <w:rPr>
-                <w:rFonts w:ascii="Source Sans 3" w:hAnsi="Source Sans 3"/>
-                <w:bCs/>
-                <w:sz w:val="23"/>
-                <w:szCs w:val="23"/>
-              </w:rPr>
-              <w:t>Recently, scientists discovered a large cave near our village.</w:t>
-            </w:r>
-          </w:p>
-          <w:p>
-            <w:pPr>
-              <w:tabs>
-                <w:tab w:val="left" w:pos="4413"/>
-              </w:tabs>
-              <w:rPr>
-                <w:rFonts w:ascii="Source Sans 3" w:hAnsi="Source Sans 3"/>
-                <w:b/>
-                <w:bCs/>
-                <w:sz w:val="23"/>
-                <w:szCs w:val="23"/>
-              </w:rPr>
-            </w:pPr>
-            <w:r>
-              <w:rPr>
-                <w:rFonts w:ascii="Source Sans 3" w:hAnsi="Source Sans 3"/>
-                <w:b/>
-                <w:bCs/>
-                <w:sz w:val="23"/>
-                <w:szCs w:val="23"/>
-              </w:rPr>
-              <w:t>10</w:t>
-            </w:r>
-          </w:p>
-          <w:p>
-            <w:pPr>
-              <w:tabs>
-                <w:tab w:val="left" w:pos="4413"/>
-              </w:tabs>
-              <w:rPr>
-                <w:rFonts w:ascii="Source Sans 3" w:hAnsi="Source Sans 3"/>
-                <w:bCs/>
-                <w:sz w:val="23"/>
-                <w:szCs w:val="23"/>
-              </w:rPr>
-            </w:pPr>
-            <w:r>
-              <w:rPr>
-                <w:rFonts w:ascii="Source Sans 3" w:hAnsi="Source Sans 3"/>
-                <w:bCs/>
-                <w:sz w:val="23"/>
-                <w:szCs w:val="23"/>
-              </w:rPr>
               <w:t>Recently, many young people have started to leave my home town to look for work.</w:t>
             </w:r>
           </w:p>
           <w:p>
             <w:pPr>
-              <w:tabs>
-                <w:tab w:val="left" w:pos="4413"/>
-              </w:tabs>
-              <w:rPr>
-                <w:rFonts w:ascii="Source Sans 3" w:hAnsi="Source Sans 3"/>
-                <w:b/>
-                <w:bCs/>
-                <w:sz w:val="23"/>
-                <w:szCs w:val="23"/>
-              </w:rPr>
-            </w:pPr>
-            <w:r>
-              <w:rPr>
-                <w:rFonts w:ascii="Source Sans 3" w:hAnsi="Source Sans 3"/>
-                <w:b/>
-                <w:bCs/>
-                <w:sz w:val="23"/>
-                <w:szCs w:val="23"/>
-              </w:rPr>
-              <w:t>11</w:t>
-            </w:r>
-          </w:p>
-          <w:p>
-            <w:pPr>
+              <w:pStyle w:val="ListParagraph"/>
+              <w:numPr>
+                <w:ilvl w:val="0"/>
+                <w:numId w:val="4"/>
+              </w:numPr>
               <w:tabs>
                 <w:tab w:val="left" w:pos="4413"/>
               </w:tabs>
@@ -7992,30 +7003,11 @@
           </w:p>
           <w:p>
             <w:pPr>
-              <w:tabs>
-                <w:tab w:val="left" w:pos="4413"/>
-              </w:tabs>
-              <w:rPr>
-                <w:rFonts w:ascii="Source Sans 3" w:hAnsi="Source Sans 3"/>
-                <w:b/>
-                <w:bCs/>
-                <w:sz w:val="23"/>
-                <w:szCs w:val="23"/>
-              </w:rPr>
-            </w:pPr>
-            <w:r>
-              <w:rPr>
-                <w:rFonts w:ascii="Source Sans 3" w:hAnsi="Source Sans 3"/>
-                <w:b/>
-                <w:bCs/>
-                <w:sz w:val="23"/>
-                <w:szCs w:val="23"/>
-              </w:rPr>
-              <w:t>12</w:t>
-            </w:r>
-          </w:p>
-          <w:p>
-            <w:pPr>
+              <w:pStyle w:val="ListParagraph"/>
+              <w:numPr>
+                <w:ilvl w:val="0"/>
+                <w:numId w:val="4"/>
+              </w:numPr>
               <w:tabs>
                 <w:tab w:val="left" w:pos="4413"/>
               </w:tabs>
@@ -8174,47 +7166,7 @@
                 <w:sz w:val="23"/>
                 <w:szCs w:val="23"/>
               </w:rPr>
-              <w:t xml:space="preserve"> Most of the city is pretty modern, but there's an ancient castle where the </w:t>
-            </w:r>
-            <w:proofErr w:type="gramStart"/>
-            <w:r>
-              <w:rPr>
-                <w:rFonts w:ascii="Source Sans 3" w:hAnsi="Source Sans 3"/>
-                <w:bCs/>
-                <w:sz w:val="23"/>
-                <w:szCs w:val="23"/>
-              </w:rPr>
-              <w:t>Emperor</w:t>
-            </w:r>
-            <w:proofErr w:type="gramEnd"/>
-            <w:r>
-              <w:rPr>
-                <w:rFonts w:ascii="Source Sans 3" w:hAnsi="Source Sans 3"/>
-                <w:bCs/>
-                <w:sz w:val="23"/>
-                <w:szCs w:val="23"/>
-              </w:rPr>
-              <w:t xml:space="preserve"> used to live. It's just a place for tourists to visit now, but in the </w:t>
-            </w:r>
-            <w:proofErr w:type="gramStart"/>
-            <w:r>
-              <w:rPr>
-                <w:rFonts w:ascii="Source Sans 3" w:hAnsi="Source Sans 3"/>
-                <w:bCs/>
-                <w:sz w:val="23"/>
-                <w:szCs w:val="23"/>
-              </w:rPr>
-              <w:t>past</w:t>
-            </w:r>
-            <w:proofErr w:type="gramEnd"/>
-            <w:r>
-              <w:rPr>
-                <w:rFonts w:ascii="Source Sans 3" w:hAnsi="Source Sans 3"/>
-                <w:bCs/>
-                <w:sz w:val="23"/>
-                <w:szCs w:val="23"/>
-              </w:rPr>
-              <w:t xml:space="preserve"> it was the most important place in the country and it's over 1000 years old.</w:t>
+              <w:t xml:space="preserve"> Most of the city is pretty modern, but there's an ancient castle where the Emperor used to live. It's just a place for tourists to visit now, but in the past it was the most important place in the country and it's over 1000 years old.</w:t>
             </w:r>
           </w:p>
           <w:p>
@@ -8669,19 +7621,15 @@
               </w:rPr>
               <w:t>OK... got it right up on screen now. Food Photography</w:t>
             </w:r>
-          </w:p>
-          <w:p>
-            <w:pPr>
-              <w:tabs>
-                <w:tab w:val="left" w:pos="4413"/>
-              </w:tabs>
-              <w:rPr>
-                <w:rFonts w:ascii="Source Sans 3" w:hAnsi="Source Sans 3"/>
-                <w:bCs/>
-                <w:sz w:val="23"/>
-                <w:szCs w:val="23"/>
-              </w:rPr>
-            </w:pPr>
+            <w:r>
+              <w:rPr>
+                <w:rFonts w:ascii="Source Sans 3" w:hAnsi="Source Sans 3"/>
+                <w:bCs/>
+                <w:sz w:val="23"/>
+                <w:szCs w:val="23"/>
+              </w:rPr>
+              <w:t xml:space="preserve"> </w:t>
+            </w:r>
             <w:r>
               <w:rPr>
                 <w:rFonts w:ascii="Source Sans 3" w:hAnsi="Source Sans 3"/>
@@ -8700,19 +7648,15 @@
               </w:rPr>
               <w:t>Saturday the 19th of September. And it looks like you're in luck</w:t>
             </w:r>
-          </w:p>
-          <w:p>
-            <w:pPr>
-              <w:tabs>
-                <w:tab w:val="left" w:pos="4413"/>
-              </w:tabs>
-              <w:rPr>
-                <w:rFonts w:ascii="Source Sans 3" w:hAnsi="Source Sans 3"/>
-                <w:bCs/>
-                <w:sz w:val="23"/>
-                <w:szCs w:val="23"/>
-              </w:rPr>
-            </w:pPr>
+            <w:r>
+              <w:rPr>
+                <w:rFonts w:ascii="Source Sans 3" w:hAnsi="Source Sans 3"/>
+                <w:bCs/>
+                <w:sz w:val="23"/>
+                <w:szCs w:val="23"/>
+              </w:rPr>
+              <w:t xml:space="preserve"> </w:t>
+            </w:r>
             <w:r>
               <w:rPr>
                 <w:rFonts w:ascii="Source Sans 3" w:hAnsi="Source Sans 3"/>
@@ -9545,27 +8489,7 @@
                 <w:sz w:val="23"/>
                 <w:szCs w:val="23"/>
               </w:rPr>
-              <w:t xml:space="preserve">Now, I'll just give you a bit more information about the course itself. Basically, you'll learn how to take good photos of food using a digital camera. </w:t>
-            </w:r>
-            <w:proofErr w:type="gramStart"/>
-            <w:r>
-              <w:rPr>
-                <w:rFonts w:ascii="Source Sans 3" w:hAnsi="Source Sans 3"/>
-                <w:bCs/>
-                <w:sz w:val="23"/>
-                <w:szCs w:val="23"/>
-              </w:rPr>
-              <w:t>So</w:t>
-            </w:r>
-            <w:proofErr w:type="gramEnd"/>
-            <w:r>
-              <w:rPr>
-                <w:rFonts w:ascii="Source Sans 3" w:hAnsi="Source Sans 3"/>
-                <w:bCs/>
-                <w:sz w:val="23"/>
-                <w:szCs w:val="23"/>
-              </w:rPr>
-              <w:t xml:space="preserve"> it'll train you in the basics of using a range of camera angles.</w:t>
+              <w:t>Now, I'll just give you a bit more information about the course itself. Basically, you'll learn how to take good photos of food using a digital camera. So it'll train you in the basics of using a range of camera angles.</w:t>
             </w:r>
           </w:p>
           <w:p>
@@ -9739,28 +8663,7 @@
                 <w:sz w:val="23"/>
                 <w:szCs w:val="23"/>
               </w:rPr>
-              <w:lastRenderedPageBreak/>
-              <w:t xml:space="preserve">the Lincoln Hotel - so you'll have the opportunity to </w:t>
-            </w:r>
-            <w:proofErr w:type="spellStart"/>
-            <w:r>
-              <w:rPr>
-                <w:rFonts w:ascii="Source Sans 3" w:hAnsi="Source Sans 3"/>
-                <w:bCs/>
-                <w:sz w:val="23"/>
-                <w:szCs w:val="23"/>
-              </w:rPr>
-              <w:t>practise</w:t>
-            </w:r>
-            <w:proofErr w:type="spellEnd"/>
-            <w:r>
-              <w:rPr>
-                <w:rFonts w:ascii="Source Sans 3" w:hAnsi="Source Sans 3"/>
-                <w:bCs/>
-                <w:sz w:val="23"/>
-                <w:szCs w:val="23"/>
-              </w:rPr>
-              <w:t xml:space="preserve"> taking photographs using real dishes!</w:t>
+              <w:t>the Lincoln Hotel - so you'll have the opportunity to practise taking photographs using real dishes!</w:t>
             </w:r>
           </w:p>
           <w:p>
@@ -10035,45 +8938,26 @@
                 <w:sz w:val="23"/>
                 <w:szCs w:val="23"/>
               </w:rPr>
-              <w:t xml:space="preserve">I'm a student. I'm doing a part-time fashion and textiles course. I'm at Milton College, in the </w:t>
-            </w:r>
-            <w:proofErr w:type="spellStart"/>
-            <w:r>
-              <w:rPr>
-                <w:rFonts w:ascii="Source Sans 3" w:hAnsi="Source Sans 3"/>
-                <w:bCs/>
-                <w:sz w:val="23"/>
-                <w:szCs w:val="23"/>
-              </w:rPr>
-              <w:t>centre</w:t>
-            </w:r>
-            <w:proofErr w:type="spellEnd"/>
-            <w:r>
-              <w:rPr>
-                <w:rFonts w:ascii="Source Sans 3" w:hAnsi="Source Sans 3"/>
-                <w:bCs/>
-                <w:sz w:val="23"/>
-                <w:szCs w:val="23"/>
-              </w:rPr>
-              <w:t xml:space="preserve"> of the city. I'm in my third year and at the moment I'm studying 12 hours a week.</w:t>
-            </w:r>
-          </w:p>
-          <w:p>
-            <w:pPr>
-              <w:tabs>
-                <w:tab w:val="left" w:pos="4413"/>
-              </w:tabs>
-              <w:rPr>
-                <w:rFonts w:ascii="Source Sans 3" w:hAnsi="Source Sans 3"/>
-                <w:bCs/>
-                <w:sz w:val="23"/>
-                <w:szCs w:val="23"/>
-              </w:rPr>
-            </w:pPr>
-            <w:r>
-              <w:rPr>
-                <w:rStyle w:val="NotSpokenChar"/>
-              </w:rPr>
+              <w:t>I'm a student. I'm doing a part-time fashion and textiles course. I'm at Milton College, in the centre of the city. I'm in my third year and at the moment I'm studying 12 hours a week.</w:t>
+            </w:r>
+          </w:p>
+          <w:p>
+            <w:pPr>
+              <w:tabs>
+                <w:tab w:val="left" w:pos="4413"/>
+              </w:tabs>
+              <w:rPr>
+                <w:rFonts w:ascii="Source Sans 3" w:hAnsi="Source Sans 3"/>
+                <w:bCs/>
+                <w:sz w:val="23"/>
+                <w:szCs w:val="23"/>
+              </w:rPr>
+            </w:pPr>
+            <w:r>
+              <w:rPr>
+                <w:rStyle w:val="NotSpokenChar"/>
+              </w:rPr>
+              <w:lastRenderedPageBreak/>
               <w:t xml:space="preserve">Examiner: </w:t>
             </w:r>
             <w:r>
@@ -10187,27 +9071,7 @@
                 <w:sz w:val="23"/>
                 <w:szCs w:val="23"/>
               </w:rPr>
-              <w:t xml:space="preserve">Yes, I would. I'd really like to learn how to use computer software to create new designs. This should also help me create new shades of </w:t>
-            </w:r>
-            <w:proofErr w:type="spellStart"/>
-            <w:r>
-              <w:rPr>
-                <w:rFonts w:ascii="Source Sans 3" w:hAnsi="Source Sans 3"/>
-                <w:bCs/>
-                <w:sz w:val="23"/>
-                <w:szCs w:val="23"/>
-              </w:rPr>
-              <w:t>colour</w:t>
-            </w:r>
-            <w:proofErr w:type="spellEnd"/>
-            <w:r>
-              <w:rPr>
-                <w:rFonts w:ascii="Source Sans 3" w:hAnsi="Source Sans 3"/>
-                <w:bCs/>
-                <w:sz w:val="23"/>
-                <w:szCs w:val="23"/>
-              </w:rPr>
-              <w:t>. Using technology in this way would be really challenging for me, I think.</w:t>
+              <w:t>Yes, I would. I'd really like to learn how to use computer software to create new designs. This should also help me create new shades of colour. Using technology in this way would be really challenging for me, I think.</w:t>
             </w:r>
           </w:p>
           <w:p>
@@ -10899,25 +9763,14 @@
               </w:rPr>
               <w:t xml:space="preserve">A: </w:t>
             </w:r>
-            <w:proofErr w:type="gramStart"/>
-            <w:r>
-              <w:rPr>
-                <w:rFonts w:ascii="Source Sans 3" w:hAnsi="Source Sans 3"/>
-                <w:bCs/>
-                <w:sz w:val="23"/>
-                <w:szCs w:val="23"/>
-              </w:rPr>
-              <w:t>So</w:t>
-            </w:r>
-            <w:proofErr w:type="gramEnd"/>
-            <w:r>
-              <w:rPr>
-                <w:rFonts w:ascii="Source Sans 3" w:hAnsi="Source Sans 3"/>
-                <w:bCs/>
-                <w:sz w:val="23"/>
-                <w:szCs w:val="23"/>
-              </w:rPr>
-              <w:t xml:space="preserve"> do you think that we now have everything ready for the meal?</w:t>
+            <w:r>
+              <w:rPr>
+                <w:rFonts w:ascii="Source Sans 3" w:hAnsi="Source Sans 3"/>
+                <w:bCs/>
+                <w:sz w:val="23"/>
+                <w:szCs w:val="23"/>
+              </w:rPr>
+              <w:t>So do you think that we now have everything ready for the meal?</w:t>
             </w:r>
           </w:p>
           <w:p>
@@ -11383,25 +10236,14 @@
               </w:rPr>
               <w:t xml:space="preserve">B: </w:t>
             </w:r>
-            <w:proofErr w:type="gramStart"/>
-            <w:r>
-              <w:rPr>
-                <w:rFonts w:ascii="Source Sans 3" w:hAnsi="Source Sans 3"/>
-                <w:bCs/>
-                <w:sz w:val="23"/>
-                <w:szCs w:val="23"/>
-              </w:rPr>
-              <w:t>Well</w:t>
-            </w:r>
-            <w:proofErr w:type="gramEnd"/>
-            <w:r>
-              <w:rPr>
-                <w:rFonts w:ascii="Source Sans 3" w:hAnsi="Source Sans 3"/>
-                <w:bCs/>
-                <w:sz w:val="23"/>
-                <w:szCs w:val="23"/>
-              </w:rPr>
-              <w:t xml:space="preserve"> I went over to Best Buy, and I got some nice carrots and peas, but I didn't like the look of the cucumbers.</w:t>
+            <w:r>
+              <w:rPr>
+                <w:rFonts w:ascii="Source Sans 3" w:hAnsi="Source Sans 3"/>
+                <w:bCs/>
+                <w:sz w:val="23"/>
+                <w:szCs w:val="23"/>
+              </w:rPr>
+              <w:t>Well I went over to Best Buy, and I got some nice carrots and peas, but I didn't like the look of the cucumbers.</w:t>
             </w:r>
           </w:p>
           <w:p>
@@ -11586,47 +10428,7 @@
                 <w:sz w:val="23"/>
                 <w:szCs w:val="23"/>
               </w:rPr>
-              <w:t xml:space="preserve">In this new series of 'Talk of the Town' we'll be looking at the different restaurants in and around </w:t>
-            </w:r>
-            <w:proofErr w:type="spellStart"/>
-            <w:r>
-              <w:rPr>
-                <w:rFonts w:ascii="Source Sans 3" w:hAnsi="Source Sans 3"/>
-                <w:bCs/>
-                <w:sz w:val="23"/>
-                <w:szCs w:val="23"/>
-              </w:rPr>
-              <w:t>Ogdenville</w:t>
-            </w:r>
-            <w:proofErr w:type="spellEnd"/>
-            <w:r>
-              <w:rPr>
-                <w:rFonts w:ascii="Source Sans 3" w:hAnsi="Source Sans 3"/>
-                <w:bCs/>
-                <w:sz w:val="23"/>
-                <w:szCs w:val="23"/>
-              </w:rPr>
-              <w:t xml:space="preserve"> and getting some tips and recommendations from our resident food critic, Chris Griffin. </w:t>
-            </w:r>
-            <w:proofErr w:type="gramStart"/>
-            <w:r>
-              <w:rPr>
-                <w:rFonts w:ascii="Source Sans 3" w:hAnsi="Source Sans 3"/>
-                <w:bCs/>
-                <w:sz w:val="23"/>
-                <w:szCs w:val="23"/>
-              </w:rPr>
-              <w:t>So</w:t>
-            </w:r>
-            <w:proofErr w:type="gramEnd"/>
-            <w:r>
-              <w:rPr>
-                <w:rFonts w:ascii="Source Sans 3" w:hAnsi="Source Sans 3"/>
-                <w:bCs/>
-                <w:sz w:val="23"/>
-                <w:szCs w:val="23"/>
-              </w:rPr>
-              <w:t xml:space="preserve"> Chris, where have you been this week?</w:t>
+              <w:t>In this new series of 'Talk of the Town' we'll be looking at the different restaurants in and around Ogdenville and getting some tips and recommendations from our resident food critic, Chris Griffin. So Chris, where have you been this week?</w:t>
             </w:r>
           </w:p>
           <w:p>
@@ -11841,7 +10643,6 @@
                 <w:sz w:val="23"/>
                 <w:szCs w:val="23"/>
               </w:rPr>
-              <w:lastRenderedPageBreak/>
               <w:t xml:space="preserve">B: </w:t>
             </w:r>
             <w:r>
@@ -11915,67 +10716,7 @@
                 <w:sz w:val="23"/>
                 <w:szCs w:val="23"/>
               </w:rPr>
-              <w:t xml:space="preserve">Yes, I have. The Tower in Market Street is a fashionable restaurant where people can get a good meal at a reasonable price. I had a pizza, but it isn't a </w:t>
-            </w:r>
-            <w:proofErr w:type="gramStart"/>
-            <w:r>
-              <w:rPr>
-                <w:rFonts w:ascii="Source Sans 3" w:hAnsi="Source Sans 3"/>
-                <w:bCs/>
-                <w:sz w:val="23"/>
-                <w:szCs w:val="23"/>
-              </w:rPr>
-              <w:t>fast food</w:t>
-            </w:r>
-            <w:proofErr w:type="gramEnd"/>
-            <w:r>
-              <w:rPr>
-                <w:rFonts w:ascii="Source Sans 3" w:hAnsi="Source Sans 3"/>
-                <w:bCs/>
-                <w:sz w:val="23"/>
-                <w:szCs w:val="23"/>
-              </w:rPr>
-              <w:t xml:space="preserve"> restaurant, it </w:t>
-            </w:r>
-            <w:proofErr w:type="spellStart"/>
-            <w:r>
-              <w:rPr>
-                <w:rFonts w:ascii="Source Sans 3" w:hAnsi="Source Sans 3"/>
-                <w:bCs/>
-                <w:sz w:val="23"/>
-                <w:szCs w:val="23"/>
-              </w:rPr>
-              <w:t>specialises</w:t>
-            </w:r>
-            <w:proofErr w:type="spellEnd"/>
-            <w:r>
-              <w:rPr>
-                <w:rFonts w:ascii="Source Sans 3" w:hAnsi="Source Sans 3"/>
-                <w:bCs/>
-                <w:sz w:val="23"/>
-                <w:szCs w:val="23"/>
-              </w:rPr>
-              <w:t xml:space="preserve"> in all different types of food from Italy. I've heard that the </w:t>
-            </w:r>
-            <w:proofErr w:type="spellStart"/>
-            <w:r>
-              <w:rPr>
-                <w:rFonts w:ascii="Source Sans 3" w:hAnsi="Source Sans 3"/>
-                <w:bCs/>
-                <w:sz w:val="23"/>
-                <w:szCs w:val="23"/>
-              </w:rPr>
-              <w:t>lasagne</w:t>
-            </w:r>
-            <w:proofErr w:type="spellEnd"/>
-            <w:r>
-              <w:rPr>
-                <w:rFonts w:ascii="Source Sans 3" w:hAnsi="Source Sans 3"/>
-                <w:bCs/>
-                <w:sz w:val="23"/>
-                <w:szCs w:val="23"/>
-              </w:rPr>
-              <w:t xml:space="preserve"> is especially good.</w:t>
+              <w:t>Yes, I have. The Tower in Market Street is a fashionable restaurant where people can get a good meal at a reasonable price. I had a pizza, but it isn't a fast food restaurant, it specialises in all different types of food from Italy. I've heard that the lasagne is especially good.</w:t>
             </w:r>
           </w:p>
           <w:p>
@@ -12122,69 +10863,39 @@
                 <w:sz w:val="23"/>
                 <w:szCs w:val="23"/>
               </w:rPr>
-              <w:t xml:space="preserve">Chinese and Korean cooking is that they all use chopsticks rather than knives and forks like people in the West. The chopsticks that people use in the different countries are quite different though. In China the chopsticks tend to be made of wood and are round at the end, whereas in Korea they're made of stainless steel and are rough at the end. This is because in the past the emperor would use silver chopsticks, as they changed </w:t>
-            </w:r>
-            <w:proofErr w:type="spellStart"/>
-            <w:r>
-              <w:rPr>
-                <w:rFonts w:ascii="Source Sans 3" w:hAnsi="Source Sans 3"/>
-                <w:bCs/>
-                <w:sz w:val="23"/>
-                <w:szCs w:val="23"/>
-              </w:rPr>
-              <w:t>colour</w:t>
-            </w:r>
-            <w:proofErr w:type="spellEnd"/>
-            <w:r>
-              <w:rPr>
-                <w:rFonts w:ascii="Source Sans 3" w:hAnsi="Source Sans 3"/>
-                <w:bCs/>
-                <w:sz w:val="23"/>
-                <w:szCs w:val="23"/>
-              </w:rPr>
-              <w:t xml:space="preserve"> if there was any poison in the dish. They can be quite tricky to use, but in Korea people use a spoon to eat their rice. In Japan they use a variety of things to make chopsticks. Wood and plastic are the most popular now, but you can find bone, metal and even ivory ones.</w:t>
-            </w:r>
-          </w:p>
-          <w:p>
-            <w:pPr>
-              <w:tabs>
-                <w:tab w:val="left" w:pos="4413"/>
-              </w:tabs>
-              <w:rPr>
-                <w:rFonts w:ascii="Source Sans 3" w:hAnsi="Source Sans 3"/>
-                <w:bCs/>
-                <w:sz w:val="23"/>
-                <w:szCs w:val="23"/>
-              </w:rPr>
-            </w:pPr>
-            <w:r>
-              <w:rPr>
-                <w:rFonts w:ascii="Source Sans 3" w:hAnsi="Source Sans 3"/>
-                <w:bCs/>
-                <w:sz w:val="23"/>
-                <w:szCs w:val="23"/>
-              </w:rPr>
-              <w:t xml:space="preserve">If we look at the food of the different countries, it's very difficult to talk about China in general terms because it has many different cuisines. </w:t>
-            </w:r>
-            <w:proofErr w:type="gramStart"/>
-            <w:r>
-              <w:rPr>
-                <w:rFonts w:ascii="Source Sans 3" w:hAnsi="Source Sans 3"/>
-                <w:bCs/>
-                <w:sz w:val="23"/>
-                <w:szCs w:val="23"/>
-              </w:rPr>
-              <w:t>So</w:t>
-            </w:r>
-            <w:proofErr w:type="gramEnd"/>
-            <w:r>
-              <w:rPr>
-                <w:rFonts w:ascii="Source Sans 3" w:hAnsi="Source Sans 3"/>
-                <w:bCs/>
-                <w:sz w:val="23"/>
-                <w:szCs w:val="23"/>
-              </w:rPr>
-              <w:t xml:space="preserve"> it might be better if we look at Korean and Japanese food a little more. It's well known that Koreans tend to like spicier food and red peppers can be found in a wide number of dishes. I suppose that everybody thinks of sushi when they think of</w:t>
+              <w:t xml:space="preserve">Chinese and Korean cooking is that they all use chopsticks rather than knives and forks like people in the West. The chopsticks that people use in the different countries are quite different though. In China the chopsticks tend to be made of wood and are round at the end, whereas in Korea they're made of stainless steel and are rough at the end. This is because in the past the emperor would use silver chopsticks, as they changed colour if there </w:t>
+            </w:r>
+            <w:r>
+              <w:rPr>
+                <w:rFonts w:ascii="Source Sans 3" w:hAnsi="Source Sans 3"/>
+                <w:bCs/>
+                <w:sz w:val="23"/>
+                <w:szCs w:val="23"/>
+              </w:rPr>
+              <w:lastRenderedPageBreak/>
+              <w:t>was any poison in the dish. They can be quite tricky to use, but in Korea people use a spoon to eat their rice. In Japan they use a variety of things to make chopsticks. Wood and plastic are the most popular now, but you can find bone, metal and even ivory ones.</w:t>
+            </w:r>
+          </w:p>
+          <w:p>
+            <w:pPr>
+              <w:tabs>
+                <w:tab w:val="left" w:pos="4413"/>
+              </w:tabs>
+              <w:rPr>
+                <w:rFonts w:ascii="Source Sans 3" w:hAnsi="Source Sans 3"/>
+                <w:bCs/>
+                <w:sz w:val="23"/>
+                <w:szCs w:val="23"/>
+              </w:rPr>
+            </w:pPr>
+            <w:r>
+              <w:rPr>
+                <w:rFonts w:ascii="Source Sans 3" w:hAnsi="Source Sans 3"/>
+                <w:bCs/>
+                <w:sz w:val="23"/>
+                <w:szCs w:val="23"/>
+              </w:rPr>
+              <w:t>If we look at the food of the different countries, it's very difficult to talk about China in general terms because it has many different cuisines. So it might be better if we look at Korean and Japanese food a little more. It's well known that Koreans tend to like spicier food and red peppers can be found in a wide number of dishes. I suppose that everybody thinks of sushi when they think of</w:t>
             </w:r>
             <w:r>
               <w:rPr>
@@ -12308,25 +11019,7 @@
                 <w:sz w:val="23"/>
                 <w:szCs w:val="23"/>
               </w:rPr>
-              <w:t xml:space="preserve">Today in the studio I am pleased to have with me the famous chef, Graham Shepherd. Graham has just come back from Beijing in China, where he was making a TV </w:t>
-            </w:r>
-            <w:proofErr w:type="spellStart"/>
-            <w:r>
-              <w:rPr>
-                <w:rFonts w:ascii="Source Sans 3" w:hAnsi="Source Sans 3"/>
-                <w:sz w:val="23"/>
-                <w:szCs w:val="23"/>
-              </w:rPr>
-              <w:t>programme</w:t>
-            </w:r>
-            <w:proofErr w:type="spellEnd"/>
-            <w:r>
-              <w:rPr>
-                <w:rFonts w:ascii="Source Sans 3" w:hAnsi="Source Sans 3"/>
-                <w:sz w:val="23"/>
-                <w:szCs w:val="23"/>
-              </w:rPr>
-              <w:t xml:space="preserve"> on the food you can try in this historic city. So, Graham, what can you tell us about your trip? Was it how you expected it to be?</w:t>
+              <w:t>Today in the studio I am pleased to have with me the famous chef, Graham Shepherd. Graham has just come back from Beijing in China, where he was making a TV programme on the food you can try in this historic city. So, Graham, what can you tell us about your trip? Was it how you expected it to be?</w:t>
             </w:r>
           </w:p>
           <w:p>
@@ -12451,25 +11144,7 @@
                 <w:sz w:val="23"/>
                 <w:szCs w:val="23"/>
               </w:rPr>
-              <w:t xml:space="preserve">Oh, yes. One of the things that I had was jellyfish. It added a nice texture to the dish, but I thought it didn't taste of much. One dish that did have a strong taste was hotpot. The dish I had was made in the Sichuan style, so it was very spicy. What I found interesting was that the hotpot was put on a hotplate in the </w:t>
-            </w:r>
-            <w:proofErr w:type="spellStart"/>
-            <w:r>
-              <w:rPr>
-                <w:rFonts w:ascii="Source Sans 3" w:hAnsi="Source Sans 3"/>
-                <w:sz w:val="23"/>
-                <w:szCs w:val="23"/>
-              </w:rPr>
-              <w:t>centre</w:t>
-            </w:r>
-            <w:proofErr w:type="spellEnd"/>
-            <w:r>
-              <w:rPr>
-                <w:rFonts w:ascii="Source Sans 3" w:hAnsi="Source Sans 3"/>
-                <w:sz w:val="23"/>
-                <w:szCs w:val="23"/>
-              </w:rPr>
-              <w:t xml:space="preserve"> of the table, and we were given a dish of raw food and we chose what we wanted and put it into the pot ourselves, and got it out when it was ready. It was great fun and very sociable. And very tasty!</w:t>
+              <w:t>Oh, yes. One of the things that I had was jellyfish. It added a nice texture to the dish, but I thought it didn't taste of much. One dish that did have a strong taste was hotpot. The dish I had was made in the Sichuan style, so it was very spicy. What I found interesting was that the hotpot was put on a hotplate in the centre of the table, and we were given a dish of raw food and we chose what we wanted and put it into the pot ourselves, and got it out when it was ready. It was great fun and very sociable. And very tasty!</w:t>
             </w:r>
           </w:p>
           <w:p>
@@ -12539,25 +11214,7 @@
                 <w:sz w:val="23"/>
                 <w:szCs w:val="23"/>
               </w:rPr>
-              <w:t xml:space="preserve">Of course, everybody knows about noodles and dumplings, but I doubt many people know how many different types there are! One of the highlights for me was learning how to make fresh noodles with a chef from Northern China. The recipe of egg, salt and wheat flour is quite simple, but to make the noodles by hand you need to be quite a </w:t>
-            </w:r>
-            <w:proofErr w:type="spellStart"/>
-            <w:r>
-              <w:rPr>
-                <w:rFonts w:ascii="Source Sans 3" w:hAnsi="Source Sans 3"/>
-                <w:sz w:val="23"/>
-                <w:szCs w:val="23"/>
-              </w:rPr>
-              <w:t>skilful</w:t>
-            </w:r>
-            <w:proofErr w:type="spellEnd"/>
-            <w:r>
-              <w:rPr>
-                <w:rFonts w:ascii="Source Sans 3" w:hAnsi="Source Sans 3"/>
-                <w:sz w:val="23"/>
-                <w:szCs w:val="23"/>
-              </w:rPr>
-              <w:t xml:space="preserve"> chef.</w:t>
+              <w:t>Of course, everybody knows about noodles and dumplings, but I doubt many people know how many different types there are! One of the highlights for me was learning how to make fresh noodles with a chef from Northern China. The recipe of egg, salt and wheat flour is quite simple, but to make the noodles by hand you need to be quite a skilful chef.</w:t>
             </w:r>
           </w:p>
           <w:p>
@@ -12612,25 +11269,7 @@
                 <w:sz w:val="23"/>
                 <w:szCs w:val="23"/>
               </w:rPr>
-              <w:t xml:space="preserve">Thanks Graham, that's really interesting, but </w:t>
-            </w:r>
-            <w:proofErr w:type="gramStart"/>
-            <w:r>
-              <w:rPr>
-                <w:rFonts w:ascii="Source Sans 3" w:hAnsi="Source Sans 3"/>
-                <w:sz w:val="23"/>
-                <w:szCs w:val="23"/>
-              </w:rPr>
-              <w:t>unfortunately</w:t>
-            </w:r>
-            <w:proofErr w:type="gramEnd"/>
-            <w:r>
-              <w:rPr>
-                <w:rFonts w:ascii="Source Sans 3" w:hAnsi="Source Sans 3"/>
-                <w:sz w:val="23"/>
-                <w:szCs w:val="23"/>
-              </w:rPr>
-              <w:t xml:space="preserve"> we've run out of time. If you'd like to know more about Graham's adventures, the series will be starting on Thursday at 7 o'clock on Channel 9.</w:t>
+              <w:t>Thanks Graham, that's really interesting, but unfortunately we've run out of time. If you'd like to know more about Graham's adventures, the series will be starting on Thursday at 7 o'clock on Channel 9.</w:t>
             </w:r>
           </w:p>
         </w:tc>
@@ -12957,25 +11596,7 @@
                 <w:sz w:val="23"/>
                 <w:szCs w:val="23"/>
               </w:rPr>
-              <w:t xml:space="preserve">dish and most people in my country enjoy it. Unlike in most countries, we fry the rice with onion in olive oil before we add any liquid. We don't cook it in water, but a kind of soup or broth, which can be made of meat, fish or chicken. I'm from Milan, and our traditional risotto is made using saffron, which gives the dish a beautiful yellow </w:t>
-            </w:r>
-            <w:proofErr w:type="spellStart"/>
-            <w:r>
-              <w:rPr>
-                <w:rFonts w:ascii="Source Sans 3" w:hAnsi="Source Sans 3"/>
-                <w:sz w:val="23"/>
-                <w:szCs w:val="23"/>
-              </w:rPr>
-              <w:t>colour</w:t>
-            </w:r>
-            <w:proofErr w:type="spellEnd"/>
-            <w:r>
-              <w:rPr>
-                <w:rFonts w:ascii="Source Sans 3" w:hAnsi="Source Sans 3"/>
-                <w:sz w:val="23"/>
-                <w:szCs w:val="23"/>
-              </w:rPr>
-              <w:t>. It's a very creamy and delicious dish. We usually have it as a starter, not as the main meal.</w:t>
+              <w:t>dish and most people in my country enjoy it. Unlike in most countries, we fry the rice with onion in olive oil before we add any liquid. We don't cook it in water, but a kind of soup or broth, which can be made of meat, fish or chicken. I'm from Milan, and our traditional risotto is made using saffron, which gives the dish a beautiful yellow colour. It's a very creamy and delicious dish. We usually have it as a starter, not as the main meal.</w:t>
             </w:r>
           </w:p>
           <w:p>
@@ -13144,26 +11765,7 @@
                 <w:sz w:val="23"/>
                 <w:szCs w:val="23"/>
               </w:rPr>
-              <w:lastRenderedPageBreak/>
-              <w:t xml:space="preserve">And if you're looking for shoes, you'll want to visit the fourth floor. You'll find a good selection of styles and </w:t>
-            </w:r>
-            <w:proofErr w:type="spellStart"/>
-            <w:r>
-              <w:rPr>
-                <w:rFonts w:ascii="Source Sans 3" w:hAnsi="Source Sans 3"/>
-                <w:sz w:val="23"/>
-                <w:szCs w:val="23"/>
-              </w:rPr>
-              <w:t>colours</w:t>
-            </w:r>
-            <w:proofErr w:type="spellEnd"/>
-            <w:r>
-              <w:rPr>
-                <w:rFonts w:ascii="Source Sans 3" w:hAnsi="Source Sans 3"/>
-                <w:sz w:val="23"/>
-                <w:szCs w:val="23"/>
-              </w:rPr>
-              <w:t xml:space="preserve"> in our footwear department situated right next to the coffee shop. This weekend, they're all half price and that includes a wide choice of sports shoes in most sizes! So, hurry before they're all gone! Sale ends Sunday! Miss our sale? Miss out!</w:t>
+              <w:t>And if you're looking for shoes, you'll want to visit the fourth floor. You'll find a good selection of styles and colours in our footwear department situated right next to the coffee shop. This weekend, they're all half price and that includes a wide choice of sports shoes in most sizes! So, hurry before they're all gone! Sale ends Sunday! Miss our sale? Miss out!</w:t>
             </w:r>
           </w:p>
           <w:p>
@@ -13253,25 +11855,7 @@
                 <w:sz w:val="23"/>
                 <w:szCs w:val="23"/>
               </w:rPr>
-              <w:t xml:space="preserve">It's very nice - I like the </w:t>
-            </w:r>
-            <w:proofErr w:type="spellStart"/>
-            <w:r>
-              <w:rPr>
-                <w:rFonts w:ascii="Source Sans 3" w:hAnsi="Source Sans 3"/>
-                <w:sz w:val="23"/>
-                <w:szCs w:val="23"/>
-              </w:rPr>
-              <w:t>colour</w:t>
-            </w:r>
-            <w:proofErr w:type="spellEnd"/>
-            <w:r>
-              <w:rPr>
-                <w:rFonts w:ascii="Source Sans 3" w:hAnsi="Source Sans 3"/>
-                <w:sz w:val="23"/>
-                <w:szCs w:val="23"/>
-              </w:rPr>
-              <w:t>, and it'll definitely keep the sun off your face. Actually, I didn't notice the clothing stalls.</w:t>
+              <w:t>It's very nice - I like the colour, and it'll definitely keep the sun off your face. Actually, I didn't notice the clothing stalls.</w:t>
             </w:r>
           </w:p>
           <w:p>
@@ -13306,25 +11890,7 @@
                 <w:sz w:val="23"/>
                 <w:szCs w:val="23"/>
               </w:rPr>
-              <w:t xml:space="preserve">I know you didn't! That's because you spent most of your time there looking at all the </w:t>
-            </w:r>
-            <w:proofErr w:type="spellStart"/>
-            <w:r>
-              <w:rPr>
-                <w:rFonts w:ascii="Source Sans 3" w:hAnsi="Source Sans 3"/>
-                <w:sz w:val="23"/>
-                <w:szCs w:val="23"/>
-              </w:rPr>
-              <w:t>jewellery</w:t>
-            </w:r>
-            <w:proofErr w:type="spellEnd"/>
-            <w:r>
-              <w:rPr>
-                <w:rFonts w:ascii="Source Sans 3" w:hAnsi="Source Sans 3"/>
-                <w:sz w:val="23"/>
-                <w:szCs w:val="23"/>
-              </w:rPr>
-              <w:t>! And relaxing in all that fresh air, of course!</w:t>
+              <w:t>I know you didn't! That's because you spent most of your time there looking at all the jewellery! And relaxing in all that fresh air, of course!</w:t>
             </w:r>
           </w:p>
           <w:p>
@@ -13402,23 +11968,13 @@
               </w:rPr>
               <w:t xml:space="preserve">A: </w:t>
             </w:r>
-            <w:proofErr w:type="gramStart"/>
-            <w:r>
-              <w:rPr>
-                <w:rFonts w:ascii="Source Sans 3" w:hAnsi="Source Sans 3"/>
-                <w:sz w:val="23"/>
-                <w:szCs w:val="23"/>
-              </w:rPr>
-              <w:t>So</w:t>
-            </w:r>
-            <w:proofErr w:type="gramEnd"/>
-            <w:r>
-              <w:rPr>
-                <w:rFonts w:ascii="Source Sans 3" w:hAnsi="Source Sans 3"/>
-                <w:sz w:val="23"/>
-                <w:szCs w:val="23"/>
-              </w:rPr>
-              <w:t xml:space="preserve"> what did you think of it? It only opened a few weeks ago, didn't it?</w:t>
+            <w:r>
+              <w:rPr>
+                <w:rFonts w:ascii="Source Sans 3" w:hAnsi="Source Sans 3"/>
+                <w:sz w:val="23"/>
+                <w:szCs w:val="23"/>
+              </w:rPr>
+              <w:t>So what did you think of it? It only opened a few weeks ago, didn't it?</w:t>
             </w:r>
           </w:p>
           <w:p>
@@ -13606,25 +12162,7 @@
                 <w:sz w:val="23"/>
                 <w:szCs w:val="23"/>
               </w:rPr>
-              <w:t xml:space="preserve">That's the end of our tour of the city, so you now have a couple of hours to spend exploring the city </w:t>
-            </w:r>
-            <w:proofErr w:type="spellStart"/>
-            <w:r>
-              <w:rPr>
-                <w:rFonts w:ascii="Source Sans 3" w:hAnsi="Source Sans 3"/>
-                <w:sz w:val="23"/>
-                <w:szCs w:val="23"/>
-              </w:rPr>
-              <w:t>centre</w:t>
-            </w:r>
-            <w:proofErr w:type="spellEnd"/>
-            <w:r>
-              <w:rPr>
-                <w:rFonts w:ascii="Source Sans 3" w:hAnsi="Source Sans 3"/>
-                <w:sz w:val="23"/>
-                <w:szCs w:val="23"/>
-              </w:rPr>
-              <w:t>. If you want to buy souvenirs, you might find them cheaper near the hotel. However, if you're feeling a bit tired, there are plenty of teashops nearby and they also sell boxes of tea that make really good presents. A word of warning, you'll find a lot of cheap electronic stores offering cameras at really low prices. They might seem good quality, but we've had a lot of complaints from tourists who have bought them, only to find they break after about a week.</w:t>
+              <w:t>That's the end of our tour of the city, so you now have a couple of hours to spend exploring the city centre. If you want to buy souvenirs, you might find them cheaper near the hotel. However, if you're feeling a bit tired, there are plenty of teashops nearby and they also sell boxes of tea that make really good presents. A word of warning, you'll find a lot of cheap electronic stores offering cameras at really low prices. They might seem good quality, but we've had a lot of complaints from tourists who have bought them, only to find they break after about a week.</w:t>
             </w:r>
           </w:p>
           <w:p>
@@ -13664,25 +12202,7 @@
                 <w:sz w:val="23"/>
                 <w:szCs w:val="23"/>
               </w:rPr>
-              <w:t xml:space="preserve">Thank you for calling the Eastgate Shopping Centre. The </w:t>
-            </w:r>
-            <w:proofErr w:type="spellStart"/>
-            <w:r>
-              <w:rPr>
-                <w:rFonts w:ascii="Source Sans 3" w:hAnsi="Source Sans 3"/>
-                <w:sz w:val="23"/>
-                <w:szCs w:val="23"/>
-              </w:rPr>
-              <w:t>centre</w:t>
-            </w:r>
-            <w:proofErr w:type="spellEnd"/>
-            <w:r>
-              <w:rPr>
-                <w:rFonts w:ascii="Source Sans 3" w:hAnsi="Source Sans 3"/>
-                <w:sz w:val="23"/>
-                <w:szCs w:val="23"/>
-              </w:rPr>
-              <w:t xml:space="preserve"> is currently closed. Our opening days and times are as follows... Monday to Saturday we are open from nine o'clock until six o'clock and on Sunday, our doors open at eleven o'clock and we close at five o'clock.</w:t>
+              <w:t>Thank you for calling the Eastgate Shopping Centre. The centre is currently closed. Our opening days and times are as follows... Monday to Saturday we are open from nine o'clock until six o'clock and on Sunday, our doors open at eleven o'clock and we close at five o'clock.</w:t>
             </w:r>
           </w:p>
           <w:p>
@@ -13807,25 +12327,7 @@
                 <w:sz w:val="23"/>
                 <w:szCs w:val="23"/>
               </w:rPr>
-              <w:t xml:space="preserve">We also sell a lot of T-shirts. When I first opened the shop, I had a lot of designs that I'd worked on at university and in general these </w:t>
-            </w:r>
-            <w:proofErr w:type="spellStart"/>
-            <w:r>
-              <w:rPr>
-                <w:rFonts w:ascii="Source Sans 3" w:hAnsi="Source Sans 3"/>
-                <w:sz w:val="23"/>
-                <w:szCs w:val="23"/>
-              </w:rPr>
-              <w:t>had</w:t>
-            </w:r>
-            <w:proofErr w:type="spellEnd"/>
-            <w:r>
-              <w:rPr>
-                <w:rFonts w:ascii="Source Sans 3" w:hAnsi="Source Sans 3"/>
-                <w:sz w:val="23"/>
-                <w:szCs w:val="23"/>
-              </w:rPr>
-              <w:t xml:space="preserve"> writing on the front. I thought that it might be fun if people could put a photograph on the T-shirts as well. I invested quite a bit of money in this and they were popular at first. We sometimes have young children who come in with their parents and they buy T-shirts with photographs on. I've stopped designing T-shirts with writing on them, because I don't have the time, so now we sell more T-shirts with nothing on them at all. If fashions change, I might go back to designing them and if you want a photograph on your T-shirt, you know where to come.</w:t>
+              <w:t>We also sell a lot of T-shirts. When I first opened the shop, I had a lot of designs that I'd worked on at university and in general these had writing on the front. I thought that it might be fun if people could put a photograph on the T-shirts as well. I invested quite a bit of money in this and they were popular at first. We sometimes have young children who come in with their parents and they buy T-shirts with photographs on. I've stopped designing T-shirts with writing on them, because I don't have the time, so now we sell more T-shirts with nothing on them at all. If fashions change, I might go back to designing them and if you want a photograph on your T-shirt, you know where to come.</w:t>
             </w:r>
           </w:p>
         </w:tc>
@@ -13894,25 +12396,7 @@
                 <w:sz w:val="23"/>
                 <w:szCs w:val="23"/>
               </w:rPr>
-              <w:t xml:space="preserve">Calling all fans of Sam West! This famous adventure writer will be in Westfield shopping </w:t>
-            </w:r>
-            <w:proofErr w:type="spellStart"/>
-            <w:r>
-              <w:rPr>
-                <w:rFonts w:ascii="Source Sans 3" w:hAnsi="Source Sans 3"/>
-                <w:sz w:val="23"/>
-                <w:szCs w:val="23"/>
-              </w:rPr>
-              <w:t>centre</w:t>
-            </w:r>
-            <w:proofErr w:type="spellEnd"/>
-            <w:r>
-              <w:rPr>
-                <w:rFonts w:ascii="Source Sans 3" w:hAnsi="Source Sans 3"/>
-                <w:sz w:val="23"/>
-                <w:szCs w:val="23"/>
-              </w:rPr>
-              <w:t xml:space="preserve"> tomorrow in Bookworms Bookshop on the first floor. He will be signing copies of his latest book, </w:t>
+              <w:t xml:space="preserve">Calling all fans of Sam West! This famous adventure writer will be in Westfield shopping centre tomorrow in Bookworms Bookshop on the first floor. He will be signing copies of his latest book, </w:t>
             </w:r>
             <w:r>
               <w:rPr>
@@ -13930,25 +12414,7 @@
                 <w:sz w:val="23"/>
                 <w:szCs w:val="23"/>
               </w:rPr>
-              <w:t xml:space="preserve">. He is expected to get there at quarter past two and will stay until half past three. Get there as soon as you can because queues will start to form as early as noon. Don't miss this great opportunity to meet everyone's </w:t>
-            </w:r>
-            <w:proofErr w:type="spellStart"/>
-            <w:r>
-              <w:rPr>
-                <w:rFonts w:ascii="Source Sans 3" w:hAnsi="Source Sans 3"/>
-                <w:sz w:val="23"/>
-                <w:szCs w:val="23"/>
-              </w:rPr>
-              <w:t>favourite</w:t>
-            </w:r>
-            <w:proofErr w:type="spellEnd"/>
-            <w:r>
-              <w:rPr>
-                <w:rFonts w:ascii="Source Sans 3" w:hAnsi="Source Sans 3"/>
-                <w:sz w:val="23"/>
-                <w:szCs w:val="23"/>
-              </w:rPr>
-              <w:t xml:space="preserve"> writer!</w:t>
+              <w:t>. He is expected to get there at quarter past two and will stay until half past three. Get there as soon as you can because queues will start to form as early as noon. Don't miss this great opportunity to meet everyone's favourite writer!</w:t>
             </w:r>
           </w:p>
         </w:tc>
@@ -14017,25 +12483,7 @@
                 <w:sz w:val="23"/>
                 <w:szCs w:val="23"/>
               </w:rPr>
-              <w:t xml:space="preserve">I had a great day at that new shopping </w:t>
-            </w:r>
-            <w:proofErr w:type="spellStart"/>
-            <w:r>
-              <w:rPr>
-                <w:rFonts w:ascii="Source Sans 3" w:hAnsi="Source Sans 3"/>
-                <w:sz w:val="23"/>
-                <w:szCs w:val="23"/>
-              </w:rPr>
-              <w:t>centre</w:t>
-            </w:r>
-            <w:proofErr w:type="spellEnd"/>
-            <w:r>
-              <w:rPr>
-                <w:rFonts w:ascii="Source Sans 3" w:hAnsi="Source Sans 3"/>
-                <w:sz w:val="23"/>
-                <w:szCs w:val="23"/>
-              </w:rPr>
-              <w:t xml:space="preserve"> but I would complain about one thing-and not the usual kind of thing - the service in all the shops was good, and I had a delicious</w:t>
+              <w:t>I had a great day at that new shopping centre but I would complain about one thing-and not the usual kind of thing - the service in all the shops was good, and I had a delicious</w:t>
             </w:r>
             <w:r>
               <w:rPr>
@@ -14144,25 +12592,7 @@
                 <w:sz w:val="23"/>
                 <w:szCs w:val="23"/>
               </w:rPr>
-              <w:t xml:space="preserve">Hello everyone. </w:t>
-            </w:r>
-            <w:proofErr w:type="gramStart"/>
-            <w:r>
-              <w:rPr>
-                <w:rFonts w:ascii="Source Sans 3" w:hAnsi="Source Sans 3"/>
-                <w:sz w:val="23"/>
-                <w:szCs w:val="23"/>
-              </w:rPr>
-              <w:t>So</w:t>
-            </w:r>
-            <w:proofErr w:type="gramEnd"/>
-            <w:r>
-              <w:rPr>
-                <w:rFonts w:ascii="Source Sans 3" w:hAnsi="Source Sans 3"/>
-                <w:sz w:val="23"/>
-                <w:szCs w:val="23"/>
-              </w:rPr>
-              <w:t xml:space="preserve"> can you all hear me and see me? OK, my name's David Edwards and I'm your tour leader for your shopping tour today. Now, as you can see, we're parked just in front of the main theatre. if any of you would like tickets for tonight's performance, we can arrange</w:t>
+              <w:t>Hello everyone. So can you all hear me and see me? OK, my name's David Edwards and I'm your tour leader for your shopping tour today. Now, as you can see, we're parked just in front of the main theatre. if any of you would like tickets for tonight's performance, we can arrange</w:t>
             </w:r>
             <w:r>
               <w:rPr>
@@ -14178,25 +12608,7 @@
                 <w:sz w:val="23"/>
                 <w:szCs w:val="23"/>
               </w:rPr>
-              <w:t xml:space="preserve">that for you. We're just round the corner from the railway station. If you want. to come on our Historic Buildings tour tomorrow, the coach will leave from just outside the station. And if you want to go for a drink at the end. of our tour today, there are plenty of cafés just behind the station. We're still waiting for a few people, but while we </w:t>
-            </w:r>
-            <w:proofErr w:type="gramStart"/>
-            <w:r>
-              <w:rPr>
-                <w:rFonts w:ascii="Source Sans 3" w:hAnsi="Source Sans 3"/>
-                <w:sz w:val="23"/>
-                <w:szCs w:val="23"/>
-              </w:rPr>
-              <w:t>wait</w:t>
-            </w:r>
-            <w:proofErr w:type="gramEnd"/>
-            <w:r>
-              <w:rPr>
-                <w:rFonts w:ascii="Source Sans 3" w:hAnsi="Source Sans 3"/>
-                <w:sz w:val="23"/>
-                <w:szCs w:val="23"/>
-              </w:rPr>
-              <w:t xml:space="preserve"> I can tell you a little about the theatre. Although the building is very modern, in fact a theatre has existed on this site for over 200 years. The original theatre used to be very popular because of the musicals it put on. However, it had to be rebuilt after a fire. Some</w:t>
+              <w:t>that for you. We're just round the corner from the railway station. If you want. to come on our Historic Buildings tour tomorrow, the coach will leave from just outside the station. And if you want to go for a drink at the end. of our tour today, there are plenty of cafés just behind the station. We're still waiting for a few people, but while we wait I can tell you a little about the theatre. Although the building is very modern, in fact a theatre has existed on this site for over 200 years. The original theatre used to be very popular because of the musicals it put on. However, it had to be rebuilt after a fire. Some</w:t>
             </w:r>
             <w:r>
               <w:rPr>
@@ -14264,25 +12676,7 @@
                 <w:sz w:val="23"/>
                 <w:szCs w:val="23"/>
               </w:rPr>
-              <w:t xml:space="preserve">Now, in a few minutes' time at 9.30-we'll be starting our tour. </w:t>
-            </w:r>
-            <w:proofErr w:type="gramStart"/>
-            <w:r>
-              <w:rPr>
-                <w:rFonts w:ascii="Source Sans 3" w:hAnsi="Source Sans 3"/>
-                <w:sz w:val="23"/>
-                <w:szCs w:val="23"/>
-              </w:rPr>
-              <w:t>First</w:t>
-            </w:r>
-            <w:proofErr w:type="gramEnd"/>
-            <w:r>
-              <w:rPr>
-                <w:rFonts w:ascii="Source Sans 3" w:hAnsi="Source Sans 3"/>
-                <w:sz w:val="23"/>
-                <w:szCs w:val="23"/>
-              </w:rPr>
-              <w:t xml:space="preserve"> we're going to make our way down to Market Place, which is one of the most famous squares in the city that should take us about ten minutes. There's not too much traffic on the roads, so we should get there at quarter to ten at the latest</w:t>
+              <w:t>Now, in a few minutes' time at 9.30-we'll be starting our tour. First we're going to make our way down to Market Place, which is one of the most famous squares in the city that should take us about ten minutes. There's not too much traffic on the roads, so we should get there at quarter to ten at the latest</w:t>
             </w:r>
             <w:r>
               <w:rPr>
@@ -14326,18 +12720,8 @@
                 <w:sz w:val="23"/>
                 <w:szCs w:val="23"/>
               </w:rPr>
-              <w:t xml:space="preserve">local pottery and leather goods. Personally, I suggest that you visit the </w:t>
-            </w:r>
-            <w:proofErr w:type="spellStart"/>
-            <w:r>
-              <w:rPr>
-                <w:rFonts w:ascii="Source Sans 3" w:hAnsi="Source Sans 3"/>
-                <w:sz w:val="23"/>
-                <w:szCs w:val="23"/>
-              </w:rPr>
-              <w:t>jewellery</w:t>
-            </w:r>
-            <w:proofErr w:type="spellEnd"/>
+              <w:t>local pottery and leather goods. Personally, I suggest that you visit the jewellery</w:t>
+            </w:r>
             <w:r>
               <w:rPr>
                 <w:rFonts w:ascii="Source Sans 3" w:hAnsi="Source Sans 3"/>
@@ -14404,52 +12788,7 @@
                 <w:sz w:val="23"/>
                 <w:szCs w:val="23"/>
               </w:rPr>
-              <w:t xml:space="preserve">And finally, in the afternoon we will be visiting the Fashion Fair in the exhibition </w:t>
-            </w:r>
-            <w:proofErr w:type="spellStart"/>
-            <w:r>
-              <w:rPr>
-                <w:rFonts w:ascii="Source Sans 3" w:hAnsi="Source Sans 3"/>
-                <w:sz w:val="23"/>
-                <w:szCs w:val="23"/>
-              </w:rPr>
-              <w:t>centre</w:t>
-            </w:r>
-            <w:proofErr w:type="spellEnd"/>
-            <w:r>
-              <w:rPr>
-                <w:rFonts w:ascii="Source Sans 3" w:hAnsi="Source Sans 3"/>
-                <w:sz w:val="23"/>
-                <w:szCs w:val="23"/>
-              </w:rPr>
-              <w:t xml:space="preserve"> on the outskirts of the city. This is a huge venue, so try not to get lost. There is a whole hall devoted just to footwear - every kind of shoes and boots you can imagine. You can easily find it because it has a green roof. Just don't go through the blue doors at the entrance of the </w:t>
-            </w:r>
-            <w:proofErr w:type="spellStart"/>
-            <w:r>
-              <w:rPr>
-                <w:rFonts w:ascii="Source Sans 3" w:hAnsi="Source Sans 3"/>
-                <w:sz w:val="23"/>
-                <w:szCs w:val="23"/>
-              </w:rPr>
-              <w:t>centre</w:t>
-            </w:r>
-            <w:proofErr w:type="spellEnd"/>
-            <w:r>
-              <w:rPr>
-                <w:rFonts w:ascii="Source Sans 3" w:hAnsi="Source Sans 3"/>
-                <w:sz w:val="23"/>
-                <w:szCs w:val="23"/>
-              </w:rPr>
-              <w:t xml:space="preserve"> - you have to pay for that part of the exhibition. And if all that shopping has </w:t>
-            </w:r>
-            <w:r>
-              <w:rPr>
-                <w:rFonts w:ascii="Source Sans 3" w:hAnsi="Source Sans 3"/>
-                <w:sz w:val="23"/>
-                <w:szCs w:val="23"/>
-              </w:rPr>
-              <w:lastRenderedPageBreak/>
-              <w:t>exhausted you, there's a café where you can rest your weary feet! That's in the building with a red sign. But don't worry, I'll remind you all about that later.</w:t>
+              <w:t>And finally, in the afternoon we will be visiting the Fashion Fair in the exhibition centre on the outskirts of the city. This is a huge venue, so try not to get lost. There is a whole hall devoted just to footwear - every kind of shoes and boots you can imagine. You can easily find it because it has a green roof. Just don't go through the blue doors at the entrance of the centre - you have to pay for that part of the exhibition. And if all that shopping has exhausted you, there's a café where you can rest your weary feet! That's in the building with a red sign. But don't worry, I'll remind you all about that later.</w:t>
             </w:r>
           </w:p>
           <w:p>
@@ -14538,63 +12877,27 @@
                 <w:sz w:val="23"/>
                 <w:szCs w:val="23"/>
               </w:rPr>
-              <w:t xml:space="preserve">The place where I really enjoy shopping is Covent Garden Market. It's very convenient because it isn't far from where I live. It isn't a traditional food market, though at one time it used to sell fruit and vegetables. Now, it's a collection of all sorts of independent shops and stalls. There's an amazing selection of things to buy clothes, </w:t>
-            </w:r>
-            <w:proofErr w:type="spellStart"/>
-            <w:r>
-              <w:rPr>
-                <w:rFonts w:ascii="Source Sans 3" w:hAnsi="Source Sans 3"/>
-                <w:sz w:val="23"/>
-                <w:szCs w:val="23"/>
-              </w:rPr>
-              <w:t>jewellery</w:t>
-            </w:r>
-            <w:proofErr w:type="spellEnd"/>
-            <w:r>
-              <w:rPr>
-                <w:rFonts w:ascii="Source Sans 3" w:hAnsi="Source Sans 3"/>
-                <w:sz w:val="23"/>
-                <w:szCs w:val="23"/>
-              </w:rPr>
-              <w:t>, books, art and crafts. I love it because it has a great atmosphere. There are cafés outside in the square, and often you can see street performers. It's very lively and friendly. I avoid the big malls because they're often out-of-the-way-you need a car to get to them.</w:t>
-            </w:r>
-          </w:p>
-          <w:p>
-            <w:pPr>
-              <w:tabs>
-                <w:tab w:val="left" w:pos="4413"/>
-              </w:tabs>
-              <w:rPr>
-                <w:rFonts w:ascii="Source Sans 3" w:hAnsi="Source Sans 3"/>
-                <w:sz w:val="23"/>
-                <w:szCs w:val="23"/>
-              </w:rPr>
-            </w:pPr>
-            <w:r>
-              <w:rPr>
-                <w:rFonts w:ascii="Source Sans 3" w:hAnsi="Source Sans 3"/>
-                <w:sz w:val="23"/>
-                <w:szCs w:val="23"/>
-              </w:rPr>
-              <w:t xml:space="preserve">And what do I enjoy buying? Well, I'm keen on fashion and like to go clothes shopping whenever I can. I love trying on clothes even if I can't afford to buy them! And I absolutely love going to the sales! Sometimes I manage to find great designer shoes at very reasonable prices. And I like shopping for really fun and original gifts for my </w:t>
-            </w:r>
-            <w:proofErr w:type="gramStart"/>
-            <w:r>
-              <w:rPr>
-                <w:rFonts w:ascii="Source Sans 3" w:hAnsi="Source Sans 3"/>
-                <w:sz w:val="23"/>
-                <w:szCs w:val="23"/>
-              </w:rPr>
-              <w:t>friends</w:t>
-            </w:r>
-            <w:proofErr w:type="gramEnd"/>
-            <w:r>
-              <w:rPr>
-                <w:rFonts w:ascii="Source Sans 3" w:hAnsi="Source Sans 3"/>
-                <w:sz w:val="23"/>
-                <w:szCs w:val="23"/>
-              </w:rPr>
-              <w:t xml:space="preserve"> things that nobody else has. Covent Garden's a great place to do that.</w:t>
+              <w:t>The place where I really enjoy shopping is Covent Garden Market. It's very convenient because it isn't far from where I live. It isn't a traditional food market, though at one time it used to sell fruit and vegetables. Now, it's a collection of all sorts of independent shops and stalls. There's an amazing selection of things to buy clothes, jewellery, books, art and crafts. I love it because it has a great atmosphere. There are cafés outside in the square, and often you can see street performers. It's very lively and friendly. I avoid the big malls because they're often out-of-the-way-you need a car to get to them.</w:t>
+            </w:r>
+          </w:p>
+          <w:p>
+            <w:pPr>
+              <w:tabs>
+                <w:tab w:val="left" w:pos="4413"/>
+              </w:tabs>
+              <w:rPr>
+                <w:rFonts w:ascii="Source Sans 3" w:hAnsi="Source Sans 3"/>
+                <w:sz w:val="23"/>
+                <w:szCs w:val="23"/>
+              </w:rPr>
+            </w:pPr>
+            <w:r>
+              <w:rPr>
+                <w:rFonts w:ascii="Source Sans 3" w:hAnsi="Source Sans 3"/>
+                <w:sz w:val="23"/>
+                <w:szCs w:val="23"/>
+              </w:rPr>
+              <w:t>And what do I enjoy buying? Well, I'm keen on fashion and like to go clothes shopping whenever I can. I love trying on clothes even if I can't afford to buy them! And I absolutely love going to the sales! Sometimes I manage to find great designer shoes at very reasonable prices. And I like shopping for really fun and original gifts for my friends things that nobody else has. Covent Garden's a great place to do that.</w:t>
             </w:r>
           </w:p>
         </w:tc>
@@ -14663,43 +12966,7 @@
                 <w:sz w:val="23"/>
                 <w:szCs w:val="23"/>
               </w:rPr>
-              <w:t xml:space="preserve">You asked me to describe a place where I like going shopping, so I'm going to talk about a department store in my town. It's called </w:t>
-            </w:r>
-            <w:proofErr w:type="spellStart"/>
-            <w:r>
-              <w:rPr>
-                <w:rFonts w:ascii="Source Sans 3" w:hAnsi="Source Sans 3"/>
-                <w:sz w:val="23"/>
-                <w:szCs w:val="23"/>
-              </w:rPr>
-              <w:t>Judies</w:t>
-            </w:r>
-            <w:proofErr w:type="spellEnd"/>
-            <w:r>
-              <w:rPr>
-                <w:rFonts w:ascii="Source Sans 3" w:hAnsi="Source Sans 3"/>
-                <w:sz w:val="23"/>
-                <w:szCs w:val="23"/>
-              </w:rPr>
-              <w:t xml:space="preserve"> and it's a very old store. In fact, it's about </w:t>
-            </w:r>
-            <w:proofErr w:type="gramStart"/>
-            <w:r>
-              <w:rPr>
-                <w:rFonts w:ascii="Source Sans 3" w:hAnsi="Source Sans 3"/>
-                <w:sz w:val="23"/>
-                <w:szCs w:val="23"/>
-              </w:rPr>
-              <w:t>a 100 years</w:t>
-            </w:r>
-            <w:proofErr w:type="gramEnd"/>
-            <w:r>
-              <w:rPr>
-                <w:rFonts w:ascii="Source Sans 3" w:hAnsi="Source Sans 3"/>
-                <w:sz w:val="23"/>
-                <w:szCs w:val="23"/>
-              </w:rPr>
-              <w:t xml:space="preserve"> old, so it's very famous. I would say that it's a landmark because everyone knows it.</w:t>
+              <w:t>You asked me to describe a place where I like going shopping, so I'm going to talk about a department store in my town. It's called Judies and it's a very old store. In fact, it's about a 100 years old, so it's very famous. I would say that it's a landmark because everyone knows it.</w:t>
             </w:r>
           </w:p>
           <w:p>
@@ -14739,99 +13006,27 @@
                 <w:sz w:val="23"/>
                 <w:szCs w:val="23"/>
               </w:rPr>
-              <w:t xml:space="preserve">I think it's in a good location because it's right in the </w:t>
-            </w:r>
-            <w:proofErr w:type="spellStart"/>
-            <w:r>
-              <w:rPr>
-                <w:rFonts w:ascii="Source Sans 3" w:hAnsi="Source Sans 3"/>
-                <w:sz w:val="23"/>
-                <w:szCs w:val="23"/>
-              </w:rPr>
-              <w:t>centre</w:t>
-            </w:r>
-            <w:proofErr w:type="spellEnd"/>
-            <w:r>
-              <w:rPr>
-                <w:rFonts w:ascii="Source Sans 3" w:hAnsi="Source Sans 3"/>
-                <w:sz w:val="23"/>
-                <w:szCs w:val="23"/>
-              </w:rPr>
-              <w:t xml:space="preserve"> of the town, which is very convenient. It's also very close to the railway station and a multi-</w:t>
-            </w:r>
-            <w:proofErr w:type="spellStart"/>
-            <w:r>
-              <w:rPr>
-                <w:rFonts w:ascii="Source Sans 3" w:hAnsi="Source Sans 3"/>
-                <w:sz w:val="23"/>
-                <w:szCs w:val="23"/>
-              </w:rPr>
-              <w:t>storey</w:t>
-            </w:r>
-            <w:proofErr w:type="spellEnd"/>
-            <w:r>
-              <w:rPr>
-                <w:rFonts w:ascii="Source Sans 3" w:hAnsi="Source Sans 3"/>
-                <w:sz w:val="23"/>
-                <w:szCs w:val="23"/>
-              </w:rPr>
-              <w:t xml:space="preserve"> car park too, so that's good for you if you have lots of shopping bags to carry.</w:t>
-            </w:r>
-          </w:p>
-          <w:p>
-            <w:pPr>
-              <w:tabs>
-                <w:tab w:val="left" w:pos="4413"/>
-              </w:tabs>
-              <w:rPr>
-                <w:rFonts w:ascii="Source Sans 3" w:hAnsi="Source Sans 3"/>
-                <w:sz w:val="23"/>
-                <w:szCs w:val="23"/>
-              </w:rPr>
-            </w:pPr>
-            <w:r>
-              <w:rPr>
-                <w:rFonts w:ascii="Source Sans 3" w:hAnsi="Source Sans 3"/>
-                <w:sz w:val="23"/>
-                <w:szCs w:val="23"/>
-              </w:rPr>
-              <w:t xml:space="preserve">What do I like to do there? Well, I really like spending time in the </w:t>
-            </w:r>
-            <w:proofErr w:type="spellStart"/>
-            <w:r>
-              <w:rPr>
-                <w:rFonts w:ascii="Source Sans 3" w:hAnsi="Source Sans 3"/>
-                <w:sz w:val="23"/>
-                <w:szCs w:val="23"/>
-              </w:rPr>
-              <w:t>jewellery</w:t>
-            </w:r>
-            <w:proofErr w:type="spellEnd"/>
-            <w:r>
-              <w:rPr>
-                <w:rFonts w:ascii="Source Sans 3" w:hAnsi="Source Sans 3"/>
-                <w:sz w:val="23"/>
-                <w:szCs w:val="23"/>
-              </w:rPr>
-              <w:t xml:space="preserve"> department and this is on the ground floor of the building. I love looking at the different rings and necklaces. I enjoy trying them on too! I like gold </w:t>
-            </w:r>
-            <w:proofErr w:type="spellStart"/>
-            <w:r>
-              <w:rPr>
-                <w:rFonts w:ascii="Source Sans 3" w:hAnsi="Source Sans 3"/>
-                <w:sz w:val="23"/>
-                <w:szCs w:val="23"/>
-              </w:rPr>
-              <w:t>jewellery</w:t>
-            </w:r>
-            <w:proofErr w:type="spellEnd"/>
-            <w:r>
-              <w:rPr>
-                <w:rFonts w:ascii="Source Sans 3" w:hAnsi="Source Sans 3"/>
-                <w:sz w:val="23"/>
-                <w:szCs w:val="23"/>
-              </w:rPr>
-              <w:t xml:space="preserve"> the best but I can't afford it.</w:t>
+              <w:t>I think it's in a good location because it's right in the centre of the town, which is very convenient. It's also very close to the railway station and a multi-storey car park too, so that's good for you if you have lots of shopping bags to carry.</w:t>
+            </w:r>
+          </w:p>
+          <w:p>
+            <w:pPr>
+              <w:tabs>
+                <w:tab w:val="left" w:pos="4413"/>
+              </w:tabs>
+              <w:rPr>
+                <w:rFonts w:ascii="Source Sans 3" w:hAnsi="Source Sans 3"/>
+                <w:sz w:val="23"/>
+                <w:szCs w:val="23"/>
+              </w:rPr>
+            </w:pPr>
+            <w:r>
+              <w:rPr>
+                <w:rFonts w:ascii="Source Sans 3" w:hAnsi="Source Sans 3"/>
+                <w:sz w:val="23"/>
+                <w:szCs w:val="23"/>
+              </w:rPr>
+              <w:t>What do I like to do there? Well, I really like spending time in the jewellery department and this is on the ground floor of the building. I love looking at the different rings and necklaces. I enjoy trying them on too! I like gold jewellery the best but I can't afford it.</w:t>
             </w:r>
           </w:p>
           <w:p>
@@ -15128,129 +13323,47 @@
                 <w:sz w:val="23"/>
                 <w:szCs w:val="23"/>
               </w:rPr>
-              <w:t xml:space="preserve">As you walk through the main entrance, you come to a square with a big fountain in the middle. This is where people usually arrange to meet up and </w:t>
-            </w:r>
-            <w:proofErr w:type="gramStart"/>
-            <w:r>
-              <w:rPr>
-                <w:rFonts w:ascii="Source Sans 3" w:hAnsi="Source Sans 3"/>
-                <w:sz w:val="23"/>
-                <w:szCs w:val="23"/>
-              </w:rPr>
-              <w:t>sometimes</w:t>
-            </w:r>
-            <w:proofErr w:type="gramEnd"/>
-            <w:r>
-              <w:rPr>
-                <w:rFonts w:ascii="Source Sans 3" w:hAnsi="Source Sans 3"/>
-                <w:sz w:val="23"/>
-                <w:szCs w:val="23"/>
-              </w:rPr>
-              <w:t xml:space="preserve"> they have live music here. Beyond the square, on Main Avenue, on your right, there are several restaurants, and opposite these on your left is an exhibition </w:t>
-            </w:r>
-            <w:proofErr w:type="spellStart"/>
-            <w:r>
-              <w:rPr>
-                <w:rFonts w:ascii="Source Sans 3" w:hAnsi="Source Sans 3"/>
-                <w:sz w:val="23"/>
-                <w:szCs w:val="23"/>
-              </w:rPr>
-              <w:t>centre</w:t>
-            </w:r>
-            <w:proofErr w:type="spellEnd"/>
-            <w:r>
-              <w:rPr>
-                <w:rFonts w:ascii="Source Sans 3" w:hAnsi="Source Sans 3"/>
-                <w:sz w:val="23"/>
-                <w:szCs w:val="23"/>
-              </w:rPr>
-              <w:t>. There used to be a cinema here, but they moved it when they finished building the Arena.</w:t>
-            </w:r>
-          </w:p>
-          <w:p>
-            <w:pPr>
-              <w:tabs>
-                <w:tab w:val="left" w:pos="4413"/>
-              </w:tabs>
-              <w:rPr>
-                <w:rFonts w:ascii="Source Sans 3" w:hAnsi="Source Sans 3"/>
-                <w:sz w:val="23"/>
-                <w:szCs w:val="23"/>
-              </w:rPr>
-            </w:pPr>
-            <w:proofErr w:type="gramStart"/>
-            <w:r>
-              <w:rPr>
-                <w:rFonts w:ascii="Source Sans 3" w:hAnsi="Source Sans 3"/>
-                <w:sz w:val="23"/>
-                <w:szCs w:val="23"/>
-              </w:rPr>
-              <w:t>So</w:t>
-            </w:r>
-            <w:proofErr w:type="gramEnd"/>
-            <w:r>
-              <w:rPr>
-                <w:rFonts w:ascii="Source Sans 3" w:hAnsi="Source Sans 3"/>
-                <w:sz w:val="23"/>
-                <w:szCs w:val="23"/>
-              </w:rPr>
-              <w:t xml:space="preserve"> there are several coffee shops to choose from, one near the fountain and one in the north end of the building, but I suggest that we go to the one at the end of Main Avenue, because it'll probably be less busy than the others. It's right at the end, after you pass the art gallery on the right. </w:t>
-            </w:r>
-            <w:proofErr w:type="gramStart"/>
-            <w:r>
-              <w:rPr>
-                <w:rFonts w:ascii="Source Sans 3" w:hAnsi="Source Sans 3"/>
-                <w:sz w:val="23"/>
-                <w:szCs w:val="23"/>
-              </w:rPr>
-              <w:t>So</w:t>
-            </w:r>
-            <w:proofErr w:type="gramEnd"/>
-            <w:r>
-              <w:rPr>
-                <w:rFonts w:ascii="Source Sans 3" w:hAnsi="Source Sans 3"/>
-                <w:sz w:val="23"/>
-                <w:szCs w:val="23"/>
-              </w:rPr>
-              <w:t xml:space="preserve"> shall we all meet there at seven o'clock?</w:t>
-            </w:r>
-          </w:p>
-          <w:p>
-            <w:pPr>
-              <w:tabs>
-                <w:tab w:val="left" w:pos="4413"/>
-              </w:tabs>
-              <w:rPr>
-                <w:rFonts w:ascii="Source Sans 3" w:hAnsi="Source Sans 3"/>
-                <w:sz w:val="23"/>
-                <w:szCs w:val="23"/>
-              </w:rPr>
-            </w:pPr>
-            <w:r>
-              <w:rPr>
-                <w:rFonts w:ascii="Source Sans 3" w:hAnsi="Source Sans 3"/>
-                <w:sz w:val="23"/>
-                <w:szCs w:val="23"/>
-              </w:rPr>
-              <w:t xml:space="preserve">Then, after we've had a coffee, to get into the Arena we just need to go through the shopping </w:t>
-            </w:r>
-            <w:proofErr w:type="spellStart"/>
-            <w:r>
-              <w:rPr>
-                <w:rFonts w:ascii="Source Sans 3" w:hAnsi="Source Sans 3"/>
-                <w:sz w:val="23"/>
-                <w:szCs w:val="23"/>
-              </w:rPr>
-              <w:t>centre</w:t>
-            </w:r>
-            <w:proofErr w:type="spellEnd"/>
-            <w:r>
-              <w:rPr>
-                <w:rFonts w:ascii="Source Sans 3" w:hAnsi="Source Sans 3"/>
-                <w:sz w:val="23"/>
-                <w:szCs w:val="23"/>
-              </w:rPr>
-              <w:t>, which will be on our right once we go back down Main Avenue. It can be a bit tempting, but there's no other way to get there, as the Arena is the other side of it. Oh, and there are toilets beside the entrance if you need them. And then after the concert, they open the door opposite and you can go straight out into the car park, which is very convenient.</w:t>
+              <w:t>As you walk through the main entrance, you come to a square with a big fountain in the middle. This is where people usually arrange to meet up and sometimes they have live music here. Beyond the square, on Main Avenue, on your right, there are several restaurants, and opposite these on your left is an exhibition centre. There used to be a cinema here, but they moved it when they finished building the Arena.</w:t>
+            </w:r>
+          </w:p>
+          <w:p>
+            <w:pPr>
+              <w:tabs>
+                <w:tab w:val="left" w:pos="4413"/>
+              </w:tabs>
+              <w:rPr>
+                <w:rFonts w:ascii="Source Sans 3" w:hAnsi="Source Sans 3"/>
+                <w:sz w:val="23"/>
+                <w:szCs w:val="23"/>
+              </w:rPr>
+            </w:pPr>
+            <w:r>
+              <w:rPr>
+                <w:rFonts w:ascii="Source Sans 3" w:hAnsi="Source Sans 3"/>
+                <w:sz w:val="23"/>
+                <w:szCs w:val="23"/>
+              </w:rPr>
+              <w:t>So there are several coffee shops to choose from, one near the fountain and one in the north end of the building, but I suggest that we go to the one at the end of Main Avenue, because it'll probably be less busy than the others. It's right at the end, after you pass the art gallery on the right. So shall we all meet there at seven o'clock?</w:t>
+            </w:r>
+          </w:p>
+          <w:p>
+            <w:pPr>
+              <w:tabs>
+                <w:tab w:val="left" w:pos="4413"/>
+              </w:tabs>
+              <w:rPr>
+                <w:rFonts w:ascii="Source Sans 3" w:hAnsi="Source Sans 3"/>
+                <w:sz w:val="23"/>
+                <w:szCs w:val="23"/>
+              </w:rPr>
+            </w:pPr>
+            <w:r>
+              <w:rPr>
+                <w:rFonts w:ascii="Source Sans 3" w:hAnsi="Source Sans 3"/>
+                <w:sz w:val="23"/>
+                <w:szCs w:val="23"/>
+              </w:rPr>
+              <w:t>Then, after we've had a coffee, to get into the Arena we just need to go through the shopping centre, which will be on our right once we go back down Main Avenue. It can be a bit tempting, but there's no other way to get there, as the Arena is the other side of it. Oh, and there are toilets beside the entrance if you need them. And then after the concert, they open the door opposite and you can go straight out into the car park, which is very convenient.</w:t>
             </w:r>
           </w:p>
           <w:p>
@@ -15339,139 +13452,67 @@
                 <w:sz w:val="23"/>
                 <w:szCs w:val="23"/>
               </w:rPr>
-              <w:t xml:space="preserve">First of all, welcome to our activity summer camp. I hope you enjoy all the activities we have on offer. We start our tour at the outdoor theatre here, where we hold many of our evening activities. From here you can see our various watersport activities. Directly in front of the campsite, on the edge of the lake, we have the kayaking </w:t>
-            </w:r>
-            <w:proofErr w:type="spellStart"/>
-            <w:r>
-              <w:rPr>
-                <w:rFonts w:ascii="Source Sans 3" w:hAnsi="Source Sans 3"/>
-                <w:sz w:val="23"/>
-                <w:szCs w:val="23"/>
-              </w:rPr>
-              <w:t>centre</w:t>
-            </w:r>
-            <w:proofErr w:type="spellEnd"/>
-            <w:r>
-              <w:rPr>
-                <w:rFonts w:ascii="Source Sans 3" w:hAnsi="Source Sans 3"/>
-                <w:sz w:val="23"/>
-                <w:szCs w:val="23"/>
-              </w:rPr>
-              <w:t>. And then in front of the beach, we have an area reserved for diving. Swimming isn't permitted here.</w:t>
-            </w:r>
-          </w:p>
-          <w:p>
-            <w:pPr>
-              <w:tabs>
-                <w:tab w:val="left" w:pos="4413"/>
-              </w:tabs>
-              <w:rPr>
-                <w:rFonts w:ascii="Source Sans 3" w:hAnsi="Source Sans 3"/>
-                <w:sz w:val="23"/>
-                <w:szCs w:val="23"/>
-              </w:rPr>
-            </w:pPr>
-            <w:r>
-              <w:rPr>
-                <w:rFonts w:ascii="Source Sans 3" w:hAnsi="Source Sans 3"/>
-                <w:sz w:val="23"/>
-                <w:szCs w:val="23"/>
-              </w:rPr>
-              <w:t xml:space="preserve">If you like racket sports, just behind the beach you can </w:t>
-            </w:r>
-            <w:proofErr w:type="spellStart"/>
-            <w:r>
-              <w:rPr>
-                <w:rFonts w:ascii="Source Sans 3" w:hAnsi="Source Sans 3"/>
-                <w:sz w:val="23"/>
-                <w:szCs w:val="23"/>
-              </w:rPr>
-              <w:t>practise</w:t>
-            </w:r>
-            <w:proofErr w:type="spellEnd"/>
-            <w:r>
-              <w:rPr>
-                <w:rFonts w:ascii="Source Sans 3" w:hAnsi="Source Sans 3"/>
-                <w:sz w:val="23"/>
-                <w:szCs w:val="23"/>
-              </w:rPr>
-              <w:t xml:space="preserve"> badminton in the large building. That's quite popular in the evenings. We also have some outdoor tennis courts. We used to have basketball in the building too, but now you can play it on the court behind the building. And if these activities make you hungry, the path from there takes you straight to the café and dining hall.</w:t>
-            </w:r>
-          </w:p>
-          <w:p>
-            <w:pPr>
-              <w:tabs>
-                <w:tab w:val="left" w:pos="4413"/>
-              </w:tabs>
-              <w:rPr>
-                <w:rFonts w:ascii="Source Sans 3" w:hAnsi="Source Sans 3"/>
-                <w:sz w:val="23"/>
-                <w:szCs w:val="23"/>
-              </w:rPr>
-            </w:pPr>
-            <w:r>
-              <w:rPr>
-                <w:rFonts w:ascii="Source Sans 3" w:hAnsi="Source Sans 3"/>
-                <w:sz w:val="23"/>
-                <w:szCs w:val="23"/>
-              </w:rPr>
-              <w:t xml:space="preserve">However, we'll continue our walk along the lake shore and I'd like to draw your attention to two other areas. One is this part of the lake, which is perfect for swimming, but, for safety reasons, only when an instructor is present. </w:t>
-            </w:r>
-            <w:proofErr w:type="gramStart"/>
-            <w:r>
-              <w:rPr>
-                <w:rFonts w:ascii="Source Sans 3" w:hAnsi="Source Sans 3"/>
-                <w:sz w:val="23"/>
-                <w:szCs w:val="23"/>
-              </w:rPr>
-              <w:t>Unfortunately</w:t>
-            </w:r>
-            <w:proofErr w:type="gramEnd"/>
-            <w:r>
-              <w:rPr>
-                <w:rFonts w:ascii="Source Sans 3" w:hAnsi="Source Sans 3"/>
-                <w:sz w:val="23"/>
-                <w:szCs w:val="23"/>
-              </w:rPr>
-              <w:t xml:space="preserve"> we can't offer sailing as an option here this year. And I also want to point out, just across the lake, a track for cycling. Some people in the past have also gone running on the track, but there were a few accidents because there isn't enough space for runners and cyclists, so now running isn't allowed.</w:t>
-            </w:r>
-          </w:p>
-          <w:p>
-            <w:pPr>
-              <w:tabs>
-                <w:tab w:val="left" w:pos="4413"/>
-              </w:tabs>
-              <w:rPr>
-                <w:rFonts w:ascii="Source Sans 3" w:hAnsi="Source Sans 3"/>
-                <w:sz w:val="23"/>
-                <w:szCs w:val="23"/>
-              </w:rPr>
-            </w:pPr>
-            <w:r>
-              <w:rPr>
-                <w:rFonts w:ascii="Source Sans 3" w:hAnsi="Source Sans 3"/>
-                <w:sz w:val="23"/>
-                <w:szCs w:val="23"/>
-              </w:rPr>
-              <w:t xml:space="preserve">So now let's take this path here, towards the tennis courts. On our left, you can see there's a football field. Gary's our coach and he'll be </w:t>
-            </w:r>
-            <w:proofErr w:type="spellStart"/>
-            <w:r>
-              <w:rPr>
-                <w:rFonts w:ascii="Source Sans 3" w:hAnsi="Source Sans 3"/>
-                <w:sz w:val="23"/>
-                <w:szCs w:val="23"/>
-              </w:rPr>
-              <w:t>organising</w:t>
-            </w:r>
-            <w:proofErr w:type="spellEnd"/>
-            <w:r>
-              <w:rPr>
-                <w:rFonts w:ascii="Source Sans 3" w:hAnsi="Source Sans 3"/>
-                <w:sz w:val="23"/>
-                <w:szCs w:val="23"/>
-              </w:rPr>
-              <w:t xml:space="preserve"> tournaments during the week. He'll arrive tomorrow, because he's taking part in a rugby game today.</w:t>
+              <w:t>First of all, welcome to our activity summer camp. I hope you enjoy all the activities we have on offer. We start our tour at the outdoor theatre here, where we hold many of our evening activities. From here you can see our various watersport activities. Directly in front of the campsite, on the edge of the lake, we have the kayaking centre. And then in front of the beach, we have an area reserved for diving. Swimming isn't permitted here.</w:t>
+            </w:r>
+          </w:p>
+          <w:p>
+            <w:pPr>
+              <w:tabs>
+                <w:tab w:val="left" w:pos="4413"/>
+              </w:tabs>
+              <w:rPr>
+                <w:rFonts w:ascii="Source Sans 3" w:hAnsi="Source Sans 3"/>
+                <w:sz w:val="23"/>
+                <w:szCs w:val="23"/>
+              </w:rPr>
+            </w:pPr>
+            <w:r>
+              <w:rPr>
+                <w:rFonts w:ascii="Source Sans 3" w:hAnsi="Source Sans 3"/>
+                <w:sz w:val="23"/>
+                <w:szCs w:val="23"/>
+              </w:rPr>
+              <w:t>If you like racket sports, just behind the beach you can practise badminton in the large building. That's quite popular in the evenings. We also have some outdoor tennis courts. We used to have basketball in the building too, but now you can play it on the court behind the building. And if these activities make you hungry, the path from there takes you straight to the café and dining hall.</w:t>
+            </w:r>
+          </w:p>
+          <w:p>
+            <w:pPr>
+              <w:tabs>
+                <w:tab w:val="left" w:pos="4413"/>
+              </w:tabs>
+              <w:rPr>
+                <w:rFonts w:ascii="Source Sans 3" w:hAnsi="Source Sans 3"/>
+                <w:sz w:val="23"/>
+                <w:szCs w:val="23"/>
+              </w:rPr>
+            </w:pPr>
+            <w:r>
+              <w:rPr>
+                <w:rFonts w:ascii="Source Sans 3" w:hAnsi="Source Sans 3"/>
+                <w:sz w:val="23"/>
+                <w:szCs w:val="23"/>
+              </w:rPr>
+              <w:t>However, we'll continue our walk along the lake shore and I'd like to draw your attention to two other areas. One is this part of the lake, which is perfect for swimming, but, for safety reasons, only when an instructor is present. Unfortunately we can't offer sailing as an option here this year. And I also want to point out, just across the lake, a track for cycling. Some people in the past have also gone running on the track, but there were a few accidents because there isn't enough space for runners and cyclists, so now running isn't allowed.</w:t>
+            </w:r>
+          </w:p>
+          <w:p>
+            <w:pPr>
+              <w:tabs>
+                <w:tab w:val="left" w:pos="4413"/>
+              </w:tabs>
+              <w:rPr>
+                <w:rFonts w:ascii="Source Sans 3" w:hAnsi="Source Sans 3"/>
+                <w:sz w:val="23"/>
+                <w:szCs w:val="23"/>
+              </w:rPr>
+            </w:pPr>
+            <w:r>
+              <w:rPr>
+                <w:rFonts w:ascii="Source Sans 3" w:hAnsi="Source Sans 3"/>
+                <w:sz w:val="23"/>
+                <w:szCs w:val="23"/>
+              </w:rPr>
+              <w:t>So now let's take this path here, towards the tennis courts. On our left, you can see there's a football field. Gary's our coach and he'll be organising tournaments during the week. He'll arrive tomorrow, because he's taking part in a rugby game today.</w:t>
             </w:r>
           </w:p>
           <w:p>
@@ -15533,7 +13574,6 @@
                 <w:sz w:val="23"/>
                 <w:szCs w:val="23"/>
               </w:rPr>
-              <w:lastRenderedPageBreak/>
               <w:t>Mindset_L1_53.mp3</w:t>
             </w:r>
           </w:p>
@@ -15561,128 +13601,47 @@
                 <w:sz w:val="23"/>
                 <w:szCs w:val="23"/>
               </w:rPr>
-              <w:t xml:space="preserve">Good morning. I'd like to thank the council for agreeing to this meeting and for welcoming us here today to explain to you our plans for Pine Woods Centre. Our aim is to make Pine Woods a place where people of all ages can come and enjoy their free time. The </w:t>
-            </w:r>
-            <w:proofErr w:type="spellStart"/>
-            <w:r>
-              <w:rPr>
-                <w:rFonts w:ascii="Source Sans 3" w:hAnsi="Source Sans 3"/>
-                <w:sz w:val="23"/>
-                <w:szCs w:val="23"/>
-              </w:rPr>
-              <w:t>centre</w:t>
-            </w:r>
-            <w:proofErr w:type="spellEnd"/>
-            <w:r>
-              <w:rPr>
-                <w:rFonts w:ascii="Source Sans 3" w:hAnsi="Source Sans 3"/>
-                <w:sz w:val="23"/>
-                <w:szCs w:val="23"/>
-              </w:rPr>
-              <w:t xml:space="preserve"> will feature our Tree Tops Challenge-only for the brave and fearless! For the less brave, and for families with children, there will be adventure playgrounds, indoor and outdoor, and a feeding area for farm animals and we will also offer cycle trails through the woods.</w:t>
-            </w:r>
-          </w:p>
-          <w:p>
-            <w:pPr>
-              <w:tabs>
-                <w:tab w:val="left" w:pos="4413"/>
-              </w:tabs>
-              <w:rPr>
-                <w:rFonts w:ascii="Source Sans 3" w:hAnsi="Source Sans 3"/>
-                <w:sz w:val="23"/>
-                <w:szCs w:val="23"/>
-              </w:rPr>
-            </w:pPr>
-            <w:r>
-              <w:rPr>
-                <w:rFonts w:ascii="Source Sans 3" w:hAnsi="Source Sans 3"/>
-                <w:sz w:val="23"/>
-                <w:szCs w:val="23"/>
-              </w:rPr>
-              <w:t xml:space="preserve">I'll give you an overview of Pine Woods first and then tell you more about each area in more detail. This first slide shows the overall layout of the </w:t>
-            </w:r>
-            <w:proofErr w:type="spellStart"/>
-            <w:r>
-              <w:rPr>
-                <w:rFonts w:ascii="Source Sans 3" w:hAnsi="Source Sans 3"/>
-                <w:sz w:val="23"/>
-                <w:szCs w:val="23"/>
-              </w:rPr>
-              <w:t>centre</w:t>
-            </w:r>
-            <w:proofErr w:type="spellEnd"/>
-            <w:r>
-              <w:rPr>
-                <w:rFonts w:ascii="Source Sans 3" w:hAnsi="Source Sans 3"/>
-                <w:sz w:val="23"/>
-                <w:szCs w:val="23"/>
-              </w:rPr>
-              <w:t xml:space="preserve"> and where all the activities will be situated. As you can see from the map, the entrance to this attraction will be on the south side. As visitors enter from the car park, they will walk along this path leading them to the café and gift shop. The gift shop will be where tickets are on sale and therefore needs to be near the entrance. </w:t>
-            </w:r>
-            <w:proofErr w:type="gramStart"/>
-            <w:r>
-              <w:rPr>
-                <w:rFonts w:ascii="Source Sans 3" w:hAnsi="Source Sans 3"/>
-                <w:sz w:val="23"/>
-                <w:szCs w:val="23"/>
-              </w:rPr>
-              <w:t>So</w:t>
-            </w:r>
-            <w:proofErr w:type="gramEnd"/>
-            <w:r>
-              <w:rPr>
-                <w:rFonts w:ascii="Source Sans 3" w:hAnsi="Source Sans 3"/>
-                <w:sz w:val="23"/>
-                <w:szCs w:val="23"/>
-              </w:rPr>
-              <w:t xml:space="preserve"> this building here on the right will be the café and the building on the left will be the gift shop. There will also be a picnic field behind the café for the warmer months. It's the area just to the right of the café as you look at the map. And in the bottom right-hand corner of the picnic </w:t>
-            </w:r>
-            <w:proofErr w:type="gramStart"/>
-            <w:r>
-              <w:rPr>
-                <w:rFonts w:ascii="Source Sans 3" w:hAnsi="Source Sans 3"/>
-                <w:sz w:val="23"/>
-                <w:szCs w:val="23"/>
-              </w:rPr>
-              <w:t>field</w:t>
-            </w:r>
-            <w:proofErr w:type="gramEnd"/>
-            <w:r>
-              <w:rPr>
-                <w:rFonts w:ascii="Source Sans 3" w:hAnsi="Source Sans 3"/>
-                <w:sz w:val="23"/>
-                <w:szCs w:val="23"/>
-              </w:rPr>
-              <w:t xml:space="preserve"> we're planning to have a barbecue area, where people can hire a barbecue and bring their own food to cook. It'll be great for parties. In summer we plan to have bands performing here in the </w:t>
-            </w:r>
-            <w:proofErr w:type="gramStart"/>
-            <w:r>
-              <w:rPr>
-                <w:rFonts w:ascii="Source Sans 3" w:hAnsi="Source Sans 3"/>
-                <w:sz w:val="23"/>
-                <w:szCs w:val="23"/>
-              </w:rPr>
-              <w:t>evenings..</w:t>
-            </w:r>
-            <w:proofErr w:type="gramEnd"/>
-          </w:p>
-          <w:p>
-            <w:pPr>
-              <w:tabs>
-                <w:tab w:val="left" w:pos="4413"/>
-              </w:tabs>
-              <w:rPr>
-                <w:rFonts w:ascii="Source Sans 3" w:hAnsi="Source Sans 3"/>
-                <w:sz w:val="23"/>
-                <w:szCs w:val="23"/>
-              </w:rPr>
-            </w:pPr>
-            <w:r>
-              <w:rPr>
-                <w:rFonts w:ascii="Source Sans 3" w:hAnsi="Source Sans 3"/>
-                <w:sz w:val="23"/>
-                <w:szCs w:val="23"/>
-              </w:rPr>
+              <w:t>Good morning. I'd like to thank the council for agreeing to this meeting and for welcoming us here today to explain to you our plans for Pine Woods Centre. Our aim is to make Pine Woods a place where people of all ages can come and enjoy their free time. The centre will feature our Tree Tops Challenge-only for the brave and fearless! For the less brave, and for families with children, there will be adventure playgrounds, indoor and outdoor, and a feeding area for farm animals and we will also offer cycle trails through the woods.</w:t>
+            </w:r>
+          </w:p>
+          <w:p>
+            <w:pPr>
+              <w:tabs>
+                <w:tab w:val="left" w:pos="4413"/>
+              </w:tabs>
+              <w:rPr>
+                <w:rFonts w:ascii="Source Sans 3" w:hAnsi="Source Sans 3"/>
+                <w:sz w:val="23"/>
+                <w:szCs w:val="23"/>
+              </w:rPr>
+            </w:pPr>
+            <w:r>
+              <w:rPr>
+                <w:rFonts w:ascii="Source Sans 3" w:hAnsi="Source Sans 3"/>
+                <w:sz w:val="23"/>
+                <w:szCs w:val="23"/>
+              </w:rPr>
+              <w:t>I'll give you an overview of Pine Woods first and then tell you more about each area in more detail. This first slide shows the overall layout of the centre and where all the activities will be situated. As you can see from the map, the entrance to this attraction will be on the south side. As visitors enter from the car park, they will walk along this path leading them to the café and gift shop. The gift shop will be where tickets are on sale and therefore needs to be near the entrance. So this building here on the right will be the café and the building on the left will be the gift shop. There will also be a picnic field behind the café for the warmer months. It's the area just to the right of the café as you look at the map. And in the bottom right-hand corner of the picnic field we're planning to have a barbecue area, where people can hire a barbecue and bring their own food to cook. It'll be great for parties. In summer we plan to have bands performing here in the evenings..</w:t>
+            </w:r>
+          </w:p>
+          <w:p>
+            <w:pPr>
+              <w:tabs>
+                <w:tab w:val="left" w:pos="4413"/>
+              </w:tabs>
+              <w:rPr>
+                <w:rFonts w:ascii="Source Sans 3" w:hAnsi="Source Sans 3"/>
+                <w:sz w:val="23"/>
+                <w:szCs w:val="23"/>
+              </w:rPr>
+            </w:pPr>
+            <w:r>
+              <w:rPr>
+                <w:rFonts w:ascii="Source Sans 3" w:hAnsi="Source Sans 3"/>
+                <w:sz w:val="23"/>
+                <w:szCs w:val="23"/>
+              </w:rPr>
+              <w:lastRenderedPageBreak/>
               <w:t>To the west of the gift shop is where the Tree Tops Challenge will take place. There's a path here winding through the forest, and up in the trees there will be all sorts of high-level adventure apparatus-rope swings, awesome rope bridges and tunnels, and zip wires where you can fly way above the forest floor. This adventure experience will only be open to those aged 15 and over.</w:t>
             </w:r>
           </w:p>
@@ -15723,63 +13682,27 @@
                 <w:sz w:val="23"/>
                 <w:szCs w:val="23"/>
               </w:rPr>
-              <w:t xml:space="preserve">And finally, let's turn our attention back to this area here, where the paths meet and form a crossroads. This path leading to the east end of the farm will take our visitors to the area which houses the farm animals. Children will be able to watch the animals being fed and cared for, and in some </w:t>
-            </w:r>
-            <w:proofErr w:type="gramStart"/>
-            <w:r>
-              <w:rPr>
-                <w:rFonts w:ascii="Source Sans 3" w:hAnsi="Source Sans 3"/>
-                <w:sz w:val="23"/>
-                <w:szCs w:val="23"/>
-              </w:rPr>
-              <w:t>instances</w:t>
-            </w:r>
-            <w:proofErr w:type="gramEnd"/>
-            <w:r>
-              <w:rPr>
-                <w:rFonts w:ascii="Source Sans 3" w:hAnsi="Source Sans 3"/>
-                <w:sz w:val="23"/>
-                <w:szCs w:val="23"/>
-              </w:rPr>
-              <w:t xml:space="preserve"> they will be able to feed the animals themselves. The sheep will be in this first area on the right here, directly opposite the pigs, and the goats will go at the very end there. We haven't quite decided on the other areas yet.</w:t>
-            </w:r>
-          </w:p>
-          <w:p>
-            <w:pPr>
-              <w:tabs>
-                <w:tab w:val="left" w:pos="4413"/>
-              </w:tabs>
-              <w:rPr>
-                <w:rFonts w:ascii="Source Sans 3" w:hAnsi="Source Sans 3"/>
-                <w:sz w:val="23"/>
-                <w:szCs w:val="23"/>
-              </w:rPr>
-            </w:pPr>
-            <w:r>
-              <w:rPr>
-                <w:rFonts w:ascii="Source Sans 3" w:hAnsi="Source Sans 3"/>
-                <w:sz w:val="23"/>
-                <w:szCs w:val="23"/>
-              </w:rPr>
-              <w:t xml:space="preserve">So those are our plans. We hope they will be approved, and we look forward to welcoming you back in the </w:t>
-            </w:r>
-            <w:proofErr w:type="gramStart"/>
-            <w:r>
-              <w:rPr>
-                <w:rFonts w:ascii="Source Sans 3" w:hAnsi="Source Sans 3"/>
-                <w:sz w:val="23"/>
-                <w:szCs w:val="23"/>
-              </w:rPr>
-              <w:t>not too distant</w:t>
-            </w:r>
-            <w:proofErr w:type="gramEnd"/>
-            <w:r>
-              <w:rPr>
-                <w:rFonts w:ascii="Source Sans 3" w:hAnsi="Source Sans 3"/>
-                <w:sz w:val="23"/>
-                <w:szCs w:val="23"/>
-              </w:rPr>
-              <w:t xml:space="preserve"> future to see the final result.</w:t>
+              <w:t>And finally, let's turn our attention back to this area here, where the paths meet and form a crossroads. This path leading to the east end of the farm will take our visitors to the area which houses the farm animals. Children will be able to watch the animals being fed and cared for, and in some instances they will be able to feed the animals themselves. The sheep will be in this first area on the right here, directly opposite the pigs, and the goats will go at the very end there. We haven't quite decided on the other areas yet.</w:t>
+            </w:r>
+          </w:p>
+          <w:p>
+            <w:pPr>
+              <w:tabs>
+                <w:tab w:val="left" w:pos="4413"/>
+              </w:tabs>
+              <w:rPr>
+                <w:rFonts w:ascii="Source Sans 3" w:hAnsi="Source Sans 3"/>
+                <w:sz w:val="23"/>
+                <w:szCs w:val="23"/>
+              </w:rPr>
+            </w:pPr>
+            <w:r>
+              <w:rPr>
+                <w:rFonts w:ascii="Source Sans 3" w:hAnsi="Source Sans 3"/>
+                <w:sz w:val="23"/>
+                <w:szCs w:val="23"/>
+              </w:rPr>
+              <w:t>So those are our plans. We hope they will be approved, and we look forward to welcoming you back in the not too distant future to see the final result.</w:t>
             </w:r>
           </w:p>
         </w:tc>
@@ -15848,25 +13771,7 @@
                 <w:sz w:val="23"/>
                 <w:szCs w:val="23"/>
               </w:rPr>
-              <w:t xml:space="preserve">I'm going to talk about a hobby I'd like to take up in the future. I really want to learn ballroom dancing. This is because I love Latin music and I love the way the dancers move and shake. I also want to give myself a challenge and learn something new. Watching ballroom dancing always makes me feel excited. I don't think it'll be too difficult for me, because I already do ballet and tap dancing. I like learning new steps. For example, I really want to learn the tango or the samba because these are exciting and look good to people watching. I've tried Flamenco dancing but I'm not very good. I'm also worried about finding the right dance partner, because I'll be a little slow to learn in the beginning. </w:t>
-            </w:r>
-            <w:proofErr w:type="gramStart"/>
-            <w:r>
-              <w:rPr>
-                <w:rFonts w:ascii="Source Sans 3" w:hAnsi="Source Sans 3"/>
-                <w:sz w:val="23"/>
-                <w:szCs w:val="23"/>
-              </w:rPr>
-              <w:t>So</w:t>
-            </w:r>
-            <w:proofErr w:type="gramEnd"/>
-            <w:r>
-              <w:rPr>
-                <w:rFonts w:ascii="Source Sans 3" w:hAnsi="Source Sans 3"/>
-                <w:sz w:val="23"/>
-                <w:szCs w:val="23"/>
-              </w:rPr>
-              <w:t xml:space="preserve"> I might</w:t>
+              <w:t>I'm going to talk about a hobby I'd like to take up in the future. I really want to learn ballroom dancing. This is because I love Latin music and I love the way the dancers move and shake. I also want to give myself a challenge and learn something new. Watching ballroom dancing always makes me feel excited. I don't think it'll be too difficult for me, because I already do ballet and tap dancing. I like learning new steps. For example, I really want to learn the tango or the samba because these are exciting and look good to people watching. I've tried Flamenco dancing but I'm not very good. I'm also worried about finding the right dance partner, because I'll be a little slow to learn in the beginning. So I might</w:t>
             </w:r>
             <w:r>
               <w:rPr>
@@ -15898,18 +13803,8 @@
                 <w:sz w:val="23"/>
                 <w:szCs w:val="23"/>
               </w:rPr>
-              <w:t xml:space="preserve">over sometimes. In </w:t>
-            </w:r>
-            <w:proofErr w:type="gramStart"/>
-            <w:r>
-              <w:rPr>
-                <w:rFonts w:ascii="Source Sans 3" w:hAnsi="Source Sans 3"/>
-                <w:sz w:val="23"/>
-                <w:szCs w:val="23"/>
-              </w:rPr>
-              <w:t>fact</w:t>
-            </w:r>
-            <w:proofErr w:type="gramEnd"/>
+              <w:t>over sometimes. In fact</w:t>
+            </w:r>
             <w:r>
               <w:rPr>
                 <w:rFonts w:ascii="Source Sans 3" w:hAnsi="Source Sans 3"/>
@@ -15993,25 +13888,7 @@
                 <w:sz w:val="23"/>
                 <w:szCs w:val="23"/>
               </w:rPr>
-              <w:t xml:space="preserve">I'm going to tell you about a leisure activity I'd like to do in the future. I'd really like to learn how to play the acoustic guitar. This is because I love music and I love the beautiful sound this kind of guitar makes. I also want to give myself a challenge and learn something new. I don't think it'll be too difficult for me because I already know how to read music. I play the piano but I'm not very good. I think playing the guitar will be easier. I also like the fact that you can carry a guitar round easily and play it anywhere. For </w:t>
-            </w:r>
-            <w:proofErr w:type="gramStart"/>
-            <w:r>
-              <w:rPr>
-                <w:rFonts w:ascii="Source Sans 3" w:hAnsi="Source Sans 3"/>
-                <w:sz w:val="23"/>
-                <w:szCs w:val="23"/>
-              </w:rPr>
-              <w:t>example</w:t>
-            </w:r>
-            <w:proofErr w:type="gramEnd"/>
-            <w:r>
-              <w:rPr>
-                <w:rFonts w:ascii="Source Sans 3" w:hAnsi="Source Sans 3"/>
-                <w:sz w:val="23"/>
-                <w:szCs w:val="23"/>
-              </w:rPr>
-              <w:t xml:space="preserve"> I can play it in the park or on the beach.</w:t>
+              <w:t>I'm going to tell you about a leisure activity I'd like to do in the future. I'd really like to learn how to play the acoustic guitar. This is because I love music and I love the beautiful sound this kind of guitar makes. I also want to give myself a challenge and learn something new. I don't think it'll be too difficult for me because I already know how to read music. I play the piano but I'm not very good. I think playing the guitar will be easier. I also like the fact that you can carry a guitar round easily and play it anywhere. For example I can play it in the park or on the beach.</w:t>
             </w:r>
           </w:p>
           <w:p>
@@ -16293,25 +14170,7 @@
                 <w:sz w:val="23"/>
                 <w:szCs w:val="23"/>
               </w:rPr>
-              <w:t xml:space="preserve">: You have to wear a shirt </w:t>
-            </w:r>
-            <w:proofErr w:type="gramStart"/>
-            <w:r>
-              <w:rPr>
-                <w:rFonts w:ascii="Source Sans 3" w:hAnsi="Source Sans 3"/>
-                <w:sz w:val="23"/>
-                <w:szCs w:val="23"/>
-              </w:rPr>
-              <w:t>an</w:t>
-            </w:r>
-            <w:proofErr w:type="gramEnd"/>
-            <w:r>
-              <w:rPr>
-                <w:rFonts w:ascii="Source Sans 3" w:hAnsi="Source Sans 3"/>
-                <w:sz w:val="23"/>
-                <w:szCs w:val="23"/>
-              </w:rPr>
-              <w:t>' tie.</w:t>
+              <w:t>: You have to wear a shirt an' tie.</w:t>
             </w:r>
           </w:p>
           <w:p>
@@ -16550,25 +14409,7 @@
                 <w:sz w:val="23"/>
                 <w:szCs w:val="23"/>
               </w:rPr>
-              <w:t xml:space="preserve">He was clearly gifted, and his mother used to arrange for him to take part in local competitions. He came second in one, and his mother posted his performance on YouTube. She kept posting other clips of him singing, and soon these attracted a number of fans who started following him, though at this point he still hadn't found fame. His big break came when a music executive came across these videos by accident when he was looking for a performance by a different artist. He immediately </w:t>
-            </w:r>
-            <w:proofErr w:type="spellStart"/>
-            <w:r>
-              <w:rPr>
-                <w:rFonts w:ascii="Source Sans 3" w:hAnsi="Source Sans 3"/>
-                <w:sz w:val="23"/>
-                <w:szCs w:val="23"/>
-              </w:rPr>
-              <w:t>recognised</w:t>
-            </w:r>
-            <w:proofErr w:type="spellEnd"/>
-            <w:r>
-              <w:rPr>
-                <w:rFonts w:ascii="Source Sans 3" w:hAnsi="Source Sans 3"/>
-                <w:sz w:val="23"/>
-                <w:szCs w:val="23"/>
-              </w:rPr>
-              <w:t xml:space="preserve"> Bieber's talent and gave the teenager a contract with his recording company. His first record was a worldwide hit. He shot to fame in just two years and is now a global superstar, one of the most well-known performers the world has ever seen.</w:t>
+              <w:t>He was clearly gifted, and his mother used to arrange for him to take part in local competitions. He came second in one, and his mother posted his performance on YouTube. She kept posting other clips of him singing, and soon these attracted a number of fans who started following him, though at this point he still hadn't found fame. His big break came when a music executive came across these videos by accident when he was looking for a performance by a different artist. He immediately recognised Bieber's talent and gave the teenager a contract with his recording company. His first record was a worldwide hit. He shot to fame in just two years and is now a global superstar, one of the most well-known performers the world has ever seen.</w:t>
             </w:r>
           </w:p>
         </w:tc>
@@ -16639,7 +14480,6 @@
                 <w:sz w:val="23"/>
                 <w:szCs w:val="23"/>
               </w:rPr>
-              <w:lastRenderedPageBreak/>
               <w:t>A</w:t>
             </w:r>
             <w:r>
@@ -16648,25 +14488,7 @@
                 <w:sz w:val="23"/>
                 <w:szCs w:val="23"/>
               </w:rPr>
-              <w:t xml:space="preserve">: I wouldn't like to be famous. I would hate people to </w:t>
-            </w:r>
-            <w:proofErr w:type="spellStart"/>
-            <w:r>
-              <w:rPr>
-                <w:rFonts w:ascii="Source Sans 3" w:hAnsi="Source Sans 3"/>
-                <w:sz w:val="23"/>
-                <w:szCs w:val="23"/>
-              </w:rPr>
-              <w:t>recognise</w:t>
-            </w:r>
-            <w:proofErr w:type="spellEnd"/>
-            <w:r>
-              <w:rPr>
-                <w:rFonts w:ascii="Source Sans 3" w:hAnsi="Source Sans 3"/>
-                <w:sz w:val="23"/>
-                <w:szCs w:val="23"/>
-              </w:rPr>
-              <w:t xml:space="preserve"> me all the time. You would always be followed by journalists and never able to have a private life. Being followed on a good day, when you've been to the hairdresser and are wearing your best jeans, is perhaps acceptable, but can you imagine how it would make you feel on a bad day?</w:t>
+              <w:t>: I wouldn't like to be famous. I would hate people to recognise me all the time. You would always be followed by journalists and never able to have a private life. Being followed on a good day, when you've been to the hairdresser and are wearing your best jeans, is perhaps acceptable, but can you imagine how it would make you feel on a bad day?</w:t>
             </w:r>
           </w:p>
           <w:p>
@@ -16841,6 +14663,7 @@
               <w:rPr>
                 <w:rStyle w:val="NotSpokenChar"/>
               </w:rPr>
+              <w:lastRenderedPageBreak/>
               <w:t>Celebrity:</w:t>
             </w:r>
             <w:r>
@@ -17203,25 +15026,7 @@
                 <w:sz w:val="23"/>
                 <w:szCs w:val="23"/>
               </w:rPr>
-              <w:t xml:space="preserve">Remember that a film is really a story in pictures. There are lots of ways of telling a story. </w:t>
-            </w:r>
-            <w:proofErr w:type="gramStart"/>
-            <w:r>
-              <w:rPr>
-                <w:rFonts w:ascii="Source Sans 3" w:hAnsi="Source Sans 3"/>
-                <w:sz w:val="23"/>
-                <w:szCs w:val="23"/>
-              </w:rPr>
-              <w:t>So</w:t>
-            </w:r>
-            <w:proofErr w:type="gramEnd"/>
-            <w:r>
-              <w:rPr>
-                <w:rFonts w:ascii="Source Sans 3" w:hAnsi="Source Sans 3"/>
-                <w:sz w:val="23"/>
-                <w:szCs w:val="23"/>
-              </w:rPr>
-              <w:t xml:space="preserve"> choose a style of film that suits the talents of the group. If you have talented artists, but no good writers, or actors, you might want to make your film in the style of a cartoon or some</w:t>
+              <w:t>Remember that a film is really a story in pictures. There are lots of ways of telling a story. So choose a style of film that suits the talents of the group. If you have talented artists, but no good writers, or actors, you might want to make your film in the style of a cartoon or some</w:t>
             </w:r>
             <w:r>
               <w:rPr>
@@ -17433,7 +15238,39 @@
                 <w:sz w:val="23"/>
                 <w:szCs w:val="23"/>
               </w:rPr>
-              <w:t>casting your film-finding the actors. Don't just rely on your friends. Be creative! Perhaps you could advertise on social media. Or if your film needs a doctor, perhaps you could ask one from the local</w:t>
+              <w:t>casting your film</w:t>
+            </w:r>
+            <w:r>
+              <w:rPr>
+                <w:rFonts w:ascii="Source Sans 3" w:hAnsi="Source Sans 3"/>
+                <w:sz w:val="23"/>
+                <w:szCs w:val="23"/>
+              </w:rPr>
+              <w:t xml:space="preserve"> </w:t>
+            </w:r>
+            <w:r>
+              <w:rPr>
+                <w:rFonts w:ascii="Source Sans 3" w:hAnsi="Source Sans 3"/>
+                <w:sz w:val="23"/>
+                <w:szCs w:val="23"/>
+              </w:rPr>
+              <w:t>-</w:t>
+            </w:r>
+            <w:r>
+              <w:rPr>
+                <w:rFonts w:ascii="Source Sans 3" w:hAnsi="Source Sans 3"/>
+                <w:sz w:val="23"/>
+                <w:szCs w:val="23"/>
+              </w:rPr>
+              <w:t xml:space="preserve"> </w:t>
+            </w:r>
+            <w:r>
+              <w:rPr>
+                <w:rFonts w:ascii="Source Sans 3" w:hAnsi="Source Sans 3"/>
+                <w:sz w:val="23"/>
+                <w:szCs w:val="23"/>
+              </w:rPr>
+              <w:t>finding the actors. Don't just rely on your friends. Be creative! Perhaps you could advertise on social media. Or if your film needs a doctor, perhaps you could ask one from the local</w:t>
             </w:r>
             <w:r>
               <w:rPr>
@@ -17578,7 +15415,7 @@
                 <w:sz w:val="23"/>
                 <w:szCs w:val="23"/>
               </w:rPr>
-              <w:t>I also like him because he was the world's youngest self-made billionaire at the time. If he could do it, I like to I think I could do it too. Finally, I admire him because he's very generous and uses his money to help people. He has given away a huge amount of his money to charity, and I believe he plans to give most of it away in the end. I think this is an excellent idea and I hope this can show other rich and powerful people that they should also help others.</w:t>
+              <w:t>I also like him because he was the world's youngest self-made billionaire at the time. If he could do it, I like to think I could do it too. Finally, I admire him because he's very generous and uses his money to help people. He has given away a huge amount of his money to charity, and I believe he plans to give most of it away in the end. I think this is an excellent idea and I hope this can show other rich and powerful people that they should also help others.</w:t>
             </w:r>
           </w:p>
         </w:tc>
@@ -17620,7 +15457,6 @@
                 <w:sz w:val="23"/>
                 <w:szCs w:val="23"/>
               </w:rPr>
-              <w:lastRenderedPageBreak/>
               <w:t>Mindset_L1_65.mp3</w:t>
             </w:r>
           </w:p>
@@ -17668,25 +15504,7 @@
                 <w:sz w:val="23"/>
                 <w:szCs w:val="23"/>
               </w:rPr>
-              <w:t xml:space="preserve">David Beckham became famous because he was a very talented footballer. His </w:t>
-            </w:r>
-            <w:proofErr w:type="spellStart"/>
-            <w:r>
-              <w:rPr>
-                <w:rFonts w:ascii="Source Sans 3" w:hAnsi="Source Sans 3"/>
-                <w:sz w:val="23"/>
-                <w:szCs w:val="23"/>
-              </w:rPr>
-              <w:t>speciality</w:t>
-            </w:r>
-            <w:proofErr w:type="spellEnd"/>
-            <w:r>
-              <w:rPr>
-                <w:rFonts w:ascii="Source Sans 3" w:hAnsi="Source Sans 3"/>
-                <w:sz w:val="23"/>
-                <w:szCs w:val="23"/>
-              </w:rPr>
-              <w:t xml:space="preserve"> was scoring amazing goals from free kicks. But he wasn't well-known only for his football skills. He became even more famous when he married a pop star - Victoria, one of the Spice Girls. And another reason for his fame was his good looks and his style. I think almost every boy in the world wanted to have a David Beckham haircut! I know I did.</w:t>
+              <w:t>David Beckham became famous because he was a very talented footballer. His speciality was scoring amazing goals from free kicks. But he wasn't well-known only for his football skills. He became even more famous when he married a pop star - Victoria, one of the Spice Girls. And another reason for his fame was his good looks and his style. I think almost every boy in the world wanted to have a David Beckham haircut! I know I did.</w:t>
             </w:r>
           </w:p>
           <w:p>
@@ -17779,6 +15597,7 @@
                 <w:sz w:val="23"/>
                 <w:szCs w:val="23"/>
               </w:rPr>
+              <w:lastRenderedPageBreak/>
               <w:t>Speaker 1</w:t>
             </w:r>
           </w:p>
@@ -17843,25 +15662,7 @@
                 <w:sz w:val="23"/>
                 <w:szCs w:val="23"/>
               </w:rPr>
-              <w:t xml:space="preserve">This creature lives in the ocean from Australia up to Japan. Many of them are quite small, with a body that grows up to five </w:t>
-            </w:r>
-            <w:proofErr w:type="spellStart"/>
-            <w:r>
-              <w:rPr>
-                <w:rFonts w:ascii="Source Sans 3" w:hAnsi="Source Sans 3"/>
-                <w:sz w:val="23"/>
-                <w:szCs w:val="23"/>
-              </w:rPr>
-              <w:t>centimetres</w:t>
-            </w:r>
-            <w:proofErr w:type="spellEnd"/>
-            <w:r>
-              <w:rPr>
-                <w:rFonts w:ascii="Source Sans 3" w:hAnsi="Source Sans 3"/>
-                <w:sz w:val="23"/>
-                <w:szCs w:val="23"/>
-              </w:rPr>
-              <w:t xml:space="preserve"> long, and they have long tentacles, or arms. Its name comes from the bright blue rings that show up when it's frightened. You need to be careful in the sea around them as they are very poisonous.</w:t>
+              <w:t>This creature lives in the ocean from Australia up to Japan. Many of them are quite small, with a body that grows up to five centimetres long, and they have long tentacles, or arms. Its name comes from the bright blue rings that show up when it's frightened. You need to be careful in the sea around them as they are very poisonous.</w:t>
             </w:r>
           </w:p>
           <w:p>
@@ -18038,7 +15839,7 @@
                 <w:sz w:val="23"/>
                 <w:szCs w:val="23"/>
               </w:rPr>
-              <w:t>So now I'm going to talk a little about where they live. As you can probably guess, and as you can see in this first photo, their name reflects the environment they live in-tropical</w:t>
+              <w:t>So now I'm going to talk a little about where they live. As you can probably guess, and as you can see in this first photo, their name reflects the environment they live in</w:t>
             </w:r>
             <w:r>
               <w:rPr>
@@ -18054,6 +15855,38 @@
                 <w:sz w:val="23"/>
                 <w:szCs w:val="23"/>
               </w:rPr>
+              <w:t>-</w:t>
+            </w:r>
+            <w:r>
+              <w:rPr>
+                <w:rFonts w:ascii="Source Sans 3" w:hAnsi="Source Sans 3"/>
+                <w:sz w:val="23"/>
+                <w:szCs w:val="23"/>
+              </w:rPr>
+              <w:t xml:space="preserve"> </w:t>
+            </w:r>
+            <w:r>
+              <w:rPr>
+                <w:rFonts w:ascii="Source Sans 3" w:hAnsi="Source Sans 3"/>
+                <w:sz w:val="23"/>
+                <w:szCs w:val="23"/>
+              </w:rPr>
+              <w:t>tropical</w:t>
+            </w:r>
+            <w:r>
+              <w:rPr>
+                <w:rFonts w:ascii="Source Sans 3" w:hAnsi="Source Sans 3"/>
+                <w:sz w:val="23"/>
+                <w:szCs w:val="23"/>
+              </w:rPr>
+              <w:t xml:space="preserve"> </w:t>
+            </w:r>
+            <w:r>
+              <w:rPr>
+                <w:rFonts w:ascii="Source Sans 3" w:hAnsi="Source Sans 3"/>
+                <w:sz w:val="23"/>
+                <w:szCs w:val="23"/>
+              </w:rPr>
               <w:t>mountain forests.</w:t>
             </w:r>
           </w:p>
@@ -18096,43 +15929,21 @@
               </w:rPr>
               <w:t>don't make their nests high up as other species do mountain</w:t>
             </w:r>
-          </w:p>
-          <w:p>
-            <w:pPr>
-              <w:tabs>
-                <w:tab w:val="left" w:pos="4413"/>
-              </w:tabs>
-              <w:rPr>
-                <w:rFonts w:ascii="Source Sans 3" w:hAnsi="Source Sans 3"/>
-                <w:sz w:val="23"/>
-                <w:szCs w:val="23"/>
-              </w:rPr>
-            </w:pPr>
-            <w:r>
-              <w:rPr>
-                <w:rFonts w:ascii="Source Sans 3" w:hAnsi="Source Sans 3"/>
-                <w:sz w:val="23"/>
-                <w:szCs w:val="23"/>
-              </w:rPr>
-              <w:t xml:space="preserve">gorillas make them on the ground instead. And they sleep wherever they end their day and they rarely sleep in the same bed twice! So, I'll move on to talk about the physical features of the mountain gorilla. In other words, what it looks like. So here are some more photographs on screen for you all to have a look at. This gorilla here on the left is a male gorilla. We know that he's an older male gorilla because of the </w:t>
-            </w:r>
-            <w:proofErr w:type="spellStart"/>
-            <w:r>
-              <w:rPr>
-                <w:rFonts w:ascii="Source Sans 3" w:hAnsi="Source Sans 3"/>
-                <w:sz w:val="23"/>
-                <w:szCs w:val="23"/>
-              </w:rPr>
-              <w:t>colour</w:t>
-            </w:r>
-            <w:proofErr w:type="spellEnd"/>
-            <w:r>
-              <w:rPr>
-                <w:rFonts w:ascii="Source Sans 3" w:hAnsi="Source Sans 3"/>
-                <w:sz w:val="23"/>
-                <w:szCs w:val="23"/>
-              </w:rPr>
-              <w:t xml:space="preserve"> of his coat. As you can see, his coat is grey. He's called a silverback. Younger male gorillas are called blackbacks. And there's an obvious reason for that! Yes, a young adult male has a black coat. As he gets older, his coat turns from black to grey.</w:t>
+            <w:r>
+              <w:rPr>
+                <w:rFonts w:ascii="Source Sans 3" w:hAnsi="Source Sans 3"/>
+                <w:sz w:val="23"/>
+                <w:szCs w:val="23"/>
+              </w:rPr>
+              <w:t xml:space="preserve"> </w:t>
+            </w:r>
+            <w:r>
+              <w:rPr>
+                <w:rFonts w:ascii="Source Sans 3" w:hAnsi="Source Sans 3"/>
+                <w:sz w:val="23"/>
+                <w:szCs w:val="23"/>
+              </w:rPr>
+              <w:t>gorillas make them on the ground instead. And they sleep wherever they end their day and they rarely sleep in the same bed twice! So, I'll move on to talk about the physical features of the mountain gorilla. In other words, what it looks like. So here are some more photographs on screen for you all to have a look at. This gorilla here on the left is a male gorilla. We know that he's an older male gorilla because of the colour of his coat. As you can see, his coat is grey. He's called a silverback. Younger male gorillas are called blackbacks. And there's an obvious reason for that! Yes, a young adult male has a black coat. As he gets older, his coat turns from black to grey.</w:t>
             </w:r>
           </w:p>
           <w:p>
@@ -18172,25 +15983,7 @@
                 <w:sz w:val="23"/>
                 <w:szCs w:val="23"/>
               </w:rPr>
-              <w:t xml:space="preserve">I'd like to conclude by talking about some of the threats that mountain gorillas face. They are in serious danger of disappearing from our world altogether. Let's have a look at two reasons why they're in such danger. And both of these reasons are connected to human activity. Firstly, people are damaging the mountain forests where these gorillas live. They're cutting down the trees to build farms and towns. Mountain gorillas live in close family groups and this means that it's difficult for them to get enough to eat in the small areas they now have to live in. Secondly, gorillas are also suffering as a result of hunting. Sadly, some people find and kill them to sell. </w:t>
-            </w:r>
-            <w:proofErr w:type="gramStart"/>
-            <w:r>
-              <w:rPr>
-                <w:rFonts w:ascii="Source Sans 3" w:hAnsi="Source Sans 3"/>
-                <w:sz w:val="23"/>
-                <w:szCs w:val="23"/>
-              </w:rPr>
-              <w:t>So</w:t>
-            </w:r>
-            <w:proofErr w:type="gramEnd"/>
-            <w:r>
-              <w:rPr>
-                <w:rFonts w:ascii="Source Sans 3" w:hAnsi="Source Sans 3"/>
-                <w:sz w:val="23"/>
-                <w:szCs w:val="23"/>
-              </w:rPr>
-              <w:t xml:space="preserve"> it's a very sad situation indeed for these beautiful animals.</w:t>
+              <w:t>I'd like to conclude by talking about some of the threats that mountain gorillas face. They are in serious danger of disappearing from our world altogether. Let's have a look at two reasons why they're in such danger. And both of these reasons are connected to human activity. Firstly, people are damaging the mountain forests where these gorillas live. They're cutting down the trees to build farms and towns. Mountain gorillas live in close fam